--- a/data/outputs/v2/General_Science/SS2.4_Acids,_Bases_and_Salts/General_Science_Acids,_Bases_and_Salts_CBE_LessonSequence.docx
+++ b/data/outputs/v2/General_Science/SS2.4_Acids,_Bases_and_Salts/General_Science_Acids,_Bases_and_Salts_CBE_LessonSequence.docx
@@ -3201,7 +3201,84 @@
             <w:pPr>
               <w:spacing w:after="20" w:before="0"/>
             </w:pPr>
-            <w:hyperlink w:history="1" r:id="rIdgxm1ikps7-p_nunjs5k04">
+            <w:r>
+              <w:rPr>
+                <w:rFonts w:ascii="Arial" w:cs="Arial" w:eastAsia="Arial" w:hAnsi="Arial"/>
+                <w:i/>
+                <w:iCs/>
+                <w:color w:val="595959"/>
+                <w:sz w:val="16"/>
+                <w:szCs w:val="16"/>
+              </w:rPr>
+              <w:t xml:space="preserve">No closely matching video in the ARES library for this activity.</w:t>
+            </w:r>
+          </w:p>
+          <w:p>
+            <w:pPr>
+              <w:spacing w:after="10" w:before="0"/>
+              <w:ind w:left="120"/>
+            </w:pPr>
+            <w:hyperlink w:history="1" r:id="rId71duevkg0pksbsukwrfxl">
+              <w:r>
+                <w:rPr>
+                  <w:rFonts w:ascii="Arial" w:cs="Arial" w:eastAsia="Arial" w:hAnsi="Arial"/>
+                  <w:color w:val="595959"/>
+                  <w:sz w:val="14"/>
+                  <w:szCs w:val="14"/>
+                  <w:u w:val="single" w:color="595959"/>
+                </w:rPr>
+                <w:t xml:space="preserve">🔍 Search ARES for videos</w:t>
+              </w:r>
+            </w:hyperlink>
+          </w:p>
+          <w:p>
+            <w:pPr>
+              <w:spacing w:after="10" w:before="0"/>
+              <w:ind w:left="120"/>
+            </w:pPr>
+            <w:r>
+              <w:rPr>
+                <w:rFonts w:ascii="Arial" w:cs="Arial" w:eastAsia="Arial" w:hAnsi="Arial"/>
+                <w:color w:val="595959"/>
+                <w:sz w:val="14"/>
+                <w:szCs w:val="14"/>
+              </w:rPr>
+              <w:t xml:space="preserve">Search terms: acids bases salts lake</w:t>
+            </w:r>
+          </w:p>
+          <w:p>
+            <w:pPr>
+              <w:spacing w:after="40" w:before="0"/>
+            </w:pPr>
+            <w:r>
+              <w:rPr>
+                <w:sz w:val="14"/>
+                <w:szCs w:val="14"/>
+              </w:rPr>
+              <w:t xml:space="preserve"/>
+            </w:r>
+          </w:p>
+          <w:p>
+            <w:pPr>
+              <w:spacing w:after="20" w:before="0"/>
+            </w:pPr>
+            <w:r>
+              <w:rPr>
+                <w:rFonts w:ascii="Arial" w:cs="Arial" w:eastAsia="Arial" w:hAnsi="Arial"/>
+                <w:b/>
+                <w:bCs/>
+                <w:color w:val="1F3864"/>
+                <w:sz w:val="16"/>
+                <w:szCs w:val="16"/>
+              </w:rPr>
+              <w:t xml:space="preserve">📖 HTML:</w:t>
+            </w:r>
+          </w:p>
+          <w:p>
+            <w:pPr>
+              <w:spacing w:after="20" w:before="0"/>
+            </w:pPr>
+            <w:hyperlink w:history="1" r:id="rId5ly8bdsd2v0uvurdb2tbr">
               <w:r>
                 <w:rPr>
                   <w:rFonts w:ascii="Arial" w:cs="Arial" w:eastAsia="Arial" w:hAnsi="Arial"/>
@@ -3210,7 +3287,7 @@
                   <w:szCs w:val="16"/>
                   <w:u w:val="single" w:color="2E75B6"/>
                 </w:rPr>
-                <w:t xml:space="preserve">Watch Me</w:t>
+                <w:t xml:space="preserve">Nucleic Acid Classification (Flexbook)</w:t>
               </w:r>
             </w:hyperlink>
           </w:p>
@@ -3226,7 +3303,7 @@
                 <w:sz w:val="14"/>
                 <w:szCs w:val="14"/>
               </w:rPr>
-              <w:t xml:space="preserve">Source: TED-Ed Lessons</w:t>
+              <w:t xml:space="preserve">Source: CK-12</w:t>
             </w:r>
           </w:p>
           <w:p>
@@ -3234,85 +3311,7 @@
               <w:spacing w:after="10" w:before="0"/>
               <w:ind w:left="120"/>
             </w:pPr>
-            <w:hyperlink w:history="1" r:id="rIdklsfesxe4pjsr2cqeapxd">
-              <w:r>
-                <w:rPr>
-                  <w:rFonts w:ascii="Arial" w:cs="Arial" w:eastAsia="Arial" w:hAnsi="Arial"/>
-                  <w:color w:val="595959"/>
-                  <w:sz w:val="14"/>
-                  <w:szCs w:val="14"/>
-                  <w:u w:val="single" w:color="595959"/>
-                </w:rPr>
-                <w:t xml:space="preserve">🔍 Search ARES for similar videos</w:t>
-              </w:r>
-            </w:hyperlink>
-          </w:p>
-          <w:p>
-            <w:pPr>
-              <w:spacing w:after="40" w:before="0"/>
-            </w:pPr>
-            <w:r>
-              <w:rPr>
-                <w:sz w:val="14"/>
-                <w:szCs w:val="14"/>
-              </w:rPr>
-              <w:t xml:space="preserve"/>
-            </w:r>
-          </w:p>
-          <w:p>
-            <w:pPr>
-              <w:spacing w:after="20" w:before="0"/>
-            </w:pPr>
-            <w:r>
-              <w:rPr>
-                <w:rFonts w:ascii="Arial" w:cs="Arial" w:eastAsia="Arial" w:hAnsi="Arial"/>
-                <w:b/>
-                <w:bCs/>
-                <w:color w:val="1F3864"/>
-                <w:sz w:val="16"/>
-                <w:szCs w:val="16"/>
-              </w:rPr>
-              <w:t xml:space="preserve">📖 HTML:</w:t>
-            </w:r>
-          </w:p>
-          <w:p>
-            <w:pPr>
-              <w:spacing w:after="20" w:before="0"/>
-            </w:pPr>
-            <w:hyperlink w:history="1" r:id="rIda0yjjvqbkko7owx7grcoo">
-              <w:r>
-                <w:rPr>
-                  <w:rFonts w:ascii="Arial" w:cs="Arial" w:eastAsia="Arial" w:hAnsi="Arial"/>
-                  <w:color w:val="2E75B6"/>
-                  <w:sz w:val="16"/>
-                  <w:szCs w:val="16"/>
-                  <w:u w:val="single" w:color="2E75B6"/>
-                </w:rPr>
-                <w:t xml:space="preserve">Properties of Acids (Flexbook)</w:t>
-              </w:r>
-            </w:hyperlink>
-          </w:p>
-          <w:p>
-            <w:pPr>
-              <w:spacing w:after="10" w:before="0"/>
-              <w:ind w:left="120"/>
-            </w:pPr>
-            <w:r>
-              <w:rPr>
-                <w:rFonts w:ascii="Arial" w:cs="Arial" w:eastAsia="Arial" w:hAnsi="Arial"/>
-                <w:color w:val="595959"/>
-                <w:sz w:val="14"/>
-                <w:szCs w:val="14"/>
-              </w:rPr>
-              <w:t xml:space="preserve">Source: CK-12</w:t>
-            </w:r>
-          </w:p>
-          <w:p>
-            <w:pPr>
-              <w:spacing w:after="10" w:before="0"/>
-              <w:ind w:left="120"/>
-            </w:pPr>
-            <w:hyperlink w:history="1" r:id="rIdgxsdwkb6i3lkmok3xau0s">
+            <w:hyperlink w:history="1" r:id="rIdtekxpzv-vbjkuouv97oih">
               <w:r>
                 <w:rPr>
                   <w:rFonts w:ascii="Arial" w:cs="Arial" w:eastAsia="Arial" w:hAnsi="Arial"/>
@@ -3507,7 +3506,84 @@
             <w:pPr>
               <w:spacing w:after="20" w:before="0"/>
             </w:pPr>
-            <w:hyperlink w:history="1" r:id="rIdh_nqvmfwmtozaeocnav_e">
+            <w:r>
+              <w:rPr>
+                <w:rFonts w:ascii="Arial" w:cs="Arial" w:eastAsia="Arial" w:hAnsi="Arial"/>
+                <w:i/>
+                <w:iCs/>
+                <w:color w:val="595959"/>
+                <w:sz w:val="16"/>
+                <w:szCs w:val="16"/>
+              </w:rPr>
+              <w:t xml:space="preserve">No closely matching video in the ARES library for this activity.</w:t>
+            </w:r>
+          </w:p>
+          <w:p>
+            <w:pPr>
+              <w:spacing w:after="10" w:before="0"/>
+              <w:ind w:left="120"/>
+            </w:pPr>
+            <w:hyperlink w:history="1" r:id="rIdsqeks4t5jqmbxpfpyc-dh">
+              <w:r>
+                <w:rPr>
+                  <w:rFonts w:ascii="Arial" w:cs="Arial" w:eastAsia="Arial" w:hAnsi="Arial"/>
+                  <w:color w:val="595959"/>
+                  <w:sz w:val="14"/>
+                  <w:szCs w:val="14"/>
+                  <w:u w:val="single" w:color="595959"/>
+                </w:rPr>
+                <w:t xml:space="preserve">🔍 Search ARES for videos</w:t>
+              </w:r>
+            </w:hyperlink>
+          </w:p>
+          <w:p>
+            <w:pPr>
+              <w:spacing w:after="10" w:before="0"/>
+              <w:ind w:left="120"/>
+            </w:pPr>
+            <w:r>
+              <w:rPr>
+                <w:rFonts w:ascii="Arial" w:cs="Arial" w:eastAsia="Arial" w:hAnsi="Arial"/>
+                <w:color w:val="595959"/>
+                <w:sz w:val="14"/>
+                <w:szCs w:val="14"/>
+              </w:rPr>
+              <w:t xml:space="preserve">Search terms: acids bases salts lake</w:t>
+            </w:r>
+          </w:p>
+          <w:p>
+            <w:pPr>
+              <w:spacing w:after="40" w:before="0"/>
+            </w:pPr>
+            <w:r>
+              <w:rPr>
+                <w:sz w:val="14"/>
+                <w:szCs w:val="14"/>
+              </w:rPr>
+              <w:t xml:space="preserve"/>
+            </w:r>
+          </w:p>
+          <w:p>
+            <w:pPr>
+              <w:spacing w:after="20" w:before="0"/>
+            </w:pPr>
+            <w:r>
+              <w:rPr>
+                <w:rFonts w:ascii="Arial" w:cs="Arial" w:eastAsia="Arial" w:hAnsi="Arial"/>
+                <w:b/>
+                <w:bCs/>
+                <w:color w:val="1F3864"/>
+                <w:sz w:val="16"/>
+                <w:szCs w:val="16"/>
+              </w:rPr>
+              <w:t xml:space="preserve">📖 EXERCISE:</w:t>
+            </w:r>
+          </w:p>
+          <w:p>
+            <w:pPr>
+              <w:spacing w:after="20" w:before="0"/>
+            </w:pPr>
+            <w:hyperlink w:history="1" r:id="rIdfqxalnqak89a3m_djt9mn">
               <w:r>
                 <w:rPr>
                   <w:rFonts w:ascii="Arial" w:cs="Arial" w:eastAsia="Arial" w:hAnsi="Arial"/>
@@ -3516,7 +3592,7 @@
                   <w:szCs w:val="16"/>
                   <w:u w:val="single" w:color="2E75B6"/>
                 </w:rPr>
-                <w:t xml:space="preserve">Watch Me</w:t>
+                <w:t xml:space="preserve">Nucleic Acid Classification Practice</w:t>
               </w:r>
             </w:hyperlink>
           </w:p>
@@ -3532,7 +3608,7 @@
                 <w:sz w:val="14"/>
                 <w:szCs w:val="14"/>
               </w:rPr>
-              <w:t xml:space="preserve">Source: TED-Ed Lessons</w:t>
+              <w:t xml:space="preserve">Source: CK-12</w:t>
             </w:r>
           </w:p>
           <w:p>
@@ -3540,85 +3616,7 @@
               <w:spacing w:after="10" w:before="0"/>
               <w:ind w:left="120"/>
             </w:pPr>
-            <w:hyperlink w:history="1" r:id="rId2vdgnfhk6j7efladj4sya">
-              <w:r>
-                <w:rPr>
-                  <w:rFonts w:ascii="Arial" w:cs="Arial" w:eastAsia="Arial" w:hAnsi="Arial"/>
-                  <w:color w:val="595959"/>
-                  <w:sz w:val="14"/>
-                  <w:szCs w:val="14"/>
-                  <w:u w:val="single" w:color="595959"/>
-                </w:rPr>
-                <w:t xml:space="preserve">🔍 Search ARES for similar videos</w:t>
-              </w:r>
-            </w:hyperlink>
-          </w:p>
-          <w:p>
-            <w:pPr>
-              <w:spacing w:after="40" w:before="0"/>
-            </w:pPr>
-            <w:r>
-              <w:rPr>
-                <w:sz w:val="14"/>
-                <w:szCs w:val="14"/>
-              </w:rPr>
-              <w:t xml:space="preserve"/>
-            </w:r>
-          </w:p>
-          <w:p>
-            <w:pPr>
-              <w:spacing w:after="20" w:before="0"/>
-            </w:pPr>
-            <w:r>
-              <w:rPr>
-                <w:rFonts w:ascii="Arial" w:cs="Arial" w:eastAsia="Arial" w:hAnsi="Arial"/>
-                <w:b/>
-                <w:bCs/>
-                <w:color w:val="1F3864"/>
-                <w:sz w:val="16"/>
-                <w:szCs w:val="16"/>
-              </w:rPr>
-              <w:t xml:space="preserve">📖 HTML:</w:t>
-            </w:r>
-          </w:p>
-          <w:p>
-            <w:pPr>
-              <w:spacing w:after="20" w:before="0"/>
-            </w:pPr>
-            <w:hyperlink w:history="1" r:id="rIdt2ohbqpeb45tbt7qqfw1o">
-              <w:r>
-                <w:rPr>
-                  <w:rFonts w:ascii="Arial" w:cs="Arial" w:eastAsia="Arial" w:hAnsi="Arial"/>
-                  <w:color w:val="2E75B6"/>
-                  <w:sz w:val="16"/>
-                  <w:szCs w:val="16"/>
-                  <w:u w:val="single" w:color="2E75B6"/>
-                </w:rPr>
-                <w:t xml:space="preserve">Properties of Acids (Flexbook)</w:t>
-              </w:r>
-            </w:hyperlink>
-          </w:p>
-          <w:p>
-            <w:pPr>
-              <w:spacing w:after="10" w:before="0"/>
-              <w:ind w:left="120"/>
-            </w:pPr>
-            <w:r>
-              <w:rPr>
-                <w:rFonts w:ascii="Arial" w:cs="Arial" w:eastAsia="Arial" w:hAnsi="Arial"/>
-                <w:color w:val="595959"/>
-                <w:sz w:val="14"/>
-                <w:szCs w:val="14"/>
-              </w:rPr>
-              <w:t xml:space="preserve">Source: CK-12</w:t>
-            </w:r>
-          </w:p>
-          <w:p>
-            <w:pPr>
-              <w:spacing w:after="10" w:before="0"/>
-              <w:ind w:left="120"/>
-            </w:pPr>
-            <w:hyperlink w:history="1" r:id="rIdl-dzuhl2bwxalushjdbot">
+            <w:hyperlink w:history="1" r:id="rIdhxdfs9bdptgspmi72qutn">
               <w:r>
                 <w:rPr>
                   <w:rFonts w:ascii="Arial" w:cs="Arial" w:eastAsia="Arial" w:hAnsi="Arial"/>
@@ -3813,7 +3811,84 @@
             <w:pPr>
               <w:spacing w:after="20" w:before="0"/>
             </w:pPr>
-            <w:hyperlink w:history="1" r:id="rId_wx8de2ei9u9v48rzcdra">
+            <w:r>
+              <w:rPr>
+                <w:rFonts w:ascii="Arial" w:cs="Arial" w:eastAsia="Arial" w:hAnsi="Arial"/>
+                <w:i/>
+                <w:iCs/>
+                <w:color w:val="595959"/>
+                <w:sz w:val="16"/>
+                <w:szCs w:val="16"/>
+              </w:rPr>
+              <w:t xml:space="preserve">No closely matching video in the ARES library for this activity.</w:t>
+            </w:r>
+          </w:p>
+          <w:p>
+            <w:pPr>
+              <w:spacing w:after="10" w:before="0"/>
+              <w:ind w:left="120"/>
+            </w:pPr>
+            <w:hyperlink w:history="1" r:id="rIdvisllc9q8sho5agjr-4if">
+              <w:r>
+                <w:rPr>
+                  <w:rFonts w:ascii="Arial" w:cs="Arial" w:eastAsia="Arial" w:hAnsi="Arial"/>
+                  <w:color w:val="595959"/>
+                  <w:sz w:val="14"/>
+                  <w:szCs w:val="14"/>
+                  <w:u w:val="single" w:color="595959"/>
+                </w:rPr>
+                <w:t xml:space="preserve">🔍 Search ARES for videos</w:t>
+              </w:r>
+            </w:hyperlink>
+          </w:p>
+          <w:p>
+            <w:pPr>
+              <w:spacing w:after="10" w:before="0"/>
+              <w:ind w:left="120"/>
+            </w:pPr>
+            <w:r>
+              <w:rPr>
+                <w:rFonts w:ascii="Arial" w:cs="Arial" w:eastAsia="Arial" w:hAnsi="Arial"/>
+                <w:color w:val="595959"/>
+                <w:sz w:val="14"/>
+                <w:szCs w:val="14"/>
+              </w:rPr>
+              <w:t xml:space="preserve">Search terms: acids bases salts lake</w:t>
+            </w:r>
+          </w:p>
+          <w:p>
+            <w:pPr>
+              <w:spacing w:after="40" w:before="0"/>
+            </w:pPr>
+            <w:r>
+              <w:rPr>
+                <w:sz w:val="14"/>
+                <w:szCs w:val="14"/>
+              </w:rPr>
+              <w:t xml:space="preserve"/>
+            </w:r>
+          </w:p>
+          <w:p>
+            <w:pPr>
+              <w:spacing w:after="20" w:before="0"/>
+            </w:pPr>
+            <w:r>
+              <w:rPr>
+                <w:rFonts w:ascii="Arial" w:cs="Arial" w:eastAsia="Arial" w:hAnsi="Arial"/>
+                <w:b/>
+                <w:bCs/>
+                <w:color w:val="1F3864"/>
+                <w:sz w:val="16"/>
+                <w:szCs w:val="16"/>
+              </w:rPr>
+              <w:t xml:space="preserve">📖 EXERCISE:</w:t>
+            </w:r>
+          </w:p>
+          <w:p>
+            <w:pPr>
+              <w:spacing w:after="20" w:before="0"/>
+            </w:pPr>
+            <w:hyperlink w:history="1" r:id="rIdgke0vcugnwe25p-edgsnw">
               <w:r>
                 <w:rPr>
                   <w:rFonts w:ascii="Arial" w:cs="Arial" w:eastAsia="Arial" w:hAnsi="Arial"/>
@@ -3822,7 +3897,7 @@
                   <w:szCs w:val="16"/>
                   <w:u w:val="single" w:color="2E75B6"/>
                 </w:rPr>
-                <w:t xml:space="preserve">Watch Me</w:t>
+                <w:t xml:space="preserve">Amino Acid Classification and Structure Practice</w:t>
               </w:r>
             </w:hyperlink>
           </w:p>
@@ -3838,7 +3913,7 @@
                 <w:sz w:val="14"/>
                 <w:szCs w:val="14"/>
               </w:rPr>
-              <w:t xml:space="preserve">Source: TED-Ed Lessons</w:t>
+              <w:t xml:space="preserve">Source: CK-12</w:t>
             </w:r>
           </w:p>
           <w:p>
@@ -3846,85 +3921,7 @@
               <w:spacing w:after="10" w:before="0"/>
               <w:ind w:left="120"/>
             </w:pPr>
-            <w:hyperlink w:history="1" r:id="rIdfjxz5tw8pans71o0iwfxs">
-              <w:r>
-                <w:rPr>
-                  <w:rFonts w:ascii="Arial" w:cs="Arial" w:eastAsia="Arial" w:hAnsi="Arial"/>
-                  <w:color w:val="595959"/>
-                  <w:sz w:val="14"/>
-                  <w:szCs w:val="14"/>
-                  <w:u w:val="single" w:color="595959"/>
-                </w:rPr>
-                <w:t xml:space="preserve">🔍 Search ARES for similar videos</w:t>
-              </w:r>
-            </w:hyperlink>
-          </w:p>
-          <w:p>
-            <w:pPr>
-              <w:spacing w:after="40" w:before="0"/>
-            </w:pPr>
-            <w:r>
-              <w:rPr>
-                <w:sz w:val="14"/>
-                <w:szCs w:val="14"/>
-              </w:rPr>
-              <w:t xml:space="preserve"/>
-            </w:r>
-          </w:p>
-          <w:p>
-            <w:pPr>
-              <w:spacing w:after="20" w:before="0"/>
-            </w:pPr>
-            <w:r>
-              <w:rPr>
-                <w:rFonts w:ascii="Arial" w:cs="Arial" w:eastAsia="Arial" w:hAnsi="Arial"/>
-                <w:b/>
-                <w:bCs/>
-                <w:color w:val="1F3864"/>
-                <w:sz w:val="16"/>
-                <w:szCs w:val="16"/>
-              </w:rPr>
-              <w:t xml:space="preserve">📖 HTML:</w:t>
-            </w:r>
-          </w:p>
-          <w:p>
-            <w:pPr>
-              <w:spacing w:after="20" w:before="0"/>
-            </w:pPr>
-            <w:hyperlink w:history="1" r:id="rIdyds3tjz5nnph5lbhoo3hi">
-              <w:r>
-                <w:rPr>
-                  <w:rFonts w:ascii="Arial" w:cs="Arial" w:eastAsia="Arial" w:hAnsi="Arial"/>
-                  <w:color w:val="2E75B6"/>
-                  <w:sz w:val="16"/>
-                  <w:szCs w:val="16"/>
-                  <w:u w:val="single" w:color="2E75B6"/>
-                </w:rPr>
-                <w:t xml:space="preserve">Properties of Acids (Flexbook)</w:t>
-              </w:r>
-            </w:hyperlink>
-          </w:p>
-          <w:p>
-            <w:pPr>
-              <w:spacing w:after="10" w:before="0"/>
-              <w:ind w:left="120"/>
-            </w:pPr>
-            <w:r>
-              <w:rPr>
-                <w:rFonts w:ascii="Arial" w:cs="Arial" w:eastAsia="Arial" w:hAnsi="Arial"/>
-                <w:color w:val="595959"/>
-                <w:sz w:val="14"/>
-                <w:szCs w:val="14"/>
-              </w:rPr>
-              <w:t xml:space="preserve">Source: CK-12</w:t>
-            </w:r>
-          </w:p>
-          <w:p>
-            <w:pPr>
-              <w:spacing w:after="10" w:before="0"/>
-              <w:ind w:left="120"/>
-            </w:pPr>
-            <w:hyperlink w:history="1" r:id="rIdwr5daxec9ir6zuh8b0bkz">
+            <w:hyperlink w:history="1" r:id="rIdgo6rycdyi7ehnguejcywq">
               <w:r>
                 <w:rPr>
                   <w:rFonts w:ascii="Arial" w:cs="Arial" w:eastAsia="Arial" w:hAnsi="Arial"/>
@@ -4119,7 +4116,84 @@
             <w:pPr>
               <w:spacing w:after="20" w:before="0"/>
             </w:pPr>
-            <w:hyperlink w:history="1" r:id="rIdaepb3zt-9zdaaecptxoss">
+            <w:r>
+              <w:rPr>
+                <w:rFonts w:ascii="Arial" w:cs="Arial" w:eastAsia="Arial" w:hAnsi="Arial"/>
+                <w:i/>
+                <w:iCs/>
+                <w:color w:val="595959"/>
+                <w:sz w:val="16"/>
+                <w:szCs w:val="16"/>
+              </w:rPr>
+              <w:t xml:space="preserve">No closely matching video in the ARES library for this activity.</w:t>
+            </w:r>
+          </w:p>
+          <w:p>
+            <w:pPr>
+              <w:spacing w:after="10" w:before="0"/>
+              <w:ind w:left="120"/>
+            </w:pPr>
+            <w:hyperlink w:history="1" r:id="rIdlsxsi1eck0ccg5yyayamu">
+              <w:r>
+                <w:rPr>
+                  <w:rFonts w:ascii="Arial" w:cs="Arial" w:eastAsia="Arial" w:hAnsi="Arial"/>
+                  <w:color w:val="595959"/>
+                  <w:sz w:val="14"/>
+                  <w:szCs w:val="14"/>
+                  <w:u w:val="single" w:color="595959"/>
+                </w:rPr>
+                <w:t xml:space="preserve">🔍 Search ARES for videos</w:t>
+              </w:r>
+            </w:hyperlink>
+          </w:p>
+          <w:p>
+            <w:pPr>
+              <w:spacing w:after="10" w:before="0"/>
+              <w:ind w:left="120"/>
+            </w:pPr>
+            <w:r>
+              <w:rPr>
+                <w:rFonts w:ascii="Arial" w:cs="Arial" w:eastAsia="Arial" w:hAnsi="Arial"/>
+                <w:color w:val="595959"/>
+                <w:sz w:val="14"/>
+                <w:szCs w:val="14"/>
+              </w:rPr>
+              <w:t xml:space="preserve">Search terms: acids bases salts lake</w:t>
+            </w:r>
+          </w:p>
+          <w:p>
+            <w:pPr>
+              <w:spacing w:after="40" w:before="0"/>
+            </w:pPr>
+            <w:r>
+              <w:rPr>
+                <w:sz w:val="14"/>
+                <w:szCs w:val="14"/>
+              </w:rPr>
+              <w:t xml:space="preserve"/>
+            </w:r>
+          </w:p>
+          <w:p>
+            <w:pPr>
+              <w:spacing w:after="20" w:before="0"/>
+            </w:pPr>
+            <w:r>
+              <w:rPr>
+                <w:rFonts w:ascii="Arial" w:cs="Arial" w:eastAsia="Arial" w:hAnsi="Arial"/>
+                <w:b/>
+                <w:bCs/>
+                <w:color w:val="1F3864"/>
+                <w:sz w:val="16"/>
+                <w:szCs w:val="16"/>
+              </w:rPr>
+              <w:t xml:space="preserve">📖 HTML:</w:t>
+            </w:r>
+          </w:p>
+          <w:p>
+            <w:pPr>
+              <w:spacing w:after="20" w:before="0"/>
+            </w:pPr>
+            <w:hyperlink w:history="1" r:id="rIdh3gaqq-eqiubn5kbfcmf1">
               <w:r>
                 <w:rPr>
                   <w:rFonts w:ascii="Arial" w:cs="Arial" w:eastAsia="Arial" w:hAnsi="Arial"/>
@@ -4128,7 +4202,7 @@
                   <w:szCs w:val="16"/>
                   <w:u w:val="single" w:color="2E75B6"/>
                 </w:rPr>
-                <w:t xml:space="preserve">Watch Me</w:t>
+                <w:t xml:space="preserve">Nucleic Acid Classification (Flexbook)</w:t>
               </w:r>
             </w:hyperlink>
           </w:p>
@@ -4144,7 +4218,7 @@
                 <w:sz w:val="14"/>
                 <w:szCs w:val="14"/>
               </w:rPr>
-              <w:t xml:space="preserve">Source: TED-Ed Lessons</w:t>
+              <w:t xml:space="preserve">Source: CK-12</w:t>
             </w:r>
           </w:p>
           <w:p>
@@ -4152,85 +4226,7 @@
               <w:spacing w:after="10" w:before="0"/>
               <w:ind w:left="120"/>
             </w:pPr>
-            <w:hyperlink w:history="1" r:id="rIdslhn5jovxk3baokglhpat">
-              <w:r>
-                <w:rPr>
-                  <w:rFonts w:ascii="Arial" w:cs="Arial" w:eastAsia="Arial" w:hAnsi="Arial"/>
-                  <w:color w:val="595959"/>
-                  <w:sz w:val="14"/>
-                  <w:szCs w:val="14"/>
-                  <w:u w:val="single" w:color="595959"/>
-                </w:rPr>
-                <w:t xml:space="preserve">🔍 Search ARES for similar videos</w:t>
-              </w:r>
-            </w:hyperlink>
-          </w:p>
-          <w:p>
-            <w:pPr>
-              <w:spacing w:after="40" w:before="0"/>
-            </w:pPr>
-            <w:r>
-              <w:rPr>
-                <w:sz w:val="14"/>
-                <w:szCs w:val="14"/>
-              </w:rPr>
-              <w:t xml:space="preserve"/>
-            </w:r>
-          </w:p>
-          <w:p>
-            <w:pPr>
-              <w:spacing w:after="20" w:before="0"/>
-            </w:pPr>
-            <w:r>
-              <w:rPr>
-                <w:rFonts w:ascii="Arial" w:cs="Arial" w:eastAsia="Arial" w:hAnsi="Arial"/>
-                <w:b/>
-                <w:bCs/>
-                <w:color w:val="1F3864"/>
-                <w:sz w:val="16"/>
-                <w:szCs w:val="16"/>
-              </w:rPr>
-              <w:t xml:space="preserve">📖 HTML:</w:t>
-            </w:r>
-          </w:p>
-          <w:p>
-            <w:pPr>
-              <w:spacing w:after="20" w:before="0"/>
-            </w:pPr>
-            <w:hyperlink w:history="1" r:id="rId0cao7j4nnl-49ph4c_58i">
-              <w:r>
-                <w:rPr>
-                  <w:rFonts w:ascii="Arial" w:cs="Arial" w:eastAsia="Arial" w:hAnsi="Arial"/>
-                  <w:color w:val="2E75B6"/>
-                  <w:sz w:val="16"/>
-                  <w:szCs w:val="16"/>
-                  <w:u w:val="single" w:color="2E75B6"/>
-                </w:rPr>
-                <w:t xml:space="preserve">Properties of Acids (Flexbook)</w:t>
-              </w:r>
-            </w:hyperlink>
-          </w:p>
-          <w:p>
-            <w:pPr>
-              <w:spacing w:after="10" w:before="0"/>
-              <w:ind w:left="120"/>
-            </w:pPr>
-            <w:r>
-              <w:rPr>
-                <w:rFonts w:ascii="Arial" w:cs="Arial" w:eastAsia="Arial" w:hAnsi="Arial"/>
-                <w:color w:val="595959"/>
-                <w:sz w:val="14"/>
-                <w:szCs w:val="14"/>
-              </w:rPr>
-              <w:t xml:space="preserve">Source: CK-12</w:t>
-            </w:r>
-          </w:p>
-          <w:p>
-            <w:pPr>
-              <w:spacing w:after="10" w:before="0"/>
-              <w:ind w:left="120"/>
-            </w:pPr>
-            <w:hyperlink w:history="1" r:id="rIdsul_zfdqlfrnavedkhlot">
+            <w:hyperlink w:history="1" r:id="rIdwuateldgxuuqwkpcdfbef">
               <w:r>
                 <w:rPr>
                   <w:rFonts w:ascii="Arial" w:cs="Arial" w:eastAsia="Arial" w:hAnsi="Arial"/>
@@ -4425,7 +4421,84 @@
             <w:pPr>
               <w:spacing w:after="20" w:before="0"/>
             </w:pPr>
-            <w:hyperlink w:history="1" r:id="rIdp3b5y2v2m2lea-u2nwaon">
+            <w:r>
+              <w:rPr>
+                <w:rFonts w:ascii="Arial" w:cs="Arial" w:eastAsia="Arial" w:hAnsi="Arial"/>
+                <w:i/>
+                <w:iCs/>
+                <w:color w:val="595959"/>
+                <w:sz w:val="16"/>
+                <w:szCs w:val="16"/>
+              </w:rPr>
+              <w:t xml:space="preserve">No closely matching video in the ARES library for this activity.</w:t>
+            </w:r>
+          </w:p>
+          <w:p>
+            <w:pPr>
+              <w:spacing w:after="10" w:before="0"/>
+              <w:ind w:left="120"/>
+            </w:pPr>
+            <w:hyperlink w:history="1" r:id="rIdyi-jw9hdnf6unp2m9ljxb">
+              <w:r>
+                <w:rPr>
+                  <w:rFonts w:ascii="Arial" w:cs="Arial" w:eastAsia="Arial" w:hAnsi="Arial"/>
+                  <w:color w:val="595959"/>
+                  <w:sz w:val="14"/>
+                  <w:szCs w:val="14"/>
+                  <w:u w:val="single" w:color="595959"/>
+                </w:rPr>
+                <w:t xml:space="preserve">🔍 Search ARES for videos</w:t>
+              </w:r>
+            </w:hyperlink>
+          </w:p>
+          <w:p>
+            <w:pPr>
+              <w:spacing w:after="10" w:before="0"/>
+              <w:ind w:left="120"/>
+            </w:pPr>
+            <w:r>
+              <w:rPr>
+                <w:rFonts w:ascii="Arial" w:cs="Arial" w:eastAsia="Arial" w:hAnsi="Arial"/>
+                <w:color w:val="595959"/>
+                <w:sz w:val="14"/>
+                <w:szCs w:val="14"/>
+              </w:rPr>
+              <w:t xml:space="preserve">Search terms: acids bases salts lake</w:t>
+            </w:r>
+          </w:p>
+          <w:p>
+            <w:pPr>
+              <w:spacing w:after="40" w:before="0"/>
+            </w:pPr>
+            <w:r>
+              <w:rPr>
+                <w:sz w:val="14"/>
+                <w:szCs w:val="14"/>
+              </w:rPr>
+              <w:t xml:space="preserve"/>
+            </w:r>
+          </w:p>
+          <w:p>
+            <w:pPr>
+              <w:spacing w:after="20" w:before="0"/>
+            </w:pPr>
+            <w:r>
+              <w:rPr>
+                <w:rFonts w:ascii="Arial" w:cs="Arial" w:eastAsia="Arial" w:hAnsi="Arial"/>
+                <w:b/>
+                <w:bCs/>
+                <w:color w:val="1F3864"/>
+                <w:sz w:val="16"/>
+                <w:szCs w:val="16"/>
+              </w:rPr>
+              <w:t xml:space="preserve">📖 EXERCISE:</w:t>
+            </w:r>
+          </w:p>
+          <w:p>
+            <w:pPr>
+              <w:spacing w:after="20" w:before="0"/>
+            </w:pPr>
+            <w:hyperlink w:history="1" r:id="rIdnpglgtw8wkf0x2hmedafl">
               <w:r>
                 <w:rPr>
                   <w:rFonts w:ascii="Arial" w:cs="Arial" w:eastAsia="Arial" w:hAnsi="Arial"/>
@@ -4434,7 +4507,7 @@
                   <w:szCs w:val="16"/>
                   <w:u w:val="single" w:color="2E75B6"/>
                 </w:rPr>
-                <w:t xml:space="preserve">Watch Me</w:t>
+                <w:t xml:space="preserve">Amino Acid Classification and Structure Practice</w:t>
               </w:r>
             </w:hyperlink>
           </w:p>
@@ -4450,7 +4523,7 @@
                 <w:sz w:val="14"/>
                 <w:szCs w:val="14"/>
               </w:rPr>
-              <w:t xml:space="preserve">Source: TED-Ed Lessons</w:t>
+              <w:t xml:space="preserve">Source: CK-12</w:t>
             </w:r>
           </w:p>
           <w:p>
@@ -4458,85 +4531,7 @@
               <w:spacing w:after="10" w:before="0"/>
               <w:ind w:left="120"/>
             </w:pPr>
-            <w:hyperlink w:history="1" r:id="rIddv7xodg9nzjqtb_iqe8wk">
-              <w:r>
-                <w:rPr>
-                  <w:rFonts w:ascii="Arial" w:cs="Arial" w:eastAsia="Arial" w:hAnsi="Arial"/>
-                  <w:color w:val="595959"/>
-                  <w:sz w:val="14"/>
-                  <w:szCs w:val="14"/>
-                  <w:u w:val="single" w:color="595959"/>
-                </w:rPr>
-                <w:t xml:space="preserve">🔍 Search ARES for similar videos</w:t>
-              </w:r>
-            </w:hyperlink>
-          </w:p>
-          <w:p>
-            <w:pPr>
-              <w:spacing w:after="40" w:before="0"/>
-            </w:pPr>
-            <w:r>
-              <w:rPr>
-                <w:sz w:val="14"/>
-                <w:szCs w:val="14"/>
-              </w:rPr>
-              <w:t xml:space="preserve"/>
-            </w:r>
-          </w:p>
-          <w:p>
-            <w:pPr>
-              <w:spacing w:after="20" w:before="0"/>
-            </w:pPr>
-            <w:r>
-              <w:rPr>
-                <w:rFonts w:ascii="Arial" w:cs="Arial" w:eastAsia="Arial" w:hAnsi="Arial"/>
-                <w:b/>
-                <w:bCs/>
-                <w:color w:val="1F3864"/>
-                <w:sz w:val="16"/>
-                <w:szCs w:val="16"/>
-              </w:rPr>
-              <w:t xml:space="preserve">📖 HTML:</w:t>
-            </w:r>
-          </w:p>
-          <w:p>
-            <w:pPr>
-              <w:spacing w:after="20" w:before="0"/>
-            </w:pPr>
-            <w:hyperlink w:history="1" r:id="rIdbwho2o773bd-65hj_oyrl">
-              <w:r>
-                <w:rPr>
-                  <w:rFonts w:ascii="Arial" w:cs="Arial" w:eastAsia="Arial" w:hAnsi="Arial"/>
-                  <w:color w:val="2E75B6"/>
-                  <w:sz w:val="16"/>
-                  <w:szCs w:val="16"/>
-                  <w:u w:val="single" w:color="2E75B6"/>
-                </w:rPr>
-                <w:t xml:space="preserve">Properties of Acids (Flexbook)</w:t>
-              </w:r>
-            </w:hyperlink>
-          </w:p>
-          <w:p>
-            <w:pPr>
-              <w:spacing w:after="10" w:before="0"/>
-              <w:ind w:left="120"/>
-            </w:pPr>
-            <w:r>
-              <w:rPr>
-                <w:rFonts w:ascii="Arial" w:cs="Arial" w:eastAsia="Arial" w:hAnsi="Arial"/>
-                <w:color w:val="595959"/>
-                <w:sz w:val="14"/>
-                <w:szCs w:val="14"/>
-              </w:rPr>
-              <w:t xml:space="preserve">Source: CK-12</w:t>
-            </w:r>
-          </w:p>
-          <w:p>
-            <w:pPr>
-              <w:spacing w:after="10" w:before="0"/>
-              <w:ind w:left="120"/>
-            </w:pPr>
-            <w:hyperlink w:history="1" r:id="rId8od9d_xvwmng9jroudw7h">
+            <w:hyperlink w:history="1" r:id="rIdooznrl2xmm9b9lyga7dd-">
               <w:r>
                 <w:rPr>
                   <w:rFonts w:ascii="Arial" w:cs="Arial" w:eastAsia="Arial" w:hAnsi="Arial"/>
@@ -6023,7 +6018,7 @@
             <w:pPr>
               <w:spacing w:after="20" w:before="0"/>
             </w:pPr>
-            <w:hyperlink w:history="1" r:id="rIddpn_mbgh1gydu_tliilyd">
+            <w:hyperlink w:history="1" r:id="rIdl6kgwvkfwnq6faemjtrfp">
               <w:r>
                 <w:rPr>
                   <w:rFonts w:ascii="Arial" w:cs="Arial" w:eastAsia="Arial" w:hAnsi="Arial"/>
@@ -6032,7 +6027,7 @@
                   <w:szCs w:val="16"/>
                   <w:u w:val="single" w:color="2E75B6"/>
                 </w:rPr>
-                <w:t xml:space="preserve">Experimental probability</w:t>
+                <w:t xml:space="preserve">Acid–base properties of salts</w:t>
               </w:r>
             </w:hyperlink>
           </w:p>
@@ -6056,7 +6051,7 @@
               <w:spacing w:after="10" w:before="0"/>
               <w:ind w:left="120"/>
             </w:pPr>
-            <w:hyperlink w:history="1" r:id="rIddrwmtpfliyeo9smqr5sjp">
+            <w:hyperlink w:history="1" r:id="rIdziec74dpqbab21ikndw3s">
               <w:r>
                 <w:rPr>
                   <w:rFonts w:ascii="Arial" w:cs="Arial" w:eastAsia="Arial" w:hAnsi="Arial"/>
@@ -6101,7 +6096,7 @@
             <w:pPr>
               <w:spacing w:after="20" w:before="0"/>
             </w:pPr>
-            <w:hyperlink w:history="1" r:id="rIdqnepq5gqaibas4lpvicy3">
+            <w:hyperlink w:history="1" r:id="rIdwea8kb6oqqh9zm3wchc_k">
               <w:r>
                 <w:rPr>
                   <w:rFonts w:ascii="Arial" w:cs="Arial" w:eastAsia="Arial" w:hAnsi="Arial"/>
@@ -6110,7 +6105,7 @@
                   <w:szCs w:val="16"/>
                   <w:u w:val="single" w:color="2E75B6"/>
                 </w:rPr>
-                <w:t xml:space="preserve">Scientific Investigation (Flexbook)</w:t>
+                <w:t xml:space="preserve">pH Scale</w:t>
               </w:r>
             </w:hyperlink>
           </w:p>
@@ -6126,7 +6121,7 @@
                 <w:sz w:val="14"/>
                 <w:szCs w:val="14"/>
               </w:rPr>
-              <w:t xml:space="preserve">Source: CK-12</w:t>
+              <w:t xml:space="preserve">Source: PhET Interactive Simulations (English)</w:t>
             </w:r>
           </w:p>
           <w:p>
@@ -6134,7 +6129,7 @@
               <w:spacing w:after="10" w:before="0"/>
               <w:ind w:left="120"/>
             </w:pPr>
-            <w:hyperlink w:history="1" r:id="rIdo0xjv6to2zl_ab01lydlp">
+            <w:hyperlink w:history="1" r:id="rId-a6ukj5o4lxcxdknzdbk7">
               <w:r>
                 <w:rPr>
                   <w:rFonts w:ascii="Arial" w:cs="Arial" w:eastAsia="Arial" w:hAnsi="Arial"/>
@@ -6329,7 +6324,7 @@
             <w:pPr>
               <w:spacing w:after="20" w:before="0"/>
             </w:pPr>
-            <w:hyperlink w:history="1" r:id="rIdjgcaqwicngaznw339ujch">
+            <w:hyperlink w:history="1" r:id="rId_9nwf6jkie4uimeiiaejj">
               <w:r>
                 <w:rPr>
                   <w:rFonts w:ascii="Arial" w:cs="Arial" w:eastAsia="Arial" w:hAnsi="Arial"/>
@@ -6338,7 +6333,7 @@
                   <w:szCs w:val="16"/>
                   <w:u w:val="single" w:color="2E75B6"/>
                 </w:rPr>
-                <w:t xml:space="preserve">Experimental probability</w:t>
+                <w:t xml:space="preserve">Conjugate acid–base pairs</w:t>
               </w:r>
             </w:hyperlink>
           </w:p>
@@ -6362,7 +6357,7 @@
               <w:spacing w:after="10" w:before="0"/>
               <w:ind w:left="120"/>
             </w:pPr>
-            <w:hyperlink w:history="1" r:id="rIdaxmu8xvfnj0kog4rsd1dg">
+            <w:hyperlink w:history="1" r:id="rIdmiijfglsf9ruyxckntk9m">
               <w:r>
                 <w:rPr>
                   <w:rFonts w:ascii="Arial" w:cs="Arial" w:eastAsia="Arial" w:hAnsi="Arial"/>
@@ -6407,7 +6402,7 @@
             <w:pPr>
               <w:spacing w:after="20" w:before="0"/>
             </w:pPr>
-            <w:hyperlink w:history="1" r:id="rIdubwkhslkklf7mbcw6eduh">
+            <w:hyperlink w:history="1" r:id="rIdhkpt0p46_u-tuzqzozdkq">
               <w:r>
                 <w:rPr>
                   <w:rFonts w:ascii="Arial" w:cs="Arial" w:eastAsia="Arial" w:hAnsi="Arial"/>
@@ -6416,7 +6411,7 @@
                   <w:szCs w:val="16"/>
                   <w:u w:val="single" w:color="2E75B6"/>
                 </w:rPr>
-                <w:t xml:space="preserve">Scientific Investigation (Flexbook)</w:t>
+                <w:t xml:space="preserve">pH Scale: Basics</w:t>
               </w:r>
             </w:hyperlink>
           </w:p>
@@ -6432,7 +6427,7 @@
                 <w:sz w:val="14"/>
                 <w:szCs w:val="14"/>
               </w:rPr>
-              <w:t xml:space="preserve">Source: CK-12</w:t>
+              <w:t xml:space="preserve">Source: PhET Interactive Simulations (English)</w:t>
             </w:r>
           </w:p>
           <w:p>
@@ -6440,7 +6435,7 @@
               <w:spacing w:after="10" w:before="0"/>
               <w:ind w:left="120"/>
             </w:pPr>
-            <w:hyperlink w:history="1" r:id="rIdswwd90h1tnnudjrlrwkry">
+            <w:hyperlink w:history="1" r:id="rId_0eqzwavyjezbb-yrqjdn">
               <w:r>
                 <w:rPr>
                   <w:rFonts w:ascii="Arial" w:cs="Arial" w:eastAsia="Arial" w:hAnsi="Arial"/>
@@ -6635,7 +6630,7 @@
             <w:pPr>
               <w:spacing w:after="20" w:before="0"/>
             </w:pPr>
-            <w:hyperlink w:history="1" r:id="rIdcatcioynetn0ijwprfjo5">
+            <w:hyperlink w:history="1" r:id="rIddf9o9bk5nwk7kwhpp9cck">
               <w:r>
                 <w:rPr>
                   <w:rFonts w:ascii="Arial" w:cs="Arial" w:eastAsia="Arial" w:hAnsi="Arial"/>
@@ -6644,7 +6639,7 @@
                   <w:szCs w:val="16"/>
                   <w:u w:val="single" w:color="2E75B6"/>
                 </w:rPr>
-                <w:t xml:space="preserve">Experimental probability</w:t>
+                <w:t xml:space="preserve">Titration of a strong acid with a strong base</w:t>
               </w:r>
             </w:hyperlink>
           </w:p>
@@ -6668,7 +6663,7 @@
               <w:spacing w:after="10" w:before="0"/>
               <w:ind w:left="120"/>
             </w:pPr>
-            <w:hyperlink w:history="1" r:id="rIdgfcgj8mekatbrdqd_8wnw">
+            <w:hyperlink w:history="1" r:id="rIdbeeaomjw121m8p1bbu4hx">
               <w:r>
                 <w:rPr>
                   <w:rFonts w:ascii="Arial" w:cs="Arial" w:eastAsia="Arial" w:hAnsi="Arial"/>
@@ -6713,7 +6708,7 @@
             <w:pPr>
               <w:spacing w:after="20" w:before="0"/>
             </w:pPr>
-            <w:hyperlink w:history="1" r:id="rIdjz0kgxbncxsfjk_3p-gpu">
+            <w:hyperlink w:history="1" r:id="rId0pt3hpjhjdvigm9cllvjg">
               <w:r>
                 <w:rPr>
                   <w:rFonts w:ascii="Arial" w:cs="Arial" w:eastAsia="Arial" w:hAnsi="Arial"/>
@@ -6722,7 +6717,7 @@
                   <w:szCs w:val="16"/>
                   <w:u w:val="single" w:color="2E75B6"/>
                 </w:rPr>
-                <w:t xml:space="preserve">Scientific Investigation (Flexbook)</w:t>
+                <w:t xml:space="preserve">pH Scale</w:t>
               </w:r>
             </w:hyperlink>
           </w:p>
@@ -6738,7 +6733,7 @@
                 <w:sz w:val="14"/>
                 <w:szCs w:val="14"/>
               </w:rPr>
-              <w:t xml:space="preserve">Source: CK-12</w:t>
+              <w:t xml:space="preserve">Source: PhET Interactive Simulations (English)</w:t>
             </w:r>
           </w:p>
           <w:p>
@@ -6746,7 +6741,7 @@
               <w:spacing w:after="10" w:before="0"/>
               <w:ind w:left="120"/>
             </w:pPr>
-            <w:hyperlink w:history="1" r:id="rIdp6vxf5ur2cgeiha_tzl3l">
+            <w:hyperlink w:history="1" r:id="rIdzqk4ukfkvifrsn1bhmy2o">
               <w:r>
                 <w:rPr>
                   <w:rFonts w:ascii="Arial" w:cs="Arial" w:eastAsia="Arial" w:hAnsi="Arial"/>
@@ -6941,7 +6936,7 @@
             <w:pPr>
               <w:spacing w:after="20" w:before="0"/>
             </w:pPr>
-            <w:hyperlink w:history="1" r:id="rIdx98ylrijl6mkn3ym25gie">
+            <w:hyperlink w:history="1" r:id="rIdkibjumofa7nz-bdd6zj6z">
               <w:r>
                 <w:rPr>
                   <w:rFonts w:ascii="Arial" w:cs="Arial" w:eastAsia="Arial" w:hAnsi="Arial"/>
@@ -6950,7 +6945,7 @@
                   <w:szCs w:val="16"/>
                   <w:u w:val="single" w:color="2E75B6"/>
                 </w:rPr>
-                <w:t xml:space="preserve">Experimental probability</w:t>
+                <w:t xml:space="preserve">pH of salt solutions</w:t>
               </w:r>
             </w:hyperlink>
           </w:p>
@@ -6974,7 +6969,7 @@
               <w:spacing w:after="10" w:before="0"/>
               <w:ind w:left="120"/>
             </w:pPr>
-            <w:hyperlink w:history="1" r:id="rIdtliknmedrmmqthikg9it9">
+            <w:hyperlink w:history="1" r:id="rIdlsaj27qiuyfrm6mxlkh9h">
               <w:r>
                 <w:rPr>
                   <w:rFonts w:ascii="Arial" w:cs="Arial" w:eastAsia="Arial" w:hAnsi="Arial"/>
@@ -7019,7 +7014,7 @@
             <w:pPr>
               <w:spacing w:after="20" w:before="0"/>
             </w:pPr>
-            <w:hyperlink w:history="1" r:id="rIdmoibzxexfyy2jzd8lteuv">
+            <w:hyperlink w:history="1" r:id="rIdnkp_um0wbsdybslgtfugh">
               <w:r>
                 <w:rPr>
                   <w:rFonts w:ascii="Arial" w:cs="Arial" w:eastAsia="Arial" w:hAnsi="Arial"/>
@@ -7028,7 +7023,7 @@
                   <w:szCs w:val="16"/>
                   <w:u w:val="single" w:color="2E75B6"/>
                 </w:rPr>
-                <w:t xml:space="preserve">Scientific Investigation (Flexbook)</w:t>
+                <w:t xml:space="preserve">pH Scale</w:t>
               </w:r>
             </w:hyperlink>
           </w:p>
@@ -7044,7 +7039,7 @@
                 <w:sz w:val="14"/>
                 <w:szCs w:val="14"/>
               </w:rPr>
-              <w:t xml:space="preserve">Source: CK-12</w:t>
+              <w:t xml:space="preserve">Source: PhET Interactive Simulations (English)</w:t>
             </w:r>
           </w:p>
           <w:p>
@@ -7052,7 +7047,7 @@
               <w:spacing w:after="10" w:before="0"/>
               <w:ind w:left="120"/>
             </w:pPr>
-            <w:hyperlink w:history="1" r:id="rIdj6qpzjfgytu5kj-vp5wfn">
+            <w:hyperlink w:history="1" r:id="rIdol-fg5_zdmekqzog3gugq">
               <w:r>
                 <w:rPr>
                   <w:rFonts w:ascii="Arial" w:cs="Arial" w:eastAsia="Arial" w:hAnsi="Arial"/>
@@ -7247,7 +7242,7 @@
             <w:pPr>
               <w:spacing w:after="20" w:before="0"/>
             </w:pPr>
-            <w:hyperlink w:history="1" r:id="rIdm3ynxdtpsoorpcklhkldt">
+            <w:hyperlink w:history="1" r:id="rIdqz3htce-dhyykbrs0xqwv">
               <w:r>
                 <w:rPr>
                   <w:rFonts w:ascii="Arial" w:cs="Arial" w:eastAsia="Arial" w:hAnsi="Arial"/>
@@ -7256,7 +7251,7 @@
                   <w:szCs w:val="16"/>
                   <w:u w:val="single" w:color="2E75B6"/>
                 </w:rPr>
-                <w:t xml:space="preserve">Experimental probability</w:t>
+                <w:t xml:space="preserve">Acid–base properties of salts</w:t>
               </w:r>
             </w:hyperlink>
           </w:p>
@@ -7280,7 +7275,7 @@
               <w:spacing w:after="10" w:before="0"/>
               <w:ind w:left="120"/>
             </w:pPr>
-            <w:hyperlink w:history="1" r:id="rId7s3leu_k_kipceb3nygaf">
+            <w:hyperlink w:history="1" r:id="rIdma-jszbyxnabacw4eax46">
               <w:r>
                 <w:rPr>
                   <w:rFonts w:ascii="Arial" w:cs="Arial" w:eastAsia="Arial" w:hAnsi="Arial"/>
@@ -7325,7 +7320,7 @@
             <w:pPr>
               <w:spacing w:after="20" w:before="0"/>
             </w:pPr>
-            <w:hyperlink w:history="1" r:id="rIdvqdjmdyqto0e7rnaxanpx">
+            <w:hyperlink w:history="1" r:id="rIdj7meppcu2vuhyozlvb_04">
               <w:r>
                 <w:rPr>
                   <w:rFonts w:ascii="Arial" w:cs="Arial" w:eastAsia="Arial" w:hAnsi="Arial"/>
@@ -7334,7 +7329,7 @@
                   <w:szCs w:val="16"/>
                   <w:u w:val="single" w:color="2E75B6"/>
                 </w:rPr>
-                <w:t xml:space="preserve">Scientific Investigation (Flexbook)</w:t>
+                <w:t xml:space="preserve">pH Scale</w:t>
               </w:r>
             </w:hyperlink>
           </w:p>
@@ -7350,7 +7345,7 @@
                 <w:sz w:val="14"/>
                 <w:szCs w:val="14"/>
               </w:rPr>
-              <w:t xml:space="preserve">Source: CK-12</w:t>
+              <w:t xml:space="preserve">Source: PhET Interactive Simulations (English)</w:t>
             </w:r>
           </w:p>
           <w:p>
@@ -7358,7 +7353,7 @@
               <w:spacing w:after="10" w:before="0"/>
               <w:ind w:left="120"/>
             </w:pPr>
-            <w:hyperlink w:history="1" r:id="rIdc3dl7cflmofglio45yyaz">
+            <w:hyperlink w:history="1" r:id="rIdeekdiefr9mr1tm7ocmzsr">
               <w:r>
                 <w:rPr>
                   <w:rFonts w:ascii="Arial" w:cs="Arial" w:eastAsia="Arial" w:hAnsi="Arial"/>
@@ -8959,7 +8954,7 @@
             <w:pPr>
               <w:spacing w:after="20" w:before="0"/>
             </w:pPr>
-            <w:hyperlink w:history="1" r:id="rId4dhhmah1m61ikmm2mr7io">
+            <w:hyperlink w:history="1" r:id="rId1edee3bxrgiu27fkh1jq6">
               <w:r>
                 <w:rPr>
                   <w:rFonts w:ascii="Arial" w:cs="Arial" w:eastAsia="Arial" w:hAnsi="Arial"/>
@@ -8968,7 +8963,7 @@
                   <w:szCs w:val="16"/>
                   <w:u w:val="single" w:color="2E75B6"/>
                 </w:rPr>
-                <w:t xml:space="preserve">Video: Neuron</w:t>
+                <w:t xml:space="preserve">Carboxylic acid naming</w:t>
               </w:r>
             </w:hyperlink>
           </w:p>
@@ -8984,7 +8979,7 @@
                 <w:sz w:val="14"/>
                 <w:szCs w:val="14"/>
               </w:rPr>
-              <w:t xml:space="preserve">Source: PhET Interactive Simulations (English)</w:t>
+              <w:t xml:space="preserve">Source: Khan Academy (English - US curriculum)</w:t>
             </w:r>
           </w:p>
           <w:p>
@@ -8992,7 +8987,7 @@
               <w:spacing w:after="10" w:before="0"/>
               <w:ind w:left="120"/>
             </w:pPr>
-            <w:hyperlink w:history="1" r:id="rId2qchtw5gigwkqfsdks4tr">
+            <w:hyperlink w:history="1" r:id="rIdrz5bxl_2xvyz14rlhlpt5">
               <w:r>
                 <w:rPr>
                   <w:rFonts w:ascii="Arial" w:cs="Arial" w:eastAsia="Arial" w:hAnsi="Arial"/>
@@ -9030,14 +9025,241 @@
                 <w:sz w:val="16"/>
                 <w:szCs w:val="16"/>
               </w:rPr>
-              <w:t xml:space="preserve">📖 HTML:</w:t>
+              <w:t xml:space="preserve">📖 READING:</w:t>
             </w:r>
           </w:p>
           <w:p>
             <w:pPr>
               <w:spacing w:after="20" w:before="0"/>
             </w:pPr>
-            <w:hyperlink w:history="1" r:id="rIdrdj1vbf6tlonao3t4bdti">
+            <w:r>
+              <w:rPr>
+                <w:rFonts w:ascii="Arial" w:cs="Arial" w:eastAsia="Arial" w:hAnsi="Arial"/>
+                <w:i/>
+                <w:iCs/>
+                <w:color w:val="595959"/>
+                <w:sz w:val="16"/>
+                <w:szCs w:val="16"/>
+              </w:rPr>
+              <w:t xml:space="preserve">No closely matching reading in the ARES library for this activity.</w:t>
+            </w:r>
+          </w:p>
+          <w:p>
+            <w:pPr>
+              <w:spacing w:after="10" w:before="0"/>
+              <w:ind w:left="120"/>
+            </w:pPr>
+            <w:hyperlink w:history="1" r:id="rIdxxmvbkj_hhwng-cmq2imz">
+              <w:r>
+                <w:rPr>
+                  <w:rFonts w:ascii="Arial" w:cs="Arial" w:eastAsia="Arial" w:hAnsi="Arial"/>
+                  <w:color w:val="595959"/>
+                  <w:sz w:val="14"/>
+                  <w:szCs w:val="14"/>
+                  <w:u w:val="single" w:color="595959"/>
+                </w:rPr>
+                <w:t xml:space="preserve">🔍 Search ARES for readings</w:t>
+              </w:r>
+            </w:hyperlink>
+          </w:p>
+          <w:p>
+            <w:pPr>
+              <w:spacing w:after="10" w:before="0"/>
+              <w:ind w:left="120"/>
+            </w:pPr>
+            <w:r>
+              <w:rPr>
+                <w:rFonts w:ascii="Arial" w:cs="Arial" w:eastAsia="Arial" w:hAnsi="Arial"/>
+                <w:color w:val="595959"/>
+                <w:sz w:val="14"/>
+                <w:szCs w:val="14"/>
+              </w:rPr>
+              <w:t xml:space="preserve">Search terms: acids bases salts biological</w:t>
+            </w:r>
+          </w:p>
+        </w:tc>
+        <w:tc>
+          <w:tcPr>
+            <w:tcW w:type="dxa" w:w="3040"/>
+            <w:shd w:fill="FFFFFF" w:color="auto" w:val="clear"/>
+            <w:tcMar>
+              <w:top w:type="dxa" w:w="60"/>
+              <w:left w:type="dxa" w:w="120"/>
+              <w:bottom w:type="dxa" w:w="60"/>
+              <w:right w:type="dxa" w:w="120"/>
+            </w:tcMar>
+            <w:vAlign w:val="top"/>
+          </w:tcPr>
+          <w:p>
+            <w:pPr>
+              <w:spacing w:after="40" w:before="0"/>
+              <w:jc w:val="left"/>
+            </w:pPr>
+            <w:r>
+              <w:rPr>
+                <w:rFonts w:ascii="Arial" w:cs="Arial" w:eastAsia="Arial" w:hAnsi="Arial"/>
+                <w:b w:val="false"/>
+                <w:bCs w:val="false"/>
+                <w:i w:val="false"/>
+                <w:iCs w:val="false"/>
+                <w:color w:val="000000"/>
+                <w:sz w:val="18"/>
+                <w:szCs w:val="18"/>
+              </w:rPr>
+              <w:t xml:space="preserve">Students view the two anchoring phenomenon images again (Lake Magadi shoreline; lemon-juice-pitted sufuria) displayed on screen or printed cards. Teacher holds up a tablet of Maalox or Gaviscon (a common antacid available at any Nairobi duka) and a small transparent cup of dilute HCl (coloured red with universal indicator to show pH ~1–2). Students are asked: 'This antacid tablet is a base. The red liquid represents the acid environment inside your stomach right now. Predict: what will happen to the colour of the liquid when I drop the tablet in? What is happening at a particle level? Write your prediction in your notebook — two sentences minimum.' Students write individually for 3 minutes, then share with a shoulder partner for 1 minute.</w:t>
+            </w:r>
+          </w:p>
+        </w:tc>
+        <w:tc>
+          <w:tcPr>
+            <w:tcW w:type="dxa" w:w="3040"/>
+            <w:shd w:fill="F2F2F2" w:color="auto" w:val="clear"/>
+            <w:tcMar>
+              <w:top w:type="dxa" w:w="60"/>
+              <w:left w:type="dxa" w:w="120"/>
+              <w:bottom w:type="dxa" w:w="60"/>
+              <w:right w:type="dxa" w:w="120"/>
+            </w:tcMar>
+            <w:vAlign w:val="top"/>
+          </w:tcPr>
+          <w:p>
+            <w:pPr>
+              <w:spacing w:after="40" w:before="0"/>
+              <w:jc w:val="left"/>
+            </w:pPr>
+            <w:r>
+              <w:rPr>
+                <w:rFonts w:ascii="Arial" w:cs="Arial" w:eastAsia="Arial" w:hAnsi="Arial"/>
+                <w:b w:val="false"/>
+                <w:bCs w:val="false"/>
+                <w:i w:val="false"/>
+                <w:iCs w:val="false"/>
+                <w:color w:val="000000"/>
+                <w:sz w:val="18"/>
+                <w:szCs w:val="18"/>
+              </w:rPr>
+              <w:t xml:space="preserve">Display both phenomenon images and say: 'Before we read anything, look again at our two mysteries. The water at Lake Magadi is strongly alkaline — pH around 10. Yet flamingos wade in it and filter-feed all day. How does a flamingo's gut survive that alkalinity? And why did lemon juice — something you squeeze on your nyama choma — destroy a metal pot overnight yet never hurt your mouth?' Allow 30 seconds of silent thinking. Then hold up the antacid tablet and the indicator-coloured HCl cup. Say: 'I want you to predict, in writing, what happens when I drop this tablet into this acid — and WHY.' Circulate for 3 minutes reading predictions. Cold-call 3 students using a random name stick: ask each to read their prediction aloud. After each, say: 'Thank you — hold that prediction. We will test it in a moment.' Do NOT confirm or correct yet. WAIT TIME after each cold-call: 10 seconds of silence before moving on.</w:t>
+            </w:r>
+          </w:p>
+        </w:tc>
+        <w:tc>
+          <w:tcPr>
+            <w:tcW w:type="dxa" w:w="3040"/>
+            <w:shd w:fill="FFFFFF" w:color="auto" w:val="clear"/>
+            <w:tcMar>
+              <w:top w:type="dxa" w:w="60"/>
+              <w:left w:type="dxa" w:w="120"/>
+              <w:bottom w:type="dxa" w:w="60"/>
+              <w:right w:type="dxa" w:w="120"/>
+            </w:tcMar>
+            <w:vAlign w:val="top"/>
+          </w:tcPr>
+          <w:p>
+            <w:pPr>
+              <w:spacing w:after="40" w:before="0"/>
+              <w:jc w:val="left"/>
+            </w:pPr>
+            <w:r>
+              <w:rPr>
+                <w:rFonts w:ascii="Arial" w:cs="Arial" w:eastAsia="Arial" w:hAnsi="Arial"/>
+                <w:b w:val="false"/>
+                <w:bCs w:val="false"/>
+                <w:i w:val="false"/>
+                <w:iCs w:val="false"/>
+                <w:color w:val="000000"/>
+                <w:sz w:val="18"/>
+                <w:szCs w:val="18"/>
+              </w:rPr>
+              <w:t xml:space="preserve">Prediction Writing with Phenomenon Anchoring — students activate prior knowledge (Lessons 1–2 pH scale, acid = H⁺ ions, base = OH⁻ ions) and generate a testable claim before observation. This surfaces misconceptions (e.g. 'the tablet will make the liquid more acidic') that the teacher can target during the Explain phase.</w:t>
+            </w:r>
+          </w:p>
+        </w:tc>
+        <w:tc>
+          <w:tcPr>
+            <w:tcW w:type="dxa" w:w="3040"/>
+            <w:shd w:fill="F2F2F2" w:color="auto" w:val="clear"/>
+            <w:tcMar>
+              <w:top w:type="dxa" w:w="60"/>
+              <w:left w:type="dxa" w:w="120"/>
+              <w:bottom w:type="dxa" w:w="60"/>
+              <w:right w:type="dxa" w:w="120"/>
+            </w:tcMar>
+            <w:vAlign w:val="top"/>
+          </w:tcPr>
+          <w:p>
+            <w:pPr>
+              <w:spacing w:after="40" w:before="0"/>
+              <w:jc w:val="left"/>
+            </w:pPr>
+            <w:r>
+              <w:rPr>
+                <w:rFonts w:ascii="Arial" w:cs="Arial" w:eastAsia="Arial" w:hAnsi="Arial"/>
+                <w:b w:val="false"/>
+                <w:bCs w:val="false"/>
+                <w:i w:val="false"/>
+                <w:iCs w:val="false"/>
+                <w:color w:val="000000"/>
+                <w:sz w:val="18"/>
+                <w:szCs w:val="18"/>
+              </w:rPr>
+              <w:t xml:space="preserve">Teacher reads over shoulders during the 3-minute writing period. Observable indicator: students should reference pH change, H⁺ or OH⁻ ions, or the word 'neutralisation' from Lesson 2. Students who write only 'it will fizz' or 'it will change colour' without a mechanistic reason are flagged for targeted questioning in Phase 3.</w:t>
+            </w:r>
+          </w:p>
+        </w:tc>
+      </w:tr>
+      <w:tr>
+        <w:tc>
+          <w:tcPr>
+            <w:tcW w:type="dxa" w:w="1520"/>
+            <w:shd w:fill="D9EEF1" w:color="auto" w:val="clear"/>
+            <w:tcMar>
+              <w:top w:type="dxa" w:w="60"/>
+              <w:left w:type="dxa" w:w="120"/>
+              <w:bottom w:type="dxa" w:w="60"/>
+              <w:right w:type="dxa" w:w="120"/>
+            </w:tcMar>
+            <w:vAlign w:val="top"/>
+          </w:tcPr>
+          <w:p>
+            <w:pPr>
+              <w:spacing w:after="40" w:before="0"/>
+              <w:jc w:val="left"/>
+            </w:pPr>
+            <w:r>
+              <w:rPr>
+                <w:rFonts w:ascii="Arial" w:cs="Arial" w:eastAsia="Arial" w:hAnsi="Arial"/>
+                <w:b/>
+                <w:bCs/>
+                <w:i w:val="false"/>
+                <w:iCs w:val="false"/>
+                <w:color w:val="000000"/>
+                <w:sz w:val="18"/>
+                <w:szCs w:val="18"/>
+              </w:rPr>
+              <w:t xml:space="preserve">Observe Phase</w:t>
+            </w:r>
+          </w:p>
+          <w:p>
+            <w:pPr>
+              <w:spacing w:after="20" w:before="0"/>
+            </w:pPr>
+            <w:r>
+              <w:rPr>
+                <w:rFonts w:ascii="Arial" w:cs="Arial" w:eastAsia="Arial" w:hAnsi="Arial"/>
+                <w:b/>
+                <w:bCs/>
+                <w:color w:val="1F3864"/>
+                <w:sz w:val="16"/>
+                <w:szCs w:val="16"/>
+              </w:rPr>
+              <w:t xml:space="preserve">📹 VIDEO:</w:t>
+            </w:r>
+          </w:p>
+          <w:p>
+            <w:pPr>
+              <w:spacing w:after="20" w:before="0"/>
+            </w:pPr>
+            <w:hyperlink w:history="1" r:id="rIdy5n6yfowgp7sdl9jgq7i9">
               <w:r>
                 <w:rPr>
                   <w:rFonts w:ascii="Arial" w:cs="Arial" w:eastAsia="Arial" w:hAnsi="Arial"/>
@@ -9046,7 +9268,7 @@
                   <w:szCs w:val="16"/>
                   <w:u w:val="single" w:color="2E75B6"/>
                 </w:rPr>
-                <w:t xml:space="preserve">Properties of Acids (Flexbook)</w:t>
+                <w:t xml:space="preserve">Overview of cellular respiration</w:t>
               </w:r>
             </w:hyperlink>
           </w:p>
@@ -9062,7 +9284,7 @@
                 <w:sz w:val="14"/>
                 <w:szCs w:val="14"/>
               </w:rPr>
-              <w:t xml:space="preserve">Source: CK-12</w:t>
+              <w:t xml:space="preserve">Source: Khan Academy (English - US curriculum)</w:t>
             </w:r>
           </w:p>
           <w:p>
@@ -9070,235 +9292,7 @@
               <w:spacing w:after="10" w:before="0"/>
               <w:ind w:left="120"/>
             </w:pPr>
-            <w:hyperlink w:history="1" r:id="rIdmgmyru73pywcjmiixzzdn">
-              <w:r>
-                <w:rPr>
-                  <w:rFonts w:ascii="Arial" w:cs="Arial" w:eastAsia="Arial" w:hAnsi="Arial"/>
-                  <w:color w:val="595959"/>
-                  <w:sz w:val="14"/>
-                  <w:szCs w:val="14"/>
-                  <w:u w:val="single" w:color="595959"/>
-                </w:rPr>
-                <w:t xml:space="preserve">🔍 Search ARES for similar readings</w:t>
-              </w:r>
-            </w:hyperlink>
-          </w:p>
-        </w:tc>
-        <w:tc>
-          <w:tcPr>
-            <w:tcW w:type="dxa" w:w="3040"/>
-            <w:shd w:fill="FFFFFF" w:color="auto" w:val="clear"/>
-            <w:tcMar>
-              <w:top w:type="dxa" w:w="60"/>
-              <w:left w:type="dxa" w:w="120"/>
-              <w:bottom w:type="dxa" w:w="60"/>
-              <w:right w:type="dxa" w:w="120"/>
-            </w:tcMar>
-            <w:vAlign w:val="top"/>
-          </w:tcPr>
-          <w:p>
-            <w:pPr>
-              <w:spacing w:after="40" w:before="0"/>
-              <w:jc w:val="left"/>
-            </w:pPr>
-            <w:r>
-              <w:rPr>
-                <w:rFonts w:ascii="Arial" w:cs="Arial" w:eastAsia="Arial" w:hAnsi="Arial"/>
-                <w:b w:val="false"/>
-                <w:bCs w:val="false"/>
-                <w:i w:val="false"/>
-                <w:iCs w:val="false"/>
-                <w:color w:val="000000"/>
-                <w:sz w:val="18"/>
-                <w:szCs w:val="18"/>
-              </w:rPr>
-              <w:t xml:space="preserve">Students view the two anchoring phenomenon images again (Lake Magadi shoreline; lemon-juice-pitted sufuria) displayed on screen or printed cards. Teacher holds up a tablet of Maalox or Gaviscon (a common antacid available at any Nairobi duka) and a small transparent cup of dilute HCl (coloured red with universal indicator to show pH ~1–2). Students are asked: 'This antacid tablet is a base. The red liquid represents the acid environment inside your stomach right now. Predict: what will happen to the colour of the liquid when I drop the tablet in? What is happening at a particle level? Write your prediction in your notebook — two sentences minimum.' Students write individually for 3 minutes, then share with a shoulder partner for 1 minute.</w:t>
-            </w:r>
-          </w:p>
-        </w:tc>
-        <w:tc>
-          <w:tcPr>
-            <w:tcW w:type="dxa" w:w="3040"/>
-            <w:shd w:fill="F2F2F2" w:color="auto" w:val="clear"/>
-            <w:tcMar>
-              <w:top w:type="dxa" w:w="60"/>
-              <w:left w:type="dxa" w:w="120"/>
-              <w:bottom w:type="dxa" w:w="60"/>
-              <w:right w:type="dxa" w:w="120"/>
-            </w:tcMar>
-            <w:vAlign w:val="top"/>
-          </w:tcPr>
-          <w:p>
-            <w:pPr>
-              <w:spacing w:after="40" w:before="0"/>
-              <w:jc w:val="left"/>
-            </w:pPr>
-            <w:r>
-              <w:rPr>
-                <w:rFonts w:ascii="Arial" w:cs="Arial" w:eastAsia="Arial" w:hAnsi="Arial"/>
-                <w:b w:val="false"/>
-                <w:bCs w:val="false"/>
-                <w:i w:val="false"/>
-                <w:iCs w:val="false"/>
-                <w:color w:val="000000"/>
-                <w:sz w:val="18"/>
-                <w:szCs w:val="18"/>
-              </w:rPr>
-              <w:t xml:space="preserve">Display both phenomenon images and say: 'Before we read anything, look again at our two mysteries. The water at Lake Magadi is strongly alkaline — pH around 10. Yet flamingos wade in it and filter-feed all day. How does a flamingo's gut survive that alkalinity? And why did lemon juice — something you squeeze on your nyama choma — destroy a metal pot overnight yet never hurt your mouth?' Allow 30 seconds of silent thinking. Then hold up the antacid tablet and the indicator-coloured HCl cup. Say: 'I want you to predict, in writing, what happens when I drop this tablet into this acid — and WHY.' Circulate for 3 minutes reading predictions. Cold-call 3 students using a random name stick: ask each to read their prediction aloud. After each, say: 'Thank you — hold that prediction. We will test it in a moment.' Do NOT confirm or correct yet. WAIT TIME after each cold-call: 10 seconds of silence before moving on.</w:t>
-            </w:r>
-          </w:p>
-        </w:tc>
-        <w:tc>
-          <w:tcPr>
-            <w:tcW w:type="dxa" w:w="3040"/>
-            <w:shd w:fill="FFFFFF" w:color="auto" w:val="clear"/>
-            <w:tcMar>
-              <w:top w:type="dxa" w:w="60"/>
-              <w:left w:type="dxa" w:w="120"/>
-              <w:bottom w:type="dxa" w:w="60"/>
-              <w:right w:type="dxa" w:w="120"/>
-            </w:tcMar>
-            <w:vAlign w:val="top"/>
-          </w:tcPr>
-          <w:p>
-            <w:pPr>
-              <w:spacing w:after="40" w:before="0"/>
-              <w:jc w:val="left"/>
-            </w:pPr>
-            <w:r>
-              <w:rPr>
-                <w:rFonts w:ascii="Arial" w:cs="Arial" w:eastAsia="Arial" w:hAnsi="Arial"/>
-                <w:b w:val="false"/>
-                <w:bCs w:val="false"/>
-                <w:i w:val="false"/>
-                <w:iCs w:val="false"/>
-                <w:color w:val="000000"/>
-                <w:sz w:val="18"/>
-                <w:szCs w:val="18"/>
-              </w:rPr>
-              <w:t xml:space="preserve">Prediction Writing with Phenomenon Anchoring — students activate prior knowledge (Lessons 1–2 pH scale, acid = H⁺ ions, base = OH⁻ ions) and generate a testable claim before observation. This surfaces misconceptions (e.g. 'the tablet will make the liquid more acidic') that the teacher can target during the Explain phase.</w:t>
-            </w:r>
-          </w:p>
-        </w:tc>
-        <w:tc>
-          <w:tcPr>
-            <w:tcW w:type="dxa" w:w="3040"/>
-            <w:shd w:fill="F2F2F2" w:color="auto" w:val="clear"/>
-            <w:tcMar>
-              <w:top w:type="dxa" w:w="60"/>
-              <w:left w:type="dxa" w:w="120"/>
-              <w:bottom w:type="dxa" w:w="60"/>
-              <w:right w:type="dxa" w:w="120"/>
-            </w:tcMar>
-            <w:vAlign w:val="top"/>
-          </w:tcPr>
-          <w:p>
-            <w:pPr>
-              <w:spacing w:after="40" w:before="0"/>
-              <w:jc w:val="left"/>
-            </w:pPr>
-            <w:r>
-              <w:rPr>
-                <w:rFonts w:ascii="Arial" w:cs="Arial" w:eastAsia="Arial" w:hAnsi="Arial"/>
-                <w:b w:val="false"/>
-                <w:bCs w:val="false"/>
-                <w:i w:val="false"/>
-                <w:iCs w:val="false"/>
-                <w:color w:val="000000"/>
-                <w:sz w:val="18"/>
-                <w:szCs w:val="18"/>
-              </w:rPr>
-              <w:t xml:space="preserve">Teacher reads over shoulders during the 3-minute writing period. Observable indicator: students should reference pH change, H⁺ or OH⁻ ions, or the word 'neutralisation' from Lesson 2. Students who write only 'it will fizz' or 'it will change colour' without a mechanistic reason are flagged for targeted questioning in Phase 3.</w:t>
-            </w:r>
-          </w:p>
-        </w:tc>
-      </w:tr>
-      <w:tr>
-        <w:tc>
-          <w:tcPr>
-            <w:tcW w:type="dxa" w:w="1520"/>
-            <w:shd w:fill="D9EEF1" w:color="auto" w:val="clear"/>
-            <w:tcMar>
-              <w:top w:type="dxa" w:w="60"/>
-              <w:left w:type="dxa" w:w="120"/>
-              <w:bottom w:type="dxa" w:w="60"/>
-              <w:right w:type="dxa" w:w="120"/>
-            </w:tcMar>
-            <w:vAlign w:val="top"/>
-          </w:tcPr>
-          <w:p>
-            <w:pPr>
-              <w:spacing w:after="40" w:before="0"/>
-              <w:jc w:val="left"/>
-            </w:pPr>
-            <w:r>
-              <w:rPr>
-                <w:rFonts w:ascii="Arial" w:cs="Arial" w:eastAsia="Arial" w:hAnsi="Arial"/>
-                <w:b/>
-                <w:bCs/>
-                <w:i w:val="false"/>
-                <w:iCs w:val="false"/>
-                <w:color w:val="000000"/>
-                <w:sz w:val="18"/>
-                <w:szCs w:val="18"/>
-              </w:rPr>
-              <w:t xml:space="preserve">Observe Phase</w:t>
-            </w:r>
-          </w:p>
-          <w:p>
-            <w:pPr>
-              <w:spacing w:after="20" w:before="0"/>
-            </w:pPr>
-            <w:r>
-              <w:rPr>
-                <w:rFonts w:ascii="Arial" w:cs="Arial" w:eastAsia="Arial" w:hAnsi="Arial"/>
-                <w:b/>
-                <w:bCs/>
-                <w:color w:val="1F3864"/>
-                <w:sz w:val="16"/>
-                <w:szCs w:val="16"/>
-              </w:rPr>
-              <w:t xml:space="preserve">📹 VIDEO:</w:t>
-            </w:r>
-          </w:p>
-          <w:p>
-            <w:pPr>
-              <w:spacing w:after="20" w:before="0"/>
-            </w:pPr>
-            <w:hyperlink w:history="1" r:id="rIdoqa1slzoyzypqu7dbmayr">
-              <w:r>
-                <w:rPr>
-                  <w:rFonts w:ascii="Arial" w:cs="Arial" w:eastAsia="Arial" w:hAnsi="Arial"/>
-                  <w:color w:val="2E75B6"/>
-                  <w:sz w:val="16"/>
-                  <w:szCs w:val="16"/>
-                  <w:u w:val="single" w:color="2E75B6"/>
-                </w:rPr>
-                <w:t xml:space="preserve">Video: Neuron</w:t>
-              </w:r>
-            </w:hyperlink>
-          </w:p>
-          <w:p>
-            <w:pPr>
-              <w:spacing w:after="10" w:before="0"/>
-              <w:ind w:left="120"/>
-            </w:pPr>
-            <w:r>
-              <w:rPr>
-                <w:rFonts w:ascii="Arial" w:cs="Arial" w:eastAsia="Arial" w:hAnsi="Arial"/>
-                <w:color w:val="595959"/>
-                <w:sz w:val="14"/>
-                <w:szCs w:val="14"/>
-              </w:rPr>
-              <w:t xml:space="preserve">Source: PhET Interactive Simulations (English)</w:t>
-            </w:r>
-          </w:p>
-          <w:p>
-            <w:pPr>
-              <w:spacing w:after="10" w:before="0"/>
-              <w:ind w:left="120"/>
-            </w:pPr>
-            <w:hyperlink w:history="1" r:id="rId4iqylx1p_svofpaqkm06a">
+            <w:hyperlink w:history="1" r:id="rIdhhoum01v7jtq7thovtah7">
               <w:r>
                 <w:rPr>
                   <w:rFonts w:ascii="Arial" w:cs="Arial" w:eastAsia="Arial" w:hAnsi="Arial"/>
@@ -9336,14 +9330,241 @@
                 <w:sz w:val="16"/>
                 <w:szCs w:val="16"/>
               </w:rPr>
-              <w:t xml:space="preserve">📖 HTML:</w:t>
+              <w:t xml:space="preserve">📖 READING:</w:t>
             </w:r>
           </w:p>
           <w:p>
             <w:pPr>
               <w:spacing w:after="20" w:before="0"/>
             </w:pPr>
-            <w:hyperlink w:history="1" r:id="rIdiehr9jch1tz4lmbk78_2v">
+            <w:r>
+              <w:rPr>
+                <w:rFonts w:ascii="Arial" w:cs="Arial" w:eastAsia="Arial" w:hAnsi="Arial"/>
+                <w:i/>
+                <w:iCs/>
+                <w:color w:val="595959"/>
+                <w:sz w:val="16"/>
+                <w:szCs w:val="16"/>
+              </w:rPr>
+              <w:t xml:space="preserve">No closely matching reading in the ARES library for this activity.</w:t>
+            </w:r>
+          </w:p>
+          <w:p>
+            <w:pPr>
+              <w:spacing w:after="10" w:before="0"/>
+              <w:ind w:left="120"/>
+            </w:pPr>
+            <w:hyperlink w:history="1" r:id="rId96k7a69q1ml0uhx6iu0dv">
+              <w:r>
+                <w:rPr>
+                  <w:rFonts w:ascii="Arial" w:cs="Arial" w:eastAsia="Arial" w:hAnsi="Arial"/>
+                  <w:color w:val="595959"/>
+                  <w:sz w:val="14"/>
+                  <w:szCs w:val="14"/>
+                  <w:u w:val="single" w:color="595959"/>
+                </w:rPr>
+                <w:t xml:space="preserve">🔍 Search ARES for readings</w:t>
+              </w:r>
+            </w:hyperlink>
+          </w:p>
+          <w:p>
+            <w:pPr>
+              <w:spacing w:after="10" w:before="0"/>
+              <w:ind w:left="120"/>
+            </w:pPr>
+            <w:r>
+              <w:rPr>
+                <w:rFonts w:ascii="Arial" w:cs="Arial" w:eastAsia="Arial" w:hAnsi="Arial"/>
+                <w:color w:val="595959"/>
+                <w:sz w:val="14"/>
+                <w:szCs w:val="14"/>
+              </w:rPr>
+              <w:t xml:space="preserve">Search terms: acids bases salts biological</w:t>
+            </w:r>
+          </w:p>
+        </w:tc>
+        <w:tc>
+          <w:tcPr>
+            <w:tcW w:type="dxa" w:w="3040"/>
+            <w:shd w:fill="FFFFFF" w:color="auto" w:val="clear"/>
+            <w:tcMar>
+              <w:top w:type="dxa" w:w="60"/>
+              <w:left w:type="dxa" w:w="120"/>
+              <w:bottom w:type="dxa" w:w="60"/>
+              <w:right w:type="dxa" w:w="120"/>
+            </w:tcMar>
+            <w:vAlign w:val="top"/>
+          </w:tcPr>
+          <w:p>
+            <w:pPr>
+              <w:spacing w:after="40" w:before="0"/>
+              <w:jc w:val="left"/>
+            </w:pPr>
+            <w:r>
+              <w:rPr>
+                <w:rFonts w:ascii="Arial" w:cs="Arial" w:eastAsia="Arial" w:hAnsi="Arial"/>
+                <w:b w:val="false"/>
+                <w:bCs w:val="false"/>
+                <w:i w:val="false"/>
+                <w:iCs w:val="false"/>
+                <w:color w:val="000000"/>
+                <w:sz w:val="18"/>
+                <w:szCs w:val="18"/>
+              </w:rPr>
+              <w:t xml:space="preserve">PART A — Live Demonstration (8 min): Teacher drops one antacid tablet into the indicator-coloured HCl cup. Students observe the colour change (red → orange → yellow-green as pH rises toward neutral), record the colour at 30-second intervals in a simple table, and note the CO₂ effervescence. Students answer in notebooks: 'What is the evidence that a chemical change occurred? What does the colour tell you about the pH?' PART B — Reading Stations (20 min): Students rotate through three printed reading cards (one per group of 4, 8 minutes each, with a 1-minute transition bell). Each card contains a short text (~200 words), a labelled diagram, and 2 focus questions. Card 1 — 'The Stomach and the Duodenum': describes HCl production in the stomach (pH 1–2), pepsin activation, and the role of pancreatic NaHCO₃ in raising pH to 7–8 at the duodenum; includes a diagram of the alimentary canal with pH values labelled at each region. Card 2 — 'CO₂ in Your Blood: The Acid That Keeps You Alive': describes the reversible equation CO₂ + H₂O ⇌ H₂CO₃ ⇌ H⁺ + HCO₃⁻, explains how blood pH is maintained at ~7.4, and references how athletes like Eliud Kipchoge and Faith Kipyegon manage CO₂ during intense exercise at high altitude in the Rift Valley. Card 3 — 'Bleach in the Laundry and the Lake': describes sodium hypochlorite (NaOCl, pH ~11–13) as an alkaline oxidising bleaching agent, its use in Kenyan hospitals and laundries, and compares its pH to Lake Magadi water (pH ~10.5).</w:t>
+            </w:r>
+          </w:p>
+        </w:tc>
+        <w:tc>
+          <w:tcPr>
+            <w:tcW w:type="dxa" w:w="3040"/>
+            <w:shd w:fill="F2F2F2" w:color="auto" w:val="clear"/>
+            <w:tcMar>
+              <w:top w:type="dxa" w:w="60"/>
+              <w:left w:type="dxa" w:w="120"/>
+              <w:bottom w:type="dxa" w:w="60"/>
+              <w:right w:type="dxa" w:w="120"/>
+            </w:tcMar>
+            <w:vAlign w:val="top"/>
+          </w:tcPr>
+          <w:p>
+            <w:pPr>
+              <w:spacing w:after="40" w:before="0"/>
+              <w:jc w:val="left"/>
+            </w:pPr>
+            <w:r>
+              <w:rPr>
+                <w:rFonts w:ascii="Arial" w:cs="Arial" w:eastAsia="Arial" w:hAnsi="Arial"/>
+                <w:b w:val="false"/>
+                <w:bCs w:val="false"/>
+                <w:i w:val="false"/>
+                <w:iCs w:val="false"/>
+                <w:color w:val="000000"/>
+                <w:sz w:val="18"/>
+                <w:szCs w:val="18"/>
+              </w:rPr>
+              <w:t xml:space="preserve">PART A: Drop the antacid tablet and say: 'Watch carefully — record the colour every 30 seconds in your table. Do not speak yet — just observe.' Maintain silence for 2 minutes. After 2 minutes say: 'Now write: two observations you made, and one question this raises for you.' Cold-call 2 students to share their question — write both questions on the board under 'New questions from observation.' PART B: Before rotating, give explicit instructions: 'You have 8 minutes per card. Read the text, study the diagram, and answer the two questions in your notebook. You will NOT share answers now — you will use them in the next phase. If you finish early, re-read and underline the most surprising sentence.' Set a visible timer. During rotation, circulate and prompt with: 'Can you find where the pH value is mentioned?' and 'How does this connect to our sufuria or Lake Magadi?' — at least one targeted prompt per group per rotation. WAIT TIME after every prompt: 12 seconds minimum before speaking again.</w:t>
+            </w:r>
+          </w:p>
+        </w:tc>
+        <w:tc>
+          <w:tcPr>
+            <w:tcW w:type="dxa" w:w="3040"/>
+            <w:shd w:fill="FFFFFF" w:color="auto" w:val="clear"/>
+            <w:tcMar>
+              <w:top w:type="dxa" w:w="60"/>
+              <w:left w:type="dxa" w:w="120"/>
+              <w:bottom w:type="dxa" w:w="60"/>
+              <w:right w:type="dxa" w:w="120"/>
+            </w:tcMar>
+            <w:vAlign w:val="top"/>
+          </w:tcPr>
+          <w:p>
+            <w:pPr>
+              <w:spacing w:after="40" w:before="0"/>
+              <w:jc w:val="left"/>
+            </w:pPr>
+            <w:r>
+              <w:rPr>
+                <w:rFonts w:ascii="Arial" w:cs="Arial" w:eastAsia="Arial" w:hAnsi="Arial"/>
+                <w:b w:val="false"/>
+                <w:bCs w:val="false"/>
+                <w:i w:val="false"/>
+                <w:iCs w:val="false"/>
+                <w:color w:val="000000"/>
+                <w:sz w:val="18"/>
+                <w:szCs w:val="18"/>
+              </w:rPr>
+              <w:t xml:space="preserve">Carousel Reading with Focused Note-Taking — each card is deliberately designed to give students one 'anchor point' connecting the biological role back to the phenomenon (e.g. Card 1 ends: 'The flamingo's stomach also produces HCl; its intestine, like yours, needs a neutralisation step — powered by the same chemistry as the Lake Magadi soda'). Focused questions prevent passive reading and prime students for the Explain phase jigsaw.</w:t>
+            </w:r>
+          </w:p>
+        </w:tc>
+        <w:tc>
+          <w:tcPr>
+            <w:tcW w:type="dxa" w:w="3040"/>
+            <w:shd w:fill="F2F2F2" w:color="auto" w:val="clear"/>
+            <w:tcMar>
+              <w:top w:type="dxa" w:w="60"/>
+              <w:left w:type="dxa" w:w="120"/>
+              <w:bottom w:type="dxa" w:w="60"/>
+              <w:right w:type="dxa" w:w="120"/>
+            </w:tcMar>
+            <w:vAlign w:val="top"/>
+          </w:tcPr>
+          <w:p>
+            <w:pPr>
+              <w:spacing w:after="40" w:before="0"/>
+              <w:jc w:val="left"/>
+            </w:pPr>
+            <w:r>
+              <w:rPr>
+                <w:rFonts w:ascii="Arial" w:cs="Arial" w:eastAsia="Arial" w:hAnsi="Arial"/>
+                <w:b w:val="false"/>
+                <w:bCs w:val="false"/>
+                <w:i w:val="false"/>
+                <w:iCs w:val="false"/>
+                <w:color w:val="000000"/>
+                <w:sz w:val="18"/>
+                <w:szCs w:val="18"/>
+              </w:rPr>
+              <w:t xml:space="preserve">Teacher checks notebooks during rotation: (i) Can students write the CO₂ + H₂O equation from Card 2 without copying word-for-word — i.e. do they understand the arrow direction? (ii) Can students identify the reagent that neutralises stomach acid at the duodenum? (iii) Do students connect bleach pH (~11–13) to Lake Magadi pH (~10.5) unprompted? Students who cannot locate the pH value on Card 1's diagram are paired with a stronger reader during Phase 3.</w:t>
+            </w:r>
+          </w:p>
+        </w:tc>
+      </w:tr>
+      <w:tr>
+        <w:tc>
+          <w:tcPr>
+            <w:tcW w:type="dxa" w:w="1520"/>
+            <w:shd w:fill="E2EFDA" w:color="auto" w:val="clear"/>
+            <w:tcMar>
+              <w:top w:type="dxa" w:w="60"/>
+              <w:left w:type="dxa" w:w="120"/>
+              <w:bottom w:type="dxa" w:w="60"/>
+              <w:right w:type="dxa" w:w="120"/>
+            </w:tcMar>
+            <w:vAlign w:val="top"/>
+          </w:tcPr>
+          <w:p>
+            <w:pPr>
+              <w:spacing w:after="40" w:before="0"/>
+              <w:jc w:val="left"/>
+            </w:pPr>
+            <w:r>
+              <w:rPr>
+                <w:rFonts w:ascii="Arial" w:cs="Arial" w:eastAsia="Arial" w:hAnsi="Arial"/>
+                <w:b/>
+                <w:bCs/>
+                <w:i w:val="false"/>
+                <w:iCs w:val="false"/>
+                <w:color w:val="000000"/>
+                <w:sz w:val="18"/>
+                <w:szCs w:val="18"/>
+              </w:rPr>
+              <w:t xml:space="preserve">Explain Phase</w:t>
+            </w:r>
+          </w:p>
+          <w:p>
+            <w:pPr>
+              <w:spacing w:after="20" w:before="0"/>
+            </w:pPr>
+            <w:r>
+              <w:rPr>
+                <w:rFonts w:ascii="Arial" w:cs="Arial" w:eastAsia="Arial" w:hAnsi="Arial"/>
+                <w:b/>
+                <w:bCs/>
+                <w:color w:val="1F3864"/>
+                <w:sz w:val="16"/>
+                <w:szCs w:val="16"/>
+              </w:rPr>
+              <w:t xml:space="preserve">📹 VIDEO:</w:t>
+            </w:r>
+          </w:p>
+          <w:p>
+            <w:pPr>
+              <w:spacing w:after="20" w:before="0"/>
+            </w:pPr>
+            <w:hyperlink w:history="1" r:id="rIdlbt11dp3vdywhc_ljvvet">
               <w:r>
                 <w:rPr>
                   <w:rFonts w:ascii="Arial" w:cs="Arial" w:eastAsia="Arial" w:hAnsi="Arial"/>
@@ -9352,7 +9573,7 @@
                   <w:szCs w:val="16"/>
                   <w:u w:val="single" w:color="2E75B6"/>
                 </w:rPr>
-                <w:t xml:space="preserve">Properties of Acids (Flexbook)</w:t>
+                <w:t xml:space="preserve">Carboxylic acid naming</w:t>
               </w:r>
             </w:hyperlink>
           </w:p>
@@ -9368,7 +9589,7 @@
                 <w:sz w:val="14"/>
                 <w:szCs w:val="14"/>
               </w:rPr>
-              <w:t xml:space="preserve">Source: CK-12</w:t>
+              <w:t xml:space="preserve">Source: Khan Academy (English - US curriculum)</w:t>
             </w:r>
           </w:p>
           <w:p>
@@ -9376,235 +9597,7 @@
               <w:spacing w:after="10" w:before="0"/>
               <w:ind w:left="120"/>
             </w:pPr>
-            <w:hyperlink w:history="1" r:id="rId3osvpv5fiwp0kol2o2uib">
-              <w:r>
-                <w:rPr>
-                  <w:rFonts w:ascii="Arial" w:cs="Arial" w:eastAsia="Arial" w:hAnsi="Arial"/>
-                  <w:color w:val="595959"/>
-                  <w:sz w:val="14"/>
-                  <w:szCs w:val="14"/>
-                  <w:u w:val="single" w:color="595959"/>
-                </w:rPr>
-                <w:t xml:space="preserve">🔍 Search ARES for similar readings</w:t>
-              </w:r>
-            </w:hyperlink>
-          </w:p>
-        </w:tc>
-        <w:tc>
-          <w:tcPr>
-            <w:tcW w:type="dxa" w:w="3040"/>
-            <w:shd w:fill="FFFFFF" w:color="auto" w:val="clear"/>
-            <w:tcMar>
-              <w:top w:type="dxa" w:w="60"/>
-              <w:left w:type="dxa" w:w="120"/>
-              <w:bottom w:type="dxa" w:w="60"/>
-              <w:right w:type="dxa" w:w="120"/>
-            </w:tcMar>
-            <w:vAlign w:val="top"/>
-          </w:tcPr>
-          <w:p>
-            <w:pPr>
-              <w:spacing w:after="40" w:before="0"/>
-              <w:jc w:val="left"/>
-            </w:pPr>
-            <w:r>
-              <w:rPr>
-                <w:rFonts w:ascii="Arial" w:cs="Arial" w:eastAsia="Arial" w:hAnsi="Arial"/>
-                <w:b w:val="false"/>
-                <w:bCs w:val="false"/>
-                <w:i w:val="false"/>
-                <w:iCs w:val="false"/>
-                <w:color w:val="000000"/>
-                <w:sz w:val="18"/>
-                <w:szCs w:val="18"/>
-              </w:rPr>
-              <w:t xml:space="preserve">PART A — Live Demonstration (8 min): Teacher drops one antacid tablet into the indicator-coloured HCl cup. Students observe the colour change (red → orange → yellow-green as pH rises toward neutral), record the colour at 30-second intervals in a simple table, and note the CO₂ effervescence. Students answer in notebooks: 'What is the evidence that a chemical change occurred? What does the colour tell you about the pH?' PART B — Reading Stations (20 min): Students rotate through three printed reading cards (one per group of 4, 8 minutes each, with a 1-minute transition bell). Each card contains a short text (~200 words), a labelled diagram, and 2 focus questions. Card 1 — 'The Stomach and the Duodenum': describes HCl production in the stomach (pH 1–2), pepsin activation, and the role of pancreatic NaHCO₃ in raising pH to 7–8 at the duodenum; includes a diagram of the alimentary canal with pH values labelled at each region. Card 2 — 'CO₂ in Your Blood: The Acid That Keeps You Alive': describes the reversible equation CO₂ + H₂O ⇌ H₂CO₃ ⇌ H⁺ + HCO₃⁻, explains how blood pH is maintained at ~7.4, and references how athletes like Eliud Kipchoge and Faith Kipyegon manage CO₂ during intense exercise at high altitude in the Rift Valley. Card 3 — 'Bleach in the Laundry and the Lake': describes sodium hypochlorite (NaOCl, pH ~11–13) as an alkaline oxidising bleaching agent, its use in Kenyan hospitals and laundries, and compares its pH to Lake Magadi water (pH ~10.5).</w:t>
-            </w:r>
-          </w:p>
-        </w:tc>
-        <w:tc>
-          <w:tcPr>
-            <w:tcW w:type="dxa" w:w="3040"/>
-            <w:shd w:fill="F2F2F2" w:color="auto" w:val="clear"/>
-            <w:tcMar>
-              <w:top w:type="dxa" w:w="60"/>
-              <w:left w:type="dxa" w:w="120"/>
-              <w:bottom w:type="dxa" w:w="60"/>
-              <w:right w:type="dxa" w:w="120"/>
-            </w:tcMar>
-            <w:vAlign w:val="top"/>
-          </w:tcPr>
-          <w:p>
-            <w:pPr>
-              <w:spacing w:after="40" w:before="0"/>
-              <w:jc w:val="left"/>
-            </w:pPr>
-            <w:r>
-              <w:rPr>
-                <w:rFonts w:ascii="Arial" w:cs="Arial" w:eastAsia="Arial" w:hAnsi="Arial"/>
-                <w:b w:val="false"/>
-                <w:bCs w:val="false"/>
-                <w:i w:val="false"/>
-                <w:iCs w:val="false"/>
-                <w:color w:val="000000"/>
-                <w:sz w:val="18"/>
-                <w:szCs w:val="18"/>
-              </w:rPr>
-              <w:t xml:space="preserve">PART A: Drop the antacid tablet and say: 'Watch carefully — record the colour every 30 seconds in your table. Do not speak yet — just observe.' Maintain silence for 2 minutes. After 2 minutes say: 'Now write: two observations you made, and one question this raises for you.' Cold-call 2 students to share their question — write both questions on the board under 'New questions from observation.' PART B: Before rotating, give explicit instructions: 'You have 8 minutes per card. Read the text, study the diagram, and answer the two questions in your notebook. You will NOT share answers now — you will use them in the next phase. If you finish early, re-read and underline the most surprising sentence.' Set a visible timer. During rotation, circulate and prompt with: 'Can you find where the pH value is mentioned?' and 'How does this connect to our sufuria or Lake Magadi?' — at least one targeted prompt per group per rotation. WAIT TIME after every prompt: 12 seconds minimum before speaking again.</w:t>
-            </w:r>
-          </w:p>
-        </w:tc>
-        <w:tc>
-          <w:tcPr>
-            <w:tcW w:type="dxa" w:w="3040"/>
-            <w:shd w:fill="FFFFFF" w:color="auto" w:val="clear"/>
-            <w:tcMar>
-              <w:top w:type="dxa" w:w="60"/>
-              <w:left w:type="dxa" w:w="120"/>
-              <w:bottom w:type="dxa" w:w="60"/>
-              <w:right w:type="dxa" w:w="120"/>
-            </w:tcMar>
-            <w:vAlign w:val="top"/>
-          </w:tcPr>
-          <w:p>
-            <w:pPr>
-              <w:spacing w:after="40" w:before="0"/>
-              <w:jc w:val="left"/>
-            </w:pPr>
-            <w:r>
-              <w:rPr>
-                <w:rFonts w:ascii="Arial" w:cs="Arial" w:eastAsia="Arial" w:hAnsi="Arial"/>
-                <w:b w:val="false"/>
-                <w:bCs w:val="false"/>
-                <w:i w:val="false"/>
-                <w:iCs w:val="false"/>
-                <w:color w:val="000000"/>
-                <w:sz w:val="18"/>
-                <w:szCs w:val="18"/>
-              </w:rPr>
-              <w:t xml:space="preserve">Carousel Reading with Focused Note-Taking — each card is deliberately designed to give students one 'anchor point' connecting the biological role back to the phenomenon (e.g. Card 1 ends: 'The flamingo's stomach also produces HCl; its intestine, like yours, needs a neutralisation step — powered by the same chemistry as the Lake Magadi soda'). Focused questions prevent passive reading and prime students for the Explain phase jigsaw.</w:t>
-            </w:r>
-          </w:p>
-        </w:tc>
-        <w:tc>
-          <w:tcPr>
-            <w:tcW w:type="dxa" w:w="3040"/>
-            <w:shd w:fill="F2F2F2" w:color="auto" w:val="clear"/>
-            <w:tcMar>
-              <w:top w:type="dxa" w:w="60"/>
-              <w:left w:type="dxa" w:w="120"/>
-              <w:bottom w:type="dxa" w:w="60"/>
-              <w:right w:type="dxa" w:w="120"/>
-            </w:tcMar>
-            <w:vAlign w:val="top"/>
-          </w:tcPr>
-          <w:p>
-            <w:pPr>
-              <w:spacing w:after="40" w:before="0"/>
-              <w:jc w:val="left"/>
-            </w:pPr>
-            <w:r>
-              <w:rPr>
-                <w:rFonts w:ascii="Arial" w:cs="Arial" w:eastAsia="Arial" w:hAnsi="Arial"/>
-                <w:b w:val="false"/>
-                <w:bCs w:val="false"/>
-                <w:i w:val="false"/>
-                <w:iCs w:val="false"/>
-                <w:color w:val="000000"/>
-                <w:sz w:val="18"/>
-                <w:szCs w:val="18"/>
-              </w:rPr>
-              <w:t xml:space="preserve">Teacher checks notebooks during rotation: (i) Can students write the CO₂ + H₂O equation from Card 2 without copying word-for-word — i.e. do they understand the arrow direction? (ii) Can students identify the reagent that neutralises stomach acid at the duodenum? (iii) Do students connect bleach pH (~11–13) to Lake Magadi pH (~10.5) unprompted? Students who cannot locate the pH value on Card 1's diagram are paired with a stronger reader during Phase 3.</w:t>
-            </w:r>
-          </w:p>
-        </w:tc>
-      </w:tr>
-      <w:tr>
-        <w:tc>
-          <w:tcPr>
-            <w:tcW w:type="dxa" w:w="1520"/>
-            <w:shd w:fill="E2EFDA" w:color="auto" w:val="clear"/>
-            <w:tcMar>
-              <w:top w:type="dxa" w:w="60"/>
-              <w:left w:type="dxa" w:w="120"/>
-              <w:bottom w:type="dxa" w:w="60"/>
-              <w:right w:type="dxa" w:w="120"/>
-            </w:tcMar>
-            <w:vAlign w:val="top"/>
-          </w:tcPr>
-          <w:p>
-            <w:pPr>
-              <w:spacing w:after="40" w:before="0"/>
-              <w:jc w:val="left"/>
-            </w:pPr>
-            <w:r>
-              <w:rPr>
-                <w:rFonts w:ascii="Arial" w:cs="Arial" w:eastAsia="Arial" w:hAnsi="Arial"/>
-                <w:b/>
-                <w:bCs/>
-                <w:i w:val="false"/>
-                <w:iCs w:val="false"/>
-                <w:color w:val="000000"/>
-                <w:sz w:val="18"/>
-                <w:szCs w:val="18"/>
-              </w:rPr>
-              <w:t xml:space="preserve">Explain Phase</w:t>
-            </w:r>
-          </w:p>
-          <w:p>
-            <w:pPr>
-              <w:spacing w:after="20" w:before="0"/>
-            </w:pPr>
-            <w:r>
-              <w:rPr>
-                <w:rFonts w:ascii="Arial" w:cs="Arial" w:eastAsia="Arial" w:hAnsi="Arial"/>
-                <w:b/>
-                <w:bCs/>
-                <w:color w:val="1F3864"/>
-                <w:sz w:val="16"/>
-                <w:szCs w:val="16"/>
-              </w:rPr>
-              <w:t xml:space="preserve">📹 VIDEO:</w:t>
-            </w:r>
-          </w:p>
-          <w:p>
-            <w:pPr>
-              <w:spacing w:after="20" w:before="0"/>
-            </w:pPr>
-            <w:hyperlink w:history="1" r:id="rIdiblxnk7it9n_1-c5kbisr">
-              <w:r>
-                <w:rPr>
-                  <w:rFonts w:ascii="Arial" w:cs="Arial" w:eastAsia="Arial" w:hAnsi="Arial"/>
-                  <w:color w:val="2E75B6"/>
-                  <w:sz w:val="16"/>
-                  <w:szCs w:val="16"/>
-                  <w:u w:val="single" w:color="2E75B6"/>
-                </w:rPr>
-                <w:t xml:space="preserve">Video: Neuron</w:t>
-              </w:r>
-            </w:hyperlink>
-          </w:p>
-          <w:p>
-            <w:pPr>
-              <w:spacing w:after="10" w:before="0"/>
-              <w:ind w:left="120"/>
-            </w:pPr>
-            <w:r>
-              <w:rPr>
-                <w:rFonts w:ascii="Arial" w:cs="Arial" w:eastAsia="Arial" w:hAnsi="Arial"/>
-                <w:color w:val="595959"/>
-                <w:sz w:val="14"/>
-                <w:szCs w:val="14"/>
-              </w:rPr>
-              <w:t xml:space="preserve">Source: PhET Interactive Simulations (English)</w:t>
-            </w:r>
-          </w:p>
-          <w:p>
-            <w:pPr>
-              <w:spacing w:after="10" w:before="0"/>
-              <w:ind w:left="120"/>
-            </w:pPr>
-            <w:hyperlink w:history="1" r:id="rIdyimzrruopmlerkwyyamz0">
+            <w:hyperlink w:history="1" r:id="rIdqi4m-zcz4edvb99kr2_bw">
               <w:r>
                 <w:rPr>
                   <w:rFonts w:ascii="Arial" w:cs="Arial" w:eastAsia="Arial" w:hAnsi="Arial"/>
@@ -9642,14 +9635,241 @@
                 <w:sz w:val="16"/>
                 <w:szCs w:val="16"/>
               </w:rPr>
-              <w:t xml:space="preserve">📖 HTML:</w:t>
+              <w:t xml:space="preserve">📖 READING:</w:t>
             </w:r>
           </w:p>
           <w:p>
             <w:pPr>
               <w:spacing w:after="20" w:before="0"/>
             </w:pPr>
-            <w:hyperlink w:history="1" r:id="rId_c2rjcyjcm1yfif4gj1ne">
+            <w:r>
+              <w:rPr>
+                <w:rFonts w:ascii="Arial" w:cs="Arial" w:eastAsia="Arial" w:hAnsi="Arial"/>
+                <w:i/>
+                <w:iCs/>
+                <w:color w:val="595959"/>
+                <w:sz w:val="16"/>
+                <w:szCs w:val="16"/>
+              </w:rPr>
+              <w:t xml:space="preserve">No closely matching reading in the ARES library for this activity.</w:t>
+            </w:r>
+          </w:p>
+          <w:p>
+            <w:pPr>
+              <w:spacing w:after="10" w:before="0"/>
+              <w:ind w:left="120"/>
+            </w:pPr>
+            <w:hyperlink w:history="1" r:id="rIdhc3ve6etdb1mzpzolseam">
+              <w:r>
+                <w:rPr>
+                  <w:rFonts w:ascii="Arial" w:cs="Arial" w:eastAsia="Arial" w:hAnsi="Arial"/>
+                  <w:color w:val="595959"/>
+                  <w:sz w:val="14"/>
+                  <w:szCs w:val="14"/>
+                  <w:u w:val="single" w:color="595959"/>
+                </w:rPr>
+                <w:t xml:space="preserve">🔍 Search ARES for readings</w:t>
+              </w:r>
+            </w:hyperlink>
+          </w:p>
+          <w:p>
+            <w:pPr>
+              <w:spacing w:after="10" w:before="0"/>
+              <w:ind w:left="120"/>
+            </w:pPr>
+            <w:r>
+              <w:rPr>
+                <w:rFonts w:ascii="Arial" w:cs="Arial" w:eastAsia="Arial" w:hAnsi="Arial"/>
+                <w:color w:val="595959"/>
+                <w:sz w:val="14"/>
+                <w:szCs w:val="14"/>
+              </w:rPr>
+              <w:t xml:space="preserve">Search terms: acids bases salts biological</w:t>
+            </w:r>
+          </w:p>
+        </w:tc>
+        <w:tc>
+          <w:tcPr>
+            <w:tcW w:type="dxa" w:w="3040"/>
+            <w:shd w:fill="FFFFFF" w:color="auto" w:val="clear"/>
+            <w:tcMar>
+              <w:top w:type="dxa" w:w="60"/>
+              <w:left w:type="dxa" w:w="120"/>
+              <w:bottom w:type="dxa" w:w="60"/>
+              <w:right w:type="dxa" w:w="120"/>
+            </w:tcMar>
+            <w:vAlign w:val="top"/>
+          </w:tcPr>
+          <w:p>
+            <w:pPr>
+              <w:spacing w:after="40" w:before="0"/>
+              <w:jc w:val="left"/>
+            </w:pPr>
+            <w:r>
+              <w:rPr>
+                <w:rFonts w:ascii="Arial" w:cs="Arial" w:eastAsia="Arial" w:hAnsi="Arial"/>
+                <w:b w:val="false"/>
+                <w:bCs w:val="false"/>
+                <w:i w:val="false"/>
+                <w:iCs w:val="false"/>
+                <w:color w:val="000000"/>
+                <w:sz w:val="18"/>
+                <w:szCs w:val="18"/>
+              </w:rPr>
+              <w:t xml:space="preserve">PART A — Jigsaw Expert Share (12 min): Groups are reshuffled so that each new group of 3 contains one 'expert' from each reading card. Each expert has 3 minutes to teach their card's key idea to their new group, using their notebook as reference. The group then collaborates to answer a shared synthesis question posted on the board: 'Lake Magadi water has a pH of about 10.5. A flamingo drinks this water and processes it through a digestive system very similar to yours. Use ALL THREE reading cards to explain: (a) how the flamingo's stomach handles this alkaline intake, (b) what happens to CO₂ produced during the flamingo's intense wading activity, and (c) why the same alkalinity that attacks the sufuria is actually what makes Lake Magadi's soda commercially valuable as a bleaching/cleaning agent.' Groups write a joint paragraph answer (5 min). PART B — Annotated Diagram (10 min): Each student individually draws and labels a diagram of the human digestive system (or copies the outline provided on the resource card) and annotates it with: (i) the name and formula of the acid in the stomach; (ii) the pH range at each labelled region (mouth, stomach, duodenum, small intestine, large intestine); (iii) the name and formula of the base that neutralises acid at the duodenum; (iv) a small arrow labelled 'CO₂ → H₂CO₃ → blood buffer' pointing from the intestinal wall to a stylised blood vessel. Students also add one sentence at the bottom: 'This connects to Lake Magadi because ___.'</w:t>
+            </w:r>
+          </w:p>
+        </w:tc>
+        <w:tc>
+          <w:tcPr>
+            <w:tcW w:type="dxa" w:w="3040"/>
+            <w:shd w:fill="F2F2F2" w:color="auto" w:val="clear"/>
+            <w:tcMar>
+              <w:top w:type="dxa" w:w="60"/>
+              <w:left w:type="dxa" w:w="120"/>
+              <w:bottom w:type="dxa" w:w="60"/>
+              <w:right w:type="dxa" w:w="120"/>
+            </w:tcMar>
+            <w:vAlign w:val="top"/>
+          </w:tcPr>
+          <w:p>
+            <w:pPr>
+              <w:spacing w:after="40" w:before="0"/>
+              <w:jc w:val="left"/>
+            </w:pPr>
+            <w:r>
+              <w:rPr>
+                <w:rFonts w:ascii="Arial" w:cs="Arial" w:eastAsia="Arial" w:hAnsi="Arial"/>
+                <w:b w:val="false"/>
+                <w:bCs w:val="false"/>
+                <w:i w:val="false"/>
+                <w:iCs w:val="false"/>
+                <w:color w:val="000000"/>
+                <w:sz w:val="18"/>
+                <w:szCs w:val="18"/>
+              </w:rPr>
+              <w:t xml:space="preserve">Before the jigsaw: 'You are now an expert on your card. Your job is to teach — not just tell. Use a specific example or number from your card. You have 3 minutes each.' During jigsaw, circulate and listen for misconceptions: if a student says 'the stomach is basic' correct immediately by asking: 'What colour did our indicator show at the start of the demo — and what pH does that correspond to?' After jigsaw, pose the synthesis question verbally AND write it on the board. Say: 'You have 5 minutes. Every person in the group must contribute at least one sentence to the paragraph. I will cold-call one person per group to read.' Cold-call 3 groups (rotate to groups not yet called this lesson). After each reading, respond with: 'What is one thing that group said that surprised you or that you would add to?' — WAIT TIME 12 seconds. For the annotated diagram: 'This is individual work. Silence for 10 minutes. Your diagram is evidence of YOUR understanding.' Circulate and use targeted questions: 'Why does the pH go UP at the duodenum — what is added?' and 'Where in this diagram does the CO₂ you produce when you run from Kibera to school actually affect your body chemistry?'</w:t>
+            </w:r>
+          </w:p>
+        </w:tc>
+        <w:tc>
+          <w:tcPr>
+            <w:tcW w:type="dxa" w:w="3040"/>
+            <w:shd w:fill="FFFFFF" w:color="auto" w:val="clear"/>
+            <w:tcMar>
+              <w:top w:type="dxa" w:w="60"/>
+              <w:left w:type="dxa" w:w="120"/>
+              <w:bottom w:type="dxa" w:w="60"/>
+              <w:right w:type="dxa" w:w="120"/>
+            </w:tcMar>
+            <w:vAlign w:val="top"/>
+          </w:tcPr>
+          <w:p>
+            <w:pPr>
+              <w:spacing w:after="40" w:before="0"/>
+              <w:jc w:val="left"/>
+            </w:pPr>
+            <w:r>
+              <w:rPr>
+                <w:rFonts w:ascii="Arial" w:cs="Arial" w:eastAsia="Arial" w:hAnsi="Arial"/>
+                <w:b w:val="false"/>
+                <w:bCs w:val="false"/>
+                <w:i w:val="false"/>
+                <w:iCs w:val="false"/>
+                <w:color w:val="000000"/>
+                <w:sz w:val="18"/>
+                <w:szCs w:val="18"/>
+              </w:rPr>
+              <w:t xml:space="preserve">Jigsaw Expert Teaching + Annotated Scientific Diagram — jigsaw ensures every student is accountable for one body of evidence and must communicate it clearly (NGSS Science and Engineering Practice 8: Obtaining, Evaluating, and Communicating Information). The annotated diagram is a representational sensemaking tool (NGSS SEP 2: Developing and Using Models) that forces students to spatially organise pH values and chemical identities, making the abstract concrete. The phenomenon connection sentence at the bottom of the diagram ensures every student explicitly links biological chemistry to the anchoring context.</w:t>
+            </w:r>
+          </w:p>
+        </w:tc>
+        <w:tc>
+          <w:tcPr>
+            <w:tcW w:type="dxa" w:w="3040"/>
+            <w:shd w:fill="F2F2F2" w:color="auto" w:val="clear"/>
+            <w:tcMar>
+              <w:top w:type="dxa" w:w="60"/>
+              <w:left w:type="dxa" w:w="120"/>
+              <w:bottom w:type="dxa" w:w="60"/>
+              <w:right w:type="dxa" w:w="120"/>
+            </w:tcMar>
+            <w:vAlign w:val="top"/>
+          </w:tcPr>
+          <w:p>
+            <w:pPr>
+              <w:spacing w:after="40" w:before="0"/>
+              <w:jc w:val="left"/>
+            </w:pPr>
+            <w:r>
+              <w:rPr>
+                <w:rFonts w:ascii="Arial" w:cs="Arial" w:eastAsia="Arial" w:hAnsi="Arial"/>
+                <w:b w:val="false"/>
+                <w:bCs w:val="false"/>
+                <w:i w:val="false"/>
+                <w:iCs w:val="false"/>
+                <w:color w:val="000000"/>
+                <w:sz w:val="18"/>
+                <w:szCs w:val="18"/>
+              </w:rPr>
+              <w:t xml:space="preserve">Collect 4–5 annotated diagrams (selected from different ability levels) during the transition to Phase 4. Check: (i) Are pH values at each gut region correct? (ii) Is NaHCO₃ (or 'sodium hydrogen carbonate') named at the duodenum? (iii) Is the CO₂ → H₂CO₃ equation present and correctly placed? (iv) Does the phenomenon-connection sentence go beyond 'both are chemicals' to reference alkalinity, pH, or a specific reaction type? Diagrams lacking (i) or (ii) indicate the student needs re-teaching in the next lesson's opening review.</w:t>
+            </w:r>
+          </w:p>
+        </w:tc>
+      </w:tr>
+      <w:tr>
+        <w:tc>
+          <w:tcPr>
+            <w:tcW w:type="dxa" w:w="1520"/>
+            <w:shd w:fill="FCE4D6" w:color="auto" w:val="clear"/>
+            <w:tcMar>
+              <w:top w:type="dxa" w:w="60"/>
+              <w:left w:type="dxa" w:w="120"/>
+              <w:bottom w:type="dxa" w:w="60"/>
+              <w:right w:type="dxa" w:w="120"/>
+            </w:tcMar>
+            <w:vAlign w:val="top"/>
+          </w:tcPr>
+          <w:p>
+            <w:pPr>
+              <w:spacing w:after="40" w:before="0"/>
+              <w:jc w:val="left"/>
+            </w:pPr>
+            <w:r>
+              <w:rPr>
+                <w:rFonts w:ascii="Arial" w:cs="Arial" w:eastAsia="Arial" w:hAnsi="Arial"/>
+                <w:b/>
+                <w:bCs/>
+                <w:i w:val="false"/>
+                <w:iCs w:val="false"/>
+                <w:color w:val="000000"/>
+                <w:sz w:val="18"/>
+                <w:szCs w:val="18"/>
+              </w:rPr>
+              <w:t xml:space="preserve">Driving Question Board (DQB) Creation</w:t>
+            </w:r>
+          </w:p>
+          <w:p>
+            <w:pPr>
+              <w:spacing w:after="20" w:before="0"/>
+            </w:pPr>
+            <w:r>
+              <w:rPr>
+                <w:rFonts w:ascii="Arial" w:cs="Arial" w:eastAsia="Arial" w:hAnsi="Arial"/>
+                <w:b/>
+                <w:bCs/>
+                <w:color w:val="1F3864"/>
+                <w:sz w:val="16"/>
+                <w:szCs w:val="16"/>
+              </w:rPr>
+              <w:t xml:space="preserve">📹 VIDEO:</w:t>
+            </w:r>
+          </w:p>
+          <w:p>
+            <w:pPr>
+              <w:spacing w:after="20" w:before="0"/>
+            </w:pPr>
+            <w:hyperlink w:history="1" r:id="rIdd--3yddm9yic2i_1asbn3">
               <w:r>
                 <w:rPr>
                   <w:rFonts w:ascii="Arial" w:cs="Arial" w:eastAsia="Arial" w:hAnsi="Arial"/>
@@ -9658,7 +9878,7 @@
                   <w:szCs w:val="16"/>
                   <w:u w:val="single" w:color="2E75B6"/>
                 </w:rPr>
-                <w:t xml:space="preserve">Properties of Acids (Flexbook)</w:t>
+                <w:t xml:space="preserve">Carboxylic acid naming</w:t>
               </w:r>
             </w:hyperlink>
           </w:p>
@@ -9674,7 +9894,7 @@
                 <w:sz w:val="14"/>
                 <w:szCs w:val="14"/>
               </w:rPr>
-              <w:t xml:space="preserve">Source: CK-12</w:t>
+              <w:t xml:space="preserve">Source: Khan Academy (English - US curriculum)</w:t>
             </w:r>
           </w:p>
           <w:p>
@@ -9682,235 +9902,7 @@
               <w:spacing w:after="10" w:before="0"/>
               <w:ind w:left="120"/>
             </w:pPr>
-            <w:hyperlink w:history="1" r:id="rId3b8azl5lxfyke-74hdtak">
-              <w:r>
-                <w:rPr>
-                  <w:rFonts w:ascii="Arial" w:cs="Arial" w:eastAsia="Arial" w:hAnsi="Arial"/>
-                  <w:color w:val="595959"/>
-                  <w:sz w:val="14"/>
-                  <w:szCs w:val="14"/>
-                  <w:u w:val="single" w:color="595959"/>
-                </w:rPr>
-                <w:t xml:space="preserve">🔍 Search ARES for similar readings</w:t>
-              </w:r>
-            </w:hyperlink>
-          </w:p>
-        </w:tc>
-        <w:tc>
-          <w:tcPr>
-            <w:tcW w:type="dxa" w:w="3040"/>
-            <w:shd w:fill="FFFFFF" w:color="auto" w:val="clear"/>
-            <w:tcMar>
-              <w:top w:type="dxa" w:w="60"/>
-              <w:left w:type="dxa" w:w="120"/>
-              <w:bottom w:type="dxa" w:w="60"/>
-              <w:right w:type="dxa" w:w="120"/>
-            </w:tcMar>
-            <w:vAlign w:val="top"/>
-          </w:tcPr>
-          <w:p>
-            <w:pPr>
-              <w:spacing w:after="40" w:before="0"/>
-              <w:jc w:val="left"/>
-            </w:pPr>
-            <w:r>
-              <w:rPr>
-                <w:rFonts w:ascii="Arial" w:cs="Arial" w:eastAsia="Arial" w:hAnsi="Arial"/>
-                <w:b w:val="false"/>
-                <w:bCs w:val="false"/>
-                <w:i w:val="false"/>
-                <w:iCs w:val="false"/>
-                <w:color w:val="000000"/>
-                <w:sz w:val="18"/>
-                <w:szCs w:val="18"/>
-              </w:rPr>
-              <w:t xml:space="preserve">PART A — Jigsaw Expert Share (12 min): Groups are reshuffled so that each new group of 3 contains one 'expert' from each reading card. Each expert has 3 minutes to teach their card's key idea to their new group, using their notebook as reference. The group then collaborates to answer a shared synthesis question posted on the board: 'Lake Magadi water has a pH of about 10.5. A flamingo drinks this water and processes it through a digestive system very similar to yours. Use ALL THREE reading cards to explain: (a) how the flamingo's stomach handles this alkaline intake, (b) what happens to CO₂ produced during the flamingo's intense wading activity, and (c) why the same alkalinity that attacks the sufuria is actually what makes Lake Magadi's soda commercially valuable as a bleaching/cleaning agent.' Groups write a joint paragraph answer (5 min). PART B — Annotated Diagram (10 min): Each student individually draws and labels a diagram of the human digestive system (or copies the outline provided on the resource card) and annotates it with: (i) the name and formula of the acid in the stomach; (ii) the pH range at each labelled region (mouth, stomach, duodenum, small intestine, large intestine); (iii) the name and formula of the base that neutralises acid at the duodenum; (iv) a small arrow labelled 'CO₂ → H₂CO₃ → blood buffer' pointing from the intestinal wall to a stylised blood vessel. Students also add one sentence at the bottom: 'This connects to Lake Magadi because ___.'</w:t>
-            </w:r>
-          </w:p>
-        </w:tc>
-        <w:tc>
-          <w:tcPr>
-            <w:tcW w:type="dxa" w:w="3040"/>
-            <w:shd w:fill="F2F2F2" w:color="auto" w:val="clear"/>
-            <w:tcMar>
-              <w:top w:type="dxa" w:w="60"/>
-              <w:left w:type="dxa" w:w="120"/>
-              <w:bottom w:type="dxa" w:w="60"/>
-              <w:right w:type="dxa" w:w="120"/>
-            </w:tcMar>
-            <w:vAlign w:val="top"/>
-          </w:tcPr>
-          <w:p>
-            <w:pPr>
-              <w:spacing w:after="40" w:before="0"/>
-              <w:jc w:val="left"/>
-            </w:pPr>
-            <w:r>
-              <w:rPr>
-                <w:rFonts w:ascii="Arial" w:cs="Arial" w:eastAsia="Arial" w:hAnsi="Arial"/>
-                <w:b w:val="false"/>
-                <w:bCs w:val="false"/>
-                <w:i w:val="false"/>
-                <w:iCs w:val="false"/>
-                <w:color w:val="000000"/>
-                <w:sz w:val="18"/>
-                <w:szCs w:val="18"/>
-              </w:rPr>
-              <w:t xml:space="preserve">Before the jigsaw: 'You are now an expert on your card. Your job is to teach — not just tell. Use a specific example or number from your card. You have 3 minutes each.' During jigsaw, circulate and listen for misconceptions: if a student says 'the stomach is basic' correct immediately by asking: 'What colour did our indicator show at the start of the demo — and what pH does that correspond to?' After jigsaw, pose the synthesis question verbally AND write it on the board. Say: 'You have 5 minutes. Every person in the group must contribute at least one sentence to the paragraph. I will cold-call one person per group to read.' Cold-call 3 groups (rotate to groups not yet called this lesson). After each reading, respond with: 'What is one thing that group said that surprised you or that you would add to?' — WAIT TIME 12 seconds. For the annotated diagram: 'This is individual work. Silence for 10 minutes. Your diagram is evidence of YOUR understanding.' Circulate and use targeted questions: 'Why does the pH go UP at the duodenum — what is added?' and 'Where in this diagram does the CO₂ you produce when you run from Kibera to school actually affect your body chemistry?'</w:t>
-            </w:r>
-          </w:p>
-        </w:tc>
-        <w:tc>
-          <w:tcPr>
-            <w:tcW w:type="dxa" w:w="3040"/>
-            <w:shd w:fill="FFFFFF" w:color="auto" w:val="clear"/>
-            <w:tcMar>
-              <w:top w:type="dxa" w:w="60"/>
-              <w:left w:type="dxa" w:w="120"/>
-              <w:bottom w:type="dxa" w:w="60"/>
-              <w:right w:type="dxa" w:w="120"/>
-            </w:tcMar>
-            <w:vAlign w:val="top"/>
-          </w:tcPr>
-          <w:p>
-            <w:pPr>
-              <w:spacing w:after="40" w:before="0"/>
-              <w:jc w:val="left"/>
-            </w:pPr>
-            <w:r>
-              <w:rPr>
-                <w:rFonts w:ascii="Arial" w:cs="Arial" w:eastAsia="Arial" w:hAnsi="Arial"/>
-                <w:b w:val="false"/>
-                <w:bCs w:val="false"/>
-                <w:i w:val="false"/>
-                <w:iCs w:val="false"/>
-                <w:color w:val="000000"/>
-                <w:sz w:val="18"/>
-                <w:szCs w:val="18"/>
-              </w:rPr>
-              <w:t xml:space="preserve">Jigsaw Expert Teaching + Annotated Scientific Diagram — jigsaw ensures every student is accountable for one body of evidence and must communicate it clearly (NGSS Science and Engineering Practice 8: Obtaining, Evaluating, and Communicating Information). The annotated diagram is a representational sensemaking tool (NGSS SEP 2: Developing and Using Models) that forces students to spatially organise pH values and chemical identities, making the abstract concrete. The phenomenon connection sentence at the bottom of the diagram ensures every student explicitly links biological chemistry to the anchoring context.</w:t>
-            </w:r>
-          </w:p>
-        </w:tc>
-        <w:tc>
-          <w:tcPr>
-            <w:tcW w:type="dxa" w:w="3040"/>
-            <w:shd w:fill="F2F2F2" w:color="auto" w:val="clear"/>
-            <w:tcMar>
-              <w:top w:type="dxa" w:w="60"/>
-              <w:left w:type="dxa" w:w="120"/>
-              <w:bottom w:type="dxa" w:w="60"/>
-              <w:right w:type="dxa" w:w="120"/>
-            </w:tcMar>
-            <w:vAlign w:val="top"/>
-          </w:tcPr>
-          <w:p>
-            <w:pPr>
-              <w:spacing w:after="40" w:before="0"/>
-              <w:jc w:val="left"/>
-            </w:pPr>
-            <w:r>
-              <w:rPr>
-                <w:rFonts w:ascii="Arial" w:cs="Arial" w:eastAsia="Arial" w:hAnsi="Arial"/>
-                <w:b w:val="false"/>
-                <w:bCs w:val="false"/>
-                <w:i w:val="false"/>
-                <w:iCs w:val="false"/>
-                <w:color w:val="000000"/>
-                <w:sz w:val="18"/>
-                <w:szCs w:val="18"/>
-              </w:rPr>
-              <w:t xml:space="preserve">Collect 4–5 annotated diagrams (selected from different ability levels) during the transition to Phase 4. Check: (i) Are pH values at each gut region correct? (ii) Is NaHCO₃ (or 'sodium hydrogen carbonate') named at the duodenum? (iii) Is the CO₂ → H₂CO₃ equation present and correctly placed? (iv) Does the phenomenon-connection sentence go beyond 'both are chemicals' to reference alkalinity, pH, or a specific reaction type? Diagrams lacking (i) or (ii) indicate the student needs re-teaching in the next lesson's opening review.</w:t>
-            </w:r>
-          </w:p>
-        </w:tc>
-      </w:tr>
-      <w:tr>
-        <w:tc>
-          <w:tcPr>
-            <w:tcW w:type="dxa" w:w="1520"/>
-            <w:shd w:fill="FCE4D6" w:color="auto" w:val="clear"/>
-            <w:tcMar>
-              <w:top w:type="dxa" w:w="60"/>
-              <w:left w:type="dxa" w:w="120"/>
-              <w:bottom w:type="dxa" w:w="60"/>
-              <w:right w:type="dxa" w:w="120"/>
-            </w:tcMar>
-            <w:vAlign w:val="top"/>
-          </w:tcPr>
-          <w:p>
-            <w:pPr>
-              <w:spacing w:after="40" w:before="0"/>
-              <w:jc w:val="left"/>
-            </w:pPr>
-            <w:r>
-              <w:rPr>
-                <w:rFonts w:ascii="Arial" w:cs="Arial" w:eastAsia="Arial" w:hAnsi="Arial"/>
-                <w:b/>
-                <w:bCs/>
-                <w:i w:val="false"/>
-                <w:iCs w:val="false"/>
-                <w:color w:val="000000"/>
-                <w:sz w:val="18"/>
-                <w:szCs w:val="18"/>
-              </w:rPr>
-              <w:t xml:space="preserve">Driving Question Board (DQB) Creation</w:t>
-            </w:r>
-          </w:p>
-          <w:p>
-            <w:pPr>
-              <w:spacing w:after="20" w:before="0"/>
-            </w:pPr>
-            <w:r>
-              <w:rPr>
-                <w:rFonts w:ascii="Arial" w:cs="Arial" w:eastAsia="Arial" w:hAnsi="Arial"/>
-                <w:b/>
-                <w:bCs/>
-                <w:color w:val="1F3864"/>
-                <w:sz w:val="16"/>
-                <w:szCs w:val="16"/>
-              </w:rPr>
-              <w:t xml:space="preserve">📹 VIDEO:</w:t>
-            </w:r>
-          </w:p>
-          <w:p>
-            <w:pPr>
-              <w:spacing w:after="20" w:before="0"/>
-            </w:pPr>
-            <w:hyperlink w:history="1" r:id="rIdpe5v4hhp2mrotllero7tu">
-              <w:r>
-                <w:rPr>
-                  <w:rFonts w:ascii="Arial" w:cs="Arial" w:eastAsia="Arial" w:hAnsi="Arial"/>
-                  <w:color w:val="2E75B6"/>
-                  <w:sz w:val="16"/>
-                  <w:szCs w:val="16"/>
-                  <w:u w:val="single" w:color="2E75B6"/>
-                </w:rPr>
-                <w:t xml:space="preserve">Video: Neuron</w:t>
-              </w:r>
-            </w:hyperlink>
-          </w:p>
-          <w:p>
-            <w:pPr>
-              <w:spacing w:after="10" w:before="0"/>
-              <w:ind w:left="120"/>
-            </w:pPr>
-            <w:r>
-              <w:rPr>
-                <w:rFonts w:ascii="Arial" w:cs="Arial" w:eastAsia="Arial" w:hAnsi="Arial"/>
-                <w:color w:val="595959"/>
-                <w:sz w:val="14"/>
-                <w:szCs w:val="14"/>
-              </w:rPr>
-              <w:t xml:space="preserve">Source: PhET Interactive Simulations (English)</w:t>
-            </w:r>
-          </w:p>
-          <w:p>
-            <w:pPr>
-              <w:spacing w:after="10" w:before="0"/>
-              <w:ind w:left="120"/>
-            </w:pPr>
-            <w:hyperlink w:history="1" r:id="rIdw7jjqzc-ynikws7md2erv">
+            <w:hyperlink w:history="1" r:id="rIdrof7xrpazcp0fghm1li2a">
               <w:r>
                 <w:rPr>
                   <w:rFonts w:ascii="Arial" w:cs="Arial" w:eastAsia="Arial" w:hAnsi="Arial"/>
@@ -9948,14 +9940,241 @@
                 <w:sz w:val="16"/>
                 <w:szCs w:val="16"/>
               </w:rPr>
-              <w:t xml:space="preserve">📖 HTML:</w:t>
+              <w:t xml:space="preserve">📖 READING:</w:t>
             </w:r>
           </w:p>
           <w:p>
             <w:pPr>
               <w:spacing w:after="20" w:before="0"/>
             </w:pPr>
-            <w:hyperlink w:history="1" r:id="rIdda4oaslxtopdpxantxcqf">
+            <w:r>
+              <w:rPr>
+                <w:rFonts w:ascii="Arial" w:cs="Arial" w:eastAsia="Arial" w:hAnsi="Arial"/>
+                <w:i/>
+                <w:iCs/>
+                <w:color w:val="595959"/>
+                <w:sz w:val="16"/>
+                <w:szCs w:val="16"/>
+              </w:rPr>
+              <w:t xml:space="preserve">No closely matching reading in the ARES library for this activity.</w:t>
+            </w:r>
+          </w:p>
+          <w:p>
+            <w:pPr>
+              <w:spacing w:after="10" w:before="0"/>
+              <w:ind w:left="120"/>
+            </w:pPr>
+            <w:hyperlink w:history="1" r:id="rIdcvmnpeybogtj0htoxdefg">
+              <w:r>
+                <w:rPr>
+                  <w:rFonts w:ascii="Arial" w:cs="Arial" w:eastAsia="Arial" w:hAnsi="Arial"/>
+                  <w:color w:val="595959"/>
+                  <w:sz w:val="14"/>
+                  <w:szCs w:val="14"/>
+                  <w:u w:val="single" w:color="595959"/>
+                </w:rPr>
+                <w:t xml:space="preserve">🔍 Search ARES for readings</w:t>
+              </w:r>
+            </w:hyperlink>
+          </w:p>
+          <w:p>
+            <w:pPr>
+              <w:spacing w:after="10" w:before="0"/>
+              <w:ind w:left="120"/>
+            </w:pPr>
+            <w:r>
+              <w:rPr>
+                <w:rFonts w:ascii="Arial" w:cs="Arial" w:eastAsia="Arial" w:hAnsi="Arial"/>
+                <w:color w:val="595959"/>
+                <w:sz w:val="14"/>
+                <w:szCs w:val="14"/>
+              </w:rPr>
+              <w:t xml:space="preserve">Search terms: acids bases salts biological</w:t>
+            </w:r>
+          </w:p>
+        </w:tc>
+        <w:tc>
+          <w:tcPr>
+            <w:tcW w:type="dxa" w:w="3040"/>
+            <w:shd w:fill="FFFFFF" w:color="auto" w:val="clear"/>
+            <w:tcMar>
+              <w:top w:type="dxa" w:w="60"/>
+              <w:left w:type="dxa" w:w="120"/>
+              <w:bottom w:type="dxa" w:w="60"/>
+              <w:right w:type="dxa" w:w="120"/>
+            </w:tcMar>
+            <w:vAlign w:val="top"/>
+          </w:tcPr>
+          <w:p>
+            <w:pPr>
+              <w:spacing w:after="40" w:before="0"/>
+              <w:jc w:val="left"/>
+            </w:pPr>
+            <w:r>
+              <w:rPr>
+                <w:rFonts w:ascii="Arial" w:cs="Arial" w:eastAsia="Arial" w:hAnsi="Arial"/>
+                <w:b w:val="false"/>
+                <w:bCs w:val="false"/>
+                <w:i w:val="false"/>
+                <w:iCs w:val="false"/>
+                <w:color w:val="000000"/>
+                <w:sz w:val="18"/>
+                <w:szCs w:val="18"/>
+              </w:rPr>
+              <w:t xml:space="preserve">Each student receives two sticky notes (or writes in the DQB section of their notebook if physical notes are unavailable). On the YELLOW note they write: 'One thing I can now explain about our Lake Magadi / sufuria mystery that I could NOT explain before Lesson 3.' On the BLUE note they write: 'One new question this lesson has raised for me.' Students post/record their notes. The class then does a 3-minute 'gallery scan' — reading 3–4 peers' yellow notes and placing a tick next to any yellow note that matches their own new understanding. Teacher reads 3 yellow notes and 3 blue notes aloud, pausing after each to ask: 'Does anyone disagree with this explanation?' or 'Does anyone think they can already answer this new question?'</w:t>
+            </w:r>
+          </w:p>
+        </w:tc>
+        <w:tc>
+          <w:tcPr>
+            <w:tcW w:type="dxa" w:w="3040"/>
+            <w:shd w:fill="F2F2F2" w:color="auto" w:val="clear"/>
+            <w:tcMar>
+              <w:top w:type="dxa" w:w="60"/>
+              <w:left w:type="dxa" w:w="120"/>
+              <w:bottom w:type="dxa" w:w="60"/>
+              <w:right w:type="dxa" w:w="120"/>
+            </w:tcMar>
+            <w:vAlign w:val="top"/>
+          </w:tcPr>
+          <w:p>
+            <w:pPr>
+              <w:spacing w:after="40" w:before="0"/>
+              <w:jc w:val="left"/>
+            </w:pPr>
+            <w:r>
+              <w:rPr>
+                <w:rFonts w:ascii="Arial" w:cs="Arial" w:eastAsia="Arial" w:hAnsi="Arial"/>
+                <w:b w:val="false"/>
+                <w:bCs w:val="false"/>
+                <w:i w:val="false"/>
+                <w:iCs w:val="false"/>
+                <w:color w:val="000000"/>
+                <w:sz w:val="18"/>
+                <w:szCs w:val="18"/>
+              </w:rPr>
+              <w:t xml:space="preserve">Say: 'Our Driving Question asks why some substances from our Kenyan environment react so differently with metals, food, and living things. Look at your annotated diagram. What layer of the answer can you now fill in that was blank after Lesson 2?' Give 2 minutes of silent thinking. Distribute sticky notes. After posting, lead the gallery scan: 'Walk slowly — read, tick, think. No talking.' After 3 minutes: 'Return to your seat.' Read 3 yellow notes aloud. After each: 'Thumbs up if you would add this to YOUR explanation of the Lake Magadi mystery. Thumbs sideways if you're not sure. Thumbs down if you disagree.' Tally visible responses and say: 'I see some thumbs sideways on this one — we'll come back to that in Lesson 4 when we look at how salts behave in air.' Read 3 blue notes and write the two most scientifically generative questions on a dedicated 'Growing Questions' section of the class DQB (or board). Say: 'These two questions — [read them] — are exactly what Lessons 4 and 5 will help us answer.'</w:t>
+            </w:r>
+          </w:p>
+        </w:tc>
+        <w:tc>
+          <w:tcPr>
+            <w:tcW w:type="dxa" w:w="3040"/>
+            <w:shd w:fill="FFFFFF" w:color="auto" w:val="clear"/>
+            <w:tcMar>
+              <w:top w:type="dxa" w:w="60"/>
+              <w:left w:type="dxa" w:w="120"/>
+              <w:bottom w:type="dxa" w:w="60"/>
+              <w:right w:type="dxa" w:w="120"/>
+            </w:tcMar>
+            <w:vAlign w:val="top"/>
+          </w:tcPr>
+          <w:p>
+            <w:pPr>
+              <w:spacing w:after="40" w:before="0"/>
+              <w:jc w:val="left"/>
+            </w:pPr>
+            <w:r>
+              <w:rPr>
+                <w:rFonts w:ascii="Arial" w:cs="Arial" w:eastAsia="Arial" w:hAnsi="Arial"/>
+                <w:b w:val="false"/>
+                <w:bCs w:val="false"/>
+                <w:i w:val="false"/>
+                <w:iCs w:val="false"/>
+                <w:color w:val="000000"/>
+                <w:sz w:val="18"/>
+                <w:szCs w:val="18"/>
+              </w:rPr>
+              <w:t xml:space="preserve">Two-Colour DQB Protocol — the yellow/blue distinction separates consolidated understanding from productive uncertainty, making students' epistemic progress visible to themselves and the teacher. The gallery scan with ticking creates a low-stakes peer-review moment and surfaces consensus versus disagreement, driving further inquiry (NGSS SEP 1: Asking Questions and Defining Problems).</w:t>
+            </w:r>
+          </w:p>
+        </w:tc>
+        <w:tc>
+          <w:tcPr>
+            <w:tcW w:type="dxa" w:w="3040"/>
+            <w:shd w:fill="F2F2F2" w:color="auto" w:val="clear"/>
+            <w:tcMar>
+              <w:top w:type="dxa" w:w="60"/>
+              <w:left w:type="dxa" w:w="120"/>
+              <w:bottom w:type="dxa" w:w="60"/>
+              <w:right w:type="dxa" w:w="120"/>
+            </w:tcMar>
+            <w:vAlign w:val="top"/>
+          </w:tcPr>
+          <w:p>
+            <w:pPr>
+              <w:spacing w:after="40" w:before="0"/>
+              <w:jc w:val="left"/>
+            </w:pPr>
+            <w:r>
+              <w:rPr>
+                <w:rFonts w:ascii="Arial" w:cs="Arial" w:eastAsia="Arial" w:hAnsi="Arial"/>
+                <w:b w:val="false"/>
+                <w:bCs w:val="false"/>
+                <w:i w:val="false"/>
+                <w:iCs w:val="false"/>
+                <w:color w:val="000000"/>
+                <w:sz w:val="18"/>
+                <w:szCs w:val="18"/>
+              </w:rPr>
+              <w:t xml:space="preserve">Teacher photographs or reads all yellow notes (or scans the notebook DQB section) after class. Indicator of success: at least 70% of yellow notes reference a specific chemical agent (HCl, NaHCO₃, NaOCl, H₂CO₃) or a specific pH value, rather than vague statements like 'acids are in the stomach.' Blue notes that ask about salt behaviour in air ('why does the soda crust form at Lake Magadi and not dissolve?') indicate readiness for Lesson 4 content.</w:t>
+            </w:r>
+          </w:p>
+        </w:tc>
+      </w:tr>
+      <w:tr>
+        <w:tc>
+          <w:tcPr>
+            <w:tcW w:type="dxa" w:w="1520"/>
+            <w:shd w:fill="D5E8F0" w:color="auto" w:val="clear"/>
+            <w:tcMar>
+              <w:top w:type="dxa" w:w="60"/>
+              <w:left w:type="dxa" w:w="120"/>
+              <w:bottom w:type="dxa" w:w="60"/>
+              <w:right w:type="dxa" w:w="120"/>
+            </w:tcMar>
+            <w:vAlign w:val="top"/>
+          </w:tcPr>
+          <w:p>
+            <w:pPr>
+              <w:spacing w:after="40" w:before="0"/>
+              <w:jc w:val="left"/>
+            </w:pPr>
+            <w:r>
+              <w:rPr>
+                <w:rFonts w:ascii="Arial" w:cs="Arial" w:eastAsia="Arial" w:hAnsi="Arial"/>
+                <w:b/>
+                <w:bCs/>
+                <w:i w:val="false"/>
+                <w:iCs w:val="false"/>
+                <w:color w:val="000000"/>
+                <w:sz w:val="18"/>
+                <w:szCs w:val="18"/>
+              </w:rPr>
+              <w:t xml:space="preserve">Model Building Phase</w:t>
+            </w:r>
+          </w:p>
+          <w:p>
+            <w:pPr>
+              <w:spacing w:after="20" w:before="0"/>
+            </w:pPr>
+            <w:r>
+              <w:rPr>
+                <w:rFonts w:ascii="Arial" w:cs="Arial" w:eastAsia="Arial" w:hAnsi="Arial"/>
+                <w:b/>
+                <w:bCs/>
+                <w:color w:val="1F3864"/>
+                <w:sz w:val="16"/>
+                <w:szCs w:val="16"/>
+              </w:rPr>
+              <w:t xml:space="preserve">📹 VIDEO:</w:t>
+            </w:r>
+          </w:p>
+          <w:p>
+            <w:pPr>
+              <w:spacing w:after="20" w:before="0"/>
+            </w:pPr>
+            <w:hyperlink w:history="1" r:id="rIdgev_v9ocs038zflkaogkl">
               <w:r>
                 <w:rPr>
                   <w:rFonts w:ascii="Arial" w:cs="Arial" w:eastAsia="Arial" w:hAnsi="Arial"/>
@@ -9964,7 +10183,7 @@
                   <w:szCs w:val="16"/>
                   <w:u w:val="single" w:color="2E75B6"/>
                 </w:rPr>
-                <w:t xml:space="preserve">Properties of Acids (Flexbook)</w:t>
+                <w:t xml:space="preserve">Carboxylic acid naming</w:t>
               </w:r>
             </w:hyperlink>
           </w:p>
@@ -9980,7 +10199,7 @@
                 <w:sz w:val="14"/>
                 <w:szCs w:val="14"/>
               </w:rPr>
-              <w:t xml:space="preserve">Source: CK-12</w:t>
+              <w:t xml:space="preserve">Source: Khan Academy (English - US curriculum)</w:t>
             </w:r>
           </w:p>
           <w:p>
@@ -9988,235 +10207,7 @@
               <w:spacing w:after="10" w:before="0"/>
               <w:ind w:left="120"/>
             </w:pPr>
-            <w:hyperlink w:history="1" r:id="rIdzjty0pbknjk7qm6xlmacf">
-              <w:r>
-                <w:rPr>
-                  <w:rFonts w:ascii="Arial" w:cs="Arial" w:eastAsia="Arial" w:hAnsi="Arial"/>
-                  <w:color w:val="595959"/>
-                  <w:sz w:val="14"/>
-                  <w:szCs w:val="14"/>
-                  <w:u w:val="single" w:color="595959"/>
-                </w:rPr>
-                <w:t xml:space="preserve">🔍 Search ARES for similar readings</w:t>
-              </w:r>
-            </w:hyperlink>
-          </w:p>
-        </w:tc>
-        <w:tc>
-          <w:tcPr>
-            <w:tcW w:type="dxa" w:w="3040"/>
-            <w:shd w:fill="FFFFFF" w:color="auto" w:val="clear"/>
-            <w:tcMar>
-              <w:top w:type="dxa" w:w="60"/>
-              <w:left w:type="dxa" w:w="120"/>
-              <w:bottom w:type="dxa" w:w="60"/>
-              <w:right w:type="dxa" w:w="120"/>
-            </w:tcMar>
-            <w:vAlign w:val="top"/>
-          </w:tcPr>
-          <w:p>
-            <w:pPr>
-              <w:spacing w:after="40" w:before="0"/>
-              <w:jc w:val="left"/>
-            </w:pPr>
-            <w:r>
-              <w:rPr>
-                <w:rFonts w:ascii="Arial" w:cs="Arial" w:eastAsia="Arial" w:hAnsi="Arial"/>
-                <w:b w:val="false"/>
-                <w:bCs w:val="false"/>
-                <w:i w:val="false"/>
-                <w:iCs w:val="false"/>
-                <w:color w:val="000000"/>
-                <w:sz w:val="18"/>
-                <w:szCs w:val="18"/>
-              </w:rPr>
-              <w:t xml:space="preserve">Each student receives two sticky notes (or writes in the DQB section of their notebook if physical notes are unavailable). On the YELLOW note they write: 'One thing I can now explain about our Lake Magadi / sufuria mystery that I could NOT explain before Lesson 3.' On the BLUE note they write: 'One new question this lesson has raised for me.' Students post/record their notes. The class then does a 3-minute 'gallery scan' — reading 3–4 peers' yellow notes and placing a tick next to any yellow note that matches their own new understanding. Teacher reads 3 yellow notes and 3 blue notes aloud, pausing after each to ask: 'Does anyone disagree with this explanation?' or 'Does anyone think they can already answer this new question?'</w:t>
-            </w:r>
-          </w:p>
-        </w:tc>
-        <w:tc>
-          <w:tcPr>
-            <w:tcW w:type="dxa" w:w="3040"/>
-            <w:shd w:fill="F2F2F2" w:color="auto" w:val="clear"/>
-            <w:tcMar>
-              <w:top w:type="dxa" w:w="60"/>
-              <w:left w:type="dxa" w:w="120"/>
-              <w:bottom w:type="dxa" w:w="60"/>
-              <w:right w:type="dxa" w:w="120"/>
-            </w:tcMar>
-            <w:vAlign w:val="top"/>
-          </w:tcPr>
-          <w:p>
-            <w:pPr>
-              <w:spacing w:after="40" w:before="0"/>
-              <w:jc w:val="left"/>
-            </w:pPr>
-            <w:r>
-              <w:rPr>
-                <w:rFonts w:ascii="Arial" w:cs="Arial" w:eastAsia="Arial" w:hAnsi="Arial"/>
-                <w:b w:val="false"/>
-                <w:bCs w:val="false"/>
-                <w:i w:val="false"/>
-                <w:iCs w:val="false"/>
-                <w:color w:val="000000"/>
-                <w:sz w:val="18"/>
-                <w:szCs w:val="18"/>
-              </w:rPr>
-              <w:t xml:space="preserve">Say: 'Our Driving Question asks why some substances from our Kenyan environment react so differently with metals, food, and living things. Look at your annotated diagram. What layer of the answer can you now fill in that was blank after Lesson 2?' Give 2 minutes of silent thinking. Distribute sticky notes. After posting, lead the gallery scan: 'Walk slowly — read, tick, think. No talking.' After 3 minutes: 'Return to your seat.' Read 3 yellow notes aloud. After each: 'Thumbs up if you would add this to YOUR explanation of the Lake Magadi mystery. Thumbs sideways if you're not sure. Thumbs down if you disagree.' Tally visible responses and say: 'I see some thumbs sideways on this one — we'll come back to that in Lesson 4 when we look at how salts behave in air.' Read 3 blue notes and write the two most scientifically generative questions on a dedicated 'Growing Questions' section of the class DQB (or board). Say: 'These two questions — [read them] — are exactly what Lessons 4 and 5 will help us answer.'</w:t>
-            </w:r>
-          </w:p>
-        </w:tc>
-        <w:tc>
-          <w:tcPr>
-            <w:tcW w:type="dxa" w:w="3040"/>
-            <w:shd w:fill="FFFFFF" w:color="auto" w:val="clear"/>
-            <w:tcMar>
-              <w:top w:type="dxa" w:w="60"/>
-              <w:left w:type="dxa" w:w="120"/>
-              <w:bottom w:type="dxa" w:w="60"/>
-              <w:right w:type="dxa" w:w="120"/>
-            </w:tcMar>
-            <w:vAlign w:val="top"/>
-          </w:tcPr>
-          <w:p>
-            <w:pPr>
-              <w:spacing w:after="40" w:before="0"/>
-              <w:jc w:val="left"/>
-            </w:pPr>
-            <w:r>
-              <w:rPr>
-                <w:rFonts w:ascii="Arial" w:cs="Arial" w:eastAsia="Arial" w:hAnsi="Arial"/>
-                <w:b w:val="false"/>
-                <w:bCs w:val="false"/>
-                <w:i w:val="false"/>
-                <w:iCs w:val="false"/>
-                <w:color w:val="000000"/>
-                <w:sz w:val="18"/>
-                <w:szCs w:val="18"/>
-              </w:rPr>
-              <w:t xml:space="preserve">Two-Colour DQB Protocol — the yellow/blue distinction separates consolidated understanding from productive uncertainty, making students' epistemic progress visible to themselves and the teacher. The gallery scan with ticking creates a low-stakes peer-review moment and surfaces consensus versus disagreement, driving further inquiry (NGSS SEP 1: Asking Questions and Defining Problems).</w:t>
-            </w:r>
-          </w:p>
-        </w:tc>
-        <w:tc>
-          <w:tcPr>
-            <w:tcW w:type="dxa" w:w="3040"/>
-            <w:shd w:fill="F2F2F2" w:color="auto" w:val="clear"/>
-            <w:tcMar>
-              <w:top w:type="dxa" w:w="60"/>
-              <w:left w:type="dxa" w:w="120"/>
-              <w:bottom w:type="dxa" w:w="60"/>
-              <w:right w:type="dxa" w:w="120"/>
-            </w:tcMar>
-            <w:vAlign w:val="top"/>
-          </w:tcPr>
-          <w:p>
-            <w:pPr>
-              <w:spacing w:after="40" w:before="0"/>
-              <w:jc w:val="left"/>
-            </w:pPr>
-            <w:r>
-              <w:rPr>
-                <w:rFonts w:ascii="Arial" w:cs="Arial" w:eastAsia="Arial" w:hAnsi="Arial"/>
-                <w:b w:val="false"/>
-                <w:bCs w:val="false"/>
-                <w:i w:val="false"/>
-                <w:iCs w:val="false"/>
-                <w:color w:val="000000"/>
-                <w:sz w:val="18"/>
-                <w:szCs w:val="18"/>
-              </w:rPr>
-              <w:t xml:space="preserve">Teacher photographs or reads all yellow notes (or scans the notebook DQB section) after class. Indicator of success: at least 70% of yellow notes reference a specific chemical agent (HCl, NaHCO₃, NaOCl, H₂CO₃) or a specific pH value, rather than vague statements like 'acids are in the stomach.' Blue notes that ask about salt behaviour in air ('why does the soda crust form at Lake Magadi and not dissolve?') indicate readiness for Lesson 4 content.</w:t>
-            </w:r>
-          </w:p>
-        </w:tc>
-      </w:tr>
-      <w:tr>
-        <w:tc>
-          <w:tcPr>
-            <w:tcW w:type="dxa" w:w="1520"/>
-            <w:shd w:fill="D5E8F0" w:color="auto" w:val="clear"/>
-            <w:tcMar>
-              <w:top w:type="dxa" w:w="60"/>
-              <w:left w:type="dxa" w:w="120"/>
-              <w:bottom w:type="dxa" w:w="60"/>
-              <w:right w:type="dxa" w:w="120"/>
-            </w:tcMar>
-            <w:vAlign w:val="top"/>
-          </w:tcPr>
-          <w:p>
-            <w:pPr>
-              <w:spacing w:after="40" w:before="0"/>
-              <w:jc w:val="left"/>
-            </w:pPr>
-            <w:r>
-              <w:rPr>
-                <w:rFonts w:ascii="Arial" w:cs="Arial" w:eastAsia="Arial" w:hAnsi="Arial"/>
-                <w:b/>
-                <w:bCs/>
-                <w:i w:val="false"/>
-                <w:iCs w:val="false"/>
-                <w:color w:val="000000"/>
-                <w:sz w:val="18"/>
-                <w:szCs w:val="18"/>
-              </w:rPr>
-              <w:t xml:space="preserve">Model Building Phase</w:t>
-            </w:r>
-          </w:p>
-          <w:p>
-            <w:pPr>
-              <w:spacing w:after="20" w:before="0"/>
-            </w:pPr>
-            <w:r>
-              <w:rPr>
-                <w:rFonts w:ascii="Arial" w:cs="Arial" w:eastAsia="Arial" w:hAnsi="Arial"/>
-                <w:b/>
-                <w:bCs/>
-                <w:color w:val="1F3864"/>
-                <w:sz w:val="16"/>
-                <w:szCs w:val="16"/>
-              </w:rPr>
-              <w:t xml:space="preserve">📹 VIDEO:</w:t>
-            </w:r>
-          </w:p>
-          <w:p>
-            <w:pPr>
-              <w:spacing w:after="20" w:before="0"/>
-            </w:pPr>
-            <w:hyperlink w:history="1" r:id="rIdamtyovsdyhy7st4mjwkc0">
-              <w:r>
-                <w:rPr>
-                  <w:rFonts w:ascii="Arial" w:cs="Arial" w:eastAsia="Arial" w:hAnsi="Arial"/>
-                  <w:color w:val="2E75B6"/>
-                  <w:sz w:val="16"/>
-                  <w:szCs w:val="16"/>
-                  <w:u w:val="single" w:color="2E75B6"/>
-                </w:rPr>
-                <w:t xml:space="preserve">Video: Neuron</w:t>
-              </w:r>
-            </w:hyperlink>
-          </w:p>
-          <w:p>
-            <w:pPr>
-              <w:spacing w:after="10" w:before="0"/>
-              <w:ind w:left="120"/>
-            </w:pPr>
-            <w:r>
-              <w:rPr>
-                <w:rFonts w:ascii="Arial" w:cs="Arial" w:eastAsia="Arial" w:hAnsi="Arial"/>
-                <w:color w:val="595959"/>
-                <w:sz w:val="14"/>
-                <w:szCs w:val="14"/>
-              </w:rPr>
-              <w:t xml:space="preserve">Source: PhET Interactive Simulations (English)</w:t>
-            </w:r>
-          </w:p>
-          <w:p>
-            <w:pPr>
-              <w:spacing w:after="10" w:before="0"/>
-              <w:ind w:left="120"/>
-            </w:pPr>
-            <w:hyperlink w:history="1" r:id="rId-h6wuwwf-0hxwu3y3vcem">
+            <w:hyperlink w:history="1" r:id="rIdgh-j95fkqr0anh0oks4xx">
               <w:r>
                 <w:rPr>
                   <w:rFonts w:ascii="Arial" w:cs="Arial" w:eastAsia="Arial" w:hAnsi="Arial"/>
@@ -10254,47 +10245,31 @@
                 <w:sz w:val="16"/>
                 <w:szCs w:val="16"/>
               </w:rPr>
-              <w:t xml:space="preserve">📖 HTML:</w:t>
+              <w:t xml:space="preserve">📖 READING:</w:t>
             </w:r>
           </w:p>
           <w:p>
             <w:pPr>
               <w:spacing w:after="20" w:before="0"/>
             </w:pPr>
-            <w:hyperlink w:history="1" r:id="rIdozffdhygnltixqnox9u3h">
-              <w:r>
-                <w:rPr>
-                  <w:rFonts w:ascii="Arial" w:cs="Arial" w:eastAsia="Arial" w:hAnsi="Arial"/>
-                  <w:color w:val="2E75B6"/>
-                  <w:sz w:val="16"/>
-                  <w:szCs w:val="16"/>
-                  <w:u w:val="single" w:color="2E75B6"/>
-                </w:rPr>
-                <w:t xml:space="preserve">Properties of Acids (Flexbook)</w:t>
-              </w:r>
-            </w:hyperlink>
+            <w:r>
+              <w:rPr>
+                <w:rFonts w:ascii="Arial" w:cs="Arial" w:eastAsia="Arial" w:hAnsi="Arial"/>
+                <w:i/>
+                <w:iCs/>
+                <w:color w:val="595959"/>
+                <w:sz w:val="16"/>
+                <w:szCs w:val="16"/>
+              </w:rPr>
+              <w:t xml:space="preserve">No closely matching reading in the ARES library for this activity.</w:t>
+            </w:r>
           </w:p>
           <w:p>
             <w:pPr>
               <w:spacing w:after="10" w:before="0"/>
               <w:ind w:left="120"/>
             </w:pPr>
-            <w:r>
-              <w:rPr>
-                <w:rFonts w:ascii="Arial" w:cs="Arial" w:eastAsia="Arial" w:hAnsi="Arial"/>
-                <w:color w:val="595959"/>
-                <w:sz w:val="14"/>
-                <w:szCs w:val="14"/>
-              </w:rPr>
-              <w:t xml:space="preserve">Source: CK-12</w:t>
-            </w:r>
-          </w:p>
-          <w:p>
-            <w:pPr>
-              <w:spacing w:after="10" w:before="0"/>
-              <w:ind w:left="120"/>
-            </w:pPr>
-            <w:hyperlink w:history="1" r:id="rIdmzeqtwl04x18hplvweusz">
+            <w:hyperlink w:history="1" r:id="rIddnh91qhsggm2i8jws8i4o">
               <w:r>
                 <w:rPr>
                   <w:rFonts w:ascii="Arial" w:cs="Arial" w:eastAsia="Arial" w:hAnsi="Arial"/>
@@ -10303,9 +10278,24 @@
                   <w:szCs w:val="14"/>
                   <w:u w:val="single" w:color="595959"/>
                 </w:rPr>
-                <w:t xml:space="preserve">🔍 Search ARES for similar readings</w:t>
+                <w:t xml:space="preserve">🔍 Search ARES for readings</w:t>
               </w:r>
             </w:hyperlink>
+          </w:p>
+          <w:p>
+            <w:pPr>
+              <w:spacing w:after="10" w:before="0"/>
+              <w:ind w:left="120"/>
+            </w:pPr>
+            <w:r>
+              <w:rPr>
+                <w:rFonts w:ascii="Arial" w:cs="Arial" w:eastAsia="Arial" w:hAnsi="Arial"/>
+                <w:color w:val="595959"/>
+                <w:sz w:val="14"/>
+                <w:szCs w:val="14"/>
+              </w:rPr>
+              <w:t xml:space="preserve">Search terms: acids bases salts biological</w:t>
+            </w:r>
           </w:p>
         </w:tc>
         <w:tc>
@@ -11876,7 +11866,7 @@
             <w:pPr>
               <w:spacing w:after="20" w:before="0"/>
             </w:pPr>
-            <w:hyperlink w:history="1" r:id="rIdlwtusex-0x87q0fcgwuap">
+            <w:hyperlink w:history="1" r:id="rIdi4hospwm0dbde6zufh7oc">
               <w:r>
                 <w:rPr>
                   <w:rFonts w:ascii="Arial" w:cs="Arial" w:eastAsia="Arial" w:hAnsi="Arial"/>
@@ -11885,7 +11875,7 @@
                   <w:szCs w:val="16"/>
                   <w:u w:val="single" w:color="2E75B6"/>
                 </w:rPr>
-                <w:t xml:space="preserve">Experimental probability</w:t>
+                <w:t xml:space="preserve">03 Acid And Metal Carbonate Reactions</w:t>
               </w:r>
             </w:hyperlink>
           </w:p>
@@ -11901,7 +11891,7 @@
                 <w:sz w:val="14"/>
                 <w:szCs w:val="14"/>
               </w:rPr>
-              <w:t xml:space="preserve">Source: Khan Academy (English - US curriculum)</w:t>
+              <w:t xml:space="preserve">Source: Seavuria</w:t>
             </w:r>
           </w:p>
           <w:p>
@@ -11909,7 +11899,7 @@
               <w:spacing w:after="10" w:before="0"/>
               <w:ind w:left="120"/>
             </w:pPr>
-            <w:hyperlink w:history="1" r:id="rIdiysosgx6m-yo2istartrd">
+            <w:hyperlink w:history="1" r:id="rIdsvtdmfekgts0mvf8qk3pl">
               <w:r>
                 <w:rPr>
                   <w:rFonts w:ascii="Arial" w:cs="Arial" w:eastAsia="Arial" w:hAnsi="Arial"/>
@@ -11947,14 +11937,14 @@
                 <w:sz w:val="16"/>
                 <w:szCs w:val="16"/>
               </w:rPr>
-              <w:t xml:space="preserve">📖 HTML:</w:t>
+              <w:t xml:space="preserve">📖 EXERCISE:</w:t>
             </w:r>
           </w:p>
           <w:p>
             <w:pPr>
               <w:spacing w:after="20" w:before="0"/>
             </w:pPr>
-            <w:hyperlink w:history="1" r:id="rId47udxvaf9vjk9j50hsv0w">
+            <w:hyperlink w:history="1" r:id="rId-nwqqvjvdhv9pst8totef">
               <w:r>
                 <w:rPr>
                   <w:rFonts w:ascii="Arial" w:cs="Arial" w:eastAsia="Arial" w:hAnsi="Arial"/>
@@ -11963,7 +11953,7 @@
                   <w:szCs w:val="16"/>
                   <w:u w:val="single" w:color="2E75B6"/>
                 </w:rPr>
-                <w:t xml:space="preserve">Calculating pH of Salt Solutions (Flexbook)</w:t>
+                <w:t xml:space="preserve">Introduction to acid–base reactions</w:t>
               </w:r>
             </w:hyperlink>
           </w:p>
@@ -11979,7 +11969,7 @@
                 <w:sz w:val="14"/>
                 <w:szCs w:val="14"/>
               </w:rPr>
-              <w:t xml:space="preserve">Source: CK-12</w:t>
+              <w:t xml:space="preserve">Source: Khan Academy (English - US curriculum)</w:t>
             </w:r>
           </w:p>
           <w:p>
@@ -11987,7 +11977,7 @@
               <w:spacing w:after="10" w:before="0"/>
               <w:ind w:left="120"/>
             </w:pPr>
-            <w:hyperlink w:history="1" r:id="rId46lgtpbtfnz1irp-mxwdq">
+            <w:hyperlink w:history="1" r:id="rIdyma7-frsffnts4c0hp2ud">
               <w:r>
                 <w:rPr>
                   <w:rFonts w:ascii="Arial" w:cs="Arial" w:eastAsia="Arial" w:hAnsi="Arial"/>
@@ -12182,7 +12172,7 @@
             <w:pPr>
               <w:spacing w:after="20" w:before="0"/>
             </w:pPr>
-            <w:hyperlink w:history="1" r:id="rIdhimn20vtdpvkkuecvypna">
+            <w:hyperlink w:history="1" r:id="rIdii8dtqjvlm7dblf_wkrj-">
               <w:r>
                 <w:rPr>
                   <w:rFonts w:ascii="Arial" w:cs="Arial" w:eastAsia="Arial" w:hAnsi="Arial"/>
@@ -12191,7 +12181,7 @@
                   <w:szCs w:val="16"/>
                   <w:u w:val="single" w:color="2E75B6"/>
                 </w:rPr>
-                <w:t xml:space="preserve">Experimental probability</w:t>
+                <w:t xml:space="preserve">01 Acid And Base Reactions With Metals</w:t>
               </w:r>
             </w:hyperlink>
           </w:p>
@@ -12207,7 +12197,7 @@
                 <w:sz w:val="14"/>
                 <w:szCs w:val="14"/>
               </w:rPr>
-              <w:t xml:space="preserve">Source: Khan Academy (English - US curriculum)</w:t>
+              <w:t xml:space="preserve">Source: Seavuria</w:t>
             </w:r>
           </w:p>
           <w:p>
@@ -12215,7 +12205,7 @@
               <w:spacing w:after="10" w:before="0"/>
               <w:ind w:left="120"/>
             </w:pPr>
-            <w:hyperlink w:history="1" r:id="rIdxn_vvukoldhi3n2lijqcz">
+            <w:hyperlink w:history="1" r:id="rIdtx4o_lzi1ro0umnwyeaym">
               <w:r>
                 <w:rPr>
                   <w:rFonts w:ascii="Arial" w:cs="Arial" w:eastAsia="Arial" w:hAnsi="Arial"/>
@@ -12253,14 +12243,14 @@
                 <w:sz w:val="16"/>
                 <w:szCs w:val="16"/>
               </w:rPr>
-              <w:t xml:space="preserve">📖 HTML:</w:t>
+              <w:t xml:space="preserve">📖 EXERCISE:</w:t>
             </w:r>
           </w:p>
           <w:p>
             <w:pPr>
               <w:spacing w:after="20" w:before="0"/>
             </w:pPr>
-            <w:hyperlink w:history="1" r:id="rIdgrsb5hh8rlhwcsda4zlwh">
+            <w:hyperlink w:history="1" r:id="rIdjgsfuve8w1t4pkpgcn1oo">
               <w:r>
                 <w:rPr>
                   <w:rFonts w:ascii="Arial" w:cs="Arial" w:eastAsia="Arial" w:hAnsi="Arial"/>
@@ -12269,7 +12259,7 @@
                   <w:szCs w:val="16"/>
                   <w:u w:val="single" w:color="2E75B6"/>
                 </w:rPr>
-                <w:t xml:space="preserve">Calculating pH of Salt Solutions (Flexbook)</w:t>
+                <w:t xml:space="preserve">Introduction to acid–base reactions</w:t>
               </w:r>
             </w:hyperlink>
           </w:p>
@@ -12285,7 +12275,7 @@
                 <w:sz w:val="14"/>
                 <w:szCs w:val="14"/>
               </w:rPr>
-              <w:t xml:space="preserve">Source: CK-12</w:t>
+              <w:t xml:space="preserve">Source: Khan Academy (English - US curriculum)</w:t>
             </w:r>
           </w:p>
           <w:p>
@@ -12293,7 +12283,7 @@
               <w:spacing w:after="10" w:before="0"/>
               <w:ind w:left="120"/>
             </w:pPr>
-            <w:hyperlink w:history="1" r:id="rIdxcwdztog8iwz6-utykhzl">
+            <w:hyperlink w:history="1" r:id="rId7h76yfn25kkphojtp1myi">
               <w:r>
                 <w:rPr>
                   <w:rFonts w:ascii="Arial" w:cs="Arial" w:eastAsia="Arial" w:hAnsi="Arial"/>
@@ -12488,7 +12478,7 @@
             <w:pPr>
               <w:spacing w:after="20" w:before="0"/>
             </w:pPr>
-            <w:hyperlink w:history="1" r:id="rIdzivf3paujj33piby3-mvk">
+            <w:hyperlink w:history="1" r:id="rIdwsx3v1wi_nq_jnbj2_ues">
               <w:r>
                 <w:rPr>
                   <w:rFonts w:ascii="Arial" w:cs="Arial" w:eastAsia="Arial" w:hAnsi="Arial"/>
@@ -12497,7 +12487,7 @@
                   <w:szCs w:val="16"/>
                   <w:u w:val="single" w:color="2E75B6"/>
                 </w:rPr>
-                <w:t xml:space="preserve">Experimental probability</w:t>
+                <w:t xml:space="preserve">Krebs / citric acid cycle</w:t>
               </w:r>
             </w:hyperlink>
           </w:p>
@@ -12521,7 +12511,7 @@
               <w:spacing w:after="10" w:before="0"/>
               <w:ind w:left="120"/>
             </w:pPr>
-            <w:hyperlink w:history="1" r:id="rId2fzjxoz52k-pjm15dz1jk">
+            <w:hyperlink w:history="1" r:id="rId9qkm6neslrbcqwfpljwlp">
               <w:r>
                 <w:rPr>
                   <w:rFonts w:ascii="Arial" w:cs="Arial" w:eastAsia="Arial" w:hAnsi="Arial"/>
@@ -12559,14 +12549,14 @@
                 <w:sz w:val="16"/>
                 <w:szCs w:val="16"/>
               </w:rPr>
-              <w:t xml:space="preserve">📖 HTML:</w:t>
+              <w:t xml:space="preserve">📖 EXERCISE:</w:t>
             </w:r>
           </w:p>
           <w:p>
             <w:pPr>
               <w:spacing w:after="20" w:before="0"/>
             </w:pPr>
-            <w:hyperlink w:history="1" r:id="rIdjdinww3dveyjzq05dnuom">
+            <w:hyperlink w:history="1" r:id="rIdd716dhbmo7g027ykyj5k6">
               <w:r>
                 <w:rPr>
                   <w:rFonts w:ascii="Arial" w:cs="Arial" w:eastAsia="Arial" w:hAnsi="Arial"/>
@@ -12575,7 +12565,7 @@
                   <w:szCs w:val="16"/>
                   <w:u w:val="single" w:color="2E75B6"/>
                 </w:rPr>
-                <w:t xml:space="preserve">Calculating pH of Salt Solutions (Flexbook)</w:t>
+                <w:t xml:space="preserve">Introduction to acid–base reactions</w:t>
               </w:r>
             </w:hyperlink>
           </w:p>
@@ -12591,7 +12581,7 @@
                 <w:sz w:val="14"/>
                 <w:szCs w:val="14"/>
               </w:rPr>
-              <w:t xml:space="preserve">Source: CK-12</w:t>
+              <w:t xml:space="preserve">Source: Khan Academy (English - US curriculum)</w:t>
             </w:r>
           </w:p>
           <w:p>
@@ -12599,7 +12589,7 @@
               <w:spacing w:after="10" w:before="0"/>
               <w:ind w:left="120"/>
             </w:pPr>
-            <w:hyperlink w:history="1" r:id="rIdua6fntpjirqxae8r_konp">
+            <w:hyperlink w:history="1" r:id="rIdowmbwycx9s9cwgwf9ifad">
               <w:r>
                 <w:rPr>
                   <w:rFonts w:ascii="Arial" w:cs="Arial" w:eastAsia="Arial" w:hAnsi="Arial"/>
@@ -12794,7 +12784,7 @@
             <w:pPr>
               <w:spacing w:after="20" w:before="0"/>
             </w:pPr>
-            <w:hyperlink w:history="1" r:id="rIdcy0m60z3rynhcu9p2lcfs">
+            <w:hyperlink w:history="1" r:id="rIdlrfvyutdqt2hadjdfmebt">
               <w:r>
                 <w:rPr>
                   <w:rFonts w:ascii="Arial" w:cs="Arial" w:eastAsia="Arial" w:hAnsi="Arial"/>
@@ -12803,7 +12793,7 @@
                   <w:szCs w:val="16"/>
                   <w:u w:val="single" w:color="2E75B6"/>
                 </w:rPr>
-                <w:t xml:space="preserve">Experimental probability</w:t>
+                <w:t xml:space="preserve">pH of salt solutions</w:t>
               </w:r>
             </w:hyperlink>
           </w:p>
@@ -12827,7 +12817,7 @@
               <w:spacing w:after="10" w:before="0"/>
               <w:ind w:left="120"/>
             </w:pPr>
-            <w:hyperlink w:history="1" r:id="rId0blrino2ejpee1d_eaz_a">
+            <w:hyperlink w:history="1" r:id="rId1ne-kvazhsnet6uabbpkh">
               <w:r>
                 <w:rPr>
                   <w:rFonts w:ascii="Arial" w:cs="Arial" w:eastAsia="Arial" w:hAnsi="Arial"/>
@@ -12865,14 +12855,14 @@
                 <w:sz w:val="16"/>
                 <w:szCs w:val="16"/>
               </w:rPr>
-              <w:t xml:space="preserve">📖 HTML:</w:t>
+              <w:t xml:space="preserve">📖 EXERCISE:</w:t>
             </w:r>
           </w:p>
           <w:p>
             <w:pPr>
               <w:spacing w:after="20" w:before="0"/>
             </w:pPr>
-            <w:hyperlink w:history="1" r:id="rIdtocmqed7v-c1ckowzomgq">
+            <w:hyperlink w:history="1" r:id="rIdmylaeel9zrsdjfmvs7mga">
               <w:r>
                 <w:rPr>
                   <w:rFonts w:ascii="Arial" w:cs="Arial" w:eastAsia="Arial" w:hAnsi="Arial"/>
@@ -12881,7 +12871,7 @@
                   <w:szCs w:val="16"/>
                   <w:u w:val="single" w:color="2E75B6"/>
                 </w:rPr>
-                <w:t xml:space="preserve">Calculating pH of Salt Solutions (Flexbook)</w:t>
+                <w:t xml:space="preserve">Introduction to acid–base reactions</w:t>
               </w:r>
             </w:hyperlink>
           </w:p>
@@ -12897,7 +12887,7 @@
                 <w:sz w:val="14"/>
                 <w:szCs w:val="14"/>
               </w:rPr>
-              <w:t xml:space="preserve">Source: CK-12</w:t>
+              <w:t xml:space="preserve">Source: Khan Academy (English - US curriculum)</w:t>
             </w:r>
           </w:p>
           <w:p>
@@ -12905,7 +12895,7 @@
               <w:spacing w:after="10" w:before="0"/>
               <w:ind w:left="120"/>
             </w:pPr>
-            <w:hyperlink w:history="1" r:id="rId8nzlbjchao0iau2gmf7rp">
+            <w:hyperlink w:history="1" r:id="rIdsxcxkihgnpyv6xz-9stqt">
               <w:r>
                 <w:rPr>
                   <w:rFonts w:ascii="Arial" w:cs="Arial" w:eastAsia="Arial" w:hAnsi="Arial"/>
@@ -13100,7 +13090,7 @@
             <w:pPr>
               <w:spacing w:after="20" w:before="0"/>
             </w:pPr>
-            <w:hyperlink w:history="1" r:id="rIdd85sd0eqhrfzoao2qmioc">
+            <w:hyperlink w:history="1" r:id="rIdoztewweugrm5vg7tlkxts">
               <w:r>
                 <w:rPr>
                   <w:rFonts w:ascii="Arial" w:cs="Arial" w:eastAsia="Arial" w:hAnsi="Arial"/>
@@ -13109,7 +13099,7 @@
                   <w:szCs w:val="16"/>
                   <w:u w:val="single" w:color="2E75B6"/>
                 </w:rPr>
-                <w:t xml:space="preserve">Experimental probability</w:t>
+                <w:t xml:space="preserve">Krebs / citric acid cycle -dubbed(KY)</w:t>
               </w:r>
             </w:hyperlink>
           </w:p>
@@ -13125,7 +13115,7 @@
                 <w:sz w:val="14"/>
                 <w:szCs w:val="14"/>
               </w:rPr>
-              <w:t xml:space="preserve">Source: Khan Academy (English - US curriculum)</w:t>
+              <w:t xml:space="preserve">Source: Khan Academy (Kiswahili)</w:t>
             </w:r>
           </w:p>
           <w:p>
@@ -13133,7 +13123,7 @@
               <w:spacing w:after="10" w:before="0"/>
               <w:ind w:left="120"/>
             </w:pPr>
-            <w:hyperlink w:history="1" r:id="rIdodm3_elzowurf79llhg0_">
+            <w:hyperlink w:history="1" r:id="rId3sswomzk7x0si2bor-twe">
               <w:r>
                 <w:rPr>
                   <w:rFonts w:ascii="Arial" w:cs="Arial" w:eastAsia="Arial" w:hAnsi="Arial"/>
@@ -13171,14 +13161,14 @@
                 <w:sz w:val="16"/>
                 <w:szCs w:val="16"/>
               </w:rPr>
-              <w:t xml:space="preserve">📖 HTML:</w:t>
+              <w:t xml:space="preserve">📖 EXERCISE:</w:t>
             </w:r>
           </w:p>
           <w:p>
             <w:pPr>
               <w:spacing w:after="20" w:before="0"/>
             </w:pPr>
-            <w:hyperlink w:history="1" r:id="rId_pgboltvf3qotd9avbfd4">
+            <w:hyperlink w:history="1" r:id="rIdszq6xhyyhfba83nissth6">
               <w:r>
                 <w:rPr>
                   <w:rFonts w:ascii="Arial" w:cs="Arial" w:eastAsia="Arial" w:hAnsi="Arial"/>
@@ -13187,7 +13177,7 @@
                   <w:szCs w:val="16"/>
                   <w:u w:val="single" w:color="2E75B6"/>
                 </w:rPr>
-                <w:t xml:space="preserve">Calculating pH of Salt Solutions (Flexbook)</w:t>
+                <w:t xml:space="preserve">Introduction to acid–base reactions</w:t>
               </w:r>
             </w:hyperlink>
           </w:p>
@@ -13203,7 +13193,7 @@
                 <w:sz w:val="14"/>
                 <w:szCs w:val="14"/>
               </w:rPr>
-              <w:t xml:space="preserve">Source: CK-12</w:t>
+              <w:t xml:space="preserve">Source: Khan Academy (English - US curriculum)</w:t>
             </w:r>
           </w:p>
           <w:p>
@@ -13211,7 +13201,7 @@
               <w:spacing w:after="10" w:before="0"/>
               <w:ind w:left="120"/>
             </w:pPr>
-            <w:hyperlink w:history="1" r:id="rIdjbn-xv2h6sojrkkoebuxw">
+            <w:hyperlink w:history="1" r:id="rIdsdhthqbpycfjhvl90huxs">
               <w:r>
                 <w:rPr>
                   <w:rFonts w:ascii="Arial" w:cs="Arial" w:eastAsia="Arial" w:hAnsi="Arial"/>
@@ -14698,7 +14688,7 @@
             <w:pPr>
               <w:spacing w:after="20" w:before="0"/>
             </w:pPr>
-            <w:hyperlink w:history="1" r:id="rIdtezu1qz6f1gdecjxlkt0g">
+            <w:hyperlink w:history="1" r:id="rIdo8mtbo-mbddze1mcxzcwe">
               <w:r>
                 <w:rPr>
                   <w:rFonts w:ascii="Arial" w:cs="Arial" w:eastAsia="Arial" w:hAnsi="Arial"/>
@@ -14707,7 +14697,7 @@
                   <w:szCs w:val="16"/>
                   <w:u w:val="single" w:color="2E75B6"/>
                 </w:rPr>
-                <w:t xml:space="preserve">Acid–base properties of salts</w:t>
+                <w:t xml:space="preserve">pH and solubility</w:t>
               </w:r>
             </w:hyperlink>
           </w:p>
@@ -14731,7 +14721,7 @@
               <w:spacing w:after="10" w:before="0"/>
               <w:ind w:left="120"/>
             </w:pPr>
-            <w:hyperlink w:history="1" r:id="rIdxy-dptebabay9plxycryf">
+            <w:hyperlink w:history="1" r:id="rIdbrtyvd-uoqkykbd9tagll">
               <w:r>
                 <w:rPr>
                   <w:rFonts w:ascii="Arial" w:cs="Arial" w:eastAsia="Arial" w:hAnsi="Arial"/>
@@ -14776,7 +14766,7 @@
             <w:pPr>
               <w:spacing w:after="20" w:before="0"/>
             </w:pPr>
-            <w:hyperlink w:history="1" r:id="rId3onenglufkiktqgcwvbah">
+            <w:hyperlink w:history="1" r:id="rIdisnwgznrekla8k-2x0zxa">
               <w:r>
                 <w:rPr>
                   <w:rFonts w:ascii="Arial" w:cs="Arial" w:eastAsia="Arial" w:hAnsi="Arial"/>
@@ -14785,7 +14775,7 @@
                   <w:szCs w:val="16"/>
                   <w:u w:val="single" w:color="2E75B6"/>
                 </w:rPr>
-                <w:t xml:space="preserve">Adding Mixed Fractions of Water (PLIX)</w:t>
+                <w:t xml:space="preserve">Acid Rain (Flexbook)</w:t>
               </w:r>
             </w:hyperlink>
           </w:p>
@@ -14809,7 +14799,7 @@
               <w:spacing w:after="10" w:before="0"/>
               <w:ind w:left="120"/>
             </w:pPr>
-            <w:hyperlink w:history="1" r:id="rIdhssyg1ihqme_qrkxwybmm">
+            <w:hyperlink w:history="1" r:id="rIdgqvtxczstkjkm5muf0lds">
               <w:r>
                 <w:rPr>
                   <w:rFonts w:ascii="Arial" w:cs="Arial" w:eastAsia="Arial" w:hAnsi="Arial"/>
@@ -15004,7 +14994,7 @@
             <w:pPr>
               <w:spacing w:after="20" w:before="0"/>
             </w:pPr>
-            <w:hyperlink w:history="1" r:id="rIdm5eztfffadlkvqyfeejx1">
+            <w:hyperlink w:history="1" r:id="rIdqeakzy4-xszt0qf-i30yw">
               <w:r>
                 <w:rPr>
                   <w:rFonts w:ascii="Arial" w:cs="Arial" w:eastAsia="Arial" w:hAnsi="Arial"/>
@@ -15013,7 +15003,7 @@
                   <w:szCs w:val="16"/>
                   <w:u w:val="single" w:color="2E75B6"/>
                 </w:rPr>
-                <w:t xml:space="preserve">Acid–base properties of salts</w:t>
+                <w:t xml:space="preserve">Molecular, complete ionic, and net ionic equations</w:t>
               </w:r>
             </w:hyperlink>
           </w:p>
@@ -15037,7 +15027,7 @@
               <w:spacing w:after="10" w:before="0"/>
               <w:ind w:left="120"/>
             </w:pPr>
-            <w:hyperlink w:history="1" r:id="rIdwp-iqehm2ztdcaolv42p8">
+            <w:hyperlink w:history="1" r:id="rIdforkhdffofsdoj0no-_r1">
               <w:r>
                 <w:rPr>
                   <w:rFonts w:ascii="Arial" w:cs="Arial" w:eastAsia="Arial" w:hAnsi="Arial"/>
@@ -15075,14 +15065,14 @@
                 <w:sz w:val="16"/>
                 <w:szCs w:val="16"/>
               </w:rPr>
-              <w:t xml:space="preserve">📖 HTML:</w:t>
+              <w:t xml:space="preserve">📖 EXERCISE:</w:t>
             </w:r>
           </w:p>
           <w:p>
             <w:pPr>
               <w:spacing w:after="20" w:before="0"/>
             </w:pPr>
-            <w:hyperlink w:history="1" r:id="rIdumk8awlke-a7yjdrrlcld">
+            <w:hyperlink w:history="1" r:id="rIdu9vbb9pczk7k4u6tjqubv">
               <w:r>
                 <w:rPr>
                   <w:rFonts w:ascii="Arial" w:cs="Arial" w:eastAsia="Arial" w:hAnsi="Arial"/>
@@ -15091,7 +15081,7 @@
                   <w:szCs w:val="16"/>
                   <w:u w:val="single" w:color="2E75B6"/>
                 </w:rPr>
-                <w:t xml:space="preserve">Adding Mixed Fractions of Water (PLIX)</w:t>
+                <w:t xml:space="preserve">Acid Rain Practice</w:t>
               </w:r>
             </w:hyperlink>
           </w:p>
@@ -15115,7 +15105,7 @@
               <w:spacing w:after="10" w:before="0"/>
               <w:ind w:left="120"/>
             </w:pPr>
-            <w:hyperlink w:history="1" r:id="rIdwwuwrznrlxw3okraoo9yj">
+            <w:hyperlink w:history="1" r:id="rId8ah3dvefausige1lsumyy">
               <w:r>
                 <w:rPr>
                   <w:rFonts w:ascii="Arial" w:cs="Arial" w:eastAsia="Arial" w:hAnsi="Arial"/>
@@ -15310,7 +15300,7 @@
             <w:pPr>
               <w:spacing w:after="20" w:before="0"/>
             </w:pPr>
-            <w:hyperlink w:history="1" r:id="rIdyqwdm4d-8kqsqhyilj3tk">
+            <w:hyperlink w:history="1" r:id="rIdr3vqb1nyn6jcnkariutmq">
               <w:r>
                 <w:rPr>
                   <w:rFonts w:ascii="Arial" w:cs="Arial" w:eastAsia="Arial" w:hAnsi="Arial"/>
@@ -15319,7 +15309,7 @@
                   <w:szCs w:val="16"/>
                   <w:u w:val="single" w:color="2E75B6"/>
                 </w:rPr>
-                <w:t xml:space="preserve">Acid–base properties of salts</w:t>
+                <w:t xml:space="preserve">Introduction to solubility equilibria</w:t>
               </w:r>
             </w:hyperlink>
           </w:p>
@@ -15343,7 +15333,7 @@
               <w:spacing w:after="10" w:before="0"/>
               <w:ind w:left="120"/>
             </w:pPr>
-            <w:hyperlink w:history="1" r:id="rIddiig8duttvpet5cfgncyf">
+            <w:hyperlink w:history="1" r:id="rIdwj0tqx07whqvn3buvkpk-">
               <w:r>
                 <w:rPr>
                   <w:rFonts w:ascii="Arial" w:cs="Arial" w:eastAsia="Arial" w:hAnsi="Arial"/>
@@ -15388,7 +15378,7 @@
             <w:pPr>
               <w:spacing w:after="20" w:before="0"/>
             </w:pPr>
-            <w:hyperlink w:history="1" r:id="rId19oy16lpeibkssqjhd-sb">
+            <w:hyperlink w:history="1" r:id="rIdsgvkwd7fhxi7-m8mllyqk">
               <w:r>
                 <w:rPr>
                   <w:rFonts w:ascii="Arial" w:cs="Arial" w:eastAsia="Arial" w:hAnsi="Arial"/>
@@ -15397,7 +15387,7 @@
                   <w:szCs w:val="16"/>
                   <w:u w:val="single" w:color="2E75B6"/>
                 </w:rPr>
-                <w:t xml:space="preserve">Adding Mixed Fractions of Water (PLIX)</w:t>
+                <w:t xml:space="preserve">Acid Rain (PLIX)</w:t>
               </w:r>
             </w:hyperlink>
           </w:p>
@@ -15421,7 +15411,7 @@
               <w:spacing w:after="10" w:before="0"/>
               <w:ind w:left="120"/>
             </w:pPr>
-            <w:hyperlink w:history="1" r:id="rIdhv2-cu-caybde3ormdt6t">
+            <w:hyperlink w:history="1" r:id="rId9e2vn7hlndnyi7jnmjmas">
               <w:r>
                 <w:rPr>
                   <w:rFonts w:ascii="Arial" w:cs="Arial" w:eastAsia="Arial" w:hAnsi="Arial"/>
@@ -15616,7 +15606,7 @@
             <w:pPr>
               <w:spacing w:after="20" w:before="0"/>
             </w:pPr>
-            <w:hyperlink w:history="1" r:id="rIdund4-tet3vckr94fa7tp0">
+            <w:hyperlink w:history="1" r:id="rId2wpgvxu3nq6867tsqseq9">
               <w:r>
                 <w:rPr>
                   <w:rFonts w:ascii="Arial" w:cs="Arial" w:eastAsia="Arial" w:hAnsi="Arial"/>
@@ -15625,7 +15615,7 @@
                   <w:szCs w:val="16"/>
                   <w:u w:val="single" w:color="2E75B6"/>
                 </w:rPr>
-                <w:t xml:space="preserve">Acid–base properties of salts</w:t>
+                <w:t xml:space="preserve">pH and solubility</w:t>
               </w:r>
             </w:hyperlink>
           </w:p>
@@ -15649,7 +15639,7 @@
               <w:spacing w:after="10" w:before="0"/>
               <w:ind w:left="120"/>
             </w:pPr>
-            <w:hyperlink w:history="1" r:id="rIdo34e2qv98ko-c1y1mhp4l">
+            <w:hyperlink w:history="1" r:id="rIdd8pd3jxlwtxfoyggo9koh">
               <w:r>
                 <w:rPr>
                   <w:rFonts w:ascii="Arial" w:cs="Arial" w:eastAsia="Arial" w:hAnsi="Arial"/>
@@ -15694,7 +15684,7 @@
             <w:pPr>
               <w:spacing w:after="20" w:before="0"/>
             </w:pPr>
-            <w:hyperlink w:history="1" r:id="rIdkeyrxkxnxge4nqtiqtzy0">
+            <w:hyperlink w:history="1" r:id="rIdcilu1xbtgj9bd9gffbfuk">
               <w:r>
                 <w:rPr>
                   <w:rFonts w:ascii="Arial" w:cs="Arial" w:eastAsia="Arial" w:hAnsi="Arial"/>
@@ -15703,7 +15693,7 @@
                   <w:szCs w:val="16"/>
                   <w:u w:val="single" w:color="2E75B6"/>
                 </w:rPr>
-                <w:t xml:space="preserve">Adding Mixed Fractions of Water (PLIX)</w:t>
+                <w:t xml:space="preserve">Acid Rain - Advanced (Flexbook)</w:t>
               </w:r>
             </w:hyperlink>
           </w:p>
@@ -15727,7 +15717,7 @@
               <w:spacing w:after="10" w:before="0"/>
               <w:ind w:left="120"/>
             </w:pPr>
-            <w:hyperlink w:history="1" r:id="rIdalqnrxqn8ytcvwp_48tyu">
+            <w:hyperlink w:history="1" r:id="rId8zayzrbmbgtt4cjv6afzp">
               <w:r>
                 <w:rPr>
                   <w:rFonts w:ascii="Arial" w:cs="Arial" w:eastAsia="Arial" w:hAnsi="Arial"/>
@@ -15922,7 +15912,7 @@
             <w:pPr>
               <w:spacing w:after="20" w:before="0"/>
             </w:pPr>
-            <w:hyperlink w:history="1" r:id="rIdppel5chlfgw5pajoamqdw">
+            <w:hyperlink w:history="1" r:id="rIdcwrfha41-6wtpbo8qfism">
               <w:r>
                 <w:rPr>
                   <w:rFonts w:ascii="Arial" w:cs="Arial" w:eastAsia="Arial" w:hAnsi="Arial"/>
@@ -15931,7 +15921,7 @@
                   <w:szCs w:val="16"/>
                   <w:u w:val="single" w:color="2E75B6"/>
                 </w:rPr>
-                <w:t xml:space="preserve">Acid–base properties of salts</w:t>
+                <w:t xml:space="preserve">pH and solubility</w:t>
               </w:r>
             </w:hyperlink>
           </w:p>
@@ -15955,7 +15945,7 @@
               <w:spacing w:after="10" w:before="0"/>
               <w:ind w:left="120"/>
             </w:pPr>
-            <w:hyperlink w:history="1" r:id="rIdtzzdpwjj7lrs4mcibicet">
+            <w:hyperlink w:history="1" r:id="rId2hjc5zgxuqyxgj2wsmqid">
               <w:r>
                 <w:rPr>
                   <w:rFonts w:ascii="Arial" w:cs="Arial" w:eastAsia="Arial" w:hAnsi="Arial"/>
@@ -15993,14 +15983,14 @@
                 <w:sz w:val="16"/>
                 <w:szCs w:val="16"/>
               </w:rPr>
-              <w:t xml:space="preserve">📖 HTML:</w:t>
+              <w:t xml:space="preserve">📖 EXERCISE:</w:t>
             </w:r>
           </w:p>
           <w:p>
             <w:pPr>
               <w:spacing w:after="20" w:before="0"/>
             </w:pPr>
-            <w:hyperlink w:history="1" r:id="rId9d1k7s4duvyhvszzdhedc">
+            <w:hyperlink w:history="1" r:id="rIdhinabbmqvcvxndffaxs8e">
               <w:r>
                 <w:rPr>
                   <w:rFonts w:ascii="Arial" w:cs="Arial" w:eastAsia="Arial" w:hAnsi="Arial"/>
@@ -16009,7 +15999,7 @@
                   <w:szCs w:val="16"/>
                   <w:u w:val="single" w:color="2E75B6"/>
                 </w:rPr>
-                <w:t xml:space="preserve">Adding Mixed Fractions of Water (PLIX)</w:t>
+                <w:t xml:space="preserve">Amino Acid Classification and Structure Practice</w:t>
               </w:r>
             </w:hyperlink>
           </w:p>
@@ -16033,7 +16023,7 @@
               <w:spacing w:after="10" w:before="0"/>
               <w:ind w:left="120"/>
             </w:pPr>
-            <w:hyperlink w:history="1" r:id="rIdad9_iep3qymt1kulep0yw">
+            <w:hyperlink w:history="1" r:id="rIdhdyoi_csoqca8ddbymkks">
               <w:r>
                 <w:rPr>
                   <w:rFonts w:ascii="Arial" w:cs="Arial" w:eastAsia="Arial" w:hAnsi="Arial"/>
@@ -17520,7 +17510,7 @@
             <w:pPr>
               <w:spacing w:after="20" w:before="0"/>
             </w:pPr>
-            <w:hyperlink w:history="1" r:id="rIdofok5yp838c8gbw6h0g7y">
+            <w:hyperlink w:history="1" r:id="rIdr6jbu_jrukrnhbwetrjrx">
               <w:r>
                 <w:rPr>
                   <w:rFonts w:ascii="Arial" w:cs="Arial" w:eastAsia="Arial" w:hAnsi="Arial"/>
@@ -17529,7 +17519,7 @@
                   <w:szCs w:val="16"/>
                   <w:u w:val="single" w:color="2E75B6"/>
                 </w:rPr>
-                <w:t xml:space="preserve">Conservation and the race to save biodiversity</w:t>
+                <w:t xml:space="preserve">Introduction to solubility equilibria</w:t>
               </w:r>
             </w:hyperlink>
           </w:p>
@@ -17553,7 +17543,7 @@
               <w:spacing w:after="10" w:before="0"/>
               <w:ind w:left="120"/>
             </w:pPr>
-            <w:hyperlink w:history="1" r:id="rId_ynr0moxoonv9tz6ajmxj">
+            <w:hyperlink w:history="1" r:id="rIdxf4pgt3ohwllnzinr_dva">
               <w:r>
                 <w:rPr>
                   <w:rFonts w:ascii="Arial" w:cs="Arial" w:eastAsia="Arial" w:hAnsi="Arial"/>
@@ -17591,14 +17581,241 @@
                 <w:sz w:val="16"/>
                 <w:szCs w:val="16"/>
               </w:rPr>
-              <w:t xml:space="preserve">📖 HTML:</w:t>
+              <w:t xml:space="preserve">📖 READING:</w:t>
             </w:r>
           </w:p>
           <w:p>
             <w:pPr>
               <w:spacing w:after="20" w:before="0"/>
             </w:pPr>
-            <w:hyperlink w:history="1" r:id="rIdnb7lykahu6u-hf07e52gg">
+            <w:r>
+              <w:rPr>
+                <w:rFonts w:ascii="Arial" w:cs="Arial" w:eastAsia="Arial" w:hAnsi="Arial"/>
+                <w:i/>
+                <w:iCs/>
+                <w:color w:val="595959"/>
+                <w:sz w:val="16"/>
+                <w:szCs w:val="16"/>
+              </w:rPr>
+              <w:t xml:space="preserve">No closely matching reading in the ARES library for this activity.</w:t>
+            </w:r>
+          </w:p>
+          <w:p>
+            <w:pPr>
+              <w:spacing w:after="10" w:before="0"/>
+              <w:ind w:left="120"/>
+            </w:pPr>
+            <w:hyperlink w:history="1" r:id="rIdiknvzuee7ngjc-ii4lbas">
+              <w:r>
+                <w:rPr>
+                  <w:rFonts w:ascii="Arial" w:cs="Arial" w:eastAsia="Arial" w:hAnsi="Arial"/>
+                  <w:color w:val="595959"/>
+                  <w:sz w:val="14"/>
+                  <w:szCs w:val="14"/>
+                  <w:u w:val="single" w:color="595959"/>
+                </w:rPr>
+                <w:t xml:space="preserve">🔍 Search ARES for readings</w:t>
+              </w:r>
+            </w:hyperlink>
+          </w:p>
+          <w:p>
+            <w:pPr>
+              <w:spacing w:after="10" w:before="0"/>
+              <w:ind w:left="120"/>
+            </w:pPr>
+            <w:r>
+              <w:rPr>
+                <w:rFonts w:ascii="Arial" w:cs="Arial" w:eastAsia="Arial" w:hAnsi="Arial"/>
+                <w:color w:val="595959"/>
+                <w:sz w:val="14"/>
+                <w:szCs w:val="14"/>
+              </w:rPr>
+              <w:t xml:space="preserve">Search terms: acids bases salts real</w:t>
+            </w:r>
+          </w:p>
+        </w:tc>
+        <w:tc>
+          <w:tcPr>
+            <w:tcW w:type="dxa" w:w="3040"/>
+            <w:shd w:fill="FFFFFF" w:color="auto" w:val="clear"/>
+            <w:tcMar>
+              <w:top w:type="dxa" w:w="60"/>
+              <w:left w:type="dxa" w:w="120"/>
+              <w:bottom w:type="dxa" w:w="60"/>
+              <w:right w:type="dxa" w:w="120"/>
+            </w:tcMar>
+            <w:vAlign w:val="top"/>
+          </w:tcPr>
+          <w:p>
+            <w:pPr>
+              <w:spacing w:after="40" w:before="0"/>
+              <w:jc w:val="left"/>
+            </w:pPr>
+            <w:r>
+              <w:rPr>
+                <w:rFonts w:ascii="Arial" w:cs="Arial" w:eastAsia="Arial" w:hAnsi="Arial"/>
+                <w:b w:val="false"/>
+                <w:bCs w:val="false"/>
+                <w:i w:val="false"/>
+                <w:iCs w:val="false"/>
+                <w:color w:val="000000"/>
+                <w:sz w:val="18"/>
+                <w:szCs w:val="18"/>
+              </w:rPr>
+              <w:t xml:space="preserve">Learners view the two anchoring phenomenon images displayed on the board or projected screen: (1) Lake Magadi soda crusts with flamingos; (2) the pitted aluminium sufuria. The teacher reveals a new 'clue image': a split-screen showing (a) a bag of CAN fertiliser with a Rift Valley maize farm in the background, and (b) a hospital saline drip bag labelled '0.9% NaCl'. Learners individually write in their science notebooks for 3 minutes: 'What do the Lake Magadi trona, the CAN fertiliser bag, and the hospital saline bag have in common chemically? Where else in your daily life have you encountered a salt today?' Pairs share for 1 minute (Think-Pair-Share). Three pairs are cold-called to share with the class. Learners then vote by show of hands on which sector they think uses the most different types of salts — responses are recorded on the board as a baseline prediction to be revisited at the end.</w:t>
+            </w:r>
+          </w:p>
+        </w:tc>
+        <w:tc>
+          <w:tcPr>
+            <w:tcW w:type="dxa" w:w="3040"/>
+            <w:shd w:fill="F2F2F2" w:color="auto" w:val="clear"/>
+            <w:tcMar>
+              <w:top w:type="dxa" w:w="60"/>
+              <w:left w:type="dxa" w:w="120"/>
+              <w:bottom w:type="dxa" w:w="60"/>
+              <w:right w:type="dxa" w:w="120"/>
+            </w:tcMar>
+            <w:vAlign w:val="top"/>
+          </w:tcPr>
+          <w:p>
+            <w:pPr>
+              <w:spacing w:after="40" w:before="0"/>
+              <w:jc w:val="left"/>
+            </w:pPr>
+            <w:r>
+              <w:rPr>
+                <w:rFonts w:ascii="Arial" w:cs="Arial" w:eastAsia="Arial" w:hAnsi="Arial"/>
+                <w:b w:val="false"/>
+                <w:bCs w:val="false"/>
+                <w:i w:val="false"/>
+                <w:iCs w:val="false"/>
+                <w:color w:val="000000"/>
+                <w:sz w:val="18"/>
+                <w:szCs w:val="18"/>
+              </w:rPr>
+              <w:t xml:space="preserve">Display images and say: 'Look carefully at these three images. You have 3 minutes — write in your notebook: what do these three things share chemically, and where did YOU encounter a salt today before you came to school?' [Start timer. Circulate silently for 90 seconds, then prompt quietly: 'Think about your breakfast — ugali, uji, mandazi — or the water you drank.'] After 3 minutes: 'Share your idea with your partner. You have 1 minute.' [Allow pairs to talk. WAIT TIME: 10 seconds after calling each pair before accepting response.] Cold-call 3 pairs using name sticks: 'Amina and Kipchoge — what did your pair decide? Thank you. Fatuma and Otieno — any different idea? Wanjiru and Hassan — do you agree or disagree, and why?' Record key ideas on board under heading: SALT CONNECTIONS. Then run the sector vote: 'Hands up if you think agriculture uses the most types of salts... food industry... medicine... laundry... roads.' Tally and note predictions visibly. Say: 'By the end of this lesson, let us see if your predictions hold.'</w:t>
+            </w:r>
+          </w:p>
+        </w:tc>
+        <w:tc>
+          <w:tcPr>
+            <w:tcW w:type="dxa" w:w="3040"/>
+            <w:shd w:fill="FFFFFF" w:color="auto" w:val="clear"/>
+            <w:tcMar>
+              <w:top w:type="dxa" w:w="60"/>
+              <w:left w:type="dxa" w:w="120"/>
+              <w:bottom w:type="dxa" w:w="60"/>
+              <w:right w:type="dxa" w:w="120"/>
+            </w:tcMar>
+            <w:vAlign w:val="top"/>
+          </w:tcPr>
+          <w:p>
+            <w:pPr>
+              <w:spacing w:after="40" w:before="0"/>
+              <w:jc w:val="left"/>
+            </w:pPr>
+            <w:r>
+              <w:rPr>
+                <w:rFonts w:ascii="Arial" w:cs="Arial" w:eastAsia="Arial" w:hAnsi="Arial"/>
+                <w:b w:val="false"/>
+                <w:bCs w:val="false"/>
+                <w:i w:val="false"/>
+                <w:iCs w:val="false"/>
+                <w:color w:val="000000"/>
+                <w:sz w:val="18"/>
+                <w:szCs w:val="18"/>
+              </w:rPr>
+              <w:t xml:space="preserve">Think-Pair-Share with Cold-Call: activates prior knowledge from Lessons 1–5, surfaces everyday Kenyan salt encounters (dietary NaCl, water-treatment alum, fertiliser), and creates a predictive stake that motivates the evidence-gathering phase. Recording predictions on the board makes thinking visible and provides a concrete reference point for revision.</w:t>
+            </w:r>
+          </w:p>
+        </w:tc>
+        <w:tc>
+          <w:tcPr>
+            <w:tcW w:type="dxa" w:w="3040"/>
+            <w:shd w:fill="F2F2F2" w:color="auto" w:val="clear"/>
+            <w:tcMar>
+              <w:top w:type="dxa" w:w="60"/>
+              <w:left w:type="dxa" w:w="120"/>
+              <w:bottom w:type="dxa" w:w="60"/>
+              <w:right w:type="dxa" w:w="120"/>
+            </w:tcMar>
+            <w:vAlign w:val="top"/>
+          </w:tcPr>
+          <w:p>
+            <w:pPr>
+              <w:spacing w:after="40" w:before="0"/>
+              <w:jc w:val="left"/>
+            </w:pPr>
+            <w:r>
+              <w:rPr>
+                <w:rFonts w:ascii="Arial" w:cs="Arial" w:eastAsia="Arial" w:hAnsi="Arial"/>
+                <w:b w:val="false"/>
+                <w:bCs w:val="false"/>
+                <w:i w:val="false"/>
+                <w:iCs w:val="false"/>
+                <w:color w:val="000000"/>
+                <w:sz w:val="18"/>
+                <w:szCs w:val="18"/>
+              </w:rPr>
+              <w:t xml:space="preserve">Observable indicator: Each learner has written at least one chemical commonality (e.g., 'they are all salts / ionic compounds / formed from acid + base') and one personal daily encounter in their notebook before pairs share. Teacher scans notebooks during circulation — if fewer than 60% of learners have written a chemical link, pause and prompt: 'Think back to Lesson 3 — how is a salt formed? Acid + ___?' This reveals whether the Lesson 3 definition of salts has been retained.</w:t>
+            </w:r>
+          </w:p>
+        </w:tc>
+      </w:tr>
+      <w:tr>
+        <w:tc>
+          <w:tcPr>
+            <w:tcW w:type="dxa" w:w="1520"/>
+            <w:shd w:fill="D9EEF1" w:color="auto" w:val="clear"/>
+            <w:tcMar>
+              <w:top w:type="dxa" w:w="60"/>
+              <w:left w:type="dxa" w:w="120"/>
+              <w:bottom w:type="dxa" w:w="60"/>
+              <w:right w:type="dxa" w:w="120"/>
+            </w:tcMar>
+            <w:vAlign w:val="top"/>
+          </w:tcPr>
+          <w:p>
+            <w:pPr>
+              <w:spacing w:after="40" w:before="0"/>
+              <w:jc w:val="left"/>
+            </w:pPr>
+            <w:r>
+              <w:rPr>
+                <w:rFonts w:ascii="Arial" w:cs="Arial" w:eastAsia="Arial" w:hAnsi="Arial"/>
+                <w:b/>
+                <w:bCs/>
+                <w:i w:val="false"/>
+                <w:iCs w:val="false"/>
+                <w:color w:val="000000"/>
+                <w:sz w:val="18"/>
+                <w:szCs w:val="18"/>
+              </w:rPr>
+              <w:t xml:space="preserve">Observe Phase</w:t>
+            </w:r>
+          </w:p>
+          <w:p>
+            <w:pPr>
+              <w:spacing w:after="20" w:before="0"/>
+            </w:pPr>
+            <w:r>
+              <w:rPr>
+                <w:rFonts w:ascii="Arial" w:cs="Arial" w:eastAsia="Arial" w:hAnsi="Arial"/>
+                <w:b/>
+                <w:bCs/>
+                <w:color w:val="1F3864"/>
+                <w:sz w:val="16"/>
+                <w:szCs w:val="16"/>
+              </w:rPr>
+              <w:t xml:space="preserve">📹 VIDEO:</w:t>
+            </w:r>
+          </w:p>
+          <w:p>
+            <w:pPr>
+              <w:spacing w:after="20" w:before="0"/>
+            </w:pPr>
+            <w:hyperlink w:history="1" r:id="rIdpxk2ccd4x2nr0fcz2bbet">
               <w:r>
                 <w:rPr>
                   <w:rFonts w:ascii="Arial" w:cs="Arial" w:eastAsia="Arial" w:hAnsi="Arial"/>
@@ -17607,7 +17824,7 @@
                   <w:szCs w:val="16"/>
                   <w:u w:val="single" w:color="2E75B6"/>
                 </w:rPr>
-                <w:t xml:space="preserve">Hydrolysis of Salts: Equations (Flexbook)</w:t>
+                <w:t xml:space="preserve">pH and solubility</w:t>
               </w:r>
             </w:hyperlink>
           </w:p>
@@ -17623,7 +17840,7 @@
                 <w:sz w:val="14"/>
                 <w:szCs w:val="14"/>
               </w:rPr>
-              <w:t xml:space="preserve">Source: CK-12</w:t>
+              <w:t xml:space="preserve">Source: Khan Academy (English - US curriculum)</w:t>
             </w:r>
           </w:p>
           <w:p>
@@ -17631,235 +17848,7 @@
               <w:spacing w:after="10" w:before="0"/>
               <w:ind w:left="120"/>
             </w:pPr>
-            <w:hyperlink w:history="1" r:id="rIda2nzeu2ctx2gjrcu-njsw">
-              <w:r>
-                <w:rPr>
-                  <w:rFonts w:ascii="Arial" w:cs="Arial" w:eastAsia="Arial" w:hAnsi="Arial"/>
-                  <w:color w:val="595959"/>
-                  <w:sz w:val="14"/>
-                  <w:szCs w:val="14"/>
-                  <w:u w:val="single" w:color="595959"/>
-                </w:rPr>
-                <w:t xml:space="preserve">🔍 Search ARES for similar readings</w:t>
-              </w:r>
-            </w:hyperlink>
-          </w:p>
-        </w:tc>
-        <w:tc>
-          <w:tcPr>
-            <w:tcW w:type="dxa" w:w="3040"/>
-            <w:shd w:fill="FFFFFF" w:color="auto" w:val="clear"/>
-            <w:tcMar>
-              <w:top w:type="dxa" w:w="60"/>
-              <w:left w:type="dxa" w:w="120"/>
-              <w:bottom w:type="dxa" w:w="60"/>
-              <w:right w:type="dxa" w:w="120"/>
-            </w:tcMar>
-            <w:vAlign w:val="top"/>
-          </w:tcPr>
-          <w:p>
-            <w:pPr>
-              <w:spacing w:after="40" w:before="0"/>
-              <w:jc w:val="left"/>
-            </w:pPr>
-            <w:r>
-              <w:rPr>
-                <w:rFonts w:ascii="Arial" w:cs="Arial" w:eastAsia="Arial" w:hAnsi="Arial"/>
-                <w:b w:val="false"/>
-                <w:bCs w:val="false"/>
-                <w:i w:val="false"/>
-                <w:iCs w:val="false"/>
-                <w:color w:val="000000"/>
-                <w:sz w:val="18"/>
-                <w:szCs w:val="18"/>
-              </w:rPr>
-              <w:t xml:space="preserve">Learners view the two anchoring phenomenon images displayed on the board or projected screen: (1) Lake Magadi soda crusts with flamingos; (2) the pitted aluminium sufuria. The teacher reveals a new 'clue image': a split-screen showing (a) a bag of CAN fertiliser with a Rift Valley maize farm in the background, and (b) a hospital saline drip bag labelled '0.9% NaCl'. Learners individually write in their science notebooks for 3 minutes: 'What do the Lake Magadi trona, the CAN fertiliser bag, and the hospital saline bag have in common chemically? Where else in your daily life have you encountered a salt today?' Pairs share for 1 minute (Think-Pair-Share). Three pairs are cold-called to share with the class. Learners then vote by show of hands on which sector they think uses the most different types of salts — responses are recorded on the board as a baseline prediction to be revisited at the end.</w:t>
-            </w:r>
-          </w:p>
-        </w:tc>
-        <w:tc>
-          <w:tcPr>
-            <w:tcW w:type="dxa" w:w="3040"/>
-            <w:shd w:fill="F2F2F2" w:color="auto" w:val="clear"/>
-            <w:tcMar>
-              <w:top w:type="dxa" w:w="60"/>
-              <w:left w:type="dxa" w:w="120"/>
-              <w:bottom w:type="dxa" w:w="60"/>
-              <w:right w:type="dxa" w:w="120"/>
-            </w:tcMar>
-            <w:vAlign w:val="top"/>
-          </w:tcPr>
-          <w:p>
-            <w:pPr>
-              <w:spacing w:after="40" w:before="0"/>
-              <w:jc w:val="left"/>
-            </w:pPr>
-            <w:r>
-              <w:rPr>
-                <w:rFonts w:ascii="Arial" w:cs="Arial" w:eastAsia="Arial" w:hAnsi="Arial"/>
-                <w:b w:val="false"/>
-                <w:bCs w:val="false"/>
-                <w:i w:val="false"/>
-                <w:iCs w:val="false"/>
-                <w:color w:val="000000"/>
-                <w:sz w:val="18"/>
-                <w:szCs w:val="18"/>
-              </w:rPr>
-              <w:t xml:space="preserve">Display images and say: 'Look carefully at these three images. You have 3 minutes — write in your notebook: what do these three things share chemically, and where did YOU encounter a salt today before you came to school?' [Start timer. Circulate silently for 90 seconds, then prompt quietly: 'Think about your breakfast — ugali, uji, mandazi — or the water you drank.'] After 3 minutes: 'Share your idea with your partner. You have 1 minute.' [Allow pairs to talk. WAIT TIME: 10 seconds after calling each pair before accepting response.] Cold-call 3 pairs using name sticks: 'Amina and Kipchoge — what did your pair decide? Thank you. Fatuma and Otieno — any different idea? Wanjiru and Hassan — do you agree or disagree, and why?' Record key ideas on board under heading: SALT CONNECTIONS. Then run the sector vote: 'Hands up if you think agriculture uses the most types of salts... food industry... medicine... laundry... roads.' Tally and note predictions visibly. Say: 'By the end of this lesson, let us see if your predictions hold.'</w:t>
-            </w:r>
-          </w:p>
-        </w:tc>
-        <w:tc>
-          <w:tcPr>
-            <w:tcW w:type="dxa" w:w="3040"/>
-            <w:shd w:fill="FFFFFF" w:color="auto" w:val="clear"/>
-            <w:tcMar>
-              <w:top w:type="dxa" w:w="60"/>
-              <w:left w:type="dxa" w:w="120"/>
-              <w:bottom w:type="dxa" w:w="60"/>
-              <w:right w:type="dxa" w:w="120"/>
-            </w:tcMar>
-            <w:vAlign w:val="top"/>
-          </w:tcPr>
-          <w:p>
-            <w:pPr>
-              <w:spacing w:after="40" w:before="0"/>
-              <w:jc w:val="left"/>
-            </w:pPr>
-            <w:r>
-              <w:rPr>
-                <w:rFonts w:ascii="Arial" w:cs="Arial" w:eastAsia="Arial" w:hAnsi="Arial"/>
-                <w:b w:val="false"/>
-                <w:bCs w:val="false"/>
-                <w:i w:val="false"/>
-                <w:iCs w:val="false"/>
-                <w:color w:val="000000"/>
-                <w:sz w:val="18"/>
-                <w:szCs w:val="18"/>
-              </w:rPr>
-              <w:t xml:space="preserve">Think-Pair-Share with Cold-Call: activates prior knowledge from Lessons 1–5, surfaces everyday Kenyan salt encounters (dietary NaCl, water-treatment alum, fertiliser), and creates a predictive stake that motivates the evidence-gathering phase. Recording predictions on the board makes thinking visible and provides a concrete reference point for revision.</w:t>
-            </w:r>
-          </w:p>
-        </w:tc>
-        <w:tc>
-          <w:tcPr>
-            <w:tcW w:type="dxa" w:w="3040"/>
-            <w:shd w:fill="F2F2F2" w:color="auto" w:val="clear"/>
-            <w:tcMar>
-              <w:top w:type="dxa" w:w="60"/>
-              <w:left w:type="dxa" w:w="120"/>
-              <w:bottom w:type="dxa" w:w="60"/>
-              <w:right w:type="dxa" w:w="120"/>
-            </w:tcMar>
-            <w:vAlign w:val="top"/>
-          </w:tcPr>
-          <w:p>
-            <w:pPr>
-              <w:spacing w:after="40" w:before="0"/>
-              <w:jc w:val="left"/>
-            </w:pPr>
-            <w:r>
-              <w:rPr>
-                <w:rFonts w:ascii="Arial" w:cs="Arial" w:eastAsia="Arial" w:hAnsi="Arial"/>
-                <w:b w:val="false"/>
-                <w:bCs w:val="false"/>
-                <w:i w:val="false"/>
-                <w:iCs w:val="false"/>
-                <w:color w:val="000000"/>
-                <w:sz w:val="18"/>
-                <w:szCs w:val="18"/>
-              </w:rPr>
-              <w:t xml:space="preserve">Observable indicator: Each learner has written at least one chemical commonality (e.g., 'they are all salts / ionic compounds / formed from acid + base') and one personal daily encounter in their notebook before pairs share. Teacher scans notebooks during circulation — if fewer than 60% of learners have written a chemical link, pause and prompt: 'Think back to Lesson 3 — how is a salt formed? Acid + ___?' This reveals whether the Lesson 3 definition of salts has been retained.</w:t>
-            </w:r>
-          </w:p>
-        </w:tc>
-      </w:tr>
-      <w:tr>
-        <w:tc>
-          <w:tcPr>
-            <w:tcW w:type="dxa" w:w="1520"/>
-            <w:shd w:fill="D9EEF1" w:color="auto" w:val="clear"/>
-            <w:tcMar>
-              <w:top w:type="dxa" w:w="60"/>
-              <w:left w:type="dxa" w:w="120"/>
-              <w:bottom w:type="dxa" w:w="60"/>
-              <w:right w:type="dxa" w:w="120"/>
-            </w:tcMar>
-            <w:vAlign w:val="top"/>
-          </w:tcPr>
-          <w:p>
-            <w:pPr>
-              <w:spacing w:after="40" w:before="0"/>
-              <w:jc w:val="left"/>
-            </w:pPr>
-            <w:r>
-              <w:rPr>
-                <w:rFonts w:ascii="Arial" w:cs="Arial" w:eastAsia="Arial" w:hAnsi="Arial"/>
-                <w:b/>
-                <w:bCs/>
-                <w:i w:val="false"/>
-                <w:iCs w:val="false"/>
-                <w:color w:val="000000"/>
-                <w:sz w:val="18"/>
-                <w:szCs w:val="18"/>
-              </w:rPr>
-              <w:t xml:space="preserve">Observe Phase</w:t>
-            </w:r>
-          </w:p>
-          <w:p>
-            <w:pPr>
-              <w:spacing w:after="20" w:before="0"/>
-            </w:pPr>
-            <w:r>
-              <w:rPr>
-                <w:rFonts w:ascii="Arial" w:cs="Arial" w:eastAsia="Arial" w:hAnsi="Arial"/>
-                <w:b/>
-                <w:bCs/>
-                <w:color w:val="1F3864"/>
-                <w:sz w:val="16"/>
-                <w:szCs w:val="16"/>
-              </w:rPr>
-              <w:t xml:space="preserve">📹 VIDEO:</w:t>
-            </w:r>
-          </w:p>
-          <w:p>
-            <w:pPr>
-              <w:spacing w:after="20" w:before="0"/>
-            </w:pPr>
-            <w:hyperlink w:history="1" r:id="rId7zanptduazvq9ew6j13vl">
-              <w:r>
-                <w:rPr>
-                  <w:rFonts w:ascii="Arial" w:cs="Arial" w:eastAsia="Arial" w:hAnsi="Arial"/>
-                  <w:color w:val="2E75B6"/>
-                  <w:sz w:val="16"/>
-                  <w:szCs w:val="16"/>
-                  <w:u w:val="single" w:color="2E75B6"/>
-                </w:rPr>
-                <w:t xml:space="preserve">Conservation and the race to save biodiversity</w:t>
-              </w:r>
-            </w:hyperlink>
-          </w:p>
-          <w:p>
-            <w:pPr>
-              <w:spacing w:after="10" w:before="0"/>
-              <w:ind w:left="120"/>
-            </w:pPr>
-            <w:r>
-              <w:rPr>
-                <w:rFonts w:ascii="Arial" w:cs="Arial" w:eastAsia="Arial" w:hAnsi="Arial"/>
-                <w:color w:val="595959"/>
-                <w:sz w:val="14"/>
-                <w:szCs w:val="14"/>
-              </w:rPr>
-              <w:t xml:space="preserve">Source: Khan Academy (English - US curriculum)</w:t>
-            </w:r>
-          </w:p>
-          <w:p>
-            <w:pPr>
-              <w:spacing w:after="10" w:before="0"/>
-              <w:ind w:left="120"/>
-            </w:pPr>
-            <w:hyperlink w:history="1" r:id="rIdymwwjbdjus6zh3nyxynan">
+            <w:hyperlink w:history="1" r:id="rIdwecvmv-ghjnzdhmgdxheb">
               <w:r>
                 <w:rPr>
                   <w:rFonts w:ascii="Arial" w:cs="Arial" w:eastAsia="Arial" w:hAnsi="Arial"/>
@@ -17897,14 +17886,241 @@
                 <w:sz w:val="16"/>
                 <w:szCs w:val="16"/>
               </w:rPr>
-              <w:t xml:space="preserve">📖 HTML:</w:t>
+              <w:t xml:space="preserve">📖 READING:</w:t>
             </w:r>
           </w:p>
           <w:p>
             <w:pPr>
               <w:spacing w:after="20" w:before="0"/>
             </w:pPr>
-            <w:hyperlink w:history="1" r:id="rIdgzwo6xgbjcoz01ntlphl6">
+            <w:r>
+              <w:rPr>
+                <w:rFonts w:ascii="Arial" w:cs="Arial" w:eastAsia="Arial" w:hAnsi="Arial"/>
+                <w:i/>
+                <w:iCs/>
+                <w:color w:val="595959"/>
+                <w:sz w:val="16"/>
+                <w:szCs w:val="16"/>
+              </w:rPr>
+              <w:t xml:space="preserve">No closely matching reading in the ARES library for this activity.</w:t>
+            </w:r>
+          </w:p>
+          <w:p>
+            <w:pPr>
+              <w:spacing w:after="10" w:before="0"/>
+              <w:ind w:left="120"/>
+            </w:pPr>
+            <w:hyperlink w:history="1" r:id="rIdgij4klatf7ihmgklwqk8v">
+              <w:r>
+                <w:rPr>
+                  <w:rFonts w:ascii="Arial" w:cs="Arial" w:eastAsia="Arial" w:hAnsi="Arial"/>
+                  <w:color w:val="595959"/>
+                  <w:sz w:val="14"/>
+                  <w:szCs w:val="14"/>
+                  <w:u w:val="single" w:color="595959"/>
+                </w:rPr>
+                <w:t xml:space="preserve">🔍 Search ARES for readings</w:t>
+              </w:r>
+            </w:hyperlink>
+          </w:p>
+          <w:p>
+            <w:pPr>
+              <w:spacing w:after="10" w:before="0"/>
+              <w:ind w:left="120"/>
+            </w:pPr>
+            <w:r>
+              <w:rPr>
+                <w:rFonts w:ascii="Arial" w:cs="Arial" w:eastAsia="Arial" w:hAnsi="Arial"/>
+                <w:color w:val="595959"/>
+                <w:sz w:val="14"/>
+                <w:szCs w:val="14"/>
+              </w:rPr>
+              <w:t xml:space="preserve">Search terms: acids bases salts real</w:t>
+            </w:r>
+          </w:p>
+        </w:tc>
+        <w:tc>
+          <w:tcPr>
+            <w:tcW w:type="dxa" w:w="3040"/>
+            <w:shd w:fill="FFFFFF" w:color="auto" w:val="clear"/>
+            <w:tcMar>
+              <w:top w:type="dxa" w:w="60"/>
+              <w:left w:type="dxa" w:w="120"/>
+              <w:bottom w:type="dxa" w:w="60"/>
+              <w:right w:type="dxa" w:w="120"/>
+            </w:tcMar>
+            <w:vAlign w:val="top"/>
+          </w:tcPr>
+          <w:p>
+            <w:pPr>
+              <w:spacing w:after="40" w:before="0"/>
+              <w:jc w:val="left"/>
+            </w:pPr>
+            <w:r>
+              <w:rPr>
+                <w:rFonts w:ascii="Arial" w:cs="Arial" w:eastAsia="Arial" w:hAnsi="Arial"/>
+                <w:b w:val="false"/>
+                <w:bCs w:val="false"/>
+                <w:i w:val="false"/>
+                <w:iCs w:val="false"/>
+                <w:color w:val="000000"/>
+                <w:sz w:val="18"/>
+                <w:szCs w:val="18"/>
+              </w:rPr>
+              <w:t xml:space="preserve">Learners are assigned to five expert groups of ~5–6 learners (Groups A–E, one sector each). Each group receives a printed or digital Research Brief card listing: (i) the sector name and 3 focus questions; (ii) a list of 2–3 specific salts to investigate; (iii) a scaffold graphic organiser (sector map template) with columns: Salt name | Chemical formula | How it is made / where it comes from | What it does in this sector | Link to Lake Magadi OR the sufuria phenomenon. Groups use available digital devices (ARES platform resources, downloaded reference sheets) or printed reference materials to research for 15 minutes. Each group must fill in their sector map AND identify at least one Kenya-specific example (e.g., Group A: CAN from Elgon Farmers, DAP imported through Mombasa Port; Group D: Tata Chemicals Magadi Ltd exports Na₂CO₃ globally). Groups also note one risk or misuse of their salt (e.g., excess NaCl → hypertension; excess fertiliser → eutrophication in Lake Victoria).</w:t>
+            </w:r>
+          </w:p>
+        </w:tc>
+        <w:tc>
+          <w:tcPr>
+            <w:tcW w:type="dxa" w:w="3040"/>
+            <w:shd w:fill="F2F2F2" w:color="auto" w:val="clear"/>
+            <w:tcMar>
+              <w:top w:type="dxa" w:w="60"/>
+              <w:left w:type="dxa" w:w="120"/>
+              <w:bottom w:type="dxa" w:w="60"/>
+              <w:right w:type="dxa" w:w="120"/>
+            </w:tcMar>
+            <w:vAlign w:val="top"/>
+          </w:tcPr>
+          <w:p>
+            <w:pPr>
+              <w:spacing w:after="40" w:before="0"/>
+              <w:jc w:val="left"/>
+            </w:pPr>
+            <w:r>
+              <w:rPr>
+                <w:rFonts w:ascii="Arial" w:cs="Arial" w:eastAsia="Arial" w:hAnsi="Arial"/>
+                <w:b w:val="false"/>
+                <w:bCs w:val="false"/>
+                <w:i w:val="false"/>
+                <w:iCs w:val="false"/>
+                <w:color w:val="000000"/>
+                <w:sz w:val="18"/>
+                <w:szCs w:val="18"/>
+              </w:rPr>
+              <w:t xml:space="preserve">Distribute Research Brief cards and sector map templates. Say: 'You are now EXPERTS. Your group's job is to become the best in the class on your sector in 15 minutes. Use the Research Brief to guide you. Fill in every row of your sector map. You must find at least one Kenyan example — a farm name, a brand, a place — and one risk.' [Circulate continuously, spending ~2–3 minutes per group.] For Group D (Laundry/Magadi): prompt — 'What is the chemical formula of washing soda? How does it link to what you saw at Lake Magadi in the phenomenon images?' [WAIT TIME: 12 seconds after posing prompt, before offering a hint.] For Group C (Medicine): prompt — 'An antacid tablet like Gelusil contains Mg(OH)₂. Is that an acid, base or salt? How does it neutralise HCl in the stomach? Write the equation.' For Group E (Roads/Environment): prompt — 'What happens when fertiliser salts from a Rift Valley farm wash into a river and reach Lake Victoria? What is that process called?' At 12 minutes: give a 3-minute warning. 'You have 3 minutes — make sure your sector map has the Kenya example and the risk row filled in.'</w:t>
+            </w:r>
+          </w:p>
+        </w:tc>
+        <w:tc>
+          <w:tcPr>
+            <w:tcW w:type="dxa" w:w="3040"/>
+            <w:shd w:fill="FFFFFF" w:color="auto" w:val="clear"/>
+            <w:tcMar>
+              <w:top w:type="dxa" w:w="60"/>
+              <w:left w:type="dxa" w:w="120"/>
+              <w:bottom w:type="dxa" w:w="60"/>
+              <w:right w:type="dxa" w:w="120"/>
+            </w:tcMar>
+            <w:vAlign w:val="top"/>
+          </w:tcPr>
+          <w:p>
+            <w:pPr>
+              <w:spacing w:after="40" w:before="0"/>
+              <w:jc w:val="left"/>
+            </w:pPr>
+            <w:r>
+              <w:rPr>
+                <w:rFonts w:ascii="Arial" w:cs="Arial" w:eastAsia="Arial" w:hAnsi="Arial"/>
+                <w:b w:val="false"/>
+                <w:bCs w:val="false"/>
+                <w:i w:val="false"/>
+                <w:iCs w:val="false"/>
+                <w:color w:val="000000"/>
+                <w:sz w:val="18"/>
+                <w:szCs w:val="18"/>
+              </w:rPr>
+              <w:t xml:space="preserve">Jigsaw Expert Research with Structured Graphic Organiser: the sector map scaffold forces learners to organise information into the same categories across all sectors, making later peer-teaching and cross-sector comparisons efficient. Requiring a Kenya-specific example and a risk/misuse column prevents superficial listing and pushes learners toward application and evaluation (higher-order thinking). The explicit 'Link to Phenomenon' column maintains the thread back to Lake Magadi and the sufuria throughout.</w:t>
+            </w:r>
+          </w:p>
+        </w:tc>
+        <w:tc>
+          <w:tcPr>
+            <w:tcW w:type="dxa" w:w="3040"/>
+            <w:shd w:fill="F2F2F2" w:color="auto" w:val="clear"/>
+            <w:tcMar>
+              <w:top w:type="dxa" w:w="60"/>
+              <w:left w:type="dxa" w:w="120"/>
+              <w:bottom w:type="dxa" w:w="60"/>
+              <w:right w:type="dxa" w:w="120"/>
+            </w:tcMar>
+            <w:vAlign w:val="top"/>
+          </w:tcPr>
+          <w:p>
+            <w:pPr>
+              <w:spacing w:after="40" w:before="0"/>
+              <w:jc w:val="left"/>
+            </w:pPr>
+            <w:r>
+              <w:rPr>
+                <w:rFonts w:ascii="Arial" w:cs="Arial" w:eastAsia="Arial" w:hAnsi="Arial"/>
+                <w:b w:val="false"/>
+                <w:bCs w:val="false"/>
+                <w:i w:val="false"/>
+                <w:iCs w:val="false"/>
+                <w:color w:val="000000"/>
+                <w:sz w:val="18"/>
+                <w:szCs w:val="18"/>
+              </w:rPr>
+              <w:t xml:space="preserve">Observable indicator: At the 12-minute mark, teacher checks that each group's sector map has at least 3 of 5 rows substantively completed and that the 'Link to Phenomenon' cell is not blank. If a group is stuck on the phenomenon link, teacher asks: 'Is your salt made by a neutralisation reaction? Could it be found at Lake Magadi or left behind when water evaporates — like the scale in the sufuria?' Groups that finish early are directed to the extension question on their Research Brief: 'Write a balanced chemical equation for one reaction that produces your sector's key salt.'</w:t>
+            </w:r>
+          </w:p>
+        </w:tc>
+      </w:tr>
+      <w:tr>
+        <w:tc>
+          <w:tcPr>
+            <w:tcW w:type="dxa" w:w="1520"/>
+            <w:shd w:fill="E2EFDA" w:color="auto" w:val="clear"/>
+            <w:tcMar>
+              <w:top w:type="dxa" w:w="60"/>
+              <w:left w:type="dxa" w:w="120"/>
+              <w:bottom w:type="dxa" w:w="60"/>
+              <w:right w:type="dxa" w:w="120"/>
+            </w:tcMar>
+            <w:vAlign w:val="top"/>
+          </w:tcPr>
+          <w:p>
+            <w:pPr>
+              <w:spacing w:after="40" w:before="0"/>
+              <w:jc w:val="left"/>
+            </w:pPr>
+            <w:r>
+              <w:rPr>
+                <w:rFonts w:ascii="Arial" w:cs="Arial" w:eastAsia="Arial" w:hAnsi="Arial"/>
+                <w:b/>
+                <w:bCs/>
+                <w:i w:val="false"/>
+                <w:iCs w:val="false"/>
+                <w:color w:val="000000"/>
+                <w:sz w:val="18"/>
+                <w:szCs w:val="18"/>
+              </w:rPr>
+              <w:t xml:space="preserve">Explain Phase</w:t>
+            </w:r>
+          </w:p>
+          <w:p>
+            <w:pPr>
+              <w:spacing w:after="20" w:before="0"/>
+            </w:pPr>
+            <w:r>
+              <w:rPr>
+                <w:rFonts w:ascii="Arial" w:cs="Arial" w:eastAsia="Arial" w:hAnsi="Arial"/>
+                <w:b/>
+                <w:bCs/>
+                <w:color w:val="1F3864"/>
+                <w:sz w:val="16"/>
+                <w:szCs w:val="16"/>
+              </w:rPr>
+              <w:t xml:space="preserve">📹 VIDEO:</w:t>
+            </w:r>
+          </w:p>
+          <w:p>
+            <w:pPr>
+              <w:spacing w:after="20" w:before="0"/>
+            </w:pPr>
+            <w:hyperlink w:history="1" r:id="rIdfymq12e_nqva4j-wb1bgo">
               <w:r>
                 <w:rPr>
                   <w:rFonts w:ascii="Arial" w:cs="Arial" w:eastAsia="Arial" w:hAnsi="Arial"/>
@@ -17913,7 +18129,7 @@
                   <w:szCs w:val="16"/>
                   <w:u w:val="single" w:color="2E75B6"/>
                 </w:rPr>
-                <w:t xml:space="preserve">Hydrolysis of Salts: Equations (Flexbook)</w:t>
+                <w:t xml:space="preserve">Molecular, complete ionic, and net ionic equations</w:t>
               </w:r>
             </w:hyperlink>
           </w:p>
@@ -17929,7 +18145,7 @@
                 <w:sz w:val="14"/>
                 <w:szCs w:val="14"/>
               </w:rPr>
-              <w:t xml:space="preserve">Source: CK-12</w:t>
+              <w:t xml:space="preserve">Source: Khan Academy (English - US curriculum)</w:t>
             </w:r>
           </w:p>
           <w:p>
@@ -17937,235 +18153,7 @@
               <w:spacing w:after="10" w:before="0"/>
               <w:ind w:left="120"/>
             </w:pPr>
-            <w:hyperlink w:history="1" r:id="rIduwtwxokf4blb9hajdbwl1">
-              <w:r>
-                <w:rPr>
-                  <w:rFonts w:ascii="Arial" w:cs="Arial" w:eastAsia="Arial" w:hAnsi="Arial"/>
-                  <w:color w:val="595959"/>
-                  <w:sz w:val="14"/>
-                  <w:szCs w:val="14"/>
-                  <w:u w:val="single" w:color="595959"/>
-                </w:rPr>
-                <w:t xml:space="preserve">🔍 Search ARES for similar readings</w:t>
-              </w:r>
-            </w:hyperlink>
-          </w:p>
-        </w:tc>
-        <w:tc>
-          <w:tcPr>
-            <w:tcW w:type="dxa" w:w="3040"/>
-            <w:shd w:fill="FFFFFF" w:color="auto" w:val="clear"/>
-            <w:tcMar>
-              <w:top w:type="dxa" w:w="60"/>
-              <w:left w:type="dxa" w:w="120"/>
-              <w:bottom w:type="dxa" w:w="60"/>
-              <w:right w:type="dxa" w:w="120"/>
-            </w:tcMar>
-            <w:vAlign w:val="top"/>
-          </w:tcPr>
-          <w:p>
-            <w:pPr>
-              <w:spacing w:after="40" w:before="0"/>
-              <w:jc w:val="left"/>
-            </w:pPr>
-            <w:r>
-              <w:rPr>
-                <w:rFonts w:ascii="Arial" w:cs="Arial" w:eastAsia="Arial" w:hAnsi="Arial"/>
-                <w:b w:val="false"/>
-                <w:bCs w:val="false"/>
-                <w:i w:val="false"/>
-                <w:iCs w:val="false"/>
-                <w:color w:val="000000"/>
-                <w:sz w:val="18"/>
-                <w:szCs w:val="18"/>
-              </w:rPr>
-              <w:t xml:space="preserve">Learners are assigned to five expert groups of ~5–6 learners (Groups A–E, one sector each). Each group receives a printed or digital Research Brief card listing: (i) the sector name and 3 focus questions; (ii) a list of 2–3 specific salts to investigate; (iii) a scaffold graphic organiser (sector map template) with columns: Salt name | Chemical formula | How it is made / where it comes from | What it does in this sector | Link to Lake Magadi OR the sufuria phenomenon. Groups use available digital devices (ARES platform resources, downloaded reference sheets) or printed reference materials to research for 15 minutes. Each group must fill in their sector map AND identify at least one Kenya-specific example (e.g., Group A: CAN from Elgon Farmers, DAP imported through Mombasa Port; Group D: Tata Chemicals Magadi Ltd exports Na₂CO₃ globally). Groups also note one risk or misuse of their salt (e.g., excess NaCl → hypertension; excess fertiliser → eutrophication in Lake Victoria).</w:t>
-            </w:r>
-          </w:p>
-        </w:tc>
-        <w:tc>
-          <w:tcPr>
-            <w:tcW w:type="dxa" w:w="3040"/>
-            <w:shd w:fill="F2F2F2" w:color="auto" w:val="clear"/>
-            <w:tcMar>
-              <w:top w:type="dxa" w:w="60"/>
-              <w:left w:type="dxa" w:w="120"/>
-              <w:bottom w:type="dxa" w:w="60"/>
-              <w:right w:type="dxa" w:w="120"/>
-            </w:tcMar>
-            <w:vAlign w:val="top"/>
-          </w:tcPr>
-          <w:p>
-            <w:pPr>
-              <w:spacing w:after="40" w:before="0"/>
-              <w:jc w:val="left"/>
-            </w:pPr>
-            <w:r>
-              <w:rPr>
-                <w:rFonts w:ascii="Arial" w:cs="Arial" w:eastAsia="Arial" w:hAnsi="Arial"/>
-                <w:b w:val="false"/>
-                <w:bCs w:val="false"/>
-                <w:i w:val="false"/>
-                <w:iCs w:val="false"/>
-                <w:color w:val="000000"/>
-                <w:sz w:val="18"/>
-                <w:szCs w:val="18"/>
-              </w:rPr>
-              <w:t xml:space="preserve">Distribute Research Brief cards and sector map templates. Say: 'You are now EXPERTS. Your group's job is to become the best in the class on your sector in 15 minutes. Use the Research Brief to guide you. Fill in every row of your sector map. You must find at least one Kenyan example — a farm name, a brand, a place — and one risk.' [Circulate continuously, spending ~2–3 minutes per group.] For Group D (Laundry/Magadi): prompt — 'What is the chemical formula of washing soda? How does it link to what you saw at Lake Magadi in the phenomenon images?' [WAIT TIME: 12 seconds after posing prompt, before offering a hint.] For Group C (Medicine): prompt — 'An antacid tablet like Gelusil contains Mg(OH)₂. Is that an acid, base or salt? How does it neutralise HCl in the stomach? Write the equation.' For Group E (Roads/Environment): prompt — 'What happens when fertiliser salts from a Rift Valley farm wash into a river and reach Lake Victoria? What is that process called?' At 12 minutes: give a 3-minute warning. 'You have 3 minutes — make sure your sector map has the Kenya example and the risk row filled in.'</w:t>
-            </w:r>
-          </w:p>
-        </w:tc>
-        <w:tc>
-          <w:tcPr>
-            <w:tcW w:type="dxa" w:w="3040"/>
-            <w:shd w:fill="FFFFFF" w:color="auto" w:val="clear"/>
-            <w:tcMar>
-              <w:top w:type="dxa" w:w="60"/>
-              <w:left w:type="dxa" w:w="120"/>
-              <w:bottom w:type="dxa" w:w="60"/>
-              <w:right w:type="dxa" w:w="120"/>
-            </w:tcMar>
-            <w:vAlign w:val="top"/>
-          </w:tcPr>
-          <w:p>
-            <w:pPr>
-              <w:spacing w:after="40" w:before="0"/>
-              <w:jc w:val="left"/>
-            </w:pPr>
-            <w:r>
-              <w:rPr>
-                <w:rFonts w:ascii="Arial" w:cs="Arial" w:eastAsia="Arial" w:hAnsi="Arial"/>
-                <w:b w:val="false"/>
-                <w:bCs w:val="false"/>
-                <w:i w:val="false"/>
-                <w:iCs w:val="false"/>
-                <w:color w:val="000000"/>
-                <w:sz w:val="18"/>
-                <w:szCs w:val="18"/>
-              </w:rPr>
-              <w:t xml:space="preserve">Jigsaw Expert Research with Structured Graphic Organiser: the sector map scaffold forces learners to organise information into the same categories across all sectors, making later peer-teaching and cross-sector comparisons efficient. Requiring a Kenya-specific example and a risk/misuse column prevents superficial listing and pushes learners toward application and evaluation (higher-order thinking). The explicit 'Link to Phenomenon' column maintains the thread back to Lake Magadi and the sufuria throughout.</w:t>
-            </w:r>
-          </w:p>
-        </w:tc>
-        <w:tc>
-          <w:tcPr>
-            <w:tcW w:type="dxa" w:w="3040"/>
-            <w:shd w:fill="F2F2F2" w:color="auto" w:val="clear"/>
-            <w:tcMar>
-              <w:top w:type="dxa" w:w="60"/>
-              <w:left w:type="dxa" w:w="120"/>
-              <w:bottom w:type="dxa" w:w="60"/>
-              <w:right w:type="dxa" w:w="120"/>
-            </w:tcMar>
-            <w:vAlign w:val="top"/>
-          </w:tcPr>
-          <w:p>
-            <w:pPr>
-              <w:spacing w:after="40" w:before="0"/>
-              <w:jc w:val="left"/>
-            </w:pPr>
-            <w:r>
-              <w:rPr>
-                <w:rFonts w:ascii="Arial" w:cs="Arial" w:eastAsia="Arial" w:hAnsi="Arial"/>
-                <w:b w:val="false"/>
-                <w:bCs w:val="false"/>
-                <w:i w:val="false"/>
-                <w:iCs w:val="false"/>
-                <w:color w:val="000000"/>
-                <w:sz w:val="18"/>
-                <w:szCs w:val="18"/>
-              </w:rPr>
-              <w:t xml:space="preserve">Observable indicator: At the 12-minute mark, teacher checks that each group's sector map has at least 3 of 5 rows substantively completed and that the 'Link to Phenomenon' cell is not blank. If a group is stuck on the phenomenon link, teacher asks: 'Is your salt made by a neutralisation reaction? Could it be found at Lake Magadi or left behind when water evaporates — like the scale in the sufuria?' Groups that finish early are directed to the extension question on their Research Brief: 'Write a balanced chemical equation for one reaction that produces your sector's key salt.'</w:t>
-            </w:r>
-          </w:p>
-        </w:tc>
-      </w:tr>
-      <w:tr>
-        <w:tc>
-          <w:tcPr>
-            <w:tcW w:type="dxa" w:w="1520"/>
-            <w:shd w:fill="E2EFDA" w:color="auto" w:val="clear"/>
-            <w:tcMar>
-              <w:top w:type="dxa" w:w="60"/>
-              <w:left w:type="dxa" w:w="120"/>
-              <w:bottom w:type="dxa" w:w="60"/>
-              <w:right w:type="dxa" w:w="120"/>
-            </w:tcMar>
-            <w:vAlign w:val="top"/>
-          </w:tcPr>
-          <w:p>
-            <w:pPr>
-              <w:spacing w:after="40" w:before="0"/>
-              <w:jc w:val="left"/>
-            </w:pPr>
-            <w:r>
-              <w:rPr>
-                <w:rFonts w:ascii="Arial" w:cs="Arial" w:eastAsia="Arial" w:hAnsi="Arial"/>
-                <w:b/>
-                <w:bCs/>
-                <w:i w:val="false"/>
-                <w:iCs w:val="false"/>
-                <w:color w:val="000000"/>
-                <w:sz w:val="18"/>
-                <w:szCs w:val="18"/>
-              </w:rPr>
-              <w:t xml:space="preserve">Explain Phase</w:t>
-            </w:r>
-          </w:p>
-          <w:p>
-            <w:pPr>
-              <w:spacing w:after="20" w:before="0"/>
-            </w:pPr>
-            <w:r>
-              <w:rPr>
-                <w:rFonts w:ascii="Arial" w:cs="Arial" w:eastAsia="Arial" w:hAnsi="Arial"/>
-                <w:b/>
-                <w:bCs/>
-                <w:color w:val="1F3864"/>
-                <w:sz w:val="16"/>
-                <w:szCs w:val="16"/>
-              </w:rPr>
-              <w:t xml:space="preserve">📹 VIDEO:</w:t>
-            </w:r>
-          </w:p>
-          <w:p>
-            <w:pPr>
-              <w:spacing w:after="20" w:before="0"/>
-            </w:pPr>
-            <w:hyperlink w:history="1" r:id="rIde4yjtmmkgt7rghc0mtpyd">
-              <w:r>
-                <w:rPr>
-                  <w:rFonts w:ascii="Arial" w:cs="Arial" w:eastAsia="Arial" w:hAnsi="Arial"/>
-                  <w:color w:val="2E75B6"/>
-                  <w:sz w:val="16"/>
-                  <w:szCs w:val="16"/>
-                  <w:u w:val="single" w:color="2E75B6"/>
-                </w:rPr>
-                <w:t xml:space="preserve">Conservation and the race to save biodiversity</w:t>
-              </w:r>
-            </w:hyperlink>
-          </w:p>
-          <w:p>
-            <w:pPr>
-              <w:spacing w:after="10" w:before="0"/>
-              <w:ind w:left="120"/>
-            </w:pPr>
-            <w:r>
-              <w:rPr>
-                <w:rFonts w:ascii="Arial" w:cs="Arial" w:eastAsia="Arial" w:hAnsi="Arial"/>
-                <w:color w:val="595959"/>
-                <w:sz w:val="14"/>
-                <w:szCs w:val="14"/>
-              </w:rPr>
-              <w:t xml:space="preserve">Source: Khan Academy (English - US curriculum)</w:t>
-            </w:r>
-          </w:p>
-          <w:p>
-            <w:pPr>
-              <w:spacing w:after="10" w:before="0"/>
-              <w:ind w:left="120"/>
-            </w:pPr>
-            <w:hyperlink w:history="1" r:id="rIdniyofsm3j108qxnrcrxed">
+            <w:hyperlink w:history="1" r:id="rIdrh1q92diokxtzwhftsch0">
               <w:r>
                 <w:rPr>
                   <w:rFonts w:ascii="Arial" w:cs="Arial" w:eastAsia="Arial" w:hAnsi="Arial"/>
@@ -18203,14 +18191,241 @@
                 <w:sz w:val="16"/>
                 <w:szCs w:val="16"/>
               </w:rPr>
-              <w:t xml:space="preserve">📖 HTML:</w:t>
+              <w:t xml:space="preserve">📖 READING:</w:t>
             </w:r>
           </w:p>
           <w:p>
             <w:pPr>
               <w:spacing w:after="20" w:before="0"/>
             </w:pPr>
-            <w:hyperlink w:history="1" r:id="rIdg1wt967xnioekryxg23si">
+            <w:r>
+              <w:rPr>
+                <w:rFonts w:ascii="Arial" w:cs="Arial" w:eastAsia="Arial" w:hAnsi="Arial"/>
+                <w:i/>
+                <w:iCs/>
+                <w:color w:val="595959"/>
+                <w:sz w:val="16"/>
+                <w:szCs w:val="16"/>
+              </w:rPr>
+              <w:t xml:space="preserve">No closely matching reading in the ARES library for this activity.</w:t>
+            </w:r>
+          </w:p>
+          <w:p>
+            <w:pPr>
+              <w:spacing w:after="10" w:before="0"/>
+              <w:ind w:left="120"/>
+            </w:pPr>
+            <w:hyperlink w:history="1" r:id="rIdiz6jrsnx2tza80ory3l6c">
+              <w:r>
+                <w:rPr>
+                  <w:rFonts w:ascii="Arial" w:cs="Arial" w:eastAsia="Arial" w:hAnsi="Arial"/>
+                  <w:color w:val="595959"/>
+                  <w:sz w:val="14"/>
+                  <w:szCs w:val="14"/>
+                  <w:u w:val="single" w:color="595959"/>
+                </w:rPr>
+                <w:t xml:space="preserve">🔍 Search ARES for readings</w:t>
+              </w:r>
+            </w:hyperlink>
+          </w:p>
+          <w:p>
+            <w:pPr>
+              <w:spacing w:after="10" w:before="0"/>
+              <w:ind w:left="120"/>
+            </w:pPr>
+            <w:r>
+              <w:rPr>
+                <w:rFonts w:ascii="Arial" w:cs="Arial" w:eastAsia="Arial" w:hAnsi="Arial"/>
+                <w:color w:val="595959"/>
+                <w:sz w:val="14"/>
+                <w:szCs w:val="14"/>
+              </w:rPr>
+              <w:t xml:space="preserve">Search terms: acids bases salts real</w:t>
+            </w:r>
+          </w:p>
+        </w:tc>
+        <w:tc>
+          <w:tcPr>
+            <w:tcW w:type="dxa" w:w="3040"/>
+            <w:shd w:fill="FFFFFF" w:color="auto" w:val="clear"/>
+            <w:tcMar>
+              <w:top w:type="dxa" w:w="60"/>
+              <w:left w:type="dxa" w:w="120"/>
+              <w:bottom w:type="dxa" w:w="60"/>
+              <w:right w:type="dxa" w:w="120"/>
+            </w:tcMar>
+            <w:vAlign w:val="top"/>
+          </w:tcPr>
+          <w:p>
+            <w:pPr>
+              <w:spacing w:after="40" w:before="0"/>
+              <w:jc w:val="left"/>
+            </w:pPr>
+            <w:r>
+              <w:rPr>
+                <w:rFonts w:ascii="Arial" w:cs="Arial" w:eastAsia="Arial" w:hAnsi="Arial"/>
+                <w:b w:val="false"/>
+                <w:bCs w:val="false"/>
+                <w:i w:val="false"/>
+                <w:iCs w:val="false"/>
+                <w:color w:val="000000"/>
+                <w:sz w:val="18"/>
+                <w:szCs w:val="18"/>
+              </w:rPr>
+              <w:t xml:space="preserve">Expert groups dissolve and learners reform into 5–6 mixed Teaching Groups, each containing one representative from every sector (A–E). Each expert teaches their sector to the group for 3 minutes using their completed sector map as a visual aid, totalling ~15 minutes of peer teaching. Listeners complete a Reception Table in their notebooks with columns: Sector | Key Salt(s) &amp; Formula | Main Use | Kenya Example | Risk / Misuse | Link to Phenomenon. After all five sectors are taught, the whole class reconvenes. The teacher leads a 10-minute class consolidation discussion, building a Master Sector Map on the board by calling one representative from each sector to contribute one key finding. The teacher explicitly connects the Lake Magadi Na₂CO₃ thread: 'Washing soda is Na₂CO₃·10H₂O — a hydrated form of soda ash from Lake Magadi. The same compound that forms those white crusts in our phenomenon image is in your mother's laundry bucket and in the glass factory in Nairobi Industrial Area.' The teacher also addresses the sufuria phenomenon: 'The scale inside the aluminium sufuria is calcium carbonate — CaCO₃ — a salt deposited from hard water. That is the same family of compounds as the antacid in Group C's sector.'</w:t>
+            </w:r>
+          </w:p>
+        </w:tc>
+        <w:tc>
+          <w:tcPr>
+            <w:tcW w:type="dxa" w:w="3040"/>
+            <w:shd w:fill="F2F2F2" w:color="auto" w:val="clear"/>
+            <w:tcMar>
+              <w:top w:type="dxa" w:w="60"/>
+              <w:left w:type="dxa" w:w="120"/>
+              <w:bottom w:type="dxa" w:w="60"/>
+              <w:right w:type="dxa" w:w="120"/>
+            </w:tcMar>
+            <w:vAlign w:val="top"/>
+          </w:tcPr>
+          <w:p>
+            <w:pPr>
+              <w:spacing w:after="40" w:before="0"/>
+              <w:jc w:val="left"/>
+            </w:pPr>
+            <w:r>
+              <w:rPr>
+                <w:rFonts w:ascii="Arial" w:cs="Arial" w:eastAsia="Arial" w:hAnsi="Arial"/>
+                <w:b w:val="false"/>
+                <w:bCs w:val="false"/>
+                <w:i w:val="false"/>
+                <w:iCs w:val="false"/>
+                <w:color w:val="000000"/>
+                <w:sz w:val="18"/>
+                <w:szCs w:val="18"/>
+              </w:rPr>
+              <w:t xml:space="preserve">Before expert groups dissolve: 'You have 2 minutes to practise your 3-minute teach — decide which THREE most important points you will say, and make sure you can point to your sector map as you speak.' [Allow 2 minutes.] Reform into teaching groups: 'Move to your teaching group now. Expert A starts. You have exactly 3 minutes. Listeners — fill in your Reception Table as they speak.' [Use a visible timer. After each expert: 'Thank the expert. Next expert — B, your turn.'] After all five experts have taught: whole-class reconvene. Cold-call one learner per sector (5 cold-calls total) to contribute to the Master Sector Map: 'Akinyi — what is ONE salt and its formula from the Agriculture sector?' [WAIT TIME: 12 seconds.] 'Mwangi — one use from Medicine?' [WAIT TIME: 12 seconds.] Build the Master Map on the board systematically. Then deliver the explicit phenomenon connections (Lake Magadi washing soda link; sufuria scale CaCO₃ link) as a mini-explanation, pausing to ask: 'Does this change your prediction from the beginning of the lesson about which sector uses the most types of salts? Show hands again.' Revisit the tally from Phase 1.</w:t>
+            </w:r>
+          </w:p>
+        </w:tc>
+        <w:tc>
+          <w:tcPr>
+            <w:tcW w:type="dxa" w:w="3040"/>
+            <w:shd w:fill="FFFFFF" w:color="auto" w:val="clear"/>
+            <w:tcMar>
+              <w:top w:type="dxa" w:w="60"/>
+              <w:left w:type="dxa" w:w="120"/>
+              <w:bottom w:type="dxa" w:w="60"/>
+              <w:right w:type="dxa" w:w="120"/>
+            </w:tcMar>
+            <w:vAlign w:val="top"/>
+          </w:tcPr>
+          <w:p>
+            <w:pPr>
+              <w:spacing w:after="40" w:before="0"/>
+              <w:jc w:val="left"/>
+            </w:pPr>
+            <w:r>
+              <w:rPr>
+                <w:rFonts w:ascii="Arial" w:cs="Arial" w:eastAsia="Arial" w:hAnsi="Arial"/>
+                <w:b w:val="false"/>
+                <w:bCs w:val="false"/>
+                <w:i w:val="false"/>
+                <w:iCs w:val="false"/>
+                <w:color w:val="000000"/>
+                <w:sz w:val="18"/>
+                <w:szCs w:val="18"/>
+              </w:rPr>
+              <w:t xml:space="preserve">Jigsaw Peer Teaching with Reception Table: the teaching role requires experts to consolidate and communicate their knowledge, deepening their own understanding (protégé effect). The Reception Table ensures listeners are active, not passive. The teacher's phenomenon-connection mini-lecture at the end provides authoritative anchoring so that any misconceptions introduced during peer teaching are corrected before the model-building phase. Revisiting the Phase 1 prediction tally makes conceptual growth visible and emotionally satisfying.</w:t>
+            </w:r>
+          </w:p>
+        </w:tc>
+        <w:tc>
+          <w:tcPr>
+            <w:tcW w:type="dxa" w:w="3040"/>
+            <w:shd w:fill="F2F2F2" w:color="auto" w:val="clear"/>
+            <w:tcMar>
+              <w:top w:type="dxa" w:w="60"/>
+              <w:left w:type="dxa" w:w="120"/>
+              <w:bottom w:type="dxa" w:w="60"/>
+              <w:right w:type="dxa" w:w="120"/>
+            </w:tcMar>
+            <w:vAlign w:val="top"/>
+          </w:tcPr>
+          <w:p>
+            <w:pPr>
+              <w:spacing w:after="40" w:before="0"/>
+              <w:jc w:val="left"/>
+            </w:pPr>
+            <w:r>
+              <w:rPr>
+                <w:rFonts w:ascii="Arial" w:cs="Arial" w:eastAsia="Arial" w:hAnsi="Arial"/>
+                <w:b w:val="false"/>
+                <w:bCs w:val="false"/>
+                <w:i w:val="false"/>
+                <w:iCs w:val="false"/>
+                <w:color w:val="000000"/>
+                <w:sz w:val="18"/>
+                <w:szCs w:val="18"/>
+              </w:rPr>
+              <w:t xml:space="preserve">Observable indicator: After the teaching-group round, teacher spot-checks 5 Reception Tables (one per sector) — each should have at least 4 of 5 sectors' rows filled with a formula and a Kenya example. During the cold-call Master Map construction, teacher listens for: correct chemical formulae (CAN = Ca(NO₃)₂·NH₄NO₃ complex, but accept 'calcium ammonium nitrate'; DAP = (NH₄)₂HPO₄; NaCl; Na₂CO₃·10H₂O; Mg(OH)₂ or CaCO₃ for antacids). If a learner gives only a trade name without a formula, teacher probes: 'Good — what is the chemical formula of table salt? Na... C... or Na... Cl?' Misconceptions about antacids being acids (common) are addressed immediately: 'Antacids contain bases — Mg(OH)₂ is a base — but the SALT it forms after neutralising stomach acid is MgCl₂. So both a base AND a salt are involved.'</w:t>
+            </w:r>
+          </w:p>
+        </w:tc>
+      </w:tr>
+      <w:tr>
+        <w:tc>
+          <w:tcPr>
+            <w:tcW w:type="dxa" w:w="1520"/>
+            <w:shd w:fill="FCE4D6" w:color="auto" w:val="clear"/>
+            <w:tcMar>
+              <w:top w:type="dxa" w:w="60"/>
+              <w:left w:type="dxa" w:w="120"/>
+              <w:bottom w:type="dxa" w:w="60"/>
+              <w:right w:type="dxa" w:w="120"/>
+            </w:tcMar>
+            <w:vAlign w:val="top"/>
+          </w:tcPr>
+          <w:p>
+            <w:pPr>
+              <w:spacing w:after="40" w:before="0"/>
+              <w:jc w:val="left"/>
+            </w:pPr>
+            <w:r>
+              <w:rPr>
+                <w:rFonts w:ascii="Arial" w:cs="Arial" w:eastAsia="Arial" w:hAnsi="Arial"/>
+                <w:b/>
+                <w:bCs/>
+                <w:i w:val="false"/>
+                <w:iCs w:val="false"/>
+                <w:color w:val="000000"/>
+                <w:sz w:val="18"/>
+                <w:szCs w:val="18"/>
+              </w:rPr>
+              <w:t xml:space="preserve">Driving Question Board (DQB) Creation</w:t>
+            </w:r>
+          </w:p>
+          <w:p>
+            <w:pPr>
+              <w:spacing w:after="20" w:before="0"/>
+            </w:pPr>
+            <w:r>
+              <w:rPr>
+                <w:rFonts w:ascii="Arial" w:cs="Arial" w:eastAsia="Arial" w:hAnsi="Arial"/>
+                <w:b/>
+                <w:bCs/>
+                <w:color w:val="1F3864"/>
+                <w:sz w:val="16"/>
+                <w:szCs w:val="16"/>
+              </w:rPr>
+              <w:t xml:space="preserve">📹 VIDEO:</w:t>
+            </w:r>
+          </w:p>
+          <w:p>
+            <w:pPr>
+              <w:spacing w:after="20" w:before="0"/>
+            </w:pPr>
+            <w:hyperlink w:history="1" r:id="rIdzqinyuqfbeo2ki1tjl9j3">
               <w:r>
                 <w:rPr>
                   <w:rFonts w:ascii="Arial" w:cs="Arial" w:eastAsia="Arial" w:hAnsi="Arial"/>
@@ -18219,7 +18434,7 @@
                   <w:szCs w:val="16"/>
                   <w:u w:val="single" w:color="2E75B6"/>
                 </w:rPr>
-                <w:t xml:space="preserve">Hydrolysis of Salts: Equations (Flexbook)</w:t>
+                <w:t xml:space="preserve">pH and solubility</w:t>
               </w:r>
             </w:hyperlink>
           </w:p>
@@ -18235,7 +18450,7 @@
                 <w:sz w:val="14"/>
                 <w:szCs w:val="14"/>
               </w:rPr>
-              <w:t xml:space="preserve">Source: CK-12</w:t>
+              <w:t xml:space="preserve">Source: Khan Academy (English - US curriculum)</w:t>
             </w:r>
           </w:p>
           <w:p>
@@ -18243,235 +18458,7 @@
               <w:spacing w:after="10" w:before="0"/>
               <w:ind w:left="120"/>
             </w:pPr>
-            <w:hyperlink w:history="1" r:id="rIdxjapd8enuvyndhvfzzyo0">
-              <w:r>
-                <w:rPr>
-                  <w:rFonts w:ascii="Arial" w:cs="Arial" w:eastAsia="Arial" w:hAnsi="Arial"/>
-                  <w:color w:val="595959"/>
-                  <w:sz w:val="14"/>
-                  <w:szCs w:val="14"/>
-                  <w:u w:val="single" w:color="595959"/>
-                </w:rPr>
-                <w:t xml:space="preserve">🔍 Search ARES for similar readings</w:t>
-              </w:r>
-            </w:hyperlink>
-          </w:p>
-        </w:tc>
-        <w:tc>
-          <w:tcPr>
-            <w:tcW w:type="dxa" w:w="3040"/>
-            <w:shd w:fill="FFFFFF" w:color="auto" w:val="clear"/>
-            <w:tcMar>
-              <w:top w:type="dxa" w:w="60"/>
-              <w:left w:type="dxa" w:w="120"/>
-              <w:bottom w:type="dxa" w:w="60"/>
-              <w:right w:type="dxa" w:w="120"/>
-            </w:tcMar>
-            <w:vAlign w:val="top"/>
-          </w:tcPr>
-          <w:p>
-            <w:pPr>
-              <w:spacing w:after="40" w:before="0"/>
-              <w:jc w:val="left"/>
-            </w:pPr>
-            <w:r>
-              <w:rPr>
-                <w:rFonts w:ascii="Arial" w:cs="Arial" w:eastAsia="Arial" w:hAnsi="Arial"/>
-                <w:b w:val="false"/>
-                <w:bCs w:val="false"/>
-                <w:i w:val="false"/>
-                <w:iCs w:val="false"/>
-                <w:color w:val="000000"/>
-                <w:sz w:val="18"/>
-                <w:szCs w:val="18"/>
-              </w:rPr>
-              <w:t xml:space="preserve">Expert groups dissolve and learners reform into 5–6 mixed Teaching Groups, each containing one representative from every sector (A–E). Each expert teaches their sector to the group for 3 minutes using their completed sector map as a visual aid, totalling ~15 minutes of peer teaching. Listeners complete a Reception Table in their notebooks with columns: Sector | Key Salt(s) &amp; Formula | Main Use | Kenya Example | Risk / Misuse | Link to Phenomenon. After all five sectors are taught, the whole class reconvenes. The teacher leads a 10-minute class consolidation discussion, building a Master Sector Map on the board by calling one representative from each sector to contribute one key finding. The teacher explicitly connects the Lake Magadi Na₂CO₃ thread: 'Washing soda is Na₂CO₃·10H₂O — a hydrated form of soda ash from Lake Magadi. The same compound that forms those white crusts in our phenomenon image is in your mother's laundry bucket and in the glass factory in Nairobi Industrial Area.' The teacher also addresses the sufuria phenomenon: 'The scale inside the aluminium sufuria is calcium carbonate — CaCO₃ — a salt deposited from hard water. That is the same family of compounds as the antacid in Group C's sector.'</w:t>
-            </w:r>
-          </w:p>
-        </w:tc>
-        <w:tc>
-          <w:tcPr>
-            <w:tcW w:type="dxa" w:w="3040"/>
-            <w:shd w:fill="F2F2F2" w:color="auto" w:val="clear"/>
-            <w:tcMar>
-              <w:top w:type="dxa" w:w="60"/>
-              <w:left w:type="dxa" w:w="120"/>
-              <w:bottom w:type="dxa" w:w="60"/>
-              <w:right w:type="dxa" w:w="120"/>
-            </w:tcMar>
-            <w:vAlign w:val="top"/>
-          </w:tcPr>
-          <w:p>
-            <w:pPr>
-              <w:spacing w:after="40" w:before="0"/>
-              <w:jc w:val="left"/>
-            </w:pPr>
-            <w:r>
-              <w:rPr>
-                <w:rFonts w:ascii="Arial" w:cs="Arial" w:eastAsia="Arial" w:hAnsi="Arial"/>
-                <w:b w:val="false"/>
-                <w:bCs w:val="false"/>
-                <w:i w:val="false"/>
-                <w:iCs w:val="false"/>
-                <w:color w:val="000000"/>
-                <w:sz w:val="18"/>
-                <w:szCs w:val="18"/>
-              </w:rPr>
-              <w:t xml:space="preserve">Before expert groups dissolve: 'You have 2 minutes to practise your 3-minute teach — decide which THREE most important points you will say, and make sure you can point to your sector map as you speak.' [Allow 2 minutes.] Reform into teaching groups: 'Move to your teaching group now. Expert A starts. You have exactly 3 minutes. Listeners — fill in your Reception Table as they speak.' [Use a visible timer. After each expert: 'Thank the expert. Next expert — B, your turn.'] After all five experts have taught: whole-class reconvene. Cold-call one learner per sector (5 cold-calls total) to contribute to the Master Sector Map: 'Akinyi — what is ONE salt and its formula from the Agriculture sector?' [WAIT TIME: 12 seconds.] 'Mwangi — one use from Medicine?' [WAIT TIME: 12 seconds.] Build the Master Map on the board systematically. Then deliver the explicit phenomenon connections (Lake Magadi washing soda link; sufuria scale CaCO₃ link) as a mini-explanation, pausing to ask: 'Does this change your prediction from the beginning of the lesson about which sector uses the most types of salts? Show hands again.' Revisit the tally from Phase 1.</w:t>
-            </w:r>
-          </w:p>
-        </w:tc>
-        <w:tc>
-          <w:tcPr>
-            <w:tcW w:type="dxa" w:w="3040"/>
-            <w:shd w:fill="FFFFFF" w:color="auto" w:val="clear"/>
-            <w:tcMar>
-              <w:top w:type="dxa" w:w="60"/>
-              <w:left w:type="dxa" w:w="120"/>
-              <w:bottom w:type="dxa" w:w="60"/>
-              <w:right w:type="dxa" w:w="120"/>
-            </w:tcMar>
-            <w:vAlign w:val="top"/>
-          </w:tcPr>
-          <w:p>
-            <w:pPr>
-              <w:spacing w:after="40" w:before="0"/>
-              <w:jc w:val="left"/>
-            </w:pPr>
-            <w:r>
-              <w:rPr>
-                <w:rFonts w:ascii="Arial" w:cs="Arial" w:eastAsia="Arial" w:hAnsi="Arial"/>
-                <w:b w:val="false"/>
-                <w:bCs w:val="false"/>
-                <w:i w:val="false"/>
-                <w:iCs w:val="false"/>
-                <w:color w:val="000000"/>
-                <w:sz w:val="18"/>
-                <w:szCs w:val="18"/>
-              </w:rPr>
-              <w:t xml:space="preserve">Jigsaw Peer Teaching with Reception Table: the teaching role requires experts to consolidate and communicate their knowledge, deepening their own understanding (protégé effect). The Reception Table ensures listeners are active, not passive. The teacher's phenomenon-connection mini-lecture at the end provides authoritative anchoring so that any misconceptions introduced during peer teaching are corrected before the model-building phase. Revisiting the Phase 1 prediction tally makes conceptual growth visible and emotionally satisfying.</w:t>
-            </w:r>
-          </w:p>
-        </w:tc>
-        <w:tc>
-          <w:tcPr>
-            <w:tcW w:type="dxa" w:w="3040"/>
-            <w:shd w:fill="F2F2F2" w:color="auto" w:val="clear"/>
-            <w:tcMar>
-              <w:top w:type="dxa" w:w="60"/>
-              <w:left w:type="dxa" w:w="120"/>
-              <w:bottom w:type="dxa" w:w="60"/>
-              <w:right w:type="dxa" w:w="120"/>
-            </w:tcMar>
-            <w:vAlign w:val="top"/>
-          </w:tcPr>
-          <w:p>
-            <w:pPr>
-              <w:spacing w:after="40" w:before="0"/>
-              <w:jc w:val="left"/>
-            </w:pPr>
-            <w:r>
-              <w:rPr>
-                <w:rFonts w:ascii="Arial" w:cs="Arial" w:eastAsia="Arial" w:hAnsi="Arial"/>
-                <w:b w:val="false"/>
-                <w:bCs w:val="false"/>
-                <w:i w:val="false"/>
-                <w:iCs w:val="false"/>
-                <w:color w:val="000000"/>
-                <w:sz w:val="18"/>
-                <w:szCs w:val="18"/>
-              </w:rPr>
-              <w:t xml:space="preserve">Observable indicator: After the teaching-group round, teacher spot-checks 5 Reception Tables (one per sector) — each should have at least 4 of 5 sectors' rows filled with a formula and a Kenya example. During the cold-call Master Map construction, teacher listens for: correct chemical formulae (CAN = Ca(NO₃)₂·NH₄NO₃ complex, but accept 'calcium ammonium nitrate'; DAP = (NH₄)₂HPO₄; NaCl; Na₂CO₃·10H₂O; Mg(OH)₂ or CaCO₃ for antacids). If a learner gives only a trade name without a formula, teacher probes: 'Good — what is the chemical formula of table salt? Na... C... or Na... Cl?' Misconceptions about antacids being acids (common) are addressed immediately: 'Antacids contain bases — Mg(OH)₂ is a base — but the SALT it forms after neutralising stomach acid is MgCl₂. So both a base AND a salt are involved.'</w:t>
-            </w:r>
-          </w:p>
-        </w:tc>
-      </w:tr>
-      <w:tr>
-        <w:tc>
-          <w:tcPr>
-            <w:tcW w:type="dxa" w:w="1520"/>
-            <w:shd w:fill="FCE4D6" w:color="auto" w:val="clear"/>
-            <w:tcMar>
-              <w:top w:type="dxa" w:w="60"/>
-              <w:left w:type="dxa" w:w="120"/>
-              <w:bottom w:type="dxa" w:w="60"/>
-              <w:right w:type="dxa" w:w="120"/>
-            </w:tcMar>
-            <w:vAlign w:val="top"/>
-          </w:tcPr>
-          <w:p>
-            <w:pPr>
-              <w:spacing w:after="40" w:before="0"/>
-              <w:jc w:val="left"/>
-            </w:pPr>
-            <w:r>
-              <w:rPr>
-                <w:rFonts w:ascii="Arial" w:cs="Arial" w:eastAsia="Arial" w:hAnsi="Arial"/>
-                <w:b/>
-                <w:bCs/>
-                <w:i w:val="false"/>
-                <w:iCs w:val="false"/>
-                <w:color w:val="000000"/>
-                <w:sz w:val="18"/>
-                <w:szCs w:val="18"/>
-              </w:rPr>
-              <w:t xml:space="preserve">Driving Question Board (DQB) Creation</w:t>
-            </w:r>
-          </w:p>
-          <w:p>
-            <w:pPr>
-              <w:spacing w:after="20" w:before="0"/>
-            </w:pPr>
-            <w:r>
-              <w:rPr>
-                <w:rFonts w:ascii="Arial" w:cs="Arial" w:eastAsia="Arial" w:hAnsi="Arial"/>
-                <w:b/>
-                <w:bCs/>
-                <w:color w:val="1F3864"/>
-                <w:sz w:val="16"/>
-                <w:szCs w:val="16"/>
-              </w:rPr>
-              <w:t xml:space="preserve">📹 VIDEO:</w:t>
-            </w:r>
-          </w:p>
-          <w:p>
-            <w:pPr>
-              <w:spacing w:after="20" w:before="0"/>
-            </w:pPr>
-            <w:hyperlink w:history="1" r:id="rIde1r5syl9hnuvjamjmqja8">
-              <w:r>
-                <w:rPr>
-                  <w:rFonts w:ascii="Arial" w:cs="Arial" w:eastAsia="Arial" w:hAnsi="Arial"/>
-                  <w:color w:val="2E75B6"/>
-                  <w:sz w:val="16"/>
-                  <w:szCs w:val="16"/>
-                  <w:u w:val="single" w:color="2E75B6"/>
-                </w:rPr>
-                <w:t xml:space="preserve">Conservation and the race to save biodiversity</w:t>
-              </w:r>
-            </w:hyperlink>
-          </w:p>
-          <w:p>
-            <w:pPr>
-              <w:spacing w:after="10" w:before="0"/>
-              <w:ind w:left="120"/>
-            </w:pPr>
-            <w:r>
-              <w:rPr>
-                <w:rFonts w:ascii="Arial" w:cs="Arial" w:eastAsia="Arial" w:hAnsi="Arial"/>
-                <w:color w:val="595959"/>
-                <w:sz w:val="14"/>
-                <w:szCs w:val="14"/>
-              </w:rPr>
-              <w:t xml:space="preserve">Source: Khan Academy (English - US curriculum)</w:t>
-            </w:r>
-          </w:p>
-          <w:p>
-            <w:pPr>
-              <w:spacing w:after="10" w:before="0"/>
-              <w:ind w:left="120"/>
-            </w:pPr>
-            <w:hyperlink w:history="1" r:id="rIdvgbi4a8fm37o4exph6rlr">
+            <w:hyperlink w:history="1" r:id="rIdkmxqfejn62juimyd7lgaq">
               <w:r>
                 <w:rPr>
                   <w:rFonts w:ascii="Arial" w:cs="Arial" w:eastAsia="Arial" w:hAnsi="Arial"/>
@@ -18509,14 +18496,241 @@
                 <w:sz w:val="16"/>
                 <w:szCs w:val="16"/>
               </w:rPr>
-              <w:t xml:space="preserve">📖 HTML:</w:t>
+              <w:t xml:space="preserve">📖 READING:</w:t>
             </w:r>
           </w:p>
           <w:p>
             <w:pPr>
               <w:spacing w:after="20" w:before="0"/>
             </w:pPr>
-            <w:hyperlink w:history="1" r:id="rIdk_gaa80oeen41wvzqorsh">
+            <w:r>
+              <w:rPr>
+                <w:rFonts w:ascii="Arial" w:cs="Arial" w:eastAsia="Arial" w:hAnsi="Arial"/>
+                <w:i/>
+                <w:iCs/>
+                <w:color w:val="595959"/>
+                <w:sz w:val="16"/>
+                <w:szCs w:val="16"/>
+              </w:rPr>
+              <w:t xml:space="preserve">No closely matching reading in the ARES library for this activity.</w:t>
+            </w:r>
+          </w:p>
+          <w:p>
+            <w:pPr>
+              <w:spacing w:after="10" w:before="0"/>
+              <w:ind w:left="120"/>
+            </w:pPr>
+            <w:hyperlink w:history="1" r:id="rIdimzijfebp0qm9_pzmgrxf">
+              <w:r>
+                <w:rPr>
+                  <w:rFonts w:ascii="Arial" w:cs="Arial" w:eastAsia="Arial" w:hAnsi="Arial"/>
+                  <w:color w:val="595959"/>
+                  <w:sz w:val="14"/>
+                  <w:szCs w:val="14"/>
+                  <w:u w:val="single" w:color="595959"/>
+                </w:rPr>
+                <w:t xml:space="preserve">🔍 Search ARES for readings</w:t>
+              </w:r>
+            </w:hyperlink>
+          </w:p>
+          <w:p>
+            <w:pPr>
+              <w:spacing w:after="10" w:before="0"/>
+              <w:ind w:left="120"/>
+            </w:pPr>
+            <w:r>
+              <w:rPr>
+                <w:rFonts w:ascii="Arial" w:cs="Arial" w:eastAsia="Arial" w:hAnsi="Arial"/>
+                <w:color w:val="595959"/>
+                <w:sz w:val="14"/>
+                <w:szCs w:val="14"/>
+              </w:rPr>
+              <w:t xml:space="preserve">Search terms: acids bases salts real</w:t>
+            </w:r>
+          </w:p>
+        </w:tc>
+        <w:tc>
+          <w:tcPr>
+            <w:tcW w:type="dxa" w:w="3040"/>
+            <w:shd w:fill="FFFFFF" w:color="auto" w:val="clear"/>
+            <w:tcMar>
+              <w:top w:type="dxa" w:w="60"/>
+              <w:left w:type="dxa" w:w="120"/>
+              <w:bottom w:type="dxa" w:w="60"/>
+              <w:right w:type="dxa" w:w="120"/>
+            </w:tcMar>
+            <w:vAlign w:val="top"/>
+          </w:tcPr>
+          <w:p>
+            <w:pPr>
+              <w:spacing w:after="40" w:before="0"/>
+              <w:jc w:val="left"/>
+            </w:pPr>
+            <w:r>
+              <w:rPr>
+                <w:rFonts w:ascii="Arial" w:cs="Arial" w:eastAsia="Arial" w:hAnsi="Arial"/>
+                <w:b w:val="false"/>
+                <w:bCs w:val="false"/>
+                <w:i w:val="false"/>
+                <w:iCs w:val="false"/>
+                <w:color w:val="000000"/>
+                <w:sz w:val="18"/>
+                <w:szCs w:val="18"/>
+              </w:rPr>
+              <w:t xml:space="preserve">Learners return to the class Driving Question Board. In pairs, they spend 4 minutes reviewing the sticky notes already on the board from Lessons 1–5 and do three things: (1) move any question that Lesson 6 has now answered into the 'ANSWERED' column, writing a brief evidence note on the back of the sticky note; (2) add at least one NEW question generated by today's lesson (e.g., 'If washing soda comes from Lake Magadi, does that mean Lake Magadi water is used in laundry detergent factories?'; 'Why does too much salt raise blood pressure — what is the body doing with the sodium?'; 'Can the eutrophication from fertiliser salts be reversed?'); (3) place a star sticker on any question they personally feel most curious about. The teacher draws attention to the driving question itself — written permanently at the top of the DQB — and asks: 'Which part of the driving question can we now answer more fully than at the start of the unit?'</w:t>
+            </w:r>
+          </w:p>
+        </w:tc>
+        <w:tc>
+          <w:tcPr>
+            <w:tcW w:type="dxa" w:w="3040"/>
+            <w:shd w:fill="F2F2F2" w:color="auto" w:val="clear"/>
+            <w:tcMar>
+              <w:top w:type="dxa" w:w="60"/>
+              <w:left w:type="dxa" w:w="120"/>
+              <w:bottom w:type="dxa" w:w="60"/>
+              <w:right w:type="dxa" w:w="120"/>
+            </w:tcMar>
+            <w:vAlign w:val="top"/>
+          </w:tcPr>
+          <w:p>
+            <w:pPr>
+              <w:spacing w:after="40" w:before="0"/>
+              <w:jc w:val="left"/>
+            </w:pPr>
+            <w:r>
+              <w:rPr>
+                <w:rFonts w:ascii="Arial" w:cs="Arial" w:eastAsia="Arial" w:hAnsi="Arial"/>
+                <w:b w:val="false"/>
+                <w:bCs w:val="false"/>
+                <w:i w:val="false"/>
+                <w:iCs w:val="false"/>
+                <w:color w:val="000000"/>
+                <w:sz w:val="18"/>
+                <w:szCs w:val="18"/>
+              </w:rPr>
+              <w:t xml:space="preserve">Direct learners to the DQB: 'Take 4 minutes with your partner. Look at the questions from previous lessons. Which ones can you now answer after today? Flip the note, write the answer evidence, and move it to ANSWERED. Add at least one brand-new question today's lesson created for you. Then put a star on the question you most want answered before the unit ends.' [Circulate and read notes being flipped — this is rapid formative data.] After 4 minutes: whole-class share — cold-call 3 pairs: 'Halima and Njoroge — which question did you move to ANSWERED, and what was your evidence?' [WAIT TIME: 10 seconds.] 'Ochieng and Fatuma — what new question did you add?' [WAIT TIME: 10 seconds.] 'Kamau and Zawadi — which question got your star, and why?' Record any new questions physically on the DQB. Then point to the driving question: 'Let us re-read this together.' [Whole class reads aloud.] 'Can anyone now give a partial answer for the Lake Magadi part of the driving question — specifically about why something caustic can also be commercially useful?' [Cold-call 1–2 learners. WAIT TIME: 15 seconds. Accept partial answers — do not close the question.]</w:t>
+            </w:r>
+          </w:p>
+        </w:tc>
+        <w:tc>
+          <w:tcPr>
+            <w:tcW w:type="dxa" w:w="3040"/>
+            <w:shd w:fill="FFFFFF" w:color="auto" w:val="clear"/>
+            <w:tcMar>
+              <w:top w:type="dxa" w:w="60"/>
+              <w:left w:type="dxa" w:w="120"/>
+              <w:bottom w:type="dxa" w:w="60"/>
+              <w:right w:type="dxa" w:w="120"/>
+            </w:tcMar>
+            <w:vAlign w:val="top"/>
+          </w:tcPr>
+          <w:p>
+            <w:pPr>
+              <w:spacing w:after="40" w:before="0"/>
+              <w:jc w:val="left"/>
+            </w:pPr>
+            <w:r>
+              <w:rPr>
+                <w:rFonts w:ascii="Arial" w:cs="Arial" w:eastAsia="Arial" w:hAnsi="Arial"/>
+                <w:b w:val="false"/>
+                <w:bCs w:val="false"/>
+                <w:i w:val="false"/>
+                <w:iCs w:val="false"/>
+                <w:color w:val="000000"/>
+                <w:sz w:val="18"/>
+                <w:szCs w:val="18"/>
+              </w:rPr>
+              <w:t xml:space="preserve">DQB Three-Move Protocol (Answer-Evidence / New Question / Star): this metacognitive routine makes learners' growing understanding visible and tracks the storyline arc across all eight lessons. Moving answered questions to a dedicated column gives learners a concrete sense of progress and validates the evidence-gathering sequence. Adding new questions models the scientific disposition that answering one question generates further questions. The re-reading of the driving question keeps the anchoring phenomenon at the centre.</w:t>
+            </w:r>
+          </w:p>
+        </w:tc>
+        <w:tc>
+          <w:tcPr>
+            <w:tcW w:type="dxa" w:w="3040"/>
+            <w:shd w:fill="F2F2F2" w:color="auto" w:val="clear"/>
+            <w:tcMar>
+              <w:top w:type="dxa" w:w="60"/>
+              <w:left w:type="dxa" w:w="120"/>
+              <w:bottom w:type="dxa" w:w="60"/>
+              <w:right w:type="dxa" w:w="120"/>
+            </w:tcMar>
+            <w:vAlign w:val="top"/>
+          </w:tcPr>
+          <w:p>
+            <w:pPr>
+              <w:spacing w:after="40" w:before="0"/>
+              <w:jc w:val="left"/>
+            </w:pPr>
+            <w:r>
+              <w:rPr>
+                <w:rFonts w:ascii="Arial" w:cs="Arial" w:eastAsia="Arial" w:hAnsi="Arial"/>
+                <w:b w:val="false"/>
+                <w:bCs w:val="false"/>
+                <w:i w:val="false"/>
+                <w:iCs w:val="false"/>
+                <w:color w:val="000000"/>
+                <w:sz w:val="18"/>
+                <w:szCs w:val="18"/>
+              </w:rPr>
+              <w:t xml:space="preserve">Observable indicator: Each pair has physically moved at least one sticky note to ANSWERED with a written evidence note AND added at least one new question to the board. Teacher reads evidence notes on flipped stickies during circulation — evidence notes should reference a specific salt name and sector (e.g., 'Na₂CO₃ from Lake Magadi is used in laundry — washing soda — which answers why Magadi is commercially valuable despite being caustic'). If a pair cannot move any question to ANSWERED, teacher prompts: 'What did Group D find out about washing soda and soda ash? Does that answer any question about why Lake Magadi is useful?'</w:t>
+            </w:r>
+          </w:p>
+        </w:tc>
+      </w:tr>
+      <w:tr>
+        <w:tc>
+          <w:tcPr>
+            <w:tcW w:type="dxa" w:w="1520"/>
+            <w:shd w:fill="D5E8F0" w:color="auto" w:val="clear"/>
+            <w:tcMar>
+              <w:top w:type="dxa" w:w="60"/>
+              <w:left w:type="dxa" w:w="120"/>
+              <w:bottom w:type="dxa" w:w="60"/>
+              <w:right w:type="dxa" w:w="120"/>
+            </w:tcMar>
+            <w:vAlign w:val="top"/>
+          </w:tcPr>
+          <w:p>
+            <w:pPr>
+              <w:spacing w:after="40" w:before="0"/>
+              <w:jc w:val="left"/>
+            </w:pPr>
+            <w:r>
+              <w:rPr>
+                <w:rFonts w:ascii="Arial" w:cs="Arial" w:eastAsia="Arial" w:hAnsi="Arial"/>
+                <w:b/>
+                <w:bCs/>
+                <w:i w:val="false"/>
+                <w:iCs w:val="false"/>
+                <w:color w:val="000000"/>
+                <w:sz w:val="18"/>
+                <w:szCs w:val="18"/>
+              </w:rPr>
+              <w:t xml:space="preserve">Model Building Phase</w:t>
+            </w:r>
+          </w:p>
+          <w:p>
+            <w:pPr>
+              <w:spacing w:after="20" w:before="0"/>
+            </w:pPr>
+            <w:r>
+              <w:rPr>
+                <w:rFonts w:ascii="Arial" w:cs="Arial" w:eastAsia="Arial" w:hAnsi="Arial"/>
+                <w:b/>
+                <w:bCs/>
+                <w:color w:val="1F3864"/>
+                <w:sz w:val="16"/>
+                <w:szCs w:val="16"/>
+              </w:rPr>
+              <w:t xml:space="preserve">📹 VIDEO:</w:t>
+            </w:r>
+          </w:p>
+          <w:p>
+            <w:pPr>
+              <w:spacing w:after="20" w:before="0"/>
+            </w:pPr>
+            <w:hyperlink w:history="1" r:id="rIdddssrnjqcnuqq-pshtewy">
               <w:r>
                 <w:rPr>
                   <w:rFonts w:ascii="Arial" w:cs="Arial" w:eastAsia="Arial" w:hAnsi="Arial"/>
@@ -18525,7 +18739,7 @@
                   <w:szCs w:val="16"/>
                   <w:u w:val="single" w:color="2E75B6"/>
                 </w:rPr>
-                <w:t xml:space="preserve">Hydrolysis of Salts: Equations (Flexbook)</w:t>
+                <w:t xml:space="preserve">pH and solubility</w:t>
               </w:r>
             </w:hyperlink>
           </w:p>
@@ -18541,7 +18755,7 @@
                 <w:sz w:val="14"/>
                 <w:szCs w:val="14"/>
               </w:rPr>
-              <w:t xml:space="preserve">Source: CK-12</w:t>
+              <w:t xml:space="preserve">Source: Khan Academy (English - US curriculum)</w:t>
             </w:r>
           </w:p>
           <w:p>
@@ -18549,235 +18763,7 @@
               <w:spacing w:after="10" w:before="0"/>
               <w:ind w:left="120"/>
             </w:pPr>
-            <w:hyperlink w:history="1" r:id="rIdljcwziwiqayvsticlrwey">
-              <w:r>
-                <w:rPr>
-                  <w:rFonts w:ascii="Arial" w:cs="Arial" w:eastAsia="Arial" w:hAnsi="Arial"/>
-                  <w:color w:val="595959"/>
-                  <w:sz w:val="14"/>
-                  <w:szCs w:val="14"/>
-                  <w:u w:val="single" w:color="595959"/>
-                </w:rPr>
-                <w:t xml:space="preserve">🔍 Search ARES for similar readings</w:t>
-              </w:r>
-            </w:hyperlink>
-          </w:p>
-        </w:tc>
-        <w:tc>
-          <w:tcPr>
-            <w:tcW w:type="dxa" w:w="3040"/>
-            <w:shd w:fill="FFFFFF" w:color="auto" w:val="clear"/>
-            <w:tcMar>
-              <w:top w:type="dxa" w:w="60"/>
-              <w:left w:type="dxa" w:w="120"/>
-              <w:bottom w:type="dxa" w:w="60"/>
-              <w:right w:type="dxa" w:w="120"/>
-            </w:tcMar>
-            <w:vAlign w:val="top"/>
-          </w:tcPr>
-          <w:p>
-            <w:pPr>
-              <w:spacing w:after="40" w:before="0"/>
-              <w:jc w:val="left"/>
-            </w:pPr>
-            <w:r>
-              <w:rPr>
-                <w:rFonts w:ascii="Arial" w:cs="Arial" w:eastAsia="Arial" w:hAnsi="Arial"/>
-                <w:b w:val="false"/>
-                <w:bCs w:val="false"/>
-                <w:i w:val="false"/>
-                <w:iCs w:val="false"/>
-                <w:color w:val="000000"/>
-                <w:sz w:val="18"/>
-                <w:szCs w:val="18"/>
-              </w:rPr>
-              <w:t xml:space="preserve">Learners return to the class Driving Question Board. In pairs, they spend 4 minutes reviewing the sticky notes already on the board from Lessons 1–5 and do three things: (1) move any question that Lesson 6 has now answered into the 'ANSWERED' column, writing a brief evidence note on the back of the sticky note; (2) add at least one NEW question generated by today's lesson (e.g., 'If washing soda comes from Lake Magadi, does that mean Lake Magadi water is used in laundry detergent factories?'; 'Why does too much salt raise blood pressure — what is the body doing with the sodium?'; 'Can the eutrophication from fertiliser salts be reversed?'); (3) place a star sticker on any question they personally feel most curious about. The teacher draws attention to the driving question itself — written permanently at the top of the DQB — and asks: 'Which part of the driving question can we now answer more fully than at the start of the unit?'</w:t>
-            </w:r>
-          </w:p>
-        </w:tc>
-        <w:tc>
-          <w:tcPr>
-            <w:tcW w:type="dxa" w:w="3040"/>
-            <w:shd w:fill="F2F2F2" w:color="auto" w:val="clear"/>
-            <w:tcMar>
-              <w:top w:type="dxa" w:w="60"/>
-              <w:left w:type="dxa" w:w="120"/>
-              <w:bottom w:type="dxa" w:w="60"/>
-              <w:right w:type="dxa" w:w="120"/>
-            </w:tcMar>
-            <w:vAlign w:val="top"/>
-          </w:tcPr>
-          <w:p>
-            <w:pPr>
-              <w:spacing w:after="40" w:before="0"/>
-              <w:jc w:val="left"/>
-            </w:pPr>
-            <w:r>
-              <w:rPr>
-                <w:rFonts w:ascii="Arial" w:cs="Arial" w:eastAsia="Arial" w:hAnsi="Arial"/>
-                <w:b w:val="false"/>
-                <w:bCs w:val="false"/>
-                <w:i w:val="false"/>
-                <w:iCs w:val="false"/>
-                <w:color w:val="000000"/>
-                <w:sz w:val="18"/>
-                <w:szCs w:val="18"/>
-              </w:rPr>
-              <w:t xml:space="preserve">Direct learners to the DQB: 'Take 4 minutes with your partner. Look at the questions from previous lessons. Which ones can you now answer after today? Flip the note, write the answer evidence, and move it to ANSWERED. Add at least one brand-new question today's lesson created for you. Then put a star on the question you most want answered before the unit ends.' [Circulate and read notes being flipped — this is rapid formative data.] After 4 minutes: whole-class share — cold-call 3 pairs: 'Halima and Njoroge — which question did you move to ANSWERED, and what was your evidence?' [WAIT TIME: 10 seconds.] 'Ochieng and Fatuma — what new question did you add?' [WAIT TIME: 10 seconds.] 'Kamau and Zawadi — which question got your star, and why?' Record any new questions physically on the DQB. Then point to the driving question: 'Let us re-read this together.' [Whole class reads aloud.] 'Can anyone now give a partial answer for the Lake Magadi part of the driving question — specifically about why something caustic can also be commercially useful?' [Cold-call 1–2 learners. WAIT TIME: 15 seconds. Accept partial answers — do not close the question.]</w:t>
-            </w:r>
-          </w:p>
-        </w:tc>
-        <w:tc>
-          <w:tcPr>
-            <w:tcW w:type="dxa" w:w="3040"/>
-            <w:shd w:fill="FFFFFF" w:color="auto" w:val="clear"/>
-            <w:tcMar>
-              <w:top w:type="dxa" w:w="60"/>
-              <w:left w:type="dxa" w:w="120"/>
-              <w:bottom w:type="dxa" w:w="60"/>
-              <w:right w:type="dxa" w:w="120"/>
-            </w:tcMar>
-            <w:vAlign w:val="top"/>
-          </w:tcPr>
-          <w:p>
-            <w:pPr>
-              <w:spacing w:after="40" w:before="0"/>
-              <w:jc w:val="left"/>
-            </w:pPr>
-            <w:r>
-              <w:rPr>
-                <w:rFonts w:ascii="Arial" w:cs="Arial" w:eastAsia="Arial" w:hAnsi="Arial"/>
-                <w:b w:val="false"/>
-                <w:bCs w:val="false"/>
-                <w:i w:val="false"/>
-                <w:iCs w:val="false"/>
-                <w:color w:val="000000"/>
-                <w:sz w:val="18"/>
-                <w:szCs w:val="18"/>
-              </w:rPr>
-              <w:t xml:space="preserve">DQB Three-Move Protocol (Answer-Evidence / New Question / Star): this metacognitive routine makes learners' growing understanding visible and tracks the storyline arc across all eight lessons. Moving answered questions to a dedicated column gives learners a concrete sense of progress and validates the evidence-gathering sequence. Adding new questions models the scientific disposition that answering one question generates further questions. The re-reading of the driving question keeps the anchoring phenomenon at the centre.</w:t>
-            </w:r>
-          </w:p>
-        </w:tc>
-        <w:tc>
-          <w:tcPr>
-            <w:tcW w:type="dxa" w:w="3040"/>
-            <w:shd w:fill="F2F2F2" w:color="auto" w:val="clear"/>
-            <w:tcMar>
-              <w:top w:type="dxa" w:w="60"/>
-              <w:left w:type="dxa" w:w="120"/>
-              <w:bottom w:type="dxa" w:w="60"/>
-              <w:right w:type="dxa" w:w="120"/>
-            </w:tcMar>
-            <w:vAlign w:val="top"/>
-          </w:tcPr>
-          <w:p>
-            <w:pPr>
-              <w:spacing w:after="40" w:before="0"/>
-              <w:jc w:val="left"/>
-            </w:pPr>
-            <w:r>
-              <w:rPr>
-                <w:rFonts w:ascii="Arial" w:cs="Arial" w:eastAsia="Arial" w:hAnsi="Arial"/>
-                <w:b w:val="false"/>
-                <w:bCs w:val="false"/>
-                <w:i w:val="false"/>
-                <w:iCs w:val="false"/>
-                <w:color w:val="000000"/>
-                <w:sz w:val="18"/>
-                <w:szCs w:val="18"/>
-              </w:rPr>
-              <w:t xml:space="preserve">Observable indicator: Each pair has physically moved at least one sticky note to ANSWERED with a written evidence note AND added at least one new question to the board. Teacher reads evidence notes on flipped stickies during circulation — evidence notes should reference a specific salt name and sector (e.g., 'Na₂CO₃ from Lake Magadi is used in laundry — washing soda — which answers why Magadi is commercially valuable despite being caustic'). If a pair cannot move any question to ANSWERED, teacher prompts: 'What did Group D find out about washing soda and soda ash? Does that answer any question about why Lake Magadi is useful?'</w:t>
-            </w:r>
-          </w:p>
-        </w:tc>
-      </w:tr>
-      <w:tr>
-        <w:tc>
-          <w:tcPr>
-            <w:tcW w:type="dxa" w:w="1520"/>
-            <w:shd w:fill="D5E8F0" w:color="auto" w:val="clear"/>
-            <w:tcMar>
-              <w:top w:type="dxa" w:w="60"/>
-              <w:left w:type="dxa" w:w="120"/>
-              <w:bottom w:type="dxa" w:w="60"/>
-              <w:right w:type="dxa" w:w="120"/>
-            </w:tcMar>
-            <w:vAlign w:val="top"/>
-          </w:tcPr>
-          <w:p>
-            <w:pPr>
-              <w:spacing w:after="40" w:before="0"/>
-              <w:jc w:val="left"/>
-            </w:pPr>
-            <w:r>
-              <w:rPr>
-                <w:rFonts w:ascii="Arial" w:cs="Arial" w:eastAsia="Arial" w:hAnsi="Arial"/>
-                <w:b/>
-                <w:bCs/>
-                <w:i w:val="false"/>
-                <w:iCs w:val="false"/>
-                <w:color w:val="000000"/>
-                <w:sz w:val="18"/>
-                <w:szCs w:val="18"/>
-              </w:rPr>
-              <w:t xml:space="preserve">Model Building Phase</w:t>
-            </w:r>
-          </w:p>
-          <w:p>
-            <w:pPr>
-              <w:spacing w:after="20" w:before="0"/>
-            </w:pPr>
-            <w:r>
-              <w:rPr>
-                <w:rFonts w:ascii="Arial" w:cs="Arial" w:eastAsia="Arial" w:hAnsi="Arial"/>
-                <w:b/>
-                <w:bCs/>
-                <w:color w:val="1F3864"/>
-                <w:sz w:val="16"/>
-                <w:szCs w:val="16"/>
-              </w:rPr>
-              <w:t xml:space="preserve">📹 VIDEO:</w:t>
-            </w:r>
-          </w:p>
-          <w:p>
-            <w:pPr>
-              <w:spacing w:after="20" w:before="0"/>
-            </w:pPr>
-            <w:hyperlink w:history="1" r:id="rIdzzaaejki7nn0kiksdor0h">
-              <w:r>
-                <w:rPr>
-                  <w:rFonts w:ascii="Arial" w:cs="Arial" w:eastAsia="Arial" w:hAnsi="Arial"/>
-                  <w:color w:val="2E75B6"/>
-                  <w:sz w:val="16"/>
-                  <w:szCs w:val="16"/>
-                  <w:u w:val="single" w:color="2E75B6"/>
-                </w:rPr>
-                <w:t xml:space="preserve">Conservation and the race to save biodiversity</w:t>
-              </w:r>
-            </w:hyperlink>
-          </w:p>
-          <w:p>
-            <w:pPr>
-              <w:spacing w:after="10" w:before="0"/>
-              <w:ind w:left="120"/>
-            </w:pPr>
-            <w:r>
-              <w:rPr>
-                <w:rFonts w:ascii="Arial" w:cs="Arial" w:eastAsia="Arial" w:hAnsi="Arial"/>
-                <w:color w:val="595959"/>
-                <w:sz w:val="14"/>
-                <w:szCs w:val="14"/>
-              </w:rPr>
-              <w:t xml:space="preserve">Source: Khan Academy (English - US curriculum)</w:t>
-            </w:r>
-          </w:p>
-          <w:p>
-            <w:pPr>
-              <w:spacing w:after="10" w:before="0"/>
-              <w:ind w:left="120"/>
-            </w:pPr>
-            <w:hyperlink w:history="1" r:id="rIdgeur-x-gt54ekolhfmvyr">
+            <w:hyperlink w:history="1" r:id="rIdapmlbtdw85o_c5yiq9jwe">
               <w:r>
                 <w:rPr>
                   <w:rFonts w:ascii="Arial" w:cs="Arial" w:eastAsia="Arial" w:hAnsi="Arial"/>
@@ -18815,47 +18801,31 @@
                 <w:sz w:val="16"/>
                 <w:szCs w:val="16"/>
               </w:rPr>
-              <w:t xml:space="preserve">📖 HTML:</w:t>
+              <w:t xml:space="preserve">📖 READING:</w:t>
             </w:r>
           </w:p>
           <w:p>
             <w:pPr>
               <w:spacing w:after="20" w:before="0"/>
             </w:pPr>
-            <w:hyperlink w:history="1" r:id="rIds4qlp-bn_z1sc_rywbus5">
-              <w:r>
-                <w:rPr>
-                  <w:rFonts w:ascii="Arial" w:cs="Arial" w:eastAsia="Arial" w:hAnsi="Arial"/>
-                  <w:color w:val="2E75B6"/>
-                  <w:sz w:val="16"/>
-                  <w:szCs w:val="16"/>
-                  <w:u w:val="single" w:color="2E75B6"/>
-                </w:rPr>
-                <w:t xml:space="preserve">Hydrolysis of Salts: Equations (Flexbook)</w:t>
-              </w:r>
-            </w:hyperlink>
+            <w:r>
+              <w:rPr>
+                <w:rFonts w:ascii="Arial" w:cs="Arial" w:eastAsia="Arial" w:hAnsi="Arial"/>
+                <w:i/>
+                <w:iCs/>
+                <w:color w:val="595959"/>
+                <w:sz w:val="16"/>
+                <w:szCs w:val="16"/>
+              </w:rPr>
+              <w:t xml:space="preserve">No closely matching reading in the ARES library for this activity.</w:t>
+            </w:r>
           </w:p>
           <w:p>
             <w:pPr>
               <w:spacing w:after="10" w:before="0"/>
               <w:ind w:left="120"/>
             </w:pPr>
-            <w:r>
-              <w:rPr>
-                <w:rFonts w:ascii="Arial" w:cs="Arial" w:eastAsia="Arial" w:hAnsi="Arial"/>
-                <w:color w:val="595959"/>
-                <w:sz w:val="14"/>
-                <w:szCs w:val="14"/>
-              </w:rPr>
-              <w:t xml:space="preserve">Source: CK-12</w:t>
-            </w:r>
-          </w:p>
-          <w:p>
-            <w:pPr>
-              <w:spacing w:after="10" w:before="0"/>
-              <w:ind w:left="120"/>
-            </w:pPr>
-            <w:hyperlink w:history="1" r:id="rIdkotmfzb-kwcg-dfgu1q5y">
+            <w:hyperlink w:history="1" r:id="rIdbcdco6hnfeeq5wek5en18">
               <w:r>
                 <w:rPr>
                   <w:rFonts w:ascii="Arial" w:cs="Arial" w:eastAsia="Arial" w:hAnsi="Arial"/>
@@ -18864,9 +18834,24 @@
                   <w:szCs w:val="14"/>
                   <w:u w:val="single" w:color="595959"/>
                 </w:rPr>
-                <w:t xml:space="preserve">🔍 Search ARES for similar readings</w:t>
+                <w:t xml:space="preserve">🔍 Search ARES for readings</w:t>
               </w:r>
             </w:hyperlink>
+          </w:p>
+          <w:p>
+            <w:pPr>
+              <w:spacing w:after="10" w:before="0"/>
+              <w:ind w:left="120"/>
+            </w:pPr>
+            <w:r>
+              <w:rPr>
+                <w:rFonts w:ascii="Arial" w:cs="Arial" w:eastAsia="Arial" w:hAnsi="Arial"/>
+                <w:color w:val="595959"/>
+                <w:sz w:val="14"/>
+                <w:szCs w:val="14"/>
+              </w:rPr>
+              <w:t xml:space="preserve">Search terms: acids bases salts real</w:t>
+            </w:r>
           </w:p>
         </w:tc>
         <w:tc>
@@ -20342,7 +20327,7 @@
             <w:pPr>
               <w:spacing w:after="20" w:before="0"/>
             </w:pPr>
-            <w:hyperlink w:history="1" r:id="rIdt7_qtxw3lfjg8ogpogpor">
+            <w:hyperlink w:history="1" r:id="rIdmzjlki5pgqpmyv-0jk0x3">
               <w:r>
                 <w:rPr>
                   <w:rFonts w:ascii="Arial" w:cs="Arial" w:eastAsia="Arial" w:hAnsi="Arial"/>
@@ -20351,7 +20336,7 @@
                   <w:szCs w:val="16"/>
                   <w:u w:val="single" w:color="2E75B6"/>
                 </w:rPr>
-                <w:t xml:space="preserve">Video: pH Scale</w:t>
+                <w:t xml:space="preserve">pH and solubility</w:t>
               </w:r>
             </w:hyperlink>
           </w:p>
@@ -20367,7 +20352,7 @@
                 <w:sz w:val="14"/>
                 <w:szCs w:val="14"/>
               </w:rPr>
-              <w:t xml:space="preserve">Source: PhET Interactive Simulations (English)</w:t>
+              <w:t xml:space="preserve">Source: Khan Academy (English - US curriculum)</w:t>
             </w:r>
           </w:p>
           <w:p>
@@ -20375,7 +20360,7 @@
               <w:spacing w:after="10" w:before="0"/>
               <w:ind w:left="120"/>
             </w:pPr>
-            <w:hyperlink w:history="1" r:id="rIdthb_bs6xkrqsirwn_bksw">
+            <w:hyperlink w:history="1" r:id="rId71x1tivefnvgneknztw4d">
               <w:r>
                 <w:rPr>
                   <w:rFonts w:ascii="Arial" w:cs="Arial" w:eastAsia="Arial" w:hAnsi="Arial"/>
@@ -20413,14 +20398,14 @@
                 <w:sz w:val="16"/>
                 <w:szCs w:val="16"/>
               </w:rPr>
-              <w:t xml:space="preserve">📖 HTML:</w:t>
+              <w:t xml:space="preserve">📖 EXERCISE:</w:t>
             </w:r>
           </w:p>
           <w:p>
             <w:pPr>
               <w:spacing w:after="20" w:before="0"/>
             </w:pPr>
-            <w:hyperlink w:history="1" r:id="rId4loc6-pi6kjai73f0l6pv">
+            <w:hyperlink w:history="1" r:id="rIdrl1lfzhoey4ba1rvorveb">
               <w:r>
                 <w:rPr>
                   <w:rFonts w:ascii="Arial" w:cs="Arial" w:eastAsia="Arial" w:hAnsi="Arial"/>
@@ -20429,7 +20414,7 @@
                   <w:szCs w:val="16"/>
                   <w:u w:val="single" w:color="2E75B6"/>
                 </w:rPr>
-                <w:t xml:space="preserve">Calculating pH of Salt Solutions (Flexbook)</w:t>
+                <w:t xml:space="preserve">Introduction to acid–base reactions</w:t>
               </w:r>
             </w:hyperlink>
           </w:p>
@@ -20445,7 +20430,7 @@
                 <w:sz w:val="14"/>
                 <w:szCs w:val="14"/>
               </w:rPr>
-              <w:t xml:space="preserve">Source: CK-12</w:t>
+              <w:t xml:space="preserve">Source: Khan Academy (English - US curriculum)</w:t>
             </w:r>
           </w:p>
           <w:p>
@@ -20453,7 +20438,7 @@
               <w:spacing w:after="10" w:before="0"/>
               <w:ind w:left="120"/>
             </w:pPr>
-            <w:hyperlink w:history="1" r:id="rIdpqx91dm0z7y_e_uoeccmo">
+            <w:hyperlink w:history="1" r:id="rIddug8wy8fzju0lwpfxeav2">
               <w:r>
                 <w:rPr>
                   <w:rFonts w:ascii="Arial" w:cs="Arial" w:eastAsia="Arial" w:hAnsi="Arial"/>
@@ -20648,7 +20633,7 @@
             <w:pPr>
               <w:spacing w:after="20" w:before="0"/>
             </w:pPr>
-            <w:hyperlink w:history="1" r:id="rIdy9zfyqj6l4n2onphxnakw">
+            <w:hyperlink w:history="1" r:id="rIdtznjmgdhyoteshjrwr7bi">
               <w:r>
                 <w:rPr>
                   <w:rFonts w:ascii="Arial" w:cs="Arial" w:eastAsia="Arial" w:hAnsi="Arial"/>
@@ -20657,7 +20642,7 @@
                   <w:szCs w:val="16"/>
                   <w:u w:val="single" w:color="2E75B6"/>
                 </w:rPr>
-                <w:t xml:space="preserve">Video: pH Scale</w:t>
+                <w:t xml:space="preserve">Titration of a strong acid with a strong base</w:t>
               </w:r>
             </w:hyperlink>
           </w:p>
@@ -20673,7 +20658,7 @@
                 <w:sz w:val="14"/>
                 <w:szCs w:val="14"/>
               </w:rPr>
-              <w:t xml:space="preserve">Source: PhET Interactive Simulations (English)</w:t>
+              <w:t xml:space="preserve">Source: Khan Academy (English - US curriculum)</w:t>
             </w:r>
           </w:p>
           <w:p>
@@ -20681,7 +20666,7 @@
               <w:spacing w:after="10" w:before="0"/>
               <w:ind w:left="120"/>
             </w:pPr>
-            <w:hyperlink w:history="1" r:id="rIdslzdxupn8v3bx3ji_3l3n">
+            <w:hyperlink w:history="1" r:id="rIdcpd8hmmpogle_uzbiegvf">
               <w:r>
                 <w:rPr>
                   <w:rFonts w:ascii="Arial" w:cs="Arial" w:eastAsia="Arial" w:hAnsi="Arial"/>
@@ -20719,14 +20704,14 @@
                 <w:sz w:val="16"/>
                 <w:szCs w:val="16"/>
               </w:rPr>
-              <w:t xml:space="preserve">📖 HTML:</w:t>
+              <w:t xml:space="preserve">📖 EXERCISE:</w:t>
             </w:r>
           </w:p>
           <w:p>
             <w:pPr>
               <w:spacing w:after="20" w:before="0"/>
             </w:pPr>
-            <w:hyperlink w:history="1" r:id="rIdhziwku3c_mxevs-pfsukc">
+            <w:hyperlink w:history="1" r:id="rIdfkrmcwqpffhzmvhzhhpcc">
               <w:r>
                 <w:rPr>
                   <w:rFonts w:ascii="Arial" w:cs="Arial" w:eastAsia="Arial" w:hAnsi="Arial"/>
@@ -20735,7 +20720,7 @@
                   <w:szCs w:val="16"/>
                   <w:u w:val="single" w:color="2E75B6"/>
                 </w:rPr>
-                <w:t xml:space="preserve">Calculating pH of Salt Solutions (Flexbook)</w:t>
+                <w:t xml:space="preserve">Introduction to acid–base reactions</w:t>
               </w:r>
             </w:hyperlink>
           </w:p>
@@ -20751,7 +20736,7 @@
                 <w:sz w:val="14"/>
                 <w:szCs w:val="14"/>
               </w:rPr>
-              <w:t xml:space="preserve">Source: CK-12</w:t>
+              <w:t xml:space="preserve">Source: Khan Academy (English - US curriculum)</w:t>
             </w:r>
           </w:p>
           <w:p>
@@ -20759,7 +20744,7 @@
               <w:spacing w:after="10" w:before="0"/>
               <w:ind w:left="120"/>
             </w:pPr>
-            <w:hyperlink w:history="1" r:id="rIddnxpckuobmjht6p_mgouc">
+            <w:hyperlink w:history="1" r:id="rIdxcr3n8bdwfoi6xbhqtg30">
               <w:r>
                 <w:rPr>
                   <w:rFonts w:ascii="Arial" w:cs="Arial" w:eastAsia="Arial" w:hAnsi="Arial"/>
@@ -20954,7 +20939,7 @@
             <w:pPr>
               <w:spacing w:after="20" w:before="0"/>
             </w:pPr>
-            <w:hyperlink w:history="1" r:id="rId3w0qgz163jykacmqdu3rv">
+            <w:hyperlink w:history="1" r:id="rIdajotgsyvheimm_ifkupzc">
               <w:r>
                 <w:rPr>
                   <w:rFonts w:ascii="Arial" w:cs="Arial" w:eastAsia="Arial" w:hAnsi="Arial"/>
@@ -20963,7 +20948,7 @@
                   <w:szCs w:val="16"/>
                   <w:u w:val="single" w:color="2E75B6"/>
                 </w:rPr>
-                <w:t xml:space="preserve">Video: pH Scale</w:t>
+                <w:t xml:space="preserve">Organic acid-base mechanisms</w:t>
               </w:r>
             </w:hyperlink>
           </w:p>
@@ -20979,7 +20964,7 @@
                 <w:sz w:val="14"/>
                 <w:szCs w:val="14"/>
               </w:rPr>
-              <w:t xml:space="preserve">Source: PhET Interactive Simulations (English)</w:t>
+              <w:t xml:space="preserve">Source: Khan Academy (English - US curriculum)</w:t>
             </w:r>
           </w:p>
           <w:p>
@@ -20987,7 +20972,7 @@
               <w:spacing w:after="10" w:before="0"/>
               <w:ind w:left="120"/>
             </w:pPr>
-            <w:hyperlink w:history="1" r:id="rIducan_tcqruut1hqrtpn7j">
+            <w:hyperlink w:history="1" r:id="rIdnvs-hkuk2z2ioj6zagiz_">
               <w:r>
                 <w:rPr>
                   <w:rFonts w:ascii="Arial" w:cs="Arial" w:eastAsia="Arial" w:hAnsi="Arial"/>
@@ -21025,14 +21010,14 @@
                 <w:sz w:val="16"/>
                 <w:szCs w:val="16"/>
               </w:rPr>
-              <w:t xml:space="preserve">📖 HTML:</w:t>
+              <w:t xml:space="preserve">📖 EXERCISE:</w:t>
             </w:r>
           </w:p>
           <w:p>
             <w:pPr>
               <w:spacing w:after="20" w:before="0"/>
             </w:pPr>
-            <w:hyperlink w:history="1" r:id="rIdvlrvbqty-cw_ed9t7zyhd">
+            <w:hyperlink w:history="1" r:id="rIdvdp_9xttojacmlfudfoez">
               <w:r>
                 <w:rPr>
                   <w:rFonts w:ascii="Arial" w:cs="Arial" w:eastAsia="Arial" w:hAnsi="Arial"/>
@@ -21041,7 +21026,7 @@
                   <w:szCs w:val="16"/>
                   <w:u w:val="single" w:color="2E75B6"/>
                 </w:rPr>
-                <w:t xml:space="preserve">Calculating pH of Salt Solutions (Flexbook)</w:t>
+                <w:t xml:space="preserve">Introduction to acid–base reactions</w:t>
               </w:r>
             </w:hyperlink>
           </w:p>
@@ -21057,7 +21042,7 @@
                 <w:sz w:val="14"/>
                 <w:szCs w:val="14"/>
               </w:rPr>
-              <w:t xml:space="preserve">Source: CK-12</w:t>
+              <w:t xml:space="preserve">Source: Khan Academy (English - US curriculum)</w:t>
             </w:r>
           </w:p>
           <w:p>
@@ -21065,7 +21050,7 @@
               <w:spacing w:after="10" w:before="0"/>
               <w:ind w:left="120"/>
             </w:pPr>
-            <w:hyperlink w:history="1" r:id="rIdjpl1hmpzbumivvkggzzwe">
+            <w:hyperlink w:history="1" r:id="rIdjftka8n8bbip-lm94uhp-">
               <w:r>
                 <w:rPr>
                   <w:rFonts w:ascii="Arial" w:cs="Arial" w:eastAsia="Arial" w:hAnsi="Arial"/>
@@ -21260,7 +21245,7 @@
             <w:pPr>
               <w:spacing w:after="20" w:before="0"/>
             </w:pPr>
-            <w:hyperlink w:history="1" r:id="rIdojllyvwvy8ltpjemniytx">
+            <w:hyperlink w:history="1" r:id="rIdlecuiwg8gglx2skvjr7lj">
               <w:r>
                 <w:rPr>
                   <w:rFonts w:ascii="Arial" w:cs="Arial" w:eastAsia="Arial" w:hAnsi="Arial"/>
@@ -21269,7 +21254,7 @@
                   <w:szCs w:val="16"/>
                   <w:u w:val="single" w:color="2E75B6"/>
                 </w:rPr>
-                <w:t xml:space="preserve">Video: pH Scale</w:t>
+                <w:t xml:space="preserve">Molecular, complete ionic, and net ionic equations</w:t>
               </w:r>
             </w:hyperlink>
           </w:p>
@@ -21285,7 +21270,7 @@
                 <w:sz w:val="14"/>
                 <w:szCs w:val="14"/>
               </w:rPr>
-              <w:t xml:space="preserve">Source: PhET Interactive Simulations (English)</w:t>
+              <w:t xml:space="preserve">Source: Khan Academy (English - US curriculum)</w:t>
             </w:r>
           </w:p>
           <w:p>
@@ -21293,7 +21278,7 @@
               <w:spacing w:after="10" w:before="0"/>
               <w:ind w:left="120"/>
             </w:pPr>
-            <w:hyperlink w:history="1" r:id="rIdrwh_caofnvbcigbpbsnjl">
+            <w:hyperlink w:history="1" r:id="rId5lldprl7wtbvq4jevhmxn">
               <w:r>
                 <w:rPr>
                   <w:rFonts w:ascii="Arial" w:cs="Arial" w:eastAsia="Arial" w:hAnsi="Arial"/>
@@ -21331,14 +21316,14 @@
                 <w:sz w:val="16"/>
                 <w:szCs w:val="16"/>
               </w:rPr>
-              <w:t xml:space="preserve">📖 HTML:</w:t>
+              <w:t xml:space="preserve">📖 EXERCISE:</w:t>
             </w:r>
           </w:p>
           <w:p>
             <w:pPr>
               <w:spacing w:after="20" w:before="0"/>
             </w:pPr>
-            <w:hyperlink w:history="1" r:id="rIdo1eh0xphrwsxaqmhyjx07">
+            <w:hyperlink w:history="1" r:id="rIdivtuhsj8qk5kld-x7zxdq">
               <w:r>
                 <w:rPr>
                   <w:rFonts w:ascii="Arial" w:cs="Arial" w:eastAsia="Arial" w:hAnsi="Arial"/>
@@ -21347,7 +21332,7 @@
                   <w:szCs w:val="16"/>
                   <w:u w:val="single" w:color="2E75B6"/>
                 </w:rPr>
-                <w:t xml:space="preserve">Calculating pH of Salt Solutions (Flexbook)</w:t>
+                <w:t xml:space="preserve">Introduction to acid–base reactions</w:t>
               </w:r>
             </w:hyperlink>
           </w:p>
@@ -21363,7 +21348,7 @@
                 <w:sz w:val="14"/>
                 <w:szCs w:val="14"/>
               </w:rPr>
-              <w:t xml:space="preserve">Source: CK-12</w:t>
+              <w:t xml:space="preserve">Source: Khan Academy (English - US curriculum)</w:t>
             </w:r>
           </w:p>
           <w:p>
@@ -21371,7 +21356,7 @@
               <w:spacing w:after="10" w:before="0"/>
               <w:ind w:left="120"/>
             </w:pPr>
-            <w:hyperlink w:history="1" r:id="rIdliglraakwlawq89rpfl-c">
+            <w:hyperlink w:history="1" r:id="rIdoh3wrhvu5jj_kn_g0riv0">
               <w:r>
                 <w:rPr>
                   <w:rFonts w:ascii="Arial" w:cs="Arial" w:eastAsia="Arial" w:hAnsi="Arial"/>
@@ -21566,7 +21551,7 @@
             <w:pPr>
               <w:spacing w:after="20" w:before="0"/>
             </w:pPr>
-            <w:hyperlink w:history="1" r:id="rId74ozv5ybv7wsljutzjphq">
+            <w:hyperlink w:history="1" r:id="rIdqbczgf0xhojj56yo-phrc">
               <w:r>
                 <w:rPr>
                   <w:rFonts w:ascii="Arial" w:cs="Arial" w:eastAsia="Arial" w:hAnsi="Arial"/>
@@ -21575,7 +21560,7 @@
                   <w:szCs w:val="16"/>
                   <w:u w:val="single" w:color="2E75B6"/>
                 </w:rPr>
-                <w:t xml:space="preserve">Video: pH Scale</w:t>
+                <w:t xml:space="preserve">Using pKa values to predict the position of equilibrium</w:t>
               </w:r>
             </w:hyperlink>
           </w:p>
@@ -21591,7 +21576,7 @@
                 <w:sz w:val="14"/>
                 <w:szCs w:val="14"/>
               </w:rPr>
-              <w:t xml:space="preserve">Source: PhET Interactive Simulations (English)</w:t>
+              <w:t xml:space="preserve">Source: Khan Academy (English - US curriculum)</w:t>
             </w:r>
           </w:p>
           <w:p>
@@ -21599,7 +21584,7 @@
               <w:spacing w:after="10" w:before="0"/>
               <w:ind w:left="120"/>
             </w:pPr>
-            <w:hyperlink w:history="1" r:id="rId9m8aelm-3d7jip4ykutnp">
+            <w:hyperlink w:history="1" r:id="rIdd5dfw3ie0cefohsypmh1u">
               <w:r>
                 <w:rPr>
                   <w:rFonts w:ascii="Arial" w:cs="Arial" w:eastAsia="Arial" w:hAnsi="Arial"/>
@@ -21637,14 +21622,14 @@
                 <w:sz w:val="16"/>
                 <w:szCs w:val="16"/>
               </w:rPr>
-              <w:t xml:space="preserve">📖 HTML:</w:t>
+              <w:t xml:space="preserve">📖 EXERCISE:</w:t>
             </w:r>
           </w:p>
           <w:p>
             <w:pPr>
               <w:spacing w:after="20" w:before="0"/>
             </w:pPr>
-            <w:hyperlink w:history="1" r:id="rIdyfumabvxgungeahkpb5q9">
+            <w:hyperlink w:history="1" r:id="rIdthdyn_bjyibosksno8olm">
               <w:r>
                 <w:rPr>
                   <w:rFonts w:ascii="Arial" w:cs="Arial" w:eastAsia="Arial" w:hAnsi="Arial"/>
@@ -21653,7 +21638,7 @@
                   <w:szCs w:val="16"/>
                   <w:u w:val="single" w:color="2E75B6"/>
                 </w:rPr>
-                <w:t xml:space="preserve">Calculating pH of Salt Solutions (Flexbook)</w:t>
+                <w:t xml:space="preserve">Introduction to acid–base reactions</w:t>
               </w:r>
             </w:hyperlink>
           </w:p>
@@ -21669,7 +21654,7 @@
                 <w:sz w:val="14"/>
                 <w:szCs w:val="14"/>
               </w:rPr>
-              <w:t xml:space="preserve">Source: CK-12</w:t>
+              <w:t xml:space="preserve">Source: Khan Academy (English - US curriculum)</w:t>
             </w:r>
           </w:p>
           <w:p>
@@ -21677,7 +21662,7 @@
               <w:spacing w:after="10" w:before="0"/>
               <w:ind w:left="120"/>
             </w:pPr>
-            <w:hyperlink w:history="1" r:id="rIdmjkxp7-c9y5qtbpxjou9x">
+            <w:hyperlink w:history="1" r:id="rIdkeqyazspligq309nxvauz">
               <w:r>
                 <w:rPr>
                   <w:rFonts w:ascii="Arial" w:cs="Arial" w:eastAsia="Arial" w:hAnsi="Arial"/>
@@ -23164,7 +23149,7 @@
             <w:pPr>
               <w:spacing w:after="20" w:before="0"/>
             </w:pPr>
-            <w:hyperlink w:history="1" r:id="rIdvhbuy73bdrurmkgmtg3fk">
+            <w:hyperlink w:history="1" r:id="rIdwn3q0ptu3388pnurmexrw">
               <w:r>
                 <w:rPr>
                   <w:rFonts w:ascii="Arial" w:cs="Arial" w:eastAsia="Arial" w:hAnsi="Arial"/>
@@ -23173,7 +23158,7 @@
                   <w:szCs w:val="16"/>
                   <w:u w:val="single" w:color="2E75B6"/>
                 </w:rPr>
-                <w:t xml:space="preserve">Proof: Rhombus diagonals are perpendicular bisectors</w:t>
+                <w:t xml:space="preserve">Impact of mutations on translation into amino acids</w:t>
               </w:r>
             </w:hyperlink>
           </w:p>
@@ -23197,7 +23182,7 @@
               <w:spacing w:after="10" w:before="0"/>
               <w:ind w:left="120"/>
             </w:pPr>
-            <w:hyperlink w:history="1" r:id="rIdjg2-lsgd_xyql8z67ha26">
+            <w:hyperlink w:history="1" r:id="rIdlmczxsgowiury5unsc3gn">
               <w:r>
                 <w:rPr>
                   <w:rFonts w:ascii="Arial" w:cs="Arial" w:eastAsia="Arial" w:hAnsi="Arial"/>
@@ -23235,14 +23220,241 @@
                 <w:sz w:val="16"/>
                 <w:szCs w:val="16"/>
               </w:rPr>
-              <w:t xml:space="preserve">📖 HTML:</w:t>
+              <w:t xml:space="preserve">📖 READING:</w:t>
             </w:r>
           </w:p>
           <w:p>
             <w:pPr>
               <w:spacing w:after="20" w:before="0"/>
             </w:pPr>
-            <w:hyperlink w:history="1" r:id="rId0cvj3blxdm581ns1oe1p5">
+            <w:r>
+              <w:rPr>
+                <w:rFonts w:ascii="Arial" w:cs="Arial" w:eastAsia="Arial" w:hAnsi="Arial"/>
+                <w:i/>
+                <w:iCs/>
+                <w:color w:val="595959"/>
+                <w:sz w:val="16"/>
+                <w:szCs w:val="16"/>
+              </w:rPr>
+              <w:t xml:space="preserve">No closely matching reading in the ARES library for this activity.</w:t>
+            </w:r>
+          </w:p>
+          <w:p>
+            <w:pPr>
+              <w:spacing w:after="10" w:before="0"/>
+              <w:ind w:left="120"/>
+            </w:pPr>
+            <w:hyperlink w:history="1" r:id="rIdch5gu_obhjrr3ma-jywti">
+              <w:r>
+                <w:rPr>
+                  <w:rFonts w:ascii="Arial" w:cs="Arial" w:eastAsia="Arial" w:hAnsi="Arial"/>
+                  <w:color w:val="595959"/>
+                  <w:sz w:val="14"/>
+                  <w:szCs w:val="14"/>
+                  <w:u w:val="single" w:color="595959"/>
+                </w:rPr>
+                <w:t xml:space="preserve">🔍 Search ARES for readings</w:t>
+              </w:r>
+            </w:hyperlink>
+          </w:p>
+          <w:p>
+            <w:pPr>
+              <w:spacing w:after="10" w:before="0"/>
+              <w:ind w:left="120"/>
+            </w:pPr>
+            <w:r>
+              <w:rPr>
+                <w:rFonts w:ascii="Arial" w:cs="Arial" w:eastAsia="Arial" w:hAnsi="Arial"/>
+                <w:color w:val="595959"/>
+                <w:sz w:val="14"/>
+                <w:szCs w:val="14"/>
+              </w:rPr>
+              <w:t xml:space="preserve">Search terms: acids bases salts general</w:t>
+            </w:r>
+          </w:p>
+        </w:tc>
+        <w:tc>
+          <w:tcPr>
+            <w:tcW w:type="dxa" w:w="3040"/>
+            <w:shd w:fill="FFFFFF" w:color="auto" w:val="clear"/>
+            <w:tcMar>
+              <w:top w:type="dxa" w:w="60"/>
+              <w:left w:type="dxa" w:w="120"/>
+              <w:bottom w:type="dxa" w:w="60"/>
+              <w:right w:type="dxa" w:w="120"/>
+            </w:tcMar>
+            <w:vAlign w:val="top"/>
+          </w:tcPr>
+          <w:p>
+            <w:pPr>
+              <w:spacing w:after="40" w:before="0"/>
+              <w:jc w:val="left"/>
+            </w:pPr>
+            <w:r>
+              <w:rPr>
+                <w:rFonts w:ascii="Arial" w:cs="Arial" w:eastAsia="Arial" w:hAnsi="Arial"/>
+                <w:b w:val="false"/>
+                <w:bCs w:val="false"/>
+                <w:i w:val="false"/>
+                <w:iCs w:val="false"/>
+                <w:color w:val="000000"/>
+                <w:sz w:val="18"/>
+                <w:szCs w:val="18"/>
+              </w:rPr>
+              <w:t xml:space="preserve">Students receive back their original L1 prediction sheets (kept by the teacher since Lesson 1) showing what they wrote about the two anchoring phenomenon images — Lake Magadi's soda crusts and the pitted aluminium sufuria. Working individually for 4 minutes, they re-read their L1 predictions and then on a sticky note write: (a) one thing they predicted correctly, (b) one thing they got completely wrong, and (c) one chemical term they now use confidently that they did not know in Lesson 1. Students then do a brief 'fist-to-five' self-rating (0 fingers = I still cannot explain the phenomenon; 5 fingers = I can fully explain both images using acid, base and salt chemistry). The teacher records the class distribution on the board. Pairs share their 'one wrong prediction' with a neighbour for 90 seconds, explaining what they know now that corrects it. The class hears three cold-called shares.</w:t>
+            </w:r>
+          </w:p>
+        </w:tc>
+        <w:tc>
+          <w:tcPr>
+            <w:tcW w:type="dxa" w:w="3040"/>
+            <w:shd w:fill="F2F2F2" w:color="auto" w:val="clear"/>
+            <w:tcMar>
+              <w:top w:type="dxa" w:w="60"/>
+              <w:left w:type="dxa" w:w="120"/>
+              <w:bottom w:type="dxa" w:w="60"/>
+              <w:right w:type="dxa" w:w="120"/>
+            </w:tcMar>
+            <w:vAlign w:val="top"/>
+          </w:tcPr>
+          <w:p>
+            <w:pPr>
+              <w:spacing w:after="40" w:before="0"/>
+              <w:jc w:val="left"/>
+            </w:pPr>
+            <w:r>
+              <w:rPr>
+                <w:rFonts w:ascii="Arial" w:cs="Arial" w:eastAsia="Arial" w:hAnsi="Arial"/>
+                <w:b w:val="false"/>
+                <w:bCs w:val="false"/>
+                <w:i w:val="false"/>
+                <w:iCs w:val="false"/>
+                <w:color w:val="000000"/>
+                <w:sz w:val="18"/>
+                <w:szCs w:val="18"/>
+              </w:rPr>
+              <w:t xml:space="preserve">Before the lesson, distribute returned L1 prediction sheets face-down on desks. Say: 'Do not flip them until I say go.' After 30 seconds of suspense: 'Flip them now. Read what you wrote eight lessons ago. You have 4 minutes — no talking.' [WAIT 4 minutes]. Then: 'On a sticky note, write three things: one prediction you got right, one you got badly wrong, and one chemical term you now own that you did not know in Lesson 1.' [WAIT 3 minutes]. 'Hold up your fists — show me zero to five fingers: how well can you NOW explain the Lake Magadi image and the pitted sufuria?' Scan the room and narrate: 'I see mostly fours and fives — we have come a long way.' Cold-call 3 students: 'Amina — what was your most wrong prediction and what do you know now?' [WAIT 10 seconds before prompting]. 'Kipchoge — same question.' 'Wanjiru — what chemical term do you now own?' Record key terms students name (deliquescence, efflorescence, hygroscopy, neutralisation, pH, eutrophication) on the board as a 'vocabulary harvest'. Say: 'Keep your prediction sheets — you will need them in the assessment.'</w:t>
+            </w:r>
+          </w:p>
+        </w:tc>
+        <w:tc>
+          <w:tcPr>
+            <w:tcW w:type="dxa" w:w="3040"/>
+            <w:shd w:fill="FFFFFF" w:color="auto" w:val="clear"/>
+            <w:tcMar>
+              <w:top w:type="dxa" w:w="60"/>
+              <w:left w:type="dxa" w:w="120"/>
+              <w:bottom w:type="dxa" w:w="60"/>
+              <w:right w:type="dxa" w:w="120"/>
+            </w:tcMar>
+            <w:vAlign w:val="top"/>
+          </w:tcPr>
+          <w:p>
+            <w:pPr>
+              <w:spacing w:after="40" w:before="0"/>
+              <w:jc w:val="left"/>
+            </w:pPr>
+            <w:r>
+              <w:rPr>
+                <w:rFonts w:ascii="Arial" w:cs="Arial" w:eastAsia="Arial" w:hAnsi="Arial"/>
+                <w:b w:val="false"/>
+                <w:bCs w:val="false"/>
+                <w:i w:val="false"/>
+                <w:iCs w:val="false"/>
+                <w:color w:val="000000"/>
+                <w:sz w:val="18"/>
+                <w:szCs w:val="18"/>
+              </w:rPr>
+              <w:t xml:space="preserve">Metacognitive Reflection via Prediction Audit — by comparing their original naive predictions with current understanding, students activate prior knowledge, surface remaining gaps, and build epistemic confidence. The fist-to-five provides the teacher with rapid formative data to calibrate pacing for the rest of the lesson. The vocabulary harvest makes implicit learning explicit and public.</w:t>
+            </w:r>
+          </w:p>
+        </w:tc>
+        <w:tc>
+          <w:tcPr>
+            <w:tcW w:type="dxa" w:w="3040"/>
+            <w:shd w:fill="F2F2F2" w:color="auto" w:val="clear"/>
+            <w:tcMar>
+              <w:top w:type="dxa" w:w="60"/>
+              <w:left w:type="dxa" w:w="120"/>
+              <w:bottom w:type="dxa" w:w="60"/>
+              <w:right w:type="dxa" w:w="120"/>
+            </w:tcMar>
+            <w:vAlign w:val="top"/>
+          </w:tcPr>
+          <w:p>
+            <w:pPr>
+              <w:spacing w:after="40" w:before="0"/>
+              <w:jc w:val="left"/>
+            </w:pPr>
+            <w:r>
+              <w:rPr>
+                <w:rFonts w:ascii="Arial" w:cs="Arial" w:eastAsia="Arial" w:hAnsi="Arial"/>
+                <w:b w:val="false"/>
+                <w:bCs w:val="false"/>
+                <w:i w:val="false"/>
+                <w:iCs w:val="false"/>
+                <w:color w:val="000000"/>
+                <w:sz w:val="18"/>
+                <w:szCs w:val="18"/>
+              </w:rPr>
+              <w:t xml:space="preserve">Observable indicator: All students can name at least one chemical term they now use confidently that was absent from their L1 prediction. Teacher notes any student showing 0–2 fingers on the fist-to-five and proactively pairs them with a stronger peer during Phase 3. The three cold-called responses reveal whether students can correctly identify their own misconceptions — a higher-order metacognitive skill.</w:t>
+            </w:r>
+          </w:p>
+        </w:tc>
+      </w:tr>
+      <w:tr>
+        <w:tc>
+          <w:tcPr>
+            <w:tcW w:type="dxa" w:w="1520"/>
+            <w:shd w:fill="D9EEF1" w:color="auto" w:val="clear"/>
+            <w:tcMar>
+              <w:top w:type="dxa" w:w="60"/>
+              <w:left w:type="dxa" w:w="120"/>
+              <w:bottom w:type="dxa" w:w="60"/>
+              <w:right w:type="dxa" w:w="120"/>
+            </w:tcMar>
+            <w:vAlign w:val="top"/>
+          </w:tcPr>
+          <w:p>
+            <w:pPr>
+              <w:spacing w:after="40" w:before="0"/>
+              <w:jc w:val="left"/>
+            </w:pPr>
+            <w:r>
+              <w:rPr>
+                <w:rFonts w:ascii="Arial" w:cs="Arial" w:eastAsia="Arial" w:hAnsi="Arial"/>
+                <w:b/>
+                <w:bCs/>
+                <w:i w:val="false"/>
+                <w:iCs w:val="false"/>
+                <w:color w:val="000000"/>
+                <w:sz w:val="18"/>
+                <w:szCs w:val="18"/>
+              </w:rPr>
+              <w:t xml:space="preserve">Observe Phase</w:t>
+            </w:r>
+          </w:p>
+          <w:p>
+            <w:pPr>
+              <w:spacing w:after="20" w:before="0"/>
+            </w:pPr>
+            <w:r>
+              <w:rPr>
+                <w:rFonts w:ascii="Arial" w:cs="Arial" w:eastAsia="Arial" w:hAnsi="Arial"/>
+                <w:b/>
+                <w:bCs/>
+                <w:color w:val="1F3864"/>
+                <w:sz w:val="16"/>
+                <w:szCs w:val="16"/>
+              </w:rPr>
+              <w:t xml:space="preserve">📹 VIDEO:</w:t>
+            </w:r>
+          </w:p>
+          <w:p>
+            <w:pPr>
+              <w:spacing w:after="20" w:before="0"/>
+            </w:pPr>
+            <w:hyperlink w:history="1" r:id="rIdky81snagk4wsrasuivpau">
               <w:r>
                 <w:rPr>
                   <w:rFonts w:ascii="Arial" w:cs="Arial" w:eastAsia="Arial" w:hAnsi="Arial"/>
@@ -23251,7 +23463,7 @@
                   <w:szCs w:val="16"/>
                   <w:u w:val="single" w:color="2E75B6"/>
                 </w:rPr>
-                <w:t xml:space="preserve">Properties of Acids (Flexbook)</w:t>
+                <w:t xml:space="preserve">Impact of mutations on translation into amino acids</w:t>
               </w:r>
             </w:hyperlink>
           </w:p>
@@ -23267,7 +23479,7 @@
                 <w:sz w:val="14"/>
                 <w:szCs w:val="14"/>
               </w:rPr>
-              <w:t xml:space="preserve">Source: CK-12</w:t>
+              <w:t xml:space="preserve">Source: Khan Academy (English - US curriculum)</w:t>
             </w:r>
           </w:p>
           <w:p>
@@ -23275,235 +23487,7 @@
               <w:spacing w:after="10" w:before="0"/>
               <w:ind w:left="120"/>
             </w:pPr>
-            <w:hyperlink w:history="1" r:id="rIdf4-tjuddda8g3fd13lceq">
-              <w:r>
-                <w:rPr>
-                  <w:rFonts w:ascii="Arial" w:cs="Arial" w:eastAsia="Arial" w:hAnsi="Arial"/>
-                  <w:color w:val="595959"/>
-                  <w:sz w:val="14"/>
-                  <w:szCs w:val="14"/>
-                  <w:u w:val="single" w:color="595959"/>
-                </w:rPr>
-                <w:t xml:space="preserve">🔍 Search ARES for similar readings</w:t>
-              </w:r>
-            </w:hyperlink>
-          </w:p>
-        </w:tc>
-        <w:tc>
-          <w:tcPr>
-            <w:tcW w:type="dxa" w:w="3040"/>
-            <w:shd w:fill="FFFFFF" w:color="auto" w:val="clear"/>
-            <w:tcMar>
-              <w:top w:type="dxa" w:w="60"/>
-              <w:left w:type="dxa" w:w="120"/>
-              <w:bottom w:type="dxa" w:w="60"/>
-              <w:right w:type="dxa" w:w="120"/>
-            </w:tcMar>
-            <w:vAlign w:val="top"/>
-          </w:tcPr>
-          <w:p>
-            <w:pPr>
-              <w:spacing w:after="40" w:before="0"/>
-              <w:jc w:val="left"/>
-            </w:pPr>
-            <w:r>
-              <w:rPr>
-                <w:rFonts w:ascii="Arial" w:cs="Arial" w:eastAsia="Arial" w:hAnsi="Arial"/>
-                <w:b w:val="false"/>
-                <w:bCs w:val="false"/>
-                <w:i w:val="false"/>
-                <w:iCs w:val="false"/>
-                <w:color w:val="000000"/>
-                <w:sz w:val="18"/>
-                <w:szCs w:val="18"/>
-              </w:rPr>
-              <w:t xml:space="preserve">Students receive back their original L1 prediction sheets (kept by the teacher since Lesson 1) showing what they wrote about the two anchoring phenomenon images — Lake Magadi's soda crusts and the pitted aluminium sufuria. Working individually for 4 minutes, they re-read their L1 predictions and then on a sticky note write: (a) one thing they predicted correctly, (b) one thing they got completely wrong, and (c) one chemical term they now use confidently that they did not know in Lesson 1. Students then do a brief 'fist-to-five' self-rating (0 fingers = I still cannot explain the phenomenon; 5 fingers = I can fully explain both images using acid, base and salt chemistry). The teacher records the class distribution on the board. Pairs share their 'one wrong prediction' with a neighbour for 90 seconds, explaining what they know now that corrects it. The class hears three cold-called shares.</w:t>
-            </w:r>
-          </w:p>
-        </w:tc>
-        <w:tc>
-          <w:tcPr>
-            <w:tcW w:type="dxa" w:w="3040"/>
-            <w:shd w:fill="F2F2F2" w:color="auto" w:val="clear"/>
-            <w:tcMar>
-              <w:top w:type="dxa" w:w="60"/>
-              <w:left w:type="dxa" w:w="120"/>
-              <w:bottom w:type="dxa" w:w="60"/>
-              <w:right w:type="dxa" w:w="120"/>
-            </w:tcMar>
-            <w:vAlign w:val="top"/>
-          </w:tcPr>
-          <w:p>
-            <w:pPr>
-              <w:spacing w:after="40" w:before="0"/>
-              <w:jc w:val="left"/>
-            </w:pPr>
-            <w:r>
-              <w:rPr>
-                <w:rFonts w:ascii="Arial" w:cs="Arial" w:eastAsia="Arial" w:hAnsi="Arial"/>
-                <w:b w:val="false"/>
-                <w:bCs w:val="false"/>
-                <w:i w:val="false"/>
-                <w:iCs w:val="false"/>
-                <w:color w:val="000000"/>
-                <w:sz w:val="18"/>
-                <w:szCs w:val="18"/>
-              </w:rPr>
-              <w:t xml:space="preserve">Before the lesson, distribute returned L1 prediction sheets face-down on desks. Say: 'Do not flip them until I say go.' After 30 seconds of suspense: 'Flip them now. Read what you wrote eight lessons ago. You have 4 minutes — no talking.' [WAIT 4 minutes]. Then: 'On a sticky note, write three things: one prediction you got right, one you got badly wrong, and one chemical term you now own that you did not know in Lesson 1.' [WAIT 3 minutes]. 'Hold up your fists — show me zero to five fingers: how well can you NOW explain the Lake Magadi image and the pitted sufuria?' Scan the room and narrate: 'I see mostly fours and fives — we have come a long way.' Cold-call 3 students: 'Amina — what was your most wrong prediction and what do you know now?' [WAIT 10 seconds before prompting]. 'Kipchoge — same question.' 'Wanjiru — what chemical term do you now own?' Record key terms students name (deliquescence, efflorescence, hygroscopy, neutralisation, pH, eutrophication) on the board as a 'vocabulary harvest'. Say: 'Keep your prediction sheets — you will need them in the assessment.'</w:t>
-            </w:r>
-          </w:p>
-        </w:tc>
-        <w:tc>
-          <w:tcPr>
-            <w:tcW w:type="dxa" w:w="3040"/>
-            <w:shd w:fill="FFFFFF" w:color="auto" w:val="clear"/>
-            <w:tcMar>
-              <w:top w:type="dxa" w:w="60"/>
-              <w:left w:type="dxa" w:w="120"/>
-              <w:bottom w:type="dxa" w:w="60"/>
-              <w:right w:type="dxa" w:w="120"/>
-            </w:tcMar>
-            <w:vAlign w:val="top"/>
-          </w:tcPr>
-          <w:p>
-            <w:pPr>
-              <w:spacing w:after="40" w:before="0"/>
-              <w:jc w:val="left"/>
-            </w:pPr>
-            <w:r>
-              <w:rPr>
-                <w:rFonts w:ascii="Arial" w:cs="Arial" w:eastAsia="Arial" w:hAnsi="Arial"/>
-                <w:b w:val="false"/>
-                <w:bCs w:val="false"/>
-                <w:i w:val="false"/>
-                <w:iCs w:val="false"/>
-                <w:color w:val="000000"/>
-                <w:sz w:val="18"/>
-                <w:szCs w:val="18"/>
-              </w:rPr>
-              <w:t xml:space="preserve">Metacognitive Reflection via Prediction Audit — by comparing their original naive predictions with current understanding, students activate prior knowledge, surface remaining gaps, and build epistemic confidence. The fist-to-five provides the teacher with rapid formative data to calibrate pacing for the rest of the lesson. The vocabulary harvest makes implicit learning explicit and public.</w:t>
-            </w:r>
-          </w:p>
-        </w:tc>
-        <w:tc>
-          <w:tcPr>
-            <w:tcW w:type="dxa" w:w="3040"/>
-            <w:shd w:fill="F2F2F2" w:color="auto" w:val="clear"/>
-            <w:tcMar>
-              <w:top w:type="dxa" w:w="60"/>
-              <w:left w:type="dxa" w:w="120"/>
-              <w:bottom w:type="dxa" w:w="60"/>
-              <w:right w:type="dxa" w:w="120"/>
-            </w:tcMar>
-            <w:vAlign w:val="top"/>
-          </w:tcPr>
-          <w:p>
-            <w:pPr>
-              <w:spacing w:after="40" w:before="0"/>
-              <w:jc w:val="left"/>
-            </w:pPr>
-            <w:r>
-              <w:rPr>
-                <w:rFonts w:ascii="Arial" w:cs="Arial" w:eastAsia="Arial" w:hAnsi="Arial"/>
-                <w:b w:val="false"/>
-                <w:bCs w:val="false"/>
-                <w:i w:val="false"/>
-                <w:iCs w:val="false"/>
-                <w:color w:val="000000"/>
-                <w:sz w:val="18"/>
-                <w:szCs w:val="18"/>
-              </w:rPr>
-              <w:t xml:space="preserve">Observable indicator: All students can name at least one chemical term they now use confidently that was absent from their L1 prediction. Teacher notes any student showing 0–2 fingers on the fist-to-five and proactively pairs them with a stronger peer during Phase 3. The three cold-called responses reveal whether students can correctly identify their own misconceptions — a higher-order metacognitive skill.</w:t>
-            </w:r>
-          </w:p>
-        </w:tc>
-      </w:tr>
-      <w:tr>
-        <w:tc>
-          <w:tcPr>
-            <w:tcW w:type="dxa" w:w="1520"/>
-            <w:shd w:fill="D9EEF1" w:color="auto" w:val="clear"/>
-            <w:tcMar>
-              <w:top w:type="dxa" w:w="60"/>
-              <w:left w:type="dxa" w:w="120"/>
-              <w:bottom w:type="dxa" w:w="60"/>
-              <w:right w:type="dxa" w:w="120"/>
-            </w:tcMar>
-            <w:vAlign w:val="top"/>
-          </w:tcPr>
-          <w:p>
-            <w:pPr>
-              <w:spacing w:after="40" w:before="0"/>
-              <w:jc w:val="left"/>
-            </w:pPr>
-            <w:r>
-              <w:rPr>
-                <w:rFonts w:ascii="Arial" w:cs="Arial" w:eastAsia="Arial" w:hAnsi="Arial"/>
-                <w:b/>
-                <w:bCs/>
-                <w:i w:val="false"/>
-                <w:iCs w:val="false"/>
-                <w:color w:val="000000"/>
-                <w:sz w:val="18"/>
-                <w:szCs w:val="18"/>
-              </w:rPr>
-              <w:t xml:space="preserve">Observe Phase</w:t>
-            </w:r>
-          </w:p>
-          <w:p>
-            <w:pPr>
-              <w:spacing w:after="20" w:before="0"/>
-            </w:pPr>
-            <w:r>
-              <w:rPr>
-                <w:rFonts w:ascii="Arial" w:cs="Arial" w:eastAsia="Arial" w:hAnsi="Arial"/>
-                <w:b/>
-                <w:bCs/>
-                <w:color w:val="1F3864"/>
-                <w:sz w:val="16"/>
-                <w:szCs w:val="16"/>
-              </w:rPr>
-              <w:t xml:space="preserve">📹 VIDEO:</w:t>
-            </w:r>
-          </w:p>
-          <w:p>
-            <w:pPr>
-              <w:spacing w:after="20" w:before="0"/>
-            </w:pPr>
-            <w:hyperlink w:history="1" r:id="rId62f1oyl7prryej81tmtsp">
-              <w:r>
-                <w:rPr>
-                  <w:rFonts w:ascii="Arial" w:cs="Arial" w:eastAsia="Arial" w:hAnsi="Arial"/>
-                  <w:color w:val="2E75B6"/>
-                  <w:sz w:val="16"/>
-                  <w:szCs w:val="16"/>
-                  <w:u w:val="single" w:color="2E75B6"/>
-                </w:rPr>
-                <w:t xml:space="preserve">Proof: Rhombus diagonals are perpendicular bisectors</w:t>
-              </w:r>
-            </w:hyperlink>
-          </w:p>
-          <w:p>
-            <w:pPr>
-              <w:spacing w:after="10" w:before="0"/>
-              <w:ind w:left="120"/>
-            </w:pPr>
-            <w:r>
-              <w:rPr>
-                <w:rFonts w:ascii="Arial" w:cs="Arial" w:eastAsia="Arial" w:hAnsi="Arial"/>
-                <w:color w:val="595959"/>
-                <w:sz w:val="14"/>
-                <w:szCs w:val="14"/>
-              </w:rPr>
-              <w:t xml:space="preserve">Source: Khan Academy (English - US curriculum)</w:t>
-            </w:r>
-          </w:p>
-          <w:p>
-            <w:pPr>
-              <w:spacing w:after="10" w:before="0"/>
-              <w:ind w:left="120"/>
-            </w:pPr>
-            <w:hyperlink w:history="1" r:id="rIdp40cd-613jbzange3jac7">
+            <w:hyperlink w:history="1" r:id="rIda0polseoroickuydrifbw">
               <w:r>
                 <w:rPr>
                   <w:rFonts w:ascii="Arial" w:cs="Arial" w:eastAsia="Arial" w:hAnsi="Arial"/>
@@ -23541,14 +23525,241 @@
                 <w:sz w:val="16"/>
                 <w:szCs w:val="16"/>
               </w:rPr>
-              <w:t xml:space="preserve">📖 HTML:</w:t>
+              <w:t xml:space="preserve">📖 READING:</w:t>
             </w:r>
           </w:p>
           <w:p>
             <w:pPr>
               <w:spacing w:after="20" w:before="0"/>
             </w:pPr>
-            <w:hyperlink w:history="1" r:id="rIdlirtjq1t3spng6-lqcdsh">
+            <w:r>
+              <w:rPr>
+                <w:rFonts w:ascii="Arial" w:cs="Arial" w:eastAsia="Arial" w:hAnsi="Arial"/>
+                <w:i/>
+                <w:iCs/>
+                <w:color w:val="595959"/>
+                <w:sz w:val="16"/>
+                <w:szCs w:val="16"/>
+              </w:rPr>
+              <w:t xml:space="preserve">No closely matching reading in the ARES library for this activity.</w:t>
+            </w:r>
+          </w:p>
+          <w:p>
+            <w:pPr>
+              <w:spacing w:after="10" w:before="0"/>
+              <w:ind w:left="120"/>
+            </w:pPr>
+            <w:hyperlink w:history="1" r:id="rId2ucyfsdihivu5ulcdzh40">
+              <w:r>
+                <w:rPr>
+                  <w:rFonts w:ascii="Arial" w:cs="Arial" w:eastAsia="Arial" w:hAnsi="Arial"/>
+                  <w:color w:val="595959"/>
+                  <w:sz w:val="14"/>
+                  <w:szCs w:val="14"/>
+                  <w:u w:val="single" w:color="595959"/>
+                </w:rPr>
+                <w:t xml:space="preserve">🔍 Search ARES for readings</w:t>
+              </w:r>
+            </w:hyperlink>
+          </w:p>
+          <w:p>
+            <w:pPr>
+              <w:spacing w:after="10" w:before="0"/>
+              <w:ind w:left="120"/>
+            </w:pPr>
+            <w:r>
+              <w:rPr>
+                <w:rFonts w:ascii="Arial" w:cs="Arial" w:eastAsia="Arial" w:hAnsi="Arial"/>
+                <w:color w:val="595959"/>
+                <w:sz w:val="14"/>
+                <w:szCs w:val="14"/>
+              </w:rPr>
+              <w:t xml:space="preserve">Search terms: acids bases salts general</w:t>
+            </w:r>
+          </w:p>
+        </w:tc>
+        <w:tc>
+          <w:tcPr>
+            <w:tcW w:type="dxa" w:w="3040"/>
+            <w:shd w:fill="FFFFFF" w:color="auto" w:val="clear"/>
+            <w:tcMar>
+              <w:top w:type="dxa" w:w="60"/>
+              <w:left w:type="dxa" w:w="120"/>
+              <w:bottom w:type="dxa" w:w="60"/>
+              <w:right w:type="dxa" w:w="120"/>
+            </w:tcMar>
+            <w:vAlign w:val="top"/>
+          </w:tcPr>
+          <w:p>
+            <w:pPr>
+              <w:spacing w:after="40" w:before="0"/>
+              <w:jc w:val="left"/>
+            </w:pPr>
+            <w:r>
+              <w:rPr>
+                <w:rFonts w:ascii="Arial" w:cs="Arial" w:eastAsia="Arial" w:hAnsi="Arial"/>
+                <w:b w:val="false"/>
+                <w:bCs w:val="false"/>
+                <w:i w:val="false"/>
+                <w:iCs w:val="false"/>
+                <w:color w:val="000000"/>
+                <w:sz w:val="18"/>
+                <w:szCs w:val="18"/>
+              </w:rPr>
+              <w:t xml:space="preserve">Students read a one-page illustrated case study (provided on the ARES platform) titled 'From Fertiliser Bag to Floating Weed: How Salts Are Choking Lake Victoria.' The text and labelled diagram describe: (i) how farmers in the Lake Victoria basin (Kisumu, Homa Bay, Siaya counties) apply nitrogen-rich fertilisers (calcium ammonium nitrate — CAN, diammonium phosphate — DAP) to their maize and sugarcane fields; (ii) how heavy rains wash nitrate and phosphate salts into streams and finally into the lake — a process called nutrient run-off; (iii) how elevated dissolved nutrients cause explosive algal blooms and water hyacinth (Eichhornia crassipes) growth, which depletes dissolved oxygen, kills fish, and blocks boat routes for Luo fishing communities; (iv) a data table showing nitrate concentration (mg/L) at three lake monitoring stations (Kisumu Port, Dunga Beach, Kendu Bay) across two seasons. Students answer three guided questions in their exercise books: Q1 — Which chemical family do the fertiliser compounds (CAN, DAP) belong to, and how do they behave when dissolved in water? Q2 — Using the data table, describe the trend in nitrate concentration between the dry season and the rainy season, and suggest a reason. Q3 — How does this eutrophication phenomenon connect to the Lake Magadi anchoring phenomenon — what do trona, CAN and DAP all have in common chemically?</w:t>
+            </w:r>
+          </w:p>
+        </w:tc>
+        <w:tc>
+          <w:tcPr>
+            <w:tcW w:type="dxa" w:w="3040"/>
+            <w:shd w:fill="F2F2F2" w:color="auto" w:val="clear"/>
+            <w:tcMar>
+              <w:top w:type="dxa" w:w="60"/>
+              <w:left w:type="dxa" w:w="120"/>
+              <w:bottom w:type="dxa" w:w="60"/>
+              <w:right w:type="dxa" w:w="120"/>
+            </w:tcMar>
+            <w:vAlign w:val="top"/>
+          </w:tcPr>
+          <w:p>
+            <w:pPr>
+              <w:spacing w:after="40" w:before="0"/>
+              <w:jc w:val="left"/>
+            </w:pPr>
+            <w:r>
+              <w:rPr>
+                <w:rFonts w:ascii="Arial" w:cs="Arial" w:eastAsia="Arial" w:hAnsi="Arial"/>
+                <w:b w:val="false"/>
+                <w:bCs w:val="false"/>
+                <w:i w:val="false"/>
+                <w:iCs w:val="false"/>
+                <w:color w:val="000000"/>
+                <w:sz w:val="18"/>
+                <w:szCs w:val="18"/>
+              </w:rPr>
+              <w:t xml:space="preserve">Distribute or display the case study. Say: 'You have 8 minutes to read carefully and answer the three questions in your exercise book. This is silent individual work.' [WAIT 8 minutes. Circulate, note common errors, especially students who confuse eutrophication with acidification]. After 8 minutes: 'Pause writing. Turn to your neighbour and compare answers to Q3 — that is the hardest one. You have 2 minutes.' [WAIT 2 minutes]. Cold-call 3 pairs: 'Otieno and Aisha — what did you agree on for Q3?' [WAIT 10 seconds]. After each response, press: 'Can you name the chemical family AND one property that makes these salts soluble in water and available for run-off?' Scribe key phrases on the board: 'ionic compounds', 'soluble in water', 'dissociate into ions', 'nitrogen and phosphate ions are plant nutrients'. Then bridge to the phenomenon: 'So the same chemistry that makes salts useful in agriculture — solubility, ion release — also makes them dangerous when overused. Just like the trona at Magadi is both commercially valuable AND caustic to flamingo skin. Chemistry is context.'</w:t>
+            </w:r>
+          </w:p>
+        </w:tc>
+        <w:tc>
+          <w:tcPr>
+            <w:tcW w:type="dxa" w:w="3040"/>
+            <w:shd w:fill="FFFFFF" w:color="auto" w:val="clear"/>
+            <w:tcMar>
+              <w:top w:type="dxa" w:w="60"/>
+              <w:left w:type="dxa" w:w="120"/>
+              <w:bottom w:type="dxa" w:w="60"/>
+              <w:right w:type="dxa" w:w="120"/>
+            </w:tcMar>
+            <w:vAlign w:val="top"/>
+          </w:tcPr>
+          <w:p>
+            <w:pPr>
+              <w:spacing w:after="40" w:before="0"/>
+              <w:jc w:val="left"/>
+            </w:pPr>
+            <w:r>
+              <w:rPr>
+                <w:rFonts w:ascii="Arial" w:cs="Arial" w:eastAsia="Arial" w:hAnsi="Arial"/>
+                <w:b w:val="false"/>
+                <w:bCs w:val="false"/>
+                <w:i w:val="false"/>
+                <w:iCs w:val="false"/>
+                <w:color w:val="000000"/>
+                <w:sz w:val="18"/>
+                <w:szCs w:val="18"/>
+              </w:rPr>
+              <w:t xml:space="preserve">Evidence-to-Explanation Bridge using Real Data — students move from observable data (seasonal nitrate concentrations in a data table) to causal explanation (salt solubility → ion run-off → eutrophication). Linking this to the anchoring phenomenon (trona = salt, CAN = salt, both useful and harmful depending on context) deepens the cross-cutting concept of cause-and-effect and connects environmental science to the chemistry content. The pair-share on Q3 surfaces reasoning before whole-class discussion.</w:t>
+            </w:r>
+          </w:p>
+        </w:tc>
+        <w:tc>
+          <w:tcPr>
+            <w:tcW w:type="dxa" w:w="3040"/>
+            <w:shd w:fill="F2F2F2" w:color="auto" w:val="clear"/>
+            <w:tcMar>
+              <w:top w:type="dxa" w:w="60"/>
+              <w:left w:type="dxa" w:w="120"/>
+              <w:bottom w:type="dxa" w:w="60"/>
+              <w:right w:type="dxa" w:w="120"/>
+            </w:tcMar>
+            <w:vAlign w:val="top"/>
+          </w:tcPr>
+          <w:p>
+            <w:pPr>
+              <w:spacing w:after="40" w:before="0"/>
+              <w:jc w:val="left"/>
+            </w:pPr>
+            <w:r>
+              <w:rPr>
+                <w:rFonts w:ascii="Arial" w:cs="Arial" w:eastAsia="Arial" w:hAnsi="Arial"/>
+                <w:b w:val="false"/>
+                <w:bCs w:val="false"/>
+                <w:i w:val="false"/>
+                <w:iCs w:val="false"/>
+                <w:color w:val="000000"/>
+                <w:sz w:val="18"/>
+                <w:szCs w:val="18"/>
+              </w:rPr>
+              <w:t xml:space="preserve">Observable indicator: Students correctly identify CAN and DAP as salts (ionic compounds) in Q1. In Q2, students use the data table to describe the seasonal trend accurately (higher nitrate concentration in rainy season due to run-off). In Q3, students articulate that trona, CAN and DAP are all salts — ionic compounds that dissolve in water and release ions. Teacher circulates during individual work and targets students who have not connected eutrophication to salt chemistry with a guiding question: 'What category of compound is calcium ammonium nitrate? What does it do when it dissolves in water?'</w:t>
+            </w:r>
+          </w:p>
+        </w:tc>
+      </w:tr>
+      <w:tr>
+        <w:tc>
+          <w:tcPr>
+            <w:tcW w:type="dxa" w:w="1520"/>
+            <w:shd w:fill="E2EFDA" w:color="auto" w:val="clear"/>
+            <w:tcMar>
+              <w:top w:type="dxa" w:w="60"/>
+              <w:left w:type="dxa" w:w="120"/>
+              <w:bottom w:type="dxa" w:w="60"/>
+              <w:right w:type="dxa" w:w="120"/>
+            </w:tcMar>
+            <w:vAlign w:val="top"/>
+          </w:tcPr>
+          <w:p>
+            <w:pPr>
+              <w:spacing w:after="40" w:before="0"/>
+              <w:jc w:val="left"/>
+            </w:pPr>
+            <w:r>
+              <w:rPr>
+                <w:rFonts w:ascii="Arial" w:cs="Arial" w:eastAsia="Arial" w:hAnsi="Arial"/>
+                <w:b/>
+                <w:bCs/>
+                <w:i w:val="false"/>
+                <w:iCs w:val="false"/>
+                <w:color w:val="000000"/>
+                <w:sz w:val="18"/>
+                <w:szCs w:val="18"/>
+              </w:rPr>
+              <w:t xml:space="preserve">Explain Phase</w:t>
+            </w:r>
+          </w:p>
+          <w:p>
+            <w:pPr>
+              <w:spacing w:after="20" w:before="0"/>
+            </w:pPr>
+            <w:r>
+              <w:rPr>
+                <w:rFonts w:ascii="Arial" w:cs="Arial" w:eastAsia="Arial" w:hAnsi="Arial"/>
+                <w:b/>
+                <w:bCs/>
+                <w:color w:val="1F3864"/>
+                <w:sz w:val="16"/>
+                <w:szCs w:val="16"/>
+              </w:rPr>
+              <w:t xml:space="preserve">📹 VIDEO:</w:t>
+            </w:r>
+          </w:p>
+          <w:p>
+            <w:pPr>
+              <w:spacing w:after="20" w:before="0"/>
+            </w:pPr>
+            <w:hyperlink w:history="1" r:id="rIdi_zuvjl78nafn2l_45n2p">
               <w:r>
                 <w:rPr>
                   <w:rFonts w:ascii="Arial" w:cs="Arial" w:eastAsia="Arial" w:hAnsi="Arial"/>
@@ -23557,7 +23768,7 @@
                   <w:szCs w:val="16"/>
                   <w:u w:val="single" w:color="2E75B6"/>
                 </w:rPr>
-                <w:t xml:space="preserve">Properties of Acids (Flexbook)</w:t>
+                <w:t xml:space="preserve">Impact of mutations on translation into amino acids</w:t>
               </w:r>
             </w:hyperlink>
           </w:p>
@@ -23573,7 +23784,7 @@
                 <w:sz w:val="14"/>
                 <w:szCs w:val="14"/>
               </w:rPr>
-              <w:t xml:space="preserve">Source: CK-12</w:t>
+              <w:t xml:space="preserve">Source: Khan Academy (English - US curriculum)</w:t>
             </w:r>
           </w:p>
           <w:p>
@@ -23581,235 +23792,7 @@
               <w:spacing w:after="10" w:before="0"/>
               <w:ind w:left="120"/>
             </w:pPr>
-            <w:hyperlink w:history="1" r:id="rIdqh9y_x1ep1yjestqhfzej">
-              <w:r>
-                <w:rPr>
-                  <w:rFonts w:ascii="Arial" w:cs="Arial" w:eastAsia="Arial" w:hAnsi="Arial"/>
-                  <w:color w:val="595959"/>
-                  <w:sz w:val="14"/>
-                  <w:szCs w:val="14"/>
-                  <w:u w:val="single" w:color="595959"/>
-                </w:rPr>
-                <w:t xml:space="preserve">🔍 Search ARES for similar readings</w:t>
-              </w:r>
-            </w:hyperlink>
-          </w:p>
-        </w:tc>
-        <w:tc>
-          <w:tcPr>
-            <w:tcW w:type="dxa" w:w="3040"/>
-            <w:shd w:fill="FFFFFF" w:color="auto" w:val="clear"/>
-            <w:tcMar>
-              <w:top w:type="dxa" w:w="60"/>
-              <w:left w:type="dxa" w:w="120"/>
-              <w:bottom w:type="dxa" w:w="60"/>
-              <w:right w:type="dxa" w:w="120"/>
-            </w:tcMar>
-            <w:vAlign w:val="top"/>
-          </w:tcPr>
-          <w:p>
-            <w:pPr>
-              <w:spacing w:after="40" w:before="0"/>
-              <w:jc w:val="left"/>
-            </w:pPr>
-            <w:r>
-              <w:rPr>
-                <w:rFonts w:ascii="Arial" w:cs="Arial" w:eastAsia="Arial" w:hAnsi="Arial"/>
-                <w:b w:val="false"/>
-                <w:bCs w:val="false"/>
-                <w:i w:val="false"/>
-                <w:iCs w:val="false"/>
-                <w:color w:val="000000"/>
-                <w:sz w:val="18"/>
-                <w:szCs w:val="18"/>
-              </w:rPr>
-              <w:t xml:space="preserve">Students read a one-page illustrated case study (provided on the ARES platform) titled 'From Fertiliser Bag to Floating Weed: How Salts Are Choking Lake Victoria.' The text and labelled diagram describe: (i) how farmers in the Lake Victoria basin (Kisumu, Homa Bay, Siaya counties) apply nitrogen-rich fertilisers (calcium ammonium nitrate — CAN, diammonium phosphate — DAP) to their maize and sugarcane fields; (ii) how heavy rains wash nitrate and phosphate salts into streams and finally into the lake — a process called nutrient run-off; (iii) how elevated dissolved nutrients cause explosive algal blooms and water hyacinth (Eichhornia crassipes) growth, which depletes dissolved oxygen, kills fish, and blocks boat routes for Luo fishing communities; (iv) a data table showing nitrate concentration (mg/L) at three lake monitoring stations (Kisumu Port, Dunga Beach, Kendu Bay) across two seasons. Students answer three guided questions in their exercise books: Q1 — Which chemical family do the fertiliser compounds (CAN, DAP) belong to, and how do they behave when dissolved in water? Q2 — Using the data table, describe the trend in nitrate concentration between the dry season and the rainy season, and suggest a reason. Q3 — How does this eutrophication phenomenon connect to the Lake Magadi anchoring phenomenon — what do trona, CAN and DAP all have in common chemically?</w:t>
-            </w:r>
-          </w:p>
-        </w:tc>
-        <w:tc>
-          <w:tcPr>
-            <w:tcW w:type="dxa" w:w="3040"/>
-            <w:shd w:fill="F2F2F2" w:color="auto" w:val="clear"/>
-            <w:tcMar>
-              <w:top w:type="dxa" w:w="60"/>
-              <w:left w:type="dxa" w:w="120"/>
-              <w:bottom w:type="dxa" w:w="60"/>
-              <w:right w:type="dxa" w:w="120"/>
-            </w:tcMar>
-            <w:vAlign w:val="top"/>
-          </w:tcPr>
-          <w:p>
-            <w:pPr>
-              <w:spacing w:after="40" w:before="0"/>
-              <w:jc w:val="left"/>
-            </w:pPr>
-            <w:r>
-              <w:rPr>
-                <w:rFonts w:ascii="Arial" w:cs="Arial" w:eastAsia="Arial" w:hAnsi="Arial"/>
-                <w:b w:val="false"/>
-                <w:bCs w:val="false"/>
-                <w:i w:val="false"/>
-                <w:iCs w:val="false"/>
-                <w:color w:val="000000"/>
-                <w:sz w:val="18"/>
-                <w:szCs w:val="18"/>
-              </w:rPr>
-              <w:t xml:space="preserve">Distribute or display the case study. Say: 'You have 8 minutes to read carefully and answer the three questions in your exercise book. This is silent individual work.' [WAIT 8 minutes. Circulate, note common errors, especially students who confuse eutrophication with acidification]. After 8 minutes: 'Pause writing. Turn to your neighbour and compare answers to Q3 — that is the hardest one. You have 2 minutes.' [WAIT 2 minutes]. Cold-call 3 pairs: 'Otieno and Aisha — what did you agree on for Q3?' [WAIT 10 seconds]. After each response, press: 'Can you name the chemical family AND one property that makes these salts soluble in water and available for run-off?' Scribe key phrases on the board: 'ionic compounds', 'soluble in water', 'dissociate into ions', 'nitrogen and phosphate ions are plant nutrients'. Then bridge to the phenomenon: 'So the same chemistry that makes salts useful in agriculture — solubility, ion release — also makes them dangerous when overused. Just like the trona at Magadi is both commercially valuable AND caustic to flamingo skin. Chemistry is context.'</w:t>
-            </w:r>
-          </w:p>
-        </w:tc>
-        <w:tc>
-          <w:tcPr>
-            <w:tcW w:type="dxa" w:w="3040"/>
-            <w:shd w:fill="FFFFFF" w:color="auto" w:val="clear"/>
-            <w:tcMar>
-              <w:top w:type="dxa" w:w="60"/>
-              <w:left w:type="dxa" w:w="120"/>
-              <w:bottom w:type="dxa" w:w="60"/>
-              <w:right w:type="dxa" w:w="120"/>
-            </w:tcMar>
-            <w:vAlign w:val="top"/>
-          </w:tcPr>
-          <w:p>
-            <w:pPr>
-              <w:spacing w:after="40" w:before="0"/>
-              <w:jc w:val="left"/>
-            </w:pPr>
-            <w:r>
-              <w:rPr>
-                <w:rFonts w:ascii="Arial" w:cs="Arial" w:eastAsia="Arial" w:hAnsi="Arial"/>
-                <w:b w:val="false"/>
-                <w:bCs w:val="false"/>
-                <w:i w:val="false"/>
-                <w:iCs w:val="false"/>
-                <w:color w:val="000000"/>
-                <w:sz w:val="18"/>
-                <w:szCs w:val="18"/>
-              </w:rPr>
-              <w:t xml:space="preserve">Evidence-to-Explanation Bridge using Real Data — students move from observable data (seasonal nitrate concentrations in a data table) to causal explanation (salt solubility → ion run-off → eutrophication). Linking this to the anchoring phenomenon (trona = salt, CAN = salt, both useful and harmful depending on context) deepens the cross-cutting concept of cause-and-effect and connects environmental science to the chemistry content. The pair-share on Q3 surfaces reasoning before whole-class discussion.</w:t>
-            </w:r>
-          </w:p>
-        </w:tc>
-        <w:tc>
-          <w:tcPr>
-            <w:tcW w:type="dxa" w:w="3040"/>
-            <w:shd w:fill="F2F2F2" w:color="auto" w:val="clear"/>
-            <w:tcMar>
-              <w:top w:type="dxa" w:w="60"/>
-              <w:left w:type="dxa" w:w="120"/>
-              <w:bottom w:type="dxa" w:w="60"/>
-              <w:right w:type="dxa" w:w="120"/>
-            </w:tcMar>
-            <w:vAlign w:val="top"/>
-          </w:tcPr>
-          <w:p>
-            <w:pPr>
-              <w:spacing w:after="40" w:before="0"/>
-              <w:jc w:val="left"/>
-            </w:pPr>
-            <w:r>
-              <w:rPr>
-                <w:rFonts w:ascii="Arial" w:cs="Arial" w:eastAsia="Arial" w:hAnsi="Arial"/>
-                <w:b w:val="false"/>
-                <w:bCs w:val="false"/>
-                <w:i w:val="false"/>
-                <w:iCs w:val="false"/>
-                <w:color w:val="000000"/>
-                <w:sz w:val="18"/>
-                <w:szCs w:val="18"/>
-              </w:rPr>
-              <w:t xml:space="preserve">Observable indicator: Students correctly identify CAN and DAP as salts (ionic compounds) in Q1. In Q2, students use the data table to describe the seasonal trend accurately (higher nitrate concentration in rainy season due to run-off). In Q3, students articulate that trona, CAN and DAP are all salts — ionic compounds that dissolve in water and release ions. Teacher circulates during individual work and targets students who have not connected eutrophication to salt chemistry with a guiding question: 'What category of compound is calcium ammonium nitrate? What does it do when it dissolves in water?'</w:t>
-            </w:r>
-          </w:p>
-        </w:tc>
-      </w:tr>
-      <w:tr>
-        <w:tc>
-          <w:tcPr>
-            <w:tcW w:type="dxa" w:w="1520"/>
-            <w:shd w:fill="E2EFDA" w:color="auto" w:val="clear"/>
-            <w:tcMar>
-              <w:top w:type="dxa" w:w="60"/>
-              <w:left w:type="dxa" w:w="120"/>
-              <w:bottom w:type="dxa" w:w="60"/>
-              <w:right w:type="dxa" w:w="120"/>
-            </w:tcMar>
-            <w:vAlign w:val="top"/>
-          </w:tcPr>
-          <w:p>
-            <w:pPr>
-              <w:spacing w:after="40" w:before="0"/>
-              <w:jc w:val="left"/>
-            </w:pPr>
-            <w:r>
-              <w:rPr>
-                <w:rFonts w:ascii="Arial" w:cs="Arial" w:eastAsia="Arial" w:hAnsi="Arial"/>
-                <w:b/>
-                <w:bCs/>
-                <w:i w:val="false"/>
-                <w:iCs w:val="false"/>
-                <w:color w:val="000000"/>
-                <w:sz w:val="18"/>
-                <w:szCs w:val="18"/>
-              </w:rPr>
-              <w:t xml:space="preserve">Explain Phase</w:t>
-            </w:r>
-          </w:p>
-          <w:p>
-            <w:pPr>
-              <w:spacing w:after="20" w:before="0"/>
-            </w:pPr>
-            <w:r>
-              <w:rPr>
-                <w:rFonts w:ascii="Arial" w:cs="Arial" w:eastAsia="Arial" w:hAnsi="Arial"/>
-                <w:b/>
-                <w:bCs/>
-                <w:color w:val="1F3864"/>
-                <w:sz w:val="16"/>
-                <w:szCs w:val="16"/>
-              </w:rPr>
-              <w:t xml:space="preserve">📹 VIDEO:</w:t>
-            </w:r>
-          </w:p>
-          <w:p>
-            <w:pPr>
-              <w:spacing w:after="20" w:before="0"/>
-            </w:pPr>
-            <w:hyperlink w:history="1" r:id="rIdnnavgdvoauw7vg9rwovyq">
-              <w:r>
-                <w:rPr>
-                  <w:rFonts w:ascii="Arial" w:cs="Arial" w:eastAsia="Arial" w:hAnsi="Arial"/>
-                  <w:color w:val="2E75B6"/>
-                  <w:sz w:val="16"/>
-                  <w:szCs w:val="16"/>
-                  <w:u w:val="single" w:color="2E75B6"/>
-                </w:rPr>
-                <w:t xml:space="preserve">Proof: Rhombus diagonals are perpendicular bisectors</w:t>
-              </w:r>
-            </w:hyperlink>
-          </w:p>
-          <w:p>
-            <w:pPr>
-              <w:spacing w:after="10" w:before="0"/>
-              <w:ind w:left="120"/>
-            </w:pPr>
-            <w:r>
-              <w:rPr>
-                <w:rFonts w:ascii="Arial" w:cs="Arial" w:eastAsia="Arial" w:hAnsi="Arial"/>
-                <w:color w:val="595959"/>
-                <w:sz w:val="14"/>
-                <w:szCs w:val="14"/>
-              </w:rPr>
-              <w:t xml:space="preserve">Source: Khan Academy (English - US curriculum)</w:t>
-            </w:r>
-          </w:p>
-          <w:p>
-            <w:pPr>
-              <w:spacing w:after="10" w:before="0"/>
-              <w:ind w:left="120"/>
-            </w:pPr>
-            <w:hyperlink w:history="1" r:id="rIdszoyb48abvw5tqnm2enta">
+            <w:hyperlink w:history="1" r:id="rIda4xkx_rrg0-avjnmp7tt4">
               <w:r>
                 <w:rPr>
                   <w:rFonts w:ascii="Arial" w:cs="Arial" w:eastAsia="Arial" w:hAnsi="Arial"/>
@@ -23847,14 +23830,241 @@
                 <w:sz w:val="16"/>
                 <w:szCs w:val="16"/>
               </w:rPr>
-              <w:t xml:space="preserve">📖 HTML:</w:t>
+              <w:t xml:space="preserve">📖 READING:</w:t>
             </w:r>
           </w:p>
           <w:p>
             <w:pPr>
               <w:spacing w:after="20" w:before="0"/>
             </w:pPr>
-            <w:hyperlink w:history="1" r:id="rId3twmkodho1l7_uooydz5q">
+            <w:r>
+              <w:rPr>
+                <w:rFonts w:ascii="Arial" w:cs="Arial" w:eastAsia="Arial" w:hAnsi="Arial"/>
+                <w:i/>
+                <w:iCs/>
+                <w:color w:val="595959"/>
+                <w:sz w:val="16"/>
+                <w:szCs w:val="16"/>
+              </w:rPr>
+              <w:t xml:space="preserve">No closely matching reading in the ARES library for this activity.</w:t>
+            </w:r>
+          </w:p>
+          <w:p>
+            <w:pPr>
+              <w:spacing w:after="10" w:before="0"/>
+              <w:ind w:left="120"/>
+            </w:pPr>
+            <w:hyperlink w:history="1" r:id="rIduz2psfls0ss0qkpvhdfey">
+              <w:r>
+                <w:rPr>
+                  <w:rFonts w:ascii="Arial" w:cs="Arial" w:eastAsia="Arial" w:hAnsi="Arial"/>
+                  <w:color w:val="595959"/>
+                  <w:sz w:val="14"/>
+                  <w:szCs w:val="14"/>
+                  <w:u w:val="single" w:color="595959"/>
+                </w:rPr>
+                <w:t xml:space="preserve">🔍 Search ARES for readings</w:t>
+              </w:r>
+            </w:hyperlink>
+          </w:p>
+          <w:p>
+            <w:pPr>
+              <w:spacing w:after="10" w:before="0"/>
+              <w:ind w:left="120"/>
+            </w:pPr>
+            <w:r>
+              <w:rPr>
+                <w:rFonts w:ascii="Arial" w:cs="Arial" w:eastAsia="Arial" w:hAnsi="Arial"/>
+                <w:color w:val="595959"/>
+                <w:sz w:val="14"/>
+                <w:szCs w:val="14"/>
+              </w:rPr>
+              <w:t xml:space="preserve">Search terms: acids bases salts general</w:t>
+            </w:r>
+          </w:p>
+        </w:tc>
+        <w:tc>
+          <w:tcPr>
+            <w:tcW w:type="dxa" w:w="3040"/>
+            <w:shd w:fill="FFFFFF" w:color="auto" w:val="clear"/>
+            <w:tcMar>
+              <w:top w:type="dxa" w:w="60"/>
+              <w:left w:type="dxa" w:w="120"/>
+              <w:bottom w:type="dxa" w:w="60"/>
+              <w:right w:type="dxa" w:w="120"/>
+            </w:tcMar>
+            <w:vAlign w:val="top"/>
+          </w:tcPr>
+          <w:p>
+            <w:pPr>
+              <w:spacing w:after="40" w:before="0"/>
+              <w:jc w:val="left"/>
+            </w:pPr>
+            <w:r>
+              <w:rPr>
+                <w:rFonts w:ascii="Arial" w:cs="Arial" w:eastAsia="Arial" w:hAnsi="Arial"/>
+                <w:b w:val="false"/>
+                <w:bCs w:val="false"/>
+                <w:i w:val="false"/>
+                <w:iCs w:val="false"/>
+                <w:color w:val="000000"/>
+                <w:sz w:val="18"/>
+                <w:szCs w:val="18"/>
+              </w:rPr>
+              <w:t xml:space="preserve">This phase has two parts. PART A (Community Project Showcase, 18 minutes): Student groups (formed in Lesson 6) take turns presenting their community sensitisation projects on the acidity and basicity of household substances and correct salt use. Each group has 3 minutes maximum. Presentations may take the form of a poster, a short drama/role-play, a pamphlet, or a digital slide (on ARES). Audience members use a peer-feedback card with three sentence starters: 'One chemistry fact I heard correctly used was…', 'One thing I would add to make this more accurate is…', 'One community safety message I will personally share is…'. PART B (Final Phenomenon Explanation, 12 minutes): The whole class works together to construct one comprehensive, written explanation of all three anchoring phenomenon observations — (i) Lake Magadi's white trona crusts and caustic water, (ii) the pitting of the aluminium sufuria by lemon juice, (iii) clumping of canteen salt in the rainy season — using a structured 'Claim–Evidence–Reasoning' (CER) framework on a large class chart paper. The teacher scribes. Students contribute statements and are challenged to cite the lesson number (evidence lesson) from which each claim is drawn.</w:t>
+            </w:r>
+          </w:p>
+        </w:tc>
+        <w:tc>
+          <w:tcPr>
+            <w:tcW w:type="dxa" w:w="3040"/>
+            <w:shd w:fill="F2F2F2" w:color="auto" w:val="clear"/>
+            <w:tcMar>
+              <w:top w:type="dxa" w:w="60"/>
+              <w:left w:type="dxa" w:w="120"/>
+              <w:bottom w:type="dxa" w:w="60"/>
+              <w:right w:type="dxa" w:w="120"/>
+            </w:tcMar>
+            <w:vAlign w:val="top"/>
+          </w:tcPr>
+          <w:p>
+            <w:pPr>
+              <w:spacing w:after="40" w:before="0"/>
+              <w:jc w:val="left"/>
+            </w:pPr>
+            <w:r>
+              <w:rPr>
+                <w:rFonts w:ascii="Arial" w:cs="Arial" w:eastAsia="Arial" w:hAnsi="Arial"/>
+                <w:b w:val="false"/>
+                <w:bCs w:val="false"/>
+                <w:i w:val="false"/>
+                <w:iCs w:val="false"/>
+                <w:color w:val="000000"/>
+                <w:sz w:val="18"/>
+                <w:szCs w:val="18"/>
+              </w:rPr>
+              <w:t xml:space="preserve">PART A: Announce group order (pre-assigned). 'Each group: 3 minutes, no more. Audience: complete your peer-feedback card as you listen. I am listening for correct use of these terms —' [point to vocabulary harvest on board]. Use a visible 3-minute timer. After each presentation, give one specific affirmation: e.g., 'Group 2 — you correctly described sodium chloride as a neutral salt that is hygroscopic under very humid conditions. Well done.' Gently correct errors on the spot: 'Group 4 — you said lemon juice is a base. Which lesson gave us the pH of lemon juice? Waweru, can you help?' [WAIT 10 seconds]. PART B: Display the two anchoring phenomenon images on the screen again — the same images from Lesson 1. Say: 'We are now going to write the explanation we could not write in Lesson 1. I will scribe. You will speak. Use Claim–Evidence–Reasoning.' Guide with prompts: 'What CLAIM can we make about the trona at Magadi?' [WAIT 10 seconds, cold-call]. 'What EVIDENCE from our lessons supports that claim?' [WAIT 10 seconds]. 'What REASONING connects the evidence to the claim?' Repeat for sufuria pitting and canteen salt clumping. Ensure the final CER chart explicitly names: Na₂CO₃ (trona/sodium sesquicarbonate), alkaline pH, efflorescence; Al + dilute acid (lemon juice/citric acid) → aluminium salt + H₂; hygroscopy/deliquescence of NaCl under high humidity.</w:t>
+            </w:r>
+          </w:p>
+        </w:tc>
+        <w:tc>
+          <w:tcPr>
+            <w:tcW w:type="dxa" w:w="3040"/>
+            <w:shd w:fill="FFFFFF" w:color="auto" w:val="clear"/>
+            <w:tcMar>
+              <w:top w:type="dxa" w:w="60"/>
+              <w:left w:type="dxa" w:w="120"/>
+              <w:bottom w:type="dxa" w:w="60"/>
+              <w:right w:type="dxa" w:w="120"/>
+            </w:tcMar>
+            <w:vAlign w:val="top"/>
+          </w:tcPr>
+          <w:p>
+            <w:pPr>
+              <w:spacing w:after="40" w:before="0"/>
+              <w:jc w:val="left"/>
+            </w:pPr>
+            <w:r>
+              <w:rPr>
+                <w:rFonts w:ascii="Arial" w:cs="Arial" w:eastAsia="Arial" w:hAnsi="Arial"/>
+                <w:b w:val="false"/>
+                <w:bCs w:val="false"/>
+                <w:i w:val="false"/>
+                <w:iCs w:val="false"/>
+                <w:color w:val="000000"/>
+                <w:sz w:val="18"/>
+                <w:szCs w:val="18"/>
+              </w:rPr>
+              <w:t xml:space="preserve">Claim–Evidence–Reasoning (CER) Framework for Final Explanation — CER is a structured argumentation strategy that forces students to separate observations (evidence) from interpretations (claims) and justify with chemical reasoning. Applying it to the anchoring phenomenon creates a public, co-constructed record of the class's collective understanding across all eight lessons. The community project showcase activates the KICD Communication and Collaboration competency and the Self-efficacy competency, while also fulfilling the KICD mandated project: 'Sensitise community on the acidity and basicity of substances used in day-to-day life.'</w:t>
+            </w:r>
+          </w:p>
+        </w:tc>
+        <w:tc>
+          <w:tcPr>
+            <w:tcW w:type="dxa" w:w="3040"/>
+            <w:shd w:fill="F2F2F2" w:color="auto" w:val="clear"/>
+            <w:tcMar>
+              <w:top w:type="dxa" w:w="60"/>
+              <w:left w:type="dxa" w:w="120"/>
+              <w:bottom w:type="dxa" w:w="60"/>
+              <w:right w:type="dxa" w:w="120"/>
+            </w:tcMar>
+            <w:vAlign w:val="top"/>
+          </w:tcPr>
+          <w:p>
+            <w:pPr>
+              <w:spacing w:after="40" w:before="0"/>
+              <w:jc w:val="left"/>
+            </w:pPr>
+            <w:r>
+              <w:rPr>
+                <w:rFonts w:ascii="Arial" w:cs="Arial" w:eastAsia="Arial" w:hAnsi="Arial"/>
+                <w:b w:val="false"/>
+                <w:bCs w:val="false"/>
+                <w:i w:val="false"/>
+                <w:iCs w:val="false"/>
+                <w:color w:val="000000"/>
+                <w:sz w:val="18"/>
+                <w:szCs w:val="18"/>
+              </w:rPr>
+              <w:t xml:space="preserve">Observable indicators: (1) During showcase, each group uses at least three correct chemical terms from the sub-strand vocabulary list. Teacher notes groups that use terms incorrectly and corrects immediately with a class-wide question. (2) During CER chart construction, students spontaneously cite lesson evidence (e.g., 'In Lesson 3 we tested lemon juice with universal indicator and got pH 2–3'); this citation behaviour indicates deep retention. (3) The completed CER chart is photographed and uploaded to ARES as a shared class resource. Any gap in the CER chain (missing evidence or reasoning) is flagged by the teacher as a question for the DQB.</w:t>
+            </w:r>
+          </w:p>
+        </w:tc>
+      </w:tr>
+      <w:tr>
+        <w:tc>
+          <w:tcPr>
+            <w:tcW w:type="dxa" w:w="1520"/>
+            <w:shd w:fill="FCE4D6" w:color="auto" w:val="clear"/>
+            <w:tcMar>
+              <w:top w:type="dxa" w:w="60"/>
+              <w:left w:type="dxa" w:w="120"/>
+              <w:bottom w:type="dxa" w:w="60"/>
+              <w:right w:type="dxa" w:w="120"/>
+            </w:tcMar>
+            <w:vAlign w:val="top"/>
+          </w:tcPr>
+          <w:p>
+            <w:pPr>
+              <w:spacing w:after="40" w:before="0"/>
+              <w:jc w:val="left"/>
+            </w:pPr>
+            <w:r>
+              <w:rPr>
+                <w:rFonts w:ascii="Arial" w:cs="Arial" w:eastAsia="Arial" w:hAnsi="Arial"/>
+                <w:b/>
+                <w:bCs/>
+                <w:i w:val="false"/>
+                <w:iCs w:val="false"/>
+                <w:color w:val="000000"/>
+                <w:sz w:val="18"/>
+                <w:szCs w:val="18"/>
+              </w:rPr>
+              <w:t xml:space="preserve">Driving Question Board (DQB) Creation</w:t>
+            </w:r>
+          </w:p>
+          <w:p>
+            <w:pPr>
+              <w:spacing w:after="20" w:before="0"/>
+            </w:pPr>
+            <w:r>
+              <w:rPr>
+                <w:rFonts w:ascii="Arial" w:cs="Arial" w:eastAsia="Arial" w:hAnsi="Arial"/>
+                <w:b/>
+                <w:bCs/>
+                <w:color w:val="1F3864"/>
+                <w:sz w:val="16"/>
+                <w:szCs w:val="16"/>
+              </w:rPr>
+              <w:t xml:space="preserve">📹 VIDEO:</w:t>
+            </w:r>
+          </w:p>
+          <w:p>
+            <w:pPr>
+              <w:spacing w:after="20" w:before="0"/>
+            </w:pPr>
+            <w:hyperlink w:history="1" r:id="rIdowp7j83ndxpvozf7rgbkn">
               <w:r>
                 <w:rPr>
                   <w:rFonts w:ascii="Arial" w:cs="Arial" w:eastAsia="Arial" w:hAnsi="Arial"/>
@@ -23863,7 +24073,7 @@
                   <w:szCs w:val="16"/>
                   <w:u w:val="single" w:color="2E75B6"/>
                 </w:rPr>
-                <w:t xml:space="preserve">Properties of Acids (Flexbook)</w:t>
+                <w:t xml:space="preserve">Impact of mutations on translation into amino acids</w:t>
               </w:r>
             </w:hyperlink>
           </w:p>
@@ -23879,7 +24089,7 @@
                 <w:sz w:val="14"/>
                 <w:szCs w:val="14"/>
               </w:rPr>
-              <w:t xml:space="preserve">Source: CK-12</w:t>
+              <w:t xml:space="preserve">Source: Khan Academy (English - US curriculum)</w:t>
             </w:r>
           </w:p>
           <w:p>
@@ -23887,235 +24097,7 @@
               <w:spacing w:after="10" w:before="0"/>
               <w:ind w:left="120"/>
             </w:pPr>
-            <w:hyperlink w:history="1" r:id="rIdds1otd6y3kjfbshoqjvpb">
-              <w:r>
-                <w:rPr>
-                  <w:rFonts w:ascii="Arial" w:cs="Arial" w:eastAsia="Arial" w:hAnsi="Arial"/>
-                  <w:color w:val="595959"/>
-                  <w:sz w:val="14"/>
-                  <w:szCs w:val="14"/>
-                  <w:u w:val="single" w:color="595959"/>
-                </w:rPr>
-                <w:t xml:space="preserve">🔍 Search ARES for similar readings</w:t>
-              </w:r>
-            </w:hyperlink>
-          </w:p>
-        </w:tc>
-        <w:tc>
-          <w:tcPr>
-            <w:tcW w:type="dxa" w:w="3040"/>
-            <w:shd w:fill="FFFFFF" w:color="auto" w:val="clear"/>
-            <w:tcMar>
-              <w:top w:type="dxa" w:w="60"/>
-              <w:left w:type="dxa" w:w="120"/>
-              <w:bottom w:type="dxa" w:w="60"/>
-              <w:right w:type="dxa" w:w="120"/>
-            </w:tcMar>
-            <w:vAlign w:val="top"/>
-          </w:tcPr>
-          <w:p>
-            <w:pPr>
-              <w:spacing w:after="40" w:before="0"/>
-              <w:jc w:val="left"/>
-            </w:pPr>
-            <w:r>
-              <w:rPr>
-                <w:rFonts w:ascii="Arial" w:cs="Arial" w:eastAsia="Arial" w:hAnsi="Arial"/>
-                <w:b w:val="false"/>
-                <w:bCs w:val="false"/>
-                <w:i w:val="false"/>
-                <w:iCs w:val="false"/>
-                <w:color w:val="000000"/>
-                <w:sz w:val="18"/>
-                <w:szCs w:val="18"/>
-              </w:rPr>
-              <w:t xml:space="preserve">This phase has two parts. PART A (Community Project Showcase, 18 minutes): Student groups (formed in Lesson 6) take turns presenting their community sensitisation projects on the acidity and basicity of household substances and correct salt use. Each group has 3 minutes maximum. Presentations may take the form of a poster, a short drama/role-play, a pamphlet, or a digital slide (on ARES). Audience members use a peer-feedback card with three sentence starters: 'One chemistry fact I heard correctly used was…', 'One thing I would add to make this more accurate is…', 'One community safety message I will personally share is…'. PART B (Final Phenomenon Explanation, 12 minutes): The whole class works together to construct one comprehensive, written explanation of all three anchoring phenomenon observations — (i) Lake Magadi's white trona crusts and caustic water, (ii) the pitting of the aluminium sufuria by lemon juice, (iii) clumping of canteen salt in the rainy season — using a structured 'Claim–Evidence–Reasoning' (CER) framework on a large class chart paper. The teacher scribes. Students contribute statements and are challenged to cite the lesson number (evidence lesson) from which each claim is drawn.</w:t>
-            </w:r>
-          </w:p>
-        </w:tc>
-        <w:tc>
-          <w:tcPr>
-            <w:tcW w:type="dxa" w:w="3040"/>
-            <w:shd w:fill="F2F2F2" w:color="auto" w:val="clear"/>
-            <w:tcMar>
-              <w:top w:type="dxa" w:w="60"/>
-              <w:left w:type="dxa" w:w="120"/>
-              <w:bottom w:type="dxa" w:w="60"/>
-              <w:right w:type="dxa" w:w="120"/>
-            </w:tcMar>
-            <w:vAlign w:val="top"/>
-          </w:tcPr>
-          <w:p>
-            <w:pPr>
-              <w:spacing w:after="40" w:before="0"/>
-              <w:jc w:val="left"/>
-            </w:pPr>
-            <w:r>
-              <w:rPr>
-                <w:rFonts w:ascii="Arial" w:cs="Arial" w:eastAsia="Arial" w:hAnsi="Arial"/>
-                <w:b w:val="false"/>
-                <w:bCs w:val="false"/>
-                <w:i w:val="false"/>
-                <w:iCs w:val="false"/>
-                <w:color w:val="000000"/>
-                <w:sz w:val="18"/>
-                <w:szCs w:val="18"/>
-              </w:rPr>
-              <w:t xml:space="preserve">PART A: Announce group order (pre-assigned). 'Each group: 3 minutes, no more. Audience: complete your peer-feedback card as you listen. I am listening for correct use of these terms —' [point to vocabulary harvest on board]. Use a visible 3-minute timer. After each presentation, give one specific affirmation: e.g., 'Group 2 — you correctly described sodium chloride as a neutral salt that is hygroscopic under very humid conditions. Well done.' Gently correct errors on the spot: 'Group 4 — you said lemon juice is a base. Which lesson gave us the pH of lemon juice? Waweru, can you help?' [WAIT 10 seconds]. PART B: Display the two anchoring phenomenon images on the screen again — the same images from Lesson 1. Say: 'We are now going to write the explanation we could not write in Lesson 1. I will scribe. You will speak. Use Claim–Evidence–Reasoning.' Guide with prompts: 'What CLAIM can we make about the trona at Magadi?' [WAIT 10 seconds, cold-call]. 'What EVIDENCE from our lessons supports that claim?' [WAIT 10 seconds]. 'What REASONING connects the evidence to the claim?' Repeat for sufuria pitting and canteen salt clumping. Ensure the final CER chart explicitly names: Na₂CO₃ (trona/sodium sesquicarbonate), alkaline pH, efflorescence; Al + dilute acid (lemon juice/citric acid) → aluminium salt + H₂; hygroscopy/deliquescence of NaCl under high humidity.</w:t>
-            </w:r>
-          </w:p>
-        </w:tc>
-        <w:tc>
-          <w:tcPr>
-            <w:tcW w:type="dxa" w:w="3040"/>
-            <w:shd w:fill="FFFFFF" w:color="auto" w:val="clear"/>
-            <w:tcMar>
-              <w:top w:type="dxa" w:w="60"/>
-              <w:left w:type="dxa" w:w="120"/>
-              <w:bottom w:type="dxa" w:w="60"/>
-              <w:right w:type="dxa" w:w="120"/>
-            </w:tcMar>
-            <w:vAlign w:val="top"/>
-          </w:tcPr>
-          <w:p>
-            <w:pPr>
-              <w:spacing w:after="40" w:before="0"/>
-              <w:jc w:val="left"/>
-            </w:pPr>
-            <w:r>
-              <w:rPr>
-                <w:rFonts w:ascii="Arial" w:cs="Arial" w:eastAsia="Arial" w:hAnsi="Arial"/>
-                <w:b w:val="false"/>
-                <w:bCs w:val="false"/>
-                <w:i w:val="false"/>
-                <w:iCs w:val="false"/>
-                <w:color w:val="000000"/>
-                <w:sz w:val="18"/>
-                <w:szCs w:val="18"/>
-              </w:rPr>
-              <w:t xml:space="preserve">Claim–Evidence–Reasoning (CER) Framework for Final Explanation — CER is a structured argumentation strategy that forces students to separate observations (evidence) from interpretations (claims) and justify with chemical reasoning. Applying it to the anchoring phenomenon creates a public, co-constructed record of the class's collective understanding across all eight lessons. The community project showcase activates the KICD Communication and Collaboration competency and the Self-efficacy competency, while also fulfilling the KICD mandated project: 'Sensitise community on the acidity and basicity of substances used in day-to-day life.'</w:t>
-            </w:r>
-          </w:p>
-        </w:tc>
-        <w:tc>
-          <w:tcPr>
-            <w:tcW w:type="dxa" w:w="3040"/>
-            <w:shd w:fill="F2F2F2" w:color="auto" w:val="clear"/>
-            <w:tcMar>
-              <w:top w:type="dxa" w:w="60"/>
-              <w:left w:type="dxa" w:w="120"/>
-              <w:bottom w:type="dxa" w:w="60"/>
-              <w:right w:type="dxa" w:w="120"/>
-            </w:tcMar>
-            <w:vAlign w:val="top"/>
-          </w:tcPr>
-          <w:p>
-            <w:pPr>
-              <w:spacing w:after="40" w:before="0"/>
-              <w:jc w:val="left"/>
-            </w:pPr>
-            <w:r>
-              <w:rPr>
-                <w:rFonts w:ascii="Arial" w:cs="Arial" w:eastAsia="Arial" w:hAnsi="Arial"/>
-                <w:b w:val="false"/>
-                <w:bCs w:val="false"/>
-                <w:i w:val="false"/>
-                <w:iCs w:val="false"/>
-                <w:color w:val="000000"/>
-                <w:sz w:val="18"/>
-                <w:szCs w:val="18"/>
-              </w:rPr>
-              <w:t xml:space="preserve">Observable indicators: (1) During showcase, each group uses at least three correct chemical terms from the sub-strand vocabulary list. Teacher notes groups that use terms incorrectly and corrects immediately with a class-wide question. (2) During CER chart construction, students spontaneously cite lesson evidence (e.g., 'In Lesson 3 we tested lemon juice with universal indicator and got pH 2–3'); this citation behaviour indicates deep retention. (3) The completed CER chart is photographed and uploaded to ARES as a shared class resource. Any gap in the CER chain (missing evidence or reasoning) is flagged by the teacher as a question for the DQB.</w:t>
-            </w:r>
-          </w:p>
-        </w:tc>
-      </w:tr>
-      <w:tr>
-        <w:tc>
-          <w:tcPr>
-            <w:tcW w:type="dxa" w:w="1520"/>
-            <w:shd w:fill="FCE4D6" w:color="auto" w:val="clear"/>
-            <w:tcMar>
-              <w:top w:type="dxa" w:w="60"/>
-              <w:left w:type="dxa" w:w="120"/>
-              <w:bottom w:type="dxa" w:w="60"/>
-              <w:right w:type="dxa" w:w="120"/>
-            </w:tcMar>
-            <w:vAlign w:val="top"/>
-          </w:tcPr>
-          <w:p>
-            <w:pPr>
-              <w:spacing w:after="40" w:before="0"/>
-              <w:jc w:val="left"/>
-            </w:pPr>
-            <w:r>
-              <w:rPr>
-                <w:rFonts w:ascii="Arial" w:cs="Arial" w:eastAsia="Arial" w:hAnsi="Arial"/>
-                <w:b/>
-                <w:bCs/>
-                <w:i w:val="false"/>
-                <w:iCs w:val="false"/>
-                <w:color w:val="000000"/>
-                <w:sz w:val="18"/>
-                <w:szCs w:val="18"/>
-              </w:rPr>
-              <w:t xml:space="preserve">Driving Question Board (DQB) Creation</w:t>
-            </w:r>
-          </w:p>
-          <w:p>
-            <w:pPr>
-              <w:spacing w:after="20" w:before="0"/>
-            </w:pPr>
-            <w:r>
-              <w:rPr>
-                <w:rFonts w:ascii="Arial" w:cs="Arial" w:eastAsia="Arial" w:hAnsi="Arial"/>
-                <w:b/>
-                <w:bCs/>
-                <w:color w:val="1F3864"/>
-                <w:sz w:val="16"/>
-                <w:szCs w:val="16"/>
-              </w:rPr>
-              <w:t xml:space="preserve">📹 VIDEO:</w:t>
-            </w:r>
-          </w:p>
-          <w:p>
-            <w:pPr>
-              <w:spacing w:after="20" w:before="0"/>
-            </w:pPr>
-            <w:hyperlink w:history="1" r:id="rIdi8pirnlqelof01o2ovtet">
-              <w:r>
-                <w:rPr>
-                  <w:rFonts w:ascii="Arial" w:cs="Arial" w:eastAsia="Arial" w:hAnsi="Arial"/>
-                  <w:color w:val="2E75B6"/>
-                  <w:sz w:val="16"/>
-                  <w:szCs w:val="16"/>
-                  <w:u w:val="single" w:color="2E75B6"/>
-                </w:rPr>
-                <w:t xml:space="preserve">Proof: Rhombus diagonals are perpendicular bisectors</w:t>
-              </w:r>
-            </w:hyperlink>
-          </w:p>
-          <w:p>
-            <w:pPr>
-              <w:spacing w:after="10" w:before="0"/>
-              <w:ind w:left="120"/>
-            </w:pPr>
-            <w:r>
-              <w:rPr>
-                <w:rFonts w:ascii="Arial" w:cs="Arial" w:eastAsia="Arial" w:hAnsi="Arial"/>
-                <w:color w:val="595959"/>
-                <w:sz w:val="14"/>
-                <w:szCs w:val="14"/>
-              </w:rPr>
-              <w:t xml:space="preserve">Source: Khan Academy (English - US curriculum)</w:t>
-            </w:r>
-          </w:p>
-          <w:p>
-            <w:pPr>
-              <w:spacing w:after="10" w:before="0"/>
-              <w:ind w:left="120"/>
-            </w:pPr>
-            <w:hyperlink w:history="1" r:id="rIdd6dyp-nzmq9fsgmqfolz3">
+            <w:hyperlink w:history="1" r:id="rIdj_rcnvsbxrwac-rikhkkw">
               <w:r>
                 <w:rPr>
                   <w:rFonts w:ascii="Arial" w:cs="Arial" w:eastAsia="Arial" w:hAnsi="Arial"/>
@@ -24153,14 +24135,241 @@
                 <w:sz w:val="16"/>
                 <w:szCs w:val="16"/>
               </w:rPr>
-              <w:t xml:space="preserve">📖 HTML:</w:t>
+              <w:t xml:space="preserve">📖 READING:</w:t>
             </w:r>
           </w:p>
           <w:p>
             <w:pPr>
               <w:spacing w:after="20" w:before="0"/>
             </w:pPr>
-            <w:hyperlink w:history="1" r:id="rIdoxzraxwesutqrrn0d_gm_">
+            <w:r>
+              <w:rPr>
+                <w:rFonts w:ascii="Arial" w:cs="Arial" w:eastAsia="Arial" w:hAnsi="Arial"/>
+                <w:i/>
+                <w:iCs/>
+                <w:color w:val="595959"/>
+                <w:sz w:val="16"/>
+                <w:szCs w:val="16"/>
+              </w:rPr>
+              <w:t xml:space="preserve">No closely matching reading in the ARES library for this activity.</w:t>
+            </w:r>
+          </w:p>
+          <w:p>
+            <w:pPr>
+              <w:spacing w:after="10" w:before="0"/>
+              <w:ind w:left="120"/>
+            </w:pPr>
+            <w:hyperlink w:history="1" r:id="rIdenmkucvjppowppy5uu7v6">
+              <w:r>
+                <w:rPr>
+                  <w:rFonts w:ascii="Arial" w:cs="Arial" w:eastAsia="Arial" w:hAnsi="Arial"/>
+                  <w:color w:val="595959"/>
+                  <w:sz w:val="14"/>
+                  <w:szCs w:val="14"/>
+                  <w:u w:val="single" w:color="595959"/>
+                </w:rPr>
+                <w:t xml:space="preserve">🔍 Search ARES for readings</w:t>
+              </w:r>
+            </w:hyperlink>
+          </w:p>
+          <w:p>
+            <w:pPr>
+              <w:spacing w:after="10" w:before="0"/>
+              <w:ind w:left="120"/>
+            </w:pPr>
+            <w:r>
+              <w:rPr>
+                <w:rFonts w:ascii="Arial" w:cs="Arial" w:eastAsia="Arial" w:hAnsi="Arial"/>
+                <w:color w:val="595959"/>
+                <w:sz w:val="14"/>
+                <w:szCs w:val="14"/>
+              </w:rPr>
+              <w:t xml:space="preserve">Search terms: acids bases salts general</w:t>
+            </w:r>
+          </w:p>
+        </w:tc>
+        <w:tc>
+          <w:tcPr>
+            <w:tcW w:type="dxa" w:w="3040"/>
+            <w:shd w:fill="FFFFFF" w:color="auto" w:val="clear"/>
+            <w:tcMar>
+              <w:top w:type="dxa" w:w="60"/>
+              <w:left w:type="dxa" w:w="120"/>
+              <w:bottom w:type="dxa" w:w="60"/>
+              <w:right w:type="dxa" w:w="120"/>
+            </w:tcMar>
+            <w:vAlign w:val="top"/>
+          </w:tcPr>
+          <w:p>
+            <w:pPr>
+              <w:spacing w:after="40" w:before="0"/>
+              <w:jc w:val="left"/>
+            </w:pPr>
+            <w:r>
+              <w:rPr>
+                <w:rFonts w:ascii="Arial" w:cs="Arial" w:eastAsia="Arial" w:hAnsi="Arial"/>
+                <w:b w:val="false"/>
+                <w:bCs w:val="false"/>
+                <w:i w:val="false"/>
+                <w:iCs w:val="false"/>
+                <w:color w:val="000000"/>
+                <w:sz w:val="18"/>
+                <w:szCs w:val="18"/>
+              </w:rPr>
+              <w:t xml:space="preserve">The class DQB (which has been building since Lesson 1) is displayed prominently. The teacher reads each posted question aloud. For each question, students vote with thumbs: thumb up = 'we can now answer this'; thumb sideways = 'we can partially answer this'; thumb down = 'this is still genuinely open.' The class collectively answers the 'thumb up' questions aloud, one by one, with cold-called students providing the answers. 'Thumb sideways' questions are annotated on the DQB with a brief partial answer. 'Thumb down' questions are left intact and circled in a different colour — honoured as evidence of the frontier of knowledge. Each student then individually writes one remaining question they still have on a fresh sticky note — it must be a genuine question that arose from the lessons, not a repetition of an already-answered DQB question — and posts it on a designated 'Still Wondering' section of the DQB. Students share their sticky note questions with a partner before posting.</w:t>
+            </w:r>
+          </w:p>
+        </w:tc>
+        <w:tc>
+          <w:tcPr>
+            <w:tcW w:type="dxa" w:w="3040"/>
+            <w:shd w:fill="F2F2F2" w:color="auto" w:val="clear"/>
+            <w:tcMar>
+              <w:top w:type="dxa" w:w="60"/>
+              <w:left w:type="dxa" w:w="120"/>
+              <w:bottom w:type="dxa" w:w="60"/>
+              <w:right w:type="dxa" w:w="120"/>
+            </w:tcMar>
+            <w:vAlign w:val="top"/>
+          </w:tcPr>
+          <w:p>
+            <w:pPr>
+              <w:spacing w:after="40" w:before="0"/>
+              <w:jc w:val="left"/>
+            </w:pPr>
+            <w:r>
+              <w:rPr>
+                <w:rFonts w:ascii="Arial" w:cs="Arial" w:eastAsia="Arial" w:hAnsi="Arial"/>
+                <w:b w:val="false"/>
+                <w:bCs w:val="false"/>
+                <w:i w:val="false"/>
+                <w:iCs w:val="false"/>
+                <w:color w:val="000000"/>
+                <w:sz w:val="18"/>
+                <w:szCs w:val="18"/>
+              </w:rPr>
+              <w:t xml:space="preserve">Stand at the DQB. Say: 'This board has been our scientific journal for eight lessons. Let us see how far we have come.' Read each question slowly and dramatically. After each one: 'Thumbs — up, sideways or down?' Scan the room. For 'thumb up' questions, cold-call: 'Fatuma — answer this one fully, in one sentence, using chemical vocabulary.' [WAIT 10 seconds]. Affirm correct answers and annotate the DQB card with a green tick. For partially answered questions, say: 'Good. We know [X] but we do not yet know [Y]. That is honest science.' For genuinely open questions, say: 'This question is still open. Scientists at the Kenya Marine and Fisheries Research Institute in Kisumu are still investigating questions like this about Lake Victoria. Your curiosity is legitimate.' Distribute sticky notes. Say: 'Now write YOUR remaining question. It must be genuine — something that still puzzles you after eight lessons. You have 2 minutes.' [WAIT 2 minutes]. 'Share it with your partner. Does your partner think it is a real, answerable scientific question, or is it philosophical? Adjust if needed. Now post it on the Still Wondering section.' After posting: 'Look at our Still Wondering wall. This is what science looks like — we never fully close the question. Every answer opens three more.'</w:t>
+            </w:r>
+          </w:p>
+        </w:tc>
+        <w:tc>
+          <w:tcPr>
+            <w:tcW w:type="dxa" w:w="3040"/>
+            <w:shd w:fill="FFFFFF" w:color="auto" w:val="clear"/>
+            <w:tcMar>
+              <w:top w:type="dxa" w:w="60"/>
+              <w:left w:type="dxa" w:w="120"/>
+              <w:bottom w:type="dxa" w:w="60"/>
+              <w:right w:type="dxa" w:w="120"/>
+            </w:tcMar>
+            <w:vAlign w:val="top"/>
+          </w:tcPr>
+          <w:p>
+            <w:pPr>
+              <w:spacing w:after="40" w:before="0"/>
+              <w:jc w:val="left"/>
+            </w:pPr>
+            <w:r>
+              <w:rPr>
+                <w:rFonts w:ascii="Arial" w:cs="Arial" w:eastAsia="Arial" w:hAnsi="Arial"/>
+                <w:b w:val="false"/>
+                <w:bCs w:val="false"/>
+                <w:i w:val="false"/>
+                <w:iCs w:val="false"/>
+                <w:color w:val="000000"/>
+                <w:sz w:val="18"/>
+                <w:szCs w:val="18"/>
+              </w:rPr>
+              <w:t xml:space="preserve">DQB Closure and 'Still Wondering' Protocol — this strategy makes visible the epistemological journey from naive curiosity (L1) to informed curiosity (L8). Distinguishing between 'answered', 'partially answered', and 'still open' questions teaches students that science is a process of progressive refinement, not a finished product. The 'Still Wondering' sticky notes honour intellectual humility and model the practice of real scientists. This directly addresses the KICD competency of Learning to Learn and the value of Responsibility.</w:t>
+            </w:r>
+          </w:p>
+        </w:tc>
+        <w:tc>
+          <w:tcPr>
+            <w:tcW w:type="dxa" w:w="3040"/>
+            <w:shd w:fill="F2F2F2" w:color="auto" w:val="clear"/>
+            <w:tcMar>
+              <w:top w:type="dxa" w:w="60"/>
+              <w:left w:type="dxa" w:w="120"/>
+              <w:bottom w:type="dxa" w:w="60"/>
+              <w:right w:type="dxa" w:w="120"/>
+            </w:tcMar>
+            <w:vAlign w:val="top"/>
+          </w:tcPr>
+          <w:p>
+            <w:pPr>
+              <w:spacing w:after="40" w:before="0"/>
+              <w:jc w:val="left"/>
+            </w:pPr>
+            <w:r>
+              <w:rPr>
+                <w:rFonts w:ascii="Arial" w:cs="Arial" w:eastAsia="Arial" w:hAnsi="Arial"/>
+                <w:b w:val="false"/>
+                <w:bCs w:val="false"/>
+                <w:i w:val="false"/>
+                <w:iCs w:val="false"/>
+                <w:color w:val="000000"/>
+                <w:sz w:val="18"/>
+                <w:szCs w:val="18"/>
+              </w:rPr>
+              <w:t xml:space="preserve">Observable indicator: Each student posts a genuine, chemically-grounded 'Still Wondering' question — not a repeat of content already covered. The teacher scans posted questions for scientific quality. High-quality questions (e.g., 'Why does trona form at Lake Magadi but not at Lake Naivasha, even though both are soda lakes?' or 'Could the efflorescence from washing soda be recollected and reused?') are highlighted to the class as examples of excellent scientific thinking. Questions that reveal persistent misconceptions (e.g., 'Is acid always dangerous?') are gently reframed as teaching moments.</w:t>
+            </w:r>
+          </w:p>
+        </w:tc>
+      </w:tr>
+      <w:tr>
+        <w:tc>
+          <w:tcPr>
+            <w:tcW w:type="dxa" w:w="1520"/>
+            <w:shd w:fill="D5E8F0" w:color="auto" w:val="clear"/>
+            <w:tcMar>
+              <w:top w:type="dxa" w:w="60"/>
+              <w:left w:type="dxa" w:w="120"/>
+              <w:bottom w:type="dxa" w:w="60"/>
+              <w:right w:type="dxa" w:w="120"/>
+            </w:tcMar>
+            <w:vAlign w:val="top"/>
+          </w:tcPr>
+          <w:p>
+            <w:pPr>
+              <w:spacing w:after="40" w:before="0"/>
+              <w:jc w:val="left"/>
+            </w:pPr>
+            <w:r>
+              <w:rPr>
+                <w:rFonts w:ascii="Arial" w:cs="Arial" w:eastAsia="Arial" w:hAnsi="Arial"/>
+                <w:b/>
+                <w:bCs/>
+                <w:i w:val="false"/>
+                <w:iCs w:val="false"/>
+                <w:color w:val="000000"/>
+                <w:sz w:val="18"/>
+                <w:szCs w:val="18"/>
+              </w:rPr>
+              <w:t xml:space="preserve">Model Building Phase</w:t>
+            </w:r>
+          </w:p>
+          <w:p>
+            <w:pPr>
+              <w:spacing w:after="20" w:before="0"/>
+            </w:pPr>
+            <w:r>
+              <w:rPr>
+                <w:rFonts w:ascii="Arial" w:cs="Arial" w:eastAsia="Arial" w:hAnsi="Arial"/>
+                <w:b/>
+                <w:bCs/>
+                <w:color w:val="1F3864"/>
+                <w:sz w:val="16"/>
+                <w:szCs w:val="16"/>
+              </w:rPr>
+              <w:t xml:space="preserve">📹 VIDEO:</w:t>
+            </w:r>
+          </w:p>
+          <w:p>
+            <w:pPr>
+              <w:spacing w:after="20" w:before="0"/>
+            </w:pPr>
+            <w:hyperlink w:history="1" r:id="rId07_hxruj6brw7x217oqby">
               <w:r>
                 <w:rPr>
                   <w:rFonts w:ascii="Arial" w:cs="Arial" w:eastAsia="Arial" w:hAnsi="Arial"/>
@@ -24169,7 +24378,7 @@
                   <w:szCs w:val="16"/>
                   <w:u w:val="single" w:color="2E75B6"/>
                 </w:rPr>
-                <w:t xml:space="preserve">Properties of Acids (Flexbook)</w:t>
+                <w:t xml:space="preserve">Impact of mutations on translation into amino acids</w:t>
               </w:r>
             </w:hyperlink>
           </w:p>
@@ -24185,7 +24394,7 @@
                 <w:sz w:val="14"/>
                 <w:szCs w:val="14"/>
               </w:rPr>
-              <w:t xml:space="preserve">Source: CK-12</w:t>
+              <w:t xml:space="preserve">Source: Khan Academy (English - US curriculum)</w:t>
             </w:r>
           </w:p>
           <w:p>
@@ -24193,235 +24402,7 @@
               <w:spacing w:after="10" w:before="0"/>
               <w:ind w:left="120"/>
             </w:pPr>
-            <w:hyperlink w:history="1" r:id="rIdnkk595ts5nezfouh599r2">
-              <w:r>
-                <w:rPr>
-                  <w:rFonts w:ascii="Arial" w:cs="Arial" w:eastAsia="Arial" w:hAnsi="Arial"/>
-                  <w:color w:val="595959"/>
-                  <w:sz w:val="14"/>
-                  <w:szCs w:val="14"/>
-                  <w:u w:val="single" w:color="595959"/>
-                </w:rPr>
-                <w:t xml:space="preserve">🔍 Search ARES for similar readings</w:t>
-              </w:r>
-            </w:hyperlink>
-          </w:p>
-        </w:tc>
-        <w:tc>
-          <w:tcPr>
-            <w:tcW w:type="dxa" w:w="3040"/>
-            <w:shd w:fill="FFFFFF" w:color="auto" w:val="clear"/>
-            <w:tcMar>
-              <w:top w:type="dxa" w:w="60"/>
-              <w:left w:type="dxa" w:w="120"/>
-              <w:bottom w:type="dxa" w:w="60"/>
-              <w:right w:type="dxa" w:w="120"/>
-            </w:tcMar>
-            <w:vAlign w:val="top"/>
-          </w:tcPr>
-          <w:p>
-            <w:pPr>
-              <w:spacing w:after="40" w:before="0"/>
-              <w:jc w:val="left"/>
-            </w:pPr>
-            <w:r>
-              <w:rPr>
-                <w:rFonts w:ascii="Arial" w:cs="Arial" w:eastAsia="Arial" w:hAnsi="Arial"/>
-                <w:b w:val="false"/>
-                <w:bCs w:val="false"/>
-                <w:i w:val="false"/>
-                <w:iCs w:val="false"/>
-                <w:color w:val="000000"/>
-                <w:sz w:val="18"/>
-                <w:szCs w:val="18"/>
-              </w:rPr>
-              <w:t xml:space="preserve">The class DQB (which has been building since Lesson 1) is displayed prominently. The teacher reads each posted question aloud. For each question, students vote with thumbs: thumb up = 'we can now answer this'; thumb sideways = 'we can partially answer this'; thumb down = 'this is still genuinely open.' The class collectively answers the 'thumb up' questions aloud, one by one, with cold-called students providing the answers. 'Thumb sideways' questions are annotated on the DQB with a brief partial answer. 'Thumb down' questions are left intact and circled in a different colour — honoured as evidence of the frontier of knowledge. Each student then individually writes one remaining question they still have on a fresh sticky note — it must be a genuine question that arose from the lessons, not a repetition of an already-answered DQB question — and posts it on a designated 'Still Wondering' section of the DQB. Students share their sticky note questions with a partner before posting.</w:t>
-            </w:r>
-          </w:p>
-        </w:tc>
-        <w:tc>
-          <w:tcPr>
-            <w:tcW w:type="dxa" w:w="3040"/>
-            <w:shd w:fill="F2F2F2" w:color="auto" w:val="clear"/>
-            <w:tcMar>
-              <w:top w:type="dxa" w:w="60"/>
-              <w:left w:type="dxa" w:w="120"/>
-              <w:bottom w:type="dxa" w:w="60"/>
-              <w:right w:type="dxa" w:w="120"/>
-            </w:tcMar>
-            <w:vAlign w:val="top"/>
-          </w:tcPr>
-          <w:p>
-            <w:pPr>
-              <w:spacing w:after="40" w:before="0"/>
-              <w:jc w:val="left"/>
-            </w:pPr>
-            <w:r>
-              <w:rPr>
-                <w:rFonts w:ascii="Arial" w:cs="Arial" w:eastAsia="Arial" w:hAnsi="Arial"/>
-                <w:b w:val="false"/>
-                <w:bCs w:val="false"/>
-                <w:i w:val="false"/>
-                <w:iCs w:val="false"/>
-                <w:color w:val="000000"/>
-                <w:sz w:val="18"/>
-                <w:szCs w:val="18"/>
-              </w:rPr>
-              <w:t xml:space="preserve">Stand at the DQB. Say: 'This board has been our scientific journal for eight lessons. Let us see how far we have come.' Read each question slowly and dramatically. After each one: 'Thumbs — up, sideways or down?' Scan the room. For 'thumb up' questions, cold-call: 'Fatuma — answer this one fully, in one sentence, using chemical vocabulary.' [WAIT 10 seconds]. Affirm correct answers and annotate the DQB card with a green tick. For partially answered questions, say: 'Good. We know [X] but we do not yet know [Y]. That is honest science.' For genuinely open questions, say: 'This question is still open. Scientists at the Kenya Marine and Fisheries Research Institute in Kisumu are still investigating questions like this about Lake Victoria. Your curiosity is legitimate.' Distribute sticky notes. Say: 'Now write YOUR remaining question. It must be genuine — something that still puzzles you after eight lessons. You have 2 minutes.' [WAIT 2 minutes]. 'Share it with your partner. Does your partner think it is a real, answerable scientific question, or is it philosophical? Adjust if needed. Now post it on the Still Wondering section.' After posting: 'Look at our Still Wondering wall. This is what science looks like — we never fully close the question. Every answer opens three more.'</w:t>
-            </w:r>
-          </w:p>
-        </w:tc>
-        <w:tc>
-          <w:tcPr>
-            <w:tcW w:type="dxa" w:w="3040"/>
-            <w:shd w:fill="FFFFFF" w:color="auto" w:val="clear"/>
-            <w:tcMar>
-              <w:top w:type="dxa" w:w="60"/>
-              <w:left w:type="dxa" w:w="120"/>
-              <w:bottom w:type="dxa" w:w="60"/>
-              <w:right w:type="dxa" w:w="120"/>
-            </w:tcMar>
-            <w:vAlign w:val="top"/>
-          </w:tcPr>
-          <w:p>
-            <w:pPr>
-              <w:spacing w:after="40" w:before="0"/>
-              <w:jc w:val="left"/>
-            </w:pPr>
-            <w:r>
-              <w:rPr>
-                <w:rFonts w:ascii="Arial" w:cs="Arial" w:eastAsia="Arial" w:hAnsi="Arial"/>
-                <w:b w:val="false"/>
-                <w:bCs w:val="false"/>
-                <w:i w:val="false"/>
-                <w:iCs w:val="false"/>
-                <w:color w:val="000000"/>
-                <w:sz w:val="18"/>
-                <w:szCs w:val="18"/>
-              </w:rPr>
-              <w:t xml:space="preserve">DQB Closure and 'Still Wondering' Protocol — this strategy makes visible the epistemological journey from naive curiosity (L1) to informed curiosity (L8). Distinguishing between 'answered', 'partially answered', and 'still open' questions teaches students that science is a process of progressive refinement, not a finished product. The 'Still Wondering' sticky notes honour intellectual humility and model the practice of real scientists. This directly addresses the KICD competency of Learning to Learn and the value of Responsibility.</w:t>
-            </w:r>
-          </w:p>
-        </w:tc>
-        <w:tc>
-          <w:tcPr>
-            <w:tcW w:type="dxa" w:w="3040"/>
-            <w:shd w:fill="F2F2F2" w:color="auto" w:val="clear"/>
-            <w:tcMar>
-              <w:top w:type="dxa" w:w="60"/>
-              <w:left w:type="dxa" w:w="120"/>
-              <w:bottom w:type="dxa" w:w="60"/>
-              <w:right w:type="dxa" w:w="120"/>
-            </w:tcMar>
-            <w:vAlign w:val="top"/>
-          </w:tcPr>
-          <w:p>
-            <w:pPr>
-              <w:spacing w:after="40" w:before="0"/>
-              <w:jc w:val="left"/>
-            </w:pPr>
-            <w:r>
-              <w:rPr>
-                <w:rFonts w:ascii="Arial" w:cs="Arial" w:eastAsia="Arial" w:hAnsi="Arial"/>
-                <w:b w:val="false"/>
-                <w:bCs w:val="false"/>
-                <w:i w:val="false"/>
-                <w:iCs w:val="false"/>
-                <w:color w:val="000000"/>
-                <w:sz w:val="18"/>
-                <w:szCs w:val="18"/>
-              </w:rPr>
-              <w:t xml:space="preserve">Observable indicator: Each student posts a genuine, chemically-grounded 'Still Wondering' question — not a repeat of content already covered. The teacher scans posted questions for scientific quality. High-quality questions (e.g., 'Why does trona form at Lake Magadi but not at Lake Naivasha, even though both are soda lakes?' or 'Could the efflorescence from washing soda be recollected and reused?') are highlighted to the class as examples of excellent scientific thinking. Questions that reveal persistent misconceptions (e.g., 'Is acid always dangerous?') are gently reframed as teaching moments.</w:t>
-            </w:r>
-          </w:p>
-        </w:tc>
-      </w:tr>
-      <w:tr>
-        <w:tc>
-          <w:tcPr>
-            <w:tcW w:type="dxa" w:w="1520"/>
-            <w:shd w:fill="D5E8F0" w:color="auto" w:val="clear"/>
-            <w:tcMar>
-              <w:top w:type="dxa" w:w="60"/>
-              <w:left w:type="dxa" w:w="120"/>
-              <w:bottom w:type="dxa" w:w="60"/>
-              <w:right w:type="dxa" w:w="120"/>
-            </w:tcMar>
-            <w:vAlign w:val="top"/>
-          </w:tcPr>
-          <w:p>
-            <w:pPr>
-              <w:spacing w:after="40" w:before="0"/>
-              <w:jc w:val="left"/>
-            </w:pPr>
-            <w:r>
-              <w:rPr>
-                <w:rFonts w:ascii="Arial" w:cs="Arial" w:eastAsia="Arial" w:hAnsi="Arial"/>
-                <w:b/>
-                <w:bCs/>
-                <w:i w:val="false"/>
-                <w:iCs w:val="false"/>
-                <w:color w:val="000000"/>
-                <w:sz w:val="18"/>
-                <w:szCs w:val="18"/>
-              </w:rPr>
-              <w:t xml:space="preserve">Model Building Phase</w:t>
-            </w:r>
-          </w:p>
-          <w:p>
-            <w:pPr>
-              <w:spacing w:after="20" w:before="0"/>
-            </w:pPr>
-            <w:r>
-              <w:rPr>
-                <w:rFonts w:ascii="Arial" w:cs="Arial" w:eastAsia="Arial" w:hAnsi="Arial"/>
-                <w:b/>
-                <w:bCs/>
-                <w:color w:val="1F3864"/>
-                <w:sz w:val="16"/>
-                <w:szCs w:val="16"/>
-              </w:rPr>
-              <w:t xml:space="preserve">📹 VIDEO:</w:t>
-            </w:r>
-          </w:p>
-          <w:p>
-            <w:pPr>
-              <w:spacing w:after="20" w:before="0"/>
-            </w:pPr>
-            <w:hyperlink w:history="1" r:id="rId5vsfjwm3r402izunh2qmi">
-              <w:r>
-                <w:rPr>
-                  <w:rFonts w:ascii="Arial" w:cs="Arial" w:eastAsia="Arial" w:hAnsi="Arial"/>
-                  <w:color w:val="2E75B6"/>
-                  <w:sz w:val="16"/>
-                  <w:szCs w:val="16"/>
-                  <w:u w:val="single" w:color="2E75B6"/>
-                </w:rPr>
-                <w:t xml:space="preserve">Proof: Rhombus diagonals are perpendicular bisectors</w:t>
-              </w:r>
-            </w:hyperlink>
-          </w:p>
-          <w:p>
-            <w:pPr>
-              <w:spacing w:after="10" w:before="0"/>
-              <w:ind w:left="120"/>
-            </w:pPr>
-            <w:r>
-              <w:rPr>
-                <w:rFonts w:ascii="Arial" w:cs="Arial" w:eastAsia="Arial" w:hAnsi="Arial"/>
-                <w:color w:val="595959"/>
-                <w:sz w:val="14"/>
-                <w:szCs w:val="14"/>
-              </w:rPr>
-              <w:t xml:space="preserve">Source: Khan Academy (English - US curriculum)</w:t>
-            </w:r>
-          </w:p>
-          <w:p>
-            <w:pPr>
-              <w:spacing w:after="10" w:before="0"/>
-              <w:ind w:left="120"/>
-            </w:pPr>
-            <w:hyperlink w:history="1" r:id="rIddtjf7wemurs2bm59cw33r">
+            <w:hyperlink w:history="1" r:id="rId_-qlzpnvg0qu7wrytpvwo">
               <w:r>
                 <w:rPr>
                   <w:rFonts w:ascii="Arial" w:cs="Arial" w:eastAsia="Arial" w:hAnsi="Arial"/>
@@ -24459,47 +24440,31 @@
                 <w:sz w:val="16"/>
                 <w:szCs w:val="16"/>
               </w:rPr>
-              <w:t xml:space="preserve">📖 HTML:</w:t>
+              <w:t xml:space="preserve">📖 READING:</w:t>
             </w:r>
           </w:p>
           <w:p>
             <w:pPr>
               <w:spacing w:after="20" w:before="0"/>
             </w:pPr>
-            <w:hyperlink w:history="1" r:id="rId2imolyed8zeior932jske">
-              <w:r>
-                <w:rPr>
-                  <w:rFonts w:ascii="Arial" w:cs="Arial" w:eastAsia="Arial" w:hAnsi="Arial"/>
-                  <w:color w:val="2E75B6"/>
-                  <w:sz w:val="16"/>
-                  <w:szCs w:val="16"/>
-                  <w:u w:val="single" w:color="2E75B6"/>
-                </w:rPr>
-                <w:t xml:space="preserve">Properties of Acids (Flexbook)</w:t>
-              </w:r>
-            </w:hyperlink>
+            <w:r>
+              <w:rPr>
+                <w:rFonts w:ascii="Arial" w:cs="Arial" w:eastAsia="Arial" w:hAnsi="Arial"/>
+                <w:i/>
+                <w:iCs/>
+                <w:color w:val="595959"/>
+                <w:sz w:val="16"/>
+                <w:szCs w:val="16"/>
+              </w:rPr>
+              <w:t xml:space="preserve">No closely matching reading in the ARES library for this activity.</w:t>
+            </w:r>
           </w:p>
           <w:p>
             <w:pPr>
               <w:spacing w:after="10" w:before="0"/>
               <w:ind w:left="120"/>
             </w:pPr>
-            <w:r>
-              <w:rPr>
-                <w:rFonts w:ascii="Arial" w:cs="Arial" w:eastAsia="Arial" w:hAnsi="Arial"/>
-                <w:color w:val="595959"/>
-                <w:sz w:val="14"/>
-                <w:szCs w:val="14"/>
-              </w:rPr>
-              <w:t xml:space="preserve">Source: CK-12</w:t>
-            </w:r>
-          </w:p>
-          <w:p>
-            <w:pPr>
-              <w:spacing w:after="10" w:before="0"/>
-              <w:ind w:left="120"/>
-            </w:pPr>
-            <w:hyperlink w:history="1" r:id="rId3fpjq6c-pyot1q9d3gmpx">
+            <w:hyperlink w:history="1" r:id="rIdvxeaqcu7_othicrrfyh5j">
               <w:r>
                 <w:rPr>
                   <w:rFonts w:ascii="Arial" w:cs="Arial" w:eastAsia="Arial" w:hAnsi="Arial"/>
@@ -24508,9 +24473,24 @@
                   <w:szCs w:val="14"/>
                   <w:u w:val="single" w:color="595959"/>
                 </w:rPr>
-                <w:t xml:space="preserve">🔍 Search ARES for similar readings</w:t>
+                <w:t xml:space="preserve">🔍 Search ARES for readings</w:t>
               </w:r>
             </w:hyperlink>
+          </w:p>
+          <w:p>
+            <w:pPr>
+              <w:spacing w:after="10" w:before="0"/>
+              <w:ind w:left="120"/>
+            </w:pPr>
+            <w:r>
+              <w:rPr>
+                <w:rFonts w:ascii="Arial" w:cs="Arial" w:eastAsia="Arial" w:hAnsi="Arial"/>
+                <w:color w:val="595959"/>
+                <w:sz w:val="14"/>
+                <w:szCs w:val="14"/>
+              </w:rPr>
+              <w:t xml:space="preserve">Search terms: acids bases salts general</w:t>
+            </w:r>
           </w:p>
         </w:tc>
         <w:tc>

--- a/data/outputs/v2/General_Science/SS2.4_Acids,_Bases_and_Salts/General_Science_Acids,_Bases_and_Salts_CBE_LessonSequence.docx
+++ b/data/outputs/v2/General_Science/SS2.4_Acids,_Bases_and_Salts/General_Science_Acids,_Bases_and_Salts_CBE_LessonSequence.docx
@@ -3218,7 +3218,7 @@
               <w:spacing w:after="10" w:before="0"/>
               <w:ind w:left="120"/>
             </w:pPr>
-            <w:hyperlink w:history="1" r:id="rId71duevkg0pksbsukwrfxl">
+            <w:hyperlink w:history="1" r:id="rId2furqep9xu7s8h-wsa9ot">
               <w:r>
                 <w:rPr>
                   <w:rFonts w:ascii="Arial" w:cs="Arial" w:eastAsia="Arial" w:hAnsi="Arial"/>
@@ -3278,7 +3278,7 @@
             <w:pPr>
               <w:spacing w:after="20" w:before="0"/>
             </w:pPr>
-            <w:hyperlink w:history="1" r:id="rId5ly8bdsd2v0uvurdb2tbr">
+            <w:hyperlink w:history="1" r:id="rIdkj8wvzfmx2kwmymdumrqa">
               <w:r>
                 <w:rPr>
                   <w:rFonts w:ascii="Arial" w:cs="Arial" w:eastAsia="Arial" w:hAnsi="Arial"/>
@@ -3311,7 +3311,7 @@
               <w:spacing w:after="10" w:before="0"/>
               <w:ind w:left="120"/>
             </w:pPr>
-            <w:hyperlink w:history="1" r:id="rIdtekxpzv-vbjkuouv97oih">
+            <w:hyperlink w:history="1" r:id="rIdbkxkav3r91rxsdfnimwli">
               <w:r>
                 <w:rPr>
                   <w:rFonts w:ascii="Arial" w:cs="Arial" w:eastAsia="Arial" w:hAnsi="Arial"/>
@@ -3523,7 +3523,7 @@
               <w:spacing w:after="10" w:before="0"/>
               <w:ind w:left="120"/>
             </w:pPr>
-            <w:hyperlink w:history="1" r:id="rIdsqeks4t5jqmbxpfpyc-dh">
+            <w:hyperlink w:history="1" r:id="rIdg4hkrfs5m5lce3mh9n6do">
               <w:r>
                 <w:rPr>
                   <w:rFonts w:ascii="Arial" w:cs="Arial" w:eastAsia="Arial" w:hAnsi="Arial"/>
@@ -3583,7 +3583,7 @@
             <w:pPr>
               <w:spacing w:after="20" w:before="0"/>
             </w:pPr>
-            <w:hyperlink w:history="1" r:id="rIdfqxalnqak89a3m_djt9mn">
+            <w:hyperlink w:history="1" r:id="rId37svv-dfdviqibmjvoyut">
               <w:r>
                 <w:rPr>
                   <w:rFonts w:ascii="Arial" w:cs="Arial" w:eastAsia="Arial" w:hAnsi="Arial"/>
@@ -3616,7 +3616,7 @@
               <w:spacing w:after="10" w:before="0"/>
               <w:ind w:left="120"/>
             </w:pPr>
-            <w:hyperlink w:history="1" r:id="rIdhxdfs9bdptgspmi72qutn">
+            <w:hyperlink w:history="1" r:id="rIddye-qh9l2hg8412joposh">
               <w:r>
                 <w:rPr>
                   <w:rFonts w:ascii="Arial" w:cs="Arial" w:eastAsia="Arial" w:hAnsi="Arial"/>
@@ -3828,7 +3828,7 @@
               <w:spacing w:after="10" w:before="0"/>
               <w:ind w:left="120"/>
             </w:pPr>
-            <w:hyperlink w:history="1" r:id="rIdvisllc9q8sho5agjr-4if">
+            <w:hyperlink w:history="1" r:id="rIdqyawrmduvbzd2lx7zg_6b">
               <w:r>
                 <w:rPr>
                   <w:rFonts w:ascii="Arial" w:cs="Arial" w:eastAsia="Arial" w:hAnsi="Arial"/>
@@ -3888,7 +3888,7 @@
             <w:pPr>
               <w:spacing w:after="20" w:before="0"/>
             </w:pPr>
-            <w:hyperlink w:history="1" r:id="rIdgke0vcugnwe25p-edgsnw">
+            <w:hyperlink w:history="1" r:id="rIdwxaco5nggpc6ogqcrkbip">
               <w:r>
                 <w:rPr>
                   <w:rFonts w:ascii="Arial" w:cs="Arial" w:eastAsia="Arial" w:hAnsi="Arial"/>
@@ -3921,7 +3921,7 @@
               <w:spacing w:after="10" w:before="0"/>
               <w:ind w:left="120"/>
             </w:pPr>
-            <w:hyperlink w:history="1" r:id="rIdgo6rycdyi7ehnguejcywq">
+            <w:hyperlink w:history="1" r:id="rId7auwwqj-fgz5pilbs9eqj">
               <w:r>
                 <w:rPr>
                   <w:rFonts w:ascii="Arial" w:cs="Arial" w:eastAsia="Arial" w:hAnsi="Arial"/>
@@ -4133,7 +4133,7 @@
               <w:spacing w:after="10" w:before="0"/>
               <w:ind w:left="120"/>
             </w:pPr>
-            <w:hyperlink w:history="1" r:id="rIdlsxsi1eck0ccg5yyayamu">
+            <w:hyperlink w:history="1" r:id="rIdbsvjq63qfh98sxya18mv0">
               <w:r>
                 <w:rPr>
                   <w:rFonts w:ascii="Arial" w:cs="Arial" w:eastAsia="Arial" w:hAnsi="Arial"/>
@@ -4193,7 +4193,7 @@
             <w:pPr>
               <w:spacing w:after="20" w:before="0"/>
             </w:pPr>
-            <w:hyperlink w:history="1" r:id="rIdh3gaqq-eqiubn5kbfcmf1">
+            <w:hyperlink w:history="1" r:id="rId5-aydivvxz8q9s1gyuwkm">
               <w:r>
                 <w:rPr>
                   <w:rFonts w:ascii="Arial" w:cs="Arial" w:eastAsia="Arial" w:hAnsi="Arial"/>
@@ -4226,7 +4226,7 @@
               <w:spacing w:after="10" w:before="0"/>
               <w:ind w:left="120"/>
             </w:pPr>
-            <w:hyperlink w:history="1" r:id="rIdwuateldgxuuqwkpcdfbef">
+            <w:hyperlink w:history="1" r:id="rId_adi9zp_phipt5g018x-i">
               <w:r>
                 <w:rPr>
                   <w:rFonts w:ascii="Arial" w:cs="Arial" w:eastAsia="Arial" w:hAnsi="Arial"/>
@@ -4438,7 +4438,7 @@
               <w:spacing w:after="10" w:before="0"/>
               <w:ind w:left="120"/>
             </w:pPr>
-            <w:hyperlink w:history="1" r:id="rIdyi-jw9hdnf6unp2m9ljxb">
+            <w:hyperlink w:history="1" r:id="rIdrmr_ttomzhvcpp2ccnom7">
               <w:r>
                 <w:rPr>
                   <w:rFonts w:ascii="Arial" w:cs="Arial" w:eastAsia="Arial" w:hAnsi="Arial"/>
@@ -4498,7 +4498,7 @@
             <w:pPr>
               <w:spacing w:after="20" w:before="0"/>
             </w:pPr>
-            <w:hyperlink w:history="1" r:id="rIdnpglgtw8wkf0x2hmedafl">
+            <w:hyperlink w:history="1" r:id="rIdibfq-ijp8e5a0y5uivipb">
               <w:r>
                 <w:rPr>
                   <w:rFonts w:ascii="Arial" w:cs="Arial" w:eastAsia="Arial" w:hAnsi="Arial"/>
@@ -4531,7 +4531,7 @@
               <w:spacing w:after="10" w:before="0"/>
               <w:ind w:left="120"/>
             </w:pPr>
-            <w:hyperlink w:history="1" r:id="rIdooznrl2xmm9b9lyga7dd-">
+            <w:hyperlink w:history="1" r:id="rIdipiu7wovzql_uiezsqc6o">
               <w:r>
                 <w:rPr>
                   <w:rFonts w:ascii="Arial" w:cs="Arial" w:eastAsia="Arial" w:hAnsi="Arial"/>
@@ -6018,7 +6018,7 @@
             <w:pPr>
               <w:spacing w:after="20" w:before="0"/>
             </w:pPr>
-            <w:hyperlink w:history="1" r:id="rIdl6kgwvkfwnq6faemjtrfp">
+            <w:hyperlink w:history="1" r:id="rIdg8facqsr2hpcwj3fwssgv">
               <w:r>
                 <w:rPr>
                   <w:rFonts w:ascii="Arial" w:cs="Arial" w:eastAsia="Arial" w:hAnsi="Arial"/>
@@ -6051,7 +6051,7 @@
               <w:spacing w:after="10" w:before="0"/>
               <w:ind w:left="120"/>
             </w:pPr>
-            <w:hyperlink w:history="1" r:id="rIdziec74dpqbab21ikndw3s">
+            <w:hyperlink w:history="1" r:id="rIdrnaviaruuzcyvzxe49a3l">
               <w:r>
                 <w:rPr>
                   <w:rFonts w:ascii="Arial" w:cs="Arial" w:eastAsia="Arial" w:hAnsi="Arial"/>
@@ -6096,7 +6096,7 @@
             <w:pPr>
               <w:spacing w:after="20" w:before="0"/>
             </w:pPr>
-            <w:hyperlink w:history="1" r:id="rIdwea8kb6oqqh9zm3wchc_k">
+            <w:hyperlink w:history="1" r:id="rIdw7thwclhxpez0jierfkqj">
               <w:r>
                 <w:rPr>
                   <w:rFonts w:ascii="Arial" w:cs="Arial" w:eastAsia="Arial" w:hAnsi="Arial"/>
@@ -6129,7 +6129,7 @@
               <w:spacing w:after="10" w:before="0"/>
               <w:ind w:left="120"/>
             </w:pPr>
-            <w:hyperlink w:history="1" r:id="rId-a6ukj5o4lxcxdknzdbk7">
+            <w:hyperlink w:history="1" r:id="rIdanrkhaieldidgk1o_r4v0">
               <w:r>
                 <w:rPr>
                   <w:rFonts w:ascii="Arial" w:cs="Arial" w:eastAsia="Arial" w:hAnsi="Arial"/>
@@ -6324,7 +6324,7 @@
             <w:pPr>
               <w:spacing w:after="20" w:before="0"/>
             </w:pPr>
-            <w:hyperlink w:history="1" r:id="rId_9nwf6jkie4uimeiiaejj">
+            <w:hyperlink w:history="1" r:id="rIdlnegifx1v67vdgdtvynfw">
               <w:r>
                 <w:rPr>
                   <w:rFonts w:ascii="Arial" w:cs="Arial" w:eastAsia="Arial" w:hAnsi="Arial"/>
@@ -6357,7 +6357,7 @@
               <w:spacing w:after="10" w:before="0"/>
               <w:ind w:left="120"/>
             </w:pPr>
-            <w:hyperlink w:history="1" r:id="rIdmiijfglsf9ruyxckntk9m">
+            <w:hyperlink w:history="1" r:id="rIdnvc1ahqdmubvja2u6tkzl">
               <w:r>
                 <w:rPr>
                   <w:rFonts w:ascii="Arial" w:cs="Arial" w:eastAsia="Arial" w:hAnsi="Arial"/>
@@ -6402,7 +6402,7 @@
             <w:pPr>
               <w:spacing w:after="20" w:before="0"/>
             </w:pPr>
-            <w:hyperlink w:history="1" r:id="rIdhkpt0p46_u-tuzqzozdkq">
+            <w:hyperlink w:history="1" r:id="rIdcxerjn2efavn3j5kt4cep">
               <w:r>
                 <w:rPr>
                   <w:rFonts w:ascii="Arial" w:cs="Arial" w:eastAsia="Arial" w:hAnsi="Arial"/>
@@ -6435,7 +6435,7 @@
               <w:spacing w:after="10" w:before="0"/>
               <w:ind w:left="120"/>
             </w:pPr>
-            <w:hyperlink w:history="1" r:id="rId_0eqzwavyjezbb-yrqjdn">
+            <w:hyperlink w:history="1" r:id="rIdzvmqwqoe3duggqiqlaalt">
               <w:r>
                 <w:rPr>
                   <w:rFonts w:ascii="Arial" w:cs="Arial" w:eastAsia="Arial" w:hAnsi="Arial"/>
@@ -6630,7 +6630,7 @@
             <w:pPr>
               <w:spacing w:after="20" w:before="0"/>
             </w:pPr>
-            <w:hyperlink w:history="1" r:id="rIddf9o9bk5nwk7kwhpp9cck">
+            <w:hyperlink w:history="1" r:id="rId5ibpqs8yohtj0qb3lu-kt">
               <w:r>
                 <w:rPr>
                   <w:rFonts w:ascii="Arial" w:cs="Arial" w:eastAsia="Arial" w:hAnsi="Arial"/>
@@ -6663,7 +6663,7 @@
               <w:spacing w:after="10" w:before="0"/>
               <w:ind w:left="120"/>
             </w:pPr>
-            <w:hyperlink w:history="1" r:id="rIdbeeaomjw121m8p1bbu4hx">
+            <w:hyperlink w:history="1" r:id="rIdg_anww13ks4k1mc7sxqyw">
               <w:r>
                 <w:rPr>
                   <w:rFonts w:ascii="Arial" w:cs="Arial" w:eastAsia="Arial" w:hAnsi="Arial"/>
@@ -6708,7 +6708,7 @@
             <w:pPr>
               <w:spacing w:after="20" w:before="0"/>
             </w:pPr>
-            <w:hyperlink w:history="1" r:id="rId0pt3hpjhjdvigm9cllvjg">
+            <w:hyperlink w:history="1" r:id="rIdxgisuumw_2za_28nadlbu">
               <w:r>
                 <w:rPr>
                   <w:rFonts w:ascii="Arial" w:cs="Arial" w:eastAsia="Arial" w:hAnsi="Arial"/>
@@ -6741,7 +6741,7 @@
               <w:spacing w:after="10" w:before="0"/>
               <w:ind w:left="120"/>
             </w:pPr>
-            <w:hyperlink w:history="1" r:id="rIdzqk4ukfkvifrsn1bhmy2o">
+            <w:hyperlink w:history="1" r:id="rIdkbvmjhobrll-fgwbn4ink">
               <w:r>
                 <w:rPr>
                   <w:rFonts w:ascii="Arial" w:cs="Arial" w:eastAsia="Arial" w:hAnsi="Arial"/>
@@ -6936,7 +6936,7 @@
             <w:pPr>
               <w:spacing w:after="20" w:before="0"/>
             </w:pPr>
-            <w:hyperlink w:history="1" r:id="rIdkibjumofa7nz-bdd6zj6z">
+            <w:hyperlink w:history="1" r:id="rIdzrazbje2_bofigunbbn4f">
               <w:r>
                 <w:rPr>
                   <w:rFonts w:ascii="Arial" w:cs="Arial" w:eastAsia="Arial" w:hAnsi="Arial"/>
@@ -6969,7 +6969,7 @@
               <w:spacing w:after="10" w:before="0"/>
               <w:ind w:left="120"/>
             </w:pPr>
-            <w:hyperlink w:history="1" r:id="rIdlsaj27qiuyfrm6mxlkh9h">
+            <w:hyperlink w:history="1" r:id="rIdjsdx7cza4ogf929rhhq7z">
               <w:r>
                 <w:rPr>
                   <w:rFonts w:ascii="Arial" w:cs="Arial" w:eastAsia="Arial" w:hAnsi="Arial"/>
@@ -7014,7 +7014,7 @@
             <w:pPr>
               <w:spacing w:after="20" w:before="0"/>
             </w:pPr>
-            <w:hyperlink w:history="1" r:id="rIdnkp_um0wbsdybslgtfugh">
+            <w:hyperlink w:history="1" r:id="rId13gglaylgxn7gpbrgjtat">
               <w:r>
                 <w:rPr>
                   <w:rFonts w:ascii="Arial" w:cs="Arial" w:eastAsia="Arial" w:hAnsi="Arial"/>
@@ -7047,7 +7047,7 @@
               <w:spacing w:after="10" w:before="0"/>
               <w:ind w:left="120"/>
             </w:pPr>
-            <w:hyperlink w:history="1" r:id="rIdol-fg5_zdmekqzog3gugq">
+            <w:hyperlink w:history="1" r:id="rIdihcd0deczaowfzspze1u8">
               <w:r>
                 <w:rPr>
                   <w:rFonts w:ascii="Arial" w:cs="Arial" w:eastAsia="Arial" w:hAnsi="Arial"/>
@@ -7242,7 +7242,7 @@
             <w:pPr>
               <w:spacing w:after="20" w:before="0"/>
             </w:pPr>
-            <w:hyperlink w:history="1" r:id="rIdqz3htce-dhyykbrs0xqwv">
+            <w:hyperlink w:history="1" r:id="rIdiqf4-s0oiaublubwanz4f">
               <w:r>
                 <w:rPr>
                   <w:rFonts w:ascii="Arial" w:cs="Arial" w:eastAsia="Arial" w:hAnsi="Arial"/>
@@ -7275,7 +7275,7 @@
               <w:spacing w:after="10" w:before="0"/>
               <w:ind w:left="120"/>
             </w:pPr>
-            <w:hyperlink w:history="1" r:id="rIdma-jszbyxnabacw4eax46">
+            <w:hyperlink w:history="1" r:id="rIdejtc7vdacoka222mnbc7o">
               <w:r>
                 <w:rPr>
                   <w:rFonts w:ascii="Arial" w:cs="Arial" w:eastAsia="Arial" w:hAnsi="Arial"/>
@@ -7320,7 +7320,7 @@
             <w:pPr>
               <w:spacing w:after="20" w:before="0"/>
             </w:pPr>
-            <w:hyperlink w:history="1" r:id="rIdj7meppcu2vuhyozlvb_04">
+            <w:hyperlink w:history="1" r:id="rIdt6wudreg_syalsc1lqugv">
               <w:r>
                 <w:rPr>
                   <w:rFonts w:ascii="Arial" w:cs="Arial" w:eastAsia="Arial" w:hAnsi="Arial"/>
@@ -7353,7 +7353,7 @@
               <w:spacing w:after="10" w:before="0"/>
               <w:ind w:left="120"/>
             </w:pPr>
-            <w:hyperlink w:history="1" r:id="rIdeekdiefr9mr1tm7ocmzsr">
+            <w:hyperlink w:history="1" r:id="rIdrpilgnhlobfp-4xniqycu">
               <w:r>
                 <w:rPr>
                   <w:rFonts w:ascii="Arial" w:cs="Arial" w:eastAsia="Arial" w:hAnsi="Arial"/>
@@ -8954,7 +8954,7 @@
             <w:pPr>
               <w:spacing w:after="20" w:before="0"/>
             </w:pPr>
-            <w:hyperlink w:history="1" r:id="rId1edee3bxrgiu27fkh1jq6">
+            <w:hyperlink w:history="1" r:id="rId8gzct_tscrgucsxpgzxth">
               <w:r>
                 <w:rPr>
                   <w:rFonts w:ascii="Arial" w:cs="Arial" w:eastAsia="Arial" w:hAnsi="Arial"/>
@@ -8987,7 +8987,7 @@
               <w:spacing w:after="10" w:before="0"/>
               <w:ind w:left="120"/>
             </w:pPr>
-            <w:hyperlink w:history="1" r:id="rIdrz5bxl_2xvyz14rlhlpt5">
+            <w:hyperlink w:history="1" r:id="rIdchknxmbytfejpeivywfa1">
               <w:r>
                 <w:rPr>
                   <w:rFonts w:ascii="Arial" w:cs="Arial" w:eastAsia="Arial" w:hAnsi="Arial"/>
@@ -9049,7 +9049,7 @@
               <w:spacing w:after="10" w:before="0"/>
               <w:ind w:left="120"/>
             </w:pPr>
-            <w:hyperlink w:history="1" r:id="rIdxxmvbkj_hhwng-cmq2imz">
+            <w:hyperlink w:history="1" r:id="rIdmeiecvl3ko-wgmiosmh4g">
               <w:r>
                 <w:rPr>
                   <w:rFonts w:ascii="Arial" w:cs="Arial" w:eastAsia="Arial" w:hAnsi="Arial"/>
@@ -9259,7 +9259,7 @@
             <w:pPr>
               <w:spacing w:after="20" w:before="0"/>
             </w:pPr>
-            <w:hyperlink w:history="1" r:id="rIdy5n6yfowgp7sdl9jgq7i9">
+            <w:hyperlink w:history="1" r:id="rIddnhez2hy379cx4qjixuez">
               <w:r>
                 <w:rPr>
                   <w:rFonts w:ascii="Arial" w:cs="Arial" w:eastAsia="Arial" w:hAnsi="Arial"/>
@@ -9268,7 +9268,7 @@
                   <w:szCs w:val="16"/>
                   <w:u w:val="single" w:color="2E75B6"/>
                 </w:rPr>
-                <w:t xml:space="preserve">Overview of cellular respiration</w:t>
+                <w:t xml:space="preserve">Carboxylic acid naming</w:t>
               </w:r>
             </w:hyperlink>
           </w:p>
@@ -9292,7 +9292,7 @@
               <w:spacing w:after="10" w:before="0"/>
               <w:ind w:left="120"/>
             </w:pPr>
-            <w:hyperlink w:history="1" r:id="rIdhhoum01v7jtq7thovtah7">
+            <w:hyperlink w:history="1" r:id="rIdv38zcn9nc4xwgv3ldvdzf">
               <w:r>
                 <w:rPr>
                   <w:rFonts w:ascii="Arial" w:cs="Arial" w:eastAsia="Arial" w:hAnsi="Arial"/>
@@ -9354,7 +9354,7 @@
               <w:spacing w:after="10" w:before="0"/>
               <w:ind w:left="120"/>
             </w:pPr>
-            <w:hyperlink w:history="1" r:id="rId96k7a69q1ml0uhx6iu0dv">
+            <w:hyperlink w:history="1" r:id="rIdfa1tcqnm6tfr956bemz91">
               <w:r>
                 <w:rPr>
                   <w:rFonts w:ascii="Arial" w:cs="Arial" w:eastAsia="Arial" w:hAnsi="Arial"/>
@@ -9564,7 +9564,7 @@
             <w:pPr>
               <w:spacing w:after="20" w:before="0"/>
             </w:pPr>
-            <w:hyperlink w:history="1" r:id="rIdlbt11dp3vdywhc_ljvvet">
+            <w:hyperlink w:history="1" r:id="rIdo4ytqkg2bntor5zz_prs3">
               <w:r>
                 <w:rPr>
                   <w:rFonts w:ascii="Arial" w:cs="Arial" w:eastAsia="Arial" w:hAnsi="Arial"/>
@@ -9597,7 +9597,7 @@
               <w:spacing w:after="10" w:before="0"/>
               <w:ind w:left="120"/>
             </w:pPr>
-            <w:hyperlink w:history="1" r:id="rIdqi4m-zcz4edvb99kr2_bw">
+            <w:hyperlink w:history="1" r:id="rIddcewnq2j8dk7dixjsyaql">
               <w:r>
                 <w:rPr>
                   <w:rFonts w:ascii="Arial" w:cs="Arial" w:eastAsia="Arial" w:hAnsi="Arial"/>
@@ -9659,7 +9659,7 @@
               <w:spacing w:after="10" w:before="0"/>
               <w:ind w:left="120"/>
             </w:pPr>
-            <w:hyperlink w:history="1" r:id="rIdhc3ve6etdb1mzpzolseam">
+            <w:hyperlink w:history="1" r:id="rIdcxyz8jdljdu6_bvzpxckm">
               <w:r>
                 <w:rPr>
                   <w:rFonts w:ascii="Arial" w:cs="Arial" w:eastAsia="Arial" w:hAnsi="Arial"/>
@@ -9869,7 +9869,7 @@
             <w:pPr>
               <w:spacing w:after="20" w:before="0"/>
             </w:pPr>
-            <w:hyperlink w:history="1" r:id="rIdd--3yddm9yic2i_1asbn3">
+            <w:hyperlink w:history="1" r:id="rId6xckcfcdr32rleyxb3ay-">
               <w:r>
                 <w:rPr>
                   <w:rFonts w:ascii="Arial" w:cs="Arial" w:eastAsia="Arial" w:hAnsi="Arial"/>
@@ -9902,7 +9902,7 @@
               <w:spacing w:after="10" w:before="0"/>
               <w:ind w:left="120"/>
             </w:pPr>
-            <w:hyperlink w:history="1" r:id="rIdrof7xrpazcp0fghm1li2a">
+            <w:hyperlink w:history="1" r:id="rIdadq1qzt_0shrviutvqups">
               <w:r>
                 <w:rPr>
                   <w:rFonts w:ascii="Arial" w:cs="Arial" w:eastAsia="Arial" w:hAnsi="Arial"/>
@@ -9964,7 +9964,7 @@
               <w:spacing w:after="10" w:before="0"/>
               <w:ind w:left="120"/>
             </w:pPr>
-            <w:hyperlink w:history="1" r:id="rIdcvmnpeybogtj0htoxdefg">
+            <w:hyperlink w:history="1" r:id="rIdglsp83vf5h2exnzc4rb7i">
               <w:r>
                 <w:rPr>
                   <w:rFonts w:ascii="Arial" w:cs="Arial" w:eastAsia="Arial" w:hAnsi="Arial"/>
@@ -10174,7 +10174,7 @@
             <w:pPr>
               <w:spacing w:after="20" w:before="0"/>
             </w:pPr>
-            <w:hyperlink w:history="1" r:id="rIdgev_v9ocs038zflkaogkl">
+            <w:hyperlink w:history="1" r:id="rIdniz5i-bg6p7u09quv7yb7">
               <w:r>
                 <w:rPr>
                   <w:rFonts w:ascii="Arial" w:cs="Arial" w:eastAsia="Arial" w:hAnsi="Arial"/>
@@ -10207,7 +10207,7 @@
               <w:spacing w:after="10" w:before="0"/>
               <w:ind w:left="120"/>
             </w:pPr>
-            <w:hyperlink w:history="1" r:id="rIdgh-j95fkqr0anh0oks4xx">
+            <w:hyperlink w:history="1" r:id="rIdef3-vhnkjque6rgpyhd6o">
               <w:r>
                 <w:rPr>
                   <w:rFonts w:ascii="Arial" w:cs="Arial" w:eastAsia="Arial" w:hAnsi="Arial"/>
@@ -10269,7 +10269,7 @@
               <w:spacing w:after="10" w:before="0"/>
               <w:ind w:left="120"/>
             </w:pPr>
-            <w:hyperlink w:history="1" r:id="rIddnh91qhsggm2i8jws8i4o">
+            <w:hyperlink w:history="1" r:id="rIddzst_okr5pv-txck-rz4v">
               <w:r>
                 <w:rPr>
                   <w:rFonts w:ascii="Arial" w:cs="Arial" w:eastAsia="Arial" w:hAnsi="Arial"/>
@@ -11866,7 +11866,7 @@
             <w:pPr>
               <w:spacing w:after="20" w:before="0"/>
             </w:pPr>
-            <w:hyperlink w:history="1" r:id="rIdi4hospwm0dbde6zufh7oc">
+            <w:hyperlink w:history="1" r:id="rIdjijgsw3wtqz4zqxibgcz6">
               <w:r>
                 <w:rPr>
                   <w:rFonts w:ascii="Arial" w:cs="Arial" w:eastAsia="Arial" w:hAnsi="Arial"/>
@@ -11899,7 +11899,7 @@
               <w:spacing w:after="10" w:before="0"/>
               <w:ind w:left="120"/>
             </w:pPr>
-            <w:hyperlink w:history="1" r:id="rIdsvtdmfekgts0mvf8qk3pl">
+            <w:hyperlink w:history="1" r:id="rIdiht4heqvj0xuxsbsso3cr">
               <w:r>
                 <w:rPr>
                   <w:rFonts w:ascii="Arial" w:cs="Arial" w:eastAsia="Arial" w:hAnsi="Arial"/>
@@ -11944,7 +11944,7 @@
             <w:pPr>
               <w:spacing w:after="20" w:before="0"/>
             </w:pPr>
-            <w:hyperlink w:history="1" r:id="rId-nwqqvjvdhv9pst8totef">
+            <w:hyperlink w:history="1" r:id="rIdpp3rwjwcu3tyc_l0qtzop">
               <w:r>
                 <w:rPr>
                   <w:rFonts w:ascii="Arial" w:cs="Arial" w:eastAsia="Arial" w:hAnsi="Arial"/>
@@ -11977,7 +11977,7 @@
               <w:spacing w:after="10" w:before="0"/>
               <w:ind w:left="120"/>
             </w:pPr>
-            <w:hyperlink w:history="1" r:id="rIdyma7-frsffnts4c0hp2ud">
+            <w:hyperlink w:history="1" r:id="rIdnigq0vnoetvztmgr-qnmy">
               <w:r>
                 <w:rPr>
                   <w:rFonts w:ascii="Arial" w:cs="Arial" w:eastAsia="Arial" w:hAnsi="Arial"/>
@@ -12172,7 +12172,7 @@
             <w:pPr>
               <w:spacing w:after="20" w:before="0"/>
             </w:pPr>
-            <w:hyperlink w:history="1" r:id="rIdii8dtqjvlm7dblf_wkrj-">
+            <w:hyperlink w:history="1" r:id="rId3jw7ytb1wvcwkspkmpklh">
               <w:r>
                 <w:rPr>
                   <w:rFonts w:ascii="Arial" w:cs="Arial" w:eastAsia="Arial" w:hAnsi="Arial"/>
@@ -12205,7 +12205,7 @@
               <w:spacing w:after="10" w:before="0"/>
               <w:ind w:left="120"/>
             </w:pPr>
-            <w:hyperlink w:history="1" r:id="rIdtx4o_lzi1ro0umnwyeaym">
+            <w:hyperlink w:history="1" r:id="rIdhlso4t09pm3qdjcngy2b0">
               <w:r>
                 <w:rPr>
                   <w:rFonts w:ascii="Arial" w:cs="Arial" w:eastAsia="Arial" w:hAnsi="Arial"/>
@@ -12250,7 +12250,7 @@
             <w:pPr>
               <w:spacing w:after="20" w:before="0"/>
             </w:pPr>
-            <w:hyperlink w:history="1" r:id="rIdjgsfuve8w1t4pkpgcn1oo">
+            <w:hyperlink w:history="1" r:id="rIdojs20c9nzfwinchonqbwz">
               <w:r>
                 <w:rPr>
                   <w:rFonts w:ascii="Arial" w:cs="Arial" w:eastAsia="Arial" w:hAnsi="Arial"/>
@@ -12283,7 +12283,7 @@
               <w:spacing w:after="10" w:before="0"/>
               <w:ind w:left="120"/>
             </w:pPr>
-            <w:hyperlink w:history="1" r:id="rId7h76yfn25kkphojtp1myi">
+            <w:hyperlink w:history="1" r:id="rIdbdfb-bhtbam8o_nzfz_e4">
               <w:r>
                 <w:rPr>
                   <w:rFonts w:ascii="Arial" w:cs="Arial" w:eastAsia="Arial" w:hAnsi="Arial"/>
@@ -12478,7 +12478,7 @@
             <w:pPr>
               <w:spacing w:after="20" w:before="0"/>
             </w:pPr>
-            <w:hyperlink w:history="1" r:id="rIdwsx3v1wi_nq_jnbj2_ues">
+            <w:hyperlink w:history="1" r:id="rIdzfepuibg8urpuljpsc6wg">
               <w:r>
                 <w:rPr>
                   <w:rFonts w:ascii="Arial" w:cs="Arial" w:eastAsia="Arial" w:hAnsi="Arial"/>
@@ -12511,7 +12511,7 @@
               <w:spacing w:after="10" w:before="0"/>
               <w:ind w:left="120"/>
             </w:pPr>
-            <w:hyperlink w:history="1" r:id="rId9qkm6neslrbcqwfpljwlp">
+            <w:hyperlink w:history="1" r:id="rIdqpyy1nuurvogn6di1pq6y">
               <w:r>
                 <w:rPr>
                   <w:rFonts w:ascii="Arial" w:cs="Arial" w:eastAsia="Arial" w:hAnsi="Arial"/>
@@ -12556,7 +12556,7 @@
             <w:pPr>
               <w:spacing w:after="20" w:before="0"/>
             </w:pPr>
-            <w:hyperlink w:history="1" r:id="rIdd716dhbmo7g027ykyj5k6">
+            <w:hyperlink w:history="1" r:id="rIdvi-oar-mvad51lqfailnj">
               <w:r>
                 <w:rPr>
                   <w:rFonts w:ascii="Arial" w:cs="Arial" w:eastAsia="Arial" w:hAnsi="Arial"/>
@@ -12589,7 +12589,7 @@
               <w:spacing w:after="10" w:before="0"/>
               <w:ind w:left="120"/>
             </w:pPr>
-            <w:hyperlink w:history="1" r:id="rIdowmbwycx9s9cwgwf9ifad">
+            <w:hyperlink w:history="1" r:id="rIdvkc3b5plha-tzc21zrsnd">
               <w:r>
                 <w:rPr>
                   <w:rFonts w:ascii="Arial" w:cs="Arial" w:eastAsia="Arial" w:hAnsi="Arial"/>
@@ -12784,7 +12784,313 @@
             <w:pPr>
               <w:spacing w:after="20" w:before="0"/>
             </w:pPr>
-            <w:hyperlink w:history="1" r:id="rIdlrfvyutdqt2hadjdfmebt">
+            <w:hyperlink w:history="1" r:id="rIdbu7wx7jvusvafmusmfs2w">
+              <w:r>
+                <w:rPr>
+                  <w:rFonts w:ascii="Arial" w:cs="Arial" w:eastAsia="Arial" w:hAnsi="Arial"/>
+                  <w:color w:val="2E75B6"/>
+                  <w:sz w:val="16"/>
+                  <w:szCs w:val="16"/>
+                  <w:u w:val="single" w:color="2E75B6"/>
+                </w:rPr>
+                <w:t xml:space="preserve">Worked example: Determining solute concentration by acid–base titration</w:t>
+              </w:r>
+            </w:hyperlink>
+          </w:p>
+          <w:p>
+            <w:pPr>
+              <w:spacing w:after="10" w:before="0"/>
+              <w:ind w:left="120"/>
+            </w:pPr>
+            <w:r>
+              <w:rPr>
+                <w:rFonts w:ascii="Arial" w:cs="Arial" w:eastAsia="Arial" w:hAnsi="Arial"/>
+                <w:color w:val="595959"/>
+                <w:sz w:val="14"/>
+                <w:szCs w:val="14"/>
+              </w:rPr>
+              <w:t xml:space="preserve">Source: Khan Academy (English - US curriculum)</w:t>
+            </w:r>
+          </w:p>
+          <w:p>
+            <w:pPr>
+              <w:spacing w:after="10" w:before="0"/>
+              <w:ind w:left="120"/>
+            </w:pPr>
+            <w:hyperlink w:history="1" r:id="rIddb8difl3s5z6dzmpsomrg">
+              <w:r>
+                <w:rPr>
+                  <w:rFonts w:ascii="Arial" w:cs="Arial" w:eastAsia="Arial" w:hAnsi="Arial"/>
+                  <w:color w:val="595959"/>
+                  <w:sz w:val="14"/>
+                  <w:szCs w:val="14"/>
+                  <w:u w:val="single" w:color="595959"/>
+                </w:rPr>
+                <w:t xml:space="preserve">🔍 Search ARES for similar videos</w:t>
+              </w:r>
+            </w:hyperlink>
+          </w:p>
+          <w:p>
+            <w:pPr>
+              <w:spacing w:after="40" w:before="0"/>
+            </w:pPr>
+            <w:r>
+              <w:rPr>
+                <w:sz w:val="14"/>
+                <w:szCs w:val="14"/>
+              </w:rPr>
+              <w:t xml:space="preserve"/>
+            </w:r>
+          </w:p>
+          <w:p>
+            <w:pPr>
+              <w:spacing w:after="20" w:before="0"/>
+            </w:pPr>
+            <w:r>
+              <w:rPr>
+                <w:rFonts w:ascii="Arial" w:cs="Arial" w:eastAsia="Arial" w:hAnsi="Arial"/>
+                <w:b/>
+                <w:bCs/>
+                <w:color w:val="1F3864"/>
+                <w:sz w:val="16"/>
+                <w:szCs w:val="16"/>
+              </w:rPr>
+              <w:t xml:space="preserve">📖 EXERCISE:</w:t>
+            </w:r>
+          </w:p>
+          <w:p>
+            <w:pPr>
+              <w:spacing w:after="20" w:before="0"/>
+            </w:pPr>
+            <w:hyperlink w:history="1" r:id="rIdyzydphn8t1l0hpf53zjbi">
+              <w:r>
+                <w:rPr>
+                  <w:rFonts w:ascii="Arial" w:cs="Arial" w:eastAsia="Arial" w:hAnsi="Arial"/>
+                  <w:color w:val="2E75B6"/>
+                  <w:sz w:val="16"/>
+                  <w:szCs w:val="16"/>
+                  <w:u w:val="single" w:color="2E75B6"/>
+                </w:rPr>
+                <w:t xml:space="preserve">Introduction to acid–base reactions</w:t>
+              </w:r>
+            </w:hyperlink>
+          </w:p>
+          <w:p>
+            <w:pPr>
+              <w:spacing w:after="10" w:before="0"/>
+              <w:ind w:left="120"/>
+            </w:pPr>
+            <w:r>
+              <w:rPr>
+                <w:rFonts w:ascii="Arial" w:cs="Arial" w:eastAsia="Arial" w:hAnsi="Arial"/>
+                <w:color w:val="595959"/>
+                <w:sz w:val="14"/>
+                <w:szCs w:val="14"/>
+              </w:rPr>
+              <w:t xml:space="preserve">Source: Khan Academy (English - US curriculum)</w:t>
+            </w:r>
+          </w:p>
+          <w:p>
+            <w:pPr>
+              <w:spacing w:after="10" w:before="0"/>
+              <w:ind w:left="120"/>
+            </w:pPr>
+            <w:hyperlink w:history="1" r:id="rIdnlmanjxtidfyghf_jnvhu">
+              <w:r>
+                <w:rPr>
+                  <w:rFonts w:ascii="Arial" w:cs="Arial" w:eastAsia="Arial" w:hAnsi="Arial"/>
+                  <w:color w:val="595959"/>
+                  <w:sz w:val="14"/>
+                  <w:szCs w:val="14"/>
+                  <w:u w:val="single" w:color="595959"/>
+                </w:rPr>
+                <w:t xml:space="preserve">🔍 Search ARES for similar readings</w:t>
+              </w:r>
+            </w:hyperlink>
+          </w:p>
+        </w:tc>
+        <w:tc>
+          <w:tcPr>
+            <w:tcW w:type="dxa" w:w="3040"/>
+            <w:shd w:fill="FFFFFF" w:color="auto" w:val="clear"/>
+            <w:tcMar>
+              <w:top w:type="dxa" w:w="60"/>
+              <w:left w:type="dxa" w:w="120"/>
+              <w:bottom w:type="dxa" w:w="60"/>
+              <w:right w:type="dxa" w:w="120"/>
+            </w:tcMar>
+            <w:vAlign w:val="top"/>
+          </w:tcPr>
+          <w:p>
+            <w:pPr>
+              <w:spacing w:after="40" w:before="0"/>
+              <w:jc w:val="left"/>
+            </w:pPr>
+            <w:r>
+              <w:rPr>
+                <w:rFonts w:ascii="Arial" w:cs="Arial" w:eastAsia="Arial" w:hAnsi="Arial"/>
+                <w:b w:val="false"/>
+                <w:bCs w:val="false"/>
+                <w:i w:val="false"/>
+                <w:iCs w:val="false"/>
+                <w:color w:val="000000"/>
+                <w:sz w:val="18"/>
+                <w:szCs w:val="18"/>
+              </w:rPr>
+              <w:t xml:space="preserve">With 5 minutes remaining after the Explain Phase, the class stands at the DQB. Teacher reads aloud the sticky-note predictions posted at the start of this lesson. Students vote by show of hands on which predictions today's experiments have now answered. Answered predictions get a green dot sticker. Then each group writes one new question that arose from today's experiments on a fresh sticky note and posts it in the New Questions column. Expected new questions include: Why does the sufuria pit but not dissolve completely? Why does the neutralisation reaction produce heat? Do all acids react with all metals? If antacids produce CO2 in the stomach, does that cause discomfort? What happens to the salt that forms in the test tube — can we get it back? Teacher reads two or three new questions aloud, affirms them as genuine scientific questions, and tells students that the question about what salts do after they are formed will drive Lesson 5. Teacher then announces: Before you leave today, each group will set up a petri dish with one of four salt samples — sodium chloride, anhydrous calcium chloride, washing soda crystals, or copper sulfate crystals — weigh them on the balance, and leave them open on the shelf. We will observe and reweigh them at the start of Lesson 5 tomorrow.</w:t>
+            </w:r>
+          </w:p>
+        </w:tc>
+        <w:tc>
+          <w:tcPr>
+            <w:tcW w:type="dxa" w:w="3040"/>
+            <w:shd w:fill="F2F2F2" w:color="auto" w:val="clear"/>
+            <w:tcMar>
+              <w:top w:type="dxa" w:w="60"/>
+              <w:left w:type="dxa" w:w="120"/>
+              <w:bottom w:type="dxa" w:w="60"/>
+              <w:right w:type="dxa" w:w="120"/>
+            </w:tcMar>
+            <w:vAlign w:val="top"/>
+          </w:tcPr>
+          <w:p>
+            <w:pPr>
+              <w:spacing w:after="40" w:before="0"/>
+              <w:jc w:val="left"/>
+            </w:pPr>
+            <w:r>
+              <w:rPr>
+                <w:rFonts w:ascii="Arial" w:cs="Arial" w:eastAsia="Arial" w:hAnsi="Arial"/>
+                <w:b w:val="false"/>
+                <w:bCs w:val="false"/>
+                <w:i w:val="false"/>
+                <w:iCs w:val="false"/>
+                <w:color w:val="000000"/>
+                <w:sz w:val="18"/>
+                <w:szCs w:val="18"/>
+              </w:rPr>
+              <w:t xml:space="preserve">Teacher says: Look at what you predicted at the start of this lesson. Hold up green cards if you think today has given you evidence to answer prediction number one — that the metal changes when acid touches it. [WAIT 10 seconds for card show.] Green dot goes on. Now — what new questions did today raise? Something you did not expect, something that surprised you, or something you want to know more about. Write one question per group. You have 90 seconds. [WAIT 90 seconds.] Teacher reads two new questions: This group asks whether all metals react with all acids — excellent. That is a testable question. This group asks why heat was released in neutralisation — that is a question about energy in reactions, which connects to chemistry at a deeper level. Both go on the board. Now let us set up our Lesson 5 investigation before the bell.</w:t>
+            </w:r>
+          </w:p>
+        </w:tc>
+        <w:tc>
+          <w:tcPr>
+            <w:tcW w:type="dxa" w:w="3040"/>
+            <w:shd w:fill="FFFFFF" w:color="auto" w:val="clear"/>
+            <w:tcMar>
+              <w:top w:type="dxa" w:w="60"/>
+              <w:left w:type="dxa" w:w="120"/>
+              <w:bottom w:type="dxa" w:w="60"/>
+              <w:right w:type="dxa" w:w="120"/>
+            </w:tcMar>
+            <w:vAlign w:val="top"/>
+          </w:tcPr>
+          <w:p>
+            <w:pPr>
+              <w:spacing w:after="40" w:before="0"/>
+              <w:jc w:val="left"/>
+            </w:pPr>
+            <w:r>
+              <w:rPr>
+                <w:rFonts w:ascii="Arial" w:cs="Arial" w:eastAsia="Arial" w:hAnsi="Arial"/>
+                <w:b w:val="false"/>
+                <w:bCs w:val="false"/>
+                <w:i w:val="false"/>
+                <w:iCs w:val="false"/>
+                <w:color w:val="000000"/>
+                <w:sz w:val="18"/>
+                <w:szCs w:val="18"/>
+              </w:rPr>
+              <w:t xml:space="preserve">Green-dotting answered predictions makes progress visible and builds confidence. New-question generation keeps the inquiry open and student-owned. Publicly linking a new question to Lesson 5 creates anticipation and narrative continuity across the sequence.</w:t>
+            </w:r>
+          </w:p>
+        </w:tc>
+        <w:tc>
+          <w:tcPr>
+            <w:tcW w:type="dxa" w:w="3040"/>
+            <w:shd w:fill="F2F2F2" w:color="auto" w:val="clear"/>
+            <w:tcMar>
+              <w:top w:type="dxa" w:w="60"/>
+              <w:left w:type="dxa" w:w="120"/>
+              <w:bottom w:type="dxa" w:w="60"/>
+              <w:right w:type="dxa" w:w="120"/>
+            </w:tcMar>
+            <w:vAlign w:val="top"/>
+          </w:tcPr>
+          <w:p>
+            <w:pPr>
+              <w:spacing w:after="40" w:before="0"/>
+              <w:jc w:val="left"/>
+            </w:pPr>
+            <w:r>
+              <w:rPr>
+                <w:rFonts w:ascii="Arial" w:cs="Arial" w:eastAsia="Arial" w:hAnsi="Arial"/>
+                <w:b w:val="false"/>
+                <w:bCs w:val="false"/>
+                <w:i w:val="false"/>
+                <w:iCs w:val="false"/>
+                <w:color w:val="000000"/>
+                <w:sz w:val="18"/>
+                <w:szCs w:val="18"/>
+              </w:rPr>
+              <w:t xml:space="preserve">Teacher notes which groups generate genuine mechanistic questions (why, how, what if) versus procedural ones, as an indicator of inquiry depth. The petri-dish setup requires correct use of the balance — teacher checks each group masses the sample and records it before leaving, serving as a science-skills formative check.</w:t>
+            </w:r>
+          </w:p>
+        </w:tc>
+      </w:tr>
+      <w:tr>
+        <w:tc>
+          <w:tcPr>
+            <w:tcW w:type="dxa" w:w="1520"/>
+            <w:shd w:fill="D5E8F0" w:color="auto" w:val="clear"/>
+            <w:tcMar>
+              <w:top w:type="dxa" w:w="60"/>
+              <w:left w:type="dxa" w:w="120"/>
+              <w:bottom w:type="dxa" w:w="60"/>
+              <w:right w:type="dxa" w:w="120"/>
+            </w:tcMar>
+            <w:vAlign w:val="top"/>
+          </w:tcPr>
+          <w:p>
+            <w:pPr>
+              <w:spacing w:after="40" w:before="0"/>
+              <w:jc w:val="left"/>
+            </w:pPr>
+            <w:r>
+              <w:rPr>
+                <w:rFonts w:ascii="Arial" w:cs="Arial" w:eastAsia="Arial" w:hAnsi="Arial"/>
+                <w:b/>
+                <w:bCs/>
+                <w:i w:val="false"/>
+                <w:iCs w:val="false"/>
+                <w:color w:val="000000"/>
+                <w:sz w:val="18"/>
+                <w:szCs w:val="18"/>
+              </w:rPr>
+              <w:t xml:space="preserve">Model Building Phase</w:t>
+            </w:r>
+          </w:p>
+          <w:p>
+            <w:pPr>
+              <w:spacing w:after="20" w:before="0"/>
+            </w:pPr>
+            <w:r>
+              <w:rPr>
+                <w:rFonts w:ascii="Arial" w:cs="Arial" w:eastAsia="Arial" w:hAnsi="Arial"/>
+                <w:b/>
+                <w:bCs/>
+                <w:color w:val="1F3864"/>
+                <w:sz w:val="16"/>
+                <w:szCs w:val="16"/>
+              </w:rPr>
+              <w:t xml:space="preserve">📹 VIDEO:</w:t>
+            </w:r>
+          </w:p>
+          <w:p>
+            <w:pPr>
+              <w:spacing w:after="20" w:before="0"/>
+            </w:pPr>
+            <w:hyperlink w:history="1" r:id="rIdszwgiyzwgrrpdcuwgfiog">
               <w:r>
                 <w:rPr>
                   <w:rFonts w:ascii="Arial" w:cs="Arial" w:eastAsia="Arial" w:hAnsi="Arial"/>
@@ -12817,7 +13123,7 @@
               <w:spacing w:after="10" w:before="0"/>
               <w:ind w:left="120"/>
             </w:pPr>
-            <w:hyperlink w:history="1" r:id="rId1ne-kvazhsnet6uabbpkh">
+            <w:hyperlink w:history="1" r:id="rIdddk8kht-gtxg6fyoqqux2">
               <w:r>
                 <w:rPr>
                   <w:rFonts w:ascii="Arial" w:cs="Arial" w:eastAsia="Arial" w:hAnsi="Arial"/>
@@ -12862,7 +13168,7 @@
             <w:pPr>
               <w:spacing w:after="20" w:before="0"/>
             </w:pPr>
-            <w:hyperlink w:history="1" r:id="rIdmylaeel9zrsdjfmvs7mga">
+            <w:hyperlink w:history="1" r:id="rIdcw1uvxeayxmxyer2htcwc">
               <w:r>
                 <w:rPr>
                   <w:rFonts w:ascii="Arial" w:cs="Arial" w:eastAsia="Arial" w:hAnsi="Arial"/>
@@ -12895,313 +13201,7 @@
               <w:spacing w:after="10" w:before="0"/>
               <w:ind w:left="120"/>
             </w:pPr>
-            <w:hyperlink w:history="1" r:id="rIdsxcxkihgnpyv6xz-9stqt">
-              <w:r>
-                <w:rPr>
-                  <w:rFonts w:ascii="Arial" w:cs="Arial" w:eastAsia="Arial" w:hAnsi="Arial"/>
-                  <w:color w:val="595959"/>
-                  <w:sz w:val="14"/>
-                  <w:szCs w:val="14"/>
-                  <w:u w:val="single" w:color="595959"/>
-                </w:rPr>
-                <w:t xml:space="preserve">🔍 Search ARES for similar readings</w:t>
-              </w:r>
-            </w:hyperlink>
-          </w:p>
-        </w:tc>
-        <w:tc>
-          <w:tcPr>
-            <w:tcW w:type="dxa" w:w="3040"/>
-            <w:shd w:fill="FFFFFF" w:color="auto" w:val="clear"/>
-            <w:tcMar>
-              <w:top w:type="dxa" w:w="60"/>
-              <w:left w:type="dxa" w:w="120"/>
-              <w:bottom w:type="dxa" w:w="60"/>
-              <w:right w:type="dxa" w:w="120"/>
-            </w:tcMar>
-            <w:vAlign w:val="top"/>
-          </w:tcPr>
-          <w:p>
-            <w:pPr>
-              <w:spacing w:after="40" w:before="0"/>
-              <w:jc w:val="left"/>
-            </w:pPr>
-            <w:r>
-              <w:rPr>
-                <w:rFonts w:ascii="Arial" w:cs="Arial" w:eastAsia="Arial" w:hAnsi="Arial"/>
-                <w:b w:val="false"/>
-                <w:bCs w:val="false"/>
-                <w:i w:val="false"/>
-                <w:iCs w:val="false"/>
-                <w:color w:val="000000"/>
-                <w:sz w:val="18"/>
-                <w:szCs w:val="18"/>
-              </w:rPr>
-              <w:t xml:space="preserve">With 5 minutes remaining after the Explain Phase, the class stands at the DQB. Teacher reads aloud the sticky-note predictions posted at the start of this lesson. Students vote by show of hands on which predictions today's experiments have now answered. Answered predictions get a green dot sticker. Then each group writes one new question that arose from today's experiments on a fresh sticky note and posts it in the New Questions column. Expected new questions include: Why does the sufuria pit but not dissolve completely? Why does the neutralisation reaction produce heat? Do all acids react with all metals? If antacids produce CO2 in the stomach, does that cause discomfort? What happens to the salt that forms in the test tube — can we get it back? Teacher reads two or three new questions aloud, affirms them as genuine scientific questions, and tells students that the question about what salts do after they are formed will drive Lesson 5. Teacher then announces: Before you leave today, each group will set up a petri dish with one of four salt samples — sodium chloride, anhydrous calcium chloride, washing soda crystals, or copper sulfate crystals — weigh them on the balance, and leave them open on the shelf. We will observe and reweigh them at the start of Lesson 5 tomorrow.</w:t>
-            </w:r>
-          </w:p>
-        </w:tc>
-        <w:tc>
-          <w:tcPr>
-            <w:tcW w:type="dxa" w:w="3040"/>
-            <w:shd w:fill="F2F2F2" w:color="auto" w:val="clear"/>
-            <w:tcMar>
-              <w:top w:type="dxa" w:w="60"/>
-              <w:left w:type="dxa" w:w="120"/>
-              <w:bottom w:type="dxa" w:w="60"/>
-              <w:right w:type="dxa" w:w="120"/>
-            </w:tcMar>
-            <w:vAlign w:val="top"/>
-          </w:tcPr>
-          <w:p>
-            <w:pPr>
-              <w:spacing w:after="40" w:before="0"/>
-              <w:jc w:val="left"/>
-            </w:pPr>
-            <w:r>
-              <w:rPr>
-                <w:rFonts w:ascii="Arial" w:cs="Arial" w:eastAsia="Arial" w:hAnsi="Arial"/>
-                <w:b w:val="false"/>
-                <w:bCs w:val="false"/>
-                <w:i w:val="false"/>
-                <w:iCs w:val="false"/>
-                <w:color w:val="000000"/>
-                <w:sz w:val="18"/>
-                <w:szCs w:val="18"/>
-              </w:rPr>
-              <w:t xml:space="preserve">Teacher says: Look at what you predicted at the start of this lesson. Hold up green cards if you think today has given you evidence to answer prediction number one — that the metal changes when acid touches it. [WAIT 10 seconds for card show.] Green dot goes on. Now — what new questions did today raise? Something you did not expect, something that surprised you, or something you want to know more about. Write one question per group. You have 90 seconds. [WAIT 90 seconds.] Teacher reads two new questions: This group asks whether all metals react with all acids — excellent. That is a testable question. This group asks why heat was released in neutralisation — that is a question about energy in reactions, which connects to chemistry at a deeper level. Both go on the board. Now let us set up our Lesson 5 investigation before the bell.</w:t>
-            </w:r>
-          </w:p>
-        </w:tc>
-        <w:tc>
-          <w:tcPr>
-            <w:tcW w:type="dxa" w:w="3040"/>
-            <w:shd w:fill="FFFFFF" w:color="auto" w:val="clear"/>
-            <w:tcMar>
-              <w:top w:type="dxa" w:w="60"/>
-              <w:left w:type="dxa" w:w="120"/>
-              <w:bottom w:type="dxa" w:w="60"/>
-              <w:right w:type="dxa" w:w="120"/>
-            </w:tcMar>
-            <w:vAlign w:val="top"/>
-          </w:tcPr>
-          <w:p>
-            <w:pPr>
-              <w:spacing w:after="40" w:before="0"/>
-              <w:jc w:val="left"/>
-            </w:pPr>
-            <w:r>
-              <w:rPr>
-                <w:rFonts w:ascii="Arial" w:cs="Arial" w:eastAsia="Arial" w:hAnsi="Arial"/>
-                <w:b w:val="false"/>
-                <w:bCs w:val="false"/>
-                <w:i w:val="false"/>
-                <w:iCs w:val="false"/>
-                <w:color w:val="000000"/>
-                <w:sz w:val="18"/>
-                <w:szCs w:val="18"/>
-              </w:rPr>
-              <w:t xml:space="preserve">Green-dotting answered predictions makes progress visible and builds confidence. New-question generation keeps the inquiry open and student-owned. Publicly linking a new question to Lesson 5 creates anticipation and narrative continuity across the sequence.</w:t>
-            </w:r>
-          </w:p>
-        </w:tc>
-        <w:tc>
-          <w:tcPr>
-            <w:tcW w:type="dxa" w:w="3040"/>
-            <w:shd w:fill="F2F2F2" w:color="auto" w:val="clear"/>
-            <w:tcMar>
-              <w:top w:type="dxa" w:w="60"/>
-              <w:left w:type="dxa" w:w="120"/>
-              <w:bottom w:type="dxa" w:w="60"/>
-              <w:right w:type="dxa" w:w="120"/>
-            </w:tcMar>
-            <w:vAlign w:val="top"/>
-          </w:tcPr>
-          <w:p>
-            <w:pPr>
-              <w:spacing w:after="40" w:before="0"/>
-              <w:jc w:val="left"/>
-            </w:pPr>
-            <w:r>
-              <w:rPr>
-                <w:rFonts w:ascii="Arial" w:cs="Arial" w:eastAsia="Arial" w:hAnsi="Arial"/>
-                <w:b w:val="false"/>
-                <w:bCs w:val="false"/>
-                <w:i w:val="false"/>
-                <w:iCs w:val="false"/>
-                <w:color w:val="000000"/>
-                <w:sz w:val="18"/>
-                <w:szCs w:val="18"/>
-              </w:rPr>
-              <w:t xml:space="preserve">Teacher notes which groups generate genuine mechanistic questions (why, how, what if) versus procedural ones, as an indicator of inquiry depth. The petri-dish setup requires correct use of the balance — teacher checks each group masses the sample and records it before leaving, serving as a science-skills formative check.</w:t>
-            </w:r>
-          </w:p>
-        </w:tc>
-      </w:tr>
-      <w:tr>
-        <w:tc>
-          <w:tcPr>
-            <w:tcW w:type="dxa" w:w="1520"/>
-            <w:shd w:fill="D5E8F0" w:color="auto" w:val="clear"/>
-            <w:tcMar>
-              <w:top w:type="dxa" w:w="60"/>
-              <w:left w:type="dxa" w:w="120"/>
-              <w:bottom w:type="dxa" w:w="60"/>
-              <w:right w:type="dxa" w:w="120"/>
-            </w:tcMar>
-            <w:vAlign w:val="top"/>
-          </w:tcPr>
-          <w:p>
-            <w:pPr>
-              <w:spacing w:after="40" w:before="0"/>
-              <w:jc w:val="left"/>
-            </w:pPr>
-            <w:r>
-              <w:rPr>
-                <w:rFonts w:ascii="Arial" w:cs="Arial" w:eastAsia="Arial" w:hAnsi="Arial"/>
-                <w:b/>
-                <w:bCs/>
-                <w:i w:val="false"/>
-                <w:iCs w:val="false"/>
-                <w:color w:val="000000"/>
-                <w:sz w:val="18"/>
-                <w:szCs w:val="18"/>
-              </w:rPr>
-              <w:t xml:space="preserve">Model Building Phase</w:t>
-            </w:r>
-          </w:p>
-          <w:p>
-            <w:pPr>
-              <w:spacing w:after="20" w:before="0"/>
-            </w:pPr>
-            <w:r>
-              <w:rPr>
-                <w:rFonts w:ascii="Arial" w:cs="Arial" w:eastAsia="Arial" w:hAnsi="Arial"/>
-                <w:b/>
-                <w:bCs/>
-                <w:color w:val="1F3864"/>
-                <w:sz w:val="16"/>
-                <w:szCs w:val="16"/>
-              </w:rPr>
-              <w:t xml:space="preserve">📹 VIDEO:</w:t>
-            </w:r>
-          </w:p>
-          <w:p>
-            <w:pPr>
-              <w:spacing w:after="20" w:before="0"/>
-            </w:pPr>
-            <w:hyperlink w:history="1" r:id="rIdoztewweugrm5vg7tlkxts">
-              <w:r>
-                <w:rPr>
-                  <w:rFonts w:ascii="Arial" w:cs="Arial" w:eastAsia="Arial" w:hAnsi="Arial"/>
-                  <w:color w:val="2E75B6"/>
-                  <w:sz w:val="16"/>
-                  <w:szCs w:val="16"/>
-                  <w:u w:val="single" w:color="2E75B6"/>
-                </w:rPr>
-                <w:t xml:space="preserve">Krebs / citric acid cycle -dubbed(KY)</w:t>
-              </w:r>
-            </w:hyperlink>
-          </w:p>
-          <w:p>
-            <w:pPr>
-              <w:spacing w:after="10" w:before="0"/>
-              <w:ind w:left="120"/>
-            </w:pPr>
-            <w:r>
-              <w:rPr>
-                <w:rFonts w:ascii="Arial" w:cs="Arial" w:eastAsia="Arial" w:hAnsi="Arial"/>
-                <w:color w:val="595959"/>
-                <w:sz w:val="14"/>
-                <w:szCs w:val="14"/>
-              </w:rPr>
-              <w:t xml:space="preserve">Source: Khan Academy (Kiswahili)</w:t>
-            </w:r>
-          </w:p>
-          <w:p>
-            <w:pPr>
-              <w:spacing w:after="10" w:before="0"/>
-              <w:ind w:left="120"/>
-            </w:pPr>
-            <w:hyperlink w:history="1" r:id="rId3sswomzk7x0si2bor-twe">
-              <w:r>
-                <w:rPr>
-                  <w:rFonts w:ascii="Arial" w:cs="Arial" w:eastAsia="Arial" w:hAnsi="Arial"/>
-                  <w:color w:val="595959"/>
-                  <w:sz w:val="14"/>
-                  <w:szCs w:val="14"/>
-                  <w:u w:val="single" w:color="595959"/>
-                </w:rPr>
-                <w:t xml:space="preserve">🔍 Search ARES for similar videos</w:t>
-              </w:r>
-            </w:hyperlink>
-          </w:p>
-          <w:p>
-            <w:pPr>
-              <w:spacing w:after="40" w:before="0"/>
-            </w:pPr>
-            <w:r>
-              <w:rPr>
-                <w:sz w:val="14"/>
-                <w:szCs w:val="14"/>
-              </w:rPr>
-              <w:t xml:space="preserve"/>
-            </w:r>
-          </w:p>
-          <w:p>
-            <w:pPr>
-              <w:spacing w:after="20" w:before="0"/>
-            </w:pPr>
-            <w:r>
-              <w:rPr>
-                <w:rFonts w:ascii="Arial" w:cs="Arial" w:eastAsia="Arial" w:hAnsi="Arial"/>
-                <w:b/>
-                <w:bCs/>
-                <w:color w:val="1F3864"/>
-                <w:sz w:val="16"/>
-                <w:szCs w:val="16"/>
-              </w:rPr>
-              <w:t xml:space="preserve">📖 EXERCISE:</w:t>
-            </w:r>
-          </w:p>
-          <w:p>
-            <w:pPr>
-              <w:spacing w:after="20" w:before="0"/>
-            </w:pPr>
-            <w:hyperlink w:history="1" r:id="rIdszq6xhyyhfba83nissth6">
-              <w:r>
-                <w:rPr>
-                  <w:rFonts w:ascii="Arial" w:cs="Arial" w:eastAsia="Arial" w:hAnsi="Arial"/>
-                  <w:color w:val="2E75B6"/>
-                  <w:sz w:val="16"/>
-                  <w:szCs w:val="16"/>
-                  <w:u w:val="single" w:color="2E75B6"/>
-                </w:rPr>
-                <w:t xml:space="preserve">Introduction to acid–base reactions</w:t>
-              </w:r>
-            </w:hyperlink>
-          </w:p>
-          <w:p>
-            <w:pPr>
-              <w:spacing w:after="10" w:before="0"/>
-              <w:ind w:left="120"/>
-            </w:pPr>
-            <w:r>
-              <w:rPr>
-                <w:rFonts w:ascii="Arial" w:cs="Arial" w:eastAsia="Arial" w:hAnsi="Arial"/>
-                <w:color w:val="595959"/>
-                <w:sz w:val="14"/>
-                <w:szCs w:val="14"/>
-              </w:rPr>
-              <w:t xml:space="preserve">Source: Khan Academy (English - US curriculum)</w:t>
-            </w:r>
-          </w:p>
-          <w:p>
-            <w:pPr>
-              <w:spacing w:after="10" w:before="0"/>
-              <w:ind w:left="120"/>
-            </w:pPr>
-            <w:hyperlink w:history="1" r:id="rIdsdhthqbpycfjhvl90huxs">
+            <w:hyperlink w:history="1" r:id="rIdvdazboe13-ya1cfj0afu5">
               <w:r>
                 <w:rPr>
                   <w:rFonts w:ascii="Arial" w:cs="Arial" w:eastAsia="Arial" w:hAnsi="Arial"/>
@@ -14688,7 +14688,7 @@
             <w:pPr>
               <w:spacing w:after="20" w:before="0"/>
             </w:pPr>
-            <w:hyperlink w:history="1" r:id="rIdo8mtbo-mbddze1mcxzcwe">
+            <w:hyperlink w:history="1" r:id="rIdxbja2eryjkyvegzlwymgf">
               <w:r>
                 <w:rPr>
                   <w:rFonts w:ascii="Arial" w:cs="Arial" w:eastAsia="Arial" w:hAnsi="Arial"/>
@@ -14721,7 +14721,7 @@
               <w:spacing w:after="10" w:before="0"/>
               <w:ind w:left="120"/>
             </w:pPr>
-            <w:hyperlink w:history="1" r:id="rIdbrtyvd-uoqkykbd9tagll">
+            <w:hyperlink w:history="1" r:id="rIdgqpyo5zo1flagqg08ligs">
               <w:r>
                 <w:rPr>
                   <w:rFonts w:ascii="Arial" w:cs="Arial" w:eastAsia="Arial" w:hAnsi="Arial"/>
@@ -14766,7 +14766,7 @@
             <w:pPr>
               <w:spacing w:after="20" w:before="0"/>
             </w:pPr>
-            <w:hyperlink w:history="1" r:id="rIdisnwgznrekla8k-2x0zxa">
+            <w:hyperlink w:history="1" r:id="rIdgumdo2bguw6d9hjerssop">
               <w:r>
                 <w:rPr>
                   <w:rFonts w:ascii="Arial" w:cs="Arial" w:eastAsia="Arial" w:hAnsi="Arial"/>
@@ -14799,7 +14799,7 @@
               <w:spacing w:after="10" w:before="0"/>
               <w:ind w:left="120"/>
             </w:pPr>
-            <w:hyperlink w:history="1" r:id="rIdgqvtxczstkjkm5muf0lds">
+            <w:hyperlink w:history="1" r:id="rId_fv1lwhra3poyjsuv24n-">
               <w:r>
                 <w:rPr>
                   <w:rFonts w:ascii="Arial" w:cs="Arial" w:eastAsia="Arial" w:hAnsi="Arial"/>
@@ -14994,7 +14994,7 @@
             <w:pPr>
               <w:spacing w:after="20" w:before="0"/>
             </w:pPr>
-            <w:hyperlink w:history="1" r:id="rIdqeakzy4-xszt0qf-i30yw">
+            <w:hyperlink w:history="1" r:id="rIdlauebbad3hhufg-lsqhlg">
               <w:r>
                 <w:rPr>
                   <w:rFonts w:ascii="Arial" w:cs="Arial" w:eastAsia="Arial" w:hAnsi="Arial"/>
@@ -15027,7 +15027,7 @@
               <w:spacing w:after="10" w:before="0"/>
               <w:ind w:left="120"/>
             </w:pPr>
-            <w:hyperlink w:history="1" r:id="rIdforkhdffofsdoj0no-_r1">
+            <w:hyperlink w:history="1" r:id="rIdmbnhlzxz0qgo621tjfoar">
               <w:r>
                 <w:rPr>
                   <w:rFonts w:ascii="Arial" w:cs="Arial" w:eastAsia="Arial" w:hAnsi="Arial"/>
@@ -15072,7 +15072,7 @@
             <w:pPr>
               <w:spacing w:after="20" w:before="0"/>
             </w:pPr>
-            <w:hyperlink w:history="1" r:id="rIdu9vbb9pczk7k4u6tjqubv">
+            <w:hyperlink w:history="1" r:id="rIdggy0oozg-r4ylca4814pj">
               <w:r>
                 <w:rPr>
                   <w:rFonts w:ascii="Arial" w:cs="Arial" w:eastAsia="Arial" w:hAnsi="Arial"/>
@@ -15105,7 +15105,7 @@
               <w:spacing w:after="10" w:before="0"/>
               <w:ind w:left="120"/>
             </w:pPr>
-            <w:hyperlink w:history="1" r:id="rId8ah3dvefausige1lsumyy">
+            <w:hyperlink w:history="1" r:id="rIda6krdedxt_lzu3m0wtcej">
               <w:r>
                 <w:rPr>
                   <w:rFonts w:ascii="Arial" w:cs="Arial" w:eastAsia="Arial" w:hAnsi="Arial"/>
@@ -15300,7 +15300,7 @@
             <w:pPr>
               <w:spacing w:after="20" w:before="0"/>
             </w:pPr>
-            <w:hyperlink w:history="1" r:id="rIdr3vqb1nyn6jcnkariutmq">
+            <w:hyperlink w:history="1" r:id="rIdzgsrpahfjzzwq6ugdei1x">
               <w:r>
                 <w:rPr>
                   <w:rFonts w:ascii="Arial" w:cs="Arial" w:eastAsia="Arial" w:hAnsi="Arial"/>
@@ -15333,7 +15333,7 @@
               <w:spacing w:after="10" w:before="0"/>
               <w:ind w:left="120"/>
             </w:pPr>
-            <w:hyperlink w:history="1" r:id="rIdwj0tqx07whqvn3buvkpk-">
+            <w:hyperlink w:history="1" r:id="rIddxoylap7wccevoebdne0t">
               <w:r>
                 <w:rPr>
                   <w:rFonts w:ascii="Arial" w:cs="Arial" w:eastAsia="Arial" w:hAnsi="Arial"/>
@@ -15378,7 +15378,7 @@
             <w:pPr>
               <w:spacing w:after="20" w:before="0"/>
             </w:pPr>
-            <w:hyperlink w:history="1" r:id="rIdsgvkwd7fhxi7-m8mllyqk">
+            <w:hyperlink w:history="1" r:id="rIdyqqmnaxqy-zvm2p-u1bcj">
               <w:r>
                 <w:rPr>
                   <w:rFonts w:ascii="Arial" w:cs="Arial" w:eastAsia="Arial" w:hAnsi="Arial"/>
@@ -15411,7 +15411,7 @@
               <w:spacing w:after="10" w:before="0"/>
               <w:ind w:left="120"/>
             </w:pPr>
-            <w:hyperlink w:history="1" r:id="rId9e2vn7hlndnyi7jnmjmas">
+            <w:hyperlink w:history="1" r:id="rIdw-6zsz7i8fekoxjwzjgsg">
               <w:r>
                 <w:rPr>
                   <w:rFonts w:ascii="Arial" w:cs="Arial" w:eastAsia="Arial" w:hAnsi="Arial"/>
@@ -15606,7 +15606,7 @@
             <w:pPr>
               <w:spacing w:after="20" w:before="0"/>
             </w:pPr>
-            <w:hyperlink w:history="1" r:id="rId2wpgvxu3nq6867tsqseq9">
+            <w:hyperlink w:history="1" r:id="rIddnu6tnymsltklmzmqbqk2">
               <w:r>
                 <w:rPr>
                   <w:rFonts w:ascii="Arial" w:cs="Arial" w:eastAsia="Arial" w:hAnsi="Arial"/>
@@ -15639,7 +15639,7 @@
               <w:spacing w:after="10" w:before="0"/>
               <w:ind w:left="120"/>
             </w:pPr>
-            <w:hyperlink w:history="1" r:id="rIdd8pd3jxlwtxfoyggo9koh">
+            <w:hyperlink w:history="1" r:id="rId1m4jrb7ail_vldajkf7jq">
               <w:r>
                 <w:rPr>
                   <w:rFonts w:ascii="Arial" w:cs="Arial" w:eastAsia="Arial" w:hAnsi="Arial"/>
@@ -15684,7 +15684,7 @@
             <w:pPr>
               <w:spacing w:after="20" w:before="0"/>
             </w:pPr>
-            <w:hyperlink w:history="1" r:id="rIdcilu1xbtgj9bd9gffbfuk">
+            <w:hyperlink w:history="1" r:id="rIdlgltpamv6jez6qjv3h2kq">
               <w:r>
                 <w:rPr>
                   <w:rFonts w:ascii="Arial" w:cs="Arial" w:eastAsia="Arial" w:hAnsi="Arial"/>
@@ -15717,7 +15717,7 @@
               <w:spacing w:after="10" w:before="0"/>
               <w:ind w:left="120"/>
             </w:pPr>
-            <w:hyperlink w:history="1" r:id="rId8zayzrbmbgtt4cjv6afzp">
+            <w:hyperlink w:history="1" r:id="rIdqxdqzdszzs4cqtqhv5zs4">
               <w:r>
                 <w:rPr>
                   <w:rFonts w:ascii="Arial" w:cs="Arial" w:eastAsia="Arial" w:hAnsi="Arial"/>
@@ -15912,7 +15912,7 @@
             <w:pPr>
               <w:spacing w:after="20" w:before="0"/>
             </w:pPr>
-            <w:hyperlink w:history="1" r:id="rIdcwrfha41-6wtpbo8qfism">
+            <w:hyperlink w:history="1" r:id="rIdga7go5_wigz6mf7p9tnj5">
               <w:r>
                 <w:rPr>
                   <w:rFonts w:ascii="Arial" w:cs="Arial" w:eastAsia="Arial" w:hAnsi="Arial"/>
@@ -15945,7 +15945,7 @@
               <w:spacing w:after="10" w:before="0"/>
               <w:ind w:left="120"/>
             </w:pPr>
-            <w:hyperlink w:history="1" r:id="rId2hjc5zgxuqyxgj2wsmqid">
+            <w:hyperlink w:history="1" r:id="rIdybfqlt_onw6bmxeina0vw">
               <w:r>
                 <w:rPr>
                   <w:rFonts w:ascii="Arial" w:cs="Arial" w:eastAsia="Arial" w:hAnsi="Arial"/>
@@ -15990,7 +15990,7 @@
             <w:pPr>
               <w:spacing w:after="20" w:before="0"/>
             </w:pPr>
-            <w:hyperlink w:history="1" r:id="rIdhinabbmqvcvxndffaxs8e">
+            <w:hyperlink w:history="1" r:id="rIdkwrwxcnqyds_9_zwjc04k">
               <w:r>
                 <w:rPr>
                   <w:rFonts w:ascii="Arial" w:cs="Arial" w:eastAsia="Arial" w:hAnsi="Arial"/>
@@ -16023,7 +16023,7 @@
               <w:spacing w:after="10" w:before="0"/>
               <w:ind w:left="120"/>
             </w:pPr>
-            <w:hyperlink w:history="1" r:id="rIdhdyoi_csoqca8ddbymkks">
+            <w:hyperlink w:history="1" r:id="rIdrfy27texuoxxp-4cc1lbs">
               <w:r>
                 <w:rPr>
                   <w:rFonts w:ascii="Arial" w:cs="Arial" w:eastAsia="Arial" w:hAnsi="Arial"/>
@@ -17510,7 +17510,7 @@
             <w:pPr>
               <w:spacing w:after="20" w:before="0"/>
             </w:pPr>
-            <w:hyperlink w:history="1" r:id="rIdr6jbu_jrukrnhbwetrjrx">
+            <w:hyperlink w:history="1" r:id="rIdecsicmiqsydnuhser_sha">
               <w:r>
                 <w:rPr>
                   <w:rFonts w:ascii="Arial" w:cs="Arial" w:eastAsia="Arial" w:hAnsi="Arial"/>
@@ -17543,7 +17543,7 @@
               <w:spacing w:after="10" w:before="0"/>
               <w:ind w:left="120"/>
             </w:pPr>
-            <w:hyperlink w:history="1" r:id="rIdxf4pgt3ohwllnzinr_dva">
+            <w:hyperlink w:history="1" r:id="rIdc0pgbfkujfyybysyvdo-e">
               <w:r>
                 <w:rPr>
                   <w:rFonts w:ascii="Arial" w:cs="Arial" w:eastAsia="Arial" w:hAnsi="Arial"/>
@@ -17605,7 +17605,7 @@
               <w:spacing w:after="10" w:before="0"/>
               <w:ind w:left="120"/>
             </w:pPr>
-            <w:hyperlink w:history="1" r:id="rIdiknvzuee7ngjc-ii4lbas">
+            <w:hyperlink w:history="1" r:id="rIditkfk_uer_ofkmwkqn6x5">
               <w:r>
                 <w:rPr>
                   <w:rFonts w:ascii="Arial" w:cs="Arial" w:eastAsia="Arial" w:hAnsi="Arial"/>
@@ -17815,7 +17815,7 @@
             <w:pPr>
               <w:spacing w:after="20" w:before="0"/>
             </w:pPr>
-            <w:hyperlink w:history="1" r:id="rIdpxk2ccd4x2nr0fcz2bbet">
+            <w:hyperlink w:history="1" r:id="rId8nccun-4z3tr-m2x2sikr">
               <w:r>
                 <w:rPr>
                   <w:rFonts w:ascii="Arial" w:cs="Arial" w:eastAsia="Arial" w:hAnsi="Arial"/>
@@ -17848,7 +17848,7 @@
               <w:spacing w:after="10" w:before="0"/>
               <w:ind w:left="120"/>
             </w:pPr>
-            <w:hyperlink w:history="1" r:id="rIdwecvmv-ghjnzdhmgdxheb">
+            <w:hyperlink w:history="1" r:id="rIdm5wtu7jikfxkhbmyvkuxl">
               <w:r>
                 <w:rPr>
                   <w:rFonts w:ascii="Arial" w:cs="Arial" w:eastAsia="Arial" w:hAnsi="Arial"/>
@@ -17910,7 +17910,7 @@
               <w:spacing w:after="10" w:before="0"/>
               <w:ind w:left="120"/>
             </w:pPr>
-            <w:hyperlink w:history="1" r:id="rIdgij4klatf7ihmgklwqk8v">
+            <w:hyperlink w:history="1" r:id="rIdlhvgkuci9f5b7t2gf_0nd">
               <w:r>
                 <w:rPr>
                   <w:rFonts w:ascii="Arial" w:cs="Arial" w:eastAsia="Arial" w:hAnsi="Arial"/>
@@ -18120,7 +18120,7 @@
             <w:pPr>
               <w:spacing w:after="20" w:before="0"/>
             </w:pPr>
-            <w:hyperlink w:history="1" r:id="rIdfymq12e_nqva4j-wb1bgo">
+            <w:hyperlink w:history="1" r:id="rIdsyho701hzy3n1b4alzre1">
               <w:r>
                 <w:rPr>
                   <w:rFonts w:ascii="Arial" w:cs="Arial" w:eastAsia="Arial" w:hAnsi="Arial"/>
@@ -18153,7 +18153,7 @@
               <w:spacing w:after="10" w:before="0"/>
               <w:ind w:left="120"/>
             </w:pPr>
-            <w:hyperlink w:history="1" r:id="rIdrh1q92diokxtzwhftsch0">
+            <w:hyperlink w:history="1" r:id="rId4wrekjnzootaohiarzdso">
               <w:r>
                 <w:rPr>
                   <w:rFonts w:ascii="Arial" w:cs="Arial" w:eastAsia="Arial" w:hAnsi="Arial"/>
@@ -18215,7 +18215,7 @@
               <w:spacing w:after="10" w:before="0"/>
               <w:ind w:left="120"/>
             </w:pPr>
-            <w:hyperlink w:history="1" r:id="rIdiz6jrsnx2tza80ory3l6c">
+            <w:hyperlink w:history="1" r:id="rIdvm6-yxbwibvmuxmeqfzar">
               <w:r>
                 <w:rPr>
                   <w:rFonts w:ascii="Arial" w:cs="Arial" w:eastAsia="Arial" w:hAnsi="Arial"/>
@@ -18425,7 +18425,7 @@
             <w:pPr>
               <w:spacing w:after="20" w:before="0"/>
             </w:pPr>
-            <w:hyperlink w:history="1" r:id="rIdzqinyuqfbeo2ki1tjl9j3">
+            <w:hyperlink w:history="1" r:id="rIdpafwmdszvxffpdcvlqsxn">
               <w:r>
                 <w:rPr>
                   <w:rFonts w:ascii="Arial" w:cs="Arial" w:eastAsia="Arial" w:hAnsi="Arial"/>
@@ -18458,7 +18458,7 @@
               <w:spacing w:after="10" w:before="0"/>
               <w:ind w:left="120"/>
             </w:pPr>
-            <w:hyperlink w:history="1" r:id="rIdkmxqfejn62juimyd7lgaq">
+            <w:hyperlink w:history="1" r:id="rIdggy4qd5fi1bksdtl2ztuf">
               <w:r>
                 <w:rPr>
                   <w:rFonts w:ascii="Arial" w:cs="Arial" w:eastAsia="Arial" w:hAnsi="Arial"/>
@@ -18520,7 +18520,7 @@
               <w:spacing w:after="10" w:before="0"/>
               <w:ind w:left="120"/>
             </w:pPr>
-            <w:hyperlink w:history="1" r:id="rIdimzijfebp0qm9_pzmgrxf">
+            <w:hyperlink w:history="1" r:id="rIdubegllwqg1zot7wagivwo">
               <w:r>
                 <w:rPr>
                   <w:rFonts w:ascii="Arial" w:cs="Arial" w:eastAsia="Arial" w:hAnsi="Arial"/>
@@ -18730,7 +18730,7 @@
             <w:pPr>
               <w:spacing w:after="20" w:before="0"/>
             </w:pPr>
-            <w:hyperlink w:history="1" r:id="rIdddssrnjqcnuqq-pshtewy">
+            <w:hyperlink w:history="1" r:id="rId9hvyy82x7c6zkd9qwmtwh">
               <w:r>
                 <w:rPr>
                   <w:rFonts w:ascii="Arial" w:cs="Arial" w:eastAsia="Arial" w:hAnsi="Arial"/>
@@ -18763,7 +18763,7 @@
               <w:spacing w:after="10" w:before="0"/>
               <w:ind w:left="120"/>
             </w:pPr>
-            <w:hyperlink w:history="1" r:id="rIdapmlbtdw85o_c5yiq9jwe">
+            <w:hyperlink w:history="1" r:id="rIdoae662g6vulcuppu9iyva">
               <w:r>
                 <w:rPr>
                   <w:rFonts w:ascii="Arial" w:cs="Arial" w:eastAsia="Arial" w:hAnsi="Arial"/>
@@ -18825,7 +18825,7 @@
               <w:spacing w:after="10" w:before="0"/>
               <w:ind w:left="120"/>
             </w:pPr>
-            <w:hyperlink w:history="1" r:id="rIdbcdco6hnfeeq5wek5en18">
+            <w:hyperlink w:history="1" r:id="rId-cg2hzusvilzyqv5j9i2m">
               <w:r>
                 <w:rPr>
                   <w:rFonts w:ascii="Arial" w:cs="Arial" w:eastAsia="Arial" w:hAnsi="Arial"/>
@@ -20327,7 +20327,1231 @@
             <w:pPr>
               <w:spacing w:after="20" w:before="0"/>
             </w:pPr>
-            <w:hyperlink w:history="1" r:id="rIdmzjlki5pgqpmyv-0jk0x3">
+            <w:hyperlink w:history="1" r:id="rIdhcwwffqa8x6sd5in9cvxh">
+              <w:r>
+                <w:rPr>
+                  <w:rFonts w:ascii="Arial" w:cs="Arial" w:eastAsia="Arial" w:hAnsi="Arial"/>
+                  <w:color w:val="2E75B6"/>
+                  <w:sz w:val="16"/>
+                  <w:szCs w:val="16"/>
+                  <w:u w:val="single" w:color="2E75B6"/>
+                </w:rPr>
+                <w:t xml:space="preserve">Titration of a strong acid with a strong base</w:t>
+              </w:r>
+            </w:hyperlink>
+          </w:p>
+          <w:p>
+            <w:pPr>
+              <w:spacing w:after="10" w:before="0"/>
+              <w:ind w:left="120"/>
+            </w:pPr>
+            <w:r>
+              <w:rPr>
+                <w:rFonts w:ascii="Arial" w:cs="Arial" w:eastAsia="Arial" w:hAnsi="Arial"/>
+                <w:color w:val="595959"/>
+                <w:sz w:val="14"/>
+                <w:szCs w:val="14"/>
+              </w:rPr>
+              <w:t xml:space="preserve">Source: Khan Academy (English - US curriculum)</w:t>
+            </w:r>
+          </w:p>
+          <w:p>
+            <w:pPr>
+              <w:spacing w:after="10" w:before="0"/>
+              <w:ind w:left="120"/>
+            </w:pPr>
+            <w:hyperlink w:history="1" r:id="rId0lgmfbwngthc6xxllsevl">
+              <w:r>
+                <w:rPr>
+                  <w:rFonts w:ascii="Arial" w:cs="Arial" w:eastAsia="Arial" w:hAnsi="Arial"/>
+                  <w:color w:val="595959"/>
+                  <w:sz w:val="14"/>
+                  <w:szCs w:val="14"/>
+                  <w:u w:val="single" w:color="595959"/>
+                </w:rPr>
+                <w:t xml:space="preserve">🔍 Search ARES for similar videos</w:t>
+              </w:r>
+            </w:hyperlink>
+          </w:p>
+          <w:p>
+            <w:pPr>
+              <w:spacing w:after="40" w:before="0"/>
+            </w:pPr>
+            <w:r>
+              <w:rPr>
+                <w:sz w:val="14"/>
+                <w:szCs w:val="14"/>
+              </w:rPr>
+              <w:t xml:space="preserve"/>
+            </w:r>
+          </w:p>
+          <w:p>
+            <w:pPr>
+              <w:spacing w:after="20" w:before="0"/>
+            </w:pPr>
+            <w:r>
+              <w:rPr>
+                <w:rFonts w:ascii="Arial" w:cs="Arial" w:eastAsia="Arial" w:hAnsi="Arial"/>
+                <w:b/>
+                <w:bCs/>
+                <w:color w:val="1F3864"/>
+                <w:sz w:val="16"/>
+                <w:szCs w:val="16"/>
+              </w:rPr>
+              <w:t xml:space="preserve">📖 EXERCISE:</w:t>
+            </w:r>
+          </w:p>
+          <w:p>
+            <w:pPr>
+              <w:spacing w:after="20" w:before="0"/>
+            </w:pPr>
+            <w:hyperlink w:history="1" r:id="rIdnwska5a9nxycjfkpk--g1">
+              <w:r>
+                <w:rPr>
+                  <w:rFonts w:ascii="Arial" w:cs="Arial" w:eastAsia="Arial" w:hAnsi="Arial"/>
+                  <w:color w:val="2E75B6"/>
+                  <w:sz w:val="16"/>
+                  <w:szCs w:val="16"/>
+                  <w:u w:val="single" w:color="2E75B6"/>
+                </w:rPr>
+                <w:t xml:space="preserve">Introduction to acid–base reactions</w:t>
+              </w:r>
+            </w:hyperlink>
+          </w:p>
+          <w:p>
+            <w:pPr>
+              <w:spacing w:after="10" w:before="0"/>
+              <w:ind w:left="120"/>
+            </w:pPr>
+            <w:r>
+              <w:rPr>
+                <w:rFonts w:ascii="Arial" w:cs="Arial" w:eastAsia="Arial" w:hAnsi="Arial"/>
+                <w:color w:val="595959"/>
+                <w:sz w:val="14"/>
+                <w:szCs w:val="14"/>
+              </w:rPr>
+              <w:t xml:space="preserve">Source: Khan Academy (English - US curriculum)</w:t>
+            </w:r>
+          </w:p>
+          <w:p>
+            <w:pPr>
+              <w:spacing w:after="10" w:before="0"/>
+              <w:ind w:left="120"/>
+            </w:pPr>
+            <w:hyperlink w:history="1" r:id="rIdm8ua8yme9ie6cmcvwpo2k">
+              <w:r>
+                <w:rPr>
+                  <w:rFonts w:ascii="Arial" w:cs="Arial" w:eastAsia="Arial" w:hAnsi="Arial"/>
+                  <w:color w:val="595959"/>
+                  <w:sz w:val="14"/>
+                  <w:szCs w:val="14"/>
+                  <w:u w:val="single" w:color="595959"/>
+                </w:rPr>
+                <w:t xml:space="preserve">🔍 Search ARES for similar readings</w:t>
+              </w:r>
+            </w:hyperlink>
+          </w:p>
+        </w:tc>
+        <w:tc>
+          <w:tcPr>
+            <w:tcW w:type="dxa" w:w="3040"/>
+            <w:shd w:fill="FFFFFF" w:color="auto" w:val="clear"/>
+            <w:tcMar>
+              <w:top w:type="dxa" w:w="60"/>
+              <w:left w:type="dxa" w:w="120"/>
+              <w:bottom w:type="dxa" w:w="60"/>
+              <w:right w:type="dxa" w:w="120"/>
+            </w:tcMar>
+            <w:vAlign w:val="top"/>
+          </w:tcPr>
+          <w:p>
+            <w:pPr>
+              <w:spacing w:after="40" w:before="0"/>
+              <w:jc w:val="left"/>
+            </w:pPr>
+            <w:r>
+              <w:rPr>
+                <w:rFonts w:ascii="Arial" w:cs="Arial" w:eastAsia="Arial" w:hAnsi="Arial"/>
+                <w:b w:val="false"/>
+                <w:bCs w:val="false"/>
+                <w:i w:val="false"/>
+                <w:iCs w:val="false"/>
+                <w:color w:val="000000"/>
+                <w:sz w:val="18"/>
+                <w:szCs w:val="18"/>
+              </w:rPr>
+              <w:t xml:space="preserve">Students enter the classroom to find the full Driving Question Board displayed prominently. Each group (same groups from previous lessons) receives a set of three coloured sticky dots — green (Answered), yellow (Partially Answered), red (Still Open). In silence for 3 minutes, every student individually reads across all DQB entries — predictions from Lesson 1, questions added in Lessons 2 through 6 — and mentally categorises them. Students then record in their notebooks: one entry they are now confident they can fully answer, one they think is only partially answered and one they believe is still genuinely open. This private prediction primes each learner for the subsequent group discussion and prevents groupthink.</w:t>
+            </w:r>
+          </w:p>
+        </w:tc>
+        <w:tc>
+          <w:tcPr>
+            <w:tcW w:type="dxa" w:w="3040"/>
+            <w:shd w:fill="F2F2F2" w:color="auto" w:val="clear"/>
+            <w:tcMar>
+              <w:top w:type="dxa" w:w="60"/>
+              <w:left w:type="dxa" w:w="120"/>
+              <w:bottom w:type="dxa" w:w="60"/>
+              <w:right w:type="dxa" w:w="120"/>
+            </w:tcMar>
+            <w:vAlign w:val="top"/>
+          </w:tcPr>
+          <w:p>
+            <w:pPr>
+              <w:spacing w:after="40" w:before="0"/>
+              <w:jc w:val="left"/>
+            </w:pPr>
+            <w:r>
+              <w:rPr>
+                <w:rFonts w:ascii="Arial" w:cs="Arial" w:eastAsia="Arial" w:hAnsi="Arial"/>
+                <w:b w:val="false"/>
+                <w:bCs w:val="false"/>
+                <w:i w:val="false"/>
+                <w:iCs w:val="false"/>
+                <w:color w:val="000000"/>
+                <w:sz w:val="18"/>
+                <w:szCs w:val="18"/>
+              </w:rPr>
+              <w:t xml:space="preserve">Teacher projects both anchoring images — Lake Magadi and the pitted sufuria — on the screen before students enter, so they are the first things seen. Teacher says: 'Before we speak today, take 3 minutes to read every card on our Driving Question Board quietly. Ask yourself honestly: can I now explain this using chemistry? Do not discuss yet.' Set a visible 3-minute timer. After the timer, teacher says: 'In your notebook write down one question you can fully answer, one you can partly answer and one you still cannot answer. You have 90 seconds.' WAIT 90 seconds without prompting. Then: 'Hold those thoughts — you will need them very soon.'</w:t>
+            </w:r>
+          </w:p>
+        </w:tc>
+        <w:tc>
+          <w:tcPr>
+            <w:tcW w:type="dxa" w:w="3040"/>
+            <w:shd w:fill="FFFFFF" w:color="auto" w:val="clear"/>
+            <w:tcMar>
+              <w:top w:type="dxa" w:w="60"/>
+              <w:left w:type="dxa" w:w="120"/>
+              <w:bottom w:type="dxa" w:w="60"/>
+              <w:right w:type="dxa" w:w="120"/>
+            </w:tcMar>
+            <w:vAlign w:val="top"/>
+          </w:tcPr>
+          <w:p>
+            <w:pPr>
+              <w:spacing w:after="40" w:before="0"/>
+              <w:jc w:val="left"/>
+            </w:pPr>
+            <w:r>
+              <w:rPr>
+                <w:rFonts w:ascii="Arial" w:cs="Arial" w:eastAsia="Arial" w:hAnsi="Arial"/>
+                <w:b w:val="false"/>
+                <w:bCs w:val="false"/>
+                <w:i w:val="false"/>
+                <w:iCs w:val="false"/>
+                <w:color w:val="000000"/>
+                <w:sz w:val="18"/>
+                <w:szCs w:val="18"/>
+              </w:rPr>
+              <w:t xml:space="preserve">Silent individual categorisation activates retrieval of all prior learning before social influence of group talk occurs. Writing the three categories in the notebook creates a personal evidence audit that will be compared to group consensus, surfacing misconceptions.</w:t>
+            </w:r>
+          </w:p>
+        </w:tc>
+        <w:tc>
+          <w:tcPr>
+            <w:tcW w:type="dxa" w:w="3040"/>
+            <w:shd w:fill="F2F2F2" w:color="auto" w:val="clear"/>
+            <w:tcMar>
+              <w:top w:type="dxa" w:w="60"/>
+              <w:left w:type="dxa" w:w="120"/>
+              <w:bottom w:type="dxa" w:w="60"/>
+              <w:right w:type="dxa" w:w="120"/>
+            </w:tcMar>
+            <w:vAlign w:val="top"/>
+          </w:tcPr>
+          <w:p>
+            <w:pPr>
+              <w:spacing w:after="40" w:before="0"/>
+              <w:jc w:val="left"/>
+            </w:pPr>
+            <w:r>
+              <w:rPr>
+                <w:rFonts w:ascii="Arial" w:cs="Arial" w:eastAsia="Arial" w:hAnsi="Arial"/>
+                <w:b w:val="false"/>
+                <w:bCs w:val="false"/>
+                <w:i w:val="false"/>
+                <w:iCs w:val="false"/>
+                <w:color w:val="000000"/>
+                <w:sz w:val="18"/>
+                <w:szCs w:val="18"/>
+              </w:rPr>
+              <w:t xml:space="preserve">Teacher circulates during silent reading and scans notebook entries to identify students who are unable to name a fully answered question — these students will be paired with stronger peers during the model-building phase. The pattern of red dots placed on the DQB during the subsequent group step will also signal class-wide gaps.</w:t>
+            </w:r>
+          </w:p>
+        </w:tc>
+      </w:tr>
+      <w:tr>
+        <w:tc>
+          <w:tcPr>
+            <w:tcW w:type="dxa" w:w="1520"/>
+            <w:shd w:fill="D9EEF1" w:color="auto" w:val="clear"/>
+            <w:tcMar>
+              <w:top w:type="dxa" w:w="60"/>
+              <w:left w:type="dxa" w:w="120"/>
+              <w:bottom w:type="dxa" w:w="60"/>
+              <w:right w:type="dxa" w:w="120"/>
+            </w:tcMar>
+            <w:vAlign w:val="top"/>
+          </w:tcPr>
+          <w:p>
+            <w:pPr>
+              <w:spacing w:after="40" w:before="0"/>
+              <w:jc w:val="left"/>
+            </w:pPr>
+            <w:r>
+              <w:rPr>
+                <w:rFonts w:ascii="Arial" w:cs="Arial" w:eastAsia="Arial" w:hAnsi="Arial"/>
+                <w:b/>
+                <w:bCs/>
+                <w:i w:val="false"/>
+                <w:iCs w:val="false"/>
+                <w:color w:val="000000"/>
+                <w:sz w:val="18"/>
+                <w:szCs w:val="18"/>
+              </w:rPr>
+              <w:t xml:space="preserve">Observe Phase</w:t>
+            </w:r>
+          </w:p>
+          <w:p>
+            <w:pPr>
+              <w:spacing w:after="20" w:before="0"/>
+            </w:pPr>
+            <w:r>
+              <w:rPr>
+                <w:rFonts w:ascii="Arial" w:cs="Arial" w:eastAsia="Arial" w:hAnsi="Arial"/>
+                <w:b/>
+                <w:bCs/>
+                <w:color w:val="1F3864"/>
+                <w:sz w:val="16"/>
+                <w:szCs w:val="16"/>
+              </w:rPr>
+              <w:t xml:space="preserve">📹 VIDEO:</w:t>
+            </w:r>
+          </w:p>
+          <w:p>
+            <w:pPr>
+              <w:spacing w:after="20" w:before="0"/>
+            </w:pPr>
+            <w:hyperlink w:history="1" r:id="rIdicoz4x5ihsv7s1s1cwx58">
+              <w:r>
+                <w:rPr>
+                  <w:rFonts w:ascii="Arial" w:cs="Arial" w:eastAsia="Arial" w:hAnsi="Arial"/>
+                  <w:color w:val="2E75B6"/>
+                  <w:sz w:val="16"/>
+                  <w:szCs w:val="16"/>
+                  <w:u w:val="single" w:color="2E75B6"/>
+                </w:rPr>
+                <w:t xml:space="preserve">Worked example: Determining solute concentration by acid–base titration</w:t>
+              </w:r>
+            </w:hyperlink>
+          </w:p>
+          <w:p>
+            <w:pPr>
+              <w:spacing w:after="10" w:before="0"/>
+              <w:ind w:left="120"/>
+            </w:pPr>
+            <w:r>
+              <w:rPr>
+                <w:rFonts w:ascii="Arial" w:cs="Arial" w:eastAsia="Arial" w:hAnsi="Arial"/>
+                <w:color w:val="595959"/>
+                <w:sz w:val="14"/>
+                <w:szCs w:val="14"/>
+              </w:rPr>
+              <w:t xml:space="preserve">Source: Khan Academy (English - US curriculum)</w:t>
+            </w:r>
+          </w:p>
+          <w:p>
+            <w:pPr>
+              <w:spacing w:after="10" w:before="0"/>
+              <w:ind w:left="120"/>
+            </w:pPr>
+            <w:hyperlink w:history="1" r:id="rIdzpiugy-qbf2xiiv6u3_zc">
+              <w:r>
+                <w:rPr>
+                  <w:rFonts w:ascii="Arial" w:cs="Arial" w:eastAsia="Arial" w:hAnsi="Arial"/>
+                  <w:color w:val="595959"/>
+                  <w:sz w:val="14"/>
+                  <w:szCs w:val="14"/>
+                  <w:u w:val="single" w:color="595959"/>
+                </w:rPr>
+                <w:t xml:space="preserve">🔍 Search ARES for similar videos</w:t>
+              </w:r>
+            </w:hyperlink>
+          </w:p>
+          <w:p>
+            <w:pPr>
+              <w:spacing w:after="40" w:before="0"/>
+            </w:pPr>
+            <w:r>
+              <w:rPr>
+                <w:sz w:val="14"/>
+                <w:szCs w:val="14"/>
+              </w:rPr>
+              <w:t xml:space="preserve"/>
+            </w:r>
+          </w:p>
+          <w:p>
+            <w:pPr>
+              <w:spacing w:after="20" w:before="0"/>
+            </w:pPr>
+            <w:r>
+              <w:rPr>
+                <w:rFonts w:ascii="Arial" w:cs="Arial" w:eastAsia="Arial" w:hAnsi="Arial"/>
+                <w:b/>
+                <w:bCs/>
+                <w:color w:val="1F3864"/>
+                <w:sz w:val="16"/>
+                <w:szCs w:val="16"/>
+              </w:rPr>
+              <w:t xml:space="preserve">📖 EXERCISE:</w:t>
+            </w:r>
+          </w:p>
+          <w:p>
+            <w:pPr>
+              <w:spacing w:after="20" w:before="0"/>
+            </w:pPr>
+            <w:hyperlink w:history="1" r:id="rId8zw6nut2xla21amfysr9t">
+              <w:r>
+                <w:rPr>
+                  <w:rFonts w:ascii="Arial" w:cs="Arial" w:eastAsia="Arial" w:hAnsi="Arial"/>
+                  <w:color w:val="2E75B6"/>
+                  <w:sz w:val="16"/>
+                  <w:szCs w:val="16"/>
+                  <w:u w:val="single" w:color="2E75B6"/>
+                </w:rPr>
+                <w:t xml:space="preserve">Introduction to acid–base reactions</w:t>
+              </w:r>
+            </w:hyperlink>
+          </w:p>
+          <w:p>
+            <w:pPr>
+              <w:spacing w:after="10" w:before="0"/>
+              <w:ind w:left="120"/>
+            </w:pPr>
+            <w:r>
+              <w:rPr>
+                <w:rFonts w:ascii="Arial" w:cs="Arial" w:eastAsia="Arial" w:hAnsi="Arial"/>
+                <w:color w:val="595959"/>
+                <w:sz w:val="14"/>
+                <w:szCs w:val="14"/>
+              </w:rPr>
+              <w:t xml:space="preserve">Source: Khan Academy (English - US curriculum)</w:t>
+            </w:r>
+          </w:p>
+          <w:p>
+            <w:pPr>
+              <w:spacing w:after="10" w:before="0"/>
+              <w:ind w:left="120"/>
+            </w:pPr>
+            <w:hyperlink w:history="1" r:id="rId-uyjzbbvzyefpwv3fuolz">
+              <w:r>
+                <w:rPr>
+                  <w:rFonts w:ascii="Arial" w:cs="Arial" w:eastAsia="Arial" w:hAnsi="Arial"/>
+                  <w:color w:val="595959"/>
+                  <w:sz w:val="14"/>
+                  <w:szCs w:val="14"/>
+                  <w:u w:val="single" w:color="595959"/>
+                </w:rPr>
+                <w:t xml:space="preserve">🔍 Search ARES for similar readings</w:t>
+              </w:r>
+            </w:hyperlink>
+          </w:p>
+        </w:tc>
+        <w:tc>
+          <w:tcPr>
+            <w:tcW w:type="dxa" w:w="3040"/>
+            <w:shd w:fill="FFFFFF" w:color="auto" w:val="clear"/>
+            <w:tcMar>
+              <w:top w:type="dxa" w:w="60"/>
+              <w:left w:type="dxa" w:w="120"/>
+              <w:bottom w:type="dxa" w:w="60"/>
+              <w:right w:type="dxa" w:w="120"/>
+            </w:tcMar>
+            <w:vAlign w:val="top"/>
+          </w:tcPr>
+          <w:p>
+            <w:pPr>
+              <w:spacing w:after="40" w:before="0"/>
+              <w:jc w:val="left"/>
+            </w:pPr>
+            <w:r>
+              <w:rPr>
+                <w:rFonts w:ascii="Arial" w:cs="Arial" w:eastAsia="Arial" w:hAnsi="Arial"/>
+                <w:b w:val="false"/>
+                <w:bCs w:val="false"/>
+                <w:i w:val="false"/>
+                <w:iCs w:val="false"/>
+                <w:color w:val="000000"/>
+                <w:sz w:val="18"/>
+                <w:szCs w:val="18"/>
+              </w:rPr>
+              <w:t xml:space="preserve">Groups of four spend 6 minutes in a structured DQB audit. Each group is assigned a section of the board (acids and pH; reactions of acids; salts and air behaviour; real-life applications). Using their coloured dots, the group places green, yellow or red dots on each entry in their section, then writes a brief evidence justification on a small slip of paper attached beside the entry — citing the specific lesson or experiment that provides the evidence. Groups then do a 2-minute standing gallery walk around the full board to read other groups justifications. Back at their seats, students update their own notebooks: does their personal categorisation from the Predict phase match the group consensus? Where it differs, students note the reason.</w:t>
+            </w:r>
+          </w:p>
+        </w:tc>
+        <w:tc>
+          <w:tcPr>
+            <w:tcW w:type="dxa" w:w="3040"/>
+            <w:shd w:fill="F2F2F2" w:color="auto" w:val="clear"/>
+            <w:tcMar>
+              <w:top w:type="dxa" w:w="60"/>
+              <w:left w:type="dxa" w:w="120"/>
+              <w:bottom w:type="dxa" w:w="60"/>
+              <w:right w:type="dxa" w:w="120"/>
+            </w:tcMar>
+            <w:vAlign w:val="top"/>
+          </w:tcPr>
+          <w:p>
+            <w:pPr>
+              <w:spacing w:after="40" w:before="0"/>
+              <w:jc w:val="left"/>
+            </w:pPr>
+            <w:r>
+              <w:rPr>
+                <w:rFonts w:ascii="Arial" w:cs="Arial" w:eastAsia="Arial" w:hAnsi="Arial"/>
+                <w:b w:val="false"/>
+                <w:bCs w:val="false"/>
+                <w:i w:val="false"/>
+                <w:iCs w:val="false"/>
+                <w:color w:val="000000"/>
+                <w:sz w:val="18"/>
+                <w:szCs w:val="18"/>
+              </w:rPr>
+              <w:t xml:space="preserve">Teacher circulates and uses targeted questioning to probe justifications: 'Your group put green on the question about why the sufuria was pitted by lemon juice. Tell me the word equation you would use as evidence.' If a group cannot supply the equation, teacher redirects: 'Look at your Lesson 4 notes — what did dilute HCl do to magnesium ribbon? How is lemon juice similar?' For the gallery walk teacher says: 'You have 2 minutes to read what other groups wrote. Read, do not edit.' WAIT full 2 minutes. After groups return, ask: 'Did anyone find a justification another group wrote that surprised you or that you disagreed with? Hands up.' Take 2 to 3 responses. WAIT 10 seconds between each response before inviting the next.</w:t>
+            </w:r>
+          </w:p>
+        </w:tc>
+        <w:tc>
+          <w:tcPr>
+            <w:tcW w:type="dxa" w:w="3040"/>
+            <w:shd w:fill="FFFFFF" w:color="auto" w:val="clear"/>
+            <w:tcMar>
+              <w:top w:type="dxa" w:w="60"/>
+              <w:left w:type="dxa" w:w="120"/>
+              <w:bottom w:type="dxa" w:w="60"/>
+              <w:right w:type="dxa" w:w="120"/>
+            </w:tcMar>
+            <w:vAlign w:val="top"/>
+          </w:tcPr>
+          <w:p>
+            <w:pPr>
+              <w:spacing w:after="40" w:before="0"/>
+              <w:jc w:val="left"/>
+            </w:pPr>
+            <w:r>
+              <w:rPr>
+                <w:rFonts w:ascii="Arial" w:cs="Arial" w:eastAsia="Arial" w:hAnsi="Arial"/>
+                <w:b w:val="false"/>
+                <w:bCs w:val="false"/>
+                <w:i w:val="false"/>
+                <w:iCs w:val="false"/>
+                <w:color w:val="000000"/>
+                <w:sz w:val="18"/>
+                <w:szCs w:val="18"/>
+              </w:rPr>
+              <w:t xml:space="preserve">The evidence-justification slips make reasoning visible and accountable. The gallery walk creates a low-stakes peer-review moment. The notebook comparison step is a metacognitive move — students explicitly notice where personal and social knowledge differ, which is precisely the scientific skill of revising models in light of shared evidence.</w:t>
+            </w:r>
+          </w:p>
+        </w:tc>
+        <w:tc>
+          <w:tcPr>
+            <w:tcW w:type="dxa" w:w="3040"/>
+            <w:shd w:fill="F2F2F2" w:color="auto" w:val="clear"/>
+            <w:tcMar>
+              <w:top w:type="dxa" w:w="60"/>
+              <w:left w:type="dxa" w:w="120"/>
+              <w:bottom w:type="dxa" w:w="60"/>
+              <w:right w:type="dxa" w:w="120"/>
+            </w:tcMar>
+            <w:vAlign w:val="top"/>
+          </w:tcPr>
+          <w:p>
+            <w:pPr>
+              <w:spacing w:after="40" w:before="0"/>
+              <w:jc w:val="left"/>
+            </w:pPr>
+            <w:r>
+              <w:rPr>
+                <w:rFonts w:ascii="Arial" w:cs="Arial" w:eastAsia="Arial" w:hAnsi="Arial"/>
+                <w:b w:val="false"/>
+                <w:bCs w:val="false"/>
+                <w:i w:val="false"/>
+                <w:iCs w:val="false"/>
+                <w:color w:val="000000"/>
+                <w:sz w:val="18"/>
+                <w:szCs w:val="18"/>
+              </w:rPr>
+              <w:t xml:space="preserve">Teacher notes which DQB entries collect the most red dots. These become priority content for the whole-class consensus model at the end of the lesson. A cluster of red dots on salt-air behaviour questions, for example, signals that the teacher must revisit hygroscopy and deliquescence terminology during the Explain phase.</w:t>
+            </w:r>
+          </w:p>
+        </w:tc>
+      </w:tr>
+      <w:tr>
+        <w:tc>
+          <w:tcPr>
+            <w:tcW w:type="dxa" w:w="1520"/>
+            <w:shd w:fill="E2EFDA" w:color="auto" w:val="clear"/>
+            <w:tcMar>
+              <w:top w:type="dxa" w:w="60"/>
+              <w:left w:type="dxa" w:w="120"/>
+              <w:bottom w:type="dxa" w:w="60"/>
+              <w:right w:type="dxa" w:w="120"/>
+            </w:tcMar>
+            <w:vAlign w:val="top"/>
+          </w:tcPr>
+          <w:p>
+            <w:pPr>
+              <w:spacing w:after="40" w:before="0"/>
+              <w:jc w:val="left"/>
+            </w:pPr>
+            <w:r>
+              <w:rPr>
+                <w:rFonts w:ascii="Arial" w:cs="Arial" w:eastAsia="Arial" w:hAnsi="Arial"/>
+                <w:b/>
+                <w:bCs/>
+                <w:i w:val="false"/>
+                <w:iCs w:val="false"/>
+                <w:color w:val="000000"/>
+                <w:sz w:val="18"/>
+                <w:szCs w:val="18"/>
+              </w:rPr>
+              <w:t xml:space="preserve">Explain Phase</w:t>
+            </w:r>
+          </w:p>
+          <w:p>
+            <w:pPr>
+              <w:spacing w:after="20" w:before="0"/>
+            </w:pPr>
+            <w:r>
+              <w:rPr>
+                <w:rFonts w:ascii="Arial" w:cs="Arial" w:eastAsia="Arial" w:hAnsi="Arial"/>
+                <w:b/>
+                <w:bCs/>
+                <w:color w:val="1F3864"/>
+                <w:sz w:val="16"/>
+                <w:szCs w:val="16"/>
+              </w:rPr>
+              <w:t xml:space="preserve">📹 VIDEO:</w:t>
+            </w:r>
+          </w:p>
+          <w:p>
+            <w:pPr>
+              <w:spacing w:after="20" w:before="0"/>
+            </w:pPr>
+            <w:hyperlink w:history="1" r:id="rIdpgavu9svuhktqxoecrgd6">
+              <w:r>
+                <w:rPr>
+                  <w:rFonts w:ascii="Arial" w:cs="Arial" w:eastAsia="Arial" w:hAnsi="Arial"/>
+                  <w:color w:val="2E75B6"/>
+                  <w:sz w:val="16"/>
+                  <w:szCs w:val="16"/>
+                  <w:u w:val="single" w:color="2E75B6"/>
+                </w:rPr>
+                <w:t xml:space="preserve">01 Acid And Base Reactions With Metals</w:t>
+              </w:r>
+            </w:hyperlink>
+          </w:p>
+          <w:p>
+            <w:pPr>
+              <w:spacing w:after="10" w:before="0"/>
+              <w:ind w:left="120"/>
+            </w:pPr>
+            <w:r>
+              <w:rPr>
+                <w:rFonts w:ascii="Arial" w:cs="Arial" w:eastAsia="Arial" w:hAnsi="Arial"/>
+                <w:color w:val="595959"/>
+                <w:sz w:val="14"/>
+                <w:szCs w:val="14"/>
+              </w:rPr>
+              <w:t xml:space="preserve">Source: Seavuria</w:t>
+            </w:r>
+          </w:p>
+          <w:p>
+            <w:pPr>
+              <w:spacing w:after="10" w:before="0"/>
+              <w:ind w:left="120"/>
+            </w:pPr>
+            <w:hyperlink w:history="1" r:id="rIdckm_qj3gtg5pahpve7ode">
+              <w:r>
+                <w:rPr>
+                  <w:rFonts w:ascii="Arial" w:cs="Arial" w:eastAsia="Arial" w:hAnsi="Arial"/>
+                  <w:color w:val="595959"/>
+                  <w:sz w:val="14"/>
+                  <w:szCs w:val="14"/>
+                  <w:u w:val="single" w:color="595959"/>
+                </w:rPr>
+                <w:t xml:space="preserve">🔍 Search ARES for similar videos</w:t>
+              </w:r>
+            </w:hyperlink>
+          </w:p>
+          <w:p>
+            <w:pPr>
+              <w:spacing w:after="40" w:before="0"/>
+            </w:pPr>
+            <w:r>
+              <w:rPr>
+                <w:sz w:val="14"/>
+                <w:szCs w:val="14"/>
+              </w:rPr>
+              <w:t xml:space="preserve"/>
+            </w:r>
+          </w:p>
+          <w:p>
+            <w:pPr>
+              <w:spacing w:after="20" w:before="0"/>
+            </w:pPr>
+            <w:r>
+              <w:rPr>
+                <w:rFonts w:ascii="Arial" w:cs="Arial" w:eastAsia="Arial" w:hAnsi="Arial"/>
+                <w:b/>
+                <w:bCs/>
+                <w:color w:val="1F3864"/>
+                <w:sz w:val="16"/>
+                <w:szCs w:val="16"/>
+              </w:rPr>
+              <w:t xml:space="preserve">📖 EXERCISE:</w:t>
+            </w:r>
+          </w:p>
+          <w:p>
+            <w:pPr>
+              <w:spacing w:after="20" w:before="0"/>
+            </w:pPr>
+            <w:hyperlink w:history="1" r:id="rIdtxepyaaegspddko9uyxgt">
+              <w:r>
+                <w:rPr>
+                  <w:rFonts w:ascii="Arial" w:cs="Arial" w:eastAsia="Arial" w:hAnsi="Arial"/>
+                  <w:color w:val="2E75B6"/>
+                  <w:sz w:val="16"/>
+                  <w:szCs w:val="16"/>
+                  <w:u w:val="single" w:color="2E75B6"/>
+                </w:rPr>
+                <w:t xml:space="preserve">Introduction to acid–base reactions</w:t>
+              </w:r>
+            </w:hyperlink>
+          </w:p>
+          <w:p>
+            <w:pPr>
+              <w:spacing w:after="10" w:before="0"/>
+              <w:ind w:left="120"/>
+            </w:pPr>
+            <w:r>
+              <w:rPr>
+                <w:rFonts w:ascii="Arial" w:cs="Arial" w:eastAsia="Arial" w:hAnsi="Arial"/>
+                <w:color w:val="595959"/>
+                <w:sz w:val="14"/>
+                <w:szCs w:val="14"/>
+              </w:rPr>
+              <w:t xml:space="preserve">Source: Khan Academy (English - US curriculum)</w:t>
+            </w:r>
+          </w:p>
+          <w:p>
+            <w:pPr>
+              <w:spacing w:after="10" w:before="0"/>
+              <w:ind w:left="120"/>
+            </w:pPr>
+            <w:hyperlink w:history="1" r:id="rIdwbhqonep3f3mjiydi_x4e">
+              <w:r>
+                <w:rPr>
+                  <w:rFonts w:ascii="Arial" w:cs="Arial" w:eastAsia="Arial" w:hAnsi="Arial"/>
+                  <w:color w:val="595959"/>
+                  <w:sz w:val="14"/>
+                  <w:szCs w:val="14"/>
+                  <w:u w:val="single" w:color="595959"/>
+                </w:rPr>
+                <w:t xml:space="preserve">🔍 Search ARES for similar readings</w:t>
+              </w:r>
+            </w:hyperlink>
+          </w:p>
+        </w:tc>
+        <w:tc>
+          <w:tcPr>
+            <w:tcW w:type="dxa" w:w="3040"/>
+            <w:shd w:fill="FFFFFF" w:color="auto" w:val="clear"/>
+            <w:tcMar>
+              <w:top w:type="dxa" w:w="60"/>
+              <w:left w:type="dxa" w:w="120"/>
+              <w:bottom w:type="dxa" w:w="60"/>
+              <w:right w:type="dxa" w:w="120"/>
+            </w:tcMar>
+            <w:vAlign w:val="top"/>
+          </w:tcPr>
+          <w:p>
+            <w:pPr>
+              <w:spacing w:after="40" w:before="0"/>
+              <w:jc w:val="left"/>
+            </w:pPr>
+            <w:r>
+              <w:rPr>
+                <w:rFonts w:ascii="Arial" w:cs="Arial" w:eastAsia="Arial" w:hAnsi="Arial"/>
+                <w:b w:val="false"/>
+                <w:bCs w:val="false"/>
+                <w:i w:val="false"/>
+                <w:iCs w:val="false"/>
+                <w:color w:val="000000"/>
+                <w:sz w:val="18"/>
+                <w:szCs w:val="18"/>
+              </w:rPr>
+              <w:t xml:space="preserve">Each group now constructs their cumulative explanatory model on A2 paper or a shared digital slide (if devices are available). The model must be organised around five mandatory components displayed as an interconnected diagram, not a list: (1) pH scale backbone labelled with Kenyan examples at key points — lemon juice at pH 2, Lake Magadi water at pH 10 to 11, uji at pH 6; (2) definitions of acid, base and salt using H+ and OH- ion language; (3) three reaction types with at least one word equation each — neutralisation, carbonate reaction, metal reaction — each annotated with the Kenyan context in which it occurs; (4) the three salt-air behaviours with one Kenyan example each — NaCl in Mombasa coastal humidity, CaCl2 in industrial desiccants, Na2CO3 10H2O efflorescence on the sufuria scale; (5) a central image or symbol of both anchoring phenomena — Lake Magadi trona crusts and the pitted sufuria — with arrows showing how the chemistry concepts connect to each image. Groups have 12 minutes to build their model. A sentence-starter scaffold is provided on the board: 'We know this because in Lesson ___ we observed/measured/read that ___.' This scaffold forces every claim to be evidence-anchored.</w:t>
+            </w:r>
+          </w:p>
+        </w:tc>
+        <w:tc>
+          <w:tcPr>
+            <w:tcW w:type="dxa" w:w="3040"/>
+            <w:shd w:fill="F2F2F2" w:color="auto" w:val="clear"/>
+            <w:tcMar>
+              <w:top w:type="dxa" w:w="60"/>
+              <w:left w:type="dxa" w:w="120"/>
+              <w:bottom w:type="dxa" w:w="60"/>
+              <w:right w:type="dxa" w:w="120"/>
+            </w:tcMar>
+            <w:vAlign w:val="top"/>
+          </w:tcPr>
+          <w:p>
+            <w:pPr>
+              <w:spacing w:after="40" w:before="0"/>
+              <w:jc w:val="left"/>
+            </w:pPr>
+            <w:r>
+              <w:rPr>
+                <w:rFonts w:ascii="Arial" w:cs="Arial" w:eastAsia="Arial" w:hAnsi="Arial"/>
+                <w:b w:val="false"/>
+                <w:bCs w:val="false"/>
+                <w:i w:val="false"/>
+                <w:iCs w:val="false"/>
+                <w:color w:val="000000"/>
+                <w:sz w:val="18"/>
+                <w:szCs w:val="18"/>
+              </w:rPr>
+              <w:t xml:space="preserve">Teacher circulates continuously during model building, spending approximately 2 minutes per group. At each group teacher first listens for 20 seconds before speaking — this models scientific patience and gives students time to articulate their thinking. Prompts for groups that are listing rather than connecting: 'Your model shows these as five separate boxes. Where does the arrow go from neutralisation to salt formation to what happens in the sufuria? Draw that connection.' For groups that have completed a strong draft early: 'You have connected lemon juice to the sufuria pitting — can you now show on your model why the same lemon juice is safe to drink? What stops it from damaging your stomach lining the way it damaged the aluminium?' WAIT for student response before scaffolding further. For the trona connection, if a group has not included it, say: 'Lake Magadi has not appeared on your model yet. Trona is sodium sesquicarbonate — a salt. Which of your five components should it appear in? Where does it fit?' WAIT 15 seconds.</w:t>
+            </w:r>
+          </w:p>
+        </w:tc>
+        <w:tc>
+          <w:tcPr>
+            <w:tcW w:type="dxa" w:w="3040"/>
+            <w:shd w:fill="FFFFFF" w:color="auto" w:val="clear"/>
+            <w:tcMar>
+              <w:top w:type="dxa" w:w="60"/>
+              <w:left w:type="dxa" w:w="120"/>
+              <w:bottom w:type="dxa" w:w="60"/>
+              <w:right w:type="dxa" w:w="120"/>
+            </w:tcMar>
+            <w:vAlign w:val="top"/>
+          </w:tcPr>
+          <w:p>
+            <w:pPr>
+              <w:spacing w:after="40" w:before="0"/>
+              <w:jc w:val="left"/>
+            </w:pPr>
+            <w:r>
+              <w:rPr>
+                <w:rFonts w:ascii="Arial" w:cs="Arial" w:eastAsia="Arial" w:hAnsi="Arial"/>
+                <w:b w:val="false"/>
+                <w:bCs w:val="false"/>
+                <w:i w:val="false"/>
+                <w:iCs w:val="false"/>
+                <w:color w:val="000000"/>
+                <w:sz w:val="18"/>
+                <w:szCs w:val="18"/>
+              </w:rPr>
+              <w:t xml:space="preserve">The five-component mandatory structure prevents superficial listing and requires relational thinking. The sentence-starter scaffold embeds evidence norms. The teacher questioning strategy of listening before speaking models scientific discourse. Requiring both anchoring images to appear on the model ensures the lesson returns to the phenomenon and does not drift into abstract chemistry.</w:t>
+            </w:r>
+          </w:p>
+        </w:tc>
+        <w:tc>
+          <w:tcPr>
+            <w:tcW w:type="dxa" w:w="3040"/>
+            <w:shd w:fill="F2F2F2" w:color="auto" w:val="clear"/>
+            <w:tcMar>
+              <w:top w:type="dxa" w:w="60"/>
+              <w:left w:type="dxa" w:w="120"/>
+              <w:bottom w:type="dxa" w:w="60"/>
+              <w:right w:type="dxa" w:w="120"/>
+            </w:tcMar>
+            <w:vAlign w:val="top"/>
+          </w:tcPr>
+          <w:p>
+            <w:pPr>
+              <w:spacing w:after="40" w:before="0"/>
+              <w:jc w:val="left"/>
+            </w:pPr>
+            <w:r>
+              <w:rPr>
+                <w:rFonts w:ascii="Arial" w:cs="Arial" w:eastAsia="Arial" w:hAnsi="Arial"/>
+                <w:b w:val="false"/>
+                <w:bCs w:val="false"/>
+                <w:i w:val="false"/>
+                <w:iCs w:val="false"/>
+                <w:color w:val="000000"/>
+                <w:sz w:val="18"/>
+                <w:szCs w:val="18"/>
+              </w:rPr>
+              <w:t xml:space="preserve">As teacher circulates, they use a simple 3-column checklist (group name / components present / connections evident) to note which groups have all five components and which are missing connections. This data directly informs how much time teacher spends at each group and which gaps to address in the consensus model phase.</w:t>
+            </w:r>
+          </w:p>
+        </w:tc>
+      </w:tr>
+      <w:tr>
+        <w:tc>
+          <w:tcPr>
+            <w:tcW w:type="dxa" w:w="1520"/>
+            <w:shd w:fill="FCE4D6" w:color="auto" w:val="clear"/>
+            <w:tcMar>
+              <w:top w:type="dxa" w:w="60"/>
+              <w:left w:type="dxa" w:w="120"/>
+              <w:bottom w:type="dxa" w:w="60"/>
+              <w:right w:type="dxa" w:w="120"/>
+            </w:tcMar>
+            <w:vAlign w:val="top"/>
+          </w:tcPr>
+          <w:p>
+            <w:pPr>
+              <w:spacing w:after="40" w:before="0"/>
+              <w:jc w:val="left"/>
+            </w:pPr>
+            <w:r>
+              <w:rPr>
+                <w:rFonts w:ascii="Arial" w:cs="Arial" w:eastAsia="Arial" w:hAnsi="Arial"/>
+                <w:b/>
+                <w:bCs/>
+                <w:i w:val="false"/>
+                <w:iCs w:val="false"/>
+                <w:color w:val="000000"/>
+                <w:sz w:val="18"/>
+                <w:szCs w:val="18"/>
+              </w:rPr>
+              <w:t xml:space="preserve">Driving Question Board (DQB) Creation</w:t>
+            </w:r>
+          </w:p>
+          <w:p>
+            <w:pPr>
+              <w:spacing w:after="20" w:before="0"/>
+            </w:pPr>
+            <w:r>
+              <w:rPr>
+                <w:rFonts w:ascii="Arial" w:cs="Arial" w:eastAsia="Arial" w:hAnsi="Arial"/>
+                <w:b/>
+                <w:bCs/>
+                <w:color w:val="1F3864"/>
+                <w:sz w:val="16"/>
+                <w:szCs w:val="16"/>
+              </w:rPr>
+              <w:t xml:space="preserve">📹 VIDEO:</w:t>
+            </w:r>
+          </w:p>
+          <w:p>
+            <w:pPr>
+              <w:spacing w:after="20" w:before="0"/>
+            </w:pPr>
+            <w:hyperlink w:history="1" r:id="rIdahr9sbxs43oqjmqg7jwbh">
+              <w:r>
+                <w:rPr>
+                  <w:rFonts w:ascii="Arial" w:cs="Arial" w:eastAsia="Arial" w:hAnsi="Arial"/>
+                  <w:color w:val="2E75B6"/>
+                  <w:sz w:val="16"/>
+                  <w:szCs w:val="16"/>
+                  <w:u w:val="single" w:color="2E75B6"/>
+                </w:rPr>
+                <w:t xml:space="preserve">Ka and acid strength</w:t>
+              </w:r>
+            </w:hyperlink>
+          </w:p>
+          <w:p>
+            <w:pPr>
+              <w:spacing w:after="10" w:before="0"/>
+              <w:ind w:left="120"/>
+            </w:pPr>
+            <w:r>
+              <w:rPr>
+                <w:rFonts w:ascii="Arial" w:cs="Arial" w:eastAsia="Arial" w:hAnsi="Arial"/>
+                <w:color w:val="595959"/>
+                <w:sz w:val="14"/>
+                <w:szCs w:val="14"/>
+              </w:rPr>
+              <w:t xml:space="preserve">Source: Khan Academy (English - US curriculum)</w:t>
+            </w:r>
+          </w:p>
+          <w:p>
+            <w:pPr>
+              <w:spacing w:after="10" w:before="0"/>
+              <w:ind w:left="120"/>
+            </w:pPr>
+            <w:hyperlink w:history="1" r:id="rIdaqcwnbg2kkrww84wxgqzp">
+              <w:r>
+                <w:rPr>
+                  <w:rFonts w:ascii="Arial" w:cs="Arial" w:eastAsia="Arial" w:hAnsi="Arial"/>
+                  <w:color w:val="595959"/>
+                  <w:sz w:val="14"/>
+                  <w:szCs w:val="14"/>
+                  <w:u w:val="single" w:color="595959"/>
+                </w:rPr>
+                <w:t xml:space="preserve">🔍 Search ARES for similar videos</w:t>
+              </w:r>
+            </w:hyperlink>
+          </w:p>
+          <w:p>
+            <w:pPr>
+              <w:spacing w:after="40" w:before="0"/>
+            </w:pPr>
+            <w:r>
+              <w:rPr>
+                <w:sz w:val="14"/>
+                <w:szCs w:val="14"/>
+              </w:rPr>
+              <w:t xml:space="preserve"/>
+            </w:r>
+          </w:p>
+          <w:p>
+            <w:pPr>
+              <w:spacing w:after="20" w:before="0"/>
+            </w:pPr>
+            <w:r>
+              <w:rPr>
+                <w:rFonts w:ascii="Arial" w:cs="Arial" w:eastAsia="Arial" w:hAnsi="Arial"/>
+                <w:b/>
+                <w:bCs/>
+                <w:color w:val="1F3864"/>
+                <w:sz w:val="16"/>
+                <w:szCs w:val="16"/>
+              </w:rPr>
+              <w:t xml:space="preserve">📖 EXERCISE:</w:t>
+            </w:r>
+          </w:p>
+          <w:p>
+            <w:pPr>
+              <w:spacing w:after="20" w:before="0"/>
+            </w:pPr>
+            <w:hyperlink w:history="1" r:id="rIdpdxen5mikrmfyr_vqwvjk">
+              <w:r>
+                <w:rPr>
+                  <w:rFonts w:ascii="Arial" w:cs="Arial" w:eastAsia="Arial" w:hAnsi="Arial"/>
+                  <w:color w:val="2E75B6"/>
+                  <w:sz w:val="16"/>
+                  <w:szCs w:val="16"/>
+                  <w:u w:val="single" w:color="2E75B6"/>
+                </w:rPr>
+                <w:t xml:space="preserve">Introduction to acid–base reactions</w:t>
+              </w:r>
+            </w:hyperlink>
+          </w:p>
+          <w:p>
+            <w:pPr>
+              <w:spacing w:after="10" w:before="0"/>
+              <w:ind w:left="120"/>
+            </w:pPr>
+            <w:r>
+              <w:rPr>
+                <w:rFonts w:ascii="Arial" w:cs="Arial" w:eastAsia="Arial" w:hAnsi="Arial"/>
+                <w:color w:val="595959"/>
+                <w:sz w:val="14"/>
+                <w:szCs w:val="14"/>
+              </w:rPr>
+              <w:t xml:space="preserve">Source: Khan Academy (English - US curriculum)</w:t>
+            </w:r>
+          </w:p>
+          <w:p>
+            <w:pPr>
+              <w:spacing w:after="10" w:before="0"/>
+              <w:ind w:left="120"/>
+            </w:pPr>
+            <w:hyperlink w:history="1" r:id="rIdoti9whttx_2d4q6zea1lh">
+              <w:r>
+                <w:rPr>
+                  <w:rFonts w:ascii="Arial" w:cs="Arial" w:eastAsia="Arial" w:hAnsi="Arial"/>
+                  <w:color w:val="595959"/>
+                  <w:sz w:val="14"/>
+                  <w:szCs w:val="14"/>
+                  <w:u w:val="single" w:color="595959"/>
+                </w:rPr>
+                <w:t xml:space="preserve">🔍 Search ARES for similar readings</w:t>
+              </w:r>
+            </w:hyperlink>
+          </w:p>
+        </w:tc>
+        <w:tc>
+          <w:tcPr>
+            <w:tcW w:type="dxa" w:w="3040"/>
+            <w:shd w:fill="FFFFFF" w:color="auto" w:val="clear"/>
+            <w:tcMar>
+              <w:top w:type="dxa" w:w="60"/>
+              <w:left w:type="dxa" w:w="120"/>
+              <w:bottom w:type="dxa" w:w="60"/>
+              <w:right w:type="dxa" w:w="120"/>
+            </w:tcMar>
+            <w:vAlign w:val="top"/>
+          </w:tcPr>
+          <w:p>
+            <w:pPr>
+              <w:spacing w:after="40" w:before="0"/>
+              <w:jc w:val="left"/>
+            </w:pPr>
+            <w:r>
+              <w:rPr>
+                <w:rFonts w:ascii="Arial" w:cs="Arial" w:eastAsia="Arial" w:hAnsi="Arial"/>
+                <w:b w:val="false"/>
+                <w:bCs w:val="false"/>
+                <w:i w:val="false"/>
+                <w:iCs w:val="false"/>
+                <w:color w:val="000000"/>
+                <w:sz w:val="18"/>
+                <w:szCs w:val="18"/>
+              </w:rPr>
+              <w:t xml:space="preserve">Groups post their completed models on the classroom walls for a rapid 4-minute peer-critique gallery walk. Each student carries two sticky notes — one green, one orange. On the green note they write one specific strength of a model that is not their own: something that is scientifically correct, well connected or clearly explained with evidence. On the orange note they write one specific question or friendly challenge: something they think is missing, unclear or that they would like the group to justify further. Students post both notes directly on the relevant model. After the gallery walk, each group has 90 seconds to read the feedback on their own model and identify the single most important orange-note challenge they will incorporate into their verbal presentation. Students also write one new or remaining question of their own on a fresh sticky note and add it to the DQB under a new section labelled 'What we still want to know before Lesson 8.' This section will be the entry point for the environmental impact investigation in Lesson 8.</w:t>
+            </w:r>
+          </w:p>
+        </w:tc>
+        <w:tc>
+          <w:tcPr>
+            <w:tcW w:type="dxa" w:w="3040"/>
+            <w:shd w:fill="F2F2F2" w:color="auto" w:val="clear"/>
+            <w:tcMar>
+              <w:top w:type="dxa" w:w="60"/>
+              <w:left w:type="dxa" w:w="120"/>
+              <w:bottom w:type="dxa" w:w="60"/>
+              <w:right w:type="dxa" w:w="120"/>
+            </w:tcMar>
+            <w:vAlign w:val="top"/>
+          </w:tcPr>
+          <w:p>
+            <w:pPr>
+              <w:spacing w:after="40" w:before="0"/>
+              <w:jc w:val="left"/>
+            </w:pPr>
+            <w:r>
+              <w:rPr>
+                <w:rFonts w:ascii="Arial" w:cs="Arial" w:eastAsia="Arial" w:hAnsi="Arial"/>
+                <w:b w:val="false"/>
+                <w:bCs w:val="false"/>
+                <w:i w:val="false"/>
+                <w:iCs w:val="false"/>
+                <w:color w:val="000000"/>
+                <w:sz w:val="18"/>
+                <w:szCs w:val="18"/>
+              </w:rPr>
+              <w:t xml:space="preserve">Before the gallery walk, teacher says: 'Your feedback must be specific and evidence-based. Do not write good job. Write exactly what is correct and why, or exactly what is missing and why it matters. You have 4 minutes to visit at least two models that are not yours.' Set a visible 4-minute timer. WAIT the full time without intervening in student discussions at the models — allow authentic peer dialogue. After groups read their feedback, teacher says: 'You have 90 seconds to identify the one orange-note challenge your group will respond to in your presentation. Just one — choose the most scientifically important one.' WAIT 90 seconds. Then for the new DQB entries: 'Before we hear presentations, write one question you still genuinely have — something this unit has not yet fully answered for you — and add it to the board. It can be about Lake Magadi, about salt and health, about the environment, about anything our evidence has not closed. Your question is valuable data for science.'</w:t>
+            </w:r>
+          </w:p>
+        </w:tc>
+        <w:tc>
+          <w:tcPr>
+            <w:tcW w:type="dxa" w:w="3040"/>
+            <w:shd w:fill="FFFFFF" w:color="auto" w:val="clear"/>
+            <w:tcMar>
+              <w:top w:type="dxa" w:w="60"/>
+              <w:left w:type="dxa" w:w="120"/>
+              <w:bottom w:type="dxa" w:w="60"/>
+              <w:right w:type="dxa" w:w="120"/>
+            </w:tcMar>
+            <w:vAlign w:val="top"/>
+          </w:tcPr>
+          <w:p>
+            <w:pPr>
+              <w:spacing w:after="40" w:before="0"/>
+              <w:jc w:val="left"/>
+            </w:pPr>
+            <w:r>
+              <w:rPr>
+                <w:rFonts w:ascii="Arial" w:cs="Arial" w:eastAsia="Arial" w:hAnsi="Arial"/>
+                <w:b w:val="false"/>
+                <w:bCs w:val="false"/>
+                <w:i w:val="false"/>
+                <w:iCs w:val="false"/>
+                <w:color w:val="000000"/>
+                <w:sz w:val="18"/>
+                <w:szCs w:val="18"/>
+              </w:rPr>
+              <w:t xml:space="preserve">The two-colour sticky note protocol ensures feedback is balanced — strengths before challenges — which supports a safe intellectual climate while maintaining rigour. Requiring students to select one orange-note challenge for their presentation gives agency and prepares for the Explain phase presentations. The new DQB entries maintain the epistemological norm that science generates new questions, and they create a direct bridge to Lesson 8 eutrophication content.</w:t>
+            </w:r>
+          </w:p>
+        </w:tc>
+        <w:tc>
+          <w:tcPr>
+            <w:tcW w:type="dxa" w:w="3040"/>
+            <w:shd w:fill="F2F2F2" w:color="auto" w:val="clear"/>
+            <w:tcMar>
+              <w:top w:type="dxa" w:w="60"/>
+              <w:left w:type="dxa" w:w="120"/>
+              <w:bottom w:type="dxa" w:w="60"/>
+              <w:right w:type="dxa" w:w="120"/>
+            </w:tcMar>
+            <w:vAlign w:val="top"/>
+          </w:tcPr>
+          <w:p>
+            <w:pPr>
+              <w:spacing w:after="40" w:before="0"/>
+              <w:jc w:val="left"/>
+            </w:pPr>
+            <w:r>
+              <w:rPr>
+                <w:rFonts w:ascii="Arial" w:cs="Arial" w:eastAsia="Arial" w:hAnsi="Arial"/>
+                <w:b w:val="false"/>
+                <w:bCs w:val="false"/>
+                <w:i w:val="false"/>
+                <w:iCs w:val="false"/>
+                <w:color w:val="000000"/>
+                <w:sz w:val="18"/>
+                <w:szCs w:val="18"/>
+              </w:rPr>
+              <w:t xml:space="preserve">Teacher photographs the new DQB section (What we still want to know) immediately after it is populated. These questions are analysed to confirm whether the Lesson 8 environmental impact focus on fertiliser salts and eutrophication is already present in student thinking, or whether teacher will need to introduce that context more explicitly.</w:t>
+            </w:r>
+          </w:p>
+        </w:tc>
+      </w:tr>
+      <w:tr>
+        <w:tc>
+          <w:tcPr>
+            <w:tcW w:type="dxa" w:w="1520"/>
+            <w:shd w:fill="D5E8F0" w:color="auto" w:val="clear"/>
+            <w:tcMar>
+              <w:top w:type="dxa" w:w="60"/>
+              <w:left w:type="dxa" w:w="120"/>
+              <w:bottom w:type="dxa" w:w="60"/>
+              <w:right w:type="dxa" w:w="120"/>
+            </w:tcMar>
+            <w:vAlign w:val="top"/>
+          </w:tcPr>
+          <w:p>
+            <w:pPr>
+              <w:spacing w:after="40" w:before="0"/>
+              <w:jc w:val="left"/>
+            </w:pPr>
+            <w:r>
+              <w:rPr>
+                <w:rFonts w:ascii="Arial" w:cs="Arial" w:eastAsia="Arial" w:hAnsi="Arial"/>
+                <w:b/>
+                <w:bCs/>
+                <w:i w:val="false"/>
+                <w:iCs w:val="false"/>
+                <w:color w:val="000000"/>
+                <w:sz w:val="18"/>
+                <w:szCs w:val="18"/>
+              </w:rPr>
+              <w:t xml:space="preserve">Model Building Phase</w:t>
+            </w:r>
+          </w:p>
+          <w:p>
+            <w:pPr>
+              <w:spacing w:after="20" w:before="0"/>
+            </w:pPr>
+            <w:r>
+              <w:rPr>
+                <w:rFonts w:ascii="Arial" w:cs="Arial" w:eastAsia="Arial" w:hAnsi="Arial"/>
+                <w:b/>
+                <w:bCs/>
+                <w:color w:val="1F3864"/>
+                <w:sz w:val="16"/>
+                <w:szCs w:val="16"/>
+              </w:rPr>
+              <w:t xml:space="preserve">📹 VIDEO:</w:t>
+            </w:r>
+          </w:p>
+          <w:p>
+            <w:pPr>
+              <w:spacing w:after="20" w:before="0"/>
+            </w:pPr>
+            <w:hyperlink w:history="1" r:id="rIdi3asv8skmcl9loytg7djk">
               <w:r>
                 <w:rPr>
                   <w:rFonts w:ascii="Arial" w:cs="Arial" w:eastAsia="Arial" w:hAnsi="Arial"/>
@@ -20360,7 +21584,7 @@
               <w:spacing w:after="10" w:before="0"/>
               <w:ind w:left="120"/>
             </w:pPr>
-            <w:hyperlink w:history="1" r:id="rId71x1tivefnvgneknztw4d">
+            <w:hyperlink w:history="1" r:id="rIdezh000pwffhsnllku6ytc">
               <w:r>
                 <w:rPr>
                   <w:rFonts w:ascii="Arial" w:cs="Arial" w:eastAsia="Arial" w:hAnsi="Arial"/>
@@ -20405,7 +21629,7 @@
             <w:pPr>
               <w:spacing w:after="20" w:before="0"/>
             </w:pPr>
-            <w:hyperlink w:history="1" r:id="rIdrl1lfzhoey4ba1rvorveb">
+            <w:hyperlink w:history="1" r:id="rId7obahxf2764z6qyl1q_6m">
               <w:r>
                 <w:rPr>
                   <w:rFonts w:ascii="Arial" w:cs="Arial" w:eastAsia="Arial" w:hAnsi="Arial"/>
@@ -20438,1231 +21662,7 @@
               <w:spacing w:after="10" w:before="0"/>
               <w:ind w:left="120"/>
             </w:pPr>
-            <w:hyperlink w:history="1" r:id="rIddug8wy8fzju0lwpfxeav2">
-              <w:r>
-                <w:rPr>
-                  <w:rFonts w:ascii="Arial" w:cs="Arial" w:eastAsia="Arial" w:hAnsi="Arial"/>
-                  <w:color w:val="595959"/>
-                  <w:sz w:val="14"/>
-                  <w:szCs w:val="14"/>
-                  <w:u w:val="single" w:color="595959"/>
-                </w:rPr>
-                <w:t xml:space="preserve">🔍 Search ARES for similar readings</w:t>
-              </w:r>
-            </w:hyperlink>
-          </w:p>
-        </w:tc>
-        <w:tc>
-          <w:tcPr>
-            <w:tcW w:type="dxa" w:w="3040"/>
-            <w:shd w:fill="FFFFFF" w:color="auto" w:val="clear"/>
-            <w:tcMar>
-              <w:top w:type="dxa" w:w="60"/>
-              <w:left w:type="dxa" w:w="120"/>
-              <w:bottom w:type="dxa" w:w="60"/>
-              <w:right w:type="dxa" w:w="120"/>
-            </w:tcMar>
-            <w:vAlign w:val="top"/>
-          </w:tcPr>
-          <w:p>
-            <w:pPr>
-              <w:spacing w:after="40" w:before="0"/>
-              <w:jc w:val="left"/>
-            </w:pPr>
-            <w:r>
-              <w:rPr>
-                <w:rFonts w:ascii="Arial" w:cs="Arial" w:eastAsia="Arial" w:hAnsi="Arial"/>
-                <w:b w:val="false"/>
-                <w:bCs w:val="false"/>
-                <w:i w:val="false"/>
-                <w:iCs w:val="false"/>
-                <w:color w:val="000000"/>
-                <w:sz w:val="18"/>
-                <w:szCs w:val="18"/>
-              </w:rPr>
-              <w:t xml:space="preserve">Students enter the classroom to find the full Driving Question Board displayed prominently. Each group (same groups from previous lessons) receives a set of three coloured sticky dots — green (Answered), yellow (Partially Answered), red (Still Open). In silence for 3 minutes, every student individually reads across all DQB entries — predictions from Lesson 1, questions added in Lessons 2 through 6 — and mentally categorises them. Students then record in their notebooks: one entry they are now confident they can fully answer, one they think is only partially answered and one they believe is still genuinely open. This private prediction primes each learner for the subsequent group discussion and prevents groupthink.</w:t>
-            </w:r>
-          </w:p>
-        </w:tc>
-        <w:tc>
-          <w:tcPr>
-            <w:tcW w:type="dxa" w:w="3040"/>
-            <w:shd w:fill="F2F2F2" w:color="auto" w:val="clear"/>
-            <w:tcMar>
-              <w:top w:type="dxa" w:w="60"/>
-              <w:left w:type="dxa" w:w="120"/>
-              <w:bottom w:type="dxa" w:w="60"/>
-              <w:right w:type="dxa" w:w="120"/>
-            </w:tcMar>
-            <w:vAlign w:val="top"/>
-          </w:tcPr>
-          <w:p>
-            <w:pPr>
-              <w:spacing w:after="40" w:before="0"/>
-              <w:jc w:val="left"/>
-            </w:pPr>
-            <w:r>
-              <w:rPr>
-                <w:rFonts w:ascii="Arial" w:cs="Arial" w:eastAsia="Arial" w:hAnsi="Arial"/>
-                <w:b w:val="false"/>
-                <w:bCs w:val="false"/>
-                <w:i w:val="false"/>
-                <w:iCs w:val="false"/>
-                <w:color w:val="000000"/>
-                <w:sz w:val="18"/>
-                <w:szCs w:val="18"/>
-              </w:rPr>
-              <w:t xml:space="preserve">Teacher projects both anchoring images — Lake Magadi and the pitted sufuria — on the screen before students enter, so they are the first things seen. Teacher says: 'Before we speak today, take 3 minutes to read every card on our Driving Question Board quietly. Ask yourself honestly: can I now explain this using chemistry? Do not discuss yet.' Set a visible 3-minute timer. After the timer, teacher says: 'In your notebook write down one question you can fully answer, one you can partly answer and one you still cannot answer. You have 90 seconds.' WAIT 90 seconds without prompting. Then: 'Hold those thoughts — you will need them very soon.'</w:t>
-            </w:r>
-          </w:p>
-        </w:tc>
-        <w:tc>
-          <w:tcPr>
-            <w:tcW w:type="dxa" w:w="3040"/>
-            <w:shd w:fill="FFFFFF" w:color="auto" w:val="clear"/>
-            <w:tcMar>
-              <w:top w:type="dxa" w:w="60"/>
-              <w:left w:type="dxa" w:w="120"/>
-              <w:bottom w:type="dxa" w:w="60"/>
-              <w:right w:type="dxa" w:w="120"/>
-            </w:tcMar>
-            <w:vAlign w:val="top"/>
-          </w:tcPr>
-          <w:p>
-            <w:pPr>
-              <w:spacing w:after="40" w:before="0"/>
-              <w:jc w:val="left"/>
-            </w:pPr>
-            <w:r>
-              <w:rPr>
-                <w:rFonts w:ascii="Arial" w:cs="Arial" w:eastAsia="Arial" w:hAnsi="Arial"/>
-                <w:b w:val="false"/>
-                <w:bCs w:val="false"/>
-                <w:i w:val="false"/>
-                <w:iCs w:val="false"/>
-                <w:color w:val="000000"/>
-                <w:sz w:val="18"/>
-                <w:szCs w:val="18"/>
-              </w:rPr>
-              <w:t xml:space="preserve">Silent individual categorisation activates retrieval of all prior learning before social influence of group talk occurs. Writing the three categories in the notebook creates a personal evidence audit that will be compared to group consensus, surfacing misconceptions.</w:t>
-            </w:r>
-          </w:p>
-        </w:tc>
-        <w:tc>
-          <w:tcPr>
-            <w:tcW w:type="dxa" w:w="3040"/>
-            <w:shd w:fill="F2F2F2" w:color="auto" w:val="clear"/>
-            <w:tcMar>
-              <w:top w:type="dxa" w:w="60"/>
-              <w:left w:type="dxa" w:w="120"/>
-              <w:bottom w:type="dxa" w:w="60"/>
-              <w:right w:type="dxa" w:w="120"/>
-            </w:tcMar>
-            <w:vAlign w:val="top"/>
-          </w:tcPr>
-          <w:p>
-            <w:pPr>
-              <w:spacing w:after="40" w:before="0"/>
-              <w:jc w:val="left"/>
-            </w:pPr>
-            <w:r>
-              <w:rPr>
-                <w:rFonts w:ascii="Arial" w:cs="Arial" w:eastAsia="Arial" w:hAnsi="Arial"/>
-                <w:b w:val="false"/>
-                <w:bCs w:val="false"/>
-                <w:i w:val="false"/>
-                <w:iCs w:val="false"/>
-                <w:color w:val="000000"/>
-                <w:sz w:val="18"/>
-                <w:szCs w:val="18"/>
-              </w:rPr>
-              <w:t xml:space="preserve">Teacher circulates during silent reading and scans notebook entries to identify students who are unable to name a fully answered question — these students will be paired with stronger peers during the model-building phase. The pattern of red dots placed on the DQB during the subsequent group step will also signal class-wide gaps.</w:t>
-            </w:r>
-          </w:p>
-        </w:tc>
-      </w:tr>
-      <w:tr>
-        <w:tc>
-          <w:tcPr>
-            <w:tcW w:type="dxa" w:w="1520"/>
-            <w:shd w:fill="D9EEF1" w:color="auto" w:val="clear"/>
-            <w:tcMar>
-              <w:top w:type="dxa" w:w="60"/>
-              <w:left w:type="dxa" w:w="120"/>
-              <w:bottom w:type="dxa" w:w="60"/>
-              <w:right w:type="dxa" w:w="120"/>
-            </w:tcMar>
-            <w:vAlign w:val="top"/>
-          </w:tcPr>
-          <w:p>
-            <w:pPr>
-              <w:spacing w:after="40" w:before="0"/>
-              <w:jc w:val="left"/>
-            </w:pPr>
-            <w:r>
-              <w:rPr>
-                <w:rFonts w:ascii="Arial" w:cs="Arial" w:eastAsia="Arial" w:hAnsi="Arial"/>
-                <w:b/>
-                <w:bCs/>
-                <w:i w:val="false"/>
-                <w:iCs w:val="false"/>
-                <w:color w:val="000000"/>
-                <w:sz w:val="18"/>
-                <w:szCs w:val="18"/>
-              </w:rPr>
-              <w:t xml:space="preserve">Observe Phase</w:t>
-            </w:r>
-          </w:p>
-          <w:p>
-            <w:pPr>
-              <w:spacing w:after="20" w:before="0"/>
-            </w:pPr>
-            <w:r>
-              <w:rPr>
-                <w:rFonts w:ascii="Arial" w:cs="Arial" w:eastAsia="Arial" w:hAnsi="Arial"/>
-                <w:b/>
-                <w:bCs/>
-                <w:color w:val="1F3864"/>
-                <w:sz w:val="16"/>
-                <w:szCs w:val="16"/>
-              </w:rPr>
-              <w:t xml:space="preserve">📹 VIDEO:</w:t>
-            </w:r>
-          </w:p>
-          <w:p>
-            <w:pPr>
-              <w:spacing w:after="20" w:before="0"/>
-            </w:pPr>
-            <w:hyperlink w:history="1" r:id="rIdtznjmgdhyoteshjrwr7bi">
-              <w:r>
-                <w:rPr>
-                  <w:rFonts w:ascii="Arial" w:cs="Arial" w:eastAsia="Arial" w:hAnsi="Arial"/>
-                  <w:color w:val="2E75B6"/>
-                  <w:sz w:val="16"/>
-                  <w:szCs w:val="16"/>
-                  <w:u w:val="single" w:color="2E75B6"/>
-                </w:rPr>
-                <w:t xml:space="preserve">Titration of a strong acid with a strong base</w:t>
-              </w:r>
-            </w:hyperlink>
-          </w:p>
-          <w:p>
-            <w:pPr>
-              <w:spacing w:after="10" w:before="0"/>
-              <w:ind w:left="120"/>
-            </w:pPr>
-            <w:r>
-              <w:rPr>
-                <w:rFonts w:ascii="Arial" w:cs="Arial" w:eastAsia="Arial" w:hAnsi="Arial"/>
-                <w:color w:val="595959"/>
-                <w:sz w:val="14"/>
-                <w:szCs w:val="14"/>
-              </w:rPr>
-              <w:t xml:space="preserve">Source: Khan Academy (English - US curriculum)</w:t>
-            </w:r>
-          </w:p>
-          <w:p>
-            <w:pPr>
-              <w:spacing w:after="10" w:before="0"/>
-              <w:ind w:left="120"/>
-            </w:pPr>
-            <w:hyperlink w:history="1" r:id="rIdcpd8hmmpogle_uzbiegvf">
-              <w:r>
-                <w:rPr>
-                  <w:rFonts w:ascii="Arial" w:cs="Arial" w:eastAsia="Arial" w:hAnsi="Arial"/>
-                  <w:color w:val="595959"/>
-                  <w:sz w:val="14"/>
-                  <w:szCs w:val="14"/>
-                  <w:u w:val="single" w:color="595959"/>
-                </w:rPr>
-                <w:t xml:space="preserve">🔍 Search ARES for similar videos</w:t>
-              </w:r>
-            </w:hyperlink>
-          </w:p>
-          <w:p>
-            <w:pPr>
-              <w:spacing w:after="40" w:before="0"/>
-            </w:pPr>
-            <w:r>
-              <w:rPr>
-                <w:sz w:val="14"/>
-                <w:szCs w:val="14"/>
-              </w:rPr>
-              <w:t xml:space="preserve"/>
-            </w:r>
-          </w:p>
-          <w:p>
-            <w:pPr>
-              <w:spacing w:after="20" w:before="0"/>
-            </w:pPr>
-            <w:r>
-              <w:rPr>
-                <w:rFonts w:ascii="Arial" w:cs="Arial" w:eastAsia="Arial" w:hAnsi="Arial"/>
-                <w:b/>
-                <w:bCs/>
-                <w:color w:val="1F3864"/>
-                <w:sz w:val="16"/>
-                <w:szCs w:val="16"/>
-              </w:rPr>
-              <w:t xml:space="preserve">📖 EXERCISE:</w:t>
-            </w:r>
-          </w:p>
-          <w:p>
-            <w:pPr>
-              <w:spacing w:after="20" w:before="0"/>
-            </w:pPr>
-            <w:hyperlink w:history="1" r:id="rIdfkrmcwqpffhzmvhzhhpcc">
-              <w:r>
-                <w:rPr>
-                  <w:rFonts w:ascii="Arial" w:cs="Arial" w:eastAsia="Arial" w:hAnsi="Arial"/>
-                  <w:color w:val="2E75B6"/>
-                  <w:sz w:val="16"/>
-                  <w:szCs w:val="16"/>
-                  <w:u w:val="single" w:color="2E75B6"/>
-                </w:rPr>
-                <w:t xml:space="preserve">Introduction to acid–base reactions</w:t>
-              </w:r>
-            </w:hyperlink>
-          </w:p>
-          <w:p>
-            <w:pPr>
-              <w:spacing w:after="10" w:before="0"/>
-              <w:ind w:left="120"/>
-            </w:pPr>
-            <w:r>
-              <w:rPr>
-                <w:rFonts w:ascii="Arial" w:cs="Arial" w:eastAsia="Arial" w:hAnsi="Arial"/>
-                <w:color w:val="595959"/>
-                <w:sz w:val="14"/>
-                <w:szCs w:val="14"/>
-              </w:rPr>
-              <w:t xml:space="preserve">Source: Khan Academy (English - US curriculum)</w:t>
-            </w:r>
-          </w:p>
-          <w:p>
-            <w:pPr>
-              <w:spacing w:after="10" w:before="0"/>
-              <w:ind w:left="120"/>
-            </w:pPr>
-            <w:hyperlink w:history="1" r:id="rIdxcr3n8bdwfoi6xbhqtg30">
-              <w:r>
-                <w:rPr>
-                  <w:rFonts w:ascii="Arial" w:cs="Arial" w:eastAsia="Arial" w:hAnsi="Arial"/>
-                  <w:color w:val="595959"/>
-                  <w:sz w:val="14"/>
-                  <w:szCs w:val="14"/>
-                  <w:u w:val="single" w:color="595959"/>
-                </w:rPr>
-                <w:t xml:space="preserve">🔍 Search ARES for similar readings</w:t>
-              </w:r>
-            </w:hyperlink>
-          </w:p>
-        </w:tc>
-        <w:tc>
-          <w:tcPr>
-            <w:tcW w:type="dxa" w:w="3040"/>
-            <w:shd w:fill="FFFFFF" w:color="auto" w:val="clear"/>
-            <w:tcMar>
-              <w:top w:type="dxa" w:w="60"/>
-              <w:left w:type="dxa" w:w="120"/>
-              <w:bottom w:type="dxa" w:w="60"/>
-              <w:right w:type="dxa" w:w="120"/>
-            </w:tcMar>
-            <w:vAlign w:val="top"/>
-          </w:tcPr>
-          <w:p>
-            <w:pPr>
-              <w:spacing w:after="40" w:before="0"/>
-              <w:jc w:val="left"/>
-            </w:pPr>
-            <w:r>
-              <w:rPr>
-                <w:rFonts w:ascii="Arial" w:cs="Arial" w:eastAsia="Arial" w:hAnsi="Arial"/>
-                <w:b w:val="false"/>
-                <w:bCs w:val="false"/>
-                <w:i w:val="false"/>
-                <w:iCs w:val="false"/>
-                <w:color w:val="000000"/>
-                <w:sz w:val="18"/>
-                <w:szCs w:val="18"/>
-              </w:rPr>
-              <w:t xml:space="preserve">Groups of four spend 6 minutes in a structured DQB audit. Each group is assigned a section of the board (acids and pH; reactions of acids; salts and air behaviour; real-life applications). Using their coloured dots, the group places green, yellow or red dots on each entry in their section, then writes a brief evidence justification on a small slip of paper attached beside the entry — citing the specific lesson or experiment that provides the evidence. Groups then do a 2-minute standing gallery walk around the full board to read other groups justifications. Back at their seats, students update their own notebooks: does their personal categorisation from the Predict phase match the group consensus? Where it differs, students note the reason.</w:t>
-            </w:r>
-          </w:p>
-        </w:tc>
-        <w:tc>
-          <w:tcPr>
-            <w:tcW w:type="dxa" w:w="3040"/>
-            <w:shd w:fill="F2F2F2" w:color="auto" w:val="clear"/>
-            <w:tcMar>
-              <w:top w:type="dxa" w:w="60"/>
-              <w:left w:type="dxa" w:w="120"/>
-              <w:bottom w:type="dxa" w:w="60"/>
-              <w:right w:type="dxa" w:w="120"/>
-            </w:tcMar>
-            <w:vAlign w:val="top"/>
-          </w:tcPr>
-          <w:p>
-            <w:pPr>
-              <w:spacing w:after="40" w:before="0"/>
-              <w:jc w:val="left"/>
-            </w:pPr>
-            <w:r>
-              <w:rPr>
-                <w:rFonts w:ascii="Arial" w:cs="Arial" w:eastAsia="Arial" w:hAnsi="Arial"/>
-                <w:b w:val="false"/>
-                <w:bCs w:val="false"/>
-                <w:i w:val="false"/>
-                <w:iCs w:val="false"/>
-                <w:color w:val="000000"/>
-                <w:sz w:val="18"/>
-                <w:szCs w:val="18"/>
-              </w:rPr>
-              <w:t xml:space="preserve">Teacher circulates and uses targeted questioning to probe justifications: 'Your group put green on the question about why the sufuria was pitted by lemon juice. Tell me the word equation you would use as evidence.' If a group cannot supply the equation, teacher redirects: 'Look at your Lesson 4 notes — what did dilute HCl do to magnesium ribbon? How is lemon juice similar?' For the gallery walk teacher says: 'You have 2 minutes to read what other groups wrote. Read, do not edit.' WAIT full 2 minutes. After groups return, ask: 'Did anyone find a justification another group wrote that surprised you or that you disagreed with? Hands up.' Take 2 to 3 responses. WAIT 10 seconds between each response before inviting the next.</w:t>
-            </w:r>
-          </w:p>
-        </w:tc>
-        <w:tc>
-          <w:tcPr>
-            <w:tcW w:type="dxa" w:w="3040"/>
-            <w:shd w:fill="FFFFFF" w:color="auto" w:val="clear"/>
-            <w:tcMar>
-              <w:top w:type="dxa" w:w="60"/>
-              <w:left w:type="dxa" w:w="120"/>
-              <w:bottom w:type="dxa" w:w="60"/>
-              <w:right w:type="dxa" w:w="120"/>
-            </w:tcMar>
-            <w:vAlign w:val="top"/>
-          </w:tcPr>
-          <w:p>
-            <w:pPr>
-              <w:spacing w:after="40" w:before="0"/>
-              <w:jc w:val="left"/>
-            </w:pPr>
-            <w:r>
-              <w:rPr>
-                <w:rFonts w:ascii="Arial" w:cs="Arial" w:eastAsia="Arial" w:hAnsi="Arial"/>
-                <w:b w:val="false"/>
-                <w:bCs w:val="false"/>
-                <w:i w:val="false"/>
-                <w:iCs w:val="false"/>
-                <w:color w:val="000000"/>
-                <w:sz w:val="18"/>
-                <w:szCs w:val="18"/>
-              </w:rPr>
-              <w:t xml:space="preserve">The evidence-justification slips make reasoning visible and accountable. The gallery walk creates a low-stakes peer-review moment. The notebook comparison step is a metacognitive move — students explicitly notice where personal and social knowledge differ, which is precisely the scientific skill of revising models in light of shared evidence.</w:t>
-            </w:r>
-          </w:p>
-        </w:tc>
-        <w:tc>
-          <w:tcPr>
-            <w:tcW w:type="dxa" w:w="3040"/>
-            <w:shd w:fill="F2F2F2" w:color="auto" w:val="clear"/>
-            <w:tcMar>
-              <w:top w:type="dxa" w:w="60"/>
-              <w:left w:type="dxa" w:w="120"/>
-              <w:bottom w:type="dxa" w:w="60"/>
-              <w:right w:type="dxa" w:w="120"/>
-            </w:tcMar>
-            <w:vAlign w:val="top"/>
-          </w:tcPr>
-          <w:p>
-            <w:pPr>
-              <w:spacing w:after="40" w:before="0"/>
-              <w:jc w:val="left"/>
-            </w:pPr>
-            <w:r>
-              <w:rPr>
-                <w:rFonts w:ascii="Arial" w:cs="Arial" w:eastAsia="Arial" w:hAnsi="Arial"/>
-                <w:b w:val="false"/>
-                <w:bCs w:val="false"/>
-                <w:i w:val="false"/>
-                <w:iCs w:val="false"/>
-                <w:color w:val="000000"/>
-                <w:sz w:val="18"/>
-                <w:szCs w:val="18"/>
-              </w:rPr>
-              <w:t xml:space="preserve">Teacher notes which DQB entries collect the most red dots. These become priority content for the whole-class consensus model at the end of the lesson. A cluster of red dots on salt-air behaviour questions, for example, signals that the teacher must revisit hygroscopy and deliquescence terminology during the Explain phase.</w:t>
-            </w:r>
-          </w:p>
-        </w:tc>
-      </w:tr>
-      <w:tr>
-        <w:tc>
-          <w:tcPr>
-            <w:tcW w:type="dxa" w:w="1520"/>
-            <w:shd w:fill="E2EFDA" w:color="auto" w:val="clear"/>
-            <w:tcMar>
-              <w:top w:type="dxa" w:w="60"/>
-              <w:left w:type="dxa" w:w="120"/>
-              <w:bottom w:type="dxa" w:w="60"/>
-              <w:right w:type="dxa" w:w="120"/>
-            </w:tcMar>
-            <w:vAlign w:val="top"/>
-          </w:tcPr>
-          <w:p>
-            <w:pPr>
-              <w:spacing w:after="40" w:before="0"/>
-              <w:jc w:val="left"/>
-            </w:pPr>
-            <w:r>
-              <w:rPr>
-                <w:rFonts w:ascii="Arial" w:cs="Arial" w:eastAsia="Arial" w:hAnsi="Arial"/>
-                <w:b/>
-                <w:bCs/>
-                <w:i w:val="false"/>
-                <w:iCs w:val="false"/>
-                <w:color w:val="000000"/>
-                <w:sz w:val="18"/>
-                <w:szCs w:val="18"/>
-              </w:rPr>
-              <w:t xml:space="preserve">Explain Phase</w:t>
-            </w:r>
-          </w:p>
-          <w:p>
-            <w:pPr>
-              <w:spacing w:after="20" w:before="0"/>
-            </w:pPr>
-            <w:r>
-              <w:rPr>
-                <w:rFonts w:ascii="Arial" w:cs="Arial" w:eastAsia="Arial" w:hAnsi="Arial"/>
-                <w:b/>
-                <w:bCs/>
-                <w:color w:val="1F3864"/>
-                <w:sz w:val="16"/>
-                <w:szCs w:val="16"/>
-              </w:rPr>
-              <w:t xml:space="preserve">📹 VIDEO:</w:t>
-            </w:r>
-          </w:p>
-          <w:p>
-            <w:pPr>
-              <w:spacing w:after="20" w:before="0"/>
-            </w:pPr>
-            <w:hyperlink w:history="1" r:id="rIdajotgsyvheimm_ifkupzc">
-              <w:r>
-                <w:rPr>
-                  <w:rFonts w:ascii="Arial" w:cs="Arial" w:eastAsia="Arial" w:hAnsi="Arial"/>
-                  <w:color w:val="2E75B6"/>
-                  <w:sz w:val="16"/>
-                  <w:szCs w:val="16"/>
-                  <w:u w:val="single" w:color="2E75B6"/>
-                </w:rPr>
-                <w:t xml:space="preserve">Organic acid-base mechanisms</w:t>
-              </w:r>
-            </w:hyperlink>
-          </w:p>
-          <w:p>
-            <w:pPr>
-              <w:spacing w:after="10" w:before="0"/>
-              <w:ind w:left="120"/>
-            </w:pPr>
-            <w:r>
-              <w:rPr>
-                <w:rFonts w:ascii="Arial" w:cs="Arial" w:eastAsia="Arial" w:hAnsi="Arial"/>
-                <w:color w:val="595959"/>
-                <w:sz w:val="14"/>
-                <w:szCs w:val="14"/>
-              </w:rPr>
-              <w:t xml:space="preserve">Source: Khan Academy (English - US curriculum)</w:t>
-            </w:r>
-          </w:p>
-          <w:p>
-            <w:pPr>
-              <w:spacing w:after="10" w:before="0"/>
-              <w:ind w:left="120"/>
-            </w:pPr>
-            <w:hyperlink w:history="1" r:id="rIdnvs-hkuk2z2ioj6zagiz_">
-              <w:r>
-                <w:rPr>
-                  <w:rFonts w:ascii="Arial" w:cs="Arial" w:eastAsia="Arial" w:hAnsi="Arial"/>
-                  <w:color w:val="595959"/>
-                  <w:sz w:val="14"/>
-                  <w:szCs w:val="14"/>
-                  <w:u w:val="single" w:color="595959"/>
-                </w:rPr>
-                <w:t xml:space="preserve">🔍 Search ARES for similar videos</w:t>
-              </w:r>
-            </w:hyperlink>
-          </w:p>
-          <w:p>
-            <w:pPr>
-              <w:spacing w:after="40" w:before="0"/>
-            </w:pPr>
-            <w:r>
-              <w:rPr>
-                <w:sz w:val="14"/>
-                <w:szCs w:val="14"/>
-              </w:rPr>
-              <w:t xml:space="preserve"/>
-            </w:r>
-          </w:p>
-          <w:p>
-            <w:pPr>
-              <w:spacing w:after="20" w:before="0"/>
-            </w:pPr>
-            <w:r>
-              <w:rPr>
-                <w:rFonts w:ascii="Arial" w:cs="Arial" w:eastAsia="Arial" w:hAnsi="Arial"/>
-                <w:b/>
-                <w:bCs/>
-                <w:color w:val="1F3864"/>
-                <w:sz w:val="16"/>
-                <w:szCs w:val="16"/>
-              </w:rPr>
-              <w:t xml:space="preserve">📖 EXERCISE:</w:t>
-            </w:r>
-          </w:p>
-          <w:p>
-            <w:pPr>
-              <w:spacing w:after="20" w:before="0"/>
-            </w:pPr>
-            <w:hyperlink w:history="1" r:id="rIdvdp_9xttojacmlfudfoez">
-              <w:r>
-                <w:rPr>
-                  <w:rFonts w:ascii="Arial" w:cs="Arial" w:eastAsia="Arial" w:hAnsi="Arial"/>
-                  <w:color w:val="2E75B6"/>
-                  <w:sz w:val="16"/>
-                  <w:szCs w:val="16"/>
-                  <w:u w:val="single" w:color="2E75B6"/>
-                </w:rPr>
-                <w:t xml:space="preserve">Introduction to acid–base reactions</w:t>
-              </w:r>
-            </w:hyperlink>
-          </w:p>
-          <w:p>
-            <w:pPr>
-              <w:spacing w:after="10" w:before="0"/>
-              <w:ind w:left="120"/>
-            </w:pPr>
-            <w:r>
-              <w:rPr>
-                <w:rFonts w:ascii="Arial" w:cs="Arial" w:eastAsia="Arial" w:hAnsi="Arial"/>
-                <w:color w:val="595959"/>
-                <w:sz w:val="14"/>
-                <w:szCs w:val="14"/>
-              </w:rPr>
-              <w:t xml:space="preserve">Source: Khan Academy (English - US curriculum)</w:t>
-            </w:r>
-          </w:p>
-          <w:p>
-            <w:pPr>
-              <w:spacing w:after="10" w:before="0"/>
-              <w:ind w:left="120"/>
-            </w:pPr>
-            <w:hyperlink w:history="1" r:id="rIdjftka8n8bbip-lm94uhp-">
-              <w:r>
-                <w:rPr>
-                  <w:rFonts w:ascii="Arial" w:cs="Arial" w:eastAsia="Arial" w:hAnsi="Arial"/>
-                  <w:color w:val="595959"/>
-                  <w:sz w:val="14"/>
-                  <w:szCs w:val="14"/>
-                  <w:u w:val="single" w:color="595959"/>
-                </w:rPr>
-                <w:t xml:space="preserve">🔍 Search ARES for similar readings</w:t>
-              </w:r>
-            </w:hyperlink>
-          </w:p>
-        </w:tc>
-        <w:tc>
-          <w:tcPr>
-            <w:tcW w:type="dxa" w:w="3040"/>
-            <w:shd w:fill="FFFFFF" w:color="auto" w:val="clear"/>
-            <w:tcMar>
-              <w:top w:type="dxa" w:w="60"/>
-              <w:left w:type="dxa" w:w="120"/>
-              <w:bottom w:type="dxa" w:w="60"/>
-              <w:right w:type="dxa" w:w="120"/>
-            </w:tcMar>
-            <w:vAlign w:val="top"/>
-          </w:tcPr>
-          <w:p>
-            <w:pPr>
-              <w:spacing w:after="40" w:before="0"/>
-              <w:jc w:val="left"/>
-            </w:pPr>
-            <w:r>
-              <w:rPr>
-                <w:rFonts w:ascii="Arial" w:cs="Arial" w:eastAsia="Arial" w:hAnsi="Arial"/>
-                <w:b w:val="false"/>
-                <w:bCs w:val="false"/>
-                <w:i w:val="false"/>
-                <w:iCs w:val="false"/>
-                <w:color w:val="000000"/>
-                <w:sz w:val="18"/>
-                <w:szCs w:val="18"/>
-              </w:rPr>
-              <w:t xml:space="preserve">Each group now constructs their cumulative explanatory model on A2 paper or a shared digital slide (if devices are available). The model must be organised around five mandatory components displayed as an interconnected diagram, not a list: (1) pH scale backbone labelled with Kenyan examples at key points — lemon juice at pH 2, Lake Magadi water at pH 10 to 11, uji at pH 6; (2) definitions of acid, base and salt using H+ and OH- ion language; (3) three reaction types with at least one word equation each — neutralisation, carbonate reaction, metal reaction — each annotated with the Kenyan context in which it occurs; (4) the three salt-air behaviours with one Kenyan example each — NaCl in Mombasa coastal humidity, CaCl2 in industrial desiccants, Na2CO3 10H2O efflorescence on the sufuria scale; (5) a central image or symbol of both anchoring phenomena — Lake Magadi trona crusts and the pitted sufuria — with arrows showing how the chemistry concepts connect to each image. Groups have 12 minutes to build their model. A sentence-starter scaffold is provided on the board: 'We know this because in Lesson ___ we observed/measured/read that ___.' This scaffold forces every claim to be evidence-anchored.</w:t>
-            </w:r>
-          </w:p>
-        </w:tc>
-        <w:tc>
-          <w:tcPr>
-            <w:tcW w:type="dxa" w:w="3040"/>
-            <w:shd w:fill="F2F2F2" w:color="auto" w:val="clear"/>
-            <w:tcMar>
-              <w:top w:type="dxa" w:w="60"/>
-              <w:left w:type="dxa" w:w="120"/>
-              <w:bottom w:type="dxa" w:w="60"/>
-              <w:right w:type="dxa" w:w="120"/>
-            </w:tcMar>
-            <w:vAlign w:val="top"/>
-          </w:tcPr>
-          <w:p>
-            <w:pPr>
-              <w:spacing w:after="40" w:before="0"/>
-              <w:jc w:val="left"/>
-            </w:pPr>
-            <w:r>
-              <w:rPr>
-                <w:rFonts w:ascii="Arial" w:cs="Arial" w:eastAsia="Arial" w:hAnsi="Arial"/>
-                <w:b w:val="false"/>
-                <w:bCs w:val="false"/>
-                <w:i w:val="false"/>
-                <w:iCs w:val="false"/>
-                <w:color w:val="000000"/>
-                <w:sz w:val="18"/>
-                <w:szCs w:val="18"/>
-              </w:rPr>
-              <w:t xml:space="preserve">Teacher circulates continuously during model building, spending approximately 2 minutes per group. At each group teacher first listens for 20 seconds before speaking — this models scientific patience and gives students time to articulate their thinking. Prompts for groups that are listing rather than connecting: 'Your model shows these as five separate boxes. Where does the arrow go from neutralisation to salt formation to what happens in the sufuria? Draw that connection.' For groups that have completed a strong draft early: 'You have connected lemon juice to the sufuria pitting — can you now show on your model why the same lemon juice is safe to drink? What stops it from damaging your stomach lining the way it damaged the aluminium?' WAIT for student response before scaffolding further. For the trona connection, if a group has not included it, say: 'Lake Magadi has not appeared on your model yet. Trona is sodium sesquicarbonate — a salt. Which of your five components should it appear in? Where does it fit?' WAIT 15 seconds.</w:t>
-            </w:r>
-          </w:p>
-        </w:tc>
-        <w:tc>
-          <w:tcPr>
-            <w:tcW w:type="dxa" w:w="3040"/>
-            <w:shd w:fill="FFFFFF" w:color="auto" w:val="clear"/>
-            <w:tcMar>
-              <w:top w:type="dxa" w:w="60"/>
-              <w:left w:type="dxa" w:w="120"/>
-              <w:bottom w:type="dxa" w:w="60"/>
-              <w:right w:type="dxa" w:w="120"/>
-            </w:tcMar>
-            <w:vAlign w:val="top"/>
-          </w:tcPr>
-          <w:p>
-            <w:pPr>
-              <w:spacing w:after="40" w:before="0"/>
-              <w:jc w:val="left"/>
-            </w:pPr>
-            <w:r>
-              <w:rPr>
-                <w:rFonts w:ascii="Arial" w:cs="Arial" w:eastAsia="Arial" w:hAnsi="Arial"/>
-                <w:b w:val="false"/>
-                <w:bCs w:val="false"/>
-                <w:i w:val="false"/>
-                <w:iCs w:val="false"/>
-                <w:color w:val="000000"/>
-                <w:sz w:val="18"/>
-                <w:szCs w:val="18"/>
-              </w:rPr>
-              <w:t xml:space="preserve">The five-component mandatory structure prevents superficial listing and requires relational thinking. The sentence-starter scaffold embeds evidence norms. The teacher questioning strategy of listening before speaking models scientific discourse. Requiring both anchoring images to appear on the model ensures the lesson returns to the phenomenon and does not drift into abstract chemistry.</w:t>
-            </w:r>
-          </w:p>
-        </w:tc>
-        <w:tc>
-          <w:tcPr>
-            <w:tcW w:type="dxa" w:w="3040"/>
-            <w:shd w:fill="F2F2F2" w:color="auto" w:val="clear"/>
-            <w:tcMar>
-              <w:top w:type="dxa" w:w="60"/>
-              <w:left w:type="dxa" w:w="120"/>
-              <w:bottom w:type="dxa" w:w="60"/>
-              <w:right w:type="dxa" w:w="120"/>
-            </w:tcMar>
-            <w:vAlign w:val="top"/>
-          </w:tcPr>
-          <w:p>
-            <w:pPr>
-              <w:spacing w:after="40" w:before="0"/>
-              <w:jc w:val="left"/>
-            </w:pPr>
-            <w:r>
-              <w:rPr>
-                <w:rFonts w:ascii="Arial" w:cs="Arial" w:eastAsia="Arial" w:hAnsi="Arial"/>
-                <w:b w:val="false"/>
-                <w:bCs w:val="false"/>
-                <w:i w:val="false"/>
-                <w:iCs w:val="false"/>
-                <w:color w:val="000000"/>
-                <w:sz w:val="18"/>
-                <w:szCs w:val="18"/>
-              </w:rPr>
-              <w:t xml:space="preserve">As teacher circulates, they use a simple 3-column checklist (group name / components present / connections evident) to note which groups have all five components and which are missing connections. This data directly informs how much time teacher spends at each group and which gaps to address in the consensus model phase.</w:t>
-            </w:r>
-          </w:p>
-        </w:tc>
-      </w:tr>
-      <w:tr>
-        <w:tc>
-          <w:tcPr>
-            <w:tcW w:type="dxa" w:w="1520"/>
-            <w:shd w:fill="FCE4D6" w:color="auto" w:val="clear"/>
-            <w:tcMar>
-              <w:top w:type="dxa" w:w="60"/>
-              <w:left w:type="dxa" w:w="120"/>
-              <w:bottom w:type="dxa" w:w="60"/>
-              <w:right w:type="dxa" w:w="120"/>
-            </w:tcMar>
-            <w:vAlign w:val="top"/>
-          </w:tcPr>
-          <w:p>
-            <w:pPr>
-              <w:spacing w:after="40" w:before="0"/>
-              <w:jc w:val="left"/>
-            </w:pPr>
-            <w:r>
-              <w:rPr>
-                <w:rFonts w:ascii="Arial" w:cs="Arial" w:eastAsia="Arial" w:hAnsi="Arial"/>
-                <w:b/>
-                <w:bCs/>
-                <w:i w:val="false"/>
-                <w:iCs w:val="false"/>
-                <w:color w:val="000000"/>
-                <w:sz w:val="18"/>
-                <w:szCs w:val="18"/>
-              </w:rPr>
-              <w:t xml:space="preserve">Driving Question Board (DQB) Creation</w:t>
-            </w:r>
-          </w:p>
-          <w:p>
-            <w:pPr>
-              <w:spacing w:after="20" w:before="0"/>
-            </w:pPr>
-            <w:r>
-              <w:rPr>
-                <w:rFonts w:ascii="Arial" w:cs="Arial" w:eastAsia="Arial" w:hAnsi="Arial"/>
-                <w:b/>
-                <w:bCs/>
-                <w:color w:val="1F3864"/>
-                <w:sz w:val="16"/>
-                <w:szCs w:val="16"/>
-              </w:rPr>
-              <w:t xml:space="preserve">📹 VIDEO:</w:t>
-            </w:r>
-          </w:p>
-          <w:p>
-            <w:pPr>
-              <w:spacing w:after="20" w:before="0"/>
-            </w:pPr>
-            <w:hyperlink w:history="1" r:id="rIdlecuiwg8gglx2skvjr7lj">
-              <w:r>
-                <w:rPr>
-                  <w:rFonts w:ascii="Arial" w:cs="Arial" w:eastAsia="Arial" w:hAnsi="Arial"/>
-                  <w:color w:val="2E75B6"/>
-                  <w:sz w:val="16"/>
-                  <w:szCs w:val="16"/>
-                  <w:u w:val="single" w:color="2E75B6"/>
-                </w:rPr>
-                <w:t xml:space="preserve">Molecular, complete ionic, and net ionic equations</w:t>
-              </w:r>
-            </w:hyperlink>
-          </w:p>
-          <w:p>
-            <w:pPr>
-              <w:spacing w:after="10" w:before="0"/>
-              <w:ind w:left="120"/>
-            </w:pPr>
-            <w:r>
-              <w:rPr>
-                <w:rFonts w:ascii="Arial" w:cs="Arial" w:eastAsia="Arial" w:hAnsi="Arial"/>
-                <w:color w:val="595959"/>
-                <w:sz w:val="14"/>
-                <w:szCs w:val="14"/>
-              </w:rPr>
-              <w:t xml:space="preserve">Source: Khan Academy (English - US curriculum)</w:t>
-            </w:r>
-          </w:p>
-          <w:p>
-            <w:pPr>
-              <w:spacing w:after="10" w:before="0"/>
-              <w:ind w:left="120"/>
-            </w:pPr>
-            <w:hyperlink w:history="1" r:id="rId5lldprl7wtbvq4jevhmxn">
-              <w:r>
-                <w:rPr>
-                  <w:rFonts w:ascii="Arial" w:cs="Arial" w:eastAsia="Arial" w:hAnsi="Arial"/>
-                  <w:color w:val="595959"/>
-                  <w:sz w:val="14"/>
-                  <w:szCs w:val="14"/>
-                  <w:u w:val="single" w:color="595959"/>
-                </w:rPr>
-                <w:t xml:space="preserve">🔍 Search ARES for similar videos</w:t>
-              </w:r>
-            </w:hyperlink>
-          </w:p>
-          <w:p>
-            <w:pPr>
-              <w:spacing w:after="40" w:before="0"/>
-            </w:pPr>
-            <w:r>
-              <w:rPr>
-                <w:sz w:val="14"/>
-                <w:szCs w:val="14"/>
-              </w:rPr>
-              <w:t xml:space="preserve"/>
-            </w:r>
-          </w:p>
-          <w:p>
-            <w:pPr>
-              <w:spacing w:after="20" w:before="0"/>
-            </w:pPr>
-            <w:r>
-              <w:rPr>
-                <w:rFonts w:ascii="Arial" w:cs="Arial" w:eastAsia="Arial" w:hAnsi="Arial"/>
-                <w:b/>
-                <w:bCs/>
-                <w:color w:val="1F3864"/>
-                <w:sz w:val="16"/>
-                <w:szCs w:val="16"/>
-              </w:rPr>
-              <w:t xml:space="preserve">📖 EXERCISE:</w:t>
-            </w:r>
-          </w:p>
-          <w:p>
-            <w:pPr>
-              <w:spacing w:after="20" w:before="0"/>
-            </w:pPr>
-            <w:hyperlink w:history="1" r:id="rIdivtuhsj8qk5kld-x7zxdq">
-              <w:r>
-                <w:rPr>
-                  <w:rFonts w:ascii="Arial" w:cs="Arial" w:eastAsia="Arial" w:hAnsi="Arial"/>
-                  <w:color w:val="2E75B6"/>
-                  <w:sz w:val="16"/>
-                  <w:szCs w:val="16"/>
-                  <w:u w:val="single" w:color="2E75B6"/>
-                </w:rPr>
-                <w:t xml:space="preserve">Introduction to acid–base reactions</w:t>
-              </w:r>
-            </w:hyperlink>
-          </w:p>
-          <w:p>
-            <w:pPr>
-              <w:spacing w:after="10" w:before="0"/>
-              <w:ind w:left="120"/>
-            </w:pPr>
-            <w:r>
-              <w:rPr>
-                <w:rFonts w:ascii="Arial" w:cs="Arial" w:eastAsia="Arial" w:hAnsi="Arial"/>
-                <w:color w:val="595959"/>
-                <w:sz w:val="14"/>
-                <w:szCs w:val="14"/>
-              </w:rPr>
-              <w:t xml:space="preserve">Source: Khan Academy (English - US curriculum)</w:t>
-            </w:r>
-          </w:p>
-          <w:p>
-            <w:pPr>
-              <w:spacing w:after="10" w:before="0"/>
-              <w:ind w:left="120"/>
-            </w:pPr>
-            <w:hyperlink w:history="1" r:id="rIdoh3wrhvu5jj_kn_g0riv0">
-              <w:r>
-                <w:rPr>
-                  <w:rFonts w:ascii="Arial" w:cs="Arial" w:eastAsia="Arial" w:hAnsi="Arial"/>
-                  <w:color w:val="595959"/>
-                  <w:sz w:val="14"/>
-                  <w:szCs w:val="14"/>
-                  <w:u w:val="single" w:color="595959"/>
-                </w:rPr>
-                <w:t xml:space="preserve">🔍 Search ARES for similar readings</w:t>
-              </w:r>
-            </w:hyperlink>
-          </w:p>
-        </w:tc>
-        <w:tc>
-          <w:tcPr>
-            <w:tcW w:type="dxa" w:w="3040"/>
-            <w:shd w:fill="FFFFFF" w:color="auto" w:val="clear"/>
-            <w:tcMar>
-              <w:top w:type="dxa" w:w="60"/>
-              <w:left w:type="dxa" w:w="120"/>
-              <w:bottom w:type="dxa" w:w="60"/>
-              <w:right w:type="dxa" w:w="120"/>
-            </w:tcMar>
-            <w:vAlign w:val="top"/>
-          </w:tcPr>
-          <w:p>
-            <w:pPr>
-              <w:spacing w:after="40" w:before="0"/>
-              <w:jc w:val="left"/>
-            </w:pPr>
-            <w:r>
-              <w:rPr>
-                <w:rFonts w:ascii="Arial" w:cs="Arial" w:eastAsia="Arial" w:hAnsi="Arial"/>
-                <w:b w:val="false"/>
-                <w:bCs w:val="false"/>
-                <w:i w:val="false"/>
-                <w:iCs w:val="false"/>
-                <w:color w:val="000000"/>
-                <w:sz w:val="18"/>
-                <w:szCs w:val="18"/>
-              </w:rPr>
-              <w:t xml:space="preserve">Groups post their completed models on the classroom walls for a rapid 4-minute peer-critique gallery walk. Each student carries two sticky notes — one green, one orange. On the green note they write one specific strength of a model that is not their own: something that is scientifically correct, well connected or clearly explained with evidence. On the orange note they write one specific question or friendly challenge: something they think is missing, unclear or that they would like the group to justify further. Students post both notes directly on the relevant model. After the gallery walk, each group has 90 seconds to read the feedback on their own model and identify the single most important orange-note challenge they will incorporate into their verbal presentation. Students also write one new or remaining question of their own on a fresh sticky note and add it to the DQB under a new section labelled 'What we still want to know before Lesson 8.' This section will be the entry point for the environmental impact investigation in Lesson 8.</w:t>
-            </w:r>
-          </w:p>
-        </w:tc>
-        <w:tc>
-          <w:tcPr>
-            <w:tcW w:type="dxa" w:w="3040"/>
-            <w:shd w:fill="F2F2F2" w:color="auto" w:val="clear"/>
-            <w:tcMar>
-              <w:top w:type="dxa" w:w="60"/>
-              <w:left w:type="dxa" w:w="120"/>
-              <w:bottom w:type="dxa" w:w="60"/>
-              <w:right w:type="dxa" w:w="120"/>
-            </w:tcMar>
-            <w:vAlign w:val="top"/>
-          </w:tcPr>
-          <w:p>
-            <w:pPr>
-              <w:spacing w:after="40" w:before="0"/>
-              <w:jc w:val="left"/>
-            </w:pPr>
-            <w:r>
-              <w:rPr>
-                <w:rFonts w:ascii="Arial" w:cs="Arial" w:eastAsia="Arial" w:hAnsi="Arial"/>
-                <w:b w:val="false"/>
-                <w:bCs w:val="false"/>
-                <w:i w:val="false"/>
-                <w:iCs w:val="false"/>
-                <w:color w:val="000000"/>
-                <w:sz w:val="18"/>
-                <w:szCs w:val="18"/>
-              </w:rPr>
-              <w:t xml:space="preserve">Before the gallery walk, teacher says: 'Your feedback must be specific and evidence-based. Do not write good job. Write exactly what is correct and why, or exactly what is missing and why it matters. You have 4 minutes to visit at least two models that are not yours.' Set a visible 4-minute timer. WAIT the full time without intervening in student discussions at the models — allow authentic peer dialogue. After groups read their feedback, teacher says: 'You have 90 seconds to identify the one orange-note challenge your group will respond to in your presentation. Just one — choose the most scientifically important one.' WAIT 90 seconds. Then for the new DQB entries: 'Before we hear presentations, write one question you still genuinely have — something this unit has not yet fully answered for you — and add it to the board. It can be about Lake Magadi, about salt and health, about the environment, about anything our evidence has not closed. Your question is valuable data for science.'</w:t>
-            </w:r>
-          </w:p>
-        </w:tc>
-        <w:tc>
-          <w:tcPr>
-            <w:tcW w:type="dxa" w:w="3040"/>
-            <w:shd w:fill="FFFFFF" w:color="auto" w:val="clear"/>
-            <w:tcMar>
-              <w:top w:type="dxa" w:w="60"/>
-              <w:left w:type="dxa" w:w="120"/>
-              <w:bottom w:type="dxa" w:w="60"/>
-              <w:right w:type="dxa" w:w="120"/>
-            </w:tcMar>
-            <w:vAlign w:val="top"/>
-          </w:tcPr>
-          <w:p>
-            <w:pPr>
-              <w:spacing w:after="40" w:before="0"/>
-              <w:jc w:val="left"/>
-            </w:pPr>
-            <w:r>
-              <w:rPr>
-                <w:rFonts w:ascii="Arial" w:cs="Arial" w:eastAsia="Arial" w:hAnsi="Arial"/>
-                <w:b w:val="false"/>
-                <w:bCs w:val="false"/>
-                <w:i w:val="false"/>
-                <w:iCs w:val="false"/>
-                <w:color w:val="000000"/>
-                <w:sz w:val="18"/>
-                <w:szCs w:val="18"/>
-              </w:rPr>
-              <w:t xml:space="preserve">The two-colour sticky note protocol ensures feedback is balanced — strengths before challenges — which supports a safe intellectual climate while maintaining rigour. Requiring students to select one orange-note challenge for their presentation gives agency and prepares for the Explain phase presentations. The new DQB entries maintain the epistemological norm that science generates new questions, and they create a direct bridge to Lesson 8 eutrophication content.</w:t>
-            </w:r>
-          </w:p>
-        </w:tc>
-        <w:tc>
-          <w:tcPr>
-            <w:tcW w:type="dxa" w:w="3040"/>
-            <w:shd w:fill="F2F2F2" w:color="auto" w:val="clear"/>
-            <w:tcMar>
-              <w:top w:type="dxa" w:w="60"/>
-              <w:left w:type="dxa" w:w="120"/>
-              <w:bottom w:type="dxa" w:w="60"/>
-              <w:right w:type="dxa" w:w="120"/>
-            </w:tcMar>
-            <w:vAlign w:val="top"/>
-          </w:tcPr>
-          <w:p>
-            <w:pPr>
-              <w:spacing w:after="40" w:before="0"/>
-              <w:jc w:val="left"/>
-            </w:pPr>
-            <w:r>
-              <w:rPr>
-                <w:rFonts w:ascii="Arial" w:cs="Arial" w:eastAsia="Arial" w:hAnsi="Arial"/>
-                <w:b w:val="false"/>
-                <w:bCs w:val="false"/>
-                <w:i w:val="false"/>
-                <w:iCs w:val="false"/>
-                <w:color w:val="000000"/>
-                <w:sz w:val="18"/>
-                <w:szCs w:val="18"/>
-              </w:rPr>
-              <w:t xml:space="preserve">Teacher photographs the new DQB section (What we still want to know) immediately after it is populated. These questions are analysed to confirm whether the Lesson 8 environmental impact focus on fertiliser salts and eutrophication is already present in student thinking, or whether teacher will need to introduce that context more explicitly.</w:t>
-            </w:r>
-          </w:p>
-        </w:tc>
-      </w:tr>
-      <w:tr>
-        <w:tc>
-          <w:tcPr>
-            <w:tcW w:type="dxa" w:w="1520"/>
-            <w:shd w:fill="D5E8F0" w:color="auto" w:val="clear"/>
-            <w:tcMar>
-              <w:top w:type="dxa" w:w="60"/>
-              <w:left w:type="dxa" w:w="120"/>
-              <w:bottom w:type="dxa" w:w="60"/>
-              <w:right w:type="dxa" w:w="120"/>
-            </w:tcMar>
-            <w:vAlign w:val="top"/>
-          </w:tcPr>
-          <w:p>
-            <w:pPr>
-              <w:spacing w:after="40" w:before="0"/>
-              <w:jc w:val="left"/>
-            </w:pPr>
-            <w:r>
-              <w:rPr>
-                <w:rFonts w:ascii="Arial" w:cs="Arial" w:eastAsia="Arial" w:hAnsi="Arial"/>
-                <w:b/>
-                <w:bCs/>
-                <w:i w:val="false"/>
-                <w:iCs w:val="false"/>
-                <w:color w:val="000000"/>
-                <w:sz w:val="18"/>
-                <w:szCs w:val="18"/>
-              </w:rPr>
-              <w:t xml:space="preserve">Model Building Phase</w:t>
-            </w:r>
-          </w:p>
-          <w:p>
-            <w:pPr>
-              <w:spacing w:after="20" w:before="0"/>
-            </w:pPr>
-            <w:r>
-              <w:rPr>
-                <w:rFonts w:ascii="Arial" w:cs="Arial" w:eastAsia="Arial" w:hAnsi="Arial"/>
-                <w:b/>
-                <w:bCs/>
-                <w:color w:val="1F3864"/>
-                <w:sz w:val="16"/>
-                <w:szCs w:val="16"/>
-              </w:rPr>
-              <w:t xml:space="preserve">📹 VIDEO:</w:t>
-            </w:r>
-          </w:p>
-          <w:p>
-            <w:pPr>
-              <w:spacing w:after="20" w:before="0"/>
-            </w:pPr>
-            <w:hyperlink w:history="1" r:id="rIdqbczgf0xhojj56yo-phrc">
-              <w:r>
-                <w:rPr>
-                  <w:rFonts w:ascii="Arial" w:cs="Arial" w:eastAsia="Arial" w:hAnsi="Arial"/>
-                  <w:color w:val="2E75B6"/>
-                  <w:sz w:val="16"/>
-                  <w:szCs w:val="16"/>
-                  <w:u w:val="single" w:color="2E75B6"/>
-                </w:rPr>
-                <w:t xml:space="preserve">Using pKa values to predict the position of equilibrium</w:t>
-              </w:r>
-            </w:hyperlink>
-          </w:p>
-          <w:p>
-            <w:pPr>
-              <w:spacing w:after="10" w:before="0"/>
-              <w:ind w:left="120"/>
-            </w:pPr>
-            <w:r>
-              <w:rPr>
-                <w:rFonts w:ascii="Arial" w:cs="Arial" w:eastAsia="Arial" w:hAnsi="Arial"/>
-                <w:color w:val="595959"/>
-                <w:sz w:val="14"/>
-                <w:szCs w:val="14"/>
-              </w:rPr>
-              <w:t xml:space="preserve">Source: Khan Academy (English - US curriculum)</w:t>
-            </w:r>
-          </w:p>
-          <w:p>
-            <w:pPr>
-              <w:spacing w:after="10" w:before="0"/>
-              <w:ind w:left="120"/>
-            </w:pPr>
-            <w:hyperlink w:history="1" r:id="rIdd5dfw3ie0cefohsypmh1u">
-              <w:r>
-                <w:rPr>
-                  <w:rFonts w:ascii="Arial" w:cs="Arial" w:eastAsia="Arial" w:hAnsi="Arial"/>
-                  <w:color w:val="595959"/>
-                  <w:sz w:val="14"/>
-                  <w:szCs w:val="14"/>
-                  <w:u w:val="single" w:color="595959"/>
-                </w:rPr>
-                <w:t xml:space="preserve">🔍 Search ARES for similar videos</w:t>
-              </w:r>
-            </w:hyperlink>
-          </w:p>
-          <w:p>
-            <w:pPr>
-              <w:spacing w:after="40" w:before="0"/>
-            </w:pPr>
-            <w:r>
-              <w:rPr>
-                <w:sz w:val="14"/>
-                <w:szCs w:val="14"/>
-              </w:rPr>
-              <w:t xml:space="preserve"/>
-            </w:r>
-          </w:p>
-          <w:p>
-            <w:pPr>
-              <w:spacing w:after="20" w:before="0"/>
-            </w:pPr>
-            <w:r>
-              <w:rPr>
-                <w:rFonts w:ascii="Arial" w:cs="Arial" w:eastAsia="Arial" w:hAnsi="Arial"/>
-                <w:b/>
-                <w:bCs/>
-                <w:color w:val="1F3864"/>
-                <w:sz w:val="16"/>
-                <w:szCs w:val="16"/>
-              </w:rPr>
-              <w:t xml:space="preserve">📖 EXERCISE:</w:t>
-            </w:r>
-          </w:p>
-          <w:p>
-            <w:pPr>
-              <w:spacing w:after="20" w:before="0"/>
-            </w:pPr>
-            <w:hyperlink w:history="1" r:id="rIdthdyn_bjyibosksno8olm">
-              <w:r>
-                <w:rPr>
-                  <w:rFonts w:ascii="Arial" w:cs="Arial" w:eastAsia="Arial" w:hAnsi="Arial"/>
-                  <w:color w:val="2E75B6"/>
-                  <w:sz w:val="16"/>
-                  <w:szCs w:val="16"/>
-                  <w:u w:val="single" w:color="2E75B6"/>
-                </w:rPr>
-                <w:t xml:space="preserve">Introduction to acid–base reactions</w:t>
-              </w:r>
-            </w:hyperlink>
-          </w:p>
-          <w:p>
-            <w:pPr>
-              <w:spacing w:after="10" w:before="0"/>
-              <w:ind w:left="120"/>
-            </w:pPr>
-            <w:r>
-              <w:rPr>
-                <w:rFonts w:ascii="Arial" w:cs="Arial" w:eastAsia="Arial" w:hAnsi="Arial"/>
-                <w:color w:val="595959"/>
-                <w:sz w:val="14"/>
-                <w:szCs w:val="14"/>
-              </w:rPr>
-              <w:t xml:space="preserve">Source: Khan Academy (English - US curriculum)</w:t>
-            </w:r>
-          </w:p>
-          <w:p>
-            <w:pPr>
-              <w:spacing w:after="10" w:before="0"/>
-              <w:ind w:left="120"/>
-            </w:pPr>
-            <w:hyperlink w:history="1" r:id="rIdkeqyazspligq309nxvauz">
+            <w:hyperlink w:history="1" r:id="rIdsr8s1eoebcmskrocchoab">
               <w:r>
                 <w:rPr>
                   <w:rFonts w:ascii="Arial" w:cs="Arial" w:eastAsia="Arial" w:hAnsi="Arial"/>
@@ -23149,7 +23149,7 @@
             <w:pPr>
               <w:spacing w:after="20" w:before="0"/>
             </w:pPr>
-            <w:hyperlink w:history="1" r:id="rIdwn3q0ptu3388pnurmexrw">
+            <w:hyperlink w:history="1" r:id="rIdmkqhmmo4_nvif6yigwga9">
               <w:r>
                 <w:rPr>
                   <w:rFonts w:ascii="Arial" w:cs="Arial" w:eastAsia="Arial" w:hAnsi="Arial"/>
@@ -23182,7 +23182,7 @@
               <w:spacing w:after="10" w:before="0"/>
               <w:ind w:left="120"/>
             </w:pPr>
-            <w:hyperlink w:history="1" r:id="rIdlmczxsgowiury5unsc3gn">
+            <w:hyperlink w:history="1" r:id="rIdsk4dklx1ethl-dtjzbbea">
               <w:r>
                 <w:rPr>
                   <w:rFonts w:ascii="Arial" w:cs="Arial" w:eastAsia="Arial" w:hAnsi="Arial"/>
@@ -23244,7 +23244,7 @@
               <w:spacing w:after="10" w:before="0"/>
               <w:ind w:left="120"/>
             </w:pPr>
-            <w:hyperlink w:history="1" r:id="rIdch5gu_obhjrr3ma-jywti">
+            <w:hyperlink w:history="1" r:id="rIdc15gjopkshp3oh3_f9by0">
               <w:r>
                 <w:rPr>
                   <w:rFonts w:ascii="Arial" w:cs="Arial" w:eastAsia="Arial" w:hAnsi="Arial"/>
@@ -23454,7 +23454,7 @@
             <w:pPr>
               <w:spacing w:after="20" w:before="0"/>
             </w:pPr>
-            <w:hyperlink w:history="1" r:id="rIdky81snagk4wsrasuivpau">
+            <w:hyperlink w:history="1" r:id="rId8k6ntqba0ynzlks989tfi">
               <w:r>
                 <w:rPr>
                   <w:rFonts w:ascii="Arial" w:cs="Arial" w:eastAsia="Arial" w:hAnsi="Arial"/>
@@ -23487,7 +23487,7 @@
               <w:spacing w:after="10" w:before="0"/>
               <w:ind w:left="120"/>
             </w:pPr>
-            <w:hyperlink w:history="1" r:id="rIda0polseoroickuydrifbw">
+            <w:hyperlink w:history="1" r:id="rId7rdpucfvsgv8ujhuj8kfm">
               <w:r>
                 <w:rPr>
                   <w:rFonts w:ascii="Arial" w:cs="Arial" w:eastAsia="Arial" w:hAnsi="Arial"/>
@@ -23549,7 +23549,7 @@
               <w:spacing w:after="10" w:before="0"/>
               <w:ind w:left="120"/>
             </w:pPr>
-            <w:hyperlink w:history="1" r:id="rId2ucyfsdihivu5ulcdzh40">
+            <w:hyperlink w:history="1" r:id="rIdnxyni7xb4ogw_96dokwtv">
               <w:r>
                 <w:rPr>
                   <w:rFonts w:ascii="Arial" w:cs="Arial" w:eastAsia="Arial" w:hAnsi="Arial"/>
@@ -23759,7 +23759,7 @@
             <w:pPr>
               <w:spacing w:after="20" w:before="0"/>
             </w:pPr>
-            <w:hyperlink w:history="1" r:id="rIdi_zuvjl78nafn2l_45n2p">
+            <w:hyperlink w:history="1" r:id="rIdpu4bkiwji9d-kqgs786ak">
               <w:r>
                 <w:rPr>
                   <w:rFonts w:ascii="Arial" w:cs="Arial" w:eastAsia="Arial" w:hAnsi="Arial"/>
@@ -23792,7 +23792,7 @@
               <w:spacing w:after="10" w:before="0"/>
               <w:ind w:left="120"/>
             </w:pPr>
-            <w:hyperlink w:history="1" r:id="rIda4xkx_rrg0-avjnmp7tt4">
+            <w:hyperlink w:history="1" r:id="rId1_vmynmnyk_fdtly3t9l_">
               <w:r>
                 <w:rPr>
                   <w:rFonts w:ascii="Arial" w:cs="Arial" w:eastAsia="Arial" w:hAnsi="Arial"/>
@@ -23854,7 +23854,7 @@
               <w:spacing w:after="10" w:before="0"/>
               <w:ind w:left="120"/>
             </w:pPr>
-            <w:hyperlink w:history="1" r:id="rIduz2psfls0ss0qkpvhdfey">
+            <w:hyperlink w:history="1" r:id="rIdfncei5klk5yckv72ry2na">
               <w:r>
                 <w:rPr>
                   <w:rFonts w:ascii="Arial" w:cs="Arial" w:eastAsia="Arial" w:hAnsi="Arial"/>
@@ -24064,7 +24064,7 @@
             <w:pPr>
               <w:spacing w:after="20" w:before="0"/>
             </w:pPr>
-            <w:hyperlink w:history="1" r:id="rIdowp7j83ndxpvozf7rgbkn">
+            <w:hyperlink w:history="1" r:id="rIdwge8fd4clpvvnfv1xuoak">
               <w:r>
                 <w:rPr>
                   <w:rFonts w:ascii="Arial" w:cs="Arial" w:eastAsia="Arial" w:hAnsi="Arial"/>
@@ -24097,7 +24097,7 @@
               <w:spacing w:after="10" w:before="0"/>
               <w:ind w:left="120"/>
             </w:pPr>
-            <w:hyperlink w:history="1" r:id="rIdj_rcnvsbxrwac-rikhkkw">
+            <w:hyperlink w:history="1" r:id="rId25fgvh8vo3anvzirhgppp">
               <w:r>
                 <w:rPr>
                   <w:rFonts w:ascii="Arial" w:cs="Arial" w:eastAsia="Arial" w:hAnsi="Arial"/>
@@ -24159,7 +24159,7 @@
               <w:spacing w:after="10" w:before="0"/>
               <w:ind w:left="120"/>
             </w:pPr>
-            <w:hyperlink w:history="1" r:id="rIdenmkucvjppowppy5uu7v6">
+            <w:hyperlink w:history="1" r:id="rId2jrbe09kcyeuwrzyjv11v">
               <w:r>
                 <w:rPr>
                   <w:rFonts w:ascii="Arial" w:cs="Arial" w:eastAsia="Arial" w:hAnsi="Arial"/>
@@ -24369,7 +24369,7 @@
             <w:pPr>
               <w:spacing w:after="20" w:before="0"/>
             </w:pPr>
-            <w:hyperlink w:history="1" r:id="rId07_hxruj6brw7x217oqby">
+            <w:hyperlink w:history="1" r:id="rIdecske9g12zpxjtpy1uvt3">
               <w:r>
                 <w:rPr>
                   <w:rFonts w:ascii="Arial" w:cs="Arial" w:eastAsia="Arial" w:hAnsi="Arial"/>
@@ -24402,7 +24402,7 @@
               <w:spacing w:after="10" w:before="0"/>
               <w:ind w:left="120"/>
             </w:pPr>
-            <w:hyperlink w:history="1" r:id="rId_-qlzpnvg0qu7wrytpvwo">
+            <w:hyperlink w:history="1" r:id="rIdhg-lkl5fqpg0fs_fov4jd">
               <w:r>
                 <w:rPr>
                   <w:rFonts w:ascii="Arial" w:cs="Arial" w:eastAsia="Arial" w:hAnsi="Arial"/>
@@ -24464,7 +24464,7 @@
               <w:spacing w:after="10" w:before="0"/>
               <w:ind w:left="120"/>
             </w:pPr>
-            <w:hyperlink w:history="1" r:id="rIdvxeaqcu7_othicrrfyh5j">
+            <w:hyperlink w:history="1" r:id="rIdepbqo9wekblgx2y2y06bu">
               <w:r>
                 <w:rPr>
                   <w:rFonts w:ascii="Arial" w:cs="Arial" w:eastAsia="Arial" w:hAnsi="Arial"/>

--- a/data/outputs/v2/General_Science/SS2.4_Acids,_Bases_and_Salts/General_Science_Acids,_Bases_and_Salts_CBE_LessonSequence.docx
+++ b/data/outputs/v2/General_Science/SS2.4_Acids,_Bases_and_Salts/General_Science_Acids,_Bases_and_Salts_CBE_LessonSequence.docx
@@ -42,6 +42,177 @@
     </w:p>
     <w:p>
       <w:pPr>
+        <w:spacing w:after="80" w:before="120"/>
+      </w:pPr>
+      <w:r>
+        <w:rPr>
+          <w:rFonts w:ascii="Arial" w:cs="Arial" w:eastAsia="Arial" w:hAnsi="Arial"/>
+          <w:b/>
+          <w:bCs/>
+          <w:color w:val="1F3864"/>
+          <w:sz w:val="20"/>
+          <w:szCs w:val="20"/>
+        </w:rPr>
+        <w:t xml:space="preserve">ATTRIBUTION AND LICENSING</w:t>
+      </w:r>
+    </w:p>
+    <w:p>
+      <w:pPr>
+        <w:spacing w:after="60" w:before="0"/>
+      </w:pPr>
+      <w:r>
+        <w:rPr>
+          <w:rFonts w:ascii="Arial" w:cs="Arial" w:eastAsia="Arial" w:hAnsi="Arial"/>
+          <w:b/>
+          <w:bCs/>
+          <w:sz w:val="17"/>
+          <w:szCs w:val="17"/>
+        </w:rPr>
+        <w:t xml:space="preserve">Curriculum Alignment: </w:t>
+      </w:r>
+      <w:r>
+        <w:rPr>
+          <w:rFonts w:ascii="Arial" w:cs="Arial" w:eastAsia="Arial" w:hAnsi="Arial"/>
+          <w:sz w:val="17"/>
+          <w:szCs w:val="17"/>
+        </w:rPr>
+        <w:t xml:space="preserve">Structured in pedagogical alignment with the competence-based curriculum format and learning outcomes established by the Kenya Institute of Curriculum Development (KICD). This material is independently developed and is not officially endorsed or published by KICD.</w:t>
+      </w:r>
+    </w:p>
+    <w:p>
+      <w:pPr>
+        <w:spacing w:after="60" w:before="0"/>
+      </w:pPr>
+      <w:r>
+        <w:rPr>
+          <w:rFonts w:ascii="Arial" w:cs="Arial" w:eastAsia="Arial" w:hAnsi="Arial"/>
+          <w:b/>
+          <w:bCs/>
+          <w:sz w:val="17"/>
+          <w:szCs w:val="17"/>
+        </w:rPr>
+        <w:t xml:space="preserve">Content &amp; Pedagogy: </w:t>
+      </w:r>
+      <w:r>
+        <w:rPr>
+          <w:rFonts w:ascii="Arial" w:cs="Arial" w:eastAsia="Arial" w:hAnsi="Arial"/>
+          <w:sz w:val="17"/>
+          <w:szCs w:val="17"/>
+        </w:rPr>
+        <w:t xml:space="preserve">Developed and adapted by the educator team at SeaVuria (registered 501(c)(3) in the United States and registered NGO in Kenya, No. 872-850A-BF11), who designed the pedagogical framework, lesson templates and exemplar lessons on which this material is based.</w:t>
+      </w:r>
+    </w:p>
+    <w:p>
+      <w:pPr>
+        <w:spacing w:after="60" w:before="0"/>
+      </w:pPr>
+      <w:r>
+        <w:rPr>
+          <w:rFonts w:ascii="Arial" w:cs="Arial" w:eastAsia="Arial" w:hAnsi="Arial"/>
+          <w:b/>
+          <w:bCs/>
+          <w:sz w:val="17"/>
+          <w:szCs w:val="17"/>
+        </w:rPr>
+        <w:t xml:space="preserve">Production &amp; Layout: </w:t>
+      </w:r>
+      <w:r>
+        <w:rPr>
+          <w:rFonts w:ascii="Arial" w:cs="Arial" w:eastAsia="Arial" w:hAnsi="Arial"/>
+          <w:sz w:val="17"/>
+          <w:szCs w:val="17"/>
+        </w:rPr>
+        <w:t xml:space="preserve">Educational design and curriculum sequencing by SeaVuria. Technical layout, structural formatting, and digital optimization/implementation executed in partnership with ARES Education (registered 501(c)(3) in the United States and Canada (as Afretech Aid) and registered NGO in Kenya), with lesson drafting and compilation assisted by AI (Claude, Anthropic).</w:t>
+      </w:r>
+    </w:p>
+    <w:p>
+      <w:pPr>
+        <w:pBdr>
+          <w:bottom w:val="single" w:color="1F3864" w:sz="6" w:space="6"/>
+        </w:pBdr>
+        <w:spacing w:after="60" w:before="0"/>
+      </w:pPr>
+      <w:r>
+        <w:rPr>
+          <w:rFonts w:ascii="Arial" w:cs="Arial" w:eastAsia="Arial" w:hAnsi="Arial"/>
+          <w:b/>
+          <w:bCs/>
+          <w:sz w:val="17"/>
+          <w:szCs w:val="17"/>
+        </w:rPr>
+        <w:t xml:space="preserve">Licensing &amp; Copyright: </w:t>
+      </w:r>
+      <w:r>
+        <w:rPr>
+          <w:rFonts w:ascii="Arial" w:cs="Arial" w:eastAsia="Arial" w:hAnsi="Arial"/>
+          <w:sz w:val="17"/>
+          <w:szCs w:val="17"/>
+        </w:rPr>
+        <w:t xml:space="preserve">© 2026 SeaVuria and ARES. This work is licensed under a </w:t>
+      </w:r>
+      <w:hyperlink w:history="1" r:id="rId_qk_2wni3n7sfx4foflqf">
+        <w:r>
+          <w:rPr>
+            <w:rFonts w:ascii="Arial" w:cs="Arial" w:eastAsia="Arial" w:hAnsi="Arial"/>
+            <w:color w:val="1F6B75"/>
+            <w:sz w:val="17"/>
+            <w:szCs w:val="17"/>
+            <w:u w:val="single" w:color="1F6B75"/>
+          </w:rPr>
+          <w:t xml:space="preserve">Creative Commons Attribution-NonCommercial 4.0 International License</w:t>
+        </w:r>
+      </w:hyperlink>
+      <w:r>
+        <w:rPr>
+          <w:rFonts w:ascii="Arial" w:cs="Arial" w:eastAsia="Arial" w:hAnsi="Arial"/>
+          <w:sz w:val="17"/>
+          <w:szCs w:val="17"/>
+        </w:rPr>
+        <w:t xml:space="preserve"> (</w:t>
+      </w:r>
+      <w:hyperlink w:history="1" r:id="rIds5gxfonh3lcomm2dwyhzs">
+        <w:r>
+          <w:rPr>
+            <w:rFonts w:ascii="Arial" w:cs="Arial" w:eastAsia="Arial" w:hAnsi="Arial"/>
+            <w:color w:val="1F6B75"/>
+            <w:sz w:val="17"/>
+            <w:szCs w:val="17"/>
+            <w:u w:val="single" w:color="1F6B75"/>
+          </w:rPr>
+          <w:t xml:space="preserve">CC BY-NC 4.0</w:t>
+        </w:r>
+      </w:hyperlink>
+      <w:r>
+        <w:rPr>
+          <w:rFonts w:ascii="Arial" w:cs="Arial" w:eastAsia="Arial" w:hAnsi="Arial"/>
+          <w:sz w:val="17"/>
+          <w:szCs w:val="17"/>
+        </w:rPr>
+        <w:t xml:space="preserve">). To view a copy of this license, visit </w:t>
+      </w:r>
+      <w:hyperlink w:history="1" r:id="rIdregyusjeznyukeymvnhxc">
+        <w:r>
+          <w:rPr>
+            <w:rFonts w:ascii="Arial" w:cs="Arial" w:eastAsia="Arial" w:hAnsi="Arial"/>
+            <w:color w:val="1F6B75"/>
+            <w:sz w:val="17"/>
+            <w:szCs w:val="17"/>
+            <w:u w:val="single" w:color="1F6B75"/>
+          </w:rPr>
+          <w:t xml:space="preserve">https://creativecommons.org/licenses/by-nc/4.0/</w:t>
+        </w:r>
+      </w:hyperlink>
+      <w:r>
+        <w:rPr>
+          <w:rFonts w:ascii="Arial" w:cs="Arial" w:eastAsia="Arial" w:hAnsi="Arial"/>
+          <w:sz w:val="17"/>
+          <w:szCs w:val="17"/>
+        </w:rPr>
+        <w:t xml:space="preserve">. You are free to copy, redistribute, and adapt this material in any medium or format, provided appropriate credit is given and the material is not used for commercial purposes. KICD learning outcomes and curriculum designations reproduced here for alignment purposes remain the property of KICD and are not covered by this license. Linked external resources (e.g. CK-12, Khan Academy, PhET) are subject to their own licenses.</w:t>
+      </w:r>
+    </w:p>
+    <w:p>
+      <w:pPr>
         <w:spacing w:after="120"/>
       </w:pPr>
       <w:r>
@@ -3218,7 +3389,7 @@
               <w:spacing w:after="10" w:before="0"/>
               <w:ind w:left="120"/>
             </w:pPr>
-            <w:hyperlink w:history="1" r:id="rId2furqep9xu7s8h-wsa9ot">
+            <w:hyperlink w:history="1" r:id="rIdk4vsibjqbiq9n4u9qjojb">
               <w:r>
                 <w:rPr>
                   <w:rFonts w:ascii="Arial" w:cs="Arial" w:eastAsia="Arial" w:hAnsi="Arial"/>
@@ -3278,7 +3449,7 @@
             <w:pPr>
               <w:spacing w:after="20" w:before="0"/>
             </w:pPr>
-            <w:hyperlink w:history="1" r:id="rIdkj8wvzfmx2kwmymdumrqa">
+            <w:hyperlink w:history="1" r:id="rId1bbn3vkbr6_lejenmxwyt">
               <w:r>
                 <w:rPr>
                   <w:rFonts w:ascii="Arial" w:cs="Arial" w:eastAsia="Arial" w:hAnsi="Arial"/>
@@ -3311,7 +3482,7 @@
               <w:spacing w:after="10" w:before="0"/>
               <w:ind w:left="120"/>
             </w:pPr>
-            <w:hyperlink w:history="1" r:id="rIdbkxkav3r91rxsdfnimwli">
+            <w:hyperlink w:history="1" r:id="rIdrn0qixucdwn0zkttlapgu">
               <w:r>
                 <w:rPr>
                   <w:rFonts w:ascii="Arial" w:cs="Arial" w:eastAsia="Arial" w:hAnsi="Arial"/>
@@ -3523,7 +3694,7 @@
               <w:spacing w:after="10" w:before="0"/>
               <w:ind w:left="120"/>
             </w:pPr>
-            <w:hyperlink w:history="1" r:id="rIdg4hkrfs5m5lce3mh9n6do">
+            <w:hyperlink w:history="1" r:id="rIdljzxxfxav_ggokmmx0ed3">
               <w:r>
                 <w:rPr>
                   <w:rFonts w:ascii="Arial" w:cs="Arial" w:eastAsia="Arial" w:hAnsi="Arial"/>
@@ -3583,7 +3754,7 @@
             <w:pPr>
               <w:spacing w:after="20" w:before="0"/>
             </w:pPr>
-            <w:hyperlink w:history="1" r:id="rId37svv-dfdviqibmjvoyut">
+            <w:hyperlink w:history="1" r:id="rId0jkqc2eu1rpwgclbyzaxd">
               <w:r>
                 <w:rPr>
                   <w:rFonts w:ascii="Arial" w:cs="Arial" w:eastAsia="Arial" w:hAnsi="Arial"/>
@@ -3616,7 +3787,7 @@
               <w:spacing w:after="10" w:before="0"/>
               <w:ind w:left="120"/>
             </w:pPr>
-            <w:hyperlink w:history="1" r:id="rIddye-qh9l2hg8412joposh">
+            <w:hyperlink w:history="1" r:id="rId0dsox_tybyf0w3pb9_bmk">
               <w:r>
                 <w:rPr>
                   <w:rFonts w:ascii="Arial" w:cs="Arial" w:eastAsia="Arial" w:hAnsi="Arial"/>
@@ -3828,7 +3999,7 @@
               <w:spacing w:after="10" w:before="0"/>
               <w:ind w:left="120"/>
             </w:pPr>
-            <w:hyperlink w:history="1" r:id="rIdqyawrmduvbzd2lx7zg_6b">
+            <w:hyperlink w:history="1" r:id="rIdaunqjlzffxcs9idoqe3qn">
               <w:r>
                 <w:rPr>
                   <w:rFonts w:ascii="Arial" w:cs="Arial" w:eastAsia="Arial" w:hAnsi="Arial"/>
@@ -3888,7 +4059,7 @@
             <w:pPr>
               <w:spacing w:after="20" w:before="0"/>
             </w:pPr>
-            <w:hyperlink w:history="1" r:id="rIdwxaco5nggpc6ogqcrkbip">
+            <w:hyperlink w:history="1" r:id="rIdo9iy52f4_k9k4uy3vwhhs">
               <w:r>
                 <w:rPr>
                   <w:rFonts w:ascii="Arial" w:cs="Arial" w:eastAsia="Arial" w:hAnsi="Arial"/>
@@ -3921,7 +4092,7 @@
               <w:spacing w:after="10" w:before="0"/>
               <w:ind w:left="120"/>
             </w:pPr>
-            <w:hyperlink w:history="1" r:id="rId7auwwqj-fgz5pilbs9eqj">
+            <w:hyperlink w:history="1" r:id="rIdfzxia8yunhfewgmk5xslu">
               <w:r>
                 <w:rPr>
                   <w:rFonts w:ascii="Arial" w:cs="Arial" w:eastAsia="Arial" w:hAnsi="Arial"/>
@@ -4133,7 +4304,7 @@
               <w:spacing w:after="10" w:before="0"/>
               <w:ind w:left="120"/>
             </w:pPr>
-            <w:hyperlink w:history="1" r:id="rIdbsvjq63qfh98sxya18mv0">
+            <w:hyperlink w:history="1" r:id="rIdah4jgy_xua5rqeavq4w2i">
               <w:r>
                 <w:rPr>
                   <w:rFonts w:ascii="Arial" w:cs="Arial" w:eastAsia="Arial" w:hAnsi="Arial"/>
@@ -4193,7 +4364,7 @@
             <w:pPr>
               <w:spacing w:after="20" w:before="0"/>
             </w:pPr>
-            <w:hyperlink w:history="1" r:id="rId5-aydivvxz8q9s1gyuwkm">
+            <w:hyperlink w:history="1" r:id="rId9u_xk6kqnoea1xmfy_d9w">
               <w:r>
                 <w:rPr>
                   <w:rFonts w:ascii="Arial" w:cs="Arial" w:eastAsia="Arial" w:hAnsi="Arial"/>
@@ -4226,7 +4397,7 @@
               <w:spacing w:after="10" w:before="0"/>
               <w:ind w:left="120"/>
             </w:pPr>
-            <w:hyperlink w:history="1" r:id="rId_adi9zp_phipt5g018x-i">
+            <w:hyperlink w:history="1" r:id="rId4jlo6b_h-oj_fqkunrbkc">
               <w:r>
                 <w:rPr>
                   <w:rFonts w:ascii="Arial" w:cs="Arial" w:eastAsia="Arial" w:hAnsi="Arial"/>
@@ -4438,7 +4609,7 @@
               <w:spacing w:after="10" w:before="0"/>
               <w:ind w:left="120"/>
             </w:pPr>
-            <w:hyperlink w:history="1" r:id="rIdrmr_ttomzhvcpp2ccnom7">
+            <w:hyperlink w:history="1" r:id="rIdxr9zgrod3z1sxp0jvjykn">
               <w:r>
                 <w:rPr>
                   <w:rFonts w:ascii="Arial" w:cs="Arial" w:eastAsia="Arial" w:hAnsi="Arial"/>
@@ -4498,7 +4669,7 @@
             <w:pPr>
               <w:spacing w:after="20" w:before="0"/>
             </w:pPr>
-            <w:hyperlink w:history="1" r:id="rIdibfq-ijp8e5a0y5uivipb">
+            <w:hyperlink w:history="1" r:id="rIdvlz35pc_zmedssp3_xwrp">
               <w:r>
                 <w:rPr>
                   <w:rFonts w:ascii="Arial" w:cs="Arial" w:eastAsia="Arial" w:hAnsi="Arial"/>
@@ -4531,7 +4702,7 @@
               <w:spacing w:after="10" w:before="0"/>
               <w:ind w:left="120"/>
             </w:pPr>
-            <w:hyperlink w:history="1" r:id="rIdipiu7wovzql_uiezsqc6o">
+            <w:hyperlink w:history="1" r:id="rIdnxoat-_p8a7jf9opuwrkw">
               <w:r>
                 <w:rPr>
                   <w:rFonts w:ascii="Arial" w:cs="Arial" w:eastAsia="Arial" w:hAnsi="Arial"/>
@@ -5027,6 +5198,65 @@
         </w:tc>
       </w:tr>
     </w:tbl>
+    <w:p>
+      <w:pPr>
+        <w:pBdr>
+          <w:top w:val="single" w:color="BBBBBB" w:sz="4" w:space="4"/>
+        </w:pBdr>
+        <w:spacing w:after="0" w:before="160"/>
+      </w:pPr>
+      <w:r>
+        <w:rPr>
+          <w:rFonts w:ascii="Arial" w:cs="Arial" w:eastAsia="Arial" w:hAnsi="Arial"/>
+          <w:color w:val="666666"/>
+          <w:sz w:val="14"/>
+          <w:szCs w:val="14"/>
+        </w:rPr>
+        <w:t xml:space="preserve">© 2026 SeaVuria and ARES. Aligned with KICD objectives. Developed by SeaVuria; technical implementation by ARES (with AI assistance from Claude). Licensed under </w:t>
+      </w:r>
+      <w:hyperlink w:history="1" r:id="rIdvgjgyo2trnkxenpobr3cp">
+        <w:r>
+          <w:rPr>
+            <w:rFonts w:ascii="Arial" w:cs="Arial" w:eastAsia="Arial" w:hAnsi="Arial"/>
+            <w:color w:val="1F6B75"/>
+            <w:sz w:val="14"/>
+            <w:szCs w:val="14"/>
+            <w:u w:val="single" w:color="1F6B75"/>
+          </w:rPr>
+          <w:t xml:space="preserve">CC BY-NC 4.0</w:t>
+        </w:r>
+      </w:hyperlink>
+      <w:r>
+        <w:rPr>
+          <w:rFonts w:ascii="Arial" w:cs="Arial" w:eastAsia="Arial" w:hAnsi="Arial"/>
+          <w:color w:val="666666"/>
+          <w:sz w:val="14"/>
+          <w:szCs w:val="14"/>
+        </w:rPr>
+        <w:t xml:space="preserve"> (</w:t>
+      </w:r>
+      <w:hyperlink w:history="1" r:id="rIdmnbd7gzj6jcm6b1rualyf">
+        <w:r>
+          <w:rPr>
+            <w:rFonts w:ascii="Arial" w:cs="Arial" w:eastAsia="Arial" w:hAnsi="Arial"/>
+            <w:color w:val="1F6B75"/>
+            <w:sz w:val="14"/>
+            <w:szCs w:val="14"/>
+            <w:u w:val="single" w:color="1F6B75"/>
+          </w:rPr>
+          <w:t xml:space="preserve">https://creativecommons.org/licenses/by-nc/4.0/</w:t>
+        </w:r>
+      </w:hyperlink>
+      <w:r>
+        <w:rPr>
+          <w:rFonts w:ascii="Arial" w:cs="Arial" w:eastAsia="Arial" w:hAnsi="Arial"/>
+          <w:color w:val="666666"/>
+          <w:sz w:val="14"/>
+          <w:szCs w:val="14"/>
+        </w:rPr>
+        <w:t xml:space="preserve">).</w:t>
+      </w:r>
+    </w:p>
     <w:p>
       <w:r>
         <w:br w:type="page"/>
@@ -6018,7 +6248,7 @@
             <w:pPr>
               <w:spacing w:after="20" w:before="0"/>
             </w:pPr>
-            <w:hyperlink w:history="1" r:id="rIdg8facqsr2hpcwj3fwssgv">
+            <w:hyperlink w:history="1" r:id="rIddgfnw-uxqbbslmbvjkioy">
               <w:r>
                 <w:rPr>
                   <w:rFonts w:ascii="Arial" w:cs="Arial" w:eastAsia="Arial" w:hAnsi="Arial"/>
@@ -6051,7 +6281,7 @@
               <w:spacing w:after="10" w:before="0"/>
               <w:ind w:left="120"/>
             </w:pPr>
-            <w:hyperlink w:history="1" r:id="rIdrnaviaruuzcyvzxe49a3l">
+            <w:hyperlink w:history="1" r:id="rIdg7m6pjm959cgcicqnuq-7">
               <w:r>
                 <w:rPr>
                   <w:rFonts w:ascii="Arial" w:cs="Arial" w:eastAsia="Arial" w:hAnsi="Arial"/>
@@ -6096,7 +6326,7 @@
             <w:pPr>
               <w:spacing w:after="20" w:before="0"/>
             </w:pPr>
-            <w:hyperlink w:history="1" r:id="rIdw7thwclhxpez0jierfkqj">
+            <w:hyperlink w:history="1" r:id="rIdwb2ukxvarm14ogkbacu6f">
               <w:r>
                 <w:rPr>
                   <w:rFonts w:ascii="Arial" w:cs="Arial" w:eastAsia="Arial" w:hAnsi="Arial"/>
@@ -6129,7 +6359,7 @@
               <w:spacing w:after="10" w:before="0"/>
               <w:ind w:left="120"/>
             </w:pPr>
-            <w:hyperlink w:history="1" r:id="rIdanrkhaieldidgk1o_r4v0">
+            <w:hyperlink w:history="1" r:id="rIdhkpeqn36gjsvm7og-2ums">
               <w:r>
                 <w:rPr>
                   <w:rFonts w:ascii="Arial" w:cs="Arial" w:eastAsia="Arial" w:hAnsi="Arial"/>
@@ -6324,7 +6554,7 @@
             <w:pPr>
               <w:spacing w:after="20" w:before="0"/>
             </w:pPr>
-            <w:hyperlink w:history="1" r:id="rIdlnegifx1v67vdgdtvynfw">
+            <w:hyperlink w:history="1" r:id="rIdcim1r0poetoxtuwanwumx">
               <w:r>
                 <w:rPr>
                   <w:rFonts w:ascii="Arial" w:cs="Arial" w:eastAsia="Arial" w:hAnsi="Arial"/>
@@ -6357,7 +6587,7 @@
               <w:spacing w:after="10" w:before="0"/>
               <w:ind w:left="120"/>
             </w:pPr>
-            <w:hyperlink w:history="1" r:id="rIdnvc1ahqdmubvja2u6tkzl">
+            <w:hyperlink w:history="1" r:id="rIdl7xspv_an8xr1o31z10wl">
               <w:r>
                 <w:rPr>
                   <w:rFonts w:ascii="Arial" w:cs="Arial" w:eastAsia="Arial" w:hAnsi="Arial"/>
@@ -6402,7 +6632,7 @@
             <w:pPr>
               <w:spacing w:after="20" w:before="0"/>
             </w:pPr>
-            <w:hyperlink w:history="1" r:id="rIdcxerjn2efavn3j5kt4cep">
+            <w:hyperlink w:history="1" r:id="rIdqgw4uxzh631misj0nsvd8">
               <w:r>
                 <w:rPr>
                   <w:rFonts w:ascii="Arial" w:cs="Arial" w:eastAsia="Arial" w:hAnsi="Arial"/>
@@ -6435,7 +6665,7 @@
               <w:spacing w:after="10" w:before="0"/>
               <w:ind w:left="120"/>
             </w:pPr>
-            <w:hyperlink w:history="1" r:id="rIdzvmqwqoe3duggqiqlaalt">
+            <w:hyperlink w:history="1" r:id="rIdjmrf9pyqw25srvsuagwqp">
               <w:r>
                 <w:rPr>
                   <w:rFonts w:ascii="Arial" w:cs="Arial" w:eastAsia="Arial" w:hAnsi="Arial"/>
@@ -6630,7 +6860,7 @@
             <w:pPr>
               <w:spacing w:after="20" w:before="0"/>
             </w:pPr>
-            <w:hyperlink w:history="1" r:id="rId5ibpqs8yohtj0qb3lu-kt">
+            <w:hyperlink w:history="1" r:id="rIdrawvhmztwooefgsrwvaiv">
               <w:r>
                 <w:rPr>
                   <w:rFonts w:ascii="Arial" w:cs="Arial" w:eastAsia="Arial" w:hAnsi="Arial"/>
@@ -6663,7 +6893,7 @@
               <w:spacing w:after="10" w:before="0"/>
               <w:ind w:left="120"/>
             </w:pPr>
-            <w:hyperlink w:history="1" r:id="rIdg_anww13ks4k1mc7sxqyw">
+            <w:hyperlink w:history="1" r:id="rIdhlyqcobrn4rpupunqrxzs">
               <w:r>
                 <w:rPr>
                   <w:rFonts w:ascii="Arial" w:cs="Arial" w:eastAsia="Arial" w:hAnsi="Arial"/>
@@ -6708,7 +6938,7 @@
             <w:pPr>
               <w:spacing w:after="20" w:before="0"/>
             </w:pPr>
-            <w:hyperlink w:history="1" r:id="rIdxgisuumw_2za_28nadlbu">
+            <w:hyperlink w:history="1" r:id="rIdos-1lmdy3pp2r-l6-ucow">
               <w:r>
                 <w:rPr>
                   <w:rFonts w:ascii="Arial" w:cs="Arial" w:eastAsia="Arial" w:hAnsi="Arial"/>
@@ -6741,7 +6971,7 @@
               <w:spacing w:after="10" w:before="0"/>
               <w:ind w:left="120"/>
             </w:pPr>
-            <w:hyperlink w:history="1" r:id="rIdkbvmjhobrll-fgwbn4ink">
+            <w:hyperlink w:history="1" r:id="rIdt96spetovyj8edq7bvtd6">
               <w:r>
                 <w:rPr>
                   <w:rFonts w:ascii="Arial" w:cs="Arial" w:eastAsia="Arial" w:hAnsi="Arial"/>
@@ -6936,7 +7166,7 @@
             <w:pPr>
               <w:spacing w:after="20" w:before="0"/>
             </w:pPr>
-            <w:hyperlink w:history="1" r:id="rIdzrazbje2_bofigunbbn4f">
+            <w:hyperlink w:history="1" r:id="rIdonyclihcagvnux3rpwrng">
               <w:r>
                 <w:rPr>
                   <w:rFonts w:ascii="Arial" w:cs="Arial" w:eastAsia="Arial" w:hAnsi="Arial"/>
@@ -6969,7 +7199,7 @@
               <w:spacing w:after="10" w:before="0"/>
               <w:ind w:left="120"/>
             </w:pPr>
-            <w:hyperlink w:history="1" r:id="rIdjsdx7cza4ogf929rhhq7z">
+            <w:hyperlink w:history="1" r:id="rIdtq5ngalyqcdei-sf3hyyu">
               <w:r>
                 <w:rPr>
                   <w:rFonts w:ascii="Arial" w:cs="Arial" w:eastAsia="Arial" w:hAnsi="Arial"/>
@@ -7014,7 +7244,7 @@
             <w:pPr>
               <w:spacing w:after="20" w:before="0"/>
             </w:pPr>
-            <w:hyperlink w:history="1" r:id="rId13gglaylgxn7gpbrgjtat">
+            <w:hyperlink w:history="1" r:id="rIdz8wbyu1xcmvx6elk_bz1h">
               <w:r>
                 <w:rPr>
                   <w:rFonts w:ascii="Arial" w:cs="Arial" w:eastAsia="Arial" w:hAnsi="Arial"/>
@@ -7047,7 +7277,7 @@
               <w:spacing w:after="10" w:before="0"/>
               <w:ind w:left="120"/>
             </w:pPr>
-            <w:hyperlink w:history="1" r:id="rIdihcd0deczaowfzspze1u8">
+            <w:hyperlink w:history="1" r:id="rIdzs7rulyzxk90wmx_9_gtl">
               <w:r>
                 <w:rPr>
                   <w:rFonts w:ascii="Arial" w:cs="Arial" w:eastAsia="Arial" w:hAnsi="Arial"/>
@@ -7242,7 +7472,7 @@
             <w:pPr>
               <w:spacing w:after="20" w:before="0"/>
             </w:pPr>
-            <w:hyperlink w:history="1" r:id="rIdiqf4-s0oiaublubwanz4f">
+            <w:hyperlink w:history="1" r:id="rIdee-g8unkmjf77fqhsodtv">
               <w:r>
                 <w:rPr>
                   <w:rFonts w:ascii="Arial" w:cs="Arial" w:eastAsia="Arial" w:hAnsi="Arial"/>
@@ -7275,7 +7505,7 @@
               <w:spacing w:after="10" w:before="0"/>
               <w:ind w:left="120"/>
             </w:pPr>
-            <w:hyperlink w:history="1" r:id="rIdejtc7vdacoka222mnbc7o">
+            <w:hyperlink w:history="1" r:id="rIdxpc8wrpyth94ig2zcu1cq">
               <w:r>
                 <w:rPr>
                   <w:rFonts w:ascii="Arial" w:cs="Arial" w:eastAsia="Arial" w:hAnsi="Arial"/>
@@ -7320,7 +7550,7 @@
             <w:pPr>
               <w:spacing w:after="20" w:before="0"/>
             </w:pPr>
-            <w:hyperlink w:history="1" r:id="rIdt6wudreg_syalsc1lqugv">
+            <w:hyperlink w:history="1" r:id="rIddtecz0ngoceesueyra_gz">
               <w:r>
                 <w:rPr>
                   <w:rFonts w:ascii="Arial" w:cs="Arial" w:eastAsia="Arial" w:hAnsi="Arial"/>
@@ -7353,7 +7583,7 @@
               <w:spacing w:after="10" w:before="0"/>
               <w:ind w:left="120"/>
             </w:pPr>
-            <w:hyperlink w:history="1" r:id="rIdrpilgnhlobfp-4xniqycu">
+            <w:hyperlink w:history="1" r:id="rIdwrvssd36npkyho4-pvaiy">
               <w:r>
                 <w:rPr>
                   <w:rFonts w:ascii="Arial" w:cs="Arial" w:eastAsia="Arial" w:hAnsi="Arial"/>
@@ -7963,6 +8193,65 @@
         </w:tc>
       </w:tr>
     </w:tbl>
+    <w:p>
+      <w:pPr>
+        <w:pBdr>
+          <w:top w:val="single" w:color="BBBBBB" w:sz="4" w:space="4"/>
+        </w:pBdr>
+        <w:spacing w:after="0" w:before="160"/>
+      </w:pPr>
+      <w:r>
+        <w:rPr>
+          <w:rFonts w:ascii="Arial" w:cs="Arial" w:eastAsia="Arial" w:hAnsi="Arial"/>
+          <w:color w:val="666666"/>
+          <w:sz w:val="14"/>
+          <w:szCs w:val="14"/>
+        </w:rPr>
+        <w:t xml:space="preserve">© 2026 SeaVuria and ARES. Aligned with KICD objectives. Developed by SeaVuria; technical implementation by ARES (with AI assistance from Claude). Licensed under </w:t>
+      </w:r>
+      <w:hyperlink w:history="1" r:id="rId594y0gdgtgreur2rzr2tz">
+        <w:r>
+          <w:rPr>
+            <w:rFonts w:ascii="Arial" w:cs="Arial" w:eastAsia="Arial" w:hAnsi="Arial"/>
+            <w:color w:val="1F6B75"/>
+            <w:sz w:val="14"/>
+            <w:szCs w:val="14"/>
+            <w:u w:val="single" w:color="1F6B75"/>
+          </w:rPr>
+          <w:t xml:space="preserve">CC BY-NC 4.0</w:t>
+        </w:r>
+      </w:hyperlink>
+      <w:r>
+        <w:rPr>
+          <w:rFonts w:ascii="Arial" w:cs="Arial" w:eastAsia="Arial" w:hAnsi="Arial"/>
+          <w:color w:val="666666"/>
+          <w:sz w:val="14"/>
+          <w:szCs w:val="14"/>
+        </w:rPr>
+        <w:t xml:space="preserve"> (</w:t>
+      </w:r>
+      <w:hyperlink w:history="1" r:id="rIdasbziatwegw3rvbzbw3i2">
+        <w:r>
+          <w:rPr>
+            <w:rFonts w:ascii="Arial" w:cs="Arial" w:eastAsia="Arial" w:hAnsi="Arial"/>
+            <w:color w:val="1F6B75"/>
+            <w:sz w:val="14"/>
+            <w:szCs w:val="14"/>
+            <w:u w:val="single" w:color="1F6B75"/>
+          </w:rPr>
+          <w:t xml:space="preserve">https://creativecommons.org/licenses/by-nc/4.0/</w:t>
+        </w:r>
+      </w:hyperlink>
+      <w:r>
+        <w:rPr>
+          <w:rFonts w:ascii="Arial" w:cs="Arial" w:eastAsia="Arial" w:hAnsi="Arial"/>
+          <w:color w:val="666666"/>
+          <w:sz w:val="14"/>
+          <w:szCs w:val="14"/>
+        </w:rPr>
+        <w:t xml:space="preserve">).</w:t>
+      </w:r>
+    </w:p>
     <w:p>
       <w:r>
         <w:br w:type="page"/>
@@ -8954,7 +9243,7 @@
             <w:pPr>
               <w:spacing w:after="20" w:before="0"/>
             </w:pPr>
-            <w:hyperlink w:history="1" r:id="rId8gzct_tscrgucsxpgzxth">
+            <w:hyperlink w:history="1" r:id="rIdaog6xbqakkpjmnbg3ntdh">
               <w:r>
                 <w:rPr>
                   <w:rFonts w:ascii="Arial" w:cs="Arial" w:eastAsia="Arial" w:hAnsi="Arial"/>
@@ -8987,7 +9276,7 @@
               <w:spacing w:after="10" w:before="0"/>
               <w:ind w:left="120"/>
             </w:pPr>
-            <w:hyperlink w:history="1" r:id="rIdchknxmbytfejpeivywfa1">
+            <w:hyperlink w:history="1" r:id="rIdlmxdl7clf6mwag0mesbsc">
               <w:r>
                 <w:rPr>
                   <w:rFonts w:ascii="Arial" w:cs="Arial" w:eastAsia="Arial" w:hAnsi="Arial"/>
@@ -9049,7 +9338,7 @@
               <w:spacing w:after="10" w:before="0"/>
               <w:ind w:left="120"/>
             </w:pPr>
-            <w:hyperlink w:history="1" r:id="rIdmeiecvl3ko-wgmiosmh4g">
+            <w:hyperlink w:history="1" r:id="rIdmk_hoxyv_uh7oz6rz_krc">
               <w:r>
                 <w:rPr>
                   <w:rFonts w:ascii="Arial" w:cs="Arial" w:eastAsia="Arial" w:hAnsi="Arial"/>
@@ -9259,7 +9548,7 @@
             <w:pPr>
               <w:spacing w:after="20" w:before="0"/>
             </w:pPr>
-            <w:hyperlink w:history="1" r:id="rIddnhez2hy379cx4qjixuez">
+            <w:hyperlink w:history="1" r:id="rIdco9adjzbui08o7ygiayj9">
               <w:r>
                 <w:rPr>
                   <w:rFonts w:ascii="Arial" w:cs="Arial" w:eastAsia="Arial" w:hAnsi="Arial"/>
@@ -9292,7 +9581,7 @@
               <w:spacing w:after="10" w:before="0"/>
               <w:ind w:left="120"/>
             </w:pPr>
-            <w:hyperlink w:history="1" r:id="rIdv38zcn9nc4xwgv3ldvdzf">
+            <w:hyperlink w:history="1" r:id="rIde1-kq6b9vfr-jdo6emq9g">
               <w:r>
                 <w:rPr>
                   <w:rFonts w:ascii="Arial" w:cs="Arial" w:eastAsia="Arial" w:hAnsi="Arial"/>
@@ -9354,7 +9643,7 @@
               <w:spacing w:after="10" w:before="0"/>
               <w:ind w:left="120"/>
             </w:pPr>
-            <w:hyperlink w:history="1" r:id="rIdfa1tcqnm6tfr956bemz91">
+            <w:hyperlink w:history="1" r:id="rId-sbidanbnwhj-eu-lxr4m">
               <w:r>
                 <w:rPr>
                   <w:rFonts w:ascii="Arial" w:cs="Arial" w:eastAsia="Arial" w:hAnsi="Arial"/>
@@ -9564,7 +9853,7 @@
             <w:pPr>
               <w:spacing w:after="20" w:before="0"/>
             </w:pPr>
-            <w:hyperlink w:history="1" r:id="rIdo4ytqkg2bntor5zz_prs3">
+            <w:hyperlink w:history="1" r:id="rIdtwsyrdomcqf9dwrnmd65t">
               <w:r>
                 <w:rPr>
                   <w:rFonts w:ascii="Arial" w:cs="Arial" w:eastAsia="Arial" w:hAnsi="Arial"/>
@@ -9597,7 +9886,7 @@
               <w:spacing w:after="10" w:before="0"/>
               <w:ind w:left="120"/>
             </w:pPr>
-            <w:hyperlink w:history="1" r:id="rIddcewnq2j8dk7dixjsyaql">
+            <w:hyperlink w:history="1" r:id="rId3rbmuuoa9g3l6wd3zljhy">
               <w:r>
                 <w:rPr>
                   <w:rFonts w:ascii="Arial" w:cs="Arial" w:eastAsia="Arial" w:hAnsi="Arial"/>
@@ -9659,7 +9948,7 @@
               <w:spacing w:after="10" w:before="0"/>
               <w:ind w:left="120"/>
             </w:pPr>
-            <w:hyperlink w:history="1" r:id="rIdcxyz8jdljdu6_bvzpxckm">
+            <w:hyperlink w:history="1" r:id="rIdbpcyjfqbvvps9lmpysjhs">
               <w:r>
                 <w:rPr>
                   <w:rFonts w:ascii="Arial" w:cs="Arial" w:eastAsia="Arial" w:hAnsi="Arial"/>
@@ -9869,7 +10158,7 @@
             <w:pPr>
               <w:spacing w:after="20" w:before="0"/>
             </w:pPr>
-            <w:hyperlink w:history="1" r:id="rId6xckcfcdr32rleyxb3ay-">
+            <w:hyperlink w:history="1" r:id="rIdx34wq_rbnuqp7fqhjwgr7">
               <w:r>
                 <w:rPr>
                   <w:rFonts w:ascii="Arial" w:cs="Arial" w:eastAsia="Arial" w:hAnsi="Arial"/>
@@ -9902,7 +10191,7 @@
               <w:spacing w:after="10" w:before="0"/>
               <w:ind w:left="120"/>
             </w:pPr>
-            <w:hyperlink w:history="1" r:id="rIdadq1qzt_0shrviutvqups">
+            <w:hyperlink w:history="1" r:id="rId5hmhfazg_crchuyjxfemv">
               <w:r>
                 <w:rPr>
                   <w:rFonts w:ascii="Arial" w:cs="Arial" w:eastAsia="Arial" w:hAnsi="Arial"/>
@@ -9964,7 +10253,7 @@
               <w:spacing w:after="10" w:before="0"/>
               <w:ind w:left="120"/>
             </w:pPr>
-            <w:hyperlink w:history="1" r:id="rIdglsp83vf5h2exnzc4rb7i">
+            <w:hyperlink w:history="1" r:id="rIdudayz-5-xrrj3yvx3xh9-">
               <w:r>
                 <w:rPr>
                   <w:rFonts w:ascii="Arial" w:cs="Arial" w:eastAsia="Arial" w:hAnsi="Arial"/>
@@ -10174,7 +10463,7 @@
             <w:pPr>
               <w:spacing w:after="20" w:before="0"/>
             </w:pPr>
-            <w:hyperlink w:history="1" r:id="rIdniz5i-bg6p7u09quv7yb7">
+            <w:hyperlink w:history="1" r:id="rIdpnvok0kc3vx2g70a7-q3f">
               <w:r>
                 <w:rPr>
                   <w:rFonts w:ascii="Arial" w:cs="Arial" w:eastAsia="Arial" w:hAnsi="Arial"/>
@@ -10207,7 +10496,7 @@
               <w:spacing w:after="10" w:before="0"/>
               <w:ind w:left="120"/>
             </w:pPr>
-            <w:hyperlink w:history="1" r:id="rIdef3-vhnkjque6rgpyhd6o">
+            <w:hyperlink w:history="1" r:id="rIdpnc9jufg6oxbhrmh7dldv">
               <w:r>
                 <w:rPr>
                   <w:rFonts w:ascii="Arial" w:cs="Arial" w:eastAsia="Arial" w:hAnsi="Arial"/>
@@ -10269,7 +10558,7 @@
               <w:spacing w:after="10" w:before="0"/>
               <w:ind w:left="120"/>
             </w:pPr>
-            <w:hyperlink w:history="1" r:id="rIddzst_okr5pv-txck-rz4v">
+            <w:hyperlink w:history="1" r:id="rIdssc7_a3vkn6irgue6znhv">
               <w:r>
                 <w:rPr>
                   <w:rFonts w:ascii="Arial" w:cs="Arial" w:eastAsia="Arial" w:hAnsi="Arial"/>
@@ -10875,6 +11164,65 @@
         </w:tc>
       </w:tr>
     </w:tbl>
+    <w:p>
+      <w:pPr>
+        <w:pBdr>
+          <w:top w:val="single" w:color="BBBBBB" w:sz="4" w:space="4"/>
+        </w:pBdr>
+        <w:spacing w:after="0" w:before="160"/>
+      </w:pPr>
+      <w:r>
+        <w:rPr>
+          <w:rFonts w:ascii="Arial" w:cs="Arial" w:eastAsia="Arial" w:hAnsi="Arial"/>
+          <w:color w:val="666666"/>
+          <w:sz w:val="14"/>
+          <w:szCs w:val="14"/>
+        </w:rPr>
+        <w:t xml:space="preserve">© 2026 SeaVuria and ARES. Aligned with KICD objectives. Developed by SeaVuria; technical implementation by ARES (with AI assistance from Claude). Licensed under </w:t>
+      </w:r>
+      <w:hyperlink w:history="1" r:id="rIdm1lw4lcvi3vvvt8j1stlt">
+        <w:r>
+          <w:rPr>
+            <w:rFonts w:ascii="Arial" w:cs="Arial" w:eastAsia="Arial" w:hAnsi="Arial"/>
+            <w:color w:val="1F6B75"/>
+            <w:sz w:val="14"/>
+            <w:szCs w:val="14"/>
+            <w:u w:val="single" w:color="1F6B75"/>
+          </w:rPr>
+          <w:t xml:space="preserve">CC BY-NC 4.0</w:t>
+        </w:r>
+      </w:hyperlink>
+      <w:r>
+        <w:rPr>
+          <w:rFonts w:ascii="Arial" w:cs="Arial" w:eastAsia="Arial" w:hAnsi="Arial"/>
+          <w:color w:val="666666"/>
+          <w:sz w:val="14"/>
+          <w:szCs w:val="14"/>
+        </w:rPr>
+        <w:t xml:space="preserve"> (</w:t>
+      </w:r>
+      <w:hyperlink w:history="1" r:id="rId4qa3polv6fy0i5w-5ouzu">
+        <w:r>
+          <w:rPr>
+            <w:rFonts w:ascii="Arial" w:cs="Arial" w:eastAsia="Arial" w:hAnsi="Arial"/>
+            <w:color w:val="1F6B75"/>
+            <w:sz w:val="14"/>
+            <w:szCs w:val="14"/>
+            <w:u w:val="single" w:color="1F6B75"/>
+          </w:rPr>
+          <w:t xml:space="preserve">https://creativecommons.org/licenses/by-nc/4.0/</w:t>
+        </w:r>
+      </w:hyperlink>
+      <w:r>
+        <w:rPr>
+          <w:rFonts w:ascii="Arial" w:cs="Arial" w:eastAsia="Arial" w:hAnsi="Arial"/>
+          <w:color w:val="666666"/>
+          <w:sz w:val="14"/>
+          <w:szCs w:val="14"/>
+        </w:rPr>
+        <w:t xml:space="preserve">).</w:t>
+      </w:r>
+    </w:p>
     <w:p>
       <w:r>
         <w:br w:type="page"/>
@@ -11866,7 +12214,7 @@
             <w:pPr>
               <w:spacing w:after="20" w:before="0"/>
             </w:pPr>
-            <w:hyperlink w:history="1" r:id="rIdjijgsw3wtqz4zqxibgcz6">
+            <w:hyperlink w:history="1" r:id="rIdetskoa2c0f0idedrgxiy-">
               <w:r>
                 <w:rPr>
                   <w:rFonts w:ascii="Arial" w:cs="Arial" w:eastAsia="Arial" w:hAnsi="Arial"/>
@@ -11899,7 +12247,7 @@
               <w:spacing w:after="10" w:before="0"/>
               <w:ind w:left="120"/>
             </w:pPr>
-            <w:hyperlink w:history="1" r:id="rIdiht4heqvj0xuxsbsso3cr">
+            <w:hyperlink w:history="1" r:id="rId4axy6y4-r7mlrtudd6loh">
               <w:r>
                 <w:rPr>
                   <w:rFonts w:ascii="Arial" w:cs="Arial" w:eastAsia="Arial" w:hAnsi="Arial"/>
@@ -11944,7 +12292,7 @@
             <w:pPr>
               <w:spacing w:after="20" w:before="0"/>
             </w:pPr>
-            <w:hyperlink w:history="1" r:id="rIdpp3rwjwcu3tyc_l0qtzop">
+            <w:hyperlink w:history="1" r:id="rIdioz6qy-gyatcu6skzmmmq">
               <w:r>
                 <w:rPr>
                   <w:rFonts w:ascii="Arial" w:cs="Arial" w:eastAsia="Arial" w:hAnsi="Arial"/>
@@ -11977,7 +12325,7 @@
               <w:spacing w:after="10" w:before="0"/>
               <w:ind w:left="120"/>
             </w:pPr>
-            <w:hyperlink w:history="1" r:id="rIdnigq0vnoetvztmgr-qnmy">
+            <w:hyperlink w:history="1" r:id="rId3ygs7seqgihfyo9uhwy-d">
               <w:r>
                 <w:rPr>
                   <w:rFonts w:ascii="Arial" w:cs="Arial" w:eastAsia="Arial" w:hAnsi="Arial"/>
@@ -12172,7 +12520,7 @@
             <w:pPr>
               <w:spacing w:after="20" w:before="0"/>
             </w:pPr>
-            <w:hyperlink w:history="1" r:id="rId3jw7ytb1wvcwkspkmpklh">
+            <w:hyperlink w:history="1" r:id="rIdqrlq4xxs34hsqt7w3hgrd">
               <w:r>
                 <w:rPr>
                   <w:rFonts w:ascii="Arial" w:cs="Arial" w:eastAsia="Arial" w:hAnsi="Arial"/>
@@ -12205,7 +12553,7 @@
               <w:spacing w:after="10" w:before="0"/>
               <w:ind w:left="120"/>
             </w:pPr>
-            <w:hyperlink w:history="1" r:id="rIdhlso4t09pm3qdjcngy2b0">
+            <w:hyperlink w:history="1" r:id="rIdxd6alw8wh_x9un-vrlsj3">
               <w:r>
                 <w:rPr>
                   <w:rFonts w:ascii="Arial" w:cs="Arial" w:eastAsia="Arial" w:hAnsi="Arial"/>
@@ -12250,7 +12598,7 @@
             <w:pPr>
               <w:spacing w:after="20" w:before="0"/>
             </w:pPr>
-            <w:hyperlink w:history="1" r:id="rIdojs20c9nzfwinchonqbwz">
+            <w:hyperlink w:history="1" r:id="rIdqsjwauh7crh0fxu7kc639">
               <w:r>
                 <w:rPr>
                   <w:rFonts w:ascii="Arial" w:cs="Arial" w:eastAsia="Arial" w:hAnsi="Arial"/>
@@ -12283,7 +12631,7 @@
               <w:spacing w:after="10" w:before="0"/>
               <w:ind w:left="120"/>
             </w:pPr>
-            <w:hyperlink w:history="1" r:id="rIdbdfb-bhtbam8o_nzfz_e4">
+            <w:hyperlink w:history="1" r:id="rId89pdjde0-g1gqsxfkofhz">
               <w:r>
                 <w:rPr>
                   <w:rFonts w:ascii="Arial" w:cs="Arial" w:eastAsia="Arial" w:hAnsi="Arial"/>
@@ -12478,7 +12826,7 @@
             <w:pPr>
               <w:spacing w:after="20" w:before="0"/>
             </w:pPr>
-            <w:hyperlink w:history="1" r:id="rIdzfepuibg8urpuljpsc6wg">
+            <w:hyperlink w:history="1" r:id="rIdsk_shkq5n6eaqwbsssuht">
               <w:r>
                 <w:rPr>
                   <w:rFonts w:ascii="Arial" w:cs="Arial" w:eastAsia="Arial" w:hAnsi="Arial"/>
@@ -12511,7 +12859,7 @@
               <w:spacing w:after="10" w:before="0"/>
               <w:ind w:left="120"/>
             </w:pPr>
-            <w:hyperlink w:history="1" r:id="rIdqpyy1nuurvogn6di1pq6y">
+            <w:hyperlink w:history="1" r:id="rIdvpssuuo79a-xbtqt7311i">
               <w:r>
                 <w:rPr>
                   <w:rFonts w:ascii="Arial" w:cs="Arial" w:eastAsia="Arial" w:hAnsi="Arial"/>
@@ -12556,7 +12904,7 @@
             <w:pPr>
               <w:spacing w:after="20" w:before="0"/>
             </w:pPr>
-            <w:hyperlink w:history="1" r:id="rIdvi-oar-mvad51lqfailnj">
+            <w:hyperlink w:history="1" r:id="rIdhj8izvnhi_53o4b5wur2t">
               <w:r>
                 <w:rPr>
                   <w:rFonts w:ascii="Arial" w:cs="Arial" w:eastAsia="Arial" w:hAnsi="Arial"/>
@@ -12589,7 +12937,7 @@
               <w:spacing w:after="10" w:before="0"/>
               <w:ind w:left="120"/>
             </w:pPr>
-            <w:hyperlink w:history="1" r:id="rIdvkc3b5plha-tzc21zrsnd">
+            <w:hyperlink w:history="1" r:id="rIdd148c4w2wzwtviahg13kb">
               <w:r>
                 <w:rPr>
                   <w:rFonts w:ascii="Arial" w:cs="Arial" w:eastAsia="Arial" w:hAnsi="Arial"/>
@@ -12784,7 +13132,7 @@
             <w:pPr>
               <w:spacing w:after="20" w:before="0"/>
             </w:pPr>
-            <w:hyperlink w:history="1" r:id="rIdbu7wx7jvusvafmusmfs2w">
+            <w:hyperlink w:history="1" r:id="rId1keit3cpsvczw3jy8ve36">
               <w:r>
                 <w:rPr>
                   <w:rFonts w:ascii="Arial" w:cs="Arial" w:eastAsia="Arial" w:hAnsi="Arial"/>
@@ -12817,7 +13165,7 @@
               <w:spacing w:after="10" w:before="0"/>
               <w:ind w:left="120"/>
             </w:pPr>
-            <w:hyperlink w:history="1" r:id="rIddb8difl3s5z6dzmpsomrg">
+            <w:hyperlink w:history="1" r:id="rIdbwnrw4ukbyfwbi9ehocgx">
               <w:r>
                 <w:rPr>
                   <w:rFonts w:ascii="Arial" w:cs="Arial" w:eastAsia="Arial" w:hAnsi="Arial"/>
@@ -12862,7 +13210,7 @@
             <w:pPr>
               <w:spacing w:after="20" w:before="0"/>
             </w:pPr>
-            <w:hyperlink w:history="1" r:id="rIdyzydphn8t1l0hpf53zjbi">
+            <w:hyperlink w:history="1" r:id="rIddgyu8ppjpmkjciosyv0pi">
               <w:r>
                 <w:rPr>
                   <w:rFonts w:ascii="Arial" w:cs="Arial" w:eastAsia="Arial" w:hAnsi="Arial"/>
@@ -12895,7 +13243,7 @@
               <w:spacing w:after="10" w:before="0"/>
               <w:ind w:left="120"/>
             </w:pPr>
-            <w:hyperlink w:history="1" r:id="rIdnlmanjxtidfyghf_jnvhu">
+            <w:hyperlink w:history="1" r:id="rId6isgjqjwcmcbl0glm96l-">
               <w:r>
                 <w:rPr>
                   <w:rFonts w:ascii="Arial" w:cs="Arial" w:eastAsia="Arial" w:hAnsi="Arial"/>
@@ -13090,7 +13438,7 @@
             <w:pPr>
               <w:spacing w:after="20" w:before="0"/>
             </w:pPr>
-            <w:hyperlink w:history="1" r:id="rIdszwgiyzwgrrpdcuwgfiog">
+            <w:hyperlink w:history="1" r:id="rIdjovqmiqfh1ikym8lkxm4b">
               <w:r>
                 <w:rPr>
                   <w:rFonts w:ascii="Arial" w:cs="Arial" w:eastAsia="Arial" w:hAnsi="Arial"/>
@@ -13123,7 +13471,7 @@
               <w:spacing w:after="10" w:before="0"/>
               <w:ind w:left="120"/>
             </w:pPr>
-            <w:hyperlink w:history="1" r:id="rIdddk8kht-gtxg6fyoqqux2">
+            <w:hyperlink w:history="1" r:id="rIdzoqtvr3mw2a6fr62azejs">
               <w:r>
                 <w:rPr>
                   <w:rFonts w:ascii="Arial" w:cs="Arial" w:eastAsia="Arial" w:hAnsi="Arial"/>
@@ -13168,7 +13516,7 @@
             <w:pPr>
               <w:spacing w:after="20" w:before="0"/>
             </w:pPr>
-            <w:hyperlink w:history="1" r:id="rIdcw1uvxeayxmxyer2htcwc">
+            <w:hyperlink w:history="1" r:id="rIdx9p2famwrkmfua9kbqfkr">
               <w:r>
                 <w:rPr>
                   <w:rFonts w:ascii="Arial" w:cs="Arial" w:eastAsia="Arial" w:hAnsi="Arial"/>
@@ -13201,7 +13549,7 @@
               <w:spacing w:after="10" w:before="0"/>
               <w:ind w:left="120"/>
             </w:pPr>
-            <w:hyperlink w:history="1" r:id="rIdvdazboe13-ya1cfj0afu5">
+            <w:hyperlink w:history="1" r:id="rIdjyi6va5sbdea7gkdufcwq">
               <w:r>
                 <w:rPr>
                   <w:rFonts w:ascii="Arial" w:cs="Arial" w:eastAsia="Arial" w:hAnsi="Arial"/>
@@ -13697,6 +14045,65 @@
         </w:tc>
       </w:tr>
     </w:tbl>
+    <w:p>
+      <w:pPr>
+        <w:pBdr>
+          <w:top w:val="single" w:color="BBBBBB" w:sz="4" w:space="4"/>
+        </w:pBdr>
+        <w:spacing w:after="0" w:before="160"/>
+      </w:pPr>
+      <w:r>
+        <w:rPr>
+          <w:rFonts w:ascii="Arial" w:cs="Arial" w:eastAsia="Arial" w:hAnsi="Arial"/>
+          <w:color w:val="666666"/>
+          <w:sz w:val="14"/>
+          <w:szCs w:val="14"/>
+        </w:rPr>
+        <w:t xml:space="preserve">© 2026 SeaVuria and ARES. Aligned with KICD objectives. Developed by SeaVuria; technical implementation by ARES (with AI assistance from Claude). Licensed under </w:t>
+      </w:r>
+      <w:hyperlink w:history="1" r:id="rIdjlvy_aiezselv1yyjhjyl">
+        <w:r>
+          <w:rPr>
+            <w:rFonts w:ascii="Arial" w:cs="Arial" w:eastAsia="Arial" w:hAnsi="Arial"/>
+            <w:color w:val="1F6B75"/>
+            <w:sz w:val="14"/>
+            <w:szCs w:val="14"/>
+            <w:u w:val="single" w:color="1F6B75"/>
+          </w:rPr>
+          <w:t xml:space="preserve">CC BY-NC 4.0</w:t>
+        </w:r>
+      </w:hyperlink>
+      <w:r>
+        <w:rPr>
+          <w:rFonts w:ascii="Arial" w:cs="Arial" w:eastAsia="Arial" w:hAnsi="Arial"/>
+          <w:color w:val="666666"/>
+          <w:sz w:val="14"/>
+          <w:szCs w:val="14"/>
+        </w:rPr>
+        <w:t xml:space="preserve"> (</w:t>
+      </w:r>
+      <w:hyperlink w:history="1" r:id="rIdlsdaldo5huecakbajtuko">
+        <w:r>
+          <w:rPr>
+            <w:rFonts w:ascii="Arial" w:cs="Arial" w:eastAsia="Arial" w:hAnsi="Arial"/>
+            <w:color w:val="1F6B75"/>
+            <w:sz w:val="14"/>
+            <w:szCs w:val="14"/>
+            <w:u w:val="single" w:color="1F6B75"/>
+          </w:rPr>
+          <w:t xml:space="preserve">https://creativecommons.org/licenses/by-nc/4.0/</w:t>
+        </w:r>
+      </w:hyperlink>
+      <w:r>
+        <w:rPr>
+          <w:rFonts w:ascii="Arial" w:cs="Arial" w:eastAsia="Arial" w:hAnsi="Arial"/>
+          <w:color w:val="666666"/>
+          <w:sz w:val="14"/>
+          <w:szCs w:val="14"/>
+        </w:rPr>
+        <w:t xml:space="preserve">).</w:t>
+      </w:r>
+    </w:p>
     <w:p>
       <w:r>
         <w:br w:type="page"/>
@@ -14688,7 +15095,7 @@
             <w:pPr>
               <w:spacing w:after="20" w:before="0"/>
             </w:pPr>
-            <w:hyperlink w:history="1" r:id="rIdxbja2eryjkyvegzlwymgf">
+            <w:hyperlink w:history="1" r:id="rIdmypdgklqfvcaf2b_jpfwy">
               <w:r>
                 <w:rPr>
                   <w:rFonts w:ascii="Arial" w:cs="Arial" w:eastAsia="Arial" w:hAnsi="Arial"/>
@@ -14721,7 +15128,7 @@
               <w:spacing w:after="10" w:before="0"/>
               <w:ind w:left="120"/>
             </w:pPr>
-            <w:hyperlink w:history="1" r:id="rIdgqpyo5zo1flagqg08ligs">
+            <w:hyperlink w:history="1" r:id="rIde3knqnm7iiogupwduoauf">
               <w:r>
                 <w:rPr>
                   <w:rFonts w:ascii="Arial" w:cs="Arial" w:eastAsia="Arial" w:hAnsi="Arial"/>
@@ -14766,7 +15173,7 @@
             <w:pPr>
               <w:spacing w:after="20" w:before="0"/>
             </w:pPr>
-            <w:hyperlink w:history="1" r:id="rIdgumdo2bguw6d9hjerssop">
+            <w:hyperlink w:history="1" r:id="rId9_otxdaqsquvyzm7pswbf">
               <w:r>
                 <w:rPr>
                   <w:rFonts w:ascii="Arial" w:cs="Arial" w:eastAsia="Arial" w:hAnsi="Arial"/>
@@ -14799,7 +15206,7 @@
               <w:spacing w:after="10" w:before="0"/>
               <w:ind w:left="120"/>
             </w:pPr>
-            <w:hyperlink w:history="1" r:id="rId_fv1lwhra3poyjsuv24n-">
+            <w:hyperlink w:history="1" r:id="rIdc40qwwv45knud2rdx2mho">
               <w:r>
                 <w:rPr>
                   <w:rFonts w:ascii="Arial" w:cs="Arial" w:eastAsia="Arial" w:hAnsi="Arial"/>
@@ -14994,7 +15401,7 @@
             <w:pPr>
               <w:spacing w:after="20" w:before="0"/>
             </w:pPr>
-            <w:hyperlink w:history="1" r:id="rIdlauebbad3hhufg-lsqhlg">
+            <w:hyperlink w:history="1" r:id="rIdoptauwsklc94sewdb10jh">
               <w:r>
                 <w:rPr>
                   <w:rFonts w:ascii="Arial" w:cs="Arial" w:eastAsia="Arial" w:hAnsi="Arial"/>
@@ -15027,7 +15434,7 @@
               <w:spacing w:after="10" w:before="0"/>
               <w:ind w:left="120"/>
             </w:pPr>
-            <w:hyperlink w:history="1" r:id="rIdmbnhlzxz0qgo621tjfoar">
+            <w:hyperlink w:history="1" r:id="rIdtanzfmjeqt8qqmzwjzf18">
               <w:r>
                 <w:rPr>
                   <w:rFonts w:ascii="Arial" w:cs="Arial" w:eastAsia="Arial" w:hAnsi="Arial"/>
@@ -15072,7 +15479,7 @@
             <w:pPr>
               <w:spacing w:after="20" w:before="0"/>
             </w:pPr>
-            <w:hyperlink w:history="1" r:id="rIdggy0oozg-r4ylca4814pj">
+            <w:hyperlink w:history="1" r:id="rIdhzhaurbldgtfzqzgdqmhu">
               <w:r>
                 <w:rPr>
                   <w:rFonts w:ascii="Arial" w:cs="Arial" w:eastAsia="Arial" w:hAnsi="Arial"/>
@@ -15105,7 +15512,7 @@
               <w:spacing w:after="10" w:before="0"/>
               <w:ind w:left="120"/>
             </w:pPr>
-            <w:hyperlink w:history="1" r:id="rIda6krdedxt_lzu3m0wtcej">
+            <w:hyperlink w:history="1" r:id="rIdrl734u1rrrbisf8vcod2b">
               <w:r>
                 <w:rPr>
                   <w:rFonts w:ascii="Arial" w:cs="Arial" w:eastAsia="Arial" w:hAnsi="Arial"/>
@@ -15300,7 +15707,7 @@
             <w:pPr>
               <w:spacing w:after="20" w:before="0"/>
             </w:pPr>
-            <w:hyperlink w:history="1" r:id="rIdzgsrpahfjzzwq6ugdei1x">
+            <w:hyperlink w:history="1" r:id="rIdbcgmstk9hxj89bov8v9br">
               <w:r>
                 <w:rPr>
                   <w:rFonts w:ascii="Arial" w:cs="Arial" w:eastAsia="Arial" w:hAnsi="Arial"/>
@@ -15333,7 +15740,7 @@
               <w:spacing w:after="10" w:before="0"/>
               <w:ind w:left="120"/>
             </w:pPr>
-            <w:hyperlink w:history="1" r:id="rIddxoylap7wccevoebdne0t">
+            <w:hyperlink w:history="1" r:id="rId6ohkmstpc16wy86xjg3or">
               <w:r>
                 <w:rPr>
                   <w:rFonts w:ascii="Arial" w:cs="Arial" w:eastAsia="Arial" w:hAnsi="Arial"/>
@@ -15378,7 +15785,7 @@
             <w:pPr>
               <w:spacing w:after="20" w:before="0"/>
             </w:pPr>
-            <w:hyperlink w:history="1" r:id="rIdyqqmnaxqy-zvm2p-u1bcj">
+            <w:hyperlink w:history="1" r:id="rIdx5yegq6rlo747ojmeud6e">
               <w:r>
                 <w:rPr>
                   <w:rFonts w:ascii="Arial" w:cs="Arial" w:eastAsia="Arial" w:hAnsi="Arial"/>
@@ -15411,7 +15818,7 @@
               <w:spacing w:after="10" w:before="0"/>
               <w:ind w:left="120"/>
             </w:pPr>
-            <w:hyperlink w:history="1" r:id="rIdw-6zsz7i8fekoxjwzjgsg">
+            <w:hyperlink w:history="1" r:id="rIdiomi7uyl4nyq7ja-soan4">
               <w:r>
                 <w:rPr>
                   <w:rFonts w:ascii="Arial" w:cs="Arial" w:eastAsia="Arial" w:hAnsi="Arial"/>
@@ -15606,7 +16013,7 @@
             <w:pPr>
               <w:spacing w:after="20" w:before="0"/>
             </w:pPr>
-            <w:hyperlink w:history="1" r:id="rIddnu6tnymsltklmzmqbqk2">
+            <w:hyperlink w:history="1" r:id="rIdkd5qhxc_u5w5kwn_jajm-">
               <w:r>
                 <w:rPr>
                   <w:rFonts w:ascii="Arial" w:cs="Arial" w:eastAsia="Arial" w:hAnsi="Arial"/>
@@ -15639,7 +16046,7 @@
               <w:spacing w:after="10" w:before="0"/>
               <w:ind w:left="120"/>
             </w:pPr>
-            <w:hyperlink w:history="1" r:id="rId1m4jrb7ail_vldajkf7jq">
+            <w:hyperlink w:history="1" r:id="rId2nsnbe-n8fpqvkkkzczcs">
               <w:r>
                 <w:rPr>
                   <w:rFonts w:ascii="Arial" w:cs="Arial" w:eastAsia="Arial" w:hAnsi="Arial"/>
@@ -15684,7 +16091,7 @@
             <w:pPr>
               <w:spacing w:after="20" w:before="0"/>
             </w:pPr>
-            <w:hyperlink w:history="1" r:id="rIdlgltpamv6jez6qjv3h2kq">
+            <w:hyperlink w:history="1" r:id="rIdmw5hbunl_z6rdkjjcomxv">
               <w:r>
                 <w:rPr>
                   <w:rFonts w:ascii="Arial" w:cs="Arial" w:eastAsia="Arial" w:hAnsi="Arial"/>
@@ -15717,7 +16124,7 @@
               <w:spacing w:after="10" w:before="0"/>
               <w:ind w:left="120"/>
             </w:pPr>
-            <w:hyperlink w:history="1" r:id="rIdqxdqzdszzs4cqtqhv5zs4">
+            <w:hyperlink w:history="1" r:id="rIdgn3acdbffwuy8rykutc_j">
               <w:r>
                 <w:rPr>
                   <w:rFonts w:ascii="Arial" w:cs="Arial" w:eastAsia="Arial" w:hAnsi="Arial"/>
@@ -15912,7 +16319,7 @@
             <w:pPr>
               <w:spacing w:after="20" w:before="0"/>
             </w:pPr>
-            <w:hyperlink w:history="1" r:id="rIdga7go5_wigz6mf7p9tnj5">
+            <w:hyperlink w:history="1" r:id="rIdgznl9uwgi_jfewrvrsaiz">
               <w:r>
                 <w:rPr>
                   <w:rFonts w:ascii="Arial" w:cs="Arial" w:eastAsia="Arial" w:hAnsi="Arial"/>
@@ -15945,7 +16352,7 @@
               <w:spacing w:after="10" w:before="0"/>
               <w:ind w:left="120"/>
             </w:pPr>
-            <w:hyperlink w:history="1" r:id="rIdybfqlt_onw6bmxeina0vw">
+            <w:hyperlink w:history="1" r:id="rIdvstrulri2g8pll7aqtjja">
               <w:r>
                 <w:rPr>
                   <w:rFonts w:ascii="Arial" w:cs="Arial" w:eastAsia="Arial" w:hAnsi="Arial"/>
@@ -15990,7 +16397,7 @@
             <w:pPr>
               <w:spacing w:after="20" w:before="0"/>
             </w:pPr>
-            <w:hyperlink w:history="1" r:id="rIdkwrwxcnqyds_9_zwjc04k">
+            <w:hyperlink w:history="1" r:id="rIdi9iimrfg2yp0ir0y1pagd">
               <w:r>
                 <w:rPr>
                   <w:rFonts w:ascii="Arial" w:cs="Arial" w:eastAsia="Arial" w:hAnsi="Arial"/>
@@ -16023,7 +16430,7 @@
               <w:spacing w:after="10" w:before="0"/>
               <w:ind w:left="120"/>
             </w:pPr>
-            <w:hyperlink w:history="1" r:id="rIdrfy27texuoxxp-4cc1lbs">
+            <w:hyperlink w:history="1" r:id="rIdl6qlr0emm1mbnkc7exhsa">
               <w:r>
                 <w:rPr>
                   <w:rFonts w:ascii="Arial" w:cs="Arial" w:eastAsia="Arial" w:hAnsi="Arial"/>
@@ -16519,6 +16926,65 @@
         </w:tc>
       </w:tr>
     </w:tbl>
+    <w:p>
+      <w:pPr>
+        <w:pBdr>
+          <w:top w:val="single" w:color="BBBBBB" w:sz="4" w:space="4"/>
+        </w:pBdr>
+        <w:spacing w:after="0" w:before="160"/>
+      </w:pPr>
+      <w:r>
+        <w:rPr>
+          <w:rFonts w:ascii="Arial" w:cs="Arial" w:eastAsia="Arial" w:hAnsi="Arial"/>
+          <w:color w:val="666666"/>
+          <w:sz w:val="14"/>
+          <w:szCs w:val="14"/>
+        </w:rPr>
+        <w:t xml:space="preserve">© 2026 SeaVuria and ARES. Aligned with KICD objectives. Developed by SeaVuria; technical implementation by ARES (with AI assistance from Claude). Licensed under </w:t>
+      </w:r>
+      <w:hyperlink w:history="1" r:id="rIdodpmllx-3jpwja5-acap7">
+        <w:r>
+          <w:rPr>
+            <w:rFonts w:ascii="Arial" w:cs="Arial" w:eastAsia="Arial" w:hAnsi="Arial"/>
+            <w:color w:val="1F6B75"/>
+            <w:sz w:val="14"/>
+            <w:szCs w:val="14"/>
+            <w:u w:val="single" w:color="1F6B75"/>
+          </w:rPr>
+          <w:t xml:space="preserve">CC BY-NC 4.0</w:t>
+        </w:r>
+      </w:hyperlink>
+      <w:r>
+        <w:rPr>
+          <w:rFonts w:ascii="Arial" w:cs="Arial" w:eastAsia="Arial" w:hAnsi="Arial"/>
+          <w:color w:val="666666"/>
+          <w:sz w:val="14"/>
+          <w:szCs w:val="14"/>
+        </w:rPr>
+        <w:t xml:space="preserve"> (</w:t>
+      </w:r>
+      <w:hyperlink w:history="1" r:id="rIdrll1u_zn_muujaoqqbm9a">
+        <w:r>
+          <w:rPr>
+            <w:rFonts w:ascii="Arial" w:cs="Arial" w:eastAsia="Arial" w:hAnsi="Arial"/>
+            <w:color w:val="1F6B75"/>
+            <w:sz w:val="14"/>
+            <w:szCs w:val="14"/>
+            <w:u w:val="single" w:color="1F6B75"/>
+          </w:rPr>
+          <w:t xml:space="preserve">https://creativecommons.org/licenses/by-nc/4.0/</w:t>
+        </w:r>
+      </w:hyperlink>
+      <w:r>
+        <w:rPr>
+          <w:rFonts w:ascii="Arial" w:cs="Arial" w:eastAsia="Arial" w:hAnsi="Arial"/>
+          <w:color w:val="666666"/>
+          <w:sz w:val="14"/>
+          <w:szCs w:val="14"/>
+        </w:rPr>
+        <w:t xml:space="preserve">).</w:t>
+      </w:r>
+    </w:p>
     <w:p>
       <w:r>
         <w:br w:type="page"/>
@@ -17510,7 +17976,7 @@
             <w:pPr>
               <w:spacing w:after="20" w:before="0"/>
             </w:pPr>
-            <w:hyperlink w:history="1" r:id="rIdecsicmiqsydnuhser_sha">
+            <w:hyperlink w:history="1" r:id="rIdumxa1m3yhxoikh4_vm281">
               <w:r>
                 <w:rPr>
                   <w:rFonts w:ascii="Arial" w:cs="Arial" w:eastAsia="Arial" w:hAnsi="Arial"/>
@@ -17543,7 +18009,7 @@
               <w:spacing w:after="10" w:before="0"/>
               <w:ind w:left="120"/>
             </w:pPr>
-            <w:hyperlink w:history="1" r:id="rIdc0pgbfkujfyybysyvdo-e">
+            <w:hyperlink w:history="1" r:id="rIdyg_sqdiy1xak6wmpq9cy5">
               <w:r>
                 <w:rPr>
                   <w:rFonts w:ascii="Arial" w:cs="Arial" w:eastAsia="Arial" w:hAnsi="Arial"/>
@@ -17605,7 +18071,7 @@
               <w:spacing w:after="10" w:before="0"/>
               <w:ind w:left="120"/>
             </w:pPr>
-            <w:hyperlink w:history="1" r:id="rIditkfk_uer_ofkmwkqn6x5">
+            <w:hyperlink w:history="1" r:id="rIdupxq8ctzpdn50knu3ujki">
               <w:r>
                 <w:rPr>
                   <w:rFonts w:ascii="Arial" w:cs="Arial" w:eastAsia="Arial" w:hAnsi="Arial"/>
@@ -17815,7 +18281,7 @@
             <w:pPr>
               <w:spacing w:after="20" w:before="0"/>
             </w:pPr>
-            <w:hyperlink w:history="1" r:id="rId8nccun-4z3tr-m2x2sikr">
+            <w:hyperlink w:history="1" r:id="rIdndbuhbjgq24vexpr-rnu_">
               <w:r>
                 <w:rPr>
                   <w:rFonts w:ascii="Arial" w:cs="Arial" w:eastAsia="Arial" w:hAnsi="Arial"/>
@@ -17848,7 +18314,7 @@
               <w:spacing w:after="10" w:before="0"/>
               <w:ind w:left="120"/>
             </w:pPr>
-            <w:hyperlink w:history="1" r:id="rIdm5wtu7jikfxkhbmyvkuxl">
+            <w:hyperlink w:history="1" r:id="rIdno5biwe44bhofxkzng2vr">
               <w:r>
                 <w:rPr>
                   <w:rFonts w:ascii="Arial" w:cs="Arial" w:eastAsia="Arial" w:hAnsi="Arial"/>
@@ -17910,7 +18376,7 @@
               <w:spacing w:after="10" w:before="0"/>
               <w:ind w:left="120"/>
             </w:pPr>
-            <w:hyperlink w:history="1" r:id="rIdlhvgkuci9f5b7t2gf_0nd">
+            <w:hyperlink w:history="1" r:id="rIddwpqycawa_oaow7n32t2v">
               <w:r>
                 <w:rPr>
                   <w:rFonts w:ascii="Arial" w:cs="Arial" w:eastAsia="Arial" w:hAnsi="Arial"/>
@@ -18120,7 +18586,7 @@
             <w:pPr>
               <w:spacing w:after="20" w:before="0"/>
             </w:pPr>
-            <w:hyperlink w:history="1" r:id="rIdsyho701hzy3n1b4alzre1">
+            <w:hyperlink w:history="1" r:id="rIdnzlhhfv9goutfapt7i9uw">
               <w:r>
                 <w:rPr>
                   <w:rFonts w:ascii="Arial" w:cs="Arial" w:eastAsia="Arial" w:hAnsi="Arial"/>
@@ -18153,7 +18619,7 @@
               <w:spacing w:after="10" w:before="0"/>
               <w:ind w:left="120"/>
             </w:pPr>
-            <w:hyperlink w:history="1" r:id="rId4wrekjnzootaohiarzdso">
+            <w:hyperlink w:history="1" r:id="rIdurtpisjy7b_cszdztu9mj">
               <w:r>
                 <w:rPr>
                   <w:rFonts w:ascii="Arial" w:cs="Arial" w:eastAsia="Arial" w:hAnsi="Arial"/>
@@ -18215,7 +18681,7 @@
               <w:spacing w:after="10" w:before="0"/>
               <w:ind w:left="120"/>
             </w:pPr>
-            <w:hyperlink w:history="1" r:id="rIdvm6-yxbwibvmuxmeqfzar">
+            <w:hyperlink w:history="1" r:id="rIdtzpvmspkdov6vya1qpbzv">
               <w:r>
                 <w:rPr>
                   <w:rFonts w:ascii="Arial" w:cs="Arial" w:eastAsia="Arial" w:hAnsi="Arial"/>
@@ -18425,7 +18891,7 @@
             <w:pPr>
               <w:spacing w:after="20" w:before="0"/>
             </w:pPr>
-            <w:hyperlink w:history="1" r:id="rIdpafwmdszvxffpdcvlqsxn">
+            <w:hyperlink w:history="1" r:id="rIdmoyf57utlj39u3llahe6q">
               <w:r>
                 <w:rPr>
                   <w:rFonts w:ascii="Arial" w:cs="Arial" w:eastAsia="Arial" w:hAnsi="Arial"/>
@@ -18458,7 +18924,7 @@
               <w:spacing w:after="10" w:before="0"/>
               <w:ind w:left="120"/>
             </w:pPr>
-            <w:hyperlink w:history="1" r:id="rIdggy4qd5fi1bksdtl2ztuf">
+            <w:hyperlink w:history="1" r:id="rId-jfzkjrqbisuhooaygbf-">
               <w:r>
                 <w:rPr>
                   <w:rFonts w:ascii="Arial" w:cs="Arial" w:eastAsia="Arial" w:hAnsi="Arial"/>
@@ -18520,7 +18986,7 @@
               <w:spacing w:after="10" w:before="0"/>
               <w:ind w:left="120"/>
             </w:pPr>
-            <w:hyperlink w:history="1" r:id="rIdubegllwqg1zot7wagivwo">
+            <w:hyperlink w:history="1" r:id="rIdzekh1usmpxwkzqog5svvc">
               <w:r>
                 <w:rPr>
                   <w:rFonts w:ascii="Arial" w:cs="Arial" w:eastAsia="Arial" w:hAnsi="Arial"/>
@@ -18730,7 +19196,7 @@
             <w:pPr>
               <w:spacing w:after="20" w:before="0"/>
             </w:pPr>
-            <w:hyperlink w:history="1" r:id="rId9hvyy82x7c6zkd9qwmtwh">
+            <w:hyperlink w:history="1" r:id="rId-zg1msvfkgqyvpnncvlpu">
               <w:r>
                 <w:rPr>
                   <w:rFonts w:ascii="Arial" w:cs="Arial" w:eastAsia="Arial" w:hAnsi="Arial"/>
@@ -18763,7 +19229,7 @@
               <w:spacing w:after="10" w:before="0"/>
               <w:ind w:left="120"/>
             </w:pPr>
-            <w:hyperlink w:history="1" r:id="rIdoae662g6vulcuppu9iyva">
+            <w:hyperlink w:history="1" r:id="rIdtzfdkd_7hqcrlhfg0h2o-">
               <w:r>
                 <w:rPr>
                   <w:rFonts w:ascii="Arial" w:cs="Arial" w:eastAsia="Arial" w:hAnsi="Arial"/>
@@ -18825,7 +19291,7 @@
               <w:spacing w:after="10" w:before="0"/>
               <w:ind w:left="120"/>
             </w:pPr>
-            <w:hyperlink w:history="1" r:id="rId-cg2hzusvilzyqv5j9i2m">
+            <w:hyperlink w:history="1" r:id="rIdcsl_lh4o3oto77jbaqcpe">
               <w:r>
                 <w:rPr>
                   <w:rFonts w:ascii="Arial" w:cs="Arial" w:eastAsia="Arial" w:hAnsi="Arial"/>
@@ -19336,6 +19802,65 @@
         </w:tc>
       </w:tr>
     </w:tbl>
+    <w:p>
+      <w:pPr>
+        <w:pBdr>
+          <w:top w:val="single" w:color="BBBBBB" w:sz="4" w:space="4"/>
+        </w:pBdr>
+        <w:spacing w:after="0" w:before="160"/>
+      </w:pPr>
+      <w:r>
+        <w:rPr>
+          <w:rFonts w:ascii="Arial" w:cs="Arial" w:eastAsia="Arial" w:hAnsi="Arial"/>
+          <w:color w:val="666666"/>
+          <w:sz w:val="14"/>
+          <w:szCs w:val="14"/>
+        </w:rPr>
+        <w:t xml:space="preserve">© 2026 SeaVuria and ARES. Aligned with KICD objectives. Developed by SeaVuria; technical implementation by ARES (with AI assistance from Claude). Licensed under </w:t>
+      </w:r>
+      <w:hyperlink w:history="1" r:id="rId3z74wfzw0xcwjnnbbxbiv">
+        <w:r>
+          <w:rPr>
+            <w:rFonts w:ascii="Arial" w:cs="Arial" w:eastAsia="Arial" w:hAnsi="Arial"/>
+            <w:color w:val="1F6B75"/>
+            <w:sz w:val="14"/>
+            <w:szCs w:val="14"/>
+            <w:u w:val="single" w:color="1F6B75"/>
+          </w:rPr>
+          <w:t xml:space="preserve">CC BY-NC 4.0</w:t>
+        </w:r>
+      </w:hyperlink>
+      <w:r>
+        <w:rPr>
+          <w:rFonts w:ascii="Arial" w:cs="Arial" w:eastAsia="Arial" w:hAnsi="Arial"/>
+          <w:color w:val="666666"/>
+          <w:sz w:val="14"/>
+          <w:szCs w:val="14"/>
+        </w:rPr>
+        <w:t xml:space="preserve"> (</w:t>
+      </w:r>
+      <w:hyperlink w:history="1" r:id="rIdsjuua7ml9c3_ujlatuvv7">
+        <w:r>
+          <w:rPr>
+            <w:rFonts w:ascii="Arial" w:cs="Arial" w:eastAsia="Arial" w:hAnsi="Arial"/>
+            <w:color w:val="1F6B75"/>
+            <w:sz w:val="14"/>
+            <w:szCs w:val="14"/>
+            <w:u w:val="single" w:color="1F6B75"/>
+          </w:rPr>
+          <w:t xml:space="preserve">https://creativecommons.org/licenses/by-nc/4.0/</w:t>
+        </w:r>
+      </w:hyperlink>
+      <w:r>
+        <w:rPr>
+          <w:rFonts w:ascii="Arial" w:cs="Arial" w:eastAsia="Arial" w:hAnsi="Arial"/>
+          <w:color w:val="666666"/>
+          <w:sz w:val="14"/>
+          <w:szCs w:val="14"/>
+        </w:rPr>
+        <w:t xml:space="preserve">).</w:t>
+      </w:r>
+    </w:p>
     <w:p>
       <w:r>
         <w:br w:type="page"/>
@@ -20327,7 +20852,7 @@
             <w:pPr>
               <w:spacing w:after="20" w:before="0"/>
             </w:pPr>
-            <w:hyperlink w:history="1" r:id="rIdhcwwffqa8x6sd5in9cvxh">
+            <w:hyperlink w:history="1" r:id="rIdfmxm_ygdtvbr4wipm9_13">
               <w:r>
                 <w:rPr>
                   <w:rFonts w:ascii="Arial" w:cs="Arial" w:eastAsia="Arial" w:hAnsi="Arial"/>
@@ -20360,7 +20885,7 @@
               <w:spacing w:after="10" w:before="0"/>
               <w:ind w:left="120"/>
             </w:pPr>
-            <w:hyperlink w:history="1" r:id="rId0lgmfbwngthc6xxllsevl">
+            <w:hyperlink w:history="1" r:id="rIdevmfx8tokgxnfuws8pi06">
               <w:r>
                 <w:rPr>
                   <w:rFonts w:ascii="Arial" w:cs="Arial" w:eastAsia="Arial" w:hAnsi="Arial"/>
@@ -20405,7 +20930,7 @@
             <w:pPr>
               <w:spacing w:after="20" w:before="0"/>
             </w:pPr>
-            <w:hyperlink w:history="1" r:id="rIdnwska5a9nxycjfkpk--g1">
+            <w:hyperlink w:history="1" r:id="rId5hege_5fc4onqd0xxaolr">
               <w:r>
                 <w:rPr>
                   <w:rFonts w:ascii="Arial" w:cs="Arial" w:eastAsia="Arial" w:hAnsi="Arial"/>
@@ -20438,7 +20963,7 @@
               <w:spacing w:after="10" w:before="0"/>
               <w:ind w:left="120"/>
             </w:pPr>
-            <w:hyperlink w:history="1" r:id="rIdm8ua8yme9ie6cmcvwpo2k">
+            <w:hyperlink w:history="1" r:id="rIdza2axwww5h2xg0xcjsx-5">
               <w:r>
                 <w:rPr>
                   <w:rFonts w:ascii="Arial" w:cs="Arial" w:eastAsia="Arial" w:hAnsi="Arial"/>
@@ -20633,7 +21158,7 @@
             <w:pPr>
               <w:spacing w:after="20" w:before="0"/>
             </w:pPr>
-            <w:hyperlink w:history="1" r:id="rIdicoz4x5ihsv7s1s1cwx58">
+            <w:hyperlink w:history="1" r:id="rIdfgqvhus-hmldnmw3o3nvv">
               <w:r>
                 <w:rPr>
                   <w:rFonts w:ascii="Arial" w:cs="Arial" w:eastAsia="Arial" w:hAnsi="Arial"/>
@@ -20666,7 +21191,7 @@
               <w:spacing w:after="10" w:before="0"/>
               <w:ind w:left="120"/>
             </w:pPr>
-            <w:hyperlink w:history="1" r:id="rIdzpiugy-qbf2xiiv6u3_zc">
+            <w:hyperlink w:history="1" r:id="rId8o5div5ouqhsk8jakss7t">
               <w:r>
                 <w:rPr>
                   <w:rFonts w:ascii="Arial" w:cs="Arial" w:eastAsia="Arial" w:hAnsi="Arial"/>
@@ -20711,7 +21236,7 @@
             <w:pPr>
               <w:spacing w:after="20" w:before="0"/>
             </w:pPr>
-            <w:hyperlink w:history="1" r:id="rId8zw6nut2xla21amfysr9t">
+            <w:hyperlink w:history="1" r:id="rIdalw3-howzztvettdgvh9z">
               <w:r>
                 <w:rPr>
                   <w:rFonts w:ascii="Arial" w:cs="Arial" w:eastAsia="Arial" w:hAnsi="Arial"/>
@@ -20744,7 +21269,7 @@
               <w:spacing w:after="10" w:before="0"/>
               <w:ind w:left="120"/>
             </w:pPr>
-            <w:hyperlink w:history="1" r:id="rId-uyjzbbvzyefpwv3fuolz">
+            <w:hyperlink w:history="1" r:id="rIdk1cfdeh4f9addeg8lpi4z">
               <w:r>
                 <w:rPr>
                   <w:rFonts w:ascii="Arial" w:cs="Arial" w:eastAsia="Arial" w:hAnsi="Arial"/>
@@ -20939,7 +21464,7 @@
             <w:pPr>
               <w:spacing w:after="20" w:before="0"/>
             </w:pPr>
-            <w:hyperlink w:history="1" r:id="rIdpgavu9svuhktqxoecrgd6">
+            <w:hyperlink w:history="1" r:id="rIdalyhkojxh6jgx0r-okgbh">
               <w:r>
                 <w:rPr>
                   <w:rFonts w:ascii="Arial" w:cs="Arial" w:eastAsia="Arial" w:hAnsi="Arial"/>
@@ -20972,7 +21497,7 @@
               <w:spacing w:after="10" w:before="0"/>
               <w:ind w:left="120"/>
             </w:pPr>
-            <w:hyperlink w:history="1" r:id="rIdckm_qj3gtg5pahpve7ode">
+            <w:hyperlink w:history="1" r:id="rIdruhn8zvpgpp3h9-ucsg7l">
               <w:r>
                 <w:rPr>
                   <w:rFonts w:ascii="Arial" w:cs="Arial" w:eastAsia="Arial" w:hAnsi="Arial"/>
@@ -21017,7 +21542,7 @@
             <w:pPr>
               <w:spacing w:after="20" w:before="0"/>
             </w:pPr>
-            <w:hyperlink w:history="1" r:id="rIdtxepyaaegspddko9uyxgt">
+            <w:hyperlink w:history="1" r:id="rIdicijds81c9y7ry0w8vrlt">
               <w:r>
                 <w:rPr>
                   <w:rFonts w:ascii="Arial" w:cs="Arial" w:eastAsia="Arial" w:hAnsi="Arial"/>
@@ -21050,7 +21575,7 @@
               <w:spacing w:after="10" w:before="0"/>
               <w:ind w:left="120"/>
             </w:pPr>
-            <w:hyperlink w:history="1" r:id="rIdwbhqonep3f3mjiydi_x4e">
+            <w:hyperlink w:history="1" r:id="rId8lsedvehdogbjpvtj7fta">
               <w:r>
                 <w:rPr>
                   <w:rFonts w:ascii="Arial" w:cs="Arial" w:eastAsia="Arial" w:hAnsi="Arial"/>
@@ -21245,7 +21770,7 @@
             <w:pPr>
               <w:spacing w:after="20" w:before="0"/>
             </w:pPr>
-            <w:hyperlink w:history="1" r:id="rIdahr9sbxs43oqjmqg7jwbh">
+            <w:hyperlink w:history="1" r:id="rIdblx8wabtqsjlwv4hj2q8c">
               <w:r>
                 <w:rPr>
                   <w:rFonts w:ascii="Arial" w:cs="Arial" w:eastAsia="Arial" w:hAnsi="Arial"/>
@@ -21278,7 +21803,7 @@
               <w:spacing w:after="10" w:before="0"/>
               <w:ind w:left="120"/>
             </w:pPr>
-            <w:hyperlink w:history="1" r:id="rIdaqcwnbg2kkrww84wxgqzp">
+            <w:hyperlink w:history="1" r:id="rId9qhfyuef2xshggbddk_da">
               <w:r>
                 <w:rPr>
                   <w:rFonts w:ascii="Arial" w:cs="Arial" w:eastAsia="Arial" w:hAnsi="Arial"/>
@@ -21323,7 +21848,7 @@
             <w:pPr>
               <w:spacing w:after="20" w:before="0"/>
             </w:pPr>
-            <w:hyperlink w:history="1" r:id="rIdpdxen5mikrmfyr_vqwvjk">
+            <w:hyperlink w:history="1" r:id="rIdepphc18lf_-5fbxxtxl-v">
               <w:r>
                 <w:rPr>
                   <w:rFonts w:ascii="Arial" w:cs="Arial" w:eastAsia="Arial" w:hAnsi="Arial"/>
@@ -21356,7 +21881,7 @@
               <w:spacing w:after="10" w:before="0"/>
               <w:ind w:left="120"/>
             </w:pPr>
-            <w:hyperlink w:history="1" r:id="rIdoti9whttx_2d4q6zea1lh">
+            <w:hyperlink w:history="1" r:id="rIdrw1-7ajumljrux458kwx_">
               <w:r>
                 <w:rPr>
                   <w:rFonts w:ascii="Arial" w:cs="Arial" w:eastAsia="Arial" w:hAnsi="Arial"/>
@@ -21551,7 +22076,7 @@
             <w:pPr>
               <w:spacing w:after="20" w:before="0"/>
             </w:pPr>
-            <w:hyperlink w:history="1" r:id="rIdi3asv8skmcl9loytg7djk">
+            <w:hyperlink w:history="1" r:id="rIdiayd305rsolp1hyq9hn6k">
               <w:r>
                 <w:rPr>
                   <w:rFonts w:ascii="Arial" w:cs="Arial" w:eastAsia="Arial" w:hAnsi="Arial"/>
@@ -21584,7 +22109,7 @@
               <w:spacing w:after="10" w:before="0"/>
               <w:ind w:left="120"/>
             </w:pPr>
-            <w:hyperlink w:history="1" r:id="rIdezh000pwffhsnllku6ytc">
+            <w:hyperlink w:history="1" r:id="rIdfes1uwxp1xq5yy03jdeba">
               <w:r>
                 <w:rPr>
                   <w:rFonts w:ascii="Arial" w:cs="Arial" w:eastAsia="Arial" w:hAnsi="Arial"/>
@@ -21629,7 +22154,7 @@
             <w:pPr>
               <w:spacing w:after="20" w:before="0"/>
             </w:pPr>
-            <w:hyperlink w:history="1" r:id="rId7obahxf2764z6qyl1q_6m">
+            <w:hyperlink w:history="1" r:id="rIduslibk2c_i4r4amab7bbp">
               <w:r>
                 <w:rPr>
                   <w:rFonts w:ascii="Arial" w:cs="Arial" w:eastAsia="Arial" w:hAnsi="Arial"/>
@@ -21662,7 +22187,7 @@
               <w:spacing w:after="10" w:before="0"/>
               <w:ind w:left="120"/>
             </w:pPr>
-            <w:hyperlink w:history="1" r:id="rIdsr8s1eoebcmskrocchoab">
+            <w:hyperlink w:history="1" r:id="rIdyvfbx_5wsgq5ngcegcqyu">
               <w:r>
                 <w:rPr>
                   <w:rFonts w:ascii="Arial" w:cs="Arial" w:eastAsia="Arial" w:hAnsi="Arial"/>
@@ -22158,6 +22683,65 @@
         </w:tc>
       </w:tr>
     </w:tbl>
+    <w:p>
+      <w:pPr>
+        <w:pBdr>
+          <w:top w:val="single" w:color="BBBBBB" w:sz="4" w:space="4"/>
+        </w:pBdr>
+        <w:spacing w:after="0" w:before="160"/>
+      </w:pPr>
+      <w:r>
+        <w:rPr>
+          <w:rFonts w:ascii="Arial" w:cs="Arial" w:eastAsia="Arial" w:hAnsi="Arial"/>
+          <w:color w:val="666666"/>
+          <w:sz w:val="14"/>
+          <w:szCs w:val="14"/>
+        </w:rPr>
+        <w:t xml:space="preserve">© 2026 SeaVuria and ARES. Aligned with KICD objectives. Developed by SeaVuria; technical implementation by ARES (with AI assistance from Claude). Licensed under </w:t>
+      </w:r>
+      <w:hyperlink w:history="1" r:id="rIdornpm8wcyaahxq7drmfjy">
+        <w:r>
+          <w:rPr>
+            <w:rFonts w:ascii="Arial" w:cs="Arial" w:eastAsia="Arial" w:hAnsi="Arial"/>
+            <w:color w:val="1F6B75"/>
+            <w:sz w:val="14"/>
+            <w:szCs w:val="14"/>
+            <w:u w:val="single" w:color="1F6B75"/>
+          </w:rPr>
+          <w:t xml:space="preserve">CC BY-NC 4.0</w:t>
+        </w:r>
+      </w:hyperlink>
+      <w:r>
+        <w:rPr>
+          <w:rFonts w:ascii="Arial" w:cs="Arial" w:eastAsia="Arial" w:hAnsi="Arial"/>
+          <w:color w:val="666666"/>
+          <w:sz w:val="14"/>
+          <w:szCs w:val="14"/>
+        </w:rPr>
+        <w:t xml:space="preserve"> (</w:t>
+      </w:r>
+      <w:hyperlink w:history="1" r:id="rIdvxuxtq6dho1u5dmj7czk2">
+        <w:r>
+          <w:rPr>
+            <w:rFonts w:ascii="Arial" w:cs="Arial" w:eastAsia="Arial" w:hAnsi="Arial"/>
+            <w:color w:val="1F6B75"/>
+            <w:sz w:val="14"/>
+            <w:szCs w:val="14"/>
+            <w:u w:val="single" w:color="1F6B75"/>
+          </w:rPr>
+          <w:t xml:space="preserve">https://creativecommons.org/licenses/by-nc/4.0/</w:t>
+        </w:r>
+      </w:hyperlink>
+      <w:r>
+        <w:rPr>
+          <w:rFonts w:ascii="Arial" w:cs="Arial" w:eastAsia="Arial" w:hAnsi="Arial"/>
+          <w:color w:val="666666"/>
+          <w:sz w:val="14"/>
+          <w:szCs w:val="14"/>
+        </w:rPr>
+        <w:t xml:space="preserve">).</w:t>
+      </w:r>
+    </w:p>
     <w:p>
       <w:r>
         <w:br w:type="page"/>
@@ -23149,7 +23733,7 @@
             <w:pPr>
               <w:spacing w:after="20" w:before="0"/>
             </w:pPr>
-            <w:hyperlink w:history="1" r:id="rIdmkqhmmo4_nvif6yigwga9">
+            <w:hyperlink w:history="1" r:id="rIdfdvu6_up7-yx-vkokckzm">
               <w:r>
                 <w:rPr>
                   <w:rFonts w:ascii="Arial" w:cs="Arial" w:eastAsia="Arial" w:hAnsi="Arial"/>
@@ -23182,7 +23766,7 @@
               <w:spacing w:after="10" w:before="0"/>
               <w:ind w:left="120"/>
             </w:pPr>
-            <w:hyperlink w:history="1" r:id="rIdsk4dklx1ethl-dtjzbbea">
+            <w:hyperlink w:history="1" r:id="rIduwf3o9ykflrb0raezfbje">
               <w:r>
                 <w:rPr>
                   <w:rFonts w:ascii="Arial" w:cs="Arial" w:eastAsia="Arial" w:hAnsi="Arial"/>
@@ -23244,7 +23828,7 @@
               <w:spacing w:after="10" w:before="0"/>
               <w:ind w:left="120"/>
             </w:pPr>
-            <w:hyperlink w:history="1" r:id="rIdc15gjopkshp3oh3_f9by0">
+            <w:hyperlink w:history="1" r:id="rIdksgborwadv6hvsa4rbzxg">
               <w:r>
                 <w:rPr>
                   <w:rFonts w:ascii="Arial" w:cs="Arial" w:eastAsia="Arial" w:hAnsi="Arial"/>
@@ -23454,7 +24038,7 @@
             <w:pPr>
               <w:spacing w:after="20" w:before="0"/>
             </w:pPr>
-            <w:hyperlink w:history="1" r:id="rId8k6ntqba0ynzlks989tfi">
+            <w:hyperlink w:history="1" r:id="rIdpxtdmgwv4omeiu6t3yixs">
               <w:r>
                 <w:rPr>
                   <w:rFonts w:ascii="Arial" w:cs="Arial" w:eastAsia="Arial" w:hAnsi="Arial"/>
@@ -23487,7 +24071,7 @@
               <w:spacing w:after="10" w:before="0"/>
               <w:ind w:left="120"/>
             </w:pPr>
-            <w:hyperlink w:history="1" r:id="rId7rdpucfvsgv8ujhuj8kfm">
+            <w:hyperlink w:history="1" r:id="rIdm4o_7jkjavj9draflzcvb">
               <w:r>
                 <w:rPr>
                   <w:rFonts w:ascii="Arial" w:cs="Arial" w:eastAsia="Arial" w:hAnsi="Arial"/>
@@ -23549,7 +24133,7 @@
               <w:spacing w:after="10" w:before="0"/>
               <w:ind w:left="120"/>
             </w:pPr>
-            <w:hyperlink w:history="1" r:id="rIdnxyni7xb4ogw_96dokwtv">
+            <w:hyperlink w:history="1" r:id="rId2kxz5vcomwusq_zzv0onm">
               <w:r>
                 <w:rPr>
                   <w:rFonts w:ascii="Arial" w:cs="Arial" w:eastAsia="Arial" w:hAnsi="Arial"/>
@@ -23759,7 +24343,7 @@
             <w:pPr>
               <w:spacing w:after="20" w:before="0"/>
             </w:pPr>
-            <w:hyperlink w:history="1" r:id="rIdpu4bkiwji9d-kqgs786ak">
+            <w:hyperlink w:history="1" r:id="rIdpzfjqen0v6wv050hyccdn">
               <w:r>
                 <w:rPr>
                   <w:rFonts w:ascii="Arial" w:cs="Arial" w:eastAsia="Arial" w:hAnsi="Arial"/>
@@ -23792,7 +24376,7 @@
               <w:spacing w:after="10" w:before="0"/>
               <w:ind w:left="120"/>
             </w:pPr>
-            <w:hyperlink w:history="1" r:id="rId1_vmynmnyk_fdtly3t9l_">
+            <w:hyperlink w:history="1" r:id="rIdrjgwwotnegncgpferlsrs">
               <w:r>
                 <w:rPr>
                   <w:rFonts w:ascii="Arial" w:cs="Arial" w:eastAsia="Arial" w:hAnsi="Arial"/>
@@ -23854,7 +24438,7 @@
               <w:spacing w:after="10" w:before="0"/>
               <w:ind w:left="120"/>
             </w:pPr>
-            <w:hyperlink w:history="1" r:id="rIdfncei5klk5yckv72ry2na">
+            <w:hyperlink w:history="1" r:id="rIdxiyqxvmq_wrnix_nattm5">
               <w:r>
                 <w:rPr>
                   <w:rFonts w:ascii="Arial" w:cs="Arial" w:eastAsia="Arial" w:hAnsi="Arial"/>
@@ -24064,7 +24648,7 @@
             <w:pPr>
               <w:spacing w:after="20" w:before="0"/>
             </w:pPr>
-            <w:hyperlink w:history="1" r:id="rIdwge8fd4clpvvnfv1xuoak">
+            <w:hyperlink w:history="1" r:id="rIdtlbz-mr_s39mtlacgkwyr">
               <w:r>
                 <w:rPr>
                   <w:rFonts w:ascii="Arial" w:cs="Arial" w:eastAsia="Arial" w:hAnsi="Arial"/>
@@ -24097,7 +24681,7 @@
               <w:spacing w:after="10" w:before="0"/>
               <w:ind w:left="120"/>
             </w:pPr>
-            <w:hyperlink w:history="1" r:id="rId25fgvh8vo3anvzirhgppp">
+            <w:hyperlink w:history="1" r:id="rIdfjppurusg7ub2j5gzl1ev">
               <w:r>
                 <w:rPr>
                   <w:rFonts w:ascii="Arial" w:cs="Arial" w:eastAsia="Arial" w:hAnsi="Arial"/>
@@ -24159,7 +24743,7 @@
               <w:spacing w:after="10" w:before="0"/>
               <w:ind w:left="120"/>
             </w:pPr>
-            <w:hyperlink w:history="1" r:id="rId2jrbe09kcyeuwrzyjv11v">
+            <w:hyperlink w:history="1" r:id="rIdp8xamnm9skpxvf54-txon">
               <w:r>
                 <w:rPr>
                   <w:rFonts w:ascii="Arial" w:cs="Arial" w:eastAsia="Arial" w:hAnsi="Arial"/>
@@ -24369,7 +24953,7 @@
             <w:pPr>
               <w:spacing w:after="20" w:before="0"/>
             </w:pPr>
-            <w:hyperlink w:history="1" r:id="rIdecske9g12zpxjtpy1uvt3">
+            <w:hyperlink w:history="1" r:id="rIdwgnxdyvojdxaulb8tjrww">
               <w:r>
                 <w:rPr>
                   <w:rFonts w:ascii="Arial" w:cs="Arial" w:eastAsia="Arial" w:hAnsi="Arial"/>
@@ -24402,7 +24986,7 @@
               <w:spacing w:after="10" w:before="0"/>
               <w:ind w:left="120"/>
             </w:pPr>
-            <w:hyperlink w:history="1" r:id="rIdhg-lkl5fqpg0fs_fov4jd">
+            <w:hyperlink w:history="1" r:id="rId3hjprdobmphccfex9blt7">
               <w:r>
                 <w:rPr>
                   <w:rFonts w:ascii="Arial" w:cs="Arial" w:eastAsia="Arial" w:hAnsi="Arial"/>
@@ -24464,7 +25048,7 @@
               <w:spacing w:after="10" w:before="0"/>
               <w:ind w:left="120"/>
             </w:pPr>
-            <w:hyperlink w:history="1" r:id="rIdepbqo9wekblgx2y2y06bu">
+            <w:hyperlink w:history="1" r:id="rId3h_eioj80sxglgcyopsrr">
               <w:r>
                 <w:rPr>
                   <w:rFonts w:ascii="Arial" w:cs="Arial" w:eastAsia="Arial" w:hAnsi="Arial"/>
@@ -25203,6 +25787,65 @@
         </w:tc>
       </w:tr>
     </w:tbl>
+    <w:p>
+      <w:pPr>
+        <w:pBdr>
+          <w:top w:val="single" w:color="BBBBBB" w:sz="4" w:space="4"/>
+        </w:pBdr>
+        <w:spacing w:after="0" w:before="160"/>
+      </w:pPr>
+      <w:r>
+        <w:rPr>
+          <w:rFonts w:ascii="Arial" w:cs="Arial" w:eastAsia="Arial" w:hAnsi="Arial"/>
+          <w:color w:val="666666"/>
+          <w:sz w:val="14"/>
+          <w:szCs w:val="14"/>
+        </w:rPr>
+        <w:t xml:space="preserve">© 2026 SeaVuria and ARES. Aligned with KICD objectives. Developed by SeaVuria; technical implementation by ARES (with AI assistance from Claude). Licensed under </w:t>
+      </w:r>
+      <w:hyperlink w:history="1" r:id="rIdf2ci_aozibuzta8ylgahn">
+        <w:r>
+          <w:rPr>
+            <w:rFonts w:ascii="Arial" w:cs="Arial" w:eastAsia="Arial" w:hAnsi="Arial"/>
+            <w:color w:val="1F6B75"/>
+            <w:sz w:val="14"/>
+            <w:szCs w:val="14"/>
+            <w:u w:val="single" w:color="1F6B75"/>
+          </w:rPr>
+          <w:t xml:space="preserve">CC BY-NC 4.0</w:t>
+        </w:r>
+      </w:hyperlink>
+      <w:r>
+        <w:rPr>
+          <w:rFonts w:ascii="Arial" w:cs="Arial" w:eastAsia="Arial" w:hAnsi="Arial"/>
+          <w:color w:val="666666"/>
+          <w:sz w:val="14"/>
+          <w:szCs w:val="14"/>
+        </w:rPr>
+        <w:t xml:space="preserve"> (</w:t>
+      </w:r>
+      <w:hyperlink w:history="1" r:id="rIdeplllzlna17tgrasb9q-u">
+        <w:r>
+          <w:rPr>
+            <w:rFonts w:ascii="Arial" w:cs="Arial" w:eastAsia="Arial" w:hAnsi="Arial"/>
+            <w:color w:val="1F6B75"/>
+            <w:sz w:val="14"/>
+            <w:szCs w:val="14"/>
+            <w:u w:val="single" w:color="1F6B75"/>
+          </w:rPr>
+          <w:t xml:space="preserve">https://creativecommons.org/licenses/by-nc/4.0/</w:t>
+        </w:r>
+      </w:hyperlink>
+      <w:r>
+        <w:rPr>
+          <w:rFonts w:ascii="Arial" w:cs="Arial" w:eastAsia="Arial" w:hAnsi="Arial"/>
+          <w:color w:val="666666"/>
+          <w:sz w:val="14"/>
+          <w:szCs w:val="14"/>
+        </w:rPr>
+        <w:t xml:space="preserve">).</w:t>
+      </w:r>
+    </w:p>
     <w:p>
       <w:r>
         <w:br w:type="page"/>

--- a/data/outputs/v2/General_Science/SS2.4_Acids,_Bases_and_Salts/General_Science_Acids,_Bases_and_Salts_CBE_LessonSequence.docx
+++ b/data/outputs/v2/General_Science/SS2.4_Acids,_Bases_and_Salts/General_Science_Acids,_Bases_and_Salts_CBE_LessonSequence.docx
@@ -38,6 +38,2176 @@
           <w:szCs w:val="22"/>
         </w:rPr>
         <w:t xml:space="preserve">CBE Phenomenon-Driven Lesson Sequence — Sub-Strand 2.4 (8 Lessons)</w:t>
+      </w:r>
+    </w:p>
+    <w:p>
+      <w:pPr>
+        <w:spacing w:after="120"/>
+      </w:pPr>
+      <w:r>
+        <w:t xml:space="preserve"/>
+      </w:r>
+    </w:p>
+    <w:tbl>
+      <w:tblPr>
+        <w:tblW w:type="dxa" w:w="13680"/>
+        <w:tblBorders>
+          <w:top w:val="single" w:color="AAAAAA" w:sz="4"/>
+          <w:left w:val="single" w:color="AAAAAA" w:sz="4"/>
+          <w:bottom w:val="single" w:color="AAAAAA" w:sz="4"/>
+          <w:right w:val="single" w:color="AAAAAA" w:sz="4"/>
+          <w:insideH w:val="single" w:color="auto" w:sz="4"/>
+          <w:insideV w:val="single" w:color="auto" w:sz="4"/>
+        </w:tblBorders>
+        <w:tblLayout w:type="fixed"/>
+      </w:tblPr>
+      <w:tblGrid>
+        <w:gridCol w:w="3000"/>
+        <w:gridCol w:w="10680"/>
+      </w:tblGrid>
+      <w:tr>
+        <w:tc>
+          <w:tcPr>
+            <w:tcW w:type="dxa" w:w="13680"/>
+            <w:gridSpan w:val="2"/>
+            <w:shd w:fill="1F3864" w:color="auto" w:val="clear"/>
+            <w:tcMar>
+              <w:top w:type="dxa" w:w="60"/>
+              <w:left w:type="dxa" w:w="120"/>
+              <w:bottom w:type="dxa" w:w="60"/>
+              <w:right w:type="dxa" w:w="120"/>
+            </w:tcMar>
+            <w:vAlign w:val="top"/>
+          </w:tcPr>
+          <w:p>
+            <w:pPr>
+              <w:spacing w:after="40" w:before="0"/>
+              <w:jc w:val="center"/>
+            </w:pPr>
+            <w:r>
+              <w:rPr>
+                <w:rFonts w:ascii="Arial" w:cs="Arial" w:eastAsia="Arial" w:hAnsi="Arial"/>
+                <w:b/>
+                <w:bCs/>
+                <w:i w:val="false"/>
+                <w:iCs w:val="false"/>
+                <w:color w:val="FFFFFF"/>
+                <w:sz w:val="22"/>
+                <w:szCs w:val="22"/>
+              </w:rPr>
+              <w:t xml:space="preserve">SUB-STRAND OVERVIEW</w:t>
+            </w:r>
+          </w:p>
+        </w:tc>
+      </w:tr>
+      <w:tr>
+        <w:tc>
+          <w:tcPr>
+            <w:tcW w:type="dxa" w:w="3000"/>
+            <w:shd w:fill="D5E8F0" w:color="auto" w:val="clear"/>
+            <w:tcMar>
+              <w:top w:type="dxa" w:w="60"/>
+              <w:left w:type="dxa" w:w="120"/>
+              <w:bottom w:type="dxa" w:w="60"/>
+              <w:right w:type="dxa" w:w="120"/>
+            </w:tcMar>
+            <w:vAlign w:val="top"/>
+          </w:tcPr>
+          <w:p>
+            <w:pPr>
+              <w:spacing w:after="40" w:before="0"/>
+              <w:jc w:val="left"/>
+            </w:pPr>
+            <w:r>
+              <w:rPr>
+                <w:rFonts w:ascii="Arial" w:cs="Arial" w:eastAsia="Arial" w:hAnsi="Arial"/>
+                <w:b/>
+                <w:bCs/>
+                <w:i w:val="false"/>
+                <w:iCs w:val="false"/>
+                <w:color w:val="000000"/>
+                <w:sz w:val="18"/>
+                <w:szCs w:val="18"/>
+              </w:rPr>
+              <w:t xml:space="preserve">Grade Level</w:t>
+            </w:r>
+          </w:p>
+        </w:tc>
+        <w:tc>
+          <w:tcPr>
+            <w:tcW w:type="dxa" w:w="10680"/>
+            <w:shd w:fill="FFFFFF" w:color="auto" w:val="clear"/>
+            <w:tcMar>
+              <w:top w:type="dxa" w:w="60"/>
+              <w:left w:type="dxa" w:w="120"/>
+              <w:bottom w:type="dxa" w:w="60"/>
+              <w:right w:type="dxa" w:w="120"/>
+            </w:tcMar>
+            <w:vAlign w:val="top"/>
+          </w:tcPr>
+          <w:p>
+            <w:pPr>
+              <w:spacing w:after="40" w:before="0"/>
+              <w:jc w:val="left"/>
+            </w:pPr>
+            <w:r>
+              <w:rPr>
+                <w:rFonts w:ascii="Arial" w:cs="Arial" w:eastAsia="Arial" w:hAnsi="Arial"/>
+                <w:b w:val="false"/>
+                <w:bCs w:val="false"/>
+                <w:i w:val="false"/>
+                <w:iCs w:val="false"/>
+                <w:color w:val="000000"/>
+                <w:sz w:val="18"/>
+                <w:szCs w:val="18"/>
+              </w:rPr>
+              <w:t xml:space="preserve">10</w:t>
+            </w:r>
+          </w:p>
+        </w:tc>
+      </w:tr>
+      <w:tr>
+        <w:tc>
+          <w:tcPr>
+            <w:tcW w:type="dxa" w:w="3000"/>
+            <w:shd w:fill="D5E8F0" w:color="auto" w:val="clear"/>
+            <w:tcMar>
+              <w:top w:type="dxa" w:w="60"/>
+              <w:left w:type="dxa" w:w="120"/>
+              <w:bottom w:type="dxa" w:w="60"/>
+              <w:right w:type="dxa" w:w="120"/>
+            </w:tcMar>
+            <w:vAlign w:val="top"/>
+          </w:tcPr>
+          <w:p>
+            <w:pPr>
+              <w:spacing w:after="40" w:before="0"/>
+              <w:jc w:val="left"/>
+            </w:pPr>
+            <w:r>
+              <w:rPr>
+                <w:rFonts w:ascii="Arial" w:cs="Arial" w:eastAsia="Arial" w:hAnsi="Arial"/>
+                <w:b/>
+                <w:bCs/>
+                <w:i w:val="false"/>
+                <w:iCs w:val="false"/>
+                <w:color w:val="000000"/>
+                <w:sz w:val="18"/>
+                <w:szCs w:val="18"/>
+              </w:rPr>
+              <w:t xml:space="preserve">Subject</w:t>
+            </w:r>
+          </w:p>
+        </w:tc>
+        <w:tc>
+          <w:tcPr>
+            <w:tcW w:type="dxa" w:w="10680"/>
+            <w:shd w:fill="FFFFFF" w:color="auto" w:val="clear"/>
+            <w:tcMar>
+              <w:top w:type="dxa" w:w="60"/>
+              <w:left w:type="dxa" w:w="120"/>
+              <w:bottom w:type="dxa" w:w="60"/>
+              <w:right w:type="dxa" w:w="120"/>
+            </w:tcMar>
+            <w:vAlign w:val="top"/>
+          </w:tcPr>
+          <w:p>
+            <w:pPr>
+              <w:spacing w:after="40" w:before="0"/>
+              <w:jc w:val="left"/>
+            </w:pPr>
+            <w:r>
+              <w:rPr>
+                <w:rFonts w:ascii="Arial" w:cs="Arial" w:eastAsia="Arial" w:hAnsi="Arial"/>
+                <w:b w:val="false"/>
+                <w:bCs w:val="false"/>
+                <w:i w:val="false"/>
+                <w:iCs w:val="false"/>
+                <w:color w:val="000000"/>
+                <w:sz w:val="18"/>
+                <w:szCs w:val="18"/>
+              </w:rPr>
+              <w:t xml:space="preserve">General Science</w:t>
+            </w:r>
+          </w:p>
+        </w:tc>
+      </w:tr>
+      <w:tr>
+        <w:tc>
+          <w:tcPr>
+            <w:tcW w:type="dxa" w:w="3000"/>
+            <w:shd w:fill="D5E8F0" w:color="auto" w:val="clear"/>
+            <w:tcMar>
+              <w:top w:type="dxa" w:w="60"/>
+              <w:left w:type="dxa" w:w="120"/>
+              <w:bottom w:type="dxa" w:w="60"/>
+              <w:right w:type="dxa" w:w="120"/>
+            </w:tcMar>
+            <w:vAlign w:val="top"/>
+          </w:tcPr>
+          <w:p>
+            <w:pPr>
+              <w:spacing w:after="40" w:before="0"/>
+              <w:jc w:val="left"/>
+            </w:pPr>
+            <w:r>
+              <w:rPr>
+                <w:rFonts w:ascii="Arial" w:cs="Arial" w:eastAsia="Arial" w:hAnsi="Arial"/>
+                <w:b/>
+                <w:bCs/>
+                <w:i w:val="false"/>
+                <w:iCs w:val="false"/>
+                <w:color w:val="000000"/>
+                <w:sz w:val="18"/>
+                <w:szCs w:val="18"/>
+              </w:rPr>
+              <w:t xml:space="preserve">Strand</w:t>
+            </w:r>
+          </w:p>
+        </w:tc>
+        <w:tc>
+          <w:tcPr>
+            <w:tcW w:type="dxa" w:w="10680"/>
+            <w:shd w:fill="FFFFFF" w:color="auto" w:val="clear"/>
+            <w:tcMar>
+              <w:top w:type="dxa" w:w="60"/>
+              <w:left w:type="dxa" w:w="120"/>
+              <w:bottom w:type="dxa" w:w="60"/>
+              <w:right w:type="dxa" w:w="120"/>
+            </w:tcMar>
+            <w:vAlign w:val="top"/>
+          </w:tcPr>
+          <w:p>
+            <w:pPr>
+              <w:spacing w:after="40" w:before="0"/>
+              <w:jc w:val="left"/>
+            </w:pPr>
+            <w:r>
+              <w:rPr>
+                <w:rFonts w:ascii="Arial" w:cs="Arial" w:eastAsia="Arial" w:hAnsi="Arial"/>
+                <w:b w:val="false"/>
+                <w:bCs w:val="false"/>
+                <w:i w:val="false"/>
+                <w:iCs w:val="false"/>
+                <w:color w:val="000000"/>
+                <w:sz w:val="18"/>
+                <w:szCs w:val="18"/>
+              </w:rPr>
+              <w:t xml:space="preserve">Strand 2.0: Matter and Chemical Reactions</w:t>
+            </w:r>
+          </w:p>
+        </w:tc>
+      </w:tr>
+      <w:tr>
+        <w:tc>
+          <w:tcPr>
+            <w:tcW w:type="dxa" w:w="3000"/>
+            <w:shd w:fill="D5E8F0" w:color="auto" w:val="clear"/>
+            <w:tcMar>
+              <w:top w:type="dxa" w:w="60"/>
+              <w:left w:type="dxa" w:w="120"/>
+              <w:bottom w:type="dxa" w:w="60"/>
+              <w:right w:type="dxa" w:w="120"/>
+            </w:tcMar>
+            <w:vAlign w:val="top"/>
+          </w:tcPr>
+          <w:p>
+            <w:pPr>
+              <w:spacing w:after="40" w:before="0"/>
+              <w:jc w:val="left"/>
+            </w:pPr>
+            <w:r>
+              <w:rPr>
+                <w:rFonts w:ascii="Arial" w:cs="Arial" w:eastAsia="Arial" w:hAnsi="Arial"/>
+                <w:b/>
+                <w:bCs/>
+                <w:i w:val="false"/>
+                <w:iCs w:val="false"/>
+                <w:color w:val="000000"/>
+                <w:sz w:val="18"/>
+                <w:szCs w:val="18"/>
+              </w:rPr>
+              <w:t xml:space="preserve">Sub-Strand</w:t>
+            </w:r>
+          </w:p>
+        </w:tc>
+        <w:tc>
+          <w:tcPr>
+            <w:tcW w:type="dxa" w:w="10680"/>
+            <w:shd w:fill="FFFFFF" w:color="auto" w:val="clear"/>
+            <w:tcMar>
+              <w:top w:type="dxa" w:w="60"/>
+              <w:left w:type="dxa" w:w="120"/>
+              <w:bottom w:type="dxa" w:w="60"/>
+              <w:right w:type="dxa" w:w="120"/>
+            </w:tcMar>
+            <w:vAlign w:val="top"/>
+          </w:tcPr>
+          <w:p>
+            <w:pPr>
+              <w:spacing w:after="40" w:before="0"/>
+              <w:jc w:val="left"/>
+            </w:pPr>
+            <w:r>
+              <w:rPr>
+                <w:rFonts w:ascii="Arial" w:cs="Arial" w:eastAsia="Arial" w:hAnsi="Arial"/>
+                <w:b w:val="false"/>
+                <w:bCs w:val="false"/>
+                <w:i w:val="false"/>
+                <w:iCs w:val="false"/>
+                <w:color w:val="000000"/>
+                <w:sz w:val="18"/>
+                <w:szCs w:val="18"/>
+              </w:rPr>
+              <w:t xml:space="preserve">Sub-Strand 2.4: Acids, Bases and Salts</w:t>
+            </w:r>
+          </w:p>
+        </w:tc>
+      </w:tr>
+      <w:tr>
+        <w:tc>
+          <w:tcPr>
+            <w:tcW w:type="dxa" w:w="3000"/>
+            <w:shd w:fill="D5E8F0" w:color="auto" w:val="clear"/>
+            <w:tcMar>
+              <w:top w:type="dxa" w:w="60"/>
+              <w:left w:type="dxa" w:w="120"/>
+              <w:bottom w:type="dxa" w:w="60"/>
+              <w:right w:type="dxa" w:w="120"/>
+            </w:tcMar>
+            <w:vAlign w:val="top"/>
+          </w:tcPr>
+          <w:p>
+            <w:pPr>
+              <w:spacing w:after="40" w:before="0"/>
+              <w:jc w:val="left"/>
+            </w:pPr>
+            <w:r>
+              <w:rPr>
+                <w:rFonts w:ascii="Arial" w:cs="Arial" w:eastAsia="Arial" w:hAnsi="Arial"/>
+                <w:b/>
+                <w:bCs/>
+                <w:i w:val="false"/>
+                <w:iCs w:val="false"/>
+                <w:color w:val="000000"/>
+                <w:sz w:val="18"/>
+                <w:szCs w:val="18"/>
+              </w:rPr>
+              <w:t xml:space="preserve">Total Duration</w:t>
+            </w:r>
+          </w:p>
+        </w:tc>
+        <w:tc>
+          <w:tcPr>
+            <w:tcW w:type="dxa" w:w="10680"/>
+            <w:shd w:fill="FFFFFF" w:color="auto" w:val="clear"/>
+            <w:tcMar>
+              <w:top w:type="dxa" w:w="60"/>
+              <w:left w:type="dxa" w:w="120"/>
+              <w:bottom w:type="dxa" w:w="60"/>
+              <w:right w:type="dxa" w:w="120"/>
+            </w:tcMar>
+            <w:vAlign w:val="top"/>
+          </w:tcPr>
+          <w:p>
+            <w:pPr>
+              <w:spacing w:after="40" w:before="0"/>
+              <w:jc w:val="left"/>
+            </w:pPr>
+            <w:r>
+              <w:rPr>
+                <w:rFonts w:ascii="Arial" w:cs="Arial" w:eastAsia="Arial" w:hAnsi="Arial"/>
+                <w:b w:val="false"/>
+                <w:bCs w:val="false"/>
+                <w:i w:val="false"/>
+                <w:iCs w:val="false"/>
+                <w:color w:val="000000"/>
+                <w:sz w:val="18"/>
+                <w:szCs w:val="18"/>
+              </w:rPr>
+              <w:t xml:space="preserve">8 lessons × 40 minutes = 320 minutes total</w:t>
+            </w:r>
+          </w:p>
+        </w:tc>
+      </w:tr>
+      <w:tr>
+        <w:tc>
+          <w:tcPr>
+            <w:tcW w:type="dxa" w:w="3000"/>
+            <w:shd w:fill="D5E8F0" w:color="auto" w:val="clear"/>
+            <w:tcMar>
+              <w:top w:type="dxa" w:w="60"/>
+              <w:left w:type="dxa" w:w="120"/>
+              <w:bottom w:type="dxa" w:w="60"/>
+              <w:right w:type="dxa" w:w="120"/>
+            </w:tcMar>
+            <w:vAlign w:val="top"/>
+          </w:tcPr>
+          <w:p>
+            <w:pPr>
+              <w:spacing w:after="40" w:before="0"/>
+              <w:jc w:val="left"/>
+            </w:pPr>
+            <w:r>
+              <w:rPr>
+                <w:rFonts w:ascii="Arial" w:cs="Arial" w:eastAsia="Arial" w:hAnsi="Arial"/>
+                <w:b/>
+                <w:bCs/>
+                <w:i w:val="false"/>
+                <w:iCs w:val="false"/>
+                <w:color w:val="000000"/>
+                <w:sz w:val="18"/>
+                <w:szCs w:val="18"/>
+              </w:rPr>
+              <w:t xml:space="preserve">Sub-Strand Content</w:t>
+            </w:r>
+          </w:p>
+        </w:tc>
+        <w:tc>
+          <w:tcPr>
+            <w:tcW w:type="dxa" w:w="10680"/>
+            <w:shd w:fill="FFFFFF" w:color="auto" w:val="clear"/>
+            <w:tcMar>
+              <w:top w:type="dxa" w:w="60"/>
+              <w:left w:type="dxa" w:w="120"/>
+              <w:bottom w:type="dxa" w:w="60"/>
+              <w:right w:type="dxa" w:w="120"/>
+            </w:tcMar>
+            <w:vAlign w:val="top"/>
+          </w:tcPr>
+          <w:p>
+            <w:pPr>
+              <w:spacing w:after="30" w:before="0"/>
+              <w:ind w:left="360" w:hanging="180"/>
+              <w:jc w:val="left"/>
+            </w:pPr>
+            <w:r>
+              <w:rPr>
+                <w:rFonts w:ascii="Arial" w:cs="Arial" w:eastAsia="Arial" w:hAnsi="Arial"/>
+                <w:b w:val="false"/>
+                <w:bCs w:val="false"/>
+                <w:i w:val="false"/>
+                <w:iCs w:val="false"/>
+                <w:color w:val="000000"/>
+                <w:sz w:val="18"/>
+                <w:szCs w:val="18"/>
+              </w:rPr>
+              <w:t xml:space="preserve">–  Acids and bases — meaning, identification using universal indicator and pH chart</w:t>
+            </w:r>
+          </w:p>
+          <w:p>
+            <w:pPr>
+              <w:spacing w:after="30" w:before="0"/>
+              <w:ind w:left="360" w:hanging="180"/>
+              <w:jc w:val="left"/>
+            </w:pPr>
+            <w:r>
+              <w:rPr>
+                <w:rFonts w:ascii="Arial" w:cs="Arial" w:eastAsia="Arial" w:hAnsi="Arial"/>
+                <w:b w:val="false"/>
+                <w:bCs w:val="false"/>
+                <w:i w:val="false"/>
+                <w:iCs w:val="false"/>
+                <w:color w:val="000000"/>
+                <w:sz w:val="18"/>
+                <w:szCs w:val="18"/>
+              </w:rPr>
+              <w:t xml:space="preserve">–  pH levels of common substances in the environment (bleaching agents, vinegar, salts, soda, juices, water, wood ash, antacids, lemons)</w:t>
+            </w:r>
+          </w:p>
+          <w:p>
+            <w:pPr>
+              <w:spacing w:after="30" w:before="0"/>
+              <w:ind w:left="360" w:hanging="180"/>
+              <w:jc w:val="left"/>
+            </w:pPr>
+            <w:r>
+              <w:rPr>
+                <w:rFonts w:ascii="Arial" w:cs="Arial" w:eastAsia="Arial" w:hAnsi="Arial"/>
+                <w:b w:val="false"/>
+                <w:bCs w:val="false"/>
+                <w:i w:val="false"/>
+                <w:iCs w:val="false"/>
+                <w:color w:val="000000"/>
+                <w:sz w:val="18"/>
+                <w:szCs w:val="18"/>
+              </w:rPr>
+              <w:t xml:space="preserve">–  Functions of acids and bases in biological and chemical processes (digestion, respiration, bleaching action)</w:t>
+            </w:r>
+          </w:p>
+          <w:p>
+            <w:pPr>
+              <w:spacing w:after="30" w:before="0"/>
+              <w:ind w:left="360" w:hanging="180"/>
+              <w:jc w:val="left"/>
+            </w:pPr>
+            <w:r>
+              <w:rPr>
+                <w:rFonts w:ascii="Arial" w:cs="Arial" w:eastAsia="Arial" w:hAnsi="Arial"/>
+                <w:b w:val="false"/>
+                <w:bCs w:val="false"/>
+                <w:i w:val="false"/>
+                <w:iCs w:val="false"/>
+                <w:color w:val="000000"/>
+                <w:sz w:val="18"/>
+                <w:szCs w:val="18"/>
+              </w:rPr>
+              <w:t xml:space="preserve">–  Chemical properties of dilute acids and bases — reactions of acids with bases, acids with carbonates, and acids with metals</w:t>
+            </w:r>
+          </w:p>
+          <w:p>
+            <w:pPr>
+              <w:spacing w:after="30" w:before="0"/>
+              <w:ind w:left="360" w:hanging="180"/>
+              <w:jc w:val="left"/>
+            </w:pPr>
+            <w:r>
+              <w:rPr>
+                <w:rFonts w:ascii="Arial" w:cs="Arial" w:eastAsia="Arial" w:hAnsi="Arial"/>
+                <w:b w:val="false"/>
+                <w:bCs w:val="false"/>
+                <w:i w:val="false"/>
+                <w:iCs w:val="false"/>
+                <w:color w:val="000000"/>
+                <w:sz w:val="18"/>
+                <w:szCs w:val="18"/>
+              </w:rPr>
+              <w:t xml:space="preserve">–  Salts — classification and behaviour when exposed to air (hygroscopy, deliquescence and efflorescence)</w:t>
+            </w:r>
+          </w:p>
+          <w:p>
+            <w:pPr>
+              <w:spacing w:after="30" w:before="0"/>
+              <w:ind w:left="360" w:hanging="180"/>
+              <w:jc w:val="left"/>
+            </w:pPr>
+            <w:r>
+              <w:rPr>
+                <w:rFonts w:ascii="Arial" w:cs="Arial" w:eastAsia="Arial" w:hAnsi="Arial"/>
+                <w:b w:val="false"/>
+                <w:bCs w:val="false"/>
+                <w:i w:val="false"/>
+                <w:iCs w:val="false"/>
+                <w:color w:val="000000"/>
+                <w:sz w:val="18"/>
+                <w:szCs w:val="18"/>
+              </w:rPr>
+              <w:t xml:space="preserve">–  Applications of salts in real-life situations (agriculture, food industry, medicine, laundry, road use)</w:t>
+            </w:r>
+          </w:p>
+          <w:p>
+            <w:pPr>
+              <w:spacing w:after="30" w:before="0"/>
+              <w:ind w:left="360" w:hanging="180"/>
+              <w:jc w:val="left"/>
+            </w:pPr>
+            <w:r>
+              <w:rPr>
+                <w:rFonts w:ascii="Arial" w:cs="Arial" w:eastAsia="Arial" w:hAnsi="Arial"/>
+                <w:b w:val="false"/>
+                <w:bCs w:val="false"/>
+                <w:i w:val="false"/>
+                <w:iCs w:val="false"/>
+                <w:color w:val="000000"/>
+                <w:sz w:val="18"/>
+                <w:szCs w:val="18"/>
+              </w:rPr>
+              <w:t xml:space="preserve">–  Effects of salts on the environment (eutrophication, soil and air pollution)</w:t>
+            </w:r>
+          </w:p>
+        </w:tc>
+      </w:tr>
+      <w:tr>
+        <w:tc>
+          <w:tcPr>
+            <w:tcW w:type="dxa" w:w="3000"/>
+            <w:shd w:fill="D5E8F0" w:color="auto" w:val="clear"/>
+            <w:tcMar>
+              <w:top w:type="dxa" w:w="60"/>
+              <w:left w:type="dxa" w:w="120"/>
+              <w:bottom w:type="dxa" w:w="60"/>
+              <w:right w:type="dxa" w:w="120"/>
+            </w:tcMar>
+            <w:vAlign w:val="top"/>
+          </w:tcPr>
+          <w:p>
+            <w:pPr>
+              <w:spacing w:after="40" w:before="0"/>
+              <w:jc w:val="left"/>
+            </w:pPr>
+            <w:r>
+              <w:rPr>
+                <w:rFonts w:ascii="Arial" w:cs="Arial" w:eastAsia="Arial" w:hAnsi="Arial"/>
+                <w:b/>
+                <w:bCs/>
+                <w:i w:val="false"/>
+                <w:iCs w:val="false"/>
+                <w:color w:val="000000"/>
+                <w:sz w:val="18"/>
+                <w:szCs w:val="18"/>
+              </w:rPr>
+              <w:t xml:space="preserve">Learning Outcomes</w:t>
+            </w:r>
+          </w:p>
+        </w:tc>
+        <w:tc>
+          <w:tcPr>
+            <w:tcW w:type="dxa" w:w="10680"/>
+            <w:shd w:fill="FFFFFF" w:color="auto" w:val="clear"/>
+            <w:tcMar>
+              <w:top w:type="dxa" w:w="60"/>
+              <w:left w:type="dxa" w:w="120"/>
+              <w:bottom w:type="dxa" w:w="60"/>
+              <w:right w:type="dxa" w:w="120"/>
+            </w:tcMar>
+            <w:vAlign w:val="top"/>
+          </w:tcPr>
+          <w:p>
+            <w:pPr>
+              <w:spacing w:after="40" w:before="0"/>
+              <w:jc w:val="left"/>
+            </w:pPr>
+            <w:r>
+              <w:rPr>
+                <w:rFonts w:ascii="Arial" w:cs="Arial" w:eastAsia="Arial" w:hAnsi="Arial"/>
+                <w:b w:val="false"/>
+                <w:bCs w:val="false"/>
+                <w:i w:val="false"/>
+                <w:iCs w:val="false"/>
+                <w:color w:val="000000"/>
+                <w:sz w:val="18"/>
+                <w:szCs w:val="18"/>
+              </w:rPr>
+              <w:t xml:space="preserve">By the end of the sub-strand, the learner should be able to:</w:t>
+            </w:r>
+          </w:p>
+          <w:p>
+            <w:pPr>
+              <w:spacing w:after="40" w:before="0"/>
+              <w:jc w:val="left"/>
+            </w:pPr>
+            <w:r>
+              <w:rPr>
+                <w:rFonts w:ascii="Arial" w:cs="Arial" w:eastAsia="Arial" w:hAnsi="Arial"/>
+                <w:b w:val="false"/>
+                <w:bCs w:val="false"/>
+                <w:i w:val="false"/>
+                <w:iCs w:val="false"/>
+                <w:color w:val="000000"/>
+                <w:sz w:val="18"/>
+                <w:szCs w:val="18"/>
+              </w:rPr>
+              <w:t xml:space="preserve">a) distinguish between acids and bases using the universal indicator and pH chart;</w:t>
+            </w:r>
+          </w:p>
+          <w:p>
+            <w:pPr>
+              <w:spacing w:after="40" w:before="0"/>
+              <w:jc w:val="left"/>
+            </w:pPr>
+            <w:r>
+              <w:rPr>
+                <w:rFonts w:ascii="Arial" w:cs="Arial" w:eastAsia="Arial" w:hAnsi="Arial"/>
+                <w:b w:val="false"/>
+                <w:bCs w:val="false"/>
+                <w:i w:val="false"/>
+                <w:iCs w:val="false"/>
+                <w:color w:val="000000"/>
+                <w:sz w:val="18"/>
+                <w:szCs w:val="18"/>
+              </w:rPr>
+              <w:t xml:space="preserve">b) explain the role of acids and bases in biological and chemical processes;</w:t>
+            </w:r>
+          </w:p>
+          <w:p>
+            <w:pPr>
+              <w:spacing w:after="40" w:before="0"/>
+              <w:jc w:val="left"/>
+            </w:pPr>
+            <w:r>
+              <w:rPr>
+                <w:rFonts w:ascii="Arial" w:cs="Arial" w:eastAsia="Arial" w:hAnsi="Arial"/>
+                <w:b w:val="false"/>
+                <w:bCs w:val="false"/>
+                <w:i w:val="false"/>
+                <w:iCs w:val="false"/>
+                <w:color w:val="000000"/>
+                <w:sz w:val="18"/>
+                <w:szCs w:val="18"/>
+              </w:rPr>
+              <w:t xml:space="preserve">c) identify products of chemical reactions of acids and bases;</w:t>
+            </w:r>
+          </w:p>
+          <w:p>
+            <w:pPr>
+              <w:spacing w:after="40" w:before="0"/>
+              <w:jc w:val="left"/>
+            </w:pPr>
+            <w:r>
+              <w:rPr>
+                <w:rFonts w:ascii="Arial" w:cs="Arial" w:eastAsia="Arial" w:hAnsi="Arial"/>
+                <w:b w:val="false"/>
+                <w:bCs w:val="false"/>
+                <w:i w:val="false"/>
+                <w:iCs w:val="false"/>
+                <w:color w:val="000000"/>
+                <w:sz w:val="18"/>
+                <w:szCs w:val="18"/>
+              </w:rPr>
+              <w:t xml:space="preserve">d) classify salts according to their behaviour when exposed to air;</w:t>
+            </w:r>
+          </w:p>
+          <w:p>
+            <w:pPr>
+              <w:spacing w:after="40" w:before="0"/>
+              <w:jc w:val="left"/>
+            </w:pPr>
+            <w:r>
+              <w:rPr>
+                <w:rFonts w:ascii="Arial" w:cs="Arial" w:eastAsia="Arial" w:hAnsi="Arial"/>
+                <w:b w:val="false"/>
+                <w:bCs w:val="false"/>
+                <w:i w:val="false"/>
+                <w:iCs w:val="false"/>
+                <w:color w:val="000000"/>
+                <w:sz w:val="18"/>
+                <w:szCs w:val="18"/>
+              </w:rPr>
+              <w:t xml:space="preserve">e) outline applications of salts in real-life situations;</w:t>
+            </w:r>
+          </w:p>
+          <w:p>
+            <w:pPr>
+              <w:spacing w:after="40" w:before="0"/>
+              <w:jc w:val="left"/>
+            </w:pPr>
+            <w:r>
+              <w:rPr>
+                <w:rFonts w:ascii="Arial" w:cs="Arial" w:eastAsia="Arial" w:hAnsi="Arial"/>
+                <w:b w:val="false"/>
+                <w:bCs w:val="false"/>
+                <w:i w:val="false"/>
+                <w:iCs w:val="false"/>
+                <w:color w:val="000000"/>
+                <w:sz w:val="18"/>
+                <w:szCs w:val="18"/>
+              </w:rPr>
+              <w:t xml:space="preserve">f) promote proper use of salts in day-to-day life.</w:t>
+            </w:r>
+          </w:p>
+        </w:tc>
+      </w:tr>
+      <w:tr>
+        <w:tc>
+          <w:tcPr>
+            <w:tcW w:type="dxa" w:w="3000"/>
+            <w:shd w:fill="D5E8F0" w:color="auto" w:val="clear"/>
+            <w:tcMar>
+              <w:top w:type="dxa" w:w="60"/>
+              <w:left w:type="dxa" w:w="120"/>
+              <w:bottom w:type="dxa" w:w="60"/>
+              <w:right w:type="dxa" w:w="120"/>
+            </w:tcMar>
+            <w:vAlign w:val="top"/>
+          </w:tcPr>
+          <w:p>
+            <w:pPr>
+              <w:spacing w:after="40" w:before="0"/>
+              <w:jc w:val="left"/>
+            </w:pPr>
+            <w:r>
+              <w:rPr>
+                <w:rFonts w:ascii="Arial" w:cs="Arial" w:eastAsia="Arial" w:hAnsi="Arial"/>
+                <w:b/>
+                <w:bCs/>
+                <w:i w:val="false"/>
+                <w:iCs w:val="false"/>
+                <w:color w:val="000000"/>
+                <w:sz w:val="18"/>
+                <w:szCs w:val="18"/>
+              </w:rPr>
+              <w:t xml:space="preserve">Core Competencies</w:t>
+            </w:r>
+          </w:p>
+        </w:tc>
+        <w:tc>
+          <w:tcPr>
+            <w:tcW w:type="dxa" w:w="10680"/>
+            <w:shd w:fill="FFFFFF" w:color="auto" w:val="clear"/>
+            <w:tcMar>
+              <w:top w:type="dxa" w:w="60"/>
+              <w:left w:type="dxa" w:w="120"/>
+              <w:bottom w:type="dxa" w:w="60"/>
+              <w:right w:type="dxa" w:w="120"/>
+            </w:tcMar>
+            <w:vAlign w:val="top"/>
+          </w:tcPr>
+          <w:p>
+            <w:pPr>
+              <w:spacing w:after="30" w:before="0"/>
+              <w:ind w:left="360" w:hanging="180"/>
+              <w:jc w:val="left"/>
+            </w:pPr>
+            <w:r>
+              <w:rPr>
+                <w:rFonts w:ascii="Arial" w:cs="Arial" w:eastAsia="Arial" w:hAnsi="Arial"/>
+                <w:b w:val="false"/>
+                <w:bCs w:val="false"/>
+                <w:i w:val="false"/>
+                <w:iCs w:val="false"/>
+                <w:color w:val="000000"/>
+                <w:sz w:val="18"/>
+                <w:szCs w:val="18"/>
+              </w:rPr>
+              <w:t xml:space="preserve">–  Communication and Collaboration: as the learner sensitises the community on the acidity and basicity of substances used in day-to-day life such as bleaching agents, vinegar, salts, soda, juices, water, wood ash, antacids and lemons, and as the learner listens attentively to peers when discussing applications of salts.</w:t>
+            </w:r>
+          </w:p>
+          <w:p>
+            <w:pPr>
+              <w:spacing w:after="30" w:before="0"/>
+              <w:ind w:left="360" w:hanging="180"/>
+              <w:jc w:val="left"/>
+            </w:pPr>
+            <w:r>
+              <w:rPr>
+                <w:rFonts w:ascii="Arial" w:cs="Arial" w:eastAsia="Arial" w:hAnsi="Arial"/>
+                <w:b w:val="false"/>
+                <w:bCs w:val="false"/>
+                <w:i w:val="false"/>
+                <w:iCs w:val="false"/>
+                <w:color w:val="000000"/>
+                <w:sz w:val="18"/>
+                <w:szCs w:val="18"/>
+              </w:rPr>
+              <w:t xml:space="preserve">–  Self-efficacy: as the learner creates awareness on the importance of using required amounts of salt on food to avoid cases of high blood pressure, and as the learner carries out experiments on chemical properties of dilute acids and bases and presents findings.</w:t>
+            </w:r>
+          </w:p>
+          <w:p>
+            <w:pPr>
+              <w:spacing w:after="30" w:before="0"/>
+              <w:ind w:left="360" w:hanging="180"/>
+              <w:jc w:val="left"/>
+            </w:pPr>
+            <w:r>
+              <w:rPr>
+                <w:rFonts w:ascii="Arial" w:cs="Arial" w:eastAsia="Arial" w:hAnsi="Arial"/>
+                <w:b w:val="false"/>
+                <w:bCs w:val="false"/>
+                <w:i w:val="false"/>
+                <w:iCs w:val="false"/>
+                <w:color w:val="000000"/>
+                <w:sz w:val="18"/>
+                <w:szCs w:val="18"/>
+              </w:rPr>
+              <w:t xml:space="preserve">–  Digital Literacy: as the learner uses digital devices and print media to research on the applications of salts in day-to-day life.</w:t>
+            </w:r>
+          </w:p>
+        </w:tc>
+      </w:tr>
+      <w:tr>
+        <w:tc>
+          <w:tcPr>
+            <w:tcW w:type="dxa" w:w="3000"/>
+            <w:shd w:fill="E2EFDA" w:color="auto" w:val="clear"/>
+            <w:tcMar>
+              <w:top w:type="dxa" w:w="60"/>
+              <w:left w:type="dxa" w:w="120"/>
+              <w:bottom w:type="dxa" w:w="60"/>
+              <w:right w:type="dxa" w:w="120"/>
+            </w:tcMar>
+            <w:vAlign w:val="top"/>
+          </w:tcPr>
+          <w:p>
+            <w:pPr>
+              <w:spacing w:after="40" w:before="0"/>
+              <w:jc w:val="left"/>
+            </w:pPr>
+            <w:r>
+              <w:rPr>
+                <w:rFonts w:ascii="Arial" w:cs="Arial" w:eastAsia="Arial" w:hAnsi="Arial"/>
+                <w:b/>
+                <w:bCs/>
+                <w:i w:val="false"/>
+                <w:iCs w:val="false"/>
+                <w:color w:val="000000"/>
+                <w:sz w:val="18"/>
+                <w:szCs w:val="18"/>
+              </w:rPr>
+              <w:t xml:space="preserve">Core Values</w:t>
+            </w:r>
+          </w:p>
+        </w:tc>
+        <w:tc>
+          <w:tcPr>
+            <w:tcW w:type="dxa" w:w="10680"/>
+            <w:shd w:fill="FFFFFF" w:color="auto" w:val="clear"/>
+            <w:tcMar>
+              <w:top w:type="dxa" w:w="60"/>
+              <w:left w:type="dxa" w:w="120"/>
+              <w:bottom w:type="dxa" w:w="60"/>
+              <w:right w:type="dxa" w:w="120"/>
+            </w:tcMar>
+            <w:vAlign w:val="top"/>
+          </w:tcPr>
+          <w:p>
+            <w:pPr>
+              <w:spacing w:after="30" w:before="0"/>
+              <w:ind w:left="360" w:hanging="180"/>
+              <w:jc w:val="left"/>
+            </w:pPr>
+            <w:r>
+              <w:rPr>
+                <w:rFonts w:ascii="Arial" w:cs="Arial" w:eastAsia="Arial" w:hAnsi="Arial"/>
+                <w:b w:val="false"/>
+                <w:bCs w:val="false"/>
+                <w:i w:val="false"/>
+                <w:iCs w:val="false"/>
+                <w:color w:val="000000"/>
+                <w:sz w:val="18"/>
+                <w:szCs w:val="18"/>
+              </w:rPr>
+              <w:t xml:space="preserve">–  Responsibility: as the learner carefully uses digital devices to research on the applications of salts in day-to-day life, and takes personal responsibility for safe laboratory practice during acid-base experiments.</w:t>
+            </w:r>
+          </w:p>
+          <w:p>
+            <w:pPr>
+              <w:spacing w:after="30" w:before="0"/>
+              <w:ind w:left="360" w:hanging="180"/>
+              <w:jc w:val="left"/>
+            </w:pPr>
+            <w:r>
+              <w:rPr>
+                <w:rFonts w:ascii="Arial" w:cs="Arial" w:eastAsia="Arial" w:hAnsi="Arial"/>
+                <w:b w:val="false"/>
+                <w:bCs w:val="false"/>
+                <w:i w:val="false"/>
+                <w:iCs w:val="false"/>
+                <w:color w:val="000000"/>
+                <w:sz w:val="18"/>
+                <w:szCs w:val="18"/>
+              </w:rPr>
+              <w:t xml:space="preserve">–  Respect: as the learner respects each other's opinion while discussing with peers the meaning of acids, bases and salts, and listens attentively during plenary presentations.</w:t>
+            </w:r>
+          </w:p>
+        </w:tc>
+      </w:tr>
+      <w:tr>
+        <w:tc>
+          <w:tcPr>
+            <w:tcW w:type="dxa" w:w="3000"/>
+            <w:shd w:fill="D5E8F0" w:color="auto" w:val="clear"/>
+            <w:tcMar>
+              <w:top w:type="dxa" w:w="60"/>
+              <w:left w:type="dxa" w:w="120"/>
+              <w:bottom w:type="dxa" w:w="60"/>
+              <w:right w:type="dxa" w:w="120"/>
+            </w:tcMar>
+            <w:vAlign w:val="top"/>
+          </w:tcPr>
+          <w:p>
+            <w:pPr>
+              <w:spacing w:after="40" w:before="0"/>
+              <w:jc w:val="left"/>
+            </w:pPr>
+            <w:r>
+              <w:rPr>
+                <w:rFonts w:ascii="Arial" w:cs="Arial" w:eastAsia="Arial" w:hAnsi="Arial"/>
+                <w:b/>
+                <w:bCs/>
+                <w:i w:val="false"/>
+                <w:iCs w:val="false"/>
+                <w:color w:val="000000"/>
+                <w:sz w:val="18"/>
+                <w:szCs w:val="18"/>
+              </w:rPr>
+              <w:t xml:space="preserve">Science &amp; Engineering Practices</w:t>
+            </w:r>
+          </w:p>
+        </w:tc>
+        <w:tc>
+          <w:tcPr>
+            <w:tcW w:type="dxa" w:w="10680"/>
+            <w:shd w:fill="FFFFFF" w:color="auto" w:val="clear"/>
+            <w:tcMar>
+              <w:top w:type="dxa" w:w="60"/>
+              <w:left w:type="dxa" w:w="120"/>
+              <w:bottom w:type="dxa" w:w="60"/>
+              <w:right w:type="dxa" w:w="120"/>
+            </w:tcMar>
+            <w:vAlign w:val="top"/>
+          </w:tcPr>
+          <w:p>
+            <w:pPr>
+              <w:spacing w:after="30" w:before="0"/>
+              <w:ind w:left="360" w:hanging="180"/>
+              <w:jc w:val="left"/>
+            </w:pPr>
+            <w:r>
+              <w:rPr>
+                <w:rFonts w:ascii="Arial" w:cs="Arial" w:eastAsia="Arial" w:hAnsi="Arial"/>
+                <w:b w:val="false"/>
+                <w:bCs w:val="false"/>
+                <w:i w:val="false"/>
+                <w:iCs w:val="false"/>
+                <w:color w:val="000000"/>
+                <w:sz w:val="18"/>
+                <w:szCs w:val="18"/>
+              </w:rPr>
+              <w:t xml:space="preserve">–  Asking Questions and Defining Problems: as the learner formulates testable questions about why some foods and household substances in Kenya (lemon juice, wood ash, vinegar, soda) turn different colours on universal indicator paper.</w:t>
+            </w:r>
+          </w:p>
+          <w:p>
+            <w:pPr>
+              <w:spacing w:after="30" w:before="0"/>
+              <w:ind w:left="360" w:hanging="180"/>
+              <w:jc w:val="left"/>
+            </w:pPr>
+            <w:r>
+              <w:rPr>
+                <w:rFonts w:ascii="Arial" w:cs="Arial" w:eastAsia="Arial" w:hAnsi="Arial"/>
+                <w:b w:val="false"/>
+                <w:bCs w:val="false"/>
+                <w:i w:val="false"/>
+                <w:iCs w:val="false"/>
+                <w:color w:val="000000"/>
+                <w:sz w:val="18"/>
+                <w:szCs w:val="18"/>
+              </w:rPr>
+              <w:t xml:space="preserve">–  Planning and Carrying Out Investigations: as the learner designs and conducts experiments to test the pH of environmental substances and to investigate the behaviour of salts (hygroscopy, deliquescence, efflorescence) when exposed to air.</w:t>
+            </w:r>
+          </w:p>
+          <w:p>
+            <w:pPr>
+              <w:spacing w:after="30" w:before="0"/>
+              <w:ind w:left="360" w:hanging="180"/>
+              <w:jc w:val="left"/>
+            </w:pPr>
+            <w:r>
+              <w:rPr>
+                <w:rFonts w:ascii="Arial" w:cs="Arial" w:eastAsia="Arial" w:hAnsi="Arial"/>
+                <w:b w:val="false"/>
+                <w:bCs w:val="false"/>
+                <w:i w:val="false"/>
+                <w:iCs w:val="false"/>
+                <w:color w:val="000000"/>
+                <w:sz w:val="18"/>
+                <w:szCs w:val="18"/>
+              </w:rPr>
+              <w:t xml:space="preserve">–  Analysing and Interpreting Data: as the learner records and interprets colour changes on universal indicator and pH charts, and tabulates results from reactions of acids with bases, carbonates and metals.</w:t>
+            </w:r>
+          </w:p>
+          <w:p>
+            <w:pPr>
+              <w:spacing w:after="30" w:before="0"/>
+              <w:ind w:left="360" w:hanging="180"/>
+              <w:jc w:val="left"/>
+            </w:pPr>
+            <w:r>
+              <w:rPr>
+                <w:rFonts w:ascii="Arial" w:cs="Arial" w:eastAsia="Arial" w:hAnsi="Arial"/>
+                <w:b w:val="false"/>
+                <w:bCs w:val="false"/>
+                <w:i w:val="false"/>
+                <w:iCs w:val="false"/>
+                <w:color w:val="000000"/>
+                <w:sz w:val="18"/>
+                <w:szCs w:val="18"/>
+              </w:rPr>
+              <w:t xml:space="preserve">–  Constructing Explanations and Designing Solutions: as the learner explains the role of acids and bases in biological processes (digestion, respiration) and proposes practical community solutions around correct salt use and environmental impact of eutrophication.</w:t>
+            </w:r>
+          </w:p>
+          <w:p>
+            <w:pPr>
+              <w:spacing w:after="30" w:before="0"/>
+              <w:ind w:left="360" w:hanging="180"/>
+              <w:jc w:val="left"/>
+            </w:pPr>
+            <w:r>
+              <w:rPr>
+                <w:rFonts w:ascii="Arial" w:cs="Arial" w:eastAsia="Arial" w:hAnsi="Arial"/>
+                <w:b w:val="false"/>
+                <w:bCs w:val="false"/>
+                <w:i w:val="false"/>
+                <w:iCs w:val="false"/>
+                <w:color w:val="000000"/>
+                <w:sz w:val="18"/>
+                <w:szCs w:val="18"/>
+              </w:rPr>
+              <w:t xml:space="preserve">–  Obtaining, Evaluating and Communicating Information: as the learner uses digital and print media to research applications of salts, evaluates sources, and communicates findings to peers and community members.</w:t>
+            </w:r>
+          </w:p>
+        </w:tc>
+      </w:tr>
+      <w:tr>
+        <w:tc>
+          <w:tcPr>
+            <w:tcW w:type="dxa" w:w="3000"/>
+            <w:shd w:fill="FCE4D6" w:color="auto" w:val="clear"/>
+            <w:tcMar>
+              <w:top w:type="dxa" w:w="60"/>
+              <w:left w:type="dxa" w:w="120"/>
+              <w:bottom w:type="dxa" w:w="60"/>
+              <w:right w:type="dxa" w:w="120"/>
+            </w:tcMar>
+            <w:vAlign w:val="top"/>
+          </w:tcPr>
+          <w:p>
+            <w:pPr>
+              <w:spacing w:after="40" w:before="0"/>
+              <w:jc w:val="left"/>
+            </w:pPr>
+            <w:r>
+              <w:rPr>
+                <w:rFonts w:ascii="Arial" w:cs="Arial" w:eastAsia="Arial" w:hAnsi="Arial"/>
+                <w:b/>
+                <w:bCs/>
+                <w:i w:val="false"/>
+                <w:iCs w:val="false"/>
+                <w:color w:val="000000"/>
+                <w:sz w:val="18"/>
+                <w:szCs w:val="18"/>
+              </w:rPr>
+              <w:t xml:space="preserve">Pertinent &amp; Contemporary Issues (PCIs)</w:t>
+            </w:r>
+          </w:p>
+        </w:tc>
+        <w:tc>
+          <w:tcPr>
+            <w:tcW w:type="dxa" w:w="10680"/>
+            <w:shd w:fill="FFFFFF" w:color="auto" w:val="clear"/>
+            <w:tcMar>
+              <w:top w:type="dxa" w:w="60"/>
+              <w:left w:type="dxa" w:w="120"/>
+              <w:bottom w:type="dxa" w:w="60"/>
+              <w:right w:type="dxa" w:w="120"/>
+            </w:tcMar>
+            <w:vAlign w:val="top"/>
+          </w:tcPr>
+          <w:p>
+            <w:pPr>
+              <w:spacing w:after="30" w:before="0"/>
+              <w:ind w:left="360" w:hanging="180"/>
+              <w:jc w:val="left"/>
+            </w:pPr>
+            <w:r>
+              <w:rPr>
+                <w:rFonts w:ascii="Arial" w:cs="Arial" w:eastAsia="Arial" w:hAnsi="Arial"/>
+                <w:b w:val="false"/>
+                <w:bCs w:val="false"/>
+                <w:i w:val="false"/>
+                <w:iCs w:val="false"/>
+                <w:color w:val="000000"/>
+                <w:sz w:val="18"/>
+                <w:szCs w:val="18"/>
+              </w:rPr>
+              <w:t xml:space="preserve">–  Socio-economic and Environmental Education: as the learner discusses the effect of salts on the environment, including eutrophication, soil and air pollution from agricultural fertiliser overuse around farming areas such as the Rift Valley and Lake Victoria basin.</w:t>
+            </w:r>
+          </w:p>
+          <w:p>
+            <w:pPr>
+              <w:spacing w:after="30" w:before="0"/>
+              <w:ind w:left="360" w:hanging="180"/>
+              <w:jc w:val="left"/>
+            </w:pPr>
+            <w:r>
+              <w:rPr>
+                <w:rFonts w:ascii="Arial" w:cs="Arial" w:eastAsia="Arial" w:hAnsi="Arial"/>
+                <w:b w:val="false"/>
+                <w:bCs w:val="false"/>
+                <w:i w:val="false"/>
+                <w:iCs w:val="false"/>
+                <w:color w:val="000000"/>
+                <w:sz w:val="18"/>
+                <w:szCs w:val="18"/>
+              </w:rPr>
+              <w:t xml:space="preserve">–  Safety and Security: as the learner carries out experiments and presents findings on chemical properties of dilute acids and bases, observing all laboratory safety precautions.</w:t>
+            </w:r>
+          </w:p>
+          <w:p>
+            <w:pPr>
+              <w:spacing w:after="30" w:before="0"/>
+              <w:ind w:left="360" w:hanging="180"/>
+              <w:jc w:val="left"/>
+            </w:pPr>
+            <w:r>
+              <w:rPr>
+                <w:rFonts w:ascii="Arial" w:cs="Arial" w:eastAsia="Arial" w:hAnsi="Arial"/>
+                <w:b w:val="false"/>
+                <w:bCs w:val="false"/>
+                <w:i w:val="false"/>
+                <w:iCs w:val="false"/>
+                <w:color w:val="000000"/>
+                <w:sz w:val="18"/>
+                <w:szCs w:val="18"/>
+              </w:rPr>
+              <w:t xml:space="preserve">–  Learner Support Programme (Peer Education): as the learner discusses with peers the functions of acids and bases in biological and chemical processes — digestion, respiration and bleaching action.</w:t>
+            </w:r>
+          </w:p>
+        </w:tc>
+      </w:tr>
+      <w:tr>
+        <w:tc>
+          <w:tcPr>
+            <w:tcW w:type="dxa" w:w="3000"/>
+            <w:shd w:fill="D9EEF1" w:color="auto" w:val="clear"/>
+            <w:tcMar>
+              <w:top w:type="dxa" w:w="60"/>
+              <w:left w:type="dxa" w:w="120"/>
+              <w:bottom w:type="dxa" w:w="60"/>
+              <w:right w:type="dxa" w:w="120"/>
+            </w:tcMar>
+            <w:vAlign w:val="top"/>
+          </w:tcPr>
+          <w:p>
+            <w:pPr>
+              <w:spacing w:after="40" w:before="0"/>
+              <w:jc w:val="left"/>
+            </w:pPr>
+            <w:r>
+              <w:rPr>
+                <w:rFonts w:ascii="Arial" w:cs="Arial" w:eastAsia="Arial" w:hAnsi="Arial"/>
+                <w:b/>
+                <w:bCs/>
+                <w:i w:val="false"/>
+                <w:iCs w:val="false"/>
+                <w:color w:val="000000"/>
+                <w:sz w:val="18"/>
+                <w:szCs w:val="18"/>
+              </w:rPr>
+              <w:t xml:space="preserve">Career Connections</w:t>
+            </w:r>
+          </w:p>
+        </w:tc>
+        <w:tc>
+          <w:tcPr>
+            <w:tcW w:type="dxa" w:w="10680"/>
+            <w:shd w:fill="FFFFFF" w:color="auto" w:val="clear"/>
+            <w:tcMar>
+              <w:top w:type="dxa" w:w="60"/>
+              <w:left w:type="dxa" w:w="120"/>
+              <w:bottom w:type="dxa" w:w="60"/>
+              <w:right w:type="dxa" w:w="120"/>
+            </w:tcMar>
+            <w:vAlign w:val="top"/>
+          </w:tcPr>
+          <w:p>
+            <w:pPr>
+              <w:spacing w:after="30" w:before="0"/>
+              <w:ind w:left="360" w:hanging="180"/>
+              <w:jc w:val="left"/>
+            </w:pPr>
+            <w:r>
+              <w:rPr>
+                <w:rFonts w:ascii="Arial" w:cs="Arial" w:eastAsia="Arial" w:hAnsi="Arial"/>
+                <w:b w:val="false"/>
+                <w:bCs w:val="false"/>
+                <w:i w:val="false"/>
+                <w:iCs w:val="false"/>
+                <w:color w:val="000000"/>
+                <w:sz w:val="18"/>
+                <w:szCs w:val="18"/>
+              </w:rPr>
+              <w:t xml:space="preserve">–  Food Scientist / Nutritionist: understanding pH and acid-base chemistry underpins food preservation, fermentation (yoghurt, uji, togwa) and quality control in Kenyan food industries.</w:t>
+            </w:r>
+          </w:p>
+          <w:p>
+            <w:pPr>
+              <w:spacing w:after="30" w:before="0"/>
+              <w:ind w:left="360" w:hanging="180"/>
+              <w:jc w:val="left"/>
+            </w:pPr>
+            <w:r>
+              <w:rPr>
+                <w:rFonts w:ascii="Arial" w:cs="Arial" w:eastAsia="Arial" w:hAnsi="Arial"/>
+                <w:b w:val="false"/>
+                <w:bCs w:val="false"/>
+                <w:i w:val="false"/>
+                <w:iCs w:val="false"/>
+                <w:color w:val="000000"/>
+                <w:sz w:val="18"/>
+                <w:szCs w:val="18"/>
+              </w:rPr>
+              <w:t xml:space="preserve">–  Agricultural Extension Officer / Agronomist: knowledge of soil pH, fertiliser salts and their environmental effects is essential for advising farmers in counties such as Nakuru, Trans Nzoia and Uasin Gishu on crop production.</w:t>
+            </w:r>
+          </w:p>
+          <w:p>
+            <w:pPr>
+              <w:spacing w:after="30" w:before="0"/>
+              <w:ind w:left="360" w:hanging="180"/>
+              <w:jc w:val="left"/>
+            </w:pPr>
+            <w:r>
+              <w:rPr>
+                <w:rFonts w:ascii="Arial" w:cs="Arial" w:eastAsia="Arial" w:hAnsi="Arial"/>
+                <w:b w:val="false"/>
+                <w:bCs w:val="false"/>
+                <w:i w:val="false"/>
+                <w:iCs w:val="false"/>
+                <w:color w:val="000000"/>
+                <w:sz w:val="18"/>
+                <w:szCs w:val="18"/>
+              </w:rPr>
+              <w:t xml:space="preserve">–  Pharmacist / Biomedical Scientist: acid-base chemistry is foundational to formulating antacids, intravenous fluids and medicines dispensed in Kenyan health facilities.</w:t>
+            </w:r>
+          </w:p>
+          <w:p>
+            <w:pPr>
+              <w:spacing w:after="30" w:before="0"/>
+              <w:ind w:left="360" w:hanging="180"/>
+              <w:jc w:val="left"/>
+            </w:pPr>
+            <w:r>
+              <w:rPr>
+                <w:rFonts w:ascii="Arial" w:cs="Arial" w:eastAsia="Arial" w:hAnsi="Arial"/>
+                <w:b w:val="false"/>
+                <w:bCs w:val="false"/>
+                <w:i w:val="false"/>
+                <w:iCs w:val="false"/>
+                <w:color w:val="000000"/>
+                <w:sz w:val="18"/>
+                <w:szCs w:val="18"/>
+              </w:rPr>
+              <w:t xml:space="preserve">–  Environmental Scientist: understanding eutrophication and salt pollution is critical for protecting water bodies such as Lake Victoria and Lake Naivasha.</w:t>
+            </w:r>
+          </w:p>
+          <w:p>
+            <w:pPr>
+              <w:spacing w:after="30" w:before="0"/>
+              <w:ind w:left="360" w:hanging="180"/>
+              <w:jc w:val="left"/>
+            </w:pPr>
+            <w:r>
+              <w:rPr>
+                <w:rFonts w:ascii="Arial" w:cs="Arial" w:eastAsia="Arial" w:hAnsi="Arial"/>
+                <w:b w:val="false"/>
+                <w:bCs w:val="false"/>
+                <w:i w:val="false"/>
+                <w:iCs w:val="false"/>
+                <w:color w:val="000000"/>
+                <w:sz w:val="18"/>
+                <w:szCs w:val="18"/>
+              </w:rPr>
+              <w:t xml:space="preserve">–  Chemical / Process Engineer: acid-base and salt reactions are core to industrial manufacturing — soda ash production at Magadi Soda Company is a direct Kenyan example.</w:t>
+            </w:r>
+          </w:p>
+        </w:tc>
+      </w:tr>
+      <w:tr>
+        <w:tc>
+          <w:tcPr>
+            <w:tcW w:type="dxa" w:w="3000"/>
+            <w:shd w:fill="D5E8F0" w:color="auto" w:val="clear"/>
+            <w:tcMar>
+              <w:top w:type="dxa" w:w="60"/>
+              <w:left w:type="dxa" w:w="120"/>
+              <w:bottom w:type="dxa" w:w="60"/>
+              <w:right w:type="dxa" w:w="120"/>
+            </w:tcMar>
+            <w:vAlign w:val="top"/>
+          </w:tcPr>
+          <w:p>
+            <w:pPr>
+              <w:spacing w:after="40" w:before="0"/>
+              <w:jc w:val="left"/>
+            </w:pPr>
+            <w:r>
+              <w:rPr>
+                <w:rFonts w:ascii="Arial" w:cs="Arial" w:eastAsia="Arial" w:hAnsi="Arial"/>
+                <w:b/>
+                <w:bCs/>
+                <w:i w:val="false"/>
+                <w:iCs w:val="false"/>
+                <w:color w:val="000000"/>
+                <w:sz w:val="18"/>
+                <w:szCs w:val="18"/>
+              </w:rPr>
+              <w:t xml:space="preserve">Focus for Lessons</w:t>
+            </w:r>
+          </w:p>
+        </w:tc>
+        <w:tc>
+          <w:tcPr>
+            <w:tcW w:type="dxa" w:w="10680"/>
+            <w:shd w:fill="FFFFFF" w:color="auto" w:val="clear"/>
+            <w:tcMar>
+              <w:top w:type="dxa" w:w="60"/>
+              <w:left w:type="dxa" w:w="120"/>
+              <w:bottom w:type="dxa" w:w="60"/>
+              <w:right w:type="dxa" w:w="120"/>
+            </w:tcMar>
+            <w:vAlign w:val="top"/>
+          </w:tcPr>
+          <w:p>
+            <w:pPr>
+              <w:spacing w:after="40" w:before="0"/>
+              <w:jc w:val="left"/>
+            </w:pPr>
+            <w:r>
+              <w:rPr>
+                <w:rFonts w:ascii="Arial" w:cs="Arial" w:eastAsia="Arial" w:hAnsi="Arial"/>
+                <w:b w:val="false"/>
+                <w:bCs w:val="false"/>
+                <w:i w:val="false"/>
+                <w:iCs w:val="false"/>
+                <w:color w:val="000000"/>
+                <w:sz w:val="18"/>
+                <w:szCs w:val="18"/>
+              </w:rPr>
+              <w:t xml:space="preserve">This unit investigates the chemistry of acids, bases and salts through the lens of everyday Kenyan substances — from lemon juice and wood ash to the soda ash mined at Lake Magadi. Learners develop skills in experimental investigation, data interpretation and community communication as they explore pH, acid-base reactions and the diverse behaviour of salts in both biological systems and the wider environment. The unit adopts a phenomenon-driven, inquiry-based approach in which every lesson phase is anchored to a compelling local anchoring phenomenon, building towards a cumulative explanatory model of how these chemical species interact and affect Kenyan life and livelihoods.</w:t>
+            </w:r>
+          </w:p>
+        </w:tc>
+      </w:tr>
+      <w:tr>
+        <w:tc>
+          <w:tcPr>
+            <w:tcW w:type="dxa" w:w="3000"/>
+            <w:shd w:fill="EAD1F5" w:color="auto" w:val="clear"/>
+            <w:tcMar>
+              <w:top w:type="dxa" w:w="60"/>
+              <w:left w:type="dxa" w:w="120"/>
+              <w:bottom w:type="dxa" w:w="60"/>
+              <w:right w:type="dxa" w:w="120"/>
+            </w:tcMar>
+            <w:vAlign w:val="top"/>
+          </w:tcPr>
+          <w:p>
+            <w:pPr>
+              <w:spacing w:after="40" w:before="0"/>
+              <w:jc w:val="left"/>
+            </w:pPr>
+            <w:r>
+              <w:rPr>
+                <w:rFonts w:ascii="Arial" w:cs="Arial" w:eastAsia="Arial" w:hAnsi="Arial"/>
+                <w:b/>
+                <w:bCs/>
+                <w:i w:val="false"/>
+                <w:iCs w:val="false"/>
+                <w:color w:val="000000"/>
+                <w:sz w:val="18"/>
+                <w:szCs w:val="18"/>
+              </w:rPr>
+              <w:t xml:space="preserve">Driving Question / Key Inquiry Questions</w:t>
+            </w:r>
+          </w:p>
+        </w:tc>
+        <w:tc>
+          <w:tcPr>
+            <w:tcW w:type="dxa" w:w="10680"/>
+            <w:shd w:fill="FFFFFF" w:color="auto" w:val="clear"/>
+            <w:tcMar>
+              <w:top w:type="dxa" w:w="60"/>
+              <w:left w:type="dxa" w:w="120"/>
+              <w:bottom w:type="dxa" w:w="60"/>
+              <w:right w:type="dxa" w:w="120"/>
+            </w:tcMar>
+            <w:vAlign w:val="top"/>
+          </w:tcPr>
+          <w:p>
+            <w:pPr>
+              <w:spacing w:after="40" w:before="0"/>
+              <w:jc w:val="left"/>
+            </w:pPr>
+            <w:r>
+              <w:rPr>
+                <w:rFonts w:ascii="Arial" w:cs="Arial" w:eastAsia="Arial" w:hAnsi="Arial"/>
+                <w:b w:val="false"/>
+                <w:bCs w:val="false"/>
+                <w:i w:val="false"/>
+                <w:iCs w:val="false"/>
+                <w:color w:val="000000"/>
+                <w:sz w:val="18"/>
+                <w:szCs w:val="18"/>
+              </w:rPr>
+              <w:t xml:space="preserve">DRIVING QUESTION: Why do some substances from our everyday Kenyan environment — lake water, lemon juice, wood ash, cooking salt, antacids — react so differently with metals, food and living things, and how can understanding their acid, base or salt chemistry help us use them safely and sustainably?</w:t>
+            </w:r>
+          </w:p>
+          <w:p>
+            <w:pPr>
+              <w:spacing w:after="40" w:before="0"/>
+              <w:jc w:val="left"/>
+            </w:pPr>
+            <w:r>
+              <w:rPr>
+                <w:rFonts w:ascii="Arial" w:cs="Arial" w:eastAsia="Arial" w:hAnsi="Arial"/>
+                <w:b w:val="false"/>
+                <w:bCs w:val="false"/>
+                <w:i w:val="false"/>
+                <w:iCs w:val="false"/>
+                <w:color w:val="000000"/>
+                <w:sz w:val="18"/>
+                <w:szCs w:val="18"/>
+              </w:rPr>
+              <w:t xml:space="preserve"/>
+            </w:r>
+          </w:p>
+          <w:p>
+            <w:pPr>
+              <w:spacing w:after="40" w:before="0"/>
+              <w:jc w:val="left"/>
+            </w:pPr>
+            <w:r>
+              <w:rPr>
+                <w:rFonts w:ascii="Arial" w:cs="Arial" w:eastAsia="Arial" w:hAnsi="Arial"/>
+                <w:b w:val="false"/>
+                <w:bCs w:val="false"/>
+                <w:i w:val="false"/>
+                <w:iCs w:val="false"/>
+                <w:color w:val="000000"/>
+                <w:sz w:val="18"/>
+                <w:szCs w:val="18"/>
+              </w:rPr>
+              <w:t xml:space="preserve">KICD KEY INQUIRY QUESTIONS:</w:t>
+            </w:r>
+          </w:p>
+          <w:p>
+            <w:pPr>
+              <w:spacing w:after="40" w:before="0"/>
+              <w:jc w:val="left"/>
+            </w:pPr>
+            <w:r>
+              <w:rPr>
+                <w:rFonts w:ascii="Arial" w:cs="Arial" w:eastAsia="Arial" w:hAnsi="Arial"/>
+                <w:b w:val="false"/>
+                <w:bCs w:val="false"/>
+                <w:i w:val="false"/>
+                <w:iCs w:val="false"/>
+                <w:color w:val="000000"/>
+                <w:sz w:val="18"/>
+                <w:szCs w:val="18"/>
+              </w:rPr>
+              <w:t xml:space="preserve">1. Why are salts important in day-to-day life?</w:t>
+            </w:r>
+          </w:p>
+          <w:p>
+            <w:pPr>
+              <w:spacing w:after="40" w:before="0"/>
+              <w:jc w:val="left"/>
+            </w:pPr>
+            <w:r>
+              <w:rPr>
+                <w:rFonts w:ascii="Arial" w:cs="Arial" w:eastAsia="Arial" w:hAnsi="Arial"/>
+                <w:b w:val="false"/>
+                <w:bCs w:val="false"/>
+                <w:i w:val="false"/>
+                <w:iCs w:val="false"/>
+                <w:color w:val="000000"/>
+                <w:sz w:val="18"/>
+                <w:szCs w:val="18"/>
+              </w:rPr>
+              <w:t xml:space="preserve">2. How do salts behave when exposed to air?</w:t>
+            </w:r>
+          </w:p>
+        </w:tc>
+      </w:tr>
+      <w:tr>
+        <w:tc>
+          <w:tcPr>
+            <w:tcW w:type="dxa" w:w="3000"/>
+            <w:shd w:fill="EAD1F5" w:color="auto" w:val="clear"/>
+            <w:tcMar>
+              <w:top w:type="dxa" w:w="60"/>
+              <w:left w:type="dxa" w:w="120"/>
+              <w:bottom w:type="dxa" w:w="60"/>
+              <w:right w:type="dxa" w:w="120"/>
+            </w:tcMar>
+            <w:vAlign w:val="top"/>
+          </w:tcPr>
+          <w:p>
+            <w:pPr>
+              <w:spacing w:after="40" w:before="0"/>
+              <w:jc w:val="left"/>
+            </w:pPr>
+            <w:r>
+              <w:rPr>
+                <w:rFonts w:ascii="Arial" w:cs="Arial" w:eastAsia="Arial" w:hAnsi="Arial"/>
+                <w:b/>
+                <w:bCs/>
+                <w:i w:val="false"/>
+                <w:iCs w:val="false"/>
+                <w:color w:val="000000"/>
+                <w:sz w:val="18"/>
+                <w:szCs w:val="18"/>
+              </w:rPr>
+              <w:t xml:space="preserve">Anchoring Phenomenon</w:t>
+            </w:r>
+          </w:p>
+        </w:tc>
+        <w:tc>
+          <w:tcPr>
+            <w:tcW w:type="dxa" w:w="10680"/>
+            <w:shd w:fill="FFFFFF" w:color="auto" w:val="clear"/>
+            <w:tcMar>
+              <w:top w:type="dxa" w:w="60"/>
+              <w:left w:type="dxa" w:w="120"/>
+              <w:bottom w:type="dxa" w:w="60"/>
+              <w:right w:type="dxa" w:w="120"/>
+            </w:tcMar>
+            <w:vAlign w:val="top"/>
+          </w:tcPr>
+          <w:p>
+            <w:pPr>
+              <w:spacing w:after="40" w:before="0"/>
+              <w:jc w:val="left"/>
+            </w:pPr>
+            <w:r>
+              <w:rPr>
+                <w:rFonts w:ascii="Arial" w:cs="Arial" w:eastAsia="Arial" w:hAnsi="Arial"/>
+                <w:b w:val="false"/>
+                <w:bCs w:val="false"/>
+                <w:i w:val="false"/>
+                <w:iCs w:val="false"/>
+                <w:color w:val="000000"/>
+                <w:sz w:val="18"/>
+                <w:szCs w:val="18"/>
+              </w:rPr>
+              <w:t xml:space="preserve">ANCHORING PHENOMENON — "The Mystery of Lake Magadi's Soda Crusts and the Burning Ugali Pot"</w:t>
+            </w:r>
+          </w:p>
+          <w:p>
+            <w:pPr>
+              <w:spacing w:after="40" w:before="0"/>
+              <w:jc w:val="left"/>
+            </w:pPr>
+            <w:r>
+              <w:rPr>
+                <w:rFonts w:ascii="Arial" w:cs="Arial" w:eastAsia="Arial" w:hAnsi="Arial"/>
+                <w:b w:val="false"/>
+                <w:bCs w:val="false"/>
+                <w:i w:val="false"/>
+                <w:iCs w:val="false"/>
+                <w:color w:val="000000"/>
+                <w:sz w:val="18"/>
+                <w:szCs w:val="18"/>
+              </w:rPr>
+              <w:t xml:space="preserve"/>
+            </w:r>
+          </w:p>
+          <w:p>
+            <w:pPr>
+              <w:spacing w:after="40" w:before="0"/>
+              <w:jc w:val="left"/>
+            </w:pPr>
+            <w:r>
+              <w:rPr>
+                <w:rFonts w:ascii="Arial" w:cs="Arial" w:eastAsia="Arial" w:hAnsi="Arial"/>
+                <w:b w:val="false"/>
+                <w:bCs w:val="false"/>
+                <w:i w:val="false"/>
+                <w:iCs w:val="false"/>
+                <w:color w:val="000000"/>
+                <w:sz w:val="18"/>
+                <w:szCs w:val="18"/>
+              </w:rPr>
+              <w:t xml:space="preserve">Students are shown two striking images side by side: (1) a photograph of Lake Magadi in the Rift Valley, where thick white crusts of trona (sodium sesquicarbonate) coat the shoreline and flamingos wade in caustic pink-red water — yet local Maasai communities have harvested these salts for centuries; and (2) a close-up photograph of the inside of an aluminium sufuria (cooking pot) used daily to boil uji (porridge) in a Nairobi household, showing a stubborn white mineral scale on the inside walls and a thin grey pitting on the outside where the pot was accidentally left with dilute lemon-water inside overnight.</w:t>
+            </w:r>
+          </w:p>
+          <w:p>
+            <w:pPr>
+              <w:spacing w:after="40" w:before="0"/>
+              <w:jc w:val="left"/>
+            </w:pPr>
+            <w:r>
+              <w:rPr>
+                <w:rFonts w:ascii="Arial" w:cs="Arial" w:eastAsia="Arial" w:hAnsi="Arial"/>
+                <w:b w:val="false"/>
+                <w:bCs w:val="false"/>
+                <w:i w:val="false"/>
+                <w:iCs w:val="false"/>
+                <w:color w:val="000000"/>
+                <w:sz w:val="18"/>
+                <w:szCs w:val="18"/>
+              </w:rPr>
+              <w:t xml:space="preserve"/>
+            </w:r>
+          </w:p>
+          <w:p>
+            <w:pPr>
+              <w:spacing w:after="40" w:before="0"/>
+              <w:jc w:val="left"/>
+            </w:pPr>
+            <w:r>
+              <w:rPr>
+                <w:rFonts w:ascii="Arial" w:cs="Arial" w:eastAsia="Arial" w:hAnsi="Arial"/>
+                <w:b w:val="false"/>
+                <w:bCs w:val="false"/>
+                <w:i w:val="false"/>
+                <w:iCs w:val="false"/>
+                <w:color w:val="000000"/>
+                <w:sz w:val="18"/>
+                <w:szCs w:val="18"/>
+              </w:rPr>
+              <w:t xml:space="preserve">Both images are puzzling: the Lake Magadi water looks dangerously alkaline and yet it supports flamingo life and yields commercially valuable soda ash — how can something so caustic be so useful? The cooking pot was attacked by lemon juice (an acid) overnight, yet the same lemon juice is safe to drink. The mineral scale inside is left by hard water (dissolved mineral salts) — the same category of compounds as the trona at Magadi. Students are asked: What is happening chemically in both cases? Why do some substances burn metal while others form protective crusts? Why do some salts dissolve in water and others cake up or absorb moisture from the air? These questions anchor the entire unit and are returned to at the end of every lesson.</w:t>
+            </w:r>
+          </w:p>
+        </w:tc>
+      </w:tr>
+      <w:tr>
+        <w:tc>
+          <w:tcPr>
+            <w:tcW w:type="dxa" w:w="3000"/>
+            <w:shd w:fill="D9EEF1" w:color="auto" w:val="clear"/>
+            <w:tcMar>
+              <w:top w:type="dxa" w:w="60"/>
+              <w:left w:type="dxa" w:w="120"/>
+              <w:bottom w:type="dxa" w:w="60"/>
+              <w:right w:type="dxa" w:w="120"/>
+            </w:tcMar>
+            <w:vAlign w:val="top"/>
+          </w:tcPr>
+          <w:p>
+            <w:pPr>
+              <w:spacing w:after="40" w:before="0"/>
+              <w:jc w:val="left"/>
+            </w:pPr>
+            <w:r>
+              <w:rPr>
+                <w:rFonts w:ascii="Arial" w:cs="Arial" w:eastAsia="Arial" w:hAnsi="Arial"/>
+                <w:b/>
+                <w:bCs/>
+                <w:i w:val="false"/>
+                <w:iCs w:val="false"/>
+                <w:color w:val="000000"/>
+                <w:sz w:val="18"/>
+                <w:szCs w:val="18"/>
+              </w:rPr>
+              <w:t xml:space="preserve">Storyline Thread</w:t>
+            </w:r>
+          </w:p>
+        </w:tc>
+        <w:tc>
+          <w:tcPr>
+            <w:tcW w:type="dxa" w:w="10680"/>
+            <w:shd w:fill="FFFFFF" w:color="auto" w:val="clear"/>
+            <w:tcMar>
+              <w:top w:type="dxa" w:w="60"/>
+              <w:left w:type="dxa" w:w="120"/>
+              <w:bottom w:type="dxa" w:w="60"/>
+              <w:right w:type="dxa" w:w="120"/>
+            </w:tcMar>
+            <w:vAlign w:val="top"/>
+          </w:tcPr>
+          <w:p>
+            <w:pPr>
+              <w:spacing w:after="40" w:before="0"/>
+              <w:jc w:val="left"/>
+            </w:pPr>
+            <w:r>
+              <w:rPr>
+                <w:rFonts w:ascii="Arial" w:cs="Arial" w:eastAsia="Arial" w:hAnsi="Arial"/>
+                <w:b w:val="false"/>
+                <w:bCs w:val="false"/>
+                <w:i w:val="false"/>
+                <w:iCs w:val="false"/>
+                <w:color w:val="000000"/>
+                <w:sz w:val="18"/>
+                <w:szCs w:val="18"/>
+              </w:rPr>
+              <w:t xml:space="preserve">Lesson 1 — PREDICT &amp; ANCHOR: Students are shown the Lake Magadi / sufuria phenomenon images. Without any instruction, they predict in writing what they think is happening chemically, sort a set of 12 common Kenyan substances (lemon, vinegar, wood ash, antacid, milk, uji, baking soda, bleach, salt, water, soda water, tomato juice) into three labelled cups — "acid / base / neither" — using only prior knowledge. Predictions are posted on the Driving Question Board (DQB). Teacher introduces the driving question and the unit storyline.</w:t>
+            </w:r>
+          </w:p>
+          <w:p>
+            <w:pPr>
+              <w:spacing w:after="40" w:before="0"/>
+              <w:jc w:val="left"/>
+            </w:pPr>
+            <w:r>
+              <w:rPr>
+                <w:rFonts w:ascii="Arial" w:cs="Arial" w:eastAsia="Arial" w:hAnsi="Arial"/>
+                <w:b w:val="false"/>
+                <w:bCs w:val="false"/>
+                <w:i w:val="false"/>
+                <w:iCs w:val="false"/>
+                <w:color w:val="000000"/>
+                <w:sz w:val="18"/>
+                <w:szCs w:val="18"/>
+              </w:rPr>
+              <w:t xml:space="preserve"/>
+            </w:r>
+          </w:p>
+          <w:p>
+            <w:pPr>
+              <w:spacing w:after="40" w:before="0"/>
+              <w:jc w:val="left"/>
+            </w:pPr>
+            <w:r>
+              <w:rPr>
+                <w:rFonts w:ascii="Arial" w:cs="Arial" w:eastAsia="Arial" w:hAnsi="Arial"/>
+                <w:b w:val="false"/>
+                <w:bCs w:val="false"/>
+                <w:i w:val="false"/>
+                <w:iCs w:val="false"/>
+                <w:color w:val="000000"/>
+                <w:sz w:val="18"/>
+                <w:szCs w:val="18"/>
+              </w:rPr>
+              <w:t xml:space="preserve">Lesson 2 — OBSERVE (pH Investigation): Students test all 12 substances using universal indicator paper and the pH chart, recording colour changes and pH values in a results table. They compare actual pH results against their Lesson 1 predictions, note surprises, and update the DQB with new questions. Teacher consolidates the definition of acids and bases in terms of H⁺ and OH⁻ ions, and students begin building their first explanatory model diagram.</w:t>
+            </w:r>
+          </w:p>
+          <w:p>
+            <w:pPr>
+              <w:spacing w:after="40" w:before="0"/>
+              <w:jc w:val="left"/>
+            </w:pPr>
+            <w:r>
+              <w:rPr>
+                <w:rFonts w:ascii="Arial" w:cs="Arial" w:eastAsia="Arial" w:hAnsi="Arial"/>
+                <w:b w:val="false"/>
+                <w:bCs w:val="false"/>
+                <w:i w:val="false"/>
+                <w:iCs w:val="false"/>
+                <w:color w:val="000000"/>
+                <w:sz w:val="18"/>
+                <w:szCs w:val="18"/>
+              </w:rPr>
+              <w:t xml:space="preserve"/>
+            </w:r>
+          </w:p>
+          <w:p>
+            <w:pPr>
+              <w:spacing w:after="40" w:before="0"/>
+              <w:jc w:val="left"/>
+            </w:pPr>
+            <w:r>
+              <w:rPr>
+                <w:rFonts w:ascii="Arial" w:cs="Arial" w:eastAsia="Arial" w:hAnsi="Arial"/>
+                <w:b w:val="false"/>
+                <w:bCs w:val="false"/>
+                <w:i w:val="false"/>
+                <w:iCs w:val="false"/>
+                <w:color w:val="000000"/>
+                <w:sz w:val="18"/>
+                <w:szCs w:val="18"/>
+              </w:rPr>
+              <w:t xml:space="preserve">Lesson 3 — EXPLAIN (Biological &amp; Chemical Roles of Acids and Bases): Using the antacid-and-stomach-acid supporting phenomenon, students model digestion as an acid environment and discuss why the small intestine requires a more basic pH. They examine bleaching action (sodium hypochlorite) and respiration (CO₂ dissolving to form carbonic acid in blood). Readings and peer discussion connect every role back to the anchoring phenomenon (caustic lake water supporting life; lemon juice attacking metal). Model diagrams are revised.</w:t>
+            </w:r>
+          </w:p>
+          <w:p>
+            <w:pPr>
+              <w:spacing w:after="40" w:before="0"/>
+              <w:jc w:val="left"/>
+            </w:pPr>
+            <w:r>
+              <w:rPr>
+                <w:rFonts w:ascii="Arial" w:cs="Arial" w:eastAsia="Arial" w:hAnsi="Arial"/>
+                <w:b w:val="false"/>
+                <w:bCs w:val="false"/>
+                <w:i w:val="false"/>
+                <w:iCs w:val="false"/>
+                <w:color w:val="000000"/>
+                <w:sz w:val="18"/>
+                <w:szCs w:val="18"/>
+              </w:rPr>
+              <w:t xml:space="preserve"/>
+            </w:r>
+          </w:p>
+          <w:p>
+            <w:pPr>
+              <w:spacing w:after="40" w:before="0"/>
+              <w:jc w:val="left"/>
+            </w:pPr>
+            <w:r>
+              <w:rPr>
+                <w:rFonts w:ascii="Arial" w:cs="Arial" w:eastAsia="Arial" w:hAnsi="Arial"/>
+                <w:b w:val="false"/>
+                <w:bCs w:val="false"/>
+                <w:i w:val="false"/>
+                <w:iCs w:val="false"/>
+                <w:color w:val="000000"/>
+                <w:sz w:val="18"/>
+                <w:szCs w:val="18"/>
+              </w:rPr>
+              <w:t xml:space="preserve">Lesson 4 — OBSERVE &amp; INVESTIGATE (Reactions of Acids with Bases, Carbonates and Metals): Students carry out three supervised experiments — (i) dilute HCl + NaOH with universal indicator (neutralisation); (ii) dilute H₂SO₄ + marble chips / eggshells (carbonates — linking to antacid phenomenon); (iii) dilute HCl + magnesium ribbon (metal reaction — linking to the pitted sufuria). Students write word equations and balanced chemical equations, identify products, and present findings in plenary. Safety protocols are explicitly rehearsed before each experiment. DQB is updated.</w:t>
+            </w:r>
+          </w:p>
+          <w:p>
+            <w:pPr>
+              <w:spacing w:after="40" w:before="0"/>
+              <w:jc w:val="left"/>
+            </w:pPr>
+            <w:r>
+              <w:rPr>
+                <w:rFonts w:ascii="Arial" w:cs="Arial" w:eastAsia="Arial" w:hAnsi="Arial"/>
+                <w:b w:val="false"/>
+                <w:bCs w:val="false"/>
+                <w:i w:val="false"/>
+                <w:iCs w:val="false"/>
+                <w:color w:val="000000"/>
+                <w:sz w:val="18"/>
+                <w:szCs w:val="18"/>
+              </w:rPr>
+              <w:t xml:space="preserve"/>
+            </w:r>
+          </w:p>
+          <w:p>
+            <w:pPr>
+              <w:spacing w:after="40" w:before="0"/>
+              <w:jc w:val="left"/>
+            </w:pPr>
+            <w:r>
+              <w:rPr>
+                <w:rFonts w:ascii="Arial" w:cs="Arial" w:eastAsia="Arial" w:hAnsi="Arial"/>
+                <w:b w:val="false"/>
+                <w:bCs w:val="false"/>
+                <w:i w:val="false"/>
+                <w:iCs w:val="false"/>
+                <w:color w:val="000000"/>
+                <w:sz w:val="18"/>
+                <w:szCs w:val="18"/>
+              </w:rPr>
+              <w:t xml:space="preserve">Lesson 5 — EXPLAIN (Salts — Classification and Behaviour in Air): Using the canteen cook phenomenon (clumping salt in Mombasa rains), students are introduced to the three behaviours: hygroscopy, deliquescence and efflorescence. They carry out an investigation leaving small samples of NaCl, anhydrous CaCl₂, Na₂CO₃·10H₂O and CuSO₄·5H₂O in open petri dishes over 24 hours (set up at end of Lesson 4, observed at start of Lesson 5), recording mass changes and visual appearance. Students classify each salt and explain results using their model of ionic compounds and water interaction.</w:t>
+            </w:r>
+          </w:p>
+          <w:p>
+            <w:pPr>
+              <w:spacing w:after="40" w:before="0"/>
+              <w:jc w:val="left"/>
+            </w:pPr>
+            <w:r>
+              <w:rPr>
+                <w:rFonts w:ascii="Arial" w:cs="Arial" w:eastAsia="Arial" w:hAnsi="Arial"/>
+                <w:b w:val="false"/>
+                <w:bCs w:val="false"/>
+                <w:i w:val="false"/>
+                <w:iCs w:val="false"/>
+                <w:color w:val="000000"/>
+                <w:sz w:val="18"/>
+                <w:szCs w:val="18"/>
+              </w:rPr>
+              <w:t xml:space="preserve"/>
+            </w:r>
+          </w:p>
+          <w:p>
+            <w:pPr>
+              <w:spacing w:after="40" w:before="0"/>
+              <w:jc w:val="left"/>
+            </w:pPr>
+            <w:r>
+              <w:rPr>
+                <w:rFonts w:ascii="Arial" w:cs="Arial" w:eastAsia="Arial" w:hAnsi="Arial"/>
+                <w:b w:val="false"/>
+                <w:bCs w:val="false"/>
+                <w:i w:val="false"/>
+                <w:iCs w:val="false"/>
+                <w:color w:val="000000"/>
+                <w:sz w:val="18"/>
+                <w:szCs w:val="18"/>
+              </w:rPr>
+              <w:t xml:space="preserve">Lesson 6 — EXPLAIN &amp; APPLY (Applications of Salts in Real Life): Students research (digital devices or print media) and map applications of salts across five sectors — agriculture (CAN, DAP fertilisers in Rift Valley farms), food industry (table salt, preservatives), medicine (saline drips, antacids), laundry (washing soda), road use (salt gritting). They connect the Lake Magadi soda ash (Na₂CO₃) to industrial and domestic applications. A structured peer-teaching activity has groups teach one sector each. The community awareness project brief (correct salt intake and blood pressure) is introduced and students begin drafting their community sensitisation messages.</w:t>
+            </w:r>
+          </w:p>
+          <w:p>
+            <w:pPr>
+              <w:spacing w:after="40" w:before="0"/>
+              <w:jc w:val="left"/>
+            </w:pPr>
+            <w:r>
+              <w:rPr>
+                <w:rFonts w:ascii="Arial" w:cs="Arial" w:eastAsia="Arial" w:hAnsi="Arial"/>
+                <w:b w:val="false"/>
+                <w:bCs w:val="false"/>
+                <w:i w:val="false"/>
+                <w:iCs w:val="false"/>
+                <w:color w:val="000000"/>
+                <w:sz w:val="18"/>
+                <w:szCs w:val="18"/>
+              </w:rPr>
+              <w:t xml:space="preserve"/>
+            </w:r>
+          </w:p>
+          <w:p>
+            <w:pPr>
+              <w:spacing w:after="40" w:before="0"/>
+              <w:jc w:val="left"/>
+            </w:pPr>
+            <w:r>
+              <w:rPr>
+                <w:rFonts w:ascii="Arial" w:cs="Arial" w:eastAsia="Arial" w:hAnsi="Arial"/>
+                <w:b w:val="false"/>
+                <w:bCs w:val="false"/>
+                <w:i w:val="false"/>
+                <w:iCs w:val="false"/>
+                <w:color w:val="000000"/>
+                <w:sz w:val="18"/>
+                <w:szCs w:val="18"/>
+              </w:rPr>
+              <w:t xml:space="preserve">Lesson 7 — DRIVING QUESTION BOARD SYNTHESIS &amp; MODEL BUILDING: Students revisit every entry on the DQB posted since Lesson 1 and evaluate which questions can now be answered using accumulated evidence. Working in groups, they produce a revised cumulative model (poster or digital slide) that explains: (i) what acids, bases and salts are; (ii) how acids react with bases, carbonates and metals; (iii) how salts behave in air; (iv) how these phenomena connect to the Lake Magadi anchoring image and the pitted sufuria. Groups present models and offer peer critique. Teacher facilitates consensus on a class model.</w:t>
+            </w:r>
+          </w:p>
+          <w:p>
+            <w:pPr>
+              <w:spacing w:after="40" w:before="0"/>
+              <w:jc w:val="left"/>
+            </w:pPr>
+            <w:r>
+              <w:rPr>
+                <w:rFonts w:ascii="Arial" w:cs="Arial" w:eastAsia="Arial" w:hAnsi="Arial"/>
+                <w:b w:val="false"/>
+                <w:bCs w:val="false"/>
+                <w:i w:val="false"/>
+                <w:iCs w:val="false"/>
+                <w:color w:val="000000"/>
+                <w:sz w:val="18"/>
+                <w:szCs w:val="18"/>
+              </w:rPr>
+              <w:t xml:space="preserve"/>
+            </w:r>
+          </w:p>
+          <w:p>
+            <w:pPr>
+              <w:spacing w:after="40" w:before="0"/>
+              <w:jc w:val="left"/>
+            </w:pPr>
+            <w:r>
+              <w:rPr>
+                <w:rFonts w:ascii="Arial" w:cs="Arial" w:eastAsia="Arial" w:hAnsi="Arial"/>
+                <w:b w:val="false"/>
+                <w:bCs w:val="false"/>
+                <w:i w:val="false"/>
+                <w:iCs w:val="false"/>
+                <w:color w:val="000000"/>
+                <w:sz w:val="18"/>
+                <w:szCs w:val="18"/>
+              </w:rPr>
+              <w:t xml:space="preserve">Lesson 8 — ENVIRONMENTAL IMPACT, COMMUNITY PROJECT &amp; ASSESSMENT: Students investigate the eutrophication supporting phenomenon (Lake Victoria water hyacinth), linking excess fertiliser salts to environmental harm. They finalise and perform their community sensitisation presentations (on acidity/basicity of household substances and correct salt use). A written formative assessment uses the anchoring phenomenon images as stimulus: students explain the chemistry behind the Lake Magadi crusts, the pitted sufuria and the clumping canteen salt, demonstrating command of all sub-strand learning outcomes. Lesson closes with students writing one remaining question they still have on a sticky note for the DQB — modelling the ongoing nature of scientific inquiry.</w:t>
+            </w:r>
+          </w:p>
+        </w:tc>
+      </w:tr>
+      <w:tr>
+        <w:tc>
+          <w:tcPr>
+            <w:tcW w:type="dxa" w:w="3000"/>
+            <w:shd w:fill="EAD1F5" w:color="auto" w:val="clear"/>
+            <w:tcMar>
+              <w:top w:type="dxa" w:w="60"/>
+              <w:left w:type="dxa" w:w="120"/>
+              <w:bottom w:type="dxa" w:w="60"/>
+              <w:right w:type="dxa" w:w="120"/>
+            </w:tcMar>
+            <w:vAlign w:val="top"/>
+          </w:tcPr>
+          <w:p>
+            <w:pPr>
+              <w:spacing w:after="40" w:before="0"/>
+              <w:jc w:val="left"/>
+            </w:pPr>
+            <w:r>
+              <w:rPr>
+                <w:rFonts w:ascii="Arial" w:cs="Arial" w:eastAsia="Arial" w:hAnsi="Arial"/>
+                <w:b/>
+                <w:bCs/>
+                <w:i w:val="false"/>
+                <w:iCs w:val="false"/>
+                <w:color w:val="000000"/>
+                <w:sz w:val="18"/>
+                <w:szCs w:val="18"/>
+              </w:rPr>
+              <w:t xml:space="preserve">Supporting Phenomena</w:t>
+            </w:r>
+          </w:p>
+        </w:tc>
+        <w:tc>
+          <w:tcPr>
+            <w:tcW w:type="dxa" w:w="10680"/>
+            <w:shd w:fill="FFFFFF" w:color="auto" w:val="clear"/>
+            <w:tcMar>
+              <w:top w:type="dxa" w:w="60"/>
+              <w:left w:type="dxa" w:w="120"/>
+              <w:bottom w:type="dxa" w:w="60"/>
+              <w:right w:type="dxa" w:w="120"/>
+            </w:tcMar>
+            <w:vAlign w:val="top"/>
+          </w:tcPr>
+          <w:p>
+            <w:pPr>
+              <w:spacing w:after="30" w:before="0"/>
+              <w:ind w:left="360" w:hanging="180"/>
+              <w:jc w:val="left"/>
+            </w:pPr>
+            <w:r>
+              <w:rPr>
+                <w:rFonts w:ascii="Arial" w:cs="Arial" w:eastAsia="Arial" w:hAnsi="Arial"/>
+                <w:b w:val="false"/>
+                <w:bCs w:val="false"/>
+                <w:i w:val="false"/>
+                <w:iCs w:val="false"/>
+                <w:color w:val="000000"/>
+                <w:sz w:val="18"/>
+                <w:szCs w:val="18"/>
+              </w:rPr>
+              <w:t xml:space="preserve">–  A farmer in Kericho notices that adding wood ash (an alkaline substance) to acidic red soil boosts his tea seedling survival rate — students investigate what wood ash does to soil pH and why acids and bases neutralise each other.</w:t>
+            </w:r>
+          </w:p>
+          <w:p>
+            <w:pPr>
+              <w:spacing w:after="30" w:before="0"/>
+              <w:ind w:left="360" w:hanging="180"/>
+              <w:jc w:val="left"/>
+            </w:pPr>
+            <w:r>
+              <w:rPr>
+                <w:rFonts w:ascii="Arial" w:cs="Arial" w:eastAsia="Arial" w:hAnsi="Arial"/>
+                <w:b w:val="false"/>
+                <w:bCs w:val="false"/>
+                <w:i w:val="false"/>
+                <w:iCs w:val="false"/>
+                <w:color w:val="000000"/>
+                <w:sz w:val="18"/>
+                <w:szCs w:val="18"/>
+              </w:rPr>
+              <w:t xml:space="preserve">–  A nurse at a Kisumu clinic gives a patient an antacid tablet (calcium carbonate) for stomach acidity — students observe the fizzing reaction when the tablet dissolves and connect it to the reaction of carbonates with acids, explaining both the bubbles and the relief from pain.</w:t>
+            </w:r>
+          </w:p>
+          <w:p>
+            <w:pPr>
+              <w:spacing w:after="30" w:before="0"/>
+              <w:ind w:left="360" w:hanging="180"/>
+              <w:jc w:val="left"/>
+            </w:pPr>
+            <w:r>
+              <w:rPr>
+                <w:rFonts w:ascii="Arial" w:cs="Arial" w:eastAsia="Arial" w:hAnsi="Arial"/>
+                <w:b w:val="false"/>
+                <w:bCs w:val="false"/>
+                <w:i w:val="false"/>
+                <w:iCs w:val="false"/>
+                <w:color w:val="000000"/>
+                <w:sz w:val="18"/>
+                <w:szCs w:val="18"/>
+              </w:rPr>
+              <w:t xml:space="preserve">–  A secondary school canteen cook in Mombasa notices that the salt she stores in an open container during the long rains becomes wet and clumps, while the salt stored in a sealed tin stays dry and free-flowing — students investigate hygroscopy, deliquescence and efflorescence to explain the difference.</w:t>
+            </w:r>
+          </w:p>
+          <w:p>
+            <w:pPr>
+              <w:spacing w:after="30" w:before="0"/>
+              <w:ind w:left="360" w:hanging="180"/>
+              <w:jc w:val="left"/>
+            </w:pPr>
+            <w:r>
+              <w:rPr>
+                <w:rFonts w:ascii="Arial" w:cs="Arial" w:eastAsia="Arial" w:hAnsi="Arial"/>
+                <w:b w:val="false"/>
+                <w:bCs w:val="false"/>
+                <w:i w:val="false"/>
+                <w:iCs w:val="false"/>
+                <w:color w:val="000000"/>
+                <w:sz w:val="18"/>
+                <w:szCs w:val="18"/>
+              </w:rPr>
+              <w:t xml:space="preserve">–  Water hyacinth choking the shores of Lake Victoria near Kisumu has been linked partly to eutrophication from excess fertiliser salts (nitrates and phosphates) washing off farms into the lake — students research how over-application of agricultural salts causes environmental damage, connecting chemistry to real ecological crisis.</w:t>
+            </w:r>
+          </w:p>
+        </w:tc>
+      </w:tr>
+    </w:tbl>
+    <w:p>
+      <w:pPr>
+        <w:spacing w:after="120"/>
+      </w:pPr>
+      <w:r>
+        <w:t xml:space="preserve"/>
       </w:r>
     </w:p>
     <w:p>
@@ -150,7 +2320,7 @@
         </w:rPr>
         <w:t xml:space="preserve">© 2026 SeaVuria and ARES. This work is licensed under a </w:t>
       </w:r>
-      <w:hyperlink w:history="1" r:id="rId_qk_2wni3n7sfx4foflqf">
+      <w:hyperlink w:history="1" r:id="rIdjrnewd-wukd7_2iq6xqe8">
         <w:r>
           <w:rPr>
             <w:rFonts w:ascii="Arial" w:cs="Arial" w:eastAsia="Arial" w:hAnsi="Arial"/>
@@ -170,7 +2340,7 @@
         </w:rPr>
         <w:t xml:space="preserve"> (</w:t>
       </w:r>
-      <w:hyperlink w:history="1" r:id="rIds5gxfonh3lcomm2dwyhzs">
+      <w:hyperlink w:history="1" r:id="rIdvpuhs2h-6afujphoocohc">
         <w:r>
           <w:rPr>
             <w:rFonts w:ascii="Arial" w:cs="Arial" w:eastAsia="Arial" w:hAnsi="Arial"/>
@@ -190,7 +2360,7 @@
         </w:rPr>
         <w:t xml:space="preserve">). To view a copy of this license, visit </w:t>
       </w:r>
-      <w:hyperlink w:history="1" r:id="rIdregyusjeznyukeymvnhxc">
+      <w:hyperlink w:history="1" r:id="rIdxwd9u6azavll-em-rqnpg">
         <w:r>
           <w:rPr>
             <w:rFonts w:ascii="Arial" w:cs="Arial" w:eastAsia="Arial" w:hAnsi="Arial"/>
@@ -209,2176 +2379,6 @@
           <w:szCs w:val="17"/>
         </w:rPr>
         <w:t xml:space="preserve">. You are free to copy, redistribute, and adapt this material in any medium or format, provided appropriate credit is given and the material is not used for commercial purposes. KICD learning outcomes and curriculum designations reproduced here for alignment purposes remain the property of KICD and are not covered by this license. Linked external resources (e.g. CK-12, Khan Academy, PhET) are subject to their own licenses.</w:t>
-      </w:r>
-    </w:p>
-    <w:p>
-      <w:pPr>
-        <w:spacing w:after="120"/>
-      </w:pPr>
-      <w:r>
-        <w:t xml:space="preserve"/>
-      </w:r>
-    </w:p>
-    <w:tbl>
-      <w:tblPr>
-        <w:tblW w:type="dxa" w:w="13680"/>
-        <w:tblBorders>
-          <w:top w:val="single" w:color="AAAAAA" w:sz="4"/>
-          <w:left w:val="single" w:color="AAAAAA" w:sz="4"/>
-          <w:bottom w:val="single" w:color="AAAAAA" w:sz="4"/>
-          <w:right w:val="single" w:color="AAAAAA" w:sz="4"/>
-          <w:insideH w:val="single" w:color="auto" w:sz="4"/>
-          <w:insideV w:val="single" w:color="auto" w:sz="4"/>
-        </w:tblBorders>
-        <w:tblLayout w:type="fixed"/>
-      </w:tblPr>
-      <w:tblGrid>
-        <w:gridCol w:w="3000"/>
-        <w:gridCol w:w="10680"/>
-      </w:tblGrid>
-      <w:tr>
-        <w:tc>
-          <w:tcPr>
-            <w:tcW w:type="dxa" w:w="13680"/>
-            <w:gridSpan w:val="2"/>
-            <w:shd w:fill="1F3864" w:color="auto" w:val="clear"/>
-            <w:tcMar>
-              <w:top w:type="dxa" w:w="60"/>
-              <w:left w:type="dxa" w:w="120"/>
-              <w:bottom w:type="dxa" w:w="60"/>
-              <w:right w:type="dxa" w:w="120"/>
-            </w:tcMar>
-            <w:vAlign w:val="top"/>
-          </w:tcPr>
-          <w:p>
-            <w:pPr>
-              <w:spacing w:after="40" w:before="0"/>
-              <w:jc w:val="center"/>
-            </w:pPr>
-            <w:r>
-              <w:rPr>
-                <w:rFonts w:ascii="Arial" w:cs="Arial" w:eastAsia="Arial" w:hAnsi="Arial"/>
-                <w:b/>
-                <w:bCs/>
-                <w:i w:val="false"/>
-                <w:iCs w:val="false"/>
-                <w:color w:val="FFFFFF"/>
-                <w:sz w:val="22"/>
-                <w:szCs w:val="22"/>
-              </w:rPr>
-              <w:t xml:space="preserve">SUB-STRAND OVERVIEW</w:t>
-            </w:r>
-          </w:p>
-        </w:tc>
-      </w:tr>
-      <w:tr>
-        <w:tc>
-          <w:tcPr>
-            <w:tcW w:type="dxa" w:w="3000"/>
-            <w:shd w:fill="D5E8F0" w:color="auto" w:val="clear"/>
-            <w:tcMar>
-              <w:top w:type="dxa" w:w="60"/>
-              <w:left w:type="dxa" w:w="120"/>
-              <w:bottom w:type="dxa" w:w="60"/>
-              <w:right w:type="dxa" w:w="120"/>
-            </w:tcMar>
-            <w:vAlign w:val="top"/>
-          </w:tcPr>
-          <w:p>
-            <w:pPr>
-              <w:spacing w:after="40" w:before="0"/>
-              <w:jc w:val="left"/>
-            </w:pPr>
-            <w:r>
-              <w:rPr>
-                <w:rFonts w:ascii="Arial" w:cs="Arial" w:eastAsia="Arial" w:hAnsi="Arial"/>
-                <w:b/>
-                <w:bCs/>
-                <w:i w:val="false"/>
-                <w:iCs w:val="false"/>
-                <w:color w:val="000000"/>
-                <w:sz w:val="18"/>
-                <w:szCs w:val="18"/>
-              </w:rPr>
-              <w:t xml:space="preserve">Grade Level</w:t>
-            </w:r>
-          </w:p>
-        </w:tc>
-        <w:tc>
-          <w:tcPr>
-            <w:tcW w:type="dxa" w:w="10680"/>
-            <w:shd w:fill="FFFFFF" w:color="auto" w:val="clear"/>
-            <w:tcMar>
-              <w:top w:type="dxa" w:w="60"/>
-              <w:left w:type="dxa" w:w="120"/>
-              <w:bottom w:type="dxa" w:w="60"/>
-              <w:right w:type="dxa" w:w="120"/>
-            </w:tcMar>
-            <w:vAlign w:val="top"/>
-          </w:tcPr>
-          <w:p>
-            <w:pPr>
-              <w:spacing w:after="40" w:before="0"/>
-              <w:jc w:val="left"/>
-            </w:pPr>
-            <w:r>
-              <w:rPr>
-                <w:rFonts w:ascii="Arial" w:cs="Arial" w:eastAsia="Arial" w:hAnsi="Arial"/>
-                <w:b w:val="false"/>
-                <w:bCs w:val="false"/>
-                <w:i w:val="false"/>
-                <w:iCs w:val="false"/>
-                <w:color w:val="000000"/>
-                <w:sz w:val="18"/>
-                <w:szCs w:val="18"/>
-              </w:rPr>
-              <w:t xml:space="preserve">10</w:t>
-            </w:r>
-          </w:p>
-        </w:tc>
-      </w:tr>
-      <w:tr>
-        <w:tc>
-          <w:tcPr>
-            <w:tcW w:type="dxa" w:w="3000"/>
-            <w:shd w:fill="D5E8F0" w:color="auto" w:val="clear"/>
-            <w:tcMar>
-              <w:top w:type="dxa" w:w="60"/>
-              <w:left w:type="dxa" w:w="120"/>
-              <w:bottom w:type="dxa" w:w="60"/>
-              <w:right w:type="dxa" w:w="120"/>
-            </w:tcMar>
-            <w:vAlign w:val="top"/>
-          </w:tcPr>
-          <w:p>
-            <w:pPr>
-              <w:spacing w:after="40" w:before="0"/>
-              <w:jc w:val="left"/>
-            </w:pPr>
-            <w:r>
-              <w:rPr>
-                <w:rFonts w:ascii="Arial" w:cs="Arial" w:eastAsia="Arial" w:hAnsi="Arial"/>
-                <w:b/>
-                <w:bCs/>
-                <w:i w:val="false"/>
-                <w:iCs w:val="false"/>
-                <w:color w:val="000000"/>
-                <w:sz w:val="18"/>
-                <w:szCs w:val="18"/>
-              </w:rPr>
-              <w:t xml:space="preserve">Subject</w:t>
-            </w:r>
-          </w:p>
-        </w:tc>
-        <w:tc>
-          <w:tcPr>
-            <w:tcW w:type="dxa" w:w="10680"/>
-            <w:shd w:fill="FFFFFF" w:color="auto" w:val="clear"/>
-            <w:tcMar>
-              <w:top w:type="dxa" w:w="60"/>
-              <w:left w:type="dxa" w:w="120"/>
-              <w:bottom w:type="dxa" w:w="60"/>
-              <w:right w:type="dxa" w:w="120"/>
-            </w:tcMar>
-            <w:vAlign w:val="top"/>
-          </w:tcPr>
-          <w:p>
-            <w:pPr>
-              <w:spacing w:after="40" w:before="0"/>
-              <w:jc w:val="left"/>
-            </w:pPr>
-            <w:r>
-              <w:rPr>
-                <w:rFonts w:ascii="Arial" w:cs="Arial" w:eastAsia="Arial" w:hAnsi="Arial"/>
-                <w:b w:val="false"/>
-                <w:bCs w:val="false"/>
-                <w:i w:val="false"/>
-                <w:iCs w:val="false"/>
-                <w:color w:val="000000"/>
-                <w:sz w:val="18"/>
-                <w:szCs w:val="18"/>
-              </w:rPr>
-              <w:t xml:space="preserve">General Science</w:t>
-            </w:r>
-          </w:p>
-        </w:tc>
-      </w:tr>
-      <w:tr>
-        <w:tc>
-          <w:tcPr>
-            <w:tcW w:type="dxa" w:w="3000"/>
-            <w:shd w:fill="D5E8F0" w:color="auto" w:val="clear"/>
-            <w:tcMar>
-              <w:top w:type="dxa" w:w="60"/>
-              <w:left w:type="dxa" w:w="120"/>
-              <w:bottom w:type="dxa" w:w="60"/>
-              <w:right w:type="dxa" w:w="120"/>
-            </w:tcMar>
-            <w:vAlign w:val="top"/>
-          </w:tcPr>
-          <w:p>
-            <w:pPr>
-              <w:spacing w:after="40" w:before="0"/>
-              <w:jc w:val="left"/>
-            </w:pPr>
-            <w:r>
-              <w:rPr>
-                <w:rFonts w:ascii="Arial" w:cs="Arial" w:eastAsia="Arial" w:hAnsi="Arial"/>
-                <w:b/>
-                <w:bCs/>
-                <w:i w:val="false"/>
-                <w:iCs w:val="false"/>
-                <w:color w:val="000000"/>
-                <w:sz w:val="18"/>
-                <w:szCs w:val="18"/>
-              </w:rPr>
-              <w:t xml:space="preserve">Strand</w:t>
-            </w:r>
-          </w:p>
-        </w:tc>
-        <w:tc>
-          <w:tcPr>
-            <w:tcW w:type="dxa" w:w="10680"/>
-            <w:shd w:fill="FFFFFF" w:color="auto" w:val="clear"/>
-            <w:tcMar>
-              <w:top w:type="dxa" w:w="60"/>
-              <w:left w:type="dxa" w:w="120"/>
-              <w:bottom w:type="dxa" w:w="60"/>
-              <w:right w:type="dxa" w:w="120"/>
-            </w:tcMar>
-            <w:vAlign w:val="top"/>
-          </w:tcPr>
-          <w:p>
-            <w:pPr>
-              <w:spacing w:after="40" w:before="0"/>
-              <w:jc w:val="left"/>
-            </w:pPr>
-            <w:r>
-              <w:rPr>
-                <w:rFonts w:ascii="Arial" w:cs="Arial" w:eastAsia="Arial" w:hAnsi="Arial"/>
-                <w:b w:val="false"/>
-                <w:bCs w:val="false"/>
-                <w:i w:val="false"/>
-                <w:iCs w:val="false"/>
-                <w:color w:val="000000"/>
-                <w:sz w:val="18"/>
-                <w:szCs w:val="18"/>
-              </w:rPr>
-              <w:t xml:space="preserve">Strand 2.0: Matter and Chemical Reactions</w:t>
-            </w:r>
-          </w:p>
-        </w:tc>
-      </w:tr>
-      <w:tr>
-        <w:tc>
-          <w:tcPr>
-            <w:tcW w:type="dxa" w:w="3000"/>
-            <w:shd w:fill="D5E8F0" w:color="auto" w:val="clear"/>
-            <w:tcMar>
-              <w:top w:type="dxa" w:w="60"/>
-              <w:left w:type="dxa" w:w="120"/>
-              <w:bottom w:type="dxa" w:w="60"/>
-              <w:right w:type="dxa" w:w="120"/>
-            </w:tcMar>
-            <w:vAlign w:val="top"/>
-          </w:tcPr>
-          <w:p>
-            <w:pPr>
-              <w:spacing w:after="40" w:before="0"/>
-              <w:jc w:val="left"/>
-            </w:pPr>
-            <w:r>
-              <w:rPr>
-                <w:rFonts w:ascii="Arial" w:cs="Arial" w:eastAsia="Arial" w:hAnsi="Arial"/>
-                <w:b/>
-                <w:bCs/>
-                <w:i w:val="false"/>
-                <w:iCs w:val="false"/>
-                <w:color w:val="000000"/>
-                <w:sz w:val="18"/>
-                <w:szCs w:val="18"/>
-              </w:rPr>
-              <w:t xml:space="preserve">Sub-Strand</w:t>
-            </w:r>
-          </w:p>
-        </w:tc>
-        <w:tc>
-          <w:tcPr>
-            <w:tcW w:type="dxa" w:w="10680"/>
-            <w:shd w:fill="FFFFFF" w:color="auto" w:val="clear"/>
-            <w:tcMar>
-              <w:top w:type="dxa" w:w="60"/>
-              <w:left w:type="dxa" w:w="120"/>
-              <w:bottom w:type="dxa" w:w="60"/>
-              <w:right w:type="dxa" w:w="120"/>
-            </w:tcMar>
-            <w:vAlign w:val="top"/>
-          </w:tcPr>
-          <w:p>
-            <w:pPr>
-              <w:spacing w:after="40" w:before="0"/>
-              <w:jc w:val="left"/>
-            </w:pPr>
-            <w:r>
-              <w:rPr>
-                <w:rFonts w:ascii="Arial" w:cs="Arial" w:eastAsia="Arial" w:hAnsi="Arial"/>
-                <w:b w:val="false"/>
-                <w:bCs w:val="false"/>
-                <w:i w:val="false"/>
-                <w:iCs w:val="false"/>
-                <w:color w:val="000000"/>
-                <w:sz w:val="18"/>
-                <w:szCs w:val="18"/>
-              </w:rPr>
-              <w:t xml:space="preserve">Sub-Strand 2.4: Acids, Bases and Salts</w:t>
-            </w:r>
-          </w:p>
-        </w:tc>
-      </w:tr>
-      <w:tr>
-        <w:tc>
-          <w:tcPr>
-            <w:tcW w:type="dxa" w:w="3000"/>
-            <w:shd w:fill="D5E8F0" w:color="auto" w:val="clear"/>
-            <w:tcMar>
-              <w:top w:type="dxa" w:w="60"/>
-              <w:left w:type="dxa" w:w="120"/>
-              <w:bottom w:type="dxa" w:w="60"/>
-              <w:right w:type="dxa" w:w="120"/>
-            </w:tcMar>
-            <w:vAlign w:val="top"/>
-          </w:tcPr>
-          <w:p>
-            <w:pPr>
-              <w:spacing w:after="40" w:before="0"/>
-              <w:jc w:val="left"/>
-            </w:pPr>
-            <w:r>
-              <w:rPr>
-                <w:rFonts w:ascii="Arial" w:cs="Arial" w:eastAsia="Arial" w:hAnsi="Arial"/>
-                <w:b/>
-                <w:bCs/>
-                <w:i w:val="false"/>
-                <w:iCs w:val="false"/>
-                <w:color w:val="000000"/>
-                <w:sz w:val="18"/>
-                <w:szCs w:val="18"/>
-              </w:rPr>
-              <w:t xml:space="preserve">Total Duration</w:t>
-            </w:r>
-          </w:p>
-        </w:tc>
-        <w:tc>
-          <w:tcPr>
-            <w:tcW w:type="dxa" w:w="10680"/>
-            <w:shd w:fill="FFFFFF" w:color="auto" w:val="clear"/>
-            <w:tcMar>
-              <w:top w:type="dxa" w:w="60"/>
-              <w:left w:type="dxa" w:w="120"/>
-              <w:bottom w:type="dxa" w:w="60"/>
-              <w:right w:type="dxa" w:w="120"/>
-            </w:tcMar>
-            <w:vAlign w:val="top"/>
-          </w:tcPr>
-          <w:p>
-            <w:pPr>
-              <w:spacing w:after="40" w:before="0"/>
-              <w:jc w:val="left"/>
-            </w:pPr>
-            <w:r>
-              <w:rPr>
-                <w:rFonts w:ascii="Arial" w:cs="Arial" w:eastAsia="Arial" w:hAnsi="Arial"/>
-                <w:b w:val="false"/>
-                <w:bCs w:val="false"/>
-                <w:i w:val="false"/>
-                <w:iCs w:val="false"/>
-                <w:color w:val="000000"/>
-                <w:sz w:val="18"/>
-                <w:szCs w:val="18"/>
-              </w:rPr>
-              <w:t xml:space="preserve">8 lessons × 40 minutes = 320 minutes total</w:t>
-            </w:r>
-          </w:p>
-        </w:tc>
-      </w:tr>
-      <w:tr>
-        <w:tc>
-          <w:tcPr>
-            <w:tcW w:type="dxa" w:w="3000"/>
-            <w:shd w:fill="D5E8F0" w:color="auto" w:val="clear"/>
-            <w:tcMar>
-              <w:top w:type="dxa" w:w="60"/>
-              <w:left w:type="dxa" w:w="120"/>
-              <w:bottom w:type="dxa" w:w="60"/>
-              <w:right w:type="dxa" w:w="120"/>
-            </w:tcMar>
-            <w:vAlign w:val="top"/>
-          </w:tcPr>
-          <w:p>
-            <w:pPr>
-              <w:spacing w:after="40" w:before="0"/>
-              <w:jc w:val="left"/>
-            </w:pPr>
-            <w:r>
-              <w:rPr>
-                <w:rFonts w:ascii="Arial" w:cs="Arial" w:eastAsia="Arial" w:hAnsi="Arial"/>
-                <w:b/>
-                <w:bCs/>
-                <w:i w:val="false"/>
-                <w:iCs w:val="false"/>
-                <w:color w:val="000000"/>
-                <w:sz w:val="18"/>
-                <w:szCs w:val="18"/>
-              </w:rPr>
-              <w:t xml:space="preserve">Sub-Strand Content</w:t>
-            </w:r>
-          </w:p>
-        </w:tc>
-        <w:tc>
-          <w:tcPr>
-            <w:tcW w:type="dxa" w:w="10680"/>
-            <w:shd w:fill="FFFFFF" w:color="auto" w:val="clear"/>
-            <w:tcMar>
-              <w:top w:type="dxa" w:w="60"/>
-              <w:left w:type="dxa" w:w="120"/>
-              <w:bottom w:type="dxa" w:w="60"/>
-              <w:right w:type="dxa" w:w="120"/>
-            </w:tcMar>
-            <w:vAlign w:val="top"/>
-          </w:tcPr>
-          <w:p>
-            <w:pPr>
-              <w:spacing w:after="30" w:before="0"/>
-              <w:ind w:left="360" w:hanging="180"/>
-              <w:jc w:val="left"/>
-            </w:pPr>
-            <w:r>
-              <w:rPr>
-                <w:rFonts w:ascii="Arial" w:cs="Arial" w:eastAsia="Arial" w:hAnsi="Arial"/>
-                <w:b w:val="false"/>
-                <w:bCs w:val="false"/>
-                <w:i w:val="false"/>
-                <w:iCs w:val="false"/>
-                <w:color w:val="000000"/>
-                <w:sz w:val="18"/>
-                <w:szCs w:val="18"/>
-              </w:rPr>
-              <w:t xml:space="preserve">–  Acids and bases — meaning, identification using universal indicator and pH chart</w:t>
-            </w:r>
-          </w:p>
-          <w:p>
-            <w:pPr>
-              <w:spacing w:after="30" w:before="0"/>
-              <w:ind w:left="360" w:hanging="180"/>
-              <w:jc w:val="left"/>
-            </w:pPr>
-            <w:r>
-              <w:rPr>
-                <w:rFonts w:ascii="Arial" w:cs="Arial" w:eastAsia="Arial" w:hAnsi="Arial"/>
-                <w:b w:val="false"/>
-                <w:bCs w:val="false"/>
-                <w:i w:val="false"/>
-                <w:iCs w:val="false"/>
-                <w:color w:val="000000"/>
-                <w:sz w:val="18"/>
-                <w:szCs w:val="18"/>
-              </w:rPr>
-              <w:t xml:space="preserve">–  pH levels of common substances in the environment (bleaching agents, vinegar, salts, soda, juices, water, wood ash, antacids, lemons)</w:t>
-            </w:r>
-          </w:p>
-          <w:p>
-            <w:pPr>
-              <w:spacing w:after="30" w:before="0"/>
-              <w:ind w:left="360" w:hanging="180"/>
-              <w:jc w:val="left"/>
-            </w:pPr>
-            <w:r>
-              <w:rPr>
-                <w:rFonts w:ascii="Arial" w:cs="Arial" w:eastAsia="Arial" w:hAnsi="Arial"/>
-                <w:b w:val="false"/>
-                <w:bCs w:val="false"/>
-                <w:i w:val="false"/>
-                <w:iCs w:val="false"/>
-                <w:color w:val="000000"/>
-                <w:sz w:val="18"/>
-                <w:szCs w:val="18"/>
-              </w:rPr>
-              <w:t xml:space="preserve">–  Functions of acids and bases in biological and chemical processes (digestion, respiration, bleaching action)</w:t>
-            </w:r>
-          </w:p>
-          <w:p>
-            <w:pPr>
-              <w:spacing w:after="30" w:before="0"/>
-              <w:ind w:left="360" w:hanging="180"/>
-              <w:jc w:val="left"/>
-            </w:pPr>
-            <w:r>
-              <w:rPr>
-                <w:rFonts w:ascii="Arial" w:cs="Arial" w:eastAsia="Arial" w:hAnsi="Arial"/>
-                <w:b w:val="false"/>
-                <w:bCs w:val="false"/>
-                <w:i w:val="false"/>
-                <w:iCs w:val="false"/>
-                <w:color w:val="000000"/>
-                <w:sz w:val="18"/>
-                <w:szCs w:val="18"/>
-              </w:rPr>
-              <w:t xml:space="preserve">–  Chemical properties of dilute acids and bases — reactions of acids with bases, acids with carbonates, and acids with metals</w:t>
-            </w:r>
-          </w:p>
-          <w:p>
-            <w:pPr>
-              <w:spacing w:after="30" w:before="0"/>
-              <w:ind w:left="360" w:hanging="180"/>
-              <w:jc w:val="left"/>
-            </w:pPr>
-            <w:r>
-              <w:rPr>
-                <w:rFonts w:ascii="Arial" w:cs="Arial" w:eastAsia="Arial" w:hAnsi="Arial"/>
-                <w:b w:val="false"/>
-                <w:bCs w:val="false"/>
-                <w:i w:val="false"/>
-                <w:iCs w:val="false"/>
-                <w:color w:val="000000"/>
-                <w:sz w:val="18"/>
-                <w:szCs w:val="18"/>
-              </w:rPr>
-              <w:t xml:space="preserve">–  Salts — classification and behaviour when exposed to air (hygroscopy, deliquescence and efflorescence)</w:t>
-            </w:r>
-          </w:p>
-          <w:p>
-            <w:pPr>
-              <w:spacing w:after="30" w:before="0"/>
-              <w:ind w:left="360" w:hanging="180"/>
-              <w:jc w:val="left"/>
-            </w:pPr>
-            <w:r>
-              <w:rPr>
-                <w:rFonts w:ascii="Arial" w:cs="Arial" w:eastAsia="Arial" w:hAnsi="Arial"/>
-                <w:b w:val="false"/>
-                <w:bCs w:val="false"/>
-                <w:i w:val="false"/>
-                <w:iCs w:val="false"/>
-                <w:color w:val="000000"/>
-                <w:sz w:val="18"/>
-                <w:szCs w:val="18"/>
-              </w:rPr>
-              <w:t xml:space="preserve">–  Applications of salts in real-life situations (agriculture, food industry, medicine, laundry, road use)</w:t>
-            </w:r>
-          </w:p>
-          <w:p>
-            <w:pPr>
-              <w:spacing w:after="30" w:before="0"/>
-              <w:ind w:left="360" w:hanging="180"/>
-              <w:jc w:val="left"/>
-            </w:pPr>
-            <w:r>
-              <w:rPr>
-                <w:rFonts w:ascii="Arial" w:cs="Arial" w:eastAsia="Arial" w:hAnsi="Arial"/>
-                <w:b w:val="false"/>
-                <w:bCs w:val="false"/>
-                <w:i w:val="false"/>
-                <w:iCs w:val="false"/>
-                <w:color w:val="000000"/>
-                <w:sz w:val="18"/>
-                <w:szCs w:val="18"/>
-              </w:rPr>
-              <w:t xml:space="preserve">–  Effects of salts on the environment (eutrophication, soil and air pollution)</w:t>
-            </w:r>
-          </w:p>
-        </w:tc>
-      </w:tr>
-      <w:tr>
-        <w:tc>
-          <w:tcPr>
-            <w:tcW w:type="dxa" w:w="3000"/>
-            <w:shd w:fill="D5E8F0" w:color="auto" w:val="clear"/>
-            <w:tcMar>
-              <w:top w:type="dxa" w:w="60"/>
-              <w:left w:type="dxa" w:w="120"/>
-              <w:bottom w:type="dxa" w:w="60"/>
-              <w:right w:type="dxa" w:w="120"/>
-            </w:tcMar>
-            <w:vAlign w:val="top"/>
-          </w:tcPr>
-          <w:p>
-            <w:pPr>
-              <w:spacing w:after="40" w:before="0"/>
-              <w:jc w:val="left"/>
-            </w:pPr>
-            <w:r>
-              <w:rPr>
-                <w:rFonts w:ascii="Arial" w:cs="Arial" w:eastAsia="Arial" w:hAnsi="Arial"/>
-                <w:b/>
-                <w:bCs/>
-                <w:i w:val="false"/>
-                <w:iCs w:val="false"/>
-                <w:color w:val="000000"/>
-                <w:sz w:val="18"/>
-                <w:szCs w:val="18"/>
-              </w:rPr>
-              <w:t xml:space="preserve">Learning Outcomes</w:t>
-            </w:r>
-          </w:p>
-        </w:tc>
-        <w:tc>
-          <w:tcPr>
-            <w:tcW w:type="dxa" w:w="10680"/>
-            <w:shd w:fill="FFFFFF" w:color="auto" w:val="clear"/>
-            <w:tcMar>
-              <w:top w:type="dxa" w:w="60"/>
-              <w:left w:type="dxa" w:w="120"/>
-              <w:bottom w:type="dxa" w:w="60"/>
-              <w:right w:type="dxa" w:w="120"/>
-            </w:tcMar>
-            <w:vAlign w:val="top"/>
-          </w:tcPr>
-          <w:p>
-            <w:pPr>
-              <w:spacing w:after="40" w:before="0"/>
-              <w:jc w:val="left"/>
-            </w:pPr>
-            <w:r>
-              <w:rPr>
-                <w:rFonts w:ascii="Arial" w:cs="Arial" w:eastAsia="Arial" w:hAnsi="Arial"/>
-                <w:b w:val="false"/>
-                <w:bCs w:val="false"/>
-                <w:i w:val="false"/>
-                <w:iCs w:val="false"/>
-                <w:color w:val="000000"/>
-                <w:sz w:val="18"/>
-                <w:szCs w:val="18"/>
-              </w:rPr>
-              <w:t xml:space="preserve">By the end of the sub-strand, the learner should be able to:</w:t>
-            </w:r>
-          </w:p>
-          <w:p>
-            <w:pPr>
-              <w:spacing w:after="40" w:before="0"/>
-              <w:jc w:val="left"/>
-            </w:pPr>
-            <w:r>
-              <w:rPr>
-                <w:rFonts w:ascii="Arial" w:cs="Arial" w:eastAsia="Arial" w:hAnsi="Arial"/>
-                <w:b w:val="false"/>
-                <w:bCs w:val="false"/>
-                <w:i w:val="false"/>
-                <w:iCs w:val="false"/>
-                <w:color w:val="000000"/>
-                <w:sz w:val="18"/>
-                <w:szCs w:val="18"/>
-              </w:rPr>
-              <w:t xml:space="preserve">a) distinguish between acids and bases using the universal indicator and pH chart;</w:t>
-            </w:r>
-          </w:p>
-          <w:p>
-            <w:pPr>
-              <w:spacing w:after="40" w:before="0"/>
-              <w:jc w:val="left"/>
-            </w:pPr>
-            <w:r>
-              <w:rPr>
-                <w:rFonts w:ascii="Arial" w:cs="Arial" w:eastAsia="Arial" w:hAnsi="Arial"/>
-                <w:b w:val="false"/>
-                <w:bCs w:val="false"/>
-                <w:i w:val="false"/>
-                <w:iCs w:val="false"/>
-                <w:color w:val="000000"/>
-                <w:sz w:val="18"/>
-                <w:szCs w:val="18"/>
-              </w:rPr>
-              <w:t xml:space="preserve">b) explain the role of acids and bases in biological and chemical processes;</w:t>
-            </w:r>
-          </w:p>
-          <w:p>
-            <w:pPr>
-              <w:spacing w:after="40" w:before="0"/>
-              <w:jc w:val="left"/>
-            </w:pPr>
-            <w:r>
-              <w:rPr>
-                <w:rFonts w:ascii="Arial" w:cs="Arial" w:eastAsia="Arial" w:hAnsi="Arial"/>
-                <w:b w:val="false"/>
-                <w:bCs w:val="false"/>
-                <w:i w:val="false"/>
-                <w:iCs w:val="false"/>
-                <w:color w:val="000000"/>
-                <w:sz w:val="18"/>
-                <w:szCs w:val="18"/>
-              </w:rPr>
-              <w:t xml:space="preserve">c) identify products of chemical reactions of acids and bases;</w:t>
-            </w:r>
-          </w:p>
-          <w:p>
-            <w:pPr>
-              <w:spacing w:after="40" w:before="0"/>
-              <w:jc w:val="left"/>
-            </w:pPr>
-            <w:r>
-              <w:rPr>
-                <w:rFonts w:ascii="Arial" w:cs="Arial" w:eastAsia="Arial" w:hAnsi="Arial"/>
-                <w:b w:val="false"/>
-                <w:bCs w:val="false"/>
-                <w:i w:val="false"/>
-                <w:iCs w:val="false"/>
-                <w:color w:val="000000"/>
-                <w:sz w:val="18"/>
-                <w:szCs w:val="18"/>
-              </w:rPr>
-              <w:t xml:space="preserve">d) classify salts according to their behaviour when exposed to air;</w:t>
-            </w:r>
-          </w:p>
-          <w:p>
-            <w:pPr>
-              <w:spacing w:after="40" w:before="0"/>
-              <w:jc w:val="left"/>
-            </w:pPr>
-            <w:r>
-              <w:rPr>
-                <w:rFonts w:ascii="Arial" w:cs="Arial" w:eastAsia="Arial" w:hAnsi="Arial"/>
-                <w:b w:val="false"/>
-                <w:bCs w:val="false"/>
-                <w:i w:val="false"/>
-                <w:iCs w:val="false"/>
-                <w:color w:val="000000"/>
-                <w:sz w:val="18"/>
-                <w:szCs w:val="18"/>
-              </w:rPr>
-              <w:t xml:space="preserve">e) outline applications of salts in real-life situations;</w:t>
-            </w:r>
-          </w:p>
-          <w:p>
-            <w:pPr>
-              <w:spacing w:after="40" w:before="0"/>
-              <w:jc w:val="left"/>
-            </w:pPr>
-            <w:r>
-              <w:rPr>
-                <w:rFonts w:ascii="Arial" w:cs="Arial" w:eastAsia="Arial" w:hAnsi="Arial"/>
-                <w:b w:val="false"/>
-                <w:bCs w:val="false"/>
-                <w:i w:val="false"/>
-                <w:iCs w:val="false"/>
-                <w:color w:val="000000"/>
-                <w:sz w:val="18"/>
-                <w:szCs w:val="18"/>
-              </w:rPr>
-              <w:t xml:space="preserve">f) promote proper use of salts in day-to-day life.</w:t>
-            </w:r>
-          </w:p>
-        </w:tc>
-      </w:tr>
-      <w:tr>
-        <w:tc>
-          <w:tcPr>
-            <w:tcW w:type="dxa" w:w="3000"/>
-            <w:shd w:fill="D5E8F0" w:color="auto" w:val="clear"/>
-            <w:tcMar>
-              <w:top w:type="dxa" w:w="60"/>
-              <w:left w:type="dxa" w:w="120"/>
-              <w:bottom w:type="dxa" w:w="60"/>
-              <w:right w:type="dxa" w:w="120"/>
-            </w:tcMar>
-            <w:vAlign w:val="top"/>
-          </w:tcPr>
-          <w:p>
-            <w:pPr>
-              <w:spacing w:after="40" w:before="0"/>
-              <w:jc w:val="left"/>
-            </w:pPr>
-            <w:r>
-              <w:rPr>
-                <w:rFonts w:ascii="Arial" w:cs="Arial" w:eastAsia="Arial" w:hAnsi="Arial"/>
-                <w:b/>
-                <w:bCs/>
-                <w:i w:val="false"/>
-                <w:iCs w:val="false"/>
-                <w:color w:val="000000"/>
-                <w:sz w:val="18"/>
-                <w:szCs w:val="18"/>
-              </w:rPr>
-              <w:t xml:space="preserve">Core Competencies</w:t>
-            </w:r>
-          </w:p>
-        </w:tc>
-        <w:tc>
-          <w:tcPr>
-            <w:tcW w:type="dxa" w:w="10680"/>
-            <w:shd w:fill="FFFFFF" w:color="auto" w:val="clear"/>
-            <w:tcMar>
-              <w:top w:type="dxa" w:w="60"/>
-              <w:left w:type="dxa" w:w="120"/>
-              <w:bottom w:type="dxa" w:w="60"/>
-              <w:right w:type="dxa" w:w="120"/>
-            </w:tcMar>
-            <w:vAlign w:val="top"/>
-          </w:tcPr>
-          <w:p>
-            <w:pPr>
-              <w:spacing w:after="30" w:before="0"/>
-              <w:ind w:left="360" w:hanging="180"/>
-              <w:jc w:val="left"/>
-            </w:pPr>
-            <w:r>
-              <w:rPr>
-                <w:rFonts w:ascii="Arial" w:cs="Arial" w:eastAsia="Arial" w:hAnsi="Arial"/>
-                <w:b w:val="false"/>
-                <w:bCs w:val="false"/>
-                <w:i w:val="false"/>
-                <w:iCs w:val="false"/>
-                <w:color w:val="000000"/>
-                <w:sz w:val="18"/>
-                <w:szCs w:val="18"/>
-              </w:rPr>
-              <w:t xml:space="preserve">–  Communication and Collaboration: as the learner sensitises the community on the acidity and basicity of substances used in day-to-day life such as bleaching agents, vinegar, salts, soda, juices, water, wood ash, antacids and lemons, and as the learner listens attentively to peers when discussing applications of salts.</w:t>
-            </w:r>
-          </w:p>
-          <w:p>
-            <w:pPr>
-              <w:spacing w:after="30" w:before="0"/>
-              <w:ind w:left="360" w:hanging="180"/>
-              <w:jc w:val="left"/>
-            </w:pPr>
-            <w:r>
-              <w:rPr>
-                <w:rFonts w:ascii="Arial" w:cs="Arial" w:eastAsia="Arial" w:hAnsi="Arial"/>
-                <w:b w:val="false"/>
-                <w:bCs w:val="false"/>
-                <w:i w:val="false"/>
-                <w:iCs w:val="false"/>
-                <w:color w:val="000000"/>
-                <w:sz w:val="18"/>
-                <w:szCs w:val="18"/>
-              </w:rPr>
-              <w:t xml:space="preserve">–  Self-efficacy: as the learner creates awareness on the importance of using required amounts of salt on food to avoid cases of high blood pressure, and as the learner carries out experiments on chemical properties of dilute acids and bases and presents findings.</w:t>
-            </w:r>
-          </w:p>
-          <w:p>
-            <w:pPr>
-              <w:spacing w:after="30" w:before="0"/>
-              <w:ind w:left="360" w:hanging="180"/>
-              <w:jc w:val="left"/>
-            </w:pPr>
-            <w:r>
-              <w:rPr>
-                <w:rFonts w:ascii="Arial" w:cs="Arial" w:eastAsia="Arial" w:hAnsi="Arial"/>
-                <w:b w:val="false"/>
-                <w:bCs w:val="false"/>
-                <w:i w:val="false"/>
-                <w:iCs w:val="false"/>
-                <w:color w:val="000000"/>
-                <w:sz w:val="18"/>
-                <w:szCs w:val="18"/>
-              </w:rPr>
-              <w:t xml:space="preserve">–  Digital Literacy: as the learner uses digital devices and print media to research on the applications of salts in day-to-day life.</w:t>
-            </w:r>
-          </w:p>
-        </w:tc>
-      </w:tr>
-      <w:tr>
-        <w:tc>
-          <w:tcPr>
-            <w:tcW w:type="dxa" w:w="3000"/>
-            <w:shd w:fill="E2EFDA" w:color="auto" w:val="clear"/>
-            <w:tcMar>
-              <w:top w:type="dxa" w:w="60"/>
-              <w:left w:type="dxa" w:w="120"/>
-              <w:bottom w:type="dxa" w:w="60"/>
-              <w:right w:type="dxa" w:w="120"/>
-            </w:tcMar>
-            <w:vAlign w:val="top"/>
-          </w:tcPr>
-          <w:p>
-            <w:pPr>
-              <w:spacing w:after="40" w:before="0"/>
-              <w:jc w:val="left"/>
-            </w:pPr>
-            <w:r>
-              <w:rPr>
-                <w:rFonts w:ascii="Arial" w:cs="Arial" w:eastAsia="Arial" w:hAnsi="Arial"/>
-                <w:b/>
-                <w:bCs/>
-                <w:i w:val="false"/>
-                <w:iCs w:val="false"/>
-                <w:color w:val="000000"/>
-                <w:sz w:val="18"/>
-                <w:szCs w:val="18"/>
-              </w:rPr>
-              <w:t xml:space="preserve">Core Values</w:t>
-            </w:r>
-          </w:p>
-        </w:tc>
-        <w:tc>
-          <w:tcPr>
-            <w:tcW w:type="dxa" w:w="10680"/>
-            <w:shd w:fill="FFFFFF" w:color="auto" w:val="clear"/>
-            <w:tcMar>
-              <w:top w:type="dxa" w:w="60"/>
-              <w:left w:type="dxa" w:w="120"/>
-              <w:bottom w:type="dxa" w:w="60"/>
-              <w:right w:type="dxa" w:w="120"/>
-            </w:tcMar>
-            <w:vAlign w:val="top"/>
-          </w:tcPr>
-          <w:p>
-            <w:pPr>
-              <w:spacing w:after="30" w:before="0"/>
-              <w:ind w:left="360" w:hanging="180"/>
-              <w:jc w:val="left"/>
-            </w:pPr>
-            <w:r>
-              <w:rPr>
-                <w:rFonts w:ascii="Arial" w:cs="Arial" w:eastAsia="Arial" w:hAnsi="Arial"/>
-                <w:b w:val="false"/>
-                <w:bCs w:val="false"/>
-                <w:i w:val="false"/>
-                <w:iCs w:val="false"/>
-                <w:color w:val="000000"/>
-                <w:sz w:val="18"/>
-                <w:szCs w:val="18"/>
-              </w:rPr>
-              <w:t xml:space="preserve">–  Responsibility: as the learner carefully uses digital devices to research on the applications of salts in day-to-day life, and takes personal responsibility for safe laboratory practice during acid-base experiments.</w:t>
-            </w:r>
-          </w:p>
-          <w:p>
-            <w:pPr>
-              <w:spacing w:after="30" w:before="0"/>
-              <w:ind w:left="360" w:hanging="180"/>
-              <w:jc w:val="left"/>
-            </w:pPr>
-            <w:r>
-              <w:rPr>
-                <w:rFonts w:ascii="Arial" w:cs="Arial" w:eastAsia="Arial" w:hAnsi="Arial"/>
-                <w:b w:val="false"/>
-                <w:bCs w:val="false"/>
-                <w:i w:val="false"/>
-                <w:iCs w:val="false"/>
-                <w:color w:val="000000"/>
-                <w:sz w:val="18"/>
-                <w:szCs w:val="18"/>
-              </w:rPr>
-              <w:t xml:space="preserve">–  Respect: as the learner respects each other's opinion while discussing with peers the meaning of acids, bases and salts, and listens attentively during plenary presentations.</w:t>
-            </w:r>
-          </w:p>
-        </w:tc>
-      </w:tr>
-      <w:tr>
-        <w:tc>
-          <w:tcPr>
-            <w:tcW w:type="dxa" w:w="3000"/>
-            <w:shd w:fill="D5E8F0" w:color="auto" w:val="clear"/>
-            <w:tcMar>
-              <w:top w:type="dxa" w:w="60"/>
-              <w:left w:type="dxa" w:w="120"/>
-              <w:bottom w:type="dxa" w:w="60"/>
-              <w:right w:type="dxa" w:w="120"/>
-            </w:tcMar>
-            <w:vAlign w:val="top"/>
-          </w:tcPr>
-          <w:p>
-            <w:pPr>
-              <w:spacing w:after="40" w:before="0"/>
-              <w:jc w:val="left"/>
-            </w:pPr>
-            <w:r>
-              <w:rPr>
-                <w:rFonts w:ascii="Arial" w:cs="Arial" w:eastAsia="Arial" w:hAnsi="Arial"/>
-                <w:b/>
-                <w:bCs/>
-                <w:i w:val="false"/>
-                <w:iCs w:val="false"/>
-                <w:color w:val="000000"/>
-                <w:sz w:val="18"/>
-                <w:szCs w:val="18"/>
-              </w:rPr>
-              <w:t xml:space="preserve">Science &amp; Engineering Practices</w:t>
-            </w:r>
-          </w:p>
-        </w:tc>
-        <w:tc>
-          <w:tcPr>
-            <w:tcW w:type="dxa" w:w="10680"/>
-            <w:shd w:fill="FFFFFF" w:color="auto" w:val="clear"/>
-            <w:tcMar>
-              <w:top w:type="dxa" w:w="60"/>
-              <w:left w:type="dxa" w:w="120"/>
-              <w:bottom w:type="dxa" w:w="60"/>
-              <w:right w:type="dxa" w:w="120"/>
-            </w:tcMar>
-            <w:vAlign w:val="top"/>
-          </w:tcPr>
-          <w:p>
-            <w:pPr>
-              <w:spacing w:after="30" w:before="0"/>
-              <w:ind w:left="360" w:hanging="180"/>
-              <w:jc w:val="left"/>
-            </w:pPr>
-            <w:r>
-              <w:rPr>
-                <w:rFonts w:ascii="Arial" w:cs="Arial" w:eastAsia="Arial" w:hAnsi="Arial"/>
-                <w:b w:val="false"/>
-                <w:bCs w:val="false"/>
-                <w:i w:val="false"/>
-                <w:iCs w:val="false"/>
-                <w:color w:val="000000"/>
-                <w:sz w:val="18"/>
-                <w:szCs w:val="18"/>
-              </w:rPr>
-              <w:t xml:space="preserve">–  Asking Questions and Defining Problems: as the learner formulates testable questions about why some foods and household substances in Kenya (lemon juice, wood ash, vinegar, soda) turn different colours on universal indicator paper.</w:t>
-            </w:r>
-          </w:p>
-          <w:p>
-            <w:pPr>
-              <w:spacing w:after="30" w:before="0"/>
-              <w:ind w:left="360" w:hanging="180"/>
-              <w:jc w:val="left"/>
-            </w:pPr>
-            <w:r>
-              <w:rPr>
-                <w:rFonts w:ascii="Arial" w:cs="Arial" w:eastAsia="Arial" w:hAnsi="Arial"/>
-                <w:b w:val="false"/>
-                <w:bCs w:val="false"/>
-                <w:i w:val="false"/>
-                <w:iCs w:val="false"/>
-                <w:color w:val="000000"/>
-                <w:sz w:val="18"/>
-                <w:szCs w:val="18"/>
-              </w:rPr>
-              <w:t xml:space="preserve">–  Planning and Carrying Out Investigations: as the learner designs and conducts experiments to test the pH of environmental substances and to investigate the behaviour of salts (hygroscopy, deliquescence, efflorescence) when exposed to air.</w:t>
-            </w:r>
-          </w:p>
-          <w:p>
-            <w:pPr>
-              <w:spacing w:after="30" w:before="0"/>
-              <w:ind w:left="360" w:hanging="180"/>
-              <w:jc w:val="left"/>
-            </w:pPr>
-            <w:r>
-              <w:rPr>
-                <w:rFonts w:ascii="Arial" w:cs="Arial" w:eastAsia="Arial" w:hAnsi="Arial"/>
-                <w:b w:val="false"/>
-                <w:bCs w:val="false"/>
-                <w:i w:val="false"/>
-                <w:iCs w:val="false"/>
-                <w:color w:val="000000"/>
-                <w:sz w:val="18"/>
-                <w:szCs w:val="18"/>
-              </w:rPr>
-              <w:t xml:space="preserve">–  Analysing and Interpreting Data: as the learner records and interprets colour changes on universal indicator and pH charts, and tabulates results from reactions of acids with bases, carbonates and metals.</w:t>
-            </w:r>
-          </w:p>
-          <w:p>
-            <w:pPr>
-              <w:spacing w:after="30" w:before="0"/>
-              <w:ind w:left="360" w:hanging="180"/>
-              <w:jc w:val="left"/>
-            </w:pPr>
-            <w:r>
-              <w:rPr>
-                <w:rFonts w:ascii="Arial" w:cs="Arial" w:eastAsia="Arial" w:hAnsi="Arial"/>
-                <w:b w:val="false"/>
-                <w:bCs w:val="false"/>
-                <w:i w:val="false"/>
-                <w:iCs w:val="false"/>
-                <w:color w:val="000000"/>
-                <w:sz w:val="18"/>
-                <w:szCs w:val="18"/>
-              </w:rPr>
-              <w:t xml:space="preserve">–  Constructing Explanations and Designing Solutions: as the learner explains the role of acids and bases in biological processes (digestion, respiration) and proposes practical community solutions around correct salt use and environmental impact of eutrophication.</w:t>
-            </w:r>
-          </w:p>
-          <w:p>
-            <w:pPr>
-              <w:spacing w:after="30" w:before="0"/>
-              <w:ind w:left="360" w:hanging="180"/>
-              <w:jc w:val="left"/>
-            </w:pPr>
-            <w:r>
-              <w:rPr>
-                <w:rFonts w:ascii="Arial" w:cs="Arial" w:eastAsia="Arial" w:hAnsi="Arial"/>
-                <w:b w:val="false"/>
-                <w:bCs w:val="false"/>
-                <w:i w:val="false"/>
-                <w:iCs w:val="false"/>
-                <w:color w:val="000000"/>
-                <w:sz w:val="18"/>
-                <w:szCs w:val="18"/>
-              </w:rPr>
-              <w:t xml:space="preserve">–  Obtaining, Evaluating and Communicating Information: as the learner uses digital and print media to research applications of salts, evaluates sources, and communicates findings to peers and community members.</w:t>
-            </w:r>
-          </w:p>
-        </w:tc>
-      </w:tr>
-      <w:tr>
-        <w:tc>
-          <w:tcPr>
-            <w:tcW w:type="dxa" w:w="3000"/>
-            <w:shd w:fill="FCE4D6" w:color="auto" w:val="clear"/>
-            <w:tcMar>
-              <w:top w:type="dxa" w:w="60"/>
-              <w:left w:type="dxa" w:w="120"/>
-              <w:bottom w:type="dxa" w:w="60"/>
-              <w:right w:type="dxa" w:w="120"/>
-            </w:tcMar>
-            <w:vAlign w:val="top"/>
-          </w:tcPr>
-          <w:p>
-            <w:pPr>
-              <w:spacing w:after="40" w:before="0"/>
-              <w:jc w:val="left"/>
-            </w:pPr>
-            <w:r>
-              <w:rPr>
-                <w:rFonts w:ascii="Arial" w:cs="Arial" w:eastAsia="Arial" w:hAnsi="Arial"/>
-                <w:b/>
-                <w:bCs/>
-                <w:i w:val="false"/>
-                <w:iCs w:val="false"/>
-                <w:color w:val="000000"/>
-                <w:sz w:val="18"/>
-                <w:szCs w:val="18"/>
-              </w:rPr>
-              <w:t xml:space="preserve">Pertinent &amp; Contemporary Issues (PCIs)</w:t>
-            </w:r>
-          </w:p>
-        </w:tc>
-        <w:tc>
-          <w:tcPr>
-            <w:tcW w:type="dxa" w:w="10680"/>
-            <w:shd w:fill="FFFFFF" w:color="auto" w:val="clear"/>
-            <w:tcMar>
-              <w:top w:type="dxa" w:w="60"/>
-              <w:left w:type="dxa" w:w="120"/>
-              <w:bottom w:type="dxa" w:w="60"/>
-              <w:right w:type="dxa" w:w="120"/>
-            </w:tcMar>
-            <w:vAlign w:val="top"/>
-          </w:tcPr>
-          <w:p>
-            <w:pPr>
-              <w:spacing w:after="30" w:before="0"/>
-              <w:ind w:left="360" w:hanging="180"/>
-              <w:jc w:val="left"/>
-            </w:pPr>
-            <w:r>
-              <w:rPr>
-                <w:rFonts w:ascii="Arial" w:cs="Arial" w:eastAsia="Arial" w:hAnsi="Arial"/>
-                <w:b w:val="false"/>
-                <w:bCs w:val="false"/>
-                <w:i w:val="false"/>
-                <w:iCs w:val="false"/>
-                <w:color w:val="000000"/>
-                <w:sz w:val="18"/>
-                <w:szCs w:val="18"/>
-              </w:rPr>
-              <w:t xml:space="preserve">–  Socio-economic and Environmental Education: as the learner discusses the effect of salts on the environment, including eutrophication, soil and air pollution from agricultural fertiliser overuse around farming areas such as the Rift Valley and Lake Victoria basin.</w:t>
-            </w:r>
-          </w:p>
-          <w:p>
-            <w:pPr>
-              <w:spacing w:after="30" w:before="0"/>
-              <w:ind w:left="360" w:hanging="180"/>
-              <w:jc w:val="left"/>
-            </w:pPr>
-            <w:r>
-              <w:rPr>
-                <w:rFonts w:ascii="Arial" w:cs="Arial" w:eastAsia="Arial" w:hAnsi="Arial"/>
-                <w:b w:val="false"/>
-                <w:bCs w:val="false"/>
-                <w:i w:val="false"/>
-                <w:iCs w:val="false"/>
-                <w:color w:val="000000"/>
-                <w:sz w:val="18"/>
-                <w:szCs w:val="18"/>
-              </w:rPr>
-              <w:t xml:space="preserve">–  Safety and Security: as the learner carries out experiments and presents findings on chemical properties of dilute acids and bases, observing all laboratory safety precautions.</w:t>
-            </w:r>
-          </w:p>
-          <w:p>
-            <w:pPr>
-              <w:spacing w:after="30" w:before="0"/>
-              <w:ind w:left="360" w:hanging="180"/>
-              <w:jc w:val="left"/>
-            </w:pPr>
-            <w:r>
-              <w:rPr>
-                <w:rFonts w:ascii="Arial" w:cs="Arial" w:eastAsia="Arial" w:hAnsi="Arial"/>
-                <w:b w:val="false"/>
-                <w:bCs w:val="false"/>
-                <w:i w:val="false"/>
-                <w:iCs w:val="false"/>
-                <w:color w:val="000000"/>
-                <w:sz w:val="18"/>
-                <w:szCs w:val="18"/>
-              </w:rPr>
-              <w:t xml:space="preserve">–  Learner Support Programme (Peer Education): as the learner discusses with peers the functions of acids and bases in biological and chemical processes — digestion, respiration and bleaching action.</w:t>
-            </w:r>
-          </w:p>
-        </w:tc>
-      </w:tr>
-      <w:tr>
-        <w:tc>
-          <w:tcPr>
-            <w:tcW w:type="dxa" w:w="3000"/>
-            <w:shd w:fill="D9EEF1" w:color="auto" w:val="clear"/>
-            <w:tcMar>
-              <w:top w:type="dxa" w:w="60"/>
-              <w:left w:type="dxa" w:w="120"/>
-              <w:bottom w:type="dxa" w:w="60"/>
-              <w:right w:type="dxa" w:w="120"/>
-            </w:tcMar>
-            <w:vAlign w:val="top"/>
-          </w:tcPr>
-          <w:p>
-            <w:pPr>
-              <w:spacing w:after="40" w:before="0"/>
-              <w:jc w:val="left"/>
-            </w:pPr>
-            <w:r>
-              <w:rPr>
-                <w:rFonts w:ascii="Arial" w:cs="Arial" w:eastAsia="Arial" w:hAnsi="Arial"/>
-                <w:b/>
-                <w:bCs/>
-                <w:i w:val="false"/>
-                <w:iCs w:val="false"/>
-                <w:color w:val="000000"/>
-                <w:sz w:val="18"/>
-                <w:szCs w:val="18"/>
-              </w:rPr>
-              <w:t xml:space="preserve">Career Connections</w:t>
-            </w:r>
-          </w:p>
-        </w:tc>
-        <w:tc>
-          <w:tcPr>
-            <w:tcW w:type="dxa" w:w="10680"/>
-            <w:shd w:fill="FFFFFF" w:color="auto" w:val="clear"/>
-            <w:tcMar>
-              <w:top w:type="dxa" w:w="60"/>
-              <w:left w:type="dxa" w:w="120"/>
-              <w:bottom w:type="dxa" w:w="60"/>
-              <w:right w:type="dxa" w:w="120"/>
-            </w:tcMar>
-            <w:vAlign w:val="top"/>
-          </w:tcPr>
-          <w:p>
-            <w:pPr>
-              <w:spacing w:after="30" w:before="0"/>
-              <w:ind w:left="360" w:hanging="180"/>
-              <w:jc w:val="left"/>
-            </w:pPr>
-            <w:r>
-              <w:rPr>
-                <w:rFonts w:ascii="Arial" w:cs="Arial" w:eastAsia="Arial" w:hAnsi="Arial"/>
-                <w:b w:val="false"/>
-                <w:bCs w:val="false"/>
-                <w:i w:val="false"/>
-                <w:iCs w:val="false"/>
-                <w:color w:val="000000"/>
-                <w:sz w:val="18"/>
-                <w:szCs w:val="18"/>
-              </w:rPr>
-              <w:t xml:space="preserve">–  Food Scientist / Nutritionist: understanding pH and acid-base chemistry underpins food preservation, fermentation (yoghurt, uji, togwa) and quality control in Kenyan food industries.</w:t>
-            </w:r>
-          </w:p>
-          <w:p>
-            <w:pPr>
-              <w:spacing w:after="30" w:before="0"/>
-              <w:ind w:left="360" w:hanging="180"/>
-              <w:jc w:val="left"/>
-            </w:pPr>
-            <w:r>
-              <w:rPr>
-                <w:rFonts w:ascii="Arial" w:cs="Arial" w:eastAsia="Arial" w:hAnsi="Arial"/>
-                <w:b w:val="false"/>
-                <w:bCs w:val="false"/>
-                <w:i w:val="false"/>
-                <w:iCs w:val="false"/>
-                <w:color w:val="000000"/>
-                <w:sz w:val="18"/>
-                <w:szCs w:val="18"/>
-              </w:rPr>
-              <w:t xml:space="preserve">–  Agricultural Extension Officer / Agronomist: knowledge of soil pH, fertiliser salts and their environmental effects is essential for advising farmers in counties such as Nakuru, Trans Nzoia and Uasin Gishu on crop production.</w:t>
-            </w:r>
-          </w:p>
-          <w:p>
-            <w:pPr>
-              <w:spacing w:after="30" w:before="0"/>
-              <w:ind w:left="360" w:hanging="180"/>
-              <w:jc w:val="left"/>
-            </w:pPr>
-            <w:r>
-              <w:rPr>
-                <w:rFonts w:ascii="Arial" w:cs="Arial" w:eastAsia="Arial" w:hAnsi="Arial"/>
-                <w:b w:val="false"/>
-                <w:bCs w:val="false"/>
-                <w:i w:val="false"/>
-                <w:iCs w:val="false"/>
-                <w:color w:val="000000"/>
-                <w:sz w:val="18"/>
-                <w:szCs w:val="18"/>
-              </w:rPr>
-              <w:t xml:space="preserve">–  Pharmacist / Biomedical Scientist: acid-base chemistry is foundational to formulating antacids, intravenous fluids and medicines dispensed in Kenyan health facilities.</w:t>
-            </w:r>
-          </w:p>
-          <w:p>
-            <w:pPr>
-              <w:spacing w:after="30" w:before="0"/>
-              <w:ind w:left="360" w:hanging="180"/>
-              <w:jc w:val="left"/>
-            </w:pPr>
-            <w:r>
-              <w:rPr>
-                <w:rFonts w:ascii="Arial" w:cs="Arial" w:eastAsia="Arial" w:hAnsi="Arial"/>
-                <w:b w:val="false"/>
-                <w:bCs w:val="false"/>
-                <w:i w:val="false"/>
-                <w:iCs w:val="false"/>
-                <w:color w:val="000000"/>
-                <w:sz w:val="18"/>
-                <w:szCs w:val="18"/>
-              </w:rPr>
-              <w:t xml:space="preserve">–  Environmental Scientist: understanding eutrophication and salt pollution is critical for protecting water bodies such as Lake Victoria and Lake Naivasha.</w:t>
-            </w:r>
-          </w:p>
-          <w:p>
-            <w:pPr>
-              <w:spacing w:after="30" w:before="0"/>
-              <w:ind w:left="360" w:hanging="180"/>
-              <w:jc w:val="left"/>
-            </w:pPr>
-            <w:r>
-              <w:rPr>
-                <w:rFonts w:ascii="Arial" w:cs="Arial" w:eastAsia="Arial" w:hAnsi="Arial"/>
-                <w:b w:val="false"/>
-                <w:bCs w:val="false"/>
-                <w:i w:val="false"/>
-                <w:iCs w:val="false"/>
-                <w:color w:val="000000"/>
-                <w:sz w:val="18"/>
-                <w:szCs w:val="18"/>
-              </w:rPr>
-              <w:t xml:space="preserve">–  Chemical / Process Engineer: acid-base and salt reactions are core to industrial manufacturing — soda ash production at Magadi Soda Company is a direct Kenyan example.</w:t>
-            </w:r>
-          </w:p>
-        </w:tc>
-      </w:tr>
-      <w:tr>
-        <w:tc>
-          <w:tcPr>
-            <w:tcW w:type="dxa" w:w="3000"/>
-            <w:shd w:fill="D5E8F0" w:color="auto" w:val="clear"/>
-            <w:tcMar>
-              <w:top w:type="dxa" w:w="60"/>
-              <w:left w:type="dxa" w:w="120"/>
-              <w:bottom w:type="dxa" w:w="60"/>
-              <w:right w:type="dxa" w:w="120"/>
-            </w:tcMar>
-            <w:vAlign w:val="top"/>
-          </w:tcPr>
-          <w:p>
-            <w:pPr>
-              <w:spacing w:after="40" w:before="0"/>
-              <w:jc w:val="left"/>
-            </w:pPr>
-            <w:r>
-              <w:rPr>
-                <w:rFonts w:ascii="Arial" w:cs="Arial" w:eastAsia="Arial" w:hAnsi="Arial"/>
-                <w:b/>
-                <w:bCs/>
-                <w:i w:val="false"/>
-                <w:iCs w:val="false"/>
-                <w:color w:val="000000"/>
-                <w:sz w:val="18"/>
-                <w:szCs w:val="18"/>
-              </w:rPr>
-              <w:t xml:space="preserve">Focus for Lessons</w:t>
-            </w:r>
-          </w:p>
-        </w:tc>
-        <w:tc>
-          <w:tcPr>
-            <w:tcW w:type="dxa" w:w="10680"/>
-            <w:shd w:fill="FFFFFF" w:color="auto" w:val="clear"/>
-            <w:tcMar>
-              <w:top w:type="dxa" w:w="60"/>
-              <w:left w:type="dxa" w:w="120"/>
-              <w:bottom w:type="dxa" w:w="60"/>
-              <w:right w:type="dxa" w:w="120"/>
-            </w:tcMar>
-            <w:vAlign w:val="top"/>
-          </w:tcPr>
-          <w:p>
-            <w:pPr>
-              <w:spacing w:after="40" w:before="0"/>
-              <w:jc w:val="left"/>
-            </w:pPr>
-            <w:r>
-              <w:rPr>
-                <w:rFonts w:ascii="Arial" w:cs="Arial" w:eastAsia="Arial" w:hAnsi="Arial"/>
-                <w:b w:val="false"/>
-                <w:bCs w:val="false"/>
-                <w:i w:val="false"/>
-                <w:iCs w:val="false"/>
-                <w:color w:val="000000"/>
-                <w:sz w:val="18"/>
-                <w:szCs w:val="18"/>
-              </w:rPr>
-              <w:t xml:space="preserve">This unit investigates the chemistry of acids, bases and salts through the lens of everyday Kenyan substances — from lemon juice and wood ash to the soda ash mined at Lake Magadi. Learners develop skills in experimental investigation, data interpretation and community communication as they explore pH, acid-base reactions and the diverse behaviour of salts in both biological systems and the wider environment. The unit adopts a phenomenon-driven, inquiry-based approach in which every lesson phase is anchored to a compelling local anchoring phenomenon, building towards a cumulative explanatory model of how these chemical species interact and affect Kenyan life and livelihoods.</w:t>
-            </w:r>
-          </w:p>
-        </w:tc>
-      </w:tr>
-      <w:tr>
-        <w:tc>
-          <w:tcPr>
-            <w:tcW w:type="dxa" w:w="3000"/>
-            <w:shd w:fill="EAD1F5" w:color="auto" w:val="clear"/>
-            <w:tcMar>
-              <w:top w:type="dxa" w:w="60"/>
-              <w:left w:type="dxa" w:w="120"/>
-              <w:bottom w:type="dxa" w:w="60"/>
-              <w:right w:type="dxa" w:w="120"/>
-            </w:tcMar>
-            <w:vAlign w:val="top"/>
-          </w:tcPr>
-          <w:p>
-            <w:pPr>
-              <w:spacing w:after="40" w:before="0"/>
-              <w:jc w:val="left"/>
-            </w:pPr>
-            <w:r>
-              <w:rPr>
-                <w:rFonts w:ascii="Arial" w:cs="Arial" w:eastAsia="Arial" w:hAnsi="Arial"/>
-                <w:b/>
-                <w:bCs/>
-                <w:i w:val="false"/>
-                <w:iCs w:val="false"/>
-                <w:color w:val="000000"/>
-                <w:sz w:val="18"/>
-                <w:szCs w:val="18"/>
-              </w:rPr>
-              <w:t xml:space="preserve">Driving Question / Key Inquiry Questions</w:t>
-            </w:r>
-          </w:p>
-        </w:tc>
-        <w:tc>
-          <w:tcPr>
-            <w:tcW w:type="dxa" w:w="10680"/>
-            <w:shd w:fill="FFFFFF" w:color="auto" w:val="clear"/>
-            <w:tcMar>
-              <w:top w:type="dxa" w:w="60"/>
-              <w:left w:type="dxa" w:w="120"/>
-              <w:bottom w:type="dxa" w:w="60"/>
-              <w:right w:type="dxa" w:w="120"/>
-            </w:tcMar>
-            <w:vAlign w:val="top"/>
-          </w:tcPr>
-          <w:p>
-            <w:pPr>
-              <w:spacing w:after="40" w:before="0"/>
-              <w:jc w:val="left"/>
-            </w:pPr>
-            <w:r>
-              <w:rPr>
-                <w:rFonts w:ascii="Arial" w:cs="Arial" w:eastAsia="Arial" w:hAnsi="Arial"/>
-                <w:b w:val="false"/>
-                <w:bCs w:val="false"/>
-                <w:i w:val="false"/>
-                <w:iCs w:val="false"/>
-                <w:color w:val="000000"/>
-                <w:sz w:val="18"/>
-                <w:szCs w:val="18"/>
-              </w:rPr>
-              <w:t xml:space="preserve">DRIVING QUESTION: Why do some substances from our everyday Kenyan environment — lake water, lemon juice, wood ash, cooking salt, antacids — react so differently with metals, food and living things, and how can understanding their acid, base or salt chemistry help us use them safely and sustainably?</w:t>
-            </w:r>
-          </w:p>
-          <w:p>
-            <w:pPr>
-              <w:spacing w:after="40" w:before="0"/>
-              <w:jc w:val="left"/>
-            </w:pPr>
-            <w:r>
-              <w:rPr>
-                <w:rFonts w:ascii="Arial" w:cs="Arial" w:eastAsia="Arial" w:hAnsi="Arial"/>
-                <w:b w:val="false"/>
-                <w:bCs w:val="false"/>
-                <w:i w:val="false"/>
-                <w:iCs w:val="false"/>
-                <w:color w:val="000000"/>
-                <w:sz w:val="18"/>
-                <w:szCs w:val="18"/>
-              </w:rPr>
-              <w:t xml:space="preserve"/>
-            </w:r>
-          </w:p>
-          <w:p>
-            <w:pPr>
-              <w:spacing w:after="40" w:before="0"/>
-              <w:jc w:val="left"/>
-            </w:pPr>
-            <w:r>
-              <w:rPr>
-                <w:rFonts w:ascii="Arial" w:cs="Arial" w:eastAsia="Arial" w:hAnsi="Arial"/>
-                <w:b w:val="false"/>
-                <w:bCs w:val="false"/>
-                <w:i w:val="false"/>
-                <w:iCs w:val="false"/>
-                <w:color w:val="000000"/>
-                <w:sz w:val="18"/>
-                <w:szCs w:val="18"/>
-              </w:rPr>
-              <w:t xml:space="preserve">KICD KEY INQUIRY QUESTIONS:</w:t>
-            </w:r>
-          </w:p>
-          <w:p>
-            <w:pPr>
-              <w:spacing w:after="40" w:before="0"/>
-              <w:jc w:val="left"/>
-            </w:pPr>
-            <w:r>
-              <w:rPr>
-                <w:rFonts w:ascii="Arial" w:cs="Arial" w:eastAsia="Arial" w:hAnsi="Arial"/>
-                <w:b w:val="false"/>
-                <w:bCs w:val="false"/>
-                <w:i w:val="false"/>
-                <w:iCs w:val="false"/>
-                <w:color w:val="000000"/>
-                <w:sz w:val="18"/>
-                <w:szCs w:val="18"/>
-              </w:rPr>
-              <w:t xml:space="preserve">1. Why are salts important in day-to-day life?</w:t>
-            </w:r>
-          </w:p>
-          <w:p>
-            <w:pPr>
-              <w:spacing w:after="40" w:before="0"/>
-              <w:jc w:val="left"/>
-            </w:pPr>
-            <w:r>
-              <w:rPr>
-                <w:rFonts w:ascii="Arial" w:cs="Arial" w:eastAsia="Arial" w:hAnsi="Arial"/>
-                <w:b w:val="false"/>
-                <w:bCs w:val="false"/>
-                <w:i w:val="false"/>
-                <w:iCs w:val="false"/>
-                <w:color w:val="000000"/>
-                <w:sz w:val="18"/>
-                <w:szCs w:val="18"/>
-              </w:rPr>
-              <w:t xml:space="preserve">2. How do salts behave when exposed to air?</w:t>
-            </w:r>
-          </w:p>
-        </w:tc>
-      </w:tr>
-      <w:tr>
-        <w:tc>
-          <w:tcPr>
-            <w:tcW w:type="dxa" w:w="3000"/>
-            <w:shd w:fill="EAD1F5" w:color="auto" w:val="clear"/>
-            <w:tcMar>
-              <w:top w:type="dxa" w:w="60"/>
-              <w:left w:type="dxa" w:w="120"/>
-              <w:bottom w:type="dxa" w:w="60"/>
-              <w:right w:type="dxa" w:w="120"/>
-            </w:tcMar>
-            <w:vAlign w:val="top"/>
-          </w:tcPr>
-          <w:p>
-            <w:pPr>
-              <w:spacing w:after="40" w:before="0"/>
-              <w:jc w:val="left"/>
-            </w:pPr>
-            <w:r>
-              <w:rPr>
-                <w:rFonts w:ascii="Arial" w:cs="Arial" w:eastAsia="Arial" w:hAnsi="Arial"/>
-                <w:b/>
-                <w:bCs/>
-                <w:i w:val="false"/>
-                <w:iCs w:val="false"/>
-                <w:color w:val="000000"/>
-                <w:sz w:val="18"/>
-                <w:szCs w:val="18"/>
-              </w:rPr>
-              <w:t xml:space="preserve">Anchoring Phenomenon</w:t>
-            </w:r>
-          </w:p>
-        </w:tc>
-        <w:tc>
-          <w:tcPr>
-            <w:tcW w:type="dxa" w:w="10680"/>
-            <w:shd w:fill="FFFFFF" w:color="auto" w:val="clear"/>
-            <w:tcMar>
-              <w:top w:type="dxa" w:w="60"/>
-              <w:left w:type="dxa" w:w="120"/>
-              <w:bottom w:type="dxa" w:w="60"/>
-              <w:right w:type="dxa" w:w="120"/>
-            </w:tcMar>
-            <w:vAlign w:val="top"/>
-          </w:tcPr>
-          <w:p>
-            <w:pPr>
-              <w:spacing w:after="40" w:before="0"/>
-              <w:jc w:val="left"/>
-            </w:pPr>
-            <w:r>
-              <w:rPr>
-                <w:rFonts w:ascii="Arial" w:cs="Arial" w:eastAsia="Arial" w:hAnsi="Arial"/>
-                <w:b w:val="false"/>
-                <w:bCs w:val="false"/>
-                <w:i w:val="false"/>
-                <w:iCs w:val="false"/>
-                <w:color w:val="000000"/>
-                <w:sz w:val="18"/>
-                <w:szCs w:val="18"/>
-              </w:rPr>
-              <w:t xml:space="preserve">ANCHORING PHENOMENON — "The Mystery of Lake Magadi's Soda Crusts and the Burning Ugali Pot"</w:t>
-            </w:r>
-          </w:p>
-          <w:p>
-            <w:pPr>
-              <w:spacing w:after="40" w:before="0"/>
-              <w:jc w:val="left"/>
-            </w:pPr>
-            <w:r>
-              <w:rPr>
-                <w:rFonts w:ascii="Arial" w:cs="Arial" w:eastAsia="Arial" w:hAnsi="Arial"/>
-                <w:b w:val="false"/>
-                <w:bCs w:val="false"/>
-                <w:i w:val="false"/>
-                <w:iCs w:val="false"/>
-                <w:color w:val="000000"/>
-                <w:sz w:val="18"/>
-                <w:szCs w:val="18"/>
-              </w:rPr>
-              <w:t xml:space="preserve"/>
-            </w:r>
-          </w:p>
-          <w:p>
-            <w:pPr>
-              <w:spacing w:after="40" w:before="0"/>
-              <w:jc w:val="left"/>
-            </w:pPr>
-            <w:r>
-              <w:rPr>
-                <w:rFonts w:ascii="Arial" w:cs="Arial" w:eastAsia="Arial" w:hAnsi="Arial"/>
-                <w:b w:val="false"/>
-                <w:bCs w:val="false"/>
-                <w:i w:val="false"/>
-                <w:iCs w:val="false"/>
-                <w:color w:val="000000"/>
-                <w:sz w:val="18"/>
-                <w:szCs w:val="18"/>
-              </w:rPr>
-              <w:t xml:space="preserve">Students are shown two striking images side by side: (1) a photograph of Lake Magadi in the Rift Valley, where thick white crusts of trona (sodium sesquicarbonate) coat the shoreline and flamingos wade in caustic pink-red water — yet local Maasai communities have harvested these salts for centuries; and (2) a close-up photograph of the inside of an aluminium sufuria (cooking pot) used daily to boil uji (porridge) in a Nairobi household, showing a stubborn white mineral scale on the inside walls and a thin grey pitting on the outside where the pot was accidentally left with dilute lemon-water inside overnight.</w:t>
-            </w:r>
-          </w:p>
-          <w:p>
-            <w:pPr>
-              <w:spacing w:after="40" w:before="0"/>
-              <w:jc w:val="left"/>
-            </w:pPr>
-            <w:r>
-              <w:rPr>
-                <w:rFonts w:ascii="Arial" w:cs="Arial" w:eastAsia="Arial" w:hAnsi="Arial"/>
-                <w:b w:val="false"/>
-                <w:bCs w:val="false"/>
-                <w:i w:val="false"/>
-                <w:iCs w:val="false"/>
-                <w:color w:val="000000"/>
-                <w:sz w:val="18"/>
-                <w:szCs w:val="18"/>
-              </w:rPr>
-              <w:t xml:space="preserve"/>
-            </w:r>
-          </w:p>
-          <w:p>
-            <w:pPr>
-              <w:spacing w:after="40" w:before="0"/>
-              <w:jc w:val="left"/>
-            </w:pPr>
-            <w:r>
-              <w:rPr>
-                <w:rFonts w:ascii="Arial" w:cs="Arial" w:eastAsia="Arial" w:hAnsi="Arial"/>
-                <w:b w:val="false"/>
-                <w:bCs w:val="false"/>
-                <w:i w:val="false"/>
-                <w:iCs w:val="false"/>
-                <w:color w:val="000000"/>
-                <w:sz w:val="18"/>
-                <w:szCs w:val="18"/>
-              </w:rPr>
-              <w:t xml:space="preserve">Both images are puzzling: the Lake Magadi water looks dangerously alkaline and yet it supports flamingo life and yields commercially valuable soda ash — how can something so caustic be so useful? The cooking pot was attacked by lemon juice (an acid) overnight, yet the same lemon juice is safe to drink. The mineral scale inside is left by hard water (dissolved mineral salts) — the same category of compounds as the trona at Magadi. Students are asked: What is happening chemically in both cases? Why do some substances burn metal while others form protective crusts? Why do some salts dissolve in water and others cake up or absorb moisture from the air? These questions anchor the entire unit and are returned to at the end of every lesson.</w:t>
-            </w:r>
-          </w:p>
-        </w:tc>
-      </w:tr>
-      <w:tr>
-        <w:tc>
-          <w:tcPr>
-            <w:tcW w:type="dxa" w:w="3000"/>
-            <w:shd w:fill="D9EEF1" w:color="auto" w:val="clear"/>
-            <w:tcMar>
-              <w:top w:type="dxa" w:w="60"/>
-              <w:left w:type="dxa" w:w="120"/>
-              <w:bottom w:type="dxa" w:w="60"/>
-              <w:right w:type="dxa" w:w="120"/>
-            </w:tcMar>
-            <w:vAlign w:val="top"/>
-          </w:tcPr>
-          <w:p>
-            <w:pPr>
-              <w:spacing w:after="40" w:before="0"/>
-              <w:jc w:val="left"/>
-            </w:pPr>
-            <w:r>
-              <w:rPr>
-                <w:rFonts w:ascii="Arial" w:cs="Arial" w:eastAsia="Arial" w:hAnsi="Arial"/>
-                <w:b/>
-                <w:bCs/>
-                <w:i w:val="false"/>
-                <w:iCs w:val="false"/>
-                <w:color w:val="000000"/>
-                <w:sz w:val="18"/>
-                <w:szCs w:val="18"/>
-              </w:rPr>
-              <w:t xml:space="preserve">Storyline Thread</w:t>
-            </w:r>
-          </w:p>
-        </w:tc>
-        <w:tc>
-          <w:tcPr>
-            <w:tcW w:type="dxa" w:w="10680"/>
-            <w:shd w:fill="FFFFFF" w:color="auto" w:val="clear"/>
-            <w:tcMar>
-              <w:top w:type="dxa" w:w="60"/>
-              <w:left w:type="dxa" w:w="120"/>
-              <w:bottom w:type="dxa" w:w="60"/>
-              <w:right w:type="dxa" w:w="120"/>
-            </w:tcMar>
-            <w:vAlign w:val="top"/>
-          </w:tcPr>
-          <w:p>
-            <w:pPr>
-              <w:spacing w:after="40" w:before="0"/>
-              <w:jc w:val="left"/>
-            </w:pPr>
-            <w:r>
-              <w:rPr>
-                <w:rFonts w:ascii="Arial" w:cs="Arial" w:eastAsia="Arial" w:hAnsi="Arial"/>
-                <w:b w:val="false"/>
-                <w:bCs w:val="false"/>
-                <w:i w:val="false"/>
-                <w:iCs w:val="false"/>
-                <w:color w:val="000000"/>
-                <w:sz w:val="18"/>
-                <w:szCs w:val="18"/>
-              </w:rPr>
-              <w:t xml:space="preserve">Lesson 1 — PREDICT &amp; ANCHOR: Students are shown the Lake Magadi / sufuria phenomenon images. Without any instruction, they predict in writing what they think is happening chemically, sort a set of 12 common Kenyan substances (lemon, vinegar, wood ash, antacid, milk, uji, baking soda, bleach, salt, water, soda water, tomato juice) into three labelled cups — "acid / base / neither" — using only prior knowledge. Predictions are posted on the Driving Question Board (DQB). Teacher introduces the driving question and the unit storyline.</w:t>
-            </w:r>
-          </w:p>
-          <w:p>
-            <w:pPr>
-              <w:spacing w:after="40" w:before="0"/>
-              <w:jc w:val="left"/>
-            </w:pPr>
-            <w:r>
-              <w:rPr>
-                <w:rFonts w:ascii="Arial" w:cs="Arial" w:eastAsia="Arial" w:hAnsi="Arial"/>
-                <w:b w:val="false"/>
-                <w:bCs w:val="false"/>
-                <w:i w:val="false"/>
-                <w:iCs w:val="false"/>
-                <w:color w:val="000000"/>
-                <w:sz w:val="18"/>
-                <w:szCs w:val="18"/>
-              </w:rPr>
-              <w:t xml:space="preserve"/>
-            </w:r>
-          </w:p>
-          <w:p>
-            <w:pPr>
-              <w:spacing w:after="40" w:before="0"/>
-              <w:jc w:val="left"/>
-            </w:pPr>
-            <w:r>
-              <w:rPr>
-                <w:rFonts w:ascii="Arial" w:cs="Arial" w:eastAsia="Arial" w:hAnsi="Arial"/>
-                <w:b w:val="false"/>
-                <w:bCs w:val="false"/>
-                <w:i w:val="false"/>
-                <w:iCs w:val="false"/>
-                <w:color w:val="000000"/>
-                <w:sz w:val="18"/>
-                <w:szCs w:val="18"/>
-              </w:rPr>
-              <w:t xml:space="preserve">Lesson 2 — OBSERVE (pH Investigation): Students test all 12 substances using universal indicator paper and the pH chart, recording colour changes and pH values in a results table. They compare actual pH results against their Lesson 1 predictions, note surprises, and update the DQB with new questions. Teacher consolidates the definition of acids and bases in terms of H⁺ and OH⁻ ions, and students begin building their first explanatory model diagram.</w:t>
-            </w:r>
-          </w:p>
-          <w:p>
-            <w:pPr>
-              <w:spacing w:after="40" w:before="0"/>
-              <w:jc w:val="left"/>
-            </w:pPr>
-            <w:r>
-              <w:rPr>
-                <w:rFonts w:ascii="Arial" w:cs="Arial" w:eastAsia="Arial" w:hAnsi="Arial"/>
-                <w:b w:val="false"/>
-                <w:bCs w:val="false"/>
-                <w:i w:val="false"/>
-                <w:iCs w:val="false"/>
-                <w:color w:val="000000"/>
-                <w:sz w:val="18"/>
-                <w:szCs w:val="18"/>
-              </w:rPr>
-              <w:t xml:space="preserve"/>
-            </w:r>
-          </w:p>
-          <w:p>
-            <w:pPr>
-              <w:spacing w:after="40" w:before="0"/>
-              <w:jc w:val="left"/>
-            </w:pPr>
-            <w:r>
-              <w:rPr>
-                <w:rFonts w:ascii="Arial" w:cs="Arial" w:eastAsia="Arial" w:hAnsi="Arial"/>
-                <w:b w:val="false"/>
-                <w:bCs w:val="false"/>
-                <w:i w:val="false"/>
-                <w:iCs w:val="false"/>
-                <w:color w:val="000000"/>
-                <w:sz w:val="18"/>
-                <w:szCs w:val="18"/>
-              </w:rPr>
-              <w:t xml:space="preserve">Lesson 3 — EXPLAIN (Biological &amp; Chemical Roles of Acids and Bases): Using the antacid-and-stomach-acid supporting phenomenon, students model digestion as an acid environment and discuss why the small intestine requires a more basic pH. They examine bleaching action (sodium hypochlorite) and respiration (CO₂ dissolving to form carbonic acid in blood). Readings and peer discussion connect every role back to the anchoring phenomenon (caustic lake water supporting life; lemon juice attacking metal). Model diagrams are revised.</w:t>
-            </w:r>
-          </w:p>
-          <w:p>
-            <w:pPr>
-              <w:spacing w:after="40" w:before="0"/>
-              <w:jc w:val="left"/>
-            </w:pPr>
-            <w:r>
-              <w:rPr>
-                <w:rFonts w:ascii="Arial" w:cs="Arial" w:eastAsia="Arial" w:hAnsi="Arial"/>
-                <w:b w:val="false"/>
-                <w:bCs w:val="false"/>
-                <w:i w:val="false"/>
-                <w:iCs w:val="false"/>
-                <w:color w:val="000000"/>
-                <w:sz w:val="18"/>
-                <w:szCs w:val="18"/>
-              </w:rPr>
-              <w:t xml:space="preserve"/>
-            </w:r>
-          </w:p>
-          <w:p>
-            <w:pPr>
-              <w:spacing w:after="40" w:before="0"/>
-              <w:jc w:val="left"/>
-            </w:pPr>
-            <w:r>
-              <w:rPr>
-                <w:rFonts w:ascii="Arial" w:cs="Arial" w:eastAsia="Arial" w:hAnsi="Arial"/>
-                <w:b w:val="false"/>
-                <w:bCs w:val="false"/>
-                <w:i w:val="false"/>
-                <w:iCs w:val="false"/>
-                <w:color w:val="000000"/>
-                <w:sz w:val="18"/>
-                <w:szCs w:val="18"/>
-              </w:rPr>
-              <w:t xml:space="preserve">Lesson 4 — OBSERVE &amp; INVESTIGATE (Reactions of Acids with Bases, Carbonates and Metals): Students carry out three supervised experiments — (i) dilute HCl + NaOH with universal indicator (neutralisation); (ii) dilute H₂SO₄ + marble chips / eggshells (carbonates — linking to antacid phenomenon); (iii) dilute HCl + magnesium ribbon (metal reaction — linking to the pitted sufuria). Students write word equations and balanced chemical equations, identify products, and present findings in plenary. Safety protocols are explicitly rehearsed before each experiment. DQB is updated.</w:t>
-            </w:r>
-          </w:p>
-          <w:p>
-            <w:pPr>
-              <w:spacing w:after="40" w:before="0"/>
-              <w:jc w:val="left"/>
-            </w:pPr>
-            <w:r>
-              <w:rPr>
-                <w:rFonts w:ascii="Arial" w:cs="Arial" w:eastAsia="Arial" w:hAnsi="Arial"/>
-                <w:b w:val="false"/>
-                <w:bCs w:val="false"/>
-                <w:i w:val="false"/>
-                <w:iCs w:val="false"/>
-                <w:color w:val="000000"/>
-                <w:sz w:val="18"/>
-                <w:szCs w:val="18"/>
-              </w:rPr>
-              <w:t xml:space="preserve"/>
-            </w:r>
-          </w:p>
-          <w:p>
-            <w:pPr>
-              <w:spacing w:after="40" w:before="0"/>
-              <w:jc w:val="left"/>
-            </w:pPr>
-            <w:r>
-              <w:rPr>
-                <w:rFonts w:ascii="Arial" w:cs="Arial" w:eastAsia="Arial" w:hAnsi="Arial"/>
-                <w:b w:val="false"/>
-                <w:bCs w:val="false"/>
-                <w:i w:val="false"/>
-                <w:iCs w:val="false"/>
-                <w:color w:val="000000"/>
-                <w:sz w:val="18"/>
-                <w:szCs w:val="18"/>
-              </w:rPr>
-              <w:t xml:space="preserve">Lesson 5 — EXPLAIN (Salts — Classification and Behaviour in Air): Using the canteen cook phenomenon (clumping salt in Mombasa rains), students are introduced to the three behaviours: hygroscopy, deliquescence and efflorescence. They carry out an investigation leaving small samples of NaCl, anhydrous CaCl₂, Na₂CO₃·10H₂O and CuSO₄·5H₂O in open petri dishes over 24 hours (set up at end of Lesson 4, observed at start of Lesson 5), recording mass changes and visual appearance. Students classify each salt and explain results using their model of ionic compounds and water interaction.</w:t>
-            </w:r>
-          </w:p>
-          <w:p>
-            <w:pPr>
-              <w:spacing w:after="40" w:before="0"/>
-              <w:jc w:val="left"/>
-            </w:pPr>
-            <w:r>
-              <w:rPr>
-                <w:rFonts w:ascii="Arial" w:cs="Arial" w:eastAsia="Arial" w:hAnsi="Arial"/>
-                <w:b w:val="false"/>
-                <w:bCs w:val="false"/>
-                <w:i w:val="false"/>
-                <w:iCs w:val="false"/>
-                <w:color w:val="000000"/>
-                <w:sz w:val="18"/>
-                <w:szCs w:val="18"/>
-              </w:rPr>
-              <w:t xml:space="preserve"/>
-            </w:r>
-          </w:p>
-          <w:p>
-            <w:pPr>
-              <w:spacing w:after="40" w:before="0"/>
-              <w:jc w:val="left"/>
-            </w:pPr>
-            <w:r>
-              <w:rPr>
-                <w:rFonts w:ascii="Arial" w:cs="Arial" w:eastAsia="Arial" w:hAnsi="Arial"/>
-                <w:b w:val="false"/>
-                <w:bCs w:val="false"/>
-                <w:i w:val="false"/>
-                <w:iCs w:val="false"/>
-                <w:color w:val="000000"/>
-                <w:sz w:val="18"/>
-                <w:szCs w:val="18"/>
-              </w:rPr>
-              <w:t xml:space="preserve">Lesson 6 — EXPLAIN &amp; APPLY (Applications of Salts in Real Life): Students research (digital devices or print media) and map applications of salts across five sectors — agriculture (CAN, DAP fertilisers in Rift Valley farms), food industry (table salt, preservatives), medicine (saline drips, antacids), laundry (washing soda), road use (salt gritting). They connect the Lake Magadi soda ash (Na₂CO₃) to industrial and domestic applications. A structured peer-teaching activity has groups teach one sector each. The community awareness project brief (correct salt intake and blood pressure) is introduced and students begin drafting their community sensitisation messages.</w:t>
-            </w:r>
-          </w:p>
-          <w:p>
-            <w:pPr>
-              <w:spacing w:after="40" w:before="0"/>
-              <w:jc w:val="left"/>
-            </w:pPr>
-            <w:r>
-              <w:rPr>
-                <w:rFonts w:ascii="Arial" w:cs="Arial" w:eastAsia="Arial" w:hAnsi="Arial"/>
-                <w:b w:val="false"/>
-                <w:bCs w:val="false"/>
-                <w:i w:val="false"/>
-                <w:iCs w:val="false"/>
-                <w:color w:val="000000"/>
-                <w:sz w:val="18"/>
-                <w:szCs w:val="18"/>
-              </w:rPr>
-              <w:t xml:space="preserve"/>
-            </w:r>
-          </w:p>
-          <w:p>
-            <w:pPr>
-              <w:spacing w:after="40" w:before="0"/>
-              <w:jc w:val="left"/>
-            </w:pPr>
-            <w:r>
-              <w:rPr>
-                <w:rFonts w:ascii="Arial" w:cs="Arial" w:eastAsia="Arial" w:hAnsi="Arial"/>
-                <w:b w:val="false"/>
-                <w:bCs w:val="false"/>
-                <w:i w:val="false"/>
-                <w:iCs w:val="false"/>
-                <w:color w:val="000000"/>
-                <w:sz w:val="18"/>
-                <w:szCs w:val="18"/>
-              </w:rPr>
-              <w:t xml:space="preserve">Lesson 7 — DRIVING QUESTION BOARD SYNTHESIS &amp; MODEL BUILDING: Students revisit every entry on the DQB posted since Lesson 1 and evaluate which questions can now be answered using accumulated evidence. Working in groups, they produce a revised cumulative model (poster or digital slide) that explains: (i) what acids, bases and salts are; (ii) how acids react with bases, carbonates and metals; (iii) how salts behave in air; (iv) how these phenomena connect to the Lake Magadi anchoring image and the pitted sufuria. Groups present models and offer peer critique. Teacher facilitates consensus on a class model.</w:t>
-            </w:r>
-          </w:p>
-          <w:p>
-            <w:pPr>
-              <w:spacing w:after="40" w:before="0"/>
-              <w:jc w:val="left"/>
-            </w:pPr>
-            <w:r>
-              <w:rPr>
-                <w:rFonts w:ascii="Arial" w:cs="Arial" w:eastAsia="Arial" w:hAnsi="Arial"/>
-                <w:b w:val="false"/>
-                <w:bCs w:val="false"/>
-                <w:i w:val="false"/>
-                <w:iCs w:val="false"/>
-                <w:color w:val="000000"/>
-                <w:sz w:val="18"/>
-                <w:szCs w:val="18"/>
-              </w:rPr>
-              <w:t xml:space="preserve"/>
-            </w:r>
-          </w:p>
-          <w:p>
-            <w:pPr>
-              <w:spacing w:after="40" w:before="0"/>
-              <w:jc w:val="left"/>
-            </w:pPr>
-            <w:r>
-              <w:rPr>
-                <w:rFonts w:ascii="Arial" w:cs="Arial" w:eastAsia="Arial" w:hAnsi="Arial"/>
-                <w:b w:val="false"/>
-                <w:bCs w:val="false"/>
-                <w:i w:val="false"/>
-                <w:iCs w:val="false"/>
-                <w:color w:val="000000"/>
-                <w:sz w:val="18"/>
-                <w:szCs w:val="18"/>
-              </w:rPr>
-              <w:t xml:space="preserve">Lesson 8 — ENVIRONMENTAL IMPACT, COMMUNITY PROJECT &amp; ASSESSMENT: Students investigate the eutrophication supporting phenomenon (Lake Victoria water hyacinth), linking excess fertiliser salts to environmental harm. They finalise and perform their community sensitisation presentations (on acidity/basicity of household substances and correct salt use). A written formative assessment uses the anchoring phenomenon images as stimulus: students explain the chemistry behind the Lake Magadi crusts, the pitted sufuria and the clumping canteen salt, demonstrating command of all sub-strand learning outcomes. Lesson closes with students writing one remaining question they still have on a sticky note for the DQB — modelling the ongoing nature of scientific inquiry.</w:t>
-            </w:r>
-          </w:p>
-        </w:tc>
-      </w:tr>
-      <w:tr>
-        <w:tc>
-          <w:tcPr>
-            <w:tcW w:type="dxa" w:w="3000"/>
-            <w:shd w:fill="EAD1F5" w:color="auto" w:val="clear"/>
-            <w:tcMar>
-              <w:top w:type="dxa" w:w="60"/>
-              <w:left w:type="dxa" w:w="120"/>
-              <w:bottom w:type="dxa" w:w="60"/>
-              <w:right w:type="dxa" w:w="120"/>
-            </w:tcMar>
-            <w:vAlign w:val="top"/>
-          </w:tcPr>
-          <w:p>
-            <w:pPr>
-              <w:spacing w:after="40" w:before="0"/>
-              <w:jc w:val="left"/>
-            </w:pPr>
-            <w:r>
-              <w:rPr>
-                <w:rFonts w:ascii="Arial" w:cs="Arial" w:eastAsia="Arial" w:hAnsi="Arial"/>
-                <w:b/>
-                <w:bCs/>
-                <w:i w:val="false"/>
-                <w:iCs w:val="false"/>
-                <w:color w:val="000000"/>
-                <w:sz w:val="18"/>
-                <w:szCs w:val="18"/>
-              </w:rPr>
-              <w:t xml:space="preserve">Supporting Phenomena</w:t>
-            </w:r>
-          </w:p>
-        </w:tc>
-        <w:tc>
-          <w:tcPr>
-            <w:tcW w:type="dxa" w:w="10680"/>
-            <w:shd w:fill="FFFFFF" w:color="auto" w:val="clear"/>
-            <w:tcMar>
-              <w:top w:type="dxa" w:w="60"/>
-              <w:left w:type="dxa" w:w="120"/>
-              <w:bottom w:type="dxa" w:w="60"/>
-              <w:right w:type="dxa" w:w="120"/>
-            </w:tcMar>
-            <w:vAlign w:val="top"/>
-          </w:tcPr>
-          <w:p>
-            <w:pPr>
-              <w:spacing w:after="30" w:before="0"/>
-              <w:ind w:left="360" w:hanging="180"/>
-              <w:jc w:val="left"/>
-            </w:pPr>
-            <w:r>
-              <w:rPr>
-                <w:rFonts w:ascii="Arial" w:cs="Arial" w:eastAsia="Arial" w:hAnsi="Arial"/>
-                <w:b w:val="false"/>
-                <w:bCs w:val="false"/>
-                <w:i w:val="false"/>
-                <w:iCs w:val="false"/>
-                <w:color w:val="000000"/>
-                <w:sz w:val="18"/>
-                <w:szCs w:val="18"/>
-              </w:rPr>
-              <w:t xml:space="preserve">–  A farmer in Kericho notices that adding wood ash (an alkaline substance) to acidic red soil boosts his tea seedling survival rate — students investigate what wood ash does to soil pH and why acids and bases neutralise each other.</w:t>
-            </w:r>
-          </w:p>
-          <w:p>
-            <w:pPr>
-              <w:spacing w:after="30" w:before="0"/>
-              <w:ind w:left="360" w:hanging="180"/>
-              <w:jc w:val="left"/>
-            </w:pPr>
-            <w:r>
-              <w:rPr>
-                <w:rFonts w:ascii="Arial" w:cs="Arial" w:eastAsia="Arial" w:hAnsi="Arial"/>
-                <w:b w:val="false"/>
-                <w:bCs w:val="false"/>
-                <w:i w:val="false"/>
-                <w:iCs w:val="false"/>
-                <w:color w:val="000000"/>
-                <w:sz w:val="18"/>
-                <w:szCs w:val="18"/>
-              </w:rPr>
-              <w:t xml:space="preserve">–  A nurse at a Kisumu clinic gives a patient an antacid tablet (calcium carbonate) for stomach acidity — students observe the fizzing reaction when the tablet dissolves and connect it to the reaction of carbonates with acids, explaining both the bubbles and the relief from pain.</w:t>
-            </w:r>
-          </w:p>
-          <w:p>
-            <w:pPr>
-              <w:spacing w:after="30" w:before="0"/>
-              <w:ind w:left="360" w:hanging="180"/>
-              <w:jc w:val="left"/>
-            </w:pPr>
-            <w:r>
-              <w:rPr>
-                <w:rFonts w:ascii="Arial" w:cs="Arial" w:eastAsia="Arial" w:hAnsi="Arial"/>
-                <w:b w:val="false"/>
-                <w:bCs w:val="false"/>
-                <w:i w:val="false"/>
-                <w:iCs w:val="false"/>
-                <w:color w:val="000000"/>
-                <w:sz w:val="18"/>
-                <w:szCs w:val="18"/>
-              </w:rPr>
-              <w:t xml:space="preserve">–  A secondary school canteen cook in Mombasa notices that the salt she stores in an open container during the long rains becomes wet and clumps, while the salt stored in a sealed tin stays dry and free-flowing — students investigate hygroscopy, deliquescence and efflorescence to explain the difference.</w:t>
-            </w:r>
-          </w:p>
-          <w:p>
-            <w:pPr>
-              <w:spacing w:after="30" w:before="0"/>
-              <w:ind w:left="360" w:hanging="180"/>
-              <w:jc w:val="left"/>
-            </w:pPr>
-            <w:r>
-              <w:rPr>
-                <w:rFonts w:ascii="Arial" w:cs="Arial" w:eastAsia="Arial" w:hAnsi="Arial"/>
-                <w:b w:val="false"/>
-                <w:bCs w:val="false"/>
-                <w:i w:val="false"/>
-                <w:iCs w:val="false"/>
-                <w:color w:val="000000"/>
-                <w:sz w:val="18"/>
-                <w:szCs w:val="18"/>
-              </w:rPr>
-              <w:t xml:space="preserve">–  Water hyacinth choking the shores of Lake Victoria near Kisumu has been linked partly to eutrophication from excess fertiliser salts (nitrates and phosphates) washing off farms into the lake — students research how over-application of agricultural salts causes environmental damage, connecting chemistry to real ecological crisis.</w:t>
-            </w:r>
-          </w:p>
-        </w:tc>
-      </w:tr>
-    </w:tbl>
-    <w:p>
-      <w:pPr>
-        <w:spacing w:after="120"/>
-      </w:pPr>
-      <w:r>
-        <w:t xml:space="preserve"/>
       </w:r>
     </w:p>
     <w:p>
@@ -3389,7 +3389,7 @@
               <w:spacing w:after="10" w:before="0"/>
               <w:ind w:left="120"/>
             </w:pPr>
-            <w:hyperlink w:history="1" r:id="rIdk4vsibjqbiq9n4u9qjojb">
+            <w:hyperlink w:history="1" r:id="rIdv0brudsf1xfbt-ljvw-n3">
               <w:r>
                 <w:rPr>
                   <w:rFonts w:ascii="Arial" w:cs="Arial" w:eastAsia="Arial" w:hAnsi="Arial"/>
@@ -3449,7 +3449,7 @@
             <w:pPr>
               <w:spacing w:after="20" w:before="0"/>
             </w:pPr>
-            <w:hyperlink w:history="1" r:id="rId1bbn3vkbr6_lejenmxwyt">
+            <w:hyperlink w:history="1" r:id="rIdlaifzbfcugtnwkyxfuzbc">
               <w:r>
                 <w:rPr>
                   <w:rFonts w:ascii="Arial" w:cs="Arial" w:eastAsia="Arial" w:hAnsi="Arial"/>
@@ -3482,7 +3482,7 @@
               <w:spacing w:after="10" w:before="0"/>
               <w:ind w:left="120"/>
             </w:pPr>
-            <w:hyperlink w:history="1" r:id="rIdrn0qixucdwn0zkttlapgu">
+            <w:hyperlink w:history="1" r:id="rIdie2qhqvitjgi6kajgghjk">
               <w:r>
                 <w:rPr>
                   <w:rFonts w:ascii="Arial" w:cs="Arial" w:eastAsia="Arial" w:hAnsi="Arial"/>
@@ -3694,7 +3694,7 @@
               <w:spacing w:after="10" w:before="0"/>
               <w:ind w:left="120"/>
             </w:pPr>
-            <w:hyperlink w:history="1" r:id="rIdljzxxfxav_ggokmmx0ed3">
+            <w:hyperlink w:history="1" r:id="rIdsbxdje0-j0-edteuyduj1">
               <w:r>
                 <w:rPr>
                   <w:rFonts w:ascii="Arial" w:cs="Arial" w:eastAsia="Arial" w:hAnsi="Arial"/>
@@ -3754,7 +3754,7 @@
             <w:pPr>
               <w:spacing w:after="20" w:before="0"/>
             </w:pPr>
-            <w:hyperlink w:history="1" r:id="rId0jkqc2eu1rpwgclbyzaxd">
+            <w:hyperlink w:history="1" r:id="rIdmoujk_1vmv2djrgza6cyj">
               <w:r>
                 <w:rPr>
                   <w:rFonts w:ascii="Arial" w:cs="Arial" w:eastAsia="Arial" w:hAnsi="Arial"/>
@@ -3787,7 +3787,7 @@
               <w:spacing w:after="10" w:before="0"/>
               <w:ind w:left="120"/>
             </w:pPr>
-            <w:hyperlink w:history="1" r:id="rId0dsox_tybyf0w3pb9_bmk">
+            <w:hyperlink w:history="1" r:id="rId1fcfelshfdb6hycbx40iw">
               <w:r>
                 <w:rPr>
                   <w:rFonts w:ascii="Arial" w:cs="Arial" w:eastAsia="Arial" w:hAnsi="Arial"/>
@@ -3999,7 +3999,7 @@
               <w:spacing w:after="10" w:before="0"/>
               <w:ind w:left="120"/>
             </w:pPr>
-            <w:hyperlink w:history="1" r:id="rIdaunqjlzffxcs9idoqe3qn">
+            <w:hyperlink w:history="1" r:id="rIdabhl8g4cdrksnaprluyv1">
               <w:r>
                 <w:rPr>
                   <w:rFonts w:ascii="Arial" w:cs="Arial" w:eastAsia="Arial" w:hAnsi="Arial"/>
@@ -4059,7 +4059,7 @@
             <w:pPr>
               <w:spacing w:after="20" w:before="0"/>
             </w:pPr>
-            <w:hyperlink w:history="1" r:id="rIdo9iy52f4_k9k4uy3vwhhs">
+            <w:hyperlink w:history="1" r:id="rIdgnxc_cmt-lqyepzsz7ogk">
               <w:r>
                 <w:rPr>
                   <w:rFonts w:ascii="Arial" w:cs="Arial" w:eastAsia="Arial" w:hAnsi="Arial"/>
@@ -4092,7 +4092,7 @@
               <w:spacing w:after="10" w:before="0"/>
               <w:ind w:left="120"/>
             </w:pPr>
-            <w:hyperlink w:history="1" r:id="rIdfzxia8yunhfewgmk5xslu">
+            <w:hyperlink w:history="1" r:id="rIdorbotfkovisojs8t7ypms">
               <w:r>
                 <w:rPr>
                   <w:rFonts w:ascii="Arial" w:cs="Arial" w:eastAsia="Arial" w:hAnsi="Arial"/>
@@ -4304,7 +4304,7 @@
               <w:spacing w:after="10" w:before="0"/>
               <w:ind w:left="120"/>
             </w:pPr>
-            <w:hyperlink w:history="1" r:id="rIdah4jgy_xua5rqeavq4w2i">
+            <w:hyperlink w:history="1" r:id="rIdp1uuzoqlmta1ivm5l7i2v">
               <w:r>
                 <w:rPr>
                   <w:rFonts w:ascii="Arial" w:cs="Arial" w:eastAsia="Arial" w:hAnsi="Arial"/>
@@ -4364,7 +4364,7 @@
             <w:pPr>
               <w:spacing w:after="20" w:before="0"/>
             </w:pPr>
-            <w:hyperlink w:history="1" r:id="rId9u_xk6kqnoea1xmfy_d9w">
+            <w:hyperlink w:history="1" r:id="rId_gj-kf7xeobxi7m_cpqes">
               <w:r>
                 <w:rPr>
                   <w:rFonts w:ascii="Arial" w:cs="Arial" w:eastAsia="Arial" w:hAnsi="Arial"/>
@@ -4397,7 +4397,7 @@
               <w:spacing w:after="10" w:before="0"/>
               <w:ind w:left="120"/>
             </w:pPr>
-            <w:hyperlink w:history="1" r:id="rId4jlo6b_h-oj_fqkunrbkc">
+            <w:hyperlink w:history="1" r:id="rIdupgzwepc9m3ggtluodybg">
               <w:r>
                 <w:rPr>
                   <w:rFonts w:ascii="Arial" w:cs="Arial" w:eastAsia="Arial" w:hAnsi="Arial"/>
@@ -4609,7 +4609,7 @@
               <w:spacing w:after="10" w:before="0"/>
               <w:ind w:left="120"/>
             </w:pPr>
-            <w:hyperlink w:history="1" r:id="rIdxr9zgrod3z1sxp0jvjykn">
+            <w:hyperlink w:history="1" r:id="rId7ck0y6b73qkcomeikf5bx">
               <w:r>
                 <w:rPr>
                   <w:rFonts w:ascii="Arial" w:cs="Arial" w:eastAsia="Arial" w:hAnsi="Arial"/>
@@ -4669,7 +4669,7 @@
             <w:pPr>
               <w:spacing w:after="20" w:before="0"/>
             </w:pPr>
-            <w:hyperlink w:history="1" r:id="rIdvlz35pc_zmedssp3_xwrp">
+            <w:hyperlink w:history="1" r:id="rId5wtwa_kblpes16g8yrmse">
               <w:r>
                 <w:rPr>
                   <w:rFonts w:ascii="Arial" w:cs="Arial" w:eastAsia="Arial" w:hAnsi="Arial"/>
@@ -4702,7 +4702,7 @@
               <w:spacing w:after="10" w:before="0"/>
               <w:ind w:left="120"/>
             </w:pPr>
-            <w:hyperlink w:history="1" r:id="rIdnxoat-_p8a7jf9opuwrkw">
+            <w:hyperlink w:history="1" r:id="rIdiwn2ayy0tf68zgttpmbnw">
               <w:r>
                 <w:rPr>
                   <w:rFonts w:ascii="Arial" w:cs="Arial" w:eastAsia="Arial" w:hAnsi="Arial"/>
@@ -5214,7 +5214,7 @@
         </w:rPr>
         <w:t xml:space="preserve">© 2026 SeaVuria and ARES. Aligned with KICD objectives. Developed by SeaVuria; technical implementation by ARES (with AI assistance from Claude). Licensed under </w:t>
       </w:r>
-      <w:hyperlink w:history="1" r:id="rIdvgjgyo2trnkxenpobr3cp">
+      <w:hyperlink w:history="1" r:id="rIduzknf09oipm2qkhh6yfey">
         <w:r>
           <w:rPr>
             <w:rFonts w:ascii="Arial" w:cs="Arial" w:eastAsia="Arial" w:hAnsi="Arial"/>
@@ -5235,7 +5235,7 @@
         </w:rPr>
         <w:t xml:space="preserve"> (</w:t>
       </w:r>
-      <w:hyperlink w:history="1" r:id="rIdmnbd7gzj6jcm6b1rualyf">
+      <w:hyperlink w:history="1" r:id="rIduvp1pj8xcxf5u47aiqbrr">
         <w:r>
           <w:rPr>
             <w:rFonts w:ascii="Arial" w:cs="Arial" w:eastAsia="Arial" w:hAnsi="Arial"/>
@@ -6248,7 +6248,7 @@
             <w:pPr>
               <w:spacing w:after="20" w:before="0"/>
             </w:pPr>
-            <w:hyperlink w:history="1" r:id="rIddgfnw-uxqbbslmbvjkioy">
+            <w:hyperlink w:history="1" r:id="rId4iemhllareiqje1j1acrp">
               <w:r>
                 <w:rPr>
                   <w:rFonts w:ascii="Arial" w:cs="Arial" w:eastAsia="Arial" w:hAnsi="Arial"/>
@@ -6281,7 +6281,7 @@
               <w:spacing w:after="10" w:before="0"/>
               <w:ind w:left="120"/>
             </w:pPr>
-            <w:hyperlink w:history="1" r:id="rIdg7m6pjm959cgcicqnuq-7">
+            <w:hyperlink w:history="1" r:id="rIddrimrzmchcdr5me_vrfvm">
               <w:r>
                 <w:rPr>
                   <w:rFonts w:ascii="Arial" w:cs="Arial" w:eastAsia="Arial" w:hAnsi="Arial"/>
@@ -6326,7 +6326,7 @@
             <w:pPr>
               <w:spacing w:after="20" w:before="0"/>
             </w:pPr>
-            <w:hyperlink w:history="1" r:id="rIdwb2ukxvarm14ogkbacu6f">
+            <w:hyperlink w:history="1" r:id="rId0zyeaznwr7o6a2qcpccxm">
               <w:r>
                 <w:rPr>
                   <w:rFonts w:ascii="Arial" w:cs="Arial" w:eastAsia="Arial" w:hAnsi="Arial"/>
@@ -6359,7 +6359,7 @@
               <w:spacing w:after="10" w:before="0"/>
               <w:ind w:left="120"/>
             </w:pPr>
-            <w:hyperlink w:history="1" r:id="rIdhkpeqn36gjsvm7og-2ums">
+            <w:hyperlink w:history="1" r:id="rIduljwt5_ygbqb9lyydtow_">
               <w:r>
                 <w:rPr>
                   <w:rFonts w:ascii="Arial" w:cs="Arial" w:eastAsia="Arial" w:hAnsi="Arial"/>
@@ -6554,7 +6554,7 @@
             <w:pPr>
               <w:spacing w:after="20" w:before="0"/>
             </w:pPr>
-            <w:hyperlink w:history="1" r:id="rIdcim1r0poetoxtuwanwumx">
+            <w:hyperlink w:history="1" r:id="rIdeqexoy3pv04cg76xgflf_">
               <w:r>
                 <w:rPr>
                   <w:rFonts w:ascii="Arial" w:cs="Arial" w:eastAsia="Arial" w:hAnsi="Arial"/>
@@ -6587,7 +6587,7 @@
               <w:spacing w:after="10" w:before="0"/>
               <w:ind w:left="120"/>
             </w:pPr>
-            <w:hyperlink w:history="1" r:id="rIdl7xspv_an8xr1o31z10wl">
+            <w:hyperlink w:history="1" r:id="rIdg1i4yfb1h15_vikv0zdt_">
               <w:r>
                 <w:rPr>
                   <w:rFonts w:ascii="Arial" w:cs="Arial" w:eastAsia="Arial" w:hAnsi="Arial"/>
@@ -6632,7 +6632,7 @@
             <w:pPr>
               <w:spacing w:after="20" w:before="0"/>
             </w:pPr>
-            <w:hyperlink w:history="1" r:id="rIdqgw4uxzh631misj0nsvd8">
+            <w:hyperlink w:history="1" r:id="rIdziq8bmqw5ztn8nep7si9m">
               <w:r>
                 <w:rPr>
                   <w:rFonts w:ascii="Arial" w:cs="Arial" w:eastAsia="Arial" w:hAnsi="Arial"/>
@@ -6665,7 +6665,7 @@
               <w:spacing w:after="10" w:before="0"/>
               <w:ind w:left="120"/>
             </w:pPr>
-            <w:hyperlink w:history="1" r:id="rIdjmrf9pyqw25srvsuagwqp">
+            <w:hyperlink w:history="1" r:id="rIdbyif6vv2shq0lfkoqk_2c">
               <w:r>
                 <w:rPr>
                   <w:rFonts w:ascii="Arial" w:cs="Arial" w:eastAsia="Arial" w:hAnsi="Arial"/>
@@ -6860,7 +6860,7 @@
             <w:pPr>
               <w:spacing w:after="20" w:before="0"/>
             </w:pPr>
-            <w:hyperlink w:history="1" r:id="rIdrawvhmztwooefgsrwvaiv">
+            <w:hyperlink w:history="1" r:id="rIdy4oygi3fpii99xdjydhad">
               <w:r>
                 <w:rPr>
                   <w:rFonts w:ascii="Arial" w:cs="Arial" w:eastAsia="Arial" w:hAnsi="Arial"/>
@@ -6893,7 +6893,7 @@
               <w:spacing w:after="10" w:before="0"/>
               <w:ind w:left="120"/>
             </w:pPr>
-            <w:hyperlink w:history="1" r:id="rIdhlyqcobrn4rpupunqrxzs">
+            <w:hyperlink w:history="1" r:id="rIdufymehyp1fj0kp76370bk">
               <w:r>
                 <w:rPr>
                   <w:rFonts w:ascii="Arial" w:cs="Arial" w:eastAsia="Arial" w:hAnsi="Arial"/>
@@ -6938,7 +6938,7 @@
             <w:pPr>
               <w:spacing w:after="20" w:before="0"/>
             </w:pPr>
-            <w:hyperlink w:history="1" r:id="rIdos-1lmdy3pp2r-l6-ucow">
+            <w:hyperlink w:history="1" r:id="rIdn-o1scn9nufvnbudqtjfh">
               <w:r>
                 <w:rPr>
                   <w:rFonts w:ascii="Arial" w:cs="Arial" w:eastAsia="Arial" w:hAnsi="Arial"/>
@@ -6971,7 +6971,7 @@
               <w:spacing w:after="10" w:before="0"/>
               <w:ind w:left="120"/>
             </w:pPr>
-            <w:hyperlink w:history="1" r:id="rIdt96spetovyj8edq7bvtd6">
+            <w:hyperlink w:history="1" r:id="rIdngdseguhwnt6fa4rz59or">
               <w:r>
                 <w:rPr>
                   <w:rFonts w:ascii="Arial" w:cs="Arial" w:eastAsia="Arial" w:hAnsi="Arial"/>
@@ -7166,7 +7166,7 @@
             <w:pPr>
               <w:spacing w:after="20" w:before="0"/>
             </w:pPr>
-            <w:hyperlink w:history="1" r:id="rIdonyclihcagvnux3rpwrng">
+            <w:hyperlink w:history="1" r:id="rIdxb7yp-1hunajbwrqvopr1">
               <w:r>
                 <w:rPr>
                   <w:rFonts w:ascii="Arial" w:cs="Arial" w:eastAsia="Arial" w:hAnsi="Arial"/>
@@ -7199,7 +7199,7 @@
               <w:spacing w:after="10" w:before="0"/>
               <w:ind w:left="120"/>
             </w:pPr>
-            <w:hyperlink w:history="1" r:id="rIdtq5ngalyqcdei-sf3hyyu">
+            <w:hyperlink w:history="1" r:id="rIdifpuklnwyaqnfjbjur0dj">
               <w:r>
                 <w:rPr>
                   <w:rFonts w:ascii="Arial" w:cs="Arial" w:eastAsia="Arial" w:hAnsi="Arial"/>
@@ -7244,7 +7244,7 @@
             <w:pPr>
               <w:spacing w:after="20" w:before="0"/>
             </w:pPr>
-            <w:hyperlink w:history="1" r:id="rIdz8wbyu1xcmvx6elk_bz1h">
+            <w:hyperlink w:history="1" r:id="rIdakkvxydpxk8v6kk24we79">
               <w:r>
                 <w:rPr>
                   <w:rFonts w:ascii="Arial" w:cs="Arial" w:eastAsia="Arial" w:hAnsi="Arial"/>
@@ -7277,7 +7277,7 @@
               <w:spacing w:after="10" w:before="0"/>
               <w:ind w:left="120"/>
             </w:pPr>
-            <w:hyperlink w:history="1" r:id="rIdzs7rulyzxk90wmx_9_gtl">
+            <w:hyperlink w:history="1" r:id="rIdvchbvjx47ycyotytfhm1c">
               <w:r>
                 <w:rPr>
                   <w:rFonts w:ascii="Arial" w:cs="Arial" w:eastAsia="Arial" w:hAnsi="Arial"/>
@@ -7472,7 +7472,7 @@
             <w:pPr>
               <w:spacing w:after="20" w:before="0"/>
             </w:pPr>
-            <w:hyperlink w:history="1" r:id="rIdee-g8unkmjf77fqhsodtv">
+            <w:hyperlink w:history="1" r:id="rIdzmojxnaklq01-3u_5rf1u">
               <w:r>
                 <w:rPr>
                   <w:rFonts w:ascii="Arial" w:cs="Arial" w:eastAsia="Arial" w:hAnsi="Arial"/>
@@ -7505,7 +7505,7 @@
               <w:spacing w:after="10" w:before="0"/>
               <w:ind w:left="120"/>
             </w:pPr>
-            <w:hyperlink w:history="1" r:id="rIdxpc8wrpyth94ig2zcu1cq">
+            <w:hyperlink w:history="1" r:id="rIdkwl0z9belewib_lfjfng3">
               <w:r>
                 <w:rPr>
                   <w:rFonts w:ascii="Arial" w:cs="Arial" w:eastAsia="Arial" w:hAnsi="Arial"/>
@@ -7550,7 +7550,7 @@
             <w:pPr>
               <w:spacing w:after="20" w:before="0"/>
             </w:pPr>
-            <w:hyperlink w:history="1" r:id="rIddtecz0ngoceesueyra_gz">
+            <w:hyperlink w:history="1" r:id="rIdgmvbpgky3qw9innrqauzb">
               <w:r>
                 <w:rPr>
                   <w:rFonts w:ascii="Arial" w:cs="Arial" w:eastAsia="Arial" w:hAnsi="Arial"/>
@@ -7583,7 +7583,7 @@
               <w:spacing w:after="10" w:before="0"/>
               <w:ind w:left="120"/>
             </w:pPr>
-            <w:hyperlink w:history="1" r:id="rIdwrvssd36npkyho4-pvaiy">
+            <w:hyperlink w:history="1" r:id="rIdyprqfhnsqcl8cr9aukjt_">
               <w:r>
                 <w:rPr>
                   <w:rFonts w:ascii="Arial" w:cs="Arial" w:eastAsia="Arial" w:hAnsi="Arial"/>
@@ -8209,7 +8209,7 @@
         </w:rPr>
         <w:t xml:space="preserve">© 2026 SeaVuria and ARES. Aligned with KICD objectives. Developed by SeaVuria; technical implementation by ARES (with AI assistance from Claude). Licensed under </w:t>
       </w:r>
-      <w:hyperlink w:history="1" r:id="rId594y0gdgtgreur2rzr2tz">
+      <w:hyperlink w:history="1" r:id="rIdn08u1or87tok4qeulo9cl">
         <w:r>
           <w:rPr>
             <w:rFonts w:ascii="Arial" w:cs="Arial" w:eastAsia="Arial" w:hAnsi="Arial"/>
@@ -8230,7 +8230,7 @@
         </w:rPr>
         <w:t xml:space="preserve"> (</w:t>
       </w:r>
-      <w:hyperlink w:history="1" r:id="rIdasbziatwegw3rvbzbw3i2">
+      <w:hyperlink w:history="1" r:id="rIddrfunpxy_w0npktg9nubp">
         <w:r>
           <w:rPr>
             <w:rFonts w:ascii="Arial" w:cs="Arial" w:eastAsia="Arial" w:hAnsi="Arial"/>
@@ -9243,7 +9243,7 @@
             <w:pPr>
               <w:spacing w:after="20" w:before="0"/>
             </w:pPr>
-            <w:hyperlink w:history="1" r:id="rIdaog6xbqakkpjmnbg3ntdh">
+            <w:hyperlink w:history="1" r:id="rIdit6xgl8wc4mqul8ce591z">
               <w:r>
                 <w:rPr>
                   <w:rFonts w:ascii="Arial" w:cs="Arial" w:eastAsia="Arial" w:hAnsi="Arial"/>
@@ -9276,7 +9276,7 @@
               <w:spacing w:after="10" w:before="0"/>
               <w:ind w:left="120"/>
             </w:pPr>
-            <w:hyperlink w:history="1" r:id="rIdlmxdl7clf6mwag0mesbsc">
+            <w:hyperlink w:history="1" r:id="rId-wv9igrvmvxzvog3hkf1s">
               <w:r>
                 <w:rPr>
                   <w:rFonts w:ascii="Arial" w:cs="Arial" w:eastAsia="Arial" w:hAnsi="Arial"/>
@@ -9338,7 +9338,7 @@
               <w:spacing w:after="10" w:before="0"/>
               <w:ind w:left="120"/>
             </w:pPr>
-            <w:hyperlink w:history="1" r:id="rIdmk_hoxyv_uh7oz6rz_krc">
+            <w:hyperlink w:history="1" r:id="rIdho95l40xft-zmh2bnvmvh">
               <w:r>
                 <w:rPr>
                   <w:rFonts w:ascii="Arial" w:cs="Arial" w:eastAsia="Arial" w:hAnsi="Arial"/>
@@ -9548,7 +9548,7 @@
             <w:pPr>
               <w:spacing w:after="20" w:before="0"/>
             </w:pPr>
-            <w:hyperlink w:history="1" r:id="rIdco9adjzbui08o7ygiayj9">
+            <w:hyperlink w:history="1" r:id="rIdwxmeycn1dmqdx_z9jadb1">
               <w:r>
                 <w:rPr>
                   <w:rFonts w:ascii="Arial" w:cs="Arial" w:eastAsia="Arial" w:hAnsi="Arial"/>
@@ -9581,7 +9581,7 @@
               <w:spacing w:after="10" w:before="0"/>
               <w:ind w:left="120"/>
             </w:pPr>
-            <w:hyperlink w:history="1" r:id="rIde1-kq6b9vfr-jdo6emq9g">
+            <w:hyperlink w:history="1" r:id="rIdrrzkcvsoximhwahjs3f-y">
               <w:r>
                 <w:rPr>
                   <w:rFonts w:ascii="Arial" w:cs="Arial" w:eastAsia="Arial" w:hAnsi="Arial"/>
@@ -9643,7 +9643,7 @@
               <w:spacing w:after="10" w:before="0"/>
               <w:ind w:left="120"/>
             </w:pPr>
-            <w:hyperlink w:history="1" r:id="rId-sbidanbnwhj-eu-lxr4m">
+            <w:hyperlink w:history="1" r:id="rId4ucncxa2r_ksfs2zjg7ae">
               <w:r>
                 <w:rPr>
                   <w:rFonts w:ascii="Arial" w:cs="Arial" w:eastAsia="Arial" w:hAnsi="Arial"/>
@@ -9853,7 +9853,7 @@
             <w:pPr>
               <w:spacing w:after="20" w:before="0"/>
             </w:pPr>
-            <w:hyperlink w:history="1" r:id="rIdtwsyrdomcqf9dwrnmd65t">
+            <w:hyperlink w:history="1" r:id="rIdwngax_yan9tp26g7krhwo">
               <w:r>
                 <w:rPr>
                   <w:rFonts w:ascii="Arial" w:cs="Arial" w:eastAsia="Arial" w:hAnsi="Arial"/>
@@ -9886,7 +9886,7 @@
               <w:spacing w:after="10" w:before="0"/>
               <w:ind w:left="120"/>
             </w:pPr>
-            <w:hyperlink w:history="1" r:id="rId3rbmuuoa9g3l6wd3zljhy">
+            <w:hyperlink w:history="1" r:id="rIdxvuk0jxfm1jwmqvsepaq5">
               <w:r>
                 <w:rPr>
                   <w:rFonts w:ascii="Arial" w:cs="Arial" w:eastAsia="Arial" w:hAnsi="Arial"/>
@@ -9948,7 +9948,7 @@
               <w:spacing w:after="10" w:before="0"/>
               <w:ind w:left="120"/>
             </w:pPr>
-            <w:hyperlink w:history="1" r:id="rIdbpcyjfqbvvps9lmpysjhs">
+            <w:hyperlink w:history="1" r:id="rIdxqgnwngxeqbglifbkib7t">
               <w:r>
                 <w:rPr>
                   <w:rFonts w:ascii="Arial" w:cs="Arial" w:eastAsia="Arial" w:hAnsi="Arial"/>
@@ -10158,7 +10158,7 @@
             <w:pPr>
               <w:spacing w:after="20" w:before="0"/>
             </w:pPr>
-            <w:hyperlink w:history="1" r:id="rIdx34wq_rbnuqp7fqhjwgr7">
+            <w:hyperlink w:history="1" r:id="rIdjrwo_fwp6wbe4soz8iegd">
               <w:r>
                 <w:rPr>
                   <w:rFonts w:ascii="Arial" w:cs="Arial" w:eastAsia="Arial" w:hAnsi="Arial"/>
@@ -10191,7 +10191,7 @@
               <w:spacing w:after="10" w:before="0"/>
               <w:ind w:left="120"/>
             </w:pPr>
-            <w:hyperlink w:history="1" r:id="rId5hmhfazg_crchuyjxfemv">
+            <w:hyperlink w:history="1" r:id="rIdrmauqfdrceje5y4i8uim_">
               <w:r>
                 <w:rPr>
                   <w:rFonts w:ascii="Arial" w:cs="Arial" w:eastAsia="Arial" w:hAnsi="Arial"/>
@@ -10253,7 +10253,7 @@
               <w:spacing w:after="10" w:before="0"/>
               <w:ind w:left="120"/>
             </w:pPr>
-            <w:hyperlink w:history="1" r:id="rIdudayz-5-xrrj3yvx3xh9-">
+            <w:hyperlink w:history="1" r:id="rIdpm2lnii2s-pn2hajweo9o">
               <w:r>
                 <w:rPr>
                   <w:rFonts w:ascii="Arial" w:cs="Arial" w:eastAsia="Arial" w:hAnsi="Arial"/>
@@ -10463,7 +10463,7 @@
             <w:pPr>
               <w:spacing w:after="20" w:before="0"/>
             </w:pPr>
-            <w:hyperlink w:history="1" r:id="rIdpnvok0kc3vx2g70a7-q3f">
+            <w:hyperlink w:history="1" r:id="rIdu3-92m7nyo5fsrd4-kykq">
               <w:r>
                 <w:rPr>
                   <w:rFonts w:ascii="Arial" w:cs="Arial" w:eastAsia="Arial" w:hAnsi="Arial"/>
@@ -10496,7 +10496,7 @@
               <w:spacing w:after="10" w:before="0"/>
               <w:ind w:left="120"/>
             </w:pPr>
-            <w:hyperlink w:history="1" r:id="rIdpnc9jufg6oxbhrmh7dldv">
+            <w:hyperlink w:history="1" r:id="rIdjx6m7f44gtywag2qwnhyr">
               <w:r>
                 <w:rPr>
                   <w:rFonts w:ascii="Arial" w:cs="Arial" w:eastAsia="Arial" w:hAnsi="Arial"/>
@@ -10558,7 +10558,7 @@
               <w:spacing w:after="10" w:before="0"/>
               <w:ind w:left="120"/>
             </w:pPr>
-            <w:hyperlink w:history="1" r:id="rIdssc7_a3vkn6irgue6znhv">
+            <w:hyperlink w:history="1" r:id="rIdgqkysejjyyln9hzgrypxg">
               <w:r>
                 <w:rPr>
                   <w:rFonts w:ascii="Arial" w:cs="Arial" w:eastAsia="Arial" w:hAnsi="Arial"/>
@@ -11180,7 +11180,7 @@
         </w:rPr>
         <w:t xml:space="preserve">© 2026 SeaVuria and ARES. Aligned with KICD objectives. Developed by SeaVuria; technical implementation by ARES (with AI assistance from Claude). Licensed under </w:t>
       </w:r>
-      <w:hyperlink w:history="1" r:id="rIdm1lw4lcvi3vvvt8j1stlt">
+      <w:hyperlink w:history="1" r:id="rIdd8ptvg33c0vxntaiqdn6b">
         <w:r>
           <w:rPr>
             <w:rFonts w:ascii="Arial" w:cs="Arial" w:eastAsia="Arial" w:hAnsi="Arial"/>
@@ -11201,7 +11201,7 @@
         </w:rPr>
         <w:t xml:space="preserve"> (</w:t>
       </w:r>
-      <w:hyperlink w:history="1" r:id="rId4qa3polv6fy0i5w-5ouzu">
+      <w:hyperlink w:history="1" r:id="rIdwgbsk7a53m2ufofahfj0n">
         <w:r>
           <w:rPr>
             <w:rFonts w:ascii="Arial" w:cs="Arial" w:eastAsia="Arial" w:hAnsi="Arial"/>
@@ -12214,7 +12214,7 @@
             <w:pPr>
               <w:spacing w:after="20" w:before="0"/>
             </w:pPr>
-            <w:hyperlink w:history="1" r:id="rIdetskoa2c0f0idedrgxiy-">
+            <w:hyperlink w:history="1" r:id="rIdwsrrx1fhc-e77qocnisw5">
               <w:r>
                 <w:rPr>
                   <w:rFonts w:ascii="Arial" w:cs="Arial" w:eastAsia="Arial" w:hAnsi="Arial"/>
@@ -12247,7 +12247,7 @@
               <w:spacing w:after="10" w:before="0"/>
               <w:ind w:left="120"/>
             </w:pPr>
-            <w:hyperlink w:history="1" r:id="rId4axy6y4-r7mlrtudd6loh">
+            <w:hyperlink w:history="1" r:id="rIdkcud8rw2ryk9fkzne1v4n">
               <w:r>
                 <w:rPr>
                   <w:rFonts w:ascii="Arial" w:cs="Arial" w:eastAsia="Arial" w:hAnsi="Arial"/>
@@ -12292,7 +12292,7 @@
             <w:pPr>
               <w:spacing w:after="20" w:before="0"/>
             </w:pPr>
-            <w:hyperlink w:history="1" r:id="rIdioz6qy-gyatcu6skzmmmq">
+            <w:hyperlink w:history="1" r:id="rIdxkayagee52ydmlie5r2l-">
               <w:r>
                 <w:rPr>
                   <w:rFonts w:ascii="Arial" w:cs="Arial" w:eastAsia="Arial" w:hAnsi="Arial"/>
@@ -12325,7 +12325,7 @@
               <w:spacing w:after="10" w:before="0"/>
               <w:ind w:left="120"/>
             </w:pPr>
-            <w:hyperlink w:history="1" r:id="rId3ygs7seqgihfyo9uhwy-d">
+            <w:hyperlink w:history="1" r:id="rIdlzc-gnka8apg5dsyze6xu">
               <w:r>
                 <w:rPr>
                   <w:rFonts w:ascii="Arial" w:cs="Arial" w:eastAsia="Arial" w:hAnsi="Arial"/>
@@ -12520,7 +12520,7 @@
             <w:pPr>
               <w:spacing w:after="20" w:before="0"/>
             </w:pPr>
-            <w:hyperlink w:history="1" r:id="rIdqrlq4xxs34hsqt7w3hgrd">
+            <w:hyperlink w:history="1" r:id="rId9yatxkvk8l6nwgvdf6t9h">
               <w:r>
                 <w:rPr>
                   <w:rFonts w:ascii="Arial" w:cs="Arial" w:eastAsia="Arial" w:hAnsi="Arial"/>
@@ -12553,7 +12553,7 @@
               <w:spacing w:after="10" w:before="0"/>
               <w:ind w:left="120"/>
             </w:pPr>
-            <w:hyperlink w:history="1" r:id="rIdxd6alw8wh_x9un-vrlsj3">
+            <w:hyperlink w:history="1" r:id="rIddspgzt4xrxxxlztr0dzax">
               <w:r>
                 <w:rPr>
                   <w:rFonts w:ascii="Arial" w:cs="Arial" w:eastAsia="Arial" w:hAnsi="Arial"/>
@@ -12598,7 +12598,7 @@
             <w:pPr>
               <w:spacing w:after="20" w:before="0"/>
             </w:pPr>
-            <w:hyperlink w:history="1" r:id="rIdqsjwauh7crh0fxu7kc639">
+            <w:hyperlink w:history="1" r:id="rIdiaveh5rib2jnpspux2hwt">
               <w:r>
                 <w:rPr>
                   <w:rFonts w:ascii="Arial" w:cs="Arial" w:eastAsia="Arial" w:hAnsi="Arial"/>
@@ -12631,7 +12631,7 @@
               <w:spacing w:after="10" w:before="0"/>
               <w:ind w:left="120"/>
             </w:pPr>
-            <w:hyperlink w:history="1" r:id="rId89pdjde0-g1gqsxfkofhz">
+            <w:hyperlink w:history="1" r:id="rIdez0gukuiaitmo-wegj4fh">
               <w:r>
                 <w:rPr>
                   <w:rFonts w:ascii="Arial" w:cs="Arial" w:eastAsia="Arial" w:hAnsi="Arial"/>
@@ -12826,7 +12826,7 @@
             <w:pPr>
               <w:spacing w:after="20" w:before="0"/>
             </w:pPr>
-            <w:hyperlink w:history="1" r:id="rIdsk_shkq5n6eaqwbsssuht">
+            <w:hyperlink w:history="1" r:id="rIddhvs4k5skbmu-mlfxw7dj">
               <w:r>
                 <w:rPr>
                   <w:rFonts w:ascii="Arial" w:cs="Arial" w:eastAsia="Arial" w:hAnsi="Arial"/>
@@ -12859,7 +12859,7 @@
               <w:spacing w:after="10" w:before="0"/>
               <w:ind w:left="120"/>
             </w:pPr>
-            <w:hyperlink w:history="1" r:id="rIdvpssuuo79a-xbtqt7311i">
+            <w:hyperlink w:history="1" r:id="rId4j5ay7fxquk8ck7dexndg">
               <w:r>
                 <w:rPr>
                   <w:rFonts w:ascii="Arial" w:cs="Arial" w:eastAsia="Arial" w:hAnsi="Arial"/>
@@ -12904,7 +12904,7 @@
             <w:pPr>
               <w:spacing w:after="20" w:before="0"/>
             </w:pPr>
-            <w:hyperlink w:history="1" r:id="rIdhj8izvnhi_53o4b5wur2t">
+            <w:hyperlink w:history="1" r:id="rId_w0c_nw98qc4shgxicro4">
               <w:r>
                 <w:rPr>
                   <w:rFonts w:ascii="Arial" w:cs="Arial" w:eastAsia="Arial" w:hAnsi="Arial"/>
@@ -12937,7 +12937,7 @@
               <w:spacing w:after="10" w:before="0"/>
               <w:ind w:left="120"/>
             </w:pPr>
-            <w:hyperlink w:history="1" r:id="rIdd148c4w2wzwtviahg13kb">
+            <w:hyperlink w:history="1" r:id="rIdmxuqi8e1cw_1w4guam23o">
               <w:r>
                 <w:rPr>
                   <w:rFonts w:ascii="Arial" w:cs="Arial" w:eastAsia="Arial" w:hAnsi="Arial"/>
@@ -13132,7 +13132,7 @@
             <w:pPr>
               <w:spacing w:after="20" w:before="0"/>
             </w:pPr>
-            <w:hyperlink w:history="1" r:id="rId1keit3cpsvczw3jy8ve36">
+            <w:hyperlink w:history="1" r:id="rIdj4zd-46ttijgxwea-1_ks">
               <w:r>
                 <w:rPr>
                   <w:rFonts w:ascii="Arial" w:cs="Arial" w:eastAsia="Arial" w:hAnsi="Arial"/>
@@ -13165,7 +13165,7 @@
               <w:spacing w:after="10" w:before="0"/>
               <w:ind w:left="120"/>
             </w:pPr>
-            <w:hyperlink w:history="1" r:id="rIdbwnrw4ukbyfwbi9ehocgx">
+            <w:hyperlink w:history="1" r:id="rId2iiu97d1sloduwsqbxvue">
               <w:r>
                 <w:rPr>
                   <w:rFonts w:ascii="Arial" w:cs="Arial" w:eastAsia="Arial" w:hAnsi="Arial"/>
@@ -13210,7 +13210,7 @@
             <w:pPr>
               <w:spacing w:after="20" w:before="0"/>
             </w:pPr>
-            <w:hyperlink w:history="1" r:id="rIddgyu8ppjpmkjciosyv0pi">
+            <w:hyperlink w:history="1" r:id="rIdpszx_5ylgz-zvd926-nwa">
               <w:r>
                 <w:rPr>
                   <w:rFonts w:ascii="Arial" w:cs="Arial" w:eastAsia="Arial" w:hAnsi="Arial"/>
@@ -13243,7 +13243,7 @@
               <w:spacing w:after="10" w:before="0"/>
               <w:ind w:left="120"/>
             </w:pPr>
-            <w:hyperlink w:history="1" r:id="rId6isgjqjwcmcbl0glm96l-">
+            <w:hyperlink w:history="1" r:id="rIdd1th27opbmwn9uyd2ya8x">
               <w:r>
                 <w:rPr>
                   <w:rFonts w:ascii="Arial" w:cs="Arial" w:eastAsia="Arial" w:hAnsi="Arial"/>
@@ -13438,7 +13438,7 @@
             <w:pPr>
               <w:spacing w:after="20" w:before="0"/>
             </w:pPr>
-            <w:hyperlink w:history="1" r:id="rIdjovqmiqfh1ikym8lkxm4b">
+            <w:hyperlink w:history="1" r:id="rIdk_pbrqukc1ijz9ujbrj7p">
               <w:r>
                 <w:rPr>
                   <w:rFonts w:ascii="Arial" w:cs="Arial" w:eastAsia="Arial" w:hAnsi="Arial"/>
@@ -13471,7 +13471,7 @@
               <w:spacing w:after="10" w:before="0"/>
               <w:ind w:left="120"/>
             </w:pPr>
-            <w:hyperlink w:history="1" r:id="rIdzoqtvr3mw2a6fr62azejs">
+            <w:hyperlink w:history="1" r:id="rIddfoovru7wuhx5dwvgmsod">
               <w:r>
                 <w:rPr>
                   <w:rFonts w:ascii="Arial" w:cs="Arial" w:eastAsia="Arial" w:hAnsi="Arial"/>
@@ -13516,7 +13516,7 @@
             <w:pPr>
               <w:spacing w:after="20" w:before="0"/>
             </w:pPr>
-            <w:hyperlink w:history="1" r:id="rIdx9p2famwrkmfua9kbqfkr">
+            <w:hyperlink w:history="1" r:id="rId0mntbtxma_vqnxysu3rof">
               <w:r>
                 <w:rPr>
                   <w:rFonts w:ascii="Arial" w:cs="Arial" w:eastAsia="Arial" w:hAnsi="Arial"/>
@@ -13549,7 +13549,7 @@
               <w:spacing w:after="10" w:before="0"/>
               <w:ind w:left="120"/>
             </w:pPr>
-            <w:hyperlink w:history="1" r:id="rIdjyi6va5sbdea7gkdufcwq">
+            <w:hyperlink w:history="1" r:id="rIdnvbvkbocexflfn_0ilwlz">
               <w:r>
                 <w:rPr>
                   <w:rFonts w:ascii="Arial" w:cs="Arial" w:eastAsia="Arial" w:hAnsi="Arial"/>
@@ -14061,7 +14061,7 @@
         </w:rPr>
         <w:t xml:space="preserve">© 2026 SeaVuria and ARES. Aligned with KICD objectives. Developed by SeaVuria; technical implementation by ARES (with AI assistance from Claude). Licensed under </w:t>
       </w:r>
-      <w:hyperlink w:history="1" r:id="rIdjlvy_aiezselv1yyjhjyl">
+      <w:hyperlink w:history="1" r:id="rIdnb5tsp5dq673pj5uc-zlf">
         <w:r>
           <w:rPr>
             <w:rFonts w:ascii="Arial" w:cs="Arial" w:eastAsia="Arial" w:hAnsi="Arial"/>
@@ -14082,7 +14082,7 @@
         </w:rPr>
         <w:t xml:space="preserve"> (</w:t>
       </w:r>
-      <w:hyperlink w:history="1" r:id="rIdlsdaldo5huecakbajtuko">
+      <w:hyperlink w:history="1" r:id="rIdxpkiip5nsgmsla0vqeext">
         <w:r>
           <w:rPr>
             <w:rFonts w:ascii="Arial" w:cs="Arial" w:eastAsia="Arial" w:hAnsi="Arial"/>
@@ -15095,7 +15095,7 @@
             <w:pPr>
               <w:spacing w:after="20" w:before="0"/>
             </w:pPr>
-            <w:hyperlink w:history="1" r:id="rIdmypdgklqfvcaf2b_jpfwy">
+            <w:hyperlink w:history="1" r:id="rIdegsyav7a4bm1aercptr1g">
               <w:r>
                 <w:rPr>
                   <w:rFonts w:ascii="Arial" w:cs="Arial" w:eastAsia="Arial" w:hAnsi="Arial"/>
@@ -15128,7 +15128,7 @@
               <w:spacing w:after="10" w:before="0"/>
               <w:ind w:left="120"/>
             </w:pPr>
-            <w:hyperlink w:history="1" r:id="rIde3knqnm7iiogupwduoauf">
+            <w:hyperlink w:history="1" r:id="rIdc2uxhqynflmns2rxe9fr1">
               <w:r>
                 <w:rPr>
                   <w:rFonts w:ascii="Arial" w:cs="Arial" w:eastAsia="Arial" w:hAnsi="Arial"/>
@@ -15173,7 +15173,7 @@
             <w:pPr>
               <w:spacing w:after="20" w:before="0"/>
             </w:pPr>
-            <w:hyperlink w:history="1" r:id="rId9_otxdaqsquvyzm7pswbf">
+            <w:hyperlink w:history="1" r:id="rIdhme1oryhhng6a6lz-foe2">
               <w:r>
                 <w:rPr>
                   <w:rFonts w:ascii="Arial" w:cs="Arial" w:eastAsia="Arial" w:hAnsi="Arial"/>
@@ -15206,7 +15206,7 @@
               <w:spacing w:after="10" w:before="0"/>
               <w:ind w:left="120"/>
             </w:pPr>
-            <w:hyperlink w:history="1" r:id="rIdc40qwwv45knud2rdx2mho">
+            <w:hyperlink w:history="1" r:id="rIdaf_mbup_bji4h4mfhnmmq">
               <w:r>
                 <w:rPr>
                   <w:rFonts w:ascii="Arial" w:cs="Arial" w:eastAsia="Arial" w:hAnsi="Arial"/>
@@ -15401,7 +15401,7 @@
             <w:pPr>
               <w:spacing w:after="20" w:before="0"/>
             </w:pPr>
-            <w:hyperlink w:history="1" r:id="rIdoptauwsklc94sewdb10jh">
+            <w:hyperlink w:history="1" r:id="rId4f0w20pwwpelzzi8g_jc2">
               <w:r>
                 <w:rPr>
                   <w:rFonts w:ascii="Arial" w:cs="Arial" w:eastAsia="Arial" w:hAnsi="Arial"/>
@@ -15434,7 +15434,7 @@
               <w:spacing w:after="10" w:before="0"/>
               <w:ind w:left="120"/>
             </w:pPr>
-            <w:hyperlink w:history="1" r:id="rIdtanzfmjeqt8qqmzwjzf18">
+            <w:hyperlink w:history="1" r:id="rIdt7gyp4loukn7j3ysgi2yp">
               <w:r>
                 <w:rPr>
                   <w:rFonts w:ascii="Arial" w:cs="Arial" w:eastAsia="Arial" w:hAnsi="Arial"/>
@@ -15479,7 +15479,7 @@
             <w:pPr>
               <w:spacing w:after="20" w:before="0"/>
             </w:pPr>
-            <w:hyperlink w:history="1" r:id="rIdhzhaurbldgtfzqzgdqmhu">
+            <w:hyperlink w:history="1" r:id="rIdr9e-gaocgeq-mofebixcg">
               <w:r>
                 <w:rPr>
                   <w:rFonts w:ascii="Arial" w:cs="Arial" w:eastAsia="Arial" w:hAnsi="Arial"/>
@@ -15512,7 +15512,7 @@
               <w:spacing w:after="10" w:before="0"/>
               <w:ind w:left="120"/>
             </w:pPr>
-            <w:hyperlink w:history="1" r:id="rIdrl734u1rrrbisf8vcod2b">
+            <w:hyperlink w:history="1" r:id="rIdzbonizlrphvtk9xjrbuko">
               <w:r>
                 <w:rPr>
                   <w:rFonts w:ascii="Arial" w:cs="Arial" w:eastAsia="Arial" w:hAnsi="Arial"/>
@@ -15707,7 +15707,7 @@
             <w:pPr>
               <w:spacing w:after="20" w:before="0"/>
             </w:pPr>
-            <w:hyperlink w:history="1" r:id="rIdbcgmstk9hxj89bov8v9br">
+            <w:hyperlink w:history="1" r:id="rIdnxlbn3vk7ztcb_w3khe94">
               <w:r>
                 <w:rPr>
                   <w:rFonts w:ascii="Arial" w:cs="Arial" w:eastAsia="Arial" w:hAnsi="Arial"/>
@@ -15740,7 +15740,7 @@
               <w:spacing w:after="10" w:before="0"/>
               <w:ind w:left="120"/>
             </w:pPr>
-            <w:hyperlink w:history="1" r:id="rId6ohkmstpc16wy86xjg3or">
+            <w:hyperlink w:history="1" r:id="rIdrzjlqcu0vflylnhesreoe">
               <w:r>
                 <w:rPr>
                   <w:rFonts w:ascii="Arial" w:cs="Arial" w:eastAsia="Arial" w:hAnsi="Arial"/>
@@ -15785,7 +15785,7 @@
             <w:pPr>
               <w:spacing w:after="20" w:before="0"/>
             </w:pPr>
-            <w:hyperlink w:history="1" r:id="rIdx5yegq6rlo747ojmeud6e">
+            <w:hyperlink w:history="1" r:id="rIdldtarki4mjfpkxz7qeqts">
               <w:r>
                 <w:rPr>
                   <w:rFonts w:ascii="Arial" w:cs="Arial" w:eastAsia="Arial" w:hAnsi="Arial"/>
@@ -15818,7 +15818,7 @@
               <w:spacing w:after="10" w:before="0"/>
               <w:ind w:left="120"/>
             </w:pPr>
-            <w:hyperlink w:history="1" r:id="rIdiomi7uyl4nyq7ja-soan4">
+            <w:hyperlink w:history="1" r:id="rId8pazrbxwz4uzrk8hvztzc">
               <w:r>
                 <w:rPr>
                   <w:rFonts w:ascii="Arial" w:cs="Arial" w:eastAsia="Arial" w:hAnsi="Arial"/>
@@ -16013,7 +16013,7 @@
             <w:pPr>
               <w:spacing w:after="20" w:before="0"/>
             </w:pPr>
-            <w:hyperlink w:history="1" r:id="rIdkd5qhxc_u5w5kwn_jajm-">
+            <w:hyperlink w:history="1" r:id="rIdacqlteslcozadrzskromi">
               <w:r>
                 <w:rPr>
                   <w:rFonts w:ascii="Arial" w:cs="Arial" w:eastAsia="Arial" w:hAnsi="Arial"/>
@@ -16046,7 +16046,7 @@
               <w:spacing w:after="10" w:before="0"/>
               <w:ind w:left="120"/>
             </w:pPr>
-            <w:hyperlink w:history="1" r:id="rId2nsnbe-n8fpqvkkkzczcs">
+            <w:hyperlink w:history="1" r:id="rIdusv_vfoovd558owiifkvp">
               <w:r>
                 <w:rPr>
                   <w:rFonts w:ascii="Arial" w:cs="Arial" w:eastAsia="Arial" w:hAnsi="Arial"/>
@@ -16091,7 +16091,7 @@
             <w:pPr>
               <w:spacing w:after="20" w:before="0"/>
             </w:pPr>
-            <w:hyperlink w:history="1" r:id="rIdmw5hbunl_z6rdkjjcomxv">
+            <w:hyperlink w:history="1" r:id="rIdevk81_2id6otmeyubnscx">
               <w:r>
                 <w:rPr>
                   <w:rFonts w:ascii="Arial" w:cs="Arial" w:eastAsia="Arial" w:hAnsi="Arial"/>
@@ -16124,7 +16124,7 @@
               <w:spacing w:after="10" w:before="0"/>
               <w:ind w:left="120"/>
             </w:pPr>
-            <w:hyperlink w:history="1" r:id="rIdgn3acdbffwuy8rykutc_j">
+            <w:hyperlink w:history="1" r:id="rIdojgdenqnmxaudbagss9dv">
               <w:r>
                 <w:rPr>
                   <w:rFonts w:ascii="Arial" w:cs="Arial" w:eastAsia="Arial" w:hAnsi="Arial"/>
@@ -16319,7 +16319,7 @@
             <w:pPr>
               <w:spacing w:after="20" w:before="0"/>
             </w:pPr>
-            <w:hyperlink w:history="1" r:id="rIdgznl9uwgi_jfewrvrsaiz">
+            <w:hyperlink w:history="1" r:id="rIdctjgp1gfj55krcqbkii6a">
               <w:r>
                 <w:rPr>
                   <w:rFonts w:ascii="Arial" w:cs="Arial" w:eastAsia="Arial" w:hAnsi="Arial"/>
@@ -16352,7 +16352,7 @@
               <w:spacing w:after="10" w:before="0"/>
               <w:ind w:left="120"/>
             </w:pPr>
-            <w:hyperlink w:history="1" r:id="rIdvstrulri2g8pll7aqtjja">
+            <w:hyperlink w:history="1" r:id="rIdzgdvemfizyqtwj8m6rskv">
               <w:r>
                 <w:rPr>
                   <w:rFonts w:ascii="Arial" w:cs="Arial" w:eastAsia="Arial" w:hAnsi="Arial"/>
@@ -16397,7 +16397,7 @@
             <w:pPr>
               <w:spacing w:after="20" w:before="0"/>
             </w:pPr>
-            <w:hyperlink w:history="1" r:id="rIdi9iimrfg2yp0ir0y1pagd">
+            <w:hyperlink w:history="1" r:id="rIdzdy_kcgwsuhcgc9cpm9e3">
               <w:r>
                 <w:rPr>
                   <w:rFonts w:ascii="Arial" w:cs="Arial" w:eastAsia="Arial" w:hAnsi="Arial"/>
@@ -16430,7 +16430,7 @@
               <w:spacing w:after="10" w:before="0"/>
               <w:ind w:left="120"/>
             </w:pPr>
-            <w:hyperlink w:history="1" r:id="rIdl6qlr0emm1mbnkc7exhsa">
+            <w:hyperlink w:history="1" r:id="rId6s8lajdh5vfawdvdq8urh">
               <w:r>
                 <w:rPr>
                   <w:rFonts w:ascii="Arial" w:cs="Arial" w:eastAsia="Arial" w:hAnsi="Arial"/>
@@ -16942,7 +16942,7 @@
         </w:rPr>
         <w:t xml:space="preserve">© 2026 SeaVuria and ARES. Aligned with KICD objectives. Developed by SeaVuria; technical implementation by ARES (with AI assistance from Claude). Licensed under </w:t>
       </w:r>
-      <w:hyperlink w:history="1" r:id="rIdodpmllx-3jpwja5-acap7">
+      <w:hyperlink w:history="1" r:id="rIdrqmxfwjzwpftuo_eu6tdw">
         <w:r>
           <w:rPr>
             <w:rFonts w:ascii="Arial" w:cs="Arial" w:eastAsia="Arial" w:hAnsi="Arial"/>
@@ -16963,7 +16963,7 @@
         </w:rPr>
         <w:t xml:space="preserve"> (</w:t>
       </w:r>
-      <w:hyperlink w:history="1" r:id="rIdrll1u_zn_muujaoqqbm9a">
+      <w:hyperlink w:history="1" r:id="rIdwgwsa0a6riqmtjvivmcua">
         <w:r>
           <w:rPr>
             <w:rFonts w:ascii="Arial" w:cs="Arial" w:eastAsia="Arial" w:hAnsi="Arial"/>
@@ -17976,7 +17976,7 @@
             <w:pPr>
               <w:spacing w:after="20" w:before="0"/>
             </w:pPr>
-            <w:hyperlink w:history="1" r:id="rIdumxa1m3yhxoikh4_vm281">
+            <w:hyperlink w:history="1" r:id="rIdtjjmldoweqf6cqeti9axx">
               <w:r>
                 <w:rPr>
                   <w:rFonts w:ascii="Arial" w:cs="Arial" w:eastAsia="Arial" w:hAnsi="Arial"/>
@@ -18009,7 +18009,7 @@
               <w:spacing w:after="10" w:before="0"/>
               <w:ind w:left="120"/>
             </w:pPr>
-            <w:hyperlink w:history="1" r:id="rIdyg_sqdiy1xak6wmpq9cy5">
+            <w:hyperlink w:history="1" r:id="rIdj1g4zenbsemjfg6wjdw2j">
               <w:r>
                 <w:rPr>
                   <w:rFonts w:ascii="Arial" w:cs="Arial" w:eastAsia="Arial" w:hAnsi="Arial"/>
@@ -18071,7 +18071,7 @@
               <w:spacing w:after="10" w:before="0"/>
               <w:ind w:left="120"/>
             </w:pPr>
-            <w:hyperlink w:history="1" r:id="rIdupxq8ctzpdn50knu3ujki">
+            <w:hyperlink w:history="1" r:id="rId0pd6fcejme7xau7qbbvpl">
               <w:r>
                 <w:rPr>
                   <w:rFonts w:ascii="Arial" w:cs="Arial" w:eastAsia="Arial" w:hAnsi="Arial"/>
@@ -18281,7 +18281,7 @@
             <w:pPr>
               <w:spacing w:after="20" w:before="0"/>
             </w:pPr>
-            <w:hyperlink w:history="1" r:id="rIdndbuhbjgq24vexpr-rnu_">
+            <w:hyperlink w:history="1" r:id="rId797cyqbsrqunghof-e-zk">
               <w:r>
                 <w:rPr>
                   <w:rFonts w:ascii="Arial" w:cs="Arial" w:eastAsia="Arial" w:hAnsi="Arial"/>
@@ -18314,7 +18314,7 @@
               <w:spacing w:after="10" w:before="0"/>
               <w:ind w:left="120"/>
             </w:pPr>
-            <w:hyperlink w:history="1" r:id="rIdno5biwe44bhofxkzng2vr">
+            <w:hyperlink w:history="1" r:id="rIdfvwfdgcijh8lbmzgxxfsg">
               <w:r>
                 <w:rPr>
                   <w:rFonts w:ascii="Arial" w:cs="Arial" w:eastAsia="Arial" w:hAnsi="Arial"/>
@@ -18376,7 +18376,7 @@
               <w:spacing w:after="10" w:before="0"/>
               <w:ind w:left="120"/>
             </w:pPr>
-            <w:hyperlink w:history="1" r:id="rIddwpqycawa_oaow7n32t2v">
+            <w:hyperlink w:history="1" r:id="rId1otpuyhxynt41ma-qixg3">
               <w:r>
                 <w:rPr>
                   <w:rFonts w:ascii="Arial" w:cs="Arial" w:eastAsia="Arial" w:hAnsi="Arial"/>
@@ -18586,7 +18586,7 @@
             <w:pPr>
               <w:spacing w:after="20" w:before="0"/>
             </w:pPr>
-            <w:hyperlink w:history="1" r:id="rIdnzlhhfv9goutfapt7i9uw">
+            <w:hyperlink w:history="1" r:id="rIdfxw7gwbsfsr1kgmkw4smd">
               <w:r>
                 <w:rPr>
                   <w:rFonts w:ascii="Arial" w:cs="Arial" w:eastAsia="Arial" w:hAnsi="Arial"/>
@@ -18619,7 +18619,7 @@
               <w:spacing w:after="10" w:before="0"/>
               <w:ind w:left="120"/>
             </w:pPr>
-            <w:hyperlink w:history="1" r:id="rIdurtpisjy7b_cszdztu9mj">
+            <w:hyperlink w:history="1" r:id="rIdadcqlkth0di8p2ll7ey6c">
               <w:r>
                 <w:rPr>
                   <w:rFonts w:ascii="Arial" w:cs="Arial" w:eastAsia="Arial" w:hAnsi="Arial"/>
@@ -18681,7 +18681,7 @@
               <w:spacing w:after="10" w:before="0"/>
               <w:ind w:left="120"/>
             </w:pPr>
-            <w:hyperlink w:history="1" r:id="rIdtzpvmspkdov6vya1qpbzv">
+            <w:hyperlink w:history="1" r:id="rIdnsc5zrj0vnr9y_oordjee">
               <w:r>
                 <w:rPr>
                   <w:rFonts w:ascii="Arial" w:cs="Arial" w:eastAsia="Arial" w:hAnsi="Arial"/>
@@ -18891,7 +18891,7 @@
             <w:pPr>
               <w:spacing w:after="20" w:before="0"/>
             </w:pPr>
-            <w:hyperlink w:history="1" r:id="rIdmoyf57utlj39u3llahe6q">
+            <w:hyperlink w:history="1" r:id="rIdqlylrkjw-s9k4fj0vcrl0">
               <w:r>
                 <w:rPr>
                   <w:rFonts w:ascii="Arial" w:cs="Arial" w:eastAsia="Arial" w:hAnsi="Arial"/>
@@ -18924,7 +18924,7 @@
               <w:spacing w:after="10" w:before="0"/>
               <w:ind w:left="120"/>
             </w:pPr>
-            <w:hyperlink w:history="1" r:id="rId-jfzkjrqbisuhooaygbf-">
+            <w:hyperlink w:history="1" r:id="rIdgexpxxyymzjxg3dvpqufu">
               <w:r>
                 <w:rPr>
                   <w:rFonts w:ascii="Arial" w:cs="Arial" w:eastAsia="Arial" w:hAnsi="Arial"/>
@@ -18986,7 +18986,7 @@
               <w:spacing w:after="10" w:before="0"/>
               <w:ind w:left="120"/>
             </w:pPr>
-            <w:hyperlink w:history="1" r:id="rIdzekh1usmpxwkzqog5svvc">
+            <w:hyperlink w:history="1" r:id="rIdlnexkakyvqtfv-x8kndmz">
               <w:r>
                 <w:rPr>
                   <w:rFonts w:ascii="Arial" w:cs="Arial" w:eastAsia="Arial" w:hAnsi="Arial"/>
@@ -19196,7 +19196,7 @@
             <w:pPr>
               <w:spacing w:after="20" w:before="0"/>
             </w:pPr>
-            <w:hyperlink w:history="1" r:id="rId-zg1msvfkgqyvpnncvlpu">
+            <w:hyperlink w:history="1" r:id="rIdwwsauj1qj3jp3w96qytzt">
               <w:r>
                 <w:rPr>
                   <w:rFonts w:ascii="Arial" w:cs="Arial" w:eastAsia="Arial" w:hAnsi="Arial"/>
@@ -19229,7 +19229,7 @@
               <w:spacing w:after="10" w:before="0"/>
               <w:ind w:left="120"/>
             </w:pPr>
-            <w:hyperlink w:history="1" r:id="rIdtzfdkd_7hqcrlhfg0h2o-">
+            <w:hyperlink w:history="1" r:id="rIdrlsn3dvvxxnmxvqtwzuis">
               <w:r>
                 <w:rPr>
                   <w:rFonts w:ascii="Arial" w:cs="Arial" w:eastAsia="Arial" w:hAnsi="Arial"/>
@@ -19291,7 +19291,7 @@
               <w:spacing w:after="10" w:before="0"/>
               <w:ind w:left="120"/>
             </w:pPr>
-            <w:hyperlink w:history="1" r:id="rIdcsl_lh4o3oto77jbaqcpe">
+            <w:hyperlink w:history="1" r:id="rIdqeol1akiracwb5e_6gktv">
               <w:r>
                 <w:rPr>
                   <w:rFonts w:ascii="Arial" w:cs="Arial" w:eastAsia="Arial" w:hAnsi="Arial"/>
@@ -19818,7 +19818,7 @@
         </w:rPr>
         <w:t xml:space="preserve">© 2026 SeaVuria and ARES. Aligned with KICD objectives. Developed by SeaVuria; technical implementation by ARES (with AI assistance from Claude). Licensed under </w:t>
       </w:r>
-      <w:hyperlink w:history="1" r:id="rId3z74wfzw0xcwjnnbbxbiv">
+      <w:hyperlink w:history="1" r:id="rIdmkm5tzmlokjed8frfipcc">
         <w:r>
           <w:rPr>
             <w:rFonts w:ascii="Arial" w:cs="Arial" w:eastAsia="Arial" w:hAnsi="Arial"/>
@@ -19839,7 +19839,7 @@
         </w:rPr>
         <w:t xml:space="preserve"> (</w:t>
       </w:r>
-      <w:hyperlink w:history="1" r:id="rIdsjuua7ml9c3_ujlatuvv7">
+      <w:hyperlink w:history="1" r:id="rIdbsfsqjaorwi8x0g9xi5xk">
         <w:r>
           <w:rPr>
             <w:rFonts w:ascii="Arial" w:cs="Arial" w:eastAsia="Arial" w:hAnsi="Arial"/>
@@ -20852,7 +20852,7 @@
             <w:pPr>
               <w:spacing w:after="20" w:before="0"/>
             </w:pPr>
-            <w:hyperlink w:history="1" r:id="rIdfmxm_ygdtvbr4wipm9_13">
+            <w:hyperlink w:history="1" r:id="rId0czfoczvpif3lpxfhmj7r">
               <w:r>
                 <w:rPr>
                   <w:rFonts w:ascii="Arial" w:cs="Arial" w:eastAsia="Arial" w:hAnsi="Arial"/>
@@ -20885,7 +20885,7 @@
               <w:spacing w:after="10" w:before="0"/>
               <w:ind w:left="120"/>
             </w:pPr>
-            <w:hyperlink w:history="1" r:id="rIdevmfx8tokgxnfuws8pi06">
+            <w:hyperlink w:history="1" r:id="rIdtfdka6wzw2cok_pglxbyl">
               <w:r>
                 <w:rPr>
                   <w:rFonts w:ascii="Arial" w:cs="Arial" w:eastAsia="Arial" w:hAnsi="Arial"/>
@@ -20930,7 +20930,7 @@
             <w:pPr>
               <w:spacing w:after="20" w:before="0"/>
             </w:pPr>
-            <w:hyperlink w:history="1" r:id="rId5hege_5fc4onqd0xxaolr">
+            <w:hyperlink w:history="1" r:id="rIdbtd-9us600v-yxxnsp3kw">
               <w:r>
                 <w:rPr>
                   <w:rFonts w:ascii="Arial" w:cs="Arial" w:eastAsia="Arial" w:hAnsi="Arial"/>
@@ -20963,7 +20963,7 @@
               <w:spacing w:after="10" w:before="0"/>
               <w:ind w:left="120"/>
             </w:pPr>
-            <w:hyperlink w:history="1" r:id="rIdza2axwww5h2xg0xcjsx-5">
+            <w:hyperlink w:history="1" r:id="rId5k6e56k9lffswebivholn">
               <w:r>
                 <w:rPr>
                   <w:rFonts w:ascii="Arial" w:cs="Arial" w:eastAsia="Arial" w:hAnsi="Arial"/>
@@ -21158,7 +21158,7 @@
             <w:pPr>
               <w:spacing w:after="20" w:before="0"/>
             </w:pPr>
-            <w:hyperlink w:history="1" r:id="rIdfgqvhus-hmldnmw3o3nvv">
+            <w:hyperlink w:history="1" r:id="rIdmyhgnux9fohi_7sgmq1l2">
               <w:r>
                 <w:rPr>
                   <w:rFonts w:ascii="Arial" w:cs="Arial" w:eastAsia="Arial" w:hAnsi="Arial"/>
@@ -21191,7 +21191,7 @@
               <w:spacing w:after="10" w:before="0"/>
               <w:ind w:left="120"/>
             </w:pPr>
-            <w:hyperlink w:history="1" r:id="rId8o5div5ouqhsk8jakss7t">
+            <w:hyperlink w:history="1" r:id="rIdqn--ii5tabnaqgyi0nk2r">
               <w:r>
                 <w:rPr>
                   <w:rFonts w:ascii="Arial" w:cs="Arial" w:eastAsia="Arial" w:hAnsi="Arial"/>
@@ -21236,7 +21236,7 @@
             <w:pPr>
               <w:spacing w:after="20" w:before="0"/>
             </w:pPr>
-            <w:hyperlink w:history="1" r:id="rIdalw3-howzztvettdgvh9z">
+            <w:hyperlink w:history="1" r:id="rId0ryyqm0hsdplkxbkdq5d5">
               <w:r>
                 <w:rPr>
                   <w:rFonts w:ascii="Arial" w:cs="Arial" w:eastAsia="Arial" w:hAnsi="Arial"/>
@@ -21269,7 +21269,7 @@
               <w:spacing w:after="10" w:before="0"/>
               <w:ind w:left="120"/>
             </w:pPr>
-            <w:hyperlink w:history="1" r:id="rIdk1cfdeh4f9addeg8lpi4z">
+            <w:hyperlink w:history="1" r:id="rId40uiazetxlqbrvfsqwthg">
               <w:r>
                 <w:rPr>
                   <w:rFonts w:ascii="Arial" w:cs="Arial" w:eastAsia="Arial" w:hAnsi="Arial"/>
@@ -21464,7 +21464,7 @@
             <w:pPr>
               <w:spacing w:after="20" w:before="0"/>
             </w:pPr>
-            <w:hyperlink w:history="1" r:id="rIdalyhkojxh6jgx0r-okgbh">
+            <w:hyperlink w:history="1" r:id="rIdfm40t5hh3xd7jgltvaiez">
               <w:r>
                 <w:rPr>
                   <w:rFonts w:ascii="Arial" w:cs="Arial" w:eastAsia="Arial" w:hAnsi="Arial"/>
@@ -21497,7 +21497,7 @@
               <w:spacing w:after="10" w:before="0"/>
               <w:ind w:left="120"/>
             </w:pPr>
-            <w:hyperlink w:history="1" r:id="rIdruhn8zvpgpp3h9-ucsg7l">
+            <w:hyperlink w:history="1" r:id="rIdp17u1ntq5fi7ytpqmdq3f">
               <w:r>
                 <w:rPr>
                   <w:rFonts w:ascii="Arial" w:cs="Arial" w:eastAsia="Arial" w:hAnsi="Arial"/>
@@ -21542,7 +21542,7 @@
             <w:pPr>
               <w:spacing w:after="20" w:before="0"/>
             </w:pPr>
-            <w:hyperlink w:history="1" r:id="rIdicijds81c9y7ry0w8vrlt">
+            <w:hyperlink w:history="1" r:id="rIdetxv3irhbiqimv6uhp8a2">
               <w:r>
                 <w:rPr>
                   <w:rFonts w:ascii="Arial" w:cs="Arial" w:eastAsia="Arial" w:hAnsi="Arial"/>
@@ -21575,7 +21575,7 @@
               <w:spacing w:after="10" w:before="0"/>
               <w:ind w:left="120"/>
             </w:pPr>
-            <w:hyperlink w:history="1" r:id="rId8lsedvehdogbjpvtj7fta">
+            <w:hyperlink w:history="1" r:id="rIdixjpecxvdb3drmz6tf48w">
               <w:r>
                 <w:rPr>
                   <w:rFonts w:ascii="Arial" w:cs="Arial" w:eastAsia="Arial" w:hAnsi="Arial"/>
@@ -21770,7 +21770,7 @@
             <w:pPr>
               <w:spacing w:after="20" w:before="0"/>
             </w:pPr>
-            <w:hyperlink w:history="1" r:id="rIdblx8wabtqsjlwv4hj2q8c">
+            <w:hyperlink w:history="1" r:id="rIdworg2muge6epocpwz5sh2">
               <w:r>
                 <w:rPr>
                   <w:rFonts w:ascii="Arial" w:cs="Arial" w:eastAsia="Arial" w:hAnsi="Arial"/>
@@ -21803,7 +21803,7 @@
               <w:spacing w:after="10" w:before="0"/>
               <w:ind w:left="120"/>
             </w:pPr>
-            <w:hyperlink w:history="1" r:id="rId9qhfyuef2xshggbddk_da">
+            <w:hyperlink w:history="1" r:id="rIdvakecqckfyn1r557pfi9x">
               <w:r>
                 <w:rPr>
                   <w:rFonts w:ascii="Arial" w:cs="Arial" w:eastAsia="Arial" w:hAnsi="Arial"/>
@@ -21848,7 +21848,7 @@
             <w:pPr>
               <w:spacing w:after="20" w:before="0"/>
             </w:pPr>
-            <w:hyperlink w:history="1" r:id="rIdepphc18lf_-5fbxxtxl-v">
+            <w:hyperlink w:history="1" r:id="rIdox6vqm0i7xcpfa2y71mce">
               <w:r>
                 <w:rPr>
                   <w:rFonts w:ascii="Arial" w:cs="Arial" w:eastAsia="Arial" w:hAnsi="Arial"/>
@@ -21881,7 +21881,7 @@
               <w:spacing w:after="10" w:before="0"/>
               <w:ind w:left="120"/>
             </w:pPr>
-            <w:hyperlink w:history="1" r:id="rIdrw1-7ajumljrux458kwx_">
+            <w:hyperlink w:history="1" r:id="rIdf8iwwrus3uezwfvodywso">
               <w:r>
                 <w:rPr>
                   <w:rFonts w:ascii="Arial" w:cs="Arial" w:eastAsia="Arial" w:hAnsi="Arial"/>
@@ -22076,7 +22076,7 @@
             <w:pPr>
               <w:spacing w:after="20" w:before="0"/>
             </w:pPr>
-            <w:hyperlink w:history="1" r:id="rIdiayd305rsolp1hyq9hn6k">
+            <w:hyperlink w:history="1" r:id="rIdg1ccmzp_191ln1xgxow0a">
               <w:r>
                 <w:rPr>
                   <w:rFonts w:ascii="Arial" w:cs="Arial" w:eastAsia="Arial" w:hAnsi="Arial"/>
@@ -22109,7 +22109,7 @@
               <w:spacing w:after="10" w:before="0"/>
               <w:ind w:left="120"/>
             </w:pPr>
-            <w:hyperlink w:history="1" r:id="rIdfes1uwxp1xq5yy03jdeba">
+            <w:hyperlink w:history="1" r:id="rId1emyl30affm-lfpsqzoe_">
               <w:r>
                 <w:rPr>
                   <w:rFonts w:ascii="Arial" w:cs="Arial" w:eastAsia="Arial" w:hAnsi="Arial"/>
@@ -22154,7 +22154,7 @@
             <w:pPr>
               <w:spacing w:after="20" w:before="0"/>
             </w:pPr>
-            <w:hyperlink w:history="1" r:id="rIduslibk2c_i4r4amab7bbp">
+            <w:hyperlink w:history="1" r:id="rIdd4nncaw3afmgig3f2yp1q">
               <w:r>
                 <w:rPr>
                   <w:rFonts w:ascii="Arial" w:cs="Arial" w:eastAsia="Arial" w:hAnsi="Arial"/>
@@ -22187,7 +22187,7 @@
               <w:spacing w:after="10" w:before="0"/>
               <w:ind w:left="120"/>
             </w:pPr>
-            <w:hyperlink w:history="1" r:id="rIdyvfbx_5wsgq5ngcegcqyu">
+            <w:hyperlink w:history="1" r:id="rIduuesplluyble8g3sy3ijx">
               <w:r>
                 <w:rPr>
                   <w:rFonts w:ascii="Arial" w:cs="Arial" w:eastAsia="Arial" w:hAnsi="Arial"/>
@@ -22699,7 +22699,7 @@
         </w:rPr>
         <w:t xml:space="preserve">© 2026 SeaVuria and ARES. Aligned with KICD objectives. Developed by SeaVuria; technical implementation by ARES (with AI assistance from Claude). Licensed under </w:t>
       </w:r>
-      <w:hyperlink w:history="1" r:id="rIdornpm8wcyaahxq7drmfjy">
+      <w:hyperlink w:history="1" r:id="rIdmw4qxbqu43bjonowkrat1">
         <w:r>
           <w:rPr>
             <w:rFonts w:ascii="Arial" w:cs="Arial" w:eastAsia="Arial" w:hAnsi="Arial"/>
@@ -22720,7 +22720,7 @@
         </w:rPr>
         <w:t xml:space="preserve"> (</w:t>
       </w:r>
-      <w:hyperlink w:history="1" r:id="rIdvxuxtq6dho1u5dmj7czk2">
+      <w:hyperlink w:history="1" r:id="rIdr-t4qh4cmlcbo6wl_pndo">
         <w:r>
           <w:rPr>
             <w:rFonts w:ascii="Arial" w:cs="Arial" w:eastAsia="Arial" w:hAnsi="Arial"/>
@@ -23733,7 +23733,7 @@
             <w:pPr>
               <w:spacing w:after="20" w:before="0"/>
             </w:pPr>
-            <w:hyperlink w:history="1" r:id="rIdfdvu6_up7-yx-vkokckzm">
+            <w:hyperlink w:history="1" r:id="rId6ffny1dlqwaoyme_m60dy">
               <w:r>
                 <w:rPr>
                   <w:rFonts w:ascii="Arial" w:cs="Arial" w:eastAsia="Arial" w:hAnsi="Arial"/>
@@ -23766,7 +23766,7 @@
               <w:spacing w:after="10" w:before="0"/>
               <w:ind w:left="120"/>
             </w:pPr>
-            <w:hyperlink w:history="1" r:id="rIduwf3o9ykflrb0raezfbje">
+            <w:hyperlink w:history="1" r:id="rIdy5x9gj3dcsdsuc8_a8fid">
               <w:r>
                 <w:rPr>
                   <w:rFonts w:ascii="Arial" w:cs="Arial" w:eastAsia="Arial" w:hAnsi="Arial"/>
@@ -23828,7 +23828,7 @@
               <w:spacing w:after="10" w:before="0"/>
               <w:ind w:left="120"/>
             </w:pPr>
-            <w:hyperlink w:history="1" r:id="rIdksgborwadv6hvsa4rbzxg">
+            <w:hyperlink w:history="1" r:id="rIdyn4arflbkxy3vinuxkt-e">
               <w:r>
                 <w:rPr>
                   <w:rFonts w:ascii="Arial" w:cs="Arial" w:eastAsia="Arial" w:hAnsi="Arial"/>
@@ -24038,7 +24038,7 @@
             <w:pPr>
               <w:spacing w:after="20" w:before="0"/>
             </w:pPr>
-            <w:hyperlink w:history="1" r:id="rIdpxtdmgwv4omeiu6t3yixs">
+            <w:hyperlink w:history="1" r:id="rId60haxxzaabxz2ufvb1g2t">
               <w:r>
                 <w:rPr>
                   <w:rFonts w:ascii="Arial" w:cs="Arial" w:eastAsia="Arial" w:hAnsi="Arial"/>
@@ -24071,7 +24071,7 @@
               <w:spacing w:after="10" w:before="0"/>
               <w:ind w:left="120"/>
             </w:pPr>
-            <w:hyperlink w:history="1" r:id="rIdm4o_7jkjavj9draflzcvb">
+            <w:hyperlink w:history="1" r:id="rId2a0cbares13iub9gfx5eu">
               <w:r>
                 <w:rPr>
                   <w:rFonts w:ascii="Arial" w:cs="Arial" w:eastAsia="Arial" w:hAnsi="Arial"/>
@@ -24133,7 +24133,7 @@
               <w:spacing w:after="10" w:before="0"/>
               <w:ind w:left="120"/>
             </w:pPr>
-            <w:hyperlink w:history="1" r:id="rId2kxz5vcomwusq_zzv0onm">
+            <w:hyperlink w:history="1" r:id="rIdscduxeqkdms5c7ba1dnar">
               <w:r>
                 <w:rPr>
                   <w:rFonts w:ascii="Arial" w:cs="Arial" w:eastAsia="Arial" w:hAnsi="Arial"/>
@@ -24343,7 +24343,7 @@
             <w:pPr>
               <w:spacing w:after="20" w:before="0"/>
             </w:pPr>
-            <w:hyperlink w:history="1" r:id="rIdpzfjqen0v6wv050hyccdn">
+            <w:hyperlink w:history="1" r:id="rIdr7tra6f5ht6dn007op4yy">
               <w:r>
                 <w:rPr>
                   <w:rFonts w:ascii="Arial" w:cs="Arial" w:eastAsia="Arial" w:hAnsi="Arial"/>
@@ -24376,7 +24376,7 @@
               <w:spacing w:after="10" w:before="0"/>
               <w:ind w:left="120"/>
             </w:pPr>
-            <w:hyperlink w:history="1" r:id="rIdrjgwwotnegncgpferlsrs">
+            <w:hyperlink w:history="1" r:id="rIdsuwqvzgavtmqg5lsiiinl">
               <w:r>
                 <w:rPr>
                   <w:rFonts w:ascii="Arial" w:cs="Arial" w:eastAsia="Arial" w:hAnsi="Arial"/>
@@ -24438,7 +24438,7 @@
               <w:spacing w:after="10" w:before="0"/>
               <w:ind w:left="120"/>
             </w:pPr>
-            <w:hyperlink w:history="1" r:id="rIdxiyqxvmq_wrnix_nattm5">
+            <w:hyperlink w:history="1" r:id="rIdpn80lbkzcqyy4xhmmi3h9">
               <w:r>
                 <w:rPr>
                   <w:rFonts w:ascii="Arial" w:cs="Arial" w:eastAsia="Arial" w:hAnsi="Arial"/>
@@ -24648,7 +24648,7 @@
             <w:pPr>
               <w:spacing w:after="20" w:before="0"/>
             </w:pPr>
-            <w:hyperlink w:history="1" r:id="rIdtlbz-mr_s39mtlacgkwyr">
+            <w:hyperlink w:history="1" r:id="rIdeaz3hth9ajn7bxznt_7vl">
               <w:r>
                 <w:rPr>
                   <w:rFonts w:ascii="Arial" w:cs="Arial" w:eastAsia="Arial" w:hAnsi="Arial"/>
@@ -24681,7 +24681,7 @@
               <w:spacing w:after="10" w:before="0"/>
               <w:ind w:left="120"/>
             </w:pPr>
-            <w:hyperlink w:history="1" r:id="rIdfjppurusg7ub2j5gzl1ev">
+            <w:hyperlink w:history="1" r:id="rIdxog-tfaypbrizojtr1dro">
               <w:r>
                 <w:rPr>
                   <w:rFonts w:ascii="Arial" w:cs="Arial" w:eastAsia="Arial" w:hAnsi="Arial"/>
@@ -24743,7 +24743,7 @@
               <w:spacing w:after="10" w:before="0"/>
               <w:ind w:left="120"/>
             </w:pPr>
-            <w:hyperlink w:history="1" r:id="rIdp8xamnm9skpxvf54-txon">
+            <w:hyperlink w:history="1" r:id="rIdtfjfscbjoxztkgo0gbm6c">
               <w:r>
                 <w:rPr>
                   <w:rFonts w:ascii="Arial" w:cs="Arial" w:eastAsia="Arial" w:hAnsi="Arial"/>
@@ -24953,7 +24953,7 @@
             <w:pPr>
               <w:spacing w:after="20" w:before="0"/>
             </w:pPr>
-            <w:hyperlink w:history="1" r:id="rIdwgnxdyvojdxaulb8tjrww">
+            <w:hyperlink w:history="1" r:id="rIduwujbdth_bwhade8y-1ca">
               <w:r>
                 <w:rPr>
                   <w:rFonts w:ascii="Arial" w:cs="Arial" w:eastAsia="Arial" w:hAnsi="Arial"/>
@@ -24986,7 +24986,7 @@
               <w:spacing w:after="10" w:before="0"/>
               <w:ind w:left="120"/>
             </w:pPr>
-            <w:hyperlink w:history="1" r:id="rId3hjprdobmphccfex9blt7">
+            <w:hyperlink w:history="1" r:id="rId6yan3ljg5pvrvrbrvtpgp">
               <w:r>
                 <w:rPr>
                   <w:rFonts w:ascii="Arial" w:cs="Arial" w:eastAsia="Arial" w:hAnsi="Arial"/>
@@ -25048,7 +25048,7 @@
               <w:spacing w:after="10" w:before="0"/>
               <w:ind w:left="120"/>
             </w:pPr>
-            <w:hyperlink w:history="1" r:id="rId3h_eioj80sxglgcyopsrr">
+            <w:hyperlink w:history="1" r:id="rIdxigz2zsbgpxfxjz6zdmus">
               <w:r>
                 <w:rPr>
                   <w:rFonts w:ascii="Arial" w:cs="Arial" w:eastAsia="Arial" w:hAnsi="Arial"/>
@@ -25803,7 +25803,7 @@
         </w:rPr>
         <w:t xml:space="preserve">© 2026 SeaVuria and ARES. Aligned with KICD objectives. Developed by SeaVuria; technical implementation by ARES (with AI assistance from Claude). Licensed under </w:t>
       </w:r>
-      <w:hyperlink w:history="1" r:id="rIdf2ci_aozibuzta8ylgahn">
+      <w:hyperlink w:history="1" r:id="rIddizyjxlgpy9kbnmasw9-_">
         <w:r>
           <w:rPr>
             <w:rFonts w:ascii="Arial" w:cs="Arial" w:eastAsia="Arial" w:hAnsi="Arial"/>
@@ -25824,7 +25824,7 @@
         </w:rPr>
         <w:t xml:space="preserve"> (</w:t>
       </w:r>
-      <w:hyperlink w:history="1" r:id="rIdeplllzlna17tgrasb9q-u">
+      <w:hyperlink w:history="1" r:id="rId5opgqfabmg3hvpanfekjb">
         <w:r>
           <w:rPr>
             <w:rFonts w:ascii="Arial" w:cs="Arial" w:eastAsia="Arial" w:hAnsi="Arial"/>

--- a/data/outputs/v2/General_Science/SS2.4_Acids,_Bases_and_Salts/General_Science_Acids,_Bases_and_Salts_CBE_LessonSequence.docx
+++ b/data/outputs/v2/General_Science/SS2.4_Acids,_Bases_and_Salts/General_Science_Acids,_Bases_and_Salts_CBE_LessonSequence.docx
@@ -2320,7 +2320,7 @@
         </w:rPr>
         <w:t xml:space="preserve">© 2026 SeaVuria and ARES. This work is licensed under a </w:t>
       </w:r>
-      <w:hyperlink w:history="1" r:id="rIdjrnewd-wukd7_2iq6xqe8">
+      <w:hyperlink w:history="1" r:id="rIdnb-a4zahgtqdvoq_b-obq">
         <w:r>
           <w:rPr>
             <w:rFonts w:ascii="Arial" w:cs="Arial" w:eastAsia="Arial" w:hAnsi="Arial"/>
@@ -2340,7 +2340,7 @@
         </w:rPr>
         <w:t xml:space="preserve"> (</w:t>
       </w:r>
-      <w:hyperlink w:history="1" r:id="rIdvpuhs2h-6afujphoocohc">
+      <w:hyperlink w:history="1" r:id="rIdsbrfsnian7huqr312xsn6">
         <w:r>
           <w:rPr>
             <w:rFonts w:ascii="Arial" w:cs="Arial" w:eastAsia="Arial" w:hAnsi="Arial"/>
@@ -2360,7 +2360,7 @@
         </w:rPr>
         <w:t xml:space="preserve">). To view a copy of this license, visit </w:t>
       </w:r>
-      <w:hyperlink w:history="1" r:id="rIdxwd9u6azavll-em-rqnpg">
+      <w:hyperlink w:history="1" r:id="rIdawt4cuefep68pfr_gihkx">
         <w:r>
           <w:rPr>
             <w:rFonts w:ascii="Arial" w:cs="Arial" w:eastAsia="Arial" w:hAnsi="Arial"/>
@@ -3372,6 +3372,23 @@
             <w:pPr>
               <w:spacing w:after="20" w:before="0"/>
             </w:pPr>
+            <w:hyperlink w:history="1" r:id="rIdw5dmv7oq2kan1mv160tog">
+              <w:r>
+                <w:rPr>
+                  <w:rFonts w:ascii="Arial" w:cs="Arial" w:eastAsia="Arial" w:hAnsi="Arial"/>
+                  <w:color w:val="2E75B6"/>
+                  <w:sz w:val="16"/>
+                  <w:szCs w:val="16"/>
+                  <w:u w:val="single" w:color="2E75B6"/>
+                </w:rPr>
+                <w:t xml:space="preserve">Titration curves and acid-base indicators</w:t>
+              </w:r>
+            </w:hyperlink>
+          </w:p>
+          <w:p>
+            <w:pPr>
+              <w:spacing w:after="20" w:before="0"/>
+            </w:pPr>
             <w:r>
               <w:rPr>
                 <w:rFonts w:ascii="Arial" w:cs="Arial" w:eastAsia="Arial" w:hAnsi="Arial"/>
@@ -3381,7 +3398,7 @@
                 <w:sz w:val="16"/>
                 <w:szCs w:val="16"/>
               </w:rPr>
-              <w:t xml:space="preserve">No closely matching video in the ARES library for this activity.</w:t>
+              <w:t xml:space="preserve">Related topic: not an exact match for this lesson.</w:t>
             </w:r>
           </w:p>
           <w:p>
@@ -3389,7 +3406,22 @@
               <w:spacing w:after="10" w:before="0"/>
               <w:ind w:left="120"/>
             </w:pPr>
-            <w:hyperlink w:history="1" r:id="rIdv0brudsf1xfbt-ljvw-n3">
+            <w:r>
+              <w:rPr>
+                <w:rFonts w:ascii="Arial" w:cs="Arial" w:eastAsia="Arial" w:hAnsi="Arial"/>
+                <w:color w:val="595959"/>
+                <w:sz w:val="14"/>
+                <w:szCs w:val="14"/>
+              </w:rPr>
+              <w:t xml:space="preserve">Source: Khan Academy (English - US curriculum)</w:t>
+            </w:r>
+          </w:p>
+          <w:p>
+            <w:pPr>
+              <w:spacing w:after="10" w:before="0"/>
+              <w:ind w:left="120"/>
+            </w:pPr>
+            <w:hyperlink w:history="1" r:id="rIdpdgoqx72rqinwwyyr9lnp">
               <w:r>
                 <w:rPr>
                   <w:rFonts w:ascii="Arial" w:cs="Arial" w:eastAsia="Arial" w:hAnsi="Arial"/>
@@ -3398,24 +3430,9 @@
                   <w:szCs w:val="14"/>
                   <w:u w:val="single" w:color="595959"/>
                 </w:rPr>
-                <w:t xml:space="preserve">🔍 Search ARES for videos</w:t>
+                <w:t xml:space="preserve">🔍 Search ARES for similar videos</w:t>
               </w:r>
             </w:hyperlink>
-          </w:p>
-          <w:p>
-            <w:pPr>
-              <w:spacing w:after="10" w:before="0"/>
-              <w:ind w:left="120"/>
-            </w:pPr>
-            <w:r>
-              <w:rPr>
-                <w:rFonts w:ascii="Arial" w:cs="Arial" w:eastAsia="Arial" w:hAnsi="Arial"/>
-                <w:color w:val="595959"/>
-                <w:sz w:val="14"/>
-                <w:szCs w:val="14"/>
-              </w:rPr>
-              <w:t xml:space="preserve">Search terms: acids bases salts lake</w:t>
-            </w:r>
           </w:p>
           <w:p>
             <w:pPr>
@@ -3442,14 +3459,14 @@
                 <w:sz w:val="16"/>
                 <w:szCs w:val="16"/>
               </w:rPr>
-              <w:t xml:space="preserve">📖 HTML:</w:t>
+              <w:t xml:space="preserve">📖 PDF:</w:t>
             </w:r>
           </w:p>
           <w:p>
             <w:pPr>
               <w:spacing w:after="20" w:before="0"/>
             </w:pPr>
-            <w:hyperlink w:history="1" r:id="rIdlaifzbfcugtnwkyxfuzbc">
+            <w:hyperlink w:history="1" r:id="rIdxmzl2neacmhs-zjefjplj">
               <w:r>
                 <w:rPr>
                   <w:rFonts w:ascii="Arial" w:cs="Arial" w:eastAsia="Arial" w:hAnsi="Arial"/>
@@ -3458,7 +3475,7 @@
                   <w:szCs w:val="16"/>
                   <w:u w:val="single" w:color="2E75B6"/>
                 </w:rPr>
-                <w:t xml:space="preserve">Nucleic Acid Classification (Flexbook)</w:t>
+                <w:t xml:space="preserve">Acids,Bases and Indicators</w:t>
               </w:r>
             </w:hyperlink>
           </w:p>
@@ -3474,7 +3491,7 @@
                 <w:sz w:val="14"/>
                 <w:szCs w:val="14"/>
               </w:rPr>
-              <w:t xml:space="preserve">Source: CK-12</w:t>
+              <w:t xml:space="preserve">Source: ARES Local Curriculum  - Digital Literacy Content</w:t>
             </w:r>
           </w:p>
           <w:p>
@@ -3482,7 +3499,7 @@
               <w:spacing w:after="10" w:before="0"/>
               <w:ind w:left="120"/>
             </w:pPr>
-            <w:hyperlink w:history="1" r:id="rIdie2qhqvitjgi6kajgghjk">
+            <w:hyperlink w:history="1" r:id="rIdwofxvbu6-garbnfgpzbou">
               <w:r>
                 <w:rPr>
                   <w:rFonts w:ascii="Arial" w:cs="Arial" w:eastAsia="Arial" w:hAnsi="Arial"/>
@@ -3677,6 +3694,23 @@
             <w:pPr>
               <w:spacing w:after="20" w:before="0"/>
             </w:pPr>
+            <w:hyperlink w:history="1" r:id="rIdu-qa8ktb3nfzmmucbgw-g">
+              <w:r>
+                <w:rPr>
+                  <w:rFonts w:ascii="Arial" w:cs="Arial" w:eastAsia="Arial" w:hAnsi="Arial"/>
+                  <w:color w:val="2E75B6"/>
+                  <w:sz w:val="16"/>
+                  <w:szCs w:val="16"/>
+                  <w:u w:val="single" w:color="2E75B6"/>
+                </w:rPr>
+                <w:t xml:space="preserve">Titration curves and acid-base indicators</w:t>
+              </w:r>
+            </w:hyperlink>
+          </w:p>
+          <w:p>
+            <w:pPr>
+              <w:spacing w:after="20" w:before="0"/>
+            </w:pPr>
             <w:r>
               <w:rPr>
                 <w:rFonts w:ascii="Arial" w:cs="Arial" w:eastAsia="Arial" w:hAnsi="Arial"/>
@@ -3686,7 +3720,7 @@
                 <w:sz w:val="16"/>
                 <w:szCs w:val="16"/>
               </w:rPr>
-              <w:t xml:space="preserve">No closely matching video in the ARES library for this activity.</w:t>
+              <w:t xml:space="preserve">Related topic: not an exact match for this lesson.</w:t>
             </w:r>
           </w:p>
           <w:p>
@@ -3694,7 +3728,22 @@
               <w:spacing w:after="10" w:before="0"/>
               <w:ind w:left="120"/>
             </w:pPr>
-            <w:hyperlink w:history="1" r:id="rIdsbxdje0-j0-edteuyduj1">
+            <w:r>
+              <w:rPr>
+                <w:rFonts w:ascii="Arial" w:cs="Arial" w:eastAsia="Arial" w:hAnsi="Arial"/>
+                <w:color w:val="595959"/>
+                <w:sz w:val="14"/>
+                <w:szCs w:val="14"/>
+              </w:rPr>
+              <w:t xml:space="preserve">Source: Khan Academy (English - US curriculum)</w:t>
+            </w:r>
+          </w:p>
+          <w:p>
+            <w:pPr>
+              <w:spacing w:after="10" w:before="0"/>
+              <w:ind w:left="120"/>
+            </w:pPr>
+            <w:hyperlink w:history="1" r:id="rIdvgotiywyqt6njbojggfps">
               <w:r>
                 <w:rPr>
                   <w:rFonts w:ascii="Arial" w:cs="Arial" w:eastAsia="Arial" w:hAnsi="Arial"/>
@@ -3703,24 +3752,9 @@
                   <w:szCs w:val="14"/>
                   <w:u w:val="single" w:color="595959"/>
                 </w:rPr>
-                <w:t xml:space="preserve">🔍 Search ARES for videos</w:t>
+                <w:t xml:space="preserve">🔍 Search ARES for similar videos</w:t>
               </w:r>
             </w:hyperlink>
-          </w:p>
-          <w:p>
-            <w:pPr>
-              <w:spacing w:after="10" w:before="0"/>
-              <w:ind w:left="120"/>
-            </w:pPr>
-            <w:r>
-              <w:rPr>
-                <w:rFonts w:ascii="Arial" w:cs="Arial" w:eastAsia="Arial" w:hAnsi="Arial"/>
-                <w:color w:val="595959"/>
-                <w:sz w:val="14"/>
-                <w:szCs w:val="14"/>
-              </w:rPr>
-              <w:t xml:space="preserve">Search terms: acids bases salts lake</w:t>
-            </w:r>
           </w:p>
           <w:p>
             <w:pPr>
@@ -3747,14 +3781,14 @@
                 <w:sz w:val="16"/>
                 <w:szCs w:val="16"/>
               </w:rPr>
-              <w:t xml:space="preserve">📖 EXERCISE:</w:t>
+              <w:t xml:space="preserve">📖 PDF:</w:t>
             </w:r>
           </w:p>
           <w:p>
             <w:pPr>
               <w:spacing w:after="20" w:before="0"/>
             </w:pPr>
-            <w:hyperlink w:history="1" r:id="rIdmoujk_1vmv2djrgza6cyj">
+            <w:hyperlink w:history="1" r:id="rIdc9phtmude5u0cxvq5v-on">
               <w:r>
                 <w:rPr>
                   <w:rFonts w:ascii="Arial" w:cs="Arial" w:eastAsia="Arial" w:hAnsi="Arial"/>
@@ -3763,7 +3797,7 @@
                   <w:szCs w:val="16"/>
                   <w:u w:val="single" w:color="2E75B6"/>
                 </w:rPr>
-                <w:t xml:space="preserve">Nucleic Acid Classification Practice</w:t>
+                <w:t xml:space="preserve">Acids,Bases and Indicators</w:t>
               </w:r>
             </w:hyperlink>
           </w:p>
@@ -3779,7 +3813,7 @@
                 <w:sz w:val="14"/>
                 <w:szCs w:val="14"/>
               </w:rPr>
-              <w:t xml:space="preserve">Source: CK-12</w:t>
+              <w:t xml:space="preserve">Source: ARES Local Curriculum  - Digital Literacy Content</w:t>
             </w:r>
           </w:p>
           <w:p>
@@ -3787,7 +3821,7 @@
               <w:spacing w:after="10" w:before="0"/>
               <w:ind w:left="120"/>
             </w:pPr>
-            <w:hyperlink w:history="1" r:id="rId1fcfelshfdb6hycbx40iw">
+            <w:hyperlink w:history="1" r:id="rIdati1w75xfegzucllldg_b">
               <w:r>
                 <w:rPr>
                   <w:rFonts w:ascii="Arial" w:cs="Arial" w:eastAsia="Arial" w:hAnsi="Arial"/>
@@ -3982,6 +4016,23 @@
             <w:pPr>
               <w:spacing w:after="20" w:before="0"/>
             </w:pPr>
+            <w:hyperlink w:history="1" r:id="rIdmlkju7qkexx1rtjrasyvh">
+              <w:r>
+                <w:rPr>
+                  <w:rFonts w:ascii="Arial" w:cs="Arial" w:eastAsia="Arial" w:hAnsi="Arial"/>
+                  <w:color w:val="2E75B6"/>
+                  <w:sz w:val="16"/>
+                  <w:szCs w:val="16"/>
+                  <w:u w:val="single" w:color="2E75B6"/>
+                </w:rPr>
+                <w:t xml:space="preserve">Titration curves and acid-base indicators</w:t>
+              </w:r>
+            </w:hyperlink>
+          </w:p>
+          <w:p>
+            <w:pPr>
+              <w:spacing w:after="20" w:before="0"/>
+            </w:pPr>
             <w:r>
               <w:rPr>
                 <w:rFonts w:ascii="Arial" w:cs="Arial" w:eastAsia="Arial" w:hAnsi="Arial"/>
@@ -3991,7 +4042,7 @@
                 <w:sz w:val="16"/>
                 <w:szCs w:val="16"/>
               </w:rPr>
-              <w:t xml:space="preserve">No closely matching video in the ARES library for this activity.</w:t>
+              <w:t xml:space="preserve">Related topic: not an exact match for this lesson.</w:t>
             </w:r>
           </w:p>
           <w:p>
@@ -3999,7 +4050,22 @@
               <w:spacing w:after="10" w:before="0"/>
               <w:ind w:left="120"/>
             </w:pPr>
-            <w:hyperlink w:history="1" r:id="rIdabhl8g4cdrksnaprluyv1">
+            <w:r>
+              <w:rPr>
+                <w:rFonts w:ascii="Arial" w:cs="Arial" w:eastAsia="Arial" w:hAnsi="Arial"/>
+                <w:color w:val="595959"/>
+                <w:sz w:val="14"/>
+                <w:szCs w:val="14"/>
+              </w:rPr>
+              <w:t xml:space="preserve">Source: Khan Academy (English - US curriculum)</w:t>
+            </w:r>
+          </w:p>
+          <w:p>
+            <w:pPr>
+              <w:spacing w:after="10" w:before="0"/>
+              <w:ind w:left="120"/>
+            </w:pPr>
+            <w:hyperlink w:history="1" r:id="rIdtl54r8wlm3hibq0kovkhm">
               <w:r>
                 <w:rPr>
                   <w:rFonts w:ascii="Arial" w:cs="Arial" w:eastAsia="Arial" w:hAnsi="Arial"/>
@@ -4008,24 +4074,9 @@
                   <w:szCs w:val="14"/>
                   <w:u w:val="single" w:color="595959"/>
                 </w:rPr>
-                <w:t xml:space="preserve">🔍 Search ARES for videos</w:t>
+                <w:t xml:space="preserve">🔍 Search ARES for similar videos</w:t>
               </w:r>
             </w:hyperlink>
-          </w:p>
-          <w:p>
-            <w:pPr>
-              <w:spacing w:after="10" w:before="0"/>
-              <w:ind w:left="120"/>
-            </w:pPr>
-            <w:r>
-              <w:rPr>
-                <w:rFonts w:ascii="Arial" w:cs="Arial" w:eastAsia="Arial" w:hAnsi="Arial"/>
-                <w:color w:val="595959"/>
-                <w:sz w:val="14"/>
-                <w:szCs w:val="14"/>
-              </w:rPr>
-              <w:t xml:space="preserve">Search terms: acids bases salts lake</w:t>
-            </w:r>
           </w:p>
           <w:p>
             <w:pPr>
@@ -4052,14 +4103,14 @@
                 <w:sz w:val="16"/>
                 <w:szCs w:val="16"/>
               </w:rPr>
-              <w:t xml:space="preserve">📖 EXERCISE:</w:t>
+              <w:t xml:space="preserve">📖 PDF:</w:t>
             </w:r>
           </w:p>
           <w:p>
             <w:pPr>
               <w:spacing w:after="20" w:before="0"/>
             </w:pPr>
-            <w:hyperlink w:history="1" r:id="rIdgnxc_cmt-lqyepzsz7ogk">
+            <w:hyperlink w:history="1" r:id="rIdno0nyq3d2e7p5xgled3rh">
               <w:r>
                 <w:rPr>
                   <w:rFonts w:ascii="Arial" w:cs="Arial" w:eastAsia="Arial" w:hAnsi="Arial"/>
@@ -4068,7 +4119,7 @@
                   <w:szCs w:val="16"/>
                   <w:u w:val="single" w:color="2E75B6"/>
                 </w:rPr>
-                <w:t xml:space="preserve">Amino Acid Classification and Structure Practice</w:t>
+                <w:t xml:space="preserve">Acids,Bases and Indicators</w:t>
               </w:r>
             </w:hyperlink>
           </w:p>
@@ -4084,7 +4135,7 @@
                 <w:sz w:val="14"/>
                 <w:szCs w:val="14"/>
               </w:rPr>
-              <w:t xml:space="preserve">Source: CK-12</w:t>
+              <w:t xml:space="preserve">Source: ARES Local Curriculum  - Digital Literacy Content</w:t>
             </w:r>
           </w:p>
           <w:p>
@@ -4092,7 +4143,7 @@
               <w:spacing w:after="10" w:before="0"/>
               <w:ind w:left="120"/>
             </w:pPr>
-            <w:hyperlink w:history="1" r:id="rIdorbotfkovisojs8t7ypms">
+            <w:hyperlink w:history="1" r:id="rId7safdvkfp8mwwucwajd_f">
               <w:r>
                 <w:rPr>
                   <w:rFonts w:ascii="Arial" w:cs="Arial" w:eastAsia="Arial" w:hAnsi="Arial"/>
@@ -4287,6 +4338,23 @@
             <w:pPr>
               <w:spacing w:after="20" w:before="0"/>
             </w:pPr>
+            <w:hyperlink w:history="1" r:id="rIdjyubrrbqcdtot9w5kvyku">
+              <w:r>
+                <w:rPr>
+                  <w:rFonts w:ascii="Arial" w:cs="Arial" w:eastAsia="Arial" w:hAnsi="Arial"/>
+                  <w:color w:val="2E75B6"/>
+                  <w:sz w:val="16"/>
+                  <w:szCs w:val="16"/>
+                  <w:u w:val="single" w:color="2E75B6"/>
+                </w:rPr>
+                <w:t xml:space="preserve">Titration curves and acid-base indicators</w:t>
+              </w:r>
+            </w:hyperlink>
+          </w:p>
+          <w:p>
+            <w:pPr>
+              <w:spacing w:after="20" w:before="0"/>
+            </w:pPr>
             <w:r>
               <w:rPr>
                 <w:rFonts w:ascii="Arial" w:cs="Arial" w:eastAsia="Arial" w:hAnsi="Arial"/>
@@ -4296,7 +4364,7 @@
                 <w:sz w:val="16"/>
                 <w:szCs w:val="16"/>
               </w:rPr>
-              <w:t xml:space="preserve">No closely matching video in the ARES library for this activity.</w:t>
+              <w:t xml:space="preserve">Related topic: not an exact match for this lesson.</w:t>
             </w:r>
           </w:p>
           <w:p>
@@ -4304,7 +4372,22 @@
               <w:spacing w:after="10" w:before="0"/>
               <w:ind w:left="120"/>
             </w:pPr>
-            <w:hyperlink w:history="1" r:id="rIdp1uuzoqlmta1ivm5l7i2v">
+            <w:r>
+              <w:rPr>
+                <w:rFonts w:ascii="Arial" w:cs="Arial" w:eastAsia="Arial" w:hAnsi="Arial"/>
+                <w:color w:val="595959"/>
+                <w:sz w:val="14"/>
+                <w:szCs w:val="14"/>
+              </w:rPr>
+              <w:t xml:space="preserve">Source: Khan Academy (English - US curriculum)</w:t>
+            </w:r>
+          </w:p>
+          <w:p>
+            <w:pPr>
+              <w:spacing w:after="10" w:before="0"/>
+              <w:ind w:left="120"/>
+            </w:pPr>
+            <w:hyperlink w:history="1" r:id="rIdi0arfjnrlxevpgjehfoqg">
               <w:r>
                 <w:rPr>
                   <w:rFonts w:ascii="Arial" w:cs="Arial" w:eastAsia="Arial" w:hAnsi="Arial"/>
@@ -4313,24 +4396,9 @@
                   <w:szCs w:val="14"/>
                   <w:u w:val="single" w:color="595959"/>
                 </w:rPr>
-                <w:t xml:space="preserve">🔍 Search ARES for videos</w:t>
+                <w:t xml:space="preserve">🔍 Search ARES for similar videos</w:t>
               </w:r>
             </w:hyperlink>
-          </w:p>
-          <w:p>
-            <w:pPr>
-              <w:spacing w:after="10" w:before="0"/>
-              <w:ind w:left="120"/>
-            </w:pPr>
-            <w:r>
-              <w:rPr>
-                <w:rFonts w:ascii="Arial" w:cs="Arial" w:eastAsia="Arial" w:hAnsi="Arial"/>
-                <w:color w:val="595959"/>
-                <w:sz w:val="14"/>
-                <w:szCs w:val="14"/>
-              </w:rPr>
-              <w:t xml:space="preserve">Search terms: acids bases salts lake</w:t>
-            </w:r>
           </w:p>
           <w:p>
             <w:pPr>
@@ -4357,14 +4425,14 @@
                 <w:sz w:val="16"/>
                 <w:szCs w:val="16"/>
               </w:rPr>
-              <w:t xml:space="preserve">📖 HTML:</w:t>
+              <w:t xml:space="preserve">📖 PDF:</w:t>
             </w:r>
           </w:p>
           <w:p>
             <w:pPr>
               <w:spacing w:after="20" w:before="0"/>
             </w:pPr>
-            <w:hyperlink w:history="1" r:id="rId_gj-kf7xeobxi7m_cpqes">
+            <w:hyperlink w:history="1" r:id="rId5ow6yvuene6zpmn3zjtl1">
               <w:r>
                 <w:rPr>
                   <w:rFonts w:ascii="Arial" w:cs="Arial" w:eastAsia="Arial" w:hAnsi="Arial"/>
@@ -4373,7 +4441,7 @@
                   <w:szCs w:val="16"/>
                   <w:u w:val="single" w:color="2E75B6"/>
                 </w:rPr>
-                <w:t xml:space="preserve">Nucleic Acid Classification (Flexbook)</w:t>
+                <w:t xml:space="preserve">Acids,Bases and Indicators</w:t>
               </w:r>
             </w:hyperlink>
           </w:p>
@@ -4389,7 +4457,7 @@
                 <w:sz w:val="14"/>
                 <w:szCs w:val="14"/>
               </w:rPr>
-              <w:t xml:space="preserve">Source: CK-12</w:t>
+              <w:t xml:space="preserve">Source: ARES Local Curriculum  - Digital Literacy Content</w:t>
             </w:r>
           </w:p>
           <w:p>
@@ -4397,7 +4465,7 @@
               <w:spacing w:after="10" w:before="0"/>
               <w:ind w:left="120"/>
             </w:pPr>
-            <w:hyperlink w:history="1" r:id="rIdupgzwepc9m3ggtluodybg">
+            <w:hyperlink w:history="1" r:id="rIdam6t9ngojh1sfeu8t2vob">
               <w:r>
                 <w:rPr>
                   <w:rFonts w:ascii="Arial" w:cs="Arial" w:eastAsia="Arial" w:hAnsi="Arial"/>
@@ -4592,6 +4660,23 @@
             <w:pPr>
               <w:spacing w:after="20" w:before="0"/>
             </w:pPr>
+            <w:hyperlink w:history="1" r:id="rIdizy1twb0jevdnolrhko4p">
+              <w:r>
+                <w:rPr>
+                  <w:rFonts w:ascii="Arial" w:cs="Arial" w:eastAsia="Arial" w:hAnsi="Arial"/>
+                  <w:color w:val="2E75B6"/>
+                  <w:sz w:val="16"/>
+                  <w:szCs w:val="16"/>
+                  <w:u w:val="single" w:color="2E75B6"/>
+                </w:rPr>
+                <w:t xml:space="preserve">Titration curves and acid-base indicators</w:t>
+              </w:r>
+            </w:hyperlink>
+          </w:p>
+          <w:p>
+            <w:pPr>
+              <w:spacing w:after="20" w:before="0"/>
+            </w:pPr>
             <w:r>
               <w:rPr>
                 <w:rFonts w:ascii="Arial" w:cs="Arial" w:eastAsia="Arial" w:hAnsi="Arial"/>
@@ -4601,7 +4686,7 @@
                 <w:sz w:val="16"/>
                 <w:szCs w:val="16"/>
               </w:rPr>
-              <w:t xml:space="preserve">No closely matching video in the ARES library for this activity.</w:t>
+              <w:t xml:space="preserve">Related topic: not an exact match for this lesson.</w:t>
             </w:r>
           </w:p>
           <w:p>
@@ -4609,7 +4694,22 @@
               <w:spacing w:after="10" w:before="0"/>
               <w:ind w:left="120"/>
             </w:pPr>
-            <w:hyperlink w:history="1" r:id="rId7ck0y6b73qkcomeikf5bx">
+            <w:r>
+              <w:rPr>
+                <w:rFonts w:ascii="Arial" w:cs="Arial" w:eastAsia="Arial" w:hAnsi="Arial"/>
+                <w:color w:val="595959"/>
+                <w:sz w:val="14"/>
+                <w:szCs w:val="14"/>
+              </w:rPr>
+              <w:t xml:space="preserve">Source: Khan Academy (English - US curriculum)</w:t>
+            </w:r>
+          </w:p>
+          <w:p>
+            <w:pPr>
+              <w:spacing w:after="10" w:before="0"/>
+              <w:ind w:left="120"/>
+            </w:pPr>
+            <w:hyperlink w:history="1" r:id="rIdhdjjpkyqyza379c9yam8t">
               <w:r>
                 <w:rPr>
                   <w:rFonts w:ascii="Arial" w:cs="Arial" w:eastAsia="Arial" w:hAnsi="Arial"/>
@@ -4618,24 +4718,9 @@
                   <w:szCs w:val="14"/>
                   <w:u w:val="single" w:color="595959"/>
                 </w:rPr>
-                <w:t xml:space="preserve">🔍 Search ARES for videos</w:t>
+                <w:t xml:space="preserve">🔍 Search ARES for similar videos</w:t>
               </w:r>
             </w:hyperlink>
-          </w:p>
-          <w:p>
-            <w:pPr>
-              <w:spacing w:after="10" w:before="0"/>
-              <w:ind w:left="120"/>
-            </w:pPr>
-            <w:r>
-              <w:rPr>
-                <w:rFonts w:ascii="Arial" w:cs="Arial" w:eastAsia="Arial" w:hAnsi="Arial"/>
-                <w:color w:val="595959"/>
-                <w:sz w:val="14"/>
-                <w:szCs w:val="14"/>
-              </w:rPr>
-              <w:t xml:space="preserve">Search terms: acids bases salts lake</w:t>
-            </w:r>
           </w:p>
           <w:p>
             <w:pPr>
@@ -4662,14 +4747,14 @@
                 <w:sz w:val="16"/>
                 <w:szCs w:val="16"/>
               </w:rPr>
-              <w:t xml:space="preserve">📖 EXERCISE:</w:t>
+              <w:t xml:space="preserve">📖 PDF:</w:t>
             </w:r>
           </w:p>
           <w:p>
             <w:pPr>
               <w:spacing w:after="20" w:before="0"/>
             </w:pPr>
-            <w:hyperlink w:history="1" r:id="rId5wtwa_kblpes16g8yrmse">
+            <w:hyperlink w:history="1" r:id="rId3-6gxxf_ga6pwwmtnfczh">
               <w:r>
                 <w:rPr>
                   <w:rFonts w:ascii="Arial" w:cs="Arial" w:eastAsia="Arial" w:hAnsi="Arial"/>
@@ -4678,7 +4763,7 @@
                   <w:szCs w:val="16"/>
                   <w:u w:val="single" w:color="2E75B6"/>
                 </w:rPr>
-                <w:t xml:space="preserve">Amino Acid Classification and Structure Practice</w:t>
+                <w:t xml:space="preserve">Acids,Bases and Indicators</w:t>
               </w:r>
             </w:hyperlink>
           </w:p>
@@ -4694,7 +4779,7 @@
                 <w:sz w:val="14"/>
                 <w:szCs w:val="14"/>
               </w:rPr>
-              <w:t xml:space="preserve">Source: CK-12</w:t>
+              <w:t xml:space="preserve">Source: ARES Local Curriculum  - Digital Literacy Content</w:t>
             </w:r>
           </w:p>
           <w:p>
@@ -4702,7 +4787,7 @@
               <w:spacing w:after="10" w:before="0"/>
               <w:ind w:left="120"/>
             </w:pPr>
-            <w:hyperlink w:history="1" r:id="rIdiwn2ayy0tf68zgttpmbnw">
+            <w:hyperlink w:history="1" r:id="rIdj22cypohm6xvszlilifis">
               <w:r>
                 <w:rPr>
                   <w:rFonts w:ascii="Arial" w:cs="Arial" w:eastAsia="Arial" w:hAnsi="Arial"/>
@@ -5214,7 +5299,7 @@
         </w:rPr>
         <w:t xml:space="preserve">© 2026 SeaVuria and ARES. Aligned with KICD objectives. Developed by SeaVuria; technical implementation by ARES (with AI assistance from Claude). Licensed under </w:t>
       </w:r>
-      <w:hyperlink w:history="1" r:id="rIduzknf09oipm2qkhh6yfey">
+      <w:hyperlink w:history="1" r:id="rId178rny8zddtqya8q8rpna">
         <w:r>
           <w:rPr>
             <w:rFonts w:ascii="Arial" w:cs="Arial" w:eastAsia="Arial" w:hAnsi="Arial"/>
@@ -5235,7 +5320,7 @@
         </w:rPr>
         <w:t xml:space="preserve"> (</w:t>
       </w:r>
-      <w:hyperlink w:history="1" r:id="rIduvp1pj8xcxf5u47aiqbrr">
+      <w:hyperlink w:history="1" r:id="rIdcunt16tcigrsuytmx4pch">
         <w:r>
           <w:rPr>
             <w:rFonts w:ascii="Arial" w:cs="Arial" w:eastAsia="Arial" w:hAnsi="Arial"/>
@@ -6248,7 +6333,7 @@
             <w:pPr>
               <w:spacing w:after="20" w:before="0"/>
             </w:pPr>
-            <w:hyperlink w:history="1" r:id="rId4iemhllareiqje1j1acrp">
+            <w:hyperlink w:history="1" r:id="rIdta6fft7tohdotmvakyo1c">
               <w:r>
                 <w:rPr>
                   <w:rFonts w:ascii="Arial" w:cs="Arial" w:eastAsia="Arial" w:hAnsi="Arial"/>
@@ -6263,6 +6348,22 @@
           </w:p>
           <w:p>
             <w:pPr>
+              <w:spacing w:after="20" w:before="0"/>
+            </w:pPr>
+            <w:r>
+              <w:rPr>
+                <w:rFonts w:ascii="Arial" w:cs="Arial" w:eastAsia="Arial" w:hAnsi="Arial"/>
+                <w:i/>
+                <w:iCs/>
+                <w:color w:val="595959"/>
+                <w:sz w:val="16"/>
+                <w:szCs w:val="16"/>
+              </w:rPr>
+              <w:t xml:space="preserve">Related topic: not an exact match for this lesson.</w:t>
+            </w:r>
+          </w:p>
+          <w:p>
+            <w:pPr>
               <w:spacing w:after="10" w:before="0"/>
               <w:ind w:left="120"/>
             </w:pPr>
@@ -6281,7 +6382,7 @@
               <w:spacing w:after="10" w:before="0"/>
               <w:ind w:left="120"/>
             </w:pPr>
-            <w:hyperlink w:history="1" r:id="rIddrimrzmchcdr5me_vrfvm">
+            <w:hyperlink w:history="1" r:id="rIdhegu5fchjotl54ieextcd">
               <w:r>
                 <w:rPr>
                   <w:rFonts w:ascii="Arial" w:cs="Arial" w:eastAsia="Arial" w:hAnsi="Arial"/>
@@ -6326,7 +6427,7 @@
             <w:pPr>
               <w:spacing w:after="20" w:before="0"/>
             </w:pPr>
-            <w:hyperlink w:history="1" r:id="rId0zyeaznwr7o6a2qcpccxm">
+            <w:hyperlink w:history="1" r:id="rIdczl8lxlqfhqprrz2punka">
               <w:r>
                 <w:rPr>
                   <w:rFonts w:ascii="Arial" w:cs="Arial" w:eastAsia="Arial" w:hAnsi="Arial"/>
@@ -6359,7 +6460,7 @@
               <w:spacing w:after="10" w:before="0"/>
               <w:ind w:left="120"/>
             </w:pPr>
-            <w:hyperlink w:history="1" r:id="rIduljwt5_ygbqb9lyydtow_">
+            <w:hyperlink w:history="1" r:id="rIdm197n6q2wt8byzizmzbde">
               <w:r>
                 <w:rPr>
                   <w:rFonts w:ascii="Arial" w:cs="Arial" w:eastAsia="Arial" w:hAnsi="Arial"/>
@@ -6401,7 +6502,7 @@
                 <w:sz w:val="18"/>
                 <w:szCs w:val="18"/>
               </w:rPr>
-              <w:t xml:space="preserve">Students retrieve their Lesson 1 prediction tables (where they ranked the 12 substances from most acidic to most basic). Working in their bench groups of 4, they spend 3 minutes re-reading their predictions and annotating any they now feel uncertain about — without changing their original answers. Each group nominates one spokesperson to share the substance they are MOST uncertain about and why. Students write a one-sentence 'refined prediction' at the top of today's results table: 'I predict the pH of [substance] will be approximately ___ because ___.' This activates prior knowledge, creates cognitive investment in the upcoming evidence, and primes learners to notice surprises.</w:t>
+              <w:t xml:space="preserve">Students retrieve their Lesson 1 card-sort predictions (where they placed substance cards into ACID / BASE / NEITHER; substances not in the Lesson 1 card set are predicted fresh today). Working in their bench groups of 4, they spend 3 minutes re-reading their predictions and annotating any they now feel uncertain about — without changing their original answers. Each group nominates one spokesperson to share the substance they are MOST uncertain about and why. Students write a one-sentence 'refined prediction' at the top of today's results table: 'I predict the pH of [substance] will be approximately ___ because ___.' This activates prior knowledge, creates cognitive investment in the upcoming evidence, and primes learners to notice surprises.</w:t>
             </w:r>
           </w:p>
         </w:tc>
@@ -6433,7 +6534,7 @@
                 <w:sz w:val="18"/>
                 <w:szCs w:val="18"/>
               </w:rPr>
-              <w:t xml:space="preserve">Teacher displays both anchoring-phenomenon images on the board (Lake Magadi shoreline; pitted aluminium sufuria) and says: 'Last lesson you made predictions about these 12 substances. Today is evidence day — we test every single one. Before we touch anything, spend 3 minutes looking at your Lesson 1 predictions. Put a star next to any substance you feel uncertain about.' [Allow 3 minutes silent individual review — no talking.] After 3 minutes, teacher cold-calls exactly 4 groups (one per bench): 'Group at the window bench — which substance are you most uncertain about, and what is your current best guess for its pH? Give me a number.' [10-second WAIT TIME before calling on any student.] After 4 groups respond, teacher writes the 4 'most uncertain' substances on the board in a column labelled WATCH THESE. Teacher says: 'These are your personal prediction checkpoints. By the end of this lesson you will know whether you were right or whether the evidence surprises you — and surprises in science are MORE valuable than being right.'</w:t>
+              <w:t xml:space="preserve">Teacher displays both anchoring-phenomenon images on the board (Lake Magadi shoreline; pitted aluminium sufuria) and says: 'Last lesson you sorted substance cards into ACID, BASE or NEITHER; today we test most of those substances and a few new ones. Today is evidence day — we test every single one. Before we touch anything, spend 3 minutes looking at your Lesson 1 predictions. Put a star next to any substance you feel uncertain about.' [Allow 3 minutes silent individual review — no talking.] After 3 minutes, teacher cold-calls exactly 4 groups (one per bench): 'Group at the window bench — which substance are you most uncertain about, and what is your current best guess for its pH? Give me a number.' [10-second WAIT TIME before calling on any student.] After 4 groups respond, teacher writes the 4 'most uncertain' substances on the board in a column labelled WATCH THESE. Teacher says: 'These are your personal prediction checkpoints. By the end of this lesson you will know whether you were right or whether the evidence surprises you — and surprises in science are MORE valuable than being right.'</w:t>
             </w:r>
           </w:p>
         </w:tc>
@@ -6554,7 +6655,7 @@
             <w:pPr>
               <w:spacing w:after="20" w:before="0"/>
             </w:pPr>
-            <w:hyperlink w:history="1" r:id="rIdeqexoy3pv04cg76xgflf_">
+            <w:hyperlink w:history="1" r:id="rIdilodrfhekj5lf1ec6je33">
               <w:r>
                 <w:rPr>
                   <w:rFonts w:ascii="Arial" w:cs="Arial" w:eastAsia="Arial" w:hAnsi="Arial"/>
@@ -6563,9 +6664,25 @@
                   <w:szCs w:val="16"/>
                   <w:u w:val="single" w:color="2E75B6"/>
                 </w:rPr>
-                <w:t xml:space="preserve">Conjugate acid–base pairs</w:t>
+                <w:t xml:space="preserve">Titration of a strong acid with a strong base</w:t>
               </w:r>
             </w:hyperlink>
+          </w:p>
+          <w:p>
+            <w:pPr>
+              <w:spacing w:after="20" w:before="0"/>
+            </w:pPr>
+            <w:r>
+              <w:rPr>
+                <w:rFonts w:ascii="Arial" w:cs="Arial" w:eastAsia="Arial" w:hAnsi="Arial"/>
+                <w:i/>
+                <w:iCs/>
+                <w:color w:val="595959"/>
+                <w:sz w:val="16"/>
+                <w:szCs w:val="16"/>
+              </w:rPr>
+              <w:t xml:space="preserve">Related topic: not an exact match for this lesson.</w:t>
+            </w:r>
           </w:p>
           <w:p>
             <w:pPr>
@@ -6587,7 +6704,7 @@
               <w:spacing w:after="10" w:before="0"/>
               <w:ind w:left="120"/>
             </w:pPr>
-            <w:hyperlink w:history="1" r:id="rIdg1i4yfb1h15_vikv0zdt_">
+            <w:hyperlink w:history="1" r:id="rIdo8w8avitejzwqqyy4gtnn">
               <w:r>
                 <w:rPr>
                   <w:rFonts w:ascii="Arial" w:cs="Arial" w:eastAsia="Arial" w:hAnsi="Arial"/>
@@ -6632,7 +6749,7 @@
             <w:pPr>
               <w:spacing w:after="20" w:before="0"/>
             </w:pPr>
-            <w:hyperlink w:history="1" r:id="rIdziq8bmqw5ztn8nep7si9m">
+            <w:hyperlink w:history="1" r:id="rId4rdbbzvjo3h0bwtlzcros">
               <w:r>
                 <w:rPr>
                   <w:rFonts w:ascii="Arial" w:cs="Arial" w:eastAsia="Arial" w:hAnsi="Arial"/>
@@ -6665,7 +6782,7 @@
               <w:spacing w:after="10" w:before="0"/>
               <w:ind w:left="120"/>
             </w:pPr>
-            <w:hyperlink w:history="1" r:id="rIdbyif6vv2shq0lfkoqk_2c">
+            <w:hyperlink w:history="1" r:id="rIdmnpgtn2kqxwru1sm7xi9d">
               <w:r>
                 <w:rPr>
                   <w:rFonts w:ascii="Arial" w:cs="Arial" w:eastAsia="Arial" w:hAnsi="Arial"/>
@@ -6860,7 +6977,7 @@
             <w:pPr>
               <w:spacing w:after="20" w:before="0"/>
             </w:pPr>
-            <w:hyperlink w:history="1" r:id="rIdy4oygi3fpii99xdjydhad">
+            <w:hyperlink w:history="1" r:id="rIdpbowleu9e5qih7epvmm3l">
               <w:r>
                 <w:rPr>
                   <w:rFonts w:ascii="Arial" w:cs="Arial" w:eastAsia="Arial" w:hAnsi="Arial"/>
@@ -6869,9 +6986,25 @@
                   <w:szCs w:val="16"/>
                   <w:u w:val="single" w:color="2E75B6"/>
                 </w:rPr>
-                <w:t xml:space="preserve">Titration of a strong acid with a strong base</w:t>
+                <w:t xml:space="preserve">pH of salt solutions</w:t>
               </w:r>
             </w:hyperlink>
+          </w:p>
+          <w:p>
+            <w:pPr>
+              <w:spacing w:after="20" w:before="0"/>
+            </w:pPr>
+            <w:r>
+              <w:rPr>
+                <w:rFonts w:ascii="Arial" w:cs="Arial" w:eastAsia="Arial" w:hAnsi="Arial"/>
+                <w:i/>
+                <w:iCs/>
+                <w:color w:val="595959"/>
+                <w:sz w:val="16"/>
+                <w:szCs w:val="16"/>
+              </w:rPr>
+              <w:t xml:space="preserve">Related topic: not an exact match for this lesson.</w:t>
+            </w:r>
           </w:p>
           <w:p>
             <w:pPr>
@@ -6893,7 +7026,7 @@
               <w:spacing w:after="10" w:before="0"/>
               <w:ind w:left="120"/>
             </w:pPr>
-            <w:hyperlink w:history="1" r:id="rIdufymehyp1fj0kp76370bk">
+            <w:hyperlink w:history="1" r:id="rId2_pkiklksp8ad7re9lbdq">
               <w:r>
                 <w:rPr>
                   <w:rFonts w:ascii="Arial" w:cs="Arial" w:eastAsia="Arial" w:hAnsi="Arial"/>
@@ -6938,7 +7071,7 @@
             <w:pPr>
               <w:spacing w:after="20" w:before="0"/>
             </w:pPr>
-            <w:hyperlink w:history="1" r:id="rIdn-o1scn9nufvnbudqtjfh">
+            <w:hyperlink w:history="1" r:id="rIdnfkpyvritndia7kvdgxce">
               <w:r>
                 <w:rPr>
                   <w:rFonts w:ascii="Arial" w:cs="Arial" w:eastAsia="Arial" w:hAnsi="Arial"/>
@@ -6971,7 +7104,7 @@
               <w:spacing w:after="10" w:before="0"/>
               <w:ind w:left="120"/>
             </w:pPr>
-            <w:hyperlink w:history="1" r:id="rIdngdseguhwnt6fa4rz59or">
+            <w:hyperlink w:history="1" r:id="rIdrhpzs3ikwywedoqqoqigd">
               <w:r>
                 <w:rPr>
                   <w:rFonts w:ascii="Arial" w:cs="Arial" w:eastAsia="Arial" w:hAnsi="Arial"/>
@@ -7013,7 +7146,7 @@
                 <w:sz w:val="18"/>
                 <w:szCs w:val="18"/>
               </w:rPr>
-              <w:t xml:space="preserve">Part A — Sharing Surprises (7 minutes): Each group reports their single biggest surprise. Students listen and add a tick beside any surprise they also experienced. The class builds a shared 'Surprise Tally' on the board. Likely top surprises: cooking salt (NaCl) at exactly pH 7 — many students predicted it would be acidic because it 'tastes salty'; wood-ash solution at pH 9–11 — many predicted it would be neutral; baking soda at pH 8–9 — some predicted it as neutral. Part B — Teacher-led Consolidation (10 minutes): Teacher introduces the ionic definitions of acids and bases using a worked particle diagram on the board: 'An acid releases hydrogen ions — H⁺ — when dissolved in water. A base releases hydroxide ions — OH⁻. The more H⁺ ions, the lower the pH. The more OH⁻ ions, the higher the pH. pH 7 is neutral — equal H⁺ and OH⁻.' Students annotate their Results Table with the ion type beside each classification. Teacher explicitly links back to phenomenon: 'The Lake Magadi water has a very high pH because the trona — sodium sesquicarbonate — releases hydroxide ions. That is why the Maasai call it 'burning water' and why flamingo legs are eroded by it. The lemon juice that attacked the aluminium sufuria has a very low pH because citric acid releases H⁺ ions — those hydrogen ions reacted with the aluminium metal overnight.' Part C — Application Question (3 minutes): Students answer individually in their books: 'A Nairobi market vendor sells wood ash as a cleaning agent for pots. Using pH evidence from today's investigation, explain ONE reason why wood ash might be effective at cleaning a greasy pot, and ONE reason why it might be dangerous if used without rinsing.' Students share with a partner before whole-class cold-call.</w:t>
+              <w:t xml:space="preserve">Part A — Sharing Surprises (7 minutes): Each group reports their single biggest surprise. Students listen and add a tick beside any surprise they also experienced. The class builds a shared 'Surprise Tally' on the board. Likely top surprises: cooking salt (NaCl) at exactly pH 7 — many students predicted it would be acidic because it 'tastes salty'; wood-ash solution at pH 9–11 — many predicted it would be neutral; baking soda at pH 8–9 — some predicted it as neutral. Part B — Teacher-led Consolidation (10 minutes): Teacher introduces the ionic definitions of acids and bases using a worked particle diagram on the board: 'An acid releases hydrogen ions — H⁺ — when dissolved in water. A base releases hydroxide ions — OH⁻. The more H⁺ ions, the lower the pH. The more OH⁻ ions, the higher the pH. pH 7 is neutral — equal H⁺ and OH⁻.' Students annotate their Results Table with the ion type beside each classification. Teacher explicitly links back to phenomenon: 'The Lake Magadi water has a very high pH because the trona — sodium sesquicarbonate — releases hydroxide ions. That is why the Maasai call it 'burning water' and why it is caustic to unprotected human skin, although flamingos are adapted to live in it. The lemon juice that attacked the aluminium sufuria has a very low pH because citric acid releases H⁺ ions — those hydrogen ions reacted with the aluminium metal overnight.' Part C — Application Question (3 minutes): Students answer individually in their books: 'A Nairobi market vendor sells wood ash as a cleaning agent for pots. Using pH evidence from today's investigation, explain ONE reason why wood ash might be effective at cleaning a greasy pot, and ONE reason why it might be dangerous if used without rinsing.' Students share with a partner before whole-class cold-call.</w:t>
             </w:r>
           </w:p>
         </w:tc>
@@ -7166,7 +7299,7 @@
             <w:pPr>
               <w:spacing w:after="20" w:before="0"/>
             </w:pPr>
-            <w:hyperlink w:history="1" r:id="rIdxb7yp-1hunajbwrqvopr1">
+            <w:hyperlink w:history="1" r:id="rIdxmhunykeha7e7-buwejf1">
               <w:r>
                 <w:rPr>
                   <w:rFonts w:ascii="Arial" w:cs="Arial" w:eastAsia="Arial" w:hAnsi="Arial"/>
@@ -7175,9 +7308,25 @@
                   <w:szCs w:val="16"/>
                   <w:u w:val="single" w:color="2E75B6"/>
                 </w:rPr>
-                <w:t xml:space="preserve">pH of salt solutions</w:t>
+                <w:t xml:space="preserve">Strong base solutions</w:t>
               </w:r>
             </w:hyperlink>
+          </w:p>
+          <w:p>
+            <w:pPr>
+              <w:spacing w:after="20" w:before="0"/>
+            </w:pPr>
+            <w:r>
+              <w:rPr>
+                <w:rFonts w:ascii="Arial" w:cs="Arial" w:eastAsia="Arial" w:hAnsi="Arial"/>
+                <w:i/>
+                <w:iCs/>
+                <w:color w:val="595959"/>
+                <w:sz w:val="16"/>
+                <w:szCs w:val="16"/>
+              </w:rPr>
+              <w:t xml:space="preserve">Related topic: not an exact match for this lesson.</w:t>
+            </w:r>
           </w:p>
           <w:p>
             <w:pPr>
@@ -7199,7 +7348,7 @@
               <w:spacing w:after="10" w:before="0"/>
               <w:ind w:left="120"/>
             </w:pPr>
-            <w:hyperlink w:history="1" r:id="rIdifpuklnwyaqnfjbjur0dj">
+            <w:hyperlink w:history="1" r:id="rId7uee7bdkjqgfoejlj9npc">
               <w:r>
                 <w:rPr>
                   <w:rFonts w:ascii="Arial" w:cs="Arial" w:eastAsia="Arial" w:hAnsi="Arial"/>
@@ -7244,7 +7393,329 @@
             <w:pPr>
               <w:spacing w:after="20" w:before="0"/>
             </w:pPr>
-            <w:hyperlink w:history="1" r:id="rIdakkvxydpxk8v6kk24we79">
+            <w:hyperlink w:history="1" r:id="rId7mf1tvyoahu4r6kh7jyph">
+              <w:r>
+                <w:rPr>
+                  <w:rFonts w:ascii="Arial" w:cs="Arial" w:eastAsia="Arial" w:hAnsi="Arial"/>
+                  <w:color w:val="2E75B6"/>
+                  <w:sz w:val="16"/>
+                  <w:szCs w:val="16"/>
+                  <w:u w:val="single" w:color="2E75B6"/>
+                </w:rPr>
+                <w:t xml:space="preserve">pH Scale: Basics</w:t>
+              </w:r>
+            </w:hyperlink>
+          </w:p>
+          <w:p>
+            <w:pPr>
+              <w:spacing w:after="10" w:before="0"/>
+              <w:ind w:left="120"/>
+            </w:pPr>
+            <w:r>
+              <w:rPr>
+                <w:rFonts w:ascii="Arial" w:cs="Arial" w:eastAsia="Arial" w:hAnsi="Arial"/>
+                <w:color w:val="595959"/>
+                <w:sz w:val="14"/>
+                <w:szCs w:val="14"/>
+              </w:rPr>
+              <w:t xml:space="preserve">Source: PhET Interactive Simulations (English)</w:t>
+            </w:r>
+          </w:p>
+          <w:p>
+            <w:pPr>
+              <w:spacing w:after="10" w:before="0"/>
+              <w:ind w:left="120"/>
+            </w:pPr>
+            <w:hyperlink w:history="1" r:id="rIdfisk71g_gmhpw2zkkgjkx">
+              <w:r>
+                <w:rPr>
+                  <w:rFonts w:ascii="Arial" w:cs="Arial" w:eastAsia="Arial" w:hAnsi="Arial"/>
+                  <w:color w:val="595959"/>
+                  <w:sz w:val="14"/>
+                  <w:szCs w:val="14"/>
+                  <w:u w:val="single" w:color="595959"/>
+                </w:rPr>
+                <w:t xml:space="preserve">🔍 Search ARES for similar readings</w:t>
+              </w:r>
+            </w:hyperlink>
+          </w:p>
+        </w:tc>
+        <w:tc>
+          <w:tcPr>
+            <w:tcW w:type="dxa" w:w="3040"/>
+            <w:shd w:fill="FFFFFF" w:color="auto" w:val="clear"/>
+            <w:tcMar>
+              <w:top w:type="dxa" w:w="60"/>
+              <w:left w:type="dxa" w:w="120"/>
+              <w:bottom w:type="dxa" w:w="60"/>
+              <w:right w:type="dxa" w:w="120"/>
+            </w:tcMar>
+            <w:vAlign w:val="top"/>
+          </w:tcPr>
+          <w:p>
+            <w:pPr>
+              <w:spacing w:after="40" w:before="0"/>
+              <w:jc w:val="left"/>
+            </w:pPr>
+            <w:r>
+              <w:rPr>
+                <w:rFonts w:ascii="Arial" w:cs="Arial" w:eastAsia="Arial" w:hAnsi="Arial"/>
+                <w:b w:val="false"/>
+                <w:bCs w:val="false"/>
+                <w:i w:val="false"/>
+                <w:iCs w:val="false"/>
+                <w:color w:val="000000"/>
+                <w:sz w:val="18"/>
+                <w:szCs w:val="18"/>
+              </w:rPr>
+              <w:t xml:space="preserve">Each student receives two sticky notes (one yellow, one blue). On the YELLOW note, they write one NEW question generated by today's evidence — something they did not know they wanted to ask before testing. On the BLUE note, they write one question from the Lesson 1 DQB that today's investigation has now ANSWERED (at least partially). Students post both notes on the class DQB wall display. Teacher reads 4–5 yellow notes aloud and sorts them into clusters: 'Questions about WHY pH matters for living things,' 'Questions about what happens when acid meets metal,' 'Questions about salts.' The teacher circles any DQB question that connects directly back to the anchoring phenomenon and labels it with a flame symbol (🔥) to signal: 'This is a question the whole unit is trying to answer.' Students update their personal DQB section in their exercise book — a running list of questions that will be revisited at the end of every lesson.</w:t>
+            </w:r>
+          </w:p>
+        </w:tc>
+        <w:tc>
+          <w:tcPr>
+            <w:tcW w:type="dxa" w:w="3040"/>
+            <w:shd w:fill="F2F2F2" w:color="auto" w:val="clear"/>
+            <w:tcMar>
+              <w:top w:type="dxa" w:w="60"/>
+              <w:left w:type="dxa" w:w="120"/>
+              <w:bottom w:type="dxa" w:w="60"/>
+              <w:right w:type="dxa" w:w="120"/>
+            </w:tcMar>
+            <w:vAlign w:val="top"/>
+          </w:tcPr>
+          <w:p>
+            <w:pPr>
+              <w:spacing w:after="40" w:before="0"/>
+              <w:jc w:val="left"/>
+            </w:pPr>
+            <w:r>
+              <w:rPr>
+                <w:rFonts w:ascii="Arial" w:cs="Arial" w:eastAsia="Arial" w:hAnsi="Arial"/>
+                <w:b w:val="false"/>
+                <w:bCs w:val="false"/>
+                <w:i w:val="false"/>
+                <w:iCs w:val="false"/>
+                <w:color w:val="000000"/>
+                <w:sz w:val="18"/>
+                <w:szCs w:val="18"/>
+              </w:rPr>
+              <w:t xml:space="preserve">Teacher says: 'You have 2 minutes — two sticky notes, one new question, one answered question. Go.' [Strict 2-minute timer.] While students write, teacher prepares 4 blank cluster labels on the DQB: 'Living things &amp; pH,' 'Acids + metals,' 'Salts,' 'Other.' After posting, teacher reads 5 yellow notes aloud, asks the class to vote by show of hands on which cluster each belongs to. Teacher explicitly narrates the connection to the phenomenon for at least 2 notes: e.g. 'This question — why does Lake Magadi water not kill ALL the flamingos if it is so basic — is a 🔥 question. It connects to our anchoring phenomenon and we will come back to it in Lesson 5 when we study salts and their effects on living things.' Teacher finishes by pointing to the original phenomenon images: 'Look at the sufuria image. After today, can anyone now explain in one sentence what the lemon juice was doing to the aluminium overnight?' Cold-call 2 students. [10-second WAIT TIME each.] Expected answer: 'The H⁺ ions from the citric acid in lemon juice reacted with the aluminium metal.'</w:t>
+            </w:r>
+          </w:p>
+        </w:tc>
+        <w:tc>
+          <w:tcPr>
+            <w:tcW w:type="dxa" w:w="3040"/>
+            <w:shd w:fill="FFFFFF" w:color="auto" w:val="clear"/>
+            <w:tcMar>
+              <w:top w:type="dxa" w:w="60"/>
+              <w:left w:type="dxa" w:w="120"/>
+              <w:bottom w:type="dxa" w:w="60"/>
+              <w:right w:type="dxa" w:w="120"/>
+            </w:tcMar>
+            <w:vAlign w:val="top"/>
+          </w:tcPr>
+          <w:p>
+            <w:pPr>
+              <w:spacing w:after="40" w:before="0"/>
+              <w:jc w:val="left"/>
+            </w:pPr>
+            <w:r>
+              <w:rPr>
+                <w:rFonts w:ascii="Arial" w:cs="Arial" w:eastAsia="Arial" w:hAnsi="Arial"/>
+                <w:b w:val="false"/>
+                <w:bCs w:val="false"/>
+                <w:i w:val="false"/>
+                <w:iCs w:val="false"/>
+                <w:color w:val="000000"/>
+                <w:sz w:val="18"/>
+                <w:szCs w:val="18"/>
+              </w:rPr>
+              <w:t xml:space="preserve">Strategy: Two-Colour DQB Update (New Questions / Answered Questions). The two-colour system makes epistemic progress visible — students must actively distinguish between 'what I now understand' and 'what I still do not understand.' This metacognitive routine, run at the end of every lesson in the sequence, trains students to track their own knowledge growth across the unit, which is a core CBE self-efficacy competency. The teacher's flame symbol (🔥) creates a visual hierarchy on the DQB that prioritises phenomenon-connected questions over peripheral ones.</w:t>
+            </w:r>
+          </w:p>
+        </w:tc>
+        <w:tc>
+          <w:tcPr>
+            <w:tcW w:type="dxa" w:w="3040"/>
+            <w:shd w:fill="F2F2F2" w:color="auto" w:val="clear"/>
+            <w:tcMar>
+              <w:top w:type="dxa" w:w="60"/>
+              <w:left w:type="dxa" w:w="120"/>
+              <w:bottom w:type="dxa" w:w="60"/>
+              <w:right w:type="dxa" w:w="120"/>
+            </w:tcMar>
+            <w:vAlign w:val="top"/>
+          </w:tcPr>
+          <w:p>
+            <w:pPr>
+              <w:spacing w:after="40" w:before="0"/>
+              <w:jc w:val="left"/>
+            </w:pPr>
+            <w:r>
+              <w:rPr>
+                <w:rFonts w:ascii="Arial" w:cs="Arial" w:eastAsia="Arial" w:hAnsi="Arial"/>
+                <w:b w:val="false"/>
+                <w:bCs w:val="false"/>
+                <w:i w:val="false"/>
+                <w:iCs w:val="false"/>
+                <w:color w:val="000000"/>
+                <w:sz w:val="18"/>
+                <w:szCs w:val="18"/>
+              </w:rPr>
+              <w:t xml:space="preserve">Observable indicators: (1) Every student posts both a yellow and a blue note — teacher scans the board; any student who has not posted is prompted immediately. (2) Yellow notes are genuine questions (not statements dressed as questions); teacher reads them and flags any that are actually statements for the student to reframe. (3) The two cold-called students can connect lemon juice to H⁺ ions and aluminium corrosion without teacher prompting. (4) Teacher notes the distribution of yellow-note questions across clusters — if fewer than 3 yellow notes mention salts, teacher adds a teacher-generated prompt note: 'We tested cooking salt (NaCl) today — it was pH 7. But is it really chemically inert? What happens to it when exposed to air?' This seeds the inquiry for Lesson 3 (hygroscopy, deliquescence, efflorescence).</w:t>
+            </w:r>
+          </w:p>
+        </w:tc>
+      </w:tr>
+      <w:tr>
+        <w:tc>
+          <w:tcPr>
+            <w:tcW w:type="dxa" w:w="1520"/>
+            <w:shd w:fill="D5E8F0" w:color="auto" w:val="clear"/>
+            <w:tcMar>
+              <w:top w:type="dxa" w:w="60"/>
+              <w:left w:type="dxa" w:w="120"/>
+              <w:bottom w:type="dxa" w:w="60"/>
+              <w:right w:type="dxa" w:w="120"/>
+            </w:tcMar>
+            <w:vAlign w:val="top"/>
+          </w:tcPr>
+          <w:p>
+            <w:pPr>
+              <w:spacing w:after="40" w:before="0"/>
+              <w:jc w:val="left"/>
+            </w:pPr>
+            <w:r>
+              <w:rPr>
+                <w:rFonts w:ascii="Arial" w:cs="Arial" w:eastAsia="Arial" w:hAnsi="Arial"/>
+                <w:b/>
+                <w:bCs/>
+                <w:i w:val="false"/>
+                <w:iCs w:val="false"/>
+                <w:color w:val="000000"/>
+                <w:sz w:val="18"/>
+                <w:szCs w:val="18"/>
+              </w:rPr>
+              <w:t xml:space="preserve">Model Building Phase</w:t>
+            </w:r>
+          </w:p>
+          <w:p>
+            <w:pPr>
+              <w:spacing w:after="20" w:before="0"/>
+            </w:pPr>
+            <w:r>
+              <w:rPr>
+                <w:rFonts w:ascii="Arial" w:cs="Arial" w:eastAsia="Arial" w:hAnsi="Arial"/>
+                <w:b/>
+                <w:bCs/>
+                <w:color w:val="1F3864"/>
+                <w:sz w:val="16"/>
+                <w:szCs w:val="16"/>
+              </w:rPr>
+              <w:t xml:space="preserve">📹 VIDEO:</w:t>
+            </w:r>
+          </w:p>
+          <w:p>
+            <w:pPr>
+              <w:spacing w:after="20" w:before="0"/>
+            </w:pPr>
+            <w:hyperlink w:history="1" r:id="rIdejlj1y7izuok8k_be65tw">
+              <w:r>
+                <w:rPr>
+                  <w:rFonts w:ascii="Arial" w:cs="Arial" w:eastAsia="Arial" w:hAnsi="Arial"/>
+                  <w:color w:val="2E75B6"/>
+                  <w:sz w:val="16"/>
+                  <w:szCs w:val="16"/>
+                  <w:u w:val="single" w:color="2E75B6"/>
+                </w:rPr>
+                <w:t xml:space="preserve">Acid–base properties of salts</w:t>
+              </w:r>
+            </w:hyperlink>
+          </w:p>
+          <w:p>
+            <w:pPr>
+              <w:spacing w:after="20" w:before="0"/>
+            </w:pPr>
+            <w:r>
+              <w:rPr>
+                <w:rFonts w:ascii="Arial" w:cs="Arial" w:eastAsia="Arial" w:hAnsi="Arial"/>
+                <w:i/>
+                <w:iCs/>
+                <w:color w:val="595959"/>
+                <w:sz w:val="16"/>
+                <w:szCs w:val="16"/>
+              </w:rPr>
+              <w:t xml:space="preserve">Related topic: not an exact match for this lesson.</w:t>
+            </w:r>
+          </w:p>
+          <w:p>
+            <w:pPr>
+              <w:spacing w:after="10" w:before="0"/>
+              <w:ind w:left="120"/>
+            </w:pPr>
+            <w:r>
+              <w:rPr>
+                <w:rFonts w:ascii="Arial" w:cs="Arial" w:eastAsia="Arial" w:hAnsi="Arial"/>
+                <w:color w:val="595959"/>
+                <w:sz w:val="14"/>
+                <w:szCs w:val="14"/>
+              </w:rPr>
+              <w:t xml:space="preserve">Source: Khan Academy (English - US curriculum)</w:t>
+            </w:r>
+          </w:p>
+          <w:p>
+            <w:pPr>
+              <w:spacing w:after="10" w:before="0"/>
+              <w:ind w:left="120"/>
+            </w:pPr>
+            <w:hyperlink w:history="1" r:id="rIdmlejvz2_qizbevevzsmdp">
+              <w:r>
+                <w:rPr>
+                  <w:rFonts w:ascii="Arial" w:cs="Arial" w:eastAsia="Arial" w:hAnsi="Arial"/>
+                  <w:color w:val="595959"/>
+                  <w:sz w:val="14"/>
+                  <w:szCs w:val="14"/>
+                  <w:u w:val="single" w:color="595959"/>
+                </w:rPr>
+                <w:t xml:space="preserve">🔍 Search ARES for similar videos</w:t>
+              </w:r>
+            </w:hyperlink>
+          </w:p>
+          <w:p>
+            <w:pPr>
+              <w:spacing w:after="40" w:before="0"/>
+            </w:pPr>
+            <w:r>
+              <w:rPr>
+                <w:sz w:val="14"/>
+                <w:szCs w:val="14"/>
+              </w:rPr>
+              <w:t xml:space="preserve"/>
+            </w:r>
+          </w:p>
+          <w:p>
+            <w:pPr>
+              <w:spacing w:after="20" w:before="0"/>
+            </w:pPr>
+            <w:r>
+              <w:rPr>
+                <w:rFonts w:ascii="Arial" w:cs="Arial" w:eastAsia="Arial" w:hAnsi="Arial"/>
+                <w:b/>
+                <w:bCs/>
+                <w:color w:val="1F3864"/>
+                <w:sz w:val="16"/>
+                <w:szCs w:val="16"/>
+              </w:rPr>
+              <w:t xml:space="preserve">📖 HTML:</w:t>
+            </w:r>
+          </w:p>
+          <w:p>
+            <w:pPr>
+              <w:spacing w:after="20" w:before="0"/>
+            </w:pPr>
+            <w:hyperlink w:history="1" r:id="rId4gpzstj4stnor8rsxgusr">
               <w:r>
                 <w:rPr>
                   <w:rFonts w:ascii="Arial" w:cs="Arial" w:eastAsia="Arial" w:hAnsi="Arial"/>
@@ -7277,7 +7748,7 @@
               <w:spacing w:after="10" w:before="0"/>
               <w:ind w:left="120"/>
             </w:pPr>
-            <w:hyperlink w:history="1" r:id="rIdvchbvjx47ycyotytfhm1c">
+            <w:hyperlink w:history="1" r:id="rIdupd3rliw1vkimevkgk_74">
               <w:r>
                 <w:rPr>
                   <w:rFonts w:ascii="Arial" w:cs="Arial" w:eastAsia="Arial" w:hAnsi="Arial"/>
@@ -7319,7 +7790,7 @@
                 <w:sz w:val="18"/>
                 <w:szCs w:val="18"/>
               </w:rPr>
-              <w:t xml:space="preserve">Each student receives two sticky notes (one yellow, one blue). On the YELLOW note, they write one NEW question generated by today's evidence — something they did not know they wanted to ask before testing. On the BLUE note, they write one question from the Lesson 1 DQB that today's investigation has now ANSWERED (at least partially). Students post both notes on the class DQB wall display. Teacher reads 4–5 yellow notes aloud and sorts them into clusters: 'Questions about WHY pH matters for living things,' 'Questions about what happens when acid meets metal,' 'Questions about salts.' The teacher circles any DQB question that connects directly back to the anchoring phenomenon and labels it with a flame symbol (🔥) to signal: 'This is a question the whole unit is trying to answer.' Students update their personal DQB section in their exercise book — a running list of questions that will be revisited at the end of every lesson.</w:t>
+              <w:t xml:space="preserve">Students open a fresh page in their exercise books labelled 'MY EXPLANATORY MODEL — Version 2.' (Page 1 of the unit model is their Lesson 1 sketch) They draw two side-by-side beaker diagrams: Beaker A — lemon juice (pH 2); Beaker B — Lake Magadi water (pH 10). Inside each beaker, they draw and label: water molecules (H₂O), the dominant ion type (H⁺ for Beaker A; OH⁻ for Beaker B), and the source molecule that released those ions (citric acid for Beaker A; sodium sesquicarbonate / trona for Beaker B). Students add a caption below each beaker: 'This substance is [acidic/basic] because it has more [H⁺/OH⁻] ions than the other.' Students date and sign their model. Teacher tells the class: 'This is Version 2. You will revise this model in every lesson — by Lesson 8, it will be much more detailed and powerful. Keep every version so you can see your own thinking grow.' The model is explicitly connected to the phenomenon: 'You are now beginning to explain, at the particle level, WHY the water at Lake Magadi is caustic to unprotected human skin AND why the lemon juice pitted the aluminium sufuria. Same logic, opposite chemistry.'</w:t>
             </w:r>
           </w:p>
         </w:tc>
@@ -7351,7 +7822,7 @@
                 <w:sz w:val="18"/>
                 <w:szCs w:val="18"/>
               </w:rPr>
-              <w:t xml:space="preserve">Teacher says: 'You have 2 minutes — two sticky notes, one new question, one answered question. Go.' [Strict 2-minute timer.] While students write, teacher prepares 4 blank cluster labels on the DQB: 'Living things &amp; pH,' 'Acids + metals,' 'Salts,' 'Other.' After posting, teacher reads 5 yellow notes aloud, asks the class to vote by show of hands on which cluster each belongs to. Teacher explicitly narrates the connection to the phenomenon for at least 2 notes: e.g. 'This question — why does Lake Magadi water not kill ALL the flamingos if it is so basic — is a 🔥 question. It connects to our anchoring phenomenon and we will come back to it in Lesson 5 when we study salts and their effects on living things.' Teacher finishes by pointing to the original phenomenon images: 'Look at the sufuria image. After today, can anyone now explain in one sentence what the lemon juice was doing to the aluminium overnight?' Cold-call 2 students. [10-second WAIT TIME each.] Expected answer: 'The H⁺ ions from the citric acid in lemon juice reacted with the aluminium metal.'</w:t>
+              <w:t xml:space="preserve">Teacher projects a partially completed model diagram (Beaker A only, with H₂O molecules drawn but no ions labelled) and says: 'I have started Beaker A. You have 5 minutes to complete both beakers. Use your Results Table and the board diagram from Phase 3.' [5-minute silent individual work — no group discussion.] Teacher circulates and provides two specific verbal prompts only — no drawing for students: (1) If a student has drawn OH⁻ in the lemon juice beaker: 'Check your Results Table — what was the pH of lemon juice? What does a pH below 7 tell you about which ion dominates?' [10-second WAIT TIME.] (2) If a student has not labelled the source molecule: 'Where do the H⁺ ions come from? What substance was dissolved in the lemon juice?' At the 5-minute mark, teacher cold-calls 2 students to describe their model aloud — not to show it. 'Describe Beaker A to me in two sentences without showing me the drawing.' This forces verbal articulation of the model, which is a higher-order sensemaking demand than drawing alone. Teacher closes: 'Date your model. Label it Version 2. Next lesson, you will add to it — do NOT erase anything. Scientists never erase early models; they revise them.'</w:t>
             </w:r>
           </w:p>
         </w:tc>
@@ -7383,7 +7854,7 @@
                 <w:sz w:val="18"/>
                 <w:szCs w:val="18"/>
               </w:rPr>
-              <w:t xml:space="preserve">Strategy: Two-Colour DQB Update (New Questions / Answered Questions). The two-colour system makes epistemic progress visible — students must actively distinguish between 'what I now understand' and 'what I still do not understand.' This metacognitive routine, run at the end of every lesson in the sequence, trains students to track their own knowledge growth across the unit, which is a core CBE self-efficacy competency. The teacher's flame symbol (🔥) creates a visual hierarchy on the DQB that prioritises phenomenon-connected questions over peripheral ones.</w:t>
+              <w:t xml:space="preserve">Strategy: Progressive Model Building (Version-Numbered Models). Requiring students to number and date each model version is a direct implementation of NGSS Science and Engineering Practice 2 (Developing and Using Models). Version-numbering makes model revision — rather than model replacement — the norm, which mirrors authentic scientific practice. The constraint of silent individual work (no group discussion) in this phase ensures that the model represents each student's personal understanding, making it a valid formative assessment artefact rather than a copied group product.</w:t>
             </w:r>
           </w:p>
         </w:tc>
@@ -7415,313 +7886,7 @@
                 <w:sz w:val="18"/>
                 <w:szCs w:val="18"/>
               </w:rPr>
-              <w:t xml:space="preserve">Observable indicators: (1) Every student posts both a yellow and a blue note — teacher scans the board; any student who has not posted is prompted immediately. (2) Yellow notes are genuine questions (not statements dressed as questions); teacher reads them and flags any that are actually statements for the student to reframe. (3) The two cold-called students can connect lemon juice to H⁺ ions and aluminium corrosion without teacher prompting. (4) Teacher notes the distribution of yellow-note questions across clusters — if fewer than 3 yellow notes mention salts, teacher adds a teacher-generated prompt note: 'We tested cooking salt (NaCl) today — it was pH 7. But is it really chemically inert? What happens to it when exposed to air?' This seeds the inquiry for Lesson 3 (hygroscopy, deliquescence, efflorescence).</w:t>
-            </w:r>
-          </w:p>
-        </w:tc>
-      </w:tr>
-      <w:tr>
-        <w:tc>
-          <w:tcPr>
-            <w:tcW w:type="dxa" w:w="1520"/>
-            <w:shd w:fill="D5E8F0" w:color="auto" w:val="clear"/>
-            <w:tcMar>
-              <w:top w:type="dxa" w:w="60"/>
-              <w:left w:type="dxa" w:w="120"/>
-              <w:bottom w:type="dxa" w:w="60"/>
-              <w:right w:type="dxa" w:w="120"/>
-            </w:tcMar>
-            <w:vAlign w:val="top"/>
-          </w:tcPr>
-          <w:p>
-            <w:pPr>
-              <w:spacing w:after="40" w:before="0"/>
-              <w:jc w:val="left"/>
-            </w:pPr>
-            <w:r>
-              <w:rPr>
-                <w:rFonts w:ascii="Arial" w:cs="Arial" w:eastAsia="Arial" w:hAnsi="Arial"/>
-                <w:b/>
-                <w:bCs/>
-                <w:i w:val="false"/>
-                <w:iCs w:val="false"/>
-                <w:color w:val="000000"/>
-                <w:sz w:val="18"/>
-                <w:szCs w:val="18"/>
-              </w:rPr>
-              <w:t xml:space="preserve">Model Building Phase</w:t>
-            </w:r>
-          </w:p>
-          <w:p>
-            <w:pPr>
-              <w:spacing w:after="20" w:before="0"/>
-            </w:pPr>
-            <w:r>
-              <w:rPr>
-                <w:rFonts w:ascii="Arial" w:cs="Arial" w:eastAsia="Arial" w:hAnsi="Arial"/>
-                <w:b/>
-                <w:bCs/>
-                <w:color w:val="1F3864"/>
-                <w:sz w:val="16"/>
-                <w:szCs w:val="16"/>
-              </w:rPr>
-              <w:t xml:space="preserve">📹 VIDEO:</w:t>
-            </w:r>
-          </w:p>
-          <w:p>
-            <w:pPr>
-              <w:spacing w:after="20" w:before="0"/>
-            </w:pPr>
-            <w:hyperlink w:history="1" r:id="rIdzmojxnaklq01-3u_5rf1u">
-              <w:r>
-                <w:rPr>
-                  <w:rFonts w:ascii="Arial" w:cs="Arial" w:eastAsia="Arial" w:hAnsi="Arial"/>
-                  <w:color w:val="2E75B6"/>
-                  <w:sz w:val="16"/>
-                  <w:szCs w:val="16"/>
-                  <w:u w:val="single" w:color="2E75B6"/>
-                </w:rPr>
-                <w:t xml:space="preserve">Acid–base properties of salts</w:t>
-              </w:r>
-            </w:hyperlink>
-          </w:p>
-          <w:p>
-            <w:pPr>
-              <w:spacing w:after="10" w:before="0"/>
-              <w:ind w:left="120"/>
-            </w:pPr>
-            <w:r>
-              <w:rPr>
-                <w:rFonts w:ascii="Arial" w:cs="Arial" w:eastAsia="Arial" w:hAnsi="Arial"/>
-                <w:color w:val="595959"/>
-                <w:sz w:val="14"/>
-                <w:szCs w:val="14"/>
-              </w:rPr>
-              <w:t xml:space="preserve">Source: Khan Academy (English - US curriculum)</w:t>
-            </w:r>
-          </w:p>
-          <w:p>
-            <w:pPr>
-              <w:spacing w:after="10" w:before="0"/>
-              <w:ind w:left="120"/>
-            </w:pPr>
-            <w:hyperlink w:history="1" r:id="rIdkwl0z9belewib_lfjfng3">
-              <w:r>
-                <w:rPr>
-                  <w:rFonts w:ascii="Arial" w:cs="Arial" w:eastAsia="Arial" w:hAnsi="Arial"/>
-                  <w:color w:val="595959"/>
-                  <w:sz w:val="14"/>
-                  <w:szCs w:val="14"/>
-                  <w:u w:val="single" w:color="595959"/>
-                </w:rPr>
-                <w:t xml:space="preserve">🔍 Search ARES for similar videos</w:t>
-              </w:r>
-            </w:hyperlink>
-          </w:p>
-          <w:p>
-            <w:pPr>
-              <w:spacing w:after="40" w:before="0"/>
-            </w:pPr>
-            <w:r>
-              <w:rPr>
-                <w:sz w:val="14"/>
-                <w:szCs w:val="14"/>
-              </w:rPr>
-              <w:t xml:space="preserve"/>
-            </w:r>
-          </w:p>
-          <w:p>
-            <w:pPr>
-              <w:spacing w:after="20" w:before="0"/>
-            </w:pPr>
-            <w:r>
-              <w:rPr>
-                <w:rFonts w:ascii="Arial" w:cs="Arial" w:eastAsia="Arial" w:hAnsi="Arial"/>
-                <w:b/>
-                <w:bCs/>
-                <w:color w:val="1F3864"/>
-                <w:sz w:val="16"/>
-                <w:szCs w:val="16"/>
-              </w:rPr>
-              <w:t xml:space="preserve">📖 HTML:</w:t>
-            </w:r>
-          </w:p>
-          <w:p>
-            <w:pPr>
-              <w:spacing w:after="20" w:before="0"/>
-            </w:pPr>
-            <w:hyperlink w:history="1" r:id="rIdgmvbpgky3qw9innrqauzb">
-              <w:r>
-                <w:rPr>
-                  <w:rFonts w:ascii="Arial" w:cs="Arial" w:eastAsia="Arial" w:hAnsi="Arial"/>
-                  <w:color w:val="2E75B6"/>
-                  <w:sz w:val="16"/>
-                  <w:szCs w:val="16"/>
-                  <w:u w:val="single" w:color="2E75B6"/>
-                </w:rPr>
-                <w:t xml:space="preserve">pH Scale</w:t>
-              </w:r>
-            </w:hyperlink>
-          </w:p>
-          <w:p>
-            <w:pPr>
-              <w:spacing w:after="10" w:before="0"/>
-              <w:ind w:left="120"/>
-            </w:pPr>
-            <w:r>
-              <w:rPr>
-                <w:rFonts w:ascii="Arial" w:cs="Arial" w:eastAsia="Arial" w:hAnsi="Arial"/>
-                <w:color w:val="595959"/>
-                <w:sz w:val="14"/>
-                <w:szCs w:val="14"/>
-              </w:rPr>
-              <w:t xml:space="preserve">Source: PhET Interactive Simulations (English)</w:t>
-            </w:r>
-          </w:p>
-          <w:p>
-            <w:pPr>
-              <w:spacing w:after="10" w:before="0"/>
-              <w:ind w:left="120"/>
-            </w:pPr>
-            <w:hyperlink w:history="1" r:id="rIdyprqfhnsqcl8cr9aukjt_">
-              <w:r>
-                <w:rPr>
-                  <w:rFonts w:ascii="Arial" w:cs="Arial" w:eastAsia="Arial" w:hAnsi="Arial"/>
-                  <w:color w:val="595959"/>
-                  <w:sz w:val="14"/>
-                  <w:szCs w:val="14"/>
-                  <w:u w:val="single" w:color="595959"/>
-                </w:rPr>
-                <w:t xml:space="preserve">🔍 Search ARES for similar readings</w:t>
-              </w:r>
-            </w:hyperlink>
-          </w:p>
-        </w:tc>
-        <w:tc>
-          <w:tcPr>
-            <w:tcW w:type="dxa" w:w="3040"/>
-            <w:shd w:fill="FFFFFF" w:color="auto" w:val="clear"/>
-            <w:tcMar>
-              <w:top w:type="dxa" w:w="60"/>
-              <w:left w:type="dxa" w:w="120"/>
-              <w:bottom w:type="dxa" w:w="60"/>
-              <w:right w:type="dxa" w:w="120"/>
-            </w:tcMar>
-            <w:vAlign w:val="top"/>
-          </w:tcPr>
-          <w:p>
-            <w:pPr>
-              <w:spacing w:after="40" w:before="0"/>
-              <w:jc w:val="left"/>
-            </w:pPr>
-            <w:r>
-              <w:rPr>
-                <w:rFonts w:ascii="Arial" w:cs="Arial" w:eastAsia="Arial" w:hAnsi="Arial"/>
-                <w:b w:val="false"/>
-                <w:bCs w:val="false"/>
-                <w:i w:val="false"/>
-                <w:iCs w:val="false"/>
-                <w:color w:val="000000"/>
-                <w:sz w:val="18"/>
-                <w:szCs w:val="18"/>
-              </w:rPr>
-              <w:t xml:space="preserve">Students open a fresh page in their exercise books labelled 'MY EXPLANATORY MODEL — Version 1.' They draw two side-by-side beaker diagrams: Beaker A — lemon juice (pH 2); Beaker B — Lake Magadi water (pH 10). Inside each beaker, they draw and label: water molecules (H₂O), the dominant ion type (H⁺ for Beaker A; OH⁻ for Beaker B), and the source molecule that released those ions (citric acid for Beaker A; sodium sesquicarbonate / trona for Beaker B). Students add a caption below each beaker: 'This substance is [acidic/basic] because it has more [H⁺/OH⁻] ions than the other.' Students date and sign their model. Teacher tells the class: 'This is Version 1. You will revise this model in every lesson — by Lesson 8, it will be much more detailed and powerful. Keep every version so you can see your own thinking grow.' The model is explicitly connected to the phenomenon: 'You are now beginning to explain, at the particle level, WHY the water at Lake Magadi corrodes flamingo legs AND why the lemon juice pitted the aluminium sufuria. Same logic, opposite chemistry.'</w:t>
-            </w:r>
-          </w:p>
-        </w:tc>
-        <w:tc>
-          <w:tcPr>
-            <w:tcW w:type="dxa" w:w="3040"/>
-            <w:shd w:fill="F2F2F2" w:color="auto" w:val="clear"/>
-            <w:tcMar>
-              <w:top w:type="dxa" w:w="60"/>
-              <w:left w:type="dxa" w:w="120"/>
-              <w:bottom w:type="dxa" w:w="60"/>
-              <w:right w:type="dxa" w:w="120"/>
-            </w:tcMar>
-            <w:vAlign w:val="top"/>
-          </w:tcPr>
-          <w:p>
-            <w:pPr>
-              <w:spacing w:after="40" w:before="0"/>
-              <w:jc w:val="left"/>
-            </w:pPr>
-            <w:r>
-              <w:rPr>
-                <w:rFonts w:ascii="Arial" w:cs="Arial" w:eastAsia="Arial" w:hAnsi="Arial"/>
-                <w:b w:val="false"/>
-                <w:bCs w:val="false"/>
-                <w:i w:val="false"/>
-                <w:iCs w:val="false"/>
-                <w:color w:val="000000"/>
-                <w:sz w:val="18"/>
-                <w:szCs w:val="18"/>
-              </w:rPr>
-              <w:t xml:space="preserve">Teacher projects a partially completed model diagram (Beaker A only, with H₂O molecules drawn but no ions labelled) and says: 'I have started Beaker A. You have 5 minutes to complete both beakers. Use your Results Table and the board diagram from Phase 3.' [5-minute silent individual work — no group discussion.] Teacher circulates and provides two specific verbal prompts only — no drawing for students: (1) If a student has drawn OH⁻ in the lemon juice beaker: 'Check your Results Table — what was the pH of lemon juice? What does a pH below 7 tell you about which ion dominates?' [10-second WAIT TIME.] (2) If a student has not labelled the source molecule: 'Where do the H⁺ ions come from? What substance was dissolved in the lemon juice?' At the 5-minute mark, teacher cold-calls 2 students to describe their model aloud — not to show it. 'Describe Beaker A to me in two sentences without showing me the drawing.' This forces verbal articulation of the model, which is a higher-order sensemaking demand than drawing alone. Teacher closes: 'Date your model. Label it Version 1. Next lesson, you will add to it — do NOT erase anything. Scientists never erase early models; they revise them.'</w:t>
-            </w:r>
-          </w:p>
-        </w:tc>
-        <w:tc>
-          <w:tcPr>
-            <w:tcW w:type="dxa" w:w="3040"/>
-            <w:shd w:fill="FFFFFF" w:color="auto" w:val="clear"/>
-            <w:tcMar>
-              <w:top w:type="dxa" w:w="60"/>
-              <w:left w:type="dxa" w:w="120"/>
-              <w:bottom w:type="dxa" w:w="60"/>
-              <w:right w:type="dxa" w:w="120"/>
-            </w:tcMar>
-            <w:vAlign w:val="top"/>
-          </w:tcPr>
-          <w:p>
-            <w:pPr>
-              <w:spacing w:after="40" w:before="0"/>
-              <w:jc w:val="left"/>
-            </w:pPr>
-            <w:r>
-              <w:rPr>
-                <w:rFonts w:ascii="Arial" w:cs="Arial" w:eastAsia="Arial" w:hAnsi="Arial"/>
-                <w:b w:val="false"/>
-                <w:bCs w:val="false"/>
-                <w:i w:val="false"/>
-                <w:iCs w:val="false"/>
-                <w:color w:val="000000"/>
-                <w:sz w:val="18"/>
-                <w:szCs w:val="18"/>
-              </w:rPr>
-              <w:t xml:space="preserve">Strategy: Progressive Model Building (Version-Numbered Models). Requiring students to number and date each model version is a direct implementation of NGSS Science and Engineering Practice 2 (Developing and Using Models). Version-numbering makes model revision — rather than model replacement — the norm, which mirrors authentic scientific practice. The constraint of silent individual work (no group discussion) in this phase ensures that the model represents each student's personal understanding, making it a valid formative assessment artefact rather than a copied group product.</w:t>
-            </w:r>
-          </w:p>
-        </w:tc>
-        <w:tc>
-          <w:tcPr>
-            <w:tcW w:type="dxa" w:w="3040"/>
-            <w:shd w:fill="F2F2F2" w:color="auto" w:val="clear"/>
-            <w:tcMar>
-              <w:top w:type="dxa" w:w="60"/>
-              <w:left w:type="dxa" w:w="120"/>
-              <w:bottom w:type="dxa" w:w="60"/>
-              <w:right w:type="dxa" w:w="120"/>
-            </w:tcMar>
-            <w:vAlign w:val="top"/>
-          </w:tcPr>
-          <w:p>
-            <w:pPr>
-              <w:spacing w:after="40" w:before="0"/>
-              <w:jc w:val="left"/>
-            </w:pPr>
-            <w:r>
-              <w:rPr>
-                <w:rFonts w:ascii="Arial" w:cs="Arial" w:eastAsia="Arial" w:hAnsi="Arial"/>
-                <w:b w:val="false"/>
-                <w:bCs w:val="false"/>
-                <w:i w:val="false"/>
-                <w:iCs w:val="false"/>
-                <w:color w:val="000000"/>
-                <w:sz w:val="18"/>
-                <w:szCs w:val="18"/>
-              </w:rPr>
-              <w:t xml:space="preserve">Observable indicators: (1) Both beakers are drawn, labelled with the correct dominant ion (H⁺ for lemon juice, OH⁻ for Lake Magadi water), and captioned. (2) The source molecule is named in at least one beaker. (3) The two cold-called students can describe their model verbally without reading from the drawing — demonstrating conceptual (not just representational) understanding. RED FLAG: if a cold-called student describes both beakers as having the same ions, teacher asks the whole class: 'What is the difference between a pH of 2 and a pH of 10? Turn and tell your partner — 20 seconds.' Then re-cold-calls. (4) Teacher collects 4 model books (two from each bench side) to review overnight for Version 1 misconceptions to address at the start of Lesson 3.</w:t>
+              <w:t xml:space="preserve">Observable indicators: (1) Both beakers are drawn, labelled with the correct dominant ion (H⁺ for lemon juice, OH⁻ for Lake Magadi water), and captioned. (2) The source molecule is named in at least one beaker. (3) The two cold-called students can describe their model verbally without reading from the drawing — demonstrating conceptual (not just representational) understanding. RED FLAG: if a cold-called student describes both beakers as having the same ions, teacher asks the whole class: 'What is the difference between a pH of 2 and a pH of 10? Turn and tell your partner — 20 seconds.' Then re-cold-calls. (4) Teacher collects 4 model books (two from each bench side) to review overnight for Version 2 misconceptions to address at the start of Lesson 3.</w:t>
             </w:r>
           </w:p>
         </w:tc>
@@ -7890,7 +8055,7 @@
                 <w:sz w:val="18"/>
                 <w:szCs w:val="18"/>
               </w:rPr>
-              <w:t xml:space="preserve">4. MODEL VERSION 1: From the 4 books collected at the end of Phase 5, note: (a) Are the ions drawn in the correct beaker? (b) Is the source molecule named? (c) Are water molecules included (showing the dissolution context)? Models that show only ions floating in empty space — without water molecules — indicate students have not yet connected pH to aqueous solution. Address this in Lesson 3.</w:t>
+              <w:t xml:space="preserve">4. MODEL VERSION 2: From the 4 books collected at the end of Phase 5, note: (a) Are the ions drawn in the correct beaker? (b) Is the source molecule named? (c) Are water molecules included (showing the dissolution context)? Models that show only ions floating in empty space — without water molecules — indicate students have not yet connected pH to aqueous solution. Address this in Lesson 3.</w:t>
             </w:r>
           </w:p>
           <w:p>
@@ -8121,7 +8286,7 @@
                 <w:sz w:val="18"/>
                 <w:szCs w:val="18"/>
               </w:rPr>
-              <w:t xml:space="preserve">Substances are classified as acids (pH &lt; 7, dominant H⁺ ions), bases (pH &gt; 7, dominant OH⁻ ions), or neutral (pH = 7, equal H⁺ and OH⁻). Lake Magadi water is strongly basic (pH 9–11) because dissolved trona (sodium sesquicarbonate) releases OH⁻ ions — explaining why it corrodes flamingo legs and aluminium pots. Lemon juice is acidic (pH 2–3) because citric acid releases H⁺ ions — explaining why it pitted the aluminium sufuria overnight. Cooking salt (NaCl) solution is neutral (pH 7). Wood-ash solution is basic (pH 9–11). Evidence does not always match intuitive predictions — surprises are more scientifically valuable than confirmations.</w:t>
+              <w:t xml:space="preserve">Substances are classified as acids (pH &lt; 7, dominant H⁺ ions), bases (pH &gt; 7, dominant OH⁻ ions), or neutral (pH = 7, equal H⁺ and OH⁻). Lake Magadi water is strongly basic (pH 9–11) because dissolved trona (sodium sesquicarbonate) releases OH⁻ ions — explaining why it is caustic to unprotected human skin. Lemon juice is acidic (pH 2–3) because citric acid releases H⁺ ions — explaining why it pitted the aluminium sufuria overnight. Cooking salt (NaCl) solution is neutral (pH 7). Wood-ash solution is basic (pH 9–11). Evidence does not always match intuitive predictions — surprises are more scientifically valuable than confirmations.</w:t>
             </w:r>
           </w:p>
         </w:tc>
@@ -8187,7 +8352,7 @@
                 <w:sz w:val="18"/>
                 <w:szCs w:val="18"/>
               </w:rPr>
-              <w:t xml:space="preserve">Acids release hydrogen ions (H⁺) when dissolved in water; the more H⁺ ions, the lower the pH and the more acidic the substance. Bases release hydroxide ions (OH⁻); the more OH⁻ ions, the higher the pH and the more basic the substance. The pH scale runs from 0 (most acidic) to 14 (most basic), with 7 as neutral. The corrosive behaviour of Lake Magadi water on flamingo legs and the pitting of the aluminium sufuria by lemon juice are both explained by excess ions (OH⁻ and H⁺ respectively) reacting with biological or metallic surfaces. Salts such as NaCl can be neither acidic nor basic — a finding that raises new questions about salt classification, to be explored from Lesson 3 onwards.</w:t>
+              <w:t xml:space="preserve">Acids release hydrogen ions (H⁺) when dissolved in water; the more H⁺ ions, the lower the pH and the more acidic the substance. Bases release hydroxide ions (OH⁻); the more OH⁻ ions, the higher the pH and the more basic the substance. The pH scale runs from 0 (most acidic) to 14 (most basic), with 7 as neutral. The corrosive behaviour of Lake Magadi water on unprotected skin and the pitting of the aluminium sufuria by lemon juice are both explained by excess ions (OH⁻ and H⁺ respectively) reacting with biological or metallic surfaces. Salts such as NaCl can be neither acidic nor basic — a finding that raises new questions about salt classification, to be explored from Lesson 3 onwards.</w:t>
             </w:r>
           </w:p>
         </w:tc>
@@ -8209,7 +8374,7 @@
         </w:rPr>
         <w:t xml:space="preserve">© 2026 SeaVuria and ARES. Aligned with KICD objectives. Developed by SeaVuria; technical implementation by ARES (with AI assistance from Claude). Licensed under </w:t>
       </w:r>
-      <w:hyperlink w:history="1" r:id="rIdn08u1or87tok4qeulo9cl">
+      <w:hyperlink w:history="1" r:id="rIds-retubnszj1uxzrihu0l">
         <w:r>
           <w:rPr>
             <w:rFonts w:ascii="Arial" w:cs="Arial" w:eastAsia="Arial" w:hAnsi="Arial"/>
@@ -8230,7 +8395,7 @@
         </w:rPr>
         <w:t xml:space="preserve"> (</w:t>
       </w:r>
-      <w:hyperlink w:history="1" r:id="rIddrfunpxy_w0npktg9nubp">
+      <w:hyperlink w:history="1" r:id="rIdoogeajnorl0lbagavdd5j">
         <w:r>
           <w:rPr>
             <w:rFonts w:ascii="Arial" w:cs="Arial" w:eastAsia="Arial" w:hAnsi="Arial"/>
@@ -8801,7 +8966,7 @@
                 <w:sz w:val="18"/>
                 <w:szCs w:val="18"/>
               </w:rPr>
-              <w:t xml:space="preserve">Lesson 3 is the EXPLAIN phase of the 8-lesson evidence-gathering sequence. Lessons 1–2 established what acids, bases, and salts are and how to measure pH. Lesson 3 uses the antacid supporting phenomenon to deepen students' understanding of WHY biological systems need both acids and bases, and connects this back to the anchoring phenomenon: the flamingo gut must neutralise Lake Magadi's alkaline water during digestion; the same chemistry governs the lemon juice that pitted the sufuria. This lesson supplies the 'biological role' layer students need before Lesson 4 (salt classification and hygroscopy) and Lesson 5 (neutralisation reactions).</w:t>
+              <w:t xml:space="preserve">Lesson 3 is the EXPLAIN phase of the 8-lesson evidence-gathering sequence. Lessons 1–2 established what acids, bases, and salts are and how to measure pH. Lesson 3 uses the antacid supporting phenomenon to deepen students' understanding of WHY biological systems need both acids and bases, and connects this back to the anchoring phenomenon: flamingos are adapted to live in Lake Magadi's alkaline water, and acid–base regulation is central to digestion; the same chemistry governs the lemon juice that pitted the sufuria. This lesson supplies the 'biological role' layer students need before Lesson 4 (salt classification and hygroscopy) and Lesson 5 (neutralisation reactions).</w:t>
             </w:r>
           </w:p>
         </w:tc>
@@ -9243,7 +9408,7 @@
             <w:pPr>
               <w:spacing w:after="20" w:before="0"/>
             </w:pPr>
-            <w:hyperlink w:history="1" r:id="rIdit6xgl8wc4mqul8ce591z">
+            <w:hyperlink w:history="1" r:id="rIdzr7acjvdpxutbo2eneayv">
               <w:r>
                 <w:rPr>
                   <w:rFonts w:ascii="Arial" w:cs="Arial" w:eastAsia="Arial" w:hAnsi="Arial"/>
@@ -9252,9 +9417,25 @@
                   <w:szCs w:val="16"/>
                   <w:u w:val="single" w:color="2E75B6"/>
                 </w:rPr>
-                <w:t xml:space="preserve">Carboxylic acid naming</w:t>
+                <w:t xml:space="preserve">Overview of cellular respiration</w:t>
               </w:r>
             </w:hyperlink>
+          </w:p>
+          <w:p>
+            <w:pPr>
+              <w:spacing w:after="20" w:before="0"/>
+            </w:pPr>
+            <w:r>
+              <w:rPr>
+                <w:rFonts w:ascii="Arial" w:cs="Arial" w:eastAsia="Arial" w:hAnsi="Arial"/>
+                <w:i/>
+                <w:iCs/>
+                <w:color w:val="595959"/>
+                <w:sz w:val="16"/>
+                <w:szCs w:val="16"/>
+              </w:rPr>
+              <w:t xml:space="preserve">Related topic: not an exact match for this lesson.</w:t>
+            </w:r>
           </w:p>
           <w:p>
             <w:pPr>
@@ -9276,7 +9457,7 @@
               <w:spacing w:after="10" w:before="0"/>
               <w:ind w:left="120"/>
             </w:pPr>
-            <w:hyperlink w:history="1" r:id="rId-wv9igrvmvxzvog3hkf1s">
+            <w:hyperlink w:history="1" r:id="rIdf4bwmvusx_mczienou8yz">
               <w:r>
                 <w:rPr>
                   <w:rFonts w:ascii="Arial" w:cs="Arial" w:eastAsia="Arial" w:hAnsi="Arial"/>
@@ -9338,7 +9519,7 @@
               <w:spacing w:after="10" w:before="0"/>
               <w:ind w:left="120"/>
             </w:pPr>
-            <w:hyperlink w:history="1" r:id="rIdho95l40xft-zmh2bnvmvh">
+            <w:hyperlink w:history="1" r:id="rIdoulinn1anwm_4w47p7qwj">
               <w:r>
                 <w:rPr>
                   <w:rFonts w:ascii="Arial" w:cs="Arial" w:eastAsia="Arial" w:hAnsi="Arial"/>
@@ -9548,7 +9729,7 @@
             <w:pPr>
               <w:spacing w:after="20" w:before="0"/>
             </w:pPr>
-            <w:hyperlink w:history="1" r:id="rIdwxmeycn1dmqdx_z9jadb1">
+            <w:hyperlink w:history="1" r:id="rIdjrudcohd9gbt6_x0hqbxl">
               <w:r>
                 <w:rPr>
                   <w:rFonts w:ascii="Arial" w:cs="Arial" w:eastAsia="Arial" w:hAnsi="Arial"/>
@@ -9557,9 +9738,25 @@
                   <w:szCs w:val="16"/>
                   <w:u w:val="single" w:color="2E75B6"/>
                 </w:rPr>
-                <w:t xml:space="preserve">Carboxylic acid naming</w:t>
+                <w:t xml:space="preserve">Overview of cellular respiration</w:t>
               </w:r>
             </w:hyperlink>
+          </w:p>
+          <w:p>
+            <w:pPr>
+              <w:spacing w:after="20" w:before="0"/>
+            </w:pPr>
+            <w:r>
+              <w:rPr>
+                <w:rFonts w:ascii="Arial" w:cs="Arial" w:eastAsia="Arial" w:hAnsi="Arial"/>
+                <w:i/>
+                <w:iCs/>
+                <w:color w:val="595959"/>
+                <w:sz w:val="16"/>
+                <w:szCs w:val="16"/>
+              </w:rPr>
+              <w:t xml:space="preserve">Related topic: not an exact match for this lesson.</w:t>
+            </w:r>
           </w:p>
           <w:p>
             <w:pPr>
@@ -9581,7 +9778,7 @@
               <w:spacing w:after="10" w:before="0"/>
               <w:ind w:left="120"/>
             </w:pPr>
-            <w:hyperlink w:history="1" r:id="rIdrrzkcvsoximhwahjs3f-y">
+            <w:hyperlink w:history="1" r:id="rIdkj3x1tmivqqaoiy9ikvxf">
               <w:r>
                 <w:rPr>
                   <w:rFonts w:ascii="Arial" w:cs="Arial" w:eastAsia="Arial" w:hAnsi="Arial"/>
@@ -9643,7 +9840,7 @@
               <w:spacing w:after="10" w:before="0"/>
               <w:ind w:left="120"/>
             </w:pPr>
-            <w:hyperlink w:history="1" r:id="rId4ucncxa2r_ksfs2zjg7ae">
+            <w:hyperlink w:history="1" r:id="rIdqrcwbcgltte7cobf4adal">
               <w:r>
                 <w:rPr>
                   <w:rFonts w:ascii="Arial" w:cs="Arial" w:eastAsia="Arial" w:hAnsi="Arial"/>
@@ -9764,7 +9961,7 @@
                 <w:sz w:val="18"/>
                 <w:szCs w:val="18"/>
               </w:rPr>
-              <w:t xml:space="preserve">Carousel Reading with Focused Note-Taking — each card is deliberately designed to give students one 'anchor point' connecting the biological role back to the phenomenon (e.g. Card 1 ends: 'The flamingo's stomach also produces HCl; its intestine, like yours, needs a neutralisation step — powered by the same chemistry as the Lake Magadi soda'). Focused questions prevent passive reading and prime students for the Explain phase jigsaw.</w:t>
+              <w:t xml:space="preserve">Carousel Reading with Focused Note-Taking — each card is deliberately designed to give students one 'anchor point' connecting the biological role back to the phenomenon (e.g. Card 1 ends by asking how living things cope with extreme pH, linking to the Lake Magadi soda). Focused questions prevent passive reading and prime students for the Explain phase jigsaw.</w:t>
             </w:r>
           </w:p>
         </w:tc>
@@ -9853,7 +10050,7 @@
             <w:pPr>
               <w:spacing w:after="20" w:before="0"/>
             </w:pPr>
-            <w:hyperlink w:history="1" r:id="rIdwngax_yan9tp26g7krhwo">
+            <w:hyperlink w:history="1" r:id="rIdyiq3499hr1canz8gttoso">
               <w:r>
                 <w:rPr>
                   <w:rFonts w:ascii="Arial" w:cs="Arial" w:eastAsia="Arial" w:hAnsi="Arial"/>
@@ -9862,9 +10059,25 @@
                   <w:szCs w:val="16"/>
                   <w:u w:val="single" w:color="2E75B6"/>
                 </w:rPr>
-                <w:t xml:space="preserve">Carboxylic acid naming</w:t>
+                <w:t xml:space="preserve">Overview of cellular respiration</w:t>
               </w:r>
             </w:hyperlink>
+          </w:p>
+          <w:p>
+            <w:pPr>
+              <w:spacing w:after="20" w:before="0"/>
+            </w:pPr>
+            <w:r>
+              <w:rPr>
+                <w:rFonts w:ascii="Arial" w:cs="Arial" w:eastAsia="Arial" w:hAnsi="Arial"/>
+                <w:i/>
+                <w:iCs/>
+                <w:color w:val="595959"/>
+                <w:sz w:val="16"/>
+                <w:szCs w:val="16"/>
+              </w:rPr>
+              <w:t xml:space="preserve">Related topic: not an exact match for this lesson.</w:t>
+            </w:r>
           </w:p>
           <w:p>
             <w:pPr>
@@ -9886,7 +10099,7 @@
               <w:spacing w:after="10" w:before="0"/>
               <w:ind w:left="120"/>
             </w:pPr>
-            <w:hyperlink w:history="1" r:id="rIdxvuk0jxfm1jwmqvsepaq5">
+            <w:hyperlink w:history="1" r:id="rId94ri-6byoakb26s1c0a0a">
               <w:r>
                 <w:rPr>
                   <w:rFonts w:ascii="Arial" w:cs="Arial" w:eastAsia="Arial" w:hAnsi="Arial"/>
@@ -9948,7 +10161,7 @@
               <w:spacing w:after="10" w:before="0"/>
               <w:ind w:left="120"/>
             </w:pPr>
-            <w:hyperlink w:history="1" r:id="rIdxqgnwngxeqbglifbkib7t">
+            <w:hyperlink w:history="1" r:id="rIda_ouaf7qz0d77t3qidpr5">
               <w:r>
                 <w:rPr>
                   <w:rFonts w:ascii="Arial" w:cs="Arial" w:eastAsia="Arial" w:hAnsi="Arial"/>
@@ -10005,7 +10218,7 @@
                 <w:sz w:val="18"/>
                 <w:szCs w:val="18"/>
               </w:rPr>
-              <w:t xml:space="preserve">PART A — Jigsaw Expert Share (12 min): Groups are reshuffled so that each new group of 3 contains one 'expert' from each reading card. Each expert has 3 minutes to teach their card's key idea to their new group, using their notebook as reference. The group then collaborates to answer a shared synthesis question posted on the board: 'Lake Magadi water has a pH of about 10.5. A flamingo drinks this water and processes it through a digestive system very similar to yours. Use ALL THREE reading cards to explain: (a) how the flamingo's stomach handles this alkaline intake, (b) what happens to CO₂ produced during the flamingo's intense wading activity, and (c) why the same alkalinity that attacks the sufuria is actually what makes Lake Magadi's soda commercially valuable as a bleaching/cleaning agent.' Groups write a joint paragraph answer (5 min). PART B — Annotated Diagram (10 min): Each student individually draws and labels a diagram of the human digestive system (or copies the outline provided on the resource card) and annotates it with: (i) the name and formula of the acid in the stomach; (ii) the pH range at each labelled region (mouth, stomach, duodenum, small intestine, large intestine); (iii) the name and formula of the base that neutralises acid at the duodenum; (iv) a small arrow labelled 'CO₂ → H₂CO₃ → blood buffer' pointing from the intestinal wall to a stylised blood vessel. Students also add one sentence at the bottom: 'This connects to Lake Magadi because ___.'</w:t>
+              <w:t xml:space="preserve">PART A — Jigsaw Expert Share (12 min): Groups are reshuffled so that each new group of 3 contains one 'expert' from each reading card. Each expert has 3 minutes to teach their card's key idea to their new group, using their notebook as reference. The group then collaborates to answer a shared synthesis question posted on the board: 'Lake Magadi water has a pH of about 10.5. A flamingo drinks this water and processes it through a digestive system very similar to yours. Use ALL THREE reading cards to explain: (a) how a flamingo's acid stomach and neutralising duodenum work, as in humans, (b) what happens to CO₂ produced during the flamingo's intense wading activity, and (c) why the same alkalinity that attacks the sufuria is actually what makes Lake Magadi's soda commercially valuable as a bleaching/cleaning agent.' Groups write a joint paragraph answer (5 min). PART B — Annotated Diagram (10 min): Each student individually draws and labels a diagram of the human digestive system (or copies the outline provided on the resource card) and annotates it with: (i) the name and formula of the acid in the stomach; (ii) the pH range at each labelled region (mouth, stomach, duodenum, small intestine, large intestine); (iii) the name and formula of the base that neutralises acid at the duodenum; (iv) a small arrow labelled 'CO₂ → H₂CO₃ → blood buffer' pointing from the intestinal wall to a stylised blood vessel. Students also add one sentence at the bottom: 'This connects to Lake Magadi because ___.'</w:t>
             </w:r>
           </w:p>
         </w:tc>
@@ -10158,7 +10371,7 @@
             <w:pPr>
               <w:spacing w:after="20" w:before="0"/>
             </w:pPr>
-            <w:hyperlink w:history="1" r:id="rIdjrwo_fwp6wbe4soz8iegd">
+            <w:hyperlink w:history="1" r:id="rIdtxc0qboovruxqjlf936dd">
               <w:r>
                 <w:rPr>
                   <w:rFonts w:ascii="Arial" w:cs="Arial" w:eastAsia="Arial" w:hAnsi="Arial"/>
@@ -10167,9 +10380,25 @@
                   <w:szCs w:val="16"/>
                   <w:u w:val="single" w:color="2E75B6"/>
                 </w:rPr>
-                <w:t xml:space="preserve">Carboxylic acid naming</w:t>
+                <w:t xml:space="preserve">Overview of cellular respiration</w:t>
               </w:r>
             </w:hyperlink>
+          </w:p>
+          <w:p>
+            <w:pPr>
+              <w:spacing w:after="20" w:before="0"/>
+            </w:pPr>
+            <w:r>
+              <w:rPr>
+                <w:rFonts w:ascii="Arial" w:cs="Arial" w:eastAsia="Arial" w:hAnsi="Arial"/>
+                <w:i/>
+                <w:iCs/>
+                <w:color w:val="595959"/>
+                <w:sz w:val="16"/>
+                <w:szCs w:val="16"/>
+              </w:rPr>
+              <w:t xml:space="preserve">Related topic: not an exact match for this lesson.</w:t>
+            </w:r>
           </w:p>
           <w:p>
             <w:pPr>
@@ -10191,7 +10420,7 @@
               <w:spacing w:after="10" w:before="0"/>
               <w:ind w:left="120"/>
             </w:pPr>
-            <w:hyperlink w:history="1" r:id="rIdrmauqfdrceje5y4i8uim_">
+            <w:hyperlink w:history="1" r:id="rIdaslddnzwxjh_qev26nzy-">
               <w:r>
                 <w:rPr>
                   <w:rFonts w:ascii="Arial" w:cs="Arial" w:eastAsia="Arial" w:hAnsi="Arial"/>
@@ -10253,7 +10482,7 @@
               <w:spacing w:after="10" w:before="0"/>
               <w:ind w:left="120"/>
             </w:pPr>
-            <w:hyperlink w:history="1" r:id="rIdpm2lnii2s-pn2hajweo9o">
+            <w:hyperlink w:history="1" r:id="rId7osng9nikk0j8xyoquuzz">
               <w:r>
                 <w:rPr>
                   <w:rFonts w:ascii="Arial" w:cs="Arial" w:eastAsia="Arial" w:hAnsi="Arial"/>
@@ -10463,7 +10692,7 @@
             <w:pPr>
               <w:spacing w:after="20" w:before="0"/>
             </w:pPr>
-            <w:hyperlink w:history="1" r:id="rIdu3-92m7nyo5fsrd4-kykq">
+            <w:hyperlink w:history="1" r:id="rIdm6avdmdvpf3e4g7wgbbwe">
               <w:r>
                 <w:rPr>
                   <w:rFonts w:ascii="Arial" w:cs="Arial" w:eastAsia="Arial" w:hAnsi="Arial"/>
@@ -10472,9 +10701,25 @@
                   <w:szCs w:val="16"/>
                   <w:u w:val="single" w:color="2E75B6"/>
                 </w:rPr>
-                <w:t xml:space="preserve">Carboxylic acid naming</w:t>
+                <w:t xml:space="preserve">Overview of cellular respiration</w:t>
               </w:r>
             </w:hyperlink>
+          </w:p>
+          <w:p>
+            <w:pPr>
+              <w:spacing w:after="20" w:before="0"/>
+            </w:pPr>
+            <w:r>
+              <w:rPr>
+                <w:rFonts w:ascii="Arial" w:cs="Arial" w:eastAsia="Arial" w:hAnsi="Arial"/>
+                <w:i/>
+                <w:iCs/>
+                <w:color w:val="595959"/>
+                <w:sz w:val="16"/>
+                <w:szCs w:val="16"/>
+              </w:rPr>
+              <w:t xml:space="preserve">Related topic: not an exact match for this lesson.</w:t>
+            </w:r>
           </w:p>
           <w:p>
             <w:pPr>
@@ -10496,7 +10741,7 @@
               <w:spacing w:after="10" w:before="0"/>
               <w:ind w:left="120"/>
             </w:pPr>
-            <w:hyperlink w:history="1" r:id="rIdjx6m7f44gtywag2qwnhyr">
+            <w:hyperlink w:history="1" r:id="rIdcdyplibptemd_d1hsvicq">
               <w:r>
                 <w:rPr>
                   <w:rFonts w:ascii="Arial" w:cs="Arial" w:eastAsia="Arial" w:hAnsi="Arial"/>
@@ -10558,7 +10803,7 @@
               <w:spacing w:after="10" w:before="0"/>
               <w:ind w:left="120"/>
             </w:pPr>
-            <w:hyperlink w:history="1" r:id="rIdgqkysejjyyln9hzgrypxg">
+            <w:hyperlink w:history="1" r:id="rIdjvtwwjsvlx5yhindg8_yp">
               <w:r>
                 <w:rPr>
                   <w:rFonts w:ascii="Arial" w:cs="Arial" w:eastAsia="Arial" w:hAnsi="Arial"/>
@@ -11158,7 +11403,7 @@
                 <w:sz w:val="18"/>
                 <w:szCs w:val="18"/>
               </w:rPr>
-              <w:t xml:space="preserve">Students explained: (1) why a flamingo wading in Lake Magadi's alkaline water (pH ~10.5) can survive — its digestive system, like the human system, uses HCl to create an acidic stomach environment, and the alkaline lake water is neutralised during digestion; (2) why the lemon juice (citric acid) that is safe to drink can simultaneously pit an aluminium sufuria overnight — the H⁺ ions from the acid react with the aluminium metal (as studied in Lessons 1–2), a reaction that does not occur inside the body because the stomach lining is protected by mucus; (3) why blood must maintain a near-neutral pH of 7.4 — even though CO₂ from respiration continuously generates carbonic acid, the bicarbonate buffer system (NaHCO₃/H₂CO₃) prevents dangerous acidification; (4) how the soda ash (Na₂CO₃) harvested commercially from Lake Magadi functions as an alkaline industrial bleaching and cleaning agent — the same category of chemistry as the sodium hypochlorite used in Kenyan laundries and hospitals.</w:t>
+              <w:t xml:space="preserve">Students explained: (1) why a flamingo wading in Lake Magadi's alkaline water (pH ~10.5) can live there because flamingos are adapted to it (this lesson does not explain the mechanism of that adaptation); (2) why the lemon juice (citric acid) that is safe to drink can simultaneously pit an aluminium sufuria overnight — the H⁺ ions from the acid react with the aluminium metal (acid–metal reactions are investigated experimentally in Lesson 4, using magnesium as a model metal for aluminium), a reaction that does not occur inside the body because the stomach lining is protected by mucus; (3) why blood must maintain a near-neutral pH of 7.4 — even though CO₂ from respiration continuously generates carbonic acid, the bicarbonate buffer system (NaHCO₃/H₂CO₃) prevents dangerous acidification; (4) how the soda ash (Na₂CO₃, produced from trona, Na₃H(CO₃)₂·2H₂O) harvested commercially from Lake Magadi functions as an alkaline industrial bleaching and cleaning agent — the same category of chemistry as the sodium hypochlorite used in Kenyan laundries and hospitals.</w:t>
             </w:r>
           </w:p>
         </w:tc>
@@ -11180,7 +11425,7 @@
         </w:rPr>
         <w:t xml:space="preserve">© 2026 SeaVuria and ARES. Aligned with KICD objectives. Developed by SeaVuria; technical implementation by ARES (with AI assistance from Claude). Licensed under </w:t>
       </w:r>
-      <w:hyperlink w:history="1" r:id="rIdd8ptvg33c0vxntaiqdn6b">
+      <w:hyperlink w:history="1" r:id="rId6l_yumukpfk7kh95lcy-1">
         <w:r>
           <w:rPr>
             <w:rFonts w:ascii="Arial" w:cs="Arial" w:eastAsia="Arial" w:hAnsi="Arial"/>
@@ -11201,7 +11446,7 @@
         </w:rPr>
         <w:t xml:space="preserve"> (</w:t>
       </w:r>
-      <w:hyperlink w:history="1" r:id="rIdwgbsk7a53m2ufofahfj0n">
+      <w:hyperlink w:history="1" r:id="rIdwkg7d4mvnmz8mxjf6oxui">
         <w:r>
           <w:rPr>
             <w:rFonts w:ascii="Arial" w:cs="Arial" w:eastAsia="Arial" w:hAnsi="Arial"/>
@@ -11706,7 +11951,7 @@
                 <w:sz w:val="18"/>
                 <w:szCs w:val="18"/>
               </w:rPr>
-              <w:t xml:space="preserve">Why are salts important in day-to-day life? This lesson shows that salts are always the product when acids react with bases, carbonates or metals — making salt formation a central chemical event linking the Lake Magadi trona, antacids, and mineral scale in cooking pots.</w:t>
+              <w:t xml:space="preserve">Why are salts important in day-to-day life? This lesson shows that salts are the products when acids react with bases, carbonates or metals — linking antacids and the pitted sufuria to salt formation. (Lake Magadi trona and scale crusts form differently, by crystallisation as water evaporates — see Lesson 5.)</w:t>
             </w:r>
           </w:p>
         </w:tc>
@@ -11931,7 +12176,7 @@
                 <w:sz w:val="18"/>
                 <w:szCs w:val="18"/>
               </w:rPr>
-              <w:t xml:space="preserve">In 40 minutes students carry out three short, supervised experiments — (i) acid-base neutralisation monitored with universal indicator, (ii) dilute sulfuric acid reacting with marble chips or crushed eggshell as a carbonate proxy for antacid chemistry, and (iii) dilute hydrochloric acid reacting with magnesium ribbon to model the pitting of the aluminium sufuria. Between and after experiments students write word equations, attempt balanced equations with teacher scaffolding, and share findings in a brief plenary. The lesson closes with DQB updates and setup of the petri-dish mass-change investigation for Lesson 5.</w:t>
+              <w:t xml:space="preserve">In 40 minutes students carry out three short, supervised experiments — (i) acid-base neutralisation monitored with universal indicator, (ii) dilute sulfuric acid reacting with marble chips or crushed eggshell as a carbonate proxy for antacid chemistry, and (iii) dilute hydrochloric acid reacting with magnesium ribbon to model the pitting of the aluminium sufuria. Between and after experiments students write word equations, attempt balanced equations with teacher scaffolding, and share findings in a brief plenary. The lesson closes with DQB updates; the petri-dish mass-change investigation for Lesson 5 is set up in a short 5-minute extension straight after the lesson.</w:t>
             </w:r>
           </w:p>
         </w:tc>
@@ -12214,7 +12459,7 @@
             <w:pPr>
               <w:spacing w:after="20" w:before="0"/>
             </w:pPr>
-            <w:hyperlink w:history="1" r:id="rIdwsrrx1fhc-e77qocnisw5">
+            <w:hyperlink w:history="1" r:id="rId6uogi_ebiasfubhjzmhog">
               <w:r>
                 <w:rPr>
                   <w:rFonts w:ascii="Arial" w:cs="Arial" w:eastAsia="Arial" w:hAnsi="Arial"/>
@@ -12247,7 +12492,7 @@
               <w:spacing w:after="10" w:before="0"/>
               <w:ind w:left="120"/>
             </w:pPr>
-            <w:hyperlink w:history="1" r:id="rIdkcud8rw2ryk9fkzne1v4n">
+            <w:hyperlink w:history="1" r:id="rIdxiawihncjjl1nkq8ohbak">
               <w:r>
                 <w:rPr>
                   <w:rFonts w:ascii="Arial" w:cs="Arial" w:eastAsia="Arial" w:hAnsi="Arial"/>
@@ -12292,7 +12537,7 @@
             <w:pPr>
               <w:spacing w:after="20" w:before="0"/>
             </w:pPr>
-            <w:hyperlink w:history="1" r:id="rIdxkayagee52ydmlie5r2l-">
+            <w:hyperlink w:history="1" r:id="rIdf3v0ttly8eenyw4xb9dmu">
               <w:r>
                 <w:rPr>
                   <w:rFonts w:ascii="Arial" w:cs="Arial" w:eastAsia="Arial" w:hAnsi="Arial"/>
@@ -12325,7 +12570,7 @@
               <w:spacing w:after="10" w:before="0"/>
               <w:ind w:left="120"/>
             </w:pPr>
-            <w:hyperlink w:history="1" r:id="rIdlzc-gnka8apg5dsyze6xu">
+            <w:hyperlink w:history="1" r:id="rIdl94n749yztc59exeixnkg">
               <w:r>
                 <w:rPr>
                   <w:rFonts w:ascii="Arial" w:cs="Arial" w:eastAsia="Arial" w:hAnsi="Arial"/>
@@ -12520,7 +12765,313 @@
             <w:pPr>
               <w:spacing w:after="20" w:before="0"/>
             </w:pPr>
-            <w:hyperlink w:history="1" r:id="rId9yatxkvk8l6nwgvdf6t9h">
+            <w:hyperlink w:history="1" r:id="rId6qwgj9j3r3uvjdl5zcoyr">
+              <w:r>
+                <w:rPr>
+                  <w:rFonts w:ascii="Arial" w:cs="Arial" w:eastAsia="Arial" w:hAnsi="Arial"/>
+                  <w:color w:val="2E75B6"/>
+                  <w:sz w:val="16"/>
+                  <w:szCs w:val="16"/>
+                  <w:u w:val="single" w:color="2E75B6"/>
+                </w:rPr>
+                <w:t xml:space="preserve">03 Acid And Metal Carbonate Reactions</w:t>
+              </w:r>
+            </w:hyperlink>
+          </w:p>
+          <w:p>
+            <w:pPr>
+              <w:spacing w:after="10" w:before="0"/>
+              <w:ind w:left="120"/>
+            </w:pPr>
+            <w:r>
+              <w:rPr>
+                <w:rFonts w:ascii="Arial" w:cs="Arial" w:eastAsia="Arial" w:hAnsi="Arial"/>
+                <w:color w:val="595959"/>
+                <w:sz w:val="14"/>
+                <w:szCs w:val="14"/>
+              </w:rPr>
+              <w:t xml:space="preserve">Source: Seavuria</w:t>
+            </w:r>
+          </w:p>
+          <w:p>
+            <w:pPr>
+              <w:spacing w:after="10" w:before="0"/>
+              <w:ind w:left="120"/>
+            </w:pPr>
+            <w:hyperlink w:history="1" r:id="rIdbqt5pt0kfafsny-uwoy2j">
+              <w:r>
+                <w:rPr>
+                  <w:rFonts w:ascii="Arial" w:cs="Arial" w:eastAsia="Arial" w:hAnsi="Arial"/>
+                  <w:color w:val="595959"/>
+                  <w:sz w:val="14"/>
+                  <w:szCs w:val="14"/>
+                  <w:u w:val="single" w:color="595959"/>
+                </w:rPr>
+                <w:t xml:space="preserve">🔍 Search ARES for similar videos</w:t>
+              </w:r>
+            </w:hyperlink>
+          </w:p>
+          <w:p>
+            <w:pPr>
+              <w:spacing w:after="40" w:before="0"/>
+            </w:pPr>
+            <w:r>
+              <w:rPr>
+                <w:sz w:val="14"/>
+                <w:szCs w:val="14"/>
+              </w:rPr>
+              <w:t xml:space="preserve"/>
+            </w:r>
+          </w:p>
+          <w:p>
+            <w:pPr>
+              <w:spacing w:after="20" w:before="0"/>
+            </w:pPr>
+            <w:r>
+              <w:rPr>
+                <w:rFonts w:ascii="Arial" w:cs="Arial" w:eastAsia="Arial" w:hAnsi="Arial"/>
+                <w:b/>
+                <w:bCs/>
+                <w:color w:val="1F3864"/>
+                <w:sz w:val="16"/>
+                <w:szCs w:val="16"/>
+              </w:rPr>
+              <w:t xml:space="preserve">📖 EXERCISE:</w:t>
+            </w:r>
+          </w:p>
+          <w:p>
+            <w:pPr>
+              <w:spacing w:after="20" w:before="0"/>
+            </w:pPr>
+            <w:hyperlink w:history="1" r:id="rIdfyg2obwxxpusjkkmo-yot">
+              <w:r>
+                <w:rPr>
+                  <w:rFonts w:ascii="Arial" w:cs="Arial" w:eastAsia="Arial" w:hAnsi="Arial"/>
+                  <w:color w:val="2E75B6"/>
+                  <w:sz w:val="16"/>
+                  <w:szCs w:val="16"/>
+                  <w:u w:val="single" w:color="2E75B6"/>
+                </w:rPr>
+                <w:t xml:space="preserve">Introduction to acid–base reactions</w:t>
+              </w:r>
+            </w:hyperlink>
+          </w:p>
+          <w:p>
+            <w:pPr>
+              <w:spacing w:after="10" w:before="0"/>
+              <w:ind w:left="120"/>
+            </w:pPr>
+            <w:r>
+              <w:rPr>
+                <w:rFonts w:ascii="Arial" w:cs="Arial" w:eastAsia="Arial" w:hAnsi="Arial"/>
+                <w:color w:val="595959"/>
+                <w:sz w:val="14"/>
+                <w:szCs w:val="14"/>
+              </w:rPr>
+              <w:t xml:space="preserve">Source: Khan Academy (English - US curriculum)</w:t>
+            </w:r>
+          </w:p>
+          <w:p>
+            <w:pPr>
+              <w:spacing w:after="10" w:before="0"/>
+              <w:ind w:left="120"/>
+            </w:pPr>
+            <w:hyperlink w:history="1" r:id="rId78gwqmdyzw9roimqbywzs">
+              <w:r>
+                <w:rPr>
+                  <w:rFonts w:ascii="Arial" w:cs="Arial" w:eastAsia="Arial" w:hAnsi="Arial"/>
+                  <w:color w:val="595959"/>
+                  <w:sz w:val="14"/>
+                  <w:szCs w:val="14"/>
+                  <w:u w:val="single" w:color="595959"/>
+                </w:rPr>
+                <w:t xml:space="preserve">🔍 Search ARES for similar readings</w:t>
+              </w:r>
+            </w:hyperlink>
+          </w:p>
+        </w:tc>
+        <w:tc>
+          <w:tcPr>
+            <w:tcW w:type="dxa" w:w="3040"/>
+            <w:shd w:fill="FFFFFF" w:color="auto" w:val="clear"/>
+            <w:tcMar>
+              <w:top w:type="dxa" w:w="60"/>
+              <w:left w:type="dxa" w:w="120"/>
+              <w:bottom w:type="dxa" w:w="60"/>
+              <w:right w:type="dxa" w:w="120"/>
+            </w:tcMar>
+            <w:vAlign w:val="top"/>
+          </w:tcPr>
+          <w:p>
+            <w:pPr>
+              <w:spacing w:after="40" w:before="0"/>
+              <w:jc w:val="left"/>
+            </w:pPr>
+            <w:r>
+              <w:rPr>
+                <w:rFonts w:ascii="Arial" w:cs="Arial" w:eastAsia="Arial" w:hAnsi="Arial"/>
+                <w:b w:val="false"/>
+                <w:bCs w:val="false"/>
+                <w:i w:val="false"/>
+                <w:iCs w:val="false"/>
+                <w:color w:val="000000"/>
+                <w:sz w:val="18"/>
+                <w:szCs w:val="18"/>
+              </w:rPr>
+              <w:t xml:space="preserve">Students conduct three sequential experiments, each lasting approximately 6-7 minutes including setup and clean-up. The teacher announces each experiment with a brief context link before starting. EXPERIMENT 1 — Neutralisation (acid + base): Each group receives a test tube with 5 mL of 1 mol/L NaOH solution already coloured purple by universal indicator. Students use a dropper to add 1 mol/L HCl drop by drop, gently swirling after each drop, and record colour at every 3 drops in a results table. They observe the indicator colour moving from purple through blue and green to yellow and finally red as excess acid is added. Students record the pH range associated with each colour using their pH chart from Lesson 2. They note any temperature change by touching the outside of the test tube carefully. EXPERIMENT 2 — Acid + carbonate: Each group receives a conical flask with 10 mL of 0.5 mol/L H2SO4 and 3-4 marble chips (or a teaspoon of crushed dry eggshell as a locally available carbonate). Students observe vigorous fizzing, collect the gas by holding damp blue litmus paper at the mouth of the flask and observe it turning red (confirming CO2, which forms carbonic acid with water). They also observe the marble chips becoming smaller. Students record observations in their table. EXPERIMENT 3 — Acid + metal: Each group receives a test tube with 5 mL of 1 mol/L HCl and one 2 cm strip of magnesium ribbon. Teacher explicitly says no flames before students begin. Students drop the magnesium ribbon in and observe vigorous fizzing and heat production. They hold a glowing splint (pre-prepared by teacher) at the mouth of the test tube and observe the squeaky pop confirming hydrogen gas. They note the magnesium ribbon disappearing and the solution remaining colourless. All observations go into the results table with columns: reactants, observations, colour change, gas test, estimated pH change.</w:t>
+            </w:r>
+          </w:p>
+        </w:tc>
+        <w:tc>
+          <w:tcPr>
+            <w:tcW w:type="dxa" w:w="3040"/>
+            <w:shd w:fill="F2F2F2" w:color="auto" w:val="clear"/>
+            <w:tcMar>
+              <w:top w:type="dxa" w:w="60"/>
+              <w:left w:type="dxa" w:w="120"/>
+              <w:bottom w:type="dxa" w:w="60"/>
+              <w:right w:type="dxa" w:w="120"/>
+            </w:tcMar>
+            <w:vAlign w:val="top"/>
+          </w:tcPr>
+          <w:p>
+            <w:pPr>
+              <w:spacing w:after="40" w:before="0"/>
+              <w:jc w:val="left"/>
+            </w:pPr>
+            <w:r>
+              <w:rPr>
+                <w:rFonts w:ascii="Arial" w:cs="Arial" w:eastAsia="Arial" w:hAnsi="Arial"/>
+                <w:b w:val="false"/>
+                <w:bCs w:val="false"/>
+                <w:i w:val="false"/>
+                <w:iCs w:val="false"/>
+                <w:color w:val="000000"/>
+                <w:sz w:val="18"/>
+                <w:szCs w:val="18"/>
+              </w:rPr>
+              <w:t xml:space="preserve">Before Experiment 1 teacher says: This first experiment models what happens when an antacid tablet meets stomach acid. The universal indicator is our witness — it will record the pH story as we add acid to the base. Watch the colour sequence carefully and connect it to the pH scale we built in Lesson 2. [WAIT for students to begin, circulate, prompt: What colour is it now? What pH does that suggest?] Before Experiment 2 teacher says: Marble chips are mainly calcium carbonate — the same family of compound as the trona crust at Lake Magadi, which contains sodium carbonate. Eggshell is also calcium carbonate — the same material your antacid tablet may contain. Watch what happens when an acid meets a carbonate. [WAIT. After fizzing begins, ask: Where is this gas coming from? What is happening to the marble?] Before Experiment 3 teacher says: This experiment models the lemon juice in the sufuria overnight. We are using magnesium instead of aluminium because it reacts more visibly and safely at this concentration; aluminium reacts with acid in the same way but more slowly, so magnesium is only a model. No flames. I will bring the glowing splint to each group. [WAIT. After squeaky pop, say: That sound is your evidence. What gas makes a squeaky pop with a glowing splint?] Teacher circulates continuously, asking probing questions rather than providing answers.</w:t>
+            </w:r>
+          </w:p>
+        </w:tc>
+        <w:tc>
+          <w:tcPr>
+            <w:tcW w:type="dxa" w:w="3040"/>
+            <w:shd w:fill="FFFFFF" w:color="auto" w:val="clear"/>
+            <w:tcMar>
+              <w:top w:type="dxa" w:w="60"/>
+              <w:left w:type="dxa" w:w="120"/>
+              <w:bottom w:type="dxa" w:w="60"/>
+              <w:right w:type="dxa" w:w="120"/>
+            </w:tcMar>
+            <w:vAlign w:val="top"/>
+          </w:tcPr>
+          <w:p>
+            <w:pPr>
+              <w:spacing w:after="40" w:before="0"/>
+              <w:jc w:val="left"/>
+            </w:pPr>
+            <w:r>
+              <w:rPr>
+                <w:rFonts w:ascii="Arial" w:cs="Arial" w:eastAsia="Arial" w:hAnsi="Arial"/>
+                <w:b w:val="false"/>
+                <w:bCs w:val="false"/>
+                <w:i w:val="false"/>
+                <w:iCs w:val="false"/>
+                <w:color w:val="000000"/>
+                <w:sz w:val="18"/>
+                <w:szCs w:val="18"/>
+              </w:rPr>
+              <w:t xml:space="preserve">Each experiment is framed with a phenomenon context before it begins, so students are observing with purpose rather than following steps blindly. The results table structure — reactants, observations, colour change, gas test, pH change — requires interpretive language, not just description. Connecting the squeaky pop and the damp litmus test to named gases bridges observations to chemical identity.</w:t>
+            </w:r>
+          </w:p>
+        </w:tc>
+        <w:tc>
+          <w:tcPr>
+            <w:tcW w:type="dxa" w:w="3040"/>
+            <w:shd w:fill="F2F2F2" w:color="auto" w:val="clear"/>
+            <w:tcMar>
+              <w:top w:type="dxa" w:w="60"/>
+              <w:left w:type="dxa" w:w="120"/>
+              <w:bottom w:type="dxa" w:w="60"/>
+              <w:right w:type="dxa" w:w="120"/>
+            </w:tcMar>
+            <w:vAlign w:val="top"/>
+          </w:tcPr>
+          <w:p>
+            <w:pPr>
+              <w:spacing w:after="40" w:before="0"/>
+              <w:jc w:val="left"/>
+            </w:pPr>
+            <w:r>
+              <w:rPr>
+                <w:rFonts w:ascii="Arial" w:cs="Arial" w:eastAsia="Arial" w:hAnsi="Arial"/>
+                <w:b w:val="false"/>
+                <w:bCs w:val="false"/>
+                <w:i w:val="false"/>
+                <w:iCs w:val="false"/>
+                <w:color w:val="000000"/>
+                <w:sz w:val="18"/>
+                <w:szCs w:val="18"/>
+              </w:rPr>
+              <w:t xml:space="preserve">Teacher checks results tables during circulation for: completeness of observations; correct gas test interpretation (squeaky pop = H2; damp litmus reddening at flask mouth = CO2); whether students note temperature change in Experiment 1. Groups whose tables are incomplete are prompted with: What else could you observe — smell, temperature, appearance of the solid?</w:t>
+            </w:r>
+          </w:p>
+        </w:tc>
+      </w:tr>
+      <w:tr>
+        <w:tc>
+          <w:tcPr>
+            <w:tcW w:type="dxa" w:w="1520"/>
+            <w:shd w:fill="E2EFDA" w:color="auto" w:val="clear"/>
+            <w:tcMar>
+              <w:top w:type="dxa" w:w="60"/>
+              <w:left w:type="dxa" w:w="120"/>
+              <w:bottom w:type="dxa" w:w="60"/>
+              <w:right w:type="dxa" w:w="120"/>
+            </w:tcMar>
+            <w:vAlign w:val="top"/>
+          </w:tcPr>
+          <w:p>
+            <w:pPr>
+              <w:spacing w:after="40" w:before="0"/>
+              <w:jc w:val="left"/>
+            </w:pPr>
+            <w:r>
+              <w:rPr>
+                <w:rFonts w:ascii="Arial" w:cs="Arial" w:eastAsia="Arial" w:hAnsi="Arial"/>
+                <w:b/>
+                <w:bCs/>
+                <w:i w:val="false"/>
+                <w:iCs w:val="false"/>
+                <w:color w:val="000000"/>
+                <w:sz w:val="18"/>
+                <w:szCs w:val="18"/>
+              </w:rPr>
+              <w:t xml:space="preserve">Explain Phase</w:t>
+            </w:r>
+          </w:p>
+          <w:p>
+            <w:pPr>
+              <w:spacing w:after="20" w:before="0"/>
+            </w:pPr>
+            <w:r>
+              <w:rPr>
+                <w:rFonts w:ascii="Arial" w:cs="Arial" w:eastAsia="Arial" w:hAnsi="Arial"/>
+                <w:b/>
+                <w:bCs/>
+                <w:color w:val="1F3864"/>
+                <w:sz w:val="16"/>
+                <w:szCs w:val="16"/>
+              </w:rPr>
+              <w:t xml:space="preserve">📹 VIDEO:</w:t>
+            </w:r>
+          </w:p>
+          <w:p>
+            <w:pPr>
+              <w:spacing w:after="20" w:before="0"/>
+            </w:pPr>
+            <w:hyperlink w:history="1" r:id="rIdwivtlssgq3vfhzbwksuil">
               <w:r>
                 <w:rPr>
                   <w:rFonts w:ascii="Arial" w:cs="Arial" w:eastAsia="Arial" w:hAnsi="Arial"/>
@@ -12535,6 +13086,22 @@
           </w:p>
           <w:p>
             <w:pPr>
+              <w:spacing w:after="20" w:before="0"/>
+            </w:pPr>
+            <w:r>
+              <w:rPr>
+                <w:rFonts w:ascii="Arial" w:cs="Arial" w:eastAsia="Arial" w:hAnsi="Arial"/>
+                <w:i/>
+                <w:iCs/>
+                <w:color w:val="595959"/>
+                <w:sz w:val="16"/>
+                <w:szCs w:val="16"/>
+              </w:rPr>
+              <w:t xml:space="preserve">Related topic: not an exact match for this lesson.</w:t>
+            </w:r>
+          </w:p>
+          <w:p>
+            <w:pPr>
               <w:spacing w:after="10" w:before="0"/>
               <w:ind w:left="120"/>
             </w:pPr>
@@ -12553,7 +13120,7 @@
               <w:spacing w:after="10" w:before="0"/>
               <w:ind w:left="120"/>
             </w:pPr>
-            <w:hyperlink w:history="1" r:id="rIddspgzt4xrxxxlztr0dzax">
+            <w:hyperlink w:history="1" r:id="rIde85-uqmxxopbngqlnrtwf">
               <w:r>
                 <w:rPr>
                   <w:rFonts w:ascii="Arial" w:cs="Arial" w:eastAsia="Arial" w:hAnsi="Arial"/>
@@ -12591,14 +13158,14 @@
                 <w:sz w:val="16"/>
                 <w:szCs w:val="16"/>
               </w:rPr>
-              <w:t xml:space="preserve">📖 EXERCISE:</w:t>
+              <w:t xml:space="preserve">📖 HTML:</w:t>
             </w:r>
           </w:p>
           <w:p>
             <w:pPr>
               <w:spacing w:after="20" w:before="0"/>
             </w:pPr>
-            <w:hyperlink w:history="1" r:id="rIdiaveh5rib2jnpspux2hwt">
+            <w:hyperlink w:history="1" r:id="rIdwopyd-d9hst52keyzpaoi">
               <w:r>
                 <w:rPr>
                   <w:rFonts w:ascii="Arial" w:cs="Arial" w:eastAsia="Arial" w:hAnsi="Arial"/>
@@ -12607,9 +13174,25 @@
                   <w:szCs w:val="16"/>
                   <w:u w:val="single" w:color="2E75B6"/>
                 </w:rPr>
-                <w:t xml:space="preserve">Introduction to acid–base reactions</w:t>
+                <w:t xml:space="preserve">Neutralization Reaction and Net Ionic Equations for Neutralization Reactions (Flexbook)</w:t>
               </w:r>
             </w:hyperlink>
+          </w:p>
+          <w:p>
+            <w:pPr>
+              <w:spacing w:after="20" w:before="0"/>
+            </w:pPr>
+            <w:r>
+              <w:rPr>
+                <w:rFonts w:ascii="Arial" w:cs="Arial" w:eastAsia="Arial" w:hAnsi="Arial"/>
+                <w:i/>
+                <w:iCs/>
+                <w:color w:val="595959"/>
+                <w:sz w:val="16"/>
+                <w:szCs w:val="16"/>
+              </w:rPr>
+              <w:t xml:space="preserve">Related topic: not an exact match for this lesson.</w:t>
+            </w:r>
           </w:p>
           <w:p>
             <w:pPr>
@@ -12623,7 +13206,7 @@
                 <w:sz w:val="14"/>
                 <w:szCs w:val="14"/>
               </w:rPr>
-              <w:t xml:space="preserve">Source: Khan Academy (English - US curriculum)</w:t>
+              <w:t xml:space="preserve">Source: CK-12</w:t>
             </w:r>
           </w:p>
           <w:p>
@@ -12631,7 +13214,7 @@
               <w:spacing w:after="10" w:before="0"/>
               <w:ind w:left="120"/>
             </w:pPr>
-            <w:hyperlink w:history="1" r:id="rIdez0gukuiaitmo-wegj4fh">
+            <w:hyperlink w:history="1" r:id="rIdfczw9p8l1qmleryoxynpb">
               <w:r>
                 <w:rPr>
                   <w:rFonts w:ascii="Arial" w:cs="Arial" w:eastAsia="Arial" w:hAnsi="Arial"/>
@@ -12673,7 +13256,7 @@
                 <w:sz w:val="18"/>
                 <w:szCs w:val="18"/>
               </w:rPr>
-              <w:t xml:space="preserve">Students conduct three sequential experiments, each lasting approximately 6-7 minutes including setup and clean-up. The teacher announces each experiment with a brief context link before starting. EXPERIMENT 1 — Neutralisation (acid + base): Each group receives a test tube with 5 mL of 1 mol/L NaOH solution already coloured blue-green by universal indicator. Students use a dropper to add 1 mol/L HCl drop by drop, gently swirling after each drop, and record colour at every 3 drops in a results table. They observe the indicator colour moving from blue-green through green to yellow and finally red as excess acid is added. Students record the pH range associated with each colour using their pH chart from Lesson 2. They note any temperature change by touching the outside of the test tube carefully. EXPERIMENT 2 — Acid + carbonate: Each group receives a conical flask with 10 mL of 0.5 mol/L H2SO4 and 3-4 marble chips (or a teaspoon of crushed dry eggshell as a locally available carbonate). Students observe vigorous fizzing, collect the gas by holding damp blue litmus paper at the mouth of the flask and observe it turning red (confirming CO2, which forms carbonic acid with water). They also observe the marble chips becoming smaller. Students record observations in their table. EXPERIMENT 3 — Acid + metal: Each group receives a test tube with 5 mL of 1 mol/L HCl and one 2 cm strip of magnesium ribbon. Teacher explicitly says no flames before students begin. Students drop the magnesium ribbon in and observe vigorous fizzing and heat production. They hold a glowing splint (pre-prepared by teacher) at the mouth of the test tube and observe the squeaky pop confirming hydrogen gas. They note the magnesium ribbon disappearing and the solution remaining colourless. All observations go into the results table with columns: reactants, observations, colour change, gas test, estimated pH change.</w:t>
+              <w:t xml:space="preserve">After experiments are cleared and benches wiped, students remain in groups for the explanation phase (approximately 10 minutes). Teacher projects a three-column scaffold on the board: Reaction Type | Word Equation | Balanced Equation. Students first complete the word equations independently in their notebooks (3 minutes), then share with their group and attempt to balance the equations (4 minutes). The three equations are: (1) hydrochloric acid + sodium hydroxide produces sodium chloride + water; (2) sulfuric acid + calcium carbonate produces calcium sulfate + water + carbon dioxide; (3) hydrochloric acid + magnesium produces magnesium chloride + hydrogen. Teacher then cold-calls one group per equation to write their version on the board. Whole class checks and corrects together. Teacher introduces the general pattern: acid + base gives salt + water (neutralisation); acid + carbonate gives salt + water + carbon dioxide; acid + metal gives salt + hydrogen. Students annotate their notebook equations by circling the salt product in each reaction and labelling it. Teacher explicitly connects: The salt in Experiment 1 is sodium chloride — ordinary cooking salt. The salt in Experiment 2 is calcium sulfate — gypsum, used in construction. The salt in Experiment 3 is magnesium chloride — used in food processing and medicine. Each of these three reactions of an acid produces a salt. Lake Magadi is full of sodium carbonate — a salt — and the mineral scale in the sufuria is also a salt, but these crusts form by crystallisation as water evaporates, not from acid reactions. Salts are everywhere.</w:t>
             </w:r>
           </w:p>
         </w:tc>
@@ -12705,7 +13288,7 @@
                 <w:sz w:val="18"/>
                 <w:szCs w:val="18"/>
               </w:rPr>
-              <w:t xml:space="preserve">Before Experiment 1 teacher says: This first experiment models what happens when an antacid tablet meets stomach acid. The universal indicator is our witness — it will record the pH story as we add acid to the base. Watch the colour sequence carefully and connect it to the pH scale we built in Lesson 2. [WAIT for students to begin, circulate, prompt: What colour is it now? What pH does that suggest?] Before Experiment 2 teacher says: Marble chips are mainly calcium carbonate — the same family of compound as the trona crust at Lake Magadi, which contains sodium carbonate. Eggshell is also calcium carbonate — the same material your antacid tablet may contain. Watch what happens when an acid meets a carbonate. [WAIT. After fizzing begins, ask: Where is this gas coming from? What is happening to the marble?] Before Experiment 3 teacher says: This experiment models the lemon juice in the sufuria overnight. We are using magnesium instead of aluminium because it reacts more visibly and safely at this concentration, but the chemistry is the same family. No flames. I will bring the glowing splint to each group. [WAIT. After squeaky pop, say: That sound is your evidence. What gas makes a squeaky pop with a glowing splint?] Teacher circulates continuously, asking probing questions rather than providing answers.</w:t>
+              <w:t xml:space="preserve">Teacher says: Before you write anything, I want you to look at your three sets of observations and tell me: in every case, what new substances were formed? [WAIT 30 seconds.] Teacher takes two responses then says: In chemistry we represent that transformation with an equation. Write the word equation for Experiment 1 first — acid plus base. You have 3 minutes, alone. [WAIT 3 minutes without interrupting.] Teacher then says: Compare your word equation with your group. If you disagree, decide together who is right and why. Then try to balance the equation using the atomic symbols. You have 4 minutes. [WAIT 4 minutes.] Teacher cold-calls: Group 3, send one person to write your Experiment 1 equation on the board. Everyone else, read it and decide silently whether you agree before anyone speaks. [WAIT 20 seconds after equation is written.] Teacher facilitates whole-class correction calmly, asking: Does the number of hydrogen atoms balance on both sides? Count with me.</w:t>
             </w:r>
           </w:p>
         </w:tc>
@@ -12737,7 +13320,7 @@
                 <w:sz w:val="18"/>
                 <w:szCs w:val="18"/>
               </w:rPr>
-              <w:t xml:space="preserve">Each experiment is framed with a phenomenon context before it begins, so students are observing with purpose rather than following steps blindly. The results table structure — reactants, observations, colour change, gas test, pH change — requires interpretive language, not just description. Connecting the squeaky pop and the damp litmus test to named gases bridges observations to chemical identity.</w:t>
+              <w:t xml:space="preserve">The three-column scaffold structures the cognitive load — word equation before balanced equation. Cold-calling after group work ensures accountability. Circling the salt product in each equation and naming it in Kenyan industrial contexts (gypsum in construction, sodium chloride in cooking) connects abstract equations to material reality. The explicit generalisation — these acid reactions each produce a salt — plants the conceptual seed for Lesson 5.</w:t>
             </w:r>
           </w:p>
         </w:tc>
@@ -12769,7 +13352,7 @@
                 <w:sz w:val="18"/>
                 <w:szCs w:val="18"/>
               </w:rPr>
-              <w:t xml:space="preserve">Teacher checks results tables during circulation for: completeness of observations; correct gas test interpretation (squeaky pop = H2; damp litmus reddening at flask mouth = CO2); whether students note temperature change in Experiment 1. Groups whose tables are incomplete are prompted with: What else could you observe — smell, temperature, appearance of the solid?</w:t>
+              <w:t xml:space="preserve">Teacher checks the three equations on the board for: correct products named; atoms balanced on both sides; salt identified and named. Students who cannot name the salt product are asked: What is the metal ion from the base or metal? What is the negative ion from the acid? Combine them — that is your salt. Exit check: teacher asks all students to write the name of one salt produced today and say one place in Kenya where that salt or a related salt is found.</w:t>
             </w:r>
           </w:p>
         </w:tc>
@@ -12778,32 +13361,32 @@
         <w:tc>
           <w:tcPr>
             <w:tcW w:type="dxa" w:w="1520"/>
-            <w:shd w:fill="E2EFDA" w:color="auto" w:val="clear"/>
-            <w:tcMar>
-              <w:top w:type="dxa" w:w="60"/>
-              <w:left w:type="dxa" w:w="120"/>
-              <w:bottom w:type="dxa" w:w="60"/>
-              <w:right w:type="dxa" w:w="120"/>
-            </w:tcMar>
-            <w:vAlign w:val="top"/>
-          </w:tcPr>
-          <w:p>
-            <w:pPr>
-              <w:spacing w:after="40" w:before="0"/>
-              <w:jc w:val="left"/>
-            </w:pPr>
-            <w:r>
-              <w:rPr>
-                <w:rFonts w:ascii="Arial" w:cs="Arial" w:eastAsia="Arial" w:hAnsi="Arial"/>
-                <w:b/>
-                <w:bCs/>
-                <w:i w:val="false"/>
-                <w:iCs w:val="false"/>
-                <w:color w:val="000000"/>
-                <w:sz w:val="18"/>
-                <w:szCs w:val="18"/>
-              </w:rPr>
-              <w:t xml:space="preserve">Explain Phase</w:t>
+            <w:shd w:fill="FCE4D6" w:color="auto" w:val="clear"/>
+            <w:tcMar>
+              <w:top w:type="dxa" w:w="60"/>
+              <w:left w:type="dxa" w:w="120"/>
+              <w:bottom w:type="dxa" w:w="60"/>
+              <w:right w:type="dxa" w:w="120"/>
+            </w:tcMar>
+            <w:vAlign w:val="top"/>
+          </w:tcPr>
+          <w:p>
+            <w:pPr>
+              <w:spacing w:after="40" w:before="0"/>
+              <w:jc w:val="left"/>
+            </w:pPr>
+            <w:r>
+              <w:rPr>
+                <w:rFonts w:ascii="Arial" w:cs="Arial" w:eastAsia="Arial" w:hAnsi="Arial"/>
+                <w:b/>
+                <w:bCs/>
+                <w:i w:val="false"/>
+                <w:iCs w:val="false"/>
+                <w:color w:val="000000"/>
+                <w:sz w:val="18"/>
+                <w:szCs w:val="18"/>
+              </w:rPr>
+              <w:t xml:space="preserve">Driving Question Board (DQB) Creation</w:t>
             </w:r>
           </w:p>
           <w:p>
@@ -12826,7 +13409,7 @@
             <w:pPr>
               <w:spacing w:after="20" w:before="0"/>
             </w:pPr>
-            <w:hyperlink w:history="1" r:id="rIddhvs4k5skbmu-mlfxw7dj">
+            <w:hyperlink w:history="1" r:id="rIdxx2qse2dwrhh6lkg4ukpx">
               <w:r>
                 <w:rPr>
                   <w:rFonts w:ascii="Arial" w:cs="Arial" w:eastAsia="Arial" w:hAnsi="Arial"/>
@@ -12835,9 +13418,25 @@
                   <w:szCs w:val="16"/>
                   <w:u w:val="single" w:color="2E75B6"/>
                 </w:rPr>
-                <w:t xml:space="preserve">Krebs / citric acid cycle</w:t>
+                <w:t xml:space="preserve">Worked example: Determining solute concentration by acid–base titration</w:t>
               </w:r>
             </w:hyperlink>
+          </w:p>
+          <w:p>
+            <w:pPr>
+              <w:spacing w:after="20" w:before="0"/>
+            </w:pPr>
+            <w:r>
+              <w:rPr>
+                <w:rFonts w:ascii="Arial" w:cs="Arial" w:eastAsia="Arial" w:hAnsi="Arial"/>
+                <w:i/>
+                <w:iCs/>
+                <w:color w:val="595959"/>
+                <w:sz w:val="16"/>
+                <w:szCs w:val="16"/>
+              </w:rPr>
+              <w:t xml:space="preserve">Related topic: not an exact match for this lesson.</w:t>
+            </w:r>
           </w:p>
           <w:p>
             <w:pPr>
@@ -12859,7 +13458,7 @@
               <w:spacing w:after="10" w:before="0"/>
               <w:ind w:left="120"/>
             </w:pPr>
-            <w:hyperlink w:history="1" r:id="rId4j5ay7fxquk8ck7dexndg">
+            <w:hyperlink w:history="1" r:id="rIdnvesyn9ajbixhsqyf5a9h">
               <w:r>
                 <w:rPr>
                   <w:rFonts w:ascii="Arial" w:cs="Arial" w:eastAsia="Arial" w:hAnsi="Arial"/>
@@ -12904,7 +13503,7 @@
             <w:pPr>
               <w:spacing w:after="20" w:before="0"/>
             </w:pPr>
-            <w:hyperlink w:history="1" r:id="rId_w0c_nw98qc4shgxicro4">
+            <w:hyperlink w:history="1" r:id="rIdown7viup58znfxeij_ect">
               <w:r>
                 <w:rPr>
                   <w:rFonts w:ascii="Arial" w:cs="Arial" w:eastAsia="Arial" w:hAnsi="Arial"/>
@@ -12913,9 +13512,25 @@
                   <w:szCs w:val="16"/>
                   <w:u w:val="single" w:color="2E75B6"/>
                 </w:rPr>
-                <w:t xml:space="preserve">Introduction to acid–base reactions</w:t>
+                <w:t xml:space="preserve">Linear equations word problems: graphs</w:t>
               </w:r>
             </w:hyperlink>
+          </w:p>
+          <w:p>
+            <w:pPr>
+              <w:spacing w:after="20" w:before="0"/>
+            </w:pPr>
+            <w:r>
+              <w:rPr>
+                <w:rFonts w:ascii="Arial" w:cs="Arial" w:eastAsia="Arial" w:hAnsi="Arial"/>
+                <w:i/>
+                <w:iCs/>
+                <w:color w:val="595959"/>
+                <w:sz w:val="16"/>
+                <w:szCs w:val="16"/>
+              </w:rPr>
+              <w:t xml:space="preserve">Related topic: not an exact match for this lesson.</w:t>
+            </w:r>
           </w:p>
           <w:p>
             <w:pPr>
@@ -12937,7 +13552,7 @@
               <w:spacing w:after="10" w:before="0"/>
               <w:ind w:left="120"/>
             </w:pPr>
-            <w:hyperlink w:history="1" r:id="rIdmxuqi8e1cw_1w4guam23o">
+            <w:hyperlink w:history="1" r:id="rId_fdhjj7-wkfiq_f5pzanz">
               <w:r>
                 <w:rPr>
                   <w:rFonts w:ascii="Arial" w:cs="Arial" w:eastAsia="Arial" w:hAnsi="Arial"/>
@@ -12979,7 +13594,7 @@
                 <w:sz w:val="18"/>
                 <w:szCs w:val="18"/>
               </w:rPr>
-              <w:t xml:space="preserve">After experiments are cleared and benches wiped, students remain in groups for the explanation phase (approximately 10 minutes). Teacher projects a three-column scaffold on the board: Reaction Type | Word Equation | Balanced Equation. Students first complete the word equations independently in their notebooks (3 minutes), then share with their group and attempt to balance the equations (4 minutes). The three equations are: (1) hydrochloric acid + sodium hydroxide produces sodium chloride + water; (2) sulfuric acid + calcium carbonate produces calcium sulfate + water + carbon dioxide; (3) hydrochloric acid + magnesium produces magnesium chloride + hydrogen. Teacher then cold-calls one group per equation to write their version on the board. Whole class checks and corrects together. Teacher introduces the general pattern: acid + base gives salt + water (neutralisation); acid + carbonate gives salt + water + carbon dioxide; acid + metal gives salt + hydrogen. Students annotate their notebook equations by circling the salt product in each reaction and labelling it. Teacher explicitly connects: The salt in Experiment 1 is sodium chloride — ordinary cooking salt. The salt in Experiment 2 is calcium sulfate — gypsum, used in construction. The salt in Experiment 3 is magnesium chloride — used in food processing and medicine. Every reaction involving an acid produces a salt. Lake Magadi is full of sodium carbonate — a salt. The mineral scale in the sufuria is a salt. Salts are everywhere and they are always products of these reactions.</w:t>
+              <w:t xml:space="preserve">With 5 minutes remaining after the Explain Phase, the class stands at the DQB. Teacher reads aloud the sticky-note predictions posted at the start of this lesson. Students vote by show of hands on which predictions today's experiments have now answered. Answered predictions get a green dot sticker. Then each group writes one new question that arose from today's experiments on a fresh sticky note and posts it in the New Questions column. Expected new questions include: Why does the sufuria pit but not dissolve completely? Why does the neutralisation reaction produce heat? Do all acids react with all metals? If antacids produce CO2 in the stomach, does that cause discomfort? What happens to the salt that forms in the test tube — can we get it back? Teacher reads two or three new questions aloud, affirms them as genuine scientific questions, and tells students that the question about what salts do after they are formed will drive Lesson 5. Teacher then announces: Before you leave today (using the first 5 minutes of the break after this lesson), each group will set up a petri dish with one of four salt samples — sodium chloride, anhydrous calcium chloride, washing soda crystals, or copper sulfate crystals — weigh them on the balance, and leave them open on the shelf. We will observe and reweigh them at the start of Lesson 5 tomorrow.</w:t>
             </w:r>
           </w:p>
         </w:tc>
@@ -13011,7 +13626,7 @@
                 <w:sz w:val="18"/>
                 <w:szCs w:val="18"/>
               </w:rPr>
-              <w:t xml:space="preserve">Teacher says: Before you write anything, I want you to look at your three sets of observations and tell me: in every case, what new substances were formed? [WAIT 30 seconds.] Teacher takes two responses then says: In chemistry we represent that transformation with an equation. Write the word equation for Experiment 1 first — acid plus base. You have 3 minutes, alone. [WAIT 3 minutes without interrupting.] Teacher then says: Compare your word equation with your group. If you disagree, decide together who is right and why. Then try to balance the equation using the atomic symbols. You have 4 minutes. [WAIT 4 minutes.] Teacher cold-calls: Group 3, send one person to write your Experiment 1 equation on the board. Everyone else, read it and decide silently whether you agree before anyone speaks. [WAIT 20 seconds after equation is written.] Teacher facilitates whole-class correction calmly, asking: Does the number of hydrogen atoms balance on both sides? Count with me.</w:t>
+              <w:t xml:space="preserve">Teacher says: Look at what you predicted at the start of this lesson. Hold up green cards if you think today has given you evidence to answer prediction number one — that the metal changes when acid touches it. [WAIT 10 seconds for card show.] Green dot goes on. Now — what new questions did today raise? Something you did not expect, something that surprised you, or something you want to know more about. Write one question per group. You have 90 seconds. [WAIT 90 seconds.] Teacher reads two new questions: This group asks whether all metals react with all acids — excellent. That is a testable question. This group asks why heat was released in neutralisation — that is a question about energy in reactions, which connects to chemistry at a deeper level. Both go on the board. Now let us set up our Lesson 5 investigation before the bell.</w:t>
             </w:r>
           </w:p>
         </w:tc>
@@ -13043,7 +13658,7 @@
                 <w:sz w:val="18"/>
                 <w:szCs w:val="18"/>
               </w:rPr>
-              <w:t xml:space="preserve">The three-column scaffold structures the cognitive load — word equation before balanced equation. Cold-calling after group work ensures accountability. Circling the salt product in each equation and naming it in Kenyan industrial contexts (gypsum in construction, sodium chloride in cooking) connects abstract equations to material reality. The explicit generalisation — every acid reaction produces a salt — plants the conceptual seed for Lesson 5.</w:t>
+              <w:t xml:space="preserve">Green-dotting answered predictions makes progress visible and builds confidence. New-question generation keeps the inquiry open and student-owned. Publicly linking a new question to Lesson 5 creates anticipation and narrative continuity across the sequence.</w:t>
             </w:r>
           </w:p>
         </w:tc>
@@ -13075,7 +13690,7 @@
                 <w:sz w:val="18"/>
                 <w:szCs w:val="18"/>
               </w:rPr>
-              <w:t xml:space="preserve">Teacher checks the three equations on the board for: correct products named; atoms balanced on both sides; salt identified and named. Students who cannot name the salt product are asked: What is the metal ion from the base or metal? What is the negative ion from the acid? Combine them — that is your salt. Exit check: teacher asks all students to write the name of one salt produced today and say one place in Kenya where that salt or a related salt is found.</w:t>
+              <w:t xml:space="preserve">Teacher notes which groups generate genuine mechanistic questions (why, how, what if) versus procedural ones, as an indicator of inquiry depth. The petri-dish setup requires correct use of the balance — teacher checks each group masses the sample and records it before leaving, serving as a science-skills formative check.</w:t>
             </w:r>
           </w:p>
         </w:tc>
@@ -13084,32 +13699,32 @@
         <w:tc>
           <w:tcPr>
             <w:tcW w:type="dxa" w:w="1520"/>
-            <w:shd w:fill="FCE4D6" w:color="auto" w:val="clear"/>
-            <w:tcMar>
-              <w:top w:type="dxa" w:w="60"/>
-              <w:left w:type="dxa" w:w="120"/>
-              <w:bottom w:type="dxa" w:w="60"/>
-              <w:right w:type="dxa" w:w="120"/>
-            </w:tcMar>
-            <w:vAlign w:val="top"/>
-          </w:tcPr>
-          <w:p>
-            <w:pPr>
-              <w:spacing w:after="40" w:before="0"/>
-              <w:jc w:val="left"/>
-            </w:pPr>
-            <w:r>
-              <w:rPr>
-                <w:rFonts w:ascii="Arial" w:cs="Arial" w:eastAsia="Arial" w:hAnsi="Arial"/>
-                <w:b/>
-                <w:bCs/>
-                <w:i w:val="false"/>
-                <w:iCs w:val="false"/>
-                <w:color w:val="000000"/>
-                <w:sz w:val="18"/>
-                <w:szCs w:val="18"/>
-              </w:rPr>
-              <w:t xml:space="preserve">Driving Question Board (DQB) Creation</w:t>
+            <w:shd w:fill="D5E8F0" w:color="auto" w:val="clear"/>
+            <w:tcMar>
+              <w:top w:type="dxa" w:w="60"/>
+              <w:left w:type="dxa" w:w="120"/>
+              <w:bottom w:type="dxa" w:w="60"/>
+              <w:right w:type="dxa" w:w="120"/>
+            </w:tcMar>
+            <w:vAlign w:val="top"/>
+          </w:tcPr>
+          <w:p>
+            <w:pPr>
+              <w:spacing w:after="40" w:before="0"/>
+              <w:jc w:val="left"/>
+            </w:pPr>
+            <w:r>
+              <w:rPr>
+                <w:rFonts w:ascii="Arial" w:cs="Arial" w:eastAsia="Arial" w:hAnsi="Arial"/>
+                <w:b/>
+                <w:bCs/>
+                <w:i w:val="false"/>
+                <w:iCs w:val="false"/>
+                <w:color w:val="000000"/>
+                <w:sz w:val="18"/>
+                <w:szCs w:val="18"/>
+              </w:rPr>
+              <w:t xml:space="preserve">Model Building Phase</w:t>
             </w:r>
           </w:p>
           <w:p>
@@ -13132,7 +13747,7 @@
             <w:pPr>
               <w:spacing w:after="20" w:before="0"/>
             </w:pPr>
-            <w:hyperlink w:history="1" r:id="rIdj4zd-46ttijgxwea-1_ks">
+            <w:hyperlink w:history="1" r:id="rIdu5di7vmcew_4cbb0uxxw0">
               <w:r>
                 <w:rPr>
                   <w:rFonts w:ascii="Arial" w:cs="Arial" w:eastAsia="Arial" w:hAnsi="Arial"/>
@@ -13141,9 +13756,25 @@
                   <w:szCs w:val="16"/>
                   <w:u w:val="single" w:color="2E75B6"/>
                 </w:rPr>
-                <w:t xml:space="preserve">Worked example: Determining solute concentration by acid–base titration</w:t>
+                <w:t xml:space="preserve">pH of salt solutions</w:t>
               </w:r>
             </w:hyperlink>
+          </w:p>
+          <w:p>
+            <w:pPr>
+              <w:spacing w:after="20" w:before="0"/>
+            </w:pPr>
+            <w:r>
+              <w:rPr>
+                <w:rFonts w:ascii="Arial" w:cs="Arial" w:eastAsia="Arial" w:hAnsi="Arial"/>
+                <w:i/>
+                <w:iCs/>
+                <w:color w:val="595959"/>
+                <w:sz w:val="16"/>
+                <w:szCs w:val="16"/>
+              </w:rPr>
+              <w:t xml:space="preserve">Related topic: not an exact match for this lesson.</w:t>
+            </w:r>
           </w:p>
           <w:p>
             <w:pPr>
@@ -13165,7 +13796,7 @@
               <w:spacing w:after="10" w:before="0"/>
               <w:ind w:left="120"/>
             </w:pPr>
-            <w:hyperlink w:history="1" r:id="rId2iiu97d1sloduwsqbxvue">
+            <w:hyperlink w:history="1" r:id="rId-dm-kwhps_lmvaittr3gp">
               <w:r>
                 <w:rPr>
                   <w:rFonts w:ascii="Arial" w:cs="Arial" w:eastAsia="Arial" w:hAnsi="Arial"/>
@@ -13210,7 +13841,7 @@
             <w:pPr>
               <w:spacing w:after="20" w:before="0"/>
             </w:pPr>
-            <w:hyperlink w:history="1" r:id="rIdpszx_5ylgz-zvd926-nwa">
+            <w:hyperlink w:history="1" r:id="rIdqdmofwnxmn2lwevsr7_0o">
               <w:r>
                 <w:rPr>
                   <w:rFonts w:ascii="Arial" w:cs="Arial" w:eastAsia="Arial" w:hAnsi="Arial"/>
@@ -13219,9 +13850,25 @@
                   <w:szCs w:val="16"/>
                   <w:u w:val="single" w:color="2E75B6"/>
                 </w:rPr>
-                <w:t xml:space="preserve">Introduction to acid–base reactions</w:t>
+                <w:t xml:space="preserve">Linear equations word problems: tables</w:t>
               </w:r>
             </w:hyperlink>
+          </w:p>
+          <w:p>
+            <w:pPr>
+              <w:spacing w:after="20" w:before="0"/>
+            </w:pPr>
+            <w:r>
+              <w:rPr>
+                <w:rFonts w:ascii="Arial" w:cs="Arial" w:eastAsia="Arial" w:hAnsi="Arial"/>
+                <w:i/>
+                <w:iCs/>
+                <w:color w:val="595959"/>
+                <w:sz w:val="16"/>
+                <w:szCs w:val="16"/>
+              </w:rPr>
+              <w:t xml:space="preserve">Related topic: not an exact match for this lesson.</w:t>
+            </w:r>
           </w:p>
           <w:p>
             <w:pPr>
@@ -13243,7 +13890,7 @@
               <w:spacing w:after="10" w:before="0"/>
               <w:ind w:left="120"/>
             </w:pPr>
-            <w:hyperlink w:history="1" r:id="rIdd1th27opbmwn9uyd2ya8x">
+            <w:hyperlink w:history="1" r:id="rIdme6jfhxzpurw9or7cxndh">
               <w:r>
                 <w:rPr>
                   <w:rFonts w:ascii="Arial" w:cs="Arial" w:eastAsia="Arial" w:hAnsi="Arial"/>
@@ -13285,313 +13932,7 @@
                 <w:sz w:val="18"/>
                 <w:szCs w:val="18"/>
               </w:rPr>
-              <w:t xml:space="preserve">With 5 minutes remaining after the Explain Phase, the class stands at the DQB. Teacher reads aloud the sticky-note predictions posted at the start of this lesson. Students vote by show of hands on which predictions today's experiments have now answered. Answered predictions get a green dot sticker. Then each group writes one new question that arose from today's experiments on a fresh sticky note and posts it in the New Questions column. Expected new questions include: Why does the sufuria pit but not dissolve completely? Why does the neutralisation reaction produce heat? Do all acids react with all metals? If antacids produce CO2 in the stomach, does that cause discomfort? What happens to the salt that forms in the test tube — can we get it back? Teacher reads two or three new questions aloud, affirms them as genuine scientific questions, and tells students that the question about what salts do after they are formed will drive Lesson 5. Teacher then announces: Before you leave today, each group will set up a petri dish with one of four salt samples — sodium chloride, anhydrous calcium chloride, washing soda crystals, or copper sulfate crystals — weigh them on the balance, and leave them open on the shelf. We will observe and reweigh them at the start of Lesson 5 tomorrow.</w:t>
-            </w:r>
-          </w:p>
-        </w:tc>
-        <w:tc>
-          <w:tcPr>
-            <w:tcW w:type="dxa" w:w="3040"/>
-            <w:shd w:fill="F2F2F2" w:color="auto" w:val="clear"/>
-            <w:tcMar>
-              <w:top w:type="dxa" w:w="60"/>
-              <w:left w:type="dxa" w:w="120"/>
-              <w:bottom w:type="dxa" w:w="60"/>
-              <w:right w:type="dxa" w:w="120"/>
-            </w:tcMar>
-            <w:vAlign w:val="top"/>
-          </w:tcPr>
-          <w:p>
-            <w:pPr>
-              <w:spacing w:after="40" w:before="0"/>
-              <w:jc w:val="left"/>
-            </w:pPr>
-            <w:r>
-              <w:rPr>
-                <w:rFonts w:ascii="Arial" w:cs="Arial" w:eastAsia="Arial" w:hAnsi="Arial"/>
-                <w:b w:val="false"/>
-                <w:bCs w:val="false"/>
-                <w:i w:val="false"/>
-                <w:iCs w:val="false"/>
-                <w:color w:val="000000"/>
-                <w:sz w:val="18"/>
-                <w:szCs w:val="18"/>
-              </w:rPr>
-              <w:t xml:space="preserve">Teacher says: Look at what you predicted at the start of this lesson. Hold up green cards if you think today has given you evidence to answer prediction number one — that the metal changes when acid touches it. [WAIT 10 seconds for card show.] Green dot goes on. Now — what new questions did today raise? Something you did not expect, something that surprised you, or something you want to know more about. Write one question per group. You have 90 seconds. [WAIT 90 seconds.] Teacher reads two new questions: This group asks whether all metals react with all acids — excellent. That is a testable question. This group asks why heat was released in neutralisation — that is a question about energy in reactions, which connects to chemistry at a deeper level. Both go on the board. Now let us set up our Lesson 5 investigation before the bell.</w:t>
-            </w:r>
-          </w:p>
-        </w:tc>
-        <w:tc>
-          <w:tcPr>
-            <w:tcW w:type="dxa" w:w="3040"/>
-            <w:shd w:fill="FFFFFF" w:color="auto" w:val="clear"/>
-            <w:tcMar>
-              <w:top w:type="dxa" w:w="60"/>
-              <w:left w:type="dxa" w:w="120"/>
-              <w:bottom w:type="dxa" w:w="60"/>
-              <w:right w:type="dxa" w:w="120"/>
-            </w:tcMar>
-            <w:vAlign w:val="top"/>
-          </w:tcPr>
-          <w:p>
-            <w:pPr>
-              <w:spacing w:after="40" w:before="0"/>
-              <w:jc w:val="left"/>
-            </w:pPr>
-            <w:r>
-              <w:rPr>
-                <w:rFonts w:ascii="Arial" w:cs="Arial" w:eastAsia="Arial" w:hAnsi="Arial"/>
-                <w:b w:val="false"/>
-                <w:bCs w:val="false"/>
-                <w:i w:val="false"/>
-                <w:iCs w:val="false"/>
-                <w:color w:val="000000"/>
-                <w:sz w:val="18"/>
-                <w:szCs w:val="18"/>
-              </w:rPr>
-              <w:t xml:space="preserve">Green-dotting answered predictions makes progress visible and builds confidence. New-question generation keeps the inquiry open and student-owned. Publicly linking a new question to Lesson 5 creates anticipation and narrative continuity across the sequence.</w:t>
-            </w:r>
-          </w:p>
-        </w:tc>
-        <w:tc>
-          <w:tcPr>
-            <w:tcW w:type="dxa" w:w="3040"/>
-            <w:shd w:fill="F2F2F2" w:color="auto" w:val="clear"/>
-            <w:tcMar>
-              <w:top w:type="dxa" w:w="60"/>
-              <w:left w:type="dxa" w:w="120"/>
-              <w:bottom w:type="dxa" w:w="60"/>
-              <w:right w:type="dxa" w:w="120"/>
-            </w:tcMar>
-            <w:vAlign w:val="top"/>
-          </w:tcPr>
-          <w:p>
-            <w:pPr>
-              <w:spacing w:after="40" w:before="0"/>
-              <w:jc w:val="left"/>
-            </w:pPr>
-            <w:r>
-              <w:rPr>
-                <w:rFonts w:ascii="Arial" w:cs="Arial" w:eastAsia="Arial" w:hAnsi="Arial"/>
-                <w:b w:val="false"/>
-                <w:bCs w:val="false"/>
-                <w:i w:val="false"/>
-                <w:iCs w:val="false"/>
-                <w:color w:val="000000"/>
-                <w:sz w:val="18"/>
-                <w:szCs w:val="18"/>
-              </w:rPr>
-              <w:t xml:space="preserve">Teacher notes which groups generate genuine mechanistic questions (why, how, what if) versus procedural ones, as an indicator of inquiry depth. The petri-dish setup requires correct use of the balance — teacher checks each group masses the sample and records it before leaving, serving as a science-skills formative check.</w:t>
-            </w:r>
-          </w:p>
-        </w:tc>
-      </w:tr>
-      <w:tr>
-        <w:tc>
-          <w:tcPr>
-            <w:tcW w:type="dxa" w:w="1520"/>
-            <w:shd w:fill="D5E8F0" w:color="auto" w:val="clear"/>
-            <w:tcMar>
-              <w:top w:type="dxa" w:w="60"/>
-              <w:left w:type="dxa" w:w="120"/>
-              <w:bottom w:type="dxa" w:w="60"/>
-              <w:right w:type="dxa" w:w="120"/>
-            </w:tcMar>
-            <w:vAlign w:val="top"/>
-          </w:tcPr>
-          <w:p>
-            <w:pPr>
-              <w:spacing w:after="40" w:before="0"/>
-              <w:jc w:val="left"/>
-            </w:pPr>
-            <w:r>
-              <w:rPr>
-                <w:rFonts w:ascii="Arial" w:cs="Arial" w:eastAsia="Arial" w:hAnsi="Arial"/>
-                <w:b/>
-                <w:bCs/>
-                <w:i w:val="false"/>
-                <w:iCs w:val="false"/>
-                <w:color w:val="000000"/>
-                <w:sz w:val="18"/>
-                <w:szCs w:val="18"/>
-              </w:rPr>
-              <w:t xml:space="preserve">Model Building Phase</w:t>
-            </w:r>
-          </w:p>
-          <w:p>
-            <w:pPr>
-              <w:spacing w:after="20" w:before="0"/>
-            </w:pPr>
-            <w:r>
-              <w:rPr>
-                <w:rFonts w:ascii="Arial" w:cs="Arial" w:eastAsia="Arial" w:hAnsi="Arial"/>
-                <w:b/>
-                <w:bCs/>
-                <w:color w:val="1F3864"/>
-                <w:sz w:val="16"/>
-                <w:szCs w:val="16"/>
-              </w:rPr>
-              <w:t xml:space="preserve">📹 VIDEO:</w:t>
-            </w:r>
-          </w:p>
-          <w:p>
-            <w:pPr>
-              <w:spacing w:after="20" w:before="0"/>
-            </w:pPr>
-            <w:hyperlink w:history="1" r:id="rIdk_pbrqukc1ijz9ujbrj7p">
-              <w:r>
-                <w:rPr>
-                  <w:rFonts w:ascii="Arial" w:cs="Arial" w:eastAsia="Arial" w:hAnsi="Arial"/>
-                  <w:color w:val="2E75B6"/>
-                  <w:sz w:val="16"/>
-                  <w:szCs w:val="16"/>
-                  <w:u w:val="single" w:color="2E75B6"/>
-                </w:rPr>
-                <w:t xml:space="preserve">pH of salt solutions</w:t>
-              </w:r>
-            </w:hyperlink>
-          </w:p>
-          <w:p>
-            <w:pPr>
-              <w:spacing w:after="10" w:before="0"/>
-              <w:ind w:left="120"/>
-            </w:pPr>
-            <w:r>
-              <w:rPr>
-                <w:rFonts w:ascii="Arial" w:cs="Arial" w:eastAsia="Arial" w:hAnsi="Arial"/>
-                <w:color w:val="595959"/>
-                <w:sz w:val="14"/>
-                <w:szCs w:val="14"/>
-              </w:rPr>
-              <w:t xml:space="preserve">Source: Khan Academy (English - US curriculum)</w:t>
-            </w:r>
-          </w:p>
-          <w:p>
-            <w:pPr>
-              <w:spacing w:after="10" w:before="0"/>
-              <w:ind w:left="120"/>
-            </w:pPr>
-            <w:hyperlink w:history="1" r:id="rIddfoovru7wuhx5dwvgmsod">
-              <w:r>
-                <w:rPr>
-                  <w:rFonts w:ascii="Arial" w:cs="Arial" w:eastAsia="Arial" w:hAnsi="Arial"/>
-                  <w:color w:val="595959"/>
-                  <w:sz w:val="14"/>
-                  <w:szCs w:val="14"/>
-                  <w:u w:val="single" w:color="595959"/>
-                </w:rPr>
-                <w:t xml:space="preserve">🔍 Search ARES for similar videos</w:t>
-              </w:r>
-            </w:hyperlink>
-          </w:p>
-          <w:p>
-            <w:pPr>
-              <w:spacing w:after="40" w:before="0"/>
-            </w:pPr>
-            <w:r>
-              <w:rPr>
-                <w:sz w:val="14"/>
-                <w:szCs w:val="14"/>
-              </w:rPr>
-              <w:t xml:space="preserve"/>
-            </w:r>
-          </w:p>
-          <w:p>
-            <w:pPr>
-              <w:spacing w:after="20" w:before="0"/>
-            </w:pPr>
-            <w:r>
-              <w:rPr>
-                <w:rFonts w:ascii="Arial" w:cs="Arial" w:eastAsia="Arial" w:hAnsi="Arial"/>
-                <w:b/>
-                <w:bCs/>
-                <w:color w:val="1F3864"/>
-                <w:sz w:val="16"/>
-                <w:szCs w:val="16"/>
-              </w:rPr>
-              <w:t xml:space="preserve">📖 EXERCISE:</w:t>
-            </w:r>
-          </w:p>
-          <w:p>
-            <w:pPr>
-              <w:spacing w:after="20" w:before="0"/>
-            </w:pPr>
-            <w:hyperlink w:history="1" r:id="rId0mntbtxma_vqnxysu3rof">
-              <w:r>
-                <w:rPr>
-                  <w:rFonts w:ascii="Arial" w:cs="Arial" w:eastAsia="Arial" w:hAnsi="Arial"/>
-                  <w:color w:val="2E75B6"/>
-                  <w:sz w:val="16"/>
-                  <w:szCs w:val="16"/>
-                  <w:u w:val="single" w:color="2E75B6"/>
-                </w:rPr>
-                <w:t xml:space="preserve">Introduction to acid–base reactions</w:t>
-              </w:r>
-            </w:hyperlink>
-          </w:p>
-          <w:p>
-            <w:pPr>
-              <w:spacing w:after="10" w:before="0"/>
-              <w:ind w:left="120"/>
-            </w:pPr>
-            <w:r>
-              <w:rPr>
-                <w:rFonts w:ascii="Arial" w:cs="Arial" w:eastAsia="Arial" w:hAnsi="Arial"/>
-                <w:color w:val="595959"/>
-                <w:sz w:val="14"/>
-                <w:szCs w:val="14"/>
-              </w:rPr>
-              <w:t xml:space="preserve">Source: Khan Academy (English - US curriculum)</w:t>
-            </w:r>
-          </w:p>
-          <w:p>
-            <w:pPr>
-              <w:spacing w:after="10" w:before="0"/>
-              <w:ind w:left="120"/>
-            </w:pPr>
-            <w:hyperlink w:history="1" r:id="rIdnvbvkbocexflfn_0ilwlz">
-              <w:r>
-                <w:rPr>
-                  <w:rFonts w:ascii="Arial" w:cs="Arial" w:eastAsia="Arial" w:hAnsi="Arial"/>
-                  <w:color w:val="595959"/>
-                  <w:sz w:val="14"/>
-                  <w:szCs w:val="14"/>
-                  <w:u w:val="single" w:color="595959"/>
-                </w:rPr>
-                <w:t xml:space="preserve">🔍 Search ARES for similar readings</w:t>
-              </w:r>
-            </w:hyperlink>
-          </w:p>
-        </w:tc>
-        <w:tc>
-          <w:tcPr>
-            <w:tcW w:type="dxa" w:w="3040"/>
-            <w:shd w:fill="FFFFFF" w:color="auto" w:val="clear"/>
-            <w:tcMar>
-              <w:top w:type="dxa" w:w="60"/>
-              <w:left w:type="dxa" w:w="120"/>
-              <w:bottom w:type="dxa" w:w="60"/>
-              <w:right w:type="dxa" w:w="120"/>
-            </w:tcMar>
-            <w:vAlign w:val="top"/>
-          </w:tcPr>
-          <w:p>
-            <w:pPr>
-              <w:spacing w:after="40" w:before="0"/>
-              <w:jc w:val="left"/>
-            </w:pPr>
-            <w:r>
-              <w:rPr>
-                <w:rFonts w:ascii="Arial" w:cs="Arial" w:eastAsia="Arial" w:hAnsi="Arial"/>
-                <w:b w:val="false"/>
-                <w:bCs w:val="false"/>
-                <w:i w:val="false"/>
-                <w:iCs w:val="false"/>
-                <w:color w:val="000000"/>
-                <w:sz w:val="18"/>
-                <w:szCs w:val="18"/>
-              </w:rPr>
-              <w:t xml:space="preserve">In the final 3 minutes students individually update their personal model diagram — begun in Lesson 2 and revised in Lesson 3 — by adding a new layer. Using a coloured pen different from previous additions, each student draws three reaction arrows from the acid box in their model: one pointing to a base (labelled neutralisation produces salt plus water), one pointing to a carbonate (labelled produces salt plus water plus CO2), and one pointing to a metal (labelled produces salt plus H2). Students annotate each arrow with one real-world example from Kenya: (1) antacid in stomach, (2) acid rain on limestone buildings along the Mombasa coast, (3) lemon juice on the aluminium sufuria. Students do not share models today — this is a quick personal update. Teacher collects models from two or three students to review overnight and return with written feedback comments at the start of Lesson 5.</w:t>
+              <w:t xml:space="preserve">In the final 3 minutes students individually update their personal model diagram — begun in Lesson 1 and revised in Lessons 2 and 3 — by adding a new layer. Using a coloured pen different from previous additions, each student draws three reaction arrows from the acid box in their model: one pointing to a base (labelled neutralisation produces salt plus water), one pointing to a carbonate (labelled produces salt plus water plus CO2), and one pointing to a metal (labelled produces salt plus H2). Students annotate each arrow with one real-world example from Kenya: (1) antacid in stomach, (2) acid rain on limestone buildings along the Mombasa coast, (3) lemon juice on the aluminium sufuria. Students do not share models today — this is a quick personal update. Teacher collects models from two or three students to review overnight and return with written feedback comments at the start of Lesson 5.</w:t>
             </w:r>
           </w:p>
         </w:tc>
@@ -13907,7 +14248,7 @@
                 <w:sz w:val="18"/>
                 <w:szCs w:val="18"/>
               </w:rPr>
-              <w:t xml:space="preserve">In Experiment 1 I observed the universal indicator colour change from blue-green to red as HCl was added to NaOH, and the test tube felt warm. In Experiment 2 I observed vigorous fizzing when H2SO4 met marble chips and damp litmus paper turned red at the mouth of the flask. In Experiment 3 I observed magnesium ribbon disappearing in HCl with rapid fizzing and a squeaky pop from the glowing splint test.</w:t>
+              <w:t xml:space="preserve">In Experiment 1 I observed the universal indicator colour change from purple to red as HCl was added to NaOH, and the test tube felt warm. In Experiment 2 I observed vigorous fizzing when H2SO4 met marble chips and damp litmus paper turned red at the mouth of the flask. In Experiment 3 I observed magnesium ribbon disappearing in HCl with rapid fizzing and a squeaky pop from the glowing splint test.</w:t>
             </w:r>
           </w:p>
         </w:tc>
@@ -13973,7 +14314,7 @@
                 <w:sz w:val="18"/>
                 <w:szCs w:val="18"/>
               </w:rPr>
-              <w:t xml:space="preserve">I learned that acids react with bases in neutralisation to produce a salt and water; acids react with carbonates to produce a salt, water and carbon dioxide; acids react with metals to produce a salt and hydrogen gas. A salt is always one of the products when an acid reacts. The salt product depends on which acid and which base or metal react together.</w:t>
+              <w:t xml:space="preserve">I learned that acids react with bases in neutralisation to produce a salt and water; acids react with carbonates to produce a salt, water and carbon dioxide; acids react with metals to produce a salt and hydrogen gas. A salt is one of the products in each of these three acid reactions. The salt product depends on which acid and which base or metal react together.</w:t>
             </w:r>
           </w:p>
         </w:tc>
@@ -14039,7 +14380,7 @@
                 <w:sz w:val="18"/>
                 <w:szCs w:val="18"/>
               </w:rPr>
-              <w:t xml:space="preserve">These reactions explain why the aluminium sufuria was pitted overnight — the citric acid in lemon juice reacted with the aluminium metal to form a salt and hydrogen gas, corroding the surface. They also explain why antacid tablets fizz in the stomach — the carbonate in the tablet reacts with stomach HCl to form a salt, water and CO2. The mineral crusts at Lake Magadi are salts, and salts are always formed when acids react with other substances in our environment.</w:t>
+              <w:t xml:space="preserve">These reactions explain why the aluminium sufuria was pitted overnight — the citric acid in lemon juice reacts with aluminium in a similar way to how HCl reacted with magnesium (our model metal), forming a salt and hydrogen gas and corroding the surface. They also explain why antacid tablets fizz in the stomach — the carbonate in the tablet reacts with stomach HCl to form a salt, water and CO2. The mineral crusts at Lake Magadi are salts too, but they form by crystallisation as lake water evaporates, not by acid reactions.</w:t>
             </w:r>
           </w:p>
         </w:tc>
@@ -14061,7 +14402,7 @@
         </w:rPr>
         <w:t xml:space="preserve">© 2026 SeaVuria and ARES. Aligned with KICD objectives. Developed by SeaVuria; technical implementation by ARES (with AI assistance from Claude). Licensed under </w:t>
       </w:r>
-      <w:hyperlink w:history="1" r:id="rIdnb5tsp5dq673pj5uc-zlf">
+      <w:hyperlink w:history="1" r:id="rIdfozyumkhntbttsdnhpctv">
         <w:r>
           <w:rPr>
             <w:rFonts w:ascii="Arial" w:cs="Arial" w:eastAsia="Arial" w:hAnsi="Arial"/>
@@ -14082,7 +14423,7 @@
         </w:rPr>
         <w:t xml:space="preserve"> (</w:t>
       </w:r>
-      <w:hyperlink w:history="1" r:id="rIdxpkiip5nsgmsla0vqeext">
+      <w:hyperlink w:history="1" r:id="rId3afwx7nxamx5allhhyn9k">
         <w:r>
           <w:rPr>
             <w:rFonts w:ascii="Arial" w:cs="Arial" w:eastAsia="Arial" w:hAnsi="Arial"/>
@@ -14812,7 +15153,7 @@
                 <w:sz w:val="18"/>
                 <w:szCs w:val="18"/>
               </w:rPr>
-              <w:t xml:space="preserve">Students arrive at Lesson 5 to observe petri dishes of four salts that were set up and massed at the end of Lesson 4 (24 hours earlier). The lesson opens with the canteen cook supporting phenomenon — a vivid story of a school cook in Mombasa whose bulk salt supply clumps into a solid block every rainy season, making it impossible to pour. Students predict why this happens, then collect their 24-hour mass data and visual observations from the petri dish investigation. Through guided sensemaking they classify each salt, learn the vocabulary of hygroscopy, deliquescence and efflorescence, and build a particle-level model explaining why different ionic compounds interact differently with atmospheric water. The lesson closes by returning to both the Lake Magadi anchoring phenomenon (trona efflorescence and soda ash hydration) and the pitted sufuria, with students updating the Driving Question Board with refined explanations.</w:t>
+              <w:t xml:space="preserve">Students arrive at Lesson 5 to observe petri dishes of four salts that were set up and massed in the short 5-minute extension straight after Lesson 4 (24 hours earlier). The lesson opens with the canteen cook supporting phenomenon — a vivid story of a school cook in Mombasa whose bulk salt supply clumps into a solid block every rainy season, making it impossible to pour. Students predict why this happens, then collect their 24-hour mass data and visual observations from the petri dish investigation. Through guided sensemaking they classify each salt, learn the vocabulary of hygroscopy, deliquescence and efflorescence, and build a particle-level model explaining why different ionic compounds interact differently with atmospheric water. The lesson closes by returning to both the Lake Magadi anchoring phenomenon (trona crust formation and soda ash hydration) and the pitted sufuria, with students updating the Driving Question Board with refined explanations.</w:t>
             </w:r>
           </w:p>
         </w:tc>
@@ -15095,7 +15436,7 @@
             <w:pPr>
               <w:spacing w:after="20" w:before="0"/>
             </w:pPr>
-            <w:hyperlink w:history="1" r:id="rIdegsyav7a4bm1aercptr1g">
+            <w:hyperlink w:history="1" r:id="rIdu8soq17omoot6wdir8ojh">
               <w:r>
                 <w:rPr>
                   <w:rFonts w:ascii="Arial" w:cs="Arial" w:eastAsia="Arial" w:hAnsi="Arial"/>
@@ -15110,6 +15451,22 @@
           </w:p>
           <w:p>
             <w:pPr>
+              <w:spacing w:after="20" w:before="0"/>
+            </w:pPr>
+            <w:r>
+              <w:rPr>
+                <w:rFonts w:ascii="Arial" w:cs="Arial" w:eastAsia="Arial" w:hAnsi="Arial"/>
+                <w:i/>
+                <w:iCs/>
+                <w:color w:val="595959"/>
+                <w:sz w:val="16"/>
+                <w:szCs w:val="16"/>
+              </w:rPr>
+              <w:t xml:space="preserve">Related topic: not an exact match for this lesson.</w:t>
+            </w:r>
+          </w:p>
+          <w:p>
+            <w:pPr>
               <w:spacing w:after="10" w:before="0"/>
               <w:ind w:left="120"/>
             </w:pPr>
@@ -15128,7 +15485,7 @@
               <w:spacing w:after="10" w:before="0"/>
               <w:ind w:left="120"/>
             </w:pPr>
-            <w:hyperlink w:history="1" r:id="rIdc2uxhqynflmns2rxe9fr1">
+            <w:hyperlink w:history="1" r:id="rIdvob9g2_pcuzwofumjcbej">
               <w:r>
                 <w:rPr>
                   <w:rFonts w:ascii="Arial" w:cs="Arial" w:eastAsia="Arial" w:hAnsi="Arial"/>
@@ -15166,14 +15523,241 @@
                 <w:sz w:val="16"/>
                 <w:szCs w:val="16"/>
               </w:rPr>
-              <w:t xml:space="preserve">📖 HTML:</w:t>
+              <w:t xml:space="preserve">📖 READING:</w:t>
             </w:r>
           </w:p>
           <w:p>
             <w:pPr>
               <w:spacing w:after="20" w:before="0"/>
             </w:pPr>
-            <w:hyperlink w:history="1" r:id="rIdhme1oryhhng6a6lz-foe2">
+            <w:r>
+              <w:rPr>
+                <w:rFonts w:ascii="Arial" w:cs="Arial" w:eastAsia="Arial" w:hAnsi="Arial"/>
+                <w:i/>
+                <w:iCs/>
+                <w:color w:val="595959"/>
+                <w:sz w:val="16"/>
+                <w:szCs w:val="16"/>
+              </w:rPr>
+              <w:t xml:space="preserve">No closely matching reading in the ARES library for this activity.</w:t>
+            </w:r>
+          </w:p>
+          <w:p>
+            <w:pPr>
+              <w:spacing w:after="10" w:before="0"/>
+              <w:ind w:left="120"/>
+            </w:pPr>
+            <w:hyperlink w:history="1" r:id="rIdlaqrlazftp01frailztg8">
+              <w:r>
+                <w:rPr>
+                  <w:rFonts w:ascii="Arial" w:cs="Arial" w:eastAsia="Arial" w:hAnsi="Arial"/>
+                  <w:color w:val="595959"/>
+                  <w:sz w:val="14"/>
+                  <w:szCs w:val="14"/>
+                  <w:u w:val="single" w:color="595959"/>
+                </w:rPr>
+                <w:t xml:space="preserve">🔍 Search ARES for readings</w:t>
+              </w:r>
+            </w:hyperlink>
+          </w:p>
+          <w:p>
+            <w:pPr>
+              <w:spacing w:after="10" w:before="0"/>
+              <w:ind w:left="120"/>
+            </w:pPr>
+            <w:r>
+              <w:rPr>
+                <w:rFonts w:ascii="Arial" w:cs="Arial" w:eastAsia="Arial" w:hAnsi="Arial"/>
+                <w:color w:val="595959"/>
+                <w:sz w:val="14"/>
+                <w:szCs w:val="14"/>
+              </w:rPr>
+              <w:t xml:space="preserve">Search terms: acids bases salts hygroscopy</w:t>
+            </w:r>
+          </w:p>
+        </w:tc>
+        <w:tc>
+          <w:tcPr>
+            <w:tcW w:type="dxa" w:w="3040"/>
+            <w:shd w:fill="FFFFFF" w:color="auto" w:val="clear"/>
+            <w:tcMar>
+              <w:top w:type="dxa" w:w="60"/>
+              <w:left w:type="dxa" w:w="120"/>
+              <w:bottom w:type="dxa" w:w="60"/>
+              <w:right w:type="dxa" w:w="120"/>
+            </w:tcMar>
+            <w:vAlign w:val="top"/>
+          </w:tcPr>
+          <w:p>
+            <w:pPr>
+              <w:spacing w:after="40" w:before="0"/>
+              <w:jc w:val="left"/>
+            </w:pPr>
+            <w:r>
+              <w:rPr>
+                <w:rFonts w:ascii="Arial" w:cs="Arial" w:eastAsia="Arial" w:hAnsi="Arial"/>
+                <w:b w:val="false"/>
+                <w:bCs w:val="false"/>
+                <w:i w:val="false"/>
+                <w:iCs w:val="false"/>
+                <w:color w:val="000000"/>
+                <w:sz w:val="18"/>
+                <w:szCs w:val="18"/>
+              </w:rPr>
+              <w:t xml:space="preserve">Students read a short printed scenario card (or teacher reads aloud): A school canteen cook in Mombasa orders a 50 kg sack of table salt at the start of term. By mid-term, after weeks of coastal rain, the salt has fused into one hard block and the cook cannot get it out of the container. Meanwhile, the blue copper sulphate crystals the chemistry teacher stored near the window have developed a pale powdery crust on the surface. And at Lake Magadi, the white trona crusts that form on the shoreline in the dry season seem to shrink and crack in the rainy season. Students write individual predictions (2 minutes, silent): (1) What do you think is happening to the salt in Mombasa? (2) What do you think is happening to the blue crystals? (3) How might these observations connect to the Lake Magadi crusts? Students then share predictions with a partner (think-pair) and identify the key question: do all salts behave the same way when exposed to air?</w:t>
+            </w:r>
+          </w:p>
+        </w:tc>
+        <w:tc>
+          <w:tcPr>
+            <w:tcW w:type="dxa" w:w="3040"/>
+            <w:shd w:fill="F2F2F2" w:color="auto" w:val="clear"/>
+            <w:tcMar>
+              <w:top w:type="dxa" w:w="60"/>
+              <w:left w:type="dxa" w:w="120"/>
+              <w:bottom w:type="dxa" w:w="60"/>
+              <w:right w:type="dxa" w:w="120"/>
+            </w:tcMar>
+            <w:vAlign w:val="top"/>
+          </w:tcPr>
+          <w:p>
+            <w:pPr>
+              <w:spacing w:after="40" w:before="0"/>
+              <w:jc w:val="left"/>
+            </w:pPr>
+            <w:r>
+              <w:rPr>
+                <w:rFonts w:ascii="Arial" w:cs="Arial" w:eastAsia="Arial" w:hAnsi="Arial"/>
+                <w:b w:val="false"/>
+                <w:bCs w:val="false"/>
+                <w:i w:val="false"/>
+                <w:iCs w:val="false"/>
+                <w:color w:val="000000"/>
+                <w:sz w:val="18"/>
+                <w:szCs w:val="18"/>
+              </w:rPr>
+              <w:t xml:space="preserve">Teacher displays the scenario on the board or reads it with expression, pausing after each of the three observations to let students visualise the context. Teacher says: Before you write anything, close your eyes for five seconds and picture the Mombasa canteen — a humid kitchen, bags of salt stacked by the wall, rain drumming on the iron roof. What is the air doing to that salt? WAIT TIME: 10 seconds of silent thinking before students write. After pair-share, teacher cold-calls three pairs and records their key words on the board under the heading What we predict. Teacher does NOT confirm or correct yet — only probes with: What evidence from Lesson 4 might help you make this prediction? What do you remember about how salts are formed from ionic compounds? WAIT TIME: 8 seconds after each probe. Teacher then says: In about five minutes we are going to look at the petri dishes we set up yesterday. Keep your predictions in mind — you are about to find out whether your ideas match the evidence.</w:t>
+            </w:r>
+          </w:p>
+        </w:tc>
+        <w:tc>
+          <w:tcPr>
+            <w:tcW w:type="dxa" w:w="3040"/>
+            <w:shd w:fill="FFFFFF" w:color="auto" w:val="clear"/>
+            <w:tcMar>
+              <w:top w:type="dxa" w:w="60"/>
+              <w:left w:type="dxa" w:w="120"/>
+              <w:bottom w:type="dxa" w:w="60"/>
+              <w:right w:type="dxa" w:w="120"/>
+            </w:tcMar>
+            <w:vAlign w:val="top"/>
+          </w:tcPr>
+          <w:p>
+            <w:pPr>
+              <w:spacing w:after="40" w:before="0"/>
+              <w:jc w:val="left"/>
+            </w:pPr>
+            <w:r>
+              <w:rPr>
+                <w:rFonts w:ascii="Arial" w:cs="Arial" w:eastAsia="Arial" w:hAnsi="Arial"/>
+                <w:b w:val="false"/>
+                <w:bCs w:val="false"/>
+                <w:i w:val="false"/>
+                <w:iCs w:val="false"/>
+                <w:color w:val="000000"/>
+                <w:sz w:val="18"/>
+                <w:szCs w:val="18"/>
+              </w:rPr>
+              <w:t xml:space="preserve">Activating prior knowledge about ionic bonding and salt formation (Lesson 4 link); bridging everyday Kenyan context (Mombasa humidity, Lake Magadi) to abstract chemical behaviour; prediction-before-observation protocol to create cognitive conflict.</w:t>
+            </w:r>
+          </w:p>
+        </w:tc>
+        <w:tc>
+          <w:tcPr>
+            <w:tcW w:type="dxa" w:w="3040"/>
+            <w:shd w:fill="F2F2F2" w:color="auto" w:val="clear"/>
+            <w:tcMar>
+              <w:top w:type="dxa" w:w="60"/>
+              <w:left w:type="dxa" w:w="120"/>
+              <w:bottom w:type="dxa" w:w="60"/>
+              <w:right w:type="dxa" w:w="120"/>
+            </w:tcMar>
+            <w:vAlign w:val="top"/>
+          </w:tcPr>
+          <w:p>
+            <w:pPr>
+              <w:spacing w:after="40" w:before="0"/>
+              <w:jc w:val="left"/>
+            </w:pPr>
+            <w:r>
+              <w:rPr>
+                <w:rFonts w:ascii="Arial" w:cs="Arial" w:eastAsia="Arial" w:hAnsi="Arial"/>
+                <w:b w:val="false"/>
+                <w:bCs w:val="false"/>
+                <w:i w:val="false"/>
+                <w:iCs w:val="false"/>
+                <w:color w:val="000000"/>
+                <w:sz w:val="18"/>
+                <w:szCs w:val="18"/>
+              </w:rPr>
+              <w:t xml:space="preserve">Teacher scans written predictions as students write — listening for whether students invoke particle-level reasoning (ions attracting water molecules) or remain at surface level (salt gets wet). This informs how deeply to probe during the Observe phase. Red flag: if most students predict nothing will happen to any salt, teacher notes this to address in Explain phase.</w:t>
+            </w:r>
+          </w:p>
+        </w:tc>
+      </w:tr>
+      <w:tr>
+        <w:tc>
+          <w:tcPr>
+            <w:tcW w:type="dxa" w:w="1520"/>
+            <w:shd w:fill="D9EEF1" w:color="auto" w:val="clear"/>
+            <w:tcMar>
+              <w:top w:type="dxa" w:w="60"/>
+              <w:left w:type="dxa" w:w="120"/>
+              <w:bottom w:type="dxa" w:w="60"/>
+              <w:right w:type="dxa" w:w="120"/>
+            </w:tcMar>
+            <w:vAlign w:val="top"/>
+          </w:tcPr>
+          <w:p>
+            <w:pPr>
+              <w:spacing w:after="40" w:before="0"/>
+              <w:jc w:val="left"/>
+            </w:pPr>
+            <w:r>
+              <w:rPr>
+                <w:rFonts w:ascii="Arial" w:cs="Arial" w:eastAsia="Arial" w:hAnsi="Arial"/>
+                <w:b/>
+                <w:bCs/>
+                <w:i w:val="false"/>
+                <w:iCs w:val="false"/>
+                <w:color w:val="000000"/>
+                <w:sz w:val="18"/>
+                <w:szCs w:val="18"/>
+              </w:rPr>
+              <w:t xml:space="preserve">Observe Phase</w:t>
+            </w:r>
+          </w:p>
+          <w:p>
+            <w:pPr>
+              <w:spacing w:after="20" w:before="0"/>
+            </w:pPr>
+            <w:r>
+              <w:rPr>
+                <w:rFonts w:ascii="Arial" w:cs="Arial" w:eastAsia="Arial" w:hAnsi="Arial"/>
+                <w:b/>
+                <w:bCs/>
+                <w:color w:val="1F3864"/>
+                <w:sz w:val="16"/>
+                <w:szCs w:val="16"/>
+              </w:rPr>
+              <w:t xml:space="preserve">📹 VIDEO:</w:t>
+            </w:r>
+          </w:p>
+          <w:p>
+            <w:pPr>
+              <w:spacing w:after="20" w:before="0"/>
+            </w:pPr>
+            <w:hyperlink w:history="1" r:id="rIdj0tcgk28uerkbv0xzt3gx">
               <w:r>
                 <w:rPr>
                   <w:rFonts w:ascii="Arial" w:cs="Arial" w:eastAsia="Arial" w:hAnsi="Arial"/>
@@ -15182,9 +15766,25 @@
                   <w:szCs w:val="16"/>
                   <w:u w:val="single" w:color="2E75B6"/>
                 </w:rPr>
-                <w:t xml:space="preserve">Acid Rain (Flexbook)</w:t>
+                <w:t xml:space="preserve">pH and solubility</w:t>
               </w:r>
             </w:hyperlink>
+          </w:p>
+          <w:p>
+            <w:pPr>
+              <w:spacing w:after="20" w:before="0"/>
+            </w:pPr>
+            <w:r>
+              <w:rPr>
+                <w:rFonts w:ascii="Arial" w:cs="Arial" w:eastAsia="Arial" w:hAnsi="Arial"/>
+                <w:i/>
+                <w:iCs/>
+                <w:color w:val="595959"/>
+                <w:sz w:val="16"/>
+                <w:szCs w:val="16"/>
+              </w:rPr>
+              <w:t xml:space="preserve">Related topic: not an exact match for this lesson.</w:t>
+            </w:r>
           </w:p>
           <w:p>
             <w:pPr>
@@ -15198,7 +15798,7 @@
                 <w:sz w:val="14"/>
                 <w:szCs w:val="14"/>
               </w:rPr>
-              <w:t xml:space="preserve">Source: CK-12</w:t>
+              <w:t xml:space="preserve">Source: Khan Academy (English - US curriculum)</w:t>
             </w:r>
           </w:p>
           <w:p>
@@ -15206,235 +15806,7 @@
               <w:spacing w:after="10" w:before="0"/>
               <w:ind w:left="120"/>
             </w:pPr>
-            <w:hyperlink w:history="1" r:id="rIdaf_mbup_bji4h4mfhnmmq">
-              <w:r>
-                <w:rPr>
-                  <w:rFonts w:ascii="Arial" w:cs="Arial" w:eastAsia="Arial" w:hAnsi="Arial"/>
-                  <w:color w:val="595959"/>
-                  <w:sz w:val="14"/>
-                  <w:szCs w:val="14"/>
-                  <w:u w:val="single" w:color="595959"/>
-                </w:rPr>
-                <w:t xml:space="preserve">🔍 Search ARES for similar readings</w:t>
-              </w:r>
-            </w:hyperlink>
-          </w:p>
-        </w:tc>
-        <w:tc>
-          <w:tcPr>
-            <w:tcW w:type="dxa" w:w="3040"/>
-            <w:shd w:fill="FFFFFF" w:color="auto" w:val="clear"/>
-            <w:tcMar>
-              <w:top w:type="dxa" w:w="60"/>
-              <w:left w:type="dxa" w:w="120"/>
-              <w:bottom w:type="dxa" w:w="60"/>
-              <w:right w:type="dxa" w:w="120"/>
-            </w:tcMar>
-            <w:vAlign w:val="top"/>
-          </w:tcPr>
-          <w:p>
-            <w:pPr>
-              <w:spacing w:after="40" w:before="0"/>
-              <w:jc w:val="left"/>
-            </w:pPr>
-            <w:r>
-              <w:rPr>
-                <w:rFonts w:ascii="Arial" w:cs="Arial" w:eastAsia="Arial" w:hAnsi="Arial"/>
-                <w:b w:val="false"/>
-                <w:bCs w:val="false"/>
-                <w:i w:val="false"/>
-                <w:iCs w:val="false"/>
-                <w:color w:val="000000"/>
-                <w:sz w:val="18"/>
-                <w:szCs w:val="18"/>
-              </w:rPr>
-              <w:t xml:space="preserve">Students read a short printed scenario card (or teacher reads aloud): A school canteen cook in Mombasa orders a 50 kg sack of table salt at the start of term. By mid-term, after weeks of coastal rain, the salt has fused into one hard block and the cook cannot get it out of the container. Meanwhile, the blue copper sulphate crystals the chemistry teacher stored near the window have turned pale and powdery. And at Lake Magadi, the white trona crusts that form on the shoreline in the dry season seem to shrink and crack in the rainy season. Students write individual predictions (2 minutes, silent): (1) What do you think is happening to the salt in Mombasa? (2) What do you think is happening to the blue crystals? (3) How might these observations connect to the Lake Magadi crusts? Students then share predictions with a partner (think-pair) and identify the key question: do all salts behave the same way when exposed to air?</w:t>
-            </w:r>
-          </w:p>
-        </w:tc>
-        <w:tc>
-          <w:tcPr>
-            <w:tcW w:type="dxa" w:w="3040"/>
-            <w:shd w:fill="F2F2F2" w:color="auto" w:val="clear"/>
-            <w:tcMar>
-              <w:top w:type="dxa" w:w="60"/>
-              <w:left w:type="dxa" w:w="120"/>
-              <w:bottom w:type="dxa" w:w="60"/>
-              <w:right w:type="dxa" w:w="120"/>
-            </w:tcMar>
-            <w:vAlign w:val="top"/>
-          </w:tcPr>
-          <w:p>
-            <w:pPr>
-              <w:spacing w:after="40" w:before="0"/>
-              <w:jc w:val="left"/>
-            </w:pPr>
-            <w:r>
-              <w:rPr>
-                <w:rFonts w:ascii="Arial" w:cs="Arial" w:eastAsia="Arial" w:hAnsi="Arial"/>
-                <w:b w:val="false"/>
-                <w:bCs w:val="false"/>
-                <w:i w:val="false"/>
-                <w:iCs w:val="false"/>
-                <w:color w:val="000000"/>
-                <w:sz w:val="18"/>
-                <w:szCs w:val="18"/>
-              </w:rPr>
-              <w:t xml:space="preserve">Teacher displays the scenario on the board or reads it with expression, pausing after each of the three observations to let students visualise the context. Teacher says: Before you write anything, close your eyes for five seconds and picture the Mombasa canteen — a humid kitchen, bags of salt stacked by the wall, rain drumming on the iron roof. What is the air doing to that salt? WAIT TIME: 10 seconds of silent thinking before students write. After pair-share, teacher cold-calls three pairs and records their key words on the board under the heading What we predict. Teacher does NOT confirm or correct yet — only probes with: What evidence from Lesson 4 might help you make this prediction? What do you remember about how salts are formed from ionic compounds? WAIT TIME: 8 seconds after each probe. Teacher then says: In about five minutes we are going to look at the petri dishes we set up yesterday. Keep your predictions in mind — you are about to find out whether your ideas match the evidence.</w:t>
-            </w:r>
-          </w:p>
-        </w:tc>
-        <w:tc>
-          <w:tcPr>
-            <w:tcW w:type="dxa" w:w="3040"/>
-            <w:shd w:fill="FFFFFF" w:color="auto" w:val="clear"/>
-            <w:tcMar>
-              <w:top w:type="dxa" w:w="60"/>
-              <w:left w:type="dxa" w:w="120"/>
-              <w:bottom w:type="dxa" w:w="60"/>
-              <w:right w:type="dxa" w:w="120"/>
-            </w:tcMar>
-            <w:vAlign w:val="top"/>
-          </w:tcPr>
-          <w:p>
-            <w:pPr>
-              <w:spacing w:after="40" w:before="0"/>
-              <w:jc w:val="left"/>
-            </w:pPr>
-            <w:r>
-              <w:rPr>
-                <w:rFonts w:ascii="Arial" w:cs="Arial" w:eastAsia="Arial" w:hAnsi="Arial"/>
-                <w:b w:val="false"/>
-                <w:bCs w:val="false"/>
-                <w:i w:val="false"/>
-                <w:iCs w:val="false"/>
-                <w:color w:val="000000"/>
-                <w:sz w:val="18"/>
-                <w:szCs w:val="18"/>
-              </w:rPr>
-              <w:t xml:space="preserve">Activating prior knowledge about ionic bonding and salt formation (Lesson 4 link); bridging everyday Kenyan context (Mombasa humidity, Lake Magadi) to abstract chemical behaviour; prediction-before-observation protocol to create cognitive conflict.</w:t>
-            </w:r>
-          </w:p>
-        </w:tc>
-        <w:tc>
-          <w:tcPr>
-            <w:tcW w:type="dxa" w:w="3040"/>
-            <w:shd w:fill="F2F2F2" w:color="auto" w:val="clear"/>
-            <w:tcMar>
-              <w:top w:type="dxa" w:w="60"/>
-              <w:left w:type="dxa" w:w="120"/>
-              <w:bottom w:type="dxa" w:w="60"/>
-              <w:right w:type="dxa" w:w="120"/>
-            </w:tcMar>
-            <w:vAlign w:val="top"/>
-          </w:tcPr>
-          <w:p>
-            <w:pPr>
-              <w:spacing w:after="40" w:before="0"/>
-              <w:jc w:val="left"/>
-            </w:pPr>
-            <w:r>
-              <w:rPr>
-                <w:rFonts w:ascii="Arial" w:cs="Arial" w:eastAsia="Arial" w:hAnsi="Arial"/>
-                <w:b w:val="false"/>
-                <w:bCs w:val="false"/>
-                <w:i w:val="false"/>
-                <w:iCs w:val="false"/>
-                <w:color w:val="000000"/>
-                <w:sz w:val="18"/>
-                <w:szCs w:val="18"/>
-              </w:rPr>
-              <w:t xml:space="preserve">Teacher scans written predictions as students write — listening for whether students invoke particle-level reasoning (ions attracting water molecules) or remain at surface level (salt gets wet). This informs how deeply to probe during the Observe phase. Red flag: if most students predict nothing will happen to any salt, teacher notes this to address in Explain phase.</w:t>
-            </w:r>
-          </w:p>
-        </w:tc>
-      </w:tr>
-      <w:tr>
-        <w:tc>
-          <w:tcPr>
-            <w:tcW w:type="dxa" w:w="1520"/>
-            <w:shd w:fill="D9EEF1" w:color="auto" w:val="clear"/>
-            <w:tcMar>
-              <w:top w:type="dxa" w:w="60"/>
-              <w:left w:type="dxa" w:w="120"/>
-              <w:bottom w:type="dxa" w:w="60"/>
-              <w:right w:type="dxa" w:w="120"/>
-            </w:tcMar>
-            <w:vAlign w:val="top"/>
-          </w:tcPr>
-          <w:p>
-            <w:pPr>
-              <w:spacing w:after="40" w:before="0"/>
-              <w:jc w:val="left"/>
-            </w:pPr>
-            <w:r>
-              <w:rPr>
-                <w:rFonts w:ascii="Arial" w:cs="Arial" w:eastAsia="Arial" w:hAnsi="Arial"/>
-                <w:b/>
-                <w:bCs/>
-                <w:i w:val="false"/>
-                <w:iCs w:val="false"/>
-                <w:color w:val="000000"/>
-                <w:sz w:val="18"/>
-                <w:szCs w:val="18"/>
-              </w:rPr>
-              <w:t xml:space="preserve">Observe Phase</w:t>
-            </w:r>
-          </w:p>
-          <w:p>
-            <w:pPr>
-              <w:spacing w:after="20" w:before="0"/>
-            </w:pPr>
-            <w:r>
-              <w:rPr>
-                <w:rFonts w:ascii="Arial" w:cs="Arial" w:eastAsia="Arial" w:hAnsi="Arial"/>
-                <w:b/>
-                <w:bCs/>
-                <w:color w:val="1F3864"/>
-                <w:sz w:val="16"/>
-                <w:szCs w:val="16"/>
-              </w:rPr>
-              <w:t xml:space="preserve">📹 VIDEO:</w:t>
-            </w:r>
-          </w:p>
-          <w:p>
-            <w:pPr>
-              <w:spacing w:after="20" w:before="0"/>
-            </w:pPr>
-            <w:hyperlink w:history="1" r:id="rId4f0w20pwwpelzzi8g_jc2">
-              <w:r>
-                <w:rPr>
-                  <w:rFonts w:ascii="Arial" w:cs="Arial" w:eastAsia="Arial" w:hAnsi="Arial"/>
-                  <w:color w:val="2E75B6"/>
-                  <w:sz w:val="16"/>
-                  <w:szCs w:val="16"/>
-                  <w:u w:val="single" w:color="2E75B6"/>
-                </w:rPr>
-                <w:t xml:space="preserve">Molecular, complete ionic, and net ionic equations</w:t>
-              </w:r>
-            </w:hyperlink>
-          </w:p>
-          <w:p>
-            <w:pPr>
-              <w:spacing w:after="10" w:before="0"/>
-              <w:ind w:left="120"/>
-            </w:pPr>
-            <w:r>
-              <w:rPr>
-                <w:rFonts w:ascii="Arial" w:cs="Arial" w:eastAsia="Arial" w:hAnsi="Arial"/>
-                <w:color w:val="595959"/>
-                <w:sz w:val="14"/>
-                <w:szCs w:val="14"/>
-              </w:rPr>
-              <w:t xml:space="preserve">Source: Khan Academy (English - US curriculum)</w:t>
-            </w:r>
-          </w:p>
-          <w:p>
-            <w:pPr>
-              <w:spacing w:after="10" w:before="0"/>
-              <w:ind w:left="120"/>
-            </w:pPr>
-            <w:hyperlink w:history="1" r:id="rIdt7gyp4loukn7j3ysgi2yp">
+            <w:hyperlink w:history="1" r:id="rIdumjhe_t2tzokoxco1czgc">
               <w:r>
                 <w:rPr>
                   <w:rFonts w:ascii="Arial" w:cs="Arial" w:eastAsia="Arial" w:hAnsi="Arial"/>
@@ -15472,14 +15844,241 @@
                 <w:sz w:val="16"/>
                 <w:szCs w:val="16"/>
               </w:rPr>
-              <w:t xml:space="preserve">📖 EXERCISE:</w:t>
+              <w:t xml:space="preserve">📖 READING:</w:t>
             </w:r>
           </w:p>
           <w:p>
             <w:pPr>
               <w:spacing w:after="20" w:before="0"/>
             </w:pPr>
-            <w:hyperlink w:history="1" r:id="rIdr9e-gaocgeq-mofebixcg">
+            <w:r>
+              <w:rPr>
+                <w:rFonts w:ascii="Arial" w:cs="Arial" w:eastAsia="Arial" w:hAnsi="Arial"/>
+                <w:i/>
+                <w:iCs/>
+                <w:color w:val="595959"/>
+                <w:sz w:val="16"/>
+                <w:szCs w:val="16"/>
+              </w:rPr>
+              <w:t xml:space="preserve">No closely matching reading in the ARES library for this activity.</w:t>
+            </w:r>
+          </w:p>
+          <w:p>
+            <w:pPr>
+              <w:spacing w:after="10" w:before="0"/>
+              <w:ind w:left="120"/>
+            </w:pPr>
+            <w:hyperlink w:history="1" r:id="rIdh0qvgq71xy-upfaoozaan">
+              <w:r>
+                <w:rPr>
+                  <w:rFonts w:ascii="Arial" w:cs="Arial" w:eastAsia="Arial" w:hAnsi="Arial"/>
+                  <w:color w:val="595959"/>
+                  <w:sz w:val="14"/>
+                  <w:szCs w:val="14"/>
+                  <w:u w:val="single" w:color="595959"/>
+                </w:rPr>
+                <w:t xml:space="preserve">🔍 Search ARES for readings</w:t>
+              </w:r>
+            </w:hyperlink>
+          </w:p>
+          <w:p>
+            <w:pPr>
+              <w:spacing w:after="10" w:before="0"/>
+              <w:ind w:left="120"/>
+            </w:pPr>
+            <w:r>
+              <w:rPr>
+                <w:rFonts w:ascii="Arial" w:cs="Arial" w:eastAsia="Arial" w:hAnsi="Arial"/>
+                <w:color w:val="595959"/>
+                <w:sz w:val="14"/>
+                <w:szCs w:val="14"/>
+              </w:rPr>
+              <w:t xml:space="preserve">Search terms: acids bases salts hygroscopy</w:t>
+            </w:r>
+          </w:p>
+        </w:tc>
+        <w:tc>
+          <w:tcPr>
+            <w:tcW w:type="dxa" w:w="3040"/>
+            <w:shd w:fill="FFFFFF" w:color="auto" w:val="clear"/>
+            <w:tcMar>
+              <w:top w:type="dxa" w:w="60"/>
+              <w:left w:type="dxa" w:w="120"/>
+              <w:bottom w:type="dxa" w:w="60"/>
+              <w:right w:type="dxa" w:w="120"/>
+            </w:tcMar>
+            <w:vAlign w:val="top"/>
+          </w:tcPr>
+          <w:p>
+            <w:pPr>
+              <w:spacing w:after="40" w:before="0"/>
+              <w:jc w:val="left"/>
+            </w:pPr>
+            <w:r>
+              <w:rPr>
+                <w:rFonts w:ascii="Arial" w:cs="Arial" w:eastAsia="Arial" w:hAnsi="Arial"/>
+                <w:b w:val="false"/>
+                <w:bCs w:val="false"/>
+                <w:i w:val="false"/>
+                <w:iCs w:val="false"/>
+                <w:color w:val="000000"/>
+                <w:sz w:val="18"/>
+                <w:szCs w:val="18"/>
+              </w:rPr>
+              <w:t xml:space="preserve">Groups of four collect their labelled petri dishes from the shelf. Each dish was massed and photographed (or sketched) at the end of Lesson 4. Each group has a results table already begun in their notebooks with columns: Salt name and formula | Initial mass (g) | Mass after 24 h (g) | Mass change (g) | Visual appearance at start | Visual appearance after 24 h | Classification (to fill in later). Students use the balance to re-mass each dish and record results. They also describe appearance carefully: has the salt dissolved into a liquid, absorbed moisture and become damp, turned powdery, changed colour, or shown no change? Groups then share data across the class — teacher writes a class data table on the board with each group contributing one reading per salt (four readings per salt across four groups) so students can compare and identify consistent trends despite measurement variation. Students note: anhydrous CaCl2 may have partially dissolved into a liquid pool (deliquescence); Na2CO3.10H2O may have lost mass and turned to a white powder (efflorescence); NaCl shows minimal mass change; CuSO4.5H2O may show slight mass loss as surface water of crystallisation releases.</w:t>
+            </w:r>
+          </w:p>
+        </w:tc>
+        <w:tc>
+          <w:tcPr>
+            <w:tcW w:type="dxa" w:w="3040"/>
+            <w:shd w:fill="F2F2F2" w:color="auto" w:val="clear"/>
+            <w:tcMar>
+              <w:top w:type="dxa" w:w="60"/>
+              <w:left w:type="dxa" w:w="120"/>
+              <w:bottom w:type="dxa" w:w="60"/>
+              <w:right w:type="dxa" w:w="120"/>
+            </w:tcMar>
+            <w:vAlign w:val="top"/>
+          </w:tcPr>
+          <w:p>
+            <w:pPr>
+              <w:spacing w:after="40" w:before="0"/>
+              <w:jc w:val="left"/>
+            </w:pPr>
+            <w:r>
+              <w:rPr>
+                <w:rFonts w:ascii="Arial" w:cs="Arial" w:eastAsia="Arial" w:hAnsi="Arial"/>
+                <w:b w:val="false"/>
+                <w:bCs w:val="false"/>
+                <w:i w:val="false"/>
+                <w:iCs w:val="false"/>
+                <w:color w:val="000000"/>
+                <w:sz w:val="18"/>
+                <w:szCs w:val="18"/>
+              </w:rPr>
+              <w:t xml:space="preserve">Teacher circulates as groups collect data, asking targeted questions: What exactly do you see — describe it as if you are writing for someone who cannot see the dish. What does the mass change number tell you about what happened? If the mass went up, what substance was added? If it went down, what was lost? WAIT TIME: 6 seconds after each question before accepting a response. Teacher facilitates class data-sharing by pointing to the board table and asking: Which salt showed the biggest mass increase? Which showed a mass decrease? Which showed almost no change? Teacher resists giving explanations at this stage — only asks: Is this what you predicted? What surprises you? When the CaCl2 dish is discussed, teacher asks: If this salt has turned partly liquid, where did the liquid come from? WAIT TIME: 8 seconds. Teacher connects to the Mombasa canteen scenario: Could this behaviour explain what happened to the canteen salt? What do you think — is table salt the same as calcium chloride in this respect?</w:t>
+            </w:r>
+          </w:p>
+        </w:tc>
+        <w:tc>
+          <w:tcPr>
+            <w:tcW w:type="dxa" w:w="3040"/>
+            <w:shd w:fill="FFFFFF" w:color="auto" w:val="clear"/>
+            <w:tcMar>
+              <w:top w:type="dxa" w:w="60"/>
+              <w:left w:type="dxa" w:w="120"/>
+              <w:bottom w:type="dxa" w:w="60"/>
+              <w:right w:type="dxa" w:w="120"/>
+            </w:tcMar>
+            <w:vAlign w:val="top"/>
+          </w:tcPr>
+          <w:p>
+            <w:pPr>
+              <w:spacing w:after="40" w:before="0"/>
+              <w:jc w:val="left"/>
+            </w:pPr>
+            <w:r>
+              <w:rPr>
+                <w:rFonts w:ascii="Arial" w:cs="Arial" w:eastAsia="Arial" w:hAnsi="Arial"/>
+                <w:b w:val="false"/>
+                <w:bCs w:val="false"/>
+                <w:i w:val="false"/>
+                <w:iCs w:val="false"/>
+                <w:color w:val="000000"/>
+                <w:sz w:val="18"/>
+                <w:szCs w:val="18"/>
+              </w:rPr>
+              <w:t xml:space="preserve">Quantitative data collection with mass balance grounds the discussion in measurement rather than impressions; cross-group data pooling models scientific practice of replication; teacher questioning sequence moves from observation (describe) to inference (explain the number) to connection (link to canteen story); cognitive conflict is created when CaCl2 liquefies — a surprising outcome that demands explanation.</w:t>
+            </w:r>
+          </w:p>
+        </w:tc>
+        <w:tc>
+          <w:tcPr>
+            <w:tcW w:type="dxa" w:w="3040"/>
+            <w:shd w:fill="F2F2F2" w:color="auto" w:val="clear"/>
+            <w:tcMar>
+              <w:top w:type="dxa" w:w="60"/>
+              <w:left w:type="dxa" w:w="120"/>
+              <w:bottom w:type="dxa" w:w="60"/>
+              <w:right w:type="dxa" w:w="120"/>
+            </w:tcMar>
+            <w:vAlign w:val="top"/>
+          </w:tcPr>
+          <w:p>
+            <w:pPr>
+              <w:spacing w:after="40" w:before="0"/>
+              <w:jc w:val="left"/>
+            </w:pPr>
+            <w:r>
+              <w:rPr>
+                <w:rFonts w:ascii="Arial" w:cs="Arial" w:eastAsia="Arial" w:hAnsi="Arial"/>
+                <w:b w:val="false"/>
+                <w:bCs w:val="false"/>
+                <w:i w:val="false"/>
+                <w:iCs w:val="false"/>
+                <w:color w:val="000000"/>
+                <w:sz w:val="18"/>
+                <w:szCs w:val="18"/>
+              </w:rPr>
+              <w:t xml:space="preserve">Teacher checks that all groups have recorded both quantitative (mass) and qualitative (appearance) data before moving on. Groups that have only written did not change or changed a lot are prompted to be more precise. Teacher listens for the key inference: mass increase means something was gained from the air, mass decrease means something was lost to the air — if this is not emerging naturally, teacher flags it for explicit address in Explain phase.</w:t>
+            </w:r>
+          </w:p>
+        </w:tc>
+      </w:tr>
+      <w:tr>
+        <w:tc>
+          <w:tcPr>
+            <w:tcW w:type="dxa" w:w="1520"/>
+            <w:shd w:fill="E2EFDA" w:color="auto" w:val="clear"/>
+            <w:tcMar>
+              <w:top w:type="dxa" w:w="60"/>
+              <w:left w:type="dxa" w:w="120"/>
+              <w:bottom w:type="dxa" w:w="60"/>
+              <w:right w:type="dxa" w:w="120"/>
+            </w:tcMar>
+            <w:vAlign w:val="top"/>
+          </w:tcPr>
+          <w:p>
+            <w:pPr>
+              <w:spacing w:after="40" w:before="0"/>
+              <w:jc w:val="left"/>
+            </w:pPr>
+            <w:r>
+              <w:rPr>
+                <w:rFonts w:ascii="Arial" w:cs="Arial" w:eastAsia="Arial" w:hAnsi="Arial"/>
+                <w:b/>
+                <w:bCs/>
+                <w:i w:val="false"/>
+                <w:iCs w:val="false"/>
+                <w:color w:val="000000"/>
+                <w:sz w:val="18"/>
+                <w:szCs w:val="18"/>
+              </w:rPr>
+              <w:t xml:space="preserve">Explain Phase</w:t>
+            </w:r>
+          </w:p>
+          <w:p>
+            <w:pPr>
+              <w:spacing w:after="20" w:before="0"/>
+            </w:pPr>
+            <w:r>
+              <w:rPr>
+                <w:rFonts w:ascii="Arial" w:cs="Arial" w:eastAsia="Arial" w:hAnsi="Arial"/>
+                <w:b/>
+                <w:bCs/>
+                <w:color w:val="1F3864"/>
+                <w:sz w:val="16"/>
+                <w:szCs w:val="16"/>
+              </w:rPr>
+              <w:t xml:space="preserve">📹 VIDEO:</w:t>
+            </w:r>
+          </w:p>
+          <w:p>
+            <w:pPr>
+              <w:spacing w:after="20" w:before="0"/>
+            </w:pPr>
+            <w:hyperlink w:history="1" r:id="rIdk7othz5faepbdaqcncqto">
               <w:r>
                 <w:rPr>
                   <w:rFonts w:ascii="Arial" w:cs="Arial" w:eastAsia="Arial" w:hAnsi="Arial"/>
@@ -15488,9 +16087,25 @@
                   <w:szCs w:val="16"/>
                   <w:u w:val="single" w:color="2E75B6"/>
                 </w:rPr>
-                <w:t xml:space="preserve">Acid Rain Practice</w:t>
+                <w:t xml:space="preserve">pH and solubility</w:t>
               </w:r>
             </w:hyperlink>
+          </w:p>
+          <w:p>
+            <w:pPr>
+              <w:spacing w:after="20" w:before="0"/>
+            </w:pPr>
+            <w:r>
+              <w:rPr>
+                <w:rFonts w:ascii="Arial" w:cs="Arial" w:eastAsia="Arial" w:hAnsi="Arial"/>
+                <w:i/>
+                <w:iCs/>
+                <w:color w:val="595959"/>
+                <w:sz w:val="16"/>
+                <w:szCs w:val="16"/>
+              </w:rPr>
+              <w:t xml:space="preserve">Related topic: not an exact match for this lesson.</w:t>
+            </w:r>
           </w:p>
           <w:p>
             <w:pPr>
@@ -15504,7 +16119,7 @@
                 <w:sz w:val="14"/>
                 <w:szCs w:val="14"/>
               </w:rPr>
-              <w:t xml:space="preserve">Source: CK-12</w:t>
+              <w:t xml:space="preserve">Source: Khan Academy (English - US curriculum)</w:t>
             </w:r>
           </w:p>
           <w:p>
@@ -15512,235 +16127,7 @@
               <w:spacing w:after="10" w:before="0"/>
               <w:ind w:left="120"/>
             </w:pPr>
-            <w:hyperlink w:history="1" r:id="rIdzbonizlrphvtk9xjrbuko">
-              <w:r>
-                <w:rPr>
-                  <w:rFonts w:ascii="Arial" w:cs="Arial" w:eastAsia="Arial" w:hAnsi="Arial"/>
-                  <w:color w:val="595959"/>
-                  <w:sz w:val="14"/>
-                  <w:szCs w:val="14"/>
-                  <w:u w:val="single" w:color="595959"/>
-                </w:rPr>
-                <w:t xml:space="preserve">🔍 Search ARES for similar readings</w:t>
-              </w:r>
-            </w:hyperlink>
-          </w:p>
-        </w:tc>
-        <w:tc>
-          <w:tcPr>
-            <w:tcW w:type="dxa" w:w="3040"/>
-            <w:shd w:fill="FFFFFF" w:color="auto" w:val="clear"/>
-            <w:tcMar>
-              <w:top w:type="dxa" w:w="60"/>
-              <w:left w:type="dxa" w:w="120"/>
-              <w:bottom w:type="dxa" w:w="60"/>
-              <w:right w:type="dxa" w:w="120"/>
-            </w:tcMar>
-            <w:vAlign w:val="top"/>
-          </w:tcPr>
-          <w:p>
-            <w:pPr>
-              <w:spacing w:after="40" w:before="0"/>
-              <w:jc w:val="left"/>
-            </w:pPr>
-            <w:r>
-              <w:rPr>
-                <w:rFonts w:ascii="Arial" w:cs="Arial" w:eastAsia="Arial" w:hAnsi="Arial"/>
-                <w:b w:val="false"/>
-                <w:bCs w:val="false"/>
-                <w:i w:val="false"/>
-                <w:iCs w:val="false"/>
-                <w:color w:val="000000"/>
-                <w:sz w:val="18"/>
-                <w:szCs w:val="18"/>
-              </w:rPr>
-              <w:t xml:space="preserve">Groups of four collect their labelled petri dishes from the shelf. Each dish was massed and photographed (or sketched) at the end of Lesson 4. Each group has a results table already begun in their notebooks with columns: Salt name and formula | Initial mass (g) | Mass after 24 h (g) | Mass change (g) | Visual appearance at start | Visual appearance after 24 h | Classification (to fill in later). Students use the balance to re-mass each dish and record results. They also describe appearance carefully: has the salt dissolved into a liquid, absorbed moisture and become damp, turned powdery, changed colour, or shown no change? Groups then share data across the class — teacher writes a class data table on the board with each group contributing one reading per salt (four readings per salt across four groups) so students can compare and identify consistent trends despite measurement variation. Students note: anhydrous CaCl2 may have partially dissolved into a liquid pool (deliquescence); Na2CO3.10H2O may have lost mass and turned to a white powder (efflorescence); NaCl shows minimal mass change; CuSO4.5H2O may show slight mass loss as surface water of crystallisation releases.</w:t>
-            </w:r>
-          </w:p>
-        </w:tc>
-        <w:tc>
-          <w:tcPr>
-            <w:tcW w:type="dxa" w:w="3040"/>
-            <w:shd w:fill="F2F2F2" w:color="auto" w:val="clear"/>
-            <w:tcMar>
-              <w:top w:type="dxa" w:w="60"/>
-              <w:left w:type="dxa" w:w="120"/>
-              <w:bottom w:type="dxa" w:w="60"/>
-              <w:right w:type="dxa" w:w="120"/>
-            </w:tcMar>
-            <w:vAlign w:val="top"/>
-          </w:tcPr>
-          <w:p>
-            <w:pPr>
-              <w:spacing w:after="40" w:before="0"/>
-              <w:jc w:val="left"/>
-            </w:pPr>
-            <w:r>
-              <w:rPr>
-                <w:rFonts w:ascii="Arial" w:cs="Arial" w:eastAsia="Arial" w:hAnsi="Arial"/>
-                <w:b w:val="false"/>
-                <w:bCs w:val="false"/>
-                <w:i w:val="false"/>
-                <w:iCs w:val="false"/>
-                <w:color w:val="000000"/>
-                <w:sz w:val="18"/>
-                <w:szCs w:val="18"/>
-              </w:rPr>
-              <w:t xml:space="preserve">Teacher circulates as groups collect data, asking targeted questions: What exactly do you see — describe it as if you are writing for someone who cannot see the dish. What does the mass change number tell you about what happened? If the mass went up, what substance was added? If it went down, what was lost? WAIT TIME: 6 seconds after each question before accepting a response. Teacher facilitates class data-sharing by pointing to the board table and asking: Which salt showed the biggest mass increase? Which showed a mass decrease? Which showed almost no change? Teacher resists giving explanations at this stage — only asks: Is this what you predicted? What surprises you? When the CaCl2 dish is discussed, teacher asks: If this salt has turned partly liquid, where did the liquid come from? WAIT TIME: 8 seconds. Teacher connects to the Mombasa canteen scenario: Could this behaviour explain what happened to the canteen salt? What do you think — is table salt the same as calcium chloride in this respect?</w:t>
-            </w:r>
-          </w:p>
-        </w:tc>
-        <w:tc>
-          <w:tcPr>
-            <w:tcW w:type="dxa" w:w="3040"/>
-            <w:shd w:fill="FFFFFF" w:color="auto" w:val="clear"/>
-            <w:tcMar>
-              <w:top w:type="dxa" w:w="60"/>
-              <w:left w:type="dxa" w:w="120"/>
-              <w:bottom w:type="dxa" w:w="60"/>
-              <w:right w:type="dxa" w:w="120"/>
-            </w:tcMar>
-            <w:vAlign w:val="top"/>
-          </w:tcPr>
-          <w:p>
-            <w:pPr>
-              <w:spacing w:after="40" w:before="0"/>
-              <w:jc w:val="left"/>
-            </w:pPr>
-            <w:r>
-              <w:rPr>
-                <w:rFonts w:ascii="Arial" w:cs="Arial" w:eastAsia="Arial" w:hAnsi="Arial"/>
-                <w:b w:val="false"/>
-                <w:bCs w:val="false"/>
-                <w:i w:val="false"/>
-                <w:iCs w:val="false"/>
-                <w:color w:val="000000"/>
-                <w:sz w:val="18"/>
-                <w:szCs w:val="18"/>
-              </w:rPr>
-              <w:t xml:space="preserve">Quantitative data collection with mass balance grounds the discussion in measurement rather than impressions; cross-group data pooling models scientific practice of replication; teacher questioning sequence moves from observation (describe) to inference (explain the number) to connection (link to canteen story); cognitive conflict is created when CaCl2 liquefies — a surprising outcome that demands explanation.</w:t>
-            </w:r>
-          </w:p>
-        </w:tc>
-        <w:tc>
-          <w:tcPr>
-            <w:tcW w:type="dxa" w:w="3040"/>
-            <w:shd w:fill="F2F2F2" w:color="auto" w:val="clear"/>
-            <w:tcMar>
-              <w:top w:type="dxa" w:w="60"/>
-              <w:left w:type="dxa" w:w="120"/>
-              <w:bottom w:type="dxa" w:w="60"/>
-              <w:right w:type="dxa" w:w="120"/>
-            </w:tcMar>
-            <w:vAlign w:val="top"/>
-          </w:tcPr>
-          <w:p>
-            <w:pPr>
-              <w:spacing w:after="40" w:before="0"/>
-              <w:jc w:val="left"/>
-            </w:pPr>
-            <w:r>
-              <w:rPr>
-                <w:rFonts w:ascii="Arial" w:cs="Arial" w:eastAsia="Arial" w:hAnsi="Arial"/>
-                <w:b w:val="false"/>
-                <w:bCs w:val="false"/>
-                <w:i w:val="false"/>
-                <w:iCs w:val="false"/>
-                <w:color w:val="000000"/>
-                <w:sz w:val="18"/>
-                <w:szCs w:val="18"/>
-              </w:rPr>
-              <w:t xml:space="preserve">Teacher checks that all groups have recorded both quantitative (mass) and qualitative (appearance) data before moving on. Groups that have only written did not change or changed a lot are prompted to be more precise. Teacher listens for the key inference: mass increase means something was gained from the air, mass decrease means something was lost to the air — if this is not emerging naturally, teacher flags it for explicit address in Explain phase.</w:t>
-            </w:r>
-          </w:p>
-        </w:tc>
-      </w:tr>
-      <w:tr>
-        <w:tc>
-          <w:tcPr>
-            <w:tcW w:type="dxa" w:w="1520"/>
-            <w:shd w:fill="E2EFDA" w:color="auto" w:val="clear"/>
-            <w:tcMar>
-              <w:top w:type="dxa" w:w="60"/>
-              <w:left w:type="dxa" w:w="120"/>
-              <w:bottom w:type="dxa" w:w="60"/>
-              <w:right w:type="dxa" w:w="120"/>
-            </w:tcMar>
-            <w:vAlign w:val="top"/>
-          </w:tcPr>
-          <w:p>
-            <w:pPr>
-              <w:spacing w:after="40" w:before="0"/>
-              <w:jc w:val="left"/>
-            </w:pPr>
-            <w:r>
-              <w:rPr>
-                <w:rFonts w:ascii="Arial" w:cs="Arial" w:eastAsia="Arial" w:hAnsi="Arial"/>
-                <w:b/>
-                <w:bCs/>
-                <w:i w:val="false"/>
-                <w:iCs w:val="false"/>
-                <w:color w:val="000000"/>
-                <w:sz w:val="18"/>
-                <w:szCs w:val="18"/>
-              </w:rPr>
-              <w:t xml:space="preserve">Explain Phase</w:t>
-            </w:r>
-          </w:p>
-          <w:p>
-            <w:pPr>
-              <w:spacing w:after="20" w:before="0"/>
-            </w:pPr>
-            <w:r>
-              <w:rPr>
-                <w:rFonts w:ascii="Arial" w:cs="Arial" w:eastAsia="Arial" w:hAnsi="Arial"/>
-                <w:b/>
-                <w:bCs/>
-                <w:color w:val="1F3864"/>
-                <w:sz w:val="16"/>
-                <w:szCs w:val="16"/>
-              </w:rPr>
-              <w:t xml:space="preserve">📹 VIDEO:</w:t>
-            </w:r>
-          </w:p>
-          <w:p>
-            <w:pPr>
-              <w:spacing w:after="20" w:before="0"/>
-            </w:pPr>
-            <w:hyperlink w:history="1" r:id="rIdnxlbn3vk7ztcb_w3khe94">
-              <w:r>
-                <w:rPr>
-                  <w:rFonts w:ascii="Arial" w:cs="Arial" w:eastAsia="Arial" w:hAnsi="Arial"/>
-                  <w:color w:val="2E75B6"/>
-                  <w:sz w:val="16"/>
-                  <w:szCs w:val="16"/>
-                  <w:u w:val="single" w:color="2E75B6"/>
-                </w:rPr>
-                <w:t xml:space="preserve">Introduction to solubility equilibria</w:t>
-              </w:r>
-            </w:hyperlink>
-          </w:p>
-          <w:p>
-            <w:pPr>
-              <w:spacing w:after="10" w:before="0"/>
-              <w:ind w:left="120"/>
-            </w:pPr>
-            <w:r>
-              <w:rPr>
-                <w:rFonts w:ascii="Arial" w:cs="Arial" w:eastAsia="Arial" w:hAnsi="Arial"/>
-                <w:color w:val="595959"/>
-                <w:sz w:val="14"/>
-                <w:szCs w:val="14"/>
-              </w:rPr>
-              <w:t xml:space="preserve">Source: Khan Academy (English - US curriculum)</w:t>
-            </w:r>
-          </w:p>
-          <w:p>
-            <w:pPr>
-              <w:spacing w:after="10" w:before="0"/>
-              <w:ind w:left="120"/>
-            </w:pPr>
-            <w:hyperlink w:history="1" r:id="rIdrzjlqcu0vflylnhesreoe">
+            <w:hyperlink w:history="1" r:id="rIdfmq1goxpfszyr6zzqsm6a">
               <w:r>
                 <w:rPr>
                   <w:rFonts w:ascii="Arial" w:cs="Arial" w:eastAsia="Arial" w:hAnsi="Arial"/>
@@ -15778,47 +16165,31 @@
                 <w:sz w:val="16"/>
                 <w:szCs w:val="16"/>
               </w:rPr>
-              <w:t xml:space="preserve">📖 HTML:</w:t>
+              <w:t xml:space="preserve">📖 READING:</w:t>
             </w:r>
           </w:p>
           <w:p>
             <w:pPr>
               <w:spacing w:after="20" w:before="0"/>
             </w:pPr>
-            <w:hyperlink w:history="1" r:id="rIdldtarki4mjfpkxz7qeqts">
-              <w:r>
-                <w:rPr>
-                  <w:rFonts w:ascii="Arial" w:cs="Arial" w:eastAsia="Arial" w:hAnsi="Arial"/>
-                  <w:color w:val="2E75B6"/>
-                  <w:sz w:val="16"/>
-                  <w:szCs w:val="16"/>
-                  <w:u w:val="single" w:color="2E75B6"/>
-                </w:rPr>
-                <w:t xml:space="preserve">Acid Rain (PLIX)</w:t>
-              </w:r>
-            </w:hyperlink>
+            <w:r>
+              <w:rPr>
+                <w:rFonts w:ascii="Arial" w:cs="Arial" w:eastAsia="Arial" w:hAnsi="Arial"/>
+                <w:i/>
+                <w:iCs/>
+                <w:color w:val="595959"/>
+                <w:sz w:val="16"/>
+                <w:szCs w:val="16"/>
+              </w:rPr>
+              <w:t xml:space="preserve">No closely matching reading in the ARES library for this activity.</w:t>
+            </w:r>
           </w:p>
           <w:p>
             <w:pPr>
               <w:spacing w:after="10" w:before="0"/>
               <w:ind w:left="120"/>
             </w:pPr>
-            <w:r>
-              <w:rPr>
-                <w:rFonts w:ascii="Arial" w:cs="Arial" w:eastAsia="Arial" w:hAnsi="Arial"/>
-                <w:color w:val="595959"/>
-                <w:sz w:val="14"/>
-                <w:szCs w:val="14"/>
-              </w:rPr>
-              <w:t xml:space="preserve">Source: CK-12</w:t>
-            </w:r>
-          </w:p>
-          <w:p>
-            <w:pPr>
-              <w:spacing w:after="10" w:before="0"/>
-              <w:ind w:left="120"/>
-            </w:pPr>
-            <w:hyperlink w:history="1" r:id="rId8pazrbxwz4uzrk8hvztzc">
+            <w:hyperlink w:history="1" r:id="rIdvkgp1om3v__6jrd_2z8wj">
               <w:r>
                 <w:rPr>
                   <w:rFonts w:ascii="Arial" w:cs="Arial" w:eastAsia="Arial" w:hAnsi="Arial"/>
@@ -15827,10 +16198,25 @@
                   <w:szCs w:val="14"/>
                   <w:u w:val="single" w:color="595959"/>
                 </w:rPr>
-                <w:t xml:space="preserve">🔍 Search ARES for similar readings</w:t>
+                <w:t xml:space="preserve">🔍 Search ARES for readings</w:t>
               </w:r>
             </w:hyperlink>
           </w:p>
+          <w:p>
+            <w:pPr>
+              <w:spacing w:after="10" w:before="0"/>
+              <w:ind w:left="120"/>
+            </w:pPr>
+            <w:r>
+              <w:rPr>
+                <w:rFonts w:ascii="Arial" w:cs="Arial" w:eastAsia="Arial" w:hAnsi="Arial"/>
+                <w:color w:val="595959"/>
+                <w:sz w:val="14"/>
+                <w:szCs w:val="14"/>
+              </w:rPr>
+              <w:t xml:space="preserve">Search terms: acids bases salts hygroscopy</w:t>
+            </w:r>
+          </w:p>
         </w:tc>
         <w:tc>
           <w:tcPr>
@@ -15860,7 +16246,7 @@
                 <w:sz w:val="18"/>
                 <w:szCs w:val="18"/>
               </w:rPr>
-              <w:t xml:space="preserve">Teacher introduces three vocabulary terms one at a time, each anchored to the data just collected. For each term, students first attempt a definition in their own words before the formal definition is given. (1) Hygroscopy: Students see that NaCl gained a tiny amount of mass — teacher asks them to define hygroscopic before revealing: a hygroscopic salt absorbs moisture from the air but does not dissolve in it. (2) Deliquescence: Students look at the CaCl2 dish — teacher asks: what word would you coin for a salt that absorbs so much water it dissolves itself? Students suggest words, then receive the term deliquescent. Formal definition: a deliquescent salt absorbs enough water vapour from the air to dissolve completely into a solution. (3) Efflorescence: Students look at Na2CO3.10H2O — it lost mass and turned powdery. Teacher asks: If the salt lost mass and the air did not take ionic material away, what must have been lost? Students deduce water. Teacher introduces efflorescence: an efflorescent salt loses water of crystallisation to the air, forming a powdery anhydrous or less-hydrated residue. Students then complete a classification table in their notebooks and write a one-sentence particle-level explanation for each behaviour, prompted by: think about how strongly the ions in each salt attract water molecules compared to how strongly the air holds onto water vapour. A short teacher-led diagram on the board shows a hydrated salt crystal with water molecules in the lattice, an anhydrous lattice pulling water from air, and an efflorescent lattice releasing water to dry air. Students copy and annotate. The class then discusses: where does CuSO4.5H2O fit — slightly efflorescent? The number 5 in its formula is linked to five water molecules per formula unit. Students revisit the Lake Magadi trona formula (Na3H(CO3)2.2H2O — sodium sesquicarbonate with water of crystallisation) and the teacher asks: In the dry Rift Valley season, what do you predict happens to the trona? In the wet season? Students connect this to the anchoring phenomenon crusts shrinking and cracking.</w:t>
+              <w:t xml:space="preserve">Teacher introduces three vocabulary terms one at a time, each anchored to the data just collected. For each term, students first attempt a definition in their own words before the formal definition is given. (1) Hygroscopy: Students see that NaCl showed very little change in 24 hours in the open dish — teacher asks them to define hygroscopic before revealing: a hygroscopic salt absorbs moisture from the air but does not dissolve in it, and NaCl does this only weakly (clumping appears only in very humid conditions, as in Mombasa). (2) Deliquescence: Students look at the CaCl2 dish — teacher asks: what word would you coin for a salt that absorbs so much water it dissolves itself? Students suggest words, then receive the term deliquescent. Formal definition: a deliquescent salt absorbs enough water vapour from the air to dissolve completely into a solution. (3) Efflorescence: Students look at Na2CO3.10H2O — it lost mass and turned powdery. Teacher asks: If the salt lost mass and the air did not take ionic material away, what must have been lost? Students deduce water. Teacher introduces efflorescence: an efflorescent salt loses water of crystallisation to the air, forming a powdery anhydrous or less-hydrated residue. Students then complete a classification table in their notebooks and write a one-sentence particle-level explanation for each behaviour, prompted by: think about how strongly the ions in each salt attract water molecules compared to how strongly the air holds onto water vapour. A short teacher-led diagram on the board shows a hydrated salt crystal with water molecules in the lattice, an anhydrous lattice pulling water from air, and an efflorescent lattice releasing water to dry air. Students copy and annotate. The class then discusses: where does CuSO4.5H2O fit — slightly efflorescent? The number 5 in its formula is linked to five water molecules per formula unit. Students revisit the Lake Magadi trona formula (Na3H(CO3)2.2H2O — sodium sesquicarbonate with water of crystallisation) and the teacher asks: In the dry Rift Valley season, what do you predict happens to the trona? In the wet season? Students connect this to the anchoring phenomenon crusts shrinking and cracking.</w:t>
             </w:r>
           </w:p>
         </w:tc>
@@ -16013,7 +16399,7 @@
             <w:pPr>
               <w:spacing w:after="20" w:before="0"/>
             </w:pPr>
-            <w:hyperlink w:history="1" r:id="rIdacqlteslcozadrzskromi">
+            <w:hyperlink w:history="1" r:id="rIduxu4lj76o52dgys7jiqkq">
               <w:r>
                 <w:rPr>
                   <w:rFonts w:ascii="Arial" w:cs="Arial" w:eastAsia="Arial" w:hAnsi="Arial"/>
@@ -16028,6 +16414,22 @@
           </w:p>
           <w:p>
             <w:pPr>
+              <w:spacing w:after="20" w:before="0"/>
+            </w:pPr>
+            <w:r>
+              <w:rPr>
+                <w:rFonts w:ascii="Arial" w:cs="Arial" w:eastAsia="Arial" w:hAnsi="Arial"/>
+                <w:i/>
+                <w:iCs/>
+                <w:color w:val="595959"/>
+                <w:sz w:val="16"/>
+                <w:szCs w:val="16"/>
+              </w:rPr>
+              <w:t xml:space="preserve">Related topic: not an exact match for this lesson.</w:t>
+            </w:r>
+          </w:p>
+          <w:p>
+            <w:pPr>
               <w:spacing w:after="10" w:before="0"/>
               <w:ind w:left="120"/>
             </w:pPr>
@@ -16046,7 +16448,7 @@
               <w:spacing w:after="10" w:before="0"/>
               <w:ind w:left="120"/>
             </w:pPr>
-            <w:hyperlink w:history="1" r:id="rIdusv_vfoovd558owiifkvp">
+            <w:hyperlink w:history="1" r:id="rIdbs0evev7tph7s8rhxuptv">
               <w:r>
                 <w:rPr>
                   <w:rFonts w:ascii="Arial" w:cs="Arial" w:eastAsia="Arial" w:hAnsi="Arial"/>
@@ -16084,47 +16486,31 @@
                 <w:sz w:val="16"/>
                 <w:szCs w:val="16"/>
               </w:rPr>
-              <w:t xml:space="preserve">📖 HTML:</w:t>
+              <w:t xml:space="preserve">📖 READING:</w:t>
             </w:r>
           </w:p>
           <w:p>
             <w:pPr>
               <w:spacing w:after="20" w:before="0"/>
             </w:pPr>
-            <w:hyperlink w:history="1" r:id="rIdevk81_2id6otmeyubnscx">
-              <w:r>
-                <w:rPr>
-                  <w:rFonts w:ascii="Arial" w:cs="Arial" w:eastAsia="Arial" w:hAnsi="Arial"/>
-                  <w:color w:val="2E75B6"/>
-                  <w:sz w:val="16"/>
-                  <w:szCs w:val="16"/>
-                  <w:u w:val="single" w:color="2E75B6"/>
-                </w:rPr>
-                <w:t xml:space="preserve">Acid Rain - Advanced (Flexbook)</w:t>
-              </w:r>
-            </w:hyperlink>
+            <w:r>
+              <w:rPr>
+                <w:rFonts w:ascii="Arial" w:cs="Arial" w:eastAsia="Arial" w:hAnsi="Arial"/>
+                <w:i/>
+                <w:iCs/>
+                <w:color w:val="595959"/>
+                <w:sz w:val="16"/>
+                <w:szCs w:val="16"/>
+              </w:rPr>
+              <w:t xml:space="preserve">No closely matching reading in the ARES library for this activity.</w:t>
+            </w:r>
           </w:p>
           <w:p>
             <w:pPr>
               <w:spacing w:after="10" w:before="0"/>
               <w:ind w:left="120"/>
             </w:pPr>
-            <w:r>
-              <w:rPr>
-                <w:rFonts w:ascii="Arial" w:cs="Arial" w:eastAsia="Arial" w:hAnsi="Arial"/>
-                <w:color w:val="595959"/>
-                <w:sz w:val="14"/>
-                <w:szCs w:val="14"/>
-              </w:rPr>
-              <w:t xml:space="preserve">Source: CK-12</w:t>
-            </w:r>
-          </w:p>
-          <w:p>
-            <w:pPr>
-              <w:spacing w:after="10" w:before="0"/>
-              <w:ind w:left="120"/>
-            </w:pPr>
-            <w:hyperlink w:history="1" r:id="rIdojgdenqnmxaudbagss9dv">
+            <w:hyperlink w:history="1" r:id="rIddiei7zwh0r0ighgy9ath5">
               <w:r>
                 <w:rPr>
                   <w:rFonts w:ascii="Arial" w:cs="Arial" w:eastAsia="Arial" w:hAnsi="Arial"/>
@@ -16133,9 +16519,24 @@
                   <w:szCs w:val="14"/>
                   <w:u w:val="single" w:color="595959"/>
                 </w:rPr>
-                <w:t xml:space="preserve">🔍 Search ARES for similar readings</w:t>
+                <w:t xml:space="preserve">🔍 Search ARES for readings</w:t>
               </w:r>
             </w:hyperlink>
+          </w:p>
+          <w:p>
+            <w:pPr>
+              <w:spacing w:after="10" w:before="0"/>
+              <w:ind w:left="120"/>
+            </w:pPr>
+            <w:r>
+              <w:rPr>
+                <w:rFonts w:ascii="Arial" w:cs="Arial" w:eastAsia="Arial" w:hAnsi="Arial"/>
+                <w:color w:val="595959"/>
+                <w:sz w:val="14"/>
+                <w:szCs w:val="14"/>
+              </w:rPr>
+              <w:t xml:space="preserve">Search terms: acids bases salts hygroscopy</w:t>
+            </w:r>
           </w:p>
         </w:tc>
         <w:tc>
@@ -16319,7 +16720,7 @@
             <w:pPr>
               <w:spacing w:after="20" w:before="0"/>
             </w:pPr>
-            <w:hyperlink w:history="1" r:id="rIdctjgp1gfj55krcqbkii6a">
+            <w:hyperlink w:history="1" r:id="rIddrcwq5okdu23zrrgyh8e4">
               <w:r>
                 <w:rPr>
                   <w:rFonts w:ascii="Arial" w:cs="Arial" w:eastAsia="Arial" w:hAnsi="Arial"/>
@@ -16334,6 +16735,22 @@
           </w:p>
           <w:p>
             <w:pPr>
+              <w:spacing w:after="20" w:before="0"/>
+            </w:pPr>
+            <w:r>
+              <w:rPr>
+                <w:rFonts w:ascii="Arial" w:cs="Arial" w:eastAsia="Arial" w:hAnsi="Arial"/>
+                <w:i/>
+                <w:iCs/>
+                <w:color w:val="595959"/>
+                <w:sz w:val="16"/>
+                <w:szCs w:val="16"/>
+              </w:rPr>
+              <w:t xml:space="preserve">Related topic: not an exact match for this lesson.</w:t>
+            </w:r>
+          </w:p>
+          <w:p>
+            <w:pPr>
               <w:spacing w:after="10" w:before="0"/>
               <w:ind w:left="120"/>
             </w:pPr>
@@ -16352,7 +16769,7 @@
               <w:spacing w:after="10" w:before="0"/>
               <w:ind w:left="120"/>
             </w:pPr>
-            <w:hyperlink w:history="1" r:id="rIdzgdvemfizyqtwj8m6rskv">
+            <w:hyperlink w:history="1" r:id="rIduqoo0swqswhgabkq2dpge">
               <w:r>
                 <w:rPr>
                   <w:rFonts w:ascii="Arial" w:cs="Arial" w:eastAsia="Arial" w:hAnsi="Arial"/>
@@ -16390,47 +16807,31 @@
                 <w:sz w:val="16"/>
                 <w:szCs w:val="16"/>
               </w:rPr>
-              <w:t xml:space="preserve">📖 EXERCISE:</w:t>
+              <w:t xml:space="preserve">📖 READING:</w:t>
             </w:r>
           </w:p>
           <w:p>
             <w:pPr>
               <w:spacing w:after="20" w:before="0"/>
             </w:pPr>
-            <w:hyperlink w:history="1" r:id="rIdzdy_kcgwsuhcgc9cpm9e3">
-              <w:r>
-                <w:rPr>
-                  <w:rFonts w:ascii="Arial" w:cs="Arial" w:eastAsia="Arial" w:hAnsi="Arial"/>
-                  <w:color w:val="2E75B6"/>
-                  <w:sz w:val="16"/>
-                  <w:szCs w:val="16"/>
-                  <w:u w:val="single" w:color="2E75B6"/>
-                </w:rPr>
-                <w:t xml:space="preserve">Amino Acid Classification and Structure Practice</w:t>
-              </w:r>
-            </w:hyperlink>
+            <w:r>
+              <w:rPr>
+                <w:rFonts w:ascii="Arial" w:cs="Arial" w:eastAsia="Arial" w:hAnsi="Arial"/>
+                <w:i/>
+                <w:iCs/>
+                <w:color w:val="595959"/>
+                <w:sz w:val="16"/>
+                <w:szCs w:val="16"/>
+              </w:rPr>
+              <w:t xml:space="preserve">No closely matching reading in the ARES library for this activity.</w:t>
+            </w:r>
           </w:p>
           <w:p>
             <w:pPr>
               <w:spacing w:after="10" w:before="0"/>
               <w:ind w:left="120"/>
             </w:pPr>
-            <w:r>
-              <w:rPr>
-                <w:rFonts w:ascii="Arial" w:cs="Arial" w:eastAsia="Arial" w:hAnsi="Arial"/>
-                <w:color w:val="595959"/>
-                <w:sz w:val="14"/>
-                <w:szCs w:val="14"/>
-              </w:rPr>
-              <w:t xml:space="preserve">Source: CK-12</w:t>
-            </w:r>
-          </w:p>
-          <w:p>
-            <w:pPr>
-              <w:spacing w:after="10" w:before="0"/>
-              <w:ind w:left="120"/>
-            </w:pPr>
-            <w:hyperlink w:history="1" r:id="rId6s8lajdh5vfawdvdq8urh">
+            <w:hyperlink w:history="1" r:id="rIdbjl5ziiaeleoigmeehwos">
               <w:r>
                 <w:rPr>
                   <w:rFonts w:ascii="Arial" w:cs="Arial" w:eastAsia="Arial" w:hAnsi="Arial"/>
@@ -16439,10 +16840,25 @@
                   <w:szCs w:val="14"/>
                   <w:u w:val="single" w:color="595959"/>
                 </w:rPr>
-                <w:t xml:space="preserve">🔍 Search ARES for similar readings</w:t>
+                <w:t xml:space="preserve">🔍 Search ARES for readings</w:t>
               </w:r>
             </w:hyperlink>
           </w:p>
+          <w:p>
+            <w:pPr>
+              <w:spacing w:after="10" w:before="0"/>
+              <w:ind w:left="120"/>
+            </w:pPr>
+            <w:r>
+              <w:rPr>
+                <w:rFonts w:ascii="Arial" w:cs="Arial" w:eastAsia="Arial" w:hAnsi="Arial"/>
+                <w:color w:val="595959"/>
+                <w:sz w:val="14"/>
+                <w:szCs w:val="14"/>
+              </w:rPr>
+              <w:t xml:space="preserve">Search terms: acids bases salts hygroscopy</w:t>
+            </w:r>
+          </w:p>
         </w:tc>
         <w:tc>
           <w:tcPr>
@@ -16472,7 +16888,7 @@
                 <w:sz w:val="18"/>
                 <w:szCs w:val="18"/>
               </w:rPr>
-              <w:t xml:space="preserve">Students return to the model diagram they began in Lesson 2 and revised in Lesson 3. They now add a new section labelled Salt Behaviour in Air. In this section they draw and annotate: (1) a hygroscopic salt (NaCl) with small arrows showing water vapour being partially attracted but not dissolving the lattice; (2) a deliquescent salt (CaCl2) with water molecules completely surrounding and separating ions; (3) an efflorescent salt (Na2CO3.10H2O) with water molecules leaving the lattice into dry air. Below the diagram, students write a two-sentence synthesis connecting their model to the driving question: they must mention at least one Kenyan context (Lake Magadi, Mombasa canteen, hard water scale in the sufuria) and at least one chemical formula. Students share their additions with a partner and suggest one improvement to each others model. Teacher selects two contrasting models to display briefly and asks the class: What does this model explain well? What is still missing?</w:t>
+              <w:t xml:space="preserve">Students return to the model diagram they began in Lesson 1 and revised in Lessons 2, 3 and 4. They now add a new section labelled Salt Behaviour in Air. In this section they draw and annotate: (1) a hygroscopic salt (NaCl) with small arrows showing water vapour being partially attracted but not dissolving the lattice; (2) a deliquescent salt (CaCl2) with water molecules completely surrounding and separating ions; (3) an efflorescent salt (Na2CO3.10H2O) with water molecules leaving the lattice into dry air. Below the diagram, students write a two-sentence synthesis connecting their model to the driving question: they must mention at least one Kenyan context (Lake Magadi, Mombasa canteen, hard water scale in the sufuria) and at least one chemical formula. Students share their additions with a partner and suggest one improvement to each others model. Teacher selects two contrasting models to display briefly and asks the class: What does this model explain well? What is still missing?</w:t>
             </w:r>
           </w:p>
         </w:tc>
@@ -16920,7 +17336,7 @@
                 <w:sz w:val="18"/>
                 <w:szCs w:val="18"/>
               </w:rPr>
-              <w:t xml:space="preserve">We explained that the canteen cook's salt in Mombasa clumps because NaCl is hygroscopic — it absorbs moisture in the high coastal humidity. We explained that the Lake Magadi trona crusts can shrink and crack in the wet season because Na3H(CO3)2.2H2O can release or absorb water of crystallisation depending on atmospheric humidity — a form of efflorescence or hygroscopic behaviour. We connected the water of crystallisation in hydrated salt formulas (such as CuSO4.5H2O and Na2CO3.10H2O) to the observable mass changes we measured, showing that the dot-number in a hydrated formula represents real water molecules held inside the ionic lattice that can be lost or gained.</w:t>
+              <w:t xml:space="preserve">We explained that the canteen cook's salt in Mombasa clumps because NaCl is only weakly hygroscopic — our dish showed very little change, but over weeks of very high coastal humidity it absorbs enough moisture to clump. We explained that the Lake Magadi trona crusts can shrink and crack in the wet season because Na3H(CO3)2.2H2O is a hydrated salt whose crust gains or loses water with humidity; the crusts themselves form by crystallisation as lake water evaporates, not by efflorescence. We connected the water of crystallisation in hydrated salt formulas (such as CuSO4.5H2O and Na2CO3.10H2O) to the observable mass changes we measured, showing that the dot-number in a hydrated formula represents real water molecules held inside the ionic lattice that can be lost or gained.</w:t>
             </w:r>
           </w:p>
         </w:tc>
@@ -16942,7 +17358,7 @@
         </w:rPr>
         <w:t xml:space="preserve">© 2026 SeaVuria and ARES. Aligned with KICD objectives. Developed by SeaVuria; technical implementation by ARES (with AI assistance from Claude). Licensed under </w:t>
       </w:r>
-      <w:hyperlink w:history="1" r:id="rIdrqmxfwjzwpftuo_eu6tdw">
+      <w:hyperlink w:history="1" r:id="rIdzhbus9gbg2wlkmqvdaije">
         <w:r>
           <w:rPr>
             <w:rFonts w:ascii="Arial" w:cs="Arial" w:eastAsia="Arial" w:hAnsi="Arial"/>
@@ -16963,7 +17379,7 @@
         </w:rPr>
         <w:t xml:space="preserve"> (</w:t>
       </w:r>
-      <w:hyperlink w:history="1" r:id="rIdwgwsa0a6riqmtjvivmcua">
+      <w:hyperlink w:history="1" r:id="rIdheigjtil56jz3fabcvwnl">
         <w:r>
           <w:rPr>
             <w:rFonts w:ascii="Arial" w:cs="Arial" w:eastAsia="Arial" w:hAnsi="Arial"/>
@@ -17976,7 +18392,7 @@
             <w:pPr>
               <w:spacing w:after="20" w:before="0"/>
             </w:pPr>
-            <w:hyperlink w:history="1" r:id="rIdtjjmldoweqf6cqeti9axx">
+            <w:hyperlink w:history="1" r:id="rIdqhobiffqwi9u21bx1gbqd">
               <w:r>
                 <w:rPr>
                   <w:rFonts w:ascii="Arial" w:cs="Arial" w:eastAsia="Arial" w:hAnsi="Arial"/>
@@ -17985,9 +18401,25 @@
                   <w:szCs w:val="16"/>
                   <w:u w:val="single" w:color="2E75B6"/>
                 </w:rPr>
-                <w:t xml:space="preserve">Introduction to solubility equilibria</w:t>
+                <w:t xml:space="preserve">Molecular, complete ionic, and net ionic equations</w:t>
               </w:r>
             </w:hyperlink>
+          </w:p>
+          <w:p>
+            <w:pPr>
+              <w:spacing w:after="20" w:before="0"/>
+            </w:pPr>
+            <w:r>
+              <w:rPr>
+                <w:rFonts w:ascii="Arial" w:cs="Arial" w:eastAsia="Arial" w:hAnsi="Arial"/>
+                <w:i/>
+                <w:iCs/>
+                <w:color w:val="595959"/>
+                <w:sz w:val="16"/>
+                <w:szCs w:val="16"/>
+              </w:rPr>
+              <w:t xml:space="preserve">Related topic: not an exact match for this lesson.</w:t>
+            </w:r>
           </w:p>
           <w:p>
             <w:pPr>
@@ -18009,7 +18441,7 @@
               <w:spacing w:after="10" w:before="0"/>
               <w:ind w:left="120"/>
             </w:pPr>
-            <w:hyperlink w:history="1" r:id="rIdj1g4zenbsemjfg6wjdw2j">
+            <w:hyperlink w:history="1" r:id="rIdsiqjmmynsctwoiaj5ku3t">
               <w:r>
                 <w:rPr>
                   <w:rFonts w:ascii="Arial" w:cs="Arial" w:eastAsia="Arial" w:hAnsi="Arial"/>
@@ -18071,7 +18503,7 @@
               <w:spacing w:after="10" w:before="0"/>
               <w:ind w:left="120"/>
             </w:pPr>
-            <w:hyperlink w:history="1" r:id="rId0pd6fcejme7xau7qbbvpl">
+            <w:hyperlink w:history="1" r:id="rIdprsudvtgawjcz8_w9ct-k">
               <w:r>
                 <w:rPr>
                   <w:rFonts w:ascii="Arial" w:cs="Arial" w:eastAsia="Arial" w:hAnsi="Arial"/>
@@ -18281,7 +18713,7 @@
             <w:pPr>
               <w:spacing w:after="20" w:before="0"/>
             </w:pPr>
-            <w:hyperlink w:history="1" r:id="rId797cyqbsrqunghof-e-zk">
+            <w:hyperlink w:history="1" r:id="rId2c-p1y9jkmfmgdwjeupo5">
               <w:r>
                 <w:rPr>
                   <w:rFonts w:ascii="Arial" w:cs="Arial" w:eastAsia="Arial" w:hAnsi="Arial"/>
@@ -18290,9 +18722,25 @@
                   <w:szCs w:val="16"/>
                   <w:u w:val="single" w:color="2E75B6"/>
                 </w:rPr>
-                <w:t xml:space="preserve">pH and solubility</w:t>
+                <w:t xml:space="preserve">Molecular, complete ionic, and net ionic equations</w:t>
               </w:r>
             </w:hyperlink>
+          </w:p>
+          <w:p>
+            <w:pPr>
+              <w:spacing w:after="20" w:before="0"/>
+            </w:pPr>
+            <w:r>
+              <w:rPr>
+                <w:rFonts w:ascii="Arial" w:cs="Arial" w:eastAsia="Arial" w:hAnsi="Arial"/>
+                <w:i/>
+                <w:iCs/>
+                <w:color w:val="595959"/>
+                <w:sz w:val="16"/>
+                <w:szCs w:val="16"/>
+              </w:rPr>
+              <w:t xml:space="preserve">Related topic: not an exact match for this lesson.</w:t>
+            </w:r>
           </w:p>
           <w:p>
             <w:pPr>
@@ -18314,7 +18762,7 @@
               <w:spacing w:after="10" w:before="0"/>
               <w:ind w:left="120"/>
             </w:pPr>
-            <w:hyperlink w:history="1" r:id="rIdfvwfdgcijh8lbmzgxxfsg">
+            <w:hyperlink w:history="1" r:id="rId93nprljqpqxqm3lzvgfy1">
               <w:r>
                 <w:rPr>
                   <w:rFonts w:ascii="Arial" w:cs="Arial" w:eastAsia="Arial" w:hAnsi="Arial"/>
@@ -18376,7 +18824,7 @@
               <w:spacing w:after="10" w:before="0"/>
               <w:ind w:left="120"/>
             </w:pPr>
-            <w:hyperlink w:history="1" r:id="rId1otpuyhxynt41ma-qixg3">
+            <w:hyperlink w:history="1" r:id="rIdggltxn5wrhobd3qpwhyku">
               <w:r>
                 <w:rPr>
                   <w:rFonts w:ascii="Arial" w:cs="Arial" w:eastAsia="Arial" w:hAnsi="Arial"/>
@@ -18586,7 +19034,7 @@
             <w:pPr>
               <w:spacing w:after="20" w:before="0"/>
             </w:pPr>
-            <w:hyperlink w:history="1" r:id="rIdfxw7gwbsfsr1kgmkw4smd">
+            <w:hyperlink w:history="1" r:id="rIdhftoarqgti_fbzbtn330h">
               <w:r>
                 <w:rPr>
                   <w:rFonts w:ascii="Arial" w:cs="Arial" w:eastAsia="Arial" w:hAnsi="Arial"/>
@@ -18601,6 +19049,22 @@
           </w:p>
           <w:p>
             <w:pPr>
+              <w:spacing w:after="20" w:before="0"/>
+            </w:pPr>
+            <w:r>
+              <w:rPr>
+                <w:rFonts w:ascii="Arial" w:cs="Arial" w:eastAsia="Arial" w:hAnsi="Arial"/>
+                <w:i/>
+                <w:iCs/>
+                <w:color w:val="595959"/>
+                <w:sz w:val="16"/>
+                <w:szCs w:val="16"/>
+              </w:rPr>
+              <w:t xml:space="preserve">Related topic: not an exact match for this lesson.</w:t>
+            </w:r>
+          </w:p>
+          <w:p>
+            <w:pPr>
               <w:spacing w:after="10" w:before="0"/>
               <w:ind w:left="120"/>
             </w:pPr>
@@ -18619,7 +19083,7 @@
               <w:spacing w:after="10" w:before="0"/>
               <w:ind w:left="120"/>
             </w:pPr>
-            <w:hyperlink w:history="1" r:id="rIdadcqlkth0di8p2ll7ey6c">
+            <w:hyperlink w:history="1" r:id="rIdosvi7t_rmbvjxgvjs408r">
               <w:r>
                 <w:rPr>
                   <w:rFonts w:ascii="Arial" w:cs="Arial" w:eastAsia="Arial" w:hAnsi="Arial"/>
@@ -18681,7 +19145,7 @@
               <w:spacing w:after="10" w:before="0"/>
               <w:ind w:left="120"/>
             </w:pPr>
-            <w:hyperlink w:history="1" r:id="rIdnsc5zrj0vnr9y_oordjee">
+            <w:hyperlink w:history="1" r:id="rIdsnkherftblzd-gyill9sl">
               <w:r>
                 <w:rPr>
                   <w:rFonts w:ascii="Arial" w:cs="Arial" w:eastAsia="Arial" w:hAnsi="Arial"/>
@@ -18738,7 +19202,7 @@
                 <w:sz w:val="18"/>
                 <w:szCs w:val="18"/>
               </w:rPr>
-              <w:t xml:space="preserve">Expert groups dissolve and learners reform into 5–6 mixed Teaching Groups, each containing one representative from every sector (A–E). Each expert teaches their sector to the group for 3 minutes using their completed sector map as a visual aid, totalling ~15 minutes of peer teaching. Listeners complete a Reception Table in their notebooks with columns: Sector | Key Salt(s) &amp; Formula | Main Use | Kenya Example | Risk / Misuse | Link to Phenomenon. After all five sectors are taught, the whole class reconvenes. The teacher leads a 10-minute class consolidation discussion, building a Master Sector Map on the board by calling one representative from each sector to contribute one key finding. The teacher explicitly connects the Lake Magadi Na₂CO₃ thread: 'Washing soda is Na₂CO₃·10H₂O — a hydrated form of soda ash from Lake Magadi. The same compound that forms those white crusts in our phenomenon image is in your mother's laundry bucket and in the glass factory in Nairobi Industrial Area.' The teacher also addresses the sufuria phenomenon: 'The scale inside the aluminium sufuria is calcium carbonate — CaCO₃ — a salt deposited from hard water. That is the same family of compounds as the antacid in Group C's sector.'</w:t>
+              <w:t xml:space="preserve">Expert groups dissolve and learners reform into 5–6 mixed Teaching Groups, each containing one representative from every sector (A–E). Each expert teaches their sector to the group for 3 minutes using their completed sector map as a visual aid, totalling ~15 minutes of peer teaching. Listeners complete a Reception Table in their notebooks with columns: Sector | Key Salt(s) &amp; Formula | Main Use | Kenya Example | Risk / Misuse | Link to Phenomenon. After all five sectors are taught, the whole class reconvenes. The teacher leads a 10-minute class consolidation discussion, building a Master Sector Map on the board by calling one representative from each sector to contribute one key finding. The teacher explicitly connects the Lake Magadi Na₂CO₃ thread: 'Washing soda is Na₂CO₃·10H₂O — a hydrated form of soda ash from Lake Magadi. Trona, which forms those white crusts in our phenomenon image, is the raw material for soda ash that is in your mother's laundry bucket and in the glass factory in Nairobi Industrial Area.' The teacher also addresses the sufuria phenomenon: 'The scale inside the aluminium sufuria is calcium carbonate — CaCO₃ — a salt deposited from hard water. That is the same family of compounds as the antacid in Group C's sector.'</w:t>
             </w:r>
           </w:p>
         </w:tc>
@@ -18891,7 +19355,7 @@
             <w:pPr>
               <w:spacing w:after="20" w:before="0"/>
             </w:pPr>
-            <w:hyperlink w:history="1" r:id="rIdqlylrkjw-s9k4fj0vcrl0">
+            <w:hyperlink w:history="1" r:id="rIduukw-cosjhjzx_r0nd43v">
               <w:r>
                 <w:rPr>
                   <w:rFonts w:ascii="Arial" w:cs="Arial" w:eastAsia="Arial" w:hAnsi="Arial"/>
@@ -18900,9 +19364,25 @@
                   <w:szCs w:val="16"/>
                   <w:u w:val="single" w:color="2E75B6"/>
                 </w:rPr>
-                <w:t xml:space="preserve">pH and solubility</w:t>
+                <w:t xml:space="preserve">Molecular, complete ionic, and net ionic equations</w:t>
               </w:r>
             </w:hyperlink>
+          </w:p>
+          <w:p>
+            <w:pPr>
+              <w:spacing w:after="20" w:before="0"/>
+            </w:pPr>
+            <w:r>
+              <w:rPr>
+                <w:rFonts w:ascii="Arial" w:cs="Arial" w:eastAsia="Arial" w:hAnsi="Arial"/>
+                <w:i/>
+                <w:iCs/>
+                <w:color w:val="595959"/>
+                <w:sz w:val="16"/>
+                <w:szCs w:val="16"/>
+              </w:rPr>
+              <w:t xml:space="preserve">Related topic: not an exact match for this lesson.</w:t>
+            </w:r>
           </w:p>
           <w:p>
             <w:pPr>
@@ -18924,7 +19404,7 @@
               <w:spacing w:after="10" w:before="0"/>
               <w:ind w:left="120"/>
             </w:pPr>
-            <w:hyperlink w:history="1" r:id="rIdgexpxxyymzjxg3dvpqufu">
+            <w:hyperlink w:history="1" r:id="rId9xzvlvbh-yezzchsghbso">
               <w:r>
                 <w:rPr>
                   <w:rFonts w:ascii="Arial" w:cs="Arial" w:eastAsia="Arial" w:hAnsi="Arial"/>
@@ -18986,7 +19466,7 @@
               <w:spacing w:after="10" w:before="0"/>
               <w:ind w:left="120"/>
             </w:pPr>
-            <w:hyperlink w:history="1" r:id="rIdlnexkakyvqtfv-x8kndmz">
+            <w:hyperlink w:history="1" r:id="rIdzynhnz2_zdinmrc8ccvcx">
               <w:r>
                 <w:rPr>
                   <w:rFonts w:ascii="Arial" w:cs="Arial" w:eastAsia="Arial" w:hAnsi="Arial"/>
@@ -19196,7 +19676,7 @@
             <w:pPr>
               <w:spacing w:after="20" w:before="0"/>
             </w:pPr>
-            <w:hyperlink w:history="1" r:id="rIdwwsauj1qj3jp3w96qytzt">
+            <w:hyperlink w:history="1" r:id="rIdoyjuamlejayvrz0hhacvd">
               <w:r>
                 <w:rPr>
                   <w:rFonts w:ascii="Arial" w:cs="Arial" w:eastAsia="Arial" w:hAnsi="Arial"/>
@@ -19205,9 +19685,25 @@
                   <w:szCs w:val="16"/>
                   <w:u w:val="single" w:color="2E75B6"/>
                 </w:rPr>
-                <w:t xml:space="preserve">pH and solubility</w:t>
+                <w:t xml:space="preserve">Molecular, complete ionic, and net ionic equations</w:t>
               </w:r>
             </w:hyperlink>
+          </w:p>
+          <w:p>
+            <w:pPr>
+              <w:spacing w:after="20" w:before="0"/>
+            </w:pPr>
+            <w:r>
+              <w:rPr>
+                <w:rFonts w:ascii="Arial" w:cs="Arial" w:eastAsia="Arial" w:hAnsi="Arial"/>
+                <w:i/>
+                <w:iCs/>
+                <w:color w:val="595959"/>
+                <w:sz w:val="16"/>
+                <w:szCs w:val="16"/>
+              </w:rPr>
+              <w:t xml:space="preserve">Related topic: not an exact match for this lesson.</w:t>
+            </w:r>
           </w:p>
           <w:p>
             <w:pPr>
@@ -19229,7 +19725,7 @@
               <w:spacing w:after="10" w:before="0"/>
               <w:ind w:left="120"/>
             </w:pPr>
-            <w:hyperlink w:history="1" r:id="rIdrlsn3dvvxxnmxvqtwzuis">
+            <w:hyperlink w:history="1" r:id="rIdcyccnlhklei2bmljhn_ym">
               <w:r>
                 <w:rPr>
                   <w:rFonts w:ascii="Arial" w:cs="Arial" w:eastAsia="Arial" w:hAnsi="Arial"/>
@@ -19291,7 +19787,7 @@
               <w:spacing w:after="10" w:before="0"/>
               <w:ind w:left="120"/>
             </w:pPr>
-            <w:hyperlink w:history="1" r:id="rIdqeol1akiracwb5e_6gktv">
+            <w:hyperlink w:history="1" r:id="rIdjnk507u1csibrb7hzzdwh">
               <w:r>
                 <w:rPr>
                   <w:rFonts w:ascii="Arial" w:cs="Arial" w:eastAsia="Arial" w:hAnsi="Arial"/>
@@ -19730,7 +20226,7 @@
                 <w:sz w:val="18"/>
                 <w:szCs w:val="18"/>
               </w:rPr>
-              <w:t xml:space="preserve">Salts are not just a single substance (table salt / NaCl) but a vast family of ionic compounds produced by neutralisation reactions; each salt's specific properties — solubility, reactivity, hygroscopicity, deliquescence — determine which sector it is used in. Lake Magadi's trona (sodium sesquicarbonate) is the source of industrial soda ash (Na₂CO₃), the same compound as domestic washing soda (Na₂CO₃·10H₂O), directly linking the anchoring phenomenon to everyday Kenyan laundry practice. Excess dietary NaCl disrupts osmotic balance and raises blood pressure, illustrating that the same salt that is essential for life can be harmful in excess — echoing the phenomenon's central puzzle of 'caustic yet useful.'</w:t>
+              <w:t xml:space="preserve">Salts are not just a single substance (table salt / NaCl) but a vast family of ionic compounds produced by neutralisation reactions; each salt's specific properties — solubility, reactivity, hygroscopicity, deliquescence — determine which sector it is used in. Lake Magadi's trona (sodium sesquicarbonate) is the source of industrial soda ash (Na₂CO₃), the anhydrous form of domestic washing soda (Na₂CO₃·10H₂O), directly linking the anchoring phenomenon to everyday Kenyan laundry practice. Excess dietary NaCl disrupts osmotic balance and raises blood pressure, illustrating that the same salt that is essential for life can be harmful in excess — echoing the phenomenon's central puzzle of 'caustic yet useful.'</w:t>
             </w:r>
           </w:p>
         </w:tc>
@@ -19818,7 +20314,7 @@
         </w:rPr>
         <w:t xml:space="preserve">© 2026 SeaVuria and ARES. Aligned with KICD objectives. Developed by SeaVuria; technical implementation by ARES (with AI assistance from Claude). Licensed under </w:t>
       </w:r>
-      <w:hyperlink w:history="1" r:id="rIdmkm5tzmlokjed8frfipcc">
+      <w:hyperlink w:history="1" r:id="rIduuf86rty1f9uszstyyw7m">
         <w:r>
           <w:rPr>
             <w:rFonts w:ascii="Arial" w:cs="Arial" w:eastAsia="Arial" w:hAnsi="Arial"/>
@@ -19839,7 +20335,7 @@
         </w:rPr>
         <w:t xml:space="preserve"> (</w:t>
       </w:r>
-      <w:hyperlink w:history="1" r:id="rIdbsfsqjaorwi8x0g9xi5xk">
+      <w:hyperlink w:history="1" r:id="rId6sfjdw8k41n9mr_alh6hi">
         <w:r>
           <w:rPr>
             <w:rFonts w:ascii="Arial" w:cs="Arial" w:eastAsia="Arial" w:hAnsi="Arial"/>
@@ -20852,7 +21348,619 @@
             <w:pPr>
               <w:spacing w:after="20" w:before="0"/>
             </w:pPr>
-            <w:hyperlink w:history="1" r:id="rId0czfoczvpif3lpxfhmj7r">
+            <w:hyperlink w:history="1" r:id="rId8gfizdseoaq90c6jtlea9">
+              <w:r>
+                <w:rPr>
+                  <w:rFonts w:ascii="Arial" w:cs="Arial" w:eastAsia="Arial" w:hAnsi="Arial"/>
+                  <w:color w:val="2E75B6"/>
+                  <w:sz w:val="16"/>
+                  <w:szCs w:val="16"/>
+                  <w:u w:val="single" w:color="2E75B6"/>
+                </w:rPr>
+                <w:t xml:space="preserve">01 Acid And Base Reactions With Metals</w:t>
+              </w:r>
+            </w:hyperlink>
+          </w:p>
+          <w:p>
+            <w:pPr>
+              <w:spacing w:after="10" w:before="0"/>
+              <w:ind w:left="120"/>
+            </w:pPr>
+            <w:r>
+              <w:rPr>
+                <w:rFonts w:ascii="Arial" w:cs="Arial" w:eastAsia="Arial" w:hAnsi="Arial"/>
+                <w:color w:val="595959"/>
+                <w:sz w:val="14"/>
+                <w:szCs w:val="14"/>
+              </w:rPr>
+              <w:t xml:space="preserve">Source: Seavuria</w:t>
+            </w:r>
+          </w:p>
+          <w:p>
+            <w:pPr>
+              <w:spacing w:after="10" w:before="0"/>
+              <w:ind w:left="120"/>
+            </w:pPr>
+            <w:hyperlink w:history="1" r:id="rIdyafkh0qpe_vkkjk8xubc8">
+              <w:r>
+                <w:rPr>
+                  <w:rFonts w:ascii="Arial" w:cs="Arial" w:eastAsia="Arial" w:hAnsi="Arial"/>
+                  <w:color w:val="595959"/>
+                  <w:sz w:val="14"/>
+                  <w:szCs w:val="14"/>
+                  <w:u w:val="single" w:color="595959"/>
+                </w:rPr>
+                <w:t xml:space="preserve">🔍 Search ARES for similar videos</w:t>
+              </w:r>
+            </w:hyperlink>
+          </w:p>
+          <w:p>
+            <w:pPr>
+              <w:spacing w:after="40" w:before="0"/>
+            </w:pPr>
+            <w:r>
+              <w:rPr>
+                <w:sz w:val="14"/>
+                <w:szCs w:val="14"/>
+              </w:rPr>
+              <w:t xml:space="preserve"/>
+            </w:r>
+          </w:p>
+          <w:p>
+            <w:pPr>
+              <w:spacing w:after="20" w:before="0"/>
+            </w:pPr>
+            <w:r>
+              <w:rPr>
+                <w:rFonts w:ascii="Arial" w:cs="Arial" w:eastAsia="Arial" w:hAnsi="Arial"/>
+                <w:b/>
+                <w:bCs/>
+                <w:color w:val="1F3864"/>
+                <w:sz w:val="16"/>
+                <w:szCs w:val="16"/>
+              </w:rPr>
+              <w:t xml:space="preserve">📖 EXERCISE:</w:t>
+            </w:r>
+          </w:p>
+          <w:p>
+            <w:pPr>
+              <w:spacing w:after="20" w:before="0"/>
+            </w:pPr>
+            <w:hyperlink w:history="1" r:id="rIdvkl76inj2ansjk3rqmv7s">
+              <w:r>
+                <w:rPr>
+                  <w:rFonts w:ascii="Arial" w:cs="Arial" w:eastAsia="Arial" w:hAnsi="Arial"/>
+                  <w:color w:val="2E75B6"/>
+                  <w:sz w:val="16"/>
+                  <w:szCs w:val="16"/>
+                  <w:u w:val="single" w:color="2E75B6"/>
+                </w:rPr>
+                <w:t xml:space="preserve">Introduction to acid–base reactions</w:t>
+              </w:r>
+            </w:hyperlink>
+          </w:p>
+          <w:p>
+            <w:pPr>
+              <w:spacing w:after="10" w:before="0"/>
+              <w:ind w:left="120"/>
+            </w:pPr>
+            <w:r>
+              <w:rPr>
+                <w:rFonts w:ascii="Arial" w:cs="Arial" w:eastAsia="Arial" w:hAnsi="Arial"/>
+                <w:color w:val="595959"/>
+                <w:sz w:val="14"/>
+                <w:szCs w:val="14"/>
+              </w:rPr>
+              <w:t xml:space="preserve">Source: Khan Academy (English - US curriculum)</w:t>
+            </w:r>
+          </w:p>
+          <w:p>
+            <w:pPr>
+              <w:spacing w:after="10" w:before="0"/>
+              <w:ind w:left="120"/>
+            </w:pPr>
+            <w:hyperlink w:history="1" r:id="rIdw_pestoxh3ahejipie6vl">
+              <w:r>
+                <w:rPr>
+                  <w:rFonts w:ascii="Arial" w:cs="Arial" w:eastAsia="Arial" w:hAnsi="Arial"/>
+                  <w:color w:val="595959"/>
+                  <w:sz w:val="14"/>
+                  <w:szCs w:val="14"/>
+                  <w:u w:val="single" w:color="595959"/>
+                </w:rPr>
+                <w:t xml:space="preserve">🔍 Search ARES for similar readings</w:t>
+              </w:r>
+            </w:hyperlink>
+          </w:p>
+        </w:tc>
+        <w:tc>
+          <w:tcPr>
+            <w:tcW w:type="dxa" w:w="3040"/>
+            <w:shd w:fill="FFFFFF" w:color="auto" w:val="clear"/>
+            <w:tcMar>
+              <w:top w:type="dxa" w:w="60"/>
+              <w:left w:type="dxa" w:w="120"/>
+              <w:bottom w:type="dxa" w:w="60"/>
+              <w:right w:type="dxa" w:w="120"/>
+            </w:tcMar>
+            <w:vAlign w:val="top"/>
+          </w:tcPr>
+          <w:p>
+            <w:pPr>
+              <w:spacing w:after="40" w:before="0"/>
+              <w:jc w:val="left"/>
+            </w:pPr>
+            <w:r>
+              <w:rPr>
+                <w:rFonts w:ascii="Arial" w:cs="Arial" w:eastAsia="Arial" w:hAnsi="Arial"/>
+                <w:b w:val="false"/>
+                <w:bCs w:val="false"/>
+                <w:i w:val="false"/>
+                <w:iCs w:val="false"/>
+                <w:color w:val="000000"/>
+                <w:sz w:val="18"/>
+                <w:szCs w:val="18"/>
+              </w:rPr>
+              <w:t xml:space="preserve">Students enter the classroom to find the full Driving Question Board displayed prominently. Each group (same groups from previous lessons) receives a set of three coloured sticky dots — green (Answered), yellow (Partially Answered), red (Still Open). In silence for 3 minutes, every student individually reads across all DQB entries — predictions from Lesson 1, questions added in Lessons 2 through 6 — and mentally categorises them. Students then record in their notebooks: one entry they are now confident they can fully answer, one they think is only partially answered and one they believe is still genuinely open. This private prediction primes each learner for the subsequent group discussion and prevents groupthink.</w:t>
+            </w:r>
+          </w:p>
+        </w:tc>
+        <w:tc>
+          <w:tcPr>
+            <w:tcW w:type="dxa" w:w="3040"/>
+            <w:shd w:fill="F2F2F2" w:color="auto" w:val="clear"/>
+            <w:tcMar>
+              <w:top w:type="dxa" w:w="60"/>
+              <w:left w:type="dxa" w:w="120"/>
+              <w:bottom w:type="dxa" w:w="60"/>
+              <w:right w:type="dxa" w:w="120"/>
+            </w:tcMar>
+            <w:vAlign w:val="top"/>
+          </w:tcPr>
+          <w:p>
+            <w:pPr>
+              <w:spacing w:after="40" w:before="0"/>
+              <w:jc w:val="left"/>
+            </w:pPr>
+            <w:r>
+              <w:rPr>
+                <w:rFonts w:ascii="Arial" w:cs="Arial" w:eastAsia="Arial" w:hAnsi="Arial"/>
+                <w:b w:val="false"/>
+                <w:bCs w:val="false"/>
+                <w:i w:val="false"/>
+                <w:iCs w:val="false"/>
+                <w:color w:val="000000"/>
+                <w:sz w:val="18"/>
+                <w:szCs w:val="18"/>
+              </w:rPr>
+              <w:t xml:space="preserve">Teacher projects both anchoring images — Lake Magadi and the pitted sufuria — on the screen before students enter, so they are the first things seen. Teacher says: 'Before we speak today, take 3 minutes to read every card on our Driving Question Board quietly. Ask yourself honestly: can I now explain this using chemistry? Do not discuss yet.' Set a visible 3-minute timer. After the timer, teacher says: 'In your notebook write down one question you can fully answer, one you can partly answer and one you still cannot answer. You have 90 seconds.' WAIT 90 seconds without prompting. Then: 'Hold those thoughts — you will need them very soon.'</w:t>
+            </w:r>
+          </w:p>
+        </w:tc>
+        <w:tc>
+          <w:tcPr>
+            <w:tcW w:type="dxa" w:w="3040"/>
+            <w:shd w:fill="FFFFFF" w:color="auto" w:val="clear"/>
+            <w:tcMar>
+              <w:top w:type="dxa" w:w="60"/>
+              <w:left w:type="dxa" w:w="120"/>
+              <w:bottom w:type="dxa" w:w="60"/>
+              <w:right w:type="dxa" w:w="120"/>
+            </w:tcMar>
+            <w:vAlign w:val="top"/>
+          </w:tcPr>
+          <w:p>
+            <w:pPr>
+              <w:spacing w:after="40" w:before="0"/>
+              <w:jc w:val="left"/>
+            </w:pPr>
+            <w:r>
+              <w:rPr>
+                <w:rFonts w:ascii="Arial" w:cs="Arial" w:eastAsia="Arial" w:hAnsi="Arial"/>
+                <w:b w:val="false"/>
+                <w:bCs w:val="false"/>
+                <w:i w:val="false"/>
+                <w:iCs w:val="false"/>
+                <w:color w:val="000000"/>
+                <w:sz w:val="18"/>
+                <w:szCs w:val="18"/>
+              </w:rPr>
+              <w:t xml:space="preserve">Silent individual categorisation activates retrieval of all prior learning before social influence of group talk occurs. Writing the three categories in the notebook creates a personal evidence audit that will be compared to group consensus, surfacing misconceptions.</w:t>
+            </w:r>
+          </w:p>
+        </w:tc>
+        <w:tc>
+          <w:tcPr>
+            <w:tcW w:type="dxa" w:w="3040"/>
+            <w:shd w:fill="F2F2F2" w:color="auto" w:val="clear"/>
+            <w:tcMar>
+              <w:top w:type="dxa" w:w="60"/>
+              <w:left w:type="dxa" w:w="120"/>
+              <w:bottom w:type="dxa" w:w="60"/>
+              <w:right w:type="dxa" w:w="120"/>
+            </w:tcMar>
+            <w:vAlign w:val="top"/>
+          </w:tcPr>
+          <w:p>
+            <w:pPr>
+              <w:spacing w:after="40" w:before="0"/>
+              <w:jc w:val="left"/>
+            </w:pPr>
+            <w:r>
+              <w:rPr>
+                <w:rFonts w:ascii="Arial" w:cs="Arial" w:eastAsia="Arial" w:hAnsi="Arial"/>
+                <w:b w:val="false"/>
+                <w:bCs w:val="false"/>
+                <w:i w:val="false"/>
+                <w:iCs w:val="false"/>
+                <w:color w:val="000000"/>
+                <w:sz w:val="18"/>
+                <w:szCs w:val="18"/>
+              </w:rPr>
+              <w:t xml:space="preserve">Teacher circulates during silent reading and scans notebook entries to identify students who are unable to name a fully answered question — these students will be paired with stronger peers during the model-building phase. The pattern of red dots placed on the DQB during the subsequent group step will also signal class-wide gaps.</w:t>
+            </w:r>
+          </w:p>
+        </w:tc>
+      </w:tr>
+      <w:tr>
+        <w:tc>
+          <w:tcPr>
+            <w:tcW w:type="dxa" w:w="1520"/>
+            <w:shd w:fill="D9EEF1" w:color="auto" w:val="clear"/>
+            <w:tcMar>
+              <w:top w:type="dxa" w:w="60"/>
+              <w:left w:type="dxa" w:w="120"/>
+              <w:bottom w:type="dxa" w:w="60"/>
+              <w:right w:type="dxa" w:w="120"/>
+            </w:tcMar>
+            <w:vAlign w:val="top"/>
+          </w:tcPr>
+          <w:p>
+            <w:pPr>
+              <w:spacing w:after="40" w:before="0"/>
+              <w:jc w:val="left"/>
+            </w:pPr>
+            <w:r>
+              <w:rPr>
+                <w:rFonts w:ascii="Arial" w:cs="Arial" w:eastAsia="Arial" w:hAnsi="Arial"/>
+                <w:b/>
+                <w:bCs/>
+                <w:i w:val="false"/>
+                <w:iCs w:val="false"/>
+                <w:color w:val="000000"/>
+                <w:sz w:val="18"/>
+                <w:szCs w:val="18"/>
+              </w:rPr>
+              <w:t xml:space="preserve">Observe Phase</w:t>
+            </w:r>
+          </w:p>
+          <w:p>
+            <w:pPr>
+              <w:spacing w:after="20" w:before="0"/>
+            </w:pPr>
+            <w:r>
+              <w:rPr>
+                <w:rFonts w:ascii="Arial" w:cs="Arial" w:eastAsia="Arial" w:hAnsi="Arial"/>
+                <w:b/>
+                <w:bCs/>
+                <w:color w:val="1F3864"/>
+                <w:sz w:val="16"/>
+                <w:szCs w:val="16"/>
+              </w:rPr>
+              <w:t xml:space="preserve">📹 VIDEO:</w:t>
+            </w:r>
+          </w:p>
+          <w:p>
+            <w:pPr>
+              <w:spacing w:after="20" w:before="0"/>
+            </w:pPr>
+            <w:hyperlink w:history="1" r:id="rIdhjo_fabiu6ig6hyeeac2e">
+              <w:r>
+                <w:rPr>
+                  <w:rFonts w:ascii="Arial" w:cs="Arial" w:eastAsia="Arial" w:hAnsi="Arial"/>
+                  <w:color w:val="2E75B6"/>
+                  <w:sz w:val="16"/>
+                  <w:szCs w:val="16"/>
+                  <w:u w:val="single" w:color="2E75B6"/>
+                </w:rPr>
+                <w:t xml:space="preserve">01 Acid And Base Reactions With Metals</w:t>
+              </w:r>
+            </w:hyperlink>
+          </w:p>
+          <w:p>
+            <w:pPr>
+              <w:spacing w:after="10" w:before="0"/>
+              <w:ind w:left="120"/>
+            </w:pPr>
+            <w:r>
+              <w:rPr>
+                <w:rFonts w:ascii="Arial" w:cs="Arial" w:eastAsia="Arial" w:hAnsi="Arial"/>
+                <w:color w:val="595959"/>
+                <w:sz w:val="14"/>
+                <w:szCs w:val="14"/>
+              </w:rPr>
+              <w:t xml:space="preserve">Source: Seavuria</w:t>
+            </w:r>
+          </w:p>
+          <w:p>
+            <w:pPr>
+              <w:spacing w:after="10" w:before="0"/>
+              <w:ind w:left="120"/>
+            </w:pPr>
+            <w:hyperlink w:history="1" r:id="rIdupxf__smqsvqbrzlgxcvv">
+              <w:r>
+                <w:rPr>
+                  <w:rFonts w:ascii="Arial" w:cs="Arial" w:eastAsia="Arial" w:hAnsi="Arial"/>
+                  <w:color w:val="595959"/>
+                  <w:sz w:val="14"/>
+                  <w:szCs w:val="14"/>
+                  <w:u w:val="single" w:color="595959"/>
+                </w:rPr>
+                <w:t xml:space="preserve">🔍 Search ARES for similar videos</w:t>
+              </w:r>
+            </w:hyperlink>
+          </w:p>
+          <w:p>
+            <w:pPr>
+              <w:spacing w:after="40" w:before="0"/>
+            </w:pPr>
+            <w:r>
+              <w:rPr>
+                <w:sz w:val="14"/>
+                <w:szCs w:val="14"/>
+              </w:rPr>
+              <w:t xml:space="preserve"/>
+            </w:r>
+          </w:p>
+          <w:p>
+            <w:pPr>
+              <w:spacing w:after="20" w:before="0"/>
+            </w:pPr>
+            <w:r>
+              <w:rPr>
+                <w:rFonts w:ascii="Arial" w:cs="Arial" w:eastAsia="Arial" w:hAnsi="Arial"/>
+                <w:b/>
+                <w:bCs/>
+                <w:color w:val="1F3864"/>
+                <w:sz w:val="16"/>
+                <w:szCs w:val="16"/>
+              </w:rPr>
+              <w:t xml:space="preserve">📖 EXERCISE:</w:t>
+            </w:r>
+          </w:p>
+          <w:p>
+            <w:pPr>
+              <w:spacing w:after="20" w:before="0"/>
+            </w:pPr>
+            <w:hyperlink w:history="1" r:id="rIdrnwj8wm2bj2ywsddur8ba">
+              <w:r>
+                <w:rPr>
+                  <w:rFonts w:ascii="Arial" w:cs="Arial" w:eastAsia="Arial" w:hAnsi="Arial"/>
+                  <w:color w:val="2E75B6"/>
+                  <w:sz w:val="16"/>
+                  <w:szCs w:val="16"/>
+                  <w:u w:val="single" w:color="2E75B6"/>
+                </w:rPr>
+                <w:t xml:space="preserve">Introduction to acid–base reactions</w:t>
+              </w:r>
+            </w:hyperlink>
+          </w:p>
+          <w:p>
+            <w:pPr>
+              <w:spacing w:after="10" w:before="0"/>
+              <w:ind w:left="120"/>
+            </w:pPr>
+            <w:r>
+              <w:rPr>
+                <w:rFonts w:ascii="Arial" w:cs="Arial" w:eastAsia="Arial" w:hAnsi="Arial"/>
+                <w:color w:val="595959"/>
+                <w:sz w:val="14"/>
+                <w:szCs w:val="14"/>
+              </w:rPr>
+              <w:t xml:space="preserve">Source: Khan Academy (English - US curriculum)</w:t>
+            </w:r>
+          </w:p>
+          <w:p>
+            <w:pPr>
+              <w:spacing w:after="10" w:before="0"/>
+              <w:ind w:left="120"/>
+            </w:pPr>
+            <w:hyperlink w:history="1" r:id="rIdyi_bzhh7lnymryx-4ppgc">
+              <w:r>
+                <w:rPr>
+                  <w:rFonts w:ascii="Arial" w:cs="Arial" w:eastAsia="Arial" w:hAnsi="Arial"/>
+                  <w:color w:val="595959"/>
+                  <w:sz w:val="14"/>
+                  <w:szCs w:val="14"/>
+                  <w:u w:val="single" w:color="595959"/>
+                </w:rPr>
+                <w:t xml:space="preserve">🔍 Search ARES for similar readings</w:t>
+              </w:r>
+            </w:hyperlink>
+          </w:p>
+        </w:tc>
+        <w:tc>
+          <w:tcPr>
+            <w:tcW w:type="dxa" w:w="3040"/>
+            <w:shd w:fill="FFFFFF" w:color="auto" w:val="clear"/>
+            <w:tcMar>
+              <w:top w:type="dxa" w:w="60"/>
+              <w:left w:type="dxa" w:w="120"/>
+              <w:bottom w:type="dxa" w:w="60"/>
+              <w:right w:type="dxa" w:w="120"/>
+            </w:tcMar>
+            <w:vAlign w:val="top"/>
+          </w:tcPr>
+          <w:p>
+            <w:pPr>
+              <w:spacing w:after="40" w:before="0"/>
+              <w:jc w:val="left"/>
+            </w:pPr>
+            <w:r>
+              <w:rPr>
+                <w:rFonts w:ascii="Arial" w:cs="Arial" w:eastAsia="Arial" w:hAnsi="Arial"/>
+                <w:b w:val="false"/>
+                <w:bCs w:val="false"/>
+                <w:i w:val="false"/>
+                <w:iCs w:val="false"/>
+                <w:color w:val="000000"/>
+                <w:sz w:val="18"/>
+                <w:szCs w:val="18"/>
+              </w:rPr>
+              <w:t xml:space="preserve">Groups of four spend 6 minutes in a structured DQB audit. Each group is assigned a section of the board (acids and pH; reactions of acids; salts and air behaviour; real-life applications). Using their coloured dots, the group places green, yellow or red dots on each entry in their section, then writes a brief evidence justification on a small slip of paper attached beside the entry — citing the specific lesson or experiment that provides the evidence. Groups then do a 2-minute standing gallery walk around the full board to read other groups justifications. Back at their seats, students update their own notebooks: does their personal categorisation from the Predict phase match the group consensus? Where it differs, students note the reason.</w:t>
+            </w:r>
+          </w:p>
+        </w:tc>
+        <w:tc>
+          <w:tcPr>
+            <w:tcW w:type="dxa" w:w="3040"/>
+            <w:shd w:fill="F2F2F2" w:color="auto" w:val="clear"/>
+            <w:tcMar>
+              <w:top w:type="dxa" w:w="60"/>
+              <w:left w:type="dxa" w:w="120"/>
+              <w:bottom w:type="dxa" w:w="60"/>
+              <w:right w:type="dxa" w:w="120"/>
+            </w:tcMar>
+            <w:vAlign w:val="top"/>
+          </w:tcPr>
+          <w:p>
+            <w:pPr>
+              <w:spacing w:after="40" w:before="0"/>
+              <w:jc w:val="left"/>
+            </w:pPr>
+            <w:r>
+              <w:rPr>
+                <w:rFonts w:ascii="Arial" w:cs="Arial" w:eastAsia="Arial" w:hAnsi="Arial"/>
+                <w:b w:val="false"/>
+                <w:bCs w:val="false"/>
+                <w:i w:val="false"/>
+                <w:iCs w:val="false"/>
+                <w:color w:val="000000"/>
+                <w:sz w:val="18"/>
+                <w:szCs w:val="18"/>
+              </w:rPr>
+              <w:t xml:space="preserve">Teacher circulates and uses targeted questioning to probe justifications: 'Your group put green on the question about why the sufuria was pitted by lemon juice. Tell me the word equation you would use as evidence.' If a group cannot supply the equation, teacher redirects: 'Look at your Lesson 4 notes — what did dilute HCl do to magnesium ribbon? How is lemon juice similar?' For the gallery walk teacher says: 'You have 2 minutes to read what other groups wrote. Read, do not edit.' WAIT full 2 minutes. After groups return, ask: 'Did anyone find a justification another group wrote that surprised you or that you disagreed with? Hands up.' Take 2 to 3 responses. WAIT 10 seconds between each response before inviting the next.</w:t>
+            </w:r>
+          </w:p>
+        </w:tc>
+        <w:tc>
+          <w:tcPr>
+            <w:tcW w:type="dxa" w:w="3040"/>
+            <w:shd w:fill="FFFFFF" w:color="auto" w:val="clear"/>
+            <w:tcMar>
+              <w:top w:type="dxa" w:w="60"/>
+              <w:left w:type="dxa" w:w="120"/>
+              <w:bottom w:type="dxa" w:w="60"/>
+              <w:right w:type="dxa" w:w="120"/>
+            </w:tcMar>
+            <w:vAlign w:val="top"/>
+          </w:tcPr>
+          <w:p>
+            <w:pPr>
+              <w:spacing w:after="40" w:before="0"/>
+              <w:jc w:val="left"/>
+            </w:pPr>
+            <w:r>
+              <w:rPr>
+                <w:rFonts w:ascii="Arial" w:cs="Arial" w:eastAsia="Arial" w:hAnsi="Arial"/>
+                <w:b w:val="false"/>
+                <w:bCs w:val="false"/>
+                <w:i w:val="false"/>
+                <w:iCs w:val="false"/>
+                <w:color w:val="000000"/>
+                <w:sz w:val="18"/>
+                <w:szCs w:val="18"/>
+              </w:rPr>
+              <w:t xml:space="preserve">The evidence-justification slips make reasoning visible and accountable. The gallery walk creates a low-stakes peer-review moment. The notebook comparison step is a metacognitive move — students explicitly notice where personal and social knowledge differ, which is precisely the scientific skill of revising models in light of shared evidence.</w:t>
+            </w:r>
+          </w:p>
+        </w:tc>
+        <w:tc>
+          <w:tcPr>
+            <w:tcW w:type="dxa" w:w="3040"/>
+            <w:shd w:fill="F2F2F2" w:color="auto" w:val="clear"/>
+            <w:tcMar>
+              <w:top w:type="dxa" w:w="60"/>
+              <w:left w:type="dxa" w:w="120"/>
+              <w:bottom w:type="dxa" w:w="60"/>
+              <w:right w:type="dxa" w:w="120"/>
+            </w:tcMar>
+            <w:vAlign w:val="top"/>
+          </w:tcPr>
+          <w:p>
+            <w:pPr>
+              <w:spacing w:after="40" w:before="0"/>
+              <w:jc w:val="left"/>
+            </w:pPr>
+            <w:r>
+              <w:rPr>
+                <w:rFonts w:ascii="Arial" w:cs="Arial" w:eastAsia="Arial" w:hAnsi="Arial"/>
+                <w:b w:val="false"/>
+                <w:bCs w:val="false"/>
+                <w:i w:val="false"/>
+                <w:iCs w:val="false"/>
+                <w:color w:val="000000"/>
+                <w:sz w:val="18"/>
+                <w:szCs w:val="18"/>
+              </w:rPr>
+              <w:t xml:space="preserve">Teacher notes which DQB entries collect the most red dots. These become priority content for the whole-class consensus model at the end of the lesson. A cluster of red dots on salt-air behaviour questions, for example, signals that the teacher must revisit hygroscopy and deliquescence terminology during the Explain phase.</w:t>
+            </w:r>
+          </w:p>
+        </w:tc>
+      </w:tr>
+      <w:tr>
+        <w:tc>
+          <w:tcPr>
+            <w:tcW w:type="dxa" w:w="1520"/>
+            <w:shd w:fill="E2EFDA" w:color="auto" w:val="clear"/>
+            <w:tcMar>
+              <w:top w:type="dxa" w:w="60"/>
+              <w:left w:type="dxa" w:w="120"/>
+              <w:bottom w:type="dxa" w:w="60"/>
+              <w:right w:type="dxa" w:w="120"/>
+            </w:tcMar>
+            <w:vAlign w:val="top"/>
+          </w:tcPr>
+          <w:p>
+            <w:pPr>
+              <w:spacing w:after="40" w:before="0"/>
+              <w:jc w:val="left"/>
+            </w:pPr>
+            <w:r>
+              <w:rPr>
+                <w:rFonts w:ascii="Arial" w:cs="Arial" w:eastAsia="Arial" w:hAnsi="Arial"/>
+                <w:b/>
+                <w:bCs/>
+                <w:i w:val="false"/>
+                <w:iCs w:val="false"/>
+                <w:color w:val="000000"/>
+                <w:sz w:val="18"/>
+                <w:szCs w:val="18"/>
+              </w:rPr>
+              <w:t xml:space="preserve">Explain Phase</w:t>
+            </w:r>
+          </w:p>
+          <w:p>
+            <w:pPr>
+              <w:spacing w:after="20" w:before="0"/>
+            </w:pPr>
+            <w:r>
+              <w:rPr>
+                <w:rFonts w:ascii="Arial" w:cs="Arial" w:eastAsia="Arial" w:hAnsi="Arial"/>
+                <w:b/>
+                <w:bCs/>
+                <w:color w:val="1F3864"/>
+                <w:sz w:val="16"/>
+                <w:szCs w:val="16"/>
+              </w:rPr>
+              <w:t xml:space="preserve">📹 VIDEO:</w:t>
+            </w:r>
+          </w:p>
+          <w:p>
+            <w:pPr>
+              <w:spacing w:after="20" w:before="0"/>
+            </w:pPr>
+            <w:hyperlink w:history="1" r:id="rId4kctwfe198rxbsfopx3yt">
               <w:r>
                 <w:rPr>
                   <w:rFonts w:ascii="Arial" w:cs="Arial" w:eastAsia="Arial" w:hAnsi="Arial"/>
@@ -20867,6 +21975,22 @@
           </w:p>
           <w:p>
             <w:pPr>
+              <w:spacing w:after="20" w:before="0"/>
+            </w:pPr>
+            <w:r>
+              <w:rPr>
+                <w:rFonts w:ascii="Arial" w:cs="Arial" w:eastAsia="Arial" w:hAnsi="Arial"/>
+                <w:i/>
+                <w:iCs/>
+                <w:color w:val="595959"/>
+                <w:sz w:val="16"/>
+                <w:szCs w:val="16"/>
+              </w:rPr>
+              <w:t xml:space="preserve">Related topic: not an exact match for this lesson.</w:t>
+            </w:r>
+          </w:p>
+          <w:p>
+            <w:pPr>
               <w:spacing w:after="10" w:before="0"/>
               <w:ind w:left="120"/>
             </w:pPr>
@@ -20885,7 +22009,7 @@
               <w:spacing w:after="10" w:before="0"/>
               <w:ind w:left="120"/>
             </w:pPr>
-            <w:hyperlink w:history="1" r:id="rIdtfdka6wzw2cok_pglxbyl">
+            <w:hyperlink w:history="1" r:id="rIdcir2fqhsplrodwlc_klhk">
               <w:r>
                 <w:rPr>
                   <w:rFonts w:ascii="Arial" w:cs="Arial" w:eastAsia="Arial" w:hAnsi="Arial"/>
@@ -20923,14 +22047,14 @@
                 <w:sz w:val="16"/>
                 <w:szCs w:val="16"/>
               </w:rPr>
-              <w:t xml:space="preserve">📖 EXERCISE:</w:t>
+              <w:t xml:space="preserve">📖 HTML:</w:t>
             </w:r>
           </w:p>
           <w:p>
             <w:pPr>
               <w:spacing w:after="20" w:before="0"/>
             </w:pPr>
-            <w:hyperlink w:history="1" r:id="rIdbtd-9us600v-yxxnsp3kw">
+            <w:hyperlink w:history="1" r:id="rIdtvvtwziuvvxkczli0rbro">
               <w:r>
                 <w:rPr>
                   <w:rFonts w:ascii="Arial" w:cs="Arial" w:eastAsia="Arial" w:hAnsi="Arial"/>
@@ -20939,9 +22063,25 @@
                   <w:szCs w:val="16"/>
                   <w:u w:val="single" w:color="2E75B6"/>
                 </w:rPr>
-                <w:t xml:space="preserve">Introduction to acid–base reactions</w:t>
+                <w:t xml:space="preserve">Neutralization Reaction and Net Ionic Equations for Neutralization Reactions (Flexbook)</w:t>
               </w:r>
             </w:hyperlink>
+          </w:p>
+          <w:p>
+            <w:pPr>
+              <w:spacing w:after="20" w:before="0"/>
+            </w:pPr>
+            <w:r>
+              <w:rPr>
+                <w:rFonts w:ascii="Arial" w:cs="Arial" w:eastAsia="Arial" w:hAnsi="Arial"/>
+                <w:i/>
+                <w:iCs/>
+                <w:color w:val="595959"/>
+                <w:sz w:val="16"/>
+                <w:szCs w:val="16"/>
+              </w:rPr>
+              <w:t xml:space="preserve">Related topic: not an exact match for this lesson.</w:t>
+            </w:r>
           </w:p>
           <w:p>
             <w:pPr>
@@ -20955,7 +22095,7 @@
                 <w:sz w:val="14"/>
                 <w:szCs w:val="14"/>
               </w:rPr>
-              <w:t xml:space="preserve">Source: Khan Academy (English - US curriculum)</w:t>
+              <w:t xml:space="preserve">Source: CK-12</w:t>
             </w:r>
           </w:p>
           <w:p>
@@ -20963,7 +22103,7 @@
               <w:spacing w:after="10" w:before="0"/>
               <w:ind w:left="120"/>
             </w:pPr>
-            <w:hyperlink w:history="1" r:id="rId5k6e56k9lffswebivholn">
+            <w:hyperlink w:history="1" r:id="rId1b-0xgcrzb9os3htdxaeq">
               <w:r>
                 <w:rPr>
                   <w:rFonts w:ascii="Arial" w:cs="Arial" w:eastAsia="Arial" w:hAnsi="Arial"/>
@@ -21005,7 +22145,7 @@
                 <w:sz w:val="18"/>
                 <w:szCs w:val="18"/>
               </w:rPr>
-              <w:t xml:space="preserve">Students enter the classroom to find the full Driving Question Board displayed prominently. Each group (same groups from previous lessons) receives a set of three coloured sticky dots — green (Answered), yellow (Partially Answered), red (Still Open). In silence for 3 minutes, every student individually reads across all DQB entries — predictions from Lesson 1, questions added in Lessons 2 through 6 — and mentally categorises them. Students then record in their notebooks: one entry they are now confident they can fully answer, one they think is only partially answered and one they believe is still genuinely open. This private prediction primes each learner for the subsequent group discussion and prevents groupthink.</w:t>
+              <w:t xml:space="preserve">Each group now constructs their cumulative explanatory model on A2 paper or a shared digital slide (if devices are available). The model must be organised around five mandatory components displayed as an interconnected diagram, not a list: (1) pH scale backbone labelled with Kenyan examples at key points — lemon juice at pH 2, Lake Magadi water at pH 10 to 11, uji at pH 6; (2) definitions of acid, base and salt using H+ and OH- ion language; (3) three reaction types with at least one word equation each — neutralisation, carbonate reaction, metal reaction — each annotated with the Kenyan context in which it occurs; (4) the three salt-air behaviours with one Kenyan example each — NaCl in Mombasa coastal humidity, CaCl2 in industrial desiccants, Na2CO3 10H2O efflorescence (washing soda); (5) a central image or symbol of both anchoring phenomena — Lake Magadi trona crusts and the pitted sufuria — with arrows showing how the chemistry concepts connect to each image. Groups have 12 minutes to build their model. A sentence-starter scaffold is provided on the board: 'We know this because in Lesson ___ we observed/measured/read that ___.' This scaffold forces every claim to be evidence-anchored.</w:t>
             </w:r>
           </w:p>
         </w:tc>
@@ -21037,7 +22177,7 @@
                 <w:sz w:val="18"/>
                 <w:szCs w:val="18"/>
               </w:rPr>
-              <w:t xml:space="preserve">Teacher projects both anchoring images — Lake Magadi and the pitted sufuria — on the screen before students enter, so they are the first things seen. Teacher says: 'Before we speak today, take 3 minutes to read every card on our Driving Question Board quietly. Ask yourself honestly: can I now explain this using chemistry? Do not discuss yet.' Set a visible 3-minute timer. After the timer, teacher says: 'In your notebook write down one question you can fully answer, one you can partly answer and one you still cannot answer. You have 90 seconds.' WAIT 90 seconds without prompting. Then: 'Hold those thoughts — you will need them very soon.'</w:t>
+              <w:t xml:space="preserve">Teacher circulates continuously during model building, spending approximately 2 minutes per group. At each group teacher first listens for 20 seconds before speaking — this models scientific patience and gives students time to articulate their thinking. Prompts for groups that are listing rather than connecting: 'Your model shows these as five separate boxes. Where does the arrow go from neutralisation to salt formation to what happens in the sufuria? Draw that connection.' For groups that have completed a strong draft early: 'You have connected lemon juice to the sufuria pitting — can you now show on your model why the same lemon juice is safe to drink? What stops it from damaging your stomach lining the way it damaged the aluminium?' WAIT for student response before scaffolding further. For the trona connection, if a group has not included it, say: 'Lake Magadi has not appeared on your model yet. Trona is sodium sesquicarbonate — a salt. Which of your five components should it appear in? Where does it fit?' WAIT 15 seconds.</w:t>
             </w:r>
           </w:p>
         </w:tc>
@@ -21069,7 +22209,7 @@
                 <w:sz w:val="18"/>
                 <w:szCs w:val="18"/>
               </w:rPr>
-              <w:t xml:space="preserve">Silent individual categorisation activates retrieval of all prior learning before social influence of group talk occurs. Writing the three categories in the notebook creates a personal evidence audit that will be compared to group consensus, surfacing misconceptions.</w:t>
+              <w:t xml:space="preserve">The five-component mandatory structure prevents superficial listing and requires relational thinking. The sentence-starter scaffold embeds evidence norms. The teacher questioning strategy of listening before speaking models scientific discourse. Requiring both anchoring images to appear on the model ensures the lesson returns to the phenomenon and does not drift into abstract chemistry.</w:t>
             </w:r>
           </w:p>
         </w:tc>
@@ -21101,7 +22241,7 @@
                 <w:sz w:val="18"/>
                 <w:szCs w:val="18"/>
               </w:rPr>
-              <w:t xml:space="preserve">Teacher circulates during silent reading and scans notebook entries to identify students who are unable to name a fully answered question — these students will be paired with stronger peers during the model-building phase. The pattern of red dots placed on the DQB during the subsequent group step will also signal class-wide gaps.</w:t>
+              <w:t xml:space="preserve">As teacher circulates, they use a simple 3-column checklist (group name / components present / connections evident) to note which groups have all five components and which are missing connections. This data directly informs how much time teacher spends at each group and which gaps to address in the consensus model phase.</w:t>
             </w:r>
           </w:p>
         </w:tc>
@@ -21110,32 +22250,32 @@
         <w:tc>
           <w:tcPr>
             <w:tcW w:type="dxa" w:w="1520"/>
-            <w:shd w:fill="D9EEF1" w:color="auto" w:val="clear"/>
-            <w:tcMar>
-              <w:top w:type="dxa" w:w="60"/>
-              <w:left w:type="dxa" w:w="120"/>
-              <w:bottom w:type="dxa" w:w="60"/>
-              <w:right w:type="dxa" w:w="120"/>
-            </w:tcMar>
-            <w:vAlign w:val="top"/>
-          </w:tcPr>
-          <w:p>
-            <w:pPr>
-              <w:spacing w:after="40" w:before="0"/>
-              <w:jc w:val="left"/>
-            </w:pPr>
-            <w:r>
-              <w:rPr>
-                <w:rFonts w:ascii="Arial" w:cs="Arial" w:eastAsia="Arial" w:hAnsi="Arial"/>
-                <w:b/>
-                <w:bCs/>
-                <w:i w:val="false"/>
-                <w:iCs w:val="false"/>
-                <w:color w:val="000000"/>
-                <w:sz w:val="18"/>
-                <w:szCs w:val="18"/>
-              </w:rPr>
-              <w:t xml:space="preserve">Observe Phase</w:t>
+            <w:shd w:fill="FCE4D6" w:color="auto" w:val="clear"/>
+            <w:tcMar>
+              <w:top w:type="dxa" w:w="60"/>
+              <w:left w:type="dxa" w:w="120"/>
+              <w:bottom w:type="dxa" w:w="60"/>
+              <w:right w:type="dxa" w:w="120"/>
+            </w:tcMar>
+            <w:vAlign w:val="top"/>
+          </w:tcPr>
+          <w:p>
+            <w:pPr>
+              <w:spacing w:after="40" w:before="0"/>
+              <w:jc w:val="left"/>
+            </w:pPr>
+            <w:r>
+              <w:rPr>
+                <w:rFonts w:ascii="Arial" w:cs="Arial" w:eastAsia="Arial" w:hAnsi="Arial"/>
+                <w:b/>
+                <w:bCs/>
+                <w:i w:val="false"/>
+                <w:iCs w:val="false"/>
+                <w:color w:val="000000"/>
+                <w:sz w:val="18"/>
+                <w:szCs w:val="18"/>
+              </w:rPr>
+              <w:t xml:space="preserve">Driving Question Board (DQB) Creation</w:t>
             </w:r>
           </w:p>
           <w:p>
@@ -21158,7 +22298,7 @@
             <w:pPr>
               <w:spacing w:after="20" w:before="0"/>
             </w:pPr>
-            <w:hyperlink w:history="1" r:id="rIdmyhgnux9fohi_7sgmq1l2">
+            <w:hyperlink w:history="1" r:id="rIdxndpnfreg76kbycmtfphg">
               <w:r>
                 <w:rPr>
                   <w:rFonts w:ascii="Arial" w:cs="Arial" w:eastAsia="Arial" w:hAnsi="Arial"/>
@@ -21167,9 +22307,25 @@
                   <w:szCs w:val="16"/>
                   <w:u w:val="single" w:color="2E75B6"/>
                 </w:rPr>
-                <w:t xml:space="preserve">Worked example: Determining solute concentration by acid–base titration</w:t>
+                <w:t xml:space="preserve">Molecular, complete ionic, and net ionic equations</w:t>
               </w:r>
             </w:hyperlink>
+          </w:p>
+          <w:p>
+            <w:pPr>
+              <w:spacing w:after="20" w:before="0"/>
+            </w:pPr>
+            <w:r>
+              <w:rPr>
+                <w:rFonts w:ascii="Arial" w:cs="Arial" w:eastAsia="Arial" w:hAnsi="Arial"/>
+                <w:i/>
+                <w:iCs/>
+                <w:color w:val="595959"/>
+                <w:sz w:val="16"/>
+                <w:szCs w:val="16"/>
+              </w:rPr>
+              <w:t xml:space="preserve">Related topic: not an exact match for this lesson.</w:t>
+            </w:r>
           </w:p>
           <w:p>
             <w:pPr>
@@ -21191,7 +22347,7 @@
               <w:spacing w:after="10" w:before="0"/>
               <w:ind w:left="120"/>
             </w:pPr>
-            <w:hyperlink w:history="1" r:id="rIdqn--ii5tabnaqgyi0nk2r">
+            <w:hyperlink w:history="1" r:id="rId0pw38szkbxz1jzrz2acl_">
               <w:r>
                 <w:rPr>
                   <w:rFonts w:ascii="Arial" w:cs="Arial" w:eastAsia="Arial" w:hAnsi="Arial"/>
@@ -21229,14 +22385,14 @@
                 <w:sz w:val="16"/>
                 <w:szCs w:val="16"/>
               </w:rPr>
-              <w:t xml:space="preserve">📖 EXERCISE:</w:t>
+              <w:t xml:space="preserve">📖 HTML:</w:t>
             </w:r>
           </w:p>
           <w:p>
             <w:pPr>
               <w:spacing w:after="20" w:before="0"/>
             </w:pPr>
-            <w:hyperlink w:history="1" r:id="rId0ryyqm0hsdplkxbkdq5d5">
+            <w:hyperlink w:history="1" r:id="rIdoemt-_eok23a1vrst_ohm">
               <w:r>
                 <w:rPr>
                   <w:rFonts w:ascii="Arial" w:cs="Arial" w:eastAsia="Arial" w:hAnsi="Arial"/>
@@ -21245,9 +22401,25 @@
                   <w:szCs w:val="16"/>
                   <w:u w:val="single" w:color="2E75B6"/>
                 </w:rPr>
-                <w:t xml:space="preserve">Introduction to acid–base reactions</w:t>
+                <w:t xml:space="preserve">Brønsted-Lowry Acid-Base Reactions (Flexbook)</w:t>
               </w:r>
             </w:hyperlink>
+          </w:p>
+          <w:p>
+            <w:pPr>
+              <w:spacing w:after="20" w:before="0"/>
+            </w:pPr>
+            <w:r>
+              <w:rPr>
+                <w:rFonts w:ascii="Arial" w:cs="Arial" w:eastAsia="Arial" w:hAnsi="Arial"/>
+                <w:i/>
+                <w:iCs/>
+                <w:color w:val="595959"/>
+                <w:sz w:val="16"/>
+                <w:szCs w:val="16"/>
+              </w:rPr>
+              <w:t xml:space="preserve">Related topic: not an exact match for this lesson.</w:t>
+            </w:r>
           </w:p>
           <w:p>
             <w:pPr>
@@ -21261,7 +22433,7 @@
                 <w:sz w:val="14"/>
                 <w:szCs w:val="14"/>
               </w:rPr>
-              <w:t xml:space="preserve">Source: Khan Academy (English - US curriculum)</w:t>
+              <w:t xml:space="preserve">Source: CK-12</w:t>
             </w:r>
           </w:p>
           <w:p>
@@ -21269,7 +22441,7 @@
               <w:spacing w:after="10" w:before="0"/>
               <w:ind w:left="120"/>
             </w:pPr>
-            <w:hyperlink w:history="1" r:id="rId40uiazetxlqbrvfsqwthg">
+            <w:hyperlink w:history="1" r:id="rId1j-k91ov8xce_dshxqkb3">
               <w:r>
                 <w:rPr>
                   <w:rFonts w:ascii="Arial" w:cs="Arial" w:eastAsia="Arial" w:hAnsi="Arial"/>
@@ -21311,7 +22483,7 @@
                 <w:sz w:val="18"/>
                 <w:szCs w:val="18"/>
               </w:rPr>
-              <w:t xml:space="preserve">Groups of four spend 6 minutes in a structured DQB audit. Each group is assigned a section of the board (acids and pH; reactions of acids; salts and air behaviour; real-life applications). Using their coloured dots, the group places green, yellow or red dots on each entry in their section, then writes a brief evidence justification on a small slip of paper attached beside the entry — citing the specific lesson or experiment that provides the evidence. Groups then do a 2-minute standing gallery walk around the full board to read other groups justifications. Back at their seats, students update their own notebooks: does their personal categorisation from the Predict phase match the group consensus? Where it differs, students note the reason.</w:t>
+              <w:t xml:space="preserve">Groups post their completed models on the classroom walls for a rapid 4-minute peer-critique gallery walk. Each student carries two sticky notes — one green, one orange. On the green note they write one specific strength of a model that is not their own: something that is scientifically correct, well connected or clearly explained with evidence. On the orange note they write one specific question or friendly challenge: something they think is missing, unclear or that they would like the group to justify further. Students post both notes directly on the relevant model. After the gallery walk, each group has 90 seconds to read the feedback on their own model and identify the single most important orange-note challenge they will incorporate into their verbal presentation. Students also write one new or remaining question of their own on a fresh sticky note and add it to the DQB under a new section labelled 'What we still want to know before Lesson 8.' This section will be the entry point for the environmental impact investigation in Lesson 8.</w:t>
             </w:r>
           </w:p>
         </w:tc>
@@ -21343,7 +22515,7 @@
                 <w:sz w:val="18"/>
                 <w:szCs w:val="18"/>
               </w:rPr>
-              <w:t xml:space="preserve">Teacher circulates and uses targeted questioning to probe justifications: 'Your group put green on the question about why the sufuria was pitted by lemon juice. Tell me the word equation you would use as evidence.' If a group cannot supply the equation, teacher redirects: 'Look at your Lesson 4 notes — what did dilute HCl do to magnesium ribbon? How is lemon juice similar?' For the gallery walk teacher says: 'You have 2 minutes to read what other groups wrote. Read, do not edit.' WAIT full 2 minutes. After groups return, ask: 'Did anyone find a justification another group wrote that surprised you or that you disagreed with? Hands up.' Take 2 to 3 responses. WAIT 10 seconds between each response before inviting the next.</w:t>
+              <w:t xml:space="preserve">Before the gallery walk, teacher says: 'Your feedback must be specific and evidence-based. Do not write good job. Write exactly what is correct and why, or exactly what is missing and why it matters. You have 4 minutes to visit at least two models that are not yours.' Set a visible 4-minute timer. WAIT the full time without intervening in student discussions at the models — allow authentic peer dialogue. After groups read their feedback, teacher says: 'You have 90 seconds to identify the one orange-note challenge your group will respond to in your presentation. Just one — choose the most scientifically important one.' WAIT 90 seconds. Then for the new DQB entries: 'Before we hear presentations, write one question you still genuinely have — something this unit has not yet fully answered for you — and add it to the board. It can be about Lake Magadi, about salt and health, about the environment, about anything our evidence has not closed. Your question is valuable data for science.'</w:t>
             </w:r>
           </w:p>
         </w:tc>
@@ -21375,7 +22547,7 @@
                 <w:sz w:val="18"/>
                 <w:szCs w:val="18"/>
               </w:rPr>
-              <w:t xml:space="preserve">The evidence-justification slips make reasoning visible and accountable. The gallery walk creates a low-stakes peer-review moment. The notebook comparison step is a metacognitive move — students explicitly notice where personal and social knowledge differ, which is precisely the scientific skill of revising models in light of shared evidence.</w:t>
+              <w:t xml:space="preserve">The two-colour sticky note protocol ensures feedback is balanced — strengths before challenges — which supports a safe intellectual climate while maintaining rigour. Requiring students to select one orange-note challenge for their presentation gives agency and prepares for the Explain phase presentations. The new DQB entries maintain the epistemological norm that science generates new questions, and they create a direct bridge to Lesson 8 eutrophication content.</w:t>
             </w:r>
           </w:p>
         </w:tc>
@@ -21407,7 +22579,7 @@
                 <w:sz w:val="18"/>
                 <w:szCs w:val="18"/>
               </w:rPr>
-              <w:t xml:space="preserve">Teacher notes which DQB entries collect the most red dots. These become priority content for the whole-class consensus model at the end of the lesson. A cluster of red dots on salt-air behaviour questions, for example, signals that the teacher must revisit hygroscopy and deliquescence terminology during the Explain phase.</w:t>
+              <w:t xml:space="preserve">Teacher photographs the new DQB section (What we still want to know) immediately after it is populated. These questions are analysed to confirm whether the Lesson 8 environmental impact focus on fertiliser salts and eutrophication is already present in student thinking, or whether teacher will need to introduce that context more explicitly.</w:t>
             </w:r>
           </w:p>
         </w:tc>
@@ -21416,32 +22588,32 @@
         <w:tc>
           <w:tcPr>
             <w:tcW w:type="dxa" w:w="1520"/>
-            <w:shd w:fill="E2EFDA" w:color="auto" w:val="clear"/>
-            <w:tcMar>
-              <w:top w:type="dxa" w:w="60"/>
-              <w:left w:type="dxa" w:w="120"/>
-              <w:bottom w:type="dxa" w:w="60"/>
-              <w:right w:type="dxa" w:w="120"/>
-            </w:tcMar>
-            <w:vAlign w:val="top"/>
-          </w:tcPr>
-          <w:p>
-            <w:pPr>
-              <w:spacing w:after="40" w:before="0"/>
-              <w:jc w:val="left"/>
-            </w:pPr>
-            <w:r>
-              <w:rPr>
-                <w:rFonts w:ascii="Arial" w:cs="Arial" w:eastAsia="Arial" w:hAnsi="Arial"/>
-                <w:b/>
-                <w:bCs/>
-                <w:i w:val="false"/>
-                <w:iCs w:val="false"/>
-                <w:color w:val="000000"/>
-                <w:sz w:val="18"/>
-                <w:szCs w:val="18"/>
-              </w:rPr>
-              <w:t xml:space="preserve">Explain Phase</w:t>
+            <w:shd w:fill="D5E8F0" w:color="auto" w:val="clear"/>
+            <w:tcMar>
+              <w:top w:type="dxa" w:w="60"/>
+              <w:left w:type="dxa" w:w="120"/>
+              <w:bottom w:type="dxa" w:w="60"/>
+              <w:right w:type="dxa" w:w="120"/>
+            </w:tcMar>
+            <w:vAlign w:val="top"/>
+          </w:tcPr>
+          <w:p>
+            <w:pPr>
+              <w:spacing w:after="40" w:before="0"/>
+              <w:jc w:val="left"/>
+            </w:pPr>
+            <w:r>
+              <w:rPr>
+                <w:rFonts w:ascii="Arial" w:cs="Arial" w:eastAsia="Arial" w:hAnsi="Arial"/>
+                <w:b/>
+                <w:bCs/>
+                <w:i w:val="false"/>
+                <w:iCs w:val="false"/>
+                <w:color w:val="000000"/>
+                <w:sz w:val="18"/>
+                <w:szCs w:val="18"/>
+              </w:rPr>
+              <w:t xml:space="preserve">Model Building Phase</w:t>
             </w:r>
           </w:p>
           <w:p>
@@ -21464,7 +22636,7 @@
             <w:pPr>
               <w:spacing w:after="20" w:before="0"/>
             </w:pPr>
-            <w:hyperlink w:history="1" r:id="rIdfm40t5hh3xd7jgltvaiez">
+            <w:hyperlink w:history="1" r:id="rIdqutx2htfd5-_gtp0ozr1d">
               <w:r>
                 <w:rPr>
                   <w:rFonts w:ascii="Arial" w:cs="Arial" w:eastAsia="Arial" w:hAnsi="Arial"/>
@@ -21497,7 +22669,7 @@
               <w:spacing w:after="10" w:before="0"/>
               <w:ind w:left="120"/>
             </w:pPr>
-            <w:hyperlink w:history="1" r:id="rIdp17u1ntq5fi7ytpqmdq3f">
+            <w:hyperlink w:history="1" r:id="rIdxj8pzbv7lqa3vzvjmzsfa">
               <w:r>
                 <w:rPr>
                   <w:rFonts w:ascii="Arial" w:cs="Arial" w:eastAsia="Arial" w:hAnsi="Arial"/>
@@ -21542,7 +22714,7 @@
             <w:pPr>
               <w:spacing w:after="20" w:before="0"/>
             </w:pPr>
-            <w:hyperlink w:history="1" r:id="rIdetxv3irhbiqimv6uhp8a2">
+            <w:hyperlink w:history="1" r:id="rIdgbxqsk30odb0sf5csx-iq">
               <w:r>
                 <w:rPr>
                   <w:rFonts w:ascii="Arial" w:cs="Arial" w:eastAsia="Arial" w:hAnsi="Arial"/>
@@ -21551,9 +22723,25 @@
                   <w:szCs w:val="16"/>
                   <w:u w:val="single" w:color="2E75B6"/>
                 </w:rPr>
-                <w:t xml:space="preserve">Introduction to acid–base reactions</w:t>
+                <w:t xml:space="preserve">Brønsted-Lowry Acid-Base Reactions Practice</w:t>
               </w:r>
             </w:hyperlink>
+          </w:p>
+          <w:p>
+            <w:pPr>
+              <w:spacing w:after="20" w:before="0"/>
+            </w:pPr>
+            <w:r>
+              <w:rPr>
+                <w:rFonts w:ascii="Arial" w:cs="Arial" w:eastAsia="Arial" w:hAnsi="Arial"/>
+                <w:i/>
+                <w:iCs/>
+                <w:color w:val="595959"/>
+                <w:sz w:val="16"/>
+                <w:szCs w:val="16"/>
+              </w:rPr>
+              <w:t xml:space="preserve">Related topic: not an exact match for this lesson.</w:t>
+            </w:r>
           </w:p>
           <w:p>
             <w:pPr>
@@ -21567,7 +22755,7 @@
                 <w:sz w:val="14"/>
                 <w:szCs w:val="14"/>
               </w:rPr>
-              <w:t xml:space="preserve">Source: Khan Academy (English - US curriculum)</w:t>
+              <w:t xml:space="preserve">Source: CK-12</w:t>
             </w:r>
           </w:p>
           <w:p>
@@ -21575,619 +22763,7 @@
               <w:spacing w:after="10" w:before="0"/>
               <w:ind w:left="120"/>
             </w:pPr>
-            <w:hyperlink w:history="1" r:id="rIdixjpecxvdb3drmz6tf48w">
-              <w:r>
-                <w:rPr>
-                  <w:rFonts w:ascii="Arial" w:cs="Arial" w:eastAsia="Arial" w:hAnsi="Arial"/>
-                  <w:color w:val="595959"/>
-                  <w:sz w:val="14"/>
-                  <w:szCs w:val="14"/>
-                  <w:u w:val="single" w:color="595959"/>
-                </w:rPr>
-                <w:t xml:space="preserve">🔍 Search ARES for similar readings</w:t>
-              </w:r>
-            </w:hyperlink>
-          </w:p>
-        </w:tc>
-        <w:tc>
-          <w:tcPr>
-            <w:tcW w:type="dxa" w:w="3040"/>
-            <w:shd w:fill="FFFFFF" w:color="auto" w:val="clear"/>
-            <w:tcMar>
-              <w:top w:type="dxa" w:w="60"/>
-              <w:left w:type="dxa" w:w="120"/>
-              <w:bottom w:type="dxa" w:w="60"/>
-              <w:right w:type="dxa" w:w="120"/>
-            </w:tcMar>
-            <w:vAlign w:val="top"/>
-          </w:tcPr>
-          <w:p>
-            <w:pPr>
-              <w:spacing w:after="40" w:before="0"/>
-              <w:jc w:val="left"/>
-            </w:pPr>
-            <w:r>
-              <w:rPr>
-                <w:rFonts w:ascii="Arial" w:cs="Arial" w:eastAsia="Arial" w:hAnsi="Arial"/>
-                <w:b w:val="false"/>
-                <w:bCs w:val="false"/>
-                <w:i w:val="false"/>
-                <w:iCs w:val="false"/>
-                <w:color w:val="000000"/>
-                <w:sz w:val="18"/>
-                <w:szCs w:val="18"/>
-              </w:rPr>
-              <w:t xml:space="preserve">Each group now constructs their cumulative explanatory model on A2 paper or a shared digital slide (if devices are available). The model must be organised around five mandatory components displayed as an interconnected diagram, not a list: (1) pH scale backbone labelled with Kenyan examples at key points — lemon juice at pH 2, Lake Magadi water at pH 10 to 11, uji at pH 6; (2) definitions of acid, base and salt using H+ and OH- ion language; (3) three reaction types with at least one word equation each — neutralisation, carbonate reaction, metal reaction — each annotated with the Kenyan context in which it occurs; (4) the three salt-air behaviours with one Kenyan example each — NaCl in Mombasa coastal humidity, CaCl2 in industrial desiccants, Na2CO3 10H2O efflorescence on the sufuria scale; (5) a central image or symbol of both anchoring phenomena — Lake Magadi trona crusts and the pitted sufuria — with arrows showing how the chemistry concepts connect to each image. Groups have 12 minutes to build their model. A sentence-starter scaffold is provided on the board: 'We know this because in Lesson ___ we observed/measured/read that ___.' This scaffold forces every claim to be evidence-anchored.</w:t>
-            </w:r>
-          </w:p>
-        </w:tc>
-        <w:tc>
-          <w:tcPr>
-            <w:tcW w:type="dxa" w:w="3040"/>
-            <w:shd w:fill="F2F2F2" w:color="auto" w:val="clear"/>
-            <w:tcMar>
-              <w:top w:type="dxa" w:w="60"/>
-              <w:left w:type="dxa" w:w="120"/>
-              <w:bottom w:type="dxa" w:w="60"/>
-              <w:right w:type="dxa" w:w="120"/>
-            </w:tcMar>
-            <w:vAlign w:val="top"/>
-          </w:tcPr>
-          <w:p>
-            <w:pPr>
-              <w:spacing w:after="40" w:before="0"/>
-              <w:jc w:val="left"/>
-            </w:pPr>
-            <w:r>
-              <w:rPr>
-                <w:rFonts w:ascii="Arial" w:cs="Arial" w:eastAsia="Arial" w:hAnsi="Arial"/>
-                <w:b w:val="false"/>
-                <w:bCs w:val="false"/>
-                <w:i w:val="false"/>
-                <w:iCs w:val="false"/>
-                <w:color w:val="000000"/>
-                <w:sz w:val="18"/>
-                <w:szCs w:val="18"/>
-              </w:rPr>
-              <w:t xml:space="preserve">Teacher circulates continuously during model building, spending approximately 2 minutes per group. At each group teacher first listens for 20 seconds before speaking — this models scientific patience and gives students time to articulate their thinking. Prompts for groups that are listing rather than connecting: 'Your model shows these as five separate boxes. Where does the arrow go from neutralisation to salt formation to what happens in the sufuria? Draw that connection.' For groups that have completed a strong draft early: 'You have connected lemon juice to the sufuria pitting — can you now show on your model why the same lemon juice is safe to drink? What stops it from damaging your stomach lining the way it damaged the aluminium?' WAIT for student response before scaffolding further. For the trona connection, if a group has not included it, say: 'Lake Magadi has not appeared on your model yet. Trona is sodium sesquicarbonate — a salt. Which of your five components should it appear in? Where does it fit?' WAIT 15 seconds.</w:t>
-            </w:r>
-          </w:p>
-        </w:tc>
-        <w:tc>
-          <w:tcPr>
-            <w:tcW w:type="dxa" w:w="3040"/>
-            <w:shd w:fill="FFFFFF" w:color="auto" w:val="clear"/>
-            <w:tcMar>
-              <w:top w:type="dxa" w:w="60"/>
-              <w:left w:type="dxa" w:w="120"/>
-              <w:bottom w:type="dxa" w:w="60"/>
-              <w:right w:type="dxa" w:w="120"/>
-            </w:tcMar>
-            <w:vAlign w:val="top"/>
-          </w:tcPr>
-          <w:p>
-            <w:pPr>
-              <w:spacing w:after="40" w:before="0"/>
-              <w:jc w:val="left"/>
-            </w:pPr>
-            <w:r>
-              <w:rPr>
-                <w:rFonts w:ascii="Arial" w:cs="Arial" w:eastAsia="Arial" w:hAnsi="Arial"/>
-                <w:b w:val="false"/>
-                <w:bCs w:val="false"/>
-                <w:i w:val="false"/>
-                <w:iCs w:val="false"/>
-                <w:color w:val="000000"/>
-                <w:sz w:val="18"/>
-                <w:szCs w:val="18"/>
-              </w:rPr>
-              <w:t xml:space="preserve">The five-component mandatory structure prevents superficial listing and requires relational thinking. The sentence-starter scaffold embeds evidence norms. The teacher questioning strategy of listening before speaking models scientific discourse. Requiring both anchoring images to appear on the model ensures the lesson returns to the phenomenon and does not drift into abstract chemistry.</w:t>
-            </w:r>
-          </w:p>
-        </w:tc>
-        <w:tc>
-          <w:tcPr>
-            <w:tcW w:type="dxa" w:w="3040"/>
-            <w:shd w:fill="F2F2F2" w:color="auto" w:val="clear"/>
-            <w:tcMar>
-              <w:top w:type="dxa" w:w="60"/>
-              <w:left w:type="dxa" w:w="120"/>
-              <w:bottom w:type="dxa" w:w="60"/>
-              <w:right w:type="dxa" w:w="120"/>
-            </w:tcMar>
-            <w:vAlign w:val="top"/>
-          </w:tcPr>
-          <w:p>
-            <w:pPr>
-              <w:spacing w:after="40" w:before="0"/>
-              <w:jc w:val="left"/>
-            </w:pPr>
-            <w:r>
-              <w:rPr>
-                <w:rFonts w:ascii="Arial" w:cs="Arial" w:eastAsia="Arial" w:hAnsi="Arial"/>
-                <w:b w:val="false"/>
-                <w:bCs w:val="false"/>
-                <w:i w:val="false"/>
-                <w:iCs w:val="false"/>
-                <w:color w:val="000000"/>
-                <w:sz w:val="18"/>
-                <w:szCs w:val="18"/>
-              </w:rPr>
-              <w:t xml:space="preserve">As teacher circulates, they use a simple 3-column checklist (group name / components present / connections evident) to note which groups have all five components and which are missing connections. This data directly informs how much time teacher spends at each group and which gaps to address in the consensus model phase.</w:t>
-            </w:r>
-          </w:p>
-        </w:tc>
-      </w:tr>
-      <w:tr>
-        <w:tc>
-          <w:tcPr>
-            <w:tcW w:type="dxa" w:w="1520"/>
-            <w:shd w:fill="FCE4D6" w:color="auto" w:val="clear"/>
-            <w:tcMar>
-              <w:top w:type="dxa" w:w="60"/>
-              <w:left w:type="dxa" w:w="120"/>
-              <w:bottom w:type="dxa" w:w="60"/>
-              <w:right w:type="dxa" w:w="120"/>
-            </w:tcMar>
-            <w:vAlign w:val="top"/>
-          </w:tcPr>
-          <w:p>
-            <w:pPr>
-              <w:spacing w:after="40" w:before="0"/>
-              <w:jc w:val="left"/>
-            </w:pPr>
-            <w:r>
-              <w:rPr>
-                <w:rFonts w:ascii="Arial" w:cs="Arial" w:eastAsia="Arial" w:hAnsi="Arial"/>
-                <w:b/>
-                <w:bCs/>
-                <w:i w:val="false"/>
-                <w:iCs w:val="false"/>
-                <w:color w:val="000000"/>
-                <w:sz w:val="18"/>
-                <w:szCs w:val="18"/>
-              </w:rPr>
-              <w:t xml:space="preserve">Driving Question Board (DQB) Creation</w:t>
-            </w:r>
-          </w:p>
-          <w:p>
-            <w:pPr>
-              <w:spacing w:after="20" w:before="0"/>
-            </w:pPr>
-            <w:r>
-              <w:rPr>
-                <w:rFonts w:ascii="Arial" w:cs="Arial" w:eastAsia="Arial" w:hAnsi="Arial"/>
-                <w:b/>
-                <w:bCs/>
-                <w:color w:val="1F3864"/>
-                <w:sz w:val="16"/>
-                <w:szCs w:val="16"/>
-              </w:rPr>
-              <w:t xml:space="preserve">📹 VIDEO:</w:t>
-            </w:r>
-          </w:p>
-          <w:p>
-            <w:pPr>
-              <w:spacing w:after="20" w:before="0"/>
-            </w:pPr>
-            <w:hyperlink w:history="1" r:id="rIdworg2muge6epocpwz5sh2">
-              <w:r>
-                <w:rPr>
-                  <w:rFonts w:ascii="Arial" w:cs="Arial" w:eastAsia="Arial" w:hAnsi="Arial"/>
-                  <w:color w:val="2E75B6"/>
-                  <w:sz w:val="16"/>
-                  <w:szCs w:val="16"/>
-                  <w:u w:val="single" w:color="2E75B6"/>
-                </w:rPr>
-                <w:t xml:space="preserve">Ka and acid strength</w:t>
-              </w:r>
-            </w:hyperlink>
-          </w:p>
-          <w:p>
-            <w:pPr>
-              <w:spacing w:after="10" w:before="0"/>
-              <w:ind w:left="120"/>
-            </w:pPr>
-            <w:r>
-              <w:rPr>
-                <w:rFonts w:ascii="Arial" w:cs="Arial" w:eastAsia="Arial" w:hAnsi="Arial"/>
-                <w:color w:val="595959"/>
-                <w:sz w:val="14"/>
-                <w:szCs w:val="14"/>
-              </w:rPr>
-              <w:t xml:space="preserve">Source: Khan Academy (English - US curriculum)</w:t>
-            </w:r>
-          </w:p>
-          <w:p>
-            <w:pPr>
-              <w:spacing w:after="10" w:before="0"/>
-              <w:ind w:left="120"/>
-            </w:pPr>
-            <w:hyperlink w:history="1" r:id="rIdvakecqckfyn1r557pfi9x">
-              <w:r>
-                <w:rPr>
-                  <w:rFonts w:ascii="Arial" w:cs="Arial" w:eastAsia="Arial" w:hAnsi="Arial"/>
-                  <w:color w:val="595959"/>
-                  <w:sz w:val="14"/>
-                  <w:szCs w:val="14"/>
-                  <w:u w:val="single" w:color="595959"/>
-                </w:rPr>
-                <w:t xml:space="preserve">🔍 Search ARES for similar videos</w:t>
-              </w:r>
-            </w:hyperlink>
-          </w:p>
-          <w:p>
-            <w:pPr>
-              <w:spacing w:after="40" w:before="0"/>
-            </w:pPr>
-            <w:r>
-              <w:rPr>
-                <w:sz w:val="14"/>
-                <w:szCs w:val="14"/>
-              </w:rPr>
-              <w:t xml:space="preserve"/>
-            </w:r>
-          </w:p>
-          <w:p>
-            <w:pPr>
-              <w:spacing w:after="20" w:before="0"/>
-            </w:pPr>
-            <w:r>
-              <w:rPr>
-                <w:rFonts w:ascii="Arial" w:cs="Arial" w:eastAsia="Arial" w:hAnsi="Arial"/>
-                <w:b/>
-                <w:bCs/>
-                <w:color w:val="1F3864"/>
-                <w:sz w:val="16"/>
-                <w:szCs w:val="16"/>
-              </w:rPr>
-              <w:t xml:space="preserve">📖 EXERCISE:</w:t>
-            </w:r>
-          </w:p>
-          <w:p>
-            <w:pPr>
-              <w:spacing w:after="20" w:before="0"/>
-            </w:pPr>
-            <w:hyperlink w:history="1" r:id="rIdox6vqm0i7xcpfa2y71mce">
-              <w:r>
-                <w:rPr>
-                  <w:rFonts w:ascii="Arial" w:cs="Arial" w:eastAsia="Arial" w:hAnsi="Arial"/>
-                  <w:color w:val="2E75B6"/>
-                  <w:sz w:val="16"/>
-                  <w:szCs w:val="16"/>
-                  <w:u w:val="single" w:color="2E75B6"/>
-                </w:rPr>
-                <w:t xml:space="preserve">Introduction to acid–base reactions</w:t>
-              </w:r>
-            </w:hyperlink>
-          </w:p>
-          <w:p>
-            <w:pPr>
-              <w:spacing w:after="10" w:before="0"/>
-              <w:ind w:left="120"/>
-            </w:pPr>
-            <w:r>
-              <w:rPr>
-                <w:rFonts w:ascii="Arial" w:cs="Arial" w:eastAsia="Arial" w:hAnsi="Arial"/>
-                <w:color w:val="595959"/>
-                <w:sz w:val="14"/>
-                <w:szCs w:val="14"/>
-              </w:rPr>
-              <w:t xml:space="preserve">Source: Khan Academy (English - US curriculum)</w:t>
-            </w:r>
-          </w:p>
-          <w:p>
-            <w:pPr>
-              <w:spacing w:after="10" w:before="0"/>
-              <w:ind w:left="120"/>
-            </w:pPr>
-            <w:hyperlink w:history="1" r:id="rIdf8iwwrus3uezwfvodywso">
-              <w:r>
-                <w:rPr>
-                  <w:rFonts w:ascii="Arial" w:cs="Arial" w:eastAsia="Arial" w:hAnsi="Arial"/>
-                  <w:color w:val="595959"/>
-                  <w:sz w:val="14"/>
-                  <w:szCs w:val="14"/>
-                  <w:u w:val="single" w:color="595959"/>
-                </w:rPr>
-                <w:t xml:space="preserve">🔍 Search ARES for similar readings</w:t>
-              </w:r>
-            </w:hyperlink>
-          </w:p>
-        </w:tc>
-        <w:tc>
-          <w:tcPr>
-            <w:tcW w:type="dxa" w:w="3040"/>
-            <w:shd w:fill="FFFFFF" w:color="auto" w:val="clear"/>
-            <w:tcMar>
-              <w:top w:type="dxa" w:w="60"/>
-              <w:left w:type="dxa" w:w="120"/>
-              <w:bottom w:type="dxa" w:w="60"/>
-              <w:right w:type="dxa" w:w="120"/>
-            </w:tcMar>
-            <w:vAlign w:val="top"/>
-          </w:tcPr>
-          <w:p>
-            <w:pPr>
-              <w:spacing w:after="40" w:before="0"/>
-              <w:jc w:val="left"/>
-            </w:pPr>
-            <w:r>
-              <w:rPr>
-                <w:rFonts w:ascii="Arial" w:cs="Arial" w:eastAsia="Arial" w:hAnsi="Arial"/>
-                <w:b w:val="false"/>
-                <w:bCs w:val="false"/>
-                <w:i w:val="false"/>
-                <w:iCs w:val="false"/>
-                <w:color w:val="000000"/>
-                <w:sz w:val="18"/>
-                <w:szCs w:val="18"/>
-              </w:rPr>
-              <w:t xml:space="preserve">Groups post their completed models on the classroom walls for a rapid 4-minute peer-critique gallery walk. Each student carries two sticky notes — one green, one orange. On the green note they write one specific strength of a model that is not their own: something that is scientifically correct, well connected or clearly explained with evidence. On the orange note they write one specific question or friendly challenge: something they think is missing, unclear or that they would like the group to justify further. Students post both notes directly on the relevant model. After the gallery walk, each group has 90 seconds to read the feedback on their own model and identify the single most important orange-note challenge they will incorporate into their verbal presentation. Students also write one new or remaining question of their own on a fresh sticky note and add it to the DQB under a new section labelled 'What we still want to know before Lesson 8.' This section will be the entry point for the environmental impact investigation in Lesson 8.</w:t>
-            </w:r>
-          </w:p>
-        </w:tc>
-        <w:tc>
-          <w:tcPr>
-            <w:tcW w:type="dxa" w:w="3040"/>
-            <w:shd w:fill="F2F2F2" w:color="auto" w:val="clear"/>
-            <w:tcMar>
-              <w:top w:type="dxa" w:w="60"/>
-              <w:left w:type="dxa" w:w="120"/>
-              <w:bottom w:type="dxa" w:w="60"/>
-              <w:right w:type="dxa" w:w="120"/>
-            </w:tcMar>
-            <w:vAlign w:val="top"/>
-          </w:tcPr>
-          <w:p>
-            <w:pPr>
-              <w:spacing w:after="40" w:before="0"/>
-              <w:jc w:val="left"/>
-            </w:pPr>
-            <w:r>
-              <w:rPr>
-                <w:rFonts w:ascii="Arial" w:cs="Arial" w:eastAsia="Arial" w:hAnsi="Arial"/>
-                <w:b w:val="false"/>
-                <w:bCs w:val="false"/>
-                <w:i w:val="false"/>
-                <w:iCs w:val="false"/>
-                <w:color w:val="000000"/>
-                <w:sz w:val="18"/>
-                <w:szCs w:val="18"/>
-              </w:rPr>
-              <w:t xml:space="preserve">Before the gallery walk, teacher says: 'Your feedback must be specific and evidence-based. Do not write good job. Write exactly what is correct and why, or exactly what is missing and why it matters. You have 4 minutes to visit at least two models that are not yours.' Set a visible 4-minute timer. WAIT the full time without intervening in student discussions at the models — allow authentic peer dialogue. After groups read their feedback, teacher says: 'You have 90 seconds to identify the one orange-note challenge your group will respond to in your presentation. Just one — choose the most scientifically important one.' WAIT 90 seconds. Then for the new DQB entries: 'Before we hear presentations, write one question you still genuinely have — something this unit has not yet fully answered for you — and add it to the board. It can be about Lake Magadi, about salt and health, about the environment, about anything our evidence has not closed. Your question is valuable data for science.'</w:t>
-            </w:r>
-          </w:p>
-        </w:tc>
-        <w:tc>
-          <w:tcPr>
-            <w:tcW w:type="dxa" w:w="3040"/>
-            <w:shd w:fill="FFFFFF" w:color="auto" w:val="clear"/>
-            <w:tcMar>
-              <w:top w:type="dxa" w:w="60"/>
-              <w:left w:type="dxa" w:w="120"/>
-              <w:bottom w:type="dxa" w:w="60"/>
-              <w:right w:type="dxa" w:w="120"/>
-            </w:tcMar>
-            <w:vAlign w:val="top"/>
-          </w:tcPr>
-          <w:p>
-            <w:pPr>
-              <w:spacing w:after="40" w:before="0"/>
-              <w:jc w:val="left"/>
-            </w:pPr>
-            <w:r>
-              <w:rPr>
-                <w:rFonts w:ascii="Arial" w:cs="Arial" w:eastAsia="Arial" w:hAnsi="Arial"/>
-                <w:b w:val="false"/>
-                <w:bCs w:val="false"/>
-                <w:i w:val="false"/>
-                <w:iCs w:val="false"/>
-                <w:color w:val="000000"/>
-                <w:sz w:val="18"/>
-                <w:szCs w:val="18"/>
-              </w:rPr>
-              <w:t xml:space="preserve">The two-colour sticky note protocol ensures feedback is balanced — strengths before challenges — which supports a safe intellectual climate while maintaining rigour. Requiring students to select one orange-note challenge for their presentation gives agency and prepares for the Explain phase presentations. The new DQB entries maintain the epistemological norm that science generates new questions, and they create a direct bridge to Lesson 8 eutrophication content.</w:t>
-            </w:r>
-          </w:p>
-        </w:tc>
-        <w:tc>
-          <w:tcPr>
-            <w:tcW w:type="dxa" w:w="3040"/>
-            <w:shd w:fill="F2F2F2" w:color="auto" w:val="clear"/>
-            <w:tcMar>
-              <w:top w:type="dxa" w:w="60"/>
-              <w:left w:type="dxa" w:w="120"/>
-              <w:bottom w:type="dxa" w:w="60"/>
-              <w:right w:type="dxa" w:w="120"/>
-            </w:tcMar>
-            <w:vAlign w:val="top"/>
-          </w:tcPr>
-          <w:p>
-            <w:pPr>
-              <w:spacing w:after="40" w:before="0"/>
-              <w:jc w:val="left"/>
-            </w:pPr>
-            <w:r>
-              <w:rPr>
-                <w:rFonts w:ascii="Arial" w:cs="Arial" w:eastAsia="Arial" w:hAnsi="Arial"/>
-                <w:b w:val="false"/>
-                <w:bCs w:val="false"/>
-                <w:i w:val="false"/>
-                <w:iCs w:val="false"/>
-                <w:color w:val="000000"/>
-                <w:sz w:val="18"/>
-                <w:szCs w:val="18"/>
-              </w:rPr>
-              <w:t xml:space="preserve">Teacher photographs the new DQB section (What we still want to know) immediately after it is populated. These questions are analysed to confirm whether the Lesson 8 environmental impact focus on fertiliser salts and eutrophication is already present in student thinking, or whether teacher will need to introduce that context more explicitly.</w:t>
-            </w:r>
-          </w:p>
-        </w:tc>
-      </w:tr>
-      <w:tr>
-        <w:tc>
-          <w:tcPr>
-            <w:tcW w:type="dxa" w:w="1520"/>
-            <w:shd w:fill="D5E8F0" w:color="auto" w:val="clear"/>
-            <w:tcMar>
-              <w:top w:type="dxa" w:w="60"/>
-              <w:left w:type="dxa" w:w="120"/>
-              <w:bottom w:type="dxa" w:w="60"/>
-              <w:right w:type="dxa" w:w="120"/>
-            </w:tcMar>
-            <w:vAlign w:val="top"/>
-          </w:tcPr>
-          <w:p>
-            <w:pPr>
-              <w:spacing w:after="40" w:before="0"/>
-              <w:jc w:val="left"/>
-            </w:pPr>
-            <w:r>
-              <w:rPr>
-                <w:rFonts w:ascii="Arial" w:cs="Arial" w:eastAsia="Arial" w:hAnsi="Arial"/>
-                <w:b/>
-                <w:bCs/>
-                <w:i w:val="false"/>
-                <w:iCs w:val="false"/>
-                <w:color w:val="000000"/>
-                <w:sz w:val="18"/>
-                <w:szCs w:val="18"/>
-              </w:rPr>
-              <w:t xml:space="preserve">Model Building Phase</w:t>
-            </w:r>
-          </w:p>
-          <w:p>
-            <w:pPr>
-              <w:spacing w:after="20" w:before="0"/>
-            </w:pPr>
-            <w:r>
-              <w:rPr>
-                <w:rFonts w:ascii="Arial" w:cs="Arial" w:eastAsia="Arial" w:hAnsi="Arial"/>
-                <w:b/>
-                <w:bCs/>
-                <w:color w:val="1F3864"/>
-                <w:sz w:val="16"/>
-                <w:szCs w:val="16"/>
-              </w:rPr>
-              <w:t xml:space="preserve">📹 VIDEO:</w:t>
-            </w:r>
-          </w:p>
-          <w:p>
-            <w:pPr>
-              <w:spacing w:after="20" w:before="0"/>
-            </w:pPr>
-            <w:hyperlink w:history="1" r:id="rIdg1ccmzp_191ln1xgxow0a">
-              <w:r>
-                <w:rPr>
-                  <w:rFonts w:ascii="Arial" w:cs="Arial" w:eastAsia="Arial" w:hAnsi="Arial"/>
-                  <w:color w:val="2E75B6"/>
-                  <w:sz w:val="16"/>
-                  <w:szCs w:val="16"/>
-                  <w:u w:val="single" w:color="2E75B6"/>
-                </w:rPr>
-                <w:t xml:space="preserve">pH and solubility</w:t>
-              </w:r>
-            </w:hyperlink>
-          </w:p>
-          <w:p>
-            <w:pPr>
-              <w:spacing w:after="10" w:before="0"/>
-              <w:ind w:left="120"/>
-            </w:pPr>
-            <w:r>
-              <w:rPr>
-                <w:rFonts w:ascii="Arial" w:cs="Arial" w:eastAsia="Arial" w:hAnsi="Arial"/>
-                <w:color w:val="595959"/>
-                <w:sz w:val="14"/>
-                <w:szCs w:val="14"/>
-              </w:rPr>
-              <w:t xml:space="preserve">Source: Khan Academy (English - US curriculum)</w:t>
-            </w:r>
-          </w:p>
-          <w:p>
-            <w:pPr>
-              <w:spacing w:after="10" w:before="0"/>
-              <w:ind w:left="120"/>
-            </w:pPr>
-            <w:hyperlink w:history="1" r:id="rId1emyl30affm-lfpsqzoe_">
-              <w:r>
-                <w:rPr>
-                  <w:rFonts w:ascii="Arial" w:cs="Arial" w:eastAsia="Arial" w:hAnsi="Arial"/>
-                  <w:color w:val="595959"/>
-                  <w:sz w:val="14"/>
-                  <w:szCs w:val="14"/>
-                  <w:u w:val="single" w:color="595959"/>
-                </w:rPr>
-                <w:t xml:space="preserve">🔍 Search ARES for similar videos</w:t>
-              </w:r>
-            </w:hyperlink>
-          </w:p>
-          <w:p>
-            <w:pPr>
-              <w:spacing w:after="40" w:before="0"/>
-            </w:pPr>
-            <w:r>
-              <w:rPr>
-                <w:sz w:val="14"/>
-                <w:szCs w:val="14"/>
-              </w:rPr>
-              <w:t xml:space="preserve"/>
-            </w:r>
-          </w:p>
-          <w:p>
-            <w:pPr>
-              <w:spacing w:after="20" w:before="0"/>
-            </w:pPr>
-            <w:r>
-              <w:rPr>
-                <w:rFonts w:ascii="Arial" w:cs="Arial" w:eastAsia="Arial" w:hAnsi="Arial"/>
-                <w:b/>
-                <w:bCs/>
-                <w:color w:val="1F3864"/>
-                <w:sz w:val="16"/>
-                <w:szCs w:val="16"/>
-              </w:rPr>
-              <w:t xml:space="preserve">📖 EXERCISE:</w:t>
-            </w:r>
-          </w:p>
-          <w:p>
-            <w:pPr>
-              <w:spacing w:after="20" w:before="0"/>
-            </w:pPr>
-            <w:hyperlink w:history="1" r:id="rIdd4nncaw3afmgig3f2yp1q">
-              <w:r>
-                <w:rPr>
-                  <w:rFonts w:ascii="Arial" w:cs="Arial" w:eastAsia="Arial" w:hAnsi="Arial"/>
-                  <w:color w:val="2E75B6"/>
-                  <w:sz w:val="16"/>
-                  <w:szCs w:val="16"/>
-                  <w:u w:val="single" w:color="2E75B6"/>
-                </w:rPr>
-                <w:t xml:space="preserve">Introduction to acid–base reactions</w:t>
-              </w:r>
-            </w:hyperlink>
-          </w:p>
-          <w:p>
-            <w:pPr>
-              <w:spacing w:after="10" w:before="0"/>
-              <w:ind w:left="120"/>
-            </w:pPr>
-            <w:r>
-              <w:rPr>
-                <w:rFonts w:ascii="Arial" w:cs="Arial" w:eastAsia="Arial" w:hAnsi="Arial"/>
-                <w:color w:val="595959"/>
-                <w:sz w:val="14"/>
-                <w:szCs w:val="14"/>
-              </w:rPr>
-              <w:t xml:space="preserve">Source: Khan Academy (English - US curriculum)</w:t>
-            </w:r>
-          </w:p>
-          <w:p>
-            <w:pPr>
-              <w:spacing w:after="10" w:before="0"/>
-              <w:ind w:left="120"/>
-            </w:pPr>
-            <w:hyperlink w:history="1" r:id="rIduuesplluyble8g3sy3ijx">
+            <w:hyperlink w:history="1" r:id="rIdn-opm3kdc06xantkrpchy">
               <w:r>
                 <w:rPr>
                   <w:rFonts w:ascii="Arial" w:cs="Arial" w:eastAsia="Arial" w:hAnsi="Arial"/>
@@ -22611,7 +23187,7 @@
                 <w:sz w:val="18"/>
                 <w:szCs w:val="18"/>
               </w:rPr>
-              <w:t xml:space="preserve">Students learned that all six lessons of evidence converge on a coherent explanatory framework: the pH scale, acid-base-salt definitions, three reaction types, three salt-air behaviours and real-life applications all connect to the two anchoring images. They learned that scientific models are revised iteratively as evidence accumulates, and that Lake Magadi trona is chemically the same family of compound as the mineral scale in the sufuria and the washing soda in domestic laundry — illustrating that one phenomenon can be explained by multiple intersecting chemistry concepts.</w:t>
+              <w:t xml:space="preserve">Students learned that all six lessons of evidence converge on a coherent explanatory framework: the pH scale, acid-base-salt definitions, three reaction types, three salt-air behaviours and real-life applications all connect to the two anchoring images. They learned that scientific models are revised iteratively as evidence accumulates, and that Lake Magadi trona (Na₃H(CO₃)₂·2H₂O) is a sodium carbonate salt and the raw material for the washing soda in domestic laundry, whereas the sufuria scale is a different salt, calcium carbonate — illustrating that one phenomenon can be explained by multiple intersecting chemistry concepts.</w:t>
             </w:r>
           </w:p>
         </w:tc>
@@ -22699,7 +23275,7 @@
         </w:rPr>
         <w:t xml:space="preserve">© 2026 SeaVuria and ARES. Aligned with KICD objectives. Developed by SeaVuria; technical implementation by ARES (with AI assistance from Claude). Licensed under </w:t>
       </w:r>
-      <w:hyperlink w:history="1" r:id="rIdmw4qxbqu43bjonowkrat1">
+      <w:hyperlink w:history="1" r:id="rIdw3-rnnz9nvwsztjzylxhe">
         <w:r>
           <w:rPr>
             <w:rFonts w:ascii="Arial" w:cs="Arial" w:eastAsia="Arial" w:hAnsi="Arial"/>
@@ -22720,7 +23296,7 @@
         </w:rPr>
         <w:t xml:space="preserve"> (</w:t>
       </w:r>
-      <w:hyperlink w:history="1" r:id="rIdr-t4qh4cmlcbo6wl_pndo">
+      <w:hyperlink w:history="1" r:id="rIdyg8ty_fh9rnwfd-aca1wu">
         <w:r>
           <w:rPr>
             <w:rFonts w:ascii="Arial" w:cs="Arial" w:eastAsia="Arial" w:hAnsi="Arial"/>
@@ -23733,7 +24309,7 @@
             <w:pPr>
               <w:spacing w:after="20" w:before="0"/>
             </w:pPr>
-            <w:hyperlink w:history="1" r:id="rId6ffny1dlqwaoyme_m60dy">
+            <w:hyperlink w:history="1" r:id="rIdnhuvabmbolnih0hshowjt">
               <w:r>
                 <w:rPr>
                   <w:rFonts w:ascii="Arial" w:cs="Arial" w:eastAsia="Arial" w:hAnsi="Arial"/>
@@ -23742,9 +24318,25 @@
                   <w:szCs w:val="16"/>
                   <w:u w:val="single" w:color="2E75B6"/>
                 </w:rPr>
-                <w:t xml:space="preserve">Impact of mutations on translation into amino acids</w:t>
+                <w:t xml:space="preserve">01 Acid And Base Reactions With Metals</w:t>
               </w:r>
             </w:hyperlink>
+          </w:p>
+          <w:p>
+            <w:pPr>
+              <w:spacing w:after="20" w:before="0"/>
+            </w:pPr>
+            <w:r>
+              <w:rPr>
+                <w:rFonts w:ascii="Arial" w:cs="Arial" w:eastAsia="Arial" w:hAnsi="Arial"/>
+                <w:i/>
+                <w:iCs/>
+                <w:color w:val="595959"/>
+                <w:sz w:val="16"/>
+                <w:szCs w:val="16"/>
+              </w:rPr>
+              <w:t xml:space="preserve">Related topic: not an exact match for this lesson.</w:t>
+            </w:r>
           </w:p>
           <w:p>
             <w:pPr>
@@ -23758,7 +24350,7 @@
                 <w:sz w:val="14"/>
                 <w:szCs w:val="14"/>
               </w:rPr>
-              <w:t xml:space="preserve">Source: Khan Academy (English - US curriculum)</w:t>
+              <w:t xml:space="preserve">Source: Seavuria</w:t>
             </w:r>
           </w:p>
           <w:p>
@@ -23766,7 +24358,7 @@
               <w:spacing w:after="10" w:before="0"/>
               <w:ind w:left="120"/>
             </w:pPr>
-            <w:hyperlink w:history="1" r:id="rIdy5x9gj3dcsdsuc8_a8fid">
+            <w:hyperlink w:history="1" r:id="rIdo4tp1wkjl4uprreevjw3o">
               <w:r>
                 <w:rPr>
                   <w:rFonts w:ascii="Arial" w:cs="Arial" w:eastAsia="Arial" w:hAnsi="Arial"/>
@@ -23828,7 +24420,7 @@
               <w:spacing w:after="10" w:before="0"/>
               <w:ind w:left="120"/>
             </w:pPr>
-            <w:hyperlink w:history="1" r:id="rIdyn4arflbkxy3vinuxkt-e">
+            <w:hyperlink w:history="1" r:id="rIdctbfjwvoumea3bbgzil_e">
               <w:r>
                 <w:rPr>
                   <w:rFonts w:ascii="Arial" w:cs="Arial" w:eastAsia="Arial" w:hAnsi="Arial"/>
@@ -24038,7 +24630,7 @@
             <w:pPr>
               <w:spacing w:after="20" w:before="0"/>
             </w:pPr>
-            <w:hyperlink w:history="1" r:id="rId60haxxzaabxz2ufvb1g2t">
+            <w:hyperlink w:history="1" r:id="rIdcd3s3ztyk848ev2ssimdi">
               <w:r>
                 <w:rPr>
                   <w:rFonts w:ascii="Arial" w:cs="Arial" w:eastAsia="Arial" w:hAnsi="Arial"/>
@@ -24047,9 +24639,25 @@
                   <w:szCs w:val="16"/>
                   <w:u w:val="single" w:color="2E75B6"/>
                 </w:rPr>
-                <w:t xml:space="preserve">Impact of mutations on translation into amino acids</w:t>
+                <w:t xml:space="preserve">03 Acid And Metal Carbonate Reactions</w:t>
               </w:r>
             </w:hyperlink>
+          </w:p>
+          <w:p>
+            <w:pPr>
+              <w:spacing w:after="20" w:before="0"/>
+            </w:pPr>
+            <w:r>
+              <w:rPr>
+                <w:rFonts w:ascii="Arial" w:cs="Arial" w:eastAsia="Arial" w:hAnsi="Arial"/>
+                <w:i/>
+                <w:iCs/>
+                <w:color w:val="595959"/>
+                <w:sz w:val="16"/>
+                <w:szCs w:val="16"/>
+              </w:rPr>
+              <w:t xml:space="preserve">Related topic: not an exact match for this lesson.</w:t>
+            </w:r>
           </w:p>
           <w:p>
             <w:pPr>
@@ -24063,7 +24671,7 @@
                 <w:sz w:val="14"/>
                 <w:szCs w:val="14"/>
               </w:rPr>
-              <w:t xml:space="preserve">Source: Khan Academy (English - US curriculum)</w:t>
+              <w:t xml:space="preserve">Source: Seavuria</w:t>
             </w:r>
           </w:p>
           <w:p>
@@ -24071,7 +24679,7 @@
               <w:spacing w:after="10" w:before="0"/>
               <w:ind w:left="120"/>
             </w:pPr>
-            <w:hyperlink w:history="1" r:id="rId2a0cbares13iub9gfx5eu">
+            <w:hyperlink w:history="1" r:id="rIdjb7g6a6m9fzlotsbkqqg6">
               <w:r>
                 <w:rPr>
                   <w:rFonts w:ascii="Arial" w:cs="Arial" w:eastAsia="Arial" w:hAnsi="Arial"/>
@@ -24133,7 +24741,7 @@
               <w:spacing w:after="10" w:before="0"/>
               <w:ind w:left="120"/>
             </w:pPr>
-            <w:hyperlink w:history="1" r:id="rIdscduxeqkdms5c7ba1dnar">
+            <w:hyperlink w:history="1" r:id="rIdxyjc_iqwnt0syntwlztzb">
               <w:r>
                 <w:rPr>
                   <w:rFonts w:ascii="Arial" w:cs="Arial" w:eastAsia="Arial" w:hAnsi="Arial"/>
@@ -24222,7 +24830,7 @@
                 <w:sz w:val="18"/>
                 <w:szCs w:val="18"/>
               </w:rPr>
-              <w:t xml:space="preserve">Distribute or display the case study. Say: 'You have 8 minutes to read carefully and answer the three questions in your exercise book. This is silent individual work.' [WAIT 8 minutes. Circulate, note common errors, especially students who confuse eutrophication with acidification]. After 8 minutes: 'Pause writing. Turn to your neighbour and compare answers to Q3 — that is the hardest one. You have 2 minutes.' [WAIT 2 minutes]. Cold-call 3 pairs: 'Otieno and Aisha — what did you agree on for Q3?' [WAIT 10 seconds]. After each response, press: 'Can you name the chemical family AND one property that makes these salts soluble in water and available for run-off?' Scribe key phrases on the board: 'ionic compounds', 'soluble in water', 'dissociate into ions', 'nitrogen and phosphate ions are plant nutrients'. Then bridge to the phenomenon: 'So the same chemistry that makes salts useful in agriculture — solubility, ion release — also makes them dangerous when overused. Just like the trona at Magadi is both commercially valuable AND caustic to flamingo skin. Chemistry is context.'</w:t>
+              <w:t xml:space="preserve">Distribute or display the case study. Say: 'You have 8 minutes to read carefully and answer the three questions in your exercise book. This is silent individual work.' [WAIT 8 minutes. Circulate, note common errors, especially students who confuse eutrophication with acidification]. After 8 minutes: 'Pause writing. Turn to your neighbour and compare answers to Q3 — that is the hardest one. You have 2 minutes.' [WAIT 2 minutes]. Cold-call 3 pairs: 'Otieno and Aisha — what did you agree on for Q3?' [WAIT 10 seconds]. After each response, press: 'Can you name the chemical family AND one property that makes these salts soluble in water and available for run-off?' Scribe key phrases on the board: 'ionic compounds', 'soluble in water', 'dissociate into ions', 'nitrogen and phosphate ions are plant nutrients'. Then bridge to the phenomenon: 'So the same chemistry that makes salts useful in agriculture — solubility, ion release — also makes them dangerous when overused. Just like the trona at Magadi is both commercially valuable AND caustic to unprotected human skin. Chemistry is context.'</w:t>
             </w:r>
           </w:p>
         </w:tc>
@@ -24343,7 +24951,7 @@
             <w:pPr>
               <w:spacing w:after="20" w:before="0"/>
             </w:pPr>
-            <w:hyperlink w:history="1" r:id="rIdr7tra6f5ht6dn007op4yy">
+            <w:hyperlink w:history="1" r:id="rIdrfvewr-_dadmmiewgrvul">
               <w:r>
                 <w:rPr>
                   <w:rFonts w:ascii="Arial" w:cs="Arial" w:eastAsia="Arial" w:hAnsi="Arial"/>
@@ -24352,9 +24960,25 @@
                   <w:szCs w:val="16"/>
                   <w:u w:val="single" w:color="2E75B6"/>
                 </w:rPr>
-                <w:t xml:space="preserve">Impact of mutations on translation into amino acids</w:t>
+                <w:t xml:space="preserve">01 Acid And Base Reactions With Metals</w:t>
               </w:r>
             </w:hyperlink>
+          </w:p>
+          <w:p>
+            <w:pPr>
+              <w:spacing w:after="20" w:before="0"/>
+            </w:pPr>
+            <w:r>
+              <w:rPr>
+                <w:rFonts w:ascii="Arial" w:cs="Arial" w:eastAsia="Arial" w:hAnsi="Arial"/>
+                <w:i/>
+                <w:iCs/>
+                <w:color w:val="595959"/>
+                <w:sz w:val="16"/>
+                <w:szCs w:val="16"/>
+              </w:rPr>
+              <w:t xml:space="preserve">Related topic: not an exact match for this lesson.</w:t>
+            </w:r>
           </w:p>
           <w:p>
             <w:pPr>
@@ -24368,7 +24992,7 @@
                 <w:sz w:val="14"/>
                 <w:szCs w:val="14"/>
               </w:rPr>
-              <w:t xml:space="preserve">Source: Khan Academy (English - US curriculum)</w:t>
+              <w:t xml:space="preserve">Source: Seavuria</w:t>
             </w:r>
           </w:p>
           <w:p>
@@ -24376,7 +25000,7 @@
               <w:spacing w:after="10" w:before="0"/>
               <w:ind w:left="120"/>
             </w:pPr>
-            <w:hyperlink w:history="1" r:id="rIdsuwqvzgavtmqg5lsiiinl">
+            <w:hyperlink w:history="1" r:id="rIdoiqeucs9p5rmysyv9coc8">
               <w:r>
                 <w:rPr>
                   <w:rFonts w:ascii="Arial" w:cs="Arial" w:eastAsia="Arial" w:hAnsi="Arial"/>
@@ -24438,7 +25062,7 @@
               <w:spacing w:after="10" w:before="0"/>
               <w:ind w:left="120"/>
             </w:pPr>
-            <w:hyperlink w:history="1" r:id="rIdpn80lbkzcqyy4xhmmi3h9">
+            <w:hyperlink w:history="1" r:id="rIdaxjpypbwlmbiahk316lta">
               <w:r>
                 <w:rPr>
                   <w:rFonts w:ascii="Arial" w:cs="Arial" w:eastAsia="Arial" w:hAnsi="Arial"/>
@@ -24527,7 +25151,7 @@
                 <w:sz w:val="18"/>
                 <w:szCs w:val="18"/>
               </w:rPr>
-              <w:t xml:space="preserve">PART A: Announce group order (pre-assigned). 'Each group: 3 minutes, no more. Audience: complete your peer-feedback card as you listen. I am listening for correct use of these terms —' [point to vocabulary harvest on board]. Use a visible 3-minute timer. After each presentation, give one specific affirmation: e.g., 'Group 2 — you correctly described sodium chloride as a neutral salt that is hygroscopic under very humid conditions. Well done.' Gently correct errors on the spot: 'Group 4 — you said lemon juice is a base. Which lesson gave us the pH of lemon juice? Waweru, can you help?' [WAIT 10 seconds]. PART B: Display the two anchoring phenomenon images on the screen again — the same images from Lesson 1. Say: 'We are now going to write the explanation we could not write in Lesson 1. I will scribe. You will speak. Use Claim–Evidence–Reasoning.' Guide with prompts: 'What CLAIM can we make about the trona at Magadi?' [WAIT 10 seconds, cold-call]. 'What EVIDENCE from our lessons supports that claim?' [WAIT 10 seconds]. 'What REASONING connects the evidence to the claim?' Repeat for sufuria pitting and canteen salt clumping. Ensure the final CER chart explicitly names: Na₂CO₃ (trona/sodium sesquicarbonate), alkaline pH, efflorescence; Al + dilute acid (lemon juice/citric acid) → aluminium salt + H₂; hygroscopy/deliquescence of NaCl under high humidity.</w:t>
+              <w:t xml:space="preserve">PART A: Announce group order (pre-assigned). 'Each group: 3 minutes, no more. Audience: complete your peer-feedback card as you listen. I am listening for correct use of these terms —' [point to vocabulary harvest on board]. Use a visible 3-minute timer. After each presentation, give one specific affirmation: e.g., 'Group 2 — you correctly described sodium chloride as a neutral salt that is hygroscopic under very humid conditions. Well done.' Gently correct errors on the spot: 'Group 4 — you said lemon juice is a base. Which lesson gave us the pH of lemon juice? Waweru, can you help?' [WAIT 10 seconds]. PART B: Display the two anchoring phenomenon images on the screen again — the same images from Lesson 1. Say: 'We are now going to write the explanation we could not write in Lesson 1. I will scribe. You will speak. Use Claim–Evidence–Reasoning.' Guide with prompts: 'What CLAIM can we make about the trona at Magadi?' [WAIT 10 seconds, cold-call]. 'What EVIDENCE from our lessons supports that claim?' [WAIT 10 seconds]. 'What REASONING connects the evidence to the claim?' Repeat for sufuria pitting and canteen salt clumping. Ensure the final CER chart explicitly names: Na₃H(CO₃)₂·2H₂O (trona/sodium sesquicarbonate; source of Na₂CO₃ soda ash), alkaline pH, crystallisation on evaporation; Al + dilute acid (lemon juice/citric acid) → aluminium salt + H₂; hygroscopy/deliquescence of NaCl under high humidity.</w:t>
             </w:r>
           </w:p>
         </w:tc>
@@ -24648,7 +25272,7 @@
             <w:pPr>
               <w:spacing w:after="20" w:before="0"/>
             </w:pPr>
-            <w:hyperlink w:history="1" r:id="rIdeaz3hth9ajn7bxznt_7vl">
+            <w:hyperlink w:history="1" r:id="rIdmwwzqr6escvq2r_4ka0hl">
               <w:r>
                 <w:rPr>
                   <w:rFonts w:ascii="Arial" w:cs="Arial" w:eastAsia="Arial" w:hAnsi="Arial"/>
@@ -24657,9 +25281,25 @@
                   <w:szCs w:val="16"/>
                   <w:u w:val="single" w:color="2E75B6"/>
                 </w:rPr>
-                <w:t xml:space="preserve">Impact of mutations on translation into amino acids</w:t>
+                <w:t xml:space="preserve">03 Acid And Metal Carbonate Reactions</w:t>
               </w:r>
             </w:hyperlink>
+          </w:p>
+          <w:p>
+            <w:pPr>
+              <w:spacing w:after="20" w:before="0"/>
+            </w:pPr>
+            <w:r>
+              <w:rPr>
+                <w:rFonts w:ascii="Arial" w:cs="Arial" w:eastAsia="Arial" w:hAnsi="Arial"/>
+                <w:i/>
+                <w:iCs/>
+                <w:color w:val="595959"/>
+                <w:sz w:val="16"/>
+                <w:szCs w:val="16"/>
+              </w:rPr>
+              <w:t xml:space="preserve">Related topic: not an exact match for this lesson.</w:t>
+            </w:r>
           </w:p>
           <w:p>
             <w:pPr>
@@ -24673,7 +25313,7 @@
                 <w:sz w:val="14"/>
                 <w:szCs w:val="14"/>
               </w:rPr>
-              <w:t xml:space="preserve">Source: Khan Academy (English - US curriculum)</w:t>
+              <w:t xml:space="preserve">Source: Seavuria</w:t>
             </w:r>
           </w:p>
           <w:p>
@@ -24681,7 +25321,7 @@
               <w:spacing w:after="10" w:before="0"/>
               <w:ind w:left="120"/>
             </w:pPr>
-            <w:hyperlink w:history="1" r:id="rIdxog-tfaypbrizojtr1dro">
+            <w:hyperlink w:history="1" r:id="rIdmp1hu5dyp7kemoo0y3zmp">
               <w:r>
                 <w:rPr>
                   <w:rFonts w:ascii="Arial" w:cs="Arial" w:eastAsia="Arial" w:hAnsi="Arial"/>
@@ -24743,7 +25383,7 @@
               <w:spacing w:after="10" w:before="0"/>
               <w:ind w:left="120"/>
             </w:pPr>
-            <w:hyperlink w:history="1" r:id="rIdtfjfscbjoxztkgo0gbm6c">
+            <w:hyperlink w:history="1" r:id="rId0wtxhqfcwyamkuzcr1rok">
               <w:r>
                 <w:rPr>
                   <w:rFonts w:ascii="Arial" w:cs="Arial" w:eastAsia="Arial" w:hAnsi="Arial"/>
@@ -24953,7 +25593,7 @@
             <w:pPr>
               <w:spacing w:after="20" w:before="0"/>
             </w:pPr>
-            <w:hyperlink w:history="1" r:id="rIduwujbdth_bwhade8y-1ca">
+            <w:hyperlink w:history="1" r:id="rIdbrrtjl8ej-ydcdeyjh3b1">
               <w:r>
                 <w:rPr>
                   <w:rFonts w:ascii="Arial" w:cs="Arial" w:eastAsia="Arial" w:hAnsi="Arial"/>
@@ -24962,9 +25602,25 @@
                   <w:szCs w:val="16"/>
                   <w:u w:val="single" w:color="2E75B6"/>
                 </w:rPr>
-                <w:t xml:space="preserve">Impact of mutations on translation into amino acids</w:t>
+                <w:t xml:space="preserve">01 Acid And Base Reactions With Metals</w:t>
               </w:r>
             </w:hyperlink>
+          </w:p>
+          <w:p>
+            <w:pPr>
+              <w:spacing w:after="20" w:before="0"/>
+            </w:pPr>
+            <w:r>
+              <w:rPr>
+                <w:rFonts w:ascii="Arial" w:cs="Arial" w:eastAsia="Arial" w:hAnsi="Arial"/>
+                <w:i/>
+                <w:iCs/>
+                <w:color w:val="595959"/>
+                <w:sz w:val="16"/>
+                <w:szCs w:val="16"/>
+              </w:rPr>
+              <w:t xml:space="preserve">Related topic: not an exact match for this lesson.</w:t>
+            </w:r>
           </w:p>
           <w:p>
             <w:pPr>
@@ -24978,7 +25634,7 @@
                 <w:sz w:val="14"/>
                 <w:szCs w:val="14"/>
               </w:rPr>
-              <w:t xml:space="preserve">Source: Khan Academy (English - US curriculum)</w:t>
+              <w:t xml:space="preserve">Source: Seavuria</w:t>
             </w:r>
           </w:p>
           <w:p>
@@ -24986,7 +25642,7 @@
               <w:spacing w:after="10" w:before="0"/>
               <w:ind w:left="120"/>
             </w:pPr>
-            <w:hyperlink w:history="1" r:id="rId6yan3ljg5pvrvrbrvtpgp">
+            <w:hyperlink w:history="1" r:id="rIdtysugfkbyiabnuxcfi7ng">
               <w:r>
                 <w:rPr>
                   <w:rFonts w:ascii="Arial" w:cs="Arial" w:eastAsia="Arial" w:hAnsi="Arial"/>
@@ -25048,7 +25704,7 @@
               <w:spacing w:after="10" w:before="0"/>
               <w:ind w:left="120"/>
             </w:pPr>
-            <w:hyperlink w:history="1" r:id="rIdxigz2zsbgpxfxjz6zdmus">
+            <w:hyperlink w:history="1" r:id="rIdgh7ytu7lwl9kqopovsxg7">
               <w:r>
                 <w:rPr>
                   <w:rFonts w:ascii="Arial" w:cs="Arial" w:eastAsia="Arial" w:hAnsi="Arial"/>
@@ -25201,7 +25857,7 @@
                 <w:sz w:val="18"/>
                 <w:szCs w:val="18"/>
               </w:rPr>
-              <w:t xml:space="preserve">Observable indicators: (1) In Part A, annotated models show at least three substantive changes from the L1 original, using correct chemical terminology and at least one balanced equation. (2) In Part B written assessment, the teacher uses the following marking criteria — Q1: names sodium carbonate / trona, identifies alkaline nature (high pH) and efflorescence/crystallisation on evaporation (2+2); Q2: correct balanced equation 2Al + 6HCl → 2AlCl₃ + 3H₂ AND correct explanation linking citric acid's H⁺ ions to oxidation of aluminium surface (2+2); Q3: names hygroscopy or deliquescence, explains that Na⁺ and Cl⁻ ions attract polar water molecules from humid air, causing clumping (2+2); Q4: mentions nitrate/phosphate ions from CAN dissolving and running off into lake water, causing algal bloom, decomposition depletes dissolved oxygen, ngege suffocate (4 marks for complete causal chain). Scripts are marked before Lesson 9 of the next sub-strand and returned with written feedback.</w:t>
+              <w:t xml:space="preserve">Observable indicators: (1) In Part A, annotated models show at least three substantive changes from the L1 original, using correct chemical terminology and at least one balanced equation. (2) In Part B written assessment, the teacher uses the following marking criteria — Q1: names sodium carbonate / trona, identifies alkaline nature (high pH) and crystallisation on evaporation (2+2); Q2: correct balanced equation 2Al + 6HCl → 2AlCl₃ + 3H₂ AND correct explanation linking citric acid's H⁺ ions to oxidation of aluminium surface (2+2); Q3: names hygroscopy or deliquescence, explains that Na⁺ and Cl⁻ ions attract polar water molecules from humid air, causing clumping (2+2); Q4: mentions nitrate/phosphate ions from CAN dissolving and running off into lake water, causing algal bloom, decomposition depletes dissolved oxygen, ngege suffocate (4 marks for complete causal chain). Scripts are marked before Lesson 9 of the next sub-strand and returned with written feedback.</w:t>
             </w:r>
           </w:p>
         </w:tc>
@@ -25715,7 +26371,7 @@
                 <w:sz w:val="18"/>
                 <w:szCs w:val="18"/>
               </w:rPr>
-              <w:t xml:space="preserve">Students learned: (1) excess fertiliser salts (CAN, DAP) dissolve in water, run off into Lake Victoria, cause eutrophication (algal bloom → oxygen depletion → fish death) — directly linking salt solubility and ion chemistry to environmental harm; (2) trona (sodium sesquicarbonate / Na₂CO₃) at Lake Magadi is an alkaline salt that crystallises by efflorescence as lake water evaporates in the Rift Valley heat; (3) lemon juice (citric acid, low pH) reacts with aluminium metal (Al + acid → aluminium salt + H₂), pitting the sufuria; (4) canteen salt clumps in April rains because NaCl is hygroscopic — Na⁺ and Cl⁻ ions attract polar water molecules from humid air; (5) their own conceptual models changed substantially across eight lessons, and scientific understanding grows by revising prior models with new evidence.</w:t>
+              <w:t xml:space="preserve">Students learned: (1) excess fertiliser salts (CAN, DAP) dissolve in water, run off into Lake Victoria, cause eutrophication (algal bloom → oxygen depletion → fish death) — directly linking salt solubility and ion chemistry to environmental harm; (2) trona (sodium sesquicarbonate, Na₃H(CO₃)₂·2H₂O, the source of Na₂CO₃ soda ash) at Lake Magadi is an alkaline salt that crystallises as lake water evaporates in the Rift Valley heat; (3) lemon juice (citric acid, low pH) reacts with aluminium metal (Al + acid → aluminium salt + H₂), pitting the sufuria; (4) canteen salt clumps in April rains because NaCl is hygroscopic — Na⁺ and Cl⁻ ions attract polar water molecules from humid air; (5) their own conceptual models changed substantially across eight lessons, and scientific understanding grows by revising prior models with new evidence.</w:t>
             </w:r>
           </w:p>
         </w:tc>
@@ -25781,7 +26437,7 @@
                 <w:sz w:val="18"/>
                 <w:szCs w:val="18"/>
               </w:rPr>
-              <w:t xml:space="preserve">Students explained, using the Claim–Evidence–Reasoning framework: (1) WHY Lake Magadi's trona forms white shoreline crusts — evaporation concentrates Na₂CO₃ dissolved in the alkaline lake water, which then crystallises (efflorescence) as the water dries; the high pH makes the water caustic yet commercially valuable as soda ash for the Magadi Soda Company; (2) WHY lemon juice pitted the aluminium sufuria — citric acid (H⁺ ions, pH 2–3) reacted with the aluminium metal surface overnight via an acid-metal reaction, producing aluminium salt and hydrogen gas, corroding the pot wall; (3) WHY canteen salt clumps in the long rains — sodium chloride is hygroscopic, absorbing water vapour from humid April air onto its ionic crystal surfaces; (4) HOW fertiliser salt overuse harms Lake Victoria — nitrate and phosphate ions from CAN and DAP run off into the lake, fuel explosive algal and water hyacinth growth, decomposing biomass depletes dissolved oxygen, and Nile tilapia (ngege) suffocate — all traceable to the solubility and ionic nature of salts studied throughout the sub-strand.</w:t>
+              <w:t xml:space="preserve">Students explained, using the Claim–Evidence–Reasoning framework: (1) WHY Lake Magadi's trona forms white shoreline crusts — evaporation concentrates Na₂CO₃ dissolved in the alkaline lake water, which then crystallises as the water dries; the high pH makes the water caustic yet commercially valuable as soda ash for the Magadi Soda Company; (2) WHY lemon juice pitted the aluminium sufuria — citric acid (H⁺ ions, pH 2–3) reacted with the aluminium metal surface overnight via an acid-metal reaction, producing aluminium salt and hydrogen gas, corroding the pot wall; (3) WHY canteen salt clumps in the long rains — sodium chloride is weakly hygroscopic, absorbing small amounts of water vapour from humid April air onto its ionic crystal surfaces; (4) HOW fertiliser salt overuse harms Lake Victoria — nitrate and phosphate ions from CAN and DAP run off into the lake, fuel explosive algal and water hyacinth growth, decomposing biomass depletes dissolved oxygen, and Nile tilapia (ngege) suffocate — all traceable to the solubility and ionic nature of salts studied throughout the sub-strand.</w:t>
             </w:r>
           </w:p>
         </w:tc>
@@ -25803,7 +26459,7 @@
         </w:rPr>
         <w:t xml:space="preserve">© 2026 SeaVuria and ARES. Aligned with KICD objectives. Developed by SeaVuria; technical implementation by ARES (with AI assistance from Claude). Licensed under </w:t>
       </w:r>
-      <w:hyperlink w:history="1" r:id="rIddizyjxlgpy9kbnmasw9-_">
+      <w:hyperlink w:history="1" r:id="rId_9sskw03ga6eysfntovzx">
         <w:r>
           <w:rPr>
             <w:rFonts w:ascii="Arial" w:cs="Arial" w:eastAsia="Arial" w:hAnsi="Arial"/>
@@ -25824,7 +26480,7 @@
         </w:rPr>
         <w:t xml:space="preserve"> (</w:t>
       </w:r>
-      <w:hyperlink w:history="1" r:id="rId5opgqfabmg3hvpanfekjb">
+      <w:hyperlink w:history="1" r:id="rIdgxpgtwsp1iuhcwy1cxtyu">
         <w:r>
           <w:rPr>
             <w:rFonts w:ascii="Arial" w:cs="Arial" w:eastAsia="Arial" w:hAnsi="Arial"/>

--- a/data/outputs/v2/General_Science/SS2.4_Acids,_Bases_and_Salts/General_Science_Acids,_Bases_and_Salts_CBE_LessonSequence.docx
+++ b/data/outputs/v2/General_Science/SS2.4_Acids,_Bases_and_Salts/General_Science_Acids,_Bases_and_Salts_CBE_LessonSequence.docx
@@ -2320,7 +2320,7 @@
         </w:rPr>
         <w:t xml:space="preserve">© 2026 SeaVuria and ARES. This work is licensed under a </w:t>
       </w:r>
-      <w:hyperlink w:history="1" r:id="rIdnb-a4zahgtqdvoq_b-obq">
+      <w:hyperlink w:history="1" r:id="rId0jf5y3h-wrkk-mhnp3qhi">
         <w:r>
           <w:rPr>
             <w:rFonts w:ascii="Arial" w:cs="Arial" w:eastAsia="Arial" w:hAnsi="Arial"/>
@@ -2340,7 +2340,7 @@
         </w:rPr>
         <w:t xml:space="preserve"> (</w:t>
       </w:r>
-      <w:hyperlink w:history="1" r:id="rIdsbrfsnian7huqr312xsn6">
+      <w:hyperlink w:history="1" r:id="rIdaf1uo7qi1jl4bm_8d2fxb">
         <w:r>
           <w:rPr>
             <w:rFonts w:ascii="Arial" w:cs="Arial" w:eastAsia="Arial" w:hAnsi="Arial"/>
@@ -2360,7 +2360,7 @@
         </w:rPr>
         <w:t xml:space="preserve">). To view a copy of this license, visit </w:t>
       </w:r>
-      <w:hyperlink w:history="1" r:id="rIdawt4cuefep68pfr_gihkx">
+      <w:hyperlink w:history="1" r:id="rIdblnxoyz8wopcyibi7icn1">
         <w:r>
           <w:rPr>
             <w:rFonts w:ascii="Arial" w:cs="Arial" w:eastAsia="Arial" w:hAnsi="Arial"/>
@@ -3372,7 +3372,7 @@
             <w:pPr>
               <w:spacing w:after="20" w:before="0"/>
             </w:pPr>
-            <w:hyperlink w:history="1" r:id="rIdw5dmv7oq2kan1mv160tog">
+            <w:hyperlink w:history="1" r:id="rId9fk20noc4xzossvbanl9h">
               <w:r>
                 <w:rPr>
                   <w:rFonts w:ascii="Arial" w:cs="Arial" w:eastAsia="Arial" w:hAnsi="Arial"/>
@@ -3421,7 +3421,7 @@
               <w:spacing w:after="10" w:before="0"/>
               <w:ind w:left="120"/>
             </w:pPr>
-            <w:hyperlink w:history="1" r:id="rIdpdgoqx72rqinwwyyr9lnp">
+            <w:hyperlink w:history="1" r:id="rIdox0hm4xytg66okvzkzngb">
               <w:r>
                 <w:rPr>
                   <w:rFonts w:ascii="Arial" w:cs="Arial" w:eastAsia="Arial" w:hAnsi="Arial"/>
@@ -3466,7 +3466,7 @@
             <w:pPr>
               <w:spacing w:after="20" w:before="0"/>
             </w:pPr>
-            <w:hyperlink w:history="1" r:id="rIdxmzl2neacmhs-zjefjplj">
+            <w:hyperlink w:history="1" r:id="rIdcqjkjiacttsk7xqcinikf">
               <w:r>
                 <w:rPr>
                   <w:rFonts w:ascii="Arial" w:cs="Arial" w:eastAsia="Arial" w:hAnsi="Arial"/>
@@ -3499,7 +3499,7 @@
               <w:spacing w:after="10" w:before="0"/>
               <w:ind w:left="120"/>
             </w:pPr>
-            <w:hyperlink w:history="1" r:id="rIdwofxvbu6-garbnfgpzbou">
+            <w:hyperlink w:history="1" r:id="rIdnucmjzeoiacwhwu73awed">
               <w:r>
                 <w:rPr>
                   <w:rFonts w:ascii="Arial" w:cs="Arial" w:eastAsia="Arial" w:hAnsi="Arial"/>
@@ -3694,7 +3694,7 @@
             <w:pPr>
               <w:spacing w:after="20" w:before="0"/>
             </w:pPr>
-            <w:hyperlink w:history="1" r:id="rIdu-qa8ktb3nfzmmucbgw-g">
+            <w:hyperlink w:history="1" r:id="rIde3uvspd3k8cz_bmd7fw2z">
               <w:r>
                 <w:rPr>
                   <w:rFonts w:ascii="Arial" w:cs="Arial" w:eastAsia="Arial" w:hAnsi="Arial"/>
@@ -3743,7 +3743,7 @@
               <w:spacing w:after="10" w:before="0"/>
               <w:ind w:left="120"/>
             </w:pPr>
-            <w:hyperlink w:history="1" r:id="rIdvgotiywyqt6njbojggfps">
+            <w:hyperlink w:history="1" r:id="rId7ocgcf0koypetgqy705hn">
               <w:r>
                 <w:rPr>
                   <w:rFonts w:ascii="Arial" w:cs="Arial" w:eastAsia="Arial" w:hAnsi="Arial"/>
@@ -3788,7 +3788,7 @@
             <w:pPr>
               <w:spacing w:after="20" w:before="0"/>
             </w:pPr>
-            <w:hyperlink w:history="1" r:id="rIdc9phtmude5u0cxvq5v-on">
+            <w:hyperlink w:history="1" r:id="rIdjts5rvmwylbbqci2ybdbz">
               <w:r>
                 <w:rPr>
                   <w:rFonts w:ascii="Arial" w:cs="Arial" w:eastAsia="Arial" w:hAnsi="Arial"/>
@@ -3821,7 +3821,7 @@
               <w:spacing w:after="10" w:before="0"/>
               <w:ind w:left="120"/>
             </w:pPr>
-            <w:hyperlink w:history="1" r:id="rIdati1w75xfegzucllldg_b">
+            <w:hyperlink w:history="1" r:id="rIdmcm6eulbohjk37laslnku">
               <w:r>
                 <w:rPr>
                   <w:rFonts w:ascii="Arial" w:cs="Arial" w:eastAsia="Arial" w:hAnsi="Arial"/>
@@ -4016,7 +4016,7 @@
             <w:pPr>
               <w:spacing w:after="20" w:before="0"/>
             </w:pPr>
-            <w:hyperlink w:history="1" r:id="rIdmlkju7qkexx1rtjrasyvh">
+            <w:hyperlink w:history="1" r:id="rIdpiejyxx5to3ctwan1gp3n">
               <w:r>
                 <w:rPr>
                   <w:rFonts w:ascii="Arial" w:cs="Arial" w:eastAsia="Arial" w:hAnsi="Arial"/>
@@ -4065,7 +4065,7 @@
               <w:spacing w:after="10" w:before="0"/>
               <w:ind w:left="120"/>
             </w:pPr>
-            <w:hyperlink w:history="1" r:id="rIdtl54r8wlm3hibq0kovkhm">
+            <w:hyperlink w:history="1" r:id="rIdhzpc2qtjxwylxbywtfa3o">
               <w:r>
                 <w:rPr>
                   <w:rFonts w:ascii="Arial" w:cs="Arial" w:eastAsia="Arial" w:hAnsi="Arial"/>
@@ -4110,7 +4110,7 @@
             <w:pPr>
               <w:spacing w:after="20" w:before="0"/>
             </w:pPr>
-            <w:hyperlink w:history="1" r:id="rIdno0nyq3d2e7p5xgled3rh">
+            <w:hyperlink w:history="1" r:id="rIddbtnbhj_mootq-sclay3f">
               <w:r>
                 <w:rPr>
                   <w:rFonts w:ascii="Arial" w:cs="Arial" w:eastAsia="Arial" w:hAnsi="Arial"/>
@@ -4143,7 +4143,7 @@
               <w:spacing w:after="10" w:before="0"/>
               <w:ind w:left="120"/>
             </w:pPr>
-            <w:hyperlink w:history="1" r:id="rId7safdvkfp8mwwucwajd_f">
+            <w:hyperlink w:history="1" r:id="rIdrgdiyzvmnld-7j1ua1c-m">
               <w:r>
                 <w:rPr>
                   <w:rFonts w:ascii="Arial" w:cs="Arial" w:eastAsia="Arial" w:hAnsi="Arial"/>
@@ -4338,7 +4338,7 @@
             <w:pPr>
               <w:spacing w:after="20" w:before="0"/>
             </w:pPr>
-            <w:hyperlink w:history="1" r:id="rIdjyubrrbqcdtot9w5kvyku">
+            <w:hyperlink w:history="1" r:id="rIdh4a1darqw34rcqt-7dgmp">
               <w:r>
                 <w:rPr>
                   <w:rFonts w:ascii="Arial" w:cs="Arial" w:eastAsia="Arial" w:hAnsi="Arial"/>
@@ -4387,7 +4387,7 @@
               <w:spacing w:after="10" w:before="0"/>
               <w:ind w:left="120"/>
             </w:pPr>
-            <w:hyperlink w:history="1" r:id="rIdi0arfjnrlxevpgjehfoqg">
+            <w:hyperlink w:history="1" r:id="rIdktg1wur6hvapqh0iazank">
               <w:r>
                 <w:rPr>
                   <w:rFonts w:ascii="Arial" w:cs="Arial" w:eastAsia="Arial" w:hAnsi="Arial"/>
@@ -4432,7 +4432,7 @@
             <w:pPr>
               <w:spacing w:after="20" w:before="0"/>
             </w:pPr>
-            <w:hyperlink w:history="1" r:id="rId5ow6yvuene6zpmn3zjtl1">
+            <w:hyperlink w:history="1" r:id="rIdku6ji4bvmkcjheaexvm79">
               <w:r>
                 <w:rPr>
                   <w:rFonts w:ascii="Arial" w:cs="Arial" w:eastAsia="Arial" w:hAnsi="Arial"/>
@@ -4465,7 +4465,7 @@
               <w:spacing w:after="10" w:before="0"/>
               <w:ind w:left="120"/>
             </w:pPr>
-            <w:hyperlink w:history="1" r:id="rIdam6t9ngojh1sfeu8t2vob">
+            <w:hyperlink w:history="1" r:id="rIdzwzvfubkzobk4_m0yqci0">
               <w:r>
                 <w:rPr>
                   <w:rFonts w:ascii="Arial" w:cs="Arial" w:eastAsia="Arial" w:hAnsi="Arial"/>
@@ -4660,7 +4660,7 @@
             <w:pPr>
               <w:spacing w:after="20" w:before="0"/>
             </w:pPr>
-            <w:hyperlink w:history="1" r:id="rIdizy1twb0jevdnolrhko4p">
+            <w:hyperlink w:history="1" r:id="rIdghhmsemte9fhhikiia4at">
               <w:r>
                 <w:rPr>
                   <w:rFonts w:ascii="Arial" w:cs="Arial" w:eastAsia="Arial" w:hAnsi="Arial"/>
@@ -4709,7 +4709,7 @@
               <w:spacing w:after="10" w:before="0"/>
               <w:ind w:left="120"/>
             </w:pPr>
-            <w:hyperlink w:history="1" r:id="rIdhdjjpkyqyza379c9yam8t">
+            <w:hyperlink w:history="1" r:id="rId5wdtqbm1nawfds2xv43u1">
               <w:r>
                 <w:rPr>
                   <w:rFonts w:ascii="Arial" w:cs="Arial" w:eastAsia="Arial" w:hAnsi="Arial"/>
@@ -4754,7 +4754,7 @@
             <w:pPr>
               <w:spacing w:after="20" w:before="0"/>
             </w:pPr>
-            <w:hyperlink w:history="1" r:id="rId3-6gxxf_ga6pwwmtnfczh">
+            <w:hyperlink w:history="1" r:id="rIdhqkhyna7cu5ux-5wbd9o6">
               <w:r>
                 <w:rPr>
                   <w:rFonts w:ascii="Arial" w:cs="Arial" w:eastAsia="Arial" w:hAnsi="Arial"/>
@@ -4787,7 +4787,7 @@
               <w:spacing w:after="10" w:before="0"/>
               <w:ind w:left="120"/>
             </w:pPr>
-            <w:hyperlink w:history="1" r:id="rIdj22cypohm6xvszlilifis">
+            <w:hyperlink w:history="1" r:id="rIdkbv3xvwtyjcsjqe9-9ymx">
               <w:r>
                 <w:rPr>
                   <w:rFonts w:ascii="Arial" w:cs="Arial" w:eastAsia="Arial" w:hAnsi="Arial"/>
@@ -5299,7 +5299,7 @@
         </w:rPr>
         <w:t xml:space="preserve">© 2026 SeaVuria and ARES. Aligned with KICD objectives. Developed by SeaVuria; technical implementation by ARES (with AI assistance from Claude). Licensed under </w:t>
       </w:r>
-      <w:hyperlink w:history="1" r:id="rId178rny8zddtqya8q8rpna">
+      <w:hyperlink w:history="1" r:id="rIdnpzz8ketytgo7xeazb_xw">
         <w:r>
           <w:rPr>
             <w:rFonts w:ascii="Arial" w:cs="Arial" w:eastAsia="Arial" w:hAnsi="Arial"/>
@@ -5320,7 +5320,7 @@
         </w:rPr>
         <w:t xml:space="preserve"> (</w:t>
       </w:r>
-      <w:hyperlink w:history="1" r:id="rIdcunt16tcigrsuytmx4pch">
+      <w:hyperlink w:history="1" r:id="rIdh_ukazwyfvtmcer4wu-3e">
         <w:r>
           <w:rPr>
             <w:rFonts w:ascii="Arial" w:cs="Arial" w:eastAsia="Arial" w:hAnsi="Arial"/>
@@ -6333,7 +6333,7 @@
             <w:pPr>
               <w:spacing w:after="20" w:before="0"/>
             </w:pPr>
-            <w:hyperlink w:history="1" r:id="rIdta6fft7tohdotmvakyo1c">
+            <w:hyperlink w:history="1" r:id="rIdrmtimfuekcvj0ocgle5cq">
               <w:r>
                 <w:rPr>
                   <w:rFonts w:ascii="Arial" w:cs="Arial" w:eastAsia="Arial" w:hAnsi="Arial"/>
@@ -6382,7 +6382,7 @@
               <w:spacing w:after="10" w:before="0"/>
               <w:ind w:left="120"/>
             </w:pPr>
-            <w:hyperlink w:history="1" r:id="rIdhegu5fchjotl54ieextcd">
+            <w:hyperlink w:history="1" r:id="rIdogu5jcrpg7lpf6ynlrgad">
               <w:r>
                 <w:rPr>
                   <w:rFonts w:ascii="Arial" w:cs="Arial" w:eastAsia="Arial" w:hAnsi="Arial"/>
@@ -6427,7 +6427,7 @@
             <w:pPr>
               <w:spacing w:after="20" w:before="0"/>
             </w:pPr>
-            <w:hyperlink w:history="1" r:id="rIdczl8lxlqfhqprrz2punka">
+            <w:hyperlink w:history="1" r:id="rIdgfhdhqbtginhazwpitmmk">
               <w:r>
                 <w:rPr>
                   <w:rFonts w:ascii="Arial" w:cs="Arial" w:eastAsia="Arial" w:hAnsi="Arial"/>
@@ -6460,7 +6460,7 @@
               <w:spacing w:after="10" w:before="0"/>
               <w:ind w:left="120"/>
             </w:pPr>
-            <w:hyperlink w:history="1" r:id="rIdm197n6q2wt8byzizmzbde">
+            <w:hyperlink w:history="1" r:id="rId_gslkf9gzzvdtjza_hwu5">
               <w:r>
                 <w:rPr>
                   <w:rFonts w:ascii="Arial" w:cs="Arial" w:eastAsia="Arial" w:hAnsi="Arial"/>
@@ -6655,7 +6655,7 @@
             <w:pPr>
               <w:spacing w:after="20" w:before="0"/>
             </w:pPr>
-            <w:hyperlink w:history="1" r:id="rIdilodrfhekj5lf1ec6je33">
+            <w:hyperlink w:history="1" r:id="rId6l6v19akvawcsextwghr1">
               <w:r>
                 <w:rPr>
                   <w:rFonts w:ascii="Arial" w:cs="Arial" w:eastAsia="Arial" w:hAnsi="Arial"/>
@@ -6704,7 +6704,7 @@
               <w:spacing w:after="10" w:before="0"/>
               <w:ind w:left="120"/>
             </w:pPr>
-            <w:hyperlink w:history="1" r:id="rIdo8w8avitejzwqqyy4gtnn">
+            <w:hyperlink w:history="1" r:id="rIdemtiio9wjajtgehhd6bpn">
               <w:r>
                 <w:rPr>
                   <w:rFonts w:ascii="Arial" w:cs="Arial" w:eastAsia="Arial" w:hAnsi="Arial"/>
@@ -6749,7 +6749,7 @@
             <w:pPr>
               <w:spacing w:after="20" w:before="0"/>
             </w:pPr>
-            <w:hyperlink w:history="1" r:id="rId4rdbbzvjo3h0bwtlzcros">
+            <w:hyperlink w:history="1" r:id="rIdt3wd2ommbtlrcnrjwkltb">
               <w:r>
                 <w:rPr>
                   <w:rFonts w:ascii="Arial" w:cs="Arial" w:eastAsia="Arial" w:hAnsi="Arial"/>
@@ -6782,7 +6782,7 @@
               <w:spacing w:after="10" w:before="0"/>
               <w:ind w:left="120"/>
             </w:pPr>
-            <w:hyperlink w:history="1" r:id="rIdmnpgtn2kqxwru1sm7xi9d">
+            <w:hyperlink w:history="1" r:id="rIdwlclwph9yr8w19k-thm7a">
               <w:r>
                 <w:rPr>
                   <w:rFonts w:ascii="Arial" w:cs="Arial" w:eastAsia="Arial" w:hAnsi="Arial"/>
@@ -6977,7 +6977,7 @@
             <w:pPr>
               <w:spacing w:after="20" w:before="0"/>
             </w:pPr>
-            <w:hyperlink w:history="1" r:id="rIdpbowleu9e5qih7epvmm3l">
+            <w:hyperlink w:history="1" r:id="rIdtlyfjbors_dkottsrfouv">
               <w:r>
                 <w:rPr>
                   <w:rFonts w:ascii="Arial" w:cs="Arial" w:eastAsia="Arial" w:hAnsi="Arial"/>
@@ -7026,7 +7026,7 @@
               <w:spacing w:after="10" w:before="0"/>
               <w:ind w:left="120"/>
             </w:pPr>
-            <w:hyperlink w:history="1" r:id="rId2_pkiklksp8ad7re9lbdq">
+            <w:hyperlink w:history="1" r:id="rIdijaiymerszlrq29fttm8a">
               <w:r>
                 <w:rPr>
                   <w:rFonts w:ascii="Arial" w:cs="Arial" w:eastAsia="Arial" w:hAnsi="Arial"/>
@@ -7071,7 +7071,7 @@
             <w:pPr>
               <w:spacing w:after="20" w:before="0"/>
             </w:pPr>
-            <w:hyperlink w:history="1" r:id="rIdnfkpyvritndia7kvdgxce">
+            <w:hyperlink w:history="1" r:id="rIdfupy0xiomx9ncntuxxr2o">
               <w:r>
                 <w:rPr>
                   <w:rFonts w:ascii="Arial" w:cs="Arial" w:eastAsia="Arial" w:hAnsi="Arial"/>
@@ -7104,7 +7104,7 @@
               <w:spacing w:after="10" w:before="0"/>
               <w:ind w:left="120"/>
             </w:pPr>
-            <w:hyperlink w:history="1" r:id="rIdrhpzs3ikwywedoqqoqigd">
+            <w:hyperlink w:history="1" r:id="rId66u3afb5vms7eek_deaov">
               <w:r>
                 <w:rPr>
                   <w:rFonts w:ascii="Arial" w:cs="Arial" w:eastAsia="Arial" w:hAnsi="Arial"/>
@@ -7299,7 +7299,7 @@
             <w:pPr>
               <w:spacing w:after="20" w:before="0"/>
             </w:pPr>
-            <w:hyperlink w:history="1" r:id="rIdxmhunykeha7e7-buwejf1">
+            <w:hyperlink w:history="1" r:id="rIderdz1nbp68bx-ggfc_yph">
               <w:r>
                 <w:rPr>
                   <w:rFonts w:ascii="Arial" w:cs="Arial" w:eastAsia="Arial" w:hAnsi="Arial"/>
@@ -7348,7 +7348,7 @@
               <w:spacing w:after="10" w:before="0"/>
               <w:ind w:left="120"/>
             </w:pPr>
-            <w:hyperlink w:history="1" r:id="rId7uee7bdkjqgfoejlj9npc">
+            <w:hyperlink w:history="1" r:id="rIdwfzius81bpzdhgkxwqn70">
               <w:r>
                 <w:rPr>
                   <w:rFonts w:ascii="Arial" w:cs="Arial" w:eastAsia="Arial" w:hAnsi="Arial"/>
@@ -7393,7 +7393,7 @@
             <w:pPr>
               <w:spacing w:after="20" w:before="0"/>
             </w:pPr>
-            <w:hyperlink w:history="1" r:id="rId7mf1tvyoahu4r6kh7jyph">
+            <w:hyperlink w:history="1" r:id="rIdohtp9aboirvdpgrk_oabm">
               <w:r>
                 <w:rPr>
                   <w:rFonts w:ascii="Arial" w:cs="Arial" w:eastAsia="Arial" w:hAnsi="Arial"/>
@@ -7426,7 +7426,7 @@
               <w:spacing w:after="10" w:before="0"/>
               <w:ind w:left="120"/>
             </w:pPr>
-            <w:hyperlink w:history="1" r:id="rIdfisk71g_gmhpw2zkkgjkx">
+            <w:hyperlink w:history="1" r:id="rId9nlbdhh7halkgjb84n0kb">
               <w:r>
                 <w:rPr>
                   <w:rFonts w:ascii="Arial" w:cs="Arial" w:eastAsia="Arial" w:hAnsi="Arial"/>
@@ -7621,7 +7621,7 @@
             <w:pPr>
               <w:spacing w:after="20" w:before="0"/>
             </w:pPr>
-            <w:hyperlink w:history="1" r:id="rIdejlj1y7izuok8k_be65tw">
+            <w:hyperlink w:history="1" r:id="rId0typf4uh2vhanw9hzfdou">
               <w:r>
                 <w:rPr>
                   <w:rFonts w:ascii="Arial" w:cs="Arial" w:eastAsia="Arial" w:hAnsi="Arial"/>
@@ -7670,7 +7670,7 @@
               <w:spacing w:after="10" w:before="0"/>
               <w:ind w:left="120"/>
             </w:pPr>
-            <w:hyperlink w:history="1" r:id="rIdmlejvz2_qizbevevzsmdp">
+            <w:hyperlink w:history="1" r:id="rIdxiygsuivnvqn1wd7bq6tj">
               <w:r>
                 <w:rPr>
                   <w:rFonts w:ascii="Arial" w:cs="Arial" w:eastAsia="Arial" w:hAnsi="Arial"/>
@@ -7715,7 +7715,7 @@
             <w:pPr>
               <w:spacing w:after="20" w:before="0"/>
             </w:pPr>
-            <w:hyperlink w:history="1" r:id="rId4gpzstj4stnor8rsxgusr">
+            <w:hyperlink w:history="1" r:id="rIdwez1xba69mkvuq0ivaify">
               <w:r>
                 <w:rPr>
                   <w:rFonts w:ascii="Arial" w:cs="Arial" w:eastAsia="Arial" w:hAnsi="Arial"/>
@@ -7748,7 +7748,7 @@
               <w:spacing w:after="10" w:before="0"/>
               <w:ind w:left="120"/>
             </w:pPr>
-            <w:hyperlink w:history="1" r:id="rIdupd3rliw1vkimevkgk_74">
+            <w:hyperlink w:history="1" r:id="rIdubicpwkcs8umymeeotvw2">
               <w:r>
                 <w:rPr>
                   <w:rFonts w:ascii="Arial" w:cs="Arial" w:eastAsia="Arial" w:hAnsi="Arial"/>
@@ -8374,7 +8374,7 @@
         </w:rPr>
         <w:t xml:space="preserve">© 2026 SeaVuria and ARES. Aligned with KICD objectives. Developed by SeaVuria; technical implementation by ARES (with AI assistance from Claude). Licensed under </w:t>
       </w:r>
-      <w:hyperlink w:history="1" r:id="rIds-retubnszj1uxzrihu0l">
+      <w:hyperlink w:history="1" r:id="rIdebdlljlguyrelkjjaszfi">
         <w:r>
           <w:rPr>
             <w:rFonts w:ascii="Arial" w:cs="Arial" w:eastAsia="Arial" w:hAnsi="Arial"/>
@@ -8395,7 +8395,7 @@
         </w:rPr>
         <w:t xml:space="preserve"> (</w:t>
       </w:r>
-      <w:hyperlink w:history="1" r:id="rIdoogeajnorl0lbagavdd5j">
+      <w:hyperlink w:history="1" r:id="rIdx2w-dtcy7jipzrdfopn-v">
         <w:r>
           <w:rPr>
             <w:rFonts w:ascii="Arial" w:cs="Arial" w:eastAsia="Arial" w:hAnsi="Arial"/>
@@ -9408,7 +9408,7 @@
             <w:pPr>
               <w:spacing w:after="20" w:before="0"/>
             </w:pPr>
-            <w:hyperlink w:history="1" r:id="rIdzr7acjvdpxutbo2eneayv">
+            <w:hyperlink w:history="1" r:id="rIdu6npokjplwcn0y5tkfpzg">
               <w:r>
                 <w:rPr>
                   <w:rFonts w:ascii="Arial" w:cs="Arial" w:eastAsia="Arial" w:hAnsi="Arial"/>
@@ -9457,7 +9457,7 @@
               <w:spacing w:after="10" w:before="0"/>
               <w:ind w:left="120"/>
             </w:pPr>
-            <w:hyperlink w:history="1" r:id="rIdf4bwmvusx_mczienou8yz">
+            <w:hyperlink w:history="1" r:id="rIds-skwnvstizodnlvsdill">
               <w:r>
                 <w:rPr>
                   <w:rFonts w:ascii="Arial" w:cs="Arial" w:eastAsia="Arial" w:hAnsi="Arial"/>
@@ -9519,7 +9519,7 @@
               <w:spacing w:after="10" w:before="0"/>
               <w:ind w:left="120"/>
             </w:pPr>
-            <w:hyperlink w:history="1" r:id="rIdoulinn1anwm_4w47p7qwj">
+            <w:hyperlink w:history="1" r:id="rIdzbq5kxeyoorcfmgxbfyr4">
               <w:r>
                 <w:rPr>
                   <w:rFonts w:ascii="Arial" w:cs="Arial" w:eastAsia="Arial" w:hAnsi="Arial"/>
@@ -9729,7 +9729,7 @@
             <w:pPr>
               <w:spacing w:after="20" w:before="0"/>
             </w:pPr>
-            <w:hyperlink w:history="1" r:id="rIdjrudcohd9gbt6_x0hqbxl">
+            <w:hyperlink w:history="1" r:id="rIdqscrt4lmad6qrd6mxscnd">
               <w:r>
                 <w:rPr>
                   <w:rFonts w:ascii="Arial" w:cs="Arial" w:eastAsia="Arial" w:hAnsi="Arial"/>
@@ -9778,7 +9778,7 @@
               <w:spacing w:after="10" w:before="0"/>
               <w:ind w:left="120"/>
             </w:pPr>
-            <w:hyperlink w:history="1" r:id="rIdkj3x1tmivqqaoiy9ikvxf">
+            <w:hyperlink w:history="1" r:id="rIdv3tgyckxlmd9lxta--2pn">
               <w:r>
                 <w:rPr>
                   <w:rFonts w:ascii="Arial" w:cs="Arial" w:eastAsia="Arial" w:hAnsi="Arial"/>
@@ -9840,7 +9840,7 @@
               <w:spacing w:after="10" w:before="0"/>
               <w:ind w:left="120"/>
             </w:pPr>
-            <w:hyperlink w:history="1" r:id="rIdqrcwbcgltte7cobf4adal">
+            <w:hyperlink w:history="1" r:id="rIdl7wcvtqi9-a2ghpvcjdcr">
               <w:r>
                 <w:rPr>
                   <w:rFonts w:ascii="Arial" w:cs="Arial" w:eastAsia="Arial" w:hAnsi="Arial"/>
@@ -10050,7 +10050,7 @@
             <w:pPr>
               <w:spacing w:after="20" w:before="0"/>
             </w:pPr>
-            <w:hyperlink w:history="1" r:id="rIdyiq3499hr1canz8gttoso">
+            <w:hyperlink w:history="1" r:id="rIdf9nzslulaqwtkoj1bh37c">
               <w:r>
                 <w:rPr>
                   <w:rFonts w:ascii="Arial" w:cs="Arial" w:eastAsia="Arial" w:hAnsi="Arial"/>
@@ -10099,7 +10099,7 @@
               <w:spacing w:after="10" w:before="0"/>
               <w:ind w:left="120"/>
             </w:pPr>
-            <w:hyperlink w:history="1" r:id="rId94ri-6byoakb26s1c0a0a">
+            <w:hyperlink w:history="1" r:id="rId_gsopce08jk41xnnzf7do">
               <w:r>
                 <w:rPr>
                   <w:rFonts w:ascii="Arial" w:cs="Arial" w:eastAsia="Arial" w:hAnsi="Arial"/>
@@ -10161,7 +10161,7 @@
               <w:spacing w:after="10" w:before="0"/>
               <w:ind w:left="120"/>
             </w:pPr>
-            <w:hyperlink w:history="1" r:id="rIda_ouaf7qz0d77t3qidpr5">
+            <w:hyperlink w:history="1" r:id="rIdgeet0igbsdrcl5u7_ric7">
               <w:r>
                 <w:rPr>
                   <w:rFonts w:ascii="Arial" w:cs="Arial" w:eastAsia="Arial" w:hAnsi="Arial"/>
@@ -10371,7 +10371,7 @@
             <w:pPr>
               <w:spacing w:after="20" w:before="0"/>
             </w:pPr>
-            <w:hyperlink w:history="1" r:id="rIdtxc0qboovruxqjlf936dd">
+            <w:hyperlink w:history="1" r:id="rId6wblkn8chno5aw4csacis">
               <w:r>
                 <w:rPr>
                   <w:rFonts w:ascii="Arial" w:cs="Arial" w:eastAsia="Arial" w:hAnsi="Arial"/>
@@ -10420,7 +10420,7 @@
               <w:spacing w:after="10" w:before="0"/>
               <w:ind w:left="120"/>
             </w:pPr>
-            <w:hyperlink w:history="1" r:id="rIdaslddnzwxjh_qev26nzy-">
+            <w:hyperlink w:history="1" r:id="rIdiygpqnuzwg2vzcytrdzgc">
               <w:r>
                 <w:rPr>
                   <w:rFonts w:ascii="Arial" w:cs="Arial" w:eastAsia="Arial" w:hAnsi="Arial"/>
@@ -10482,7 +10482,7 @@
               <w:spacing w:after="10" w:before="0"/>
               <w:ind w:left="120"/>
             </w:pPr>
-            <w:hyperlink w:history="1" r:id="rId7osng9nikk0j8xyoquuzz">
+            <w:hyperlink w:history="1" r:id="rIdqmoipn1zcdjokqxtzrbh3">
               <w:r>
                 <w:rPr>
                   <w:rFonts w:ascii="Arial" w:cs="Arial" w:eastAsia="Arial" w:hAnsi="Arial"/>
@@ -10692,7 +10692,7 @@
             <w:pPr>
               <w:spacing w:after="20" w:before="0"/>
             </w:pPr>
-            <w:hyperlink w:history="1" r:id="rIdm6avdmdvpf3e4g7wgbbwe">
+            <w:hyperlink w:history="1" r:id="rId48sgwkxtbnckr0hq-thmr">
               <w:r>
                 <w:rPr>
                   <w:rFonts w:ascii="Arial" w:cs="Arial" w:eastAsia="Arial" w:hAnsi="Arial"/>
@@ -10741,7 +10741,7 @@
               <w:spacing w:after="10" w:before="0"/>
               <w:ind w:left="120"/>
             </w:pPr>
-            <w:hyperlink w:history="1" r:id="rIdcdyplibptemd_d1hsvicq">
+            <w:hyperlink w:history="1" r:id="rId9074jhwee8dufe3qqw4sx">
               <w:r>
                 <w:rPr>
                   <w:rFonts w:ascii="Arial" w:cs="Arial" w:eastAsia="Arial" w:hAnsi="Arial"/>
@@ -10803,7 +10803,7 @@
               <w:spacing w:after="10" w:before="0"/>
               <w:ind w:left="120"/>
             </w:pPr>
-            <w:hyperlink w:history="1" r:id="rIdjvtwwjsvlx5yhindg8_yp">
+            <w:hyperlink w:history="1" r:id="rIdadv18uv2uffqiuocaxruh">
               <w:r>
                 <w:rPr>
                   <w:rFonts w:ascii="Arial" w:cs="Arial" w:eastAsia="Arial" w:hAnsi="Arial"/>
@@ -11425,7 +11425,7 @@
         </w:rPr>
         <w:t xml:space="preserve">© 2026 SeaVuria and ARES. Aligned with KICD objectives. Developed by SeaVuria; technical implementation by ARES (with AI assistance from Claude). Licensed under </w:t>
       </w:r>
-      <w:hyperlink w:history="1" r:id="rId6l_yumukpfk7kh95lcy-1">
+      <w:hyperlink w:history="1" r:id="rIda1atwpyzlmdylqtpnlgrl">
         <w:r>
           <w:rPr>
             <w:rFonts w:ascii="Arial" w:cs="Arial" w:eastAsia="Arial" w:hAnsi="Arial"/>
@@ -11446,7 +11446,7 @@
         </w:rPr>
         <w:t xml:space="preserve"> (</w:t>
       </w:r>
-      <w:hyperlink w:history="1" r:id="rIdwkg7d4mvnmz8mxjf6oxui">
+      <w:hyperlink w:history="1" r:id="rId5ecp5nh4tykpyl1m0j8fb">
         <w:r>
           <w:rPr>
             <w:rFonts w:ascii="Arial" w:cs="Arial" w:eastAsia="Arial" w:hAnsi="Arial"/>
@@ -12459,7 +12459,7 @@
             <w:pPr>
               <w:spacing w:after="20" w:before="0"/>
             </w:pPr>
-            <w:hyperlink w:history="1" r:id="rId6uogi_ebiasfubhjzmhog">
+            <w:hyperlink w:history="1" r:id="rIdyl13bjoafyjs08gl2g-xc">
               <w:r>
                 <w:rPr>
                   <w:rFonts w:ascii="Arial" w:cs="Arial" w:eastAsia="Arial" w:hAnsi="Arial"/>
@@ -12492,7 +12492,7 @@
               <w:spacing w:after="10" w:before="0"/>
               <w:ind w:left="120"/>
             </w:pPr>
-            <w:hyperlink w:history="1" r:id="rIdxiawihncjjl1nkq8ohbak">
+            <w:hyperlink w:history="1" r:id="rIdwvialiq_c2hqffzer2w1b">
               <w:r>
                 <w:rPr>
                   <w:rFonts w:ascii="Arial" w:cs="Arial" w:eastAsia="Arial" w:hAnsi="Arial"/>
@@ -12537,7 +12537,7 @@
             <w:pPr>
               <w:spacing w:after="20" w:before="0"/>
             </w:pPr>
-            <w:hyperlink w:history="1" r:id="rIdf3v0ttly8eenyw4xb9dmu">
+            <w:hyperlink w:history="1" r:id="rIdswn9r5-b050edy5g9mxfu">
               <w:r>
                 <w:rPr>
                   <w:rFonts w:ascii="Arial" w:cs="Arial" w:eastAsia="Arial" w:hAnsi="Arial"/>
@@ -12570,7 +12570,7 @@
               <w:spacing w:after="10" w:before="0"/>
               <w:ind w:left="120"/>
             </w:pPr>
-            <w:hyperlink w:history="1" r:id="rIdl94n749yztc59exeixnkg">
+            <w:hyperlink w:history="1" r:id="rIdxku9t32tntib8er1wllxg">
               <w:r>
                 <w:rPr>
                   <w:rFonts w:ascii="Arial" w:cs="Arial" w:eastAsia="Arial" w:hAnsi="Arial"/>
@@ -12765,7 +12765,7 @@
             <w:pPr>
               <w:spacing w:after="20" w:before="0"/>
             </w:pPr>
-            <w:hyperlink w:history="1" r:id="rId6qwgj9j3r3uvjdl5zcoyr">
+            <w:hyperlink w:history="1" r:id="rIdslox8bfzlr_jyof2d2dw1">
               <w:r>
                 <w:rPr>
                   <w:rFonts w:ascii="Arial" w:cs="Arial" w:eastAsia="Arial" w:hAnsi="Arial"/>
@@ -12798,7 +12798,7 @@
               <w:spacing w:after="10" w:before="0"/>
               <w:ind w:left="120"/>
             </w:pPr>
-            <w:hyperlink w:history="1" r:id="rIdbqt5pt0kfafsny-uwoy2j">
+            <w:hyperlink w:history="1" r:id="rIdug4zbimcbt7-kiua88p6y">
               <w:r>
                 <w:rPr>
                   <w:rFonts w:ascii="Arial" w:cs="Arial" w:eastAsia="Arial" w:hAnsi="Arial"/>
@@ -12843,7 +12843,7 @@
             <w:pPr>
               <w:spacing w:after="20" w:before="0"/>
             </w:pPr>
-            <w:hyperlink w:history="1" r:id="rIdfyg2obwxxpusjkkmo-yot">
+            <w:hyperlink w:history="1" r:id="rIda_8acfp4p1hi6wknoiw70">
               <w:r>
                 <w:rPr>
                   <w:rFonts w:ascii="Arial" w:cs="Arial" w:eastAsia="Arial" w:hAnsi="Arial"/>
@@ -12876,7 +12876,7 @@
               <w:spacing w:after="10" w:before="0"/>
               <w:ind w:left="120"/>
             </w:pPr>
-            <w:hyperlink w:history="1" r:id="rId78gwqmdyzw9roimqbywzs">
+            <w:hyperlink w:history="1" r:id="rId8si2ok9e3nv7vbyzpzvtg">
               <w:r>
                 <w:rPr>
                   <w:rFonts w:ascii="Arial" w:cs="Arial" w:eastAsia="Arial" w:hAnsi="Arial"/>
@@ -13071,7 +13071,7 @@
             <w:pPr>
               <w:spacing w:after="20" w:before="0"/>
             </w:pPr>
-            <w:hyperlink w:history="1" r:id="rIdwivtlssgq3vfhzbwksuil">
+            <w:hyperlink w:history="1" r:id="rIdvmxgkytdamtlqcr_mbdq4">
               <w:r>
                 <w:rPr>
                   <w:rFonts w:ascii="Arial" w:cs="Arial" w:eastAsia="Arial" w:hAnsi="Arial"/>
@@ -13120,7 +13120,7 @@
               <w:spacing w:after="10" w:before="0"/>
               <w:ind w:left="120"/>
             </w:pPr>
-            <w:hyperlink w:history="1" r:id="rIde85-uqmxxopbngqlnrtwf">
+            <w:hyperlink w:history="1" r:id="rIdl2-1ysm-q-xdnoex_ntq3">
               <w:r>
                 <w:rPr>
                   <w:rFonts w:ascii="Arial" w:cs="Arial" w:eastAsia="Arial" w:hAnsi="Arial"/>
@@ -13165,7 +13165,7 @@
             <w:pPr>
               <w:spacing w:after="20" w:before="0"/>
             </w:pPr>
-            <w:hyperlink w:history="1" r:id="rIdwopyd-d9hst52keyzpaoi">
+            <w:hyperlink w:history="1" r:id="rId-hea0j77zym6oo1mduz_p">
               <w:r>
                 <w:rPr>
                   <w:rFonts w:ascii="Arial" w:cs="Arial" w:eastAsia="Arial" w:hAnsi="Arial"/>
@@ -13214,7 +13214,7 @@
               <w:spacing w:after="10" w:before="0"/>
               <w:ind w:left="120"/>
             </w:pPr>
-            <w:hyperlink w:history="1" r:id="rIdfczw9p8l1qmleryoxynpb">
+            <w:hyperlink w:history="1" r:id="rIdi0fjvc7t4kogthulztnsb">
               <w:r>
                 <w:rPr>
                   <w:rFonts w:ascii="Arial" w:cs="Arial" w:eastAsia="Arial" w:hAnsi="Arial"/>
@@ -13409,7 +13409,7 @@
             <w:pPr>
               <w:spacing w:after="20" w:before="0"/>
             </w:pPr>
-            <w:hyperlink w:history="1" r:id="rIdxx2qse2dwrhh6lkg4ukpx">
+            <w:hyperlink w:history="1" r:id="rIdddlit-fwbovlqu5pytn0d">
               <w:r>
                 <w:rPr>
                   <w:rFonts w:ascii="Arial" w:cs="Arial" w:eastAsia="Arial" w:hAnsi="Arial"/>
@@ -13458,7 +13458,7 @@
               <w:spacing w:after="10" w:before="0"/>
               <w:ind w:left="120"/>
             </w:pPr>
-            <w:hyperlink w:history="1" r:id="rIdnvesyn9ajbixhsqyf5a9h">
+            <w:hyperlink w:history="1" r:id="rId3o7npyhkrnmxs2h82rakx">
               <w:r>
                 <w:rPr>
                   <w:rFonts w:ascii="Arial" w:cs="Arial" w:eastAsia="Arial" w:hAnsi="Arial"/>
@@ -13503,7 +13503,7 @@
             <w:pPr>
               <w:spacing w:after="20" w:before="0"/>
             </w:pPr>
-            <w:hyperlink w:history="1" r:id="rIdown7viup58znfxeij_ect">
+            <w:hyperlink w:history="1" r:id="rIdamm6yh9sbexqprqavt-76">
               <w:r>
                 <w:rPr>
                   <w:rFonts w:ascii="Arial" w:cs="Arial" w:eastAsia="Arial" w:hAnsi="Arial"/>
@@ -13552,7 +13552,7 @@
               <w:spacing w:after="10" w:before="0"/>
               <w:ind w:left="120"/>
             </w:pPr>
-            <w:hyperlink w:history="1" r:id="rId_fdhjj7-wkfiq_f5pzanz">
+            <w:hyperlink w:history="1" r:id="rId1xdfjn644t6ymnfyqgjvv">
               <w:r>
                 <w:rPr>
                   <w:rFonts w:ascii="Arial" w:cs="Arial" w:eastAsia="Arial" w:hAnsi="Arial"/>
@@ -13747,7 +13747,7 @@
             <w:pPr>
               <w:spacing w:after="20" w:before="0"/>
             </w:pPr>
-            <w:hyperlink w:history="1" r:id="rIdu5di7vmcew_4cbb0uxxw0">
+            <w:hyperlink w:history="1" r:id="rIdylhbhq08gmfihjymn9sti">
               <w:r>
                 <w:rPr>
                   <w:rFonts w:ascii="Arial" w:cs="Arial" w:eastAsia="Arial" w:hAnsi="Arial"/>
@@ -13796,7 +13796,7 @@
               <w:spacing w:after="10" w:before="0"/>
               <w:ind w:left="120"/>
             </w:pPr>
-            <w:hyperlink w:history="1" r:id="rId-dm-kwhps_lmvaittr3gp">
+            <w:hyperlink w:history="1" r:id="rIdefap-kpbshqrohk5h3kvg">
               <w:r>
                 <w:rPr>
                   <w:rFonts w:ascii="Arial" w:cs="Arial" w:eastAsia="Arial" w:hAnsi="Arial"/>
@@ -13841,7 +13841,7 @@
             <w:pPr>
               <w:spacing w:after="20" w:before="0"/>
             </w:pPr>
-            <w:hyperlink w:history="1" r:id="rIdqdmofwnxmn2lwevsr7_0o">
+            <w:hyperlink w:history="1" r:id="rIdtx77h0k8v1lcnvs669lqe">
               <w:r>
                 <w:rPr>
                   <w:rFonts w:ascii="Arial" w:cs="Arial" w:eastAsia="Arial" w:hAnsi="Arial"/>
@@ -13890,7 +13890,7 @@
               <w:spacing w:after="10" w:before="0"/>
               <w:ind w:left="120"/>
             </w:pPr>
-            <w:hyperlink w:history="1" r:id="rIdme6jfhxzpurw9or7cxndh">
+            <w:hyperlink w:history="1" r:id="rId3r07snamve0ozmy7tjekl">
               <w:r>
                 <w:rPr>
                   <w:rFonts w:ascii="Arial" w:cs="Arial" w:eastAsia="Arial" w:hAnsi="Arial"/>
@@ -14402,7 +14402,7 @@
         </w:rPr>
         <w:t xml:space="preserve">© 2026 SeaVuria and ARES. Aligned with KICD objectives. Developed by SeaVuria; technical implementation by ARES (with AI assistance from Claude). Licensed under </w:t>
       </w:r>
-      <w:hyperlink w:history="1" r:id="rIdfozyumkhntbttsdnhpctv">
+      <w:hyperlink w:history="1" r:id="rIdgtlxopgdxr5gt938cbf7t">
         <w:r>
           <w:rPr>
             <w:rFonts w:ascii="Arial" w:cs="Arial" w:eastAsia="Arial" w:hAnsi="Arial"/>
@@ -14423,7 +14423,7 @@
         </w:rPr>
         <w:t xml:space="preserve"> (</w:t>
       </w:r>
-      <w:hyperlink w:history="1" r:id="rId3afwx7nxamx5allhhyn9k">
+      <w:hyperlink w:history="1" r:id="rIdhmmubinwirzrewbtcotma">
         <w:r>
           <w:rPr>
             <w:rFonts w:ascii="Arial" w:cs="Arial" w:eastAsia="Arial" w:hAnsi="Arial"/>
@@ -15436,7 +15436,7 @@
             <w:pPr>
               <w:spacing w:after="20" w:before="0"/>
             </w:pPr>
-            <w:hyperlink w:history="1" r:id="rIdu8soq17omoot6wdir8ojh">
+            <w:hyperlink w:history="1" r:id="rIdqmwymhtg5uvywmy2pbgnl">
               <w:r>
                 <w:rPr>
                   <w:rFonts w:ascii="Arial" w:cs="Arial" w:eastAsia="Arial" w:hAnsi="Arial"/>
@@ -15485,7 +15485,7 @@
               <w:spacing w:after="10" w:before="0"/>
               <w:ind w:left="120"/>
             </w:pPr>
-            <w:hyperlink w:history="1" r:id="rIdvob9g2_pcuzwofumjcbej">
+            <w:hyperlink w:history="1" r:id="rIdjj0ztvm4ajnnpedzhqiwr">
               <w:r>
                 <w:rPr>
                   <w:rFonts w:ascii="Arial" w:cs="Arial" w:eastAsia="Arial" w:hAnsi="Arial"/>
@@ -15547,7 +15547,7 @@
               <w:spacing w:after="10" w:before="0"/>
               <w:ind w:left="120"/>
             </w:pPr>
-            <w:hyperlink w:history="1" r:id="rIdlaqrlazftp01frailztg8">
+            <w:hyperlink w:history="1" r:id="rIdsr_xtmqbw9q58tvwq-oxk">
               <w:r>
                 <w:rPr>
                   <w:rFonts w:ascii="Arial" w:cs="Arial" w:eastAsia="Arial" w:hAnsi="Arial"/>
@@ -15757,7 +15757,7 @@
             <w:pPr>
               <w:spacing w:after="20" w:before="0"/>
             </w:pPr>
-            <w:hyperlink w:history="1" r:id="rIdj0tcgk28uerkbv0xzt3gx">
+            <w:hyperlink w:history="1" r:id="rIdbwf2doueucvzuiceyrqzm">
               <w:r>
                 <w:rPr>
                   <w:rFonts w:ascii="Arial" w:cs="Arial" w:eastAsia="Arial" w:hAnsi="Arial"/>
@@ -15806,7 +15806,7 @@
               <w:spacing w:after="10" w:before="0"/>
               <w:ind w:left="120"/>
             </w:pPr>
-            <w:hyperlink w:history="1" r:id="rIdumjhe_t2tzokoxco1czgc">
+            <w:hyperlink w:history="1" r:id="rIdyaarrgl24wd53gdflu80y">
               <w:r>
                 <w:rPr>
                   <w:rFonts w:ascii="Arial" w:cs="Arial" w:eastAsia="Arial" w:hAnsi="Arial"/>
@@ -15868,7 +15868,7 @@
               <w:spacing w:after="10" w:before="0"/>
               <w:ind w:left="120"/>
             </w:pPr>
-            <w:hyperlink w:history="1" r:id="rIdh0qvgq71xy-upfaoozaan">
+            <w:hyperlink w:history="1" r:id="rIdt6vxdykxy3ka71hz5ols7">
               <w:r>
                 <w:rPr>
                   <w:rFonts w:ascii="Arial" w:cs="Arial" w:eastAsia="Arial" w:hAnsi="Arial"/>
@@ -16078,7 +16078,7 @@
             <w:pPr>
               <w:spacing w:after="20" w:before="0"/>
             </w:pPr>
-            <w:hyperlink w:history="1" r:id="rIdk7othz5faepbdaqcncqto">
+            <w:hyperlink w:history="1" r:id="rIdylw4vqhonqlyg4xxxvums">
               <w:r>
                 <w:rPr>
                   <w:rFonts w:ascii="Arial" w:cs="Arial" w:eastAsia="Arial" w:hAnsi="Arial"/>
@@ -16127,7 +16127,7 @@
               <w:spacing w:after="10" w:before="0"/>
               <w:ind w:left="120"/>
             </w:pPr>
-            <w:hyperlink w:history="1" r:id="rIdfmq1goxpfszyr6zzqsm6a">
+            <w:hyperlink w:history="1" r:id="rIddee1l-aiw7ylfld9hqepm">
               <w:r>
                 <w:rPr>
                   <w:rFonts w:ascii="Arial" w:cs="Arial" w:eastAsia="Arial" w:hAnsi="Arial"/>
@@ -16189,7 +16189,7 @@
               <w:spacing w:after="10" w:before="0"/>
               <w:ind w:left="120"/>
             </w:pPr>
-            <w:hyperlink w:history="1" r:id="rIdvkgp1om3v__6jrd_2z8wj">
+            <w:hyperlink w:history="1" r:id="rIdlcfktmybpxflcqn2ovevb">
               <w:r>
                 <w:rPr>
                   <w:rFonts w:ascii="Arial" w:cs="Arial" w:eastAsia="Arial" w:hAnsi="Arial"/>
@@ -16399,7 +16399,7 @@
             <w:pPr>
               <w:spacing w:after="20" w:before="0"/>
             </w:pPr>
-            <w:hyperlink w:history="1" r:id="rIduxu4lj76o52dgys7jiqkq">
+            <w:hyperlink w:history="1" r:id="rIdfjaqodcornc-4rpitwlrf">
               <w:r>
                 <w:rPr>
                   <w:rFonts w:ascii="Arial" w:cs="Arial" w:eastAsia="Arial" w:hAnsi="Arial"/>
@@ -16448,7 +16448,7 @@
               <w:spacing w:after="10" w:before="0"/>
               <w:ind w:left="120"/>
             </w:pPr>
-            <w:hyperlink w:history="1" r:id="rIdbs0evev7tph7s8rhxuptv">
+            <w:hyperlink w:history="1" r:id="rIdcpn5myoeexlvfxma53yfn">
               <w:r>
                 <w:rPr>
                   <w:rFonts w:ascii="Arial" w:cs="Arial" w:eastAsia="Arial" w:hAnsi="Arial"/>
@@ -16510,7 +16510,7 @@
               <w:spacing w:after="10" w:before="0"/>
               <w:ind w:left="120"/>
             </w:pPr>
-            <w:hyperlink w:history="1" r:id="rIddiei7zwh0r0ighgy9ath5">
+            <w:hyperlink w:history="1" r:id="rIdwckkqzx8w4q-7d5kres2-">
               <w:r>
                 <w:rPr>
                   <w:rFonts w:ascii="Arial" w:cs="Arial" w:eastAsia="Arial" w:hAnsi="Arial"/>
@@ -16720,7 +16720,7 @@
             <w:pPr>
               <w:spacing w:after="20" w:before="0"/>
             </w:pPr>
-            <w:hyperlink w:history="1" r:id="rIddrcwq5okdu23zrrgyh8e4">
+            <w:hyperlink w:history="1" r:id="rIdwpymsdbhnc-fz7riwde98">
               <w:r>
                 <w:rPr>
                   <w:rFonts w:ascii="Arial" w:cs="Arial" w:eastAsia="Arial" w:hAnsi="Arial"/>
@@ -16769,7 +16769,7 @@
               <w:spacing w:after="10" w:before="0"/>
               <w:ind w:left="120"/>
             </w:pPr>
-            <w:hyperlink w:history="1" r:id="rIduqoo0swqswhgabkq2dpge">
+            <w:hyperlink w:history="1" r:id="rIdateddls9awr6ux08hmqo_">
               <w:r>
                 <w:rPr>
                   <w:rFonts w:ascii="Arial" w:cs="Arial" w:eastAsia="Arial" w:hAnsi="Arial"/>
@@ -16831,7 +16831,7 @@
               <w:spacing w:after="10" w:before="0"/>
               <w:ind w:left="120"/>
             </w:pPr>
-            <w:hyperlink w:history="1" r:id="rIdbjl5ziiaeleoigmeehwos">
+            <w:hyperlink w:history="1" r:id="rIdxhlqaxyryfnn4rk_xu3sk">
               <w:r>
                 <w:rPr>
                   <w:rFonts w:ascii="Arial" w:cs="Arial" w:eastAsia="Arial" w:hAnsi="Arial"/>
@@ -17358,7 +17358,7 @@
         </w:rPr>
         <w:t xml:space="preserve">© 2026 SeaVuria and ARES. Aligned with KICD objectives. Developed by SeaVuria; technical implementation by ARES (with AI assistance from Claude). Licensed under </w:t>
       </w:r>
-      <w:hyperlink w:history="1" r:id="rIdzhbus9gbg2wlkmqvdaije">
+      <w:hyperlink w:history="1" r:id="rId_qlo3io2taqkweiofeita">
         <w:r>
           <w:rPr>
             <w:rFonts w:ascii="Arial" w:cs="Arial" w:eastAsia="Arial" w:hAnsi="Arial"/>
@@ -17379,7 +17379,7 @@
         </w:rPr>
         <w:t xml:space="preserve"> (</w:t>
       </w:r>
-      <w:hyperlink w:history="1" r:id="rIdheigjtil56jz3fabcvwnl">
+      <w:hyperlink w:history="1" r:id="rIdwnhxwlc-7pppyjlgalnd0">
         <w:r>
           <w:rPr>
             <w:rFonts w:ascii="Arial" w:cs="Arial" w:eastAsia="Arial" w:hAnsi="Arial"/>
@@ -18392,7 +18392,7 @@
             <w:pPr>
               <w:spacing w:after="20" w:before="0"/>
             </w:pPr>
-            <w:hyperlink w:history="1" r:id="rIdqhobiffqwi9u21bx1gbqd">
+            <w:hyperlink w:history="1" r:id="rIdbpuov6giqh92kxoami-s3">
               <w:r>
                 <w:rPr>
                   <w:rFonts w:ascii="Arial" w:cs="Arial" w:eastAsia="Arial" w:hAnsi="Arial"/>
@@ -18441,7 +18441,7 @@
               <w:spacing w:after="10" w:before="0"/>
               <w:ind w:left="120"/>
             </w:pPr>
-            <w:hyperlink w:history="1" r:id="rIdsiqjmmynsctwoiaj5ku3t">
+            <w:hyperlink w:history="1" r:id="rIdqkrkoyrw8jfejpgdltsvk">
               <w:r>
                 <w:rPr>
                   <w:rFonts w:ascii="Arial" w:cs="Arial" w:eastAsia="Arial" w:hAnsi="Arial"/>
@@ -18503,7 +18503,7 @@
               <w:spacing w:after="10" w:before="0"/>
               <w:ind w:left="120"/>
             </w:pPr>
-            <w:hyperlink w:history="1" r:id="rIdprsudvtgawjcz8_w9ct-k">
+            <w:hyperlink w:history="1" r:id="rIdyq5rvxol7gb_cfun9evkg">
               <w:r>
                 <w:rPr>
                   <w:rFonts w:ascii="Arial" w:cs="Arial" w:eastAsia="Arial" w:hAnsi="Arial"/>
@@ -18713,7 +18713,7 @@
             <w:pPr>
               <w:spacing w:after="20" w:before="0"/>
             </w:pPr>
-            <w:hyperlink w:history="1" r:id="rId2c-p1y9jkmfmgdwjeupo5">
+            <w:hyperlink w:history="1" r:id="rIdiys3ntj35zxkmv6aahmsr">
               <w:r>
                 <w:rPr>
                   <w:rFonts w:ascii="Arial" w:cs="Arial" w:eastAsia="Arial" w:hAnsi="Arial"/>
@@ -18762,7 +18762,7 @@
               <w:spacing w:after="10" w:before="0"/>
               <w:ind w:left="120"/>
             </w:pPr>
-            <w:hyperlink w:history="1" r:id="rId93nprljqpqxqm3lzvgfy1">
+            <w:hyperlink w:history="1" r:id="rIdgffr_wz2laevndun-9131">
               <w:r>
                 <w:rPr>
                   <w:rFonts w:ascii="Arial" w:cs="Arial" w:eastAsia="Arial" w:hAnsi="Arial"/>
@@ -18824,7 +18824,7 @@
               <w:spacing w:after="10" w:before="0"/>
               <w:ind w:left="120"/>
             </w:pPr>
-            <w:hyperlink w:history="1" r:id="rIdggltxn5wrhobd3qpwhyku">
+            <w:hyperlink w:history="1" r:id="rIdvfyatwwcl3lljpyodn9h6">
               <w:r>
                 <w:rPr>
                   <w:rFonts w:ascii="Arial" w:cs="Arial" w:eastAsia="Arial" w:hAnsi="Arial"/>
@@ -19034,7 +19034,7 @@
             <w:pPr>
               <w:spacing w:after="20" w:before="0"/>
             </w:pPr>
-            <w:hyperlink w:history="1" r:id="rIdhftoarqgti_fbzbtn330h">
+            <w:hyperlink w:history="1" r:id="rIdgy_ekee7dz_pea5xmtekj">
               <w:r>
                 <w:rPr>
                   <w:rFonts w:ascii="Arial" w:cs="Arial" w:eastAsia="Arial" w:hAnsi="Arial"/>
@@ -19083,7 +19083,7 @@
               <w:spacing w:after="10" w:before="0"/>
               <w:ind w:left="120"/>
             </w:pPr>
-            <w:hyperlink w:history="1" r:id="rIdosvi7t_rmbvjxgvjs408r">
+            <w:hyperlink w:history="1" r:id="rId4ok5urdb1vifovud9440i">
               <w:r>
                 <w:rPr>
                   <w:rFonts w:ascii="Arial" w:cs="Arial" w:eastAsia="Arial" w:hAnsi="Arial"/>
@@ -19145,7 +19145,7 @@
               <w:spacing w:after="10" w:before="0"/>
               <w:ind w:left="120"/>
             </w:pPr>
-            <w:hyperlink w:history="1" r:id="rIdsnkherftblzd-gyill9sl">
+            <w:hyperlink w:history="1" r:id="rIdiz4yewwusdfyzfqks0hvc">
               <w:r>
                 <w:rPr>
                   <w:rFonts w:ascii="Arial" w:cs="Arial" w:eastAsia="Arial" w:hAnsi="Arial"/>
@@ -19355,7 +19355,7 @@
             <w:pPr>
               <w:spacing w:after="20" w:before="0"/>
             </w:pPr>
-            <w:hyperlink w:history="1" r:id="rIduukw-cosjhjzx_r0nd43v">
+            <w:hyperlink w:history="1" r:id="rIdcjvcjxktkyfk-pbtyquwj">
               <w:r>
                 <w:rPr>
                   <w:rFonts w:ascii="Arial" w:cs="Arial" w:eastAsia="Arial" w:hAnsi="Arial"/>
@@ -19404,7 +19404,7 @@
               <w:spacing w:after="10" w:before="0"/>
               <w:ind w:left="120"/>
             </w:pPr>
-            <w:hyperlink w:history="1" r:id="rId9xzvlvbh-yezzchsghbso">
+            <w:hyperlink w:history="1" r:id="rIdo_tuggqkzwknxerdmv9_t">
               <w:r>
                 <w:rPr>
                   <w:rFonts w:ascii="Arial" w:cs="Arial" w:eastAsia="Arial" w:hAnsi="Arial"/>
@@ -19466,7 +19466,7 @@
               <w:spacing w:after="10" w:before="0"/>
               <w:ind w:left="120"/>
             </w:pPr>
-            <w:hyperlink w:history="1" r:id="rIdzynhnz2_zdinmrc8ccvcx">
+            <w:hyperlink w:history="1" r:id="rId19fpogxw-ydo4fsyqgshq">
               <w:r>
                 <w:rPr>
                   <w:rFonts w:ascii="Arial" w:cs="Arial" w:eastAsia="Arial" w:hAnsi="Arial"/>
@@ -19676,7 +19676,7 @@
             <w:pPr>
               <w:spacing w:after="20" w:before="0"/>
             </w:pPr>
-            <w:hyperlink w:history="1" r:id="rIdoyjuamlejayvrz0hhacvd">
+            <w:hyperlink w:history="1" r:id="rId-n12uqj7sdkialqzhtyds">
               <w:r>
                 <w:rPr>
                   <w:rFonts w:ascii="Arial" w:cs="Arial" w:eastAsia="Arial" w:hAnsi="Arial"/>
@@ -19725,7 +19725,7 @@
               <w:spacing w:after="10" w:before="0"/>
               <w:ind w:left="120"/>
             </w:pPr>
-            <w:hyperlink w:history="1" r:id="rIdcyccnlhklei2bmljhn_ym">
+            <w:hyperlink w:history="1" r:id="rIdss0wptajv8-6aov2ewiuq">
               <w:r>
                 <w:rPr>
                   <w:rFonts w:ascii="Arial" w:cs="Arial" w:eastAsia="Arial" w:hAnsi="Arial"/>
@@ -19787,7 +19787,7 @@
               <w:spacing w:after="10" w:before="0"/>
               <w:ind w:left="120"/>
             </w:pPr>
-            <w:hyperlink w:history="1" r:id="rIdjnk507u1csibrb7hzzdwh">
+            <w:hyperlink w:history="1" r:id="rIdhsady6yjgmamkrvevbz7q">
               <w:r>
                 <w:rPr>
                   <w:rFonts w:ascii="Arial" w:cs="Arial" w:eastAsia="Arial" w:hAnsi="Arial"/>
@@ -20314,7 +20314,7 @@
         </w:rPr>
         <w:t xml:space="preserve">© 2026 SeaVuria and ARES. Aligned with KICD objectives. Developed by SeaVuria; technical implementation by ARES (with AI assistance from Claude). Licensed under </w:t>
       </w:r>
-      <w:hyperlink w:history="1" r:id="rIduuf86rty1f9uszstyyw7m">
+      <w:hyperlink w:history="1" r:id="rId1le2ow6hwzx_l1k-1xnt_">
         <w:r>
           <w:rPr>
             <w:rFonts w:ascii="Arial" w:cs="Arial" w:eastAsia="Arial" w:hAnsi="Arial"/>
@@ -20335,7 +20335,7 @@
         </w:rPr>
         <w:t xml:space="preserve"> (</w:t>
       </w:r>
-      <w:hyperlink w:history="1" r:id="rId6sfjdw8k41n9mr_alh6hi">
+      <w:hyperlink w:history="1" r:id="rIdhyhk4nlygsfu2mkc9ldat">
         <w:r>
           <w:rPr>
             <w:rFonts w:ascii="Arial" w:cs="Arial" w:eastAsia="Arial" w:hAnsi="Arial"/>
@@ -21348,7 +21348,7 @@
             <w:pPr>
               <w:spacing w:after="20" w:before="0"/>
             </w:pPr>
-            <w:hyperlink w:history="1" r:id="rId8gfizdseoaq90c6jtlea9">
+            <w:hyperlink w:history="1" r:id="rIdhp3rw0r76id54-sqqczj0">
               <w:r>
                 <w:rPr>
                   <w:rFonts w:ascii="Arial" w:cs="Arial" w:eastAsia="Arial" w:hAnsi="Arial"/>
@@ -21381,7 +21381,7 @@
               <w:spacing w:after="10" w:before="0"/>
               <w:ind w:left="120"/>
             </w:pPr>
-            <w:hyperlink w:history="1" r:id="rIdyafkh0qpe_vkkjk8xubc8">
+            <w:hyperlink w:history="1" r:id="rIdemsimulxt7jyh7kxdrq3i">
               <w:r>
                 <w:rPr>
                   <w:rFonts w:ascii="Arial" w:cs="Arial" w:eastAsia="Arial" w:hAnsi="Arial"/>
@@ -21426,7 +21426,7 @@
             <w:pPr>
               <w:spacing w:after="20" w:before="0"/>
             </w:pPr>
-            <w:hyperlink w:history="1" r:id="rIdvkl76inj2ansjk3rqmv7s">
+            <w:hyperlink w:history="1" r:id="rId6dz6n8_qdmgvbyvbqo1jj">
               <w:r>
                 <w:rPr>
                   <w:rFonts w:ascii="Arial" w:cs="Arial" w:eastAsia="Arial" w:hAnsi="Arial"/>
@@ -21459,7 +21459,7 @@
               <w:spacing w:after="10" w:before="0"/>
               <w:ind w:left="120"/>
             </w:pPr>
-            <w:hyperlink w:history="1" r:id="rIdw_pestoxh3ahejipie6vl">
+            <w:hyperlink w:history="1" r:id="rIdtqftmj5puxkbmoph56juo">
               <w:r>
                 <w:rPr>
                   <w:rFonts w:ascii="Arial" w:cs="Arial" w:eastAsia="Arial" w:hAnsi="Arial"/>
@@ -21654,7 +21654,7 @@
             <w:pPr>
               <w:spacing w:after="20" w:before="0"/>
             </w:pPr>
-            <w:hyperlink w:history="1" r:id="rIdhjo_fabiu6ig6hyeeac2e">
+            <w:hyperlink w:history="1" r:id="rIdxgxz3gokjjmubjfvjrzlx">
               <w:r>
                 <w:rPr>
                   <w:rFonts w:ascii="Arial" w:cs="Arial" w:eastAsia="Arial" w:hAnsi="Arial"/>
@@ -21687,7 +21687,7 @@
               <w:spacing w:after="10" w:before="0"/>
               <w:ind w:left="120"/>
             </w:pPr>
-            <w:hyperlink w:history="1" r:id="rIdupxf__smqsvqbrzlgxcvv">
+            <w:hyperlink w:history="1" r:id="rIdxbvzqobtzwwxonbf3sd_k">
               <w:r>
                 <w:rPr>
                   <w:rFonts w:ascii="Arial" w:cs="Arial" w:eastAsia="Arial" w:hAnsi="Arial"/>
@@ -21732,7 +21732,7 @@
             <w:pPr>
               <w:spacing w:after="20" w:before="0"/>
             </w:pPr>
-            <w:hyperlink w:history="1" r:id="rIdrnwj8wm2bj2ywsddur8ba">
+            <w:hyperlink w:history="1" r:id="rIdh4zpywpwdpa7inrz8bqwe">
               <w:r>
                 <w:rPr>
                   <w:rFonts w:ascii="Arial" w:cs="Arial" w:eastAsia="Arial" w:hAnsi="Arial"/>
@@ -21765,7 +21765,7 @@
               <w:spacing w:after="10" w:before="0"/>
               <w:ind w:left="120"/>
             </w:pPr>
-            <w:hyperlink w:history="1" r:id="rIdyi_bzhh7lnymryx-4ppgc">
+            <w:hyperlink w:history="1" r:id="rIdxji4ar_dozvc0r4hasmxi">
               <w:r>
                 <w:rPr>
                   <w:rFonts w:ascii="Arial" w:cs="Arial" w:eastAsia="Arial" w:hAnsi="Arial"/>
@@ -21960,7 +21960,7 @@
             <w:pPr>
               <w:spacing w:after="20" w:before="0"/>
             </w:pPr>
-            <w:hyperlink w:history="1" r:id="rId4kctwfe198rxbsfopx3yt">
+            <w:hyperlink w:history="1" r:id="rIdgcfi196eqaoiqdbwu0nj3">
               <w:r>
                 <w:rPr>
                   <w:rFonts w:ascii="Arial" w:cs="Arial" w:eastAsia="Arial" w:hAnsi="Arial"/>
@@ -22009,7 +22009,7 @@
               <w:spacing w:after="10" w:before="0"/>
               <w:ind w:left="120"/>
             </w:pPr>
-            <w:hyperlink w:history="1" r:id="rIdcir2fqhsplrodwlc_klhk">
+            <w:hyperlink w:history="1" r:id="rIdracghr53_rar9fncfj0zo">
               <w:r>
                 <w:rPr>
                   <w:rFonts w:ascii="Arial" w:cs="Arial" w:eastAsia="Arial" w:hAnsi="Arial"/>
@@ -22054,7 +22054,7 @@
             <w:pPr>
               <w:spacing w:after="20" w:before="0"/>
             </w:pPr>
-            <w:hyperlink w:history="1" r:id="rIdtvvtwziuvvxkczli0rbro">
+            <w:hyperlink w:history="1" r:id="rIdigz8i2weihouphmymo_qy">
               <w:r>
                 <w:rPr>
                   <w:rFonts w:ascii="Arial" w:cs="Arial" w:eastAsia="Arial" w:hAnsi="Arial"/>
@@ -22103,7 +22103,7 @@
               <w:spacing w:after="10" w:before="0"/>
               <w:ind w:left="120"/>
             </w:pPr>
-            <w:hyperlink w:history="1" r:id="rId1b-0xgcrzb9os3htdxaeq">
+            <w:hyperlink w:history="1" r:id="rIdqqpvye9ejyutfsnja-qk-">
               <w:r>
                 <w:rPr>
                   <w:rFonts w:ascii="Arial" w:cs="Arial" w:eastAsia="Arial" w:hAnsi="Arial"/>
@@ -22298,7 +22298,7 @@
             <w:pPr>
               <w:spacing w:after="20" w:before="0"/>
             </w:pPr>
-            <w:hyperlink w:history="1" r:id="rIdxndpnfreg76kbycmtfphg">
+            <w:hyperlink w:history="1" r:id="rIdorl4w4mqhhpam33-dtevs">
               <w:r>
                 <w:rPr>
                   <w:rFonts w:ascii="Arial" w:cs="Arial" w:eastAsia="Arial" w:hAnsi="Arial"/>
@@ -22347,7 +22347,7 @@
               <w:spacing w:after="10" w:before="0"/>
               <w:ind w:left="120"/>
             </w:pPr>
-            <w:hyperlink w:history="1" r:id="rId0pw38szkbxz1jzrz2acl_">
+            <w:hyperlink w:history="1" r:id="rId3kj4nocsqwqeu6max6sxx">
               <w:r>
                 <w:rPr>
                   <w:rFonts w:ascii="Arial" w:cs="Arial" w:eastAsia="Arial" w:hAnsi="Arial"/>
@@ -22392,7 +22392,7 @@
             <w:pPr>
               <w:spacing w:after="20" w:before="0"/>
             </w:pPr>
-            <w:hyperlink w:history="1" r:id="rIdoemt-_eok23a1vrst_ohm">
+            <w:hyperlink w:history="1" r:id="rIdpnnsjjy8gbtim4glrov4g">
               <w:r>
                 <w:rPr>
                   <w:rFonts w:ascii="Arial" w:cs="Arial" w:eastAsia="Arial" w:hAnsi="Arial"/>
@@ -22441,7 +22441,7 @@
               <w:spacing w:after="10" w:before="0"/>
               <w:ind w:left="120"/>
             </w:pPr>
-            <w:hyperlink w:history="1" r:id="rId1j-k91ov8xce_dshxqkb3">
+            <w:hyperlink w:history="1" r:id="rIdsvfhndljdjikudy1sid26">
               <w:r>
                 <w:rPr>
                   <w:rFonts w:ascii="Arial" w:cs="Arial" w:eastAsia="Arial" w:hAnsi="Arial"/>
@@ -22636,7 +22636,7 @@
             <w:pPr>
               <w:spacing w:after="20" w:before="0"/>
             </w:pPr>
-            <w:hyperlink w:history="1" r:id="rIdqutx2htfd5-_gtp0ozr1d">
+            <w:hyperlink w:history="1" r:id="rIdum56wnt2k7atnrula4csz">
               <w:r>
                 <w:rPr>
                   <w:rFonts w:ascii="Arial" w:cs="Arial" w:eastAsia="Arial" w:hAnsi="Arial"/>
@@ -22669,7 +22669,7 @@
               <w:spacing w:after="10" w:before="0"/>
               <w:ind w:left="120"/>
             </w:pPr>
-            <w:hyperlink w:history="1" r:id="rIdxj8pzbv7lqa3vzvjmzsfa">
+            <w:hyperlink w:history="1" r:id="rIdjaknhw_c27rbxsibsg8by">
               <w:r>
                 <w:rPr>
                   <w:rFonts w:ascii="Arial" w:cs="Arial" w:eastAsia="Arial" w:hAnsi="Arial"/>
@@ -22714,7 +22714,7 @@
             <w:pPr>
               <w:spacing w:after="20" w:before="0"/>
             </w:pPr>
-            <w:hyperlink w:history="1" r:id="rIdgbxqsk30odb0sf5csx-iq">
+            <w:hyperlink w:history="1" r:id="rId1eayzc2am0tutsxx27ybt">
               <w:r>
                 <w:rPr>
                   <w:rFonts w:ascii="Arial" w:cs="Arial" w:eastAsia="Arial" w:hAnsi="Arial"/>
@@ -22763,7 +22763,7 @@
               <w:spacing w:after="10" w:before="0"/>
               <w:ind w:left="120"/>
             </w:pPr>
-            <w:hyperlink w:history="1" r:id="rIdn-opm3kdc06xantkrpchy">
+            <w:hyperlink w:history="1" r:id="rIdtiws1-xj_k3-xrdhsw0zn">
               <w:r>
                 <w:rPr>
                   <w:rFonts w:ascii="Arial" w:cs="Arial" w:eastAsia="Arial" w:hAnsi="Arial"/>
@@ -23275,7 +23275,7 @@
         </w:rPr>
         <w:t xml:space="preserve">© 2026 SeaVuria and ARES. Aligned with KICD objectives. Developed by SeaVuria; technical implementation by ARES (with AI assistance from Claude). Licensed under </w:t>
       </w:r>
-      <w:hyperlink w:history="1" r:id="rIdw3-rnnz9nvwsztjzylxhe">
+      <w:hyperlink w:history="1" r:id="rIdyo6jbgs1ss8klvq6sdker">
         <w:r>
           <w:rPr>
             <w:rFonts w:ascii="Arial" w:cs="Arial" w:eastAsia="Arial" w:hAnsi="Arial"/>
@@ -23296,7 +23296,7 @@
         </w:rPr>
         <w:t xml:space="preserve"> (</w:t>
       </w:r>
-      <w:hyperlink w:history="1" r:id="rIdyg8ty_fh9rnwfd-aca1wu">
+      <w:hyperlink w:history="1" r:id="rIduo1202xmvmk6ojhtlbf29">
         <w:r>
           <w:rPr>
             <w:rFonts w:ascii="Arial" w:cs="Arial" w:eastAsia="Arial" w:hAnsi="Arial"/>
@@ -24309,7 +24309,7 @@
             <w:pPr>
               <w:spacing w:after="20" w:before="0"/>
             </w:pPr>
-            <w:hyperlink w:history="1" r:id="rIdnhuvabmbolnih0hshowjt">
+            <w:hyperlink w:history="1" r:id="rIdgv1cv9bylrxdzif5kdcxe">
               <w:r>
                 <w:rPr>
                   <w:rFonts w:ascii="Arial" w:cs="Arial" w:eastAsia="Arial" w:hAnsi="Arial"/>
@@ -24358,7 +24358,7 @@
               <w:spacing w:after="10" w:before="0"/>
               <w:ind w:left="120"/>
             </w:pPr>
-            <w:hyperlink w:history="1" r:id="rIdo4tp1wkjl4uprreevjw3o">
+            <w:hyperlink w:history="1" r:id="rId029ninqyd0hk6fysbnkkw">
               <w:r>
                 <w:rPr>
                   <w:rFonts w:ascii="Arial" w:cs="Arial" w:eastAsia="Arial" w:hAnsi="Arial"/>
@@ -24420,7 +24420,7 @@
               <w:spacing w:after="10" w:before="0"/>
               <w:ind w:left="120"/>
             </w:pPr>
-            <w:hyperlink w:history="1" r:id="rIdctbfjwvoumea3bbgzil_e">
+            <w:hyperlink w:history="1" r:id="rId7xnvwlvoqk492effbywmf">
               <w:r>
                 <w:rPr>
                   <w:rFonts w:ascii="Arial" w:cs="Arial" w:eastAsia="Arial" w:hAnsi="Arial"/>
@@ -24630,7 +24630,7 @@
             <w:pPr>
               <w:spacing w:after="20" w:before="0"/>
             </w:pPr>
-            <w:hyperlink w:history="1" r:id="rIdcd3s3ztyk848ev2ssimdi">
+            <w:hyperlink w:history="1" r:id="rIdoltvvpdignv_pi_o1w0fv">
               <w:r>
                 <w:rPr>
                   <w:rFonts w:ascii="Arial" w:cs="Arial" w:eastAsia="Arial" w:hAnsi="Arial"/>
@@ -24679,7 +24679,7 @@
               <w:spacing w:after="10" w:before="0"/>
               <w:ind w:left="120"/>
             </w:pPr>
-            <w:hyperlink w:history="1" r:id="rIdjb7g6a6m9fzlotsbkqqg6">
+            <w:hyperlink w:history="1" r:id="rIdonwugonpibrpqggowuvjl">
               <w:r>
                 <w:rPr>
                   <w:rFonts w:ascii="Arial" w:cs="Arial" w:eastAsia="Arial" w:hAnsi="Arial"/>
@@ -24741,7 +24741,7 @@
               <w:spacing w:after="10" w:before="0"/>
               <w:ind w:left="120"/>
             </w:pPr>
-            <w:hyperlink w:history="1" r:id="rIdxyjc_iqwnt0syntwlztzb">
+            <w:hyperlink w:history="1" r:id="rIdmc5b7du4pufyb6kui4ya7">
               <w:r>
                 <w:rPr>
                   <w:rFonts w:ascii="Arial" w:cs="Arial" w:eastAsia="Arial" w:hAnsi="Arial"/>
@@ -24951,7 +24951,7 @@
             <w:pPr>
               <w:spacing w:after="20" w:before="0"/>
             </w:pPr>
-            <w:hyperlink w:history="1" r:id="rIdrfvewr-_dadmmiewgrvul">
+            <w:hyperlink w:history="1" r:id="rId2hm6ufty-3syif3eo72kv">
               <w:r>
                 <w:rPr>
                   <w:rFonts w:ascii="Arial" w:cs="Arial" w:eastAsia="Arial" w:hAnsi="Arial"/>
@@ -25000,7 +25000,7 @@
               <w:spacing w:after="10" w:before="0"/>
               <w:ind w:left="120"/>
             </w:pPr>
-            <w:hyperlink w:history="1" r:id="rIdoiqeucs9p5rmysyv9coc8">
+            <w:hyperlink w:history="1" r:id="rId3wd13ke92-1qvrdv6lu5u">
               <w:r>
                 <w:rPr>
                   <w:rFonts w:ascii="Arial" w:cs="Arial" w:eastAsia="Arial" w:hAnsi="Arial"/>
@@ -25062,7 +25062,7 @@
               <w:spacing w:after="10" w:before="0"/>
               <w:ind w:left="120"/>
             </w:pPr>
-            <w:hyperlink w:history="1" r:id="rIdaxjpypbwlmbiahk316lta">
+            <w:hyperlink w:history="1" r:id="rIdaqmydl1shba4rs3qxe5jz">
               <w:r>
                 <w:rPr>
                   <w:rFonts w:ascii="Arial" w:cs="Arial" w:eastAsia="Arial" w:hAnsi="Arial"/>
@@ -25272,7 +25272,7 @@
             <w:pPr>
               <w:spacing w:after="20" w:before="0"/>
             </w:pPr>
-            <w:hyperlink w:history="1" r:id="rIdmwwzqr6escvq2r_4ka0hl">
+            <w:hyperlink w:history="1" r:id="rIdbjcq44fslb1tuu648t22s">
               <w:r>
                 <w:rPr>
                   <w:rFonts w:ascii="Arial" w:cs="Arial" w:eastAsia="Arial" w:hAnsi="Arial"/>
@@ -25321,7 +25321,7 @@
               <w:spacing w:after="10" w:before="0"/>
               <w:ind w:left="120"/>
             </w:pPr>
-            <w:hyperlink w:history="1" r:id="rIdmp1hu5dyp7kemoo0y3zmp">
+            <w:hyperlink w:history="1" r:id="rIdz_5fefof3kljx4xbdspne">
               <w:r>
                 <w:rPr>
                   <w:rFonts w:ascii="Arial" w:cs="Arial" w:eastAsia="Arial" w:hAnsi="Arial"/>
@@ -25383,7 +25383,7 @@
               <w:spacing w:after="10" w:before="0"/>
               <w:ind w:left="120"/>
             </w:pPr>
-            <w:hyperlink w:history="1" r:id="rId0wtxhqfcwyamkuzcr1rok">
+            <w:hyperlink w:history="1" r:id="rIdfobqfbllwdr-5apfepiqr">
               <w:r>
                 <w:rPr>
                   <w:rFonts w:ascii="Arial" w:cs="Arial" w:eastAsia="Arial" w:hAnsi="Arial"/>
@@ -25593,7 +25593,7 @@
             <w:pPr>
               <w:spacing w:after="20" w:before="0"/>
             </w:pPr>
-            <w:hyperlink w:history="1" r:id="rIdbrrtjl8ej-ydcdeyjh3b1">
+            <w:hyperlink w:history="1" r:id="rIdvectp6bymbmbe8k3ijyk8">
               <w:r>
                 <w:rPr>
                   <w:rFonts w:ascii="Arial" w:cs="Arial" w:eastAsia="Arial" w:hAnsi="Arial"/>
@@ -25642,7 +25642,7 @@
               <w:spacing w:after="10" w:before="0"/>
               <w:ind w:left="120"/>
             </w:pPr>
-            <w:hyperlink w:history="1" r:id="rIdtysugfkbyiabnuxcfi7ng">
+            <w:hyperlink w:history="1" r:id="rIdwo8acsysanyggfha8h4hc">
               <w:r>
                 <w:rPr>
                   <w:rFonts w:ascii="Arial" w:cs="Arial" w:eastAsia="Arial" w:hAnsi="Arial"/>
@@ -25704,7 +25704,7 @@
               <w:spacing w:after="10" w:before="0"/>
               <w:ind w:left="120"/>
             </w:pPr>
-            <w:hyperlink w:history="1" r:id="rIdgh7ytu7lwl9kqopovsxg7">
+            <w:hyperlink w:history="1" r:id="rIdfjpkv7445mlsxeu7x6v1o">
               <w:r>
                 <w:rPr>
                   <w:rFonts w:ascii="Arial" w:cs="Arial" w:eastAsia="Arial" w:hAnsi="Arial"/>
@@ -26459,7 +26459,7 @@
         </w:rPr>
         <w:t xml:space="preserve">© 2026 SeaVuria and ARES. Aligned with KICD objectives. Developed by SeaVuria; technical implementation by ARES (with AI assistance from Claude). Licensed under </w:t>
       </w:r>
-      <w:hyperlink w:history="1" r:id="rId_9sskw03ga6eysfntovzx">
+      <w:hyperlink w:history="1" r:id="rIdnoi0sfq1nrybjo86gvbba">
         <w:r>
           <w:rPr>
             <w:rFonts w:ascii="Arial" w:cs="Arial" w:eastAsia="Arial" w:hAnsi="Arial"/>
@@ -26480,7 +26480,7 @@
         </w:rPr>
         <w:t xml:space="preserve"> (</w:t>
       </w:r>
-      <w:hyperlink w:history="1" r:id="rIdgxpgtwsp1iuhcwy1cxtyu">
+      <w:hyperlink w:history="1" r:id="rIdshiy4zwp8p621hfooohvs">
         <w:r>
           <w:rPr>
             <w:rFonts w:ascii="Arial" w:cs="Arial" w:eastAsia="Arial" w:hAnsi="Arial"/>

--- a/data/outputs/v2/General_Science/SS2.4_Acids,_Bases_and_Salts/General_Science_Acids,_Bases_and_Salts_CBE_LessonSequence.docx
+++ b/data/outputs/v2/General_Science/SS2.4_Acids,_Bases_and_Salts/General_Science_Acids,_Bases_and_Salts_CBE_LessonSequence.docx
@@ -2320,7 +2320,7 @@
         </w:rPr>
         <w:t xml:space="preserve">© 2026 SeaVuria and ARES. This work is licensed under a </w:t>
       </w:r>
-      <w:hyperlink w:history="1" r:id="rId0jf5y3h-wrkk-mhnp3qhi">
+      <w:hyperlink w:history="1" r:id="rIdgf7-ao0ib3ghvaysishz2">
         <w:r>
           <w:rPr>
             <w:rFonts w:ascii="Arial" w:cs="Arial" w:eastAsia="Arial" w:hAnsi="Arial"/>
@@ -2340,7 +2340,7 @@
         </w:rPr>
         <w:t xml:space="preserve"> (</w:t>
       </w:r>
-      <w:hyperlink w:history="1" r:id="rIdaf1uo7qi1jl4bm_8d2fxb">
+      <w:hyperlink w:history="1" r:id="rIdcnei3osdoictooabfzwzt">
         <w:r>
           <w:rPr>
             <w:rFonts w:ascii="Arial" w:cs="Arial" w:eastAsia="Arial" w:hAnsi="Arial"/>
@@ -2360,7 +2360,7 @@
         </w:rPr>
         <w:t xml:space="preserve">). To view a copy of this license, visit </w:t>
       </w:r>
-      <w:hyperlink w:history="1" r:id="rIdblnxoyz8wopcyibi7icn1">
+      <w:hyperlink w:history="1" r:id="rIdtqhybhlxjbpi5-ipm2xt3">
         <w:r>
           <w:rPr>
             <w:rFonts w:ascii="Arial" w:cs="Arial" w:eastAsia="Arial" w:hAnsi="Arial"/>
@@ -3372,7 +3372,7 @@
             <w:pPr>
               <w:spacing w:after="20" w:before="0"/>
             </w:pPr>
-            <w:hyperlink w:history="1" r:id="rId9fk20noc4xzossvbanl9h">
+            <w:hyperlink w:history="1" r:id="rIddscsbuc-trpm4de3xrx2s">
               <w:r>
                 <w:rPr>
                   <w:rFonts w:ascii="Arial" w:cs="Arial" w:eastAsia="Arial" w:hAnsi="Arial"/>
@@ -3421,7 +3421,7 @@
               <w:spacing w:after="10" w:before="0"/>
               <w:ind w:left="120"/>
             </w:pPr>
-            <w:hyperlink w:history="1" r:id="rIdox0hm4xytg66okvzkzngb">
+            <w:hyperlink w:history="1" r:id="rIde5xgox7tmbwxkjygkkgwg">
               <w:r>
                 <w:rPr>
                   <w:rFonts w:ascii="Arial" w:cs="Arial" w:eastAsia="Arial" w:hAnsi="Arial"/>
@@ -3466,7 +3466,7 @@
             <w:pPr>
               <w:spacing w:after="20" w:before="0"/>
             </w:pPr>
-            <w:hyperlink w:history="1" r:id="rIdcqjkjiacttsk7xqcinikf">
+            <w:hyperlink w:history="1" r:id="rIdxxajaaneikrxpdvljgs0u">
               <w:r>
                 <w:rPr>
                   <w:rFonts w:ascii="Arial" w:cs="Arial" w:eastAsia="Arial" w:hAnsi="Arial"/>
@@ -3499,7 +3499,7 @@
               <w:spacing w:after="10" w:before="0"/>
               <w:ind w:left="120"/>
             </w:pPr>
-            <w:hyperlink w:history="1" r:id="rIdnucmjzeoiacwhwu73awed">
+            <w:hyperlink w:history="1" r:id="rIddernod6cvyuunai6dm-c6">
               <w:r>
                 <w:rPr>
                   <w:rFonts w:ascii="Arial" w:cs="Arial" w:eastAsia="Arial" w:hAnsi="Arial"/>
@@ -3694,7 +3694,7 @@
             <w:pPr>
               <w:spacing w:after="20" w:before="0"/>
             </w:pPr>
-            <w:hyperlink w:history="1" r:id="rIde3uvspd3k8cz_bmd7fw2z">
+            <w:hyperlink w:history="1" r:id="rId78ocpcnoqnhksaqj08c7z">
               <w:r>
                 <w:rPr>
                   <w:rFonts w:ascii="Arial" w:cs="Arial" w:eastAsia="Arial" w:hAnsi="Arial"/>
@@ -3743,7 +3743,7 @@
               <w:spacing w:after="10" w:before="0"/>
               <w:ind w:left="120"/>
             </w:pPr>
-            <w:hyperlink w:history="1" r:id="rId7ocgcf0koypetgqy705hn">
+            <w:hyperlink w:history="1" r:id="rIdwf8kccnknyxclcix4nnqn">
               <w:r>
                 <w:rPr>
                   <w:rFonts w:ascii="Arial" w:cs="Arial" w:eastAsia="Arial" w:hAnsi="Arial"/>
@@ -3788,7 +3788,7 @@
             <w:pPr>
               <w:spacing w:after="20" w:before="0"/>
             </w:pPr>
-            <w:hyperlink w:history="1" r:id="rIdjts5rvmwylbbqci2ybdbz">
+            <w:hyperlink w:history="1" r:id="rIdvjxcechm8v5cy2rkdlzoh">
               <w:r>
                 <w:rPr>
                   <w:rFonts w:ascii="Arial" w:cs="Arial" w:eastAsia="Arial" w:hAnsi="Arial"/>
@@ -3821,7 +3821,7 @@
               <w:spacing w:after="10" w:before="0"/>
               <w:ind w:left="120"/>
             </w:pPr>
-            <w:hyperlink w:history="1" r:id="rIdmcm6eulbohjk37laslnku">
+            <w:hyperlink w:history="1" r:id="rIdjr5ddliw_enu5whufrak-">
               <w:r>
                 <w:rPr>
                   <w:rFonts w:ascii="Arial" w:cs="Arial" w:eastAsia="Arial" w:hAnsi="Arial"/>
@@ -4016,7 +4016,7 @@
             <w:pPr>
               <w:spacing w:after="20" w:before="0"/>
             </w:pPr>
-            <w:hyperlink w:history="1" r:id="rIdpiejyxx5to3ctwan1gp3n">
+            <w:hyperlink w:history="1" r:id="rIdlszrtxqlu04toi4wh5r19">
               <w:r>
                 <w:rPr>
                   <w:rFonts w:ascii="Arial" w:cs="Arial" w:eastAsia="Arial" w:hAnsi="Arial"/>
@@ -4065,7 +4065,7 @@
               <w:spacing w:after="10" w:before="0"/>
               <w:ind w:left="120"/>
             </w:pPr>
-            <w:hyperlink w:history="1" r:id="rIdhzpc2qtjxwylxbywtfa3o">
+            <w:hyperlink w:history="1" r:id="rIdif4leuikiynlpzcgue4g_">
               <w:r>
                 <w:rPr>
                   <w:rFonts w:ascii="Arial" w:cs="Arial" w:eastAsia="Arial" w:hAnsi="Arial"/>
@@ -4110,7 +4110,7 @@
             <w:pPr>
               <w:spacing w:after="20" w:before="0"/>
             </w:pPr>
-            <w:hyperlink w:history="1" r:id="rIddbtnbhj_mootq-sclay3f">
+            <w:hyperlink w:history="1" r:id="rIdgy0zcoixyg4jx5vqr23wv">
               <w:r>
                 <w:rPr>
                   <w:rFonts w:ascii="Arial" w:cs="Arial" w:eastAsia="Arial" w:hAnsi="Arial"/>
@@ -4143,7 +4143,7 @@
               <w:spacing w:after="10" w:before="0"/>
               <w:ind w:left="120"/>
             </w:pPr>
-            <w:hyperlink w:history="1" r:id="rIdrgdiyzvmnld-7j1ua1c-m">
+            <w:hyperlink w:history="1" r:id="rId6s56fztr-2g1-hi1wl8-e">
               <w:r>
                 <w:rPr>
                   <w:rFonts w:ascii="Arial" w:cs="Arial" w:eastAsia="Arial" w:hAnsi="Arial"/>
@@ -4338,7 +4338,7 @@
             <w:pPr>
               <w:spacing w:after="20" w:before="0"/>
             </w:pPr>
-            <w:hyperlink w:history="1" r:id="rIdh4a1darqw34rcqt-7dgmp">
+            <w:hyperlink w:history="1" r:id="rId5l7huwpqntrkwtraza15n">
               <w:r>
                 <w:rPr>
                   <w:rFonts w:ascii="Arial" w:cs="Arial" w:eastAsia="Arial" w:hAnsi="Arial"/>
@@ -4387,7 +4387,7 @@
               <w:spacing w:after="10" w:before="0"/>
               <w:ind w:left="120"/>
             </w:pPr>
-            <w:hyperlink w:history="1" r:id="rIdktg1wur6hvapqh0iazank">
+            <w:hyperlink w:history="1" r:id="rIdue9acahkobtag07boymt6">
               <w:r>
                 <w:rPr>
                   <w:rFonts w:ascii="Arial" w:cs="Arial" w:eastAsia="Arial" w:hAnsi="Arial"/>
@@ -4432,7 +4432,7 @@
             <w:pPr>
               <w:spacing w:after="20" w:before="0"/>
             </w:pPr>
-            <w:hyperlink w:history="1" r:id="rIdku6ji4bvmkcjheaexvm79">
+            <w:hyperlink w:history="1" r:id="rIdlcqcqj8e0tsiiso3j4ust">
               <w:r>
                 <w:rPr>
                   <w:rFonts w:ascii="Arial" w:cs="Arial" w:eastAsia="Arial" w:hAnsi="Arial"/>
@@ -4465,7 +4465,7 @@
               <w:spacing w:after="10" w:before="0"/>
               <w:ind w:left="120"/>
             </w:pPr>
-            <w:hyperlink w:history="1" r:id="rIdzwzvfubkzobk4_m0yqci0">
+            <w:hyperlink w:history="1" r:id="rIdb2_a-bcw5rpe8vdxlek5w">
               <w:r>
                 <w:rPr>
                   <w:rFonts w:ascii="Arial" w:cs="Arial" w:eastAsia="Arial" w:hAnsi="Arial"/>
@@ -4660,7 +4660,7 @@
             <w:pPr>
               <w:spacing w:after="20" w:before="0"/>
             </w:pPr>
-            <w:hyperlink w:history="1" r:id="rIdghhmsemte9fhhikiia4at">
+            <w:hyperlink w:history="1" r:id="rIdnctcvlf2yj8x84gqnovvt">
               <w:r>
                 <w:rPr>
                   <w:rFonts w:ascii="Arial" w:cs="Arial" w:eastAsia="Arial" w:hAnsi="Arial"/>
@@ -4709,7 +4709,7 @@
               <w:spacing w:after="10" w:before="0"/>
               <w:ind w:left="120"/>
             </w:pPr>
-            <w:hyperlink w:history="1" r:id="rId5wdtqbm1nawfds2xv43u1">
+            <w:hyperlink w:history="1" r:id="rIdezmg3_2pfwzr6pbwxh4o1">
               <w:r>
                 <w:rPr>
                   <w:rFonts w:ascii="Arial" w:cs="Arial" w:eastAsia="Arial" w:hAnsi="Arial"/>
@@ -4754,7 +4754,7 @@
             <w:pPr>
               <w:spacing w:after="20" w:before="0"/>
             </w:pPr>
-            <w:hyperlink w:history="1" r:id="rIdhqkhyna7cu5ux-5wbd9o6">
+            <w:hyperlink w:history="1" r:id="rIdjwbj45mdi72mlpln7kroa">
               <w:r>
                 <w:rPr>
                   <w:rFonts w:ascii="Arial" w:cs="Arial" w:eastAsia="Arial" w:hAnsi="Arial"/>
@@ -4787,7 +4787,7 @@
               <w:spacing w:after="10" w:before="0"/>
               <w:ind w:left="120"/>
             </w:pPr>
-            <w:hyperlink w:history="1" r:id="rIdkbv3xvwtyjcsjqe9-9ymx">
+            <w:hyperlink w:history="1" r:id="rIdwim6vv2szcdhio7tysft8">
               <w:r>
                 <w:rPr>
                   <w:rFonts w:ascii="Arial" w:cs="Arial" w:eastAsia="Arial" w:hAnsi="Arial"/>
@@ -5299,7 +5299,7 @@
         </w:rPr>
         <w:t xml:space="preserve">© 2026 SeaVuria and ARES. Aligned with KICD objectives. Developed by SeaVuria; technical implementation by ARES (with AI assistance from Claude). Licensed under </w:t>
       </w:r>
-      <w:hyperlink w:history="1" r:id="rIdnpzz8ketytgo7xeazb_xw">
+      <w:hyperlink w:history="1" r:id="rIdihmkwes-sdzdy1xv3cn3g">
         <w:r>
           <w:rPr>
             <w:rFonts w:ascii="Arial" w:cs="Arial" w:eastAsia="Arial" w:hAnsi="Arial"/>
@@ -5320,7 +5320,7 @@
         </w:rPr>
         <w:t xml:space="preserve"> (</w:t>
       </w:r>
-      <w:hyperlink w:history="1" r:id="rIdh_ukazwyfvtmcer4wu-3e">
+      <w:hyperlink w:history="1" r:id="rIdjhjdqgciwpabtrqvqglqd">
         <w:r>
           <w:rPr>
             <w:rFonts w:ascii="Arial" w:cs="Arial" w:eastAsia="Arial" w:hAnsi="Arial"/>
@@ -6333,7 +6333,7 @@
             <w:pPr>
               <w:spacing w:after="20" w:before="0"/>
             </w:pPr>
-            <w:hyperlink w:history="1" r:id="rIdrmtimfuekcvj0ocgle5cq">
+            <w:hyperlink w:history="1" r:id="rIdjxojdu0ocu0y3mi6f3h4g">
               <w:r>
                 <w:rPr>
                   <w:rFonts w:ascii="Arial" w:cs="Arial" w:eastAsia="Arial" w:hAnsi="Arial"/>
@@ -6382,7 +6382,7 @@
               <w:spacing w:after="10" w:before="0"/>
               <w:ind w:left="120"/>
             </w:pPr>
-            <w:hyperlink w:history="1" r:id="rIdogu5jcrpg7lpf6ynlrgad">
+            <w:hyperlink w:history="1" r:id="rIdbotdqfsrffcdcy2pdepc3">
               <w:r>
                 <w:rPr>
                   <w:rFonts w:ascii="Arial" w:cs="Arial" w:eastAsia="Arial" w:hAnsi="Arial"/>
@@ -6427,7 +6427,7 @@
             <w:pPr>
               <w:spacing w:after="20" w:before="0"/>
             </w:pPr>
-            <w:hyperlink w:history="1" r:id="rIdgfhdhqbtginhazwpitmmk">
+            <w:hyperlink w:history="1" r:id="rIdxqwhdzypr7d03djmdomb-">
               <w:r>
                 <w:rPr>
                   <w:rFonts w:ascii="Arial" w:cs="Arial" w:eastAsia="Arial" w:hAnsi="Arial"/>
@@ -6460,7 +6460,7 @@
               <w:spacing w:after="10" w:before="0"/>
               <w:ind w:left="120"/>
             </w:pPr>
-            <w:hyperlink w:history="1" r:id="rId_gslkf9gzzvdtjza_hwu5">
+            <w:hyperlink w:history="1" r:id="rId5chebzpttle840gyt30ls">
               <w:r>
                 <w:rPr>
                   <w:rFonts w:ascii="Arial" w:cs="Arial" w:eastAsia="Arial" w:hAnsi="Arial"/>
@@ -6655,7 +6655,7 @@
             <w:pPr>
               <w:spacing w:after="20" w:before="0"/>
             </w:pPr>
-            <w:hyperlink w:history="1" r:id="rId6l6v19akvawcsextwghr1">
+            <w:hyperlink w:history="1" r:id="rIdb-0wg3gtmhkds8pgcuyib">
               <w:r>
                 <w:rPr>
                   <w:rFonts w:ascii="Arial" w:cs="Arial" w:eastAsia="Arial" w:hAnsi="Arial"/>
@@ -6704,7 +6704,7 @@
               <w:spacing w:after="10" w:before="0"/>
               <w:ind w:left="120"/>
             </w:pPr>
-            <w:hyperlink w:history="1" r:id="rIdemtiio9wjajtgehhd6bpn">
+            <w:hyperlink w:history="1" r:id="rId0h2osp-jkdo8wuqqsv9xm">
               <w:r>
                 <w:rPr>
                   <w:rFonts w:ascii="Arial" w:cs="Arial" w:eastAsia="Arial" w:hAnsi="Arial"/>
@@ -6749,7 +6749,7 @@
             <w:pPr>
               <w:spacing w:after="20" w:before="0"/>
             </w:pPr>
-            <w:hyperlink w:history="1" r:id="rIdt3wd2ommbtlrcnrjwkltb">
+            <w:hyperlink w:history="1" r:id="rIdjmyztjbkn1vjyldqsszeg">
               <w:r>
                 <w:rPr>
                   <w:rFonts w:ascii="Arial" w:cs="Arial" w:eastAsia="Arial" w:hAnsi="Arial"/>
@@ -6782,7 +6782,7 @@
               <w:spacing w:after="10" w:before="0"/>
               <w:ind w:left="120"/>
             </w:pPr>
-            <w:hyperlink w:history="1" r:id="rIdwlclwph9yr8w19k-thm7a">
+            <w:hyperlink w:history="1" r:id="rIdwqck9kyd1ztbg4xsuto7a">
               <w:r>
                 <w:rPr>
                   <w:rFonts w:ascii="Arial" w:cs="Arial" w:eastAsia="Arial" w:hAnsi="Arial"/>
@@ -6977,7 +6977,7 @@
             <w:pPr>
               <w:spacing w:after="20" w:before="0"/>
             </w:pPr>
-            <w:hyperlink w:history="1" r:id="rIdtlyfjbors_dkottsrfouv">
+            <w:hyperlink w:history="1" r:id="rIdwtuqifssg4igrw6yuwupg">
               <w:r>
                 <w:rPr>
                   <w:rFonts w:ascii="Arial" w:cs="Arial" w:eastAsia="Arial" w:hAnsi="Arial"/>
@@ -7026,7 +7026,7 @@
               <w:spacing w:after="10" w:before="0"/>
               <w:ind w:left="120"/>
             </w:pPr>
-            <w:hyperlink w:history="1" r:id="rIdijaiymerszlrq29fttm8a">
+            <w:hyperlink w:history="1" r:id="rId6r7bg5db6k7kjlonvxva4">
               <w:r>
                 <w:rPr>
                   <w:rFonts w:ascii="Arial" w:cs="Arial" w:eastAsia="Arial" w:hAnsi="Arial"/>
@@ -7071,7 +7071,7 @@
             <w:pPr>
               <w:spacing w:after="20" w:before="0"/>
             </w:pPr>
-            <w:hyperlink w:history="1" r:id="rIdfupy0xiomx9ncntuxxr2o">
+            <w:hyperlink w:history="1" r:id="rIdn4y03dze41gj2lmwje4gh">
               <w:r>
                 <w:rPr>
                   <w:rFonts w:ascii="Arial" w:cs="Arial" w:eastAsia="Arial" w:hAnsi="Arial"/>
@@ -7104,7 +7104,7 @@
               <w:spacing w:after="10" w:before="0"/>
               <w:ind w:left="120"/>
             </w:pPr>
-            <w:hyperlink w:history="1" r:id="rId66u3afb5vms7eek_deaov">
+            <w:hyperlink w:history="1" r:id="rId2ol_pt3jgr8-r3r7rtnsp">
               <w:r>
                 <w:rPr>
                   <w:rFonts w:ascii="Arial" w:cs="Arial" w:eastAsia="Arial" w:hAnsi="Arial"/>
@@ -7299,7 +7299,7 @@
             <w:pPr>
               <w:spacing w:after="20" w:before="0"/>
             </w:pPr>
-            <w:hyperlink w:history="1" r:id="rIderdz1nbp68bx-ggfc_yph">
+            <w:hyperlink w:history="1" r:id="rIdhrvz_xh0p4-cfmda5esas">
               <w:r>
                 <w:rPr>
                   <w:rFonts w:ascii="Arial" w:cs="Arial" w:eastAsia="Arial" w:hAnsi="Arial"/>
@@ -7348,7 +7348,7 @@
               <w:spacing w:after="10" w:before="0"/>
               <w:ind w:left="120"/>
             </w:pPr>
-            <w:hyperlink w:history="1" r:id="rIdwfzius81bpzdhgkxwqn70">
+            <w:hyperlink w:history="1" r:id="rIdflmnlu41nu92yh_gf8p16">
               <w:r>
                 <w:rPr>
                   <w:rFonts w:ascii="Arial" w:cs="Arial" w:eastAsia="Arial" w:hAnsi="Arial"/>
@@ -7393,7 +7393,7 @@
             <w:pPr>
               <w:spacing w:after="20" w:before="0"/>
             </w:pPr>
-            <w:hyperlink w:history="1" r:id="rIdohtp9aboirvdpgrk_oabm">
+            <w:hyperlink w:history="1" r:id="rIdq6-nm5tfajw8hfjbyaeh8">
               <w:r>
                 <w:rPr>
                   <w:rFonts w:ascii="Arial" w:cs="Arial" w:eastAsia="Arial" w:hAnsi="Arial"/>
@@ -7426,7 +7426,7 @@
               <w:spacing w:after="10" w:before="0"/>
               <w:ind w:left="120"/>
             </w:pPr>
-            <w:hyperlink w:history="1" r:id="rId9nlbdhh7halkgjb84n0kb">
+            <w:hyperlink w:history="1" r:id="rIdh6cyjzdyvmstn0qapwkev">
               <w:r>
                 <w:rPr>
                   <w:rFonts w:ascii="Arial" w:cs="Arial" w:eastAsia="Arial" w:hAnsi="Arial"/>
@@ -7621,7 +7621,7 @@
             <w:pPr>
               <w:spacing w:after="20" w:before="0"/>
             </w:pPr>
-            <w:hyperlink w:history="1" r:id="rId0typf4uh2vhanw9hzfdou">
+            <w:hyperlink w:history="1" r:id="rIdcwh8d0t-1e0uvihvq8fal">
               <w:r>
                 <w:rPr>
                   <w:rFonts w:ascii="Arial" w:cs="Arial" w:eastAsia="Arial" w:hAnsi="Arial"/>
@@ -7670,7 +7670,7 @@
               <w:spacing w:after="10" w:before="0"/>
               <w:ind w:left="120"/>
             </w:pPr>
-            <w:hyperlink w:history="1" r:id="rIdxiygsuivnvqn1wd7bq6tj">
+            <w:hyperlink w:history="1" r:id="rIdopccbttjr0rewknszn9sh">
               <w:r>
                 <w:rPr>
                   <w:rFonts w:ascii="Arial" w:cs="Arial" w:eastAsia="Arial" w:hAnsi="Arial"/>
@@ -7715,7 +7715,7 @@
             <w:pPr>
               <w:spacing w:after="20" w:before="0"/>
             </w:pPr>
-            <w:hyperlink w:history="1" r:id="rIdwez1xba69mkvuq0ivaify">
+            <w:hyperlink w:history="1" r:id="rIdyywgn9jjdzluxo4jc2pf7">
               <w:r>
                 <w:rPr>
                   <w:rFonts w:ascii="Arial" w:cs="Arial" w:eastAsia="Arial" w:hAnsi="Arial"/>
@@ -7748,7 +7748,7 @@
               <w:spacing w:after="10" w:before="0"/>
               <w:ind w:left="120"/>
             </w:pPr>
-            <w:hyperlink w:history="1" r:id="rIdubicpwkcs8umymeeotvw2">
+            <w:hyperlink w:history="1" r:id="rIdmht1vx_d8thel5-iywisq">
               <w:r>
                 <w:rPr>
                   <w:rFonts w:ascii="Arial" w:cs="Arial" w:eastAsia="Arial" w:hAnsi="Arial"/>
@@ -8374,7 +8374,7 @@
         </w:rPr>
         <w:t xml:space="preserve">© 2026 SeaVuria and ARES. Aligned with KICD objectives. Developed by SeaVuria; technical implementation by ARES (with AI assistance from Claude). Licensed under </w:t>
       </w:r>
-      <w:hyperlink w:history="1" r:id="rIdebdlljlguyrelkjjaszfi">
+      <w:hyperlink w:history="1" r:id="rIdm-xg5rnn8u3ysu-a06u3l">
         <w:r>
           <w:rPr>
             <w:rFonts w:ascii="Arial" w:cs="Arial" w:eastAsia="Arial" w:hAnsi="Arial"/>
@@ -8395,7 +8395,7 @@
         </w:rPr>
         <w:t xml:space="preserve"> (</w:t>
       </w:r>
-      <w:hyperlink w:history="1" r:id="rIdx2w-dtcy7jipzrdfopn-v">
+      <w:hyperlink w:history="1" r:id="rId4aqb9ft7bqswtv_qworzc">
         <w:r>
           <w:rPr>
             <w:rFonts w:ascii="Arial" w:cs="Arial" w:eastAsia="Arial" w:hAnsi="Arial"/>
@@ -9408,7 +9408,7 @@
             <w:pPr>
               <w:spacing w:after="20" w:before="0"/>
             </w:pPr>
-            <w:hyperlink w:history="1" r:id="rIdu6npokjplwcn0y5tkfpzg">
+            <w:hyperlink w:history="1" r:id="rId-yujn9cdf610qxq6fkayb">
               <w:r>
                 <w:rPr>
                   <w:rFonts w:ascii="Arial" w:cs="Arial" w:eastAsia="Arial" w:hAnsi="Arial"/>
@@ -9457,7 +9457,7 @@
               <w:spacing w:after="10" w:before="0"/>
               <w:ind w:left="120"/>
             </w:pPr>
-            <w:hyperlink w:history="1" r:id="rIds-skwnvstizodnlvsdill">
+            <w:hyperlink w:history="1" r:id="rIdjpxzgvsioxebg6wnknuil">
               <w:r>
                 <w:rPr>
                   <w:rFonts w:ascii="Arial" w:cs="Arial" w:eastAsia="Arial" w:hAnsi="Arial"/>
@@ -9519,7 +9519,7 @@
               <w:spacing w:after="10" w:before="0"/>
               <w:ind w:left="120"/>
             </w:pPr>
-            <w:hyperlink w:history="1" r:id="rIdzbq5kxeyoorcfmgxbfyr4">
+            <w:hyperlink w:history="1" r:id="rIdej0gyj9wb7a2zhmpy340y">
               <w:r>
                 <w:rPr>
                   <w:rFonts w:ascii="Arial" w:cs="Arial" w:eastAsia="Arial" w:hAnsi="Arial"/>
@@ -9729,7 +9729,7 @@
             <w:pPr>
               <w:spacing w:after="20" w:before="0"/>
             </w:pPr>
-            <w:hyperlink w:history="1" r:id="rIdqscrt4lmad6qrd6mxscnd">
+            <w:hyperlink w:history="1" r:id="rIdvcb0m8re0kymmkvvaciux">
               <w:r>
                 <w:rPr>
                   <w:rFonts w:ascii="Arial" w:cs="Arial" w:eastAsia="Arial" w:hAnsi="Arial"/>
@@ -9778,7 +9778,7 @@
               <w:spacing w:after="10" w:before="0"/>
               <w:ind w:left="120"/>
             </w:pPr>
-            <w:hyperlink w:history="1" r:id="rIdv3tgyckxlmd9lxta--2pn">
+            <w:hyperlink w:history="1" r:id="rId0myvt__cphyputzxxl2yh">
               <w:r>
                 <w:rPr>
                   <w:rFonts w:ascii="Arial" w:cs="Arial" w:eastAsia="Arial" w:hAnsi="Arial"/>
@@ -9840,7 +9840,7 @@
               <w:spacing w:after="10" w:before="0"/>
               <w:ind w:left="120"/>
             </w:pPr>
-            <w:hyperlink w:history="1" r:id="rIdl7wcvtqi9-a2ghpvcjdcr">
+            <w:hyperlink w:history="1" r:id="rIdmcarwuwpy9csau8mi3cu1">
               <w:r>
                 <w:rPr>
                   <w:rFonts w:ascii="Arial" w:cs="Arial" w:eastAsia="Arial" w:hAnsi="Arial"/>
@@ -10050,7 +10050,7 @@
             <w:pPr>
               <w:spacing w:after="20" w:before="0"/>
             </w:pPr>
-            <w:hyperlink w:history="1" r:id="rIdf9nzslulaqwtkoj1bh37c">
+            <w:hyperlink w:history="1" r:id="rIdqhmbxhmp0kuvb1xhw3yzt">
               <w:r>
                 <w:rPr>
                   <w:rFonts w:ascii="Arial" w:cs="Arial" w:eastAsia="Arial" w:hAnsi="Arial"/>
@@ -10099,7 +10099,7 @@
               <w:spacing w:after="10" w:before="0"/>
               <w:ind w:left="120"/>
             </w:pPr>
-            <w:hyperlink w:history="1" r:id="rId_gsopce08jk41xnnzf7do">
+            <w:hyperlink w:history="1" r:id="rIdty7rnrqjrg5h1qk8_c6k6">
               <w:r>
                 <w:rPr>
                   <w:rFonts w:ascii="Arial" w:cs="Arial" w:eastAsia="Arial" w:hAnsi="Arial"/>
@@ -10161,7 +10161,7 @@
               <w:spacing w:after="10" w:before="0"/>
               <w:ind w:left="120"/>
             </w:pPr>
-            <w:hyperlink w:history="1" r:id="rIdgeet0igbsdrcl5u7_ric7">
+            <w:hyperlink w:history="1" r:id="rIdafbo4g7rrxhmhzxgrwniu">
               <w:r>
                 <w:rPr>
                   <w:rFonts w:ascii="Arial" w:cs="Arial" w:eastAsia="Arial" w:hAnsi="Arial"/>
@@ -10371,7 +10371,7 @@
             <w:pPr>
               <w:spacing w:after="20" w:before="0"/>
             </w:pPr>
-            <w:hyperlink w:history="1" r:id="rId6wblkn8chno5aw4csacis">
+            <w:hyperlink w:history="1" r:id="rId1sfstnztgyfofpuojmez6">
               <w:r>
                 <w:rPr>
                   <w:rFonts w:ascii="Arial" w:cs="Arial" w:eastAsia="Arial" w:hAnsi="Arial"/>
@@ -10420,7 +10420,7 @@
               <w:spacing w:after="10" w:before="0"/>
               <w:ind w:left="120"/>
             </w:pPr>
-            <w:hyperlink w:history="1" r:id="rIdiygpqnuzwg2vzcytrdzgc">
+            <w:hyperlink w:history="1" r:id="rId2lacdpcldhzhinseppvtn">
               <w:r>
                 <w:rPr>
                   <w:rFonts w:ascii="Arial" w:cs="Arial" w:eastAsia="Arial" w:hAnsi="Arial"/>
@@ -10482,7 +10482,7 @@
               <w:spacing w:after="10" w:before="0"/>
               <w:ind w:left="120"/>
             </w:pPr>
-            <w:hyperlink w:history="1" r:id="rIdqmoipn1zcdjokqxtzrbh3">
+            <w:hyperlink w:history="1" r:id="rIdn5b-pdqttldva2ocdmpnr">
               <w:r>
                 <w:rPr>
                   <w:rFonts w:ascii="Arial" w:cs="Arial" w:eastAsia="Arial" w:hAnsi="Arial"/>
@@ -10692,7 +10692,7 @@
             <w:pPr>
               <w:spacing w:after="20" w:before="0"/>
             </w:pPr>
-            <w:hyperlink w:history="1" r:id="rId48sgwkxtbnckr0hq-thmr">
+            <w:hyperlink w:history="1" r:id="rIdxjec5wk1i644qzhdsy-69">
               <w:r>
                 <w:rPr>
                   <w:rFonts w:ascii="Arial" w:cs="Arial" w:eastAsia="Arial" w:hAnsi="Arial"/>
@@ -10741,7 +10741,7 @@
               <w:spacing w:after="10" w:before="0"/>
               <w:ind w:left="120"/>
             </w:pPr>
-            <w:hyperlink w:history="1" r:id="rId9074jhwee8dufe3qqw4sx">
+            <w:hyperlink w:history="1" r:id="rIdq7izemp5_zvcpqyp-ya_f">
               <w:r>
                 <w:rPr>
                   <w:rFonts w:ascii="Arial" w:cs="Arial" w:eastAsia="Arial" w:hAnsi="Arial"/>
@@ -10803,7 +10803,7 @@
               <w:spacing w:after="10" w:before="0"/>
               <w:ind w:left="120"/>
             </w:pPr>
-            <w:hyperlink w:history="1" r:id="rIdadv18uv2uffqiuocaxruh">
+            <w:hyperlink w:history="1" r:id="rIdfhz7is0wgqse1jikqxb--">
               <w:r>
                 <w:rPr>
                   <w:rFonts w:ascii="Arial" w:cs="Arial" w:eastAsia="Arial" w:hAnsi="Arial"/>
@@ -11425,7 +11425,7 @@
         </w:rPr>
         <w:t xml:space="preserve">© 2026 SeaVuria and ARES. Aligned with KICD objectives. Developed by SeaVuria; technical implementation by ARES (with AI assistance from Claude). Licensed under </w:t>
       </w:r>
-      <w:hyperlink w:history="1" r:id="rIda1atwpyzlmdylqtpnlgrl">
+      <w:hyperlink w:history="1" r:id="rIdp5r-hutxxo9appg8sbql8">
         <w:r>
           <w:rPr>
             <w:rFonts w:ascii="Arial" w:cs="Arial" w:eastAsia="Arial" w:hAnsi="Arial"/>
@@ -11446,7 +11446,7 @@
         </w:rPr>
         <w:t xml:space="preserve"> (</w:t>
       </w:r>
-      <w:hyperlink w:history="1" r:id="rId5ecp5nh4tykpyl1m0j8fb">
+      <w:hyperlink w:history="1" r:id="rId9g7tu_rgmsmsbzm2l0z8y">
         <w:r>
           <w:rPr>
             <w:rFonts w:ascii="Arial" w:cs="Arial" w:eastAsia="Arial" w:hAnsi="Arial"/>
@@ -12459,7 +12459,7 @@
             <w:pPr>
               <w:spacing w:after="20" w:before="0"/>
             </w:pPr>
-            <w:hyperlink w:history="1" r:id="rIdyl13bjoafyjs08gl2g-xc">
+            <w:hyperlink w:history="1" r:id="rIdfwxe9aheblghxupdd_j2x">
               <w:r>
                 <w:rPr>
                   <w:rFonts w:ascii="Arial" w:cs="Arial" w:eastAsia="Arial" w:hAnsi="Arial"/>
@@ -12492,7 +12492,7 @@
               <w:spacing w:after="10" w:before="0"/>
               <w:ind w:left="120"/>
             </w:pPr>
-            <w:hyperlink w:history="1" r:id="rIdwvialiq_c2hqffzer2w1b">
+            <w:hyperlink w:history="1" r:id="rIdg4giiafug-rbqa0tlbwi5">
               <w:r>
                 <w:rPr>
                   <w:rFonts w:ascii="Arial" w:cs="Arial" w:eastAsia="Arial" w:hAnsi="Arial"/>
@@ -12537,7 +12537,7 @@
             <w:pPr>
               <w:spacing w:after="20" w:before="0"/>
             </w:pPr>
-            <w:hyperlink w:history="1" r:id="rIdswn9r5-b050edy5g9mxfu">
+            <w:hyperlink w:history="1" r:id="rIdlulrozjgkmys1560x2qby">
               <w:r>
                 <w:rPr>
                   <w:rFonts w:ascii="Arial" w:cs="Arial" w:eastAsia="Arial" w:hAnsi="Arial"/>
@@ -12570,7 +12570,7 @@
               <w:spacing w:after="10" w:before="0"/>
               <w:ind w:left="120"/>
             </w:pPr>
-            <w:hyperlink w:history="1" r:id="rIdxku9t32tntib8er1wllxg">
+            <w:hyperlink w:history="1" r:id="rIdz_uqxanc9c9loctd_72ik">
               <w:r>
                 <w:rPr>
                   <w:rFonts w:ascii="Arial" w:cs="Arial" w:eastAsia="Arial" w:hAnsi="Arial"/>
@@ -12765,7 +12765,7 @@
             <w:pPr>
               <w:spacing w:after="20" w:before="0"/>
             </w:pPr>
-            <w:hyperlink w:history="1" r:id="rIdslox8bfzlr_jyof2d2dw1">
+            <w:hyperlink w:history="1" r:id="rIdq0p_n_f5k_6nljeci5zlw">
               <w:r>
                 <w:rPr>
                   <w:rFonts w:ascii="Arial" w:cs="Arial" w:eastAsia="Arial" w:hAnsi="Arial"/>
@@ -12798,7 +12798,7 @@
               <w:spacing w:after="10" w:before="0"/>
               <w:ind w:left="120"/>
             </w:pPr>
-            <w:hyperlink w:history="1" r:id="rIdug4zbimcbt7-kiua88p6y">
+            <w:hyperlink w:history="1" r:id="rId5wbjtag3yys_0n_wong5k">
               <w:r>
                 <w:rPr>
                   <w:rFonts w:ascii="Arial" w:cs="Arial" w:eastAsia="Arial" w:hAnsi="Arial"/>
@@ -12843,7 +12843,7 @@
             <w:pPr>
               <w:spacing w:after="20" w:before="0"/>
             </w:pPr>
-            <w:hyperlink w:history="1" r:id="rIda_8acfp4p1hi6wknoiw70">
+            <w:hyperlink w:history="1" r:id="rIdcdjgdunsqq8odjrg8jp4t">
               <w:r>
                 <w:rPr>
                   <w:rFonts w:ascii="Arial" w:cs="Arial" w:eastAsia="Arial" w:hAnsi="Arial"/>
@@ -12876,7 +12876,7 @@
               <w:spacing w:after="10" w:before="0"/>
               <w:ind w:left="120"/>
             </w:pPr>
-            <w:hyperlink w:history="1" r:id="rId8si2ok9e3nv7vbyzpzvtg">
+            <w:hyperlink w:history="1" r:id="rIdornihyiuzdfk3tfp4m9f8">
               <w:r>
                 <w:rPr>
                   <w:rFonts w:ascii="Arial" w:cs="Arial" w:eastAsia="Arial" w:hAnsi="Arial"/>
@@ -13071,7 +13071,7 @@
             <w:pPr>
               <w:spacing w:after="20" w:before="0"/>
             </w:pPr>
-            <w:hyperlink w:history="1" r:id="rIdvmxgkytdamtlqcr_mbdq4">
+            <w:hyperlink w:history="1" r:id="rIdd2psgeqcjsvo4dqesnjjp">
               <w:r>
                 <w:rPr>
                   <w:rFonts w:ascii="Arial" w:cs="Arial" w:eastAsia="Arial" w:hAnsi="Arial"/>
@@ -13120,7 +13120,7 @@
               <w:spacing w:after="10" w:before="0"/>
               <w:ind w:left="120"/>
             </w:pPr>
-            <w:hyperlink w:history="1" r:id="rIdl2-1ysm-q-xdnoex_ntq3">
+            <w:hyperlink w:history="1" r:id="rIdy6jizdsmksqxmpq9wwlgh">
               <w:r>
                 <w:rPr>
                   <w:rFonts w:ascii="Arial" w:cs="Arial" w:eastAsia="Arial" w:hAnsi="Arial"/>
@@ -13165,7 +13165,7 @@
             <w:pPr>
               <w:spacing w:after="20" w:before="0"/>
             </w:pPr>
-            <w:hyperlink w:history="1" r:id="rId-hea0j77zym6oo1mduz_p">
+            <w:hyperlink w:history="1" r:id="rIdrxxjpxn1mtslv3jxiyomd">
               <w:r>
                 <w:rPr>
                   <w:rFonts w:ascii="Arial" w:cs="Arial" w:eastAsia="Arial" w:hAnsi="Arial"/>
@@ -13214,7 +13214,7 @@
               <w:spacing w:after="10" w:before="0"/>
               <w:ind w:left="120"/>
             </w:pPr>
-            <w:hyperlink w:history="1" r:id="rIdi0fjvc7t4kogthulztnsb">
+            <w:hyperlink w:history="1" r:id="rIdfd3krtnahpjmfxka5ui-j">
               <w:r>
                 <w:rPr>
                   <w:rFonts w:ascii="Arial" w:cs="Arial" w:eastAsia="Arial" w:hAnsi="Arial"/>
@@ -13409,7 +13409,7 @@
             <w:pPr>
               <w:spacing w:after="20" w:before="0"/>
             </w:pPr>
-            <w:hyperlink w:history="1" r:id="rIdddlit-fwbovlqu5pytn0d">
+            <w:hyperlink w:history="1" r:id="rId4nivxcqtjc-xr-cvbk0hj">
               <w:r>
                 <w:rPr>
                   <w:rFonts w:ascii="Arial" w:cs="Arial" w:eastAsia="Arial" w:hAnsi="Arial"/>
@@ -13458,7 +13458,7 @@
               <w:spacing w:after="10" w:before="0"/>
               <w:ind w:left="120"/>
             </w:pPr>
-            <w:hyperlink w:history="1" r:id="rId3o7npyhkrnmxs2h82rakx">
+            <w:hyperlink w:history="1" r:id="rIdnvcbugjf0gjzoozwaqu4z">
               <w:r>
                 <w:rPr>
                   <w:rFonts w:ascii="Arial" w:cs="Arial" w:eastAsia="Arial" w:hAnsi="Arial"/>
@@ -13503,7 +13503,7 @@
             <w:pPr>
               <w:spacing w:after="20" w:before="0"/>
             </w:pPr>
-            <w:hyperlink w:history="1" r:id="rIdamm6yh9sbexqprqavt-76">
+            <w:hyperlink w:history="1" r:id="rId4iv-5l4o9gcokqlm7nats">
               <w:r>
                 <w:rPr>
                   <w:rFonts w:ascii="Arial" w:cs="Arial" w:eastAsia="Arial" w:hAnsi="Arial"/>
@@ -13552,7 +13552,7 @@
               <w:spacing w:after="10" w:before="0"/>
               <w:ind w:left="120"/>
             </w:pPr>
-            <w:hyperlink w:history="1" r:id="rId1xdfjn644t6ymnfyqgjvv">
+            <w:hyperlink w:history="1" r:id="rIdtsagvjre5o7s45bffz00b">
               <w:r>
                 <w:rPr>
                   <w:rFonts w:ascii="Arial" w:cs="Arial" w:eastAsia="Arial" w:hAnsi="Arial"/>
@@ -13747,7 +13747,7 @@
             <w:pPr>
               <w:spacing w:after="20" w:before="0"/>
             </w:pPr>
-            <w:hyperlink w:history="1" r:id="rIdylhbhq08gmfihjymn9sti">
+            <w:hyperlink w:history="1" r:id="rIdpxnvwopymdcxrq89nj-at">
               <w:r>
                 <w:rPr>
                   <w:rFonts w:ascii="Arial" w:cs="Arial" w:eastAsia="Arial" w:hAnsi="Arial"/>
@@ -13796,7 +13796,7 @@
               <w:spacing w:after="10" w:before="0"/>
               <w:ind w:left="120"/>
             </w:pPr>
-            <w:hyperlink w:history="1" r:id="rIdefap-kpbshqrohk5h3kvg">
+            <w:hyperlink w:history="1" r:id="rIdbrvugts1bcurutocydk-e">
               <w:r>
                 <w:rPr>
                   <w:rFonts w:ascii="Arial" w:cs="Arial" w:eastAsia="Arial" w:hAnsi="Arial"/>
@@ -13841,7 +13841,7 @@
             <w:pPr>
               <w:spacing w:after="20" w:before="0"/>
             </w:pPr>
-            <w:hyperlink w:history="1" r:id="rIdtx77h0k8v1lcnvs669lqe">
+            <w:hyperlink w:history="1" r:id="rId3agr3olwkm1uype2q6vwm">
               <w:r>
                 <w:rPr>
                   <w:rFonts w:ascii="Arial" w:cs="Arial" w:eastAsia="Arial" w:hAnsi="Arial"/>
@@ -13890,7 +13890,7 @@
               <w:spacing w:after="10" w:before="0"/>
               <w:ind w:left="120"/>
             </w:pPr>
-            <w:hyperlink w:history="1" r:id="rId3r07snamve0ozmy7tjekl">
+            <w:hyperlink w:history="1" r:id="rIdguaultwegym096tbmqnje">
               <w:r>
                 <w:rPr>
                   <w:rFonts w:ascii="Arial" w:cs="Arial" w:eastAsia="Arial" w:hAnsi="Arial"/>
@@ -14402,7 +14402,7 @@
         </w:rPr>
         <w:t xml:space="preserve">© 2026 SeaVuria and ARES. Aligned with KICD objectives. Developed by SeaVuria; technical implementation by ARES (with AI assistance from Claude). Licensed under </w:t>
       </w:r>
-      <w:hyperlink w:history="1" r:id="rIdgtlxopgdxr5gt938cbf7t">
+      <w:hyperlink w:history="1" r:id="rIdpqdj8tltcuqvzwhu_jb6v">
         <w:r>
           <w:rPr>
             <w:rFonts w:ascii="Arial" w:cs="Arial" w:eastAsia="Arial" w:hAnsi="Arial"/>
@@ -14423,7 +14423,7 @@
         </w:rPr>
         <w:t xml:space="preserve"> (</w:t>
       </w:r>
-      <w:hyperlink w:history="1" r:id="rIdhmmubinwirzrewbtcotma">
+      <w:hyperlink w:history="1" r:id="rIdch5krft2vqgadmuchsuv9">
         <w:r>
           <w:rPr>
             <w:rFonts w:ascii="Arial" w:cs="Arial" w:eastAsia="Arial" w:hAnsi="Arial"/>
@@ -15436,7 +15436,7 @@
             <w:pPr>
               <w:spacing w:after="20" w:before="0"/>
             </w:pPr>
-            <w:hyperlink w:history="1" r:id="rIdqmwymhtg5uvywmy2pbgnl">
+            <w:hyperlink w:history="1" r:id="rIdg0jk_7u4xegqjq5m8epdt">
               <w:r>
                 <w:rPr>
                   <w:rFonts w:ascii="Arial" w:cs="Arial" w:eastAsia="Arial" w:hAnsi="Arial"/>
@@ -15485,7 +15485,7 @@
               <w:spacing w:after="10" w:before="0"/>
               <w:ind w:left="120"/>
             </w:pPr>
-            <w:hyperlink w:history="1" r:id="rIdjj0ztvm4ajnnpedzhqiwr">
+            <w:hyperlink w:history="1" r:id="rId91ar6qyyo_hdvoxlflwui">
               <w:r>
                 <w:rPr>
                   <w:rFonts w:ascii="Arial" w:cs="Arial" w:eastAsia="Arial" w:hAnsi="Arial"/>
@@ -15547,7 +15547,7 @@
               <w:spacing w:after="10" w:before="0"/>
               <w:ind w:left="120"/>
             </w:pPr>
-            <w:hyperlink w:history="1" r:id="rIdsr_xtmqbw9q58tvwq-oxk">
+            <w:hyperlink w:history="1" r:id="rIdkz0b5y9joetprz1kdavrq">
               <w:r>
                 <w:rPr>
                   <w:rFonts w:ascii="Arial" w:cs="Arial" w:eastAsia="Arial" w:hAnsi="Arial"/>
@@ -15757,7 +15757,7 @@
             <w:pPr>
               <w:spacing w:after="20" w:before="0"/>
             </w:pPr>
-            <w:hyperlink w:history="1" r:id="rIdbwf2doueucvzuiceyrqzm">
+            <w:hyperlink w:history="1" r:id="rIdwoucxr1ipqecj_h8gcj2l">
               <w:r>
                 <w:rPr>
                   <w:rFonts w:ascii="Arial" w:cs="Arial" w:eastAsia="Arial" w:hAnsi="Arial"/>
@@ -15806,7 +15806,7 @@
               <w:spacing w:after="10" w:before="0"/>
               <w:ind w:left="120"/>
             </w:pPr>
-            <w:hyperlink w:history="1" r:id="rIdyaarrgl24wd53gdflu80y">
+            <w:hyperlink w:history="1" r:id="rIdogermgbvmxgts5v2wyj5k">
               <w:r>
                 <w:rPr>
                   <w:rFonts w:ascii="Arial" w:cs="Arial" w:eastAsia="Arial" w:hAnsi="Arial"/>
@@ -15868,7 +15868,7 @@
               <w:spacing w:after="10" w:before="0"/>
               <w:ind w:left="120"/>
             </w:pPr>
-            <w:hyperlink w:history="1" r:id="rIdt6vxdykxy3ka71hz5ols7">
+            <w:hyperlink w:history="1" r:id="rIdppz9ptdyzqjub_wpiscpd">
               <w:r>
                 <w:rPr>
                   <w:rFonts w:ascii="Arial" w:cs="Arial" w:eastAsia="Arial" w:hAnsi="Arial"/>
@@ -16078,7 +16078,7 @@
             <w:pPr>
               <w:spacing w:after="20" w:before="0"/>
             </w:pPr>
-            <w:hyperlink w:history="1" r:id="rIdylw4vqhonqlyg4xxxvums">
+            <w:hyperlink w:history="1" r:id="rIduilhxl0haoq4m57sx149s">
               <w:r>
                 <w:rPr>
                   <w:rFonts w:ascii="Arial" w:cs="Arial" w:eastAsia="Arial" w:hAnsi="Arial"/>
@@ -16127,7 +16127,7 @@
               <w:spacing w:after="10" w:before="0"/>
               <w:ind w:left="120"/>
             </w:pPr>
-            <w:hyperlink w:history="1" r:id="rIddee1l-aiw7ylfld9hqepm">
+            <w:hyperlink w:history="1" r:id="rIdyygki2n7jr6sel6v5lvw9">
               <w:r>
                 <w:rPr>
                   <w:rFonts w:ascii="Arial" w:cs="Arial" w:eastAsia="Arial" w:hAnsi="Arial"/>
@@ -16189,7 +16189,7 @@
               <w:spacing w:after="10" w:before="0"/>
               <w:ind w:left="120"/>
             </w:pPr>
-            <w:hyperlink w:history="1" r:id="rIdlcfktmybpxflcqn2ovevb">
+            <w:hyperlink w:history="1" r:id="rIdg0j8azgygnlg6v0jw4bzg">
               <w:r>
                 <w:rPr>
                   <w:rFonts w:ascii="Arial" w:cs="Arial" w:eastAsia="Arial" w:hAnsi="Arial"/>
@@ -16399,7 +16399,7 @@
             <w:pPr>
               <w:spacing w:after="20" w:before="0"/>
             </w:pPr>
-            <w:hyperlink w:history="1" r:id="rIdfjaqodcornc-4rpitwlrf">
+            <w:hyperlink w:history="1" r:id="rIdjcfowz_jf9qgdu3y9ip0m">
               <w:r>
                 <w:rPr>
                   <w:rFonts w:ascii="Arial" w:cs="Arial" w:eastAsia="Arial" w:hAnsi="Arial"/>
@@ -16448,7 +16448,7 @@
               <w:spacing w:after="10" w:before="0"/>
               <w:ind w:left="120"/>
             </w:pPr>
-            <w:hyperlink w:history="1" r:id="rIdcpn5myoeexlvfxma53yfn">
+            <w:hyperlink w:history="1" r:id="rIdzmry2iqrxnsk275itenq7">
               <w:r>
                 <w:rPr>
                   <w:rFonts w:ascii="Arial" w:cs="Arial" w:eastAsia="Arial" w:hAnsi="Arial"/>
@@ -16510,7 +16510,7 @@
               <w:spacing w:after="10" w:before="0"/>
               <w:ind w:left="120"/>
             </w:pPr>
-            <w:hyperlink w:history="1" r:id="rIdwckkqzx8w4q-7d5kres2-">
+            <w:hyperlink w:history="1" r:id="rIdld4wnag2gkh13wmcmh0za">
               <w:r>
                 <w:rPr>
                   <w:rFonts w:ascii="Arial" w:cs="Arial" w:eastAsia="Arial" w:hAnsi="Arial"/>
@@ -16720,7 +16720,7 @@
             <w:pPr>
               <w:spacing w:after="20" w:before="0"/>
             </w:pPr>
-            <w:hyperlink w:history="1" r:id="rIdwpymsdbhnc-fz7riwde98">
+            <w:hyperlink w:history="1" r:id="rIdw43tt-4xuaim1ystlcjhh">
               <w:r>
                 <w:rPr>
                   <w:rFonts w:ascii="Arial" w:cs="Arial" w:eastAsia="Arial" w:hAnsi="Arial"/>
@@ -16769,7 +16769,7 @@
               <w:spacing w:after="10" w:before="0"/>
               <w:ind w:left="120"/>
             </w:pPr>
-            <w:hyperlink w:history="1" r:id="rIdateddls9awr6ux08hmqo_">
+            <w:hyperlink w:history="1" r:id="rIdqurablzm09raervz-l9v0">
               <w:r>
                 <w:rPr>
                   <w:rFonts w:ascii="Arial" w:cs="Arial" w:eastAsia="Arial" w:hAnsi="Arial"/>
@@ -16831,7 +16831,7 @@
               <w:spacing w:after="10" w:before="0"/>
               <w:ind w:left="120"/>
             </w:pPr>
-            <w:hyperlink w:history="1" r:id="rIdxhlqaxyryfnn4rk_xu3sk">
+            <w:hyperlink w:history="1" r:id="rIdjn6c1xyxchh2ogkkajec_">
               <w:r>
                 <w:rPr>
                   <w:rFonts w:ascii="Arial" w:cs="Arial" w:eastAsia="Arial" w:hAnsi="Arial"/>
@@ -17358,7 +17358,7 @@
         </w:rPr>
         <w:t xml:space="preserve">© 2026 SeaVuria and ARES. Aligned with KICD objectives. Developed by SeaVuria; technical implementation by ARES (with AI assistance from Claude). Licensed under </w:t>
       </w:r>
-      <w:hyperlink w:history="1" r:id="rId_qlo3io2taqkweiofeita">
+      <w:hyperlink w:history="1" r:id="rIdpgfjuj5rjlovx0fndowfu">
         <w:r>
           <w:rPr>
             <w:rFonts w:ascii="Arial" w:cs="Arial" w:eastAsia="Arial" w:hAnsi="Arial"/>
@@ -17379,7 +17379,7 @@
         </w:rPr>
         <w:t xml:space="preserve"> (</w:t>
       </w:r>
-      <w:hyperlink w:history="1" r:id="rIdwnhxwlc-7pppyjlgalnd0">
+      <w:hyperlink w:history="1" r:id="rIdjuybg_p85oirypuayobcb">
         <w:r>
           <w:rPr>
             <w:rFonts w:ascii="Arial" w:cs="Arial" w:eastAsia="Arial" w:hAnsi="Arial"/>
@@ -18392,7 +18392,7 @@
             <w:pPr>
               <w:spacing w:after="20" w:before="0"/>
             </w:pPr>
-            <w:hyperlink w:history="1" r:id="rIdbpuov6giqh92kxoami-s3">
+            <w:hyperlink w:history="1" r:id="rIduj8-ikptajom39vwxoh6n">
               <w:r>
                 <w:rPr>
                   <w:rFonts w:ascii="Arial" w:cs="Arial" w:eastAsia="Arial" w:hAnsi="Arial"/>
@@ -18441,7 +18441,7 @@
               <w:spacing w:after="10" w:before="0"/>
               <w:ind w:left="120"/>
             </w:pPr>
-            <w:hyperlink w:history="1" r:id="rIdqkrkoyrw8jfejpgdltsvk">
+            <w:hyperlink w:history="1" r:id="rIdrw24qmq2b-5ebgua-8dhw">
               <w:r>
                 <w:rPr>
                   <w:rFonts w:ascii="Arial" w:cs="Arial" w:eastAsia="Arial" w:hAnsi="Arial"/>
@@ -18503,7 +18503,7 @@
               <w:spacing w:after="10" w:before="0"/>
               <w:ind w:left="120"/>
             </w:pPr>
-            <w:hyperlink w:history="1" r:id="rIdyq5rvxol7gb_cfun9evkg">
+            <w:hyperlink w:history="1" r:id="rIdpotuy9r8y0hmdc7eoiaap">
               <w:r>
                 <w:rPr>
                   <w:rFonts w:ascii="Arial" w:cs="Arial" w:eastAsia="Arial" w:hAnsi="Arial"/>
@@ -18713,7 +18713,7 @@
             <w:pPr>
               <w:spacing w:after="20" w:before="0"/>
             </w:pPr>
-            <w:hyperlink w:history="1" r:id="rIdiys3ntj35zxkmv6aahmsr">
+            <w:hyperlink w:history="1" r:id="rIdqxtph35587gfyv8aws6cz">
               <w:r>
                 <w:rPr>
                   <w:rFonts w:ascii="Arial" w:cs="Arial" w:eastAsia="Arial" w:hAnsi="Arial"/>
@@ -18762,7 +18762,7 @@
               <w:spacing w:after="10" w:before="0"/>
               <w:ind w:left="120"/>
             </w:pPr>
-            <w:hyperlink w:history="1" r:id="rIdgffr_wz2laevndun-9131">
+            <w:hyperlink w:history="1" r:id="rIdogbm_0jjrnxt13b0fvl9r">
               <w:r>
                 <w:rPr>
                   <w:rFonts w:ascii="Arial" w:cs="Arial" w:eastAsia="Arial" w:hAnsi="Arial"/>
@@ -18824,7 +18824,7 @@
               <w:spacing w:after="10" w:before="0"/>
               <w:ind w:left="120"/>
             </w:pPr>
-            <w:hyperlink w:history="1" r:id="rIdvfyatwwcl3lljpyodn9h6">
+            <w:hyperlink w:history="1" r:id="rIdso5rdyeobqhzbmlvsybu0">
               <w:r>
                 <w:rPr>
                   <w:rFonts w:ascii="Arial" w:cs="Arial" w:eastAsia="Arial" w:hAnsi="Arial"/>
@@ -19034,7 +19034,7 @@
             <w:pPr>
               <w:spacing w:after="20" w:before="0"/>
             </w:pPr>
-            <w:hyperlink w:history="1" r:id="rIdgy_ekee7dz_pea5xmtekj">
+            <w:hyperlink w:history="1" r:id="rIde71touw9uvqbkb_bpataa">
               <w:r>
                 <w:rPr>
                   <w:rFonts w:ascii="Arial" w:cs="Arial" w:eastAsia="Arial" w:hAnsi="Arial"/>
@@ -19083,7 +19083,7 @@
               <w:spacing w:after="10" w:before="0"/>
               <w:ind w:left="120"/>
             </w:pPr>
-            <w:hyperlink w:history="1" r:id="rId4ok5urdb1vifovud9440i">
+            <w:hyperlink w:history="1" r:id="rIdro3zsnmq8blts-tlft9u2">
               <w:r>
                 <w:rPr>
                   <w:rFonts w:ascii="Arial" w:cs="Arial" w:eastAsia="Arial" w:hAnsi="Arial"/>
@@ -19145,7 +19145,7 @@
               <w:spacing w:after="10" w:before="0"/>
               <w:ind w:left="120"/>
             </w:pPr>
-            <w:hyperlink w:history="1" r:id="rIdiz4yewwusdfyzfqks0hvc">
+            <w:hyperlink w:history="1" r:id="rIdb9qjlh01rcxkm894nlbcg">
               <w:r>
                 <w:rPr>
                   <w:rFonts w:ascii="Arial" w:cs="Arial" w:eastAsia="Arial" w:hAnsi="Arial"/>
@@ -19355,7 +19355,7 @@
             <w:pPr>
               <w:spacing w:after="20" w:before="0"/>
             </w:pPr>
-            <w:hyperlink w:history="1" r:id="rIdcjvcjxktkyfk-pbtyquwj">
+            <w:hyperlink w:history="1" r:id="rIdrkahvy9g-pjmjzsgsw_yj">
               <w:r>
                 <w:rPr>
                   <w:rFonts w:ascii="Arial" w:cs="Arial" w:eastAsia="Arial" w:hAnsi="Arial"/>
@@ -19404,7 +19404,7 @@
               <w:spacing w:after="10" w:before="0"/>
               <w:ind w:left="120"/>
             </w:pPr>
-            <w:hyperlink w:history="1" r:id="rIdo_tuggqkzwknxerdmv9_t">
+            <w:hyperlink w:history="1" r:id="rIdm5d2bcdfaghfdfybtapg-">
               <w:r>
                 <w:rPr>
                   <w:rFonts w:ascii="Arial" w:cs="Arial" w:eastAsia="Arial" w:hAnsi="Arial"/>
@@ -19466,7 +19466,7 @@
               <w:spacing w:after="10" w:before="0"/>
               <w:ind w:left="120"/>
             </w:pPr>
-            <w:hyperlink w:history="1" r:id="rId19fpogxw-ydo4fsyqgshq">
+            <w:hyperlink w:history="1" r:id="rIdqwhnw-80jo999qmhmhjas">
               <w:r>
                 <w:rPr>
                   <w:rFonts w:ascii="Arial" w:cs="Arial" w:eastAsia="Arial" w:hAnsi="Arial"/>
@@ -19676,7 +19676,7 @@
             <w:pPr>
               <w:spacing w:after="20" w:before="0"/>
             </w:pPr>
-            <w:hyperlink w:history="1" r:id="rId-n12uqj7sdkialqzhtyds">
+            <w:hyperlink w:history="1" r:id="rIdfxcxz4iqva2cn8x1rr1vo">
               <w:r>
                 <w:rPr>
                   <w:rFonts w:ascii="Arial" w:cs="Arial" w:eastAsia="Arial" w:hAnsi="Arial"/>
@@ -19725,7 +19725,7 @@
               <w:spacing w:after="10" w:before="0"/>
               <w:ind w:left="120"/>
             </w:pPr>
-            <w:hyperlink w:history="1" r:id="rIdss0wptajv8-6aov2ewiuq">
+            <w:hyperlink w:history="1" r:id="rIdnjbg5qtbhubnacmt1vq0i">
               <w:r>
                 <w:rPr>
                   <w:rFonts w:ascii="Arial" w:cs="Arial" w:eastAsia="Arial" w:hAnsi="Arial"/>
@@ -19787,7 +19787,7 @@
               <w:spacing w:after="10" w:before="0"/>
               <w:ind w:left="120"/>
             </w:pPr>
-            <w:hyperlink w:history="1" r:id="rIdhsady6yjgmamkrvevbz7q">
+            <w:hyperlink w:history="1" r:id="rIdjz2ndbxfsvvhxziwtnjon">
               <w:r>
                 <w:rPr>
                   <w:rFonts w:ascii="Arial" w:cs="Arial" w:eastAsia="Arial" w:hAnsi="Arial"/>
@@ -20314,7 +20314,7 @@
         </w:rPr>
         <w:t xml:space="preserve">© 2026 SeaVuria and ARES. Aligned with KICD objectives. Developed by SeaVuria; technical implementation by ARES (with AI assistance from Claude). Licensed under </w:t>
       </w:r>
-      <w:hyperlink w:history="1" r:id="rId1le2ow6hwzx_l1k-1xnt_">
+      <w:hyperlink w:history="1" r:id="rIdnkr9gqnrxm349dvg1sf3z">
         <w:r>
           <w:rPr>
             <w:rFonts w:ascii="Arial" w:cs="Arial" w:eastAsia="Arial" w:hAnsi="Arial"/>
@@ -20335,7 +20335,7 @@
         </w:rPr>
         <w:t xml:space="preserve"> (</w:t>
       </w:r>
-      <w:hyperlink w:history="1" r:id="rIdhyhk4nlygsfu2mkc9ldat">
+      <w:hyperlink w:history="1" r:id="rId1lmn7jcphxkw7ohxlisog">
         <w:r>
           <w:rPr>
             <w:rFonts w:ascii="Arial" w:cs="Arial" w:eastAsia="Arial" w:hAnsi="Arial"/>
@@ -21348,7 +21348,7 @@
             <w:pPr>
               <w:spacing w:after="20" w:before="0"/>
             </w:pPr>
-            <w:hyperlink w:history="1" r:id="rIdhp3rw0r76id54-sqqczj0">
+            <w:hyperlink w:history="1" r:id="rIdtq2wkjcey175vqzhfswy5">
               <w:r>
                 <w:rPr>
                   <w:rFonts w:ascii="Arial" w:cs="Arial" w:eastAsia="Arial" w:hAnsi="Arial"/>
@@ -21381,7 +21381,7 @@
               <w:spacing w:after="10" w:before="0"/>
               <w:ind w:left="120"/>
             </w:pPr>
-            <w:hyperlink w:history="1" r:id="rIdemsimulxt7jyh7kxdrq3i">
+            <w:hyperlink w:history="1" r:id="rIdlzj678w5uhii56e-_j2jh">
               <w:r>
                 <w:rPr>
                   <w:rFonts w:ascii="Arial" w:cs="Arial" w:eastAsia="Arial" w:hAnsi="Arial"/>
@@ -21426,7 +21426,7 @@
             <w:pPr>
               <w:spacing w:after="20" w:before="0"/>
             </w:pPr>
-            <w:hyperlink w:history="1" r:id="rId6dz6n8_qdmgvbyvbqo1jj">
+            <w:hyperlink w:history="1" r:id="rIdflrjwm9yqezlli1xgxdjq">
               <w:r>
                 <w:rPr>
                   <w:rFonts w:ascii="Arial" w:cs="Arial" w:eastAsia="Arial" w:hAnsi="Arial"/>
@@ -21459,7 +21459,7 @@
               <w:spacing w:after="10" w:before="0"/>
               <w:ind w:left="120"/>
             </w:pPr>
-            <w:hyperlink w:history="1" r:id="rIdtqftmj5puxkbmoph56juo">
+            <w:hyperlink w:history="1" r:id="rIdkyjqdhu9odr2qtsf-uqry">
               <w:r>
                 <w:rPr>
                   <w:rFonts w:ascii="Arial" w:cs="Arial" w:eastAsia="Arial" w:hAnsi="Arial"/>
@@ -21654,7 +21654,7 @@
             <w:pPr>
               <w:spacing w:after="20" w:before="0"/>
             </w:pPr>
-            <w:hyperlink w:history="1" r:id="rIdxgxz3gokjjmubjfvjrzlx">
+            <w:hyperlink w:history="1" r:id="rId577imnegrnusi_bjkxwln">
               <w:r>
                 <w:rPr>
                   <w:rFonts w:ascii="Arial" w:cs="Arial" w:eastAsia="Arial" w:hAnsi="Arial"/>
@@ -21687,7 +21687,7 @@
               <w:spacing w:after="10" w:before="0"/>
               <w:ind w:left="120"/>
             </w:pPr>
-            <w:hyperlink w:history="1" r:id="rIdxbvzqobtzwwxonbf3sd_k">
+            <w:hyperlink w:history="1" r:id="rIdii3r-4ufonnxjmlega1c9">
               <w:r>
                 <w:rPr>
                   <w:rFonts w:ascii="Arial" w:cs="Arial" w:eastAsia="Arial" w:hAnsi="Arial"/>
@@ -21732,7 +21732,7 @@
             <w:pPr>
               <w:spacing w:after="20" w:before="0"/>
             </w:pPr>
-            <w:hyperlink w:history="1" r:id="rIdh4zpywpwdpa7inrz8bqwe">
+            <w:hyperlink w:history="1" r:id="rIdj4yk36n0ckqrzdhs5azus">
               <w:r>
                 <w:rPr>
                   <w:rFonts w:ascii="Arial" w:cs="Arial" w:eastAsia="Arial" w:hAnsi="Arial"/>
@@ -21765,7 +21765,7 @@
               <w:spacing w:after="10" w:before="0"/>
               <w:ind w:left="120"/>
             </w:pPr>
-            <w:hyperlink w:history="1" r:id="rIdxji4ar_dozvc0r4hasmxi">
+            <w:hyperlink w:history="1" r:id="rIdiawp6kjuzff0olqp4drui">
               <w:r>
                 <w:rPr>
                   <w:rFonts w:ascii="Arial" w:cs="Arial" w:eastAsia="Arial" w:hAnsi="Arial"/>
@@ -21960,7 +21960,7 @@
             <w:pPr>
               <w:spacing w:after="20" w:before="0"/>
             </w:pPr>
-            <w:hyperlink w:history="1" r:id="rIdgcfi196eqaoiqdbwu0nj3">
+            <w:hyperlink w:history="1" r:id="rIds_hs9alttkmly5br4w8uj">
               <w:r>
                 <w:rPr>
                   <w:rFonts w:ascii="Arial" w:cs="Arial" w:eastAsia="Arial" w:hAnsi="Arial"/>
@@ -22009,7 +22009,7 @@
               <w:spacing w:after="10" w:before="0"/>
               <w:ind w:left="120"/>
             </w:pPr>
-            <w:hyperlink w:history="1" r:id="rIdracghr53_rar9fncfj0zo">
+            <w:hyperlink w:history="1" r:id="rId1g_i-rvgph7bli3gzwdjt">
               <w:r>
                 <w:rPr>
                   <w:rFonts w:ascii="Arial" w:cs="Arial" w:eastAsia="Arial" w:hAnsi="Arial"/>
@@ -22054,7 +22054,7 @@
             <w:pPr>
               <w:spacing w:after="20" w:before="0"/>
             </w:pPr>
-            <w:hyperlink w:history="1" r:id="rIdigz8i2weihouphmymo_qy">
+            <w:hyperlink w:history="1" r:id="rIda0kawtuhbiwowqffsqce-">
               <w:r>
                 <w:rPr>
                   <w:rFonts w:ascii="Arial" w:cs="Arial" w:eastAsia="Arial" w:hAnsi="Arial"/>
@@ -22103,7 +22103,7 @@
               <w:spacing w:after="10" w:before="0"/>
               <w:ind w:left="120"/>
             </w:pPr>
-            <w:hyperlink w:history="1" r:id="rIdqqpvye9ejyutfsnja-qk-">
+            <w:hyperlink w:history="1" r:id="rIdflkvzd6clmav3_cju-ci7">
               <w:r>
                 <w:rPr>
                   <w:rFonts w:ascii="Arial" w:cs="Arial" w:eastAsia="Arial" w:hAnsi="Arial"/>
@@ -22298,7 +22298,7 @@
             <w:pPr>
               <w:spacing w:after="20" w:before="0"/>
             </w:pPr>
-            <w:hyperlink w:history="1" r:id="rIdorl4w4mqhhpam33-dtevs">
+            <w:hyperlink w:history="1" r:id="rIdyubb5xfa4snhh02m30ofv">
               <w:r>
                 <w:rPr>
                   <w:rFonts w:ascii="Arial" w:cs="Arial" w:eastAsia="Arial" w:hAnsi="Arial"/>
@@ -22347,7 +22347,7 @@
               <w:spacing w:after="10" w:before="0"/>
               <w:ind w:left="120"/>
             </w:pPr>
-            <w:hyperlink w:history="1" r:id="rId3kj4nocsqwqeu6max6sxx">
+            <w:hyperlink w:history="1" r:id="rIdxx13ifaynz9zqsxgl-bxq">
               <w:r>
                 <w:rPr>
                   <w:rFonts w:ascii="Arial" w:cs="Arial" w:eastAsia="Arial" w:hAnsi="Arial"/>
@@ -22392,7 +22392,7 @@
             <w:pPr>
               <w:spacing w:after="20" w:before="0"/>
             </w:pPr>
-            <w:hyperlink w:history="1" r:id="rIdpnnsjjy8gbtim4glrov4g">
+            <w:hyperlink w:history="1" r:id="rIdcqw6sg0aegpsvulm4a0dc">
               <w:r>
                 <w:rPr>
                   <w:rFonts w:ascii="Arial" w:cs="Arial" w:eastAsia="Arial" w:hAnsi="Arial"/>
@@ -22441,7 +22441,7 @@
               <w:spacing w:after="10" w:before="0"/>
               <w:ind w:left="120"/>
             </w:pPr>
-            <w:hyperlink w:history="1" r:id="rIdsvfhndljdjikudy1sid26">
+            <w:hyperlink w:history="1" r:id="rIdpojxno_silbeyvjcujdmv">
               <w:r>
                 <w:rPr>
                   <w:rFonts w:ascii="Arial" w:cs="Arial" w:eastAsia="Arial" w:hAnsi="Arial"/>
@@ -22636,7 +22636,7 @@
             <w:pPr>
               <w:spacing w:after="20" w:before="0"/>
             </w:pPr>
-            <w:hyperlink w:history="1" r:id="rIdum56wnt2k7atnrula4csz">
+            <w:hyperlink w:history="1" r:id="rIdgxcdm06h6iylqx5remp_u">
               <w:r>
                 <w:rPr>
                   <w:rFonts w:ascii="Arial" w:cs="Arial" w:eastAsia="Arial" w:hAnsi="Arial"/>
@@ -22669,7 +22669,7 @@
               <w:spacing w:after="10" w:before="0"/>
               <w:ind w:left="120"/>
             </w:pPr>
-            <w:hyperlink w:history="1" r:id="rIdjaknhw_c27rbxsibsg8by">
+            <w:hyperlink w:history="1" r:id="rIdh2gvi-grjx7uwiuhiwmmd">
               <w:r>
                 <w:rPr>
                   <w:rFonts w:ascii="Arial" w:cs="Arial" w:eastAsia="Arial" w:hAnsi="Arial"/>
@@ -22714,7 +22714,7 @@
             <w:pPr>
               <w:spacing w:after="20" w:before="0"/>
             </w:pPr>
-            <w:hyperlink w:history="1" r:id="rId1eayzc2am0tutsxx27ybt">
+            <w:hyperlink w:history="1" r:id="rId-zecg1whfjlwaruquqbf6">
               <w:r>
                 <w:rPr>
                   <w:rFonts w:ascii="Arial" w:cs="Arial" w:eastAsia="Arial" w:hAnsi="Arial"/>
@@ -22763,7 +22763,7 @@
               <w:spacing w:after="10" w:before="0"/>
               <w:ind w:left="120"/>
             </w:pPr>
-            <w:hyperlink w:history="1" r:id="rIdtiws1-xj_k3-xrdhsw0zn">
+            <w:hyperlink w:history="1" r:id="rId5x_ijyx-np_zsowr0pp9t">
               <w:r>
                 <w:rPr>
                   <w:rFonts w:ascii="Arial" w:cs="Arial" w:eastAsia="Arial" w:hAnsi="Arial"/>
@@ -23275,7 +23275,7 @@
         </w:rPr>
         <w:t xml:space="preserve">© 2026 SeaVuria and ARES. Aligned with KICD objectives. Developed by SeaVuria; technical implementation by ARES (with AI assistance from Claude). Licensed under </w:t>
       </w:r>
-      <w:hyperlink w:history="1" r:id="rIdyo6jbgs1ss8klvq6sdker">
+      <w:hyperlink w:history="1" r:id="rIdbspigy8g6qb8pe7pvvncu">
         <w:r>
           <w:rPr>
             <w:rFonts w:ascii="Arial" w:cs="Arial" w:eastAsia="Arial" w:hAnsi="Arial"/>
@@ -23296,7 +23296,7 @@
         </w:rPr>
         <w:t xml:space="preserve"> (</w:t>
       </w:r>
-      <w:hyperlink w:history="1" r:id="rIduo1202xmvmk6ojhtlbf29">
+      <w:hyperlink w:history="1" r:id="rId764sbnhpf4bztun2u0p6r">
         <w:r>
           <w:rPr>
             <w:rFonts w:ascii="Arial" w:cs="Arial" w:eastAsia="Arial" w:hAnsi="Arial"/>
@@ -24309,7 +24309,7 @@
             <w:pPr>
               <w:spacing w:after="20" w:before="0"/>
             </w:pPr>
-            <w:hyperlink w:history="1" r:id="rIdgv1cv9bylrxdzif5kdcxe">
+            <w:hyperlink w:history="1" r:id="rId1m6kdgkx3z9qbwbouaovk">
               <w:r>
                 <w:rPr>
                   <w:rFonts w:ascii="Arial" w:cs="Arial" w:eastAsia="Arial" w:hAnsi="Arial"/>
@@ -24358,7 +24358,7 @@
               <w:spacing w:after="10" w:before="0"/>
               <w:ind w:left="120"/>
             </w:pPr>
-            <w:hyperlink w:history="1" r:id="rId029ninqyd0hk6fysbnkkw">
+            <w:hyperlink w:history="1" r:id="rId5iopdyddpr6gb7uoaf2bx">
               <w:r>
                 <w:rPr>
                   <w:rFonts w:ascii="Arial" w:cs="Arial" w:eastAsia="Arial" w:hAnsi="Arial"/>
@@ -24420,7 +24420,7 @@
               <w:spacing w:after="10" w:before="0"/>
               <w:ind w:left="120"/>
             </w:pPr>
-            <w:hyperlink w:history="1" r:id="rId7xnvwlvoqk492effbywmf">
+            <w:hyperlink w:history="1" r:id="rIdduo8qaee9somzkzmccmvi">
               <w:r>
                 <w:rPr>
                   <w:rFonts w:ascii="Arial" w:cs="Arial" w:eastAsia="Arial" w:hAnsi="Arial"/>
@@ -24630,7 +24630,7 @@
             <w:pPr>
               <w:spacing w:after="20" w:before="0"/>
             </w:pPr>
-            <w:hyperlink w:history="1" r:id="rIdoltvvpdignv_pi_o1w0fv">
+            <w:hyperlink w:history="1" r:id="rIdnjazxv9ix2nfdi_amya0t">
               <w:r>
                 <w:rPr>
                   <w:rFonts w:ascii="Arial" w:cs="Arial" w:eastAsia="Arial" w:hAnsi="Arial"/>
@@ -24679,7 +24679,7 @@
               <w:spacing w:after="10" w:before="0"/>
               <w:ind w:left="120"/>
             </w:pPr>
-            <w:hyperlink w:history="1" r:id="rIdonwugonpibrpqggowuvjl">
+            <w:hyperlink w:history="1" r:id="rIdow6h8ajoflwkd9yj6jkif">
               <w:r>
                 <w:rPr>
                   <w:rFonts w:ascii="Arial" w:cs="Arial" w:eastAsia="Arial" w:hAnsi="Arial"/>
@@ -24741,7 +24741,7 @@
               <w:spacing w:after="10" w:before="0"/>
               <w:ind w:left="120"/>
             </w:pPr>
-            <w:hyperlink w:history="1" r:id="rIdmc5b7du4pufyb6kui4ya7">
+            <w:hyperlink w:history="1" r:id="rIdl0x5japyyffek7xu6eju9">
               <w:r>
                 <w:rPr>
                   <w:rFonts w:ascii="Arial" w:cs="Arial" w:eastAsia="Arial" w:hAnsi="Arial"/>
@@ -24951,7 +24951,7 @@
             <w:pPr>
               <w:spacing w:after="20" w:before="0"/>
             </w:pPr>
-            <w:hyperlink w:history="1" r:id="rId2hm6ufty-3syif3eo72kv">
+            <w:hyperlink w:history="1" r:id="rIdlwhepwz6oc5lhho_w9mqn">
               <w:r>
                 <w:rPr>
                   <w:rFonts w:ascii="Arial" w:cs="Arial" w:eastAsia="Arial" w:hAnsi="Arial"/>
@@ -25000,7 +25000,7 @@
               <w:spacing w:after="10" w:before="0"/>
               <w:ind w:left="120"/>
             </w:pPr>
-            <w:hyperlink w:history="1" r:id="rId3wd13ke92-1qvrdv6lu5u">
+            <w:hyperlink w:history="1" r:id="rIdfy49rfwk_3qffp_sicpcc">
               <w:r>
                 <w:rPr>
                   <w:rFonts w:ascii="Arial" w:cs="Arial" w:eastAsia="Arial" w:hAnsi="Arial"/>
@@ -25062,7 +25062,7 @@
               <w:spacing w:after="10" w:before="0"/>
               <w:ind w:left="120"/>
             </w:pPr>
-            <w:hyperlink w:history="1" r:id="rIdaqmydl1shba4rs3qxe5jz">
+            <w:hyperlink w:history="1" r:id="rIddehtyczez97pncqvjucv5">
               <w:r>
                 <w:rPr>
                   <w:rFonts w:ascii="Arial" w:cs="Arial" w:eastAsia="Arial" w:hAnsi="Arial"/>
@@ -25272,7 +25272,7 @@
             <w:pPr>
               <w:spacing w:after="20" w:before="0"/>
             </w:pPr>
-            <w:hyperlink w:history="1" r:id="rIdbjcq44fslb1tuu648t22s">
+            <w:hyperlink w:history="1" r:id="rId0lavrd8omvat9vy0zkmml">
               <w:r>
                 <w:rPr>
                   <w:rFonts w:ascii="Arial" w:cs="Arial" w:eastAsia="Arial" w:hAnsi="Arial"/>
@@ -25321,7 +25321,7 @@
               <w:spacing w:after="10" w:before="0"/>
               <w:ind w:left="120"/>
             </w:pPr>
-            <w:hyperlink w:history="1" r:id="rIdz_5fefof3kljx4xbdspne">
+            <w:hyperlink w:history="1" r:id="rIdpngceyvntl8nbgiqye32c">
               <w:r>
                 <w:rPr>
                   <w:rFonts w:ascii="Arial" w:cs="Arial" w:eastAsia="Arial" w:hAnsi="Arial"/>
@@ -25383,7 +25383,7 @@
               <w:spacing w:after="10" w:before="0"/>
               <w:ind w:left="120"/>
             </w:pPr>
-            <w:hyperlink w:history="1" r:id="rIdfobqfbllwdr-5apfepiqr">
+            <w:hyperlink w:history="1" r:id="rId5frmqegq79krnj6jbhyp9">
               <w:r>
                 <w:rPr>
                   <w:rFonts w:ascii="Arial" w:cs="Arial" w:eastAsia="Arial" w:hAnsi="Arial"/>
@@ -25593,7 +25593,7 @@
             <w:pPr>
               <w:spacing w:after="20" w:before="0"/>
             </w:pPr>
-            <w:hyperlink w:history="1" r:id="rIdvectp6bymbmbe8k3ijyk8">
+            <w:hyperlink w:history="1" r:id="rIdm8d0hpu4eg4iyhxufmo2w">
               <w:r>
                 <w:rPr>
                   <w:rFonts w:ascii="Arial" w:cs="Arial" w:eastAsia="Arial" w:hAnsi="Arial"/>
@@ -25642,7 +25642,7 @@
               <w:spacing w:after="10" w:before="0"/>
               <w:ind w:left="120"/>
             </w:pPr>
-            <w:hyperlink w:history="1" r:id="rIdwo8acsysanyggfha8h4hc">
+            <w:hyperlink w:history="1" r:id="rIdrlrsgeghatfsc1kg5p2i6">
               <w:r>
                 <w:rPr>
                   <w:rFonts w:ascii="Arial" w:cs="Arial" w:eastAsia="Arial" w:hAnsi="Arial"/>
@@ -25704,7 +25704,7 @@
               <w:spacing w:after="10" w:before="0"/>
               <w:ind w:left="120"/>
             </w:pPr>
-            <w:hyperlink w:history="1" r:id="rIdfjpkv7445mlsxeu7x6v1o">
+            <w:hyperlink w:history="1" r:id="rIdxyx4a1k5knkxz0rsfqmkm">
               <w:r>
                 <w:rPr>
                   <w:rFonts w:ascii="Arial" w:cs="Arial" w:eastAsia="Arial" w:hAnsi="Arial"/>
@@ -26459,7 +26459,7 @@
         </w:rPr>
         <w:t xml:space="preserve">© 2026 SeaVuria and ARES. Aligned with KICD objectives. Developed by SeaVuria; technical implementation by ARES (with AI assistance from Claude). Licensed under </w:t>
       </w:r>
-      <w:hyperlink w:history="1" r:id="rIdnoi0sfq1nrybjo86gvbba">
+      <w:hyperlink w:history="1" r:id="rId2auscsnnf268uppm96tyl">
         <w:r>
           <w:rPr>
             <w:rFonts w:ascii="Arial" w:cs="Arial" w:eastAsia="Arial" w:hAnsi="Arial"/>
@@ -26480,7 +26480,7 @@
         </w:rPr>
         <w:t xml:space="preserve"> (</w:t>
       </w:r>
-      <w:hyperlink w:history="1" r:id="rIdshiy4zwp8p621hfooohvs">
+      <w:hyperlink w:history="1" r:id="rIdmldqjxucj1hvu2cnttypi">
         <w:r>
           <w:rPr>
             <w:rFonts w:ascii="Arial" w:cs="Arial" w:eastAsia="Arial" w:hAnsi="Arial"/>

--- a/data/outputs/v2/General_Science/SS2.4_Acids,_Bases_and_Salts/General_Science_Acids,_Bases_and_Salts_CBE_LessonSequence.docx
+++ b/data/outputs/v2/General_Science/SS2.4_Acids,_Bases_and_Salts/General_Science_Acids,_Bases_and_Salts_CBE_LessonSequence.docx
@@ -2320,7 +2320,7 @@
         </w:rPr>
         <w:t xml:space="preserve">© 2026 SeaVuria and ARES. This work is licensed under a </w:t>
       </w:r>
-      <w:hyperlink w:history="1" r:id="rIdgf7-ao0ib3ghvaysishz2">
+      <w:hyperlink w:history="1" r:id="rIdddl_61md1iuk1xlb6ye_c">
         <w:r>
           <w:rPr>
             <w:rFonts w:ascii="Arial" w:cs="Arial" w:eastAsia="Arial" w:hAnsi="Arial"/>
@@ -2340,7 +2340,7 @@
         </w:rPr>
         <w:t xml:space="preserve"> (</w:t>
       </w:r>
-      <w:hyperlink w:history="1" r:id="rIdcnei3osdoictooabfzwzt">
+      <w:hyperlink w:history="1" r:id="rId2af7pf74b0b5svb3g74m7">
         <w:r>
           <w:rPr>
             <w:rFonts w:ascii="Arial" w:cs="Arial" w:eastAsia="Arial" w:hAnsi="Arial"/>
@@ -2360,7 +2360,7 @@
         </w:rPr>
         <w:t xml:space="preserve">). To view a copy of this license, visit </w:t>
       </w:r>
-      <w:hyperlink w:history="1" r:id="rIdtqhybhlxjbpi5-ipm2xt3">
+      <w:hyperlink w:history="1" r:id="rIdcjiaybwkpbbyiwvkanu9e">
         <w:r>
           <w:rPr>
             <w:rFonts w:ascii="Arial" w:cs="Arial" w:eastAsia="Arial" w:hAnsi="Arial"/>
@@ -3372,7 +3372,7 @@
             <w:pPr>
               <w:spacing w:after="20" w:before="0"/>
             </w:pPr>
-            <w:hyperlink w:history="1" r:id="rIddscsbuc-trpm4de3xrx2s">
+            <w:hyperlink w:history="1" r:id="rIdad2l2x4kzfwyueb7sbg9m">
               <w:r>
                 <w:rPr>
                   <w:rFonts w:ascii="Arial" w:cs="Arial" w:eastAsia="Arial" w:hAnsi="Arial"/>
@@ -3421,7 +3421,7 @@
               <w:spacing w:after="10" w:before="0"/>
               <w:ind w:left="120"/>
             </w:pPr>
-            <w:hyperlink w:history="1" r:id="rIde5xgox7tmbwxkjygkkgwg">
+            <w:hyperlink w:history="1" r:id="rIdwembsimslwoc5htbyue8c">
               <w:r>
                 <w:rPr>
                   <w:rFonts w:ascii="Arial" w:cs="Arial" w:eastAsia="Arial" w:hAnsi="Arial"/>
@@ -3466,7 +3466,7 @@
             <w:pPr>
               <w:spacing w:after="20" w:before="0"/>
             </w:pPr>
-            <w:hyperlink w:history="1" r:id="rIdxxajaaneikrxpdvljgs0u">
+            <w:hyperlink w:history="1" r:id="rIdbkyubflf3qe88vzvi2quw">
               <w:r>
                 <w:rPr>
                   <w:rFonts w:ascii="Arial" w:cs="Arial" w:eastAsia="Arial" w:hAnsi="Arial"/>
@@ -3499,7 +3499,7 @@
               <w:spacing w:after="10" w:before="0"/>
               <w:ind w:left="120"/>
             </w:pPr>
-            <w:hyperlink w:history="1" r:id="rIddernod6cvyuunai6dm-c6">
+            <w:hyperlink w:history="1" r:id="rIddxqs2psnhhorhkvsdhxhl">
               <w:r>
                 <w:rPr>
                   <w:rFonts w:ascii="Arial" w:cs="Arial" w:eastAsia="Arial" w:hAnsi="Arial"/>
@@ -3694,7 +3694,7 @@
             <w:pPr>
               <w:spacing w:after="20" w:before="0"/>
             </w:pPr>
-            <w:hyperlink w:history="1" r:id="rId78ocpcnoqnhksaqj08c7z">
+            <w:hyperlink w:history="1" r:id="rIdnyhmsejycavr71hxeyif8">
               <w:r>
                 <w:rPr>
                   <w:rFonts w:ascii="Arial" w:cs="Arial" w:eastAsia="Arial" w:hAnsi="Arial"/>
@@ -3743,7 +3743,7 @@
               <w:spacing w:after="10" w:before="0"/>
               <w:ind w:left="120"/>
             </w:pPr>
-            <w:hyperlink w:history="1" r:id="rIdwf8kccnknyxclcix4nnqn">
+            <w:hyperlink w:history="1" r:id="rIddcmjom-0i6jtpl4g0dyo3">
               <w:r>
                 <w:rPr>
                   <w:rFonts w:ascii="Arial" w:cs="Arial" w:eastAsia="Arial" w:hAnsi="Arial"/>
@@ -3788,7 +3788,7 @@
             <w:pPr>
               <w:spacing w:after="20" w:before="0"/>
             </w:pPr>
-            <w:hyperlink w:history="1" r:id="rIdvjxcechm8v5cy2rkdlzoh">
+            <w:hyperlink w:history="1" r:id="rIdr8shudhsppvzgsrmwifwj">
               <w:r>
                 <w:rPr>
                   <w:rFonts w:ascii="Arial" w:cs="Arial" w:eastAsia="Arial" w:hAnsi="Arial"/>
@@ -3821,7 +3821,7 @@
               <w:spacing w:after="10" w:before="0"/>
               <w:ind w:left="120"/>
             </w:pPr>
-            <w:hyperlink w:history="1" r:id="rIdjr5ddliw_enu5whufrak-">
+            <w:hyperlink w:history="1" r:id="rIddwrt7tndl7t5uzltrngvj">
               <w:r>
                 <w:rPr>
                   <w:rFonts w:ascii="Arial" w:cs="Arial" w:eastAsia="Arial" w:hAnsi="Arial"/>
@@ -4016,7 +4016,7 @@
             <w:pPr>
               <w:spacing w:after="20" w:before="0"/>
             </w:pPr>
-            <w:hyperlink w:history="1" r:id="rIdlszrtxqlu04toi4wh5r19">
+            <w:hyperlink w:history="1" r:id="rIduyn0ypya3dvki5nmjpmrf">
               <w:r>
                 <w:rPr>
                   <w:rFonts w:ascii="Arial" w:cs="Arial" w:eastAsia="Arial" w:hAnsi="Arial"/>
@@ -4065,7 +4065,7 @@
               <w:spacing w:after="10" w:before="0"/>
               <w:ind w:left="120"/>
             </w:pPr>
-            <w:hyperlink w:history="1" r:id="rIdif4leuikiynlpzcgue4g_">
+            <w:hyperlink w:history="1" r:id="rId2fguzzutozhdrnzevvoz2">
               <w:r>
                 <w:rPr>
                   <w:rFonts w:ascii="Arial" w:cs="Arial" w:eastAsia="Arial" w:hAnsi="Arial"/>
@@ -4110,7 +4110,7 @@
             <w:pPr>
               <w:spacing w:after="20" w:before="0"/>
             </w:pPr>
-            <w:hyperlink w:history="1" r:id="rIdgy0zcoixyg4jx5vqr23wv">
+            <w:hyperlink w:history="1" r:id="rId7eat894ldginexm7ikbla">
               <w:r>
                 <w:rPr>
                   <w:rFonts w:ascii="Arial" w:cs="Arial" w:eastAsia="Arial" w:hAnsi="Arial"/>
@@ -4143,7 +4143,7 @@
               <w:spacing w:after="10" w:before="0"/>
               <w:ind w:left="120"/>
             </w:pPr>
-            <w:hyperlink w:history="1" r:id="rId6s56fztr-2g1-hi1wl8-e">
+            <w:hyperlink w:history="1" r:id="rIdaepadcga4l5nvgdjmfa-a">
               <w:r>
                 <w:rPr>
                   <w:rFonts w:ascii="Arial" w:cs="Arial" w:eastAsia="Arial" w:hAnsi="Arial"/>
@@ -4338,7 +4338,7 @@
             <w:pPr>
               <w:spacing w:after="20" w:before="0"/>
             </w:pPr>
-            <w:hyperlink w:history="1" r:id="rId5l7huwpqntrkwtraza15n">
+            <w:hyperlink w:history="1" r:id="rIdrdjk7o7kmvnjt1my2h9f-">
               <w:r>
                 <w:rPr>
                   <w:rFonts w:ascii="Arial" w:cs="Arial" w:eastAsia="Arial" w:hAnsi="Arial"/>
@@ -4387,7 +4387,7 @@
               <w:spacing w:after="10" w:before="0"/>
               <w:ind w:left="120"/>
             </w:pPr>
-            <w:hyperlink w:history="1" r:id="rIdue9acahkobtag07boymt6">
+            <w:hyperlink w:history="1" r:id="rIdmveppwfka6xw0gea_kfqa">
               <w:r>
                 <w:rPr>
                   <w:rFonts w:ascii="Arial" w:cs="Arial" w:eastAsia="Arial" w:hAnsi="Arial"/>
@@ -4432,7 +4432,7 @@
             <w:pPr>
               <w:spacing w:after="20" w:before="0"/>
             </w:pPr>
-            <w:hyperlink w:history="1" r:id="rIdlcqcqj8e0tsiiso3j4ust">
+            <w:hyperlink w:history="1" r:id="rIdo7kyig2aqc_akliobidar">
               <w:r>
                 <w:rPr>
                   <w:rFonts w:ascii="Arial" w:cs="Arial" w:eastAsia="Arial" w:hAnsi="Arial"/>
@@ -4465,7 +4465,7 @@
               <w:spacing w:after="10" w:before="0"/>
               <w:ind w:left="120"/>
             </w:pPr>
-            <w:hyperlink w:history="1" r:id="rIdb2_a-bcw5rpe8vdxlek5w">
+            <w:hyperlink w:history="1" r:id="rIdec5vigcb-p1wh4jwla2cq">
               <w:r>
                 <w:rPr>
                   <w:rFonts w:ascii="Arial" w:cs="Arial" w:eastAsia="Arial" w:hAnsi="Arial"/>
@@ -4660,7 +4660,7 @@
             <w:pPr>
               <w:spacing w:after="20" w:before="0"/>
             </w:pPr>
-            <w:hyperlink w:history="1" r:id="rIdnctcvlf2yj8x84gqnovvt">
+            <w:hyperlink w:history="1" r:id="rIdprqmkb6tzhn64okfw2fn5">
               <w:r>
                 <w:rPr>
                   <w:rFonts w:ascii="Arial" w:cs="Arial" w:eastAsia="Arial" w:hAnsi="Arial"/>
@@ -4709,7 +4709,7 @@
               <w:spacing w:after="10" w:before="0"/>
               <w:ind w:left="120"/>
             </w:pPr>
-            <w:hyperlink w:history="1" r:id="rIdezmg3_2pfwzr6pbwxh4o1">
+            <w:hyperlink w:history="1" r:id="rIdkdf4_iesoftopg3khyqkg">
               <w:r>
                 <w:rPr>
                   <w:rFonts w:ascii="Arial" w:cs="Arial" w:eastAsia="Arial" w:hAnsi="Arial"/>
@@ -4754,7 +4754,7 @@
             <w:pPr>
               <w:spacing w:after="20" w:before="0"/>
             </w:pPr>
-            <w:hyperlink w:history="1" r:id="rIdjwbj45mdi72mlpln7kroa">
+            <w:hyperlink w:history="1" r:id="rIdftzu68tl3jkuj9p7wkvlk">
               <w:r>
                 <w:rPr>
                   <w:rFonts w:ascii="Arial" w:cs="Arial" w:eastAsia="Arial" w:hAnsi="Arial"/>
@@ -4787,7 +4787,7 @@
               <w:spacing w:after="10" w:before="0"/>
               <w:ind w:left="120"/>
             </w:pPr>
-            <w:hyperlink w:history="1" r:id="rIdwim6vv2szcdhio7tysft8">
+            <w:hyperlink w:history="1" r:id="rIdnr2uk_ak_-sudtufs5ofp">
               <w:r>
                 <w:rPr>
                   <w:rFonts w:ascii="Arial" w:cs="Arial" w:eastAsia="Arial" w:hAnsi="Arial"/>
@@ -5299,7 +5299,7 @@
         </w:rPr>
         <w:t xml:space="preserve">© 2026 SeaVuria and ARES. Aligned with KICD objectives. Developed by SeaVuria; technical implementation by ARES (with AI assistance from Claude). Licensed under </w:t>
       </w:r>
-      <w:hyperlink w:history="1" r:id="rIdihmkwes-sdzdy1xv3cn3g">
+      <w:hyperlink w:history="1" r:id="rIdeizrut90s5jp9x9qzg4wo">
         <w:r>
           <w:rPr>
             <w:rFonts w:ascii="Arial" w:cs="Arial" w:eastAsia="Arial" w:hAnsi="Arial"/>
@@ -5320,7 +5320,7 @@
         </w:rPr>
         <w:t xml:space="preserve"> (</w:t>
       </w:r>
-      <w:hyperlink w:history="1" r:id="rIdjhjdqgciwpabtrqvqglqd">
+      <w:hyperlink w:history="1" r:id="rIdewnus5c62vzwwcygmdnuw">
         <w:r>
           <w:rPr>
             <w:rFonts w:ascii="Arial" w:cs="Arial" w:eastAsia="Arial" w:hAnsi="Arial"/>
@@ -6333,7 +6333,7 @@
             <w:pPr>
               <w:spacing w:after="20" w:before="0"/>
             </w:pPr>
-            <w:hyperlink w:history="1" r:id="rIdjxojdu0ocu0y3mi6f3h4g">
+            <w:hyperlink w:history="1" r:id="rIdxeyi92-oxl8dq4pzpa03a">
               <w:r>
                 <w:rPr>
                   <w:rFonts w:ascii="Arial" w:cs="Arial" w:eastAsia="Arial" w:hAnsi="Arial"/>
@@ -6382,7 +6382,7 @@
               <w:spacing w:after="10" w:before="0"/>
               <w:ind w:left="120"/>
             </w:pPr>
-            <w:hyperlink w:history="1" r:id="rIdbotdqfsrffcdcy2pdepc3">
+            <w:hyperlink w:history="1" r:id="rId8wg4prclj_xwc96s00ojy">
               <w:r>
                 <w:rPr>
                   <w:rFonts w:ascii="Arial" w:cs="Arial" w:eastAsia="Arial" w:hAnsi="Arial"/>
@@ -6427,7 +6427,7 @@
             <w:pPr>
               <w:spacing w:after="20" w:before="0"/>
             </w:pPr>
-            <w:hyperlink w:history="1" r:id="rIdxqwhdzypr7d03djmdomb-">
+            <w:hyperlink w:history="1" r:id="rIddv--ykssw6txtcbbc6405">
               <w:r>
                 <w:rPr>
                   <w:rFonts w:ascii="Arial" w:cs="Arial" w:eastAsia="Arial" w:hAnsi="Arial"/>
@@ -6460,7 +6460,7 @@
               <w:spacing w:after="10" w:before="0"/>
               <w:ind w:left="120"/>
             </w:pPr>
-            <w:hyperlink w:history="1" r:id="rId5chebzpttle840gyt30ls">
+            <w:hyperlink w:history="1" r:id="rIdoaxcgiy7zwp7gnechk17c">
               <w:r>
                 <w:rPr>
                   <w:rFonts w:ascii="Arial" w:cs="Arial" w:eastAsia="Arial" w:hAnsi="Arial"/>
@@ -6655,7 +6655,7 @@
             <w:pPr>
               <w:spacing w:after="20" w:before="0"/>
             </w:pPr>
-            <w:hyperlink w:history="1" r:id="rIdb-0wg3gtmhkds8pgcuyib">
+            <w:hyperlink w:history="1" r:id="rId8zqmvsat-ihtbbyjt_xhi">
               <w:r>
                 <w:rPr>
                   <w:rFonts w:ascii="Arial" w:cs="Arial" w:eastAsia="Arial" w:hAnsi="Arial"/>
@@ -6704,7 +6704,7 @@
               <w:spacing w:after="10" w:before="0"/>
               <w:ind w:left="120"/>
             </w:pPr>
-            <w:hyperlink w:history="1" r:id="rId0h2osp-jkdo8wuqqsv9xm">
+            <w:hyperlink w:history="1" r:id="rIdf4ll6dckibawa_y4d-enw">
               <w:r>
                 <w:rPr>
                   <w:rFonts w:ascii="Arial" w:cs="Arial" w:eastAsia="Arial" w:hAnsi="Arial"/>
@@ -6749,7 +6749,7 @@
             <w:pPr>
               <w:spacing w:after="20" w:before="0"/>
             </w:pPr>
-            <w:hyperlink w:history="1" r:id="rIdjmyztjbkn1vjyldqsszeg">
+            <w:hyperlink w:history="1" r:id="rIdbsat_-3_f1h4dfmuajuky">
               <w:r>
                 <w:rPr>
                   <w:rFonts w:ascii="Arial" w:cs="Arial" w:eastAsia="Arial" w:hAnsi="Arial"/>
@@ -6782,7 +6782,7 @@
               <w:spacing w:after="10" w:before="0"/>
               <w:ind w:left="120"/>
             </w:pPr>
-            <w:hyperlink w:history="1" r:id="rIdwqck9kyd1ztbg4xsuto7a">
+            <w:hyperlink w:history="1" r:id="rIdumv8deoj1_aaxeoopfz23">
               <w:r>
                 <w:rPr>
                   <w:rFonts w:ascii="Arial" w:cs="Arial" w:eastAsia="Arial" w:hAnsi="Arial"/>
@@ -6977,7 +6977,7 @@
             <w:pPr>
               <w:spacing w:after="20" w:before="0"/>
             </w:pPr>
-            <w:hyperlink w:history="1" r:id="rIdwtuqifssg4igrw6yuwupg">
+            <w:hyperlink w:history="1" r:id="rIdtzjgncrskvfpqkygu1l-g">
               <w:r>
                 <w:rPr>
                   <w:rFonts w:ascii="Arial" w:cs="Arial" w:eastAsia="Arial" w:hAnsi="Arial"/>
@@ -7026,7 +7026,7 @@
               <w:spacing w:after="10" w:before="0"/>
               <w:ind w:left="120"/>
             </w:pPr>
-            <w:hyperlink w:history="1" r:id="rId6r7bg5db6k7kjlonvxva4">
+            <w:hyperlink w:history="1" r:id="rIdw1fjp7cyxp3qtb4oznwdr">
               <w:r>
                 <w:rPr>
                   <w:rFonts w:ascii="Arial" w:cs="Arial" w:eastAsia="Arial" w:hAnsi="Arial"/>
@@ -7071,7 +7071,7 @@
             <w:pPr>
               <w:spacing w:after="20" w:before="0"/>
             </w:pPr>
-            <w:hyperlink w:history="1" r:id="rIdn4y03dze41gj2lmwje4gh">
+            <w:hyperlink w:history="1" r:id="rIdxisq79cb-xcppmkp47eci">
               <w:r>
                 <w:rPr>
                   <w:rFonts w:ascii="Arial" w:cs="Arial" w:eastAsia="Arial" w:hAnsi="Arial"/>
@@ -7104,7 +7104,7 @@
               <w:spacing w:after="10" w:before="0"/>
               <w:ind w:left="120"/>
             </w:pPr>
-            <w:hyperlink w:history="1" r:id="rId2ol_pt3jgr8-r3r7rtnsp">
+            <w:hyperlink w:history="1" r:id="rIdkbdna5exdgefqesvdltnm">
               <w:r>
                 <w:rPr>
                   <w:rFonts w:ascii="Arial" w:cs="Arial" w:eastAsia="Arial" w:hAnsi="Arial"/>
@@ -7299,7 +7299,7 @@
             <w:pPr>
               <w:spacing w:after="20" w:before="0"/>
             </w:pPr>
-            <w:hyperlink w:history="1" r:id="rIdhrvz_xh0p4-cfmda5esas">
+            <w:hyperlink w:history="1" r:id="rIdxzzwaws4gia8zahp0awea">
               <w:r>
                 <w:rPr>
                   <w:rFonts w:ascii="Arial" w:cs="Arial" w:eastAsia="Arial" w:hAnsi="Arial"/>
@@ -7348,7 +7348,7 @@
               <w:spacing w:after="10" w:before="0"/>
               <w:ind w:left="120"/>
             </w:pPr>
-            <w:hyperlink w:history="1" r:id="rIdflmnlu41nu92yh_gf8p16">
+            <w:hyperlink w:history="1" r:id="rIdapxh0ff_obylxf5akykko">
               <w:r>
                 <w:rPr>
                   <w:rFonts w:ascii="Arial" w:cs="Arial" w:eastAsia="Arial" w:hAnsi="Arial"/>
@@ -7393,7 +7393,7 @@
             <w:pPr>
               <w:spacing w:after="20" w:before="0"/>
             </w:pPr>
-            <w:hyperlink w:history="1" r:id="rIdq6-nm5tfajw8hfjbyaeh8">
+            <w:hyperlink w:history="1" r:id="rId7r8k4ixx5t2lkdqhiylmh">
               <w:r>
                 <w:rPr>
                   <w:rFonts w:ascii="Arial" w:cs="Arial" w:eastAsia="Arial" w:hAnsi="Arial"/>
@@ -7426,7 +7426,7 @@
               <w:spacing w:after="10" w:before="0"/>
               <w:ind w:left="120"/>
             </w:pPr>
-            <w:hyperlink w:history="1" r:id="rIdh6cyjzdyvmstn0qapwkev">
+            <w:hyperlink w:history="1" r:id="rIdvebjgs0e3scdqzhtt9nju">
               <w:r>
                 <w:rPr>
                   <w:rFonts w:ascii="Arial" w:cs="Arial" w:eastAsia="Arial" w:hAnsi="Arial"/>
@@ -7621,7 +7621,7 @@
             <w:pPr>
               <w:spacing w:after="20" w:before="0"/>
             </w:pPr>
-            <w:hyperlink w:history="1" r:id="rIdcwh8d0t-1e0uvihvq8fal">
+            <w:hyperlink w:history="1" r:id="rIdru2sy_xo0mbfq5nadh7b2">
               <w:r>
                 <w:rPr>
                   <w:rFonts w:ascii="Arial" w:cs="Arial" w:eastAsia="Arial" w:hAnsi="Arial"/>
@@ -7670,7 +7670,7 @@
               <w:spacing w:after="10" w:before="0"/>
               <w:ind w:left="120"/>
             </w:pPr>
-            <w:hyperlink w:history="1" r:id="rIdopccbttjr0rewknszn9sh">
+            <w:hyperlink w:history="1" r:id="rIdbsz4_ai6yc_g1jvkgzbfe">
               <w:r>
                 <w:rPr>
                   <w:rFonts w:ascii="Arial" w:cs="Arial" w:eastAsia="Arial" w:hAnsi="Arial"/>
@@ -7715,7 +7715,7 @@
             <w:pPr>
               <w:spacing w:after="20" w:before="0"/>
             </w:pPr>
-            <w:hyperlink w:history="1" r:id="rIdyywgn9jjdzluxo4jc2pf7">
+            <w:hyperlink w:history="1" r:id="rIdj6camlbfwaifhkyyuzzyc">
               <w:r>
                 <w:rPr>
                   <w:rFonts w:ascii="Arial" w:cs="Arial" w:eastAsia="Arial" w:hAnsi="Arial"/>
@@ -7748,7 +7748,7 @@
               <w:spacing w:after="10" w:before="0"/>
               <w:ind w:left="120"/>
             </w:pPr>
-            <w:hyperlink w:history="1" r:id="rIdmht1vx_d8thel5-iywisq">
+            <w:hyperlink w:history="1" r:id="rIdez5mi_ryymcenrqs8x2sk">
               <w:r>
                 <w:rPr>
                   <w:rFonts w:ascii="Arial" w:cs="Arial" w:eastAsia="Arial" w:hAnsi="Arial"/>
@@ -8374,7 +8374,7 @@
         </w:rPr>
         <w:t xml:space="preserve">© 2026 SeaVuria and ARES. Aligned with KICD objectives. Developed by SeaVuria; technical implementation by ARES (with AI assistance from Claude). Licensed under </w:t>
       </w:r>
-      <w:hyperlink w:history="1" r:id="rIdm-xg5rnn8u3ysu-a06u3l">
+      <w:hyperlink w:history="1" r:id="rIdlahzc4mpj2gl31cg-njfx">
         <w:r>
           <w:rPr>
             <w:rFonts w:ascii="Arial" w:cs="Arial" w:eastAsia="Arial" w:hAnsi="Arial"/>
@@ -8395,7 +8395,7 @@
         </w:rPr>
         <w:t xml:space="preserve"> (</w:t>
       </w:r>
-      <w:hyperlink w:history="1" r:id="rId4aqb9ft7bqswtv_qworzc">
+      <w:hyperlink w:history="1" r:id="rIdfvtuqzn21nzacjj2lprix">
         <w:r>
           <w:rPr>
             <w:rFonts w:ascii="Arial" w:cs="Arial" w:eastAsia="Arial" w:hAnsi="Arial"/>
@@ -9408,7 +9408,7 @@
             <w:pPr>
               <w:spacing w:after="20" w:before="0"/>
             </w:pPr>
-            <w:hyperlink w:history="1" r:id="rId-yujn9cdf610qxq6fkayb">
+            <w:hyperlink w:history="1" r:id="rIdiuhdi1u7oga6kymwkz_2w">
               <w:r>
                 <w:rPr>
                   <w:rFonts w:ascii="Arial" w:cs="Arial" w:eastAsia="Arial" w:hAnsi="Arial"/>
@@ -9457,7 +9457,7 @@
               <w:spacing w:after="10" w:before="0"/>
               <w:ind w:left="120"/>
             </w:pPr>
-            <w:hyperlink w:history="1" r:id="rIdjpxzgvsioxebg6wnknuil">
+            <w:hyperlink w:history="1" r:id="rIduoj8_wuetivusnv5geno3">
               <w:r>
                 <w:rPr>
                   <w:rFonts w:ascii="Arial" w:cs="Arial" w:eastAsia="Arial" w:hAnsi="Arial"/>
@@ -9519,7 +9519,7 @@
               <w:spacing w:after="10" w:before="0"/>
               <w:ind w:left="120"/>
             </w:pPr>
-            <w:hyperlink w:history="1" r:id="rIdej0gyj9wb7a2zhmpy340y">
+            <w:hyperlink w:history="1" r:id="rIdfczafem13s8pffgmergqt">
               <w:r>
                 <w:rPr>
                   <w:rFonts w:ascii="Arial" w:cs="Arial" w:eastAsia="Arial" w:hAnsi="Arial"/>
@@ -9729,7 +9729,7 @@
             <w:pPr>
               <w:spacing w:after="20" w:before="0"/>
             </w:pPr>
-            <w:hyperlink w:history="1" r:id="rIdvcb0m8re0kymmkvvaciux">
+            <w:hyperlink w:history="1" r:id="rIdtz5pmuv1kibuyp9ypi_u-">
               <w:r>
                 <w:rPr>
                   <w:rFonts w:ascii="Arial" w:cs="Arial" w:eastAsia="Arial" w:hAnsi="Arial"/>
@@ -9778,7 +9778,7 @@
               <w:spacing w:after="10" w:before="0"/>
               <w:ind w:left="120"/>
             </w:pPr>
-            <w:hyperlink w:history="1" r:id="rId0myvt__cphyputzxxl2yh">
+            <w:hyperlink w:history="1" r:id="rIdvkpe4k8wmrs1nja8ccy6h">
               <w:r>
                 <w:rPr>
                   <w:rFonts w:ascii="Arial" w:cs="Arial" w:eastAsia="Arial" w:hAnsi="Arial"/>
@@ -9840,7 +9840,7 @@
               <w:spacing w:after="10" w:before="0"/>
               <w:ind w:left="120"/>
             </w:pPr>
-            <w:hyperlink w:history="1" r:id="rIdmcarwuwpy9csau8mi3cu1">
+            <w:hyperlink w:history="1" r:id="rIdpxzqgsqozw_tp7hpcdltt">
               <w:r>
                 <w:rPr>
                   <w:rFonts w:ascii="Arial" w:cs="Arial" w:eastAsia="Arial" w:hAnsi="Arial"/>
@@ -10050,7 +10050,7 @@
             <w:pPr>
               <w:spacing w:after="20" w:before="0"/>
             </w:pPr>
-            <w:hyperlink w:history="1" r:id="rIdqhmbxhmp0kuvb1xhw3yzt">
+            <w:hyperlink w:history="1" r:id="rIdpjxhjn414tzroqmul0-yw">
               <w:r>
                 <w:rPr>
                   <w:rFonts w:ascii="Arial" w:cs="Arial" w:eastAsia="Arial" w:hAnsi="Arial"/>
@@ -10099,7 +10099,7 @@
               <w:spacing w:after="10" w:before="0"/>
               <w:ind w:left="120"/>
             </w:pPr>
-            <w:hyperlink w:history="1" r:id="rIdty7rnrqjrg5h1qk8_c6k6">
+            <w:hyperlink w:history="1" r:id="rIdg0w8sh82rknauncobvorc">
               <w:r>
                 <w:rPr>
                   <w:rFonts w:ascii="Arial" w:cs="Arial" w:eastAsia="Arial" w:hAnsi="Arial"/>
@@ -10161,7 +10161,7 @@
               <w:spacing w:after="10" w:before="0"/>
               <w:ind w:left="120"/>
             </w:pPr>
-            <w:hyperlink w:history="1" r:id="rIdafbo4g7rrxhmhzxgrwniu">
+            <w:hyperlink w:history="1" r:id="rIdufhbeaiocmacpt93jt4wk">
               <w:r>
                 <w:rPr>
                   <w:rFonts w:ascii="Arial" w:cs="Arial" w:eastAsia="Arial" w:hAnsi="Arial"/>
@@ -10371,7 +10371,7 @@
             <w:pPr>
               <w:spacing w:after="20" w:before="0"/>
             </w:pPr>
-            <w:hyperlink w:history="1" r:id="rId1sfstnztgyfofpuojmez6">
+            <w:hyperlink w:history="1" r:id="rIdhjz40rklhknvpbznmsfag">
               <w:r>
                 <w:rPr>
                   <w:rFonts w:ascii="Arial" w:cs="Arial" w:eastAsia="Arial" w:hAnsi="Arial"/>
@@ -10420,7 +10420,7 @@
               <w:spacing w:after="10" w:before="0"/>
               <w:ind w:left="120"/>
             </w:pPr>
-            <w:hyperlink w:history="1" r:id="rId2lacdpcldhzhinseppvtn">
+            <w:hyperlink w:history="1" r:id="rId0czlv2h-cd3wgpo-cbceg">
               <w:r>
                 <w:rPr>
                   <w:rFonts w:ascii="Arial" w:cs="Arial" w:eastAsia="Arial" w:hAnsi="Arial"/>
@@ -10482,7 +10482,7 @@
               <w:spacing w:after="10" w:before="0"/>
               <w:ind w:left="120"/>
             </w:pPr>
-            <w:hyperlink w:history="1" r:id="rIdn5b-pdqttldva2ocdmpnr">
+            <w:hyperlink w:history="1" r:id="rIduuzw_epbecxlgcr1je1cc">
               <w:r>
                 <w:rPr>
                   <w:rFonts w:ascii="Arial" w:cs="Arial" w:eastAsia="Arial" w:hAnsi="Arial"/>
@@ -10692,7 +10692,7 @@
             <w:pPr>
               <w:spacing w:after="20" w:before="0"/>
             </w:pPr>
-            <w:hyperlink w:history="1" r:id="rIdxjec5wk1i644qzhdsy-69">
+            <w:hyperlink w:history="1" r:id="rId345q3a74cmxg30wibe0fb">
               <w:r>
                 <w:rPr>
                   <w:rFonts w:ascii="Arial" w:cs="Arial" w:eastAsia="Arial" w:hAnsi="Arial"/>
@@ -10741,7 +10741,7 @@
               <w:spacing w:after="10" w:before="0"/>
               <w:ind w:left="120"/>
             </w:pPr>
-            <w:hyperlink w:history="1" r:id="rIdq7izemp5_zvcpqyp-ya_f">
+            <w:hyperlink w:history="1" r:id="rIdrmdekvclsau3xrobg50x4">
               <w:r>
                 <w:rPr>
                   <w:rFonts w:ascii="Arial" w:cs="Arial" w:eastAsia="Arial" w:hAnsi="Arial"/>
@@ -10803,7 +10803,7 @@
               <w:spacing w:after="10" w:before="0"/>
               <w:ind w:left="120"/>
             </w:pPr>
-            <w:hyperlink w:history="1" r:id="rIdfhz7is0wgqse1jikqxb--">
+            <w:hyperlink w:history="1" r:id="rIdbausm80xpihaphuzkib69">
               <w:r>
                 <w:rPr>
                   <w:rFonts w:ascii="Arial" w:cs="Arial" w:eastAsia="Arial" w:hAnsi="Arial"/>
@@ -11425,7 +11425,7 @@
         </w:rPr>
         <w:t xml:space="preserve">© 2026 SeaVuria and ARES. Aligned with KICD objectives. Developed by SeaVuria; technical implementation by ARES (with AI assistance from Claude). Licensed under </w:t>
       </w:r>
-      <w:hyperlink w:history="1" r:id="rIdp5r-hutxxo9appg8sbql8">
+      <w:hyperlink w:history="1" r:id="rIdjwo9qd_xbyttcxtj8qtro">
         <w:r>
           <w:rPr>
             <w:rFonts w:ascii="Arial" w:cs="Arial" w:eastAsia="Arial" w:hAnsi="Arial"/>
@@ -11446,7 +11446,7 @@
         </w:rPr>
         <w:t xml:space="preserve"> (</w:t>
       </w:r>
-      <w:hyperlink w:history="1" r:id="rId9g7tu_rgmsmsbzm2l0z8y">
+      <w:hyperlink w:history="1" r:id="rId9alhwnahh-l8_9rpnukok">
         <w:r>
           <w:rPr>
             <w:rFonts w:ascii="Arial" w:cs="Arial" w:eastAsia="Arial" w:hAnsi="Arial"/>
@@ -12459,7 +12459,7 @@
             <w:pPr>
               <w:spacing w:after="20" w:before="0"/>
             </w:pPr>
-            <w:hyperlink w:history="1" r:id="rIdfwxe9aheblghxupdd_j2x">
+            <w:hyperlink w:history="1" r:id="rIdxwxzkhdgke-f40bfx-dvc">
               <w:r>
                 <w:rPr>
                   <w:rFonts w:ascii="Arial" w:cs="Arial" w:eastAsia="Arial" w:hAnsi="Arial"/>
@@ -12492,7 +12492,7 @@
               <w:spacing w:after="10" w:before="0"/>
               <w:ind w:left="120"/>
             </w:pPr>
-            <w:hyperlink w:history="1" r:id="rIdg4giiafug-rbqa0tlbwi5">
+            <w:hyperlink w:history="1" r:id="rIdmowadhbowzhncy-kgn5a8">
               <w:r>
                 <w:rPr>
                   <w:rFonts w:ascii="Arial" w:cs="Arial" w:eastAsia="Arial" w:hAnsi="Arial"/>
@@ -12537,7 +12537,7 @@
             <w:pPr>
               <w:spacing w:after="20" w:before="0"/>
             </w:pPr>
-            <w:hyperlink w:history="1" r:id="rIdlulrozjgkmys1560x2qby">
+            <w:hyperlink w:history="1" r:id="rIddaugn-rvk2vl-tudtwqlo">
               <w:r>
                 <w:rPr>
                   <w:rFonts w:ascii="Arial" w:cs="Arial" w:eastAsia="Arial" w:hAnsi="Arial"/>
@@ -12570,7 +12570,7 @@
               <w:spacing w:after="10" w:before="0"/>
               <w:ind w:left="120"/>
             </w:pPr>
-            <w:hyperlink w:history="1" r:id="rIdz_uqxanc9c9loctd_72ik">
+            <w:hyperlink w:history="1" r:id="rId7ojt4m6qiqxf8zw319nab">
               <w:r>
                 <w:rPr>
                   <w:rFonts w:ascii="Arial" w:cs="Arial" w:eastAsia="Arial" w:hAnsi="Arial"/>
@@ -12765,7 +12765,7 @@
             <w:pPr>
               <w:spacing w:after="20" w:before="0"/>
             </w:pPr>
-            <w:hyperlink w:history="1" r:id="rIdq0p_n_f5k_6nljeci5zlw">
+            <w:hyperlink w:history="1" r:id="rIdawmrzbpkaczwejdvdinli">
               <w:r>
                 <w:rPr>
                   <w:rFonts w:ascii="Arial" w:cs="Arial" w:eastAsia="Arial" w:hAnsi="Arial"/>
@@ -12798,7 +12798,7 @@
               <w:spacing w:after="10" w:before="0"/>
               <w:ind w:left="120"/>
             </w:pPr>
-            <w:hyperlink w:history="1" r:id="rId5wbjtag3yys_0n_wong5k">
+            <w:hyperlink w:history="1" r:id="rIdy7ajthn-yxasgcbioa5qh">
               <w:r>
                 <w:rPr>
                   <w:rFonts w:ascii="Arial" w:cs="Arial" w:eastAsia="Arial" w:hAnsi="Arial"/>
@@ -12843,7 +12843,7 @@
             <w:pPr>
               <w:spacing w:after="20" w:before="0"/>
             </w:pPr>
-            <w:hyperlink w:history="1" r:id="rIdcdjgdunsqq8odjrg8jp4t">
+            <w:hyperlink w:history="1" r:id="rIdy6kjjxwggl--25l6xgtjt">
               <w:r>
                 <w:rPr>
                   <w:rFonts w:ascii="Arial" w:cs="Arial" w:eastAsia="Arial" w:hAnsi="Arial"/>
@@ -12876,7 +12876,7 @@
               <w:spacing w:after="10" w:before="0"/>
               <w:ind w:left="120"/>
             </w:pPr>
-            <w:hyperlink w:history="1" r:id="rIdornihyiuzdfk3tfp4m9f8">
+            <w:hyperlink w:history="1" r:id="rId7zndwupjuuhhufniglhwe">
               <w:r>
                 <w:rPr>
                   <w:rFonts w:ascii="Arial" w:cs="Arial" w:eastAsia="Arial" w:hAnsi="Arial"/>
@@ -13071,7 +13071,7 @@
             <w:pPr>
               <w:spacing w:after="20" w:before="0"/>
             </w:pPr>
-            <w:hyperlink w:history="1" r:id="rIdd2psgeqcjsvo4dqesnjjp">
+            <w:hyperlink w:history="1" r:id="rId0hwptxnwz7zkwytgnrvwn">
               <w:r>
                 <w:rPr>
                   <w:rFonts w:ascii="Arial" w:cs="Arial" w:eastAsia="Arial" w:hAnsi="Arial"/>
@@ -13120,7 +13120,7 @@
               <w:spacing w:after="10" w:before="0"/>
               <w:ind w:left="120"/>
             </w:pPr>
-            <w:hyperlink w:history="1" r:id="rIdy6jizdsmksqxmpq9wwlgh">
+            <w:hyperlink w:history="1" r:id="rIdbbg-9yfnjfi1ro8m9hxyx">
               <w:r>
                 <w:rPr>
                   <w:rFonts w:ascii="Arial" w:cs="Arial" w:eastAsia="Arial" w:hAnsi="Arial"/>
@@ -13165,7 +13165,7 @@
             <w:pPr>
               <w:spacing w:after="20" w:before="0"/>
             </w:pPr>
-            <w:hyperlink w:history="1" r:id="rIdrxxjpxn1mtslv3jxiyomd">
+            <w:hyperlink w:history="1" r:id="rIdo1ur1k4ahs0rrljosyvok">
               <w:r>
                 <w:rPr>
                   <w:rFonts w:ascii="Arial" w:cs="Arial" w:eastAsia="Arial" w:hAnsi="Arial"/>
@@ -13214,7 +13214,7 @@
               <w:spacing w:after="10" w:before="0"/>
               <w:ind w:left="120"/>
             </w:pPr>
-            <w:hyperlink w:history="1" r:id="rIdfd3krtnahpjmfxka5ui-j">
+            <w:hyperlink w:history="1" r:id="rIdgzci-cofxroij7bs9zdey">
               <w:r>
                 <w:rPr>
                   <w:rFonts w:ascii="Arial" w:cs="Arial" w:eastAsia="Arial" w:hAnsi="Arial"/>
@@ -13409,7 +13409,7 @@
             <w:pPr>
               <w:spacing w:after="20" w:before="0"/>
             </w:pPr>
-            <w:hyperlink w:history="1" r:id="rId4nivxcqtjc-xr-cvbk0hj">
+            <w:hyperlink w:history="1" r:id="rId2twijympls_8ryg_ag0yn">
               <w:r>
                 <w:rPr>
                   <w:rFonts w:ascii="Arial" w:cs="Arial" w:eastAsia="Arial" w:hAnsi="Arial"/>
@@ -13458,7 +13458,7 @@
               <w:spacing w:after="10" w:before="0"/>
               <w:ind w:left="120"/>
             </w:pPr>
-            <w:hyperlink w:history="1" r:id="rIdnvcbugjf0gjzoozwaqu4z">
+            <w:hyperlink w:history="1" r:id="rId9fia_-374sev6ejjdg80z">
               <w:r>
                 <w:rPr>
                   <w:rFonts w:ascii="Arial" w:cs="Arial" w:eastAsia="Arial" w:hAnsi="Arial"/>
@@ -13503,7 +13503,7 @@
             <w:pPr>
               <w:spacing w:after="20" w:before="0"/>
             </w:pPr>
-            <w:hyperlink w:history="1" r:id="rId4iv-5l4o9gcokqlm7nats">
+            <w:hyperlink w:history="1" r:id="rIdlfowwgbwmf9ls1gwdx4ks">
               <w:r>
                 <w:rPr>
                   <w:rFonts w:ascii="Arial" w:cs="Arial" w:eastAsia="Arial" w:hAnsi="Arial"/>
@@ -13512,7 +13512,7 @@
                   <w:szCs w:val="16"/>
                   <w:u w:val="single" w:color="2E75B6"/>
                 </w:rPr>
-                <w:t xml:space="preserve">Linear equations word problems: graphs</w:t>
+                <w:t xml:space="preserve">Represent multi-step word problems using equations</w:t>
               </w:r>
             </w:hyperlink>
           </w:p>
@@ -13552,7 +13552,7 @@
               <w:spacing w:after="10" w:before="0"/>
               <w:ind w:left="120"/>
             </w:pPr>
-            <w:hyperlink w:history="1" r:id="rIdtsagvjre5o7s45bffz00b">
+            <w:hyperlink w:history="1" r:id="rIdrx2ghzibnht-f2n6btpg_">
               <w:r>
                 <w:rPr>
                   <w:rFonts w:ascii="Arial" w:cs="Arial" w:eastAsia="Arial" w:hAnsi="Arial"/>
@@ -13747,7 +13747,7 @@
             <w:pPr>
               <w:spacing w:after="20" w:before="0"/>
             </w:pPr>
-            <w:hyperlink w:history="1" r:id="rIdpxnvwopymdcxrq89nj-at">
+            <w:hyperlink w:history="1" r:id="rIdqtg12ay6eqxrzpwqydiqp">
               <w:r>
                 <w:rPr>
                   <w:rFonts w:ascii="Arial" w:cs="Arial" w:eastAsia="Arial" w:hAnsi="Arial"/>
@@ -13796,7 +13796,7 @@
               <w:spacing w:after="10" w:before="0"/>
               <w:ind w:left="120"/>
             </w:pPr>
-            <w:hyperlink w:history="1" r:id="rIdbrvugts1bcurutocydk-e">
+            <w:hyperlink w:history="1" r:id="rIdb1_gb-kd02l9obhezzqfr">
               <w:r>
                 <w:rPr>
                   <w:rFonts w:ascii="Arial" w:cs="Arial" w:eastAsia="Arial" w:hAnsi="Arial"/>
@@ -13841,7 +13841,7 @@
             <w:pPr>
               <w:spacing w:after="20" w:before="0"/>
             </w:pPr>
-            <w:hyperlink w:history="1" r:id="rId3agr3olwkm1uype2q6vwm">
+            <w:hyperlink w:history="1" r:id="rId_iqpket4sin8fqnisasqo">
               <w:r>
                 <w:rPr>
                   <w:rFonts w:ascii="Arial" w:cs="Arial" w:eastAsia="Arial" w:hAnsi="Arial"/>
@@ -13850,7 +13850,7 @@
                   <w:szCs w:val="16"/>
                   <w:u w:val="single" w:color="2E75B6"/>
                 </w:rPr>
-                <w:t xml:space="preserve">Linear equations word problems: tables</w:t>
+                <w:t xml:space="preserve">Systems of equations word problems (with zero and infinite solutions)</w:t>
               </w:r>
             </w:hyperlink>
           </w:p>
@@ -13890,7 +13890,7 @@
               <w:spacing w:after="10" w:before="0"/>
               <w:ind w:left="120"/>
             </w:pPr>
-            <w:hyperlink w:history="1" r:id="rIdguaultwegym096tbmqnje">
+            <w:hyperlink w:history="1" r:id="rIdlf-mygdedpxlykbknu2sg">
               <w:r>
                 <w:rPr>
                   <w:rFonts w:ascii="Arial" w:cs="Arial" w:eastAsia="Arial" w:hAnsi="Arial"/>
@@ -14402,7 +14402,7 @@
         </w:rPr>
         <w:t xml:space="preserve">© 2026 SeaVuria and ARES. Aligned with KICD objectives. Developed by SeaVuria; technical implementation by ARES (with AI assistance from Claude). Licensed under </w:t>
       </w:r>
-      <w:hyperlink w:history="1" r:id="rIdpqdj8tltcuqvzwhu_jb6v">
+      <w:hyperlink w:history="1" r:id="rIdmzsgp95doe8jnacmk83au">
         <w:r>
           <w:rPr>
             <w:rFonts w:ascii="Arial" w:cs="Arial" w:eastAsia="Arial" w:hAnsi="Arial"/>
@@ -14423,7 +14423,7 @@
         </w:rPr>
         <w:t xml:space="preserve"> (</w:t>
       </w:r>
-      <w:hyperlink w:history="1" r:id="rIdch5krft2vqgadmuchsuv9">
+      <w:hyperlink w:history="1" r:id="rIdakhor4glmyz5ah1d9utgh">
         <w:r>
           <w:rPr>
             <w:rFonts w:ascii="Arial" w:cs="Arial" w:eastAsia="Arial" w:hAnsi="Arial"/>
@@ -15436,7 +15436,7 @@
             <w:pPr>
               <w:spacing w:after="20" w:before="0"/>
             </w:pPr>
-            <w:hyperlink w:history="1" r:id="rIdg0jk_7u4xegqjq5m8epdt">
+            <w:hyperlink w:history="1" r:id="rIddyp45gqwcxfntn73wco8q">
               <w:r>
                 <w:rPr>
                   <w:rFonts w:ascii="Arial" w:cs="Arial" w:eastAsia="Arial" w:hAnsi="Arial"/>
@@ -15485,7 +15485,7 @@
               <w:spacing w:after="10" w:before="0"/>
               <w:ind w:left="120"/>
             </w:pPr>
-            <w:hyperlink w:history="1" r:id="rId91ar6qyyo_hdvoxlflwui">
+            <w:hyperlink w:history="1" r:id="rIdseo0vqfntqrtgpjtdtb7y">
               <w:r>
                 <w:rPr>
                   <w:rFonts w:ascii="Arial" w:cs="Arial" w:eastAsia="Arial" w:hAnsi="Arial"/>
@@ -15547,7 +15547,7 @@
               <w:spacing w:after="10" w:before="0"/>
               <w:ind w:left="120"/>
             </w:pPr>
-            <w:hyperlink w:history="1" r:id="rIdkz0b5y9joetprz1kdavrq">
+            <w:hyperlink w:history="1" r:id="rIdhj5bh5bhjws9zr8jzf7m5">
               <w:r>
                 <w:rPr>
                   <w:rFonts w:ascii="Arial" w:cs="Arial" w:eastAsia="Arial" w:hAnsi="Arial"/>
@@ -15757,7 +15757,7 @@
             <w:pPr>
               <w:spacing w:after="20" w:before="0"/>
             </w:pPr>
-            <w:hyperlink w:history="1" r:id="rIdwoucxr1ipqecj_h8gcj2l">
+            <w:hyperlink w:history="1" r:id="rIdnlsuih5lwxfe2wxvc1tye">
               <w:r>
                 <w:rPr>
                   <w:rFonts w:ascii="Arial" w:cs="Arial" w:eastAsia="Arial" w:hAnsi="Arial"/>
@@ -15806,7 +15806,7 @@
               <w:spacing w:after="10" w:before="0"/>
               <w:ind w:left="120"/>
             </w:pPr>
-            <w:hyperlink w:history="1" r:id="rIdogermgbvmxgts5v2wyj5k">
+            <w:hyperlink w:history="1" r:id="rId9xobrc16-856tyjy6-rm0">
               <w:r>
                 <w:rPr>
                   <w:rFonts w:ascii="Arial" w:cs="Arial" w:eastAsia="Arial" w:hAnsi="Arial"/>
@@ -15868,7 +15868,7 @@
               <w:spacing w:after="10" w:before="0"/>
               <w:ind w:left="120"/>
             </w:pPr>
-            <w:hyperlink w:history="1" r:id="rIdppz9ptdyzqjub_wpiscpd">
+            <w:hyperlink w:history="1" r:id="rIdrvkzwpifsuod6z97yej5q">
               <w:r>
                 <w:rPr>
                   <w:rFonts w:ascii="Arial" w:cs="Arial" w:eastAsia="Arial" w:hAnsi="Arial"/>
@@ -16078,7 +16078,7 @@
             <w:pPr>
               <w:spacing w:after="20" w:before="0"/>
             </w:pPr>
-            <w:hyperlink w:history="1" r:id="rIduilhxl0haoq4m57sx149s">
+            <w:hyperlink w:history="1" r:id="rId9fzwgyaxo1ewreg94l_k4">
               <w:r>
                 <w:rPr>
                   <w:rFonts w:ascii="Arial" w:cs="Arial" w:eastAsia="Arial" w:hAnsi="Arial"/>
@@ -16127,7 +16127,7 @@
               <w:spacing w:after="10" w:before="0"/>
               <w:ind w:left="120"/>
             </w:pPr>
-            <w:hyperlink w:history="1" r:id="rIdyygki2n7jr6sel6v5lvw9">
+            <w:hyperlink w:history="1" r:id="rIditqarmm0pzo5yj1bj66xu">
               <w:r>
                 <w:rPr>
                   <w:rFonts w:ascii="Arial" w:cs="Arial" w:eastAsia="Arial" w:hAnsi="Arial"/>
@@ -16189,7 +16189,7 @@
               <w:spacing w:after="10" w:before="0"/>
               <w:ind w:left="120"/>
             </w:pPr>
-            <w:hyperlink w:history="1" r:id="rIdg0j8azgygnlg6v0jw4bzg">
+            <w:hyperlink w:history="1" r:id="rIdk2wo-v33h5y_xejgw6d_b">
               <w:r>
                 <w:rPr>
                   <w:rFonts w:ascii="Arial" w:cs="Arial" w:eastAsia="Arial" w:hAnsi="Arial"/>
@@ -16399,7 +16399,7 @@
             <w:pPr>
               <w:spacing w:after="20" w:before="0"/>
             </w:pPr>
-            <w:hyperlink w:history="1" r:id="rIdjcfowz_jf9qgdu3y9ip0m">
+            <w:hyperlink w:history="1" r:id="rIdzy1hdpgs13bpyevlzibnz">
               <w:r>
                 <w:rPr>
                   <w:rFonts w:ascii="Arial" w:cs="Arial" w:eastAsia="Arial" w:hAnsi="Arial"/>
@@ -16448,7 +16448,7 @@
               <w:spacing w:after="10" w:before="0"/>
               <w:ind w:left="120"/>
             </w:pPr>
-            <w:hyperlink w:history="1" r:id="rIdzmry2iqrxnsk275itenq7">
+            <w:hyperlink w:history="1" r:id="rId7n6zcne211scbb_31i8nt">
               <w:r>
                 <w:rPr>
                   <w:rFonts w:ascii="Arial" w:cs="Arial" w:eastAsia="Arial" w:hAnsi="Arial"/>
@@ -16510,7 +16510,7 @@
               <w:spacing w:after="10" w:before="0"/>
               <w:ind w:left="120"/>
             </w:pPr>
-            <w:hyperlink w:history="1" r:id="rIdld4wnag2gkh13wmcmh0za">
+            <w:hyperlink w:history="1" r:id="rIdfc1tpfcb6x6pqa1adrbm0">
               <w:r>
                 <w:rPr>
                   <w:rFonts w:ascii="Arial" w:cs="Arial" w:eastAsia="Arial" w:hAnsi="Arial"/>
@@ -16720,7 +16720,7 @@
             <w:pPr>
               <w:spacing w:after="20" w:before="0"/>
             </w:pPr>
-            <w:hyperlink w:history="1" r:id="rIdw43tt-4xuaim1ystlcjhh">
+            <w:hyperlink w:history="1" r:id="rIdzjer8aaal1tr_x13zjzqc">
               <w:r>
                 <w:rPr>
                   <w:rFonts w:ascii="Arial" w:cs="Arial" w:eastAsia="Arial" w:hAnsi="Arial"/>
@@ -16769,7 +16769,7 @@
               <w:spacing w:after="10" w:before="0"/>
               <w:ind w:left="120"/>
             </w:pPr>
-            <w:hyperlink w:history="1" r:id="rIdqurablzm09raervz-l9v0">
+            <w:hyperlink w:history="1" r:id="rIdh6os8izwej79pbm8qh4sx">
               <w:r>
                 <w:rPr>
                   <w:rFonts w:ascii="Arial" w:cs="Arial" w:eastAsia="Arial" w:hAnsi="Arial"/>
@@ -16831,7 +16831,7 @@
               <w:spacing w:after="10" w:before="0"/>
               <w:ind w:left="120"/>
             </w:pPr>
-            <w:hyperlink w:history="1" r:id="rIdjn6c1xyxchh2ogkkajec_">
+            <w:hyperlink w:history="1" r:id="rIdwmzn5yrestoedud1gcfvw">
               <w:r>
                 <w:rPr>
                   <w:rFonts w:ascii="Arial" w:cs="Arial" w:eastAsia="Arial" w:hAnsi="Arial"/>
@@ -17358,7 +17358,7 @@
         </w:rPr>
         <w:t xml:space="preserve">© 2026 SeaVuria and ARES. Aligned with KICD objectives. Developed by SeaVuria; technical implementation by ARES (with AI assistance from Claude). Licensed under </w:t>
       </w:r>
-      <w:hyperlink w:history="1" r:id="rIdpgfjuj5rjlovx0fndowfu">
+      <w:hyperlink w:history="1" r:id="rId399xz-ru3zsvssdwprbyb">
         <w:r>
           <w:rPr>
             <w:rFonts w:ascii="Arial" w:cs="Arial" w:eastAsia="Arial" w:hAnsi="Arial"/>
@@ -17379,7 +17379,7 @@
         </w:rPr>
         <w:t xml:space="preserve"> (</w:t>
       </w:r>
-      <w:hyperlink w:history="1" r:id="rIdjuybg_p85oirypuayobcb">
+      <w:hyperlink w:history="1" r:id="rIdivmub07pxb9jln8xbh9-b">
         <w:r>
           <w:rPr>
             <w:rFonts w:ascii="Arial" w:cs="Arial" w:eastAsia="Arial" w:hAnsi="Arial"/>
@@ -18392,7 +18392,7 @@
             <w:pPr>
               <w:spacing w:after="20" w:before="0"/>
             </w:pPr>
-            <w:hyperlink w:history="1" r:id="rIduj8-ikptajom39vwxoh6n">
+            <w:hyperlink w:history="1" r:id="rId2i3ibjvqqe_dqq8gjlv62">
               <w:r>
                 <w:rPr>
                   <w:rFonts w:ascii="Arial" w:cs="Arial" w:eastAsia="Arial" w:hAnsi="Arial"/>
@@ -18441,7 +18441,7 @@
               <w:spacing w:after="10" w:before="0"/>
               <w:ind w:left="120"/>
             </w:pPr>
-            <w:hyperlink w:history="1" r:id="rIdrw24qmq2b-5ebgua-8dhw">
+            <w:hyperlink w:history="1" r:id="rIdril1kh5z6l_hb6hlknjvj">
               <w:r>
                 <w:rPr>
                   <w:rFonts w:ascii="Arial" w:cs="Arial" w:eastAsia="Arial" w:hAnsi="Arial"/>
@@ -18503,7 +18503,7 @@
               <w:spacing w:after="10" w:before="0"/>
               <w:ind w:left="120"/>
             </w:pPr>
-            <w:hyperlink w:history="1" r:id="rIdpotuy9r8y0hmdc7eoiaap">
+            <w:hyperlink w:history="1" r:id="rIdyfquuzlaisav2g8buh77d">
               <w:r>
                 <w:rPr>
                   <w:rFonts w:ascii="Arial" w:cs="Arial" w:eastAsia="Arial" w:hAnsi="Arial"/>
@@ -18713,7 +18713,7 @@
             <w:pPr>
               <w:spacing w:after="20" w:before="0"/>
             </w:pPr>
-            <w:hyperlink w:history="1" r:id="rIdqxtph35587gfyv8aws6cz">
+            <w:hyperlink w:history="1" r:id="rIdo7kb2wasxdshspks9rpmp">
               <w:r>
                 <w:rPr>
                   <w:rFonts w:ascii="Arial" w:cs="Arial" w:eastAsia="Arial" w:hAnsi="Arial"/>
@@ -18762,7 +18762,7 @@
               <w:spacing w:after="10" w:before="0"/>
               <w:ind w:left="120"/>
             </w:pPr>
-            <w:hyperlink w:history="1" r:id="rIdogbm_0jjrnxt13b0fvl9r">
+            <w:hyperlink w:history="1" r:id="rIdpff1kbbt6jjha847n4iyx">
               <w:r>
                 <w:rPr>
                   <w:rFonts w:ascii="Arial" w:cs="Arial" w:eastAsia="Arial" w:hAnsi="Arial"/>
@@ -18824,7 +18824,7 @@
               <w:spacing w:after="10" w:before="0"/>
               <w:ind w:left="120"/>
             </w:pPr>
-            <w:hyperlink w:history="1" r:id="rIdso5rdyeobqhzbmlvsybu0">
+            <w:hyperlink w:history="1" r:id="rIdged2od7icczhjhberhbj-">
               <w:r>
                 <w:rPr>
                   <w:rFonts w:ascii="Arial" w:cs="Arial" w:eastAsia="Arial" w:hAnsi="Arial"/>
@@ -19034,7 +19034,7 @@
             <w:pPr>
               <w:spacing w:after="20" w:before="0"/>
             </w:pPr>
-            <w:hyperlink w:history="1" r:id="rIde71touw9uvqbkb_bpataa">
+            <w:hyperlink w:history="1" r:id="rIdmx8g73s-tqkpnsams9ywp">
               <w:r>
                 <w:rPr>
                   <w:rFonts w:ascii="Arial" w:cs="Arial" w:eastAsia="Arial" w:hAnsi="Arial"/>
@@ -19083,7 +19083,7 @@
               <w:spacing w:after="10" w:before="0"/>
               <w:ind w:left="120"/>
             </w:pPr>
-            <w:hyperlink w:history="1" r:id="rIdro3zsnmq8blts-tlft9u2">
+            <w:hyperlink w:history="1" r:id="rId3lwu2j7nso13t_po-m9cu">
               <w:r>
                 <w:rPr>
                   <w:rFonts w:ascii="Arial" w:cs="Arial" w:eastAsia="Arial" w:hAnsi="Arial"/>
@@ -19145,7 +19145,7 @@
               <w:spacing w:after="10" w:before="0"/>
               <w:ind w:left="120"/>
             </w:pPr>
-            <w:hyperlink w:history="1" r:id="rIdb9qjlh01rcxkm894nlbcg">
+            <w:hyperlink w:history="1" r:id="rIdv29s01rwewztm6bp8gxrt">
               <w:r>
                 <w:rPr>
                   <w:rFonts w:ascii="Arial" w:cs="Arial" w:eastAsia="Arial" w:hAnsi="Arial"/>
@@ -19355,7 +19355,7 @@
             <w:pPr>
               <w:spacing w:after="20" w:before="0"/>
             </w:pPr>
-            <w:hyperlink w:history="1" r:id="rIdrkahvy9g-pjmjzsgsw_yj">
+            <w:hyperlink w:history="1" r:id="rIdvaazjqlnxb1xhbypdei_q">
               <w:r>
                 <w:rPr>
                   <w:rFonts w:ascii="Arial" w:cs="Arial" w:eastAsia="Arial" w:hAnsi="Arial"/>
@@ -19404,7 +19404,7 @@
               <w:spacing w:after="10" w:before="0"/>
               <w:ind w:left="120"/>
             </w:pPr>
-            <w:hyperlink w:history="1" r:id="rIdm5d2bcdfaghfdfybtapg-">
+            <w:hyperlink w:history="1" r:id="rId17faw0rfogsxaqlcxmhhz">
               <w:r>
                 <w:rPr>
                   <w:rFonts w:ascii="Arial" w:cs="Arial" w:eastAsia="Arial" w:hAnsi="Arial"/>
@@ -19466,7 +19466,7 @@
               <w:spacing w:after="10" w:before="0"/>
               <w:ind w:left="120"/>
             </w:pPr>
-            <w:hyperlink w:history="1" r:id="rIdqwhnw-80jo999qmhmhjas">
+            <w:hyperlink w:history="1" r:id="rIdh0kjsyu76zjffjejyhqev">
               <w:r>
                 <w:rPr>
                   <w:rFonts w:ascii="Arial" w:cs="Arial" w:eastAsia="Arial" w:hAnsi="Arial"/>
@@ -19676,7 +19676,7 @@
             <w:pPr>
               <w:spacing w:after="20" w:before="0"/>
             </w:pPr>
-            <w:hyperlink w:history="1" r:id="rIdfxcxz4iqva2cn8x1rr1vo">
+            <w:hyperlink w:history="1" r:id="rIdng478ozlvm90rssobuuc6">
               <w:r>
                 <w:rPr>
                   <w:rFonts w:ascii="Arial" w:cs="Arial" w:eastAsia="Arial" w:hAnsi="Arial"/>
@@ -19725,7 +19725,7 @@
               <w:spacing w:after="10" w:before="0"/>
               <w:ind w:left="120"/>
             </w:pPr>
-            <w:hyperlink w:history="1" r:id="rIdnjbg5qtbhubnacmt1vq0i">
+            <w:hyperlink w:history="1" r:id="rIdl5z1y1_eweiy8rbxxxm8b">
               <w:r>
                 <w:rPr>
                   <w:rFonts w:ascii="Arial" w:cs="Arial" w:eastAsia="Arial" w:hAnsi="Arial"/>
@@ -19787,7 +19787,7 @@
               <w:spacing w:after="10" w:before="0"/>
               <w:ind w:left="120"/>
             </w:pPr>
-            <w:hyperlink w:history="1" r:id="rIdjz2ndbxfsvvhxziwtnjon">
+            <w:hyperlink w:history="1" r:id="rId3ebn_oeh6lvxtunq82rpk">
               <w:r>
                 <w:rPr>
                   <w:rFonts w:ascii="Arial" w:cs="Arial" w:eastAsia="Arial" w:hAnsi="Arial"/>
@@ -20314,7 +20314,7 @@
         </w:rPr>
         <w:t xml:space="preserve">© 2026 SeaVuria and ARES. Aligned with KICD objectives. Developed by SeaVuria; technical implementation by ARES (with AI assistance from Claude). Licensed under </w:t>
       </w:r>
-      <w:hyperlink w:history="1" r:id="rIdnkr9gqnrxm349dvg1sf3z">
+      <w:hyperlink w:history="1" r:id="rIdl423j8xwjrul89zyilhap">
         <w:r>
           <w:rPr>
             <w:rFonts w:ascii="Arial" w:cs="Arial" w:eastAsia="Arial" w:hAnsi="Arial"/>
@@ -20335,7 +20335,7 @@
         </w:rPr>
         <w:t xml:space="preserve"> (</w:t>
       </w:r>
-      <w:hyperlink w:history="1" r:id="rId1lmn7jcphxkw7ohxlisog">
+      <w:hyperlink w:history="1" r:id="rIdjt9nl50jviktjsciqfyzr">
         <w:r>
           <w:rPr>
             <w:rFonts w:ascii="Arial" w:cs="Arial" w:eastAsia="Arial" w:hAnsi="Arial"/>
@@ -21348,7 +21348,7 @@
             <w:pPr>
               <w:spacing w:after="20" w:before="0"/>
             </w:pPr>
-            <w:hyperlink w:history="1" r:id="rIdtq2wkjcey175vqzhfswy5">
+            <w:hyperlink w:history="1" r:id="rIdthlmwcfm9hdmyhae_xu3w">
               <w:r>
                 <w:rPr>
                   <w:rFonts w:ascii="Arial" w:cs="Arial" w:eastAsia="Arial" w:hAnsi="Arial"/>
@@ -21381,7 +21381,7 @@
               <w:spacing w:after="10" w:before="0"/>
               <w:ind w:left="120"/>
             </w:pPr>
-            <w:hyperlink w:history="1" r:id="rIdlzj678w5uhii56e-_j2jh">
+            <w:hyperlink w:history="1" r:id="rId-gnol7gahzemmjywclfqw">
               <w:r>
                 <w:rPr>
                   <w:rFonts w:ascii="Arial" w:cs="Arial" w:eastAsia="Arial" w:hAnsi="Arial"/>
@@ -21426,7 +21426,7 @@
             <w:pPr>
               <w:spacing w:after="20" w:before="0"/>
             </w:pPr>
-            <w:hyperlink w:history="1" r:id="rIdflrjwm9yqezlli1xgxdjq">
+            <w:hyperlink w:history="1" r:id="rIdkutfbzxkw6z0becs-l-kv">
               <w:r>
                 <w:rPr>
                   <w:rFonts w:ascii="Arial" w:cs="Arial" w:eastAsia="Arial" w:hAnsi="Arial"/>
@@ -21459,7 +21459,7 @@
               <w:spacing w:after="10" w:before="0"/>
               <w:ind w:left="120"/>
             </w:pPr>
-            <w:hyperlink w:history="1" r:id="rIdkyjqdhu9odr2qtsf-uqry">
+            <w:hyperlink w:history="1" r:id="rIde7e_mdei0ojdbryu1uqkx">
               <w:r>
                 <w:rPr>
                   <w:rFonts w:ascii="Arial" w:cs="Arial" w:eastAsia="Arial" w:hAnsi="Arial"/>
@@ -21654,7 +21654,7 @@
             <w:pPr>
               <w:spacing w:after="20" w:before="0"/>
             </w:pPr>
-            <w:hyperlink w:history="1" r:id="rId577imnegrnusi_bjkxwln">
+            <w:hyperlink w:history="1" r:id="rIdae4xd5fv0rpnhxmkkyiaj">
               <w:r>
                 <w:rPr>
                   <w:rFonts w:ascii="Arial" w:cs="Arial" w:eastAsia="Arial" w:hAnsi="Arial"/>
@@ -21687,7 +21687,7 @@
               <w:spacing w:after="10" w:before="0"/>
               <w:ind w:left="120"/>
             </w:pPr>
-            <w:hyperlink w:history="1" r:id="rIdii3r-4ufonnxjmlega1c9">
+            <w:hyperlink w:history="1" r:id="rIdid-zytoxck2cwyodkef6f">
               <w:r>
                 <w:rPr>
                   <w:rFonts w:ascii="Arial" w:cs="Arial" w:eastAsia="Arial" w:hAnsi="Arial"/>
@@ -21732,7 +21732,7 @@
             <w:pPr>
               <w:spacing w:after="20" w:before="0"/>
             </w:pPr>
-            <w:hyperlink w:history="1" r:id="rIdj4yk36n0ckqrzdhs5azus">
+            <w:hyperlink w:history="1" r:id="rIdd1iqshiadlqrzroftytvk">
               <w:r>
                 <w:rPr>
                   <w:rFonts w:ascii="Arial" w:cs="Arial" w:eastAsia="Arial" w:hAnsi="Arial"/>
@@ -21765,7 +21765,7 @@
               <w:spacing w:after="10" w:before="0"/>
               <w:ind w:left="120"/>
             </w:pPr>
-            <w:hyperlink w:history="1" r:id="rIdiawp6kjuzff0olqp4drui">
+            <w:hyperlink w:history="1" r:id="rIdqqnhnkq5116kczmwjo64t">
               <w:r>
                 <w:rPr>
                   <w:rFonts w:ascii="Arial" w:cs="Arial" w:eastAsia="Arial" w:hAnsi="Arial"/>
@@ -21960,7 +21960,7 @@
             <w:pPr>
               <w:spacing w:after="20" w:before="0"/>
             </w:pPr>
-            <w:hyperlink w:history="1" r:id="rIds_hs9alttkmly5br4w8uj">
+            <w:hyperlink w:history="1" r:id="rIdrp7cwpdkphimvcob3-jr1">
               <w:r>
                 <w:rPr>
                   <w:rFonts w:ascii="Arial" w:cs="Arial" w:eastAsia="Arial" w:hAnsi="Arial"/>
@@ -22009,7 +22009,7 @@
               <w:spacing w:after="10" w:before="0"/>
               <w:ind w:left="120"/>
             </w:pPr>
-            <w:hyperlink w:history="1" r:id="rId1g_i-rvgph7bli3gzwdjt">
+            <w:hyperlink w:history="1" r:id="rIdhtn2viihyj4zro_njnvrv">
               <w:r>
                 <w:rPr>
                   <w:rFonts w:ascii="Arial" w:cs="Arial" w:eastAsia="Arial" w:hAnsi="Arial"/>
@@ -22054,7 +22054,7 @@
             <w:pPr>
               <w:spacing w:after="20" w:before="0"/>
             </w:pPr>
-            <w:hyperlink w:history="1" r:id="rIda0kawtuhbiwowqffsqce-">
+            <w:hyperlink w:history="1" r:id="rIdou1zfqqmws6vkfhtfmw5k">
               <w:r>
                 <w:rPr>
                   <w:rFonts w:ascii="Arial" w:cs="Arial" w:eastAsia="Arial" w:hAnsi="Arial"/>
@@ -22103,7 +22103,7 @@
               <w:spacing w:after="10" w:before="0"/>
               <w:ind w:left="120"/>
             </w:pPr>
-            <w:hyperlink w:history="1" r:id="rIdflkvzd6clmav3_cju-ci7">
+            <w:hyperlink w:history="1" r:id="rId6ja6dnz_vmj3flkzawart">
               <w:r>
                 <w:rPr>
                   <w:rFonts w:ascii="Arial" w:cs="Arial" w:eastAsia="Arial" w:hAnsi="Arial"/>
@@ -22298,7 +22298,7 @@
             <w:pPr>
               <w:spacing w:after="20" w:before="0"/>
             </w:pPr>
-            <w:hyperlink w:history="1" r:id="rIdyubb5xfa4snhh02m30ofv">
+            <w:hyperlink w:history="1" r:id="rIdh2tcjujlivzv5tqbn_lzg">
               <w:r>
                 <w:rPr>
                   <w:rFonts w:ascii="Arial" w:cs="Arial" w:eastAsia="Arial" w:hAnsi="Arial"/>
@@ -22347,7 +22347,7 @@
               <w:spacing w:after="10" w:before="0"/>
               <w:ind w:left="120"/>
             </w:pPr>
-            <w:hyperlink w:history="1" r:id="rIdxx13ifaynz9zqsxgl-bxq">
+            <w:hyperlink w:history="1" r:id="rIdunvl1jdcud_1wpmss2nuz">
               <w:r>
                 <w:rPr>
                   <w:rFonts w:ascii="Arial" w:cs="Arial" w:eastAsia="Arial" w:hAnsi="Arial"/>
@@ -22392,7 +22392,7 @@
             <w:pPr>
               <w:spacing w:after="20" w:before="0"/>
             </w:pPr>
-            <w:hyperlink w:history="1" r:id="rIdcqw6sg0aegpsvulm4a0dc">
+            <w:hyperlink w:history="1" r:id="rIdmacjbzjdz_gf8yvla_5bo">
               <w:r>
                 <w:rPr>
                   <w:rFonts w:ascii="Arial" w:cs="Arial" w:eastAsia="Arial" w:hAnsi="Arial"/>
@@ -22441,7 +22441,7 @@
               <w:spacing w:after="10" w:before="0"/>
               <w:ind w:left="120"/>
             </w:pPr>
-            <w:hyperlink w:history="1" r:id="rIdpojxno_silbeyvjcujdmv">
+            <w:hyperlink w:history="1" r:id="rId0bobusx6qexb9_n4p_b6e">
               <w:r>
                 <w:rPr>
                   <w:rFonts w:ascii="Arial" w:cs="Arial" w:eastAsia="Arial" w:hAnsi="Arial"/>
@@ -22636,7 +22636,7 @@
             <w:pPr>
               <w:spacing w:after="20" w:before="0"/>
             </w:pPr>
-            <w:hyperlink w:history="1" r:id="rIdgxcdm06h6iylqx5remp_u">
+            <w:hyperlink w:history="1" r:id="rId-q9tsywvj-toycrq6ir-h">
               <w:r>
                 <w:rPr>
                   <w:rFonts w:ascii="Arial" w:cs="Arial" w:eastAsia="Arial" w:hAnsi="Arial"/>
@@ -22669,7 +22669,7 @@
               <w:spacing w:after="10" w:before="0"/>
               <w:ind w:left="120"/>
             </w:pPr>
-            <w:hyperlink w:history="1" r:id="rIdh2gvi-grjx7uwiuhiwmmd">
+            <w:hyperlink w:history="1" r:id="rId7tvzjfbf4vhhddtcnp8a0">
               <w:r>
                 <w:rPr>
                   <w:rFonts w:ascii="Arial" w:cs="Arial" w:eastAsia="Arial" w:hAnsi="Arial"/>
@@ -22714,7 +22714,7 @@
             <w:pPr>
               <w:spacing w:after="20" w:before="0"/>
             </w:pPr>
-            <w:hyperlink w:history="1" r:id="rId-zecg1whfjlwaruquqbf6">
+            <w:hyperlink w:history="1" r:id="rIdj476zub3_viadpfhi-wl6">
               <w:r>
                 <w:rPr>
                   <w:rFonts w:ascii="Arial" w:cs="Arial" w:eastAsia="Arial" w:hAnsi="Arial"/>
@@ -22763,7 +22763,7 @@
               <w:spacing w:after="10" w:before="0"/>
               <w:ind w:left="120"/>
             </w:pPr>
-            <w:hyperlink w:history="1" r:id="rId5x_ijyx-np_zsowr0pp9t">
+            <w:hyperlink w:history="1" r:id="rIdpikcvc2dzc7ygi8xc6t74">
               <w:r>
                 <w:rPr>
                   <w:rFonts w:ascii="Arial" w:cs="Arial" w:eastAsia="Arial" w:hAnsi="Arial"/>
@@ -23275,7 +23275,7 @@
         </w:rPr>
         <w:t xml:space="preserve">© 2026 SeaVuria and ARES. Aligned with KICD objectives. Developed by SeaVuria; technical implementation by ARES (with AI assistance from Claude). Licensed under </w:t>
       </w:r>
-      <w:hyperlink w:history="1" r:id="rIdbspigy8g6qb8pe7pvvncu">
+      <w:hyperlink w:history="1" r:id="rIdqujumokxab8jdeixmx3uc">
         <w:r>
           <w:rPr>
             <w:rFonts w:ascii="Arial" w:cs="Arial" w:eastAsia="Arial" w:hAnsi="Arial"/>
@@ -23296,7 +23296,7 @@
         </w:rPr>
         <w:t xml:space="preserve"> (</w:t>
       </w:r>
-      <w:hyperlink w:history="1" r:id="rId764sbnhpf4bztun2u0p6r">
+      <w:hyperlink w:history="1" r:id="rIdghwkclyzxxb6fosmbqf8x">
         <w:r>
           <w:rPr>
             <w:rFonts w:ascii="Arial" w:cs="Arial" w:eastAsia="Arial" w:hAnsi="Arial"/>
@@ -24309,7 +24309,7 @@
             <w:pPr>
               <w:spacing w:after="20" w:before="0"/>
             </w:pPr>
-            <w:hyperlink w:history="1" r:id="rId1m6kdgkx3z9qbwbouaovk">
+            <w:hyperlink w:history="1" r:id="rIderwrb3f4lpbqkym8ecyup">
               <w:r>
                 <w:rPr>
                   <w:rFonts w:ascii="Arial" w:cs="Arial" w:eastAsia="Arial" w:hAnsi="Arial"/>
@@ -24358,7 +24358,7 @@
               <w:spacing w:after="10" w:before="0"/>
               <w:ind w:left="120"/>
             </w:pPr>
-            <w:hyperlink w:history="1" r:id="rId5iopdyddpr6gb7uoaf2bx">
+            <w:hyperlink w:history="1" r:id="rIdvry3-tpznlkn2xq9n8inl">
               <w:r>
                 <w:rPr>
                   <w:rFonts w:ascii="Arial" w:cs="Arial" w:eastAsia="Arial" w:hAnsi="Arial"/>
@@ -24420,7 +24420,7 @@
               <w:spacing w:after="10" w:before="0"/>
               <w:ind w:left="120"/>
             </w:pPr>
-            <w:hyperlink w:history="1" r:id="rIdduo8qaee9somzkzmccmvi">
+            <w:hyperlink w:history="1" r:id="rIddhftug4pu_k2gmpha4nis">
               <w:r>
                 <w:rPr>
                   <w:rFonts w:ascii="Arial" w:cs="Arial" w:eastAsia="Arial" w:hAnsi="Arial"/>
@@ -24630,7 +24630,7 @@
             <w:pPr>
               <w:spacing w:after="20" w:before="0"/>
             </w:pPr>
-            <w:hyperlink w:history="1" r:id="rIdnjazxv9ix2nfdi_amya0t">
+            <w:hyperlink w:history="1" r:id="rId4w3vtjjwh_w18vbhxkqvs">
               <w:r>
                 <w:rPr>
                   <w:rFonts w:ascii="Arial" w:cs="Arial" w:eastAsia="Arial" w:hAnsi="Arial"/>
@@ -24679,7 +24679,7 @@
               <w:spacing w:after="10" w:before="0"/>
               <w:ind w:left="120"/>
             </w:pPr>
-            <w:hyperlink w:history="1" r:id="rIdow6h8ajoflwkd9yj6jkif">
+            <w:hyperlink w:history="1" r:id="rIdvyh0whk9f2n1bxcok5gjp">
               <w:r>
                 <w:rPr>
                   <w:rFonts w:ascii="Arial" w:cs="Arial" w:eastAsia="Arial" w:hAnsi="Arial"/>
@@ -24741,7 +24741,7 @@
               <w:spacing w:after="10" w:before="0"/>
               <w:ind w:left="120"/>
             </w:pPr>
-            <w:hyperlink w:history="1" r:id="rIdl0x5japyyffek7xu6eju9">
+            <w:hyperlink w:history="1" r:id="rIdry2k_wytd-qzcyb3e-wgg">
               <w:r>
                 <w:rPr>
                   <w:rFonts w:ascii="Arial" w:cs="Arial" w:eastAsia="Arial" w:hAnsi="Arial"/>
@@ -24951,7 +24951,7 @@
             <w:pPr>
               <w:spacing w:after="20" w:before="0"/>
             </w:pPr>
-            <w:hyperlink w:history="1" r:id="rIdlwhepwz6oc5lhho_w9mqn">
+            <w:hyperlink w:history="1" r:id="rIdywctjcyneeyf05wzdrgnt">
               <w:r>
                 <w:rPr>
                   <w:rFonts w:ascii="Arial" w:cs="Arial" w:eastAsia="Arial" w:hAnsi="Arial"/>
@@ -25000,7 +25000,7 @@
               <w:spacing w:after="10" w:before="0"/>
               <w:ind w:left="120"/>
             </w:pPr>
-            <w:hyperlink w:history="1" r:id="rIdfy49rfwk_3qffp_sicpcc">
+            <w:hyperlink w:history="1" r:id="rId-62ldzupwgqnjz1czvl3_">
               <w:r>
                 <w:rPr>
                   <w:rFonts w:ascii="Arial" w:cs="Arial" w:eastAsia="Arial" w:hAnsi="Arial"/>
@@ -25062,7 +25062,7 @@
               <w:spacing w:after="10" w:before="0"/>
               <w:ind w:left="120"/>
             </w:pPr>
-            <w:hyperlink w:history="1" r:id="rIddehtyczez97pncqvjucv5">
+            <w:hyperlink w:history="1" r:id="rIdk2g5bvebh7m3kue0ra6nn">
               <w:r>
                 <w:rPr>
                   <w:rFonts w:ascii="Arial" w:cs="Arial" w:eastAsia="Arial" w:hAnsi="Arial"/>
@@ -25272,7 +25272,7 @@
             <w:pPr>
               <w:spacing w:after="20" w:before="0"/>
             </w:pPr>
-            <w:hyperlink w:history="1" r:id="rId0lavrd8omvat9vy0zkmml">
+            <w:hyperlink w:history="1" r:id="rIdnj9ylmebrdpgddqt9cakb">
               <w:r>
                 <w:rPr>
                   <w:rFonts w:ascii="Arial" w:cs="Arial" w:eastAsia="Arial" w:hAnsi="Arial"/>
@@ -25321,7 +25321,7 @@
               <w:spacing w:after="10" w:before="0"/>
               <w:ind w:left="120"/>
             </w:pPr>
-            <w:hyperlink w:history="1" r:id="rIdpngceyvntl8nbgiqye32c">
+            <w:hyperlink w:history="1" r:id="rIdfkhpzfpxt3vlnyw7lh2li">
               <w:r>
                 <w:rPr>
                   <w:rFonts w:ascii="Arial" w:cs="Arial" w:eastAsia="Arial" w:hAnsi="Arial"/>
@@ -25383,7 +25383,7 @@
               <w:spacing w:after="10" w:before="0"/>
               <w:ind w:left="120"/>
             </w:pPr>
-            <w:hyperlink w:history="1" r:id="rId5frmqegq79krnj6jbhyp9">
+            <w:hyperlink w:history="1" r:id="rId7feenhlvnrlnwigulzmz7">
               <w:r>
                 <w:rPr>
                   <w:rFonts w:ascii="Arial" w:cs="Arial" w:eastAsia="Arial" w:hAnsi="Arial"/>
@@ -25593,7 +25593,7 @@
             <w:pPr>
               <w:spacing w:after="20" w:before="0"/>
             </w:pPr>
-            <w:hyperlink w:history="1" r:id="rIdm8d0hpu4eg4iyhxufmo2w">
+            <w:hyperlink w:history="1" r:id="rIduybff6k_xfucfbvq7hndr">
               <w:r>
                 <w:rPr>
                   <w:rFonts w:ascii="Arial" w:cs="Arial" w:eastAsia="Arial" w:hAnsi="Arial"/>
@@ -25642,7 +25642,7 @@
               <w:spacing w:after="10" w:before="0"/>
               <w:ind w:left="120"/>
             </w:pPr>
-            <w:hyperlink w:history="1" r:id="rIdrlrsgeghatfsc1kg5p2i6">
+            <w:hyperlink w:history="1" r:id="rId3wdwfglzvk3_lt4pgmiyv">
               <w:r>
                 <w:rPr>
                   <w:rFonts w:ascii="Arial" w:cs="Arial" w:eastAsia="Arial" w:hAnsi="Arial"/>
@@ -25704,7 +25704,7 @@
               <w:spacing w:after="10" w:before="0"/>
               <w:ind w:left="120"/>
             </w:pPr>
-            <w:hyperlink w:history="1" r:id="rIdxyx4a1k5knkxz0rsfqmkm">
+            <w:hyperlink w:history="1" r:id="rIdoptestcilgiljwudifjlm">
               <w:r>
                 <w:rPr>
                   <w:rFonts w:ascii="Arial" w:cs="Arial" w:eastAsia="Arial" w:hAnsi="Arial"/>
@@ -26459,7 +26459,7 @@
         </w:rPr>
         <w:t xml:space="preserve">© 2026 SeaVuria and ARES. Aligned with KICD objectives. Developed by SeaVuria; technical implementation by ARES (with AI assistance from Claude). Licensed under </w:t>
       </w:r>
-      <w:hyperlink w:history="1" r:id="rId2auscsnnf268uppm96tyl">
+      <w:hyperlink w:history="1" r:id="rId3smzbjivv6jfy46sd4jbj">
         <w:r>
           <w:rPr>
             <w:rFonts w:ascii="Arial" w:cs="Arial" w:eastAsia="Arial" w:hAnsi="Arial"/>
@@ -26480,7 +26480,7 @@
         </w:rPr>
         <w:t xml:space="preserve"> (</w:t>
       </w:r>
-      <w:hyperlink w:history="1" r:id="rIdmldqjxucj1hvu2cnttypi">
+      <w:hyperlink w:history="1" r:id="rId1_lfrdgnksjvjrhak2wbt">
         <w:r>
           <w:rPr>
             <w:rFonts w:ascii="Arial" w:cs="Arial" w:eastAsia="Arial" w:hAnsi="Arial"/>

--- a/data/outputs/v2/General_Science/SS2.4_Acids,_Bases_and_Salts/General_Science_Acids,_Bases_and_Salts_CBE_LessonSequence.docx
+++ b/data/outputs/v2/General_Science/SS2.4_Acids,_Bases_and_Salts/General_Science_Acids,_Bases_and_Salts_CBE_LessonSequence.docx
@@ -2320,7 +2320,7 @@
         </w:rPr>
         <w:t xml:space="preserve">© 2026 SeaVuria and ARES. This work is licensed under a </w:t>
       </w:r>
-      <w:hyperlink w:history="1" r:id="rIdddl_61md1iuk1xlb6ye_c">
+      <w:hyperlink w:history="1" r:id="rId172pp_l3xccen9osxpr_h">
         <w:r>
           <w:rPr>
             <w:rFonts w:ascii="Arial" w:cs="Arial" w:eastAsia="Arial" w:hAnsi="Arial"/>
@@ -2340,7 +2340,7 @@
         </w:rPr>
         <w:t xml:space="preserve"> (</w:t>
       </w:r>
-      <w:hyperlink w:history="1" r:id="rId2af7pf74b0b5svb3g74m7">
+      <w:hyperlink w:history="1" r:id="rIdt3b8mhahjifd-gywlgzr9">
         <w:r>
           <w:rPr>
             <w:rFonts w:ascii="Arial" w:cs="Arial" w:eastAsia="Arial" w:hAnsi="Arial"/>
@@ -2360,7 +2360,7 @@
         </w:rPr>
         <w:t xml:space="preserve">). To view a copy of this license, visit </w:t>
       </w:r>
-      <w:hyperlink w:history="1" r:id="rIdcjiaybwkpbbyiwvkanu9e">
+      <w:hyperlink w:history="1" r:id="rIdw-gbltj1f0_x32qmfabls">
         <w:r>
           <w:rPr>
             <w:rFonts w:ascii="Arial" w:cs="Arial" w:eastAsia="Arial" w:hAnsi="Arial"/>
@@ -3372,7 +3372,7 @@
             <w:pPr>
               <w:spacing w:after="20" w:before="0"/>
             </w:pPr>
-            <w:hyperlink w:history="1" r:id="rIdad2l2x4kzfwyueb7sbg9m">
+            <w:hyperlink w:history="1" r:id="rIdi_dz6g-c8qwzqwdjkwcmc">
               <w:r>
                 <w:rPr>
                   <w:rFonts w:ascii="Arial" w:cs="Arial" w:eastAsia="Arial" w:hAnsi="Arial"/>
@@ -3421,7 +3421,7 @@
               <w:spacing w:after="10" w:before="0"/>
               <w:ind w:left="120"/>
             </w:pPr>
-            <w:hyperlink w:history="1" r:id="rIdwembsimslwoc5htbyue8c">
+            <w:hyperlink w:history="1" r:id="rIdypufkboi0ut0s16mz9_-k">
               <w:r>
                 <w:rPr>
                   <w:rFonts w:ascii="Arial" w:cs="Arial" w:eastAsia="Arial" w:hAnsi="Arial"/>
@@ -3466,7 +3466,7 @@
             <w:pPr>
               <w:spacing w:after="20" w:before="0"/>
             </w:pPr>
-            <w:hyperlink w:history="1" r:id="rIdbkyubflf3qe88vzvi2quw">
+            <w:hyperlink w:history="1" r:id="rIdapi0og-swualz2qtikwbc">
               <w:r>
                 <w:rPr>
                   <w:rFonts w:ascii="Arial" w:cs="Arial" w:eastAsia="Arial" w:hAnsi="Arial"/>
@@ -3499,7 +3499,7 @@
               <w:spacing w:after="10" w:before="0"/>
               <w:ind w:left="120"/>
             </w:pPr>
-            <w:hyperlink w:history="1" r:id="rIddxqs2psnhhorhkvsdhxhl">
+            <w:hyperlink w:history="1" r:id="rIdxziziunz5uojirspantqw">
               <w:r>
                 <w:rPr>
                   <w:rFonts w:ascii="Arial" w:cs="Arial" w:eastAsia="Arial" w:hAnsi="Arial"/>
@@ -3694,7 +3694,7 @@
             <w:pPr>
               <w:spacing w:after="20" w:before="0"/>
             </w:pPr>
-            <w:hyperlink w:history="1" r:id="rIdnyhmsejycavr71hxeyif8">
+            <w:hyperlink w:history="1" r:id="rIdpcsom9pe29sqgi0avwlkd">
               <w:r>
                 <w:rPr>
                   <w:rFonts w:ascii="Arial" w:cs="Arial" w:eastAsia="Arial" w:hAnsi="Arial"/>
@@ -3743,7 +3743,7 @@
               <w:spacing w:after="10" w:before="0"/>
               <w:ind w:left="120"/>
             </w:pPr>
-            <w:hyperlink w:history="1" r:id="rIddcmjom-0i6jtpl4g0dyo3">
+            <w:hyperlink w:history="1" r:id="rId7wzi1r1iw-s0lpn33zb_f">
               <w:r>
                 <w:rPr>
                   <w:rFonts w:ascii="Arial" w:cs="Arial" w:eastAsia="Arial" w:hAnsi="Arial"/>
@@ -3788,7 +3788,7 @@
             <w:pPr>
               <w:spacing w:after="20" w:before="0"/>
             </w:pPr>
-            <w:hyperlink w:history="1" r:id="rIdr8shudhsppvzgsrmwifwj">
+            <w:hyperlink w:history="1" r:id="rIdwwmnr3lxur9j6junyicre">
               <w:r>
                 <w:rPr>
                   <w:rFonts w:ascii="Arial" w:cs="Arial" w:eastAsia="Arial" w:hAnsi="Arial"/>
@@ -3821,7 +3821,7 @@
               <w:spacing w:after="10" w:before="0"/>
               <w:ind w:left="120"/>
             </w:pPr>
-            <w:hyperlink w:history="1" r:id="rIddwrt7tndl7t5uzltrngvj">
+            <w:hyperlink w:history="1" r:id="rIdr9mj3ptncjrfwudby4mbv">
               <w:r>
                 <w:rPr>
                   <w:rFonts w:ascii="Arial" w:cs="Arial" w:eastAsia="Arial" w:hAnsi="Arial"/>
@@ -4016,7 +4016,7 @@
             <w:pPr>
               <w:spacing w:after="20" w:before="0"/>
             </w:pPr>
-            <w:hyperlink w:history="1" r:id="rIduyn0ypya3dvki5nmjpmrf">
+            <w:hyperlink w:history="1" r:id="rIdeicpaojira77p77x4rra_">
               <w:r>
                 <w:rPr>
                   <w:rFonts w:ascii="Arial" w:cs="Arial" w:eastAsia="Arial" w:hAnsi="Arial"/>
@@ -4065,7 +4065,7 @@
               <w:spacing w:after="10" w:before="0"/>
               <w:ind w:left="120"/>
             </w:pPr>
-            <w:hyperlink w:history="1" r:id="rId2fguzzutozhdrnzevvoz2">
+            <w:hyperlink w:history="1" r:id="rIdlsbml65ofnyuvyutsearr">
               <w:r>
                 <w:rPr>
                   <w:rFonts w:ascii="Arial" w:cs="Arial" w:eastAsia="Arial" w:hAnsi="Arial"/>
@@ -4110,7 +4110,7 @@
             <w:pPr>
               <w:spacing w:after="20" w:before="0"/>
             </w:pPr>
-            <w:hyperlink w:history="1" r:id="rId7eat894ldginexm7ikbla">
+            <w:hyperlink w:history="1" r:id="rIdgvtmgaoueihdjd34cgzkf">
               <w:r>
                 <w:rPr>
                   <w:rFonts w:ascii="Arial" w:cs="Arial" w:eastAsia="Arial" w:hAnsi="Arial"/>
@@ -4143,7 +4143,7 @@
               <w:spacing w:after="10" w:before="0"/>
               <w:ind w:left="120"/>
             </w:pPr>
-            <w:hyperlink w:history="1" r:id="rIdaepadcga4l5nvgdjmfa-a">
+            <w:hyperlink w:history="1" r:id="rIditolcps3jsut0ta2kemdp">
               <w:r>
                 <w:rPr>
                   <w:rFonts w:ascii="Arial" w:cs="Arial" w:eastAsia="Arial" w:hAnsi="Arial"/>
@@ -4338,7 +4338,7 @@
             <w:pPr>
               <w:spacing w:after="20" w:before="0"/>
             </w:pPr>
-            <w:hyperlink w:history="1" r:id="rIdrdjk7o7kmvnjt1my2h9f-">
+            <w:hyperlink w:history="1" r:id="rId6uk7-m_kweg_mnsbtc5ew">
               <w:r>
                 <w:rPr>
                   <w:rFonts w:ascii="Arial" w:cs="Arial" w:eastAsia="Arial" w:hAnsi="Arial"/>
@@ -4387,7 +4387,7 @@
               <w:spacing w:after="10" w:before="0"/>
               <w:ind w:left="120"/>
             </w:pPr>
-            <w:hyperlink w:history="1" r:id="rIdmveppwfka6xw0gea_kfqa">
+            <w:hyperlink w:history="1" r:id="rIdjyfj6n7u54czmnoajl3pp">
               <w:r>
                 <w:rPr>
                   <w:rFonts w:ascii="Arial" w:cs="Arial" w:eastAsia="Arial" w:hAnsi="Arial"/>
@@ -4432,7 +4432,7 @@
             <w:pPr>
               <w:spacing w:after="20" w:before="0"/>
             </w:pPr>
-            <w:hyperlink w:history="1" r:id="rIdo7kyig2aqc_akliobidar">
+            <w:hyperlink w:history="1" r:id="rIdffakkpu8cnm4_awqqhzjp">
               <w:r>
                 <w:rPr>
                   <w:rFonts w:ascii="Arial" w:cs="Arial" w:eastAsia="Arial" w:hAnsi="Arial"/>
@@ -4465,7 +4465,7 @@
               <w:spacing w:after="10" w:before="0"/>
               <w:ind w:left="120"/>
             </w:pPr>
-            <w:hyperlink w:history="1" r:id="rIdec5vigcb-p1wh4jwla2cq">
+            <w:hyperlink w:history="1" r:id="rId0uyeqqeoebowvtr-9tcw-">
               <w:r>
                 <w:rPr>
                   <w:rFonts w:ascii="Arial" w:cs="Arial" w:eastAsia="Arial" w:hAnsi="Arial"/>
@@ -4660,7 +4660,7 @@
             <w:pPr>
               <w:spacing w:after="20" w:before="0"/>
             </w:pPr>
-            <w:hyperlink w:history="1" r:id="rIdprqmkb6tzhn64okfw2fn5">
+            <w:hyperlink w:history="1" r:id="rIdklhokcae244wbdzsceuck">
               <w:r>
                 <w:rPr>
                   <w:rFonts w:ascii="Arial" w:cs="Arial" w:eastAsia="Arial" w:hAnsi="Arial"/>
@@ -4709,7 +4709,7 @@
               <w:spacing w:after="10" w:before="0"/>
               <w:ind w:left="120"/>
             </w:pPr>
-            <w:hyperlink w:history="1" r:id="rIdkdf4_iesoftopg3khyqkg">
+            <w:hyperlink w:history="1" r:id="rId8nhrf2dw6pbznzoidtrap">
               <w:r>
                 <w:rPr>
                   <w:rFonts w:ascii="Arial" w:cs="Arial" w:eastAsia="Arial" w:hAnsi="Arial"/>
@@ -4754,7 +4754,7 @@
             <w:pPr>
               <w:spacing w:after="20" w:before="0"/>
             </w:pPr>
-            <w:hyperlink w:history="1" r:id="rIdftzu68tl3jkuj9p7wkvlk">
+            <w:hyperlink w:history="1" r:id="rIdfu-8au_garmg7ai6dz9wj">
               <w:r>
                 <w:rPr>
                   <w:rFonts w:ascii="Arial" w:cs="Arial" w:eastAsia="Arial" w:hAnsi="Arial"/>
@@ -4787,7 +4787,7 @@
               <w:spacing w:after="10" w:before="0"/>
               <w:ind w:left="120"/>
             </w:pPr>
-            <w:hyperlink w:history="1" r:id="rIdnr2uk_ak_-sudtufs5ofp">
+            <w:hyperlink w:history="1" r:id="rIddkcosd-70vxkn0ckfpmdt">
               <w:r>
                 <w:rPr>
                   <w:rFonts w:ascii="Arial" w:cs="Arial" w:eastAsia="Arial" w:hAnsi="Arial"/>
@@ -5299,7 +5299,7 @@
         </w:rPr>
         <w:t xml:space="preserve">© 2026 SeaVuria and ARES. Aligned with KICD objectives. Developed by SeaVuria; technical implementation by ARES (with AI assistance from Claude). Licensed under </w:t>
       </w:r>
-      <w:hyperlink w:history="1" r:id="rIdeizrut90s5jp9x9qzg4wo">
+      <w:hyperlink w:history="1" r:id="rIduwyhzjnmufb4wqu_mudra">
         <w:r>
           <w:rPr>
             <w:rFonts w:ascii="Arial" w:cs="Arial" w:eastAsia="Arial" w:hAnsi="Arial"/>
@@ -5320,7 +5320,7 @@
         </w:rPr>
         <w:t xml:space="preserve"> (</w:t>
       </w:r>
-      <w:hyperlink w:history="1" r:id="rIdewnus5c62vzwwcygmdnuw">
+      <w:hyperlink w:history="1" r:id="rIdbtgjcn5qsjkgwej0doxda">
         <w:r>
           <w:rPr>
             <w:rFonts w:ascii="Arial" w:cs="Arial" w:eastAsia="Arial" w:hAnsi="Arial"/>
@@ -6333,7 +6333,7 @@
             <w:pPr>
               <w:spacing w:after="20" w:before="0"/>
             </w:pPr>
-            <w:hyperlink w:history="1" r:id="rIdxeyi92-oxl8dq4pzpa03a">
+            <w:hyperlink w:history="1" r:id="rIdostzfgreiaj1r274cny-b">
               <w:r>
                 <w:rPr>
                   <w:rFonts w:ascii="Arial" w:cs="Arial" w:eastAsia="Arial" w:hAnsi="Arial"/>
@@ -6382,7 +6382,7 @@
               <w:spacing w:after="10" w:before="0"/>
               <w:ind w:left="120"/>
             </w:pPr>
-            <w:hyperlink w:history="1" r:id="rId8wg4prclj_xwc96s00ojy">
+            <w:hyperlink w:history="1" r:id="rIdcxzaphrobbyqtyivdg9f6">
               <w:r>
                 <w:rPr>
                   <w:rFonts w:ascii="Arial" w:cs="Arial" w:eastAsia="Arial" w:hAnsi="Arial"/>
@@ -6427,7 +6427,7 @@
             <w:pPr>
               <w:spacing w:after="20" w:before="0"/>
             </w:pPr>
-            <w:hyperlink w:history="1" r:id="rIddv--ykssw6txtcbbc6405">
+            <w:hyperlink w:history="1" r:id="rId0bwhxreao2hot5xxx3z3w">
               <w:r>
                 <w:rPr>
                   <w:rFonts w:ascii="Arial" w:cs="Arial" w:eastAsia="Arial" w:hAnsi="Arial"/>
@@ -6460,7 +6460,7 @@
               <w:spacing w:after="10" w:before="0"/>
               <w:ind w:left="120"/>
             </w:pPr>
-            <w:hyperlink w:history="1" r:id="rIdoaxcgiy7zwp7gnechk17c">
+            <w:hyperlink w:history="1" r:id="rIdaaypybipwkn11ek4gc_vb">
               <w:r>
                 <w:rPr>
                   <w:rFonts w:ascii="Arial" w:cs="Arial" w:eastAsia="Arial" w:hAnsi="Arial"/>
@@ -6655,7 +6655,7 @@
             <w:pPr>
               <w:spacing w:after="20" w:before="0"/>
             </w:pPr>
-            <w:hyperlink w:history="1" r:id="rId8zqmvsat-ihtbbyjt_xhi">
+            <w:hyperlink w:history="1" r:id="rIdompiinfnihtwj98tpze6i">
               <w:r>
                 <w:rPr>
                   <w:rFonts w:ascii="Arial" w:cs="Arial" w:eastAsia="Arial" w:hAnsi="Arial"/>
@@ -6704,7 +6704,7 @@
               <w:spacing w:after="10" w:before="0"/>
               <w:ind w:left="120"/>
             </w:pPr>
-            <w:hyperlink w:history="1" r:id="rIdf4ll6dckibawa_y4d-enw">
+            <w:hyperlink w:history="1" r:id="rIdq4l6rfqzyb5omqwn1qwib">
               <w:r>
                 <w:rPr>
                   <w:rFonts w:ascii="Arial" w:cs="Arial" w:eastAsia="Arial" w:hAnsi="Arial"/>
@@ -6749,7 +6749,7 @@
             <w:pPr>
               <w:spacing w:after="20" w:before="0"/>
             </w:pPr>
-            <w:hyperlink w:history="1" r:id="rIdbsat_-3_f1h4dfmuajuky">
+            <w:hyperlink w:history="1" r:id="rIde7vv_ohhicawfgquahxil">
               <w:r>
                 <w:rPr>
                   <w:rFonts w:ascii="Arial" w:cs="Arial" w:eastAsia="Arial" w:hAnsi="Arial"/>
@@ -6782,7 +6782,7 @@
               <w:spacing w:after="10" w:before="0"/>
               <w:ind w:left="120"/>
             </w:pPr>
-            <w:hyperlink w:history="1" r:id="rIdumv8deoj1_aaxeoopfz23">
+            <w:hyperlink w:history="1" r:id="rId42nzerihcuzxejg2cfe8v">
               <w:r>
                 <w:rPr>
                   <w:rFonts w:ascii="Arial" w:cs="Arial" w:eastAsia="Arial" w:hAnsi="Arial"/>
@@ -6977,7 +6977,7 @@
             <w:pPr>
               <w:spacing w:after="20" w:before="0"/>
             </w:pPr>
-            <w:hyperlink w:history="1" r:id="rIdtzjgncrskvfpqkygu1l-g">
+            <w:hyperlink w:history="1" r:id="rIdynx2avf89ajrey6gknukx">
               <w:r>
                 <w:rPr>
                   <w:rFonts w:ascii="Arial" w:cs="Arial" w:eastAsia="Arial" w:hAnsi="Arial"/>
@@ -7026,7 +7026,7 @@
               <w:spacing w:after="10" w:before="0"/>
               <w:ind w:left="120"/>
             </w:pPr>
-            <w:hyperlink w:history="1" r:id="rIdw1fjp7cyxp3qtb4oznwdr">
+            <w:hyperlink w:history="1" r:id="rIdrpvhrdyngnph1q4bm2qch">
               <w:r>
                 <w:rPr>
                   <w:rFonts w:ascii="Arial" w:cs="Arial" w:eastAsia="Arial" w:hAnsi="Arial"/>
@@ -7071,7 +7071,7 @@
             <w:pPr>
               <w:spacing w:after="20" w:before="0"/>
             </w:pPr>
-            <w:hyperlink w:history="1" r:id="rIdxisq79cb-xcppmkp47eci">
+            <w:hyperlink w:history="1" r:id="rId-ye6zqu-flw24ckb_aish">
               <w:r>
                 <w:rPr>
                   <w:rFonts w:ascii="Arial" w:cs="Arial" w:eastAsia="Arial" w:hAnsi="Arial"/>
@@ -7104,7 +7104,7 @@
               <w:spacing w:after="10" w:before="0"/>
               <w:ind w:left="120"/>
             </w:pPr>
-            <w:hyperlink w:history="1" r:id="rIdkbdna5exdgefqesvdltnm">
+            <w:hyperlink w:history="1" r:id="rIdp9fqxjpcgpybmjino7klj">
               <w:r>
                 <w:rPr>
                   <w:rFonts w:ascii="Arial" w:cs="Arial" w:eastAsia="Arial" w:hAnsi="Arial"/>
@@ -7299,7 +7299,7 @@
             <w:pPr>
               <w:spacing w:after="20" w:before="0"/>
             </w:pPr>
-            <w:hyperlink w:history="1" r:id="rIdxzzwaws4gia8zahp0awea">
+            <w:hyperlink w:history="1" r:id="rIdi63mf9krxhu3zrte1imik">
               <w:r>
                 <w:rPr>
                   <w:rFonts w:ascii="Arial" w:cs="Arial" w:eastAsia="Arial" w:hAnsi="Arial"/>
@@ -7348,7 +7348,7 @@
               <w:spacing w:after="10" w:before="0"/>
               <w:ind w:left="120"/>
             </w:pPr>
-            <w:hyperlink w:history="1" r:id="rIdapxh0ff_obylxf5akykko">
+            <w:hyperlink w:history="1" r:id="rIdofpyb3yz5fgyl96xfbtku">
               <w:r>
                 <w:rPr>
                   <w:rFonts w:ascii="Arial" w:cs="Arial" w:eastAsia="Arial" w:hAnsi="Arial"/>
@@ -7393,7 +7393,7 @@
             <w:pPr>
               <w:spacing w:after="20" w:before="0"/>
             </w:pPr>
-            <w:hyperlink w:history="1" r:id="rId7r8k4ixx5t2lkdqhiylmh">
+            <w:hyperlink w:history="1" r:id="rIdcu8bv5g-xezzbsx0qxq7x">
               <w:r>
                 <w:rPr>
                   <w:rFonts w:ascii="Arial" w:cs="Arial" w:eastAsia="Arial" w:hAnsi="Arial"/>
@@ -7426,7 +7426,7 @@
               <w:spacing w:after="10" w:before="0"/>
               <w:ind w:left="120"/>
             </w:pPr>
-            <w:hyperlink w:history="1" r:id="rIdvebjgs0e3scdqzhtt9nju">
+            <w:hyperlink w:history="1" r:id="rIdpc8l31bls12_c6zgbsws1">
               <w:r>
                 <w:rPr>
                   <w:rFonts w:ascii="Arial" w:cs="Arial" w:eastAsia="Arial" w:hAnsi="Arial"/>
@@ -7621,7 +7621,7 @@
             <w:pPr>
               <w:spacing w:after="20" w:before="0"/>
             </w:pPr>
-            <w:hyperlink w:history="1" r:id="rIdru2sy_xo0mbfq5nadh7b2">
+            <w:hyperlink w:history="1" r:id="rIdyqss6c-zuuv2mvpyc2eje">
               <w:r>
                 <w:rPr>
                   <w:rFonts w:ascii="Arial" w:cs="Arial" w:eastAsia="Arial" w:hAnsi="Arial"/>
@@ -7670,7 +7670,7 @@
               <w:spacing w:after="10" w:before="0"/>
               <w:ind w:left="120"/>
             </w:pPr>
-            <w:hyperlink w:history="1" r:id="rIdbsz4_ai6yc_g1jvkgzbfe">
+            <w:hyperlink w:history="1" r:id="rIdihwdmvmki2ejkjad64vqx">
               <w:r>
                 <w:rPr>
                   <w:rFonts w:ascii="Arial" w:cs="Arial" w:eastAsia="Arial" w:hAnsi="Arial"/>
@@ -7715,7 +7715,7 @@
             <w:pPr>
               <w:spacing w:after="20" w:before="0"/>
             </w:pPr>
-            <w:hyperlink w:history="1" r:id="rIdj6camlbfwaifhkyyuzzyc">
+            <w:hyperlink w:history="1" r:id="rIdxs5rba_v1gjwfqygiragq">
               <w:r>
                 <w:rPr>
                   <w:rFonts w:ascii="Arial" w:cs="Arial" w:eastAsia="Arial" w:hAnsi="Arial"/>
@@ -7748,7 +7748,7 @@
               <w:spacing w:after="10" w:before="0"/>
               <w:ind w:left="120"/>
             </w:pPr>
-            <w:hyperlink w:history="1" r:id="rIdez5mi_ryymcenrqs8x2sk">
+            <w:hyperlink w:history="1" r:id="rId8vwjurjiqo54j6ht3ha6y">
               <w:r>
                 <w:rPr>
                   <w:rFonts w:ascii="Arial" w:cs="Arial" w:eastAsia="Arial" w:hAnsi="Arial"/>
@@ -8374,7 +8374,7 @@
         </w:rPr>
         <w:t xml:space="preserve">© 2026 SeaVuria and ARES. Aligned with KICD objectives. Developed by SeaVuria; technical implementation by ARES (with AI assistance from Claude). Licensed under </w:t>
       </w:r>
-      <w:hyperlink w:history="1" r:id="rIdlahzc4mpj2gl31cg-njfx">
+      <w:hyperlink w:history="1" r:id="rIdsq58h8k64alkws6j6fo6b">
         <w:r>
           <w:rPr>
             <w:rFonts w:ascii="Arial" w:cs="Arial" w:eastAsia="Arial" w:hAnsi="Arial"/>
@@ -8395,7 +8395,7 @@
         </w:rPr>
         <w:t xml:space="preserve"> (</w:t>
       </w:r>
-      <w:hyperlink w:history="1" r:id="rIdfvtuqzn21nzacjj2lprix">
+      <w:hyperlink w:history="1" r:id="rIdjvnk4sgdurymwpsof_ajl">
         <w:r>
           <w:rPr>
             <w:rFonts w:ascii="Arial" w:cs="Arial" w:eastAsia="Arial" w:hAnsi="Arial"/>
@@ -9408,7 +9408,7 @@
             <w:pPr>
               <w:spacing w:after="20" w:before="0"/>
             </w:pPr>
-            <w:hyperlink w:history="1" r:id="rIdiuhdi1u7oga6kymwkz_2w">
+            <w:hyperlink w:history="1" r:id="rIdopuijn22r-sxofg-ih5qr">
               <w:r>
                 <w:rPr>
                   <w:rFonts w:ascii="Arial" w:cs="Arial" w:eastAsia="Arial" w:hAnsi="Arial"/>
@@ -9457,7 +9457,7 @@
               <w:spacing w:after="10" w:before="0"/>
               <w:ind w:left="120"/>
             </w:pPr>
-            <w:hyperlink w:history="1" r:id="rIduoj8_wuetivusnv5geno3">
+            <w:hyperlink w:history="1" r:id="rIdbz6_dwzn_ofhfngblcuir">
               <w:r>
                 <w:rPr>
                   <w:rFonts w:ascii="Arial" w:cs="Arial" w:eastAsia="Arial" w:hAnsi="Arial"/>
@@ -9519,7 +9519,7 @@
               <w:spacing w:after="10" w:before="0"/>
               <w:ind w:left="120"/>
             </w:pPr>
-            <w:hyperlink w:history="1" r:id="rIdfczafem13s8pffgmergqt">
+            <w:hyperlink w:history="1" r:id="rIdhsqsyeecmrawyi3psj456">
               <w:r>
                 <w:rPr>
                   <w:rFonts w:ascii="Arial" w:cs="Arial" w:eastAsia="Arial" w:hAnsi="Arial"/>
@@ -9729,7 +9729,7 @@
             <w:pPr>
               <w:spacing w:after="20" w:before="0"/>
             </w:pPr>
-            <w:hyperlink w:history="1" r:id="rIdtz5pmuv1kibuyp9ypi_u-">
+            <w:hyperlink w:history="1" r:id="rId9dyqm9kp8vn9sspuzu6fx">
               <w:r>
                 <w:rPr>
                   <w:rFonts w:ascii="Arial" w:cs="Arial" w:eastAsia="Arial" w:hAnsi="Arial"/>
@@ -9778,7 +9778,7 @@
               <w:spacing w:after="10" w:before="0"/>
               <w:ind w:left="120"/>
             </w:pPr>
-            <w:hyperlink w:history="1" r:id="rIdvkpe4k8wmrs1nja8ccy6h">
+            <w:hyperlink w:history="1" r:id="rIdcl5v770tr2sgdywi9ede6">
               <w:r>
                 <w:rPr>
                   <w:rFonts w:ascii="Arial" w:cs="Arial" w:eastAsia="Arial" w:hAnsi="Arial"/>
@@ -9840,7 +9840,7 @@
               <w:spacing w:after="10" w:before="0"/>
               <w:ind w:left="120"/>
             </w:pPr>
-            <w:hyperlink w:history="1" r:id="rIdpxzqgsqozw_tp7hpcdltt">
+            <w:hyperlink w:history="1" r:id="rIdeijq0cvmw7qlzbsronoop">
               <w:r>
                 <w:rPr>
                   <w:rFonts w:ascii="Arial" w:cs="Arial" w:eastAsia="Arial" w:hAnsi="Arial"/>
@@ -10050,7 +10050,7 @@
             <w:pPr>
               <w:spacing w:after="20" w:before="0"/>
             </w:pPr>
-            <w:hyperlink w:history="1" r:id="rIdpjxhjn414tzroqmul0-yw">
+            <w:hyperlink w:history="1" r:id="rId3svgm_4j2ooswx8ri_zro">
               <w:r>
                 <w:rPr>
                   <w:rFonts w:ascii="Arial" w:cs="Arial" w:eastAsia="Arial" w:hAnsi="Arial"/>
@@ -10099,7 +10099,7 @@
               <w:spacing w:after="10" w:before="0"/>
               <w:ind w:left="120"/>
             </w:pPr>
-            <w:hyperlink w:history="1" r:id="rIdg0w8sh82rknauncobvorc">
+            <w:hyperlink w:history="1" r:id="rIdrownf6ocdr8kkypek3pgp">
               <w:r>
                 <w:rPr>
                   <w:rFonts w:ascii="Arial" w:cs="Arial" w:eastAsia="Arial" w:hAnsi="Arial"/>
@@ -10161,7 +10161,7 @@
               <w:spacing w:after="10" w:before="0"/>
               <w:ind w:left="120"/>
             </w:pPr>
-            <w:hyperlink w:history="1" r:id="rIdufhbeaiocmacpt93jt4wk">
+            <w:hyperlink w:history="1" r:id="rIduw08hkpc2dob42df6_n2w">
               <w:r>
                 <w:rPr>
                   <w:rFonts w:ascii="Arial" w:cs="Arial" w:eastAsia="Arial" w:hAnsi="Arial"/>
@@ -10371,7 +10371,7 @@
             <w:pPr>
               <w:spacing w:after="20" w:before="0"/>
             </w:pPr>
-            <w:hyperlink w:history="1" r:id="rIdhjz40rklhknvpbznmsfag">
+            <w:hyperlink w:history="1" r:id="rIdp8u_gpdjkcrftv-nik4ow">
               <w:r>
                 <w:rPr>
                   <w:rFonts w:ascii="Arial" w:cs="Arial" w:eastAsia="Arial" w:hAnsi="Arial"/>
@@ -10420,7 +10420,7 @@
               <w:spacing w:after="10" w:before="0"/>
               <w:ind w:left="120"/>
             </w:pPr>
-            <w:hyperlink w:history="1" r:id="rId0czlv2h-cd3wgpo-cbceg">
+            <w:hyperlink w:history="1" r:id="rIdbii3naia0vuuzhfvylzlz">
               <w:r>
                 <w:rPr>
                   <w:rFonts w:ascii="Arial" w:cs="Arial" w:eastAsia="Arial" w:hAnsi="Arial"/>
@@ -10482,7 +10482,7 @@
               <w:spacing w:after="10" w:before="0"/>
               <w:ind w:left="120"/>
             </w:pPr>
-            <w:hyperlink w:history="1" r:id="rIduuzw_epbecxlgcr1je1cc">
+            <w:hyperlink w:history="1" r:id="rIdh1uvxqse7ckqtjekgb3ym">
               <w:r>
                 <w:rPr>
                   <w:rFonts w:ascii="Arial" w:cs="Arial" w:eastAsia="Arial" w:hAnsi="Arial"/>
@@ -10692,7 +10692,7 @@
             <w:pPr>
               <w:spacing w:after="20" w:before="0"/>
             </w:pPr>
-            <w:hyperlink w:history="1" r:id="rId345q3a74cmxg30wibe0fb">
+            <w:hyperlink w:history="1" r:id="rIdbwywieck0fd3cj4xcaemo">
               <w:r>
                 <w:rPr>
                   <w:rFonts w:ascii="Arial" w:cs="Arial" w:eastAsia="Arial" w:hAnsi="Arial"/>
@@ -10741,7 +10741,7 @@
               <w:spacing w:after="10" w:before="0"/>
               <w:ind w:left="120"/>
             </w:pPr>
-            <w:hyperlink w:history="1" r:id="rIdrmdekvclsau3xrobg50x4">
+            <w:hyperlink w:history="1" r:id="rIdrtspkx3auphncvt4vq14b">
               <w:r>
                 <w:rPr>
                   <w:rFonts w:ascii="Arial" w:cs="Arial" w:eastAsia="Arial" w:hAnsi="Arial"/>
@@ -10803,7 +10803,7 @@
               <w:spacing w:after="10" w:before="0"/>
               <w:ind w:left="120"/>
             </w:pPr>
-            <w:hyperlink w:history="1" r:id="rIdbausm80xpihaphuzkib69">
+            <w:hyperlink w:history="1" r:id="rIds_gr_8oveofc4rj3jiflz">
               <w:r>
                 <w:rPr>
                   <w:rFonts w:ascii="Arial" w:cs="Arial" w:eastAsia="Arial" w:hAnsi="Arial"/>
@@ -11425,7 +11425,7 @@
         </w:rPr>
         <w:t xml:space="preserve">© 2026 SeaVuria and ARES. Aligned with KICD objectives. Developed by SeaVuria; technical implementation by ARES (with AI assistance from Claude). Licensed under </w:t>
       </w:r>
-      <w:hyperlink w:history="1" r:id="rIdjwo9qd_xbyttcxtj8qtro">
+      <w:hyperlink w:history="1" r:id="rIdg51tujh8fcoc-hvpxc_dp">
         <w:r>
           <w:rPr>
             <w:rFonts w:ascii="Arial" w:cs="Arial" w:eastAsia="Arial" w:hAnsi="Arial"/>
@@ -11446,7 +11446,7 @@
         </w:rPr>
         <w:t xml:space="preserve"> (</w:t>
       </w:r>
-      <w:hyperlink w:history="1" r:id="rId9alhwnahh-l8_9rpnukok">
+      <w:hyperlink w:history="1" r:id="rIdnfp5lzn9moerskuu53o61">
         <w:r>
           <w:rPr>
             <w:rFonts w:ascii="Arial" w:cs="Arial" w:eastAsia="Arial" w:hAnsi="Arial"/>
@@ -12459,7 +12459,7 @@
             <w:pPr>
               <w:spacing w:after="20" w:before="0"/>
             </w:pPr>
-            <w:hyperlink w:history="1" r:id="rIdxwxzkhdgke-f40bfx-dvc">
+            <w:hyperlink w:history="1" r:id="rIdu9lspx5dicc_g8otrgnn7">
               <w:r>
                 <w:rPr>
                   <w:rFonts w:ascii="Arial" w:cs="Arial" w:eastAsia="Arial" w:hAnsi="Arial"/>
@@ -12492,7 +12492,7 @@
               <w:spacing w:after="10" w:before="0"/>
               <w:ind w:left="120"/>
             </w:pPr>
-            <w:hyperlink w:history="1" r:id="rIdmowadhbowzhncy-kgn5a8">
+            <w:hyperlink w:history="1" r:id="rIdrmg5jpa1ecgqxit-rgmxz">
               <w:r>
                 <w:rPr>
                   <w:rFonts w:ascii="Arial" w:cs="Arial" w:eastAsia="Arial" w:hAnsi="Arial"/>
@@ -12537,7 +12537,7 @@
             <w:pPr>
               <w:spacing w:after="20" w:before="0"/>
             </w:pPr>
-            <w:hyperlink w:history="1" r:id="rIddaugn-rvk2vl-tudtwqlo">
+            <w:hyperlink w:history="1" r:id="rIdj1mk9nninr1mznxrx9nnt">
               <w:r>
                 <w:rPr>
                   <w:rFonts w:ascii="Arial" w:cs="Arial" w:eastAsia="Arial" w:hAnsi="Arial"/>
@@ -12570,7 +12570,7 @@
               <w:spacing w:after="10" w:before="0"/>
               <w:ind w:left="120"/>
             </w:pPr>
-            <w:hyperlink w:history="1" r:id="rId7ojt4m6qiqxf8zw319nab">
+            <w:hyperlink w:history="1" r:id="rIds8w1c3n601yvsqiowpkfx">
               <w:r>
                 <w:rPr>
                   <w:rFonts w:ascii="Arial" w:cs="Arial" w:eastAsia="Arial" w:hAnsi="Arial"/>
@@ -12765,7 +12765,7 @@
             <w:pPr>
               <w:spacing w:after="20" w:before="0"/>
             </w:pPr>
-            <w:hyperlink w:history="1" r:id="rIdawmrzbpkaczwejdvdinli">
+            <w:hyperlink w:history="1" r:id="rIdltwgw4llcb5igdkky5n4m">
               <w:r>
                 <w:rPr>
                   <w:rFonts w:ascii="Arial" w:cs="Arial" w:eastAsia="Arial" w:hAnsi="Arial"/>
@@ -12798,7 +12798,7 @@
               <w:spacing w:after="10" w:before="0"/>
               <w:ind w:left="120"/>
             </w:pPr>
-            <w:hyperlink w:history="1" r:id="rIdy7ajthn-yxasgcbioa5qh">
+            <w:hyperlink w:history="1" r:id="rId7w8og01tgkaquzqei_wx_">
               <w:r>
                 <w:rPr>
                   <w:rFonts w:ascii="Arial" w:cs="Arial" w:eastAsia="Arial" w:hAnsi="Arial"/>
@@ -12843,7 +12843,7 @@
             <w:pPr>
               <w:spacing w:after="20" w:before="0"/>
             </w:pPr>
-            <w:hyperlink w:history="1" r:id="rIdy6kjjxwggl--25l6xgtjt">
+            <w:hyperlink w:history="1" r:id="rIduroct0otsc6u49yss7gvh">
               <w:r>
                 <w:rPr>
                   <w:rFonts w:ascii="Arial" w:cs="Arial" w:eastAsia="Arial" w:hAnsi="Arial"/>
@@ -12876,7 +12876,7 @@
               <w:spacing w:after="10" w:before="0"/>
               <w:ind w:left="120"/>
             </w:pPr>
-            <w:hyperlink w:history="1" r:id="rId7zndwupjuuhhufniglhwe">
+            <w:hyperlink w:history="1" r:id="rIdj0t2lisjedkbjqti9oosm">
               <w:r>
                 <w:rPr>
                   <w:rFonts w:ascii="Arial" w:cs="Arial" w:eastAsia="Arial" w:hAnsi="Arial"/>
@@ -13071,7 +13071,7 @@
             <w:pPr>
               <w:spacing w:after="20" w:before="0"/>
             </w:pPr>
-            <w:hyperlink w:history="1" r:id="rId0hwptxnwz7zkwytgnrvwn">
+            <w:hyperlink w:history="1" r:id="rIdrjw4wjuadozaq9xorco5t">
               <w:r>
                 <w:rPr>
                   <w:rFonts w:ascii="Arial" w:cs="Arial" w:eastAsia="Arial" w:hAnsi="Arial"/>
@@ -13120,7 +13120,7 @@
               <w:spacing w:after="10" w:before="0"/>
               <w:ind w:left="120"/>
             </w:pPr>
-            <w:hyperlink w:history="1" r:id="rIdbbg-9yfnjfi1ro8m9hxyx">
+            <w:hyperlink w:history="1" r:id="rIdoqcw5qdt1vnjtdypzj7cq">
               <w:r>
                 <w:rPr>
                   <w:rFonts w:ascii="Arial" w:cs="Arial" w:eastAsia="Arial" w:hAnsi="Arial"/>
@@ -13165,7 +13165,7 @@
             <w:pPr>
               <w:spacing w:after="20" w:before="0"/>
             </w:pPr>
-            <w:hyperlink w:history="1" r:id="rIdo1ur1k4ahs0rrljosyvok">
+            <w:hyperlink w:history="1" r:id="rIdzfgdi6fhqwwgtag2womtu">
               <w:r>
                 <w:rPr>
                   <w:rFonts w:ascii="Arial" w:cs="Arial" w:eastAsia="Arial" w:hAnsi="Arial"/>
@@ -13214,7 +13214,7 @@
               <w:spacing w:after="10" w:before="0"/>
               <w:ind w:left="120"/>
             </w:pPr>
-            <w:hyperlink w:history="1" r:id="rIdgzci-cofxroij7bs9zdey">
+            <w:hyperlink w:history="1" r:id="rIdmgkyxao9rafdy6drepres">
               <w:r>
                 <w:rPr>
                   <w:rFonts w:ascii="Arial" w:cs="Arial" w:eastAsia="Arial" w:hAnsi="Arial"/>
@@ -13409,7 +13409,7 @@
             <w:pPr>
               <w:spacing w:after="20" w:before="0"/>
             </w:pPr>
-            <w:hyperlink w:history="1" r:id="rId2twijympls_8ryg_ag0yn">
+            <w:hyperlink w:history="1" r:id="rIdxx_3mk3yrpr-2wmia4d5z">
               <w:r>
                 <w:rPr>
                   <w:rFonts w:ascii="Arial" w:cs="Arial" w:eastAsia="Arial" w:hAnsi="Arial"/>
@@ -13458,7 +13458,7 @@
               <w:spacing w:after="10" w:before="0"/>
               <w:ind w:left="120"/>
             </w:pPr>
-            <w:hyperlink w:history="1" r:id="rId9fia_-374sev6ejjdg80z">
+            <w:hyperlink w:history="1" r:id="rIdxrux1kp95dqo7jrpij4ut">
               <w:r>
                 <w:rPr>
                   <w:rFonts w:ascii="Arial" w:cs="Arial" w:eastAsia="Arial" w:hAnsi="Arial"/>
@@ -13503,7 +13503,7 @@
             <w:pPr>
               <w:spacing w:after="20" w:before="0"/>
             </w:pPr>
-            <w:hyperlink w:history="1" r:id="rIdlfowwgbwmf9ls1gwdx4ks">
+            <w:hyperlink w:history="1" r:id="rIdt4ygrgvtkswru3lighr41">
               <w:r>
                 <w:rPr>
                   <w:rFonts w:ascii="Arial" w:cs="Arial" w:eastAsia="Arial" w:hAnsi="Arial"/>
@@ -13512,25 +13512,9 @@
                   <w:szCs w:val="16"/>
                   <w:u w:val="single" w:color="2E75B6"/>
                 </w:rPr>
-                <w:t xml:space="preserve">Represent multi-step word problems using equations</w:t>
+                <w:t xml:space="preserve">Introduction to acid–base reactions</w:t>
               </w:r>
             </w:hyperlink>
-          </w:p>
-          <w:p>
-            <w:pPr>
-              <w:spacing w:after="20" w:before="0"/>
-            </w:pPr>
-            <w:r>
-              <w:rPr>
-                <w:rFonts w:ascii="Arial" w:cs="Arial" w:eastAsia="Arial" w:hAnsi="Arial"/>
-                <w:i/>
-                <w:iCs/>
-                <w:color w:val="595959"/>
-                <w:sz w:val="16"/>
-                <w:szCs w:val="16"/>
-              </w:rPr>
-              <w:t xml:space="preserve">Related topic: not an exact match for this lesson.</w:t>
-            </w:r>
           </w:p>
           <w:p>
             <w:pPr>
@@ -13552,7 +13536,7 @@
               <w:spacing w:after="10" w:before="0"/>
               <w:ind w:left="120"/>
             </w:pPr>
-            <w:hyperlink w:history="1" r:id="rIdrx2ghzibnht-f2n6btpg_">
+            <w:hyperlink w:history="1" r:id="rIdqz5t9l1edx3rimvymd-mc">
               <w:r>
                 <w:rPr>
                   <w:rFonts w:ascii="Arial" w:cs="Arial" w:eastAsia="Arial" w:hAnsi="Arial"/>
@@ -13747,7 +13731,7 @@
             <w:pPr>
               <w:spacing w:after="20" w:before="0"/>
             </w:pPr>
-            <w:hyperlink w:history="1" r:id="rIdqtg12ay6eqxrzpwqydiqp">
+            <w:hyperlink w:history="1" r:id="rIdiysftqqry8zpegdj6c6mv">
               <w:r>
                 <w:rPr>
                   <w:rFonts w:ascii="Arial" w:cs="Arial" w:eastAsia="Arial" w:hAnsi="Arial"/>
@@ -13796,7 +13780,7 @@
               <w:spacing w:after="10" w:before="0"/>
               <w:ind w:left="120"/>
             </w:pPr>
-            <w:hyperlink w:history="1" r:id="rIdb1_gb-kd02l9obhezzqfr">
+            <w:hyperlink w:history="1" r:id="rIdpvb1vxlelborp9dhkhxe5">
               <w:r>
                 <w:rPr>
                   <w:rFonts w:ascii="Arial" w:cs="Arial" w:eastAsia="Arial" w:hAnsi="Arial"/>
@@ -13841,7 +13825,7 @@
             <w:pPr>
               <w:spacing w:after="20" w:before="0"/>
             </w:pPr>
-            <w:hyperlink w:history="1" r:id="rId_iqpket4sin8fqnisasqo">
+            <w:hyperlink w:history="1" r:id="rId5c3iqzzssg7_6loeb2jfx">
               <w:r>
                 <w:rPr>
                   <w:rFonts w:ascii="Arial" w:cs="Arial" w:eastAsia="Arial" w:hAnsi="Arial"/>
@@ -13850,25 +13834,9 @@
                   <w:szCs w:val="16"/>
                   <w:u w:val="single" w:color="2E75B6"/>
                 </w:rPr>
-                <w:t xml:space="preserve">Systems of equations word problems (with zero and infinite solutions)</w:t>
+                <w:t xml:space="preserve">Introduction to acid–base reactions</w:t>
               </w:r>
             </w:hyperlink>
-          </w:p>
-          <w:p>
-            <w:pPr>
-              <w:spacing w:after="20" w:before="0"/>
-            </w:pPr>
-            <w:r>
-              <w:rPr>
-                <w:rFonts w:ascii="Arial" w:cs="Arial" w:eastAsia="Arial" w:hAnsi="Arial"/>
-                <w:i/>
-                <w:iCs/>
-                <w:color w:val="595959"/>
-                <w:sz w:val="16"/>
-                <w:szCs w:val="16"/>
-              </w:rPr>
-              <w:t xml:space="preserve">Related topic: not an exact match for this lesson.</w:t>
-            </w:r>
           </w:p>
           <w:p>
             <w:pPr>
@@ -13890,7 +13858,7 @@
               <w:spacing w:after="10" w:before="0"/>
               <w:ind w:left="120"/>
             </w:pPr>
-            <w:hyperlink w:history="1" r:id="rIdlf-mygdedpxlykbknu2sg">
+            <w:hyperlink w:history="1" r:id="rIdarmo2pjegv3lnbnizjkvj">
               <w:r>
                 <w:rPr>
                   <w:rFonts w:ascii="Arial" w:cs="Arial" w:eastAsia="Arial" w:hAnsi="Arial"/>
@@ -14402,7 +14370,7 @@
         </w:rPr>
         <w:t xml:space="preserve">© 2026 SeaVuria and ARES. Aligned with KICD objectives. Developed by SeaVuria; technical implementation by ARES (with AI assistance from Claude). Licensed under </w:t>
       </w:r>
-      <w:hyperlink w:history="1" r:id="rIdmzsgp95doe8jnacmk83au">
+      <w:hyperlink w:history="1" r:id="rIdrtebv8oivshbq3lz9kgfz">
         <w:r>
           <w:rPr>
             <w:rFonts w:ascii="Arial" w:cs="Arial" w:eastAsia="Arial" w:hAnsi="Arial"/>
@@ -14423,7 +14391,7 @@
         </w:rPr>
         <w:t xml:space="preserve"> (</w:t>
       </w:r>
-      <w:hyperlink w:history="1" r:id="rIdakhor4glmyz5ah1d9utgh">
+      <w:hyperlink w:history="1" r:id="rIdbrgbokkpkmtokdnonnfw1">
         <w:r>
           <w:rPr>
             <w:rFonts w:ascii="Arial" w:cs="Arial" w:eastAsia="Arial" w:hAnsi="Arial"/>
@@ -15436,7 +15404,7 @@
             <w:pPr>
               <w:spacing w:after="20" w:before="0"/>
             </w:pPr>
-            <w:hyperlink w:history="1" r:id="rIddyp45gqwcxfntn73wco8q">
+            <w:hyperlink w:history="1" r:id="rIdcw77kt9dxikmsjcnrjljd">
               <w:r>
                 <w:rPr>
                   <w:rFonts w:ascii="Arial" w:cs="Arial" w:eastAsia="Arial" w:hAnsi="Arial"/>
@@ -15485,7 +15453,7 @@
               <w:spacing w:after="10" w:before="0"/>
               <w:ind w:left="120"/>
             </w:pPr>
-            <w:hyperlink w:history="1" r:id="rIdseo0vqfntqrtgpjtdtb7y">
+            <w:hyperlink w:history="1" r:id="rIdrcmvildfaubtkc6r2n0ek">
               <w:r>
                 <w:rPr>
                   <w:rFonts w:ascii="Arial" w:cs="Arial" w:eastAsia="Arial" w:hAnsi="Arial"/>
@@ -15547,7 +15515,7 @@
               <w:spacing w:after="10" w:before="0"/>
               <w:ind w:left="120"/>
             </w:pPr>
-            <w:hyperlink w:history="1" r:id="rIdhj5bh5bhjws9zr8jzf7m5">
+            <w:hyperlink w:history="1" r:id="rIdsi2q1yrzn21bzlt7wwujc">
               <w:r>
                 <w:rPr>
                   <w:rFonts w:ascii="Arial" w:cs="Arial" w:eastAsia="Arial" w:hAnsi="Arial"/>
@@ -15757,7 +15725,7 @@
             <w:pPr>
               <w:spacing w:after="20" w:before="0"/>
             </w:pPr>
-            <w:hyperlink w:history="1" r:id="rIdnlsuih5lwxfe2wxvc1tye">
+            <w:hyperlink w:history="1" r:id="rIdgvfmo-byrctndr-bkfihb">
               <w:r>
                 <w:rPr>
                   <w:rFonts w:ascii="Arial" w:cs="Arial" w:eastAsia="Arial" w:hAnsi="Arial"/>
@@ -15806,7 +15774,7 @@
               <w:spacing w:after="10" w:before="0"/>
               <w:ind w:left="120"/>
             </w:pPr>
-            <w:hyperlink w:history="1" r:id="rId9xobrc16-856tyjy6-rm0">
+            <w:hyperlink w:history="1" r:id="rId5l4qf_4l2mmpkjm9aveaq">
               <w:r>
                 <w:rPr>
                   <w:rFonts w:ascii="Arial" w:cs="Arial" w:eastAsia="Arial" w:hAnsi="Arial"/>
@@ -15868,7 +15836,7 @@
               <w:spacing w:after="10" w:before="0"/>
               <w:ind w:left="120"/>
             </w:pPr>
-            <w:hyperlink w:history="1" r:id="rIdrvkzwpifsuod6z97yej5q">
+            <w:hyperlink w:history="1" r:id="rId21sm5xxqd-lcnhl3phjnb">
               <w:r>
                 <w:rPr>
                   <w:rFonts w:ascii="Arial" w:cs="Arial" w:eastAsia="Arial" w:hAnsi="Arial"/>
@@ -16078,7 +16046,7 @@
             <w:pPr>
               <w:spacing w:after="20" w:before="0"/>
             </w:pPr>
-            <w:hyperlink w:history="1" r:id="rId9fzwgyaxo1ewreg94l_k4">
+            <w:hyperlink w:history="1" r:id="rId-vw1qrht3yujjxrcx1nja">
               <w:r>
                 <w:rPr>
                   <w:rFonts w:ascii="Arial" w:cs="Arial" w:eastAsia="Arial" w:hAnsi="Arial"/>
@@ -16127,7 +16095,7 @@
               <w:spacing w:after="10" w:before="0"/>
               <w:ind w:left="120"/>
             </w:pPr>
-            <w:hyperlink w:history="1" r:id="rIditqarmm0pzo5yj1bj66xu">
+            <w:hyperlink w:history="1" r:id="rIdflaoqyuqte1lcmuchddjx">
               <w:r>
                 <w:rPr>
                   <w:rFonts w:ascii="Arial" w:cs="Arial" w:eastAsia="Arial" w:hAnsi="Arial"/>
@@ -16189,7 +16157,7 @@
               <w:spacing w:after="10" w:before="0"/>
               <w:ind w:left="120"/>
             </w:pPr>
-            <w:hyperlink w:history="1" r:id="rIdk2wo-v33h5y_xejgw6d_b">
+            <w:hyperlink w:history="1" r:id="rIdyxrugo9k7bwwzoc36m77g">
               <w:r>
                 <w:rPr>
                   <w:rFonts w:ascii="Arial" w:cs="Arial" w:eastAsia="Arial" w:hAnsi="Arial"/>
@@ -16399,7 +16367,7 @@
             <w:pPr>
               <w:spacing w:after="20" w:before="0"/>
             </w:pPr>
-            <w:hyperlink w:history="1" r:id="rIdzy1hdpgs13bpyevlzibnz">
+            <w:hyperlink w:history="1" r:id="rIdozmruespmshznqjdygscb">
               <w:r>
                 <w:rPr>
                   <w:rFonts w:ascii="Arial" w:cs="Arial" w:eastAsia="Arial" w:hAnsi="Arial"/>
@@ -16448,7 +16416,7 @@
               <w:spacing w:after="10" w:before="0"/>
               <w:ind w:left="120"/>
             </w:pPr>
-            <w:hyperlink w:history="1" r:id="rId7n6zcne211scbb_31i8nt">
+            <w:hyperlink w:history="1" r:id="rIdbl-qw3kh26-i-p5xhonda">
               <w:r>
                 <w:rPr>
                   <w:rFonts w:ascii="Arial" w:cs="Arial" w:eastAsia="Arial" w:hAnsi="Arial"/>
@@ -16510,7 +16478,7 @@
               <w:spacing w:after="10" w:before="0"/>
               <w:ind w:left="120"/>
             </w:pPr>
-            <w:hyperlink w:history="1" r:id="rIdfc1tpfcb6x6pqa1adrbm0">
+            <w:hyperlink w:history="1" r:id="rIdvc1dd6ev5rihcwcgk1wpk">
               <w:r>
                 <w:rPr>
                   <w:rFonts w:ascii="Arial" w:cs="Arial" w:eastAsia="Arial" w:hAnsi="Arial"/>
@@ -16720,7 +16688,7 @@
             <w:pPr>
               <w:spacing w:after="20" w:before="0"/>
             </w:pPr>
-            <w:hyperlink w:history="1" r:id="rIdzjer8aaal1tr_x13zjzqc">
+            <w:hyperlink w:history="1" r:id="rId4pqy9ujjkmommdsvp4k0i">
               <w:r>
                 <w:rPr>
                   <w:rFonts w:ascii="Arial" w:cs="Arial" w:eastAsia="Arial" w:hAnsi="Arial"/>
@@ -16769,7 +16737,7 @@
               <w:spacing w:after="10" w:before="0"/>
               <w:ind w:left="120"/>
             </w:pPr>
-            <w:hyperlink w:history="1" r:id="rIdh6os8izwej79pbm8qh4sx">
+            <w:hyperlink w:history="1" r:id="rId6uyrocxgdkv0mkj8zx2fx">
               <w:r>
                 <w:rPr>
                   <w:rFonts w:ascii="Arial" w:cs="Arial" w:eastAsia="Arial" w:hAnsi="Arial"/>
@@ -16831,7 +16799,7 @@
               <w:spacing w:after="10" w:before="0"/>
               <w:ind w:left="120"/>
             </w:pPr>
-            <w:hyperlink w:history="1" r:id="rIdwmzn5yrestoedud1gcfvw">
+            <w:hyperlink w:history="1" r:id="rIdx-roexqkufsgjmuwcteho">
               <w:r>
                 <w:rPr>
                   <w:rFonts w:ascii="Arial" w:cs="Arial" w:eastAsia="Arial" w:hAnsi="Arial"/>
@@ -17358,7 +17326,7 @@
         </w:rPr>
         <w:t xml:space="preserve">© 2026 SeaVuria and ARES. Aligned with KICD objectives. Developed by SeaVuria; technical implementation by ARES (with AI assistance from Claude). Licensed under </w:t>
       </w:r>
-      <w:hyperlink w:history="1" r:id="rId399xz-ru3zsvssdwprbyb">
+      <w:hyperlink w:history="1" r:id="rIdihfjnjg0a9rsyarimgwnn">
         <w:r>
           <w:rPr>
             <w:rFonts w:ascii="Arial" w:cs="Arial" w:eastAsia="Arial" w:hAnsi="Arial"/>
@@ -17379,7 +17347,7 @@
         </w:rPr>
         <w:t xml:space="preserve"> (</w:t>
       </w:r>
-      <w:hyperlink w:history="1" r:id="rIdivmub07pxb9jln8xbh9-b">
+      <w:hyperlink w:history="1" r:id="rIdoulpcgcizxzfqn-edop0e">
         <w:r>
           <w:rPr>
             <w:rFonts w:ascii="Arial" w:cs="Arial" w:eastAsia="Arial" w:hAnsi="Arial"/>
@@ -18392,7 +18360,7 @@
             <w:pPr>
               <w:spacing w:after="20" w:before="0"/>
             </w:pPr>
-            <w:hyperlink w:history="1" r:id="rId2i3ibjvqqe_dqq8gjlv62">
+            <w:hyperlink w:history="1" r:id="rIdhnlnlypuannsakkh9yjoc">
               <w:r>
                 <w:rPr>
                   <w:rFonts w:ascii="Arial" w:cs="Arial" w:eastAsia="Arial" w:hAnsi="Arial"/>
@@ -18441,7 +18409,7 @@
               <w:spacing w:after="10" w:before="0"/>
               <w:ind w:left="120"/>
             </w:pPr>
-            <w:hyperlink w:history="1" r:id="rIdril1kh5z6l_hb6hlknjvj">
+            <w:hyperlink w:history="1" r:id="rIdm48vmq-r8vri9rcivvful">
               <w:r>
                 <w:rPr>
                   <w:rFonts w:ascii="Arial" w:cs="Arial" w:eastAsia="Arial" w:hAnsi="Arial"/>
@@ -18503,7 +18471,7 @@
               <w:spacing w:after="10" w:before="0"/>
               <w:ind w:left="120"/>
             </w:pPr>
-            <w:hyperlink w:history="1" r:id="rIdyfquuzlaisav2g8buh77d">
+            <w:hyperlink w:history="1" r:id="rIdahdioebxa3n-1haweq-f8">
               <w:r>
                 <w:rPr>
                   <w:rFonts w:ascii="Arial" w:cs="Arial" w:eastAsia="Arial" w:hAnsi="Arial"/>
@@ -18713,7 +18681,7 @@
             <w:pPr>
               <w:spacing w:after="20" w:before="0"/>
             </w:pPr>
-            <w:hyperlink w:history="1" r:id="rIdo7kb2wasxdshspks9rpmp">
+            <w:hyperlink w:history="1" r:id="rId5fjalnqo3gsbntq6ethix">
               <w:r>
                 <w:rPr>
                   <w:rFonts w:ascii="Arial" w:cs="Arial" w:eastAsia="Arial" w:hAnsi="Arial"/>
@@ -18762,7 +18730,7 @@
               <w:spacing w:after="10" w:before="0"/>
               <w:ind w:left="120"/>
             </w:pPr>
-            <w:hyperlink w:history="1" r:id="rIdpff1kbbt6jjha847n4iyx">
+            <w:hyperlink w:history="1" r:id="rId5ksky-z0ewfsimmzbw2fc">
               <w:r>
                 <w:rPr>
                   <w:rFonts w:ascii="Arial" w:cs="Arial" w:eastAsia="Arial" w:hAnsi="Arial"/>
@@ -18824,7 +18792,7 @@
               <w:spacing w:after="10" w:before="0"/>
               <w:ind w:left="120"/>
             </w:pPr>
-            <w:hyperlink w:history="1" r:id="rIdged2od7icczhjhberhbj-">
+            <w:hyperlink w:history="1" r:id="rIdayak7euxxiw8-hjqvsjp0">
               <w:r>
                 <w:rPr>
                   <w:rFonts w:ascii="Arial" w:cs="Arial" w:eastAsia="Arial" w:hAnsi="Arial"/>
@@ -19034,7 +19002,7 @@
             <w:pPr>
               <w:spacing w:after="20" w:before="0"/>
             </w:pPr>
-            <w:hyperlink w:history="1" r:id="rIdmx8g73s-tqkpnsams9ywp">
+            <w:hyperlink w:history="1" r:id="rIdkgkcyajbc7q6gfltgdrti">
               <w:r>
                 <w:rPr>
                   <w:rFonts w:ascii="Arial" w:cs="Arial" w:eastAsia="Arial" w:hAnsi="Arial"/>
@@ -19083,7 +19051,7 @@
               <w:spacing w:after="10" w:before="0"/>
               <w:ind w:left="120"/>
             </w:pPr>
-            <w:hyperlink w:history="1" r:id="rId3lwu2j7nso13t_po-m9cu">
+            <w:hyperlink w:history="1" r:id="rIdh6jkrec5wwzn7ttp_pgjd">
               <w:r>
                 <w:rPr>
                   <w:rFonts w:ascii="Arial" w:cs="Arial" w:eastAsia="Arial" w:hAnsi="Arial"/>
@@ -19145,7 +19113,7 @@
               <w:spacing w:after="10" w:before="0"/>
               <w:ind w:left="120"/>
             </w:pPr>
-            <w:hyperlink w:history="1" r:id="rIdv29s01rwewztm6bp8gxrt">
+            <w:hyperlink w:history="1" r:id="rIdi0whdnwdm1amanmfnwrwt">
               <w:r>
                 <w:rPr>
                   <w:rFonts w:ascii="Arial" w:cs="Arial" w:eastAsia="Arial" w:hAnsi="Arial"/>
@@ -19355,7 +19323,7 @@
             <w:pPr>
               <w:spacing w:after="20" w:before="0"/>
             </w:pPr>
-            <w:hyperlink w:history="1" r:id="rIdvaazjqlnxb1xhbypdei_q">
+            <w:hyperlink w:history="1" r:id="rIdbcphxm3l0-jcukzkarvkv">
               <w:r>
                 <w:rPr>
                   <w:rFonts w:ascii="Arial" w:cs="Arial" w:eastAsia="Arial" w:hAnsi="Arial"/>
@@ -19404,7 +19372,7 @@
               <w:spacing w:after="10" w:before="0"/>
               <w:ind w:left="120"/>
             </w:pPr>
-            <w:hyperlink w:history="1" r:id="rId17faw0rfogsxaqlcxmhhz">
+            <w:hyperlink w:history="1" r:id="rIdppf2jlrwdy7echs5fhklk">
               <w:r>
                 <w:rPr>
                   <w:rFonts w:ascii="Arial" w:cs="Arial" w:eastAsia="Arial" w:hAnsi="Arial"/>
@@ -19466,7 +19434,7 @@
               <w:spacing w:after="10" w:before="0"/>
               <w:ind w:left="120"/>
             </w:pPr>
-            <w:hyperlink w:history="1" r:id="rIdh0kjsyu76zjffjejyhqev">
+            <w:hyperlink w:history="1" r:id="rId0dbj2v9lfefn7umulben_">
               <w:r>
                 <w:rPr>
                   <w:rFonts w:ascii="Arial" w:cs="Arial" w:eastAsia="Arial" w:hAnsi="Arial"/>
@@ -19676,7 +19644,7 @@
             <w:pPr>
               <w:spacing w:after="20" w:before="0"/>
             </w:pPr>
-            <w:hyperlink w:history="1" r:id="rIdng478ozlvm90rssobuuc6">
+            <w:hyperlink w:history="1" r:id="rIddogzzqjwjl_s2n6wcx9f-">
               <w:r>
                 <w:rPr>
                   <w:rFonts w:ascii="Arial" w:cs="Arial" w:eastAsia="Arial" w:hAnsi="Arial"/>
@@ -19725,7 +19693,7 @@
               <w:spacing w:after="10" w:before="0"/>
               <w:ind w:left="120"/>
             </w:pPr>
-            <w:hyperlink w:history="1" r:id="rIdl5z1y1_eweiy8rbxxxm8b">
+            <w:hyperlink w:history="1" r:id="rIdlt-afyqt5cu6idpubzdta">
               <w:r>
                 <w:rPr>
                   <w:rFonts w:ascii="Arial" w:cs="Arial" w:eastAsia="Arial" w:hAnsi="Arial"/>
@@ -19787,7 +19755,7 @@
               <w:spacing w:after="10" w:before="0"/>
               <w:ind w:left="120"/>
             </w:pPr>
-            <w:hyperlink w:history="1" r:id="rId3ebn_oeh6lvxtunq82rpk">
+            <w:hyperlink w:history="1" r:id="rIde5y67nrrimqhk7lkxj0aw">
               <w:r>
                 <w:rPr>
                   <w:rFonts w:ascii="Arial" w:cs="Arial" w:eastAsia="Arial" w:hAnsi="Arial"/>
@@ -20314,7 +20282,7 @@
         </w:rPr>
         <w:t xml:space="preserve">© 2026 SeaVuria and ARES. Aligned with KICD objectives. Developed by SeaVuria; technical implementation by ARES (with AI assistance from Claude). Licensed under </w:t>
       </w:r>
-      <w:hyperlink w:history="1" r:id="rIdl423j8xwjrul89zyilhap">
+      <w:hyperlink w:history="1" r:id="rIdxsbyrhvsitjqyzgntkyg9">
         <w:r>
           <w:rPr>
             <w:rFonts w:ascii="Arial" w:cs="Arial" w:eastAsia="Arial" w:hAnsi="Arial"/>
@@ -20335,7 +20303,7 @@
         </w:rPr>
         <w:t xml:space="preserve"> (</w:t>
       </w:r>
-      <w:hyperlink w:history="1" r:id="rIdjt9nl50jviktjsciqfyzr">
+      <w:hyperlink w:history="1" r:id="rIdixdy_2pda58qyakp2p_nj">
         <w:r>
           <w:rPr>
             <w:rFonts w:ascii="Arial" w:cs="Arial" w:eastAsia="Arial" w:hAnsi="Arial"/>
@@ -21348,7 +21316,7 @@
             <w:pPr>
               <w:spacing w:after="20" w:before="0"/>
             </w:pPr>
-            <w:hyperlink w:history="1" r:id="rIdthlmwcfm9hdmyhae_xu3w">
+            <w:hyperlink w:history="1" r:id="rIdhxdmnwanjsnonl8w8mfnc">
               <w:r>
                 <w:rPr>
                   <w:rFonts w:ascii="Arial" w:cs="Arial" w:eastAsia="Arial" w:hAnsi="Arial"/>
@@ -21381,7 +21349,7 @@
               <w:spacing w:after="10" w:before="0"/>
               <w:ind w:left="120"/>
             </w:pPr>
-            <w:hyperlink w:history="1" r:id="rId-gnol7gahzemmjywclfqw">
+            <w:hyperlink w:history="1" r:id="rIdbkd1cv1gbvqxvnhgpnd31">
               <w:r>
                 <w:rPr>
                   <w:rFonts w:ascii="Arial" w:cs="Arial" w:eastAsia="Arial" w:hAnsi="Arial"/>
@@ -21426,7 +21394,7 @@
             <w:pPr>
               <w:spacing w:after="20" w:before="0"/>
             </w:pPr>
-            <w:hyperlink w:history="1" r:id="rIdkutfbzxkw6z0becs-l-kv">
+            <w:hyperlink w:history="1" r:id="rId7gjq34vze3wen5nyx4z_h">
               <w:r>
                 <w:rPr>
                   <w:rFonts w:ascii="Arial" w:cs="Arial" w:eastAsia="Arial" w:hAnsi="Arial"/>
@@ -21459,7 +21427,7 @@
               <w:spacing w:after="10" w:before="0"/>
               <w:ind w:left="120"/>
             </w:pPr>
-            <w:hyperlink w:history="1" r:id="rIde7e_mdei0ojdbryu1uqkx">
+            <w:hyperlink w:history="1" r:id="rIdpkcull2s0q_d_0h9mdwgi">
               <w:r>
                 <w:rPr>
                   <w:rFonts w:ascii="Arial" w:cs="Arial" w:eastAsia="Arial" w:hAnsi="Arial"/>
@@ -21654,7 +21622,7 @@
             <w:pPr>
               <w:spacing w:after="20" w:before="0"/>
             </w:pPr>
-            <w:hyperlink w:history="1" r:id="rIdae4xd5fv0rpnhxmkkyiaj">
+            <w:hyperlink w:history="1" r:id="rIdjt6mjd48tntxqmsnqnarh">
               <w:r>
                 <w:rPr>
                   <w:rFonts w:ascii="Arial" w:cs="Arial" w:eastAsia="Arial" w:hAnsi="Arial"/>
@@ -21687,7 +21655,7 @@
               <w:spacing w:after="10" w:before="0"/>
               <w:ind w:left="120"/>
             </w:pPr>
-            <w:hyperlink w:history="1" r:id="rIdid-zytoxck2cwyodkef6f">
+            <w:hyperlink w:history="1" r:id="rIdxn1ibjy0ou2wgwpi0pchc">
               <w:r>
                 <w:rPr>
                   <w:rFonts w:ascii="Arial" w:cs="Arial" w:eastAsia="Arial" w:hAnsi="Arial"/>
@@ -21732,7 +21700,7 @@
             <w:pPr>
               <w:spacing w:after="20" w:before="0"/>
             </w:pPr>
-            <w:hyperlink w:history="1" r:id="rIdd1iqshiadlqrzroftytvk">
+            <w:hyperlink w:history="1" r:id="rIdmcspog5rwgidenjbmi1vo">
               <w:r>
                 <w:rPr>
                   <w:rFonts w:ascii="Arial" w:cs="Arial" w:eastAsia="Arial" w:hAnsi="Arial"/>
@@ -21765,7 +21733,7 @@
               <w:spacing w:after="10" w:before="0"/>
               <w:ind w:left="120"/>
             </w:pPr>
-            <w:hyperlink w:history="1" r:id="rIdqqnhnkq5116kczmwjo64t">
+            <w:hyperlink w:history="1" r:id="rIdb89rinb2iudqp2azolhcq">
               <w:r>
                 <w:rPr>
                   <w:rFonts w:ascii="Arial" w:cs="Arial" w:eastAsia="Arial" w:hAnsi="Arial"/>
@@ -21960,7 +21928,7 @@
             <w:pPr>
               <w:spacing w:after="20" w:before="0"/>
             </w:pPr>
-            <w:hyperlink w:history="1" r:id="rIdrp7cwpdkphimvcob3-jr1">
+            <w:hyperlink w:history="1" r:id="rId0opbnnam0_jfojgyjdjy2">
               <w:r>
                 <w:rPr>
                   <w:rFonts w:ascii="Arial" w:cs="Arial" w:eastAsia="Arial" w:hAnsi="Arial"/>
@@ -22009,7 +21977,7 @@
               <w:spacing w:after="10" w:before="0"/>
               <w:ind w:left="120"/>
             </w:pPr>
-            <w:hyperlink w:history="1" r:id="rIdhtn2viihyj4zro_njnvrv">
+            <w:hyperlink w:history="1" r:id="rIdxdfpo2jl6he8hq3xit8cb">
               <w:r>
                 <w:rPr>
                   <w:rFonts w:ascii="Arial" w:cs="Arial" w:eastAsia="Arial" w:hAnsi="Arial"/>
@@ -22054,7 +22022,7 @@
             <w:pPr>
               <w:spacing w:after="20" w:before="0"/>
             </w:pPr>
-            <w:hyperlink w:history="1" r:id="rIdou1zfqqmws6vkfhtfmw5k">
+            <w:hyperlink w:history="1" r:id="rId3cuighrvevuehbgdeerhz">
               <w:r>
                 <w:rPr>
                   <w:rFonts w:ascii="Arial" w:cs="Arial" w:eastAsia="Arial" w:hAnsi="Arial"/>
@@ -22103,7 +22071,7 @@
               <w:spacing w:after="10" w:before="0"/>
               <w:ind w:left="120"/>
             </w:pPr>
-            <w:hyperlink w:history="1" r:id="rId6ja6dnz_vmj3flkzawart">
+            <w:hyperlink w:history="1" r:id="rIdk-qic_jr0oar0wyartj0w">
               <w:r>
                 <w:rPr>
                   <w:rFonts w:ascii="Arial" w:cs="Arial" w:eastAsia="Arial" w:hAnsi="Arial"/>
@@ -22298,7 +22266,7 @@
             <w:pPr>
               <w:spacing w:after="20" w:before="0"/>
             </w:pPr>
-            <w:hyperlink w:history="1" r:id="rIdh2tcjujlivzv5tqbn_lzg">
+            <w:hyperlink w:history="1" r:id="rIda3skfei5lkmtmdqknug3m">
               <w:r>
                 <w:rPr>
                   <w:rFonts w:ascii="Arial" w:cs="Arial" w:eastAsia="Arial" w:hAnsi="Arial"/>
@@ -22347,7 +22315,7 @@
               <w:spacing w:after="10" w:before="0"/>
               <w:ind w:left="120"/>
             </w:pPr>
-            <w:hyperlink w:history="1" r:id="rIdunvl1jdcud_1wpmss2nuz">
+            <w:hyperlink w:history="1" r:id="rId_wszir0lwyaece8rh1tsv">
               <w:r>
                 <w:rPr>
                   <w:rFonts w:ascii="Arial" w:cs="Arial" w:eastAsia="Arial" w:hAnsi="Arial"/>
@@ -22392,7 +22360,7 @@
             <w:pPr>
               <w:spacing w:after="20" w:before="0"/>
             </w:pPr>
-            <w:hyperlink w:history="1" r:id="rIdmacjbzjdz_gf8yvla_5bo">
+            <w:hyperlink w:history="1" r:id="rIduw8czk1z2cd85pd1vi4gi">
               <w:r>
                 <w:rPr>
                   <w:rFonts w:ascii="Arial" w:cs="Arial" w:eastAsia="Arial" w:hAnsi="Arial"/>
@@ -22441,7 +22409,7 @@
               <w:spacing w:after="10" w:before="0"/>
               <w:ind w:left="120"/>
             </w:pPr>
-            <w:hyperlink w:history="1" r:id="rId0bobusx6qexb9_n4p_b6e">
+            <w:hyperlink w:history="1" r:id="rIdfwm5vkjthqws2mtdq9dj7">
               <w:r>
                 <w:rPr>
                   <w:rFonts w:ascii="Arial" w:cs="Arial" w:eastAsia="Arial" w:hAnsi="Arial"/>
@@ -22636,7 +22604,7 @@
             <w:pPr>
               <w:spacing w:after="20" w:before="0"/>
             </w:pPr>
-            <w:hyperlink w:history="1" r:id="rId-q9tsywvj-toycrq6ir-h">
+            <w:hyperlink w:history="1" r:id="rIdhzwlpgogjj6buiyxs-bod">
               <w:r>
                 <w:rPr>
                   <w:rFonts w:ascii="Arial" w:cs="Arial" w:eastAsia="Arial" w:hAnsi="Arial"/>
@@ -22669,7 +22637,7 @@
               <w:spacing w:after="10" w:before="0"/>
               <w:ind w:left="120"/>
             </w:pPr>
-            <w:hyperlink w:history="1" r:id="rId7tvzjfbf4vhhddtcnp8a0">
+            <w:hyperlink w:history="1" r:id="rId-vhelhcvatfugf-0dphy_">
               <w:r>
                 <w:rPr>
                   <w:rFonts w:ascii="Arial" w:cs="Arial" w:eastAsia="Arial" w:hAnsi="Arial"/>
@@ -22714,7 +22682,7 @@
             <w:pPr>
               <w:spacing w:after="20" w:before="0"/>
             </w:pPr>
-            <w:hyperlink w:history="1" r:id="rIdj476zub3_viadpfhi-wl6">
+            <w:hyperlink w:history="1" r:id="rIdta48dnnp0gqokkdtg4nyb">
               <w:r>
                 <w:rPr>
                   <w:rFonts w:ascii="Arial" w:cs="Arial" w:eastAsia="Arial" w:hAnsi="Arial"/>
@@ -22763,7 +22731,7 @@
               <w:spacing w:after="10" w:before="0"/>
               <w:ind w:left="120"/>
             </w:pPr>
-            <w:hyperlink w:history="1" r:id="rIdpikcvc2dzc7ygi8xc6t74">
+            <w:hyperlink w:history="1" r:id="rIdb5rc_3gigdd7d-qdty9aa">
               <w:r>
                 <w:rPr>
                   <w:rFonts w:ascii="Arial" w:cs="Arial" w:eastAsia="Arial" w:hAnsi="Arial"/>
@@ -23275,7 +23243,7 @@
         </w:rPr>
         <w:t xml:space="preserve">© 2026 SeaVuria and ARES. Aligned with KICD objectives. Developed by SeaVuria; technical implementation by ARES (with AI assistance from Claude). Licensed under </w:t>
       </w:r>
-      <w:hyperlink w:history="1" r:id="rIdqujumokxab8jdeixmx3uc">
+      <w:hyperlink w:history="1" r:id="rIda6aksjrmqjm67g17btjun">
         <w:r>
           <w:rPr>
             <w:rFonts w:ascii="Arial" w:cs="Arial" w:eastAsia="Arial" w:hAnsi="Arial"/>
@@ -23296,7 +23264,7 @@
         </w:rPr>
         <w:t xml:space="preserve"> (</w:t>
       </w:r>
-      <w:hyperlink w:history="1" r:id="rIdghwkclyzxxb6fosmbqf8x">
+      <w:hyperlink w:history="1" r:id="rId8hljn_qchjg4fzf3j-ird">
         <w:r>
           <w:rPr>
             <w:rFonts w:ascii="Arial" w:cs="Arial" w:eastAsia="Arial" w:hAnsi="Arial"/>
@@ -24309,7 +24277,7 @@
             <w:pPr>
               <w:spacing w:after="20" w:before="0"/>
             </w:pPr>
-            <w:hyperlink w:history="1" r:id="rIderwrb3f4lpbqkym8ecyup">
+            <w:hyperlink w:history="1" r:id="rId8a_w2k4a-fej4p12zzhhv">
               <w:r>
                 <w:rPr>
                   <w:rFonts w:ascii="Arial" w:cs="Arial" w:eastAsia="Arial" w:hAnsi="Arial"/>
@@ -24358,7 +24326,7 @@
               <w:spacing w:after="10" w:before="0"/>
               <w:ind w:left="120"/>
             </w:pPr>
-            <w:hyperlink w:history="1" r:id="rIdvry3-tpznlkn2xq9n8inl">
+            <w:hyperlink w:history="1" r:id="rIdteev6m0yg9ppycda4jlf9">
               <w:r>
                 <w:rPr>
                   <w:rFonts w:ascii="Arial" w:cs="Arial" w:eastAsia="Arial" w:hAnsi="Arial"/>
@@ -24420,7 +24388,7 @@
               <w:spacing w:after="10" w:before="0"/>
               <w:ind w:left="120"/>
             </w:pPr>
-            <w:hyperlink w:history="1" r:id="rIddhftug4pu_k2gmpha4nis">
+            <w:hyperlink w:history="1" r:id="rIdusqnzpkbhd33zyirh2ozq">
               <w:r>
                 <w:rPr>
                   <w:rFonts w:ascii="Arial" w:cs="Arial" w:eastAsia="Arial" w:hAnsi="Arial"/>
@@ -24630,7 +24598,7 @@
             <w:pPr>
               <w:spacing w:after="20" w:before="0"/>
             </w:pPr>
-            <w:hyperlink w:history="1" r:id="rId4w3vtjjwh_w18vbhxkqvs">
+            <w:hyperlink w:history="1" r:id="rIde5aas468q2exio1a6y-m1">
               <w:r>
                 <w:rPr>
                   <w:rFonts w:ascii="Arial" w:cs="Arial" w:eastAsia="Arial" w:hAnsi="Arial"/>
@@ -24679,7 +24647,7 @@
               <w:spacing w:after="10" w:before="0"/>
               <w:ind w:left="120"/>
             </w:pPr>
-            <w:hyperlink w:history="1" r:id="rIdvyh0whk9f2n1bxcok5gjp">
+            <w:hyperlink w:history="1" r:id="rIdve-ox5vcu7accftetlqe6">
               <w:r>
                 <w:rPr>
                   <w:rFonts w:ascii="Arial" w:cs="Arial" w:eastAsia="Arial" w:hAnsi="Arial"/>
@@ -24741,7 +24709,7 @@
               <w:spacing w:after="10" w:before="0"/>
               <w:ind w:left="120"/>
             </w:pPr>
-            <w:hyperlink w:history="1" r:id="rIdry2k_wytd-qzcyb3e-wgg">
+            <w:hyperlink w:history="1" r:id="rIdylsvcm7tzmjbka-3xgpdo">
               <w:r>
                 <w:rPr>
                   <w:rFonts w:ascii="Arial" w:cs="Arial" w:eastAsia="Arial" w:hAnsi="Arial"/>
@@ -24951,7 +24919,7 @@
             <w:pPr>
               <w:spacing w:after="20" w:before="0"/>
             </w:pPr>
-            <w:hyperlink w:history="1" r:id="rIdywctjcyneeyf05wzdrgnt">
+            <w:hyperlink w:history="1" r:id="rIdzs6ohsdens5ciesdzv6on">
               <w:r>
                 <w:rPr>
                   <w:rFonts w:ascii="Arial" w:cs="Arial" w:eastAsia="Arial" w:hAnsi="Arial"/>
@@ -25000,7 +24968,7 @@
               <w:spacing w:after="10" w:before="0"/>
               <w:ind w:left="120"/>
             </w:pPr>
-            <w:hyperlink w:history="1" r:id="rId-62ldzupwgqnjz1czvl3_">
+            <w:hyperlink w:history="1" r:id="rIduvogfkggowpppib_htpe5">
               <w:r>
                 <w:rPr>
                   <w:rFonts w:ascii="Arial" w:cs="Arial" w:eastAsia="Arial" w:hAnsi="Arial"/>
@@ -25062,7 +25030,7 @@
               <w:spacing w:after="10" w:before="0"/>
               <w:ind w:left="120"/>
             </w:pPr>
-            <w:hyperlink w:history="1" r:id="rIdk2g5bvebh7m3kue0ra6nn">
+            <w:hyperlink w:history="1" r:id="rIdo_rgojrwcms7ynofu6l4-">
               <w:r>
                 <w:rPr>
                   <w:rFonts w:ascii="Arial" w:cs="Arial" w:eastAsia="Arial" w:hAnsi="Arial"/>
@@ -25272,7 +25240,7 @@
             <w:pPr>
               <w:spacing w:after="20" w:before="0"/>
             </w:pPr>
-            <w:hyperlink w:history="1" r:id="rIdnj9ylmebrdpgddqt9cakb">
+            <w:hyperlink w:history="1" r:id="rIdlf86fahi5bnrqevfphgsi">
               <w:r>
                 <w:rPr>
                   <w:rFonts w:ascii="Arial" w:cs="Arial" w:eastAsia="Arial" w:hAnsi="Arial"/>
@@ -25321,7 +25289,7 @@
               <w:spacing w:after="10" w:before="0"/>
               <w:ind w:left="120"/>
             </w:pPr>
-            <w:hyperlink w:history="1" r:id="rIdfkhpzfpxt3vlnyw7lh2li">
+            <w:hyperlink w:history="1" r:id="rId929fohb4lqnaz7d343bye">
               <w:r>
                 <w:rPr>
                   <w:rFonts w:ascii="Arial" w:cs="Arial" w:eastAsia="Arial" w:hAnsi="Arial"/>
@@ -25383,7 +25351,7 @@
               <w:spacing w:after="10" w:before="0"/>
               <w:ind w:left="120"/>
             </w:pPr>
-            <w:hyperlink w:history="1" r:id="rId7feenhlvnrlnwigulzmz7">
+            <w:hyperlink w:history="1" r:id="rIdgh6sw0lyl_pxszok4s0qd">
               <w:r>
                 <w:rPr>
                   <w:rFonts w:ascii="Arial" w:cs="Arial" w:eastAsia="Arial" w:hAnsi="Arial"/>
@@ -25593,7 +25561,7 @@
             <w:pPr>
               <w:spacing w:after="20" w:before="0"/>
             </w:pPr>
-            <w:hyperlink w:history="1" r:id="rIduybff6k_xfucfbvq7hndr">
+            <w:hyperlink w:history="1" r:id="rIdcvvk1p06p3jzv1c4hyn2y">
               <w:r>
                 <w:rPr>
                   <w:rFonts w:ascii="Arial" w:cs="Arial" w:eastAsia="Arial" w:hAnsi="Arial"/>
@@ -25642,7 +25610,7 @@
               <w:spacing w:after="10" w:before="0"/>
               <w:ind w:left="120"/>
             </w:pPr>
-            <w:hyperlink w:history="1" r:id="rId3wdwfglzvk3_lt4pgmiyv">
+            <w:hyperlink w:history="1" r:id="rIdigdix1khyy6t_8lllhbfc">
               <w:r>
                 <w:rPr>
                   <w:rFonts w:ascii="Arial" w:cs="Arial" w:eastAsia="Arial" w:hAnsi="Arial"/>
@@ -25704,7 +25672,7 @@
               <w:spacing w:after="10" w:before="0"/>
               <w:ind w:left="120"/>
             </w:pPr>
-            <w:hyperlink w:history="1" r:id="rIdoptestcilgiljwudifjlm">
+            <w:hyperlink w:history="1" r:id="rId_fck6ht2t7qxnhin0l-bf">
               <w:r>
                 <w:rPr>
                   <w:rFonts w:ascii="Arial" w:cs="Arial" w:eastAsia="Arial" w:hAnsi="Arial"/>
@@ -26459,7 +26427,7 @@
         </w:rPr>
         <w:t xml:space="preserve">© 2026 SeaVuria and ARES. Aligned with KICD objectives. Developed by SeaVuria; technical implementation by ARES (with AI assistance from Claude). Licensed under </w:t>
       </w:r>
-      <w:hyperlink w:history="1" r:id="rId3smzbjivv6jfy46sd4jbj">
+      <w:hyperlink w:history="1" r:id="rIdi07tp8gtm9z6pv4t89bob">
         <w:r>
           <w:rPr>
             <w:rFonts w:ascii="Arial" w:cs="Arial" w:eastAsia="Arial" w:hAnsi="Arial"/>
@@ -26480,7 +26448,7 @@
         </w:rPr>
         <w:t xml:space="preserve"> (</w:t>
       </w:r>
-      <w:hyperlink w:history="1" r:id="rId1_lfrdgnksjvjrhak2wbt">
+      <w:hyperlink w:history="1" r:id="rIduzmgvldb9lhgwem4mjk0x">
         <w:r>
           <w:rPr>
             <w:rFonts w:ascii="Arial" w:cs="Arial" w:eastAsia="Arial" w:hAnsi="Arial"/>

--- a/data/outputs/v2/General_Science/SS2.4_Acids,_Bases_and_Salts/General_Science_Acids,_Bases_and_Salts_CBE_LessonSequence.docx
+++ b/data/outputs/v2/General_Science/SS2.4_Acids,_Bases_and_Salts/General_Science_Acids,_Bases_and_Salts_CBE_LessonSequence.docx
@@ -4,6 +4,7 @@
   <w:body>
     <w:p>
       <w:pPr>
+        <w:keepNext w:val="false"/>
         <w:spacing w:after="30" w:before="0"/>
         <w:jc w:val="center"/>
       </w:pPr>
@@ -23,6 +24,7 @@
     </w:p>
     <w:p>
       <w:pPr>
+        <w:keepNext w:val="false"/>
         <w:spacing w:after="60" w:before="0"/>
         <w:jc w:val="center"/>
       </w:pPr>
@@ -81,6 +83,7 @@
           </w:tcPr>
           <w:p>
             <w:pPr>
+              <w:keepNext w:val="false"/>
               <w:spacing w:after="40" w:before="0"/>
               <w:jc w:val="center"/>
             </w:pPr>
@@ -115,6 +118,7 @@
           </w:tcPr>
           <w:p>
             <w:pPr>
+              <w:keepNext w:val="false"/>
               <w:spacing w:after="40" w:before="0"/>
               <w:jc w:val="left"/>
             </w:pPr>
@@ -147,6 +151,7 @@
           </w:tcPr>
           <w:p>
             <w:pPr>
+              <w:keepNext w:val="false"/>
               <w:spacing w:after="40" w:before="0"/>
               <w:jc w:val="left"/>
             </w:pPr>
@@ -181,6 +186,7 @@
           </w:tcPr>
           <w:p>
             <w:pPr>
+              <w:keepNext w:val="false"/>
               <w:spacing w:after="40" w:before="0"/>
               <w:jc w:val="left"/>
             </w:pPr>
@@ -213,6 +219,7 @@
           </w:tcPr>
           <w:p>
             <w:pPr>
+              <w:keepNext w:val="false"/>
               <w:spacing w:after="40" w:before="0"/>
               <w:jc w:val="left"/>
             </w:pPr>
@@ -247,6 +254,7 @@
           </w:tcPr>
           <w:p>
             <w:pPr>
+              <w:keepNext w:val="false"/>
               <w:spacing w:after="40" w:before="0"/>
               <w:jc w:val="left"/>
             </w:pPr>
@@ -279,6 +287,7 @@
           </w:tcPr>
           <w:p>
             <w:pPr>
+              <w:keepNext w:val="false"/>
               <w:spacing w:after="40" w:before="0"/>
               <w:jc w:val="left"/>
             </w:pPr>
@@ -313,6 +322,7 @@
           </w:tcPr>
           <w:p>
             <w:pPr>
+              <w:keepNext w:val="false"/>
               <w:spacing w:after="40" w:before="0"/>
               <w:jc w:val="left"/>
             </w:pPr>
@@ -345,6 +355,7 @@
           </w:tcPr>
           <w:p>
             <w:pPr>
+              <w:keepNext w:val="false"/>
               <w:spacing w:after="40" w:before="0"/>
               <w:jc w:val="left"/>
             </w:pPr>
@@ -379,6 +390,7 @@
           </w:tcPr>
           <w:p>
             <w:pPr>
+              <w:keepNext w:val="false"/>
               <w:spacing w:after="40" w:before="0"/>
               <w:jc w:val="left"/>
             </w:pPr>
@@ -411,6 +423,7 @@
           </w:tcPr>
           <w:p>
             <w:pPr>
+              <w:keepNext w:val="false"/>
               <w:spacing w:after="40" w:before="0"/>
               <w:jc w:val="left"/>
             </w:pPr>
@@ -445,6 +458,7 @@
           </w:tcPr>
           <w:p>
             <w:pPr>
+              <w:keepNext w:val="false"/>
               <w:spacing w:after="40" w:before="0"/>
               <w:jc w:val="left"/>
             </w:pPr>
@@ -632,6 +646,7 @@
           </w:tcPr>
           <w:p>
             <w:pPr>
+              <w:keepNext w:val="false"/>
               <w:spacing w:after="40" w:before="0"/>
               <w:jc w:val="left"/>
             </w:pPr>
@@ -664,6 +679,7 @@
           </w:tcPr>
           <w:p>
             <w:pPr>
+              <w:keepNext w:val="false"/>
               <w:spacing w:after="40" w:before="0"/>
               <w:jc w:val="left"/>
             </w:pPr>
@@ -683,6 +699,7 @@
           </w:p>
           <w:p>
             <w:pPr>
+              <w:keepNext w:val="false"/>
               <w:spacing w:after="40" w:before="0"/>
               <w:jc w:val="left"/>
             </w:pPr>
@@ -702,6 +719,7 @@
           </w:p>
           <w:p>
             <w:pPr>
+              <w:keepNext w:val="false"/>
               <w:spacing w:after="40" w:before="0"/>
               <w:jc w:val="left"/>
             </w:pPr>
@@ -721,6 +739,7 @@
           </w:p>
           <w:p>
             <w:pPr>
+              <w:keepNext w:val="false"/>
               <w:spacing w:after="40" w:before="0"/>
               <w:jc w:val="left"/>
             </w:pPr>
@@ -740,6 +759,7 @@
           </w:p>
           <w:p>
             <w:pPr>
+              <w:keepNext w:val="false"/>
               <w:spacing w:after="40" w:before="0"/>
               <w:jc w:val="left"/>
             </w:pPr>
@@ -759,6 +779,7 @@
           </w:p>
           <w:p>
             <w:pPr>
+              <w:keepNext w:val="false"/>
               <w:spacing w:after="40" w:before="0"/>
               <w:jc w:val="left"/>
             </w:pPr>
@@ -778,6 +799,7 @@
           </w:p>
           <w:p>
             <w:pPr>
+              <w:keepNext w:val="false"/>
               <w:spacing w:after="40" w:before="0"/>
               <w:jc w:val="left"/>
             </w:pPr>
@@ -812,6 +834,7 @@
           </w:tcPr>
           <w:p>
             <w:pPr>
+              <w:keepNext w:val="false"/>
               <w:spacing w:after="40" w:before="0"/>
               <w:jc w:val="left"/>
             </w:pPr>
@@ -919,6 +942,7 @@
           </w:tcPr>
           <w:p>
             <w:pPr>
+              <w:keepNext w:val="false"/>
               <w:spacing w:after="40" w:before="0"/>
               <w:jc w:val="left"/>
             </w:pPr>
@@ -1006,6 +1030,7 @@
           </w:tcPr>
           <w:p>
             <w:pPr>
+              <w:keepNext w:val="false"/>
               <w:spacing w:after="40" w:before="0"/>
               <w:jc w:val="left"/>
             </w:pPr>
@@ -1153,6 +1178,7 @@
           </w:tcPr>
           <w:p>
             <w:pPr>
+              <w:keepNext w:val="false"/>
               <w:spacing w:after="40" w:before="0"/>
               <w:jc w:val="left"/>
             </w:pPr>
@@ -1260,6 +1286,7 @@
           </w:tcPr>
           <w:p>
             <w:pPr>
+              <w:keepNext w:val="false"/>
               <w:spacing w:after="40" w:before="0"/>
               <w:jc w:val="left"/>
             </w:pPr>
@@ -1407,6 +1434,7 @@
           </w:tcPr>
           <w:p>
             <w:pPr>
+              <w:keepNext w:val="false"/>
               <w:spacing w:after="40" w:before="0"/>
               <w:jc w:val="left"/>
             </w:pPr>
@@ -1439,6 +1467,7 @@
           </w:tcPr>
           <w:p>
             <w:pPr>
+              <w:keepNext w:val="false"/>
               <w:spacing w:after="40" w:before="0"/>
               <w:jc w:val="left"/>
             </w:pPr>
@@ -1473,6 +1502,7 @@
           </w:tcPr>
           <w:p>
             <w:pPr>
+              <w:keepNext w:val="false"/>
               <w:spacing w:after="40" w:before="0"/>
               <w:jc w:val="left"/>
             </w:pPr>
@@ -1505,6 +1535,7 @@
           </w:tcPr>
           <w:p>
             <w:pPr>
+              <w:keepNext w:val="false"/>
               <w:spacing w:after="40" w:before="0"/>
               <w:jc w:val="left"/>
             </w:pPr>
@@ -1524,6 +1555,7 @@
           </w:p>
           <w:p>
             <w:pPr>
+              <w:keepNext w:val="false"/>
               <w:spacing w:after="40" w:before="0"/>
               <w:jc w:val="left"/>
             </w:pPr>
@@ -1543,6 +1575,7 @@
           </w:p>
           <w:p>
             <w:pPr>
+              <w:keepNext w:val="false"/>
               <w:spacing w:after="40" w:before="0"/>
               <w:jc w:val="left"/>
             </w:pPr>
@@ -1562,6 +1595,7 @@
           </w:p>
           <w:p>
             <w:pPr>
+              <w:keepNext w:val="false"/>
               <w:spacing w:after="40" w:before="0"/>
               <w:jc w:val="left"/>
             </w:pPr>
@@ -1581,6 +1615,7 @@
           </w:p>
           <w:p>
             <w:pPr>
+              <w:keepNext w:val="false"/>
               <w:spacing w:after="40" w:before="0"/>
               <w:jc w:val="left"/>
             </w:pPr>
@@ -1615,6 +1650,7 @@
           </w:tcPr>
           <w:p>
             <w:pPr>
+              <w:keepNext w:val="false"/>
               <w:spacing w:after="40" w:before="0"/>
               <w:jc w:val="left"/>
             </w:pPr>
@@ -1647,6 +1683,7 @@
           </w:tcPr>
           <w:p>
             <w:pPr>
+              <w:keepNext w:val="false"/>
               <w:spacing w:after="40" w:before="0"/>
               <w:jc w:val="left"/>
             </w:pPr>
@@ -1666,6 +1703,7 @@
           </w:p>
           <w:p>
             <w:pPr>
+              <w:keepNext w:val="false"/>
               <w:spacing w:after="40" w:before="0"/>
               <w:jc w:val="left"/>
             </w:pPr>
@@ -1685,6 +1723,7 @@
           </w:p>
           <w:p>
             <w:pPr>
+              <w:keepNext w:val="false"/>
               <w:spacing w:after="40" w:before="0"/>
               <w:jc w:val="left"/>
             </w:pPr>
@@ -1704,6 +1743,7 @@
           </w:p>
           <w:p>
             <w:pPr>
+              <w:keepNext w:val="false"/>
               <w:spacing w:after="40" w:before="0"/>
               <w:jc w:val="left"/>
             </w:pPr>
@@ -1723,6 +1763,7 @@
           </w:p>
           <w:p>
             <w:pPr>
+              <w:keepNext w:val="false"/>
               <w:spacing w:after="40" w:before="0"/>
               <w:jc w:val="left"/>
             </w:pPr>
@@ -1757,6 +1798,7 @@
           </w:tcPr>
           <w:p>
             <w:pPr>
+              <w:keepNext w:val="false"/>
               <w:spacing w:after="40" w:before="0"/>
               <w:jc w:val="left"/>
             </w:pPr>
@@ -1789,6 +1831,7 @@
           </w:tcPr>
           <w:p>
             <w:pPr>
+              <w:keepNext w:val="false"/>
               <w:spacing w:after="40" w:before="0"/>
               <w:jc w:val="left"/>
             </w:pPr>
@@ -1808,6 +1851,7 @@
           </w:p>
           <w:p>
             <w:pPr>
+              <w:keepNext w:val="false"/>
               <w:spacing w:after="40" w:before="0"/>
               <w:jc w:val="left"/>
             </w:pPr>
@@ -1827,6 +1871,7 @@
           </w:p>
           <w:p>
             <w:pPr>
+              <w:keepNext w:val="false"/>
               <w:spacing w:after="40" w:before="0"/>
               <w:jc w:val="left"/>
             </w:pPr>
@@ -1846,6 +1891,7 @@
           </w:p>
           <w:p>
             <w:pPr>
+              <w:keepNext w:val="false"/>
               <w:spacing w:after="40" w:before="0"/>
               <w:jc w:val="left"/>
             </w:pPr>
@@ -1865,6 +1911,7 @@
           </w:p>
           <w:p>
             <w:pPr>
+              <w:keepNext w:val="false"/>
               <w:spacing w:after="40" w:before="0"/>
               <w:jc w:val="left"/>
             </w:pPr>
@@ -1884,6 +1931,7 @@
           </w:p>
           <w:p>
             <w:pPr>
+              <w:keepNext w:val="false"/>
               <w:spacing w:after="40" w:before="0"/>
               <w:jc w:val="left"/>
             </w:pPr>
@@ -1903,6 +1951,7 @@
           </w:p>
           <w:p>
             <w:pPr>
+              <w:keepNext w:val="false"/>
               <w:spacing w:after="40" w:before="0"/>
               <w:jc w:val="left"/>
             </w:pPr>
@@ -1922,6 +1971,7 @@
           </w:p>
           <w:p>
             <w:pPr>
+              <w:keepNext w:val="false"/>
               <w:spacing w:after="40" w:before="0"/>
               <w:jc w:val="left"/>
             </w:pPr>
@@ -1941,6 +1991,7 @@
           </w:p>
           <w:p>
             <w:pPr>
+              <w:keepNext w:val="false"/>
               <w:spacing w:after="40" w:before="0"/>
               <w:jc w:val="left"/>
             </w:pPr>
@@ -1960,6 +2011,7 @@
           </w:p>
           <w:p>
             <w:pPr>
+              <w:keepNext w:val="false"/>
               <w:spacing w:after="40" w:before="0"/>
               <w:jc w:val="left"/>
             </w:pPr>
@@ -1979,6 +2031,7 @@
           </w:p>
           <w:p>
             <w:pPr>
+              <w:keepNext w:val="false"/>
               <w:spacing w:after="40" w:before="0"/>
               <w:jc w:val="left"/>
             </w:pPr>
@@ -1998,6 +2051,7 @@
           </w:p>
           <w:p>
             <w:pPr>
+              <w:keepNext w:val="false"/>
               <w:spacing w:after="40" w:before="0"/>
               <w:jc w:val="left"/>
             </w:pPr>
@@ -2017,6 +2071,7 @@
           </w:p>
           <w:p>
             <w:pPr>
+              <w:keepNext w:val="false"/>
               <w:spacing w:after="40" w:before="0"/>
               <w:jc w:val="left"/>
             </w:pPr>
@@ -2036,6 +2091,7 @@
           </w:p>
           <w:p>
             <w:pPr>
+              <w:keepNext w:val="false"/>
               <w:spacing w:after="40" w:before="0"/>
               <w:jc w:val="left"/>
             </w:pPr>
@@ -2055,6 +2111,7 @@
           </w:p>
           <w:p>
             <w:pPr>
+              <w:keepNext w:val="false"/>
               <w:spacing w:after="40" w:before="0"/>
               <w:jc w:val="left"/>
             </w:pPr>
@@ -2089,6 +2146,7 @@
           </w:tcPr>
           <w:p>
             <w:pPr>
+              <w:keepNext w:val="false"/>
               <w:spacing w:after="40" w:before="0"/>
               <w:jc w:val="left"/>
             </w:pPr>
@@ -2320,7 +2378,7 @@
         </w:rPr>
         <w:t xml:space="preserve">© 2026 SeaVuria and ARES. This work is licensed under a </w:t>
       </w:r>
-      <w:hyperlink w:history="1" r:id="rId172pp_l3xccen9osxpr_h">
+      <w:hyperlink w:history="1" r:id="rIdtptpxtdfjd0odyisgfarj">
         <w:r>
           <w:rPr>
             <w:rFonts w:ascii="Arial" w:cs="Arial" w:eastAsia="Arial" w:hAnsi="Arial"/>
@@ -2340,7 +2398,7 @@
         </w:rPr>
         <w:t xml:space="preserve"> (</w:t>
       </w:r>
-      <w:hyperlink w:history="1" r:id="rIdt3b8mhahjifd-gywlgzr9">
+      <w:hyperlink w:history="1" r:id="rIdwdo-xvawzz1zmqg77bbp4">
         <w:r>
           <w:rPr>
             <w:rFonts w:ascii="Arial" w:cs="Arial" w:eastAsia="Arial" w:hAnsi="Arial"/>
@@ -2360,7 +2418,7 @@
         </w:rPr>
         <w:t xml:space="preserve">). To view a copy of this license, visit </w:t>
       </w:r>
-      <w:hyperlink w:history="1" r:id="rIdw-gbltj1f0_x32qmfabls">
+      <w:hyperlink w:history="1" r:id="rIdh__dfone8diodfdri2fui">
         <w:r>
           <w:rPr>
             <w:rFonts w:ascii="Arial" w:cs="Arial" w:eastAsia="Arial" w:hAnsi="Arial"/>
@@ -2419,6 +2477,7 @@
           </w:tcPr>
           <w:p>
             <w:pPr>
+              <w:keepNext w:val="false"/>
               <w:spacing w:after="40" w:before="0"/>
               <w:jc w:val="center"/>
             </w:pPr>
@@ -2454,6 +2513,7 @@
           </w:tcPr>
           <w:p>
             <w:pPr>
+              <w:keepNext w:val="false"/>
               <w:spacing w:after="40" w:before="0"/>
               <w:jc w:val="center"/>
             </w:pPr>
@@ -2488,6 +2548,7 @@
           </w:tcPr>
           <w:p>
             <w:pPr>
+              <w:keepNext w:val="false"/>
               <w:spacing w:after="40" w:before="0"/>
               <w:jc w:val="left"/>
             </w:pPr>
@@ -2520,6 +2581,7 @@
           </w:tcPr>
           <w:p>
             <w:pPr>
+              <w:keepNext w:val="false"/>
               <w:spacing w:after="40" w:before="0"/>
               <w:jc w:val="left"/>
             </w:pPr>
@@ -2554,6 +2616,7 @@
           </w:tcPr>
           <w:p>
             <w:pPr>
+              <w:keepNext w:val="false"/>
               <w:spacing w:after="40" w:before="0"/>
               <w:jc w:val="left"/>
             </w:pPr>
@@ -2586,6 +2649,7 @@
           </w:tcPr>
           <w:p>
             <w:pPr>
+              <w:keepNext w:val="false"/>
               <w:spacing w:after="40" w:before="0"/>
               <w:jc w:val="left"/>
             </w:pPr>
@@ -2620,6 +2684,7 @@
           </w:tcPr>
           <w:p>
             <w:pPr>
+              <w:keepNext w:val="false"/>
               <w:spacing w:after="40" w:before="0"/>
               <w:jc w:val="left"/>
             </w:pPr>
@@ -2652,6 +2717,7 @@
           </w:tcPr>
           <w:p>
             <w:pPr>
+              <w:keepNext w:val="false"/>
               <w:spacing w:after="40" w:before="0"/>
               <w:jc w:val="left"/>
             </w:pPr>
@@ -2686,6 +2752,7 @@
           </w:tcPr>
           <w:p>
             <w:pPr>
+              <w:keepNext w:val="false"/>
               <w:spacing w:after="40" w:before="0"/>
               <w:jc w:val="left"/>
             </w:pPr>
@@ -2718,6 +2785,7 @@
           </w:tcPr>
           <w:p>
             <w:pPr>
+              <w:keepNext w:val="false"/>
               <w:spacing w:after="40" w:before="0"/>
               <w:jc w:val="left"/>
             </w:pPr>
@@ -2752,6 +2820,7 @@
           </w:tcPr>
           <w:p>
             <w:pPr>
+              <w:keepNext w:val="false"/>
               <w:spacing w:after="40" w:before="0"/>
               <w:jc w:val="left"/>
             </w:pPr>
@@ -2784,6 +2853,7 @@
           </w:tcPr>
           <w:p>
             <w:pPr>
+              <w:keepNext w:val="false"/>
               <w:spacing w:after="40" w:before="0"/>
               <w:jc w:val="left"/>
             </w:pPr>
@@ -2818,6 +2888,7 @@
           </w:tcPr>
           <w:p>
             <w:pPr>
+              <w:keepNext w:val="false"/>
               <w:spacing w:after="40" w:before="0"/>
               <w:jc w:val="left"/>
             </w:pPr>
@@ -2850,6 +2921,7 @@
           </w:tcPr>
           <w:p>
             <w:pPr>
+              <w:keepNext w:val="false"/>
               <w:spacing w:after="40" w:before="0"/>
               <w:jc w:val="left"/>
             </w:pPr>
@@ -2884,6 +2956,7 @@
           </w:tcPr>
           <w:p>
             <w:pPr>
+              <w:keepNext w:val="false"/>
               <w:spacing w:after="40" w:before="0"/>
               <w:jc w:val="left"/>
             </w:pPr>
@@ -2916,6 +2989,7 @@
           </w:tcPr>
           <w:p>
             <w:pPr>
+              <w:keepNext w:val="false"/>
               <w:spacing w:after="40" w:before="0"/>
               <w:jc w:val="left"/>
             </w:pPr>
@@ -2950,6 +3024,7 @@
           </w:tcPr>
           <w:p>
             <w:pPr>
+              <w:keepNext w:val="false"/>
               <w:spacing w:after="40" w:before="0"/>
               <w:jc w:val="left"/>
             </w:pPr>
@@ -2982,6 +3057,7 @@
           </w:tcPr>
           <w:p>
             <w:pPr>
+              <w:keepNext w:val="false"/>
               <w:spacing w:after="40" w:before="0"/>
               <w:jc w:val="left"/>
             </w:pPr>
@@ -3041,6 +3117,7 @@
           </w:tcPr>
           <w:p>
             <w:pPr>
+              <w:keepNext w:val="false"/>
               <w:spacing w:after="40" w:before="0"/>
               <w:jc w:val="center"/>
             </w:pPr>
@@ -3075,6 +3152,7 @@
           </w:tcPr>
           <w:p>
             <w:pPr>
+              <w:keepNext w:val="false"/>
               <w:spacing w:after="40" w:before="0"/>
               <w:jc w:val="left"/>
             </w:pPr>
@@ -3139,6 +3217,7 @@
           </w:tcPr>
           <w:p>
             <w:pPr>
+              <w:keepNext w:val="false"/>
               <w:spacing w:after="40" w:before="0"/>
               <w:jc w:val="center"/>
             </w:pPr>
@@ -3173,6 +3252,7 @@
           </w:tcPr>
           <w:p>
             <w:pPr>
+              <w:keepNext w:val="false"/>
               <w:spacing w:after="40" w:before="0"/>
               <w:jc w:val="left"/>
             </w:pPr>
@@ -3205,6 +3285,7 @@
           </w:tcPr>
           <w:p>
             <w:pPr>
+              <w:keepNext w:val="false"/>
               <w:spacing w:after="40" w:before="0"/>
               <w:jc w:val="left"/>
             </w:pPr>
@@ -3237,6 +3318,7 @@
           </w:tcPr>
           <w:p>
             <w:pPr>
+              <w:keepNext w:val="false"/>
               <w:spacing w:after="40" w:before="0"/>
               <w:jc w:val="left"/>
             </w:pPr>
@@ -3269,6 +3351,7 @@
           </w:tcPr>
           <w:p>
             <w:pPr>
+              <w:keepNext w:val="false"/>
               <w:spacing w:after="40" w:before="0"/>
               <w:jc w:val="left"/>
             </w:pPr>
@@ -3301,6 +3384,7 @@
           </w:tcPr>
           <w:p>
             <w:pPr>
+              <w:keepNext w:val="false"/>
               <w:spacing w:after="40" w:before="0"/>
               <w:jc w:val="left"/>
             </w:pPr>
@@ -3335,6 +3419,7 @@
           </w:tcPr>
           <w:p>
             <w:pPr>
+              <w:keepNext w:val="false"/>
               <w:spacing w:after="40" w:before="0"/>
               <w:jc w:val="left"/>
             </w:pPr>
@@ -3372,7 +3457,7 @@
             <w:pPr>
               <w:spacing w:after="20" w:before="0"/>
             </w:pPr>
-            <w:hyperlink w:history="1" r:id="rIdi_dz6g-c8qwzqwdjkwcmc">
+            <w:hyperlink w:history="1" r:id="rId_m-nxppyzpcviocprf_rm">
               <w:r>
                 <w:rPr>
                   <w:rFonts w:ascii="Arial" w:cs="Arial" w:eastAsia="Arial" w:hAnsi="Arial"/>
@@ -3421,7 +3506,7 @@
               <w:spacing w:after="10" w:before="0"/>
               <w:ind w:left="120"/>
             </w:pPr>
-            <w:hyperlink w:history="1" r:id="rIdypufkboi0ut0s16mz9_-k">
+            <w:hyperlink w:history="1" r:id="rId2lbmese1ox-i6scsg-ox5">
               <w:r>
                 <w:rPr>
                   <w:rFonts w:ascii="Arial" w:cs="Arial" w:eastAsia="Arial" w:hAnsi="Arial"/>
@@ -3466,7 +3551,7 @@
             <w:pPr>
               <w:spacing w:after="20" w:before="0"/>
             </w:pPr>
-            <w:hyperlink w:history="1" r:id="rIdapi0og-swualz2qtikwbc">
+            <w:hyperlink w:history="1" r:id="rIdhpywoygs41lmjyk5d-pq_">
               <w:r>
                 <w:rPr>
                   <w:rFonts w:ascii="Arial" w:cs="Arial" w:eastAsia="Arial" w:hAnsi="Arial"/>
@@ -3499,7 +3584,7 @@
               <w:spacing w:after="10" w:before="0"/>
               <w:ind w:left="120"/>
             </w:pPr>
-            <w:hyperlink w:history="1" r:id="rIdxziziunz5uojirspantqw">
+            <w:hyperlink w:history="1" r:id="rIdlippg386gs8f7tlcmcrxi">
               <w:r>
                 <w:rPr>
                   <w:rFonts w:ascii="Arial" w:cs="Arial" w:eastAsia="Arial" w:hAnsi="Arial"/>
@@ -3527,6 +3612,7 @@
           </w:tcPr>
           <w:p>
             <w:pPr>
+              <w:keepNext w:val="false"/>
               <w:spacing w:after="40" w:before="0"/>
               <w:jc w:val="left"/>
             </w:pPr>
@@ -3559,6 +3645,7 @@
           </w:tcPr>
           <w:p>
             <w:pPr>
+              <w:keepNext w:val="false"/>
               <w:spacing w:after="40" w:before="0"/>
               <w:jc w:val="left"/>
             </w:pPr>
@@ -3591,6 +3678,7 @@
           </w:tcPr>
           <w:p>
             <w:pPr>
+              <w:keepNext w:val="false"/>
               <w:spacing w:after="40" w:before="0"/>
               <w:jc w:val="left"/>
             </w:pPr>
@@ -3623,6 +3711,7 @@
           </w:tcPr>
           <w:p>
             <w:pPr>
+              <w:keepNext w:val="false"/>
               <w:spacing w:after="40" w:before="0"/>
               <w:jc w:val="left"/>
             </w:pPr>
@@ -3657,6 +3746,7 @@
           </w:tcPr>
           <w:p>
             <w:pPr>
+              <w:keepNext w:val="false"/>
               <w:spacing w:after="40" w:before="0"/>
               <w:jc w:val="left"/>
             </w:pPr>
@@ -3694,7 +3784,7 @@
             <w:pPr>
               <w:spacing w:after="20" w:before="0"/>
             </w:pPr>
-            <w:hyperlink w:history="1" r:id="rIdpcsom9pe29sqgi0avwlkd">
+            <w:hyperlink w:history="1" r:id="rIdnfc6odhi6kxpkdngzruhb">
               <w:r>
                 <w:rPr>
                   <w:rFonts w:ascii="Arial" w:cs="Arial" w:eastAsia="Arial" w:hAnsi="Arial"/>
@@ -3743,7 +3833,7 @@
               <w:spacing w:after="10" w:before="0"/>
               <w:ind w:left="120"/>
             </w:pPr>
-            <w:hyperlink w:history="1" r:id="rId7wzi1r1iw-s0lpn33zb_f">
+            <w:hyperlink w:history="1" r:id="rIdvojujjlq4mcsk8p4u9upk">
               <w:r>
                 <w:rPr>
                   <w:rFonts w:ascii="Arial" w:cs="Arial" w:eastAsia="Arial" w:hAnsi="Arial"/>
@@ -3788,7 +3878,7 @@
             <w:pPr>
               <w:spacing w:after="20" w:before="0"/>
             </w:pPr>
-            <w:hyperlink w:history="1" r:id="rIdwwmnr3lxur9j6junyicre">
+            <w:hyperlink w:history="1" r:id="rIdxrwb95rv6klgghq2wup7q">
               <w:r>
                 <w:rPr>
                   <w:rFonts w:ascii="Arial" w:cs="Arial" w:eastAsia="Arial" w:hAnsi="Arial"/>
@@ -3821,7 +3911,7 @@
               <w:spacing w:after="10" w:before="0"/>
               <w:ind w:left="120"/>
             </w:pPr>
-            <w:hyperlink w:history="1" r:id="rIdr9mj3ptncjrfwudby4mbv">
+            <w:hyperlink w:history="1" r:id="rIdxktfyroy1bkfsytfrwlqn">
               <w:r>
                 <w:rPr>
                   <w:rFonts w:ascii="Arial" w:cs="Arial" w:eastAsia="Arial" w:hAnsi="Arial"/>
@@ -3849,6 +3939,7 @@
           </w:tcPr>
           <w:p>
             <w:pPr>
+              <w:keepNext w:val="false"/>
               <w:spacing w:after="40" w:before="0"/>
               <w:jc w:val="left"/>
             </w:pPr>
@@ -3881,6 +3972,7 @@
           </w:tcPr>
           <w:p>
             <w:pPr>
+              <w:keepNext w:val="false"/>
               <w:spacing w:after="40" w:before="0"/>
               <w:jc w:val="left"/>
             </w:pPr>
@@ -3913,6 +4005,7 @@
           </w:tcPr>
           <w:p>
             <w:pPr>
+              <w:keepNext w:val="false"/>
               <w:spacing w:after="40" w:before="0"/>
               <w:jc w:val="left"/>
             </w:pPr>
@@ -3945,6 +4038,7 @@
           </w:tcPr>
           <w:p>
             <w:pPr>
+              <w:keepNext w:val="false"/>
               <w:spacing w:after="40" w:before="0"/>
               <w:jc w:val="left"/>
             </w:pPr>
@@ -3979,6 +4073,7 @@
           </w:tcPr>
           <w:p>
             <w:pPr>
+              <w:keepNext w:val="false"/>
               <w:spacing w:after="40" w:before="0"/>
               <w:jc w:val="left"/>
             </w:pPr>
@@ -4016,7 +4111,7 @@
             <w:pPr>
               <w:spacing w:after="20" w:before="0"/>
             </w:pPr>
-            <w:hyperlink w:history="1" r:id="rIdeicpaojira77p77x4rra_">
+            <w:hyperlink w:history="1" r:id="rIdkzs-gv95ewplxscsu4vhg">
               <w:r>
                 <w:rPr>
                   <w:rFonts w:ascii="Arial" w:cs="Arial" w:eastAsia="Arial" w:hAnsi="Arial"/>
@@ -4065,7 +4160,7 @@
               <w:spacing w:after="10" w:before="0"/>
               <w:ind w:left="120"/>
             </w:pPr>
-            <w:hyperlink w:history="1" r:id="rIdlsbml65ofnyuvyutsearr">
+            <w:hyperlink w:history="1" r:id="rId2zt0qkum5tlykwguvmkjf">
               <w:r>
                 <w:rPr>
                   <w:rFonts w:ascii="Arial" w:cs="Arial" w:eastAsia="Arial" w:hAnsi="Arial"/>
@@ -4110,7 +4205,7 @@
             <w:pPr>
               <w:spacing w:after="20" w:before="0"/>
             </w:pPr>
-            <w:hyperlink w:history="1" r:id="rIdgvtmgaoueihdjd34cgzkf">
+            <w:hyperlink w:history="1" r:id="rIdeahipsbbiu5-clb0jdssc">
               <w:r>
                 <w:rPr>
                   <w:rFonts w:ascii="Arial" w:cs="Arial" w:eastAsia="Arial" w:hAnsi="Arial"/>
@@ -4143,7 +4238,7 @@
               <w:spacing w:after="10" w:before="0"/>
               <w:ind w:left="120"/>
             </w:pPr>
-            <w:hyperlink w:history="1" r:id="rIditolcps3jsut0ta2kemdp">
+            <w:hyperlink w:history="1" r:id="rIdgrvjznlojsjydcyff9xd8">
               <w:r>
                 <w:rPr>
                   <w:rFonts w:ascii="Arial" w:cs="Arial" w:eastAsia="Arial" w:hAnsi="Arial"/>
@@ -4171,6 +4266,7 @@
           </w:tcPr>
           <w:p>
             <w:pPr>
+              <w:keepNext w:val="false"/>
               <w:spacing w:after="40" w:before="0"/>
               <w:jc w:val="left"/>
             </w:pPr>
@@ -4203,6 +4299,7 @@
           </w:tcPr>
           <w:p>
             <w:pPr>
+              <w:keepNext w:val="false"/>
               <w:spacing w:after="40" w:before="0"/>
               <w:jc w:val="left"/>
             </w:pPr>
@@ -4235,6 +4332,7 @@
           </w:tcPr>
           <w:p>
             <w:pPr>
+              <w:keepNext w:val="false"/>
               <w:spacing w:after="40" w:before="0"/>
               <w:jc w:val="left"/>
             </w:pPr>
@@ -4267,6 +4365,7 @@
           </w:tcPr>
           <w:p>
             <w:pPr>
+              <w:keepNext w:val="false"/>
               <w:spacing w:after="40" w:before="0"/>
               <w:jc w:val="left"/>
             </w:pPr>
@@ -4301,6 +4400,7 @@
           </w:tcPr>
           <w:p>
             <w:pPr>
+              <w:keepNext w:val="false"/>
               <w:spacing w:after="40" w:before="0"/>
               <w:jc w:val="left"/>
             </w:pPr>
@@ -4338,7 +4438,7 @@
             <w:pPr>
               <w:spacing w:after="20" w:before="0"/>
             </w:pPr>
-            <w:hyperlink w:history="1" r:id="rId6uk7-m_kweg_mnsbtc5ew">
+            <w:hyperlink w:history="1" r:id="rIdxnbp12bkewjuukbbrpyx8">
               <w:r>
                 <w:rPr>
                   <w:rFonts w:ascii="Arial" w:cs="Arial" w:eastAsia="Arial" w:hAnsi="Arial"/>
@@ -4387,7 +4487,7 @@
               <w:spacing w:after="10" w:before="0"/>
               <w:ind w:left="120"/>
             </w:pPr>
-            <w:hyperlink w:history="1" r:id="rIdjyfj6n7u54czmnoajl3pp">
+            <w:hyperlink w:history="1" r:id="rIdk1en8lyx9052svrr9xb4-">
               <w:r>
                 <w:rPr>
                   <w:rFonts w:ascii="Arial" w:cs="Arial" w:eastAsia="Arial" w:hAnsi="Arial"/>
@@ -4432,7 +4532,7 @@
             <w:pPr>
               <w:spacing w:after="20" w:before="0"/>
             </w:pPr>
-            <w:hyperlink w:history="1" r:id="rIdffakkpu8cnm4_awqqhzjp">
+            <w:hyperlink w:history="1" r:id="rIdweudzuezrrbk9bswublxw">
               <w:r>
                 <w:rPr>
                   <w:rFonts w:ascii="Arial" w:cs="Arial" w:eastAsia="Arial" w:hAnsi="Arial"/>
@@ -4465,7 +4565,7 @@
               <w:spacing w:after="10" w:before="0"/>
               <w:ind w:left="120"/>
             </w:pPr>
-            <w:hyperlink w:history="1" r:id="rId0uyeqqeoebowvtr-9tcw-">
+            <w:hyperlink w:history="1" r:id="rIdblrybzv4uxvqin_fhrcle">
               <w:r>
                 <w:rPr>
                   <w:rFonts w:ascii="Arial" w:cs="Arial" w:eastAsia="Arial" w:hAnsi="Arial"/>
@@ -4493,6 +4593,7 @@
           </w:tcPr>
           <w:p>
             <w:pPr>
+              <w:keepNext w:val="false"/>
               <w:spacing w:after="40" w:before="0"/>
               <w:jc w:val="left"/>
             </w:pPr>
@@ -4525,6 +4626,7 @@
           </w:tcPr>
           <w:p>
             <w:pPr>
+              <w:keepNext w:val="false"/>
               <w:spacing w:after="40" w:before="0"/>
               <w:jc w:val="left"/>
             </w:pPr>
@@ -4557,6 +4659,7 @@
           </w:tcPr>
           <w:p>
             <w:pPr>
+              <w:keepNext w:val="false"/>
               <w:spacing w:after="40" w:before="0"/>
               <w:jc w:val="left"/>
             </w:pPr>
@@ -4589,6 +4692,7 @@
           </w:tcPr>
           <w:p>
             <w:pPr>
+              <w:keepNext w:val="false"/>
               <w:spacing w:after="40" w:before="0"/>
               <w:jc w:val="left"/>
             </w:pPr>
@@ -4623,6 +4727,7 @@
           </w:tcPr>
           <w:p>
             <w:pPr>
+              <w:keepNext w:val="false"/>
               <w:spacing w:after="40" w:before="0"/>
               <w:jc w:val="left"/>
             </w:pPr>
@@ -4660,7 +4765,7 @@
             <w:pPr>
               <w:spacing w:after="20" w:before="0"/>
             </w:pPr>
-            <w:hyperlink w:history="1" r:id="rIdklhokcae244wbdzsceuck">
+            <w:hyperlink w:history="1" r:id="rIdoqqfgjiwyj2venkfotq_m">
               <w:r>
                 <w:rPr>
                   <w:rFonts w:ascii="Arial" w:cs="Arial" w:eastAsia="Arial" w:hAnsi="Arial"/>
@@ -4709,7 +4814,7 @@
               <w:spacing w:after="10" w:before="0"/>
               <w:ind w:left="120"/>
             </w:pPr>
-            <w:hyperlink w:history="1" r:id="rId8nhrf2dw6pbznzoidtrap">
+            <w:hyperlink w:history="1" r:id="rIdg5ed7rhj5qzhwhlybmf6s">
               <w:r>
                 <w:rPr>
                   <w:rFonts w:ascii="Arial" w:cs="Arial" w:eastAsia="Arial" w:hAnsi="Arial"/>
@@ -4754,7 +4859,7 @@
             <w:pPr>
               <w:spacing w:after="20" w:before="0"/>
             </w:pPr>
-            <w:hyperlink w:history="1" r:id="rIdfu-8au_garmg7ai6dz9wj">
+            <w:hyperlink w:history="1" r:id="rIdjjlws6b-dlcv8ik6urs7c">
               <w:r>
                 <w:rPr>
                   <w:rFonts w:ascii="Arial" w:cs="Arial" w:eastAsia="Arial" w:hAnsi="Arial"/>
@@ -4787,7 +4892,7 @@
               <w:spacing w:after="10" w:before="0"/>
               <w:ind w:left="120"/>
             </w:pPr>
-            <w:hyperlink w:history="1" r:id="rIddkcosd-70vxkn0ckfpmdt">
+            <w:hyperlink w:history="1" r:id="rIdfqjtib6wledfhbnjwf7er">
               <w:r>
                 <w:rPr>
                   <w:rFonts w:ascii="Arial" w:cs="Arial" w:eastAsia="Arial" w:hAnsi="Arial"/>
@@ -4815,6 +4920,7 @@
           </w:tcPr>
           <w:p>
             <w:pPr>
+              <w:keepNext w:val="false"/>
               <w:spacing w:after="40" w:before="0"/>
               <w:jc w:val="left"/>
             </w:pPr>
@@ -4847,6 +4953,7 @@
           </w:tcPr>
           <w:p>
             <w:pPr>
+              <w:keepNext w:val="false"/>
               <w:spacing w:after="40" w:before="0"/>
               <w:jc w:val="left"/>
             </w:pPr>
@@ -4879,6 +4986,7 @@
           </w:tcPr>
           <w:p>
             <w:pPr>
+              <w:keepNext w:val="false"/>
               <w:spacing w:after="40" w:before="0"/>
               <w:jc w:val="left"/>
             </w:pPr>
@@ -4911,6 +5019,7 @@
           </w:tcPr>
           <w:p>
             <w:pPr>
+              <w:keepNext w:val="false"/>
               <w:spacing w:after="40" w:before="0"/>
               <w:jc w:val="left"/>
             </w:pPr>
@@ -4970,6 +5079,7 @@
           </w:tcPr>
           <w:p>
             <w:pPr>
+              <w:keepNext w:val="false"/>
               <w:spacing w:after="40" w:before="0"/>
               <w:jc w:val="center"/>
             </w:pPr>
@@ -5004,6 +5114,7 @@
           </w:tcPr>
           <w:p>
             <w:pPr>
+              <w:keepNext w:val="false"/>
               <w:spacing w:after="40" w:before="0"/>
               <w:jc w:val="left"/>
             </w:pPr>
@@ -5065,6 +5176,7 @@
           </w:tcPr>
           <w:p>
             <w:pPr>
+              <w:keepNext w:val="false"/>
               <w:spacing w:after="40" w:before="0"/>
               <w:jc w:val="center"/>
             </w:pPr>
@@ -5099,6 +5211,7 @@
           </w:tcPr>
           <w:p>
             <w:pPr>
+              <w:keepNext w:val="false"/>
               <w:spacing w:after="40" w:before="0"/>
               <w:jc w:val="left"/>
             </w:pPr>
@@ -5131,6 +5244,7 @@
           </w:tcPr>
           <w:p>
             <w:pPr>
+              <w:keepNext w:val="false"/>
               <w:spacing w:after="40" w:before="0"/>
               <w:jc w:val="left"/>
             </w:pPr>
@@ -5165,6 +5279,7 @@
           </w:tcPr>
           <w:p>
             <w:pPr>
+              <w:keepNext w:val="false"/>
               <w:spacing w:after="40" w:before="0"/>
               <w:jc w:val="left"/>
             </w:pPr>
@@ -5197,6 +5312,7 @@
           </w:tcPr>
           <w:p>
             <w:pPr>
+              <w:keepNext w:val="false"/>
               <w:spacing w:after="40" w:before="0"/>
               <w:jc w:val="left"/>
             </w:pPr>
@@ -5231,6 +5347,7 @@
           </w:tcPr>
           <w:p>
             <w:pPr>
+              <w:keepNext w:val="false"/>
               <w:spacing w:after="40" w:before="0"/>
               <w:jc w:val="left"/>
             </w:pPr>
@@ -5263,6 +5380,7 @@
           </w:tcPr>
           <w:p>
             <w:pPr>
+              <w:keepNext w:val="false"/>
               <w:spacing w:after="40" w:before="0"/>
               <w:jc w:val="left"/>
             </w:pPr>
@@ -5299,7 +5417,7 @@
         </w:rPr>
         <w:t xml:space="preserve">© 2026 SeaVuria and ARES. Aligned with KICD objectives. Developed by SeaVuria; technical implementation by ARES (with AI assistance from Claude). Licensed under </w:t>
       </w:r>
-      <w:hyperlink w:history="1" r:id="rIduwyhzjnmufb4wqu_mudra">
+      <w:hyperlink w:history="1" r:id="rId-yox3rdrcfgwnsi3ghnz_">
         <w:r>
           <w:rPr>
             <w:rFonts w:ascii="Arial" w:cs="Arial" w:eastAsia="Arial" w:hAnsi="Arial"/>
@@ -5320,7 +5438,7 @@
         </w:rPr>
         <w:t xml:space="preserve"> (</w:t>
       </w:r>
-      <w:hyperlink w:history="1" r:id="rIdbtgjcn5qsjkgwej0doxda">
+      <w:hyperlink w:history="1" r:id="rIdgemctavrfk7ohvs48-dme">
         <w:r>
           <w:rPr>
             <w:rFonts w:ascii="Arial" w:cs="Arial" w:eastAsia="Arial" w:hAnsi="Arial"/>
@@ -5380,6 +5498,7 @@
           </w:tcPr>
           <w:p>
             <w:pPr>
+              <w:keepNext w:val="false"/>
               <w:spacing w:after="40" w:before="0"/>
               <w:jc w:val="center"/>
             </w:pPr>
@@ -5415,6 +5534,7 @@
           </w:tcPr>
           <w:p>
             <w:pPr>
+              <w:keepNext w:val="false"/>
               <w:spacing w:after="40" w:before="0"/>
               <w:jc w:val="center"/>
             </w:pPr>
@@ -5449,6 +5569,7 @@
           </w:tcPr>
           <w:p>
             <w:pPr>
+              <w:keepNext w:val="false"/>
               <w:spacing w:after="40" w:before="0"/>
               <w:jc w:val="left"/>
             </w:pPr>
@@ -5481,6 +5602,7 @@
           </w:tcPr>
           <w:p>
             <w:pPr>
+              <w:keepNext w:val="false"/>
               <w:spacing w:after="40" w:before="0"/>
               <w:jc w:val="left"/>
             </w:pPr>
@@ -5515,6 +5637,7 @@
           </w:tcPr>
           <w:p>
             <w:pPr>
+              <w:keepNext w:val="false"/>
               <w:spacing w:after="40" w:before="0"/>
               <w:jc w:val="left"/>
             </w:pPr>
@@ -5547,6 +5670,7 @@
           </w:tcPr>
           <w:p>
             <w:pPr>
+              <w:keepNext w:val="false"/>
               <w:spacing w:after="40" w:before="0"/>
               <w:jc w:val="left"/>
             </w:pPr>
@@ -5581,6 +5705,7 @@
           </w:tcPr>
           <w:p>
             <w:pPr>
+              <w:keepNext w:val="false"/>
               <w:spacing w:after="40" w:before="0"/>
               <w:jc w:val="left"/>
             </w:pPr>
@@ -5613,6 +5738,7 @@
           </w:tcPr>
           <w:p>
             <w:pPr>
+              <w:keepNext w:val="false"/>
               <w:spacing w:after="40" w:before="0"/>
               <w:jc w:val="left"/>
             </w:pPr>
@@ -5647,6 +5773,7 @@
           </w:tcPr>
           <w:p>
             <w:pPr>
+              <w:keepNext w:val="false"/>
               <w:spacing w:after="40" w:before="0"/>
               <w:jc w:val="left"/>
             </w:pPr>
@@ -5679,6 +5806,7 @@
           </w:tcPr>
           <w:p>
             <w:pPr>
+              <w:keepNext w:val="false"/>
               <w:spacing w:after="40" w:before="0"/>
               <w:jc w:val="left"/>
             </w:pPr>
@@ -5713,6 +5841,7 @@
           </w:tcPr>
           <w:p>
             <w:pPr>
+              <w:keepNext w:val="false"/>
               <w:spacing w:after="40" w:before="0"/>
               <w:jc w:val="left"/>
             </w:pPr>
@@ -5745,6 +5874,7 @@
           </w:tcPr>
           <w:p>
             <w:pPr>
+              <w:keepNext w:val="false"/>
               <w:spacing w:after="40" w:before="0"/>
               <w:jc w:val="left"/>
             </w:pPr>
@@ -5779,6 +5909,7 @@
           </w:tcPr>
           <w:p>
             <w:pPr>
+              <w:keepNext w:val="false"/>
               <w:spacing w:after="40" w:before="0"/>
               <w:jc w:val="left"/>
             </w:pPr>
@@ -5811,6 +5942,7 @@
           </w:tcPr>
           <w:p>
             <w:pPr>
+              <w:keepNext w:val="false"/>
               <w:spacing w:after="40" w:before="0"/>
               <w:jc w:val="left"/>
             </w:pPr>
@@ -5845,6 +5977,7 @@
           </w:tcPr>
           <w:p>
             <w:pPr>
+              <w:keepNext w:val="false"/>
               <w:spacing w:after="40" w:before="0"/>
               <w:jc w:val="left"/>
             </w:pPr>
@@ -5877,6 +6010,7 @@
           </w:tcPr>
           <w:p>
             <w:pPr>
+              <w:keepNext w:val="false"/>
               <w:spacing w:after="40" w:before="0"/>
               <w:jc w:val="left"/>
             </w:pPr>
@@ -5911,6 +6045,7 @@
           </w:tcPr>
           <w:p>
             <w:pPr>
+              <w:keepNext w:val="false"/>
               <w:spacing w:after="40" w:before="0"/>
               <w:jc w:val="left"/>
             </w:pPr>
@@ -5943,6 +6078,7 @@
           </w:tcPr>
           <w:p>
             <w:pPr>
+              <w:keepNext w:val="false"/>
               <w:spacing w:after="40" w:before="0"/>
               <w:jc w:val="left"/>
             </w:pPr>
@@ -6002,6 +6138,7 @@
           </w:tcPr>
           <w:p>
             <w:pPr>
+              <w:keepNext w:val="false"/>
               <w:spacing w:after="40" w:before="0"/>
               <w:jc w:val="center"/>
             </w:pPr>
@@ -6036,6 +6173,7 @@
           </w:tcPr>
           <w:p>
             <w:pPr>
+              <w:keepNext w:val="false"/>
               <w:spacing w:after="40" w:before="0"/>
               <w:jc w:val="left"/>
             </w:pPr>
@@ -6100,6 +6238,7 @@
           </w:tcPr>
           <w:p>
             <w:pPr>
+              <w:keepNext w:val="false"/>
               <w:spacing w:after="40" w:before="0"/>
               <w:jc w:val="center"/>
             </w:pPr>
@@ -6134,6 +6273,7 @@
           </w:tcPr>
           <w:p>
             <w:pPr>
+              <w:keepNext w:val="false"/>
               <w:spacing w:after="40" w:before="0"/>
               <w:jc w:val="left"/>
             </w:pPr>
@@ -6166,6 +6306,7 @@
           </w:tcPr>
           <w:p>
             <w:pPr>
+              <w:keepNext w:val="false"/>
               <w:spacing w:after="40" w:before="0"/>
               <w:jc w:val="left"/>
             </w:pPr>
@@ -6198,6 +6339,7 @@
           </w:tcPr>
           <w:p>
             <w:pPr>
+              <w:keepNext w:val="false"/>
               <w:spacing w:after="40" w:before="0"/>
               <w:jc w:val="left"/>
             </w:pPr>
@@ -6230,6 +6372,7 @@
           </w:tcPr>
           <w:p>
             <w:pPr>
+              <w:keepNext w:val="false"/>
               <w:spacing w:after="40" w:before="0"/>
               <w:jc w:val="left"/>
             </w:pPr>
@@ -6262,6 +6405,7 @@
           </w:tcPr>
           <w:p>
             <w:pPr>
+              <w:keepNext w:val="false"/>
               <w:spacing w:after="40" w:before="0"/>
               <w:jc w:val="left"/>
             </w:pPr>
@@ -6296,6 +6440,7 @@
           </w:tcPr>
           <w:p>
             <w:pPr>
+              <w:keepNext w:val="false"/>
               <w:spacing w:after="40" w:before="0"/>
               <w:jc w:val="left"/>
             </w:pPr>
@@ -6333,7 +6478,7 @@
             <w:pPr>
               <w:spacing w:after="20" w:before="0"/>
             </w:pPr>
-            <w:hyperlink w:history="1" r:id="rIdostzfgreiaj1r274cny-b">
+            <w:hyperlink w:history="1" r:id="rIdatntpet0rwoi6or9ztrcj">
               <w:r>
                 <w:rPr>
                   <w:rFonts w:ascii="Arial" w:cs="Arial" w:eastAsia="Arial" w:hAnsi="Arial"/>
@@ -6382,7 +6527,7 @@
               <w:spacing w:after="10" w:before="0"/>
               <w:ind w:left="120"/>
             </w:pPr>
-            <w:hyperlink w:history="1" r:id="rIdcxzaphrobbyqtyivdg9f6">
+            <w:hyperlink w:history="1" r:id="rIdedey_5zmcgc1md7375jwk">
               <w:r>
                 <w:rPr>
                   <w:rFonts w:ascii="Arial" w:cs="Arial" w:eastAsia="Arial" w:hAnsi="Arial"/>
@@ -6427,7 +6572,7 @@
             <w:pPr>
               <w:spacing w:after="20" w:before="0"/>
             </w:pPr>
-            <w:hyperlink w:history="1" r:id="rId0bwhxreao2hot5xxx3z3w">
+            <w:hyperlink w:history="1" r:id="rIdbjnt1rbkcxwvoienxjqmi">
               <w:r>
                 <w:rPr>
                   <w:rFonts w:ascii="Arial" w:cs="Arial" w:eastAsia="Arial" w:hAnsi="Arial"/>
@@ -6460,7 +6605,7 @@
               <w:spacing w:after="10" w:before="0"/>
               <w:ind w:left="120"/>
             </w:pPr>
-            <w:hyperlink w:history="1" r:id="rIdaaypybipwkn11ek4gc_vb">
+            <w:hyperlink w:history="1" r:id="rIdz7m-_sa3bzfkww6s0ydpb">
               <w:r>
                 <w:rPr>
                   <w:rFonts w:ascii="Arial" w:cs="Arial" w:eastAsia="Arial" w:hAnsi="Arial"/>
@@ -6488,6 +6633,7 @@
           </w:tcPr>
           <w:p>
             <w:pPr>
+              <w:keepNext w:val="false"/>
               <w:spacing w:after="40" w:before="0"/>
               <w:jc w:val="left"/>
             </w:pPr>
@@ -6520,6 +6666,7 @@
           </w:tcPr>
           <w:p>
             <w:pPr>
+              <w:keepNext w:val="false"/>
               <w:spacing w:after="40" w:before="0"/>
               <w:jc w:val="left"/>
             </w:pPr>
@@ -6552,6 +6699,7 @@
           </w:tcPr>
           <w:p>
             <w:pPr>
+              <w:keepNext w:val="false"/>
               <w:spacing w:after="40" w:before="0"/>
               <w:jc w:val="left"/>
             </w:pPr>
@@ -6584,6 +6732,7 @@
           </w:tcPr>
           <w:p>
             <w:pPr>
+              <w:keepNext w:val="false"/>
               <w:spacing w:after="40" w:before="0"/>
               <w:jc w:val="left"/>
             </w:pPr>
@@ -6618,6 +6767,7 @@
           </w:tcPr>
           <w:p>
             <w:pPr>
+              <w:keepNext w:val="false"/>
               <w:spacing w:after="40" w:before="0"/>
               <w:jc w:val="left"/>
             </w:pPr>
@@ -6655,7 +6805,7 @@
             <w:pPr>
               <w:spacing w:after="20" w:before="0"/>
             </w:pPr>
-            <w:hyperlink w:history="1" r:id="rIdompiinfnihtwj98tpze6i">
+            <w:hyperlink w:history="1" r:id="rId9zccynvrcex_casi4rbyr">
               <w:r>
                 <w:rPr>
                   <w:rFonts w:ascii="Arial" w:cs="Arial" w:eastAsia="Arial" w:hAnsi="Arial"/>
@@ -6704,7 +6854,7 @@
               <w:spacing w:after="10" w:before="0"/>
               <w:ind w:left="120"/>
             </w:pPr>
-            <w:hyperlink w:history="1" r:id="rIdq4l6rfqzyb5omqwn1qwib">
+            <w:hyperlink w:history="1" r:id="rIdlfkxquw1jl4z30pw7aywn">
               <w:r>
                 <w:rPr>
                   <w:rFonts w:ascii="Arial" w:cs="Arial" w:eastAsia="Arial" w:hAnsi="Arial"/>
@@ -6749,7 +6899,7 @@
             <w:pPr>
               <w:spacing w:after="20" w:before="0"/>
             </w:pPr>
-            <w:hyperlink w:history="1" r:id="rIde7vv_ohhicawfgquahxil">
+            <w:hyperlink w:history="1" r:id="rIdleg8rfse3-_1birwghyc7">
               <w:r>
                 <w:rPr>
                   <w:rFonts w:ascii="Arial" w:cs="Arial" w:eastAsia="Arial" w:hAnsi="Arial"/>
@@ -6782,7 +6932,7 @@
               <w:spacing w:after="10" w:before="0"/>
               <w:ind w:left="120"/>
             </w:pPr>
-            <w:hyperlink w:history="1" r:id="rId42nzerihcuzxejg2cfe8v">
+            <w:hyperlink w:history="1" r:id="rIdttklfkx2tfnjwkm9_qto5">
               <w:r>
                 <w:rPr>
                   <w:rFonts w:ascii="Arial" w:cs="Arial" w:eastAsia="Arial" w:hAnsi="Arial"/>
@@ -6810,6 +6960,7 @@
           </w:tcPr>
           <w:p>
             <w:pPr>
+              <w:keepNext w:val="false"/>
               <w:spacing w:after="40" w:before="0"/>
               <w:jc w:val="left"/>
             </w:pPr>
@@ -6842,6 +6993,7 @@
           </w:tcPr>
           <w:p>
             <w:pPr>
+              <w:keepNext w:val="false"/>
               <w:spacing w:after="40" w:before="0"/>
               <w:jc w:val="left"/>
             </w:pPr>
@@ -6874,6 +7026,7 @@
           </w:tcPr>
           <w:p>
             <w:pPr>
+              <w:keepNext w:val="false"/>
               <w:spacing w:after="40" w:before="0"/>
               <w:jc w:val="left"/>
             </w:pPr>
@@ -6906,6 +7059,7 @@
           </w:tcPr>
           <w:p>
             <w:pPr>
+              <w:keepNext w:val="false"/>
               <w:spacing w:after="40" w:before="0"/>
               <w:jc w:val="left"/>
             </w:pPr>
@@ -6940,6 +7094,7 @@
           </w:tcPr>
           <w:p>
             <w:pPr>
+              <w:keepNext w:val="false"/>
               <w:spacing w:after="40" w:before="0"/>
               <w:jc w:val="left"/>
             </w:pPr>
@@ -6977,7 +7132,7 @@
             <w:pPr>
               <w:spacing w:after="20" w:before="0"/>
             </w:pPr>
-            <w:hyperlink w:history="1" r:id="rIdynx2avf89ajrey6gknukx">
+            <w:hyperlink w:history="1" r:id="rIdwuncw7ciy-1a7iiftcbyi">
               <w:r>
                 <w:rPr>
                   <w:rFonts w:ascii="Arial" w:cs="Arial" w:eastAsia="Arial" w:hAnsi="Arial"/>
@@ -7026,7 +7181,7 @@
               <w:spacing w:after="10" w:before="0"/>
               <w:ind w:left="120"/>
             </w:pPr>
-            <w:hyperlink w:history="1" r:id="rIdrpvhrdyngnph1q4bm2qch">
+            <w:hyperlink w:history="1" r:id="rId8yk5thz5ymm9su0mr5nlz">
               <w:r>
                 <w:rPr>
                   <w:rFonts w:ascii="Arial" w:cs="Arial" w:eastAsia="Arial" w:hAnsi="Arial"/>
@@ -7071,7 +7226,7 @@
             <w:pPr>
               <w:spacing w:after="20" w:before="0"/>
             </w:pPr>
-            <w:hyperlink w:history="1" r:id="rId-ye6zqu-flw24ckb_aish">
+            <w:hyperlink w:history="1" r:id="rIdtm54hty3hiyra3a7a_13o">
               <w:r>
                 <w:rPr>
                   <w:rFonts w:ascii="Arial" w:cs="Arial" w:eastAsia="Arial" w:hAnsi="Arial"/>
@@ -7104,7 +7259,7 @@
               <w:spacing w:after="10" w:before="0"/>
               <w:ind w:left="120"/>
             </w:pPr>
-            <w:hyperlink w:history="1" r:id="rIdp9fqxjpcgpybmjino7klj">
+            <w:hyperlink w:history="1" r:id="rId7jr2zytfy-itjqy2ecu12">
               <w:r>
                 <w:rPr>
                   <w:rFonts w:ascii="Arial" w:cs="Arial" w:eastAsia="Arial" w:hAnsi="Arial"/>
@@ -7132,6 +7287,7 @@
           </w:tcPr>
           <w:p>
             <w:pPr>
+              <w:keepNext w:val="false"/>
               <w:spacing w:after="40" w:before="0"/>
               <w:jc w:val="left"/>
             </w:pPr>
@@ -7164,6 +7320,7 @@
           </w:tcPr>
           <w:p>
             <w:pPr>
+              <w:keepNext w:val="false"/>
               <w:spacing w:after="40" w:before="0"/>
               <w:jc w:val="left"/>
             </w:pPr>
@@ -7196,6 +7353,7 @@
           </w:tcPr>
           <w:p>
             <w:pPr>
+              <w:keepNext w:val="false"/>
               <w:spacing w:after="40" w:before="0"/>
               <w:jc w:val="left"/>
             </w:pPr>
@@ -7228,6 +7386,7 @@
           </w:tcPr>
           <w:p>
             <w:pPr>
+              <w:keepNext w:val="false"/>
               <w:spacing w:after="40" w:before="0"/>
               <w:jc w:val="left"/>
             </w:pPr>
@@ -7262,6 +7421,7 @@
           </w:tcPr>
           <w:p>
             <w:pPr>
+              <w:keepNext w:val="false"/>
               <w:spacing w:after="40" w:before="0"/>
               <w:jc w:val="left"/>
             </w:pPr>
@@ -7299,7 +7459,7 @@
             <w:pPr>
               <w:spacing w:after="20" w:before="0"/>
             </w:pPr>
-            <w:hyperlink w:history="1" r:id="rIdi63mf9krxhu3zrte1imik">
+            <w:hyperlink w:history="1" r:id="rIdhgohz9sepzry23lmvtfmj">
               <w:r>
                 <w:rPr>
                   <w:rFonts w:ascii="Arial" w:cs="Arial" w:eastAsia="Arial" w:hAnsi="Arial"/>
@@ -7348,7 +7508,7 @@
               <w:spacing w:after="10" w:before="0"/>
               <w:ind w:left="120"/>
             </w:pPr>
-            <w:hyperlink w:history="1" r:id="rIdofpyb3yz5fgyl96xfbtku">
+            <w:hyperlink w:history="1" r:id="rIdwa9amcnd-kcstbqmsq9ha">
               <w:r>
                 <w:rPr>
                   <w:rFonts w:ascii="Arial" w:cs="Arial" w:eastAsia="Arial" w:hAnsi="Arial"/>
@@ -7393,7 +7553,7 @@
             <w:pPr>
               <w:spacing w:after="20" w:before="0"/>
             </w:pPr>
-            <w:hyperlink w:history="1" r:id="rIdcu8bv5g-xezzbsx0qxq7x">
+            <w:hyperlink w:history="1" r:id="rIdksq2jtlsl97jrl-yor4dy">
               <w:r>
                 <w:rPr>
                   <w:rFonts w:ascii="Arial" w:cs="Arial" w:eastAsia="Arial" w:hAnsi="Arial"/>
@@ -7426,7 +7586,7 @@
               <w:spacing w:after="10" w:before="0"/>
               <w:ind w:left="120"/>
             </w:pPr>
-            <w:hyperlink w:history="1" r:id="rIdpc8l31bls12_c6zgbsws1">
+            <w:hyperlink w:history="1" r:id="rIdbk4zppf3v68quutu9yo_p">
               <w:r>
                 <w:rPr>
                   <w:rFonts w:ascii="Arial" w:cs="Arial" w:eastAsia="Arial" w:hAnsi="Arial"/>
@@ -7454,6 +7614,7 @@
           </w:tcPr>
           <w:p>
             <w:pPr>
+              <w:keepNext w:val="false"/>
               <w:spacing w:after="40" w:before="0"/>
               <w:jc w:val="left"/>
             </w:pPr>
@@ -7486,6 +7647,7 @@
           </w:tcPr>
           <w:p>
             <w:pPr>
+              <w:keepNext w:val="false"/>
               <w:spacing w:after="40" w:before="0"/>
               <w:jc w:val="left"/>
             </w:pPr>
@@ -7518,6 +7680,7 @@
           </w:tcPr>
           <w:p>
             <w:pPr>
+              <w:keepNext w:val="false"/>
               <w:spacing w:after="40" w:before="0"/>
               <w:jc w:val="left"/>
             </w:pPr>
@@ -7550,6 +7713,7 @@
           </w:tcPr>
           <w:p>
             <w:pPr>
+              <w:keepNext w:val="false"/>
               <w:spacing w:after="40" w:before="0"/>
               <w:jc w:val="left"/>
             </w:pPr>
@@ -7584,6 +7748,7 @@
           </w:tcPr>
           <w:p>
             <w:pPr>
+              <w:keepNext w:val="false"/>
               <w:spacing w:after="40" w:before="0"/>
               <w:jc w:val="left"/>
             </w:pPr>
@@ -7621,7 +7786,7 @@
             <w:pPr>
               <w:spacing w:after="20" w:before="0"/>
             </w:pPr>
-            <w:hyperlink w:history="1" r:id="rIdyqss6c-zuuv2mvpyc2eje">
+            <w:hyperlink w:history="1" r:id="rIdlgafyjk4eqyqqmm3or0b8">
               <w:r>
                 <w:rPr>
                   <w:rFonts w:ascii="Arial" w:cs="Arial" w:eastAsia="Arial" w:hAnsi="Arial"/>
@@ -7670,7 +7835,7 @@
               <w:spacing w:after="10" w:before="0"/>
               <w:ind w:left="120"/>
             </w:pPr>
-            <w:hyperlink w:history="1" r:id="rIdihwdmvmki2ejkjad64vqx">
+            <w:hyperlink w:history="1" r:id="rIdtjyctvsrl1s-rvtfu7rpz">
               <w:r>
                 <w:rPr>
                   <w:rFonts w:ascii="Arial" w:cs="Arial" w:eastAsia="Arial" w:hAnsi="Arial"/>
@@ -7715,7 +7880,7 @@
             <w:pPr>
               <w:spacing w:after="20" w:before="0"/>
             </w:pPr>
-            <w:hyperlink w:history="1" r:id="rIdxs5rba_v1gjwfqygiragq">
+            <w:hyperlink w:history="1" r:id="rIdisny20daqmzohnasb_h-b">
               <w:r>
                 <w:rPr>
                   <w:rFonts w:ascii="Arial" w:cs="Arial" w:eastAsia="Arial" w:hAnsi="Arial"/>
@@ -7748,7 +7913,7 @@
               <w:spacing w:after="10" w:before="0"/>
               <w:ind w:left="120"/>
             </w:pPr>
-            <w:hyperlink w:history="1" r:id="rId8vwjurjiqo54j6ht3ha6y">
+            <w:hyperlink w:history="1" r:id="rIdktvvfdhtv_hyznwngpln7">
               <w:r>
                 <w:rPr>
                   <w:rFonts w:ascii="Arial" w:cs="Arial" w:eastAsia="Arial" w:hAnsi="Arial"/>
@@ -7776,6 +7941,7 @@
           </w:tcPr>
           <w:p>
             <w:pPr>
+              <w:keepNext w:val="false"/>
               <w:spacing w:after="40" w:before="0"/>
               <w:jc w:val="left"/>
             </w:pPr>
@@ -7808,6 +7974,7 @@
           </w:tcPr>
           <w:p>
             <w:pPr>
+              <w:keepNext w:val="false"/>
               <w:spacing w:after="40" w:before="0"/>
               <w:jc w:val="left"/>
             </w:pPr>
@@ -7840,6 +8007,7 @@
           </w:tcPr>
           <w:p>
             <w:pPr>
+              <w:keepNext w:val="false"/>
               <w:spacing w:after="40" w:before="0"/>
               <w:jc w:val="left"/>
             </w:pPr>
@@ -7872,6 +8040,7 @@
           </w:tcPr>
           <w:p>
             <w:pPr>
+              <w:keepNext w:val="false"/>
               <w:spacing w:after="40" w:before="0"/>
               <w:jc w:val="left"/>
             </w:pPr>
@@ -7931,6 +8100,7 @@
           </w:tcPr>
           <w:p>
             <w:pPr>
+              <w:keepNext w:val="false"/>
               <w:spacing w:after="40" w:before="0"/>
               <w:jc w:val="center"/>
             </w:pPr>
@@ -7965,6 +8135,7 @@
           </w:tcPr>
           <w:p>
             <w:pPr>
+              <w:keepNext w:val="false"/>
               <w:spacing w:after="40" w:before="0"/>
               <w:jc w:val="left"/>
             </w:pPr>
@@ -7984,6 +8155,7 @@
           </w:p>
           <w:p>
             <w:pPr>
+              <w:keepNext w:val="false"/>
               <w:spacing w:after="40" w:before="0"/>
               <w:jc w:val="left"/>
             </w:pPr>
@@ -8003,6 +8175,7 @@
           </w:p>
           <w:p>
             <w:pPr>
+              <w:keepNext w:val="false"/>
               <w:spacing w:after="40" w:before="0"/>
               <w:jc w:val="left"/>
             </w:pPr>
@@ -8022,6 +8195,7 @@
           </w:p>
           <w:p>
             <w:pPr>
+              <w:keepNext w:val="false"/>
               <w:spacing w:after="40" w:before="0"/>
               <w:jc w:val="left"/>
             </w:pPr>
@@ -8041,6 +8215,7 @@
           </w:p>
           <w:p>
             <w:pPr>
+              <w:keepNext w:val="false"/>
               <w:spacing w:after="40" w:before="0"/>
               <w:jc w:val="left"/>
             </w:pPr>
@@ -8060,6 +8235,7 @@
           </w:p>
           <w:p>
             <w:pPr>
+              <w:keepNext w:val="false"/>
               <w:spacing w:after="40" w:before="0"/>
               <w:jc w:val="left"/>
             </w:pPr>
@@ -8079,6 +8255,7 @@
           </w:p>
           <w:p>
             <w:pPr>
+              <w:keepNext w:val="false"/>
               <w:spacing w:after="40" w:before="0"/>
               <w:jc w:val="left"/>
             </w:pPr>
@@ -8140,6 +8317,7 @@
           </w:tcPr>
           <w:p>
             <w:pPr>
+              <w:keepNext w:val="false"/>
               <w:spacing w:after="40" w:before="0"/>
               <w:jc w:val="center"/>
             </w:pPr>
@@ -8174,6 +8352,7 @@
           </w:tcPr>
           <w:p>
             <w:pPr>
+              <w:keepNext w:val="false"/>
               <w:spacing w:after="40" w:before="0"/>
               <w:jc w:val="left"/>
             </w:pPr>
@@ -8206,6 +8385,7 @@
           </w:tcPr>
           <w:p>
             <w:pPr>
+              <w:keepNext w:val="false"/>
               <w:spacing w:after="40" w:before="0"/>
               <w:jc w:val="left"/>
             </w:pPr>
@@ -8240,6 +8420,7 @@
           </w:tcPr>
           <w:p>
             <w:pPr>
+              <w:keepNext w:val="false"/>
               <w:spacing w:after="40" w:before="0"/>
               <w:jc w:val="left"/>
             </w:pPr>
@@ -8272,6 +8453,7 @@
           </w:tcPr>
           <w:p>
             <w:pPr>
+              <w:keepNext w:val="false"/>
               <w:spacing w:after="40" w:before="0"/>
               <w:jc w:val="left"/>
             </w:pPr>
@@ -8306,6 +8488,7 @@
           </w:tcPr>
           <w:p>
             <w:pPr>
+              <w:keepNext w:val="false"/>
               <w:spacing w:after="40" w:before="0"/>
               <w:jc w:val="left"/>
             </w:pPr>
@@ -8338,6 +8521,7 @@
           </w:tcPr>
           <w:p>
             <w:pPr>
+              <w:keepNext w:val="false"/>
               <w:spacing w:after="40" w:before="0"/>
               <w:jc w:val="left"/>
             </w:pPr>
@@ -8374,7 +8558,7 @@
         </w:rPr>
         <w:t xml:space="preserve">© 2026 SeaVuria and ARES. Aligned with KICD objectives. Developed by SeaVuria; technical implementation by ARES (with AI assistance from Claude). Licensed under </w:t>
       </w:r>
-      <w:hyperlink w:history="1" r:id="rIdsq58h8k64alkws6j6fo6b">
+      <w:hyperlink w:history="1" r:id="rIdr-c97_tubjet6b8gb_5un">
         <w:r>
           <w:rPr>
             <w:rFonts w:ascii="Arial" w:cs="Arial" w:eastAsia="Arial" w:hAnsi="Arial"/>
@@ -8395,7 +8579,7 @@
         </w:rPr>
         <w:t xml:space="preserve"> (</w:t>
       </w:r>
-      <w:hyperlink w:history="1" r:id="rIdjvnk4sgdurymwpsof_ajl">
+      <w:hyperlink w:history="1" r:id="rIdjz_i_ybembabi9br3siga">
         <w:r>
           <w:rPr>
             <w:rFonts w:ascii="Arial" w:cs="Arial" w:eastAsia="Arial" w:hAnsi="Arial"/>
@@ -8455,6 +8639,7 @@
           </w:tcPr>
           <w:p>
             <w:pPr>
+              <w:keepNext w:val="false"/>
               <w:spacing w:after="40" w:before="0"/>
               <w:jc w:val="center"/>
             </w:pPr>
@@ -8490,6 +8675,7 @@
           </w:tcPr>
           <w:p>
             <w:pPr>
+              <w:keepNext w:val="false"/>
               <w:spacing w:after="40" w:before="0"/>
               <w:jc w:val="center"/>
             </w:pPr>
@@ -8524,6 +8710,7 @@
           </w:tcPr>
           <w:p>
             <w:pPr>
+              <w:keepNext w:val="false"/>
               <w:spacing w:after="40" w:before="0"/>
               <w:jc w:val="left"/>
             </w:pPr>
@@ -8556,6 +8743,7 @@
           </w:tcPr>
           <w:p>
             <w:pPr>
+              <w:keepNext w:val="false"/>
               <w:spacing w:after="40" w:before="0"/>
               <w:jc w:val="left"/>
             </w:pPr>
@@ -8590,6 +8778,7 @@
           </w:tcPr>
           <w:p>
             <w:pPr>
+              <w:keepNext w:val="false"/>
               <w:spacing w:after="40" w:before="0"/>
               <w:jc w:val="left"/>
             </w:pPr>
@@ -8622,6 +8811,7 @@
           </w:tcPr>
           <w:p>
             <w:pPr>
+              <w:keepNext w:val="false"/>
               <w:spacing w:after="40" w:before="0"/>
               <w:jc w:val="left"/>
             </w:pPr>
@@ -8656,6 +8846,7 @@
           </w:tcPr>
           <w:p>
             <w:pPr>
+              <w:keepNext w:val="false"/>
               <w:spacing w:after="40" w:before="0"/>
               <w:jc w:val="left"/>
             </w:pPr>
@@ -8688,6 +8879,7 @@
           </w:tcPr>
           <w:p>
             <w:pPr>
+              <w:keepNext w:val="false"/>
               <w:spacing w:after="40" w:before="0"/>
               <w:jc w:val="left"/>
             </w:pPr>
@@ -8722,6 +8914,7 @@
           </w:tcPr>
           <w:p>
             <w:pPr>
+              <w:keepNext w:val="false"/>
               <w:spacing w:after="40" w:before="0"/>
               <w:jc w:val="left"/>
             </w:pPr>
@@ -8754,6 +8947,7 @@
           </w:tcPr>
           <w:p>
             <w:pPr>
+              <w:keepNext w:val="false"/>
               <w:spacing w:after="40" w:before="0"/>
               <w:jc w:val="left"/>
             </w:pPr>
@@ -8788,6 +8982,7 @@
           </w:tcPr>
           <w:p>
             <w:pPr>
+              <w:keepNext w:val="false"/>
               <w:spacing w:after="40" w:before="0"/>
               <w:jc w:val="left"/>
             </w:pPr>
@@ -8820,6 +9015,7 @@
           </w:tcPr>
           <w:p>
             <w:pPr>
+              <w:keepNext w:val="false"/>
               <w:spacing w:after="40" w:before="0"/>
               <w:jc w:val="left"/>
             </w:pPr>
@@ -8854,6 +9050,7 @@
           </w:tcPr>
           <w:p>
             <w:pPr>
+              <w:keepNext w:val="false"/>
               <w:spacing w:after="40" w:before="0"/>
               <w:jc w:val="left"/>
             </w:pPr>
@@ -8886,6 +9083,7 @@
           </w:tcPr>
           <w:p>
             <w:pPr>
+              <w:keepNext w:val="false"/>
               <w:spacing w:after="40" w:before="0"/>
               <w:jc w:val="left"/>
             </w:pPr>
@@ -8920,6 +9118,7 @@
           </w:tcPr>
           <w:p>
             <w:pPr>
+              <w:keepNext w:val="false"/>
               <w:spacing w:after="40" w:before="0"/>
               <w:jc w:val="left"/>
             </w:pPr>
@@ -8952,6 +9151,7 @@
           </w:tcPr>
           <w:p>
             <w:pPr>
+              <w:keepNext w:val="false"/>
               <w:spacing w:after="40" w:before="0"/>
               <w:jc w:val="left"/>
             </w:pPr>
@@ -8986,6 +9186,7 @@
           </w:tcPr>
           <w:p>
             <w:pPr>
+              <w:keepNext w:val="false"/>
               <w:spacing w:after="40" w:before="0"/>
               <w:jc w:val="left"/>
             </w:pPr>
@@ -9018,6 +9219,7 @@
           </w:tcPr>
           <w:p>
             <w:pPr>
+              <w:keepNext w:val="false"/>
               <w:spacing w:after="40" w:before="0"/>
               <w:jc w:val="left"/>
             </w:pPr>
@@ -9077,6 +9279,7 @@
           </w:tcPr>
           <w:p>
             <w:pPr>
+              <w:keepNext w:val="false"/>
               <w:spacing w:after="40" w:before="0"/>
               <w:jc w:val="center"/>
             </w:pPr>
@@ -9111,6 +9314,7 @@
           </w:tcPr>
           <w:p>
             <w:pPr>
+              <w:keepNext w:val="false"/>
               <w:spacing w:after="40" w:before="0"/>
               <w:jc w:val="left"/>
             </w:pPr>
@@ -9175,6 +9379,7 @@
           </w:tcPr>
           <w:p>
             <w:pPr>
+              <w:keepNext w:val="false"/>
               <w:spacing w:after="40" w:before="0"/>
               <w:jc w:val="center"/>
             </w:pPr>
@@ -9209,6 +9414,7 @@
           </w:tcPr>
           <w:p>
             <w:pPr>
+              <w:keepNext w:val="false"/>
               <w:spacing w:after="40" w:before="0"/>
               <w:jc w:val="left"/>
             </w:pPr>
@@ -9241,6 +9447,7 @@
           </w:tcPr>
           <w:p>
             <w:pPr>
+              <w:keepNext w:val="false"/>
               <w:spacing w:after="40" w:before="0"/>
               <w:jc w:val="left"/>
             </w:pPr>
@@ -9273,6 +9480,7 @@
           </w:tcPr>
           <w:p>
             <w:pPr>
+              <w:keepNext w:val="false"/>
               <w:spacing w:after="40" w:before="0"/>
               <w:jc w:val="left"/>
             </w:pPr>
@@ -9305,6 +9513,7 @@
           </w:tcPr>
           <w:p>
             <w:pPr>
+              <w:keepNext w:val="false"/>
               <w:spacing w:after="40" w:before="0"/>
               <w:jc w:val="left"/>
             </w:pPr>
@@ -9337,6 +9546,7 @@
           </w:tcPr>
           <w:p>
             <w:pPr>
+              <w:keepNext w:val="false"/>
               <w:spacing w:after="40" w:before="0"/>
               <w:jc w:val="left"/>
             </w:pPr>
@@ -9371,6 +9581,7 @@
           </w:tcPr>
           <w:p>
             <w:pPr>
+              <w:keepNext w:val="false"/>
               <w:spacing w:after="40" w:before="0"/>
               <w:jc w:val="left"/>
             </w:pPr>
@@ -9408,7 +9619,7 @@
             <w:pPr>
               <w:spacing w:after="20" w:before="0"/>
             </w:pPr>
-            <w:hyperlink w:history="1" r:id="rIdopuijn22r-sxofg-ih5qr">
+            <w:hyperlink w:history="1" r:id="rIdvtuvzuvm_9y7ibaessw2y">
               <w:r>
                 <w:rPr>
                   <w:rFonts w:ascii="Arial" w:cs="Arial" w:eastAsia="Arial" w:hAnsi="Arial"/>
@@ -9457,7 +9668,7 @@
               <w:spacing w:after="10" w:before="0"/>
               <w:ind w:left="120"/>
             </w:pPr>
-            <w:hyperlink w:history="1" r:id="rIdbz6_dwzn_ofhfngblcuir">
+            <w:hyperlink w:history="1" r:id="rIdnalhvga2glwlutjd8-qz9">
               <w:r>
                 <w:rPr>
                   <w:rFonts w:ascii="Arial" w:cs="Arial" w:eastAsia="Arial" w:hAnsi="Arial"/>
@@ -9519,7 +9730,7 @@
               <w:spacing w:after="10" w:before="0"/>
               <w:ind w:left="120"/>
             </w:pPr>
-            <w:hyperlink w:history="1" r:id="rIdhsqsyeecmrawyi3psj456">
+            <w:hyperlink w:history="1" r:id="rId36hvuyg7themkgsani4g0">
               <w:r>
                 <w:rPr>
                   <w:rFonts w:ascii="Arial" w:cs="Arial" w:eastAsia="Arial" w:hAnsi="Arial"/>
@@ -9562,6 +9773,7 @@
           </w:tcPr>
           <w:p>
             <w:pPr>
+              <w:keepNext w:val="false"/>
               <w:spacing w:after="40" w:before="0"/>
               <w:jc w:val="left"/>
             </w:pPr>
@@ -9594,6 +9806,7 @@
           </w:tcPr>
           <w:p>
             <w:pPr>
+              <w:keepNext w:val="false"/>
               <w:spacing w:after="40" w:before="0"/>
               <w:jc w:val="left"/>
             </w:pPr>
@@ -9626,6 +9839,7 @@
           </w:tcPr>
           <w:p>
             <w:pPr>
+              <w:keepNext w:val="false"/>
               <w:spacing w:after="40" w:before="0"/>
               <w:jc w:val="left"/>
             </w:pPr>
@@ -9658,6 +9872,7 @@
           </w:tcPr>
           <w:p>
             <w:pPr>
+              <w:keepNext w:val="false"/>
               <w:spacing w:after="40" w:before="0"/>
               <w:jc w:val="left"/>
             </w:pPr>
@@ -9692,6 +9907,7 @@
           </w:tcPr>
           <w:p>
             <w:pPr>
+              <w:keepNext w:val="false"/>
               <w:spacing w:after="40" w:before="0"/>
               <w:jc w:val="left"/>
             </w:pPr>
@@ -9729,7 +9945,7 @@
             <w:pPr>
               <w:spacing w:after="20" w:before="0"/>
             </w:pPr>
-            <w:hyperlink w:history="1" r:id="rId9dyqm9kp8vn9sspuzu6fx">
+            <w:hyperlink w:history="1" r:id="rIduz19zopxcz6uaful_egdi">
               <w:r>
                 <w:rPr>
                   <w:rFonts w:ascii="Arial" w:cs="Arial" w:eastAsia="Arial" w:hAnsi="Arial"/>
@@ -9778,7 +9994,7 @@
               <w:spacing w:after="10" w:before="0"/>
               <w:ind w:left="120"/>
             </w:pPr>
-            <w:hyperlink w:history="1" r:id="rIdcl5v770tr2sgdywi9ede6">
+            <w:hyperlink w:history="1" r:id="rIdkecgu2rizjkl0t3b8hidm">
               <w:r>
                 <w:rPr>
                   <w:rFonts w:ascii="Arial" w:cs="Arial" w:eastAsia="Arial" w:hAnsi="Arial"/>
@@ -9840,7 +10056,7 @@
               <w:spacing w:after="10" w:before="0"/>
               <w:ind w:left="120"/>
             </w:pPr>
-            <w:hyperlink w:history="1" r:id="rIdeijq0cvmw7qlzbsronoop">
+            <w:hyperlink w:history="1" r:id="rIdqki5mqxyilgkujewtzx7n">
               <w:r>
                 <w:rPr>
                   <w:rFonts w:ascii="Arial" w:cs="Arial" w:eastAsia="Arial" w:hAnsi="Arial"/>
@@ -9883,6 +10099,7 @@
           </w:tcPr>
           <w:p>
             <w:pPr>
+              <w:keepNext w:val="false"/>
               <w:spacing w:after="40" w:before="0"/>
               <w:jc w:val="left"/>
             </w:pPr>
@@ -9915,6 +10132,7 @@
           </w:tcPr>
           <w:p>
             <w:pPr>
+              <w:keepNext w:val="false"/>
               <w:spacing w:after="40" w:before="0"/>
               <w:jc w:val="left"/>
             </w:pPr>
@@ -9947,6 +10165,7 @@
           </w:tcPr>
           <w:p>
             <w:pPr>
+              <w:keepNext w:val="false"/>
               <w:spacing w:after="40" w:before="0"/>
               <w:jc w:val="left"/>
             </w:pPr>
@@ -9979,6 +10198,7 @@
           </w:tcPr>
           <w:p>
             <w:pPr>
+              <w:keepNext w:val="false"/>
               <w:spacing w:after="40" w:before="0"/>
               <w:jc w:val="left"/>
             </w:pPr>
@@ -10013,6 +10233,7 @@
           </w:tcPr>
           <w:p>
             <w:pPr>
+              <w:keepNext w:val="false"/>
               <w:spacing w:after="40" w:before="0"/>
               <w:jc w:val="left"/>
             </w:pPr>
@@ -10050,7 +10271,7 @@
             <w:pPr>
               <w:spacing w:after="20" w:before="0"/>
             </w:pPr>
-            <w:hyperlink w:history="1" r:id="rId3svgm_4j2ooswx8ri_zro">
+            <w:hyperlink w:history="1" r:id="rId0qlhbu4h1hte4hmzatdhw">
               <w:r>
                 <w:rPr>
                   <w:rFonts w:ascii="Arial" w:cs="Arial" w:eastAsia="Arial" w:hAnsi="Arial"/>
@@ -10099,7 +10320,7 @@
               <w:spacing w:after="10" w:before="0"/>
               <w:ind w:left="120"/>
             </w:pPr>
-            <w:hyperlink w:history="1" r:id="rIdrownf6ocdr8kkypek3pgp">
+            <w:hyperlink w:history="1" r:id="rIdwipf4a6etassmqzmpmwkq">
               <w:r>
                 <w:rPr>
                   <w:rFonts w:ascii="Arial" w:cs="Arial" w:eastAsia="Arial" w:hAnsi="Arial"/>
@@ -10161,7 +10382,7 @@
               <w:spacing w:after="10" w:before="0"/>
               <w:ind w:left="120"/>
             </w:pPr>
-            <w:hyperlink w:history="1" r:id="rIduw08hkpc2dob42df6_n2w">
+            <w:hyperlink w:history="1" r:id="rIddv6jmdvo34ggwbtdxm3a-">
               <w:r>
                 <w:rPr>
                   <w:rFonts w:ascii="Arial" w:cs="Arial" w:eastAsia="Arial" w:hAnsi="Arial"/>
@@ -10204,6 +10425,7 @@
           </w:tcPr>
           <w:p>
             <w:pPr>
+              <w:keepNext w:val="false"/>
               <w:spacing w:after="40" w:before="0"/>
               <w:jc w:val="left"/>
             </w:pPr>
@@ -10236,6 +10458,7 @@
           </w:tcPr>
           <w:p>
             <w:pPr>
+              <w:keepNext w:val="false"/>
               <w:spacing w:after="40" w:before="0"/>
               <w:jc w:val="left"/>
             </w:pPr>
@@ -10268,6 +10491,7 @@
           </w:tcPr>
           <w:p>
             <w:pPr>
+              <w:keepNext w:val="false"/>
               <w:spacing w:after="40" w:before="0"/>
               <w:jc w:val="left"/>
             </w:pPr>
@@ -10300,6 +10524,7 @@
           </w:tcPr>
           <w:p>
             <w:pPr>
+              <w:keepNext w:val="false"/>
               <w:spacing w:after="40" w:before="0"/>
               <w:jc w:val="left"/>
             </w:pPr>
@@ -10334,6 +10559,7 @@
           </w:tcPr>
           <w:p>
             <w:pPr>
+              <w:keepNext w:val="false"/>
               <w:spacing w:after="40" w:before="0"/>
               <w:jc w:val="left"/>
             </w:pPr>
@@ -10371,7 +10597,7 @@
             <w:pPr>
               <w:spacing w:after="20" w:before="0"/>
             </w:pPr>
-            <w:hyperlink w:history="1" r:id="rIdp8u_gpdjkcrftv-nik4ow">
+            <w:hyperlink w:history="1" r:id="rIdcwsbigi7ujfw1pu3840ih">
               <w:r>
                 <w:rPr>
                   <w:rFonts w:ascii="Arial" w:cs="Arial" w:eastAsia="Arial" w:hAnsi="Arial"/>
@@ -10420,7 +10646,7 @@
               <w:spacing w:after="10" w:before="0"/>
               <w:ind w:left="120"/>
             </w:pPr>
-            <w:hyperlink w:history="1" r:id="rIdbii3naia0vuuzhfvylzlz">
+            <w:hyperlink w:history="1" r:id="rIdjprxgxxmt8ztyadl9sbfh">
               <w:r>
                 <w:rPr>
                   <w:rFonts w:ascii="Arial" w:cs="Arial" w:eastAsia="Arial" w:hAnsi="Arial"/>
@@ -10482,7 +10708,7 @@
               <w:spacing w:after="10" w:before="0"/>
               <w:ind w:left="120"/>
             </w:pPr>
-            <w:hyperlink w:history="1" r:id="rIdh1uvxqse7ckqtjekgb3ym">
+            <w:hyperlink w:history="1" r:id="rIdddi7hkei3wudde-ngdkfq">
               <w:r>
                 <w:rPr>
                   <w:rFonts w:ascii="Arial" w:cs="Arial" w:eastAsia="Arial" w:hAnsi="Arial"/>
@@ -10525,6 +10751,7 @@
           </w:tcPr>
           <w:p>
             <w:pPr>
+              <w:keepNext w:val="false"/>
               <w:spacing w:after="40" w:before="0"/>
               <w:jc w:val="left"/>
             </w:pPr>
@@ -10557,6 +10784,7 @@
           </w:tcPr>
           <w:p>
             <w:pPr>
+              <w:keepNext w:val="false"/>
               <w:spacing w:after="40" w:before="0"/>
               <w:jc w:val="left"/>
             </w:pPr>
@@ -10589,6 +10817,7 @@
           </w:tcPr>
           <w:p>
             <w:pPr>
+              <w:keepNext w:val="false"/>
               <w:spacing w:after="40" w:before="0"/>
               <w:jc w:val="left"/>
             </w:pPr>
@@ -10621,6 +10850,7 @@
           </w:tcPr>
           <w:p>
             <w:pPr>
+              <w:keepNext w:val="false"/>
               <w:spacing w:after="40" w:before="0"/>
               <w:jc w:val="left"/>
             </w:pPr>
@@ -10655,6 +10885,7 @@
           </w:tcPr>
           <w:p>
             <w:pPr>
+              <w:keepNext w:val="false"/>
               <w:spacing w:after="40" w:before="0"/>
               <w:jc w:val="left"/>
             </w:pPr>
@@ -10692,7 +10923,7 @@
             <w:pPr>
               <w:spacing w:after="20" w:before="0"/>
             </w:pPr>
-            <w:hyperlink w:history="1" r:id="rIdbwywieck0fd3cj4xcaemo">
+            <w:hyperlink w:history="1" r:id="rIdjahqvxg76tkthjcqnzgr7">
               <w:r>
                 <w:rPr>
                   <w:rFonts w:ascii="Arial" w:cs="Arial" w:eastAsia="Arial" w:hAnsi="Arial"/>
@@ -10741,7 +10972,7 @@
               <w:spacing w:after="10" w:before="0"/>
               <w:ind w:left="120"/>
             </w:pPr>
-            <w:hyperlink w:history="1" r:id="rIdrtspkx3auphncvt4vq14b">
+            <w:hyperlink w:history="1" r:id="rIdnordnajnbqaqs5a6ojf4w">
               <w:r>
                 <w:rPr>
                   <w:rFonts w:ascii="Arial" w:cs="Arial" w:eastAsia="Arial" w:hAnsi="Arial"/>
@@ -10803,7 +11034,7 @@
               <w:spacing w:after="10" w:before="0"/>
               <w:ind w:left="120"/>
             </w:pPr>
-            <w:hyperlink w:history="1" r:id="rIds_gr_8oveofc4rj3jiflz">
+            <w:hyperlink w:history="1" r:id="rIdtghif_ykev9xf4qpxkcfx">
               <w:r>
                 <w:rPr>
                   <w:rFonts w:ascii="Arial" w:cs="Arial" w:eastAsia="Arial" w:hAnsi="Arial"/>
@@ -10846,6 +11077,7 @@
           </w:tcPr>
           <w:p>
             <w:pPr>
+              <w:keepNext w:val="false"/>
               <w:spacing w:after="40" w:before="0"/>
               <w:jc w:val="left"/>
             </w:pPr>
@@ -10878,6 +11110,7 @@
           </w:tcPr>
           <w:p>
             <w:pPr>
+              <w:keepNext w:val="false"/>
               <w:spacing w:after="40" w:before="0"/>
               <w:jc w:val="left"/>
             </w:pPr>
@@ -10910,6 +11143,7 @@
           </w:tcPr>
           <w:p>
             <w:pPr>
+              <w:keepNext w:val="false"/>
               <w:spacing w:after="40" w:before="0"/>
               <w:jc w:val="left"/>
             </w:pPr>
@@ -10942,6 +11176,7 @@
           </w:tcPr>
           <w:p>
             <w:pPr>
+              <w:keepNext w:val="false"/>
               <w:spacing w:after="40" w:before="0"/>
               <w:jc w:val="left"/>
             </w:pPr>
@@ -11001,6 +11236,7 @@
           </w:tcPr>
           <w:p>
             <w:pPr>
+              <w:keepNext w:val="false"/>
               <w:spacing w:after="40" w:before="0"/>
               <w:jc w:val="center"/>
             </w:pPr>
@@ -11035,6 +11271,7 @@
           </w:tcPr>
           <w:p>
             <w:pPr>
+              <w:keepNext w:val="false"/>
               <w:spacing w:after="40" w:before="0"/>
               <w:jc w:val="left"/>
             </w:pPr>
@@ -11054,6 +11291,7 @@
           </w:p>
           <w:p>
             <w:pPr>
+              <w:keepNext w:val="false"/>
               <w:spacing w:after="40" w:before="0"/>
               <w:jc w:val="left"/>
             </w:pPr>
@@ -11073,6 +11311,7 @@
           </w:p>
           <w:p>
             <w:pPr>
+              <w:keepNext w:val="false"/>
               <w:spacing w:after="40" w:before="0"/>
               <w:jc w:val="left"/>
             </w:pPr>
@@ -11092,6 +11331,7 @@
           </w:p>
           <w:p>
             <w:pPr>
+              <w:keepNext w:val="false"/>
               <w:spacing w:after="40" w:before="0"/>
               <w:jc w:val="left"/>
             </w:pPr>
@@ -11111,6 +11351,7 @@
           </w:p>
           <w:p>
             <w:pPr>
+              <w:keepNext w:val="false"/>
               <w:spacing w:after="40" w:before="0"/>
               <w:jc w:val="left"/>
             </w:pPr>
@@ -11130,6 +11371,7 @@
           </w:p>
           <w:p>
             <w:pPr>
+              <w:keepNext w:val="false"/>
               <w:spacing w:after="40" w:before="0"/>
               <w:jc w:val="left"/>
             </w:pPr>
@@ -11191,6 +11433,7 @@
           </w:tcPr>
           <w:p>
             <w:pPr>
+              <w:keepNext w:val="false"/>
               <w:spacing w:after="40" w:before="0"/>
               <w:jc w:val="center"/>
             </w:pPr>
@@ -11225,6 +11468,7 @@
           </w:tcPr>
           <w:p>
             <w:pPr>
+              <w:keepNext w:val="false"/>
               <w:spacing w:after="40" w:before="0"/>
               <w:jc w:val="left"/>
             </w:pPr>
@@ -11257,6 +11501,7 @@
           </w:tcPr>
           <w:p>
             <w:pPr>
+              <w:keepNext w:val="false"/>
               <w:spacing w:after="40" w:before="0"/>
               <w:jc w:val="left"/>
             </w:pPr>
@@ -11291,6 +11536,7 @@
           </w:tcPr>
           <w:p>
             <w:pPr>
+              <w:keepNext w:val="false"/>
               <w:spacing w:after="40" w:before="0"/>
               <w:jc w:val="left"/>
             </w:pPr>
@@ -11323,6 +11569,7 @@
           </w:tcPr>
           <w:p>
             <w:pPr>
+              <w:keepNext w:val="false"/>
               <w:spacing w:after="40" w:before="0"/>
               <w:jc w:val="left"/>
             </w:pPr>
@@ -11357,6 +11604,7 @@
           </w:tcPr>
           <w:p>
             <w:pPr>
+              <w:keepNext w:val="false"/>
               <w:spacing w:after="40" w:before="0"/>
               <w:jc w:val="left"/>
             </w:pPr>
@@ -11389,6 +11637,7 @@
           </w:tcPr>
           <w:p>
             <w:pPr>
+              <w:keepNext w:val="false"/>
               <w:spacing w:after="40" w:before="0"/>
               <w:jc w:val="left"/>
             </w:pPr>
@@ -11425,7 +11674,7 @@
         </w:rPr>
         <w:t xml:space="preserve">© 2026 SeaVuria and ARES. Aligned with KICD objectives. Developed by SeaVuria; technical implementation by ARES (with AI assistance from Claude). Licensed under </w:t>
       </w:r>
-      <w:hyperlink w:history="1" r:id="rIdg51tujh8fcoc-hvpxc_dp">
+      <w:hyperlink w:history="1" r:id="rId0ehpx7k0whyokitb9aqst">
         <w:r>
           <w:rPr>
             <w:rFonts w:ascii="Arial" w:cs="Arial" w:eastAsia="Arial" w:hAnsi="Arial"/>
@@ -11446,7 +11695,7 @@
         </w:rPr>
         <w:t xml:space="preserve"> (</w:t>
       </w:r>
-      <w:hyperlink w:history="1" r:id="rIdnfp5lzn9moerskuu53o61">
+      <w:hyperlink w:history="1" r:id="rIdkfpivscl7r0s-zeh5bjsv">
         <w:r>
           <w:rPr>
             <w:rFonts w:ascii="Arial" w:cs="Arial" w:eastAsia="Arial" w:hAnsi="Arial"/>
@@ -11506,6 +11755,7 @@
           </w:tcPr>
           <w:p>
             <w:pPr>
+              <w:keepNext w:val="false"/>
               <w:spacing w:after="40" w:before="0"/>
               <w:jc w:val="center"/>
             </w:pPr>
@@ -11541,6 +11791,7 @@
           </w:tcPr>
           <w:p>
             <w:pPr>
+              <w:keepNext w:val="false"/>
               <w:spacing w:after="40" w:before="0"/>
               <w:jc w:val="center"/>
             </w:pPr>
@@ -11575,6 +11826,7 @@
           </w:tcPr>
           <w:p>
             <w:pPr>
+              <w:keepNext w:val="false"/>
               <w:spacing w:after="40" w:before="0"/>
               <w:jc w:val="left"/>
             </w:pPr>
@@ -11607,6 +11859,7 @@
           </w:tcPr>
           <w:p>
             <w:pPr>
+              <w:keepNext w:val="false"/>
               <w:spacing w:after="40" w:before="0"/>
               <w:jc w:val="left"/>
             </w:pPr>
@@ -11641,6 +11894,7 @@
           </w:tcPr>
           <w:p>
             <w:pPr>
+              <w:keepNext w:val="false"/>
               <w:spacing w:after="40" w:before="0"/>
               <w:jc w:val="left"/>
             </w:pPr>
@@ -11673,6 +11927,7 @@
           </w:tcPr>
           <w:p>
             <w:pPr>
+              <w:keepNext w:val="false"/>
               <w:spacing w:after="40" w:before="0"/>
               <w:jc w:val="left"/>
             </w:pPr>
@@ -11707,6 +11962,7 @@
           </w:tcPr>
           <w:p>
             <w:pPr>
+              <w:keepNext w:val="false"/>
               <w:spacing w:after="40" w:before="0"/>
               <w:jc w:val="left"/>
             </w:pPr>
@@ -11739,6 +11995,7 @@
           </w:tcPr>
           <w:p>
             <w:pPr>
+              <w:keepNext w:val="false"/>
               <w:spacing w:after="40" w:before="0"/>
               <w:jc w:val="left"/>
             </w:pPr>
@@ -11773,6 +12030,7 @@
           </w:tcPr>
           <w:p>
             <w:pPr>
+              <w:keepNext w:val="false"/>
               <w:spacing w:after="40" w:before="0"/>
               <w:jc w:val="left"/>
             </w:pPr>
@@ -11805,6 +12063,7 @@
           </w:tcPr>
           <w:p>
             <w:pPr>
+              <w:keepNext w:val="false"/>
               <w:spacing w:after="40" w:before="0"/>
               <w:jc w:val="left"/>
             </w:pPr>
@@ -11839,6 +12098,7 @@
           </w:tcPr>
           <w:p>
             <w:pPr>
+              <w:keepNext w:val="false"/>
               <w:spacing w:after="40" w:before="0"/>
               <w:jc w:val="left"/>
             </w:pPr>
@@ -11871,6 +12131,7 @@
           </w:tcPr>
           <w:p>
             <w:pPr>
+              <w:keepNext w:val="false"/>
               <w:spacing w:after="40" w:before="0"/>
               <w:jc w:val="left"/>
             </w:pPr>
@@ -11905,6 +12166,7 @@
           </w:tcPr>
           <w:p>
             <w:pPr>
+              <w:keepNext w:val="false"/>
               <w:spacing w:after="40" w:before="0"/>
               <w:jc w:val="left"/>
             </w:pPr>
@@ -11937,6 +12199,7 @@
           </w:tcPr>
           <w:p>
             <w:pPr>
+              <w:keepNext w:val="false"/>
               <w:spacing w:after="40" w:before="0"/>
               <w:jc w:val="left"/>
             </w:pPr>
@@ -11971,6 +12234,7 @@
           </w:tcPr>
           <w:p>
             <w:pPr>
+              <w:keepNext w:val="false"/>
               <w:spacing w:after="40" w:before="0"/>
               <w:jc w:val="left"/>
             </w:pPr>
@@ -12003,6 +12267,7 @@
           </w:tcPr>
           <w:p>
             <w:pPr>
+              <w:keepNext w:val="false"/>
               <w:spacing w:after="40" w:before="0"/>
               <w:jc w:val="left"/>
             </w:pPr>
@@ -12037,6 +12302,7 @@
           </w:tcPr>
           <w:p>
             <w:pPr>
+              <w:keepNext w:val="false"/>
               <w:spacing w:after="40" w:before="0"/>
               <w:jc w:val="left"/>
             </w:pPr>
@@ -12069,6 +12335,7 @@
           </w:tcPr>
           <w:p>
             <w:pPr>
+              <w:keepNext w:val="false"/>
               <w:spacing w:after="40" w:before="0"/>
               <w:jc w:val="left"/>
             </w:pPr>
@@ -12128,6 +12395,7 @@
           </w:tcPr>
           <w:p>
             <w:pPr>
+              <w:keepNext w:val="false"/>
               <w:spacing w:after="40" w:before="0"/>
               <w:jc w:val="center"/>
             </w:pPr>
@@ -12162,6 +12430,7 @@
           </w:tcPr>
           <w:p>
             <w:pPr>
+              <w:keepNext w:val="false"/>
               <w:spacing w:after="40" w:before="0"/>
               <w:jc w:val="left"/>
             </w:pPr>
@@ -12226,6 +12495,7 @@
           </w:tcPr>
           <w:p>
             <w:pPr>
+              <w:keepNext w:val="false"/>
               <w:spacing w:after="40" w:before="0"/>
               <w:jc w:val="center"/>
             </w:pPr>
@@ -12260,6 +12530,7 @@
           </w:tcPr>
           <w:p>
             <w:pPr>
+              <w:keepNext w:val="false"/>
               <w:spacing w:after="40" w:before="0"/>
               <w:jc w:val="left"/>
             </w:pPr>
@@ -12292,6 +12563,7 @@
           </w:tcPr>
           <w:p>
             <w:pPr>
+              <w:keepNext w:val="false"/>
               <w:spacing w:after="40" w:before="0"/>
               <w:jc w:val="left"/>
             </w:pPr>
@@ -12324,6 +12596,7 @@
           </w:tcPr>
           <w:p>
             <w:pPr>
+              <w:keepNext w:val="false"/>
               <w:spacing w:after="40" w:before="0"/>
               <w:jc w:val="left"/>
             </w:pPr>
@@ -12356,6 +12629,7 @@
           </w:tcPr>
           <w:p>
             <w:pPr>
+              <w:keepNext w:val="false"/>
               <w:spacing w:after="40" w:before="0"/>
               <w:jc w:val="left"/>
             </w:pPr>
@@ -12388,6 +12662,7 @@
           </w:tcPr>
           <w:p>
             <w:pPr>
+              <w:keepNext w:val="false"/>
               <w:spacing w:after="40" w:before="0"/>
               <w:jc w:val="left"/>
             </w:pPr>
@@ -12422,6 +12697,7 @@
           </w:tcPr>
           <w:p>
             <w:pPr>
+              <w:keepNext w:val="false"/>
               <w:spacing w:after="40" w:before="0"/>
               <w:jc w:val="left"/>
             </w:pPr>
@@ -12459,7 +12735,7 @@
             <w:pPr>
               <w:spacing w:after="20" w:before="0"/>
             </w:pPr>
-            <w:hyperlink w:history="1" r:id="rIdu9lspx5dicc_g8otrgnn7">
+            <w:hyperlink w:history="1" r:id="rIdlyt-_taa51xntqgywbvez">
               <w:r>
                 <w:rPr>
                   <w:rFonts w:ascii="Arial" w:cs="Arial" w:eastAsia="Arial" w:hAnsi="Arial"/>
@@ -12492,7 +12768,7 @@
               <w:spacing w:after="10" w:before="0"/>
               <w:ind w:left="120"/>
             </w:pPr>
-            <w:hyperlink w:history="1" r:id="rIdrmg5jpa1ecgqxit-rgmxz">
+            <w:hyperlink w:history="1" r:id="rIdhkr8-jomlyckxvbbrwfbi">
               <w:r>
                 <w:rPr>
                   <w:rFonts w:ascii="Arial" w:cs="Arial" w:eastAsia="Arial" w:hAnsi="Arial"/>
@@ -12537,7 +12813,7 @@
             <w:pPr>
               <w:spacing w:after="20" w:before="0"/>
             </w:pPr>
-            <w:hyperlink w:history="1" r:id="rIdj1mk9nninr1mznxrx9nnt">
+            <w:hyperlink w:history="1" r:id="rIdceckg2ggx8ry08ce7vmry">
               <w:r>
                 <w:rPr>
                   <w:rFonts w:ascii="Arial" w:cs="Arial" w:eastAsia="Arial" w:hAnsi="Arial"/>
@@ -12570,7 +12846,7 @@
               <w:spacing w:after="10" w:before="0"/>
               <w:ind w:left="120"/>
             </w:pPr>
-            <w:hyperlink w:history="1" r:id="rIds8w1c3n601yvsqiowpkfx">
+            <w:hyperlink w:history="1" r:id="rIdpxu4_4awznpmyu3nuywoo">
               <w:r>
                 <w:rPr>
                   <w:rFonts w:ascii="Arial" w:cs="Arial" w:eastAsia="Arial" w:hAnsi="Arial"/>
@@ -12598,6 +12874,7 @@
           </w:tcPr>
           <w:p>
             <w:pPr>
+              <w:keepNext w:val="false"/>
               <w:spacing w:after="40" w:before="0"/>
               <w:jc w:val="left"/>
             </w:pPr>
@@ -12630,6 +12907,7 @@
           </w:tcPr>
           <w:p>
             <w:pPr>
+              <w:keepNext w:val="false"/>
               <w:spacing w:after="40" w:before="0"/>
               <w:jc w:val="left"/>
             </w:pPr>
@@ -12662,6 +12940,7 @@
           </w:tcPr>
           <w:p>
             <w:pPr>
+              <w:keepNext w:val="false"/>
               <w:spacing w:after="40" w:before="0"/>
               <w:jc w:val="left"/>
             </w:pPr>
@@ -12694,6 +12973,7 @@
           </w:tcPr>
           <w:p>
             <w:pPr>
+              <w:keepNext w:val="false"/>
               <w:spacing w:after="40" w:before="0"/>
               <w:jc w:val="left"/>
             </w:pPr>
@@ -12728,6 +13008,7 @@
           </w:tcPr>
           <w:p>
             <w:pPr>
+              <w:keepNext w:val="false"/>
               <w:spacing w:after="40" w:before="0"/>
               <w:jc w:val="left"/>
             </w:pPr>
@@ -12765,7 +13046,7 @@
             <w:pPr>
               <w:spacing w:after="20" w:before="0"/>
             </w:pPr>
-            <w:hyperlink w:history="1" r:id="rIdltwgw4llcb5igdkky5n4m">
+            <w:hyperlink w:history="1" r:id="rIdlu6rk-2ctktiy0bkbjvqi">
               <w:r>
                 <w:rPr>
                   <w:rFonts w:ascii="Arial" w:cs="Arial" w:eastAsia="Arial" w:hAnsi="Arial"/>
@@ -12798,7 +13079,7 @@
               <w:spacing w:after="10" w:before="0"/>
               <w:ind w:left="120"/>
             </w:pPr>
-            <w:hyperlink w:history="1" r:id="rId7w8og01tgkaquzqei_wx_">
+            <w:hyperlink w:history="1" r:id="rIdfxy2rbteoldxmpn53b9gh">
               <w:r>
                 <w:rPr>
                   <w:rFonts w:ascii="Arial" w:cs="Arial" w:eastAsia="Arial" w:hAnsi="Arial"/>
@@ -12843,7 +13124,7 @@
             <w:pPr>
               <w:spacing w:after="20" w:before="0"/>
             </w:pPr>
-            <w:hyperlink w:history="1" r:id="rIduroct0otsc6u49yss7gvh">
+            <w:hyperlink w:history="1" r:id="rIdv-pjkkifpen3jowmh6dd5">
               <w:r>
                 <w:rPr>
                   <w:rFonts w:ascii="Arial" w:cs="Arial" w:eastAsia="Arial" w:hAnsi="Arial"/>
@@ -12876,7 +13157,7 @@
               <w:spacing w:after="10" w:before="0"/>
               <w:ind w:left="120"/>
             </w:pPr>
-            <w:hyperlink w:history="1" r:id="rIdj0t2lisjedkbjqti9oosm">
+            <w:hyperlink w:history="1" r:id="rIdanjtrfyb2ly3f-wmzomdo">
               <w:r>
                 <w:rPr>
                   <w:rFonts w:ascii="Arial" w:cs="Arial" w:eastAsia="Arial" w:hAnsi="Arial"/>
@@ -12904,6 +13185,7 @@
           </w:tcPr>
           <w:p>
             <w:pPr>
+              <w:keepNext w:val="false"/>
               <w:spacing w:after="40" w:before="0"/>
               <w:jc w:val="left"/>
             </w:pPr>
@@ -12936,6 +13218,7 @@
           </w:tcPr>
           <w:p>
             <w:pPr>
+              <w:keepNext w:val="false"/>
               <w:spacing w:after="40" w:before="0"/>
               <w:jc w:val="left"/>
             </w:pPr>
@@ -12968,6 +13251,7 @@
           </w:tcPr>
           <w:p>
             <w:pPr>
+              <w:keepNext w:val="false"/>
               <w:spacing w:after="40" w:before="0"/>
               <w:jc w:val="left"/>
             </w:pPr>
@@ -13000,6 +13284,7 @@
           </w:tcPr>
           <w:p>
             <w:pPr>
+              <w:keepNext w:val="false"/>
               <w:spacing w:after="40" w:before="0"/>
               <w:jc w:val="left"/>
             </w:pPr>
@@ -13034,6 +13319,7 @@
           </w:tcPr>
           <w:p>
             <w:pPr>
+              <w:keepNext w:val="false"/>
               <w:spacing w:after="40" w:before="0"/>
               <w:jc w:val="left"/>
             </w:pPr>
@@ -13071,7 +13357,7 @@
             <w:pPr>
               <w:spacing w:after="20" w:before="0"/>
             </w:pPr>
-            <w:hyperlink w:history="1" r:id="rIdrjw4wjuadozaq9xorco5t">
+            <w:hyperlink w:history="1" r:id="rIdaszf-asqna79jvdvxswbu">
               <w:r>
                 <w:rPr>
                   <w:rFonts w:ascii="Arial" w:cs="Arial" w:eastAsia="Arial" w:hAnsi="Arial"/>
@@ -13120,7 +13406,7 @@
               <w:spacing w:after="10" w:before="0"/>
               <w:ind w:left="120"/>
             </w:pPr>
-            <w:hyperlink w:history="1" r:id="rIdoqcw5qdt1vnjtdypzj7cq">
+            <w:hyperlink w:history="1" r:id="rIdzf-dm9kjzh5jxmffrc5ut">
               <w:r>
                 <w:rPr>
                   <w:rFonts w:ascii="Arial" w:cs="Arial" w:eastAsia="Arial" w:hAnsi="Arial"/>
@@ -13165,7 +13451,7 @@
             <w:pPr>
               <w:spacing w:after="20" w:before="0"/>
             </w:pPr>
-            <w:hyperlink w:history="1" r:id="rIdzfgdi6fhqwwgtag2womtu">
+            <w:hyperlink w:history="1" r:id="rIdulbiizuuqqnwqewpyn_ep">
               <w:r>
                 <w:rPr>
                   <w:rFonts w:ascii="Arial" w:cs="Arial" w:eastAsia="Arial" w:hAnsi="Arial"/>
@@ -13214,7 +13500,7 @@
               <w:spacing w:after="10" w:before="0"/>
               <w:ind w:left="120"/>
             </w:pPr>
-            <w:hyperlink w:history="1" r:id="rIdmgkyxao9rafdy6drepres">
+            <w:hyperlink w:history="1" r:id="rId7okernb_psfekspqgqgfi">
               <w:r>
                 <w:rPr>
                   <w:rFonts w:ascii="Arial" w:cs="Arial" w:eastAsia="Arial" w:hAnsi="Arial"/>
@@ -13242,6 +13528,7 @@
           </w:tcPr>
           <w:p>
             <w:pPr>
+              <w:keepNext w:val="false"/>
               <w:spacing w:after="40" w:before="0"/>
               <w:jc w:val="left"/>
             </w:pPr>
@@ -13274,6 +13561,7 @@
           </w:tcPr>
           <w:p>
             <w:pPr>
+              <w:keepNext w:val="false"/>
               <w:spacing w:after="40" w:before="0"/>
               <w:jc w:val="left"/>
             </w:pPr>
@@ -13306,6 +13594,7 @@
           </w:tcPr>
           <w:p>
             <w:pPr>
+              <w:keepNext w:val="false"/>
               <w:spacing w:after="40" w:before="0"/>
               <w:jc w:val="left"/>
             </w:pPr>
@@ -13338,6 +13627,7 @@
           </w:tcPr>
           <w:p>
             <w:pPr>
+              <w:keepNext w:val="false"/>
               <w:spacing w:after="40" w:before="0"/>
               <w:jc w:val="left"/>
             </w:pPr>
@@ -13372,6 +13662,7 @@
           </w:tcPr>
           <w:p>
             <w:pPr>
+              <w:keepNext w:val="false"/>
               <w:spacing w:after="40" w:before="0"/>
               <w:jc w:val="left"/>
             </w:pPr>
@@ -13409,7 +13700,7 @@
             <w:pPr>
               <w:spacing w:after="20" w:before="0"/>
             </w:pPr>
-            <w:hyperlink w:history="1" r:id="rIdxx_3mk3yrpr-2wmia4d5z">
+            <w:hyperlink w:history="1" r:id="rIdmywihijpdmpduo2liuvjc">
               <w:r>
                 <w:rPr>
                   <w:rFonts w:ascii="Arial" w:cs="Arial" w:eastAsia="Arial" w:hAnsi="Arial"/>
@@ -13458,7 +13749,7 @@
               <w:spacing w:after="10" w:before="0"/>
               <w:ind w:left="120"/>
             </w:pPr>
-            <w:hyperlink w:history="1" r:id="rIdxrux1kp95dqo7jrpij4ut">
+            <w:hyperlink w:history="1" r:id="rIdu2cdictfojy3qajj1aqlo">
               <w:r>
                 <w:rPr>
                   <w:rFonts w:ascii="Arial" w:cs="Arial" w:eastAsia="Arial" w:hAnsi="Arial"/>
@@ -13503,7 +13794,7 @@
             <w:pPr>
               <w:spacing w:after="20" w:before="0"/>
             </w:pPr>
-            <w:hyperlink w:history="1" r:id="rIdt4ygrgvtkswru3lighr41">
+            <w:hyperlink w:history="1" r:id="rIdhoydnwqjgyjoi0ttsaw_s">
               <w:r>
                 <w:rPr>
                   <w:rFonts w:ascii="Arial" w:cs="Arial" w:eastAsia="Arial" w:hAnsi="Arial"/>
@@ -13536,7 +13827,7 @@
               <w:spacing w:after="10" w:before="0"/>
               <w:ind w:left="120"/>
             </w:pPr>
-            <w:hyperlink w:history="1" r:id="rIdqz5t9l1edx3rimvymd-mc">
+            <w:hyperlink w:history="1" r:id="rIduqxdmebklfszhkcrln-sp">
               <w:r>
                 <w:rPr>
                   <w:rFonts w:ascii="Arial" w:cs="Arial" w:eastAsia="Arial" w:hAnsi="Arial"/>
@@ -13564,6 +13855,7 @@
           </w:tcPr>
           <w:p>
             <w:pPr>
+              <w:keepNext w:val="false"/>
               <w:spacing w:after="40" w:before="0"/>
               <w:jc w:val="left"/>
             </w:pPr>
@@ -13596,6 +13888,7 @@
           </w:tcPr>
           <w:p>
             <w:pPr>
+              <w:keepNext w:val="false"/>
               <w:spacing w:after="40" w:before="0"/>
               <w:jc w:val="left"/>
             </w:pPr>
@@ -13628,6 +13921,7 @@
           </w:tcPr>
           <w:p>
             <w:pPr>
+              <w:keepNext w:val="false"/>
               <w:spacing w:after="40" w:before="0"/>
               <w:jc w:val="left"/>
             </w:pPr>
@@ -13660,6 +13954,7 @@
           </w:tcPr>
           <w:p>
             <w:pPr>
+              <w:keepNext w:val="false"/>
               <w:spacing w:after="40" w:before="0"/>
               <w:jc w:val="left"/>
             </w:pPr>
@@ -13694,6 +13989,7 @@
           </w:tcPr>
           <w:p>
             <w:pPr>
+              <w:keepNext w:val="false"/>
               <w:spacing w:after="40" w:before="0"/>
               <w:jc w:val="left"/>
             </w:pPr>
@@ -13731,7 +14027,7 @@
             <w:pPr>
               <w:spacing w:after="20" w:before="0"/>
             </w:pPr>
-            <w:hyperlink w:history="1" r:id="rIdiysftqqry8zpegdj6c6mv">
+            <w:hyperlink w:history="1" r:id="rIdggk3qrptfansxrllaur0t">
               <w:r>
                 <w:rPr>
                   <w:rFonts w:ascii="Arial" w:cs="Arial" w:eastAsia="Arial" w:hAnsi="Arial"/>
@@ -13780,7 +14076,7 @@
               <w:spacing w:after="10" w:before="0"/>
               <w:ind w:left="120"/>
             </w:pPr>
-            <w:hyperlink w:history="1" r:id="rIdpvb1vxlelborp9dhkhxe5">
+            <w:hyperlink w:history="1" r:id="rIde4kfufw8v_zhgbek1sygw">
               <w:r>
                 <w:rPr>
                   <w:rFonts w:ascii="Arial" w:cs="Arial" w:eastAsia="Arial" w:hAnsi="Arial"/>
@@ -13825,7 +14121,7 @@
             <w:pPr>
               <w:spacing w:after="20" w:before="0"/>
             </w:pPr>
-            <w:hyperlink w:history="1" r:id="rId5c3iqzzssg7_6loeb2jfx">
+            <w:hyperlink w:history="1" r:id="rIdbblzzf_v_onoiz01btq9a">
               <w:r>
                 <w:rPr>
                   <w:rFonts w:ascii="Arial" w:cs="Arial" w:eastAsia="Arial" w:hAnsi="Arial"/>
@@ -13858,7 +14154,7 @@
               <w:spacing w:after="10" w:before="0"/>
               <w:ind w:left="120"/>
             </w:pPr>
-            <w:hyperlink w:history="1" r:id="rIdarmo2pjegv3lnbnizjkvj">
+            <w:hyperlink w:history="1" r:id="rIdeuyyr-_s-tkzppn5wfmnk">
               <w:r>
                 <w:rPr>
                   <w:rFonts w:ascii="Arial" w:cs="Arial" w:eastAsia="Arial" w:hAnsi="Arial"/>
@@ -13886,6 +14182,7 @@
           </w:tcPr>
           <w:p>
             <w:pPr>
+              <w:keepNext w:val="false"/>
               <w:spacing w:after="40" w:before="0"/>
               <w:jc w:val="left"/>
             </w:pPr>
@@ -13918,6 +14215,7 @@
           </w:tcPr>
           <w:p>
             <w:pPr>
+              <w:keepNext w:val="false"/>
               <w:spacing w:after="40" w:before="0"/>
               <w:jc w:val="left"/>
             </w:pPr>
@@ -13950,6 +14248,7 @@
           </w:tcPr>
           <w:p>
             <w:pPr>
+              <w:keepNext w:val="false"/>
               <w:spacing w:after="40" w:before="0"/>
               <w:jc w:val="left"/>
             </w:pPr>
@@ -13982,6 +14281,7 @@
           </w:tcPr>
           <w:p>
             <w:pPr>
+              <w:keepNext w:val="false"/>
               <w:spacing w:after="40" w:before="0"/>
               <w:jc w:val="left"/>
             </w:pPr>
@@ -14041,6 +14341,7 @@
           </w:tcPr>
           <w:p>
             <w:pPr>
+              <w:keepNext w:val="false"/>
               <w:spacing w:after="40" w:before="0"/>
               <w:jc w:val="center"/>
             </w:pPr>
@@ -14075,6 +14376,7 @@
           </w:tcPr>
           <w:p>
             <w:pPr>
+              <w:keepNext w:val="false"/>
               <w:spacing w:after="40" w:before="0"/>
               <w:jc w:val="left"/>
             </w:pPr>
@@ -14136,6 +14438,7 @@
           </w:tcPr>
           <w:p>
             <w:pPr>
+              <w:keepNext w:val="false"/>
               <w:spacing w:after="40" w:before="0"/>
               <w:jc w:val="center"/>
             </w:pPr>
@@ -14170,6 +14473,7 @@
           </w:tcPr>
           <w:p>
             <w:pPr>
+              <w:keepNext w:val="false"/>
               <w:spacing w:after="40" w:before="0"/>
               <w:jc w:val="left"/>
             </w:pPr>
@@ -14202,6 +14506,7 @@
           </w:tcPr>
           <w:p>
             <w:pPr>
+              <w:keepNext w:val="false"/>
               <w:spacing w:after="40" w:before="0"/>
               <w:jc w:val="left"/>
             </w:pPr>
@@ -14236,6 +14541,7 @@
           </w:tcPr>
           <w:p>
             <w:pPr>
+              <w:keepNext w:val="false"/>
               <w:spacing w:after="40" w:before="0"/>
               <w:jc w:val="left"/>
             </w:pPr>
@@ -14268,6 +14574,7 @@
           </w:tcPr>
           <w:p>
             <w:pPr>
+              <w:keepNext w:val="false"/>
               <w:spacing w:after="40" w:before="0"/>
               <w:jc w:val="left"/>
             </w:pPr>
@@ -14302,6 +14609,7 @@
           </w:tcPr>
           <w:p>
             <w:pPr>
+              <w:keepNext w:val="false"/>
               <w:spacing w:after="40" w:before="0"/>
               <w:jc w:val="left"/>
             </w:pPr>
@@ -14334,6 +14642,7 @@
           </w:tcPr>
           <w:p>
             <w:pPr>
+              <w:keepNext w:val="false"/>
               <w:spacing w:after="40" w:before="0"/>
               <w:jc w:val="left"/>
             </w:pPr>
@@ -14370,7 +14679,7 @@
         </w:rPr>
         <w:t xml:space="preserve">© 2026 SeaVuria and ARES. Aligned with KICD objectives. Developed by SeaVuria; technical implementation by ARES (with AI assistance from Claude). Licensed under </w:t>
       </w:r>
-      <w:hyperlink w:history="1" r:id="rIdrtebv8oivshbq3lz9kgfz">
+      <w:hyperlink w:history="1" r:id="rId3isjeecf_qpardkmst-hv">
         <w:r>
           <w:rPr>
             <w:rFonts w:ascii="Arial" w:cs="Arial" w:eastAsia="Arial" w:hAnsi="Arial"/>
@@ -14391,7 +14700,7 @@
         </w:rPr>
         <w:t xml:space="preserve"> (</w:t>
       </w:r>
-      <w:hyperlink w:history="1" r:id="rIdbrgbokkpkmtokdnonnfw1">
+      <w:hyperlink w:history="1" r:id="rIdg7azjuigggeoqanntxbwt">
         <w:r>
           <w:rPr>
             <w:rFonts w:ascii="Arial" w:cs="Arial" w:eastAsia="Arial" w:hAnsi="Arial"/>
@@ -14451,6 +14760,7 @@
           </w:tcPr>
           <w:p>
             <w:pPr>
+              <w:keepNext w:val="false"/>
               <w:spacing w:after="40" w:before="0"/>
               <w:jc w:val="center"/>
             </w:pPr>
@@ -14486,6 +14796,7 @@
           </w:tcPr>
           <w:p>
             <w:pPr>
+              <w:keepNext w:val="false"/>
               <w:spacing w:after="40" w:before="0"/>
               <w:jc w:val="center"/>
             </w:pPr>
@@ -14520,6 +14831,7 @@
           </w:tcPr>
           <w:p>
             <w:pPr>
+              <w:keepNext w:val="false"/>
               <w:spacing w:after="40" w:before="0"/>
               <w:jc w:val="left"/>
             </w:pPr>
@@ -14552,6 +14864,7 @@
           </w:tcPr>
           <w:p>
             <w:pPr>
+              <w:keepNext w:val="false"/>
               <w:spacing w:after="40" w:before="0"/>
               <w:jc w:val="left"/>
             </w:pPr>
@@ -14586,6 +14899,7 @@
           </w:tcPr>
           <w:p>
             <w:pPr>
+              <w:keepNext w:val="false"/>
               <w:spacing w:after="40" w:before="0"/>
               <w:jc w:val="left"/>
             </w:pPr>
@@ -14618,6 +14932,7 @@
           </w:tcPr>
           <w:p>
             <w:pPr>
+              <w:keepNext w:val="false"/>
               <w:spacing w:after="40" w:before="0"/>
               <w:jc w:val="left"/>
             </w:pPr>
@@ -14652,6 +14967,7 @@
           </w:tcPr>
           <w:p>
             <w:pPr>
+              <w:keepNext w:val="false"/>
               <w:spacing w:after="40" w:before="0"/>
               <w:jc w:val="left"/>
             </w:pPr>
@@ -14684,6 +15000,7 @@
           </w:tcPr>
           <w:p>
             <w:pPr>
+              <w:keepNext w:val="false"/>
               <w:spacing w:after="40" w:before="0"/>
               <w:jc w:val="left"/>
             </w:pPr>
@@ -14718,6 +15035,7 @@
           </w:tcPr>
           <w:p>
             <w:pPr>
+              <w:keepNext w:val="false"/>
               <w:spacing w:after="40" w:before="0"/>
               <w:jc w:val="left"/>
             </w:pPr>
@@ -14750,6 +15068,7 @@
           </w:tcPr>
           <w:p>
             <w:pPr>
+              <w:keepNext w:val="false"/>
               <w:spacing w:after="40" w:before="0"/>
               <w:jc w:val="left"/>
             </w:pPr>
@@ -14784,6 +15103,7 @@
           </w:tcPr>
           <w:p>
             <w:pPr>
+              <w:keepNext w:val="false"/>
               <w:spacing w:after="40" w:before="0"/>
               <w:jc w:val="left"/>
             </w:pPr>
@@ -14816,6 +15136,7 @@
           </w:tcPr>
           <w:p>
             <w:pPr>
+              <w:keepNext w:val="false"/>
               <w:spacing w:after="40" w:before="0"/>
               <w:jc w:val="left"/>
             </w:pPr>
@@ -14850,6 +15171,7 @@
           </w:tcPr>
           <w:p>
             <w:pPr>
+              <w:keepNext w:val="false"/>
               <w:spacing w:after="40" w:before="0"/>
               <w:jc w:val="left"/>
             </w:pPr>
@@ -14882,6 +15204,7 @@
           </w:tcPr>
           <w:p>
             <w:pPr>
+              <w:keepNext w:val="false"/>
               <w:spacing w:after="40" w:before="0"/>
               <w:jc w:val="left"/>
             </w:pPr>
@@ -14916,6 +15239,7 @@
           </w:tcPr>
           <w:p>
             <w:pPr>
+              <w:keepNext w:val="false"/>
               <w:spacing w:after="40" w:before="0"/>
               <w:jc w:val="left"/>
             </w:pPr>
@@ -14948,6 +15272,7 @@
           </w:tcPr>
           <w:p>
             <w:pPr>
+              <w:keepNext w:val="false"/>
               <w:spacing w:after="40" w:before="0"/>
               <w:jc w:val="left"/>
             </w:pPr>
@@ -14982,6 +15307,7 @@
           </w:tcPr>
           <w:p>
             <w:pPr>
+              <w:keepNext w:val="false"/>
               <w:spacing w:after="40" w:before="0"/>
               <w:jc w:val="left"/>
             </w:pPr>
@@ -15014,6 +15340,7 @@
           </w:tcPr>
           <w:p>
             <w:pPr>
+              <w:keepNext w:val="false"/>
               <w:spacing w:after="40" w:before="0"/>
               <w:jc w:val="left"/>
             </w:pPr>
@@ -15073,6 +15400,7 @@
           </w:tcPr>
           <w:p>
             <w:pPr>
+              <w:keepNext w:val="false"/>
               <w:spacing w:after="40" w:before="0"/>
               <w:jc w:val="center"/>
             </w:pPr>
@@ -15107,6 +15435,7 @@
           </w:tcPr>
           <w:p>
             <w:pPr>
+              <w:keepNext w:val="false"/>
               <w:spacing w:after="40" w:before="0"/>
               <w:jc w:val="left"/>
             </w:pPr>
@@ -15171,6 +15500,7 @@
           </w:tcPr>
           <w:p>
             <w:pPr>
+              <w:keepNext w:val="false"/>
               <w:spacing w:after="40" w:before="0"/>
               <w:jc w:val="center"/>
             </w:pPr>
@@ -15205,6 +15535,7 @@
           </w:tcPr>
           <w:p>
             <w:pPr>
+              <w:keepNext w:val="false"/>
               <w:spacing w:after="40" w:before="0"/>
               <w:jc w:val="left"/>
             </w:pPr>
@@ -15237,6 +15568,7 @@
           </w:tcPr>
           <w:p>
             <w:pPr>
+              <w:keepNext w:val="false"/>
               <w:spacing w:after="40" w:before="0"/>
               <w:jc w:val="left"/>
             </w:pPr>
@@ -15269,6 +15601,7 @@
           </w:tcPr>
           <w:p>
             <w:pPr>
+              <w:keepNext w:val="false"/>
               <w:spacing w:after="40" w:before="0"/>
               <w:jc w:val="left"/>
             </w:pPr>
@@ -15301,6 +15634,7 @@
           </w:tcPr>
           <w:p>
             <w:pPr>
+              <w:keepNext w:val="false"/>
               <w:spacing w:after="40" w:before="0"/>
               <w:jc w:val="left"/>
             </w:pPr>
@@ -15333,6 +15667,7 @@
           </w:tcPr>
           <w:p>
             <w:pPr>
+              <w:keepNext w:val="false"/>
               <w:spacing w:after="40" w:before="0"/>
               <w:jc w:val="left"/>
             </w:pPr>
@@ -15367,6 +15702,7 @@
           </w:tcPr>
           <w:p>
             <w:pPr>
+              <w:keepNext w:val="false"/>
               <w:spacing w:after="40" w:before="0"/>
               <w:jc w:val="left"/>
             </w:pPr>
@@ -15404,7 +15740,7 @@
             <w:pPr>
               <w:spacing w:after="20" w:before="0"/>
             </w:pPr>
-            <w:hyperlink w:history="1" r:id="rIdcw77kt9dxikmsjcnrjljd">
+            <w:hyperlink w:history="1" r:id="rIdpux_ob_0khfujvrp8mt6f">
               <w:r>
                 <w:rPr>
                   <w:rFonts w:ascii="Arial" w:cs="Arial" w:eastAsia="Arial" w:hAnsi="Arial"/>
@@ -15453,7 +15789,7 @@
               <w:spacing w:after="10" w:before="0"/>
               <w:ind w:left="120"/>
             </w:pPr>
-            <w:hyperlink w:history="1" r:id="rIdrcmvildfaubtkc6r2n0ek">
+            <w:hyperlink w:history="1" r:id="rIdswx2wk8mlaclqmbqpd9dy">
               <w:r>
                 <w:rPr>
                   <w:rFonts w:ascii="Arial" w:cs="Arial" w:eastAsia="Arial" w:hAnsi="Arial"/>
@@ -15515,7 +15851,7 @@
               <w:spacing w:after="10" w:before="0"/>
               <w:ind w:left="120"/>
             </w:pPr>
-            <w:hyperlink w:history="1" r:id="rIdsi2q1yrzn21bzlt7wwujc">
+            <w:hyperlink w:history="1" r:id="rIdfwrk2vahm3zqbiwrnn2jv">
               <w:r>
                 <w:rPr>
                   <w:rFonts w:ascii="Arial" w:cs="Arial" w:eastAsia="Arial" w:hAnsi="Arial"/>
@@ -15558,6 +15894,7 @@
           </w:tcPr>
           <w:p>
             <w:pPr>
+              <w:keepNext w:val="false"/>
               <w:spacing w:after="40" w:before="0"/>
               <w:jc w:val="left"/>
             </w:pPr>
@@ -15590,6 +15927,7 @@
           </w:tcPr>
           <w:p>
             <w:pPr>
+              <w:keepNext w:val="false"/>
               <w:spacing w:after="40" w:before="0"/>
               <w:jc w:val="left"/>
             </w:pPr>
@@ -15622,6 +15960,7 @@
           </w:tcPr>
           <w:p>
             <w:pPr>
+              <w:keepNext w:val="false"/>
               <w:spacing w:after="40" w:before="0"/>
               <w:jc w:val="left"/>
             </w:pPr>
@@ -15654,6 +15993,7 @@
           </w:tcPr>
           <w:p>
             <w:pPr>
+              <w:keepNext w:val="false"/>
               <w:spacing w:after="40" w:before="0"/>
               <w:jc w:val="left"/>
             </w:pPr>
@@ -15688,6 +16028,7 @@
           </w:tcPr>
           <w:p>
             <w:pPr>
+              <w:keepNext w:val="false"/>
               <w:spacing w:after="40" w:before="0"/>
               <w:jc w:val="left"/>
             </w:pPr>
@@ -15725,7 +16066,7 @@
             <w:pPr>
               <w:spacing w:after="20" w:before="0"/>
             </w:pPr>
-            <w:hyperlink w:history="1" r:id="rIdgvfmo-byrctndr-bkfihb">
+            <w:hyperlink w:history="1" r:id="rIdwstsdrbj08c-d6eyljcdf">
               <w:r>
                 <w:rPr>
                   <w:rFonts w:ascii="Arial" w:cs="Arial" w:eastAsia="Arial" w:hAnsi="Arial"/>
@@ -15774,7 +16115,7 @@
               <w:spacing w:after="10" w:before="0"/>
               <w:ind w:left="120"/>
             </w:pPr>
-            <w:hyperlink w:history="1" r:id="rId5l4qf_4l2mmpkjm9aveaq">
+            <w:hyperlink w:history="1" r:id="rIdc9szv4lj2zvvu7owm9c6z">
               <w:r>
                 <w:rPr>
                   <w:rFonts w:ascii="Arial" w:cs="Arial" w:eastAsia="Arial" w:hAnsi="Arial"/>
@@ -15836,7 +16177,7 @@
               <w:spacing w:after="10" w:before="0"/>
               <w:ind w:left="120"/>
             </w:pPr>
-            <w:hyperlink w:history="1" r:id="rId21sm5xxqd-lcnhl3phjnb">
+            <w:hyperlink w:history="1" r:id="rIde2s7k6oos5hudh8ybiz-u">
               <w:r>
                 <w:rPr>
                   <w:rFonts w:ascii="Arial" w:cs="Arial" w:eastAsia="Arial" w:hAnsi="Arial"/>
@@ -15879,6 +16220,7 @@
           </w:tcPr>
           <w:p>
             <w:pPr>
+              <w:keepNext w:val="false"/>
               <w:spacing w:after="40" w:before="0"/>
               <w:jc w:val="left"/>
             </w:pPr>
@@ -15911,6 +16253,7 @@
           </w:tcPr>
           <w:p>
             <w:pPr>
+              <w:keepNext w:val="false"/>
               <w:spacing w:after="40" w:before="0"/>
               <w:jc w:val="left"/>
             </w:pPr>
@@ -15943,6 +16286,7 @@
           </w:tcPr>
           <w:p>
             <w:pPr>
+              <w:keepNext w:val="false"/>
               <w:spacing w:after="40" w:before="0"/>
               <w:jc w:val="left"/>
             </w:pPr>
@@ -15975,6 +16319,7 @@
           </w:tcPr>
           <w:p>
             <w:pPr>
+              <w:keepNext w:val="false"/>
               <w:spacing w:after="40" w:before="0"/>
               <w:jc w:val="left"/>
             </w:pPr>
@@ -16009,6 +16354,7 @@
           </w:tcPr>
           <w:p>
             <w:pPr>
+              <w:keepNext w:val="false"/>
               <w:spacing w:after="40" w:before="0"/>
               <w:jc w:val="left"/>
             </w:pPr>
@@ -16046,7 +16392,7 @@
             <w:pPr>
               <w:spacing w:after="20" w:before="0"/>
             </w:pPr>
-            <w:hyperlink w:history="1" r:id="rId-vw1qrht3yujjxrcx1nja">
+            <w:hyperlink w:history="1" r:id="rIdu2jgela_pkj9vyba4qdwb">
               <w:r>
                 <w:rPr>
                   <w:rFonts w:ascii="Arial" w:cs="Arial" w:eastAsia="Arial" w:hAnsi="Arial"/>
@@ -16095,7 +16441,7 @@
               <w:spacing w:after="10" w:before="0"/>
               <w:ind w:left="120"/>
             </w:pPr>
-            <w:hyperlink w:history="1" r:id="rIdflaoqyuqte1lcmuchddjx">
+            <w:hyperlink w:history="1" r:id="rIdh4nqlxlk4dbsxgzd1xkm7">
               <w:r>
                 <w:rPr>
                   <w:rFonts w:ascii="Arial" w:cs="Arial" w:eastAsia="Arial" w:hAnsi="Arial"/>
@@ -16157,7 +16503,7 @@
               <w:spacing w:after="10" w:before="0"/>
               <w:ind w:left="120"/>
             </w:pPr>
-            <w:hyperlink w:history="1" r:id="rIdyxrugo9k7bwwzoc36m77g">
+            <w:hyperlink w:history="1" r:id="rIdsmmspwou3orc-jtrihq5p">
               <w:r>
                 <w:rPr>
                   <w:rFonts w:ascii="Arial" w:cs="Arial" w:eastAsia="Arial" w:hAnsi="Arial"/>
@@ -16200,6 +16546,7 @@
           </w:tcPr>
           <w:p>
             <w:pPr>
+              <w:keepNext w:val="false"/>
               <w:spacing w:after="40" w:before="0"/>
               <w:jc w:val="left"/>
             </w:pPr>
@@ -16232,6 +16579,7 @@
           </w:tcPr>
           <w:p>
             <w:pPr>
+              <w:keepNext w:val="false"/>
               <w:spacing w:after="40" w:before="0"/>
               <w:jc w:val="left"/>
             </w:pPr>
@@ -16264,6 +16612,7 @@
           </w:tcPr>
           <w:p>
             <w:pPr>
+              <w:keepNext w:val="false"/>
               <w:spacing w:after="40" w:before="0"/>
               <w:jc w:val="left"/>
             </w:pPr>
@@ -16296,6 +16645,7 @@
           </w:tcPr>
           <w:p>
             <w:pPr>
+              <w:keepNext w:val="false"/>
               <w:spacing w:after="40" w:before="0"/>
               <w:jc w:val="left"/>
             </w:pPr>
@@ -16330,6 +16680,7 @@
           </w:tcPr>
           <w:p>
             <w:pPr>
+              <w:keepNext w:val="false"/>
               <w:spacing w:after="40" w:before="0"/>
               <w:jc w:val="left"/>
             </w:pPr>
@@ -16367,7 +16718,7 @@
             <w:pPr>
               <w:spacing w:after="20" w:before="0"/>
             </w:pPr>
-            <w:hyperlink w:history="1" r:id="rIdozmruespmshznqjdygscb">
+            <w:hyperlink w:history="1" r:id="rIdmgnoopqh7rhj_omxvrwwv">
               <w:r>
                 <w:rPr>
                   <w:rFonts w:ascii="Arial" w:cs="Arial" w:eastAsia="Arial" w:hAnsi="Arial"/>
@@ -16416,7 +16767,7 @@
               <w:spacing w:after="10" w:before="0"/>
               <w:ind w:left="120"/>
             </w:pPr>
-            <w:hyperlink w:history="1" r:id="rIdbl-qw3kh26-i-p5xhonda">
+            <w:hyperlink w:history="1" r:id="rIdvedql6aggojro-bq5a5ep">
               <w:r>
                 <w:rPr>
                   <w:rFonts w:ascii="Arial" w:cs="Arial" w:eastAsia="Arial" w:hAnsi="Arial"/>
@@ -16478,7 +16829,7 @@
               <w:spacing w:after="10" w:before="0"/>
               <w:ind w:left="120"/>
             </w:pPr>
-            <w:hyperlink w:history="1" r:id="rIdvc1dd6ev5rihcwcgk1wpk">
+            <w:hyperlink w:history="1" r:id="rIdvztzze0cgym_fd3s7huba">
               <w:r>
                 <w:rPr>
                   <w:rFonts w:ascii="Arial" w:cs="Arial" w:eastAsia="Arial" w:hAnsi="Arial"/>
@@ -16521,6 +16872,7 @@
           </w:tcPr>
           <w:p>
             <w:pPr>
+              <w:keepNext w:val="false"/>
               <w:spacing w:after="40" w:before="0"/>
               <w:jc w:val="left"/>
             </w:pPr>
@@ -16553,6 +16905,7 @@
           </w:tcPr>
           <w:p>
             <w:pPr>
+              <w:keepNext w:val="false"/>
               <w:spacing w:after="40" w:before="0"/>
               <w:jc w:val="left"/>
             </w:pPr>
@@ -16585,6 +16938,7 @@
           </w:tcPr>
           <w:p>
             <w:pPr>
+              <w:keepNext w:val="false"/>
               <w:spacing w:after="40" w:before="0"/>
               <w:jc w:val="left"/>
             </w:pPr>
@@ -16617,6 +16971,7 @@
           </w:tcPr>
           <w:p>
             <w:pPr>
+              <w:keepNext w:val="false"/>
               <w:spacing w:after="40" w:before="0"/>
               <w:jc w:val="left"/>
             </w:pPr>
@@ -16651,6 +17006,7 @@
           </w:tcPr>
           <w:p>
             <w:pPr>
+              <w:keepNext w:val="false"/>
               <w:spacing w:after="40" w:before="0"/>
               <w:jc w:val="left"/>
             </w:pPr>
@@ -16688,7 +17044,7 @@
             <w:pPr>
               <w:spacing w:after="20" w:before="0"/>
             </w:pPr>
-            <w:hyperlink w:history="1" r:id="rId4pqy9ujjkmommdsvp4k0i">
+            <w:hyperlink w:history="1" r:id="rId-win43od78jqcf2vtrz4j">
               <w:r>
                 <w:rPr>
                   <w:rFonts w:ascii="Arial" w:cs="Arial" w:eastAsia="Arial" w:hAnsi="Arial"/>
@@ -16737,7 +17093,7 @@
               <w:spacing w:after="10" w:before="0"/>
               <w:ind w:left="120"/>
             </w:pPr>
-            <w:hyperlink w:history="1" r:id="rId6uyrocxgdkv0mkj8zx2fx">
+            <w:hyperlink w:history="1" r:id="rIdrqburvox39rl8u9lm-wpy">
               <w:r>
                 <w:rPr>
                   <w:rFonts w:ascii="Arial" w:cs="Arial" w:eastAsia="Arial" w:hAnsi="Arial"/>
@@ -16799,7 +17155,7 @@
               <w:spacing w:after="10" w:before="0"/>
               <w:ind w:left="120"/>
             </w:pPr>
-            <w:hyperlink w:history="1" r:id="rIdx-roexqkufsgjmuwcteho">
+            <w:hyperlink w:history="1" r:id="rIdf9bckiltzkslmyf694iha">
               <w:r>
                 <w:rPr>
                   <w:rFonts w:ascii="Arial" w:cs="Arial" w:eastAsia="Arial" w:hAnsi="Arial"/>
@@ -16842,6 +17198,7 @@
           </w:tcPr>
           <w:p>
             <w:pPr>
+              <w:keepNext w:val="false"/>
               <w:spacing w:after="40" w:before="0"/>
               <w:jc w:val="left"/>
             </w:pPr>
@@ -16874,6 +17231,7 @@
           </w:tcPr>
           <w:p>
             <w:pPr>
+              <w:keepNext w:val="false"/>
               <w:spacing w:after="40" w:before="0"/>
               <w:jc w:val="left"/>
             </w:pPr>
@@ -16906,6 +17264,7 @@
           </w:tcPr>
           <w:p>
             <w:pPr>
+              <w:keepNext w:val="false"/>
               <w:spacing w:after="40" w:before="0"/>
               <w:jc w:val="left"/>
             </w:pPr>
@@ -16938,6 +17297,7 @@
           </w:tcPr>
           <w:p>
             <w:pPr>
+              <w:keepNext w:val="false"/>
               <w:spacing w:after="40" w:before="0"/>
               <w:jc w:val="left"/>
             </w:pPr>
@@ -16997,6 +17357,7 @@
           </w:tcPr>
           <w:p>
             <w:pPr>
+              <w:keepNext w:val="false"/>
               <w:spacing w:after="40" w:before="0"/>
               <w:jc w:val="center"/>
             </w:pPr>
@@ -17031,6 +17392,7 @@
           </w:tcPr>
           <w:p>
             <w:pPr>
+              <w:keepNext w:val="false"/>
               <w:spacing w:after="40" w:before="0"/>
               <w:jc w:val="left"/>
             </w:pPr>
@@ -17092,6 +17454,7 @@
           </w:tcPr>
           <w:p>
             <w:pPr>
+              <w:keepNext w:val="false"/>
               <w:spacing w:after="40" w:before="0"/>
               <w:jc w:val="center"/>
             </w:pPr>
@@ -17126,6 +17489,7 @@
           </w:tcPr>
           <w:p>
             <w:pPr>
+              <w:keepNext w:val="false"/>
               <w:spacing w:after="40" w:before="0"/>
               <w:jc w:val="left"/>
             </w:pPr>
@@ -17158,6 +17522,7 @@
           </w:tcPr>
           <w:p>
             <w:pPr>
+              <w:keepNext w:val="false"/>
               <w:spacing w:after="40" w:before="0"/>
               <w:jc w:val="left"/>
             </w:pPr>
@@ -17192,6 +17557,7 @@
           </w:tcPr>
           <w:p>
             <w:pPr>
+              <w:keepNext w:val="false"/>
               <w:spacing w:after="40" w:before="0"/>
               <w:jc w:val="left"/>
             </w:pPr>
@@ -17224,6 +17590,7 @@
           </w:tcPr>
           <w:p>
             <w:pPr>
+              <w:keepNext w:val="false"/>
               <w:spacing w:after="40" w:before="0"/>
               <w:jc w:val="left"/>
             </w:pPr>
@@ -17258,6 +17625,7 @@
           </w:tcPr>
           <w:p>
             <w:pPr>
+              <w:keepNext w:val="false"/>
               <w:spacing w:after="40" w:before="0"/>
               <w:jc w:val="left"/>
             </w:pPr>
@@ -17290,6 +17658,7 @@
           </w:tcPr>
           <w:p>
             <w:pPr>
+              <w:keepNext w:val="false"/>
               <w:spacing w:after="40" w:before="0"/>
               <w:jc w:val="left"/>
             </w:pPr>
@@ -17326,7 +17695,7 @@
         </w:rPr>
         <w:t xml:space="preserve">© 2026 SeaVuria and ARES. Aligned with KICD objectives. Developed by SeaVuria; technical implementation by ARES (with AI assistance from Claude). Licensed under </w:t>
       </w:r>
-      <w:hyperlink w:history="1" r:id="rIdihfjnjg0a9rsyarimgwnn">
+      <w:hyperlink w:history="1" r:id="rIdnq86b5w-mgtk2lysmol72">
         <w:r>
           <w:rPr>
             <w:rFonts w:ascii="Arial" w:cs="Arial" w:eastAsia="Arial" w:hAnsi="Arial"/>
@@ -17347,7 +17716,7 @@
         </w:rPr>
         <w:t xml:space="preserve"> (</w:t>
       </w:r>
-      <w:hyperlink w:history="1" r:id="rIdoulpcgcizxzfqn-edop0e">
+      <w:hyperlink w:history="1" r:id="rIdpauppgsrx4-s8b0lkdt8e">
         <w:r>
           <w:rPr>
             <w:rFonts w:ascii="Arial" w:cs="Arial" w:eastAsia="Arial" w:hAnsi="Arial"/>
@@ -17407,6 +17776,7 @@
           </w:tcPr>
           <w:p>
             <w:pPr>
+              <w:keepNext w:val="false"/>
               <w:spacing w:after="40" w:before="0"/>
               <w:jc w:val="center"/>
             </w:pPr>
@@ -17442,6 +17812,7 @@
           </w:tcPr>
           <w:p>
             <w:pPr>
+              <w:keepNext w:val="false"/>
               <w:spacing w:after="40" w:before="0"/>
               <w:jc w:val="center"/>
             </w:pPr>
@@ -17476,6 +17847,7 @@
           </w:tcPr>
           <w:p>
             <w:pPr>
+              <w:keepNext w:val="false"/>
               <w:spacing w:after="40" w:before="0"/>
               <w:jc w:val="left"/>
             </w:pPr>
@@ -17508,6 +17880,7 @@
           </w:tcPr>
           <w:p>
             <w:pPr>
+              <w:keepNext w:val="false"/>
               <w:spacing w:after="40" w:before="0"/>
               <w:jc w:val="left"/>
             </w:pPr>
@@ -17542,6 +17915,7 @@
           </w:tcPr>
           <w:p>
             <w:pPr>
+              <w:keepNext w:val="false"/>
               <w:spacing w:after="40" w:before="0"/>
               <w:jc w:val="left"/>
             </w:pPr>
@@ -17574,6 +17948,7 @@
           </w:tcPr>
           <w:p>
             <w:pPr>
+              <w:keepNext w:val="false"/>
               <w:spacing w:after="40" w:before="0"/>
               <w:jc w:val="left"/>
             </w:pPr>
@@ -17608,6 +17983,7 @@
           </w:tcPr>
           <w:p>
             <w:pPr>
+              <w:keepNext w:val="false"/>
               <w:spacing w:after="40" w:before="0"/>
               <w:jc w:val="left"/>
             </w:pPr>
@@ -17640,6 +18016,7 @@
           </w:tcPr>
           <w:p>
             <w:pPr>
+              <w:keepNext w:val="false"/>
               <w:spacing w:after="40" w:before="0"/>
               <w:jc w:val="left"/>
             </w:pPr>
@@ -17674,6 +18051,7 @@
           </w:tcPr>
           <w:p>
             <w:pPr>
+              <w:keepNext w:val="false"/>
               <w:spacing w:after="40" w:before="0"/>
               <w:jc w:val="left"/>
             </w:pPr>
@@ -17706,6 +18084,7 @@
           </w:tcPr>
           <w:p>
             <w:pPr>
+              <w:keepNext w:val="false"/>
               <w:spacing w:after="40" w:before="0"/>
               <w:jc w:val="left"/>
             </w:pPr>
@@ -17740,6 +18119,7 @@
           </w:tcPr>
           <w:p>
             <w:pPr>
+              <w:keepNext w:val="false"/>
               <w:spacing w:after="40" w:before="0"/>
               <w:jc w:val="left"/>
             </w:pPr>
@@ -17772,6 +18152,7 @@
           </w:tcPr>
           <w:p>
             <w:pPr>
+              <w:keepNext w:val="false"/>
               <w:spacing w:after="40" w:before="0"/>
               <w:jc w:val="left"/>
             </w:pPr>
@@ -17806,6 +18187,7 @@
           </w:tcPr>
           <w:p>
             <w:pPr>
+              <w:keepNext w:val="false"/>
               <w:spacing w:after="40" w:before="0"/>
               <w:jc w:val="left"/>
             </w:pPr>
@@ -17838,6 +18220,7 @@
           </w:tcPr>
           <w:p>
             <w:pPr>
+              <w:keepNext w:val="false"/>
               <w:spacing w:after="40" w:before="0"/>
               <w:jc w:val="left"/>
             </w:pPr>
@@ -17872,6 +18255,7 @@
           </w:tcPr>
           <w:p>
             <w:pPr>
+              <w:keepNext w:val="false"/>
               <w:spacing w:after="40" w:before="0"/>
               <w:jc w:val="left"/>
             </w:pPr>
@@ -17904,6 +18288,7 @@
           </w:tcPr>
           <w:p>
             <w:pPr>
+              <w:keepNext w:val="false"/>
               <w:spacing w:after="40" w:before="0"/>
               <w:jc w:val="left"/>
             </w:pPr>
@@ -17938,6 +18323,7 @@
           </w:tcPr>
           <w:p>
             <w:pPr>
+              <w:keepNext w:val="false"/>
               <w:spacing w:after="40" w:before="0"/>
               <w:jc w:val="left"/>
             </w:pPr>
@@ -17970,6 +18356,7 @@
           </w:tcPr>
           <w:p>
             <w:pPr>
+              <w:keepNext w:val="false"/>
               <w:spacing w:after="40" w:before="0"/>
               <w:jc w:val="left"/>
             </w:pPr>
@@ -18029,6 +18416,7 @@
           </w:tcPr>
           <w:p>
             <w:pPr>
+              <w:keepNext w:val="false"/>
               <w:spacing w:after="40" w:before="0"/>
               <w:jc w:val="center"/>
             </w:pPr>
@@ -18063,6 +18451,7 @@
           </w:tcPr>
           <w:p>
             <w:pPr>
+              <w:keepNext w:val="false"/>
               <w:spacing w:after="40" w:before="0"/>
               <w:jc w:val="left"/>
             </w:pPr>
@@ -18127,6 +18516,7 @@
           </w:tcPr>
           <w:p>
             <w:pPr>
+              <w:keepNext w:val="false"/>
               <w:spacing w:after="40" w:before="0"/>
               <w:jc w:val="center"/>
             </w:pPr>
@@ -18161,6 +18551,7 @@
           </w:tcPr>
           <w:p>
             <w:pPr>
+              <w:keepNext w:val="false"/>
               <w:spacing w:after="40" w:before="0"/>
               <w:jc w:val="left"/>
             </w:pPr>
@@ -18193,6 +18584,7 @@
           </w:tcPr>
           <w:p>
             <w:pPr>
+              <w:keepNext w:val="false"/>
               <w:spacing w:after="40" w:before="0"/>
               <w:jc w:val="left"/>
             </w:pPr>
@@ -18225,6 +18617,7 @@
           </w:tcPr>
           <w:p>
             <w:pPr>
+              <w:keepNext w:val="false"/>
               <w:spacing w:after="40" w:before="0"/>
               <w:jc w:val="left"/>
             </w:pPr>
@@ -18257,6 +18650,7 @@
           </w:tcPr>
           <w:p>
             <w:pPr>
+              <w:keepNext w:val="false"/>
               <w:spacing w:after="40" w:before="0"/>
               <w:jc w:val="left"/>
             </w:pPr>
@@ -18289,6 +18683,7 @@
           </w:tcPr>
           <w:p>
             <w:pPr>
+              <w:keepNext w:val="false"/>
               <w:spacing w:after="40" w:before="0"/>
               <w:jc w:val="left"/>
             </w:pPr>
@@ -18323,6 +18718,7 @@
           </w:tcPr>
           <w:p>
             <w:pPr>
+              <w:keepNext w:val="false"/>
               <w:spacing w:after="40" w:before="0"/>
               <w:jc w:val="left"/>
             </w:pPr>
@@ -18360,7 +18756,7 @@
             <w:pPr>
               <w:spacing w:after="20" w:before="0"/>
             </w:pPr>
-            <w:hyperlink w:history="1" r:id="rIdhnlnlypuannsakkh9yjoc">
+            <w:hyperlink w:history="1" r:id="rIdma0_0lqvswwxbpzhkmcse">
               <w:r>
                 <w:rPr>
                   <w:rFonts w:ascii="Arial" w:cs="Arial" w:eastAsia="Arial" w:hAnsi="Arial"/>
@@ -18409,7 +18805,7 @@
               <w:spacing w:after="10" w:before="0"/>
               <w:ind w:left="120"/>
             </w:pPr>
-            <w:hyperlink w:history="1" r:id="rIdm48vmq-r8vri9rcivvful">
+            <w:hyperlink w:history="1" r:id="rIdkifdzt-nqxpgeducrqqe7">
               <w:r>
                 <w:rPr>
                   <w:rFonts w:ascii="Arial" w:cs="Arial" w:eastAsia="Arial" w:hAnsi="Arial"/>
@@ -18471,7 +18867,7 @@
               <w:spacing w:after="10" w:before="0"/>
               <w:ind w:left="120"/>
             </w:pPr>
-            <w:hyperlink w:history="1" r:id="rIdahdioebxa3n-1haweq-f8">
+            <w:hyperlink w:history="1" r:id="rIdxsteyh8mlvigvtoaxzba0">
               <w:r>
                 <w:rPr>
                   <w:rFonts w:ascii="Arial" w:cs="Arial" w:eastAsia="Arial" w:hAnsi="Arial"/>
@@ -18514,6 +18910,7 @@
           </w:tcPr>
           <w:p>
             <w:pPr>
+              <w:keepNext w:val="false"/>
               <w:spacing w:after="40" w:before="0"/>
               <w:jc w:val="left"/>
             </w:pPr>
@@ -18546,6 +18943,7 @@
           </w:tcPr>
           <w:p>
             <w:pPr>
+              <w:keepNext w:val="false"/>
               <w:spacing w:after="40" w:before="0"/>
               <w:jc w:val="left"/>
             </w:pPr>
@@ -18578,6 +18976,7 @@
           </w:tcPr>
           <w:p>
             <w:pPr>
+              <w:keepNext w:val="false"/>
               <w:spacing w:after="40" w:before="0"/>
               <w:jc w:val="left"/>
             </w:pPr>
@@ -18610,6 +19009,7 @@
           </w:tcPr>
           <w:p>
             <w:pPr>
+              <w:keepNext w:val="false"/>
               <w:spacing w:after="40" w:before="0"/>
               <w:jc w:val="left"/>
             </w:pPr>
@@ -18644,6 +19044,7 @@
           </w:tcPr>
           <w:p>
             <w:pPr>
+              <w:keepNext w:val="false"/>
               <w:spacing w:after="40" w:before="0"/>
               <w:jc w:val="left"/>
             </w:pPr>
@@ -18681,7 +19082,7 @@
             <w:pPr>
               <w:spacing w:after="20" w:before="0"/>
             </w:pPr>
-            <w:hyperlink w:history="1" r:id="rId5fjalnqo3gsbntq6ethix">
+            <w:hyperlink w:history="1" r:id="rId4szfzvw9tk9ajo_q88ep2">
               <w:r>
                 <w:rPr>
                   <w:rFonts w:ascii="Arial" w:cs="Arial" w:eastAsia="Arial" w:hAnsi="Arial"/>
@@ -18730,7 +19131,7 @@
               <w:spacing w:after="10" w:before="0"/>
               <w:ind w:left="120"/>
             </w:pPr>
-            <w:hyperlink w:history="1" r:id="rId5ksky-z0ewfsimmzbw2fc">
+            <w:hyperlink w:history="1" r:id="rIdi-yiu5fom9fobv2-hbcpf">
               <w:r>
                 <w:rPr>
                   <w:rFonts w:ascii="Arial" w:cs="Arial" w:eastAsia="Arial" w:hAnsi="Arial"/>
@@ -18792,7 +19193,7 @@
               <w:spacing w:after="10" w:before="0"/>
               <w:ind w:left="120"/>
             </w:pPr>
-            <w:hyperlink w:history="1" r:id="rIdayak7euxxiw8-hjqvsjp0">
+            <w:hyperlink w:history="1" r:id="rIdczvdkwqtjqq0veqys6rsh">
               <w:r>
                 <w:rPr>
                   <w:rFonts w:ascii="Arial" w:cs="Arial" w:eastAsia="Arial" w:hAnsi="Arial"/>
@@ -18835,6 +19236,7 @@
           </w:tcPr>
           <w:p>
             <w:pPr>
+              <w:keepNext w:val="false"/>
               <w:spacing w:after="40" w:before="0"/>
               <w:jc w:val="left"/>
             </w:pPr>
@@ -18867,6 +19269,7 @@
           </w:tcPr>
           <w:p>
             <w:pPr>
+              <w:keepNext w:val="false"/>
               <w:spacing w:after="40" w:before="0"/>
               <w:jc w:val="left"/>
             </w:pPr>
@@ -18899,6 +19302,7 @@
           </w:tcPr>
           <w:p>
             <w:pPr>
+              <w:keepNext w:val="false"/>
               <w:spacing w:after="40" w:before="0"/>
               <w:jc w:val="left"/>
             </w:pPr>
@@ -18931,6 +19335,7 @@
           </w:tcPr>
           <w:p>
             <w:pPr>
+              <w:keepNext w:val="false"/>
               <w:spacing w:after="40" w:before="0"/>
               <w:jc w:val="left"/>
             </w:pPr>
@@ -18965,6 +19370,7 @@
           </w:tcPr>
           <w:p>
             <w:pPr>
+              <w:keepNext w:val="false"/>
               <w:spacing w:after="40" w:before="0"/>
               <w:jc w:val="left"/>
             </w:pPr>
@@ -19002,7 +19408,7 @@
             <w:pPr>
               <w:spacing w:after="20" w:before="0"/>
             </w:pPr>
-            <w:hyperlink w:history="1" r:id="rIdkgkcyajbc7q6gfltgdrti">
+            <w:hyperlink w:history="1" r:id="rIdt4gfqzrmnhcbi4beffnfg">
               <w:r>
                 <w:rPr>
                   <w:rFonts w:ascii="Arial" w:cs="Arial" w:eastAsia="Arial" w:hAnsi="Arial"/>
@@ -19051,7 +19457,7 @@
               <w:spacing w:after="10" w:before="0"/>
               <w:ind w:left="120"/>
             </w:pPr>
-            <w:hyperlink w:history="1" r:id="rIdh6jkrec5wwzn7ttp_pgjd">
+            <w:hyperlink w:history="1" r:id="rIdzpm8enkzectxzek0mqnyn">
               <w:r>
                 <w:rPr>
                   <w:rFonts w:ascii="Arial" w:cs="Arial" w:eastAsia="Arial" w:hAnsi="Arial"/>
@@ -19113,7 +19519,7 @@
               <w:spacing w:after="10" w:before="0"/>
               <w:ind w:left="120"/>
             </w:pPr>
-            <w:hyperlink w:history="1" r:id="rIdi0whdnwdm1amanmfnwrwt">
+            <w:hyperlink w:history="1" r:id="rId-7m_t0yylobfna3snfxzs">
               <w:r>
                 <w:rPr>
                   <w:rFonts w:ascii="Arial" w:cs="Arial" w:eastAsia="Arial" w:hAnsi="Arial"/>
@@ -19156,6 +19562,7 @@
           </w:tcPr>
           <w:p>
             <w:pPr>
+              <w:keepNext w:val="false"/>
               <w:spacing w:after="40" w:before="0"/>
               <w:jc w:val="left"/>
             </w:pPr>
@@ -19188,6 +19595,7 @@
           </w:tcPr>
           <w:p>
             <w:pPr>
+              <w:keepNext w:val="false"/>
               <w:spacing w:after="40" w:before="0"/>
               <w:jc w:val="left"/>
             </w:pPr>
@@ -19220,6 +19628,7 @@
           </w:tcPr>
           <w:p>
             <w:pPr>
+              <w:keepNext w:val="false"/>
               <w:spacing w:after="40" w:before="0"/>
               <w:jc w:val="left"/>
             </w:pPr>
@@ -19252,6 +19661,7 @@
           </w:tcPr>
           <w:p>
             <w:pPr>
+              <w:keepNext w:val="false"/>
               <w:spacing w:after="40" w:before="0"/>
               <w:jc w:val="left"/>
             </w:pPr>
@@ -19286,6 +19696,7 @@
           </w:tcPr>
           <w:p>
             <w:pPr>
+              <w:keepNext w:val="false"/>
               <w:spacing w:after="40" w:before="0"/>
               <w:jc w:val="left"/>
             </w:pPr>
@@ -19323,7 +19734,7 @@
             <w:pPr>
               <w:spacing w:after="20" w:before="0"/>
             </w:pPr>
-            <w:hyperlink w:history="1" r:id="rIdbcphxm3l0-jcukzkarvkv">
+            <w:hyperlink w:history="1" r:id="rIdeq8eob4efmxovdbcxfvkq">
               <w:r>
                 <w:rPr>
                   <w:rFonts w:ascii="Arial" w:cs="Arial" w:eastAsia="Arial" w:hAnsi="Arial"/>
@@ -19372,7 +19783,7 @@
               <w:spacing w:after="10" w:before="0"/>
               <w:ind w:left="120"/>
             </w:pPr>
-            <w:hyperlink w:history="1" r:id="rIdppf2jlrwdy7echs5fhklk">
+            <w:hyperlink w:history="1" r:id="rIdnho2gcbuo25dmgf76jeee">
               <w:r>
                 <w:rPr>
                   <w:rFonts w:ascii="Arial" w:cs="Arial" w:eastAsia="Arial" w:hAnsi="Arial"/>
@@ -19434,7 +19845,7 @@
               <w:spacing w:after="10" w:before="0"/>
               <w:ind w:left="120"/>
             </w:pPr>
-            <w:hyperlink w:history="1" r:id="rId0dbj2v9lfefn7umulben_">
+            <w:hyperlink w:history="1" r:id="rIdddhskhu5g1fkpjkr9ffnw">
               <w:r>
                 <w:rPr>
                   <w:rFonts w:ascii="Arial" w:cs="Arial" w:eastAsia="Arial" w:hAnsi="Arial"/>
@@ -19477,6 +19888,7 @@
           </w:tcPr>
           <w:p>
             <w:pPr>
+              <w:keepNext w:val="false"/>
               <w:spacing w:after="40" w:before="0"/>
               <w:jc w:val="left"/>
             </w:pPr>
@@ -19509,6 +19921,7 @@
           </w:tcPr>
           <w:p>
             <w:pPr>
+              <w:keepNext w:val="false"/>
               <w:spacing w:after="40" w:before="0"/>
               <w:jc w:val="left"/>
             </w:pPr>
@@ -19541,6 +19954,7 @@
           </w:tcPr>
           <w:p>
             <w:pPr>
+              <w:keepNext w:val="false"/>
               <w:spacing w:after="40" w:before="0"/>
               <w:jc w:val="left"/>
             </w:pPr>
@@ -19573,6 +19987,7 @@
           </w:tcPr>
           <w:p>
             <w:pPr>
+              <w:keepNext w:val="false"/>
               <w:spacing w:after="40" w:before="0"/>
               <w:jc w:val="left"/>
             </w:pPr>
@@ -19607,6 +20022,7 @@
           </w:tcPr>
           <w:p>
             <w:pPr>
+              <w:keepNext w:val="false"/>
               <w:spacing w:after="40" w:before="0"/>
               <w:jc w:val="left"/>
             </w:pPr>
@@ -19644,7 +20060,7 @@
             <w:pPr>
               <w:spacing w:after="20" w:before="0"/>
             </w:pPr>
-            <w:hyperlink w:history="1" r:id="rIddogzzqjwjl_s2n6wcx9f-">
+            <w:hyperlink w:history="1" r:id="rIdpj7a7blmmi2sdhjgn4sel">
               <w:r>
                 <w:rPr>
                   <w:rFonts w:ascii="Arial" w:cs="Arial" w:eastAsia="Arial" w:hAnsi="Arial"/>
@@ -19693,7 +20109,7 @@
               <w:spacing w:after="10" w:before="0"/>
               <w:ind w:left="120"/>
             </w:pPr>
-            <w:hyperlink w:history="1" r:id="rIdlt-afyqt5cu6idpubzdta">
+            <w:hyperlink w:history="1" r:id="rId6zqyyjfr1kbjx_-eudkpe">
               <w:r>
                 <w:rPr>
                   <w:rFonts w:ascii="Arial" w:cs="Arial" w:eastAsia="Arial" w:hAnsi="Arial"/>
@@ -19755,7 +20171,7 @@
               <w:spacing w:after="10" w:before="0"/>
               <w:ind w:left="120"/>
             </w:pPr>
-            <w:hyperlink w:history="1" r:id="rIde5y67nrrimqhk7lkxj0aw">
+            <w:hyperlink w:history="1" r:id="rId7fb2z70ffdj4ngnpco0xm">
               <w:r>
                 <w:rPr>
                   <w:rFonts w:ascii="Arial" w:cs="Arial" w:eastAsia="Arial" w:hAnsi="Arial"/>
@@ -19798,6 +20214,7 @@
           </w:tcPr>
           <w:p>
             <w:pPr>
+              <w:keepNext w:val="false"/>
               <w:spacing w:after="40" w:before="0"/>
               <w:jc w:val="left"/>
             </w:pPr>
@@ -19830,6 +20247,7 @@
           </w:tcPr>
           <w:p>
             <w:pPr>
+              <w:keepNext w:val="false"/>
               <w:spacing w:after="40" w:before="0"/>
               <w:jc w:val="left"/>
             </w:pPr>
@@ -19862,6 +20280,7 @@
           </w:tcPr>
           <w:p>
             <w:pPr>
+              <w:keepNext w:val="false"/>
               <w:spacing w:after="40" w:before="0"/>
               <w:jc w:val="left"/>
             </w:pPr>
@@ -19894,6 +20313,7 @@
           </w:tcPr>
           <w:p>
             <w:pPr>
+              <w:keepNext w:val="false"/>
               <w:spacing w:after="40" w:before="0"/>
               <w:jc w:val="left"/>
             </w:pPr>
@@ -19953,6 +20373,7 @@
           </w:tcPr>
           <w:p>
             <w:pPr>
+              <w:keepNext w:val="false"/>
               <w:spacing w:after="40" w:before="0"/>
               <w:jc w:val="center"/>
             </w:pPr>
@@ -19987,6 +20408,7 @@
           </w:tcPr>
           <w:p>
             <w:pPr>
+              <w:keepNext w:val="false"/>
               <w:spacing w:after="40" w:before="0"/>
               <w:jc w:val="left"/>
             </w:pPr>
@@ -20048,6 +20470,7 @@
           </w:tcPr>
           <w:p>
             <w:pPr>
+              <w:keepNext w:val="false"/>
               <w:spacing w:after="40" w:before="0"/>
               <w:jc w:val="center"/>
             </w:pPr>
@@ -20082,6 +20505,7 @@
           </w:tcPr>
           <w:p>
             <w:pPr>
+              <w:keepNext w:val="false"/>
               <w:spacing w:after="40" w:before="0"/>
               <w:jc w:val="left"/>
             </w:pPr>
@@ -20114,6 +20538,7 @@
           </w:tcPr>
           <w:p>
             <w:pPr>
+              <w:keepNext w:val="false"/>
               <w:spacing w:after="40" w:before="0"/>
               <w:jc w:val="left"/>
             </w:pPr>
@@ -20148,6 +20573,7 @@
           </w:tcPr>
           <w:p>
             <w:pPr>
+              <w:keepNext w:val="false"/>
               <w:spacing w:after="40" w:before="0"/>
               <w:jc w:val="left"/>
             </w:pPr>
@@ -20180,6 +20606,7 @@
           </w:tcPr>
           <w:p>
             <w:pPr>
+              <w:keepNext w:val="false"/>
               <w:spacing w:after="40" w:before="0"/>
               <w:jc w:val="left"/>
             </w:pPr>
@@ -20214,6 +20641,7 @@
           </w:tcPr>
           <w:p>
             <w:pPr>
+              <w:keepNext w:val="false"/>
               <w:spacing w:after="40" w:before="0"/>
               <w:jc w:val="left"/>
             </w:pPr>
@@ -20246,6 +20674,7 @@
           </w:tcPr>
           <w:p>
             <w:pPr>
+              <w:keepNext w:val="false"/>
               <w:spacing w:after="40" w:before="0"/>
               <w:jc w:val="left"/>
             </w:pPr>
@@ -20282,7 +20711,7 @@
         </w:rPr>
         <w:t xml:space="preserve">© 2026 SeaVuria and ARES. Aligned with KICD objectives. Developed by SeaVuria; technical implementation by ARES (with AI assistance from Claude). Licensed under </w:t>
       </w:r>
-      <w:hyperlink w:history="1" r:id="rIdxsbyrhvsitjqyzgntkyg9">
+      <w:hyperlink w:history="1" r:id="rIdf8jmesiuvtr7dk7jkjurb">
         <w:r>
           <w:rPr>
             <w:rFonts w:ascii="Arial" w:cs="Arial" w:eastAsia="Arial" w:hAnsi="Arial"/>
@@ -20303,7 +20732,7 @@
         </w:rPr>
         <w:t xml:space="preserve"> (</w:t>
       </w:r>
-      <w:hyperlink w:history="1" r:id="rIdixdy_2pda58qyakp2p_nj">
+      <w:hyperlink w:history="1" r:id="rIdj8nhevrdq8pcfpqszvpnh">
         <w:r>
           <w:rPr>
             <w:rFonts w:ascii="Arial" w:cs="Arial" w:eastAsia="Arial" w:hAnsi="Arial"/>
@@ -20363,6 +20792,7 @@
           </w:tcPr>
           <w:p>
             <w:pPr>
+              <w:keepNext w:val="false"/>
               <w:spacing w:after="40" w:before="0"/>
               <w:jc w:val="center"/>
             </w:pPr>
@@ -20398,6 +20828,7 @@
           </w:tcPr>
           <w:p>
             <w:pPr>
+              <w:keepNext w:val="false"/>
               <w:spacing w:after="40" w:before="0"/>
               <w:jc w:val="center"/>
             </w:pPr>
@@ -20432,6 +20863,7 @@
           </w:tcPr>
           <w:p>
             <w:pPr>
+              <w:keepNext w:val="false"/>
               <w:spacing w:after="40" w:before="0"/>
               <w:jc w:val="left"/>
             </w:pPr>
@@ -20464,6 +20896,7 @@
           </w:tcPr>
           <w:p>
             <w:pPr>
+              <w:keepNext w:val="false"/>
               <w:spacing w:after="40" w:before="0"/>
               <w:jc w:val="left"/>
             </w:pPr>
@@ -20498,6 +20931,7 @@
           </w:tcPr>
           <w:p>
             <w:pPr>
+              <w:keepNext w:val="false"/>
               <w:spacing w:after="40" w:before="0"/>
               <w:jc w:val="left"/>
             </w:pPr>
@@ -20530,6 +20964,7 @@
           </w:tcPr>
           <w:p>
             <w:pPr>
+              <w:keepNext w:val="false"/>
               <w:spacing w:after="40" w:before="0"/>
               <w:jc w:val="left"/>
             </w:pPr>
@@ -20564,6 +20999,7 @@
           </w:tcPr>
           <w:p>
             <w:pPr>
+              <w:keepNext w:val="false"/>
               <w:spacing w:after="40" w:before="0"/>
               <w:jc w:val="left"/>
             </w:pPr>
@@ -20596,6 +21032,7 @@
           </w:tcPr>
           <w:p>
             <w:pPr>
+              <w:keepNext w:val="false"/>
               <w:spacing w:after="40" w:before="0"/>
               <w:jc w:val="left"/>
             </w:pPr>
@@ -20630,6 +21067,7 @@
           </w:tcPr>
           <w:p>
             <w:pPr>
+              <w:keepNext w:val="false"/>
               <w:spacing w:after="40" w:before="0"/>
               <w:jc w:val="left"/>
             </w:pPr>
@@ -20662,6 +21100,7 @@
           </w:tcPr>
           <w:p>
             <w:pPr>
+              <w:keepNext w:val="false"/>
               <w:spacing w:after="40" w:before="0"/>
               <w:jc w:val="left"/>
             </w:pPr>
@@ -20696,6 +21135,7 @@
           </w:tcPr>
           <w:p>
             <w:pPr>
+              <w:keepNext w:val="false"/>
               <w:spacing w:after="40" w:before="0"/>
               <w:jc w:val="left"/>
             </w:pPr>
@@ -20728,6 +21168,7 @@
           </w:tcPr>
           <w:p>
             <w:pPr>
+              <w:keepNext w:val="false"/>
               <w:spacing w:after="40" w:before="0"/>
               <w:jc w:val="left"/>
             </w:pPr>
@@ -20762,6 +21203,7 @@
           </w:tcPr>
           <w:p>
             <w:pPr>
+              <w:keepNext w:val="false"/>
               <w:spacing w:after="40" w:before="0"/>
               <w:jc w:val="left"/>
             </w:pPr>
@@ -20794,6 +21236,7 @@
           </w:tcPr>
           <w:p>
             <w:pPr>
+              <w:keepNext w:val="false"/>
               <w:spacing w:after="40" w:before="0"/>
               <w:jc w:val="left"/>
             </w:pPr>
@@ -20828,6 +21271,7 @@
           </w:tcPr>
           <w:p>
             <w:pPr>
+              <w:keepNext w:val="false"/>
               <w:spacing w:after="40" w:before="0"/>
               <w:jc w:val="left"/>
             </w:pPr>
@@ -20860,6 +21304,7 @@
           </w:tcPr>
           <w:p>
             <w:pPr>
+              <w:keepNext w:val="false"/>
               <w:spacing w:after="40" w:before="0"/>
               <w:jc w:val="left"/>
             </w:pPr>
@@ -20894,6 +21339,7 @@
           </w:tcPr>
           <w:p>
             <w:pPr>
+              <w:keepNext w:val="false"/>
               <w:spacing w:after="40" w:before="0"/>
               <w:jc w:val="left"/>
             </w:pPr>
@@ -20926,6 +21372,7 @@
           </w:tcPr>
           <w:p>
             <w:pPr>
+              <w:keepNext w:val="false"/>
               <w:spacing w:after="40" w:before="0"/>
               <w:jc w:val="left"/>
             </w:pPr>
@@ -20985,6 +21432,7 @@
           </w:tcPr>
           <w:p>
             <w:pPr>
+              <w:keepNext w:val="false"/>
               <w:spacing w:after="40" w:before="0"/>
               <w:jc w:val="center"/>
             </w:pPr>
@@ -21019,6 +21467,7 @@
           </w:tcPr>
           <w:p>
             <w:pPr>
+              <w:keepNext w:val="false"/>
               <w:spacing w:after="40" w:before="0"/>
               <w:jc w:val="left"/>
             </w:pPr>
@@ -21083,6 +21532,7 @@
           </w:tcPr>
           <w:p>
             <w:pPr>
+              <w:keepNext w:val="false"/>
               <w:spacing w:after="40" w:before="0"/>
               <w:jc w:val="center"/>
             </w:pPr>
@@ -21117,6 +21567,7 @@
           </w:tcPr>
           <w:p>
             <w:pPr>
+              <w:keepNext w:val="false"/>
               <w:spacing w:after="40" w:before="0"/>
               <w:jc w:val="left"/>
             </w:pPr>
@@ -21149,6 +21600,7 @@
           </w:tcPr>
           <w:p>
             <w:pPr>
+              <w:keepNext w:val="false"/>
               <w:spacing w:after="40" w:before="0"/>
               <w:jc w:val="left"/>
             </w:pPr>
@@ -21181,6 +21633,7 @@
           </w:tcPr>
           <w:p>
             <w:pPr>
+              <w:keepNext w:val="false"/>
               <w:spacing w:after="40" w:before="0"/>
               <w:jc w:val="left"/>
             </w:pPr>
@@ -21213,6 +21666,7 @@
           </w:tcPr>
           <w:p>
             <w:pPr>
+              <w:keepNext w:val="false"/>
               <w:spacing w:after="40" w:before="0"/>
               <w:jc w:val="left"/>
             </w:pPr>
@@ -21245,6 +21699,7 @@
           </w:tcPr>
           <w:p>
             <w:pPr>
+              <w:keepNext w:val="false"/>
               <w:spacing w:after="40" w:before="0"/>
               <w:jc w:val="left"/>
             </w:pPr>
@@ -21279,6 +21734,7 @@
           </w:tcPr>
           <w:p>
             <w:pPr>
+              <w:keepNext w:val="false"/>
               <w:spacing w:after="40" w:before="0"/>
               <w:jc w:val="left"/>
             </w:pPr>
@@ -21316,7 +21772,7 @@
             <w:pPr>
               <w:spacing w:after="20" w:before="0"/>
             </w:pPr>
-            <w:hyperlink w:history="1" r:id="rIdhxdmnwanjsnonl8w8mfnc">
+            <w:hyperlink w:history="1" r:id="rId42unpbi-dvd9obodpszxs">
               <w:r>
                 <w:rPr>
                   <w:rFonts w:ascii="Arial" w:cs="Arial" w:eastAsia="Arial" w:hAnsi="Arial"/>
@@ -21349,7 +21805,7 @@
               <w:spacing w:after="10" w:before="0"/>
               <w:ind w:left="120"/>
             </w:pPr>
-            <w:hyperlink w:history="1" r:id="rIdbkd1cv1gbvqxvnhgpnd31">
+            <w:hyperlink w:history="1" r:id="rIdhd9q2gwgvurzwq6rnztgi">
               <w:r>
                 <w:rPr>
                   <w:rFonts w:ascii="Arial" w:cs="Arial" w:eastAsia="Arial" w:hAnsi="Arial"/>
@@ -21394,7 +21850,7 @@
             <w:pPr>
               <w:spacing w:after="20" w:before="0"/>
             </w:pPr>
-            <w:hyperlink w:history="1" r:id="rId7gjq34vze3wen5nyx4z_h">
+            <w:hyperlink w:history="1" r:id="rIdsz30trken2f-zciivike5">
               <w:r>
                 <w:rPr>
                   <w:rFonts w:ascii="Arial" w:cs="Arial" w:eastAsia="Arial" w:hAnsi="Arial"/>
@@ -21427,7 +21883,7 @@
               <w:spacing w:after="10" w:before="0"/>
               <w:ind w:left="120"/>
             </w:pPr>
-            <w:hyperlink w:history="1" r:id="rIdpkcull2s0q_d_0h9mdwgi">
+            <w:hyperlink w:history="1" r:id="rId2a4udquojlaqiienbdqiz">
               <w:r>
                 <w:rPr>
                   <w:rFonts w:ascii="Arial" w:cs="Arial" w:eastAsia="Arial" w:hAnsi="Arial"/>
@@ -21455,6 +21911,7 @@
           </w:tcPr>
           <w:p>
             <w:pPr>
+              <w:keepNext w:val="false"/>
               <w:spacing w:after="40" w:before="0"/>
               <w:jc w:val="left"/>
             </w:pPr>
@@ -21487,6 +21944,7 @@
           </w:tcPr>
           <w:p>
             <w:pPr>
+              <w:keepNext w:val="false"/>
               <w:spacing w:after="40" w:before="0"/>
               <w:jc w:val="left"/>
             </w:pPr>
@@ -21519,6 +21977,7 @@
           </w:tcPr>
           <w:p>
             <w:pPr>
+              <w:keepNext w:val="false"/>
               <w:spacing w:after="40" w:before="0"/>
               <w:jc w:val="left"/>
             </w:pPr>
@@ -21551,6 +22010,7 @@
           </w:tcPr>
           <w:p>
             <w:pPr>
+              <w:keepNext w:val="false"/>
               <w:spacing w:after="40" w:before="0"/>
               <w:jc w:val="left"/>
             </w:pPr>
@@ -21585,6 +22045,7 @@
           </w:tcPr>
           <w:p>
             <w:pPr>
+              <w:keepNext w:val="false"/>
               <w:spacing w:after="40" w:before="0"/>
               <w:jc w:val="left"/>
             </w:pPr>
@@ -21622,7 +22083,7 @@
             <w:pPr>
               <w:spacing w:after="20" w:before="0"/>
             </w:pPr>
-            <w:hyperlink w:history="1" r:id="rIdjt6mjd48tntxqmsnqnarh">
+            <w:hyperlink w:history="1" r:id="rIdm2zzccluwnwhx168fjknu">
               <w:r>
                 <w:rPr>
                   <w:rFonts w:ascii="Arial" w:cs="Arial" w:eastAsia="Arial" w:hAnsi="Arial"/>
@@ -21655,7 +22116,7 @@
               <w:spacing w:after="10" w:before="0"/>
               <w:ind w:left="120"/>
             </w:pPr>
-            <w:hyperlink w:history="1" r:id="rIdxn1ibjy0ou2wgwpi0pchc">
+            <w:hyperlink w:history="1" r:id="rIdl2dlzpf0n3sybtsp8jobc">
               <w:r>
                 <w:rPr>
                   <w:rFonts w:ascii="Arial" w:cs="Arial" w:eastAsia="Arial" w:hAnsi="Arial"/>
@@ -21700,7 +22161,7 @@
             <w:pPr>
               <w:spacing w:after="20" w:before="0"/>
             </w:pPr>
-            <w:hyperlink w:history="1" r:id="rIdmcspog5rwgidenjbmi1vo">
+            <w:hyperlink w:history="1" r:id="rIdrwfpq2izvsc1r-tyvheax">
               <w:r>
                 <w:rPr>
                   <w:rFonts w:ascii="Arial" w:cs="Arial" w:eastAsia="Arial" w:hAnsi="Arial"/>
@@ -21733,7 +22194,7 @@
               <w:spacing w:after="10" w:before="0"/>
               <w:ind w:left="120"/>
             </w:pPr>
-            <w:hyperlink w:history="1" r:id="rIdb89rinb2iudqp2azolhcq">
+            <w:hyperlink w:history="1" r:id="rIdjwpqyosi7z5qyujt5p8ka">
               <w:r>
                 <w:rPr>
                   <w:rFonts w:ascii="Arial" w:cs="Arial" w:eastAsia="Arial" w:hAnsi="Arial"/>
@@ -21761,6 +22222,7 @@
           </w:tcPr>
           <w:p>
             <w:pPr>
+              <w:keepNext w:val="false"/>
               <w:spacing w:after="40" w:before="0"/>
               <w:jc w:val="left"/>
             </w:pPr>
@@ -21793,6 +22255,7 @@
           </w:tcPr>
           <w:p>
             <w:pPr>
+              <w:keepNext w:val="false"/>
               <w:spacing w:after="40" w:before="0"/>
               <w:jc w:val="left"/>
             </w:pPr>
@@ -21825,6 +22288,7 @@
           </w:tcPr>
           <w:p>
             <w:pPr>
+              <w:keepNext w:val="false"/>
               <w:spacing w:after="40" w:before="0"/>
               <w:jc w:val="left"/>
             </w:pPr>
@@ -21857,6 +22321,7 @@
           </w:tcPr>
           <w:p>
             <w:pPr>
+              <w:keepNext w:val="false"/>
               <w:spacing w:after="40" w:before="0"/>
               <w:jc w:val="left"/>
             </w:pPr>
@@ -21891,6 +22356,7 @@
           </w:tcPr>
           <w:p>
             <w:pPr>
+              <w:keepNext w:val="false"/>
               <w:spacing w:after="40" w:before="0"/>
               <w:jc w:val="left"/>
             </w:pPr>
@@ -21928,7 +22394,7 @@
             <w:pPr>
               <w:spacing w:after="20" w:before="0"/>
             </w:pPr>
-            <w:hyperlink w:history="1" r:id="rId0opbnnam0_jfojgyjdjy2">
+            <w:hyperlink w:history="1" r:id="rIdw1u45ctdvf8wdf7kirpok">
               <w:r>
                 <w:rPr>
                   <w:rFonts w:ascii="Arial" w:cs="Arial" w:eastAsia="Arial" w:hAnsi="Arial"/>
@@ -21977,7 +22443,7 @@
               <w:spacing w:after="10" w:before="0"/>
               <w:ind w:left="120"/>
             </w:pPr>
-            <w:hyperlink w:history="1" r:id="rIdxdfpo2jl6he8hq3xit8cb">
+            <w:hyperlink w:history="1" r:id="rIdofmw0yvpbny7d32nq6toa">
               <w:r>
                 <w:rPr>
                   <w:rFonts w:ascii="Arial" w:cs="Arial" w:eastAsia="Arial" w:hAnsi="Arial"/>
@@ -22022,7 +22488,7 @@
             <w:pPr>
               <w:spacing w:after="20" w:before="0"/>
             </w:pPr>
-            <w:hyperlink w:history="1" r:id="rId3cuighrvevuehbgdeerhz">
+            <w:hyperlink w:history="1" r:id="rIdkwrd_y0ixvrfzruofhjxs">
               <w:r>
                 <w:rPr>
                   <w:rFonts w:ascii="Arial" w:cs="Arial" w:eastAsia="Arial" w:hAnsi="Arial"/>
@@ -22071,7 +22537,7 @@
               <w:spacing w:after="10" w:before="0"/>
               <w:ind w:left="120"/>
             </w:pPr>
-            <w:hyperlink w:history="1" r:id="rIdk-qic_jr0oar0wyartj0w">
+            <w:hyperlink w:history="1" r:id="rId4pohvsybk2dpfsixyrj8e">
               <w:r>
                 <w:rPr>
                   <w:rFonts w:ascii="Arial" w:cs="Arial" w:eastAsia="Arial" w:hAnsi="Arial"/>
@@ -22099,6 +22565,7 @@
           </w:tcPr>
           <w:p>
             <w:pPr>
+              <w:keepNext w:val="false"/>
               <w:spacing w:after="40" w:before="0"/>
               <w:jc w:val="left"/>
             </w:pPr>
@@ -22131,6 +22598,7 @@
           </w:tcPr>
           <w:p>
             <w:pPr>
+              <w:keepNext w:val="false"/>
               <w:spacing w:after="40" w:before="0"/>
               <w:jc w:val="left"/>
             </w:pPr>
@@ -22163,6 +22631,7 @@
           </w:tcPr>
           <w:p>
             <w:pPr>
+              <w:keepNext w:val="false"/>
               <w:spacing w:after="40" w:before="0"/>
               <w:jc w:val="left"/>
             </w:pPr>
@@ -22195,6 +22664,7 @@
           </w:tcPr>
           <w:p>
             <w:pPr>
+              <w:keepNext w:val="false"/>
               <w:spacing w:after="40" w:before="0"/>
               <w:jc w:val="left"/>
             </w:pPr>
@@ -22229,6 +22699,7 @@
           </w:tcPr>
           <w:p>
             <w:pPr>
+              <w:keepNext w:val="false"/>
               <w:spacing w:after="40" w:before="0"/>
               <w:jc w:val="left"/>
             </w:pPr>
@@ -22266,7 +22737,7 @@
             <w:pPr>
               <w:spacing w:after="20" w:before="0"/>
             </w:pPr>
-            <w:hyperlink w:history="1" r:id="rIda3skfei5lkmtmdqknug3m">
+            <w:hyperlink w:history="1" r:id="rIdawhmr0iexzjrduvx9giq0">
               <w:r>
                 <w:rPr>
                   <w:rFonts w:ascii="Arial" w:cs="Arial" w:eastAsia="Arial" w:hAnsi="Arial"/>
@@ -22315,7 +22786,7 @@
               <w:spacing w:after="10" w:before="0"/>
               <w:ind w:left="120"/>
             </w:pPr>
-            <w:hyperlink w:history="1" r:id="rId_wszir0lwyaece8rh1tsv">
+            <w:hyperlink w:history="1" r:id="rIdx5kuwda-p70_thzcjwid4">
               <w:r>
                 <w:rPr>
                   <w:rFonts w:ascii="Arial" w:cs="Arial" w:eastAsia="Arial" w:hAnsi="Arial"/>
@@ -22360,7 +22831,7 @@
             <w:pPr>
               <w:spacing w:after="20" w:before="0"/>
             </w:pPr>
-            <w:hyperlink w:history="1" r:id="rIduw8czk1z2cd85pd1vi4gi">
+            <w:hyperlink w:history="1" r:id="rId-8nrbifhsfidhxai43xzl">
               <w:r>
                 <w:rPr>
                   <w:rFonts w:ascii="Arial" w:cs="Arial" w:eastAsia="Arial" w:hAnsi="Arial"/>
@@ -22409,7 +22880,7 @@
               <w:spacing w:after="10" w:before="0"/>
               <w:ind w:left="120"/>
             </w:pPr>
-            <w:hyperlink w:history="1" r:id="rIdfwm5vkjthqws2mtdq9dj7">
+            <w:hyperlink w:history="1" r:id="rIdlvvfhy7sg4ycew8m2z0px">
               <w:r>
                 <w:rPr>
                   <w:rFonts w:ascii="Arial" w:cs="Arial" w:eastAsia="Arial" w:hAnsi="Arial"/>
@@ -22437,6 +22908,7 @@
           </w:tcPr>
           <w:p>
             <w:pPr>
+              <w:keepNext w:val="false"/>
               <w:spacing w:after="40" w:before="0"/>
               <w:jc w:val="left"/>
             </w:pPr>
@@ -22469,6 +22941,7 @@
           </w:tcPr>
           <w:p>
             <w:pPr>
+              <w:keepNext w:val="false"/>
               <w:spacing w:after="40" w:before="0"/>
               <w:jc w:val="left"/>
             </w:pPr>
@@ -22501,6 +22974,7 @@
           </w:tcPr>
           <w:p>
             <w:pPr>
+              <w:keepNext w:val="false"/>
               <w:spacing w:after="40" w:before="0"/>
               <w:jc w:val="left"/>
             </w:pPr>
@@ -22533,6 +23007,7 @@
           </w:tcPr>
           <w:p>
             <w:pPr>
+              <w:keepNext w:val="false"/>
               <w:spacing w:after="40" w:before="0"/>
               <w:jc w:val="left"/>
             </w:pPr>
@@ -22567,6 +23042,7 @@
           </w:tcPr>
           <w:p>
             <w:pPr>
+              <w:keepNext w:val="false"/>
               <w:spacing w:after="40" w:before="0"/>
               <w:jc w:val="left"/>
             </w:pPr>
@@ -22604,7 +23080,7 @@
             <w:pPr>
               <w:spacing w:after="20" w:before="0"/>
             </w:pPr>
-            <w:hyperlink w:history="1" r:id="rIdhzwlpgogjj6buiyxs-bod">
+            <w:hyperlink w:history="1" r:id="rIdn4yfk0zrvzdqxdglighwk">
               <w:r>
                 <w:rPr>
                   <w:rFonts w:ascii="Arial" w:cs="Arial" w:eastAsia="Arial" w:hAnsi="Arial"/>
@@ -22637,7 +23113,7 @@
               <w:spacing w:after="10" w:before="0"/>
               <w:ind w:left="120"/>
             </w:pPr>
-            <w:hyperlink w:history="1" r:id="rId-vhelhcvatfugf-0dphy_">
+            <w:hyperlink w:history="1" r:id="rIdios5lqgosrbjfyl_uafls">
               <w:r>
                 <w:rPr>
                   <w:rFonts w:ascii="Arial" w:cs="Arial" w:eastAsia="Arial" w:hAnsi="Arial"/>
@@ -22682,7 +23158,7 @@
             <w:pPr>
               <w:spacing w:after="20" w:before="0"/>
             </w:pPr>
-            <w:hyperlink w:history="1" r:id="rIdta48dnnp0gqokkdtg4nyb">
+            <w:hyperlink w:history="1" r:id="rIdwctoz9rkrmp3ixhnvp75d">
               <w:r>
                 <w:rPr>
                   <w:rFonts w:ascii="Arial" w:cs="Arial" w:eastAsia="Arial" w:hAnsi="Arial"/>
@@ -22731,7 +23207,7 @@
               <w:spacing w:after="10" w:before="0"/>
               <w:ind w:left="120"/>
             </w:pPr>
-            <w:hyperlink w:history="1" r:id="rIdb5rc_3gigdd7d-qdty9aa">
+            <w:hyperlink w:history="1" r:id="rId6_we82jux9lepexhhe5bq">
               <w:r>
                 <w:rPr>
                   <w:rFonts w:ascii="Arial" w:cs="Arial" w:eastAsia="Arial" w:hAnsi="Arial"/>
@@ -22759,6 +23235,7 @@
           </w:tcPr>
           <w:p>
             <w:pPr>
+              <w:keepNext w:val="false"/>
               <w:spacing w:after="40" w:before="0"/>
               <w:jc w:val="left"/>
             </w:pPr>
@@ -22791,6 +23268,7 @@
           </w:tcPr>
           <w:p>
             <w:pPr>
+              <w:keepNext w:val="false"/>
               <w:spacing w:after="40" w:before="0"/>
               <w:jc w:val="left"/>
             </w:pPr>
@@ -22823,6 +23301,7 @@
           </w:tcPr>
           <w:p>
             <w:pPr>
+              <w:keepNext w:val="false"/>
               <w:spacing w:after="40" w:before="0"/>
               <w:jc w:val="left"/>
             </w:pPr>
@@ -22855,6 +23334,7 @@
           </w:tcPr>
           <w:p>
             <w:pPr>
+              <w:keepNext w:val="false"/>
               <w:spacing w:after="40" w:before="0"/>
               <w:jc w:val="left"/>
             </w:pPr>
@@ -22914,6 +23394,7 @@
           </w:tcPr>
           <w:p>
             <w:pPr>
+              <w:keepNext w:val="false"/>
               <w:spacing w:after="40" w:before="0"/>
               <w:jc w:val="center"/>
             </w:pPr>
@@ -22948,6 +23429,7 @@
           </w:tcPr>
           <w:p>
             <w:pPr>
+              <w:keepNext w:val="false"/>
               <w:spacing w:after="40" w:before="0"/>
               <w:jc w:val="left"/>
             </w:pPr>
@@ -23009,6 +23491,7 @@
           </w:tcPr>
           <w:p>
             <w:pPr>
+              <w:keepNext w:val="false"/>
               <w:spacing w:after="40" w:before="0"/>
               <w:jc w:val="center"/>
             </w:pPr>
@@ -23043,6 +23526,7 @@
           </w:tcPr>
           <w:p>
             <w:pPr>
+              <w:keepNext w:val="false"/>
               <w:spacing w:after="40" w:before="0"/>
               <w:jc w:val="left"/>
             </w:pPr>
@@ -23075,6 +23559,7 @@
           </w:tcPr>
           <w:p>
             <w:pPr>
+              <w:keepNext w:val="false"/>
               <w:spacing w:after="40" w:before="0"/>
               <w:jc w:val="left"/>
             </w:pPr>
@@ -23109,6 +23594,7 @@
           </w:tcPr>
           <w:p>
             <w:pPr>
+              <w:keepNext w:val="false"/>
               <w:spacing w:after="40" w:before="0"/>
               <w:jc w:val="left"/>
             </w:pPr>
@@ -23141,6 +23627,7 @@
           </w:tcPr>
           <w:p>
             <w:pPr>
+              <w:keepNext w:val="false"/>
               <w:spacing w:after="40" w:before="0"/>
               <w:jc w:val="left"/>
             </w:pPr>
@@ -23175,6 +23662,7 @@
           </w:tcPr>
           <w:p>
             <w:pPr>
+              <w:keepNext w:val="false"/>
               <w:spacing w:after="40" w:before="0"/>
               <w:jc w:val="left"/>
             </w:pPr>
@@ -23207,6 +23695,7 @@
           </w:tcPr>
           <w:p>
             <w:pPr>
+              <w:keepNext w:val="false"/>
               <w:spacing w:after="40" w:before="0"/>
               <w:jc w:val="left"/>
             </w:pPr>
@@ -23243,7 +23732,7 @@
         </w:rPr>
         <w:t xml:space="preserve">© 2026 SeaVuria and ARES. Aligned with KICD objectives. Developed by SeaVuria; technical implementation by ARES (with AI assistance from Claude). Licensed under </w:t>
       </w:r>
-      <w:hyperlink w:history="1" r:id="rIda6aksjrmqjm67g17btjun">
+      <w:hyperlink w:history="1" r:id="rId_bzcd0nof7r0_hntr3xcl">
         <w:r>
           <w:rPr>
             <w:rFonts w:ascii="Arial" w:cs="Arial" w:eastAsia="Arial" w:hAnsi="Arial"/>
@@ -23264,7 +23753,7 @@
         </w:rPr>
         <w:t xml:space="preserve"> (</w:t>
       </w:r>
-      <w:hyperlink w:history="1" r:id="rId8hljn_qchjg4fzf3j-ird">
+      <w:hyperlink w:history="1" r:id="rIdsbutp4nx4tt4cbhmp7cz6">
         <w:r>
           <w:rPr>
             <w:rFonts w:ascii="Arial" w:cs="Arial" w:eastAsia="Arial" w:hAnsi="Arial"/>
@@ -23324,6 +23813,7 @@
           </w:tcPr>
           <w:p>
             <w:pPr>
+              <w:keepNext w:val="false"/>
               <w:spacing w:after="40" w:before="0"/>
               <w:jc w:val="center"/>
             </w:pPr>
@@ -23359,6 +23849,7 @@
           </w:tcPr>
           <w:p>
             <w:pPr>
+              <w:keepNext w:val="false"/>
               <w:spacing w:after="40" w:before="0"/>
               <w:jc w:val="center"/>
             </w:pPr>
@@ -23393,6 +23884,7 @@
           </w:tcPr>
           <w:p>
             <w:pPr>
+              <w:keepNext w:val="false"/>
               <w:spacing w:after="40" w:before="0"/>
               <w:jc w:val="left"/>
             </w:pPr>
@@ -23425,6 +23917,7 @@
           </w:tcPr>
           <w:p>
             <w:pPr>
+              <w:keepNext w:val="false"/>
               <w:spacing w:after="40" w:before="0"/>
               <w:jc w:val="left"/>
             </w:pPr>
@@ -23459,6 +23952,7 @@
           </w:tcPr>
           <w:p>
             <w:pPr>
+              <w:keepNext w:val="false"/>
               <w:spacing w:after="40" w:before="0"/>
               <w:jc w:val="left"/>
             </w:pPr>
@@ -23491,6 +23985,7 @@
           </w:tcPr>
           <w:p>
             <w:pPr>
+              <w:keepNext w:val="false"/>
               <w:spacing w:after="40" w:before="0"/>
               <w:jc w:val="left"/>
             </w:pPr>
@@ -23525,6 +24020,7 @@
           </w:tcPr>
           <w:p>
             <w:pPr>
+              <w:keepNext w:val="false"/>
               <w:spacing w:after="40" w:before="0"/>
               <w:jc w:val="left"/>
             </w:pPr>
@@ -23557,6 +24053,7 @@
           </w:tcPr>
           <w:p>
             <w:pPr>
+              <w:keepNext w:val="false"/>
               <w:spacing w:after="40" w:before="0"/>
               <w:jc w:val="left"/>
             </w:pPr>
@@ -23591,6 +24088,7 @@
           </w:tcPr>
           <w:p>
             <w:pPr>
+              <w:keepNext w:val="false"/>
               <w:spacing w:after="40" w:before="0"/>
               <w:jc w:val="left"/>
             </w:pPr>
@@ -23623,6 +24121,7 @@
           </w:tcPr>
           <w:p>
             <w:pPr>
+              <w:keepNext w:val="false"/>
               <w:spacing w:after="40" w:before="0"/>
               <w:jc w:val="left"/>
             </w:pPr>
@@ -23657,6 +24156,7 @@
           </w:tcPr>
           <w:p>
             <w:pPr>
+              <w:keepNext w:val="false"/>
               <w:spacing w:after="40" w:before="0"/>
               <w:jc w:val="left"/>
             </w:pPr>
@@ -23689,6 +24189,7 @@
           </w:tcPr>
           <w:p>
             <w:pPr>
+              <w:keepNext w:val="false"/>
               <w:spacing w:after="40" w:before="0"/>
               <w:jc w:val="left"/>
             </w:pPr>
@@ -23723,6 +24224,7 @@
           </w:tcPr>
           <w:p>
             <w:pPr>
+              <w:keepNext w:val="false"/>
               <w:spacing w:after="40" w:before="0"/>
               <w:jc w:val="left"/>
             </w:pPr>
@@ -23755,6 +24257,7 @@
           </w:tcPr>
           <w:p>
             <w:pPr>
+              <w:keepNext w:val="false"/>
               <w:spacing w:after="40" w:before="0"/>
               <w:jc w:val="left"/>
             </w:pPr>
@@ -23789,6 +24292,7 @@
           </w:tcPr>
           <w:p>
             <w:pPr>
+              <w:keepNext w:val="false"/>
               <w:spacing w:after="40" w:before="0"/>
               <w:jc w:val="left"/>
             </w:pPr>
@@ -23821,6 +24325,7 @@
           </w:tcPr>
           <w:p>
             <w:pPr>
+              <w:keepNext w:val="false"/>
               <w:spacing w:after="40" w:before="0"/>
               <w:jc w:val="left"/>
             </w:pPr>
@@ -23855,6 +24360,7 @@
           </w:tcPr>
           <w:p>
             <w:pPr>
+              <w:keepNext w:val="false"/>
               <w:spacing w:after="40" w:before="0"/>
               <w:jc w:val="left"/>
             </w:pPr>
@@ -23887,6 +24393,7 @@
           </w:tcPr>
           <w:p>
             <w:pPr>
+              <w:keepNext w:val="false"/>
               <w:spacing w:after="40" w:before="0"/>
               <w:jc w:val="left"/>
             </w:pPr>
@@ -23946,6 +24453,7 @@
           </w:tcPr>
           <w:p>
             <w:pPr>
+              <w:keepNext w:val="false"/>
               <w:spacing w:after="40" w:before="0"/>
               <w:jc w:val="center"/>
             </w:pPr>
@@ -23980,6 +24488,7 @@
           </w:tcPr>
           <w:p>
             <w:pPr>
+              <w:keepNext w:val="false"/>
               <w:spacing w:after="40" w:before="0"/>
               <w:jc w:val="left"/>
             </w:pPr>
@@ -24044,6 +24553,7 @@
           </w:tcPr>
           <w:p>
             <w:pPr>
+              <w:keepNext w:val="false"/>
               <w:spacing w:after="40" w:before="0"/>
               <w:jc w:val="center"/>
             </w:pPr>
@@ -24078,6 +24588,7 @@
           </w:tcPr>
           <w:p>
             <w:pPr>
+              <w:keepNext w:val="false"/>
               <w:spacing w:after="40" w:before="0"/>
               <w:jc w:val="left"/>
             </w:pPr>
@@ -24110,6 +24621,7 @@
           </w:tcPr>
           <w:p>
             <w:pPr>
+              <w:keepNext w:val="false"/>
               <w:spacing w:after="40" w:before="0"/>
               <w:jc w:val="left"/>
             </w:pPr>
@@ -24142,6 +24654,7 @@
           </w:tcPr>
           <w:p>
             <w:pPr>
+              <w:keepNext w:val="false"/>
               <w:spacing w:after="40" w:before="0"/>
               <w:jc w:val="left"/>
             </w:pPr>
@@ -24174,6 +24687,7 @@
           </w:tcPr>
           <w:p>
             <w:pPr>
+              <w:keepNext w:val="false"/>
               <w:spacing w:after="40" w:before="0"/>
               <w:jc w:val="left"/>
             </w:pPr>
@@ -24206,6 +24720,7 @@
           </w:tcPr>
           <w:p>
             <w:pPr>
+              <w:keepNext w:val="false"/>
               <w:spacing w:after="40" w:before="0"/>
               <w:jc w:val="left"/>
             </w:pPr>
@@ -24240,6 +24755,7 @@
           </w:tcPr>
           <w:p>
             <w:pPr>
+              <w:keepNext w:val="false"/>
               <w:spacing w:after="40" w:before="0"/>
               <w:jc w:val="left"/>
             </w:pPr>
@@ -24277,7 +24793,7 @@
             <w:pPr>
               <w:spacing w:after="20" w:before="0"/>
             </w:pPr>
-            <w:hyperlink w:history="1" r:id="rId8a_w2k4a-fej4p12zzhhv">
+            <w:hyperlink w:history="1" r:id="rIdrkrevlt6p3pbnqphtak13">
               <w:r>
                 <w:rPr>
                   <w:rFonts w:ascii="Arial" w:cs="Arial" w:eastAsia="Arial" w:hAnsi="Arial"/>
@@ -24326,7 +24842,7 @@
               <w:spacing w:after="10" w:before="0"/>
               <w:ind w:left="120"/>
             </w:pPr>
-            <w:hyperlink w:history="1" r:id="rIdteev6m0yg9ppycda4jlf9">
+            <w:hyperlink w:history="1" r:id="rIdbz1gkuqbc9qpzqswvocam">
               <w:r>
                 <w:rPr>
                   <w:rFonts w:ascii="Arial" w:cs="Arial" w:eastAsia="Arial" w:hAnsi="Arial"/>
@@ -24388,7 +24904,7 @@
               <w:spacing w:after="10" w:before="0"/>
               <w:ind w:left="120"/>
             </w:pPr>
-            <w:hyperlink w:history="1" r:id="rIdusqnzpkbhd33zyirh2ozq">
+            <w:hyperlink w:history="1" r:id="rIdcgva0aknaboiof4a8t9fn">
               <w:r>
                 <w:rPr>
                   <w:rFonts w:ascii="Arial" w:cs="Arial" w:eastAsia="Arial" w:hAnsi="Arial"/>
@@ -24431,6 +24947,7 @@
           </w:tcPr>
           <w:p>
             <w:pPr>
+              <w:keepNext w:val="false"/>
               <w:spacing w:after="40" w:before="0"/>
               <w:jc w:val="left"/>
             </w:pPr>
@@ -24463,6 +24980,7 @@
           </w:tcPr>
           <w:p>
             <w:pPr>
+              <w:keepNext w:val="false"/>
               <w:spacing w:after="40" w:before="0"/>
               <w:jc w:val="left"/>
             </w:pPr>
@@ -24495,6 +25013,7 @@
           </w:tcPr>
           <w:p>
             <w:pPr>
+              <w:keepNext w:val="false"/>
               <w:spacing w:after="40" w:before="0"/>
               <w:jc w:val="left"/>
             </w:pPr>
@@ -24527,6 +25046,7 @@
           </w:tcPr>
           <w:p>
             <w:pPr>
+              <w:keepNext w:val="false"/>
               <w:spacing w:after="40" w:before="0"/>
               <w:jc w:val="left"/>
             </w:pPr>
@@ -24561,6 +25081,7 @@
           </w:tcPr>
           <w:p>
             <w:pPr>
+              <w:keepNext w:val="false"/>
               <w:spacing w:after="40" w:before="0"/>
               <w:jc w:val="left"/>
             </w:pPr>
@@ -24598,7 +25119,7 @@
             <w:pPr>
               <w:spacing w:after="20" w:before="0"/>
             </w:pPr>
-            <w:hyperlink w:history="1" r:id="rIde5aas468q2exio1a6y-m1">
+            <w:hyperlink w:history="1" r:id="rIdslfheazhzq1pdaqu2nfht">
               <w:r>
                 <w:rPr>
                   <w:rFonts w:ascii="Arial" w:cs="Arial" w:eastAsia="Arial" w:hAnsi="Arial"/>
@@ -24647,7 +25168,7 @@
               <w:spacing w:after="10" w:before="0"/>
               <w:ind w:left="120"/>
             </w:pPr>
-            <w:hyperlink w:history="1" r:id="rIdve-ox5vcu7accftetlqe6">
+            <w:hyperlink w:history="1" r:id="rIdeyhdh8jn0ztcpo2xybwwh">
               <w:r>
                 <w:rPr>
                   <w:rFonts w:ascii="Arial" w:cs="Arial" w:eastAsia="Arial" w:hAnsi="Arial"/>
@@ -24709,7 +25230,7 @@
               <w:spacing w:after="10" w:before="0"/>
               <w:ind w:left="120"/>
             </w:pPr>
-            <w:hyperlink w:history="1" r:id="rIdylsvcm7tzmjbka-3xgpdo">
+            <w:hyperlink w:history="1" r:id="rIdcd-o7bsrq-cwgwzwynfwg">
               <w:r>
                 <w:rPr>
                   <w:rFonts w:ascii="Arial" w:cs="Arial" w:eastAsia="Arial" w:hAnsi="Arial"/>
@@ -24752,6 +25273,7 @@
           </w:tcPr>
           <w:p>
             <w:pPr>
+              <w:keepNext w:val="false"/>
               <w:spacing w:after="40" w:before="0"/>
               <w:jc w:val="left"/>
             </w:pPr>
@@ -24784,6 +25306,7 @@
           </w:tcPr>
           <w:p>
             <w:pPr>
+              <w:keepNext w:val="false"/>
               <w:spacing w:after="40" w:before="0"/>
               <w:jc w:val="left"/>
             </w:pPr>
@@ -24816,6 +25339,7 @@
           </w:tcPr>
           <w:p>
             <w:pPr>
+              <w:keepNext w:val="false"/>
               <w:spacing w:after="40" w:before="0"/>
               <w:jc w:val="left"/>
             </w:pPr>
@@ -24848,6 +25372,7 @@
           </w:tcPr>
           <w:p>
             <w:pPr>
+              <w:keepNext w:val="false"/>
               <w:spacing w:after="40" w:before="0"/>
               <w:jc w:val="left"/>
             </w:pPr>
@@ -24882,6 +25407,7 @@
           </w:tcPr>
           <w:p>
             <w:pPr>
+              <w:keepNext w:val="false"/>
               <w:spacing w:after="40" w:before="0"/>
               <w:jc w:val="left"/>
             </w:pPr>
@@ -24919,7 +25445,7 @@
             <w:pPr>
               <w:spacing w:after="20" w:before="0"/>
             </w:pPr>
-            <w:hyperlink w:history="1" r:id="rIdzs6ohsdens5ciesdzv6on">
+            <w:hyperlink w:history="1" r:id="rIduwj68ktnrsfc7cchunnkw">
               <w:r>
                 <w:rPr>
                   <w:rFonts w:ascii="Arial" w:cs="Arial" w:eastAsia="Arial" w:hAnsi="Arial"/>
@@ -24968,7 +25494,7 @@
               <w:spacing w:after="10" w:before="0"/>
               <w:ind w:left="120"/>
             </w:pPr>
-            <w:hyperlink w:history="1" r:id="rIduvogfkggowpppib_htpe5">
+            <w:hyperlink w:history="1" r:id="rIdzz_npxpk3cv-_numg1uo_">
               <w:r>
                 <w:rPr>
                   <w:rFonts w:ascii="Arial" w:cs="Arial" w:eastAsia="Arial" w:hAnsi="Arial"/>
@@ -25030,7 +25556,7 @@
               <w:spacing w:after="10" w:before="0"/>
               <w:ind w:left="120"/>
             </w:pPr>
-            <w:hyperlink w:history="1" r:id="rIdo_rgojrwcms7ynofu6l4-">
+            <w:hyperlink w:history="1" r:id="rIdzjbrlxpo5zhk6lo_asfjp">
               <w:r>
                 <w:rPr>
                   <w:rFonts w:ascii="Arial" w:cs="Arial" w:eastAsia="Arial" w:hAnsi="Arial"/>
@@ -25073,6 +25599,7 @@
           </w:tcPr>
           <w:p>
             <w:pPr>
+              <w:keepNext w:val="false"/>
               <w:spacing w:after="40" w:before="0"/>
               <w:jc w:val="left"/>
             </w:pPr>
@@ -25105,6 +25632,7 @@
           </w:tcPr>
           <w:p>
             <w:pPr>
+              <w:keepNext w:val="false"/>
               <w:spacing w:after="40" w:before="0"/>
               <w:jc w:val="left"/>
             </w:pPr>
@@ -25137,6 +25665,7 @@
           </w:tcPr>
           <w:p>
             <w:pPr>
+              <w:keepNext w:val="false"/>
               <w:spacing w:after="40" w:before="0"/>
               <w:jc w:val="left"/>
             </w:pPr>
@@ -25169,6 +25698,7 @@
           </w:tcPr>
           <w:p>
             <w:pPr>
+              <w:keepNext w:val="false"/>
               <w:spacing w:after="40" w:before="0"/>
               <w:jc w:val="left"/>
             </w:pPr>
@@ -25203,6 +25733,7 @@
           </w:tcPr>
           <w:p>
             <w:pPr>
+              <w:keepNext w:val="false"/>
               <w:spacing w:after="40" w:before="0"/>
               <w:jc w:val="left"/>
             </w:pPr>
@@ -25240,7 +25771,7 @@
             <w:pPr>
               <w:spacing w:after="20" w:before="0"/>
             </w:pPr>
-            <w:hyperlink w:history="1" r:id="rIdlf86fahi5bnrqevfphgsi">
+            <w:hyperlink w:history="1" r:id="rId_ijvqdubbv31xfejxlda9">
               <w:r>
                 <w:rPr>
                   <w:rFonts w:ascii="Arial" w:cs="Arial" w:eastAsia="Arial" w:hAnsi="Arial"/>
@@ -25289,7 +25820,7 @@
               <w:spacing w:after="10" w:before="0"/>
               <w:ind w:left="120"/>
             </w:pPr>
-            <w:hyperlink w:history="1" r:id="rId929fohb4lqnaz7d343bye">
+            <w:hyperlink w:history="1" r:id="rId9pio3_ke9jqfulaul8wfv">
               <w:r>
                 <w:rPr>
                   <w:rFonts w:ascii="Arial" w:cs="Arial" w:eastAsia="Arial" w:hAnsi="Arial"/>
@@ -25351,7 +25882,7 @@
               <w:spacing w:after="10" w:before="0"/>
               <w:ind w:left="120"/>
             </w:pPr>
-            <w:hyperlink w:history="1" r:id="rIdgh6sw0lyl_pxszok4s0qd">
+            <w:hyperlink w:history="1" r:id="rIdabrjn-qsodynppf5ggbca">
               <w:r>
                 <w:rPr>
                   <w:rFonts w:ascii="Arial" w:cs="Arial" w:eastAsia="Arial" w:hAnsi="Arial"/>
@@ -25394,6 +25925,7 @@
           </w:tcPr>
           <w:p>
             <w:pPr>
+              <w:keepNext w:val="false"/>
               <w:spacing w:after="40" w:before="0"/>
               <w:jc w:val="left"/>
             </w:pPr>
@@ -25426,6 +25958,7 @@
           </w:tcPr>
           <w:p>
             <w:pPr>
+              <w:keepNext w:val="false"/>
               <w:spacing w:after="40" w:before="0"/>
               <w:jc w:val="left"/>
             </w:pPr>
@@ -25458,6 +25991,7 @@
           </w:tcPr>
           <w:p>
             <w:pPr>
+              <w:keepNext w:val="false"/>
               <w:spacing w:after="40" w:before="0"/>
               <w:jc w:val="left"/>
             </w:pPr>
@@ -25490,6 +26024,7 @@
           </w:tcPr>
           <w:p>
             <w:pPr>
+              <w:keepNext w:val="false"/>
               <w:spacing w:after="40" w:before="0"/>
               <w:jc w:val="left"/>
             </w:pPr>
@@ -25524,6 +26059,7 @@
           </w:tcPr>
           <w:p>
             <w:pPr>
+              <w:keepNext w:val="false"/>
               <w:spacing w:after="40" w:before="0"/>
               <w:jc w:val="left"/>
             </w:pPr>
@@ -25561,7 +26097,7 @@
             <w:pPr>
               <w:spacing w:after="20" w:before="0"/>
             </w:pPr>
-            <w:hyperlink w:history="1" r:id="rIdcvvk1p06p3jzv1c4hyn2y">
+            <w:hyperlink w:history="1" r:id="rIdwemqjoph4hevxgzo57bfg">
               <w:r>
                 <w:rPr>
                   <w:rFonts w:ascii="Arial" w:cs="Arial" w:eastAsia="Arial" w:hAnsi="Arial"/>
@@ -25610,7 +26146,7 @@
               <w:spacing w:after="10" w:before="0"/>
               <w:ind w:left="120"/>
             </w:pPr>
-            <w:hyperlink w:history="1" r:id="rIdigdix1khyy6t_8lllhbfc">
+            <w:hyperlink w:history="1" r:id="rIdazul7ycbyqg101c9wycmy">
               <w:r>
                 <w:rPr>
                   <w:rFonts w:ascii="Arial" w:cs="Arial" w:eastAsia="Arial" w:hAnsi="Arial"/>
@@ -25672,7 +26208,7 @@
               <w:spacing w:after="10" w:before="0"/>
               <w:ind w:left="120"/>
             </w:pPr>
-            <w:hyperlink w:history="1" r:id="rId_fck6ht2t7qxnhin0l-bf">
+            <w:hyperlink w:history="1" r:id="rIdtvps8y56t6e__pceb5jcs">
               <w:r>
                 <w:rPr>
                   <w:rFonts w:ascii="Arial" w:cs="Arial" w:eastAsia="Arial" w:hAnsi="Arial"/>
@@ -25715,6 +26251,7 @@
           </w:tcPr>
           <w:p>
             <w:pPr>
+              <w:keepNext w:val="false"/>
               <w:spacing w:after="40" w:before="0"/>
               <w:jc w:val="left"/>
             </w:pPr>
@@ -25747,6 +26284,7 @@
           </w:tcPr>
           <w:p>
             <w:pPr>
+              <w:keepNext w:val="false"/>
               <w:spacing w:after="40" w:before="0"/>
               <w:jc w:val="left"/>
             </w:pPr>
@@ -25779,6 +26317,7 @@
           </w:tcPr>
           <w:p>
             <w:pPr>
+              <w:keepNext w:val="false"/>
               <w:spacing w:after="40" w:before="0"/>
               <w:jc w:val="left"/>
             </w:pPr>
@@ -25811,6 +26350,7 @@
           </w:tcPr>
           <w:p>
             <w:pPr>
+              <w:keepNext w:val="false"/>
               <w:spacing w:after="40" w:before="0"/>
               <w:jc w:val="left"/>
             </w:pPr>
@@ -25870,6 +26410,7 @@
           </w:tcPr>
           <w:p>
             <w:pPr>
+              <w:keepNext w:val="false"/>
               <w:spacing w:after="40" w:before="0"/>
               <w:jc w:val="center"/>
             </w:pPr>
@@ -25904,6 +26445,7 @@
           </w:tcPr>
           <w:p>
             <w:pPr>
+              <w:keepNext w:val="false"/>
               <w:spacing w:after="40" w:before="0"/>
               <w:jc w:val="left"/>
             </w:pPr>
@@ -25923,6 +26465,7 @@
           </w:p>
           <w:p>
             <w:pPr>
+              <w:keepNext w:val="false"/>
               <w:spacing w:after="40" w:before="0"/>
               <w:jc w:val="left"/>
             </w:pPr>
@@ -25942,6 +26485,7 @@
           </w:p>
           <w:p>
             <w:pPr>
+              <w:keepNext w:val="false"/>
               <w:spacing w:after="40" w:before="0"/>
               <w:jc w:val="left"/>
             </w:pPr>
@@ -25961,6 +26505,7 @@
           </w:p>
           <w:p>
             <w:pPr>
+              <w:keepNext w:val="false"/>
               <w:spacing w:after="40" w:before="0"/>
               <w:jc w:val="left"/>
             </w:pPr>
@@ -25980,6 +26525,7 @@
           </w:p>
           <w:p>
             <w:pPr>
+              <w:keepNext w:val="false"/>
               <w:spacing w:after="40" w:before="0"/>
               <w:jc w:val="left"/>
             </w:pPr>
@@ -25999,6 +26545,7 @@
           </w:p>
           <w:p>
             <w:pPr>
+              <w:keepNext w:val="false"/>
               <w:spacing w:after="40" w:before="0"/>
               <w:jc w:val="left"/>
             </w:pPr>
@@ -26018,6 +26565,7 @@
           </w:p>
           <w:p>
             <w:pPr>
+              <w:keepNext w:val="false"/>
               <w:spacing w:after="40" w:before="0"/>
               <w:jc w:val="left"/>
             </w:pPr>
@@ -26037,6 +26585,7 @@
           </w:p>
           <w:p>
             <w:pPr>
+              <w:keepNext w:val="false"/>
               <w:spacing w:after="40" w:before="0"/>
               <w:jc w:val="left"/>
             </w:pPr>
@@ -26056,6 +26605,7 @@
           </w:p>
           <w:p>
             <w:pPr>
+              <w:keepNext w:val="false"/>
               <w:spacing w:after="40" w:before="0"/>
               <w:jc w:val="left"/>
             </w:pPr>
@@ -26075,6 +26625,7 @@
           </w:p>
           <w:p>
             <w:pPr>
+              <w:keepNext w:val="false"/>
               <w:spacing w:after="40" w:before="0"/>
               <w:jc w:val="left"/>
             </w:pPr>
@@ -26094,6 +26645,7 @@
           </w:p>
           <w:p>
             <w:pPr>
+              <w:keepNext w:val="false"/>
               <w:spacing w:after="40" w:before="0"/>
               <w:jc w:val="left"/>
             </w:pPr>
@@ -26113,6 +26665,7 @@
           </w:p>
           <w:p>
             <w:pPr>
+              <w:keepNext w:val="false"/>
               <w:spacing w:after="40" w:before="0"/>
               <w:jc w:val="left"/>
             </w:pPr>
@@ -26132,6 +26685,7 @@
           </w:p>
           <w:p>
             <w:pPr>
+              <w:keepNext w:val="false"/>
               <w:spacing w:after="40" w:before="0"/>
               <w:jc w:val="left"/>
             </w:pPr>
@@ -26193,6 +26747,7 @@
           </w:tcPr>
           <w:p>
             <w:pPr>
+              <w:keepNext w:val="false"/>
               <w:spacing w:after="40" w:before="0"/>
               <w:jc w:val="center"/>
             </w:pPr>
@@ -26227,6 +26782,7 @@
           </w:tcPr>
           <w:p>
             <w:pPr>
+              <w:keepNext w:val="false"/>
               <w:spacing w:after="40" w:before="0"/>
               <w:jc w:val="left"/>
             </w:pPr>
@@ -26259,6 +26815,7 @@
           </w:tcPr>
           <w:p>
             <w:pPr>
+              <w:keepNext w:val="false"/>
               <w:spacing w:after="40" w:before="0"/>
               <w:jc w:val="left"/>
             </w:pPr>
@@ -26293,6 +26850,7 @@
           </w:tcPr>
           <w:p>
             <w:pPr>
+              <w:keepNext w:val="false"/>
               <w:spacing w:after="40" w:before="0"/>
               <w:jc w:val="left"/>
             </w:pPr>
@@ -26325,6 +26883,7 @@
           </w:tcPr>
           <w:p>
             <w:pPr>
+              <w:keepNext w:val="false"/>
               <w:spacing w:after="40" w:before="0"/>
               <w:jc w:val="left"/>
             </w:pPr>
@@ -26359,6 +26918,7 @@
           </w:tcPr>
           <w:p>
             <w:pPr>
+              <w:keepNext w:val="false"/>
               <w:spacing w:after="40" w:before="0"/>
               <w:jc w:val="left"/>
             </w:pPr>
@@ -26391,6 +26951,7 @@
           </w:tcPr>
           <w:p>
             <w:pPr>
+              <w:keepNext w:val="false"/>
               <w:spacing w:after="40" w:before="0"/>
               <w:jc w:val="left"/>
             </w:pPr>
@@ -26427,7 +26988,7 @@
         </w:rPr>
         <w:t xml:space="preserve">© 2026 SeaVuria and ARES. Aligned with KICD objectives. Developed by SeaVuria; technical implementation by ARES (with AI assistance from Claude). Licensed under </w:t>
       </w:r>
-      <w:hyperlink w:history="1" r:id="rIdi07tp8gtm9z6pv4t89bob">
+      <w:hyperlink w:history="1" r:id="rIdyzfl4dsinzuyypbwxhq7y">
         <w:r>
           <w:rPr>
             <w:rFonts w:ascii="Arial" w:cs="Arial" w:eastAsia="Arial" w:hAnsi="Arial"/>
@@ -26448,7 +27009,7 @@
         </w:rPr>
         <w:t xml:space="preserve"> (</w:t>
       </w:r>
-      <w:hyperlink w:history="1" r:id="rIduzmgvldb9lhgwem4mjk0x">
+      <w:hyperlink w:history="1" r:id="rId8tawcecncvq_xnh5h-kvl">
         <w:r>
           <w:rPr>
             <w:rFonts w:ascii="Arial" w:cs="Arial" w:eastAsia="Arial" w:hAnsi="Arial"/>
@@ -26509,6 +27070,7 @@
           </w:tcPr>
           <w:p>
             <w:pPr>
+              <w:keepNext w:val="false"/>
               <w:spacing w:after="40" w:before="0"/>
               <w:jc w:val="center"/>
             </w:pPr>
@@ -26543,6 +27105,7 @@
           </w:tcPr>
           <w:p>
             <w:pPr>
+              <w:keepNext w:val="false"/>
               <w:spacing w:after="40" w:before="0"/>
               <w:jc w:val="left"/>
             </w:pPr>
@@ -26575,6 +27138,7 @@
           </w:tcPr>
           <w:p>
             <w:pPr>
+              <w:keepNext w:val="false"/>
               <w:spacing w:after="40" w:before="0"/>
               <w:jc w:val="left"/>
             </w:pPr>
@@ -26607,6 +27171,7 @@
           </w:tcPr>
           <w:p>
             <w:pPr>
+              <w:keepNext w:val="false"/>
               <w:spacing w:after="40" w:before="0"/>
               <w:jc w:val="left"/>
             </w:pPr>
@@ -26641,6 +27206,7 @@
           </w:tcPr>
           <w:p>
             <w:pPr>
+              <w:keepNext w:val="false"/>
               <w:spacing w:after="40" w:before="0"/>
               <w:jc w:val="left"/>
             </w:pPr>
@@ -26673,6 +27239,7 @@
           </w:tcPr>
           <w:p>
             <w:pPr>
+              <w:keepNext w:val="false"/>
               <w:spacing w:after="40" w:before="0"/>
               <w:jc w:val="left"/>
             </w:pPr>
@@ -26705,6 +27272,7 @@
           </w:tcPr>
           <w:p>
             <w:pPr>
+              <w:keepNext w:val="false"/>
               <w:spacing w:after="40" w:before="0"/>
               <w:jc w:val="left"/>
             </w:pPr>
@@ -26739,6 +27307,7 @@
           </w:tcPr>
           <w:p>
             <w:pPr>
+              <w:keepNext w:val="false"/>
               <w:spacing w:after="40" w:before="0"/>
               <w:jc w:val="left"/>
             </w:pPr>
@@ -26771,6 +27340,7 @@
           </w:tcPr>
           <w:p>
             <w:pPr>
+              <w:keepNext w:val="false"/>
               <w:spacing w:after="40" w:before="0"/>
               <w:jc w:val="left"/>
             </w:pPr>
@@ -26803,6 +27373,7 @@
           </w:tcPr>
           <w:p>
             <w:pPr>
+              <w:keepNext w:val="false"/>
               <w:spacing w:after="40" w:before="0"/>
               <w:jc w:val="left"/>
             </w:pPr>
@@ -26837,6 +27408,7 @@
           </w:tcPr>
           <w:p>
             <w:pPr>
+              <w:keepNext w:val="false"/>
               <w:spacing w:after="40" w:before="0"/>
               <w:jc w:val="left"/>
             </w:pPr>
@@ -26869,6 +27441,7 @@
           </w:tcPr>
           <w:p>
             <w:pPr>
+              <w:keepNext w:val="false"/>
               <w:spacing w:after="40" w:before="0"/>
               <w:jc w:val="left"/>
             </w:pPr>
@@ -26901,6 +27474,7 @@
           </w:tcPr>
           <w:p>
             <w:pPr>
+              <w:keepNext w:val="false"/>
               <w:spacing w:after="40" w:before="0"/>
               <w:jc w:val="left"/>
             </w:pPr>

--- a/data/outputs/v2/General_Science/SS2.4_Acids,_Bases_and_Salts/General_Science_Acids,_Bases_and_Salts_CBE_LessonSequence.docx
+++ b/data/outputs/v2/General_Science/SS2.4_Acids,_Bases_and_Salts/General_Science_Acids,_Bases_and_Salts_CBE_LessonSequence.docx
@@ -2378,7 +2378,7 @@
         </w:rPr>
         <w:t xml:space="preserve">© 2026 SeaVuria and ARES. This work is licensed under a </w:t>
       </w:r>
-      <w:hyperlink w:history="1" r:id="rIdtptpxtdfjd0odyisgfarj">
+      <w:hyperlink w:history="1" r:id="rIdtfdykv4mkauah7oz0ze1j">
         <w:r>
           <w:rPr>
             <w:rFonts w:ascii="Arial" w:cs="Arial" w:eastAsia="Arial" w:hAnsi="Arial"/>
@@ -2398,7 +2398,7 @@
         </w:rPr>
         <w:t xml:space="preserve"> (</w:t>
       </w:r>
-      <w:hyperlink w:history="1" r:id="rIdwdo-xvawzz1zmqg77bbp4">
+      <w:hyperlink w:history="1" r:id="rId9xbossiiztxzuy85xocxf">
         <w:r>
           <w:rPr>
             <w:rFonts w:ascii="Arial" w:cs="Arial" w:eastAsia="Arial" w:hAnsi="Arial"/>
@@ -2418,7 +2418,7 @@
         </w:rPr>
         <w:t xml:space="preserve">). To view a copy of this license, visit </w:t>
       </w:r>
-      <w:hyperlink w:history="1" r:id="rIdh__dfone8diodfdri2fui">
+      <w:hyperlink w:history="1" r:id="rId-c4eb25hhsay8fby31blr">
         <w:r>
           <w:rPr>
             <w:rFonts w:ascii="Arial" w:cs="Arial" w:eastAsia="Arial" w:hAnsi="Arial"/>
@@ -3457,7 +3457,7 @@
             <w:pPr>
               <w:spacing w:after="20" w:before="0"/>
             </w:pPr>
-            <w:hyperlink w:history="1" r:id="rId_m-nxppyzpcviocprf_rm">
+            <w:hyperlink w:history="1" r:id="rIdezwq4ylbbcpkxolnwbwjn">
               <w:r>
                 <w:rPr>
                   <w:rFonts w:ascii="Arial" w:cs="Arial" w:eastAsia="Arial" w:hAnsi="Arial"/>
@@ -3506,7 +3506,7 @@
               <w:spacing w:after="10" w:before="0"/>
               <w:ind w:left="120"/>
             </w:pPr>
-            <w:hyperlink w:history="1" r:id="rId2lbmese1ox-i6scsg-ox5">
+            <w:hyperlink w:history="1" r:id="rIdxumbsnm2mvpx-n-rxtf-k">
               <w:r>
                 <w:rPr>
                   <w:rFonts w:ascii="Arial" w:cs="Arial" w:eastAsia="Arial" w:hAnsi="Arial"/>
@@ -3551,7 +3551,7 @@
             <w:pPr>
               <w:spacing w:after="20" w:before="0"/>
             </w:pPr>
-            <w:hyperlink w:history="1" r:id="rIdhpywoygs41lmjyk5d-pq_">
+            <w:hyperlink w:history="1" r:id="rIdnw4y-qxqz_xicsuzg0dwd">
               <w:r>
                 <w:rPr>
                   <w:rFonts w:ascii="Arial" w:cs="Arial" w:eastAsia="Arial" w:hAnsi="Arial"/>
@@ -3584,7 +3584,7 @@
               <w:spacing w:after="10" w:before="0"/>
               <w:ind w:left="120"/>
             </w:pPr>
-            <w:hyperlink w:history="1" r:id="rIdlippg386gs8f7tlcmcrxi">
+            <w:hyperlink w:history="1" r:id="rId3hnuunszbum_3ahk9xp3j">
               <w:r>
                 <w:rPr>
                   <w:rFonts w:ascii="Arial" w:cs="Arial" w:eastAsia="Arial" w:hAnsi="Arial"/>
@@ -3784,7 +3784,7 @@
             <w:pPr>
               <w:spacing w:after="20" w:before="0"/>
             </w:pPr>
-            <w:hyperlink w:history="1" r:id="rIdnfc6odhi6kxpkdngzruhb">
+            <w:hyperlink w:history="1" r:id="rIdwjpdcu866_imzcheatkrg">
               <w:r>
                 <w:rPr>
                   <w:rFonts w:ascii="Arial" w:cs="Arial" w:eastAsia="Arial" w:hAnsi="Arial"/>
@@ -3833,7 +3833,7 @@
               <w:spacing w:after="10" w:before="0"/>
               <w:ind w:left="120"/>
             </w:pPr>
-            <w:hyperlink w:history="1" r:id="rIdvojujjlq4mcsk8p4u9upk">
+            <w:hyperlink w:history="1" r:id="rIda3cfxs313picxl1xcezl0">
               <w:r>
                 <w:rPr>
                   <w:rFonts w:ascii="Arial" w:cs="Arial" w:eastAsia="Arial" w:hAnsi="Arial"/>
@@ -3878,7 +3878,7 @@
             <w:pPr>
               <w:spacing w:after="20" w:before="0"/>
             </w:pPr>
-            <w:hyperlink w:history="1" r:id="rIdxrwb95rv6klgghq2wup7q">
+            <w:hyperlink w:history="1" r:id="rIdvvyya-uuf2o5mcbymy15l">
               <w:r>
                 <w:rPr>
                   <w:rFonts w:ascii="Arial" w:cs="Arial" w:eastAsia="Arial" w:hAnsi="Arial"/>
@@ -3911,7 +3911,7 @@
               <w:spacing w:after="10" w:before="0"/>
               <w:ind w:left="120"/>
             </w:pPr>
-            <w:hyperlink w:history="1" r:id="rIdxktfyroy1bkfsytfrwlqn">
+            <w:hyperlink w:history="1" r:id="rIdcdaxv5bx3_imdl_ink6nb">
               <w:r>
                 <w:rPr>
                   <w:rFonts w:ascii="Arial" w:cs="Arial" w:eastAsia="Arial" w:hAnsi="Arial"/>
@@ -4111,7 +4111,7 @@
             <w:pPr>
               <w:spacing w:after="20" w:before="0"/>
             </w:pPr>
-            <w:hyperlink w:history="1" r:id="rIdkzs-gv95ewplxscsu4vhg">
+            <w:hyperlink w:history="1" r:id="rIdhlygaqvuz5v0opp7rox4q">
               <w:r>
                 <w:rPr>
                   <w:rFonts w:ascii="Arial" w:cs="Arial" w:eastAsia="Arial" w:hAnsi="Arial"/>
@@ -4160,7 +4160,7 @@
               <w:spacing w:after="10" w:before="0"/>
               <w:ind w:left="120"/>
             </w:pPr>
-            <w:hyperlink w:history="1" r:id="rId2zt0qkum5tlykwguvmkjf">
+            <w:hyperlink w:history="1" r:id="rIdziu2snmv-6mbw42ekzq37">
               <w:r>
                 <w:rPr>
                   <w:rFonts w:ascii="Arial" w:cs="Arial" w:eastAsia="Arial" w:hAnsi="Arial"/>
@@ -4205,7 +4205,7 @@
             <w:pPr>
               <w:spacing w:after="20" w:before="0"/>
             </w:pPr>
-            <w:hyperlink w:history="1" r:id="rIdeahipsbbiu5-clb0jdssc">
+            <w:hyperlink w:history="1" r:id="rIdvls3xe2dzpsvlqib3mg9d">
               <w:r>
                 <w:rPr>
                   <w:rFonts w:ascii="Arial" w:cs="Arial" w:eastAsia="Arial" w:hAnsi="Arial"/>
@@ -4238,7 +4238,7 @@
               <w:spacing w:after="10" w:before="0"/>
               <w:ind w:left="120"/>
             </w:pPr>
-            <w:hyperlink w:history="1" r:id="rIdgrvjznlojsjydcyff9xd8">
+            <w:hyperlink w:history="1" r:id="rIdxv8r5uszfx0fyubk8eqas">
               <w:r>
                 <w:rPr>
                   <w:rFonts w:ascii="Arial" w:cs="Arial" w:eastAsia="Arial" w:hAnsi="Arial"/>
@@ -4438,7 +4438,7 @@
             <w:pPr>
               <w:spacing w:after="20" w:before="0"/>
             </w:pPr>
-            <w:hyperlink w:history="1" r:id="rIdxnbp12bkewjuukbbrpyx8">
+            <w:hyperlink w:history="1" r:id="rIdfn4vocwlzujtg3rulcup2">
               <w:r>
                 <w:rPr>
                   <w:rFonts w:ascii="Arial" w:cs="Arial" w:eastAsia="Arial" w:hAnsi="Arial"/>
@@ -4487,7 +4487,7 @@
               <w:spacing w:after="10" w:before="0"/>
               <w:ind w:left="120"/>
             </w:pPr>
-            <w:hyperlink w:history="1" r:id="rIdk1en8lyx9052svrr9xb4-">
+            <w:hyperlink w:history="1" r:id="rId5lfwau9xjgpmaqe6qdwo3">
               <w:r>
                 <w:rPr>
                   <w:rFonts w:ascii="Arial" w:cs="Arial" w:eastAsia="Arial" w:hAnsi="Arial"/>
@@ -4532,7 +4532,7 @@
             <w:pPr>
               <w:spacing w:after="20" w:before="0"/>
             </w:pPr>
-            <w:hyperlink w:history="1" r:id="rIdweudzuezrrbk9bswublxw">
+            <w:hyperlink w:history="1" r:id="rId0od4div9hukqebqgo5lf6">
               <w:r>
                 <w:rPr>
                   <w:rFonts w:ascii="Arial" w:cs="Arial" w:eastAsia="Arial" w:hAnsi="Arial"/>
@@ -4565,7 +4565,7 @@
               <w:spacing w:after="10" w:before="0"/>
               <w:ind w:left="120"/>
             </w:pPr>
-            <w:hyperlink w:history="1" r:id="rIdblrybzv4uxvqin_fhrcle">
+            <w:hyperlink w:history="1" r:id="rIdbiie8ung6z-gsmsblvper">
               <w:r>
                 <w:rPr>
                   <w:rFonts w:ascii="Arial" w:cs="Arial" w:eastAsia="Arial" w:hAnsi="Arial"/>
@@ -4765,7 +4765,7 @@
             <w:pPr>
               <w:spacing w:after="20" w:before="0"/>
             </w:pPr>
-            <w:hyperlink w:history="1" r:id="rIdoqqfgjiwyj2venkfotq_m">
+            <w:hyperlink w:history="1" r:id="rId6h6farsb3xrjekkzir-nl">
               <w:r>
                 <w:rPr>
                   <w:rFonts w:ascii="Arial" w:cs="Arial" w:eastAsia="Arial" w:hAnsi="Arial"/>
@@ -4814,7 +4814,7 @@
               <w:spacing w:after="10" w:before="0"/>
               <w:ind w:left="120"/>
             </w:pPr>
-            <w:hyperlink w:history="1" r:id="rIdg5ed7rhj5qzhwhlybmf6s">
+            <w:hyperlink w:history="1" r:id="rId6261oh2oib0tfipob_xal">
               <w:r>
                 <w:rPr>
                   <w:rFonts w:ascii="Arial" w:cs="Arial" w:eastAsia="Arial" w:hAnsi="Arial"/>
@@ -4859,7 +4859,7 @@
             <w:pPr>
               <w:spacing w:after="20" w:before="0"/>
             </w:pPr>
-            <w:hyperlink w:history="1" r:id="rIdjjlws6b-dlcv8ik6urs7c">
+            <w:hyperlink w:history="1" r:id="rIdscfsqbdjtnxgjcvnnnjxc">
               <w:r>
                 <w:rPr>
                   <w:rFonts w:ascii="Arial" w:cs="Arial" w:eastAsia="Arial" w:hAnsi="Arial"/>
@@ -4892,7 +4892,7 @@
               <w:spacing w:after="10" w:before="0"/>
               <w:ind w:left="120"/>
             </w:pPr>
-            <w:hyperlink w:history="1" r:id="rIdfqjtib6wledfhbnjwf7er">
+            <w:hyperlink w:history="1" r:id="rId6kqcgkxdgpdaimn_oz2he">
               <w:r>
                 <w:rPr>
                   <w:rFonts w:ascii="Arial" w:cs="Arial" w:eastAsia="Arial" w:hAnsi="Arial"/>
@@ -5417,7 +5417,7 @@
         </w:rPr>
         <w:t xml:space="preserve">© 2026 SeaVuria and ARES. Aligned with KICD objectives. Developed by SeaVuria; technical implementation by ARES (with AI assistance from Claude). Licensed under </w:t>
       </w:r>
-      <w:hyperlink w:history="1" r:id="rId-yox3rdrcfgwnsi3ghnz_">
+      <w:hyperlink w:history="1" r:id="rIdyckdhekxo2haggia8xgqv">
         <w:r>
           <w:rPr>
             <w:rFonts w:ascii="Arial" w:cs="Arial" w:eastAsia="Arial" w:hAnsi="Arial"/>
@@ -5438,7 +5438,7 @@
         </w:rPr>
         <w:t xml:space="preserve"> (</w:t>
       </w:r>
-      <w:hyperlink w:history="1" r:id="rIdgemctavrfk7ohvs48-dme">
+      <w:hyperlink w:history="1" r:id="rIdxz8chxwdyoiez2ucfz81s">
         <w:r>
           <w:rPr>
             <w:rFonts w:ascii="Arial" w:cs="Arial" w:eastAsia="Arial" w:hAnsi="Arial"/>
@@ -6478,7 +6478,7 @@
             <w:pPr>
               <w:spacing w:after="20" w:before="0"/>
             </w:pPr>
-            <w:hyperlink w:history="1" r:id="rIdatntpet0rwoi6or9ztrcj">
+            <w:hyperlink w:history="1" r:id="rId1qqehenxtsyz1u5gqm4ro">
               <w:r>
                 <w:rPr>
                   <w:rFonts w:ascii="Arial" w:cs="Arial" w:eastAsia="Arial" w:hAnsi="Arial"/>
@@ -6527,7 +6527,7 @@
               <w:spacing w:after="10" w:before="0"/>
               <w:ind w:left="120"/>
             </w:pPr>
-            <w:hyperlink w:history="1" r:id="rIdedey_5zmcgc1md7375jwk">
+            <w:hyperlink w:history="1" r:id="rIds9xnaruwpfdqzokbp8--h">
               <w:r>
                 <w:rPr>
                   <w:rFonts w:ascii="Arial" w:cs="Arial" w:eastAsia="Arial" w:hAnsi="Arial"/>
@@ -6572,7 +6572,7 @@
             <w:pPr>
               <w:spacing w:after="20" w:before="0"/>
             </w:pPr>
-            <w:hyperlink w:history="1" r:id="rIdbjnt1rbkcxwvoienxjqmi">
+            <w:hyperlink w:history="1" r:id="rId2yoobpsnjq-nag0tgwkpk">
               <w:r>
                 <w:rPr>
                   <w:rFonts w:ascii="Arial" w:cs="Arial" w:eastAsia="Arial" w:hAnsi="Arial"/>
@@ -6605,7 +6605,7 @@
               <w:spacing w:after="10" w:before="0"/>
               <w:ind w:left="120"/>
             </w:pPr>
-            <w:hyperlink w:history="1" r:id="rIdz7m-_sa3bzfkww6s0ydpb">
+            <w:hyperlink w:history="1" r:id="rIdndcon4i6o3sagdmrfupoh">
               <w:r>
                 <w:rPr>
                   <w:rFonts w:ascii="Arial" w:cs="Arial" w:eastAsia="Arial" w:hAnsi="Arial"/>
@@ -6805,7 +6805,7 @@
             <w:pPr>
               <w:spacing w:after="20" w:before="0"/>
             </w:pPr>
-            <w:hyperlink w:history="1" r:id="rId9zccynvrcex_casi4rbyr">
+            <w:hyperlink w:history="1" r:id="rIdprvfekyrnmlhkrfekaf5n">
               <w:r>
                 <w:rPr>
                   <w:rFonts w:ascii="Arial" w:cs="Arial" w:eastAsia="Arial" w:hAnsi="Arial"/>
@@ -6854,7 +6854,7 @@
               <w:spacing w:after="10" w:before="0"/>
               <w:ind w:left="120"/>
             </w:pPr>
-            <w:hyperlink w:history="1" r:id="rIdlfkxquw1jl4z30pw7aywn">
+            <w:hyperlink w:history="1" r:id="rIdavbupht1dxgn7okocc4e7">
               <w:r>
                 <w:rPr>
                   <w:rFonts w:ascii="Arial" w:cs="Arial" w:eastAsia="Arial" w:hAnsi="Arial"/>
@@ -6899,7 +6899,7 @@
             <w:pPr>
               <w:spacing w:after="20" w:before="0"/>
             </w:pPr>
-            <w:hyperlink w:history="1" r:id="rIdleg8rfse3-_1birwghyc7">
+            <w:hyperlink w:history="1" r:id="rIdhq_0xjr5rnlp_x8k0xop1">
               <w:r>
                 <w:rPr>
                   <w:rFonts w:ascii="Arial" w:cs="Arial" w:eastAsia="Arial" w:hAnsi="Arial"/>
@@ -6932,7 +6932,7 @@
               <w:spacing w:after="10" w:before="0"/>
               <w:ind w:left="120"/>
             </w:pPr>
-            <w:hyperlink w:history="1" r:id="rIdttklfkx2tfnjwkm9_qto5">
+            <w:hyperlink w:history="1" r:id="rIdmqf226qvi6qfswxnlwmf-">
               <w:r>
                 <w:rPr>
                   <w:rFonts w:ascii="Arial" w:cs="Arial" w:eastAsia="Arial" w:hAnsi="Arial"/>
@@ -7132,7 +7132,7 @@
             <w:pPr>
               <w:spacing w:after="20" w:before="0"/>
             </w:pPr>
-            <w:hyperlink w:history="1" r:id="rIdwuncw7ciy-1a7iiftcbyi">
+            <w:hyperlink w:history="1" r:id="rIdtgqh4ghb-irejsmxldfg2">
               <w:r>
                 <w:rPr>
                   <w:rFonts w:ascii="Arial" w:cs="Arial" w:eastAsia="Arial" w:hAnsi="Arial"/>
@@ -7181,7 +7181,7 @@
               <w:spacing w:after="10" w:before="0"/>
               <w:ind w:left="120"/>
             </w:pPr>
-            <w:hyperlink w:history="1" r:id="rId8yk5thz5ymm9su0mr5nlz">
+            <w:hyperlink w:history="1" r:id="rIda2_wdwzxsjdblyfji-5vx">
               <w:r>
                 <w:rPr>
                   <w:rFonts w:ascii="Arial" w:cs="Arial" w:eastAsia="Arial" w:hAnsi="Arial"/>
@@ -7226,7 +7226,7 @@
             <w:pPr>
               <w:spacing w:after="20" w:before="0"/>
             </w:pPr>
-            <w:hyperlink w:history="1" r:id="rIdtm54hty3hiyra3a7a_13o">
+            <w:hyperlink w:history="1" r:id="rId7ibpoxjp1rprrlr-lja24">
               <w:r>
                 <w:rPr>
                   <w:rFonts w:ascii="Arial" w:cs="Arial" w:eastAsia="Arial" w:hAnsi="Arial"/>
@@ -7259,7 +7259,7 @@
               <w:spacing w:after="10" w:before="0"/>
               <w:ind w:left="120"/>
             </w:pPr>
-            <w:hyperlink w:history="1" r:id="rId7jr2zytfy-itjqy2ecu12">
+            <w:hyperlink w:history="1" r:id="rIdtojqfwknub6zup8dbb1vp">
               <w:r>
                 <w:rPr>
                   <w:rFonts w:ascii="Arial" w:cs="Arial" w:eastAsia="Arial" w:hAnsi="Arial"/>
@@ -7459,7 +7459,7 @@
             <w:pPr>
               <w:spacing w:after="20" w:before="0"/>
             </w:pPr>
-            <w:hyperlink w:history="1" r:id="rIdhgohz9sepzry23lmvtfmj">
+            <w:hyperlink w:history="1" r:id="rIda7jam841aabh8evybm0ud">
               <w:r>
                 <w:rPr>
                   <w:rFonts w:ascii="Arial" w:cs="Arial" w:eastAsia="Arial" w:hAnsi="Arial"/>
@@ -7508,7 +7508,7 @@
               <w:spacing w:after="10" w:before="0"/>
               <w:ind w:left="120"/>
             </w:pPr>
-            <w:hyperlink w:history="1" r:id="rIdwa9amcnd-kcstbqmsq9ha">
+            <w:hyperlink w:history="1" r:id="rIdyiggqzytmaxpjueqkrpxl">
               <w:r>
                 <w:rPr>
                   <w:rFonts w:ascii="Arial" w:cs="Arial" w:eastAsia="Arial" w:hAnsi="Arial"/>
@@ -7553,7 +7553,7 @@
             <w:pPr>
               <w:spacing w:after="20" w:before="0"/>
             </w:pPr>
-            <w:hyperlink w:history="1" r:id="rIdksq2jtlsl97jrl-yor4dy">
+            <w:hyperlink w:history="1" r:id="rId5g8r8kgvt88itnscf38lf">
               <w:r>
                 <w:rPr>
                   <w:rFonts w:ascii="Arial" w:cs="Arial" w:eastAsia="Arial" w:hAnsi="Arial"/>
@@ -7586,7 +7586,7 @@
               <w:spacing w:after="10" w:before="0"/>
               <w:ind w:left="120"/>
             </w:pPr>
-            <w:hyperlink w:history="1" r:id="rIdbk4zppf3v68quutu9yo_p">
+            <w:hyperlink w:history="1" r:id="rIdpsosl_owzm0mezvzskd1s">
               <w:r>
                 <w:rPr>
                   <w:rFonts w:ascii="Arial" w:cs="Arial" w:eastAsia="Arial" w:hAnsi="Arial"/>
@@ -7786,7 +7786,7 @@
             <w:pPr>
               <w:spacing w:after="20" w:before="0"/>
             </w:pPr>
-            <w:hyperlink w:history="1" r:id="rIdlgafyjk4eqyqqmm3or0b8">
+            <w:hyperlink w:history="1" r:id="rIdrv4h0j1di1pitj3ntziko">
               <w:r>
                 <w:rPr>
                   <w:rFonts w:ascii="Arial" w:cs="Arial" w:eastAsia="Arial" w:hAnsi="Arial"/>
@@ -7835,7 +7835,7 @@
               <w:spacing w:after="10" w:before="0"/>
               <w:ind w:left="120"/>
             </w:pPr>
-            <w:hyperlink w:history="1" r:id="rIdtjyctvsrl1s-rvtfu7rpz">
+            <w:hyperlink w:history="1" r:id="rIdpykhmei_s_fdhw28apawy">
               <w:r>
                 <w:rPr>
                   <w:rFonts w:ascii="Arial" w:cs="Arial" w:eastAsia="Arial" w:hAnsi="Arial"/>
@@ -7880,7 +7880,7 @@
             <w:pPr>
               <w:spacing w:after="20" w:before="0"/>
             </w:pPr>
-            <w:hyperlink w:history="1" r:id="rIdisny20daqmzohnasb_h-b">
+            <w:hyperlink w:history="1" r:id="rId8bq44mxbvsrwgh__gn8pm">
               <w:r>
                 <w:rPr>
                   <w:rFonts w:ascii="Arial" w:cs="Arial" w:eastAsia="Arial" w:hAnsi="Arial"/>
@@ -7913,7 +7913,7 @@
               <w:spacing w:after="10" w:before="0"/>
               <w:ind w:left="120"/>
             </w:pPr>
-            <w:hyperlink w:history="1" r:id="rIdktvvfdhtv_hyznwngpln7">
+            <w:hyperlink w:history="1" r:id="rId_ywt5p0tkxltsilvhjbci">
               <w:r>
                 <w:rPr>
                   <w:rFonts w:ascii="Arial" w:cs="Arial" w:eastAsia="Arial" w:hAnsi="Arial"/>
@@ -8558,7 +8558,7 @@
         </w:rPr>
         <w:t xml:space="preserve">© 2026 SeaVuria and ARES. Aligned with KICD objectives. Developed by SeaVuria; technical implementation by ARES (with AI assistance from Claude). Licensed under </w:t>
       </w:r>
-      <w:hyperlink w:history="1" r:id="rIdr-c97_tubjet6b8gb_5un">
+      <w:hyperlink w:history="1" r:id="rIdkrcmdyhjeikbtc9ti16sr">
         <w:r>
           <w:rPr>
             <w:rFonts w:ascii="Arial" w:cs="Arial" w:eastAsia="Arial" w:hAnsi="Arial"/>
@@ -8579,7 +8579,7 @@
         </w:rPr>
         <w:t xml:space="preserve"> (</w:t>
       </w:r>
-      <w:hyperlink w:history="1" r:id="rIdjz_i_ybembabi9br3siga">
+      <w:hyperlink w:history="1" r:id="rId5xrre036oa2wzd-fuvidt">
         <w:r>
           <w:rPr>
             <w:rFonts w:ascii="Arial" w:cs="Arial" w:eastAsia="Arial" w:hAnsi="Arial"/>
@@ -9619,7 +9619,7 @@
             <w:pPr>
               <w:spacing w:after="20" w:before="0"/>
             </w:pPr>
-            <w:hyperlink w:history="1" r:id="rIdvtuvzuvm_9y7ibaessw2y">
+            <w:hyperlink w:history="1" r:id="rId0jya-35ybmehkgwd0-wpg">
               <w:r>
                 <w:rPr>
                   <w:rFonts w:ascii="Arial" w:cs="Arial" w:eastAsia="Arial" w:hAnsi="Arial"/>
@@ -9668,7 +9668,7 @@
               <w:spacing w:after="10" w:before="0"/>
               <w:ind w:left="120"/>
             </w:pPr>
-            <w:hyperlink w:history="1" r:id="rIdnalhvga2glwlutjd8-qz9">
+            <w:hyperlink w:history="1" r:id="rId915tkntresz8ynqgsrolj">
               <w:r>
                 <w:rPr>
                   <w:rFonts w:ascii="Arial" w:cs="Arial" w:eastAsia="Arial" w:hAnsi="Arial"/>
@@ -9730,7 +9730,7 @@
               <w:spacing w:after="10" w:before="0"/>
               <w:ind w:left="120"/>
             </w:pPr>
-            <w:hyperlink w:history="1" r:id="rId36hvuyg7themkgsani4g0">
+            <w:hyperlink w:history="1" r:id="rId1bsyninxecyc0lxkkp889">
               <w:r>
                 <w:rPr>
                   <w:rFonts w:ascii="Arial" w:cs="Arial" w:eastAsia="Arial" w:hAnsi="Arial"/>
@@ -9945,7 +9945,7 @@
             <w:pPr>
               <w:spacing w:after="20" w:before="0"/>
             </w:pPr>
-            <w:hyperlink w:history="1" r:id="rIduz19zopxcz6uaful_egdi">
+            <w:hyperlink w:history="1" r:id="rIdmohpa1svm1dtrgg24hhb9">
               <w:r>
                 <w:rPr>
                   <w:rFonts w:ascii="Arial" w:cs="Arial" w:eastAsia="Arial" w:hAnsi="Arial"/>
@@ -9994,7 +9994,7 @@
               <w:spacing w:after="10" w:before="0"/>
               <w:ind w:left="120"/>
             </w:pPr>
-            <w:hyperlink w:history="1" r:id="rIdkecgu2rizjkl0t3b8hidm">
+            <w:hyperlink w:history="1" r:id="rId16fclkp_m1dayzs0pblms">
               <w:r>
                 <w:rPr>
                   <w:rFonts w:ascii="Arial" w:cs="Arial" w:eastAsia="Arial" w:hAnsi="Arial"/>
@@ -10056,7 +10056,7 @@
               <w:spacing w:after="10" w:before="0"/>
               <w:ind w:left="120"/>
             </w:pPr>
-            <w:hyperlink w:history="1" r:id="rIdqki5mqxyilgkujewtzx7n">
+            <w:hyperlink w:history="1" r:id="rIdni_yurvrp9een8k0wlb1i">
               <w:r>
                 <w:rPr>
                   <w:rFonts w:ascii="Arial" w:cs="Arial" w:eastAsia="Arial" w:hAnsi="Arial"/>
@@ -10271,7 +10271,7 @@
             <w:pPr>
               <w:spacing w:after="20" w:before="0"/>
             </w:pPr>
-            <w:hyperlink w:history="1" r:id="rId0qlhbu4h1hte4hmzatdhw">
+            <w:hyperlink w:history="1" r:id="rIdbstsyoldexcuvysfprhkv">
               <w:r>
                 <w:rPr>
                   <w:rFonts w:ascii="Arial" w:cs="Arial" w:eastAsia="Arial" w:hAnsi="Arial"/>
@@ -10320,7 +10320,7 @@
               <w:spacing w:after="10" w:before="0"/>
               <w:ind w:left="120"/>
             </w:pPr>
-            <w:hyperlink w:history="1" r:id="rIdwipf4a6etassmqzmpmwkq">
+            <w:hyperlink w:history="1" r:id="rIdg_mfcq3s9hjdu1fp-xh6u">
               <w:r>
                 <w:rPr>
                   <w:rFonts w:ascii="Arial" w:cs="Arial" w:eastAsia="Arial" w:hAnsi="Arial"/>
@@ -10382,7 +10382,7 @@
               <w:spacing w:after="10" w:before="0"/>
               <w:ind w:left="120"/>
             </w:pPr>
-            <w:hyperlink w:history="1" r:id="rIddv6jmdvo34ggwbtdxm3a-">
+            <w:hyperlink w:history="1" r:id="rIdbn98i5m8vxvqojdhjj2fl">
               <w:r>
                 <w:rPr>
                   <w:rFonts w:ascii="Arial" w:cs="Arial" w:eastAsia="Arial" w:hAnsi="Arial"/>
@@ -10597,7 +10597,7 @@
             <w:pPr>
               <w:spacing w:after="20" w:before="0"/>
             </w:pPr>
-            <w:hyperlink w:history="1" r:id="rIdcwsbigi7ujfw1pu3840ih">
+            <w:hyperlink w:history="1" r:id="rId19r9shr55rmqupwnkwxqq">
               <w:r>
                 <w:rPr>
                   <w:rFonts w:ascii="Arial" w:cs="Arial" w:eastAsia="Arial" w:hAnsi="Arial"/>
@@ -10646,7 +10646,7 @@
               <w:spacing w:after="10" w:before="0"/>
               <w:ind w:left="120"/>
             </w:pPr>
-            <w:hyperlink w:history="1" r:id="rIdjprxgxxmt8ztyadl9sbfh">
+            <w:hyperlink w:history="1" r:id="rId9dwnb_591dme7rjvlr1f4">
               <w:r>
                 <w:rPr>
                   <w:rFonts w:ascii="Arial" w:cs="Arial" w:eastAsia="Arial" w:hAnsi="Arial"/>
@@ -10708,7 +10708,7 @@
               <w:spacing w:after="10" w:before="0"/>
               <w:ind w:left="120"/>
             </w:pPr>
-            <w:hyperlink w:history="1" r:id="rIdddi7hkei3wudde-ngdkfq">
+            <w:hyperlink w:history="1" r:id="rIdtjss73yjzsv_ddybli1jm">
               <w:r>
                 <w:rPr>
                   <w:rFonts w:ascii="Arial" w:cs="Arial" w:eastAsia="Arial" w:hAnsi="Arial"/>
@@ -10923,7 +10923,7 @@
             <w:pPr>
               <w:spacing w:after="20" w:before="0"/>
             </w:pPr>
-            <w:hyperlink w:history="1" r:id="rIdjahqvxg76tkthjcqnzgr7">
+            <w:hyperlink w:history="1" r:id="rIdw0krd4urmtkwxjo1p98_p">
               <w:r>
                 <w:rPr>
                   <w:rFonts w:ascii="Arial" w:cs="Arial" w:eastAsia="Arial" w:hAnsi="Arial"/>
@@ -10972,7 +10972,7 @@
               <w:spacing w:after="10" w:before="0"/>
               <w:ind w:left="120"/>
             </w:pPr>
-            <w:hyperlink w:history="1" r:id="rIdnordnajnbqaqs5a6ojf4w">
+            <w:hyperlink w:history="1" r:id="rIdj9smrnq3-3rreflsrn1db">
               <w:r>
                 <w:rPr>
                   <w:rFonts w:ascii="Arial" w:cs="Arial" w:eastAsia="Arial" w:hAnsi="Arial"/>
@@ -11034,7 +11034,7 @@
               <w:spacing w:after="10" w:before="0"/>
               <w:ind w:left="120"/>
             </w:pPr>
-            <w:hyperlink w:history="1" r:id="rIdtghif_ykev9xf4qpxkcfx">
+            <w:hyperlink w:history="1" r:id="rId4oilkhpzhbsvv1a_pijrw">
               <w:r>
                 <w:rPr>
                   <w:rFonts w:ascii="Arial" w:cs="Arial" w:eastAsia="Arial" w:hAnsi="Arial"/>
@@ -11674,7 +11674,7 @@
         </w:rPr>
         <w:t xml:space="preserve">© 2026 SeaVuria and ARES. Aligned with KICD objectives. Developed by SeaVuria; technical implementation by ARES (with AI assistance from Claude). Licensed under </w:t>
       </w:r>
-      <w:hyperlink w:history="1" r:id="rId0ehpx7k0whyokitb9aqst">
+      <w:hyperlink w:history="1" r:id="rIdizypsjpdmrskyuvnmxttl">
         <w:r>
           <w:rPr>
             <w:rFonts w:ascii="Arial" w:cs="Arial" w:eastAsia="Arial" w:hAnsi="Arial"/>
@@ -11695,7 +11695,7 @@
         </w:rPr>
         <w:t xml:space="preserve"> (</w:t>
       </w:r>
-      <w:hyperlink w:history="1" r:id="rIdkfpivscl7r0s-zeh5bjsv">
+      <w:hyperlink w:history="1" r:id="rIdlllywwjmckheqsktysn55">
         <w:r>
           <w:rPr>
             <w:rFonts w:ascii="Arial" w:cs="Arial" w:eastAsia="Arial" w:hAnsi="Arial"/>
@@ -12735,7 +12735,7 @@
             <w:pPr>
               <w:spacing w:after="20" w:before="0"/>
             </w:pPr>
-            <w:hyperlink w:history="1" r:id="rIdlyt-_taa51xntqgywbvez">
+            <w:hyperlink w:history="1" r:id="rId_-6nc7cs5i7dpcyntpptd">
               <w:r>
                 <w:rPr>
                   <w:rFonts w:ascii="Arial" w:cs="Arial" w:eastAsia="Arial" w:hAnsi="Arial"/>
@@ -12768,7 +12768,7 @@
               <w:spacing w:after="10" w:before="0"/>
               <w:ind w:left="120"/>
             </w:pPr>
-            <w:hyperlink w:history="1" r:id="rIdhkr8-jomlyckxvbbrwfbi">
+            <w:hyperlink w:history="1" r:id="rIdocrq0ewlreastomtyogi6">
               <w:r>
                 <w:rPr>
                   <w:rFonts w:ascii="Arial" w:cs="Arial" w:eastAsia="Arial" w:hAnsi="Arial"/>
@@ -12813,7 +12813,7 @@
             <w:pPr>
               <w:spacing w:after="20" w:before="0"/>
             </w:pPr>
-            <w:hyperlink w:history="1" r:id="rIdceckg2ggx8ry08ce7vmry">
+            <w:hyperlink w:history="1" r:id="rId50-4avurrqdgm4vbcuids">
               <w:r>
                 <w:rPr>
                   <w:rFonts w:ascii="Arial" w:cs="Arial" w:eastAsia="Arial" w:hAnsi="Arial"/>
@@ -12846,7 +12846,7 @@
               <w:spacing w:after="10" w:before="0"/>
               <w:ind w:left="120"/>
             </w:pPr>
-            <w:hyperlink w:history="1" r:id="rIdpxu4_4awznpmyu3nuywoo">
+            <w:hyperlink w:history="1" r:id="rIdc21qkc2gou_nijf4skf68">
               <w:r>
                 <w:rPr>
                   <w:rFonts w:ascii="Arial" w:cs="Arial" w:eastAsia="Arial" w:hAnsi="Arial"/>
@@ -13046,7 +13046,7 @@
             <w:pPr>
               <w:spacing w:after="20" w:before="0"/>
             </w:pPr>
-            <w:hyperlink w:history="1" r:id="rIdlu6rk-2ctktiy0bkbjvqi">
+            <w:hyperlink w:history="1" r:id="rIdln6vdrnhkqno8s0-sczgu">
               <w:r>
                 <w:rPr>
                   <w:rFonts w:ascii="Arial" w:cs="Arial" w:eastAsia="Arial" w:hAnsi="Arial"/>
@@ -13079,7 +13079,7 @@
               <w:spacing w:after="10" w:before="0"/>
               <w:ind w:left="120"/>
             </w:pPr>
-            <w:hyperlink w:history="1" r:id="rIdfxy2rbteoldxmpn53b9gh">
+            <w:hyperlink w:history="1" r:id="rId-ekrkcmbnt3vsq0x8zi23">
               <w:r>
                 <w:rPr>
                   <w:rFonts w:ascii="Arial" w:cs="Arial" w:eastAsia="Arial" w:hAnsi="Arial"/>
@@ -13124,7 +13124,7 @@
             <w:pPr>
               <w:spacing w:after="20" w:before="0"/>
             </w:pPr>
-            <w:hyperlink w:history="1" r:id="rIdv-pjkkifpen3jowmh6dd5">
+            <w:hyperlink w:history="1" r:id="rId80oibcocmi_txxfpq5k5g">
               <w:r>
                 <w:rPr>
                   <w:rFonts w:ascii="Arial" w:cs="Arial" w:eastAsia="Arial" w:hAnsi="Arial"/>
@@ -13157,7 +13157,7 @@
               <w:spacing w:after="10" w:before="0"/>
               <w:ind w:left="120"/>
             </w:pPr>
-            <w:hyperlink w:history="1" r:id="rIdanjtrfyb2ly3f-wmzomdo">
+            <w:hyperlink w:history="1" r:id="rIdegex6d20o2twoqb6j37ec">
               <w:r>
                 <w:rPr>
                   <w:rFonts w:ascii="Arial" w:cs="Arial" w:eastAsia="Arial" w:hAnsi="Arial"/>
@@ -13357,7 +13357,7 @@
             <w:pPr>
               <w:spacing w:after="20" w:before="0"/>
             </w:pPr>
-            <w:hyperlink w:history="1" r:id="rIdaszf-asqna79jvdvxswbu">
+            <w:hyperlink w:history="1" r:id="rId-3f_wawxzgnfcqiqqllmg">
               <w:r>
                 <w:rPr>
                   <w:rFonts w:ascii="Arial" w:cs="Arial" w:eastAsia="Arial" w:hAnsi="Arial"/>
@@ -13406,7 +13406,7 @@
               <w:spacing w:after="10" w:before="0"/>
               <w:ind w:left="120"/>
             </w:pPr>
-            <w:hyperlink w:history="1" r:id="rIdzf-dm9kjzh5jxmffrc5ut">
+            <w:hyperlink w:history="1" r:id="rId4zkue_begzznyr6k4u6ks">
               <w:r>
                 <w:rPr>
                   <w:rFonts w:ascii="Arial" w:cs="Arial" w:eastAsia="Arial" w:hAnsi="Arial"/>
@@ -13451,7 +13451,7 @@
             <w:pPr>
               <w:spacing w:after="20" w:before="0"/>
             </w:pPr>
-            <w:hyperlink w:history="1" r:id="rIdulbiizuuqqnwqewpyn_ep">
+            <w:hyperlink w:history="1" r:id="rIdiwp1-dgl5m_etqzgbjbnn">
               <w:r>
                 <w:rPr>
                   <w:rFonts w:ascii="Arial" w:cs="Arial" w:eastAsia="Arial" w:hAnsi="Arial"/>
@@ -13500,7 +13500,7 @@
               <w:spacing w:after="10" w:before="0"/>
               <w:ind w:left="120"/>
             </w:pPr>
-            <w:hyperlink w:history="1" r:id="rId7okernb_psfekspqgqgfi">
+            <w:hyperlink w:history="1" r:id="rId75y6gdj0s2pwvshlm7kxj">
               <w:r>
                 <w:rPr>
                   <w:rFonts w:ascii="Arial" w:cs="Arial" w:eastAsia="Arial" w:hAnsi="Arial"/>
@@ -13700,7 +13700,7 @@
             <w:pPr>
               <w:spacing w:after="20" w:before="0"/>
             </w:pPr>
-            <w:hyperlink w:history="1" r:id="rIdmywihijpdmpduo2liuvjc">
+            <w:hyperlink w:history="1" r:id="rIdo8v0h-v3yoi18ohuo6dzh">
               <w:r>
                 <w:rPr>
                   <w:rFonts w:ascii="Arial" w:cs="Arial" w:eastAsia="Arial" w:hAnsi="Arial"/>
@@ -13749,7 +13749,7 @@
               <w:spacing w:after="10" w:before="0"/>
               <w:ind w:left="120"/>
             </w:pPr>
-            <w:hyperlink w:history="1" r:id="rIdu2cdictfojy3qajj1aqlo">
+            <w:hyperlink w:history="1" r:id="rIdgr0663nvrpbsa2cvw_pmm">
               <w:r>
                 <w:rPr>
                   <w:rFonts w:ascii="Arial" w:cs="Arial" w:eastAsia="Arial" w:hAnsi="Arial"/>
@@ -13794,7 +13794,7 @@
             <w:pPr>
               <w:spacing w:after="20" w:before="0"/>
             </w:pPr>
-            <w:hyperlink w:history="1" r:id="rIdhoydnwqjgyjoi0ttsaw_s">
+            <w:hyperlink w:history="1" r:id="rId3s-u2yhgqessd8rqttso6">
               <w:r>
                 <w:rPr>
                   <w:rFonts w:ascii="Arial" w:cs="Arial" w:eastAsia="Arial" w:hAnsi="Arial"/>
@@ -13827,7 +13827,7 @@
               <w:spacing w:after="10" w:before="0"/>
               <w:ind w:left="120"/>
             </w:pPr>
-            <w:hyperlink w:history="1" r:id="rIduqxdmebklfszhkcrln-sp">
+            <w:hyperlink w:history="1" r:id="rIdj8romnl1k44mr3e4n-4z1">
               <w:r>
                 <w:rPr>
                   <w:rFonts w:ascii="Arial" w:cs="Arial" w:eastAsia="Arial" w:hAnsi="Arial"/>
@@ -14027,7 +14027,7 @@
             <w:pPr>
               <w:spacing w:after="20" w:before="0"/>
             </w:pPr>
-            <w:hyperlink w:history="1" r:id="rIdggk3qrptfansxrllaur0t">
+            <w:hyperlink w:history="1" r:id="rIdssl14qqpoyuq0zluxurni">
               <w:r>
                 <w:rPr>
                   <w:rFonts w:ascii="Arial" w:cs="Arial" w:eastAsia="Arial" w:hAnsi="Arial"/>
@@ -14076,7 +14076,7 @@
               <w:spacing w:after="10" w:before="0"/>
               <w:ind w:left="120"/>
             </w:pPr>
-            <w:hyperlink w:history="1" r:id="rIde4kfufw8v_zhgbek1sygw">
+            <w:hyperlink w:history="1" r:id="rIdjrscftsutfl7ouhzmqya-">
               <w:r>
                 <w:rPr>
                   <w:rFonts w:ascii="Arial" w:cs="Arial" w:eastAsia="Arial" w:hAnsi="Arial"/>
@@ -14121,7 +14121,7 @@
             <w:pPr>
               <w:spacing w:after="20" w:before="0"/>
             </w:pPr>
-            <w:hyperlink w:history="1" r:id="rIdbblzzf_v_onoiz01btq9a">
+            <w:hyperlink w:history="1" r:id="rIdkvaasbklfixhs_gmhx4qh">
               <w:r>
                 <w:rPr>
                   <w:rFonts w:ascii="Arial" w:cs="Arial" w:eastAsia="Arial" w:hAnsi="Arial"/>
@@ -14154,7 +14154,7 @@
               <w:spacing w:after="10" w:before="0"/>
               <w:ind w:left="120"/>
             </w:pPr>
-            <w:hyperlink w:history="1" r:id="rIdeuyyr-_s-tkzppn5wfmnk">
+            <w:hyperlink w:history="1" r:id="rIdezd1iheoy5xeifsznixij">
               <w:r>
                 <w:rPr>
                   <w:rFonts w:ascii="Arial" w:cs="Arial" w:eastAsia="Arial" w:hAnsi="Arial"/>
@@ -14679,7 +14679,7 @@
         </w:rPr>
         <w:t xml:space="preserve">© 2026 SeaVuria and ARES. Aligned with KICD objectives. Developed by SeaVuria; technical implementation by ARES (with AI assistance from Claude). Licensed under </w:t>
       </w:r>
-      <w:hyperlink w:history="1" r:id="rId3isjeecf_qpardkmst-hv">
+      <w:hyperlink w:history="1" r:id="rIdcnqg7w33pxxqlbsfmrppo">
         <w:r>
           <w:rPr>
             <w:rFonts w:ascii="Arial" w:cs="Arial" w:eastAsia="Arial" w:hAnsi="Arial"/>
@@ -14700,7 +14700,7 @@
         </w:rPr>
         <w:t xml:space="preserve"> (</w:t>
       </w:r>
-      <w:hyperlink w:history="1" r:id="rIdg7azjuigggeoqanntxbwt">
+      <w:hyperlink w:history="1" r:id="rId0pkttsf9mwzklosnaq6nu">
         <w:r>
           <w:rPr>
             <w:rFonts w:ascii="Arial" w:cs="Arial" w:eastAsia="Arial" w:hAnsi="Arial"/>
@@ -15740,7 +15740,7 @@
             <w:pPr>
               <w:spacing w:after="20" w:before="0"/>
             </w:pPr>
-            <w:hyperlink w:history="1" r:id="rIdpux_ob_0khfujvrp8mt6f">
+            <w:hyperlink w:history="1" r:id="rId0oesi2gkpplwasa7wraez">
               <w:r>
                 <w:rPr>
                   <w:rFonts w:ascii="Arial" w:cs="Arial" w:eastAsia="Arial" w:hAnsi="Arial"/>
@@ -15789,7 +15789,7 @@
               <w:spacing w:after="10" w:before="0"/>
               <w:ind w:left="120"/>
             </w:pPr>
-            <w:hyperlink w:history="1" r:id="rIdswx2wk8mlaclqmbqpd9dy">
+            <w:hyperlink w:history="1" r:id="rIdk4ry09vrt0bd0opz2kln2">
               <w:r>
                 <w:rPr>
                   <w:rFonts w:ascii="Arial" w:cs="Arial" w:eastAsia="Arial" w:hAnsi="Arial"/>
@@ -15851,7 +15851,7 @@
               <w:spacing w:after="10" w:before="0"/>
               <w:ind w:left="120"/>
             </w:pPr>
-            <w:hyperlink w:history="1" r:id="rIdfwrk2vahm3zqbiwrnn2jv">
+            <w:hyperlink w:history="1" r:id="rIdl-0cjbxnjiz3gyznbe4x_">
               <w:r>
                 <w:rPr>
                   <w:rFonts w:ascii="Arial" w:cs="Arial" w:eastAsia="Arial" w:hAnsi="Arial"/>
@@ -16066,7 +16066,7 @@
             <w:pPr>
               <w:spacing w:after="20" w:before="0"/>
             </w:pPr>
-            <w:hyperlink w:history="1" r:id="rIdwstsdrbj08c-d6eyljcdf">
+            <w:hyperlink w:history="1" r:id="rIdjootlaiww0cwnkysatkq_">
               <w:r>
                 <w:rPr>
                   <w:rFonts w:ascii="Arial" w:cs="Arial" w:eastAsia="Arial" w:hAnsi="Arial"/>
@@ -16115,7 +16115,7 @@
               <w:spacing w:after="10" w:before="0"/>
               <w:ind w:left="120"/>
             </w:pPr>
-            <w:hyperlink w:history="1" r:id="rIdc9szv4lj2zvvu7owm9c6z">
+            <w:hyperlink w:history="1" r:id="rIdgyrfliorm0byueobhxvm8">
               <w:r>
                 <w:rPr>
                   <w:rFonts w:ascii="Arial" w:cs="Arial" w:eastAsia="Arial" w:hAnsi="Arial"/>
@@ -16177,7 +16177,7 @@
               <w:spacing w:after="10" w:before="0"/>
               <w:ind w:left="120"/>
             </w:pPr>
-            <w:hyperlink w:history="1" r:id="rIde2s7k6oos5hudh8ybiz-u">
+            <w:hyperlink w:history="1" r:id="rId4kju_urq2xlloei7s0djg">
               <w:r>
                 <w:rPr>
                   <w:rFonts w:ascii="Arial" w:cs="Arial" w:eastAsia="Arial" w:hAnsi="Arial"/>
@@ -16392,7 +16392,7 @@
             <w:pPr>
               <w:spacing w:after="20" w:before="0"/>
             </w:pPr>
-            <w:hyperlink w:history="1" r:id="rIdu2jgela_pkj9vyba4qdwb">
+            <w:hyperlink w:history="1" r:id="rId4feaw_0m_at9jenf431od">
               <w:r>
                 <w:rPr>
                   <w:rFonts w:ascii="Arial" w:cs="Arial" w:eastAsia="Arial" w:hAnsi="Arial"/>
@@ -16441,7 +16441,7 @@
               <w:spacing w:after="10" w:before="0"/>
               <w:ind w:left="120"/>
             </w:pPr>
-            <w:hyperlink w:history="1" r:id="rIdh4nqlxlk4dbsxgzd1xkm7">
+            <w:hyperlink w:history="1" r:id="rIdzqontdwrvwepkiytaztf5">
               <w:r>
                 <w:rPr>
                   <w:rFonts w:ascii="Arial" w:cs="Arial" w:eastAsia="Arial" w:hAnsi="Arial"/>
@@ -16503,7 +16503,7 @@
               <w:spacing w:after="10" w:before="0"/>
               <w:ind w:left="120"/>
             </w:pPr>
-            <w:hyperlink w:history="1" r:id="rIdsmmspwou3orc-jtrihq5p">
+            <w:hyperlink w:history="1" r:id="rIdr5yvcste5grll6b3q2ccu">
               <w:r>
                 <w:rPr>
                   <w:rFonts w:ascii="Arial" w:cs="Arial" w:eastAsia="Arial" w:hAnsi="Arial"/>
@@ -16718,7 +16718,7 @@
             <w:pPr>
               <w:spacing w:after="20" w:before="0"/>
             </w:pPr>
-            <w:hyperlink w:history="1" r:id="rIdmgnoopqh7rhj_omxvrwwv">
+            <w:hyperlink w:history="1" r:id="rIdds8_mj1lpyvfrrcdaxaig">
               <w:r>
                 <w:rPr>
                   <w:rFonts w:ascii="Arial" w:cs="Arial" w:eastAsia="Arial" w:hAnsi="Arial"/>
@@ -16767,7 +16767,7 @@
               <w:spacing w:after="10" w:before="0"/>
               <w:ind w:left="120"/>
             </w:pPr>
-            <w:hyperlink w:history="1" r:id="rIdvedql6aggojro-bq5a5ep">
+            <w:hyperlink w:history="1" r:id="rIdcd_8elpaaxpxatbqjs7hf">
               <w:r>
                 <w:rPr>
                   <w:rFonts w:ascii="Arial" w:cs="Arial" w:eastAsia="Arial" w:hAnsi="Arial"/>
@@ -16829,7 +16829,7 @@
               <w:spacing w:after="10" w:before="0"/>
               <w:ind w:left="120"/>
             </w:pPr>
-            <w:hyperlink w:history="1" r:id="rIdvztzze0cgym_fd3s7huba">
+            <w:hyperlink w:history="1" r:id="rIdgp86luejlxq2v_wyzb5gt">
               <w:r>
                 <w:rPr>
                   <w:rFonts w:ascii="Arial" w:cs="Arial" w:eastAsia="Arial" w:hAnsi="Arial"/>
@@ -17044,7 +17044,7 @@
             <w:pPr>
               <w:spacing w:after="20" w:before="0"/>
             </w:pPr>
-            <w:hyperlink w:history="1" r:id="rId-win43od78jqcf2vtrz4j">
+            <w:hyperlink w:history="1" r:id="rIddjdxagigqp26apnusq15z">
               <w:r>
                 <w:rPr>
                   <w:rFonts w:ascii="Arial" w:cs="Arial" w:eastAsia="Arial" w:hAnsi="Arial"/>
@@ -17093,7 +17093,7 @@
               <w:spacing w:after="10" w:before="0"/>
               <w:ind w:left="120"/>
             </w:pPr>
-            <w:hyperlink w:history="1" r:id="rIdrqburvox39rl8u9lm-wpy">
+            <w:hyperlink w:history="1" r:id="rIdydydcqiyzmqikneye7vxc">
               <w:r>
                 <w:rPr>
                   <w:rFonts w:ascii="Arial" w:cs="Arial" w:eastAsia="Arial" w:hAnsi="Arial"/>
@@ -17155,7 +17155,7 @@
               <w:spacing w:after="10" w:before="0"/>
               <w:ind w:left="120"/>
             </w:pPr>
-            <w:hyperlink w:history="1" r:id="rIdf9bckiltzkslmyf694iha">
+            <w:hyperlink w:history="1" r:id="rIdx0mrd2itesijc-twrwrxm">
               <w:r>
                 <w:rPr>
                   <w:rFonts w:ascii="Arial" w:cs="Arial" w:eastAsia="Arial" w:hAnsi="Arial"/>
@@ -17695,7 +17695,7 @@
         </w:rPr>
         <w:t xml:space="preserve">© 2026 SeaVuria and ARES. Aligned with KICD objectives. Developed by SeaVuria; technical implementation by ARES (with AI assistance from Claude). Licensed under </w:t>
       </w:r>
-      <w:hyperlink w:history="1" r:id="rIdnq86b5w-mgtk2lysmol72">
+      <w:hyperlink w:history="1" r:id="rIdpmm5lschqosmzlufc_dvy">
         <w:r>
           <w:rPr>
             <w:rFonts w:ascii="Arial" w:cs="Arial" w:eastAsia="Arial" w:hAnsi="Arial"/>
@@ -17716,7 +17716,7 @@
         </w:rPr>
         <w:t xml:space="preserve"> (</w:t>
       </w:r>
-      <w:hyperlink w:history="1" r:id="rIdpauppgsrx4-s8b0lkdt8e">
+      <w:hyperlink w:history="1" r:id="rIdwiiq2iwqgkvacbp2iaynv">
         <w:r>
           <w:rPr>
             <w:rFonts w:ascii="Arial" w:cs="Arial" w:eastAsia="Arial" w:hAnsi="Arial"/>
@@ -18756,7 +18756,7 @@
             <w:pPr>
               <w:spacing w:after="20" w:before="0"/>
             </w:pPr>
-            <w:hyperlink w:history="1" r:id="rIdma0_0lqvswwxbpzhkmcse">
+            <w:hyperlink w:history="1" r:id="rId36u4n3iysftxb09nkcj_g">
               <w:r>
                 <w:rPr>
                   <w:rFonts w:ascii="Arial" w:cs="Arial" w:eastAsia="Arial" w:hAnsi="Arial"/>
@@ -18805,7 +18805,7 @@
               <w:spacing w:after="10" w:before="0"/>
               <w:ind w:left="120"/>
             </w:pPr>
-            <w:hyperlink w:history="1" r:id="rIdkifdzt-nqxpgeducrqqe7">
+            <w:hyperlink w:history="1" r:id="rIdacwmm1ucepi3uvujb3nxm">
               <w:r>
                 <w:rPr>
                   <w:rFonts w:ascii="Arial" w:cs="Arial" w:eastAsia="Arial" w:hAnsi="Arial"/>
@@ -18867,7 +18867,7 @@
               <w:spacing w:after="10" w:before="0"/>
               <w:ind w:left="120"/>
             </w:pPr>
-            <w:hyperlink w:history="1" r:id="rIdxsteyh8mlvigvtoaxzba0">
+            <w:hyperlink w:history="1" r:id="rIdrbtdkoglrzvtl-uo9e5-j">
               <w:r>
                 <w:rPr>
                   <w:rFonts w:ascii="Arial" w:cs="Arial" w:eastAsia="Arial" w:hAnsi="Arial"/>
@@ -19082,7 +19082,7 @@
             <w:pPr>
               <w:spacing w:after="20" w:before="0"/>
             </w:pPr>
-            <w:hyperlink w:history="1" r:id="rId4szfzvw9tk9ajo_q88ep2">
+            <w:hyperlink w:history="1" r:id="rIdzmzsx7ytg_ni5itci-eew">
               <w:r>
                 <w:rPr>
                   <w:rFonts w:ascii="Arial" w:cs="Arial" w:eastAsia="Arial" w:hAnsi="Arial"/>
@@ -19131,7 +19131,7 @@
               <w:spacing w:after="10" w:before="0"/>
               <w:ind w:left="120"/>
             </w:pPr>
-            <w:hyperlink w:history="1" r:id="rIdi-yiu5fom9fobv2-hbcpf">
+            <w:hyperlink w:history="1" r:id="rIdndju3mtrcqpfcdwmgpp2r">
               <w:r>
                 <w:rPr>
                   <w:rFonts w:ascii="Arial" w:cs="Arial" w:eastAsia="Arial" w:hAnsi="Arial"/>
@@ -19193,7 +19193,7 @@
               <w:spacing w:after="10" w:before="0"/>
               <w:ind w:left="120"/>
             </w:pPr>
-            <w:hyperlink w:history="1" r:id="rIdczvdkwqtjqq0veqys6rsh">
+            <w:hyperlink w:history="1" r:id="rIdnzohe-3wksdrrqcm0qjun">
               <w:r>
                 <w:rPr>
                   <w:rFonts w:ascii="Arial" w:cs="Arial" w:eastAsia="Arial" w:hAnsi="Arial"/>
@@ -19408,7 +19408,7 @@
             <w:pPr>
               <w:spacing w:after="20" w:before="0"/>
             </w:pPr>
-            <w:hyperlink w:history="1" r:id="rIdt4gfqzrmnhcbi4beffnfg">
+            <w:hyperlink w:history="1" r:id="rIdi00tjpoiqbxejrszknu9k">
               <w:r>
                 <w:rPr>
                   <w:rFonts w:ascii="Arial" w:cs="Arial" w:eastAsia="Arial" w:hAnsi="Arial"/>
@@ -19457,7 +19457,7 @@
               <w:spacing w:after="10" w:before="0"/>
               <w:ind w:left="120"/>
             </w:pPr>
-            <w:hyperlink w:history="1" r:id="rIdzpm8enkzectxzek0mqnyn">
+            <w:hyperlink w:history="1" r:id="rIdah6tqpjvdaaxlze5352fd">
               <w:r>
                 <w:rPr>
                   <w:rFonts w:ascii="Arial" w:cs="Arial" w:eastAsia="Arial" w:hAnsi="Arial"/>
@@ -19519,7 +19519,7 @@
               <w:spacing w:after="10" w:before="0"/>
               <w:ind w:left="120"/>
             </w:pPr>
-            <w:hyperlink w:history="1" r:id="rId-7m_t0yylobfna3snfxzs">
+            <w:hyperlink w:history="1" r:id="rIdufeca_wyncdjodkvutk6i">
               <w:r>
                 <w:rPr>
                   <w:rFonts w:ascii="Arial" w:cs="Arial" w:eastAsia="Arial" w:hAnsi="Arial"/>
@@ -19734,7 +19734,7 @@
             <w:pPr>
               <w:spacing w:after="20" w:before="0"/>
             </w:pPr>
-            <w:hyperlink w:history="1" r:id="rIdeq8eob4efmxovdbcxfvkq">
+            <w:hyperlink w:history="1" r:id="rIdx5d5use8_k--qomn6lpgt">
               <w:r>
                 <w:rPr>
                   <w:rFonts w:ascii="Arial" w:cs="Arial" w:eastAsia="Arial" w:hAnsi="Arial"/>
@@ -19783,7 +19783,7 @@
               <w:spacing w:after="10" w:before="0"/>
               <w:ind w:left="120"/>
             </w:pPr>
-            <w:hyperlink w:history="1" r:id="rIdnho2gcbuo25dmgf76jeee">
+            <w:hyperlink w:history="1" r:id="rIdwu9uvzutbcsffpu4gf1tn">
               <w:r>
                 <w:rPr>
                   <w:rFonts w:ascii="Arial" w:cs="Arial" w:eastAsia="Arial" w:hAnsi="Arial"/>
@@ -19845,7 +19845,7 @@
               <w:spacing w:after="10" w:before="0"/>
               <w:ind w:left="120"/>
             </w:pPr>
-            <w:hyperlink w:history="1" r:id="rIdddhskhu5g1fkpjkr9ffnw">
+            <w:hyperlink w:history="1" r:id="rIdtnzpjeoes4advs3cuna03">
               <w:r>
                 <w:rPr>
                   <w:rFonts w:ascii="Arial" w:cs="Arial" w:eastAsia="Arial" w:hAnsi="Arial"/>
@@ -20060,7 +20060,7 @@
             <w:pPr>
               <w:spacing w:after="20" w:before="0"/>
             </w:pPr>
-            <w:hyperlink w:history="1" r:id="rIdpj7a7blmmi2sdhjgn4sel">
+            <w:hyperlink w:history="1" r:id="rId7tepzukmls3gpa6z3c4f1">
               <w:r>
                 <w:rPr>
                   <w:rFonts w:ascii="Arial" w:cs="Arial" w:eastAsia="Arial" w:hAnsi="Arial"/>
@@ -20109,7 +20109,7 @@
               <w:spacing w:after="10" w:before="0"/>
               <w:ind w:left="120"/>
             </w:pPr>
-            <w:hyperlink w:history="1" r:id="rId6zqyyjfr1kbjx_-eudkpe">
+            <w:hyperlink w:history="1" r:id="rIdayj_fk6vnusj0t_elippn">
               <w:r>
                 <w:rPr>
                   <w:rFonts w:ascii="Arial" w:cs="Arial" w:eastAsia="Arial" w:hAnsi="Arial"/>
@@ -20171,7 +20171,7 @@
               <w:spacing w:after="10" w:before="0"/>
               <w:ind w:left="120"/>
             </w:pPr>
-            <w:hyperlink w:history="1" r:id="rId7fb2z70ffdj4ngnpco0xm">
+            <w:hyperlink w:history="1" r:id="rId74ipyw8l_ao-hqzldxvxu">
               <w:r>
                 <w:rPr>
                   <w:rFonts w:ascii="Arial" w:cs="Arial" w:eastAsia="Arial" w:hAnsi="Arial"/>
@@ -20711,7 +20711,7 @@
         </w:rPr>
         <w:t xml:space="preserve">© 2026 SeaVuria and ARES. Aligned with KICD objectives. Developed by SeaVuria; technical implementation by ARES (with AI assistance from Claude). Licensed under </w:t>
       </w:r>
-      <w:hyperlink w:history="1" r:id="rIdf8jmesiuvtr7dk7jkjurb">
+      <w:hyperlink w:history="1" r:id="rId0osjbpt7tltzilsa9bi5k">
         <w:r>
           <w:rPr>
             <w:rFonts w:ascii="Arial" w:cs="Arial" w:eastAsia="Arial" w:hAnsi="Arial"/>
@@ -20732,7 +20732,7 @@
         </w:rPr>
         <w:t xml:space="preserve"> (</w:t>
       </w:r>
-      <w:hyperlink w:history="1" r:id="rIdj8nhevrdq8pcfpqszvpnh">
+      <w:hyperlink w:history="1" r:id="rIdv4g7d3wyqctmp2skjwng_">
         <w:r>
           <w:rPr>
             <w:rFonts w:ascii="Arial" w:cs="Arial" w:eastAsia="Arial" w:hAnsi="Arial"/>
@@ -21772,7 +21772,7 @@
             <w:pPr>
               <w:spacing w:after="20" w:before="0"/>
             </w:pPr>
-            <w:hyperlink w:history="1" r:id="rId42unpbi-dvd9obodpszxs">
+            <w:hyperlink w:history="1" r:id="rIdvnjboca6siv1vakzlxz7e">
               <w:r>
                 <w:rPr>
                   <w:rFonts w:ascii="Arial" w:cs="Arial" w:eastAsia="Arial" w:hAnsi="Arial"/>
@@ -21805,7 +21805,7 @@
               <w:spacing w:after="10" w:before="0"/>
               <w:ind w:left="120"/>
             </w:pPr>
-            <w:hyperlink w:history="1" r:id="rIdhd9q2gwgvurzwq6rnztgi">
+            <w:hyperlink w:history="1" r:id="rIdbc82bczcvbfy0dt0642yf">
               <w:r>
                 <w:rPr>
                   <w:rFonts w:ascii="Arial" w:cs="Arial" w:eastAsia="Arial" w:hAnsi="Arial"/>
@@ -21850,7 +21850,7 @@
             <w:pPr>
               <w:spacing w:after="20" w:before="0"/>
             </w:pPr>
-            <w:hyperlink w:history="1" r:id="rIdsz30trken2f-zciivike5">
+            <w:hyperlink w:history="1" r:id="rIdp342vrzjypiaayam0tu4x">
               <w:r>
                 <w:rPr>
                   <w:rFonts w:ascii="Arial" w:cs="Arial" w:eastAsia="Arial" w:hAnsi="Arial"/>
@@ -21883,7 +21883,7 @@
               <w:spacing w:after="10" w:before="0"/>
               <w:ind w:left="120"/>
             </w:pPr>
-            <w:hyperlink w:history="1" r:id="rId2a4udquojlaqiienbdqiz">
+            <w:hyperlink w:history="1" r:id="rId5fhsv2m7bwfr7vyp6kccf">
               <w:r>
                 <w:rPr>
                   <w:rFonts w:ascii="Arial" w:cs="Arial" w:eastAsia="Arial" w:hAnsi="Arial"/>
@@ -22083,7 +22083,7 @@
             <w:pPr>
               <w:spacing w:after="20" w:before="0"/>
             </w:pPr>
-            <w:hyperlink w:history="1" r:id="rIdm2zzccluwnwhx168fjknu">
+            <w:hyperlink w:history="1" r:id="rIdtkxoo-dxaegwvgjgwgqz8">
               <w:r>
                 <w:rPr>
                   <w:rFonts w:ascii="Arial" w:cs="Arial" w:eastAsia="Arial" w:hAnsi="Arial"/>
@@ -22116,7 +22116,7 @@
               <w:spacing w:after="10" w:before="0"/>
               <w:ind w:left="120"/>
             </w:pPr>
-            <w:hyperlink w:history="1" r:id="rIdl2dlzpf0n3sybtsp8jobc">
+            <w:hyperlink w:history="1" r:id="rIdxpo6sydpzlobjlnmromz9">
               <w:r>
                 <w:rPr>
                   <w:rFonts w:ascii="Arial" w:cs="Arial" w:eastAsia="Arial" w:hAnsi="Arial"/>
@@ -22161,7 +22161,7 @@
             <w:pPr>
               <w:spacing w:after="20" w:before="0"/>
             </w:pPr>
-            <w:hyperlink w:history="1" r:id="rIdrwfpq2izvsc1r-tyvheax">
+            <w:hyperlink w:history="1" r:id="rIdadlbcqu3zeavgpe3a3jyf">
               <w:r>
                 <w:rPr>
                   <w:rFonts w:ascii="Arial" w:cs="Arial" w:eastAsia="Arial" w:hAnsi="Arial"/>
@@ -22194,7 +22194,7 @@
               <w:spacing w:after="10" w:before="0"/>
               <w:ind w:left="120"/>
             </w:pPr>
-            <w:hyperlink w:history="1" r:id="rIdjwpqyosi7z5qyujt5p8ka">
+            <w:hyperlink w:history="1" r:id="rIdpiujix7icshxkci8ahz2k">
               <w:r>
                 <w:rPr>
                   <w:rFonts w:ascii="Arial" w:cs="Arial" w:eastAsia="Arial" w:hAnsi="Arial"/>
@@ -22394,7 +22394,7 @@
             <w:pPr>
               <w:spacing w:after="20" w:before="0"/>
             </w:pPr>
-            <w:hyperlink w:history="1" r:id="rIdw1u45ctdvf8wdf7kirpok">
+            <w:hyperlink w:history="1" r:id="rIdhgwvxu-eg4jymhgutebnm">
               <w:r>
                 <w:rPr>
                   <w:rFonts w:ascii="Arial" w:cs="Arial" w:eastAsia="Arial" w:hAnsi="Arial"/>
@@ -22443,7 +22443,7 @@
               <w:spacing w:after="10" w:before="0"/>
               <w:ind w:left="120"/>
             </w:pPr>
-            <w:hyperlink w:history="1" r:id="rIdofmw0yvpbny7d32nq6toa">
+            <w:hyperlink w:history="1" r:id="rIdy18vguocd-j9bddmhty1l">
               <w:r>
                 <w:rPr>
                   <w:rFonts w:ascii="Arial" w:cs="Arial" w:eastAsia="Arial" w:hAnsi="Arial"/>
@@ -22488,7 +22488,7 @@
             <w:pPr>
               <w:spacing w:after="20" w:before="0"/>
             </w:pPr>
-            <w:hyperlink w:history="1" r:id="rIdkwrd_y0ixvrfzruofhjxs">
+            <w:hyperlink w:history="1" r:id="rIdkketj0jf0zukpzvmegadu">
               <w:r>
                 <w:rPr>
                   <w:rFonts w:ascii="Arial" w:cs="Arial" w:eastAsia="Arial" w:hAnsi="Arial"/>
@@ -22537,7 +22537,7 @@
               <w:spacing w:after="10" w:before="0"/>
               <w:ind w:left="120"/>
             </w:pPr>
-            <w:hyperlink w:history="1" r:id="rId4pohvsybk2dpfsixyrj8e">
+            <w:hyperlink w:history="1" r:id="rIdfyta3xmfriqtkvnk8ncr0">
               <w:r>
                 <w:rPr>
                   <w:rFonts w:ascii="Arial" w:cs="Arial" w:eastAsia="Arial" w:hAnsi="Arial"/>
@@ -22737,7 +22737,7 @@
             <w:pPr>
               <w:spacing w:after="20" w:before="0"/>
             </w:pPr>
-            <w:hyperlink w:history="1" r:id="rIdawhmr0iexzjrduvx9giq0">
+            <w:hyperlink w:history="1" r:id="rIdh0ut8m2mj2pv-gtxq_l0k">
               <w:r>
                 <w:rPr>
                   <w:rFonts w:ascii="Arial" w:cs="Arial" w:eastAsia="Arial" w:hAnsi="Arial"/>
@@ -22786,7 +22786,7 @@
               <w:spacing w:after="10" w:before="0"/>
               <w:ind w:left="120"/>
             </w:pPr>
-            <w:hyperlink w:history="1" r:id="rIdx5kuwda-p70_thzcjwid4">
+            <w:hyperlink w:history="1" r:id="rIdyr691lqamwihsyhbdeim_">
               <w:r>
                 <w:rPr>
                   <w:rFonts w:ascii="Arial" w:cs="Arial" w:eastAsia="Arial" w:hAnsi="Arial"/>
@@ -22831,7 +22831,7 @@
             <w:pPr>
               <w:spacing w:after="20" w:before="0"/>
             </w:pPr>
-            <w:hyperlink w:history="1" r:id="rId-8nrbifhsfidhxai43xzl">
+            <w:hyperlink w:history="1" r:id="rIdtxt8y1kkrldynqkbhwd4u">
               <w:r>
                 <w:rPr>
                   <w:rFonts w:ascii="Arial" w:cs="Arial" w:eastAsia="Arial" w:hAnsi="Arial"/>
@@ -22880,7 +22880,7 @@
               <w:spacing w:after="10" w:before="0"/>
               <w:ind w:left="120"/>
             </w:pPr>
-            <w:hyperlink w:history="1" r:id="rIdlvvfhy7sg4ycew8m2z0px">
+            <w:hyperlink w:history="1" r:id="rIdwqrrbwmxapzk9wrihnmfb">
               <w:r>
                 <w:rPr>
                   <w:rFonts w:ascii="Arial" w:cs="Arial" w:eastAsia="Arial" w:hAnsi="Arial"/>
@@ -23080,7 +23080,7 @@
             <w:pPr>
               <w:spacing w:after="20" w:before="0"/>
             </w:pPr>
-            <w:hyperlink w:history="1" r:id="rIdn4yfk0zrvzdqxdglighwk">
+            <w:hyperlink w:history="1" r:id="rId5xeyj8gkyko2puhofzuxa">
               <w:r>
                 <w:rPr>
                   <w:rFonts w:ascii="Arial" w:cs="Arial" w:eastAsia="Arial" w:hAnsi="Arial"/>
@@ -23113,7 +23113,7 @@
               <w:spacing w:after="10" w:before="0"/>
               <w:ind w:left="120"/>
             </w:pPr>
-            <w:hyperlink w:history="1" r:id="rIdios5lqgosrbjfyl_uafls">
+            <w:hyperlink w:history="1" r:id="rIddyvhdyrm5ydqdwmt1pa0r">
               <w:r>
                 <w:rPr>
                   <w:rFonts w:ascii="Arial" w:cs="Arial" w:eastAsia="Arial" w:hAnsi="Arial"/>
@@ -23158,7 +23158,7 @@
             <w:pPr>
               <w:spacing w:after="20" w:before="0"/>
             </w:pPr>
-            <w:hyperlink w:history="1" r:id="rIdwctoz9rkrmp3ixhnvp75d">
+            <w:hyperlink w:history="1" r:id="rIdwkne9xw1ztvwjpbi8p9tm">
               <w:r>
                 <w:rPr>
                   <w:rFonts w:ascii="Arial" w:cs="Arial" w:eastAsia="Arial" w:hAnsi="Arial"/>
@@ -23207,7 +23207,7 @@
               <w:spacing w:after="10" w:before="0"/>
               <w:ind w:left="120"/>
             </w:pPr>
-            <w:hyperlink w:history="1" r:id="rId6_we82jux9lepexhhe5bq">
+            <w:hyperlink w:history="1" r:id="rIdhrc6xjoborktvb0axuznw">
               <w:r>
                 <w:rPr>
                   <w:rFonts w:ascii="Arial" w:cs="Arial" w:eastAsia="Arial" w:hAnsi="Arial"/>
@@ -23732,7 +23732,7 @@
         </w:rPr>
         <w:t xml:space="preserve">© 2026 SeaVuria and ARES. Aligned with KICD objectives. Developed by SeaVuria; technical implementation by ARES (with AI assistance from Claude). Licensed under </w:t>
       </w:r>
-      <w:hyperlink w:history="1" r:id="rId_bzcd0nof7r0_hntr3xcl">
+      <w:hyperlink w:history="1" r:id="rIdtveg7jephxwprgz3ihhst">
         <w:r>
           <w:rPr>
             <w:rFonts w:ascii="Arial" w:cs="Arial" w:eastAsia="Arial" w:hAnsi="Arial"/>
@@ -23753,7 +23753,7 @@
         </w:rPr>
         <w:t xml:space="preserve"> (</w:t>
       </w:r>
-      <w:hyperlink w:history="1" r:id="rIdsbutp4nx4tt4cbhmp7cz6">
+      <w:hyperlink w:history="1" r:id="rId-hkezoaodm_rqhhqzc3dc">
         <w:r>
           <w:rPr>
             <w:rFonts w:ascii="Arial" w:cs="Arial" w:eastAsia="Arial" w:hAnsi="Arial"/>
@@ -24793,7 +24793,7 @@
             <w:pPr>
               <w:spacing w:after="20" w:before="0"/>
             </w:pPr>
-            <w:hyperlink w:history="1" r:id="rIdrkrevlt6p3pbnqphtak13">
+            <w:hyperlink w:history="1" r:id="rIdj1ig8_szvymne7ktb6g5h">
               <w:r>
                 <w:rPr>
                   <w:rFonts w:ascii="Arial" w:cs="Arial" w:eastAsia="Arial" w:hAnsi="Arial"/>
@@ -24842,7 +24842,7 @@
               <w:spacing w:after="10" w:before="0"/>
               <w:ind w:left="120"/>
             </w:pPr>
-            <w:hyperlink w:history="1" r:id="rIdbz1gkuqbc9qpzqswvocam">
+            <w:hyperlink w:history="1" r:id="rIduvge5pkg-semlx7qp_byv">
               <w:r>
                 <w:rPr>
                   <w:rFonts w:ascii="Arial" w:cs="Arial" w:eastAsia="Arial" w:hAnsi="Arial"/>
@@ -24904,7 +24904,7 @@
               <w:spacing w:after="10" w:before="0"/>
               <w:ind w:left="120"/>
             </w:pPr>
-            <w:hyperlink w:history="1" r:id="rIdcgva0aknaboiof4a8t9fn">
+            <w:hyperlink w:history="1" r:id="rIdtixznk4r339qeqmir5n-0">
               <w:r>
                 <w:rPr>
                   <w:rFonts w:ascii="Arial" w:cs="Arial" w:eastAsia="Arial" w:hAnsi="Arial"/>
@@ -25119,7 +25119,7 @@
             <w:pPr>
               <w:spacing w:after="20" w:before="0"/>
             </w:pPr>
-            <w:hyperlink w:history="1" r:id="rIdslfheazhzq1pdaqu2nfht">
+            <w:hyperlink w:history="1" r:id="rIdcw06wetm_klmcneenreya">
               <w:r>
                 <w:rPr>
                   <w:rFonts w:ascii="Arial" w:cs="Arial" w:eastAsia="Arial" w:hAnsi="Arial"/>
@@ -25168,7 +25168,7 @@
               <w:spacing w:after="10" w:before="0"/>
               <w:ind w:left="120"/>
             </w:pPr>
-            <w:hyperlink w:history="1" r:id="rIdeyhdh8jn0ztcpo2xybwwh">
+            <w:hyperlink w:history="1" r:id="rId36of1hecpixskt0z3hcj7">
               <w:r>
                 <w:rPr>
                   <w:rFonts w:ascii="Arial" w:cs="Arial" w:eastAsia="Arial" w:hAnsi="Arial"/>
@@ -25230,7 +25230,7 @@
               <w:spacing w:after="10" w:before="0"/>
               <w:ind w:left="120"/>
             </w:pPr>
-            <w:hyperlink w:history="1" r:id="rIdcd-o7bsrq-cwgwzwynfwg">
+            <w:hyperlink w:history="1" r:id="rId6jgac7qtdjc07rt6raraj">
               <w:r>
                 <w:rPr>
                   <w:rFonts w:ascii="Arial" w:cs="Arial" w:eastAsia="Arial" w:hAnsi="Arial"/>
@@ -25445,7 +25445,7 @@
             <w:pPr>
               <w:spacing w:after="20" w:before="0"/>
             </w:pPr>
-            <w:hyperlink w:history="1" r:id="rIduwj68ktnrsfc7cchunnkw">
+            <w:hyperlink w:history="1" r:id="rIdgr9db-dgqjn7dkrtrnwvy">
               <w:r>
                 <w:rPr>
                   <w:rFonts w:ascii="Arial" w:cs="Arial" w:eastAsia="Arial" w:hAnsi="Arial"/>
@@ -25494,7 +25494,7 @@
               <w:spacing w:after="10" w:before="0"/>
               <w:ind w:left="120"/>
             </w:pPr>
-            <w:hyperlink w:history="1" r:id="rIdzz_npxpk3cv-_numg1uo_">
+            <w:hyperlink w:history="1" r:id="rIdqenm0j6jzfbcf-ewlbcn1">
               <w:r>
                 <w:rPr>
                   <w:rFonts w:ascii="Arial" w:cs="Arial" w:eastAsia="Arial" w:hAnsi="Arial"/>
@@ -25556,7 +25556,7 @@
               <w:spacing w:after="10" w:before="0"/>
               <w:ind w:left="120"/>
             </w:pPr>
-            <w:hyperlink w:history="1" r:id="rIdzjbrlxpo5zhk6lo_asfjp">
+            <w:hyperlink w:history="1" r:id="rId2g261wofx0poycldyg-rj">
               <w:r>
                 <w:rPr>
                   <w:rFonts w:ascii="Arial" w:cs="Arial" w:eastAsia="Arial" w:hAnsi="Arial"/>
@@ -25771,7 +25771,7 @@
             <w:pPr>
               <w:spacing w:after="20" w:before="0"/>
             </w:pPr>
-            <w:hyperlink w:history="1" r:id="rId_ijvqdubbv31xfejxlda9">
+            <w:hyperlink w:history="1" r:id="rIdlqcngmeg9rhuzotmuv8ib">
               <w:r>
                 <w:rPr>
                   <w:rFonts w:ascii="Arial" w:cs="Arial" w:eastAsia="Arial" w:hAnsi="Arial"/>
@@ -25820,7 +25820,7 @@
               <w:spacing w:after="10" w:before="0"/>
               <w:ind w:left="120"/>
             </w:pPr>
-            <w:hyperlink w:history="1" r:id="rId9pio3_ke9jqfulaul8wfv">
+            <w:hyperlink w:history="1" r:id="rId_iyko3zbse5zxmsjtl8yz">
               <w:r>
                 <w:rPr>
                   <w:rFonts w:ascii="Arial" w:cs="Arial" w:eastAsia="Arial" w:hAnsi="Arial"/>
@@ -25882,7 +25882,7 @@
               <w:spacing w:after="10" w:before="0"/>
               <w:ind w:left="120"/>
             </w:pPr>
-            <w:hyperlink w:history="1" r:id="rIdabrjn-qsodynppf5ggbca">
+            <w:hyperlink w:history="1" r:id="rId1xc2wam9l85u06hzujiw2">
               <w:r>
                 <w:rPr>
                   <w:rFonts w:ascii="Arial" w:cs="Arial" w:eastAsia="Arial" w:hAnsi="Arial"/>
@@ -26097,7 +26097,7 @@
             <w:pPr>
               <w:spacing w:after="20" w:before="0"/>
             </w:pPr>
-            <w:hyperlink w:history="1" r:id="rIdwemqjoph4hevxgzo57bfg">
+            <w:hyperlink w:history="1" r:id="rIdj29iogmvs8giualsroyjj">
               <w:r>
                 <w:rPr>
                   <w:rFonts w:ascii="Arial" w:cs="Arial" w:eastAsia="Arial" w:hAnsi="Arial"/>
@@ -26146,7 +26146,7 @@
               <w:spacing w:after="10" w:before="0"/>
               <w:ind w:left="120"/>
             </w:pPr>
-            <w:hyperlink w:history="1" r:id="rIdazul7ycbyqg101c9wycmy">
+            <w:hyperlink w:history="1" r:id="rIdb_3by0lkaj_lsqhf6cf-k">
               <w:r>
                 <w:rPr>
                   <w:rFonts w:ascii="Arial" w:cs="Arial" w:eastAsia="Arial" w:hAnsi="Arial"/>
@@ -26208,7 +26208,7 @@
               <w:spacing w:after="10" w:before="0"/>
               <w:ind w:left="120"/>
             </w:pPr>
-            <w:hyperlink w:history="1" r:id="rIdtvps8y56t6e__pceb5jcs">
+            <w:hyperlink w:history="1" r:id="rId1h8o6zilgshsxtdmagvs3">
               <w:r>
                 <w:rPr>
                   <w:rFonts w:ascii="Arial" w:cs="Arial" w:eastAsia="Arial" w:hAnsi="Arial"/>
@@ -26988,7 +26988,7 @@
         </w:rPr>
         <w:t xml:space="preserve">© 2026 SeaVuria and ARES. Aligned with KICD objectives. Developed by SeaVuria; technical implementation by ARES (with AI assistance from Claude). Licensed under </w:t>
       </w:r>
-      <w:hyperlink w:history="1" r:id="rIdyzfl4dsinzuyypbwxhq7y">
+      <w:hyperlink w:history="1" r:id="rIdaenytbcckj_zpuknol881">
         <w:r>
           <w:rPr>
             <w:rFonts w:ascii="Arial" w:cs="Arial" w:eastAsia="Arial" w:hAnsi="Arial"/>
@@ -27009,7 +27009,7 @@
         </w:rPr>
         <w:t xml:space="preserve"> (</w:t>
       </w:r>
-      <w:hyperlink w:history="1" r:id="rId8tawcecncvq_xnh5h-kvl">
+      <w:hyperlink w:history="1" r:id="rIdvx4lgggqbf1txju6dw0qa">
         <w:r>
           <w:rPr>
             <w:rFonts w:ascii="Arial" w:cs="Arial" w:eastAsia="Arial" w:hAnsi="Arial"/>
